--- a/raildriver-USA-Remapped.docx
+++ b/raildriver-USA-Remapped.docx
@@ -2,6 +2,1153 @@
 <file path=word/document.xml><?xml version="1.0" encoding="utf-8"?>
 <w:document xmlns:o="urn:schemas-microsoft-com:office:office" xmlns:r="http://schemas.openxmlformats.org/officeDocument/2006/relationships" xmlns:v="urn:schemas-microsoft-com:vml" xmlns:w="http://schemas.openxmlformats.org/wordprocessingml/2006/main" xmlns:w10="urn:schemas-microsoft-com:office:word" xmlns:wp="http://schemas.openxmlformats.org/drawingml/2006/wordprocessingDrawing" xmlns:pic="http://schemas.openxmlformats.org/drawingml/2006/picture" xmlns:wps="http://schemas.microsoft.com/office/word/2010/wordprocessingShape" xmlns:wpg="http://schemas.microsoft.com/office/word/2010/wordprocessingGroup" xmlns:mc="http://schemas.openxmlformats.org/markup-compatibility/2006" xmlns:wp14="http://schemas.microsoft.com/office/word/2010/wordprocessingDrawing" xmlns:w14="http://schemas.microsoft.com/office/word/2010/wordml" xmlns:w15="http://schemas.microsoft.com/office/word/2012/wordml" mc:Ignorable="w14 wp14 w15">
   <w:body>
+    <w:p>
+      <w:pPr>
+        <w:pStyle w:val="Normal"/>
+        <w:rPr>
+          <w:color w:val="000000"/>
+          <w:sz w:val="16"/>
+          <w:szCs w:val="16"/>
+        </w:rPr>
+      </w:pPr>
+      <w:r>
+        <w:rPr>
+          <w:color w:val="000000"/>
+          <w:sz w:val="16"/>
+          <w:szCs w:val="16"/>
+        </w:rPr>
+        <w:tab/>
+        <w:t xml:space="preserve">       </w:t>
+      </w:r>
+      <w:r>
+        <w:rPr>
+          <w:rFonts w:eastAsia="arial" w:ascii="arial" w:hAnsi="arial"/>
+          <w:color w:val="000000"/>
+          <w:sz w:val="16"/>
+          <w:szCs w:val="16"/>
+        </w:rPr>
+        <w:t xml:space="preserve">    GP60M-1</w:t>
+      </w:r>
+    </w:p>
+    <w:tbl>
+      <w:tblPr>
+        <w:tblW w:w="14248" w:type="dxa"/>
+        <w:jc w:val="left"/>
+        <w:tblInd w:w="-5" w:type="dxa"/>
+        <w:tblLayout w:type="fixed"/>
+        <w:tblCellMar>
+          <w:top w:w="0" w:type="dxa"/>
+          <w:left w:w="108" w:type="dxa"/>
+          <w:bottom w:w="0" w:type="dxa"/>
+          <w:right w:w="108" w:type="dxa"/>
+        </w:tblCellMar>
+        <w:tblLook w:firstRow="1" w:noVBand="1" w:lastRow="0" w:firstColumn="1" w:lastColumn="0" w:noHBand="0" w:val="04a0"/>
+      </w:tblPr>
+      <w:tblGrid>
+        <w:gridCol w:w="1017"/>
+        <w:gridCol w:w="1019"/>
+        <w:gridCol w:w="1014"/>
+        <w:gridCol w:w="1016"/>
+        <w:gridCol w:w="1020"/>
+        <w:gridCol w:w="1016"/>
+        <w:gridCol w:w="1016"/>
+        <w:gridCol w:w="1017"/>
+        <w:gridCol w:w="1016"/>
+        <w:gridCol w:w="1020"/>
+        <w:gridCol w:w="1016"/>
+        <w:gridCol w:w="1016"/>
+        <w:gridCol w:w="1016"/>
+        <w:gridCol w:w="1029"/>
+      </w:tblGrid>
+      <w:tr>
+        <w:trPr>
+          <w:trHeight w:val="440" w:hRule="exact"/>
+          <w:cantSplit w:val="true"/>
+        </w:trPr>
+        <w:tc>
+          <w:tcPr>
+            <w:tcW w:w="1017" w:type="dxa"/>
+            <w:tcBorders>
+              <w:top w:val="single" w:sz="4" w:space="0" w:color="000000"/>
+              <w:left w:val="single" w:sz="4" w:space="0" w:color="000000"/>
+              <w:bottom w:val="single" w:sz="4" w:space="0" w:color="000000"/>
+            </w:tcBorders>
+            <w:vAlign w:val="bottom"/>
+          </w:tcPr>
+          <w:p>
+            <w:pPr>
+              <w:pStyle w:val="Normal"/>
+              <w:widowControl w:val="false"/>
+              <w:spacing w:lineRule="auto" w:line="180" w:before="0" w:after="60"/>
+              <w:jc w:val="center"/>
+              <w:rPr>
+                <w:color w:val="000000"/>
+                <w:sz w:val="16"/>
+                <w:szCs w:val="16"/>
+              </w:rPr>
+            </w:pPr>
+            <w:r>
+              <w:rPr>
+                <w:rFonts w:eastAsia="arial" w:ascii="arial" w:hAnsi="arial"/>
+                <w:b/>
+                <w:color w:val="000000"/>
+                <w:sz w:val="16"/>
+                <w:szCs w:val="16"/>
+              </w:rPr>
+              <w:t>Pause</w:t>
+            </w:r>
+          </w:p>
+        </w:tc>
+        <w:tc>
+          <w:tcPr>
+            <w:tcW w:w="1019" w:type="dxa"/>
+            <w:tcBorders>
+              <w:top w:val="single" w:sz="4" w:space="0" w:color="000000"/>
+              <w:left w:val="single" w:sz="4" w:space="0" w:color="000000"/>
+              <w:bottom w:val="single" w:sz="4" w:space="0" w:color="000000"/>
+            </w:tcBorders>
+            <w:vAlign w:val="bottom"/>
+          </w:tcPr>
+          <w:p>
+            <w:pPr>
+              <w:pStyle w:val="Normal"/>
+              <w:widowControl w:val="false"/>
+              <w:spacing w:lineRule="auto" w:line="180"/>
+              <w:jc w:val="center"/>
+              <w:rPr>
+                <w:color w:val="000000"/>
+                <w:sz w:val="16"/>
+                <w:szCs w:val="16"/>
+              </w:rPr>
+            </w:pPr>
+            <w:r>
+              <w:rPr>
+                <w:color w:val="000000"/>
+                <w:sz w:val="16"/>
+                <w:szCs w:val="16"/>
+              </w:rPr>
+            </w:r>
+          </w:p>
+        </w:tc>
+        <w:tc>
+          <w:tcPr>
+            <w:tcW w:w="1014" w:type="dxa"/>
+            <w:tcBorders>
+              <w:top w:val="single" w:sz="4" w:space="0" w:color="000000"/>
+              <w:left w:val="single" w:sz="4" w:space="0" w:color="000000"/>
+              <w:bottom w:val="single" w:sz="4" w:space="0" w:color="000000"/>
+            </w:tcBorders>
+            <w:vAlign w:val="bottom"/>
+          </w:tcPr>
+          <w:p>
+            <w:pPr>
+              <w:pStyle w:val="Normal"/>
+              <w:widowControl w:val="false"/>
+              <w:spacing w:lineRule="auto" w:line="180"/>
+              <w:jc w:val="center"/>
+              <w:rPr>
+                <w:color w:val="000000"/>
+                <w:sz w:val="16"/>
+                <w:szCs w:val="16"/>
+              </w:rPr>
+            </w:pPr>
+            <w:r>
+              <w:rPr>
+                <w:rFonts w:eastAsia="arial" w:ascii="arial" w:hAnsi="arial"/>
+                <w:color w:val="000000"/>
+                <w:sz w:val="16"/>
+                <w:szCs w:val="16"/>
+              </w:rPr>
+              <w:t>Engine Start</w:t>
+            </w:r>
+          </w:p>
+        </w:tc>
+        <w:tc>
+          <w:tcPr>
+            <w:tcW w:w="1016" w:type="dxa"/>
+            <w:tcBorders>
+              <w:top w:val="single" w:sz="4" w:space="0" w:color="000000"/>
+              <w:left w:val="single" w:sz="4" w:space="0" w:color="000000"/>
+              <w:bottom w:val="single" w:sz="4" w:space="0" w:color="000000"/>
+            </w:tcBorders>
+            <w:vAlign w:val="bottom"/>
+          </w:tcPr>
+          <w:p>
+            <w:pPr>
+              <w:pStyle w:val="Normal"/>
+              <w:widowControl w:val="false"/>
+              <w:spacing w:lineRule="auto" w:line="180"/>
+              <w:jc w:val="center"/>
+              <w:rPr>
+                <w:color w:val="000000"/>
+                <w:sz w:val="16"/>
+                <w:szCs w:val="16"/>
+              </w:rPr>
+            </w:pPr>
+            <w:r>
+              <w:rPr>
+                <w:color w:val="000000"/>
+                <w:sz w:val="16"/>
+                <w:szCs w:val="16"/>
+              </w:rPr>
+              <w:t>Engine Run</w:t>
+            </w:r>
+          </w:p>
+        </w:tc>
+        <w:tc>
+          <w:tcPr>
+            <w:tcW w:w="1020" w:type="dxa"/>
+            <w:tcBorders>
+              <w:top w:val="single" w:sz="4" w:space="0" w:color="000000"/>
+              <w:left w:val="single" w:sz="4" w:space="0" w:color="000000"/>
+              <w:bottom w:val="single" w:sz="4" w:space="0" w:color="000000"/>
+            </w:tcBorders>
+            <w:vAlign w:val="bottom"/>
+          </w:tcPr>
+          <w:p>
+            <w:pPr>
+              <w:pStyle w:val="Normal"/>
+              <w:widowControl w:val="false"/>
+              <w:spacing w:lineRule="auto" w:line="180"/>
+              <w:jc w:val="center"/>
+              <w:rPr>
+                <w:color w:val="000000"/>
+                <w:sz w:val="16"/>
+                <w:szCs w:val="16"/>
+              </w:rPr>
+            </w:pPr>
+            <w:r>
+              <w:rPr>
+                <w:color w:val="000000"/>
+                <w:sz w:val="16"/>
+                <w:szCs w:val="16"/>
+              </w:rPr>
+              <w:t>Generator Field</w:t>
+            </w:r>
+          </w:p>
+        </w:tc>
+        <w:tc>
+          <w:tcPr>
+            <w:tcW w:w="1016" w:type="dxa"/>
+            <w:tcBorders>
+              <w:top w:val="single" w:sz="4" w:space="0" w:color="000000"/>
+              <w:left w:val="single" w:sz="4" w:space="0" w:color="000000"/>
+              <w:bottom w:val="single" w:sz="4" w:space="0" w:color="000000"/>
+            </w:tcBorders>
+            <w:vAlign w:val="bottom"/>
+          </w:tcPr>
+          <w:p>
+            <w:pPr>
+              <w:pStyle w:val="Normal"/>
+              <w:widowControl w:val="false"/>
+              <w:jc w:val="center"/>
+              <w:rPr>
+                <w:color w:val="000000"/>
+                <w:sz w:val="16"/>
+                <w:szCs w:val="16"/>
+              </w:rPr>
+            </w:pPr>
+            <w:r>
+              <w:rPr>
+                <w:color w:val="000000"/>
+                <w:sz w:val="16"/>
+                <w:szCs w:val="16"/>
+              </w:rPr>
+              <w:t>Brake</w:t>
+            </w:r>
+          </w:p>
+          <w:p>
+            <w:pPr>
+              <w:pStyle w:val="Normal"/>
+              <w:widowControl w:val="false"/>
+              <w:jc w:val="center"/>
+              <w:rPr>
+                <w:color w:val="000000"/>
+                <w:sz w:val="16"/>
+                <w:szCs w:val="16"/>
+              </w:rPr>
+            </w:pPr>
+            <w:r>
+              <w:rPr>
+                <w:color w:val="000000"/>
+                <w:sz w:val="16"/>
+                <w:szCs w:val="16"/>
+              </w:rPr>
+              <w:t>Cut-In</w:t>
+            </w:r>
+          </w:p>
+        </w:tc>
+        <w:tc>
+          <w:tcPr>
+            <w:tcW w:w="1016" w:type="dxa"/>
+            <w:tcBorders>
+              <w:top w:val="single" w:sz="4" w:space="0" w:color="000000"/>
+              <w:left w:val="single" w:sz="4" w:space="0" w:color="000000"/>
+              <w:bottom w:val="single" w:sz="4" w:space="0" w:color="000000"/>
+            </w:tcBorders>
+            <w:vAlign w:val="bottom"/>
+          </w:tcPr>
+          <w:p>
+            <w:pPr>
+              <w:pStyle w:val="Normal"/>
+              <w:widowControl w:val="false"/>
+              <w:jc w:val="center"/>
+              <w:rPr>
+                <w:color w:val="000000"/>
+                <w:sz w:val="16"/>
+                <w:szCs w:val="16"/>
+              </w:rPr>
+            </w:pPr>
+            <w:r>
+              <w:rPr>
+                <w:color w:val="000000"/>
+                <w:sz w:val="16"/>
+                <w:szCs w:val="16"/>
+              </w:rPr>
+              <w:t>MU-2A Lead</w:t>
+            </w:r>
+          </w:p>
+        </w:tc>
+        <w:tc>
+          <w:tcPr>
+            <w:tcW w:w="1017" w:type="dxa"/>
+            <w:tcBorders>
+              <w:top w:val="single" w:sz="4" w:space="0" w:color="000000"/>
+              <w:left w:val="single" w:sz="4" w:space="0" w:color="000000"/>
+              <w:bottom w:val="single" w:sz="4" w:space="0" w:color="000000"/>
+            </w:tcBorders>
+            <w:vAlign w:val="bottom"/>
+          </w:tcPr>
+          <w:p>
+            <w:pPr>
+              <w:pStyle w:val="Normal"/>
+              <w:widowControl w:val="false"/>
+              <w:jc w:val="center"/>
+              <w:rPr>
+                <w:color w:val="000000"/>
+                <w:sz w:val="16"/>
+                <w:szCs w:val="16"/>
+              </w:rPr>
+            </w:pPr>
+            <w:r>
+              <w:rPr>
+                <w:rFonts w:eastAsia="arial" w:ascii="arial" w:hAnsi="arial"/>
+                <w:color w:val="000000"/>
+                <w:sz w:val="16"/>
+                <w:szCs w:val="16"/>
+              </w:rPr>
+              <w:t>Banking COMM</w:t>
+            </w:r>
+          </w:p>
+        </w:tc>
+        <w:tc>
+          <w:tcPr>
+            <w:tcW w:w="1016" w:type="dxa"/>
+            <w:tcBorders>
+              <w:top w:val="single" w:sz="4" w:space="0" w:color="000000"/>
+              <w:left w:val="single" w:sz="4" w:space="0" w:color="000000"/>
+              <w:bottom w:val="single" w:sz="4" w:space="0" w:color="000000"/>
+            </w:tcBorders>
+            <w:vAlign w:val="bottom"/>
+          </w:tcPr>
+          <w:p>
+            <w:pPr>
+              <w:pStyle w:val="Normal"/>
+              <w:widowControl w:val="false"/>
+              <w:jc w:val="center"/>
+              <w:rPr>
+                <w:sz w:val="16"/>
+                <w:szCs w:val="16"/>
+              </w:rPr>
+            </w:pPr>
+            <w:r>
+              <w:rPr>
+                <w:sz w:val="16"/>
+                <w:szCs w:val="16"/>
+              </w:rPr>
+              <w:t>Rear HL Up</w:t>
+            </w:r>
+          </w:p>
+        </w:tc>
+        <w:tc>
+          <w:tcPr>
+            <w:tcW w:w="1020" w:type="dxa"/>
+            <w:tcBorders>
+              <w:top w:val="single" w:sz="4" w:space="0" w:color="000000"/>
+              <w:left w:val="single" w:sz="4" w:space="0" w:color="000000"/>
+              <w:bottom w:val="single" w:sz="4" w:space="0" w:color="000000"/>
+            </w:tcBorders>
+            <w:vAlign w:val="bottom"/>
+          </w:tcPr>
+          <w:p>
+            <w:pPr>
+              <w:pStyle w:val="Normal"/>
+              <w:widowControl w:val="false"/>
+              <w:spacing w:lineRule="auto" w:line="180"/>
+              <w:jc w:val="center"/>
+              <w:rPr>
+                <w:sz w:val="16"/>
+                <w:szCs w:val="16"/>
+              </w:rPr>
+            </w:pPr>
+            <w:r>
+              <w:rPr>
+                <w:sz w:val="16"/>
+                <w:szCs w:val="16"/>
+              </w:rPr>
+              <w:t>Ditch Light</w:t>
+            </w:r>
+          </w:p>
+        </w:tc>
+        <w:tc>
+          <w:tcPr>
+            <w:tcW w:w="1016" w:type="dxa"/>
+            <w:tcBorders>
+              <w:top w:val="single" w:sz="4" w:space="0" w:color="000000"/>
+              <w:left w:val="single" w:sz="4" w:space="0" w:color="000000"/>
+              <w:bottom w:val="single" w:sz="4" w:space="0" w:color="000000"/>
+            </w:tcBorders>
+            <w:vAlign w:val="bottom"/>
+          </w:tcPr>
+          <w:p>
+            <w:pPr>
+              <w:pStyle w:val="Normal"/>
+              <w:widowControl w:val="false"/>
+              <w:spacing w:lineRule="auto" w:line="180"/>
+              <w:jc w:val="center"/>
+              <w:rPr>
+                <w:sz w:val="16"/>
+                <w:szCs w:val="16"/>
+              </w:rPr>
+            </w:pPr>
+            <w:r>
+              <w:rPr>
+                <w:rFonts w:eastAsia="arial" w:ascii="arial" w:hAnsi="arial"/>
+                <w:color w:val="000000"/>
+                <w:sz w:val="16"/>
+                <w:szCs w:val="16"/>
+              </w:rPr>
+              <w:t>Gauge Light</w:t>
+            </w:r>
+          </w:p>
+        </w:tc>
+        <w:tc>
+          <w:tcPr>
+            <w:tcW w:w="1016" w:type="dxa"/>
+            <w:tcBorders>
+              <w:top w:val="single" w:sz="4" w:space="0" w:color="000000"/>
+              <w:left w:val="single" w:sz="4" w:space="0" w:color="000000"/>
+              <w:bottom w:val="single" w:sz="4" w:space="0" w:color="000000"/>
+            </w:tcBorders>
+            <w:vAlign w:val="bottom"/>
+          </w:tcPr>
+          <w:p>
+            <w:pPr>
+              <w:pStyle w:val="Normal"/>
+              <w:widowControl w:val="false"/>
+              <w:spacing w:lineRule="auto" w:line="180"/>
+              <w:jc w:val="center"/>
+              <w:rPr>
+                <w:sz w:val="16"/>
+                <w:szCs w:val="16"/>
+              </w:rPr>
+            </w:pPr>
+            <w:r>
+              <w:rPr>
+                <w:sz w:val="16"/>
+                <w:szCs w:val="16"/>
+              </w:rPr>
+              <w:t>Cab Light</w:t>
+            </w:r>
+          </w:p>
+        </w:tc>
+        <w:tc>
+          <w:tcPr>
+            <w:tcW w:w="1016" w:type="dxa"/>
+            <w:tcBorders>
+              <w:top w:val="single" w:sz="4" w:space="0" w:color="000000"/>
+              <w:left w:val="single" w:sz="4" w:space="0" w:color="000000"/>
+              <w:bottom w:val="single" w:sz="4" w:space="0" w:color="000000"/>
+            </w:tcBorders>
+            <w:vAlign w:val="bottom"/>
+          </w:tcPr>
+          <w:p>
+            <w:pPr>
+              <w:pStyle w:val="Normal"/>
+              <w:widowControl w:val="false"/>
+              <w:spacing w:lineRule="auto" w:line="180"/>
+              <w:jc w:val="center"/>
+              <w:rPr>
+                <w:sz w:val="16"/>
+                <w:szCs w:val="16"/>
+              </w:rPr>
+            </w:pPr>
+            <w:r>
+              <w:rPr>
+                <w:rFonts w:eastAsia="arial" w:ascii="arial" w:hAnsi="arial"/>
+                <w:color w:val="000000"/>
+                <w:sz w:val="16"/>
+                <w:szCs w:val="16"/>
+              </w:rPr>
+              <w:t>1-Person</w:t>
+            </w:r>
+          </w:p>
+        </w:tc>
+        <w:tc>
+          <w:tcPr>
+            <w:tcW w:w="1029" w:type="dxa"/>
+            <w:tcBorders>
+              <w:top w:val="single" w:sz="4" w:space="0" w:color="000000"/>
+              <w:left w:val="single" w:sz="4" w:space="0" w:color="000000"/>
+              <w:bottom w:val="single" w:sz="4" w:space="0" w:color="000000"/>
+              <w:right w:val="single" w:sz="4" w:space="0" w:color="000000"/>
+            </w:tcBorders>
+            <w:vAlign w:val="bottom"/>
+          </w:tcPr>
+          <w:p>
+            <w:pPr>
+              <w:pStyle w:val="Normal"/>
+              <w:widowControl w:val="false"/>
+              <w:spacing w:lineRule="auto" w:line="180"/>
+              <w:jc w:val="center"/>
+              <w:rPr>
+                <w:sz w:val="16"/>
+                <w:szCs w:val="16"/>
+              </w:rPr>
+            </w:pPr>
+            <w:r>
+              <w:rPr>
+                <w:rFonts w:eastAsia="arial" w:ascii="arial" w:hAnsi="arial"/>
+                <w:color w:val="000000"/>
+                <w:sz w:val="16"/>
+                <w:szCs w:val="16"/>
+              </w:rPr>
+              <w:t>Next</w:t>
+            </w:r>
+          </w:p>
+          <w:p>
+            <w:pPr>
+              <w:pStyle w:val="Normal"/>
+              <w:widowControl w:val="false"/>
+              <w:spacing w:lineRule="auto" w:line="180"/>
+              <w:jc w:val="center"/>
+              <w:rPr>
+                <w:sz w:val="16"/>
+                <w:szCs w:val="16"/>
+              </w:rPr>
+            </w:pPr>
+            <w:r>
+              <w:rPr>
+                <w:rFonts w:eastAsia="arial" w:ascii="arial" w:hAnsi="arial"/>
+                <w:color w:val="000000"/>
+                <w:sz w:val="16"/>
+                <w:szCs w:val="16"/>
+              </w:rPr>
+              <w:t>Cab Cam</w:t>
+            </w:r>
+          </w:p>
+        </w:tc>
+      </w:tr>
+    </w:tbl>
+    <w:p>
+      <w:pPr>
+        <w:pStyle w:val="Normal"/>
+        <w:rPr>
+          <w:rFonts w:ascii="arial" w:hAnsi="arial" w:eastAsia="arial"/>
+          <w:color w:val="000000"/>
+          <w:sz w:val="16"/>
+          <w:szCs w:val="16"/>
+        </w:rPr>
+      </w:pPr>
+      <w:r>
+        <w:rPr>
+          <w:rFonts w:eastAsia="arial" w:ascii="arial" w:hAnsi="arial"/>
+          <w:color w:val="000000"/>
+          <w:sz w:val="16"/>
+          <w:szCs w:val="16"/>
+        </w:rPr>
+      </w:r>
+    </w:p>
+    <w:p>
+      <w:pPr>
+        <w:pStyle w:val="Normal"/>
+        <w:rPr>
+          <w:color w:val="000000"/>
+          <w:sz w:val="16"/>
+          <w:szCs w:val="16"/>
+        </w:rPr>
+      </w:pPr>
+      <w:r>
+        <w:rPr>
+          <w:rFonts w:eastAsia="arial" w:ascii="arial" w:hAnsi="arial"/>
+          <w:color w:val="000000"/>
+          <w:sz w:val="16"/>
+          <w:szCs w:val="16"/>
+        </w:rPr>
+        <w:tab/>
+        <w:t xml:space="preserve">           GP60M-2</w:t>
+      </w:r>
+    </w:p>
+    <w:tbl>
+      <w:tblPr>
+        <w:tblW w:w="14248" w:type="dxa"/>
+        <w:jc w:val="left"/>
+        <w:tblInd w:w="-5" w:type="dxa"/>
+        <w:tblLayout w:type="fixed"/>
+        <w:tblCellMar>
+          <w:top w:w="0" w:type="dxa"/>
+          <w:left w:w="108" w:type="dxa"/>
+          <w:bottom w:w="0" w:type="dxa"/>
+          <w:right w:w="108" w:type="dxa"/>
+        </w:tblCellMar>
+        <w:tblLook w:firstRow="1" w:noVBand="1" w:lastRow="0" w:firstColumn="1" w:lastColumn="0" w:noHBand="0" w:val="04a0"/>
+      </w:tblPr>
+      <w:tblGrid>
+        <w:gridCol w:w="1017"/>
+        <w:gridCol w:w="1019"/>
+        <w:gridCol w:w="1014"/>
+        <w:gridCol w:w="1016"/>
+        <w:gridCol w:w="1020"/>
+        <w:gridCol w:w="1016"/>
+        <w:gridCol w:w="1016"/>
+        <w:gridCol w:w="1017"/>
+        <w:gridCol w:w="1016"/>
+        <w:gridCol w:w="1020"/>
+        <w:gridCol w:w="1016"/>
+        <w:gridCol w:w="1016"/>
+        <w:gridCol w:w="1016"/>
+        <w:gridCol w:w="1029"/>
+      </w:tblGrid>
+      <w:tr>
+        <w:trPr>
+          <w:trHeight w:val="440" w:hRule="exact"/>
+          <w:cantSplit w:val="true"/>
+        </w:trPr>
+        <w:tc>
+          <w:tcPr>
+            <w:tcW w:w="1017" w:type="dxa"/>
+            <w:tcBorders>
+              <w:top w:val="single" w:sz="4" w:space="0" w:color="000000"/>
+              <w:left w:val="single" w:sz="4" w:space="0" w:color="000000"/>
+              <w:bottom w:val="single" w:sz="4" w:space="0" w:color="000000"/>
+            </w:tcBorders>
+            <w:vAlign w:val="bottom"/>
+          </w:tcPr>
+          <w:p>
+            <w:pPr>
+              <w:pStyle w:val="Normal"/>
+              <w:widowControl w:val="false"/>
+              <w:spacing w:lineRule="auto" w:line="180" w:before="0" w:after="60"/>
+              <w:jc w:val="center"/>
+              <w:rPr>
+                <w:b/>
+                <w:bCs/>
+              </w:rPr>
+            </w:pPr>
+            <w:r>
+              <w:rPr>
+                <w:b/>
+                <w:bCs/>
+                <w:color w:val="000000"/>
+                <w:sz w:val="16"/>
+                <w:szCs w:val="16"/>
+              </w:rPr>
+              <w:t>HUD</w:t>
+            </w:r>
+          </w:p>
+        </w:tc>
+        <w:tc>
+          <w:tcPr>
+            <w:tcW w:w="1019" w:type="dxa"/>
+            <w:tcBorders>
+              <w:top w:val="single" w:sz="4" w:space="0" w:color="000000"/>
+              <w:left w:val="single" w:sz="4" w:space="0" w:color="000000"/>
+              <w:bottom w:val="single" w:sz="4" w:space="0" w:color="000000"/>
+            </w:tcBorders>
+            <w:vAlign w:val="bottom"/>
+          </w:tcPr>
+          <w:p>
+            <w:pPr>
+              <w:pStyle w:val="Normal"/>
+              <w:widowControl w:val="false"/>
+              <w:spacing w:lineRule="auto" w:line="180"/>
+              <w:jc w:val="center"/>
+              <w:rPr>
+                <w:color w:val="000000"/>
+                <w:sz w:val="16"/>
+                <w:szCs w:val="16"/>
+              </w:rPr>
+            </w:pPr>
+            <w:r>
+              <w:rPr>
+                <w:color w:val="000000"/>
+                <w:sz w:val="16"/>
+                <w:szCs w:val="16"/>
+              </w:rPr>
+              <w:t>Schedule</w:t>
+            </w:r>
+          </w:p>
+        </w:tc>
+        <w:tc>
+          <w:tcPr>
+            <w:tcW w:w="1014" w:type="dxa"/>
+            <w:tcBorders>
+              <w:top w:val="single" w:sz="4" w:space="0" w:color="000000"/>
+              <w:left w:val="single" w:sz="4" w:space="0" w:color="000000"/>
+              <w:bottom w:val="single" w:sz="4" w:space="0" w:color="000000"/>
+            </w:tcBorders>
+            <w:vAlign w:val="bottom"/>
+          </w:tcPr>
+          <w:p>
+            <w:pPr>
+              <w:pStyle w:val="Normal"/>
+              <w:widowControl w:val="false"/>
+              <w:spacing w:lineRule="auto" w:line="180"/>
+              <w:jc w:val="center"/>
+              <w:rPr>
+                <w:color w:val="000000"/>
+                <w:sz w:val="16"/>
+                <w:szCs w:val="16"/>
+              </w:rPr>
+            </w:pPr>
+            <w:r>
+              <w:rPr>
+                <w:rFonts w:eastAsia="arial" w:ascii="arial" w:hAnsi="arial"/>
+                <w:color w:val="000000"/>
+                <w:sz w:val="16"/>
+                <w:szCs w:val="16"/>
+              </w:rPr>
+              <w:t>Engine Stop</w:t>
+            </w:r>
+          </w:p>
+        </w:tc>
+        <w:tc>
+          <w:tcPr>
+            <w:tcW w:w="1016" w:type="dxa"/>
+            <w:tcBorders>
+              <w:top w:val="single" w:sz="4" w:space="0" w:color="000000"/>
+              <w:left w:val="single" w:sz="4" w:space="0" w:color="000000"/>
+              <w:bottom w:val="single" w:sz="4" w:space="0" w:color="000000"/>
+            </w:tcBorders>
+            <w:vAlign w:val="bottom"/>
+          </w:tcPr>
+          <w:p>
+            <w:pPr>
+              <w:pStyle w:val="Normal"/>
+              <w:widowControl w:val="false"/>
+              <w:spacing w:lineRule="auto" w:line="180"/>
+              <w:jc w:val="center"/>
+              <w:rPr>
+                <w:color w:val="000000"/>
+                <w:sz w:val="16"/>
+                <w:szCs w:val="16"/>
+              </w:rPr>
+            </w:pPr>
+            <w:r>
+              <w:rPr>
+                <w:color w:val="000000"/>
+                <w:sz w:val="16"/>
+                <w:szCs w:val="16"/>
+              </w:rPr>
+              <w:t>Warning Devices</w:t>
+            </w:r>
+          </w:p>
+        </w:tc>
+        <w:tc>
+          <w:tcPr>
+            <w:tcW w:w="1020" w:type="dxa"/>
+            <w:tcBorders>
+              <w:top w:val="single" w:sz="4" w:space="0" w:color="000000"/>
+              <w:left w:val="single" w:sz="4" w:space="0" w:color="000000"/>
+              <w:bottom w:val="single" w:sz="4" w:space="0" w:color="000000"/>
+            </w:tcBorders>
+            <w:vAlign w:val="bottom"/>
+          </w:tcPr>
+          <w:p>
+            <w:pPr>
+              <w:pStyle w:val="Normal"/>
+              <w:widowControl w:val="false"/>
+              <w:spacing w:lineRule="auto" w:line="180"/>
+              <w:jc w:val="center"/>
+              <w:rPr>
+                <w:color w:val="000000"/>
+                <w:sz w:val="16"/>
+                <w:szCs w:val="16"/>
+              </w:rPr>
+            </w:pPr>
+            <w:r>
+              <w:rPr>
+                <w:color w:val="000000"/>
+                <w:sz w:val="16"/>
+                <w:szCs w:val="16"/>
+              </w:rPr>
+              <w:t>Control Switch</w:t>
+            </w:r>
+          </w:p>
+        </w:tc>
+        <w:tc>
+          <w:tcPr>
+            <w:tcW w:w="1016" w:type="dxa"/>
+            <w:tcBorders>
+              <w:top w:val="single" w:sz="4" w:space="0" w:color="000000"/>
+              <w:left w:val="single" w:sz="4" w:space="0" w:color="000000"/>
+              <w:bottom w:val="single" w:sz="4" w:space="0" w:color="000000"/>
+            </w:tcBorders>
+            <w:vAlign w:val="bottom"/>
+          </w:tcPr>
+          <w:p>
+            <w:pPr>
+              <w:pStyle w:val="Normal"/>
+              <w:widowControl w:val="false"/>
+              <w:jc w:val="center"/>
+              <w:rPr>
+                <w:color w:val="000000"/>
+                <w:sz w:val="16"/>
+                <w:szCs w:val="16"/>
+              </w:rPr>
+            </w:pPr>
+            <w:r>
+              <w:rPr>
+                <w:color w:val="000000"/>
+                <w:sz w:val="16"/>
+                <w:szCs w:val="16"/>
+              </w:rPr>
+              <w:t>Brake</w:t>
+            </w:r>
+          </w:p>
+          <w:p>
+            <w:pPr>
+              <w:pStyle w:val="Normal"/>
+              <w:widowControl w:val="false"/>
+              <w:jc w:val="center"/>
+              <w:rPr>
+                <w:color w:val="000000"/>
+                <w:sz w:val="16"/>
+                <w:szCs w:val="16"/>
+              </w:rPr>
+            </w:pPr>
+            <w:r>
+              <w:rPr>
+                <w:color w:val="000000"/>
+                <w:sz w:val="16"/>
+                <w:szCs w:val="16"/>
+              </w:rPr>
+              <w:t>Cut-Out</w:t>
+            </w:r>
+          </w:p>
+        </w:tc>
+        <w:tc>
+          <w:tcPr>
+            <w:tcW w:w="1016" w:type="dxa"/>
+            <w:tcBorders>
+              <w:top w:val="single" w:sz="4" w:space="0" w:color="000000"/>
+              <w:left w:val="single" w:sz="4" w:space="0" w:color="000000"/>
+              <w:bottom w:val="single" w:sz="4" w:space="0" w:color="000000"/>
+            </w:tcBorders>
+            <w:vAlign w:val="bottom"/>
+          </w:tcPr>
+          <w:p>
+            <w:pPr>
+              <w:pStyle w:val="Normal"/>
+              <w:widowControl w:val="false"/>
+              <w:jc w:val="center"/>
+              <w:rPr>
+                <w:color w:val="000000"/>
+                <w:sz w:val="16"/>
+                <w:szCs w:val="16"/>
+              </w:rPr>
+            </w:pPr>
+            <w:r>
+              <w:rPr>
+                <w:rFonts w:eastAsia="arial" w:ascii="arial" w:hAnsi="arial"/>
+                <w:color w:val="000000"/>
+                <w:sz w:val="16"/>
+                <w:szCs w:val="16"/>
+              </w:rPr>
+              <w:t>MU-2A Trail</w:t>
+            </w:r>
+          </w:p>
+        </w:tc>
+        <w:tc>
+          <w:tcPr>
+            <w:tcW w:w="1017" w:type="dxa"/>
+            <w:tcBorders>
+              <w:top w:val="single" w:sz="4" w:space="0" w:color="000000"/>
+              <w:left w:val="single" w:sz="4" w:space="0" w:color="000000"/>
+              <w:bottom w:val="single" w:sz="4" w:space="0" w:color="000000"/>
+            </w:tcBorders>
+            <w:vAlign w:val="bottom"/>
+          </w:tcPr>
+          <w:p>
+            <w:pPr>
+              <w:pStyle w:val="Normal"/>
+              <w:widowControl w:val="false"/>
+              <w:jc w:val="center"/>
+              <w:rPr>
+                <w:rFonts w:ascii="arial" w:hAnsi="arial" w:eastAsia="arial"/>
+                <w:color w:val="000000"/>
+                <w:sz w:val="16"/>
+                <w:szCs w:val="16"/>
+              </w:rPr>
+            </w:pPr>
+            <w:r>
+              <w:rPr>
+                <w:rFonts w:eastAsia="arial" w:ascii="arial" w:hAnsi="arial"/>
+                <w:color w:val="000000"/>
+                <w:sz w:val="16"/>
+                <w:szCs w:val="16"/>
+              </w:rPr>
+              <w:t>Lead Sand</w:t>
+            </w:r>
+          </w:p>
+        </w:tc>
+        <w:tc>
+          <w:tcPr>
+            <w:tcW w:w="1016" w:type="dxa"/>
+            <w:tcBorders>
+              <w:top w:val="single" w:sz="4" w:space="0" w:color="000000"/>
+              <w:left w:val="single" w:sz="4" w:space="0" w:color="000000"/>
+              <w:bottom w:val="single" w:sz="4" w:space="0" w:color="000000"/>
+            </w:tcBorders>
+            <w:vAlign w:val="bottom"/>
+          </w:tcPr>
+          <w:p>
+            <w:pPr>
+              <w:pStyle w:val="Normal"/>
+              <w:widowControl w:val="false"/>
+              <w:jc w:val="center"/>
+              <w:rPr>
+                <w:sz w:val="16"/>
+                <w:szCs w:val="16"/>
+              </w:rPr>
+            </w:pPr>
+            <w:r>
+              <w:rPr>
+                <w:rFonts w:eastAsia="arial" w:ascii="arial" w:hAnsi="arial"/>
+                <w:color w:val="000000"/>
+                <w:sz w:val="16"/>
+                <w:szCs w:val="16"/>
+              </w:rPr>
+              <w:t>Rear HL Down</w:t>
+            </w:r>
+          </w:p>
+        </w:tc>
+        <w:tc>
+          <w:tcPr>
+            <w:tcW w:w="1020" w:type="dxa"/>
+            <w:tcBorders>
+              <w:top w:val="single" w:sz="4" w:space="0" w:color="000000"/>
+              <w:left w:val="single" w:sz="4" w:space="0" w:color="000000"/>
+              <w:bottom w:val="single" w:sz="4" w:space="0" w:color="000000"/>
+            </w:tcBorders>
+            <w:vAlign w:val="bottom"/>
+          </w:tcPr>
+          <w:p>
+            <w:pPr>
+              <w:pStyle w:val="Normal"/>
+              <w:widowControl w:val="false"/>
+              <w:spacing w:lineRule="auto" w:line="180"/>
+              <w:jc w:val="center"/>
+              <w:rPr>
+                <w:sz w:val="16"/>
+                <w:szCs w:val="16"/>
+              </w:rPr>
+            </w:pPr>
+            <w:r>
+              <w:rPr>
+                <w:sz w:val="16"/>
+                <w:szCs w:val="16"/>
+              </w:rPr>
+              <w:t>Headlight Control</w:t>
+            </w:r>
+          </w:p>
+        </w:tc>
+        <w:tc>
+          <w:tcPr>
+            <w:tcW w:w="1016" w:type="dxa"/>
+            <w:tcBorders>
+              <w:top w:val="single" w:sz="4" w:space="0" w:color="000000"/>
+              <w:left w:val="single" w:sz="4" w:space="0" w:color="000000"/>
+              <w:bottom w:val="single" w:sz="4" w:space="0" w:color="000000"/>
+            </w:tcBorders>
+            <w:vAlign w:val="bottom"/>
+          </w:tcPr>
+          <w:p>
+            <w:pPr>
+              <w:pStyle w:val="Normal"/>
+              <w:widowControl w:val="false"/>
+              <w:spacing w:lineRule="auto" w:line="180"/>
+              <w:jc w:val="center"/>
+              <w:rPr>
+                <w:sz w:val="16"/>
+                <w:szCs w:val="16"/>
+              </w:rPr>
+            </w:pPr>
+            <w:r>
+              <w:rPr>
+                <w:sz w:val="16"/>
+                <w:szCs w:val="16"/>
+              </w:rPr>
+              <w:t>Step Light</w:t>
+            </w:r>
+          </w:p>
+        </w:tc>
+        <w:tc>
+          <w:tcPr>
+            <w:tcW w:w="1016" w:type="dxa"/>
+            <w:tcBorders>
+              <w:top w:val="single" w:sz="4" w:space="0" w:color="000000"/>
+              <w:left w:val="single" w:sz="4" w:space="0" w:color="000000"/>
+              <w:bottom w:val="single" w:sz="4" w:space="0" w:color="000000"/>
+            </w:tcBorders>
+            <w:vAlign w:val="bottom"/>
+          </w:tcPr>
+          <w:p>
+            <w:pPr>
+              <w:pStyle w:val="Normal"/>
+              <w:widowControl w:val="false"/>
+              <w:spacing w:lineRule="auto" w:line="180"/>
+              <w:jc w:val="center"/>
+              <w:rPr>
+                <w:sz w:val="16"/>
+                <w:szCs w:val="16"/>
+              </w:rPr>
+            </w:pPr>
+            <w:r>
+              <w:rPr>
+                <w:sz w:val="16"/>
+                <w:szCs w:val="16"/>
+              </w:rPr>
+              <w:t>Desk Light</w:t>
+            </w:r>
+          </w:p>
+        </w:tc>
+        <w:tc>
+          <w:tcPr>
+            <w:tcW w:w="1016" w:type="dxa"/>
+            <w:tcBorders>
+              <w:top w:val="single" w:sz="4" w:space="0" w:color="000000"/>
+              <w:left w:val="single" w:sz="4" w:space="0" w:color="000000"/>
+              <w:bottom w:val="single" w:sz="4" w:space="0" w:color="000000"/>
+            </w:tcBorders>
+            <w:vAlign w:val="bottom"/>
+          </w:tcPr>
+          <w:p>
+            <w:pPr>
+              <w:pStyle w:val="Normal"/>
+              <w:widowControl w:val="false"/>
+              <w:spacing w:lineRule="auto" w:line="180"/>
+              <w:jc w:val="center"/>
+              <w:rPr>
+                <w:sz w:val="16"/>
+                <w:szCs w:val="16"/>
+              </w:rPr>
+            </w:pPr>
+            <w:r>
+              <w:rPr>
+                <w:rFonts w:eastAsia="arial" w:ascii="arial" w:hAnsi="arial"/>
+                <w:color w:val="000000"/>
+                <w:sz w:val="16"/>
+                <w:szCs w:val="16"/>
+              </w:rPr>
+              <w:t>Exterior</w:t>
+            </w:r>
+          </w:p>
+          <w:p>
+            <w:pPr>
+              <w:pStyle w:val="Normal"/>
+              <w:widowControl w:val="false"/>
+              <w:spacing w:lineRule="auto" w:line="180"/>
+              <w:jc w:val="center"/>
+              <w:rPr>
+                <w:sz w:val="16"/>
+                <w:szCs w:val="16"/>
+              </w:rPr>
+            </w:pPr>
+            <w:r>
+              <w:rPr>
+                <w:rFonts w:eastAsia="arial" w:ascii="arial" w:hAnsi="arial"/>
+                <w:color w:val="000000"/>
+                <w:sz w:val="16"/>
+                <w:szCs w:val="16"/>
+              </w:rPr>
+              <w:t>Camera</w:t>
+            </w:r>
+          </w:p>
+        </w:tc>
+        <w:tc>
+          <w:tcPr>
+            <w:tcW w:w="1029" w:type="dxa"/>
+            <w:tcBorders>
+              <w:top w:val="single" w:sz="4" w:space="0" w:color="000000"/>
+              <w:left w:val="single" w:sz="4" w:space="0" w:color="000000"/>
+              <w:bottom w:val="single" w:sz="4" w:space="0" w:color="000000"/>
+              <w:right w:val="single" w:sz="4" w:space="0" w:color="000000"/>
+            </w:tcBorders>
+            <w:vAlign w:val="bottom"/>
+          </w:tcPr>
+          <w:p>
+            <w:pPr>
+              <w:pStyle w:val="Normal"/>
+              <w:widowControl w:val="false"/>
+              <w:spacing w:lineRule="auto" w:line="180"/>
+              <w:jc w:val="center"/>
+              <w:rPr>
+                <w:sz w:val="16"/>
+                <w:szCs w:val="16"/>
+              </w:rPr>
+            </w:pPr>
+            <w:r>
+              <w:rPr>
+                <w:rFonts w:eastAsia="arial" w:ascii="arial" w:hAnsi="arial"/>
+                <w:color w:val="000000"/>
+                <w:sz w:val="16"/>
+                <w:szCs w:val="16"/>
+              </w:rPr>
+              <w:t>Prev</w:t>
+            </w:r>
+          </w:p>
+          <w:p>
+            <w:pPr>
+              <w:pStyle w:val="Normal"/>
+              <w:widowControl w:val="false"/>
+              <w:spacing w:lineRule="auto" w:line="180"/>
+              <w:jc w:val="center"/>
+              <w:rPr>
+                <w:sz w:val="16"/>
+                <w:szCs w:val="16"/>
+              </w:rPr>
+            </w:pPr>
+            <w:r>
+              <w:rPr>
+                <w:rFonts w:eastAsia="arial" w:ascii="arial" w:hAnsi="arial"/>
+                <w:color w:val="000000"/>
+                <w:sz w:val="16"/>
+                <w:szCs w:val="16"/>
+              </w:rPr>
+              <w:t>Cab Cam</w:t>
+            </w:r>
+          </w:p>
+        </w:tc>
+      </w:tr>
+    </w:tbl>
+    <w:p>
+      <w:pPr>
+        <w:pStyle w:val="Normal"/>
+        <w:rPr>
+          <w:color w:val="000000"/>
+          <w:sz w:val="16"/>
+          <w:szCs w:val="16"/>
+        </w:rPr>
+      </w:pPr>
+      <w:r>
+        <w:rPr>
+          <w:color w:val="000000"/>
+          <w:sz w:val="16"/>
+          <w:szCs w:val="16"/>
+        </w:rPr>
+      </w:r>
+    </w:p>
     <w:p>
       <w:pPr>
         <w:pStyle w:val="Normal"/>
@@ -36,7 +1183,7 @@
           <w:sz w:val="16"/>
           <w:szCs w:val="16"/>
         </w:rPr>
-        <w:t>GP60M</w:t>
+        <w:t>AC4400CW</w:t>
       </w:r>
       <w:r>
         <w:rPr>
@@ -272,27 +1419,7 @@
                 <w:sz w:val="16"/>
                 <w:szCs w:val="16"/>
               </w:rPr>
-              <w:t>Brake</w:t>
-            </w:r>
-          </w:p>
-          <w:p>
-            <w:pPr>
-              <w:pStyle w:val="Normal"/>
-              <w:widowControl w:val="false"/>
-              <w:jc w:val="center"/>
-              <w:rPr>
-                <w:color w:val="000000"/>
-                <w:sz w:val="16"/>
-                <w:szCs w:val="16"/>
-              </w:rPr>
-            </w:pPr>
-            <w:r>
-              <w:rPr>
-                <w:color w:val="000000"/>
-                <w:sz w:val="16"/>
-                <w:szCs w:val="16"/>
-              </w:rPr>
-              <w:t>Cut-In</w:t>
+              <w:t>Headlight Control Up</w:t>
             </w:r>
           </w:p>
         </w:tc>
@@ -323,7 +1450,7 @@
                 <w:sz w:val="16"/>
                 <w:szCs w:val="16"/>
               </w:rPr>
-              <w:t>MU-2A Lead</w:t>
+              <w:t>Engine Cont. Run</w:t>
             </w:r>
           </w:p>
         </w:tc>
@@ -410,11 +1537,7 @@
               </w:rPr>
             </w:pPr>
             <w:r>
-              <w:rPr>
-                <w:sz w:val="16"/>
-                <w:szCs w:val="16"/>
-              </w:rPr>
-              <w:t>Ditch Light</w:t>
+              <w:rPr/>
             </w:r>
           </w:p>
         </w:tc>
@@ -613,7 +1736,7 @@
           <w:sz w:val="16"/>
           <w:szCs w:val="16"/>
         </w:rPr>
-        <w:t>GP60M</w:t>
+        <w:t>AC4400CW</w:t>
       </w:r>
       <w:r>
         <w:rPr>
@@ -849,27 +1972,7 @@
                 <w:sz w:val="16"/>
                 <w:szCs w:val="16"/>
               </w:rPr>
-              <w:t>Brake</w:t>
-            </w:r>
-          </w:p>
-          <w:p>
-            <w:pPr>
-              <w:pStyle w:val="Normal"/>
-              <w:widowControl w:val="false"/>
-              <w:jc w:val="center"/>
-              <w:rPr>
-                <w:color w:val="000000"/>
-                <w:sz w:val="16"/>
-                <w:szCs w:val="16"/>
-              </w:rPr>
-            </w:pPr>
-            <w:r>
-              <w:rPr>
-                <w:color w:val="000000"/>
-                <w:sz w:val="16"/>
-                <w:szCs w:val="16"/>
-              </w:rPr>
-              <w:t>Cut-Out</w:t>
+              <w:t>Headlight Control Dw</w:t>
             </w:r>
           </w:p>
         </w:tc>
@@ -901,7 +2004,7 @@
                 <w:sz w:val="16"/>
                 <w:szCs w:val="16"/>
               </w:rPr>
-              <w:t>MU-2A Trail</w:t>
+              <w:t>Engine Cont. Jog</w:t>
             </w:r>
           </w:p>
         </w:tc>
@@ -995,7 +2098,7 @@
                 <w:sz w:val="16"/>
                 <w:szCs w:val="16"/>
               </w:rPr>
-              <w:t>Headlight Control</w:t>
+              <w:t>Crosswalk Light</w:t>
             </w:r>
           </w:p>
         </w:tc>
@@ -1055,7 +2158,7 @@
                 <w:sz w:val="16"/>
                 <w:szCs w:val="16"/>
               </w:rPr>
-              <w:t>Desk Light</w:t>
+              <w:t>Number Light</w:t>
             </w:r>
           </w:p>
         </w:tc>
@@ -1179,7 +2282,6 @@
       </w:pPr>
       <w:r>
         <w:rPr>
-          <w:rFonts w:eastAsia="arial" w:ascii="arial" w:hAnsi="arial"/>
           <w:color w:val="000000"/>
           <w:sz w:val="16"/>
           <w:szCs w:val="16"/>
@@ -2207,12 +3309,12 @@
       <w:rFonts w:ascii="Symbol" w:hAnsi="Symbol" w:cs="Symbol"/>
     </w:rPr>
   </w:style>
-  <w:style w:type="character" w:styleId="Style5" w:customStyle="1">
-    <w:name w:val="번호 매기기 기호"/>
-    <w:qFormat/>
-    <w:rPr/>
-  </w:style>
-  <w:style w:type="paragraph" w:styleId="Style6">
+  <w:style w:type="character" w:styleId="user" w:customStyle="1">
+    <w:name w:val="번호 매기기 기호 (user)"/>
+    <w:qFormat/>
+    <w:rPr/>
+  </w:style>
+  <w:style w:type="paragraph" w:styleId="Style5">
     <w:name w:val="제목"/>
     <w:basedOn w:val="Normal"/>
     <w:next w:val="BodyText"/>
@@ -2222,7 +3324,7 @@
       <w:spacing w:before="240" w:after="120"/>
     </w:pPr>
     <w:rPr>
-      <w:rFonts w:ascii="Liberation Sans" w:hAnsi="Liberation Sans" w:eastAsia="나눔고딕" w:cs="Arial"/>
+      <w:rFonts w:ascii="Liberation Sans" w:hAnsi="Liberation Sans" w:eastAsia="Noto Sans CJK KR" w:cs="Lohit Devanagari"/>
       <w:sz w:val="28"/>
       <w:szCs w:val="28"/>
     </w:rPr>
@@ -2259,8 +3361,34 @@
       <w:szCs w:val="24"/>
     </w:rPr>
   </w:style>
-  <w:style w:type="paragraph" w:styleId="Style7">
+  <w:style w:type="paragraph" w:styleId="Style6" w:customStyle="1">
     <w:name w:val="색인"/>
+    <w:basedOn w:val="Normal"/>
+    <w:qFormat/>
+    <w:pPr>
+      <w:suppressLineNumbers/>
+    </w:pPr>
+    <w:rPr>
+      <w:rFonts w:cs="Lohit Devanagari"/>
+    </w:rPr>
+  </w:style>
+  <w:style w:type="paragraph" w:styleId="user1">
+    <w:name w:val="제목 (user)"/>
+    <w:basedOn w:val="Normal"/>
+    <w:next w:val="BodyText"/>
+    <w:qFormat/>
+    <w:pPr>
+      <w:keepNext w:val="true"/>
+      <w:spacing w:before="240" w:after="120"/>
+    </w:pPr>
+    <w:rPr>
+      <w:rFonts w:ascii="Liberation Sans" w:hAnsi="Liberation Sans" w:eastAsia="나눔고딕" w:cs="Arial"/>
+      <w:sz w:val="28"/>
+      <w:szCs w:val="28"/>
+    </w:rPr>
+  </w:style>
+  <w:style w:type="paragraph" w:styleId="user2">
+    <w:name w:val="색인 (user)"/>
     <w:basedOn w:val="Normal"/>
     <w:qFormat/>
     <w:pPr>
@@ -2269,32 +3397,6 @@
     <w:rPr>
       <w:rFonts w:cs="Arial"/>
       <w:sz w:val="24"/>
-    </w:rPr>
-  </w:style>
-  <w:style w:type="paragraph" w:styleId="user">
-    <w:name w:val="제목 (user)"/>
-    <w:basedOn w:val="Normal"/>
-    <w:next w:val="BodyText"/>
-    <w:qFormat/>
-    <w:pPr>
-      <w:keepNext w:val="true"/>
-      <w:spacing w:before="240" w:after="120"/>
-    </w:pPr>
-    <w:rPr>
-      <w:rFonts w:ascii="Liberation Sans" w:hAnsi="Liberation Sans" w:eastAsia="Noto Sans CJK KR" w:cs="Lohit Devanagari"/>
-      <w:sz w:val="28"/>
-      <w:szCs w:val="28"/>
-    </w:rPr>
-  </w:style>
-  <w:style w:type="paragraph" w:styleId="user1" w:customStyle="1">
-    <w:name w:val="색인 (user)"/>
-    <w:basedOn w:val="Normal"/>
-    <w:qFormat/>
-    <w:pPr>
-      <w:suppressLineNumbers/>
-    </w:pPr>
-    <w:rPr>
-      <w:rFonts w:cs="Lohit Devanagari"/>
     </w:rPr>
   </w:style>
   <w:style w:type="paragraph" w:styleId="Title">
@@ -2976,8 +4078,8 @@
       <w:szCs w:val="24"/>
     </w:rPr>
   </w:style>
-  <w:style w:type="paragraph" w:styleId="user2" w:customStyle="1">
-    <w:name w:val="표 내용 (user)"/>
+  <w:style w:type="paragraph" w:styleId="Style7" w:customStyle="1">
+    <w:name w:val="표 내용"/>
     <w:basedOn w:val="Normal"/>
     <w:qFormat/>
     <w:pPr>
@@ -2985,9 +4087,9 @@
     </w:pPr>
     <w:rPr/>
   </w:style>
-  <w:style w:type="paragraph" w:styleId="user3" w:customStyle="1">
-    <w:name w:val="표제목 (user)"/>
-    <w:basedOn w:val="user2"/>
+  <w:style w:type="paragraph" w:styleId="Style8" w:customStyle="1">
+    <w:name w:val="표제목"/>
+    <w:basedOn w:val="Style7"/>
     <w:qFormat/>
     <w:pPr>
       <w:jc w:val="center"/>
@@ -2997,8 +4099,8 @@
       <w:bCs/>
     </w:rPr>
   </w:style>
-  <w:style w:type="paragraph" w:styleId="Style8">
-    <w:name w:val="표 내용"/>
+  <w:style w:type="paragraph" w:styleId="user3">
+    <w:name w:val="표 내용 (user)"/>
     <w:basedOn w:val="Normal"/>
     <w:qFormat/>
     <w:pPr>
@@ -3007,9 +4109,9 @@
     </w:pPr>
     <w:rPr/>
   </w:style>
-  <w:style w:type="paragraph" w:styleId="Style9">
-    <w:name w:val="표제목"/>
-    <w:basedOn w:val="Style8"/>
+  <w:style w:type="paragraph" w:styleId="user4">
+    <w:name w:val="표제목 (user)"/>
+    <w:basedOn w:val="user3"/>
     <w:qFormat/>
     <w:pPr>
       <w:suppressLineNumbers/>

--- a/raildriver-USA-Remapped.docx
+++ b/raildriver-USA-Remapped.docx
@@ -1174,6 +1174,1112 @@
           <w:sz w:val="16"/>
           <w:szCs w:val="16"/>
         </w:rPr>
+        <w:t xml:space="preserve">    AC4400CW-1</w:t>
+      </w:r>
+    </w:p>
+    <w:tbl>
+      <w:tblPr>
+        <w:tblW w:w="14248" w:type="dxa"/>
+        <w:jc w:val="left"/>
+        <w:tblInd w:w="-5" w:type="dxa"/>
+        <w:tblLayout w:type="fixed"/>
+        <w:tblCellMar>
+          <w:top w:w="0" w:type="dxa"/>
+          <w:left w:w="108" w:type="dxa"/>
+          <w:bottom w:w="0" w:type="dxa"/>
+          <w:right w:w="108" w:type="dxa"/>
+        </w:tblCellMar>
+        <w:tblLook w:firstRow="1" w:noVBand="1" w:lastRow="0" w:firstColumn="1" w:lastColumn="0" w:noHBand="0" w:val="04a0"/>
+      </w:tblPr>
+      <w:tblGrid>
+        <w:gridCol w:w="1017"/>
+        <w:gridCol w:w="1019"/>
+        <w:gridCol w:w="1014"/>
+        <w:gridCol w:w="1016"/>
+        <w:gridCol w:w="1020"/>
+        <w:gridCol w:w="1016"/>
+        <w:gridCol w:w="1016"/>
+        <w:gridCol w:w="1017"/>
+        <w:gridCol w:w="1016"/>
+        <w:gridCol w:w="1020"/>
+        <w:gridCol w:w="1016"/>
+        <w:gridCol w:w="1016"/>
+        <w:gridCol w:w="1016"/>
+        <w:gridCol w:w="1029"/>
+      </w:tblGrid>
+      <w:tr>
+        <w:trPr>
+          <w:trHeight w:val="440" w:hRule="exact"/>
+          <w:cantSplit w:val="true"/>
+        </w:trPr>
+        <w:tc>
+          <w:tcPr>
+            <w:tcW w:w="1017" w:type="dxa"/>
+            <w:tcBorders>
+              <w:top w:val="single" w:sz="4" w:space="0" w:color="000000"/>
+              <w:left w:val="single" w:sz="4" w:space="0" w:color="000000"/>
+              <w:bottom w:val="single" w:sz="4" w:space="0" w:color="000000"/>
+            </w:tcBorders>
+            <w:vAlign w:val="bottom"/>
+          </w:tcPr>
+          <w:p>
+            <w:pPr>
+              <w:pStyle w:val="Normal"/>
+              <w:widowControl w:val="false"/>
+              <w:spacing w:lineRule="auto" w:line="180" w:before="0" w:after="60"/>
+              <w:jc w:val="center"/>
+              <w:rPr>
+                <w:color w:val="000000"/>
+                <w:sz w:val="16"/>
+                <w:szCs w:val="16"/>
+              </w:rPr>
+            </w:pPr>
+            <w:r>
+              <w:rPr>
+                <w:rFonts w:eastAsia="arial" w:ascii="arial" w:hAnsi="arial"/>
+                <w:b/>
+                <w:color w:val="000000"/>
+                <w:sz w:val="16"/>
+                <w:szCs w:val="16"/>
+              </w:rPr>
+              <w:t>Pause</w:t>
+            </w:r>
+          </w:p>
+        </w:tc>
+        <w:tc>
+          <w:tcPr>
+            <w:tcW w:w="1019" w:type="dxa"/>
+            <w:tcBorders>
+              <w:top w:val="single" w:sz="4" w:space="0" w:color="000000"/>
+              <w:left w:val="single" w:sz="4" w:space="0" w:color="000000"/>
+              <w:bottom w:val="single" w:sz="4" w:space="0" w:color="000000"/>
+            </w:tcBorders>
+            <w:vAlign w:val="bottom"/>
+          </w:tcPr>
+          <w:p>
+            <w:pPr>
+              <w:pStyle w:val="Normal"/>
+              <w:widowControl w:val="false"/>
+              <w:spacing w:lineRule="auto" w:line="180"/>
+              <w:jc w:val="center"/>
+              <w:rPr>
+                <w:color w:val="000000"/>
+                <w:sz w:val="16"/>
+                <w:szCs w:val="16"/>
+              </w:rPr>
+            </w:pPr>
+            <w:r>
+              <w:rPr>
+                <w:color w:val="000000"/>
+                <w:sz w:val="16"/>
+                <w:szCs w:val="16"/>
+              </w:rPr>
+            </w:r>
+          </w:p>
+        </w:tc>
+        <w:tc>
+          <w:tcPr>
+            <w:tcW w:w="1014" w:type="dxa"/>
+            <w:tcBorders>
+              <w:top w:val="single" w:sz="4" w:space="0" w:color="000000"/>
+              <w:left w:val="single" w:sz="4" w:space="0" w:color="000000"/>
+              <w:bottom w:val="single" w:sz="4" w:space="0" w:color="000000"/>
+            </w:tcBorders>
+            <w:vAlign w:val="bottom"/>
+          </w:tcPr>
+          <w:p>
+            <w:pPr>
+              <w:pStyle w:val="Normal"/>
+              <w:widowControl w:val="false"/>
+              <w:spacing w:lineRule="auto" w:line="180"/>
+              <w:jc w:val="center"/>
+              <w:rPr>
+                <w:color w:val="000000"/>
+                <w:sz w:val="16"/>
+                <w:szCs w:val="16"/>
+              </w:rPr>
+            </w:pPr>
+            <w:r>
+              <w:rPr>
+                <w:rFonts w:eastAsia="arial" w:ascii="arial" w:hAnsi="arial"/>
+                <w:color w:val="000000"/>
+                <w:sz w:val="16"/>
+                <w:szCs w:val="16"/>
+              </w:rPr>
+              <w:t>Engine Start</w:t>
+            </w:r>
+          </w:p>
+        </w:tc>
+        <w:tc>
+          <w:tcPr>
+            <w:tcW w:w="1016" w:type="dxa"/>
+            <w:tcBorders>
+              <w:top w:val="single" w:sz="4" w:space="0" w:color="000000"/>
+              <w:left w:val="single" w:sz="4" w:space="0" w:color="000000"/>
+              <w:bottom w:val="single" w:sz="4" w:space="0" w:color="000000"/>
+            </w:tcBorders>
+            <w:vAlign w:val="bottom"/>
+          </w:tcPr>
+          <w:p>
+            <w:pPr>
+              <w:pStyle w:val="Normal"/>
+              <w:widowControl w:val="false"/>
+              <w:spacing w:lineRule="auto" w:line="180"/>
+              <w:jc w:val="center"/>
+              <w:rPr>
+                <w:color w:val="000000"/>
+                <w:sz w:val="16"/>
+                <w:szCs w:val="16"/>
+              </w:rPr>
+            </w:pPr>
+            <w:r>
+              <w:rPr>
+                <w:color w:val="000000"/>
+                <w:sz w:val="16"/>
+                <w:szCs w:val="16"/>
+              </w:rPr>
+              <w:t>Engine Run</w:t>
+            </w:r>
+          </w:p>
+        </w:tc>
+        <w:tc>
+          <w:tcPr>
+            <w:tcW w:w="1020" w:type="dxa"/>
+            <w:tcBorders>
+              <w:top w:val="single" w:sz="4" w:space="0" w:color="000000"/>
+              <w:left w:val="single" w:sz="4" w:space="0" w:color="000000"/>
+              <w:bottom w:val="single" w:sz="4" w:space="0" w:color="000000"/>
+            </w:tcBorders>
+            <w:vAlign w:val="bottom"/>
+          </w:tcPr>
+          <w:p>
+            <w:pPr>
+              <w:pStyle w:val="Normal"/>
+              <w:widowControl w:val="false"/>
+              <w:spacing w:lineRule="auto" w:line="180"/>
+              <w:jc w:val="center"/>
+              <w:rPr>
+                <w:color w:val="000000"/>
+                <w:sz w:val="16"/>
+                <w:szCs w:val="16"/>
+              </w:rPr>
+            </w:pPr>
+            <w:r>
+              <w:rPr>
+                <w:color w:val="000000"/>
+                <w:sz w:val="16"/>
+                <w:szCs w:val="16"/>
+              </w:rPr>
+              <w:t>Generator Field</w:t>
+            </w:r>
+          </w:p>
+        </w:tc>
+        <w:tc>
+          <w:tcPr>
+            <w:tcW w:w="1016" w:type="dxa"/>
+            <w:tcBorders>
+              <w:top w:val="single" w:sz="4" w:space="0" w:color="000000"/>
+              <w:left w:val="single" w:sz="4" w:space="0" w:color="000000"/>
+              <w:bottom w:val="single" w:sz="4" w:space="0" w:color="000000"/>
+            </w:tcBorders>
+            <w:vAlign w:val="bottom"/>
+          </w:tcPr>
+          <w:p>
+            <w:pPr>
+              <w:pStyle w:val="Normal"/>
+              <w:widowControl w:val="false"/>
+              <w:jc w:val="center"/>
+              <w:rPr>
+                <w:color w:val="000000"/>
+                <w:sz w:val="16"/>
+                <w:szCs w:val="16"/>
+              </w:rPr>
+            </w:pPr>
+            <w:r>
+              <w:rPr>
+                <w:color w:val="000000"/>
+                <w:sz w:val="16"/>
+                <w:szCs w:val="16"/>
+              </w:rPr>
+              <w:t>Headlight Control Up</w:t>
+            </w:r>
+          </w:p>
+        </w:tc>
+        <w:tc>
+          <w:tcPr>
+            <w:tcW w:w="1016" w:type="dxa"/>
+            <w:tcBorders>
+              <w:top w:val="single" w:sz="4" w:space="0" w:color="000000"/>
+              <w:left w:val="single" w:sz="4" w:space="0" w:color="000000"/>
+              <w:bottom w:val="single" w:sz="4" w:space="0" w:color="000000"/>
+            </w:tcBorders>
+            <w:vAlign w:val="bottom"/>
+          </w:tcPr>
+          <w:p>
+            <w:pPr>
+              <w:pStyle w:val="Normal"/>
+              <w:widowControl w:val="false"/>
+              <w:jc w:val="center"/>
+              <w:rPr>
+                <w:color w:val="000000"/>
+                <w:sz w:val="16"/>
+                <w:szCs w:val="16"/>
+              </w:rPr>
+            </w:pPr>
+            <w:r>
+              <w:rPr>
+                <w:color w:val="000000"/>
+                <w:sz w:val="16"/>
+                <w:szCs w:val="16"/>
+              </w:rPr>
+              <w:t>Engine Cont. Run</w:t>
+            </w:r>
+          </w:p>
+        </w:tc>
+        <w:tc>
+          <w:tcPr>
+            <w:tcW w:w="1017" w:type="dxa"/>
+            <w:tcBorders>
+              <w:top w:val="single" w:sz="4" w:space="0" w:color="000000"/>
+              <w:left w:val="single" w:sz="4" w:space="0" w:color="000000"/>
+              <w:bottom w:val="single" w:sz="4" w:space="0" w:color="000000"/>
+            </w:tcBorders>
+            <w:vAlign w:val="bottom"/>
+          </w:tcPr>
+          <w:p>
+            <w:pPr>
+              <w:pStyle w:val="Normal"/>
+              <w:widowControl w:val="false"/>
+              <w:jc w:val="center"/>
+              <w:rPr>
+                <w:color w:val="000000"/>
+                <w:sz w:val="16"/>
+                <w:szCs w:val="16"/>
+              </w:rPr>
+            </w:pPr>
+            <w:r>
+              <w:rPr>
+                <w:rFonts w:eastAsia="arial" w:ascii="arial" w:hAnsi="arial"/>
+                <w:color w:val="000000"/>
+                <w:sz w:val="16"/>
+                <w:szCs w:val="16"/>
+              </w:rPr>
+              <w:t>Banking COMM</w:t>
+            </w:r>
+          </w:p>
+        </w:tc>
+        <w:tc>
+          <w:tcPr>
+            <w:tcW w:w="1016" w:type="dxa"/>
+            <w:tcBorders>
+              <w:top w:val="single" w:sz="4" w:space="0" w:color="000000"/>
+              <w:left w:val="single" w:sz="4" w:space="0" w:color="000000"/>
+              <w:bottom w:val="single" w:sz="4" w:space="0" w:color="000000"/>
+            </w:tcBorders>
+            <w:vAlign w:val="bottom"/>
+          </w:tcPr>
+          <w:p>
+            <w:pPr>
+              <w:pStyle w:val="Normal"/>
+              <w:widowControl w:val="false"/>
+              <w:jc w:val="center"/>
+              <w:rPr>
+                <w:sz w:val="16"/>
+                <w:szCs w:val="16"/>
+              </w:rPr>
+            </w:pPr>
+            <w:r>
+              <w:rPr>
+                <w:sz w:val="16"/>
+                <w:szCs w:val="16"/>
+              </w:rPr>
+              <w:t>Rear HL Up</w:t>
+            </w:r>
+          </w:p>
+        </w:tc>
+        <w:tc>
+          <w:tcPr>
+            <w:tcW w:w="1020" w:type="dxa"/>
+            <w:tcBorders>
+              <w:top w:val="single" w:sz="4" w:space="0" w:color="000000"/>
+              <w:left w:val="single" w:sz="4" w:space="0" w:color="000000"/>
+              <w:bottom w:val="single" w:sz="4" w:space="0" w:color="000000"/>
+            </w:tcBorders>
+            <w:vAlign w:val="bottom"/>
+          </w:tcPr>
+          <w:p>
+            <w:pPr>
+              <w:pStyle w:val="Normal"/>
+              <w:widowControl w:val="false"/>
+              <w:spacing w:lineRule="auto" w:line="180"/>
+              <w:jc w:val="center"/>
+              <w:rPr>
+                <w:sz w:val="16"/>
+                <w:szCs w:val="16"/>
+              </w:rPr>
+            </w:pPr>
+            <w:r>
+              <w:rPr>
+                <w:sz w:val="16"/>
+                <w:szCs w:val="16"/>
+              </w:rPr>
+            </w:r>
+          </w:p>
+        </w:tc>
+        <w:tc>
+          <w:tcPr>
+            <w:tcW w:w="1016" w:type="dxa"/>
+            <w:tcBorders>
+              <w:top w:val="single" w:sz="4" w:space="0" w:color="000000"/>
+              <w:left w:val="single" w:sz="4" w:space="0" w:color="000000"/>
+              <w:bottom w:val="single" w:sz="4" w:space="0" w:color="000000"/>
+            </w:tcBorders>
+            <w:vAlign w:val="bottom"/>
+          </w:tcPr>
+          <w:p>
+            <w:pPr>
+              <w:pStyle w:val="Normal"/>
+              <w:widowControl w:val="false"/>
+              <w:spacing w:lineRule="auto" w:line="180"/>
+              <w:jc w:val="center"/>
+              <w:rPr>
+                <w:sz w:val="16"/>
+                <w:szCs w:val="16"/>
+              </w:rPr>
+            </w:pPr>
+            <w:r>
+              <w:rPr>
+                <w:rFonts w:eastAsia="arial" w:ascii="arial" w:hAnsi="arial"/>
+                <w:color w:val="000000"/>
+                <w:sz w:val="16"/>
+                <w:szCs w:val="16"/>
+              </w:rPr>
+              <w:t>Gauge Light</w:t>
+            </w:r>
+          </w:p>
+        </w:tc>
+        <w:tc>
+          <w:tcPr>
+            <w:tcW w:w="1016" w:type="dxa"/>
+            <w:tcBorders>
+              <w:top w:val="single" w:sz="4" w:space="0" w:color="000000"/>
+              <w:left w:val="single" w:sz="4" w:space="0" w:color="000000"/>
+              <w:bottom w:val="single" w:sz="4" w:space="0" w:color="000000"/>
+            </w:tcBorders>
+            <w:vAlign w:val="bottom"/>
+          </w:tcPr>
+          <w:p>
+            <w:pPr>
+              <w:pStyle w:val="Normal"/>
+              <w:widowControl w:val="false"/>
+              <w:spacing w:lineRule="auto" w:line="180"/>
+              <w:jc w:val="center"/>
+              <w:rPr>
+                <w:sz w:val="16"/>
+                <w:szCs w:val="16"/>
+              </w:rPr>
+            </w:pPr>
+            <w:r>
+              <w:rPr>
+                <w:sz w:val="16"/>
+                <w:szCs w:val="16"/>
+              </w:rPr>
+              <w:t>Cab Light</w:t>
+            </w:r>
+          </w:p>
+        </w:tc>
+        <w:tc>
+          <w:tcPr>
+            <w:tcW w:w="1016" w:type="dxa"/>
+            <w:tcBorders>
+              <w:top w:val="single" w:sz="4" w:space="0" w:color="000000"/>
+              <w:left w:val="single" w:sz="4" w:space="0" w:color="000000"/>
+              <w:bottom w:val="single" w:sz="4" w:space="0" w:color="000000"/>
+            </w:tcBorders>
+            <w:vAlign w:val="bottom"/>
+          </w:tcPr>
+          <w:p>
+            <w:pPr>
+              <w:pStyle w:val="Normal"/>
+              <w:widowControl w:val="false"/>
+              <w:spacing w:lineRule="auto" w:line="180"/>
+              <w:jc w:val="center"/>
+              <w:rPr>
+                <w:sz w:val="16"/>
+                <w:szCs w:val="16"/>
+              </w:rPr>
+            </w:pPr>
+            <w:r>
+              <w:rPr>
+                <w:rFonts w:eastAsia="arial" w:ascii="arial" w:hAnsi="arial"/>
+                <w:color w:val="000000"/>
+                <w:sz w:val="16"/>
+                <w:szCs w:val="16"/>
+              </w:rPr>
+              <w:t>1-Person</w:t>
+            </w:r>
+          </w:p>
+        </w:tc>
+        <w:tc>
+          <w:tcPr>
+            <w:tcW w:w="1029" w:type="dxa"/>
+            <w:tcBorders>
+              <w:top w:val="single" w:sz="4" w:space="0" w:color="000000"/>
+              <w:left w:val="single" w:sz="4" w:space="0" w:color="000000"/>
+              <w:bottom w:val="single" w:sz="4" w:space="0" w:color="000000"/>
+              <w:right w:val="single" w:sz="4" w:space="0" w:color="000000"/>
+            </w:tcBorders>
+            <w:vAlign w:val="bottom"/>
+          </w:tcPr>
+          <w:p>
+            <w:pPr>
+              <w:pStyle w:val="Normal"/>
+              <w:widowControl w:val="false"/>
+              <w:spacing w:lineRule="auto" w:line="180"/>
+              <w:jc w:val="center"/>
+              <w:rPr>
+                <w:sz w:val="16"/>
+                <w:szCs w:val="16"/>
+              </w:rPr>
+            </w:pPr>
+            <w:r>
+              <w:rPr>
+                <w:rFonts w:eastAsia="arial" w:ascii="arial" w:hAnsi="arial"/>
+                <w:color w:val="000000"/>
+                <w:sz w:val="16"/>
+                <w:szCs w:val="16"/>
+              </w:rPr>
+              <w:t>Next</w:t>
+            </w:r>
+          </w:p>
+          <w:p>
+            <w:pPr>
+              <w:pStyle w:val="Normal"/>
+              <w:widowControl w:val="false"/>
+              <w:spacing w:lineRule="auto" w:line="180"/>
+              <w:jc w:val="center"/>
+              <w:rPr>
+                <w:sz w:val="16"/>
+                <w:szCs w:val="16"/>
+              </w:rPr>
+            </w:pPr>
+            <w:r>
+              <w:rPr>
+                <w:rFonts w:eastAsia="arial" w:ascii="arial" w:hAnsi="arial"/>
+                <w:color w:val="000000"/>
+                <w:sz w:val="16"/>
+                <w:szCs w:val="16"/>
+              </w:rPr>
+              <w:t>Cab Cam</w:t>
+            </w:r>
+          </w:p>
+        </w:tc>
+      </w:tr>
+    </w:tbl>
+    <w:p>
+      <w:pPr>
+        <w:pStyle w:val="Normal"/>
+        <w:rPr>
+          <w:rFonts w:ascii="arial" w:hAnsi="arial" w:eastAsia="arial"/>
+          <w:color w:val="000000"/>
+          <w:sz w:val="16"/>
+          <w:szCs w:val="16"/>
+        </w:rPr>
+      </w:pPr>
+      <w:r>
+        <w:rPr>
+          <w:rFonts w:eastAsia="arial" w:ascii="arial" w:hAnsi="arial"/>
+          <w:color w:val="000000"/>
+          <w:sz w:val="16"/>
+          <w:szCs w:val="16"/>
+        </w:rPr>
+      </w:r>
+    </w:p>
+    <w:p>
+      <w:pPr>
+        <w:pStyle w:val="Normal"/>
+        <w:rPr>
+          <w:color w:val="000000"/>
+          <w:sz w:val="16"/>
+          <w:szCs w:val="16"/>
+        </w:rPr>
+      </w:pPr>
+      <w:r>
+        <w:rPr>
+          <w:rFonts w:eastAsia="arial" w:ascii="arial" w:hAnsi="arial"/>
+          <w:color w:val="000000"/>
+          <w:sz w:val="16"/>
+          <w:szCs w:val="16"/>
+        </w:rPr>
+        <w:tab/>
+        <w:t xml:space="preserve">           AC4400CW-2</w:t>
+      </w:r>
+    </w:p>
+    <w:tbl>
+      <w:tblPr>
+        <w:tblW w:w="14248" w:type="dxa"/>
+        <w:jc w:val="left"/>
+        <w:tblInd w:w="-5" w:type="dxa"/>
+        <w:tblLayout w:type="fixed"/>
+        <w:tblCellMar>
+          <w:top w:w="0" w:type="dxa"/>
+          <w:left w:w="108" w:type="dxa"/>
+          <w:bottom w:w="0" w:type="dxa"/>
+          <w:right w:w="108" w:type="dxa"/>
+        </w:tblCellMar>
+        <w:tblLook w:firstRow="1" w:noVBand="1" w:lastRow="0" w:firstColumn="1" w:lastColumn="0" w:noHBand="0" w:val="04a0"/>
+      </w:tblPr>
+      <w:tblGrid>
+        <w:gridCol w:w="1017"/>
+        <w:gridCol w:w="1019"/>
+        <w:gridCol w:w="1014"/>
+        <w:gridCol w:w="1016"/>
+        <w:gridCol w:w="1020"/>
+        <w:gridCol w:w="1016"/>
+        <w:gridCol w:w="1016"/>
+        <w:gridCol w:w="1017"/>
+        <w:gridCol w:w="1016"/>
+        <w:gridCol w:w="1020"/>
+        <w:gridCol w:w="1016"/>
+        <w:gridCol w:w="1016"/>
+        <w:gridCol w:w="1016"/>
+        <w:gridCol w:w="1029"/>
+      </w:tblGrid>
+      <w:tr>
+        <w:trPr>
+          <w:trHeight w:val="440" w:hRule="exact"/>
+          <w:cantSplit w:val="true"/>
+        </w:trPr>
+        <w:tc>
+          <w:tcPr>
+            <w:tcW w:w="1017" w:type="dxa"/>
+            <w:tcBorders>
+              <w:top w:val="single" w:sz="4" w:space="0" w:color="000000"/>
+              <w:left w:val="single" w:sz="4" w:space="0" w:color="000000"/>
+              <w:bottom w:val="single" w:sz="4" w:space="0" w:color="000000"/>
+            </w:tcBorders>
+            <w:vAlign w:val="bottom"/>
+          </w:tcPr>
+          <w:p>
+            <w:pPr>
+              <w:pStyle w:val="Normal"/>
+              <w:widowControl w:val="false"/>
+              <w:spacing w:lineRule="auto" w:line="180" w:before="0" w:after="60"/>
+              <w:jc w:val="center"/>
+              <w:rPr>
+                <w:b/>
+                <w:bCs/>
+              </w:rPr>
+            </w:pPr>
+            <w:r>
+              <w:rPr>
+                <w:b/>
+                <w:bCs/>
+                <w:color w:val="000000"/>
+                <w:sz w:val="16"/>
+                <w:szCs w:val="16"/>
+              </w:rPr>
+              <w:t>HUD</w:t>
+            </w:r>
+          </w:p>
+        </w:tc>
+        <w:tc>
+          <w:tcPr>
+            <w:tcW w:w="1019" w:type="dxa"/>
+            <w:tcBorders>
+              <w:top w:val="single" w:sz="4" w:space="0" w:color="000000"/>
+              <w:left w:val="single" w:sz="4" w:space="0" w:color="000000"/>
+              <w:bottom w:val="single" w:sz="4" w:space="0" w:color="000000"/>
+            </w:tcBorders>
+            <w:vAlign w:val="bottom"/>
+          </w:tcPr>
+          <w:p>
+            <w:pPr>
+              <w:pStyle w:val="Normal"/>
+              <w:widowControl w:val="false"/>
+              <w:spacing w:lineRule="auto" w:line="180"/>
+              <w:jc w:val="center"/>
+              <w:rPr>
+                <w:color w:val="000000"/>
+                <w:sz w:val="16"/>
+                <w:szCs w:val="16"/>
+              </w:rPr>
+            </w:pPr>
+            <w:r>
+              <w:rPr>
+                <w:color w:val="000000"/>
+                <w:sz w:val="16"/>
+                <w:szCs w:val="16"/>
+              </w:rPr>
+              <w:t>Schedule</w:t>
+            </w:r>
+          </w:p>
+        </w:tc>
+        <w:tc>
+          <w:tcPr>
+            <w:tcW w:w="1014" w:type="dxa"/>
+            <w:tcBorders>
+              <w:top w:val="single" w:sz="4" w:space="0" w:color="000000"/>
+              <w:left w:val="single" w:sz="4" w:space="0" w:color="000000"/>
+              <w:bottom w:val="single" w:sz="4" w:space="0" w:color="000000"/>
+            </w:tcBorders>
+            <w:vAlign w:val="bottom"/>
+          </w:tcPr>
+          <w:p>
+            <w:pPr>
+              <w:pStyle w:val="Normal"/>
+              <w:widowControl w:val="false"/>
+              <w:spacing w:lineRule="auto" w:line="180"/>
+              <w:jc w:val="center"/>
+              <w:rPr>
+                <w:color w:val="000000"/>
+                <w:sz w:val="16"/>
+                <w:szCs w:val="16"/>
+              </w:rPr>
+            </w:pPr>
+            <w:r>
+              <w:rPr>
+                <w:rFonts w:eastAsia="arial" w:ascii="arial" w:hAnsi="arial"/>
+                <w:color w:val="000000"/>
+                <w:sz w:val="16"/>
+                <w:szCs w:val="16"/>
+              </w:rPr>
+              <w:t>Engine Stop</w:t>
+            </w:r>
+          </w:p>
+        </w:tc>
+        <w:tc>
+          <w:tcPr>
+            <w:tcW w:w="1016" w:type="dxa"/>
+            <w:tcBorders>
+              <w:top w:val="single" w:sz="4" w:space="0" w:color="000000"/>
+              <w:left w:val="single" w:sz="4" w:space="0" w:color="000000"/>
+              <w:bottom w:val="single" w:sz="4" w:space="0" w:color="000000"/>
+            </w:tcBorders>
+            <w:vAlign w:val="bottom"/>
+          </w:tcPr>
+          <w:p>
+            <w:pPr>
+              <w:pStyle w:val="Normal"/>
+              <w:widowControl w:val="false"/>
+              <w:spacing w:lineRule="auto" w:line="180"/>
+              <w:jc w:val="center"/>
+              <w:rPr>
+                <w:color w:val="000000"/>
+                <w:sz w:val="16"/>
+                <w:szCs w:val="16"/>
+              </w:rPr>
+            </w:pPr>
+            <w:r>
+              <w:rPr>
+                <w:color w:val="000000"/>
+                <w:sz w:val="16"/>
+                <w:szCs w:val="16"/>
+              </w:rPr>
+              <w:t>Warning Devices</w:t>
+            </w:r>
+          </w:p>
+        </w:tc>
+        <w:tc>
+          <w:tcPr>
+            <w:tcW w:w="1020" w:type="dxa"/>
+            <w:tcBorders>
+              <w:top w:val="single" w:sz="4" w:space="0" w:color="000000"/>
+              <w:left w:val="single" w:sz="4" w:space="0" w:color="000000"/>
+              <w:bottom w:val="single" w:sz="4" w:space="0" w:color="000000"/>
+            </w:tcBorders>
+            <w:vAlign w:val="bottom"/>
+          </w:tcPr>
+          <w:p>
+            <w:pPr>
+              <w:pStyle w:val="Normal"/>
+              <w:widowControl w:val="false"/>
+              <w:spacing w:lineRule="auto" w:line="180"/>
+              <w:jc w:val="center"/>
+              <w:rPr>
+                <w:color w:val="000000"/>
+                <w:sz w:val="16"/>
+                <w:szCs w:val="16"/>
+              </w:rPr>
+            </w:pPr>
+            <w:r>
+              <w:rPr>
+                <w:color w:val="000000"/>
+                <w:sz w:val="16"/>
+                <w:szCs w:val="16"/>
+              </w:rPr>
+              <w:t>Control Switch</w:t>
+            </w:r>
+          </w:p>
+        </w:tc>
+        <w:tc>
+          <w:tcPr>
+            <w:tcW w:w="1016" w:type="dxa"/>
+            <w:tcBorders>
+              <w:top w:val="single" w:sz="4" w:space="0" w:color="000000"/>
+              <w:left w:val="single" w:sz="4" w:space="0" w:color="000000"/>
+              <w:bottom w:val="single" w:sz="4" w:space="0" w:color="000000"/>
+            </w:tcBorders>
+            <w:vAlign w:val="bottom"/>
+          </w:tcPr>
+          <w:p>
+            <w:pPr>
+              <w:pStyle w:val="Normal"/>
+              <w:widowControl w:val="false"/>
+              <w:jc w:val="center"/>
+              <w:rPr>
+                <w:color w:val="000000"/>
+                <w:sz w:val="16"/>
+                <w:szCs w:val="16"/>
+              </w:rPr>
+            </w:pPr>
+            <w:r>
+              <w:rPr>
+                <w:color w:val="000000"/>
+                <w:sz w:val="16"/>
+                <w:szCs w:val="16"/>
+              </w:rPr>
+              <w:t>Headlight Control Dw</w:t>
+            </w:r>
+          </w:p>
+        </w:tc>
+        <w:tc>
+          <w:tcPr>
+            <w:tcW w:w="1016" w:type="dxa"/>
+            <w:tcBorders>
+              <w:top w:val="single" w:sz="4" w:space="0" w:color="000000"/>
+              <w:left w:val="single" w:sz="4" w:space="0" w:color="000000"/>
+              <w:bottom w:val="single" w:sz="4" w:space="0" w:color="000000"/>
+            </w:tcBorders>
+            <w:vAlign w:val="bottom"/>
+          </w:tcPr>
+          <w:p>
+            <w:pPr>
+              <w:pStyle w:val="Normal"/>
+              <w:widowControl w:val="false"/>
+              <w:jc w:val="center"/>
+              <w:rPr>
+                <w:color w:val="000000"/>
+                <w:sz w:val="16"/>
+                <w:szCs w:val="16"/>
+              </w:rPr>
+            </w:pPr>
+            <w:r>
+              <w:rPr>
+                <w:rFonts w:eastAsia="arial" w:ascii="arial" w:hAnsi="arial"/>
+                <w:color w:val="000000"/>
+                <w:sz w:val="16"/>
+                <w:szCs w:val="16"/>
+              </w:rPr>
+              <w:t>Engine Cont. Jog</w:t>
+            </w:r>
+          </w:p>
+        </w:tc>
+        <w:tc>
+          <w:tcPr>
+            <w:tcW w:w="1017" w:type="dxa"/>
+            <w:tcBorders>
+              <w:top w:val="single" w:sz="4" w:space="0" w:color="000000"/>
+              <w:left w:val="single" w:sz="4" w:space="0" w:color="000000"/>
+              <w:bottom w:val="single" w:sz="4" w:space="0" w:color="000000"/>
+            </w:tcBorders>
+            <w:vAlign w:val="bottom"/>
+          </w:tcPr>
+          <w:p>
+            <w:pPr>
+              <w:pStyle w:val="Normal"/>
+              <w:widowControl w:val="false"/>
+              <w:jc w:val="center"/>
+              <w:rPr>
+                <w:rFonts w:ascii="arial" w:hAnsi="arial" w:eastAsia="arial"/>
+                <w:color w:val="000000"/>
+                <w:sz w:val="16"/>
+                <w:szCs w:val="16"/>
+              </w:rPr>
+            </w:pPr>
+            <w:r>
+              <w:rPr>
+                <w:rFonts w:eastAsia="arial" w:ascii="arial" w:hAnsi="arial"/>
+                <w:color w:val="000000"/>
+                <w:sz w:val="16"/>
+                <w:szCs w:val="16"/>
+              </w:rPr>
+              <w:t>Lead Sand</w:t>
+            </w:r>
+          </w:p>
+        </w:tc>
+        <w:tc>
+          <w:tcPr>
+            <w:tcW w:w="1016" w:type="dxa"/>
+            <w:tcBorders>
+              <w:top w:val="single" w:sz="4" w:space="0" w:color="000000"/>
+              <w:left w:val="single" w:sz="4" w:space="0" w:color="000000"/>
+              <w:bottom w:val="single" w:sz="4" w:space="0" w:color="000000"/>
+            </w:tcBorders>
+            <w:vAlign w:val="bottom"/>
+          </w:tcPr>
+          <w:p>
+            <w:pPr>
+              <w:pStyle w:val="Normal"/>
+              <w:widowControl w:val="false"/>
+              <w:jc w:val="center"/>
+              <w:rPr>
+                <w:sz w:val="16"/>
+                <w:szCs w:val="16"/>
+              </w:rPr>
+            </w:pPr>
+            <w:r>
+              <w:rPr>
+                <w:rFonts w:eastAsia="arial" w:ascii="arial" w:hAnsi="arial"/>
+                <w:color w:val="000000"/>
+                <w:sz w:val="16"/>
+                <w:szCs w:val="16"/>
+              </w:rPr>
+              <w:t>Rear HL Down</w:t>
+            </w:r>
+          </w:p>
+        </w:tc>
+        <w:tc>
+          <w:tcPr>
+            <w:tcW w:w="1020" w:type="dxa"/>
+            <w:tcBorders>
+              <w:top w:val="single" w:sz="4" w:space="0" w:color="000000"/>
+              <w:left w:val="single" w:sz="4" w:space="0" w:color="000000"/>
+              <w:bottom w:val="single" w:sz="4" w:space="0" w:color="000000"/>
+            </w:tcBorders>
+            <w:vAlign w:val="bottom"/>
+          </w:tcPr>
+          <w:p>
+            <w:pPr>
+              <w:pStyle w:val="Normal"/>
+              <w:widowControl w:val="false"/>
+              <w:spacing w:lineRule="auto" w:line="180"/>
+              <w:jc w:val="center"/>
+              <w:rPr>
+                <w:sz w:val="16"/>
+                <w:szCs w:val="16"/>
+              </w:rPr>
+            </w:pPr>
+            <w:r>
+              <w:rPr>
+                <w:sz w:val="16"/>
+                <w:szCs w:val="16"/>
+              </w:rPr>
+              <w:t>Crosswalk Light</w:t>
+            </w:r>
+          </w:p>
+        </w:tc>
+        <w:tc>
+          <w:tcPr>
+            <w:tcW w:w="1016" w:type="dxa"/>
+            <w:tcBorders>
+              <w:top w:val="single" w:sz="4" w:space="0" w:color="000000"/>
+              <w:left w:val="single" w:sz="4" w:space="0" w:color="000000"/>
+              <w:bottom w:val="single" w:sz="4" w:space="0" w:color="000000"/>
+            </w:tcBorders>
+            <w:vAlign w:val="bottom"/>
+          </w:tcPr>
+          <w:p>
+            <w:pPr>
+              <w:pStyle w:val="Normal"/>
+              <w:widowControl w:val="false"/>
+              <w:spacing w:lineRule="auto" w:line="180"/>
+              <w:jc w:val="center"/>
+              <w:rPr>
+                <w:sz w:val="16"/>
+                <w:szCs w:val="16"/>
+              </w:rPr>
+            </w:pPr>
+            <w:r>
+              <w:rPr>
+                <w:sz w:val="16"/>
+                <w:szCs w:val="16"/>
+              </w:rPr>
+              <w:t>Step Light</w:t>
+            </w:r>
+          </w:p>
+        </w:tc>
+        <w:tc>
+          <w:tcPr>
+            <w:tcW w:w="1016" w:type="dxa"/>
+            <w:tcBorders>
+              <w:top w:val="single" w:sz="4" w:space="0" w:color="000000"/>
+              <w:left w:val="single" w:sz="4" w:space="0" w:color="000000"/>
+              <w:bottom w:val="single" w:sz="4" w:space="0" w:color="000000"/>
+            </w:tcBorders>
+            <w:vAlign w:val="bottom"/>
+          </w:tcPr>
+          <w:p>
+            <w:pPr>
+              <w:pStyle w:val="Normal"/>
+              <w:widowControl w:val="false"/>
+              <w:spacing w:lineRule="auto" w:line="180"/>
+              <w:jc w:val="center"/>
+              <w:rPr>
+                <w:sz w:val="16"/>
+                <w:szCs w:val="16"/>
+              </w:rPr>
+            </w:pPr>
+            <w:r>
+              <w:rPr>
+                <w:sz w:val="16"/>
+                <w:szCs w:val="16"/>
+              </w:rPr>
+              <w:t>Number Light</w:t>
+            </w:r>
+          </w:p>
+        </w:tc>
+        <w:tc>
+          <w:tcPr>
+            <w:tcW w:w="1016" w:type="dxa"/>
+            <w:tcBorders>
+              <w:top w:val="single" w:sz="4" w:space="0" w:color="000000"/>
+              <w:left w:val="single" w:sz="4" w:space="0" w:color="000000"/>
+              <w:bottom w:val="single" w:sz="4" w:space="0" w:color="000000"/>
+            </w:tcBorders>
+            <w:vAlign w:val="bottom"/>
+          </w:tcPr>
+          <w:p>
+            <w:pPr>
+              <w:pStyle w:val="Normal"/>
+              <w:widowControl w:val="false"/>
+              <w:spacing w:lineRule="auto" w:line="180"/>
+              <w:jc w:val="center"/>
+              <w:rPr>
+                <w:sz w:val="16"/>
+                <w:szCs w:val="16"/>
+              </w:rPr>
+            </w:pPr>
+            <w:r>
+              <w:rPr>
+                <w:rFonts w:eastAsia="arial" w:ascii="arial" w:hAnsi="arial"/>
+                <w:color w:val="000000"/>
+                <w:sz w:val="16"/>
+                <w:szCs w:val="16"/>
+              </w:rPr>
+              <w:t>Exterior</w:t>
+            </w:r>
+          </w:p>
+          <w:p>
+            <w:pPr>
+              <w:pStyle w:val="Normal"/>
+              <w:widowControl w:val="false"/>
+              <w:spacing w:lineRule="auto" w:line="180"/>
+              <w:jc w:val="center"/>
+              <w:rPr>
+                <w:sz w:val="16"/>
+                <w:szCs w:val="16"/>
+              </w:rPr>
+            </w:pPr>
+            <w:r>
+              <w:rPr>
+                <w:rFonts w:eastAsia="arial" w:ascii="arial" w:hAnsi="arial"/>
+                <w:color w:val="000000"/>
+                <w:sz w:val="16"/>
+                <w:szCs w:val="16"/>
+              </w:rPr>
+              <w:t>Camera</w:t>
+            </w:r>
+          </w:p>
+        </w:tc>
+        <w:tc>
+          <w:tcPr>
+            <w:tcW w:w="1029" w:type="dxa"/>
+            <w:tcBorders>
+              <w:top w:val="single" w:sz="4" w:space="0" w:color="000000"/>
+              <w:left w:val="single" w:sz="4" w:space="0" w:color="000000"/>
+              <w:bottom w:val="single" w:sz="4" w:space="0" w:color="000000"/>
+              <w:right w:val="single" w:sz="4" w:space="0" w:color="000000"/>
+            </w:tcBorders>
+            <w:vAlign w:val="bottom"/>
+          </w:tcPr>
+          <w:p>
+            <w:pPr>
+              <w:pStyle w:val="Normal"/>
+              <w:widowControl w:val="false"/>
+              <w:spacing w:lineRule="auto" w:line="180"/>
+              <w:jc w:val="center"/>
+              <w:rPr>
+                <w:sz w:val="16"/>
+                <w:szCs w:val="16"/>
+              </w:rPr>
+            </w:pPr>
+            <w:r>
+              <w:rPr>
+                <w:rFonts w:eastAsia="arial" w:ascii="arial" w:hAnsi="arial"/>
+                <w:color w:val="000000"/>
+                <w:sz w:val="16"/>
+                <w:szCs w:val="16"/>
+              </w:rPr>
+              <w:t>Prev</w:t>
+            </w:r>
+          </w:p>
+          <w:p>
+            <w:pPr>
+              <w:pStyle w:val="Normal"/>
+              <w:widowControl w:val="false"/>
+              <w:spacing w:lineRule="auto" w:line="180"/>
+              <w:jc w:val="center"/>
+              <w:rPr>
+                <w:sz w:val="16"/>
+                <w:szCs w:val="16"/>
+              </w:rPr>
+            </w:pPr>
+            <w:r>
+              <w:rPr>
+                <w:rFonts w:eastAsia="arial" w:ascii="arial" w:hAnsi="arial"/>
+                <w:color w:val="000000"/>
+                <w:sz w:val="16"/>
+                <w:szCs w:val="16"/>
+              </w:rPr>
+              <w:t>Cab Cam</w:t>
+            </w:r>
+          </w:p>
+        </w:tc>
+      </w:tr>
+    </w:tbl>
+    <w:p>
+      <w:pPr>
+        <w:pStyle w:val="Normal"/>
+        <w:rPr>
+          <w:color w:val="000000"/>
+          <w:sz w:val="16"/>
+          <w:szCs w:val="16"/>
+        </w:rPr>
+      </w:pPr>
+      <w:r>
+        <w:rPr>
+          <w:color w:val="000000"/>
+          <w:sz w:val="16"/>
+          <w:szCs w:val="16"/>
+        </w:rPr>
+      </w:r>
+    </w:p>
+    <w:p>
+      <w:pPr>
+        <w:pStyle w:val="Normal"/>
+        <w:rPr>
+          <w:color w:val="000000"/>
+          <w:sz w:val="16"/>
+          <w:szCs w:val="16"/>
+        </w:rPr>
+      </w:pPr>
+      <w:r>
+        <w:rPr>
+          <w:color w:val="000000"/>
+          <w:sz w:val="16"/>
+          <w:szCs w:val="16"/>
+        </w:rPr>
+        <w:tab/>
+        <w:t xml:space="preserve">       </w:t>
+      </w:r>
+      <w:r>
+        <w:rPr>
+          <w:rFonts w:eastAsia="arial" w:ascii="arial" w:hAnsi="arial"/>
+          <w:color w:val="000000"/>
+          <w:sz w:val="16"/>
+          <w:szCs w:val="16"/>
+        </w:rPr>
         <w:t xml:space="preserve">    </w:t>
       </w:r>
       <w:r>
@@ -1183,7 +2289,7 @@
           <w:sz w:val="16"/>
           <w:szCs w:val="16"/>
         </w:rPr>
-        <w:t>AC4400CW</w:t>
+        <w:t>ES44C4</w:t>
       </w:r>
       <w:r>
         <w:rPr>
@@ -1292,6 +2398,7 @@
                 <w:sz w:val="16"/>
                 <w:szCs w:val="16"/>
               </w:rPr>
+              <w:t>Reverser Handle</w:t>
             </w:r>
           </w:p>
         </w:tc>
@@ -1537,7 +2644,10 @@
               </w:rPr>
             </w:pPr>
             <w:r>
-              <w:rPr/>
+              <w:rPr>
+                <w:sz w:val="16"/>
+                <w:szCs w:val="16"/>
+              </w:rPr>
             </w:r>
           </w:p>
         </w:tc>
@@ -1736,7 +2846,7 @@
           <w:sz w:val="16"/>
           <w:szCs w:val="16"/>
         </w:rPr>
-        <w:t>AC4400CW</w:t>
+        <w:t>ES44C4</w:t>
       </w:r>
       <w:r>
         <w:rPr>
@@ -3309,12 +4419,12 @@
       <w:rFonts w:ascii="Symbol" w:hAnsi="Symbol" w:cs="Symbol"/>
     </w:rPr>
   </w:style>
-  <w:style w:type="character" w:styleId="user" w:customStyle="1">
-    <w:name w:val="번호 매기기 기호 (user)"/>
-    <w:qFormat/>
-    <w:rPr/>
-  </w:style>
-  <w:style w:type="paragraph" w:styleId="Style5">
+  <w:style w:type="character" w:styleId="Style5" w:customStyle="1">
+    <w:name w:val="번호 매기기 기호"/>
+    <w:qFormat/>
+    <w:rPr/>
+  </w:style>
+  <w:style w:type="paragraph" w:styleId="Style6">
     <w:name w:val="제목"/>
     <w:basedOn w:val="Normal"/>
     <w:next w:val="BodyText"/>
@@ -3324,7 +4434,7 @@
       <w:spacing w:before="240" w:after="120"/>
     </w:pPr>
     <w:rPr>
-      <w:rFonts w:ascii="Liberation Sans" w:hAnsi="Liberation Sans" w:eastAsia="Noto Sans CJK KR" w:cs="Lohit Devanagari"/>
+      <w:rFonts w:ascii="Liberation Sans" w:hAnsi="Liberation Sans" w:eastAsia="나눔고딕" w:cs="Arial"/>
       <w:sz w:val="28"/>
       <w:szCs w:val="28"/>
     </w:rPr>
@@ -3361,7 +4471,7 @@
       <w:szCs w:val="24"/>
     </w:rPr>
   </w:style>
-  <w:style w:type="paragraph" w:styleId="Style6" w:customStyle="1">
+  <w:style w:type="paragraph" w:styleId="Style7">
     <w:name w:val="색인"/>
     <w:basedOn w:val="Normal"/>
     <w:qFormat/>
@@ -3369,10 +4479,11 @@
       <w:suppressLineNumbers/>
     </w:pPr>
     <w:rPr>
-      <w:rFonts w:cs="Lohit Devanagari"/>
+      <w:rFonts w:cs="Arial"/>
+      <w:sz w:val="24"/>
     </w:rPr>
   </w:style>
-  <w:style w:type="paragraph" w:styleId="user1">
+  <w:style w:type="paragraph" w:styleId="user">
     <w:name w:val="제목 (user)"/>
     <w:basedOn w:val="Normal"/>
     <w:next w:val="BodyText"/>
@@ -3382,12 +4493,12 @@
       <w:spacing w:before="240" w:after="120"/>
     </w:pPr>
     <w:rPr>
-      <w:rFonts w:ascii="Liberation Sans" w:hAnsi="Liberation Sans" w:eastAsia="나눔고딕" w:cs="Arial"/>
+      <w:rFonts w:ascii="Liberation Sans" w:hAnsi="Liberation Sans" w:eastAsia="Noto Sans CJK KR" w:cs="Lohit Devanagari"/>
       <w:sz w:val="28"/>
       <w:szCs w:val="28"/>
     </w:rPr>
   </w:style>
-  <w:style w:type="paragraph" w:styleId="user2">
+  <w:style w:type="paragraph" w:styleId="user1" w:customStyle="1">
     <w:name w:val="색인 (user)"/>
     <w:basedOn w:val="Normal"/>
     <w:qFormat/>
@@ -3395,8 +4506,7 @@
       <w:suppressLineNumbers/>
     </w:pPr>
     <w:rPr>
-      <w:rFonts w:cs="Arial"/>
-      <w:sz w:val="24"/>
+      <w:rFonts w:cs="Lohit Devanagari"/>
     </w:rPr>
   </w:style>
   <w:style w:type="paragraph" w:styleId="Title">
@@ -4078,8 +5188,8 @@
       <w:szCs w:val="24"/>
     </w:rPr>
   </w:style>
-  <w:style w:type="paragraph" w:styleId="Style7" w:customStyle="1">
-    <w:name w:val="표 내용"/>
+  <w:style w:type="paragraph" w:styleId="user2" w:customStyle="1">
+    <w:name w:val="표 내용 (user)"/>
     <w:basedOn w:val="Normal"/>
     <w:qFormat/>
     <w:pPr>
@@ -4087,9 +5197,9 @@
     </w:pPr>
     <w:rPr/>
   </w:style>
-  <w:style w:type="paragraph" w:styleId="Style8" w:customStyle="1">
-    <w:name w:val="표제목"/>
-    <w:basedOn w:val="Style7"/>
+  <w:style w:type="paragraph" w:styleId="user3" w:customStyle="1">
+    <w:name w:val="표제목 (user)"/>
+    <w:basedOn w:val="user2"/>
     <w:qFormat/>
     <w:pPr>
       <w:jc w:val="center"/>
@@ -4099,8 +5209,8 @@
       <w:bCs/>
     </w:rPr>
   </w:style>
-  <w:style w:type="paragraph" w:styleId="user3">
-    <w:name w:val="표 내용 (user)"/>
+  <w:style w:type="paragraph" w:styleId="Style8">
+    <w:name w:val="표 내용"/>
     <w:basedOn w:val="Normal"/>
     <w:qFormat/>
     <w:pPr>
@@ -4109,9 +5219,9 @@
     </w:pPr>
     <w:rPr/>
   </w:style>
-  <w:style w:type="paragraph" w:styleId="user4">
-    <w:name w:val="표제목 (user)"/>
-    <w:basedOn w:val="user3"/>
+  <w:style w:type="paragraph" w:styleId="Style9">
+    <w:name w:val="표제목"/>
+    <w:basedOn w:val="Style8"/>
     <w:qFormat/>
     <w:pPr>
       <w:suppressLineNumbers/>

--- a/raildriver-USA-Remapped.docx
+++ b/raildriver-USA-Remapped.docx
@@ -2280,6 +2280,1113 @@
           <w:sz w:val="16"/>
           <w:szCs w:val="16"/>
         </w:rPr>
+        <w:t xml:space="preserve">    ES44C4-1</w:t>
+      </w:r>
+    </w:p>
+    <w:tbl>
+      <w:tblPr>
+        <w:tblW w:w="14248" w:type="dxa"/>
+        <w:jc w:val="left"/>
+        <w:tblInd w:w="-5" w:type="dxa"/>
+        <w:tblLayout w:type="fixed"/>
+        <w:tblCellMar>
+          <w:top w:w="0" w:type="dxa"/>
+          <w:left w:w="108" w:type="dxa"/>
+          <w:bottom w:w="0" w:type="dxa"/>
+          <w:right w:w="108" w:type="dxa"/>
+        </w:tblCellMar>
+        <w:tblLook w:firstRow="1" w:noVBand="1" w:lastRow="0" w:firstColumn="1" w:lastColumn="0" w:noHBand="0" w:val="04a0"/>
+      </w:tblPr>
+      <w:tblGrid>
+        <w:gridCol w:w="1017"/>
+        <w:gridCol w:w="1019"/>
+        <w:gridCol w:w="1014"/>
+        <w:gridCol w:w="1016"/>
+        <w:gridCol w:w="1020"/>
+        <w:gridCol w:w="1016"/>
+        <w:gridCol w:w="1016"/>
+        <w:gridCol w:w="1017"/>
+        <w:gridCol w:w="1016"/>
+        <w:gridCol w:w="1020"/>
+        <w:gridCol w:w="1016"/>
+        <w:gridCol w:w="1016"/>
+        <w:gridCol w:w="1016"/>
+        <w:gridCol w:w="1029"/>
+      </w:tblGrid>
+      <w:tr>
+        <w:trPr>
+          <w:trHeight w:val="440" w:hRule="exact"/>
+          <w:cantSplit w:val="true"/>
+        </w:trPr>
+        <w:tc>
+          <w:tcPr>
+            <w:tcW w:w="1017" w:type="dxa"/>
+            <w:tcBorders>
+              <w:top w:val="single" w:sz="4" w:space="0" w:color="000000"/>
+              <w:left w:val="single" w:sz="4" w:space="0" w:color="000000"/>
+              <w:bottom w:val="single" w:sz="4" w:space="0" w:color="000000"/>
+            </w:tcBorders>
+            <w:vAlign w:val="bottom"/>
+          </w:tcPr>
+          <w:p>
+            <w:pPr>
+              <w:pStyle w:val="Normal"/>
+              <w:widowControl w:val="false"/>
+              <w:spacing w:lineRule="auto" w:line="180" w:before="0" w:after="60"/>
+              <w:jc w:val="center"/>
+              <w:rPr>
+                <w:color w:val="000000"/>
+                <w:sz w:val="16"/>
+                <w:szCs w:val="16"/>
+              </w:rPr>
+            </w:pPr>
+            <w:r>
+              <w:rPr>
+                <w:rFonts w:eastAsia="arial" w:ascii="arial" w:hAnsi="arial"/>
+                <w:b/>
+                <w:color w:val="000000"/>
+                <w:sz w:val="16"/>
+                <w:szCs w:val="16"/>
+              </w:rPr>
+              <w:t>Pause</w:t>
+            </w:r>
+          </w:p>
+        </w:tc>
+        <w:tc>
+          <w:tcPr>
+            <w:tcW w:w="1019" w:type="dxa"/>
+            <w:tcBorders>
+              <w:top w:val="single" w:sz="4" w:space="0" w:color="000000"/>
+              <w:left w:val="single" w:sz="4" w:space="0" w:color="000000"/>
+              <w:bottom w:val="single" w:sz="4" w:space="0" w:color="000000"/>
+            </w:tcBorders>
+            <w:vAlign w:val="bottom"/>
+          </w:tcPr>
+          <w:p>
+            <w:pPr>
+              <w:pStyle w:val="Normal"/>
+              <w:widowControl w:val="false"/>
+              <w:spacing w:lineRule="auto" w:line="180"/>
+              <w:jc w:val="center"/>
+              <w:rPr>
+                <w:color w:val="000000"/>
+                <w:sz w:val="16"/>
+                <w:szCs w:val="16"/>
+              </w:rPr>
+            </w:pPr>
+            <w:r>
+              <w:rPr>
+                <w:color w:val="000000"/>
+                <w:sz w:val="16"/>
+                <w:szCs w:val="16"/>
+              </w:rPr>
+              <w:t>Reverser Handle</w:t>
+            </w:r>
+          </w:p>
+        </w:tc>
+        <w:tc>
+          <w:tcPr>
+            <w:tcW w:w="1014" w:type="dxa"/>
+            <w:tcBorders>
+              <w:top w:val="single" w:sz="4" w:space="0" w:color="000000"/>
+              <w:left w:val="single" w:sz="4" w:space="0" w:color="000000"/>
+              <w:bottom w:val="single" w:sz="4" w:space="0" w:color="000000"/>
+            </w:tcBorders>
+            <w:vAlign w:val="bottom"/>
+          </w:tcPr>
+          <w:p>
+            <w:pPr>
+              <w:pStyle w:val="Normal"/>
+              <w:widowControl w:val="false"/>
+              <w:spacing w:lineRule="auto" w:line="180"/>
+              <w:jc w:val="center"/>
+              <w:rPr>
+                <w:color w:val="000000"/>
+                <w:sz w:val="16"/>
+                <w:szCs w:val="16"/>
+              </w:rPr>
+            </w:pPr>
+            <w:r>
+              <w:rPr>
+                <w:rFonts w:eastAsia="arial" w:ascii="arial" w:hAnsi="arial"/>
+                <w:color w:val="000000"/>
+                <w:sz w:val="16"/>
+                <w:szCs w:val="16"/>
+              </w:rPr>
+              <w:t>Engine Start</w:t>
+            </w:r>
+          </w:p>
+        </w:tc>
+        <w:tc>
+          <w:tcPr>
+            <w:tcW w:w="1016" w:type="dxa"/>
+            <w:tcBorders>
+              <w:top w:val="single" w:sz="4" w:space="0" w:color="000000"/>
+              <w:left w:val="single" w:sz="4" w:space="0" w:color="000000"/>
+              <w:bottom w:val="single" w:sz="4" w:space="0" w:color="000000"/>
+            </w:tcBorders>
+            <w:vAlign w:val="bottom"/>
+          </w:tcPr>
+          <w:p>
+            <w:pPr>
+              <w:pStyle w:val="Normal"/>
+              <w:widowControl w:val="false"/>
+              <w:spacing w:lineRule="auto" w:line="180"/>
+              <w:jc w:val="center"/>
+              <w:rPr>
+                <w:color w:val="000000"/>
+                <w:sz w:val="16"/>
+                <w:szCs w:val="16"/>
+              </w:rPr>
+            </w:pPr>
+            <w:r>
+              <w:rPr>
+                <w:color w:val="000000"/>
+                <w:sz w:val="16"/>
+                <w:szCs w:val="16"/>
+              </w:rPr>
+              <w:t>Engine Run</w:t>
+            </w:r>
+          </w:p>
+        </w:tc>
+        <w:tc>
+          <w:tcPr>
+            <w:tcW w:w="1020" w:type="dxa"/>
+            <w:tcBorders>
+              <w:top w:val="single" w:sz="4" w:space="0" w:color="000000"/>
+              <w:left w:val="single" w:sz="4" w:space="0" w:color="000000"/>
+              <w:bottom w:val="single" w:sz="4" w:space="0" w:color="000000"/>
+            </w:tcBorders>
+            <w:vAlign w:val="bottom"/>
+          </w:tcPr>
+          <w:p>
+            <w:pPr>
+              <w:pStyle w:val="Normal"/>
+              <w:widowControl w:val="false"/>
+              <w:spacing w:lineRule="auto" w:line="180"/>
+              <w:jc w:val="center"/>
+              <w:rPr>
+                <w:color w:val="000000"/>
+                <w:sz w:val="16"/>
+                <w:szCs w:val="16"/>
+              </w:rPr>
+            </w:pPr>
+            <w:r>
+              <w:rPr>
+                <w:color w:val="000000"/>
+                <w:sz w:val="16"/>
+                <w:szCs w:val="16"/>
+              </w:rPr>
+              <w:t>Generator Field</w:t>
+            </w:r>
+          </w:p>
+        </w:tc>
+        <w:tc>
+          <w:tcPr>
+            <w:tcW w:w="1016" w:type="dxa"/>
+            <w:tcBorders>
+              <w:top w:val="single" w:sz="4" w:space="0" w:color="000000"/>
+              <w:left w:val="single" w:sz="4" w:space="0" w:color="000000"/>
+              <w:bottom w:val="single" w:sz="4" w:space="0" w:color="000000"/>
+            </w:tcBorders>
+            <w:vAlign w:val="bottom"/>
+          </w:tcPr>
+          <w:p>
+            <w:pPr>
+              <w:pStyle w:val="Normal"/>
+              <w:widowControl w:val="false"/>
+              <w:jc w:val="center"/>
+              <w:rPr>
+                <w:color w:val="000000"/>
+                <w:sz w:val="16"/>
+                <w:szCs w:val="16"/>
+              </w:rPr>
+            </w:pPr>
+            <w:r>
+              <w:rPr>
+                <w:color w:val="000000"/>
+                <w:sz w:val="16"/>
+                <w:szCs w:val="16"/>
+              </w:rPr>
+              <w:t>Headlight Control Up</w:t>
+            </w:r>
+          </w:p>
+        </w:tc>
+        <w:tc>
+          <w:tcPr>
+            <w:tcW w:w="1016" w:type="dxa"/>
+            <w:tcBorders>
+              <w:top w:val="single" w:sz="4" w:space="0" w:color="000000"/>
+              <w:left w:val="single" w:sz="4" w:space="0" w:color="000000"/>
+              <w:bottom w:val="single" w:sz="4" w:space="0" w:color="000000"/>
+            </w:tcBorders>
+            <w:vAlign w:val="bottom"/>
+          </w:tcPr>
+          <w:p>
+            <w:pPr>
+              <w:pStyle w:val="Normal"/>
+              <w:widowControl w:val="false"/>
+              <w:jc w:val="center"/>
+              <w:rPr>
+                <w:color w:val="000000"/>
+                <w:sz w:val="16"/>
+                <w:szCs w:val="16"/>
+              </w:rPr>
+            </w:pPr>
+            <w:r>
+              <w:rPr>
+                <w:color w:val="000000"/>
+                <w:sz w:val="16"/>
+                <w:szCs w:val="16"/>
+              </w:rPr>
+              <w:t>Engine Cont. Run</w:t>
+            </w:r>
+          </w:p>
+        </w:tc>
+        <w:tc>
+          <w:tcPr>
+            <w:tcW w:w="1017" w:type="dxa"/>
+            <w:tcBorders>
+              <w:top w:val="single" w:sz="4" w:space="0" w:color="000000"/>
+              <w:left w:val="single" w:sz="4" w:space="0" w:color="000000"/>
+              <w:bottom w:val="single" w:sz="4" w:space="0" w:color="000000"/>
+            </w:tcBorders>
+            <w:vAlign w:val="bottom"/>
+          </w:tcPr>
+          <w:p>
+            <w:pPr>
+              <w:pStyle w:val="Normal"/>
+              <w:widowControl w:val="false"/>
+              <w:jc w:val="center"/>
+              <w:rPr>
+                <w:color w:val="000000"/>
+                <w:sz w:val="16"/>
+                <w:szCs w:val="16"/>
+              </w:rPr>
+            </w:pPr>
+            <w:r>
+              <w:rPr>
+                <w:rFonts w:eastAsia="arial" w:ascii="arial" w:hAnsi="arial"/>
+                <w:color w:val="000000"/>
+                <w:sz w:val="16"/>
+                <w:szCs w:val="16"/>
+              </w:rPr>
+              <w:t>Banking COMM</w:t>
+            </w:r>
+          </w:p>
+        </w:tc>
+        <w:tc>
+          <w:tcPr>
+            <w:tcW w:w="1016" w:type="dxa"/>
+            <w:tcBorders>
+              <w:top w:val="single" w:sz="4" w:space="0" w:color="000000"/>
+              <w:left w:val="single" w:sz="4" w:space="0" w:color="000000"/>
+              <w:bottom w:val="single" w:sz="4" w:space="0" w:color="000000"/>
+            </w:tcBorders>
+            <w:vAlign w:val="bottom"/>
+          </w:tcPr>
+          <w:p>
+            <w:pPr>
+              <w:pStyle w:val="Normal"/>
+              <w:widowControl w:val="false"/>
+              <w:jc w:val="center"/>
+              <w:rPr>
+                <w:sz w:val="16"/>
+                <w:szCs w:val="16"/>
+              </w:rPr>
+            </w:pPr>
+            <w:r>
+              <w:rPr>
+                <w:sz w:val="16"/>
+                <w:szCs w:val="16"/>
+              </w:rPr>
+              <w:t>Rear HL Up</w:t>
+            </w:r>
+          </w:p>
+        </w:tc>
+        <w:tc>
+          <w:tcPr>
+            <w:tcW w:w="1020" w:type="dxa"/>
+            <w:tcBorders>
+              <w:top w:val="single" w:sz="4" w:space="0" w:color="000000"/>
+              <w:left w:val="single" w:sz="4" w:space="0" w:color="000000"/>
+              <w:bottom w:val="single" w:sz="4" w:space="0" w:color="000000"/>
+            </w:tcBorders>
+            <w:vAlign w:val="bottom"/>
+          </w:tcPr>
+          <w:p>
+            <w:pPr>
+              <w:pStyle w:val="Normal"/>
+              <w:widowControl w:val="false"/>
+              <w:spacing w:lineRule="auto" w:line="180"/>
+              <w:jc w:val="center"/>
+              <w:rPr>
+                <w:sz w:val="16"/>
+                <w:szCs w:val="16"/>
+              </w:rPr>
+            </w:pPr>
+            <w:r>
+              <w:rPr>
+                <w:sz w:val="16"/>
+                <w:szCs w:val="16"/>
+              </w:rPr>
+            </w:r>
+          </w:p>
+        </w:tc>
+        <w:tc>
+          <w:tcPr>
+            <w:tcW w:w="1016" w:type="dxa"/>
+            <w:tcBorders>
+              <w:top w:val="single" w:sz="4" w:space="0" w:color="000000"/>
+              <w:left w:val="single" w:sz="4" w:space="0" w:color="000000"/>
+              <w:bottom w:val="single" w:sz="4" w:space="0" w:color="000000"/>
+            </w:tcBorders>
+            <w:vAlign w:val="bottom"/>
+          </w:tcPr>
+          <w:p>
+            <w:pPr>
+              <w:pStyle w:val="Normal"/>
+              <w:widowControl w:val="false"/>
+              <w:spacing w:lineRule="auto" w:line="180"/>
+              <w:jc w:val="center"/>
+              <w:rPr>
+                <w:sz w:val="16"/>
+                <w:szCs w:val="16"/>
+              </w:rPr>
+            </w:pPr>
+            <w:r>
+              <w:rPr>
+                <w:rFonts w:eastAsia="arial" w:ascii="arial" w:hAnsi="arial"/>
+                <w:color w:val="000000"/>
+                <w:sz w:val="16"/>
+                <w:szCs w:val="16"/>
+              </w:rPr>
+              <w:t>Gauge Light</w:t>
+            </w:r>
+          </w:p>
+        </w:tc>
+        <w:tc>
+          <w:tcPr>
+            <w:tcW w:w="1016" w:type="dxa"/>
+            <w:tcBorders>
+              <w:top w:val="single" w:sz="4" w:space="0" w:color="000000"/>
+              <w:left w:val="single" w:sz="4" w:space="0" w:color="000000"/>
+              <w:bottom w:val="single" w:sz="4" w:space="0" w:color="000000"/>
+            </w:tcBorders>
+            <w:vAlign w:val="bottom"/>
+          </w:tcPr>
+          <w:p>
+            <w:pPr>
+              <w:pStyle w:val="Normal"/>
+              <w:widowControl w:val="false"/>
+              <w:spacing w:lineRule="auto" w:line="180"/>
+              <w:jc w:val="center"/>
+              <w:rPr>
+                <w:sz w:val="16"/>
+                <w:szCs w:val="16"/>
+              </w:rPr>
+            </w:pPr>
+            <w:r>
+              <w:rPr>
+                <w:sz w:val="16"/>
+                <w:szCs w:val="16"/>
+              </w:rPr>
+              <w:t>Cab Light</w:t>
+            </w:r>
+          </w:p>
+        </w:tc>
+        <w:tc>
+          <w:tcPr>
+            <w:tcW w:w="1016" w:type="dxa"/>
+            <w:tcBorders>
+              <w:top w:val="single" w:sz="4" w:space="0" w:color="000000"/>
+              <w:left w:val="single" w:sz="4" w:space="0" w:color="000000"/>
+              <w:bottom w:val="single" w:sz="4" w:space="0" w:color="000000"/>
+            </w:tcBorders>
+            <w:vAlign w:val="bottom"/>
+          </w:tcPr>
+          <w:p>
+            <w:pPr>
+              <w:pStyle w:val="Normal"/>
+              <w:widowControl w:val="false"/>
+              <w:spacing w:lineRule="auto" w:line="180"/>
+              <w:jc w:val="center"/>
+              <w:rPr>
+                <w:sz w:val="16"/>
+                <w:szCs w:val="16"/>
+              </w:rPr>
+            </w:pPr>
+            <w:r>
+              <w:rPr>
+                <w:rFonts w:eastAsia="arial" w:ascii="arial" w:hAnsi="arial"/>
+                <w:color w:val="000000"/>
+                <w:sz w:val="16"/>
+                <w:szCs w:val="16"/>
+              </w:rPr>
+              <w:t>1-Person</w:t>
+            </w:r>
+          </w:p>
+        </w:tc>
+        <w:tc>
+          <w:tcPr>
+            <w:tcW w:w="1029" w:type="dxa"/>
+            <w:tcBorders>
+              <w:top w:val="single" w:sz="4" w:space="0" w:color="000000"/>
+              <w:left w:val="single" w:sz="4" w:space="0" w:color="000000"/>
+              <w:bottom w:val="single" w:sz="4" w:space="0" w:color="000000"/>
+              <w:right w:val="single" w:sz="4" w:space="0" w:color="000000"/>
+            </w:tcBorders>
+            <w:vAlign w:val="bottom"/>
+          </w:tcPr>
+          <w:p>
+            <w:pPr>
+              <w:pStyle w:val="Normal"/>
+              <w:widowControl w:val="false"/>
+              <w:spacing w:lineRule="auto" w:line="180"/>
+              <w:jc w:val="center"/>
+              <w:rPr>
+                <w:sz w:val="16"/>
+                <w:szCs w:val="16"/>
+              </w:rPr>
+            </w:pPr>
+            <w:r>
+              <w:rPr>
+                <w:rFonts w:eastAsia="arial" w:ascii="arial" w:hAnsi="arial"/>
+                <w:color w:val="000000"/>
+                <w:sz w:val="16"/>
+                <w:szCs w:val="16"/>
+              </w:rPr>
+              <w:t>Next</w:t>
+            </w:r>
+          </w:p>
+          <w:p>
+            <w:pPr>
+              <w:pStyle w:val="Normal"/>
+              <w:widowControl w:val="false"/>
+              <w:spacing w:lineRule="auto" w:line="180"/>
+              <w:jc w:val="center"/>
+              <w:rPr>
+                <w:sz w:val="16"/>
+                <w:szCs w:val="16"/>
+              </w:rPr>
+            </w:pPr>
+            <w:r>
+              <w:rPr>
+                <w:rFonts w:eastAsia="arial" w:ascii="arial" w:hAnsi="arial"/>
+                <w:color w:val="000000"/>
+                <w:sz w:val="16"/>
+                <w:szCs w:val="16"/>
+              </w:rPr>
+              <w:t>Cab Cam</w:t>
+            </w:r>
+          </w:p>
+        </w:tc>
+      </w:tr>
+    </w:tbl>
+    <w:p>
+      <w:pPr>
+        <w:pStyle w:val="Normal"/>
+        <w:rPr>
+          <w:rFonts w:ascii="arial" w:hAnsi="arial" w:eastAsia="arial"/>
+          <w:color w:val="000000"/>
+          <w:sz w:val="16"/>
+          <w:szCs w:val="16"/>
+        </w:rPr>
+      </w:pPr>
+      <w:r>
+        <w:rPr>
+          <w:rFonts w:eastAsia="arial" w:ascii="arial" w:hAnsi="arial"/>
+          <w:color w:val="000000"/>
+          <w:sz w:val="16"/>
+          <w:szCs w:val="16"/>
+        </w:rPr>
+      </w:r>
+    </w:p>
+    <w:p>
+      <w:pPr>
+        <w:pStyle w:val="Normal"/>
+        <w:rPr>
+          <w:color w:val="000000"/>
+          <w:sz w:val="16"/>
+          <w:szCs w:val="16"/>
+        </w:rPr>
+      </w:pPr>
+      <w:r>
+        <w:rPr>
+          <w:rFonts w:eastAsia="arial" w:ascii="arial" w:hAnsi="arial"/>
+          <w:color w:val="000000"/>
+          <w:sz w:val="16"/>
+          <w:szCs w:val="16"/>
+        </w:rPr>
+        <w:tab/>
+        <w:t xml:space="preserve">           ES44C4-2</w:t>
+      </w:r>
+    </w:p>
+    <w:tbl>
+      <w:tblPr>
+        <w:tblW w:w="14248" w:type="dxa"/>
+        <w:jc w:val="left"/>
+        <w:tblInd w:w="-5" w:type="dxa"/>
+        <w:tblLayout w:type="fixed"/>
+        <w:tblCellMar>
+          <w:top w:w="0" w:type="dxa"/>
+          <w:left w:w="108" w:type="dxa"/>
+          <w:bottom w:w="0" w:type="dxa"/>
+          <w:right w:w="108" w:type="dxa"/>
+        </w:tblCellMar>
+        <w:tblLook w:firstRow="1" w:noVBand="1" w:lastRow="0" w:firstColumn="1" w:lastColumn="0" w:noHBand="0" w:val="04a0"/>
+      </w:tblPr>
+      <w:tblGrid>
+        <w:gridCol w:w="1017"/>
+        <w:gridCol w:w="1019"/>
+        <w:gridCol w:w="1014"/>
+        <w:gridCol w:w="1016"/>
+        <w:gridCol w:w="1020"/>
+        <w:gridCol w:w="1016"/>
+        <w:gridCol w:w="1016"/>
+        <w:gridCol w:w="1017"/>
+        <w:gridCol w:w="1016"/>
+        <w:gridCol w:w="1020"/>
+        <w:gridCol w:w="1016"/>
+        <w:gridCol w:w="1016"/>
+        <w:gridCol w:w="1016"/>
+        <w:gridCol w:w="1029"/>
+      </w:tblGrid>
+      <w:tr>
+        <w:trPr>
+          <w:trHeight w:val="440" w:hRule="exact"/>
+          <w:cantSplit w:val="true"/>
+        </w:trPr>
+        <w:tc>
+          <w:tcPr>
+            <w:tcW w:w="1017" w:type="dxa"/>
+            <w:tcBorders>
+              <w:top w:val="single" w:sz="4" w:space="0" w:color="000000"/>
+              <w:left w:val="single" w:sz="4" w:space="0" w:color="000000"/>
+              <w:bottom w:val="single" w:sz="4" w:space="0" w:color="000000"/>
+            </w:tcBorders>
+            <w:vAlign w:val="bottom"/>
+          </w:tcPr>
+          <w:p>
+            <w:pPr>
+              <w:pStyle w:val="Normal"/>
+              <w:widowControl w:val="false"/>
+              <w:spacing w:lineRule="auto" w:line="180" w:before="0" w:after="60"/>
+              <w:jc w:val="center"/>
+              <w:rPr>
+                <w:b/>
+                <w:bCs/>
+              </w:rPr>
+            </w:pPr>
+            <w:r>
+              <w:rPr>
+                <w:b/>
+                <w:bCs/>
+                <w:color w:val="000000"/>
+                <w:sz w:val="16"/>
+                <w:szCs w:val="16"/>
+              </w:rPr>
+              <w:t>HUD</w:t>
+            </w:r>
+          </w:p>
+        </w:tc>
+        <w:tc>
+          <w:tcPr>
+            <w:tcW w:w="1019" w:type="dxa"/>
+            <w:tcBorders>
+              <w:top w:val="single" w:sz="4" w:space="0" w:color="000000"/>
+              <w:left w:val="single" w:sz="4" w:space="0" w:color="000000"/>
+              <w:bottom w:val="single" w:sz="4" w:space="0" w:color="000000"/>
+            </w:tcBorders>
+            <w:vAlign w:val="bottom"/>
+          </w:tcPr>
+          <w:p>
+            <w:pPr>
+              <w:pStyle w:val="Normal"/>
+              <w:widowControl w:val="false"/>
+              <w:spacing w:lineRule="auto" w:line="180"/>
+              <w:jc w:val="center"/>
+              <w:rPr>
+                <w:color w:val="000000"/>
+                <w:sz w:val="16"/>
+                <w:szCs w:val="16"/>
+              </w:rPr>
+            </w:pPr>
+            <w:r>
+              <w:rPr>
+                <w:color w:val="000000"/>
+                <w:sz w:val="16"/>
+                <w:szCs w:val="16"/>
+              </w:rPr>
+              <w:t>Schedule</w:t>
+            </w:r>
+          </w:p>
+        </w:tc>
+        <w:tc>
+          <w:tcPr>
+            <w:tcW w:w="1014" w:type="dxa"/>
+            <w:tcBorders>
+              <w:top w:val="single" w:sz="4" w:space="0" w:color="000000"/>
+              <w:left w:val="single" w:sz="4" w:space="0" w:color="000000"/>
+              <w:bottom w:val="single" w:sz="4" w:space="0" w:color="000000"/>
+            </w:tcBorders>
+            <w:vAlign w:val="bottom"/>
+          </w:tcPr>
+          <w:p>
+            <w:pPr>
+              <w:pStyle w:val="Normal"/>
+              <w:widowControl w:val="false"/>
+              <w:spacing w:lineRule="auto" w:line="180"/>
+              <w:jc w:val="center"/>
+              <w:rPr>
+                <w:color w:val="000000"/>
+                <w:sz w:val="16"/>
+                <w:szCs w:val="16"/>
+              </w:rPr>
+            </w:pPr>
+            <w:r>
+              <w:rPr>
+                <w:rFonts w:eastAsia="arial" w:ascii="arial" w:hAnsi="arial"/>
+                <w:color w:val="000000"/>
+                <w:sz w:val="16"/>
+                <w:szCs w:val="16"/>
+              </w:rPr>
+              <w:t>Engine Stop</w:t>
+            </w:r>
+          </w:p>
+        </w:tc>
+        <w:tc>
+          <w:tcPr>
+            <w:tcW w:w="1016" w:type="dxa"/>
+            <w:tcBorders>
+              <w:top w:val="single" w:sz="4" w:space="0" w:color="000000"/>
+              <w:left w:val="single" w:sz="4" w:space="0" w:color="000000"/>
+              <w:bottom w:val="single" w:sz="4" w:space="0" w:color="000000"/>
+            </w:tcBorders>
+            <w:vAlign w:val="bottom"/>
+          </w:tcPr>
+          <w:p>
+            <w:pPr>
+              <w:pStyle w:val="Normal"/>
+              <w:widowControl w:val="false"/>
+              <w:spacing w:lineRule="auto" w:line="180"/>
+              <w:jc w:val="center"/>
+              <w:rPr>
+                <w:color w:val="000000"/>
+                <w:sz w:val="16"/>
+                <w:szCs w:val="16"/>
+              </w:rPr>
+            </w:pPr>
+            <w:r>
+              <w:rPr>
+                <w:color w:val="000000"/>
+                <w:sz w:val="16"/>
+                <w:szCs w:val="16"/>
+              </w:rPr>
+              <w:t>Warning Devices</w:t>
+            </w:r>
+          </w:p>
+        </w:tc>
+        <w:tc>
+          <w:tcPr>
+            <w:tcW w:w="1020" w:type="dxa"/>
+            <w:tcBorders>
+              <w:top w:val="single" w:sz="4" w:space="0" w:color="000000"/>
+              <w:left w:val="single" w:sz="4" w:space="0" w:color="000000"/>
+              <w:bottom w:val="single" w:sz="4" w:space="0" w:color="000000"/>
+            </w:tcBorders>
+            <w:vAlign w:val="bottom"/>
+          </w:tcPr>
+          <w:p>
+            <w:pPr>
+              <w:pStyle w:val="Normal"/>
+              <w:widowControl w:val="false"/>
+              <w:spacing w:lineRule="auto" w:line="180"/>
+              <w:jc w:val="center"/>
+              <w:rPr>
+                <w:color w:val="000000"/>
+                <w:sz w:val="16"/>
+                <w:szCs w:val="16"/>
+              </w:rPr>
+            </w:pPr>
+            <w:r>
+              <w:rPr>
+                <w:color w:val="000000"/>
+                <w:sz w:val="16"/>
+                <w:szCs w:val="16"/>
+              </w:rPr>
+              <w:t>Control Switch</w:t>
+            </w:r>
+          </w:p>
+        </w:tc>
+        <w:tc>
+          <w:tcPr>
+            <w:tcW w:w="1016" w:type="dxa"/>
+            <w:tcBorders>
+              <w:top w:val="single" w:sz="4" w:space="0" w:color="000000"/>
+              <w:left w:val="single" w:sz="4" w:space="0" w:color="000000"/>
+              <w:bottom w:val="single" w:sz="4" w:space="0" w:color="000000"/>
+            </w:tcBorders>
+            <w:vAlign w:val="bottom"/>
+          </w:tcPr>
+          <w:p>
+            <w:pPr>
+              <w:pStyle w:val="Normal"/>
+              <w:widowControl w:val="false"/>
+              <w:jc w:val="center"/>
+              <w:rPr>
+                <w:color w:val="000000"/>
+                <w:sz w:val="16"/>
+                <w:szCs w:val="16"/>
+              </w:rPr>
+            </w:pPr>
+            <w:r>
+              <w:rPr>
+                <w:color w:val="000000"/>
+                <w:sz w:val="16"/>
+                <w:szCs w:val="16"/>
+              </w:rPr>
+              <w:t>Headlight Control Dw</w:t>
+            </w:r>
+          </w:p>
+        </w:tc>
+        <w:tc>
+          <w:tcPr>
+            <w:tcW w:w="1016" w:type="dxa"/>
+            <w:tcBorders>
+              <w:top w:val="single" w:sz="4" w:space="0" w:color="000000"/>
+              <w:left w:val="single" w:sz="4" w:space="0" w:color="000000"/>
+              <w:bottom w:val="single" w:sz="4" w:space="0" w:color="000000"/>
+            </w:tcBorders>
+            <w:vAlign w:val="bottom"/>
+          </w:tcPr>
+          <w:p>
+            <w:pPr>
+              <w:pStyle w:val="Normal"/>
+              <w:widowControl w:val="false"/>
+              <w:jc w:val="center"/>
+              <w:rPr>
+                <w:color w:val="000000"/>
+                <w:sz w:val="16"/>
+                <w:szCs w:val="16"/>
+              </w:rPr>
+            </w:pPr>
+            <w:r>
+              <w:rPr>
+                <w:rFonts w:eastAsia="arial" w:ascii="arial" w:hAnsi="arial"/>
+                <w:color w:val="000000"/>
+                <w:sz w:val="16"/>
+                <w:szCs w:val="16"/>
+              </w:rPr>
+              <w:t>Engine Cont. Jog</w:t>
+            </w:r>
+          </w:p>
+        </w:tc>
+        <w:tc>
+          <w:tcPr>
+            <w:tcW w:w="1017" w:type="dxa"/>
+            <w:tcBorders>
+              <w:top w:val="single" w:sz="4" w:space="0" w:color="000000"/>
+              <w:left w:val="single" w:sz="4" w:space="0" w:color="000000"/>
+              <w:bottom w:val="single" w:sz="4" w:space="0" w:color="000000"/>
+            </w:tcBorders>
+            <w:vAlign w:val="bottom"/>
+          </w:tcPr>
+          <w:p>
+            <w:pPr>
+              <w:pStyle w:val="Normal"/>
+              <w:widowControl w:val="false"/>
+              <w:jc w:val="center"/>
+              <w:rPr>
+                <w:rFonts w:ascii="arial" w:hAnsi="arial" w:eastAsia="arial"/>
+                <w:color w:val="000000"/>
+                <w:sz w:val="16"/>
+                <w:szCs w:val="16"/>
+              </w:rPr>
+            </w:pPr>
+            <w:r>
+              <w:rPr>
+                <w:rFonts w:eastAsia="arial" w:ascii="arial" w:hAnsi="arial"/>
+                <w:color w:val="000000"/>
+                <w:sz w:val="16"/>
+                <w:szCs w:val="16"/>
+              </w:rPr>
+              <w:t>Lead Sand</w:t>
+            </w:r>
+          </w:p>
+        </w:tc>
+        <w:tc>
+          <w:tcPr>
+            <w:tcW w:w="1016" w:type="dxa"/>
+            <w:tcBorders>
+              <w:top w:val="single" w:sz="4" w:space="0" w:color="000000"/>
+              <w:left w:val="single" w:sz="4" w:space="0" w:color="000000"/>
+              <w:bottom w:val="single" w:sz="4" w:space="0" w:color="000000"/>
+            </w:tcBorders>
+            <w:vAlign w:val="bottom"/>
+          </w:tcPr>
+          <w:p>
+            <w:pPr>
+              <w:pStyle w:val="Normal"/>
+              <w:widowControl w:val="false"/>
+              <w:jc w:val="center"/>
+              <w:rPr>
+                <w:sz w:val="16"/>
+                <w:szCs w:val="16"/>
+              </w:rPr>
+            </w:pPr>
+            <w:r>
+              <w:rPr>
+                <w:rFonts w:eastAsia="arial" w:ascii="arial" w:hAnsi="arial"/>
+                <w:color w:val="000000"/>
+                <w:sz w:val="16"/>
+                <w:szCs w:val="16"/>
+              </w:rPr>
+              <w:t>Rear HL Down</w:t>
+            </w:r>
+          </w:p>
+        </w:tc>
+        <w:tc>
+          <w:tcPr>
+            <w:tcW w:w="1020" w:type="dxa"/>
+            <w:tcBorders>
+              <w:top w:val="single" w:sz="4" w:space="0" w:color="000000"/>
+              <w:left w:val="single" w:sz="4" w:space="0" w:color="000000"/>
+              <w:bottom w:val="single" w:sz="4" w:space="0" w:color="000000"/>
+            </w:tcBorders>
+            <w:vAlign w:val="bottom"/>
+          </w:tcPr>
+          <w:p>
+            <w:pPr>
+              <w:pStyle w:val="Normal"/>
+              <w:widowControl w:val="false"/>
+              <w:spacing w:lineRule="auto" w:line="180"/>
+              <w:jc w:val="center"/>
+              <w:rPr>
+                <w:sz w:val="16"/>
+                <w:szCs w:val="16"/>
+              </w:rPr>
+            </w:pPr>
+            <w:r>
+              <w:rPr>
+                <w:sz w:val="16"/>
+                <w:szCs w:val="16"/>
+              </w:rPr>
+              <w:t>Crosswalk Light</w:t>
+            </w:r>
+          </w:p>
+        </w:tc>
+        <w:tc>
+          <w:tcPr>
+            <w:tcW w:w="1016" w:type="dxa"/>
+            <w:tcBorders>
+              <w:top w:val="single" w:sz="4" w:space="0" w:color="000000"/>
+              <w:left w:val="single" w:sz="4" w:space="0" w:color="000000"/>
+              <w:bottom w:val="single" w:sz="4" w:space="0" w:color="000000"/>
+            </w:tcBorders>
+            <w:vAlign w:val="bottom"/>
+          </w:tcPr>
+          <w:p>
+            <w:pPr>
+              <w:pStyle w:val="Normal"/>
+              <w:widowControl w:val="false"/>
+              <w:spacing w:lineRule="auto" w:line="180"/>
+              <w:jc w:val="center"/>
+              <w:rPr>
+                <w:sz w:val="16"/>
+                <w:szCs w:val="16"/>
+              </w:rPr>
+            </w:pPr>
+            <w:r>
+              <w:rPr>
+                <w:sz w:val="16"/>
+                <w:szCs w:val="16"/>
+              </w:rPr>
+              <w:t>Step Light</w:t>
+            </w:r>
+          </w:p>
+        </w:tc>
+        <w:tc>
+          <w:tcPr>
+            <w:tcW w:w="1016" w:type="dxa"/>
+            <w:tcBorders>
+              <w:top w:val="single" w:sz="4" w:space="0" w:color="000000"/>
+              <w:left w:val="single" w:sz="4" w:space="0" w:color="000000"/>
+              <w:bottom w:val="single" w:sz="4" w:space="0" w:color="000000"/>
+            </w:tcBorders>
+            <w:vAlign w:val="bottom"/>
+          </w:tcPr>
+          <w:p>
+            <w:pPr>
+              <w:pStyle w:val="Normal"/>
+              <w:widowControl w:val="false"/>
+              <w:spacing w:lineRule="auto" w:line="180"/>
+              <w:jc w:val="center"/>
+              <w:rPr>
+                <w:sz w:val="16"/>
+                <w:szCs w:val="16"/>
+              </w:rPr>
+            </w:pPr>
+            <w:r>
+              <w:rPr>
+                <w:sz w:val="16"/>
+                <w:szCs w:val="16"/>
+              </w:rPr>
+              <w:t>Number Light</w:t>
+            </w:r>
+          </w:p>
+        </w:tc>
+        <w:tc>
+          <w:tcPr>
+            <w:tcW w:w="1016" w:type="dxa"/>
+            <w:tcBorders>
+              <w:top w:val="single" w:sz="4" w:space="0" w:color="000000"/>
+              <w:left w:val="single" w:sz="4" w:space="0" w:color="000000"/>
+              <w:bottom w:val="single" w:sz="4" w:space="0" w:color="000000"/>
+            </w:tcBorders>
+            <w:vAlign w:val="bottom"/>
+          </w:tcPr>
+          <w:p>
+            <w:pPr>
+              <w:pStyle w:val="Normal"/>
+              <w:widowControl w:val="false"/>
+              <w:spacing w:lineRule="auto" w:line="180"/>
+              <w:jc w:val="center"/>
+              <w:rPr>
+                <w:sz w:val="16"/>
+                <w:szCs w:val="16"/>
+              </w:rPr>
+            </w:pPr>
+            <w:r>
+              <w:rPr>
+                <w:rFonts w:eastAsia="arial" w:ascii="arial" w:hAnsi="arial"/>
+                <w:color w:val="000000"/>
+                <w:sz w:val="16"/>
+                <w:szCs w:val="16"/>
+              </w:rPr>
+              <w:t>Exterior</w:t>
+            </w:r>
+          </w:p>
+          <w:p>
+            <w:pPr>
+              <w:pStyle w:val="Normal"/>
+              <w:widowControl w:val="false"/>
+              <w:spacing w:lineRule="auto" w:line="180"/>
+              <w:jc w:val="center"/>
+              <w:rPr>
+                <w:sz w:val="16"/>
+                <w:szCs w:val="16"/>
+              </w:rPr>
+            </w:pPr>
+            <w:r>
+              <w:rPr>
+                <w:rFonts w:eastAsia="arial" w:ascii="arial" w:hAnsi="arial"/>
+                <w:color w:val="000000"/>
+                <w:sz w:val="16"/>
+                <w:szCs w:val="16"/>
+              </w:rPr>
+              <w:t>Camera</w:t>
+            </w:r>
+          </w:p>
+        </w:tc>
+        <w:tc>
+          <w:tcPr>
+            <w:tcW w:w="1029" w:type="dxa"/>
+            <w:tcBorders>
+              <w:top w:val="single" w:sz="4" w:space="0" w:color="000000"/>
+              <w:left w:val="single" w:sz="4" w:space="0" w:color="000000"/>
+              <w:bottom w:val="single" w:sz="4" w:space="0" w:color="000000"/>
+              <w:right w:val="single" w:sz="4" w:space="0" w:color="000000"/>
+            </w:tcBorders>
+            <w:vAlign w:val="bottom"/>
+          </w:tcPr>
+          <w:p>
+            <w:pPr>
+              <w:pStyle w:val="Normal"/>
+              <w:widowControl w:val="false"/>
+              <w:spacing w:lineRule="auto" w:line="180"/>
+              <w:jc w:val="center"/>
+              <w:rPr>
+                <w:sz w:val="16"/>
+                <w:szCs w:val="16"/>
+              </w:rPr>
+            </w:pPr>
+            <w:r>
+              <w:rPr>
+                <w:rFonts w:eastAsia="arial" w:ascii="arial" w:hAnsi="arial"/>
+                <w:color w:val="000000"/>
+                <w:sz w:val="16"/>
+                <w:szCs w:val="16"/>
+              </w:rPr>
+              <w:t>Prev</w:t>
+            </w:r>
+          </w:p>
+          <w:p>
+            <w:pPr>
+              <w:pStyle w:val="Normal"/>
+              <w:widowControl w:val="false"/>
+              <w:spacing w:lineRule="auto" w:line="180"/>
+              <w:jc w:val="center"/>
+              <w:rPr>
+                <w:sz w:val="16"/>
+                <w:szCs w:val="16"/>
+              </w:rPr>
+            </w:pPr>
+            <w:r>
+              <w:rPr>
+                <w:rFonts w:eastAsia="arial" w:ascii="arial" w:hAnsi="arial"/>
+                <w:color w:val="000000"/>
+                <w:sz w:val="16"/>
+                <w:szCs w:val="16"/>
+              </w:rPr>
+              <w:t>Cab Cam</w:t>
+            </w:r>
+          </w:p>
+        </w:tc>
+      </w:tr>
+    </w:tbl>
+    <w:p>
+      <w:pPr>
+        <w:pStyle w:val="Normal"/>
+        <w:rPr>
+          <w:color w:val="000000"/>
+          <w:sz w:val="16"/>
+          <w:szCs w:val="16"/>
+        </w:rPr>
+      </w:pPr>
+      <w:r>
+        <w:rPr>
+          <w:color w:val="000000"/>
+          <w:sz w:val="16"/>
+          <w:szCs w:val="16"/>
+        </w:rPr>
+      </w:r>
+    </w:p>
+    <w:p>
+      <w:pPr>
+        <w:pStyle w:val="Normal"/>
+        <w:rPr>
+          <w:color w:val="000000"/>
+          <w:sz w:val="16"/>
+          <w:szCs w:val="16"/>
+        </w:rPr>
+      </w:pPr>
+      <w:r>
+        <w:rPr>
+          <w:color w:val="000000"/>
+          <w:sz w:val="16"/>
+          <w:szCs w:val="16"/>
+        </w:rPr>
+        <w:tab/>
+        <w:t xml:space="preserve">       </w:t>
+      </w:r>
+      <w:r>
+        <w:rPr>
+          <w:rFonts w:eastAsia="arial" w:ascii="arial" w:hAnsi="arial"/>
+          <w:color w:val="000000"/>
+          <w:sz w:val="16"/>
+          <w:szCs w:val="16"/>
+        </w:rPr>
         <w:t xml:space="preserve">    </w:t>
       </w:r>
       <w:r>
@@ -2289,7 +3396,7 @@
           <w:sz w:val="16"/>
           <w:szCs w:val="16"/>
         </w:rPr>
-        <w:t>ES44C4</w:t>
+        <w:t>SD70ACe</w:t>
       </w:r>
       <w:r>
         <w:rPr>
@@ -2463,7 +3570,7 @@
                 <w:sz w:val="16"/>
                 <w:szCs w:val="16"/>
               </w:rPr>
-              <w:t>Engine Run</w:t>
+              <w:t>EAD Fuse</w:t>
             </w:r>
           </w:p>
         </w:tc>
@@ -2526,7 +3633,7 @@
                 <w:sz w:val="16"/>
                 <w:szCs w:val="16"/>
               </w:rPr>
-              <w:t>Headlight Control Up</w:t>
+              <w:t>Headlight Control</w:t>
             </w:r>
           </w:p>
         </w:tc>
@@ -2557,7 +3664,15 @@
                 <w:sz w:val="16"/>
                 <w:szCs w:val="16"/>
               </w:rPr>
-              <w:t>Engine Cont. Run</w:t>
+              <w:t>I</w:t>
+            </w:r>
+            <w:r>
+              <w:rPr>
+                <w:color w:val="000000"/>
+                <w:sz w:val="16"/>
+                <w:szCs w:val="16"/>
+              </w:rPr>
+              <w:t>solation Cont. Iso</w:t>
             </w:r>
           </w:p>
         </w:tc>
@@ -2679,7 +3794,16 @@
                 <w:sz w:val="16"/>
                 <w:szCs w:val="16"/>
               </w:rPr>
-              <w:t>Gauge Light</w:t>
+              <w:t>Onboard</w:t>
+            </w:r>
+            <w:r>
+              <w:rPr>
+                <w:rFonts w:eastAsia="arial" w:ascii="arial" w:hAnsi="arial"/>
+                <w:color w:val="000000"/>
+                <w:sz w:val="16"/>
+                <w:szCs w:val="16"/>
+              </w:rPr>
+              <w:t xml:space="preserve"> Light</w:t>
             </w:r>
           </w:p>
         </w:tc>
@@ -2846,7 +3970,7 @@
           <w:sz w:val="16"/>
           <w:szCs w:val="16"/>
         </w:rPr>
-        <w:t>ES44C4</w:t>
+        <w:t>SD70ACe</w:t>
       </w:r>
       <w:r>
         <w:rPr>
@@ -3019,7 +4143,7 @@
                 <w:sz w:val="16"/>
                 <w:szCs w:val="16"/>
               </w:rPr>
-              <w:t>Warning Devices</w:t>
+              <w:t>Cab Signal</w:t>
             </w:r>
           </w:p>
         </w:tc>
@@ -3051,7 +4175,7 @@
                 <w:sz w:val="16"/>
                 <w:szCs w:val="16"/>
               </w:rPr>
-              <w:t>Control Switch</w:t>
+              <w:t>Fuel Pump</w:t>
             </w:r>
           </w:p>
         </w:tc>
@@ -3069,20 +4193,21 @@
             <w:pPr>
               <w:pStyle w:val="Normal"/>
               <w:widowControl w:val="false"/>
-              <w:jc w:val="center"/>
-              <w:rPr>
-                <w:color w:val="000000"/>
-                <w:sz w:val="16"/>
-                <w:szCs w:val="16"/>
-              </w:rPr>
-            </w:pPr>
-            <w:r>
-              <w:rPr>
-                <w:color w:val="000000"/>
-                <w:sz w:val="16"/>
-                <w:szCs w:val="16"/>
-              </w:rPr>
-              <w:t>Headlight Control Dw</w:t>
+              <w:spacing w:lineRule="auto" w:line="180"/>
+              <w:jc w:val="center"/>
+              <w:rPr>
+                <w:color w:val="000000"/>
+                <w:sz w:val="16"/>
+                <w:szCs w:val="16"/>
+              </w:rPr>
+            </w:pPr>
+            <w:r>
+              <w:rPr>
+                <w:color w:val="000000"/>
+                <w:sz w:val="16"/>
+                <w:szCs w:val="16"/>
+              </w:rPr>
+              <w:t>Engine Run</w:t>
             </w:r>
           </w:p>
         </w:tc>
@@ -3114,7 +4239,16 @@
                 <w:sz w:val="16"/>
                 <w:szCs w:val="16"/>
               </w:rPr>
-              <w:t>Engine Cont. Jog</w:t>
+              <w:t>I</w:t>
+            </w:r>
+            <w:r>
+              <w:rPr>
+                <w:rFonts w:eastAsia="arial" w:ascii="arial" w:hAnsi="arial"/>
+                <w:color w:val="000000"/>
+                <w:sz w:val="16"/>
+                <w:szCs w:val="16"/>
+              </w:rPr>
+              <w:t>solation Cont. D.B.</w:t>
             </w:r>
           </w:p>
         </w:tc>
@@ -3204,11 +4338,7 @@
               </w:rPr>
             </w:pPr>
             <w:r>
-              <w:rPr>
-                <w:sz w:val="16"/>
-                <w:szCs w:val="16"/>
-              </w:rPr>
-              <w:t>Crosswalk Light</w:t>
+              <w:rPr/>
             </w:r>
           </w:p>
         </w:tc>
@@ -4419,12 +5549,12 @@
       <w:rFonts w:ascii="Symbol" w:hAnsi="Symbol" w:cs="Symbol"/>
     </w:rPr>
   </w:style>
-  <w:style w:type="character" w:styleId="Style5" w:customStyle="1">
-    <w:name w:val="번호 매기기 기호"/>
+  <w:style w:type="character" w:styleId="user" w:customStyle="1">
+    <w:name w:val="번호 매기기 기호 (user)"/>
     <w:qFormat/>
     <w:rPr/>
   </w:style>
-  <w:style w:type="paragraph" w:styleId="Style6">
+  <w:style w:type="paragraph" w:styleId="Style5">
     <w:name w:val="제목"/>
     <w:basedOn w:val="Normal"/>
     <w:next w:val="BodyText"/>
@@ -4434,7 +5564,7 @@
       <w:spacing w:before="240" w:after="120"/>
     </w:pPr>
     <w:rPr>
-      <w:rFonts w:ascii="Liberation Sans" w:hAnsi="Liberation Sans" w:eastAsia="나눔고딕" w:cs="Arial"/>
+      <w:rFonts w:ascii="Liberation Sans" w:hAnsi="Liberation Sans" w:eastAsia="Noto Sans CJK KR" w:cs="Lohit Devanagari"/>
       <w:sz w:val="28"/>
       <w:szCs w:val="28"/>
     </w:rPr>
@@ -4471,8 +5601,34 @@
       <w:szCs w:val="24"/>
     </w:rPr>
   </w:style>
-  <w:style w:type="paragraph" w:styleId="Style7">
+  <w:style w:type="paragraph" w:styleId="Style6" w:customStyle="1">
     <w:name w:val="색인"/>
+    <w:basedOn w:val="Normal"/>
+    <w:qFormat/>
+    <w:pPr>
+      <w:suppressLineNumbers/>
+    </w:pPr>
+    <w:rPr>
+      <w:rFonts w:cs="Lohit Devanagari"/>
+    </w:rPr>
+  </w:style>
+  <w:style w:type="paragraph" w:styleId="user1">
+    <w:name w:val="제목 (user)"/>
+    <w:basedOn w:val="Normal"/>
+    <w:next w:val="BodyText"/>
+    <w:qFormat/>
+    <w:pPr>
+      <w:keepNext w:val="true"/>
+      <w:spacing w:before="240" w:after="120"/>
+    </w:pPr>
+    <w:rPr>
+      <w:rFonts w:ascii="Liberation Sans" w:hAnsi="Liberation Sans" w:eastAsia="나눔고딕" w:cs="Arial"/>
+      <w:sz w:val="28"/>
+      <w:szCs w:val="28"/>
+    </w:rPr>
+  </w:style>
+  <w:style w:type="paragraph" w:styleId="user2">
+    <w:name w:val="색인 (user)"/>
     <w:basedOn w:val="Normal"/>
     <w:qFormat/>
     <w:pPr>
@@ -4481,32 +5637,6 @@
     <w:rPr>
       <w:rFonts w:cs="Arial"/>
       <w:sz w:val="24"/>
-    </w:rPr>
-  </w:style>
-  <w:style w:type="paragraph" w:styleId="user">
-    <w:name w:val="제목 (user)"/>
-    <w:basedOn w:val="Normal"/>
-    <w:next w:val="BodyText"/>
-    <w:qFormat/>
-    <w:pPr>
-      <w:keepNext w:val="true"/>
-      <w:spacing w:before="240" w:after="120"/>
-    </w:pPr>
-    <w:rPr>
-      <w:rFonts w:ascii="Liberation Sans" w:hAnsi="Liberation Sans" w:eastAsia="Noto Sans CJK KR" w:cs="Lohit Devanagari"/>
-      <w:sz w:val="28"/>
-      <w:szCs w:val="28"/>
-    </w:rPr>
-  </w:style>
-  <w:style w:type="paragraph" w:styleId="user1" w:customStyle="1">
-    <w:name w:val="색인 (user)"/>
-    <w:basedOn w:val="Normal"/>
-    <w:qFormat/>
-    <w:pPr>
-      <w:suppressLineNumbers/>
-    </w:pPr>
-    <w:rPr>
-      <w:rFonts w:cs="Lohit Devanagari"/>
     </w:rPr>
   </w:style>
   <w:style w:type="paragraph" w:styleId="Title">
@@ -5188,8 +6318,8 @@
       <w:szCs w:val="24"/>
     </w:rPr>
   </w:style>
-  <w:style w:type="paragraph" w:styleId="user2" w:customStyle="1">
-    <w:name w:val="표 내용 (user)"/>
+  <w:style w:type="paragraph" w:styleId="Style7" w:customStyle="1">
+    <w:name w:val="표 내용"/>
     <w:basedOn w:val="Normal"/>
     <w:qFormat/>
     <w:pPr>
@@ -5197,9 +6327,9 @@
     </w:pPr>
     <w:rPr/>
   </w:style>
-  <w:style w:type="paragraph" w:styleId="user3" w:customStyle="1">
-    <w:name w:val="표제목 (user)"/>
-    <w:basedOn w:val="user2"/>
+  <w:style w:type="paragraph" w:styleId="Style8" w:customStyle="1">
+    <w:name w:val="표제목"/>
+    <w:basedOn w:val="Style7"/>
     <w:qFormat/>
     <w:pPr>
       <w:jc w:val="center"/>
@@ -5209,8 +6339,8 @@
       <w:bCs/>
     </w:rPr>
   </w:style>
-  <w:style w:type="paragraph" w:styleId="Style8">
-    <w:name w:val="표 내용"/>
+  <w:style w:type="paragraph" w:styleId="user3">
+    <w:name w:val="표 내용 (user)"/>
     <w:basedOn w:val="Normal"/>
     <w:qFormat/>
     <w:pPr>
@@ -5219,9 +6349,9 @@
     </w:pPr>
     <w:rPr/>
   </w:style>
-  <w:style w:type="paragraph" w:styleId="Style9">
-    <w:name w:val="표제목"/>
-    <w:basedOn w:val="Style8"/>
+  <w:style w:type="paragraph" w:styleId="user4">
+    <w:name w:val="표제목 (user)"/>
+    <w:basedOn w:val="user3"/>
     <w:qFormat/>
     <w:pPr>
       <w:suppressLineNumbers/>

--- a/raildriver-USA-Remapped.docx
+++ b/raildriver-USA-Remapped.docx
@@ -3387,6 +3387,1113 @@
           <w:sz w:val="16"/>
           <w:szCs w:val="16"/>
         </w:rPr>
+        <w:t xml:space="preserve">    SD70ACe-1</w:t>
+      </w:r>
+    </w:p>
+    <w:tbl>
+      <w:tblPr>
+        <w:tblW w:w="14248" w:type="dxa"/>
+        <w:jc w:val="left"/>
+        <w:tblInd w:w="-5" w:type="dxa"/>
+        <w:tblLayout w:type="fixed"/>
+        <w:tblCellMar>
+          <w:top w:w="0" w:type="dxa"/>
+          <w:left w:w="108" w:type="dxa"/>
+          <w:bottom w:w="0" w:type="dxa"/>
+          <w:right w:w="108" w:type="dxa"/>
+        </w:tblCellMar>
+        <w:tblLook w:firstRow="1" w:noVBand="1" w:lastRow="0" w:firstColumn="1" w:lastColumn="0" w:noHBand="0" w:val="04a0"/>
+      </w:tblPr>
+      <w:tblGrid>
+        <w:gridCol w:w="1017"/>
+        <w:gridCol w:w="1019"/>
+        <w:gridCol w:w="1014"/>
+        <w:gridCol w:w="1016"/>
+        <w:gridCol w:w="1020"/>
+        <w:gridCol w:w="1016"/>
+        <w:gridCol w:w="1016"/>
+        <w:gridCol w:w="1017"/>
+        <w:gridCol w:w="1016"/>
+        <w:gridCol w:w="1020"/>
+        <w:gridCol w:w="1016"/>
+        <w:gridCol w:w="1016"/>
+        <w:gridCol w:w="1016"/>
+        <w:gridCol w:w="1029"/>
+      </w:tblGrid>
+      <w:tr>
+        <w:trPr>
+          <w:trHeight w:val="440" w:hRule="exact"/>
+          <w:cantSplit w:val="true"/>
+        </w:trPr>
+        <w:tc>
+          <w:tcPr>
+            <w:tcW w:w="1017" w:type="dxa"/>
+            <w:tcBorders>
+              <w:top w:val="single" w:sz="4" w:space="0" w:color="000000"/>
+              <w:left w:val="single" w:sz="4" w:space="0" w:color="000000"/>
+              <w:bottom w:val="single" w:sz="4" w:space="0" w:color="000000"/>
+            </w:tcBorders>
+            <w:vAlign w:val="bottom"/>
+          </w:tcPr>
+          <w:p>
+            <w:pPr>
+              <w:pStyle w:val="Normal"/>
+              <w:widowControl w:val="false"/>
+              <w:spacing w:lineRule="auto" w:line="180" w:before="0" w:after="60"/>
+              <w:jc w:val="center"/>
+              <w:rPr>
+                <w:color w:val="000000"/>
+                <w:sz w:val="16"/>
+                <w:szCs w:val="16"/>
+              </w:rPr>
+            </w:pPr>
+            <w:r>
+              <w:rPr>
+                <w:rFonts w:eastAsia="arial" w:ascii="arial" w:hAnsi="arial"/>
+                <w:b/>
+                <w:color w:val="000000"/>
+                <w:sz w:val="16"/>
+                <w:szCs w:val="16"/>
+              </w:rPr>
+              <w:t>Pause</w:t>
+            </w:r>
+          </w:p>
+        </w:tc>
+        <w:tc>
+          <w:tcPr>
+            <w:tcW w:w="1019" w:type="dxa"/>
+            <w:tcBorders>
+              <w:top w:val="single" w:sz="4" w:space="0" w:color="000000"/>
+              <w:left w:val="single" w:sz="4" w:space="0" w:color="000000"/>
+              <w:bottom w:val="single" w:sz="4" w:space="0" w:color="000000"/>
+            </w:tcBorders>
+            <w:vAlign w:val="bottom"/>
+          </w:tcPr>
+          <w:p>
+            <w:pPr>
+              <w:pStyle w:val="Normal"/>
+              <w:widowControl w:val="false"/>
+              <w:spacing w:lineRule="auto" w:line="180"/>
+              <w:jc w:val="center"/>
+              <w:rPr>
+                <w:color w:val="000000"/>
+                <w:sz w:val="16"/>
+                <w:szCs w:val="16"/>
+              </w:rPr>
+            </w:pPr>
+            <w:r>
+              <w:rPr>
+                <w:color w:val="000000"/>
+                <w:sz w:val="16"/>
+                <w:szCs w:val="16"/>
+              </w:rPr>
+              <w:t>Reverser Handle</w:t>
+            </w:r>
+          </w:p>
+        </w:tc>
+        <w:tc>
+          <w:tcPr>
+            <w:tcW w:w="1014" w:type="dxa"/>
+            <w:tcBorders>
+              <w:top w:val="single" w:sz="4" w:space="0" w:color="000000"/>
+              <w:left w:val="single" w:sz="4" w:space="0" w:color="000000"/>
+              <w:bottom w:val="single" w:sz="4" w:space="0" w:color="000000"/>
+            </w:tcBorders>
+            <w:vAlign w:val="bottom"/>
+          </w:tcPr>
+          <w:p>
+            <w:pPr>
+              <w:pStyle w:val="Normal"/>
+              <w:widowControl w:val="false"/>
+              <w:spacing w:lineRule="auto" w:line="180"/>
+              <w:jc w:val="center"/>
+              <w:rPr>
+                <w:color w:val="000000"/>
+                <w:sz w:val="16"/>
+                <w:szCs w:val="16"/>
+              </w:rPr>
+            </w:pPr>
+            <w:r>
+              <w:rPr>
+                <w:rFonts w:eastAsia="arial" w:ascii="arial" w:hAnsi="arial"/>
+                <w:color w:val="000000"/>
+                <w:sz w:val="16"/>
+                <w:szCs w:val="16"/>
+              </w:rPr>
+              <w:t>Engine Start</w:t>
+            </w:r>
+          </w:p>
+        </w:tc>
+        <w:tc>
+          <w:tcPr>
+            <w:tcW w:w="1016" w:type="dxa"/>
+            <w:tcBorders>
+              <w:top w:val="single" w:sz="4" w:space="0" w:color="000000"/>
+              <w:left w:val="single" w:sz="4" w:space="0" w:color="000000"/>
+              <w:bottom w:val="single" w:sz="4" w:space="0" w:color="000000"/>
+            </w:tcBorders>
+            <w:vAlign w:val="bottom"/>
+          </w:tcPr>
+          <w:p>
+            <w:pPr>
+              <w:pStyle w:val="Normal"/>
+              <w:widowControl w:val="false"/>
+              <w:spacing w:lineRule="auto" w:line="180"/>
+              <w:jc w:val="center"/>
+              <w:rPr>
+                <w:color w:val="000000"/>
+                <w:sz w:val="16"/>
+                <w:szCs w:val="16"/>
+              </w:rPr>
+            </w:pPr>
+            <w:r>
+              <w:rPr>
+                <w:color w:val="000000"/>
+                <w:sz w:val="16"/>
+                <w:szCs w:val="16"/>
+              </w:rPr>
+              <w:t>EAD Fuse</w:t>
+            </w:r>
+          </w:p>
+        </w:tc>
+        <w:tc>
+          <w:tcPr>
+            <w:tcW w:w="1020" w:type="dxa"/>
+            <w:tcBorders>
+              <w:top w:val="single" w:sz="4" w:space="0" w:color="000000"/>
+              <w:left w:val="single" w:sz="4" w:space="0" w:color="000000"/>
+              <w:bottom w:val="single" w:sz="4" w:space="0" w:color="000000"/>
+            </w:tcBorders>
+            <w:vAlign w:val="bottom"/>
+          </w:tcPr>
+          <w:p>
+            <w:pPr>
+              <w:pStyle w:val="Normal"/>
+              <w:widowControl w:val="false"/>
+              <w:spacing w:lineRule="auto" w:line="180"/>
+              <w:jc w:val="center"/>
+              <w:rPr>
+                <w:color w:val="000000"/>
+                <w:sz w:val="16"/>
+                <w:szCs w:val="16"/>
+              </w:rPr>
+            </w:pPr>
+            <w:r>
+              <w:rPr>
+                <w:color w:val="000000"/>
+                <w:sz w:val="16"/>
+                <w:szCs w:val="16"/>
+              </w:rPr>
+              <w:t>Generator Field</w:t>
+            </w:r>
+          </w:p>
+        </w:tc>
+        <w:tc>
+          <w:tcPr>
+            <w:tcW w:w="1016" w:type="dxa"/>
+            <w:tcBorders>
+              <w:top w:val="single" w:sz="4" w:space="0" w:color="000000"/>
+              <w:left w:val="single" w:sz="4" w:space="0" w:color="000000"/>
+              <w:bottom w:val="single" w:sz="4" w:space="0" w:color="000000"/>
+            </w:tcBorders>
+            <w:vAlign w:val="bottom"/>
+          </w:tcPr>
+          <w:p>
+            <w:pPr>
+              <w:pStyle w:val="Normal"/>
+              <w:widowControl w:val="false"/>
+              <w:jc w:val="center"/>
+              <w:rPr>
+                <w:color w:val="000000"/>
+                <w:sz w:val="16"/>
+                <w:szCs w:val="16"/>
+              </w:rPr>
+            </w:pPr>
+            <w:r>
+              <w:rPr>
+                <w:color w:val="000000"/>
+                <w:sz w:val="16"/>
+                <w:szCs w:val="16"/>
+              </w:rPr>
+              <w:t>Headlight Control</w:t>
+            </w:r>
+          </w:p>
+        </w:tc>
+        <w:tc>
+          <w:tcPr>
+            <w:tcW w:w="1016" w:type="dxa"/>
+            <w:tcBorders>
+              <w:top w:val="single" w:sz="4" w:space="0" w:color="000000"/>
+              <w:left w:val="single" w:sz="4" w:space="0" w:color="000000"/>
+              <w:bottom w:val="single" w:sz="4" w:space="0" w:color="000000"/>
+            </w:tcBorders>
+            <w:vAlign w:val="bottom"/>
+          </w:tcPr>
+          <w:p>
+            <w:pPr>
+              <w:pStyle w:val="Normal"/>
+              <w:widowControl w:val="false"/>
+              <w:jc w:val="center"/>
+              <w:rPr>
+                <w:color w:val="000000"/>
+                <w:sz w:val="16"/>
+                <w:szCs w:val="16"/>
+              </w:rPr>
+            </w:pPr>
+            <w:r>
+              <w:rPr>
+                <w:color w:val="000000"/>
+                <w:sz w:val="16"/>
+                <w:szCs w:val="16"/>
+              </w:rPr>
+              <w:t>Isolation Cont. Iso</w:t>
+            </w:r>
+          </w:p>
+        </w:tc>
+        <w:tc>
+          <w:tcPr>
+            <w:tcW w:w="1017" w:type="dxa"/>
+            <w:tcBorders>
+              <w:top w:val="single" w:sz="4" w:space="0" w:color="000000"/>
+              <w:left w:val="single" w:sz="4" w:space="0" w:color="000000"/>
+              <w:bottom w:val="single" w:sz="4" w:space="0" w:color="000000"/>
+            </w:tcBorders>
+            <w:vAlign w:val="bottom"/>
+          </w:tcPr>
+          <w:p>
+            <w:pPr>
+              <w:pStyle w:val="Normal"/>
+              <w:widowControl w:val="false"/>
+              <w:jc w:val="center"/>
+              <w:rPr>
+                <w:color w:val="000000"/>
+                <w:sz w:val="16"/>
+                <w:szCs w:val="16"/>
+              </w:rPr>
+            </w:pPr>
+            <w:r>
+              <w:rPr>
+                <w:rFonts w:eastAsia="arial" w:ascii="arial" w:hAnsi="arial"/>
+                <w:color w:val="000000"/>
+                <w:sz w:val="16"/>
+                <w:szCs w:val="16"/>
+              </w:rPr>
+              <w:t>Banking COMM</w:t>
+            </w:r>
+          </w:p>
+        </w:tc>
+        <w:tc>
+          <w:tcPr>
+            <w:tcW w:w="1016" w:type="dxa"/>
+            <w:tcBorders>
+              <w:top w:val="single" w:sz="4" w:space="0" w:color="000000"/>
+              <w:left w:val="single" w:sz="4" w:space="0" w:color="000000"/>
+              <w:bottom w:val="single" w:sz="4" w:space="0" w:color="000000"/>
+            </w:tcBorders>
+            <w:vAlign w:val="bottom"/>
+          </w:tcPr>
+          <w:p>
+            <w:pPr>
+              <w:pStyle w:val="Normal"/>
+              <w:widowControl w:val="false"/>
+              <w:jc w:val="center"/>
+              <w:rPr>
+                <w:sz w:val="16"/>
+                <w:szCs w:val="16"/>
+              </w:rPr>
+            </w:pPr>
+            <w:r>
+              <w:rPr>
+                <w:sz w:val="16"/>
+                <w:szCs w:val="16"/>
+              </w:rPr>
+              <w:t>Rear HL Up</w:t>
+            </w:r>
+          </w:p>
+        </w:tc>
+        <w:tc>
+          <w:tcPr>
+            <w:tcW w:w="1020" w:type="dxa"/>
+            <w:tcBorders>
+              <w:top w:val="single" w:sz="4" w:space="0" w:color="000000"/>
+              <w:left w:val="single" w:sz="4" w:space="0" w:color="000000"/>
+              <w:bottom w:val="single" w:sz="4" w:space="0" w:color="000000"/>
+            </w:tcBorders>
+            <w:vAlign w:val="bottom"/>
+          </w:tcPr>
+          <w:p>
+            <w:pPr>
+              <w:pStyle w:val="Normal"/>
+              <w:widowControl w:val="false"/>
+              <w:spacing w:lineRule="auto" w:line="180"/>
+              <w:jc w:val="center"/>
+              <w:rPr>
+                <w:sz w:val="16"/>
+                <w:szCs w:val="16"/>
+              </w:rPr>
+            </w:pPr>
+            <w:r>
+              <w:rPr>
+                <w:sz w:val="16"/>
+                <w:szCs w:val="16"/>
+              </w:rPr>
+            </w:r>
+          </w:p>
+        </w:tc>
+        <w:tc>
+          <w:tcPr>
+            <w:tcW w:w="1016" w:type="dxa"/>
+            <w:tcBorders>
+              <w:top w:val="single" w:sz="4" w:space="0" w:color="000000"/>
+              <w:left w:val="single" w:sz="4" w:space="0" w:color="000000"/>
+              <w:bottom w:val="single" w:sz="4" w:space="0" w:color="000000"/>
+            </w:tcBorders>
+            <w:vAlign w:val="bottom"/>
+          </w:tcPr>
+          <w:p>
+            <w:pPr>
+              <w:pStyle w:val="Normal"/>
+              <w:widowControl w:val="false"/>
+              <w:spacing w:lineRule="auto" w:line="180"/>
+              <w:jc w:val="center"/>
+              <w:rPr>
+                <w:sz w:val="16"/>
+                <w:szCs w:val="16"/>
+              </w:rPr>
+            </w:pPr>
+            <w:r>
+              <w:rPr>
+                <w:rFonts w:eastAsia="arial" w:ascii="arial" w:hAnsi="arial"/>
+                <w:color w:val="000000"/>
+                <w:sz w:val="16"/>
+                <w:szCs w:val="16"/>
+              </w:rPr>
+              <w:t>Onboard Light</w:t>
+            </w:r>
+          </w:p>
+        </w:tc>
+        <w:tc>
+          <w:tcPr>
+            <w:tcW w:w="1016" w:type="dxa"/>
+            <w:tcBorders>
+              <w:top w:val="single" w:sz="4" w:space="0" w:color="000000"/>
+              <w:left w:val="single" w:sz="4" w:space="0" w:color="000000"/>
+              <w:bottom w:val="single" w:sz="4" w:space="0" w:color="000000"/>
+            </w:tcBorders>
+            <w:vAlign w:val="bottom"/>
+          </w:tcPr>
+          <w:p>
+            <w:pPr>
+              <w:pStyle w:val="Normal"/>
+              <w:widowControl w:val="false"/>
+              <w:spacing w:lineRule="auto" w:line="180"/>
+              <w:jc w:val="center"/>
+              <w:rPr>
+                <w:sz w:val="16"/>
+                <w:szCs w:val="16"/>
+              </w:rPr>
+            </w:pPr>
+            <w:r>
+              <w:rPr>
+                <w:sz w:val="16"/>
+                <w:szCs w:val="16"/>
+              </w:rPr>
+              <w:t>Cab Light</w:t>
+            </w:r>
+          </w:p>
+        </w:tc>
+        <w:tc>
+          <w:tcPr>
+            <w:tcW w:w="1016" w:type="dxa"/>
+            <w:tcBorders>
+              <w:top w:val="single" w:sz="4" w:space="0" w:color="000000"/>
+              <w:left w:val="single" w:sz="4" w:space="0" w:color="000000"/>
+              <w:bottom w:val="single" w:sz="4" w:space="0" w:color="000000"/>
+            </w:tcBorders>
+            <w:vAlign w:val="bottom"/>
+          </w:tcPr>
+          <w:p>
+            <w:pPr>
+              <w:pStyle w:val="Normal"/>
+              <w:widowControl w:val="false"/>
+              <w:spacing w:lineRule="auto" w:line="180"/>
+              <w:jc w:val="center"/>
+              <w:rPr>
+                <w:sz w:val="16"/>
+                <w:szCs w:val="16"/>
+              </w:rPr>
+            </w:pPr>
+            <w:r>
+              <w:rPr>
+                <w:rFonts w:eastAsia="arial" w:ascii="arial" w:hAnsi="arial"/>
+                <w:color w:val="000000"/>
+                <w:sz w:val="16"/>
+                <w:szCs w:val="16"/>
+              </w:rPr>
+              <w:t>1-Person</w:t>
+            </w:r>
+          </w:p>
+        </w:tc>
+        <w:tc>
+          <w:tcPr>
+            <w:tcW w:w="1029" w:type="dxa"/>
+            <w:tcBorders>
+              <w:top w:val="single" w:sz="4" w:space="0" w:color="000000"/>
+              <w:left w:val="single" w:sz="4" w:space="0" w:color="000000"/>
+              <w:bottom w:val="single" w:sz="4" w:space="0" w:color="000000"/>
+              <w:right w:val="single" w:sz="4" w:space="0" w:color="000000"/>
+            </w:tcBorders>
+            <w:vAlign w:val="bottom"/>
+          </w:tcPr>
+          <w:p>
+            <w:pPr>
+              <w:pStyle w:val="Normal"/>
+              <w:widowControl w:val="false"/>
+              <w:spacing w:lineRule="auto" w:line="180"/>
+              <w:jc w:val="center"/>
+              <w:rPr>
+                <w:sz w:val="16"/>
+                <w:szCs w:val="16"/>
+              </w:rPr>
+            </w:pPr>
+            <w:r>
+              <w:rPr>
+                <w:rFonts w:eastAsia="arial" w:ascii="arial" w:hAnsi="arial"/>
+                <w:color w:val="000000"/>
+                <w:sz w:val="16"/>
+                <w:szCs w:val="16"/>
+              </w:rPr>
+              <w:t>Next</w:t>
+            </w:r>
+          </w:p>
+          <w:p>
+            <w:pPr>
+              <w:pStyle w:val="Normal"/>
+              <w:widowControl w:val="false"/>
+              <w:spacing w:lineRule="auto" w:line="180"/>
+              <w:jc w:val="center"/>
+              <w:rPr>
+                <w:sz w:val="16"/>
+                <w:szCs w:val="16"/>
+              </w:rPr>
+            </w:pPr>
+            <w:r>
+              <w:rPr>
+                <w:rFonts w:eastAsia="arial" w:ascii="arial" w:hAnsi="arial"/>
+                <w:color w:val="000000"/>
+                <w:sz w:val="16"/>
+                <w:szCs w:val="16"/>
+              </w:rPr>
+              <w:t>Cab Cam</w:t>
+            </w:r>
+          </w:p>
+        </w:tc>
+      </w:tr>
+    </w:tbl>
+    <w:p>
+      <w:pPr>
+        <w:pStyle w:val="Normal"/>
+        <w:rPr>
+          <w:rFonts w:ascii="arial" w:hAnsi="arial" w:eastAsia="arial"/>
+          <w:color w:val="000000"/>
+          <w:sz w:val="16"/>
+          <w:szCs w:val="16"/>
+        </w:rPr>
+      </w:pPr>
+      <w:r>
+        <w:rPr>
+          <w:rFonts w:eastAsia="arial" w:ascii="arial" w:hAnsi="arial"/>
+          <w:color w:val="000000"/>
+          <w:sz w:val="16"/>
+          <w:szCs w:val="16"/>
+        </w:rPr>
+      </w:r>
+    </w:p>
+    <w:p>
+      <w:pPr>
+        <w:pStyle w:val="Normal"/>
+        <w:rPr>
+          <w:color w:val="000000"/>
+          <w:sz w:val="16"/>
+          <w:szCs w:val="16"/>
+        </w:rPr>
+      </w:pPr>
+      <w:r>
+        <w:rPr>
+          <w:rFonts w:eastAsia="arial" w:ascii="arial" w:hAnsi="arial"/>
+          <w:color w:val="000000"/>
+          <w:sz w:val="16"/>
+          <w:szCs w:val="16"/>
+        </w:rPr>
+        <w:tab/>
+        <w:t xml:space="preserve">           SD70ACe-2</w:t>
+      </w:r>
+    </w:p>
+    <w:tbl>
+      <w:tblPr>
+        <w:tblW w:w="14248" w:type="dxa"/>
+        <w:jc w:val="left"/>
+        <w:tblInd w:w="-5" w:type="dxa"/>
+        <w:tblLayout w:type="fixed"/>
+        <w:tblCellMar>
+          <w:top w:w="0" w:type="dxa"/>
+          <w:left w:w="108" w:type="dxa"/>
+          <w:bottom w:w="0" w:type="dxa"/>
+          <w:right w:w="108" w:type="dxa"/>
+        </w:tblCellMar>
+        <w:tblLook w:firstRow="1" w:noVBand="1" w:lastRow="0" w:firstColumn="1" w:lastColumn="0" w:noHBand="0" w:val="04a0"/>
+      </w:tblPr>
+      <w:tblGrid>
+        <w:gridCol w:w="1017"/>
+        <w:gridCol w:w="1019"/>
+        <w:gridCol w:w="1014"/>
+        <w:gridCol w:w="1016"/>
+        <w:gridCol w:w="1020"/>
+        <w:gridCol w:w="1016"/>
+        <w:gridCol w:w="1016"/>
+        <w:gridCol w:w="1017"/>
+        <w:gridCol w:w="1016"/>
+        <w:gridCol w:w="1020"/>
+        <w:gridCol w:w="1016"/>
+        <w:gridCol w:w="1016"/>
+        <w:gridCol w:w="1016"/>
+        <w:gridCol w:w="1029"/>
+      </w:tblGrid>
+      <w:tr>
+        <w:trPr>
+          <w:trHeight w:val="440" w:hRule="exact"/>
+          <w:cantSplit w:val="true"/>
+        </w:trPr>
+        <w:tc>
+          <w:tcPr>
+            <w:tcW w:w="1017" w:type="dxa"/>
+            <w:tcBorders>
+              <w:top w:val="single" w:sz="4" w:space="0" w:color="000000"/>
+              <w:left w:val="single" w:sz="4" w:space="0" w:color="000000"/>
+              <w:bottom w:val="single" w:sz="4" w:space="0" w:color="000000"/>
+            </w:tcBorders>
+            <w:vAlign w:val="bottom"/>
+          </w:tcPr>
+          <w:p>
+            <w:pPr>
+              <w:pStyle w:val="Normal"/>
+              <w:widowControl w:val="false"/>
+              <w:spacing w:lineRule="auto" w:line="180" w:before="0" w:after="60"/>
+              <w:jc w:val="center"/>
+              <w:rPr>
+                <w:b/>
+                <w:bCs/>
+              </w:rPr>
+            </w:pPr>
+            <w:r>
+              <w:rPr>
+                <w:b/>
+                <w:bCs/>
+                <w:color w:val="000000"/>
+                <w:sz w:val="16"/>
+                <w:szCs w:val="16"/>
+              </w:rPr>
+              <w:t>HUD</w:t>
+            </w:r>
+          </w:p>
+        </w:tc>
+        <w:tc>
+          <w:tcPr>
+            <w:tcW w:w="1019" w:type="dxa"/>
+            <w:tcBorders>
+              <w:top w:val="single" w:sz="4" w:space="0" w:color="000000"/>
+              <w:left w:val="single" w:sz="4" w:space="0" w:color="000000"/>
+              <w:bottom w:val="single" w:sz="4" w:space="0" w:color="000000"/>
+            </w:tcBorders>
+            <w:vAlign w:val="bottom"/>
+          </w:tcPr>
+          <w:p>
+            <w:pPr>
+              <w:pStyle w:val="Normal"/>
+              <w:widowControl w:val="false"/>
+              <w:spacing w:lineRule="auto" w:line="180"/>
+              <w:jc w:val="center"/>
+              <w:rPr>
+                <w:color w:val="000000"/>
+                <w:sz w:val="16"/>
+                <w:szCs w:val="16"/>
+              </w:rPr>
+            </w:pPr>
+            <w:r>
+              <w:rPr>
+                <w:color w:val="000000"/>
+                <w:sz w:val="16"/>
+                <w:szCs w:val="16"/>
+              </w:rPr>
+              <w:t>Schedule</w:t>
+            </w:r>
+          </w:p>
+        </w:tc>
+        <w:tc>
+          <w:tcPr>
+            <w:tcW w:w="1014" w:type="dxa"/>
+            <w:tcBorders>
+              <w:top w:val="single" w:sz="4" w:space="0" w:color="000000"/>
+              <w:left w:val="single" w:sz="4" w:space="0" w:color="000000"/>
+              <w:bottom w:val="single" w:sz="4" w:space="0" w:color="000000"/>
+            </w:tcBorders>
+            <w:vAlign w:val="bottom"/>
+          </w:tcPr>
+          <w:p>
+            <w:pPr>
+              <w:pStyle w:val="Normal"/>
+              <w:widowControl w:val="false"/>
+              <w:spacing w:lineRule="auto" w:line="180"/>
+              <w:jc w:val="center"/>
+              <w:rPr>
+                <w:color w:val="000000"/>
+                <w:sz w:val="16"/>
+                <w:szCs w:val="16"/>
+              </w:rPr>
+            </w:pPr>
+            <w:r>
+              <w:rPr>
+                <w:rFonts w:eastAsia="arial" w:ascii="arial" w:hAnsi="arial"/>
+                <w:color w:val="000000"/>
+                <w:sz w:val="16"/>
+                <w:szCs w:val="16"/>
+              </w:rPr>
+              <w:t>Engine Stop</w:t>
+            </w:r>
+          </w:p>
+        </w:tc>
+        <w:tc>
+          <w:tcPr>
+            <w:tcW w:w="1016" w:type="dxa"/>
+            <w:tcBorders>
+              <w:top w:val="single" w:sz="4" w:space="0" w:color="000000"/>
+              <w:left w:val="single" w:sz="4" w:space="0" w:color="000000"/>
+              <w:bottom w:val="single" w:sz="4" w:space="0" w:color="000000"/>
+            </w:tcBorders>
+            <w:vAlign w:val="bottom"/>
+          </w:tcPr>
+          <w:p>
+            <w:pPr>
+              <w:pStyle w:val="Normal"/>
+              <w:widowControl w:val="false"/>
+              <w:spacing w:lineRule="auto" w:line="180"/>
+              <w:jc w:val="center"/>
+              <w:rPr>
+                <w:color w:val="000000"/>
+                <w:sz w:val="16"/>
+                <w:szCs w:val="16"/>
+              </w:rPr>
+            </w:pPr>
+            <w:r>
+              <w:rPr>
+                <w:color w:val="000000"/>
+                <w:sz w:val="16"/>
+                <w:szCs w:val="16"/>
+              </w:rPr>
+              <w:t>Cab Signal</w:t>
+            </w:r>
+          </w:p>
+        </w:tc>
+        <w:tc>
+          <w:tcPr>
+            <w:tcW w:w="1020" w:type="dxa"/>
+            <w:tcBorders>
+              <w:top w:val="single" w:sz="4" w:space="0" w:color="000000"/>
+              <w:left w:val="single" w:sz="4" w:space="0" w:color="000000"/>
+              <w:bottom w:val="single" w:sz="4" w:space="0" w:color="000000"/>
+            </w:tcBorders>
+            <w:vAlign w:val="bottom"/>
+          </w:tcPr>
+          <w:p>
+            <w:pPr>
+              <w:pStyle w:val="Normal"/>
+              <w:widowControl w:val="false"/>
+              <w:spacing w:lineRule="auto" w:line="180"/>
+              <w:jc w:val="center"/>
+              <w:rPr>
+                <w:color w:val="000000"/>
+                <w:sz w:val="16"/>
+                <w:szCs w:val="16"/>
+              </w:rPr>
+            </w:pPr>
+            <w:r>
+              <w:rPr>
+                <w:color w:val="000000"/>
+                <w:sz w:val="16"/>
+                <w:szCs w:val="16"/>
+              </w:rPr>
+              <w:t>Fuel Pump</w:t>
+            </w:r>
+          </w:p>
+        </w:tc>
+        <w:tc>
+          <w:tcPr>
+            <w:tcW w:w="1016" w:type="dxa"/>
+            <w:tcBorders>
+              <w:top w:val="single" w:sz="4" w:space="0" w:color="000000"/>
+              <w:left w:val="single" w:sz="4" w:space="0" w:color="000000"/>
+              <w:bottom w:val="single" w:sz="4" w:space="0" w:color="000000"/>
+            </w:tcBorders>
+            <w:vAlign w:val="bottom"/>
+          </w:tcPr>
+          <w:p>
+            <w:pPr>
+              <w:pStyle w:val="Normal"/>
+              <w:widowControl w:val="false"/>
+              <w:spacing w:lineRule="auto" w:line="180"/>
+              <w:jc w:val="center"/>
+              <w:rPr>
+                <w:color w:val="000000"/>
+                <w:sz w:val="16"/>
+                <w:szCs w:val="16"/>
+              </w:rPr>
+            </w:pPr>
+            <w:r>
+              <w:rPr>
+                <w:color w:val="000000"/>
+                <w:sz w:val="16"/>
+                <w:szCs w:val="16"/>
+              </w:rPr>
+              <w:t>Engine Run</w:t>
+            </w:r>
+          </w:p>
+        </w:tc>
+        <w:tc>
+          <w:tcPr>
+            <w:tcW w:w="1016" w:type="dxa"/>
+            <w:tcBorders>
+              <w:top w:val="single" w:sz="4" w:space="0" w:color="000000"/>
+              <w:left w:val="single" w:sz="4" w:space="0" w:color="000000"/>
+              <w:bottom w:val="single" w:sz="4" w:space="0" w:color="000000"/>
+            </w:tcBorders>
+            <w:vAlign w:val="bottom"/>
+          </w:tcPr>
+          <w:p>
+            <w:pPr>
+              <w:pStyle w:val="Normal"/>
+              <w:widowControl w:val="false"/>
+              <w:jc w:val="center"/>
+              <w:rPr>
+                <w:color w:val="000000"/>
+                <w:sz w:val="16"/>
+                <w:szCs w:val="16"/>
+              </w:rPr>
+            </w:pPr>
+            <w:r>
+              <w:rPr>
+                <w:rFonts w:eastAsia="arial" w:ascii="arial" w:hAnsi="arial"/>
+                <w:color w:val="000000"/>
+                <w:sz w:val="16"/>
+                <w:szCs w:val="16"/>
+              </w:rPr>
+              <w:t>Isolation Cont. D.B.</w:t>
+            </w:r>
+          </w:p>
+        </w:tc>
+        <w:tc>
+          <w:tcPr>
+            <w:tcW w:w="1017" w:type="dxa"/>
+            <w:tcBorders>
+              <w:top w:val="single" w:sz="4" w:space="0" w:color="000000"/>
+              <w:left w:val="single" w:sz="4" w:space="0" w:color="000000"/>
+              <w:bottom w:val="single" w:sz="4" w:space="0" w:color="000000"/>
+            </w:tcBorders>
+            <w:vAlign w:val="bottom"/>
+          </w:tcPr>
+          <w:p>
+            <w:pPr>
+              <w:pStyle w:val="Normal"/>
+              <w:widowControl w:val="false"/>
+              <w:jc w:val="center"/>
+              <w:rPr>
+                <w:rFonts w:ascii="arial" w:hAnsi="arial" w:eastAsia="arial"/>
+                <w:color w:val="000000"/>
+                <w:sz w:val="16"/>
+                <w:szCs w:val="16"/>
+              </w:rPr>
+            </w:pPr>
+            <w:r>
+              <w:rPr>
+                <w:rFonts w:eastAsia="arial" w:ascii="arial" w:hAnsi="arial"/>
+                <w:color w:val="000000"/>
+                <w:sz w:val="16"/>
+                <w:szCs w:val="16"/>
+              </w:rPr>
+              <w:t>Lead Sand</w:t>
+            </w:r>
+          </w:p>
+        </w:tc>
+        <w:tc>
+          <w:tcPr>
+            <w:tcW w:w="1016" w:type="dxa"/>
+            <w:tcBorders>
+              <w:top w:val="single" w:sz="4" w:space="0" w:color="000000"/>
+              <w:left w:val="single" w:sz="4" w:space="0" w:color="000000"/>
+              <w:bottom w:val="single" w:sz="4" w:space="0" w:color="000000"/>
+            </w:tcBorders>
+            <w:vAlign w:val="bottom"/>
+          </w:tcPr>
+          <w:p>
+            <w:pPr>
+              <w:pStyle w:val="Normal"/>
+              <w:widowControl w:val="false"/>
+              <w:jc w:val="center"/>
+              <w:rPr>
+                <w:sz w:val="16"/>
+                <w:szCs w:val="16"/>
+              </w:rPr>
+            </w:pPr>
+            <w:r>
+              <w:rPr>
+                <w:rFonts w:eastAsia="arial" w:ascii="arial" w:hAnsi="arial"/>
+                <w:color w:val="000000"/>
+                <w:sz w:val="16"/>
+                <w:szCs w:val="16"/>
+              </w:rPr>
+              <w:t>Rear HL Down</w:t>
+            </w:r>
+          </w:p>
+        </w:tc>
+        <w:tc>
+          <w:tcPr>
+            <w:tcW w:w="1020" w:type="dxa"/>
+            <w:tcBorders>
+              <w:top w:val="single" w:sz="4" w:space="0" w:color="000000"/>
+              <w:left w:val="single" w:sz="4" w:space="0" w:color="000000"/>
+              <w:bottom w:val="single" w:sz="4" w:space="0" w:color="000000"/>
+            </w:tcBorders>
+            <w:vAlign w:val="bottom"/>
+          </w:tcPr>
+          <w:p>
+            <w:pPr>
+              <w:pStyle w:val="Normal"/>
+              <w:widowControl w:val="false"/>
+              <w:spacing w:lineRule="auto" w:line="180"/>
+              <w:jc w:val="center"/>
+              <w:rPr>
+                <w:sz w:val="16"/>
+                <w:szCs w:val="16"/>
+              </w:rPr>
+            </w:pPr>
+            <w:r>
+              <w:rPr>
+                <w:sz w:val="16"/>
+                <w:szCs w:val="16"/>
+              </w:rPr>
+            </w:r>
+          </w:p>
+        </w:tc>
+        <w:tc>
+          <w:tcPr>
+            <w:tcW w:w="1016" w:type="dxa"/>
+            <w:tcBorders>
+              <w:top w:val="single" w:sz="4" w:space="0" w:color="000000"/>
+              <w:left w:val="single" w:sz="4" w:space="0" w:color="000000"/>
+              <w:bottom w:val="single" w:sz="4" w:space="0" w:color="000000"/>
+            </w:tcBorders>
+            <w:vAlign w:val="bottom"/>
+          </w:tcPr>
+          <w:p>
+            <w:pPr>
+              <w:pStyle w:val="Normal"/>
+              <w:widowControl w:val="false"/>
+              <w:spacing w:lineRule="auto" w:line="180"/>
+              <w:jc w:val="center"/>
+              <w:rPr>
+                <w:sz w:val="16"/>
+                <w:szCs w:val="16"/>
+              </w:rPr>
+            </w:pPr>
+            <w:r>
+              <w:rPr>
+                <w:sz w:val="16"/>
+                <w:szCs w:val="16"/>
+              </w:rPr>
+              <w:t>Step Light</w:t>
+            </w:r>
+          </w:p>
+        </w:tc>
+        <w:tc>
+          <w:tcPr>
+            <w:tcW w:w="1016" w:type="dxa"/>
+            <w:tcBorders>
+              <w:top w:val="single" w:sz="4" w:space="0" w:color="000000"/>
+              <w:left w:val="single" w:sz="4" w:space="0" w:color="000000"/>
+              <w:bottom w:val="single" w:sz="4" w:space="0" w:color="000000"/>
+            </w:tcBorders>
+            <w:vAlign w:val="bottom"/>
+          </w:tcPr>
+          <w:p>
+            <w:pPr>
+              <w:pStyle w:val="Normal"/>
+              <w:widowControl w:val="false"/>
+              <w:spacing w:lineRule="auto" w:line="180"/>
+              <w:jc w:val="center"/>
+              <w:rPr>
+                <w:sz w:val="16"/>
+                <w:szCs w:val="16"/>
+              </w:rPr>
+            </w:pPr>
+            <w:r>
+              <w:rPr>
+                <w:sz w:val="16"/>
+                <w:szCs w:val="16"/>
+              </w:rPr>
+              <w:t>Number Light</w:t>
+            </w:r>
+          </w:p>
+        </w:tc>
+        <w:tc>
+          <w:tcPr>
+            <w:tcW w:w="1016" w:type="dxa"/>
+            <w:tcBorders>
+              <w:top w:val="single" w:sz="4" w:space="0" w:color="000000"/>
+              <w:left w:val="single" w:sz="4" w:space="0" w:color="000000"/>
+              <w:bottom w:val="single" w:sz="4" w:space="0" w:color="000000"/>
+            </w:tcBorders>
+            <w:vAlign w:val="bottom"/>
+          </w:tcPr>
+          <w:p>
+            <w:pPr>
+              <w:pStyle w:val="Normal"/>
+              <w:widowControl w:val="false"/>
+              <w:spacing w:lineRule="auto" w:line="180"/>
+              <w:jc w:val="center"/>
+              <w:rPr>
+                <w:sz w:val="16"/>
+                <w:szCs w:val="16"/>
+              </w:rPr>
+            </w:pPr>
+            <w:r>
+              <w:rPr>
+                <w:rFonts w:eastAsia="arial" w:ascii="arial" w:hAnsi="arial"/>
+                <w:color w:val="000000"/>
+                <w:sz w:val="16"/>
+                <w:szCs w:val="16"/>
+              </w:rPr>
+              <w:t>Exterior</w:t>
+            </w:r>
+          </w:p>
+          <w:p>
+            <w:pPr>
+              <w:pStyle w:val="Normal"/>
+              <w:widowControl w:val="false"/>
+              <w:spacing w:lineRule="auto" w:line="180"/>
+              <w:jc w:val="center"/>
+              <w:rPr>
+                <w:sz w:val="16"/>
+                <w:szCs w:val="16"/>
+              </w:rPr>
+            </w:pPr>
+            <w:r>
+              <w:rPr>
+                <w:rFonts w:eastAsia="arial" w:ascii="arial" w:hAnsi="arial"/>
+                <w:color w:val="000000"/>
+                <w:sz w:val="16"/>
+                <w:szCs w:val="16"/>
+              </w:rPr>
+              <w:t>Camera</w:t>
+            </w:r>
+          </w:p>
+        </w:tc>
+        <w:tc>
+          <w:tcPr>
+            <w:tcW w:w="1029" w:type="dxa"/>
+            <w:tcBorders>
+              <w:top w:val="single" w:sz="4" w:space="0" w:color="000000"/>
+              <w:left w:val="single" w:sz="4" w:space="0" w:color="000000"/>
+              <w:bottom w:val="single" w:sz="4" w:space="0" w:color="000000"/>
+              <w:right w:val="single" w:sz="4" w:space="0" w:color="000000"/>
+            </w:tcBorders>
+            <w:vAlign w:val="bottom"/>
+          </w:tcPr>
+          <w:p>
+            <w:pPr>
+              <w:pStyle w:val="Normal"/>
+              <w:widowControl w:val="false"/>
+              <w:spacing w:lineRule="auto" w:line="180"/>
+              <w:jc w:val="center"/>
+              <w:rPr>
+                <w:sz w:val="16"/>
+                <w:szCs w:val="16"/>
+              </w:rPr>
+            </w:pPr>
+            <w:r>
+              <w:rPr>
+                <w:rFonts w:eastAsia="arial" w:ascii="arial" w:hAnsi="arial"/>
+                <w:color w:val="000000"/>
+                <w:sz w:val="16"/>
+                <w:szCs w:val="16"/>
+              </w:rPr>
+              <w:t>Prev</w:t>
+            </w:r>
+          </w:p>
+          <w:p>
+            <w:pPr>
+              <w:pStyle w:val="Normal"/>
+              <w:widowControl w:val="false"/>
+              <w:spacing w:lineRule="auto" w:line="180"/>
+              <w:jc w:val="center"/>
+              <w:rPr>
+                <w:sz w:val="16"/>
+                <w:szCs w:val="16"/>
+              </w:rPr>
+            </w:pPr>
+            <w:r>
+              <w:rPr>
+                <w:rFonts w:eastAsia="arial" w:ascii="arial" w:hAnsi="arial"/>
+                <w:color w:val="000000"/>
+                <w:sz w:val="16"/>
+                <w:szCs w:val="16"/>
+              </w:rPr>
+              <w:t>Cab Cam</w:t>
+            </w:r>
+          </w:p>
+        </w:tc>
+      </w:tr>
+    </w:tbl>
+    <w:p>
+      <w:pPr>
+        <w:pStyle w:val="Normal"/>
+        <w:rPr>
+          <w:color w:val="000000"/>
+          <w:sz w:val="16"/>
+          <w:szCs w:val="16"/>
+        </w:rPr>
+      </w:pPr>
+      <w:r>
+        <w:rPr>
+          <w:color w:val="000000"/>
+          <w:sz w:val="16"/>
+          <w:szCs w:val="16"/>
+        </w:rPr>
+      </w:r>
+    </w:p>
+    <w:p>
+      <w:pPr>
+        <w:pStyle w:val="Normal"/>
+        <w:rPr>
+          <w:color w:val="000000"/>
+          <w:sz w:val="16"/>
+          <w:szCs w:val="16"/>
+        </w:rPr>
+      </w:pPr>
+      <w:r>
+        <w:rPr>
+          <w:color w:val="000000"/>
+          <w:sz w:val="16"/>
+          <w:szCs w:val="16"/>
+        </w:rPr>
+        <w:tab/>
+        <w:t xml:space="preserve">       </w:t>
+      </w:r>
+      <w:r>
+        <w:rPr>
+          <w:rFonts w:eastAsia="arial" w:ascii="arial" w:hAnsi="arial"/>
+          <w:color w:val="000000"/>
+          <w:sz w:val="16"/>
+          <w:szCs w:val="16"/>
+        </w:rPr>
         <w:t xml:space="preserve">    </w:t>
       </w:r>
       <w:r>
@@ -3396,7 +4503,7 @@
           <w:sz w:val="16"/>
           <w:szCs w:val="16"/>
         </w:rPr>
-        <w:t>SD70ACe</w:t>
+        <w:t>C40-8W</w:t>
       </w:r>
       <w:r>
         <w:rPr>
@@ -3491,21 +4598,20 @@
             <w:pPr>
               <w:pStyle w:val="Normal"/>
               <w:widowControl w:val="false"/>
-              <w:spacing w:lineRule="auto" w:line="180"/>
-              <w:jc w:val="center"/>
-              <w:rPr>
-                <w:color w:val="000000"/>
-                <w:sz w:val="16"/>
-                <w:szCs w:val="16"/>
-              </w:rPr>
-            </w:pPr>
-            <w:r>
-              <w:rPr>
-                <w:color w:val="000000"/>
-                <w:sz w:val="16"/>
-                <w:szCs w:val="16"/>
-              </w:rPr>
-              <w:t>Reverser Handle</w:t>
+              <w:jc w:val="center"/>
+              <w:rPr>
+                <w:color w:val="000000"/>
+                <w:sz w:val="16"/>
+                <w:szCs w:val="16"/>
+              </w:rPr>
+            </w:pPr>
+            <w:r>
+              <w:rPr>
+                <w:color w:val="000000"/>
+                <w:sz w:val="16"/>
+                <w:szCs w:val="16"/>
+              </w:rPr>
+              <w:t>MU-2A</w:t>
             </w:r>
           </w:p>
         </w:tc>
@@ -3570,7 +4676,7 @@
                 <w:sz w:val="16"/>
                 <w:szCs w:val="16"/>
               </w:rPr>
-              <w:t>EAD Fuse</w:t>
+              <w:t>Engine Run</w:t>
             </w:r>
           </w:p>
         </w:tc>
@@ -3633,7 +4739,27 @@
                 <w:sz w:val="16"/>
                 <w:szCs w:val="16"/>
               </w:rPr>
-              <w:t>Headlight Control</w:t>
+              <w:t>Brake</w:t>
+            </w:r>
+          </w:p>
+          <w:p>
+            <w:pPr>
+              <w:pStyle w:val="Normal"/>
+              <w:widowControl w:val="false"/>
+              <w:jc w:val="center"/>
+              <w:rPr>
+                <w:color w:val="000000"/>
+                <w:sz w:val="16"/>
+                <w:szCs w:val="16"/>
+              </w:rPr>
+            </w:pPr>
+            <w:r>
+              <w:rPr>
+                <w:color w:val="000000"/>
+                <w:sz w:val="16"/>
+                <w:szCs w:val="16"/>
+              </w:rPr>
+              <w:t>Cut-In</w:t>
             </w:r>
           </w:p>
         </w:tc>
@@ -3664,15 +4790,7 @@
                 <w:sz w:val="16"/>
                 <w:szCs w:val="16"/>
               </w:rPr>
-              <w:t>I</w:t>
-            </w:r>
-            <w:r>
-              <w:rPr>
-                <w:color w:val="000000"/>
-                <w:sz w:val="16"/>
-                <w:szCs w:val="16"/>
-              </w:rPr>
-              <w:t>solation Cont. Iso</w:t>
+              <w:t>Headlight Control Up</w:t>
             </w:r>
           </w:p>
         </w:tc>
@@ -3751,18 +4869,19 @@
             <w:pPr>
               <w:pStyle w:val="Normal"/>
               <w:widowControl w:val="false"/>
-              <w:spacing w:lineRule="auto" w:line="180"/>
-              <w:jc w:val="center"/>
-              <w:rPr>
-                <w:sz w:val="16"/>
-                <w:szCs w:val="16"/>
-              </w:rPr>
-            </w:pPr>
-            <w:r>
-              <w:rPr>
-                <w:sz w:val="16"/>
-                <w:szCs w:val="16"/>
-              </w:rPr>
+              <w:jc w:val="center"/>
+              <w:rPr>
+                <w:sz w:val="16"/>
+                <w:szCs w:val="16"/>
+              </w:rPr>
+            </w:pPr>
+            <w:r>
+              <w:rPr>
+                <w:color w:val="000000"/>
+                <w:sz w:val="16"/>
+                <w:szCs w:val="16"/>
+              </w:rPr>
+              <w:t>Engine Cont. Run</w:t>
             </w:r>
           </w:p>
         </w:tc>
@@ -3794,16 +4913,7 @@
                 <w:sz w:val="16"/>
                 <w:szCs w:val="16"/>
               </w:rPr>
-              <w:t>Onboard</w:t>
-            </w:r>
-            <w:r>
-              <w:rPr>
-                <w:rFonts w:eastAsia="arial" w:ascii="arial" w:hAnsi="arial"/>
-                <w:color w:val="000000"/>
-                <w:sz w:val="16"/>
-                <w:szCs w:val="16"/>
-              </w:rPr>
-              <w:t xml:space="preserve"> Light</w:t>
+              <w:t>Gauge Light</w:t>
             </w:r>
           </w:p>
         </w:tc>
@@ -3970,7 +5080,7 @@
           <w:sz w:val="16"/>
           <w:szCs w:val="16"/>
         </w:rPr>
-        <w:t>SD70ACe</w:t>
+        <w:t>C40-8W</w:t>
       </w:r>
       <w:r>
         <w:rPr>
@@ -4143,7 +5253,7 @@
                 <w:sz w:val="16"/>
                 <w:szCs w:val="16"/>
               </w:rPr>
-              <w:t>Cab Signal</w:t>
+              <w:t>Warning Devices</w:t>
             </w:r>
           </w:p>
         </w:tc>
@@ -4175,7 +5285,7 @@
                 <w:sz w:val="16"/>
                 <w:szCs w:val="16"/>
               </w:rPr>
-              <w:t>Fuel Pump</w:t>
+              <w:t>Control Switch</w:t>
             </w:r>
           </w:p>
         </w:tc>
@@ -4193,6 +5303,558 @@
             <w:pPr>
               <w:pStyle w:val="Normal"/>
               <w:widowControl w:val="false"/>
+              <w:jc w:val="center"/>
+              <w:rPr>
+                <w:color w:val="000000"/>
+                <w:sz w:val="16"/>
+                <w:szCs w:val="16"/>
+              </w:rPr>
+            </w:pPr>
+            <w:r>
+              <w:rPr>
+                <w:color w:val="000000"/>
+                <w:sz w:val="16"/>
+                <w:szCs w:val="16"/>
+              </w:rPr>
+              <w:t>Brake</w:t>
+            </w:r>
+          </w:p>
+          <w:p>
+            <w:pPr>
+              <w:pStyle w:val="Normal"/>
+              <w:widowControl w:val="false"/>
+              <w:jc w:val="center"/>
+              <w:rPr>
+                <w:color w:val="000000"/>
+                <w:sz w:val="16"/>
+                <w:szCs w:val="16"/>
+              </w:rPr>
+            </w:pPr>
+            <w:r>
+              <w:rPr>
+                <w:color w:val="000000"/>
+                <w:sz w:val="16"/>
+                <w:szCs w:val="16"/>
+              </w:rPr>
+              <w:t>Cut-</w:t>
+            </w:r>
+            <w:r>
+              <w:rPr>
+                <w:color w:val="000000"/>
+                <w:sz w:val="16"/>
+                <w:szCs w:val="16"/>
+              </w:rPr>
+              <w:t>Out</w:t>
+            </w:r>
+          </w:p>
+        </w:tc>
+        <w:tc>
+          <w:tcPr>
+            <w:tcW w:w="1016" w:type="dxa"/>
+            <w:tcBorders>
+              <w:top w:val="single" w:sz="4" w:space="0" w:color="000000"/>
+              <w:left w:val="single" w:sz="4" w:space="0" w:color="000000"/>
+              <w:bottom w:val="single" w:sz="4" w:space="0" w:color="000000"/>
+            </w:tcBorders>
+            <w:vAlign w:val="bottom"/>
+          </w:tcPr>
+          <w:p>
+            <w:pPr>
+              <w:pStyle w:val="Normal"/>
+              <w:widowControl w:val="false"/>
+              <w:jc w:val="center"/>
+              <w:rPr>
+                <w:color w:val="000000"/>
+                <w:sz w:val="16"/>
+                <w:szCs w:val="16"/>
+              </w:rPr>
+            </w:pPr>
+            <w:r>
+              <w:rPr>
+                <w:rFonts w:eastAsia="arial" w:ascii="arial" w:hAnsi="arial"/>
+                <w:color w:val="000000"/>
+                <w:sz w:val="16"/>
+                <w:szCs w:val="16"/>
+              </w:rPr>
+              <w:t>Headlight Control Dw</w:t>
+            </w:r>
+          </w:p>
+        </w:tc>
+        <w:tc>
+          <w:tcPr>
+            <w:tcW w:w="1017" w:type="dxa"/>
+            <w:tcBorders>
+              <w:top w:val="single" w:sz="4" w:space="0" w:color="000000"/>
+              <w:left w:val="single" w:sz="4" w:space="0" w:color="000000"/>
+              <w:bottom w:val="single" w:sz="4" w:space="0" w:color="000000"/>
+            </w:tcBorders>
+            <w:vAlign w:val="bottom"/>
+          </w:tcPr>
+          <w:p>
+            <w:pPr>
+              <w:pStyle w:val="Normal"/>
+              <w:widowControl w:val="false"/>
+              <w:jc w:val="center"/>
+              <w:rPr>
+                <w:rFonts w:ascii="arial" w:hAnsi="arial" w:eastAsia="arial"/>
+                <w:color w:val="000000"/>
+                <w:sz w:val="16"/>
+                <w:szCs w:val="16"/>
+              </w:rPr>
+            </w:pPr>
+            <w:r>
+              <w:rPr>
+                <w:rFonts w:eastAsia="arial" w:ascii="arial" w:hAnsi="arial"/>
+                <w:color w:val="000000"/>
+                <w:sz w:val="16"/>
+                <w:szCs w:val="16"/>
+              </w:rPr>
+              <w:t>Lead Sand</w:t>
+            </w:r>
+          </w:p>
+        </w:tc>
+        <w:tc>
+          <w:tcPr>
+            <w:tcW w:w="1016" w:type="dxa"/>
+            <w:tcBorders>
+              <w:top w:val="single" w:sz="4" w:space="0" w:color="000000"/>
+              <w:left w:val="single" w:sz="4" w:space="0" w:color="000000"/>
+              <w:bottom w:val="single" w:sz="4" w:space="0" w:color="000000"/>
+            </w:tcBorders>
+            <w:vAlign w:val="bottom"/>
+          </w:tcPr>
+          <w:p>
+            <w:pPr>
+              <w:pStyle w:val="Normal"/>
+              <w:widowControl w:val="false"/>
+              <w:jc w:val="center"/>
+              <w:rPr>
+                <w:sz w:val="16"/>
+                <w:szCs w:val="16"/>
+              </w:rPr>
+            </w:pPr>
+            <w:r>
+              <w:rPr>
+                <w:rFonts w:eastAsia="arial" w:ascii="arial" w:hAnsi="arial"/>
+                <w:color w:val="000000"/>
+                <w:sz w:val="16"/>
+                <w:szCs w:val="16"/>
+              </w:rPr>
+              <w:t>Rear HL Down</w:t>
+            </w:r>
+          </w:p>
+        </w:tc>
+        <w:tc>
+          <w:tcPr>
+            <w:tcW w:w="1020" w:type="dxa"/>
+            <w:tcBorders>
+              <w:top w:val="single" w:sz="4" w:space="0" w:color="000000"/>
+              <w:left w:val="single" w:sz="4" w:space="0" w:color="000000"/>
+              <w:bottom w:val="single" w:sz="4" w:space="0" w:color="000000"/>
+            </w:tcBorders>
+            <w:vAlign w:val="bottom"/>
+          </w:tcPr>
+          <w:p>
+            <w:pPr>
+              <w:pStyle w:val="Normal"/>
+              <w:widowControl w:val="false"/>
+              <w:jc w:val="center"/>
+              <w:rPr>
+                <w:sz w:val="16"/>
+                <w:szCs w:val="16"/>
+              </w:rPr>
+            </w:pPr>
+            <w:r>
+              <w:rPr>
+                <w:rFonts w:eastAsia="arial" w:ascii="arial" w:hAnsi="arial"/>
+                <w:color w:val="000000"/>
+                <w:sz w:val="16"/>
+                <w:szCs w:val="16"/>
+              </w:rPr>
+              <w:t>Engine Cont. Jog</w:t>
+            </w:r>
+          </w:p>
+        </w:tc>
+        <w:tc>
+          <w:tcPr>
+            <w:tcW w:w="1016" w:type="dxa"/>
+            <w:tcBorders>
+              <w:top w:val="single" w:sz="4" w:space="0" w:color="000000"/>
+              <w:left w:val="single" w:sz="4" w:space="0" w:color="000000"/>
+              <w:bottom w:val="single" w:sz="4" w:space="0" w:color="000000"/>
+            </w:tcBorders>
+            <w:vAlign w:val="bottom"/>
+          </w:tcPr>
+          <w:p>
+            <w:pPr>
+              <w:pStyle w:val="Normal"/>
+              <w:widowControl w:val="false"/>
+              <w:spacing w:lineRule="auto" w:line="180"/>
+              <w:jc w:val="center"/>
+              <w:rPr>
+                <w:sz w:val="16"/>
+                <w:szCs w:val="16"/>
+              </w:rPr>
+            </w:pPr>
+            <w:r>
+              <w:rPr>
+                <w:sz w:val="16"/>
+                <w:szCs w:val="16"/>
+              </w:rPr>
+              <w:t>Step Light</w:t>
+            </w:r>
+          </w:p>
+        </w:tc>
+        <w:tc>
+          <w:tcPr>
+            <w:tcW w:w="1016" w:type="dxa"/>
+            <w:tcBorders>
+              <w:top w:val="single" w:sz="4" w:space="0" w:color="000000"/>
+              <w:left w:val="single" w:sz="4" w:space="0" w:color="000000"/>
+              <w:bottom w:val="single" w:sz="4" w:space="0" w:color="000000"/>
+            </w:tcBorders>
+            <w:vAlign w:val="bottom"/>
+          </w:tcPr>
+          <w:p>
+            <w:pPr>
+              <w:pStyle w:val="Normal"/>
+              <w:widowControl w:val="false"/>
+              <w:spacing w:lineRule="auto" w:line="180"/>
+              <w:jc w:val="center"/>
+              <w:rPr>
+                <w:sz w:val="16"/>
+                <w:szCs w:val="16"/>
+              </w:rPr>
+            </w:pPr>
+            <w:r>
+              <w:rPr>
+                <w:sz w:val="16"/>
+                <w:szCs w:val="16"/>
+              </w:rPr>
+              <w:t>Number Light</w:t>
+            </w:r>
+          </w:p>
+        </w:tc>
+        <w:tc>
+          <w:tcPr>
+            <w:tcW w:w="1016" w:type="dxa"/>
+            <w:tcBorders>
+              <w:top w:val="single" w:sz="4" w:space="0" w:color="000000"/>
+              <w:left w:val="single" w:sz="4" w:space="0" w:color="000000"/>
+              <w:bottom w:val="single" w:sz="4" w:space="0" w:color="000000"/>
+            </w:tcBorders>
+            <w:vAlign w:val="bottom"/>
+          </w:tcPr>
+          <w:p>
+            <w:pPr>
+              <w:pStyle w:val="Normal"/>
+              <w:widowControl w:val="false"/>
+              <w:spacing w:lineRule="auto" w:line="180"/>
+              <w:jc w:val="center"/>
+              <w:rPr>
+                <w:sz w:val="16"/>
+                <w:szCs w:val="16"/>
+              </w:rPr>
+            </w:pPr>
+            <w:r>
+              <w:rPr>
+                <w:rFonts w:eastAsia="arial" w:ascii="arial" w:hAnsi="arial"/>
+                <w:color w:val="000000"/>
+                <w:sz w:val="16"/>
+                <w:szCs w:val="16"/>
+              </w:rPr>
+              <w:t>Exterior</w:t>
+            </w:r>
+          </w:p>
+          <w:p>
+            <w:pPr>
+              <w:pStyle w:val="Normal"/>
+              <w:widowControl w:val="false"/>
+              <w:spacing w:lineRule="auto" w:line="180"/>
+              <w:jc w:val="center"/>
+              <w:rPr>
+                <w:sz w:val="16"/>
+                <w:szCs w:val="16"/>
+              </w:rPr>
+            </w:pPr>
+            <w:r>
+              <w:rPr>
+                <w:rFonts w:eastAsia="arial" w:ascii="arial" w:hAnsi="arial"/>
+                <w:color w:val="000000"/>
+                <w:sz w:val="16"/>
+                <w:szCs w:val="16"/>
+              </w:rPr>
+              <w:t>Camera</w:t>
+            </w:r>
+          </w:p>
+        </w:tc>
+        <w:tc>
+          <w:tcPr>
+            <w:tcW w:w="1029" w:type="dxa"/>
+            <w:tcBorders>
+              <w:top w:val="single" w:sz="4" w:space="0" w:color="000000"/>
+              <w:left w:val="single" w:sz="4" w:space="0" w:color="000000"/>
+              <w:bottom w:val="single" w:sz="4" w:space="0" w:color="000000"/>
+              <w:right w:val="single" w:sz="4" w:space="0" w:color="000000"/>
+            </w:tcBorders>
+            <w:vAlign w:val="bottom"/>
+          </w:tcPr>
+          <w:p>
+            <w:pPr>
+              <w:pStyle w:val="Normal"/>
+              <w:widowControl w:val="false"/>
+              <w:spacing w:lineRule="auto" w:line="180"/>
+              <w:jc w:val="center"/>
+              <w:rPr>
+                <w:sz w:val="16"/>
+                <w:szCs w:val="16"/>
+              </w:rPr>
+            </w:pPr>
+            <w:r>
+              <w:rPr>
+                <w:rFonts w:eastAsia="arial" w:ascii="arial" w:hAnsi="arial"/>
+                <w:color w:val="000000"/>
+                <w:sz w:val="16"/>
+                <w:szCs w:val="16"/>
+              </w:rPr>
+              <w:t>Prev</w:t>
+            </w:r>
+          </w:p>
+          <w:p>
+            <w:pPr>
+              <w:pStyle w:val="Normal"/>
+              <w:widowControl w:val="false"/>
+              <w:spacing w:lineRule="auto" w:line="180"/>
+              <w:jc w:val="center"/>
+              <w:rPr>
+                <w:sz w:val="16"/>
+                <w:szCs w:val="16"/>
+              </w:rPr>
+            </w:pPr>
+            <w:r>
+              <w:rPr>
+                <w:rFonts w:eastAsia="arial" w:ascii="arial" w:hAnsi="arial"/>
+                <w:color w:val="000000"/>
+                <w:sz w:val="16"/>
+                <w:szCs w:val="16"/>
+              </w:rPr>
+              <w:t>Cab Cam</w:t>
+            </w:r>
+          </w:p>
+        </w:tc>
+      </w:tr>
+    </w:tbl>
+    <w:p>
+      <w:pPr>
+        <w:pStyle w:val="Normal"/>
+        <w:rPr>
+          <w:color w:val="000000"/>
+          <w:sz w:val="16"/>
+          <w:szCs w:val="16"/>
+        </w:rPr>
+      </w:pPr>
+      <w:r>
+        <w:rPr>
+          <w:color w:val="000000"/>
+          <w:sz w:val="16"/>
+          <w:szCs w:val="16"/>
+        </w:rPr>
+      </w:r>
+    </w:p>
+    <w:p>
+      <w:pPr>
+        <w:pStyle w:val="Normal"/>
+        <w:rPr>
+          <w:color w:val="000000"/>
+          <w:sz w:val="16"/>
+          <w:szCs w:val="16"/>
+        </w:rPr>
+      </w:pPr>
+      <w:r>
+        <w:rPr>
+          <w:color w:val="000000"/>
+          <w:sz w:val="16"/>
+          <w:szCs w:val="16"/>
+        </w:rPr>
+        <w:tab/>
+        <w:t xml:space="preserve">       </w:t>
+      </w:r>
+      <w:r>
+        <w:rPr>
+          <w:rFonts w:eastAsia="arial" w:ascii="arial" w:hAnsi="arial"/>
+          <w:color w:val="000000"/>
+          <w:sz w:val="16"/>
+          <w:szCs w:val="16"/>
+        </w:rPr>
+        <w:t xml:space="preserve">    ES44</w:t>
+      </w:r>
+      <w:r>
+        <w:rPr>
+          <w:rFonts w:eastAsia="arial" w:ascii="arial" w:hAnsi="arial"/>
+          <w:color w:val="000000"/>
+          <w:sz w:val="16"/>
+          <w:szCs w:val="16"/>
+        </w:rPr>
+        <w:t>AC</w:t>
+      </w:r>
+      <w:r>
+        <w:rPr>
+          <w:rFonts w:eastAsia="arial" w:ascii="arial" w:hAnsi="arial"/>
+          <w:color w:val="000000"/>
+          <w:sz w:val="16"/>
+          <w:szCs w:val="16"/>
+        </w:rPr>
+        <w:t>-1</w:t>
+      </w:r>
+    </w:p>
+    <w:tbl>
+      <w:tblPr>
+        <w:tblW w:w="14248" w:type="dxa"/>
+        <w:jc w:val="left"/>
+        <w:tblInd w:w="-5" w:type="dxa"/>
+        <w:tblLayout w:type="fixed"/>
+        <w:tblCellMar>
+          <w:top w:w="0" w:type="dxa"/>
+          <w:left w:w="108" w:type="dxa"/>
+          <w:bottom w:w="0" w:type="dxa"/>
+          <w:right w:w="108" w:type="dxa"/>
+        </w:tblCellMar>
+        <w:tblLook w:firstRow="1" w:noVBand="1" w:lastRow="0" w:firstColumn="1" w:lastColumn="0" w:noHBand="0" w:val="04a0"/>
+      </w:tblPr>
+      <w:tblGrid>
+        <w:gridCol w:w="1017"/>
+        <w:gridCol w:w="1019"/>
+        <w:gridCol w:w="1014"/>
+        <w:gridCol w:w="1016"/>
+        <w:gridCol w:w="1020"/>
+        <w:gridCol w:w="1016"/>
+        <w:gridCol w:w="1016"/>
+        <w:gridCol w:w="1017"/>
+        <w:gridCol w:w="1016"/>
+        <w:gridCol w:w="1020"/>
+        <w:gridCol w:w="1016"/>
+        <w:gridCol w:w="1016"/>
+        <w:gridCol w:w="1016"/>
+        <w:gridCol w:w="1029"/>
+      </w:tblGrid>
+      <w:tr>
+        <w:trPr>
+          <w:trHeight w:val="440" w:hRule="exact"/>
+          <w:cantSplit w:val="true"/>
+        </w:trPr>
+        <w:tc>
+          <w:tcPr>
+            <w:tcW w:w="1017" w:type="dxa"/>
+            <w:tcBorders>
+              <w:top w:val="single" w:sz="4" w:space="0" w:color="000000"/>
+              <w:left w:val="single" w:sz="4" w:space="0" w:color="000000"/>
+              <w:bottom w:val="single" w:sz="4" w:space="0" w:color="000000"/>
+            </w:tcBorders>
+            <w:vAlign w:val="bottom"/>
+          </w:tcPr>
+          <w:p>
+            <w:pPr>
+              <w:pStyle w:val="Normal"/>
+              <w:widowControl w:val="false"/>
+              <w:spacing w:lineRule="auto" w:line="180" w:before="0" w:after="60"/>
+              <w:jc w:val="center"/>
+              <w:rPr>
+                <w:color w:val="000000"/>
+                <w:sz w:val="16"/>
+                <w:szCs w:val="16"/>
+              </w:rPr>
+            </w:pPr>
+            <w:r>
+              <w:rPr>
+                <w:rFonts w:eastAsia="arial" w:ascii="arial" w:hAnsi="arial"/>
+                <w:b/>
+                <w:color w:val="000000"/>
+                <w:sz w:val="16"/>
+                <w:szCs w:val="16"/>
+              </w:rPr>
+              <w:t>Pause</w:t>
+            </w:r>
+          </w:p>
+        </w:tc>
+        <w:tc>
+          <w:tcPr>
+            <w:tcW w:w="1019" w:type="dxa"/>
+            <w:tcBorders>
+              <w:top w:val="single" w:sz="4" w:space="0" w:color="000000"/>
+              <w:left w:val="single" w:sz="4" w:space="0" w:color="000000"/>
+              <w:bottom w:val="single" w:sz="4" w:space="0" w:color="000000"/>
+            </w:tcBorders>
+            <w:vAlign w:val="bottom"/>
+          </w:tcPr>
+          <w:p>
+            <w:pPr>
+              <w:pStyle w:val="Normal"/>
+              <w:widowControl w:val="false"/>
+              <w:spacing w:lineRule="auto" w:line="180"/>
+              <w:jc w:val="center"/>
+              <w:rPr>
+                <w:color w:val="000000"/>
+                <w:sz w:val="16"/>
+                <w:szCs w:val="16"/>
+              </w:rPr>
+            </w:pPr>
+            <w:r>
+              <w:rPr>
+                <w:color w:val="000000"/>
+                <w:sz w:val="16"/>
+                <w:szCs w:val="16"/>
+              </w:rPr>
+              <w:t>Reverser Handle</w:t>
+            </w:r>
+          </w:p>
+        </w:tc>
+        <w:tc>
+          <w:tcPr>
+            <w:tcW w:w="1014" w:type="dxa"/>
+            <w:tcBorders>
+              <w:top w:val="single" w:sz="4" w:space="0" w:color="000000"/>
+              <w:left w:val="single" w:sz="4" w:space="0" w:color="000000"/>
+              <w:bottom w:val="single" w:sz="4" w:space="0" w:color="000000"/>
+            </w:tcBorders>
+            <w:vAlign w:val="bottom"/>
+          </w:tcPr>
+          <w:p>
+            <w:pPr>
+              <w:pStyle w:val="Normal"/>
+              <w:widowControl w:val="false"/>
+              <w:spacing w:lineRule="auto" w:line="180"/>
+              <w:jc w:val="center"/>
+              <w:rPr>
+                <w:color w:val="000000"/>
+                <w:sz w:val="16"/>
+                <w:szCs w:val="16"/>
+              </w:rPr>
+            </w:pPr>
+            <w:r>
+              <w:rPr>
+                <w:rFonts w:eastAsia="arial" w:ascii="arial" w:hAnsi="arial"/>
+                <w:color w:val="000000"/>
+                <w:sz w:val="16"/>
+                <w:szCs w:val="16"/>
+              </w:rPr>
+              <w:t>Engine Start</w:t>
+            </w:r>
+          </w:p>
+        </w:tc>
+        <w:tc>
+          <w:tcPr>
+            <w:tcW w:w="1016" w:type="dxa"/>
+            <w:tcBorders>
+              <w:top w:val="single" w:sz="4" w:space="0" w:color="000000"/>
+              <w:left w:val="single" w:sz="4" w:space="0" w:color="000000"/>
+              <w:bottom w:val="single" w:sz="4" w:space="0" w:color="000000"/>
+            </w:tcBorders>
+            <w:vAlign w:val="bottom"/>
+          </w:tcPr>
+          <w:p>
+            <w:pPr>
+              <w:pStyle w:val="Normal"/>
+              <w:widowControl w:val="false"/>
               <w:spacing w:lineRule="auto" w:line="180"/>
               <w:jc w:val="center"/>
               <w:rPr>
@@ -4213,6 +5875,38 @@
         </w:tc>
         <w:tc>
           <w:tcPr>
+            <w:tcW w:w="1020" w:type="dxa"/>
+            <w:tcBorders>
+              <w:top w:val="single" w:sz="4" w:space="0" w:color="000000"/>
+              <w:left w:val="single" w:sz="4" w:space="0" w:color="000000"/>
+              <w:bottom w:val="single" w:sz="4" w:space="0" w:color="000000"/>
+            </w:tcBorders>
+            <w:vAlign w:val="bottom"/>
+          </w:tcPr>
+          <w:p>
+            <w:pPr>
+              <w:pStyle w:val="Normal"/>
+              <w:widowControl w:val="false"/>
+              <w:spacing w:lineRule="auto" w:line="180"/>
+              <w:jc w:val="center"/>
+              <w:rPr>
+                <w:color w:val="000000"/>
+                <w:sz w:val="16"/>
+                <w:szCs w:val="16"/>
+              </w:rPr>
+            </w:pPr>
+            <w:r>
+              <w:rPr>
+                <w:color w:val="000000"/>
+                <w:sz w:val="16"/>
+                <w:szCs w:val="16"/>
+              </w:rPr>
+              <w:t>Generator Field</w:t>
+            </w:r>
+          </w:p>
+        </w:tc>
+        <w:tc>
+          <w:tcPr>
             <w:tcW w:w="1016" w:type="dxa"/>
             <w:tcBorders>
               <w:top w:val="single" w:sz="4" w:space="0" w:color="000000"/>
@@ -4234,21 +5928,42 @@
             </w:pPr>
             <w:r>
               <w:rPr>
-                <w:rFonts w:eastAsia="arial" w:ascii="arial" w:hAnsi="arial"/>
-                <w:color w:val="000000"/>
-                <w:sz w:val="16"/>
-                <w:szCs w:val="16"/>
-              </w:rPr>
-              <w:t>I</w:t>
-            </w:r>
-            <w:r>
-              <w:rPr>
-                <w:rFonts w:eastAsia="arial" w:ascii="arial" w:hAnsi="arial"/>
-                <w:color w:val="000000"/>
-                <w:sz w:val="16"/>
-                <w:szCs w:val="16"/>
-              </w:rPr>
-              <w:t>solation Cont. D.B.</w:t>
+                <w:color w:val="000000"/>
+                <w:sz w:val="16"/>
+                <w:szCs w:val="16"/>
+              </w:rPr>
+              <w:t>Headlight Control Up</w:t>
+            </w:r>
+          </w:p>
+        </w:tc>
+        <w:tc>
+          <w:tcPr>
+            <w:tcW w:w="1016" w:type="dxa"/>
+            <w:tcBorders>
+              <w:top w:val="single" w:sz="4" w:space="0" w:color="000000"/>
+              <w:left w:val="single" w:sz="4" w:space="0" w:color="000000"/>
+              <w:bottom w:val="single" w:sz="4" w:space="0" w:color="000000"/>
+            </w:tcBorders>
+            <w:vAlign w:val="bottom"/>
+          </w:tcPr>
+          <w:p>
+            <w:pPr>
+              <w:pStyle w:val="Normal"/>
+              <w:widowControl w:val="false"/>
+              <w:jc w:val="center"/>
+              <w:rPr>
+                <w:color w:val="000000"/>
+                <w:sz w:val="16"/>
+                <w:szCs w:val="16"/>
+              </w:rPr>
+            </w:pPr>
+            <w:r>
+              <w:rPr>
+                <w:color w:val="000000"/>
+                <w:sz w:val="16"/>
+                <w:szCs w:val="16"/>
+              </w:rPr>
+              <w:t>Engine Cont. Run</w:t>
             </w:r>
           </w:p>
         </w:tc>
@@ -4268,6 +5983,563 @@
               <w:widowControl w:val="false"/>
               <w:jc w:val="center"/>
               <w:rPr>
+                <w:color w:val="000000"/>
+                <w:sz w:val="16"/>
+                <w:szCs w:val="16"/>
+              </w:rPr>
+            </w:pPr>
+            <w:r>
+              <w:rPr>
+                <w:rFonts w:eastAsia="arial" w:ascii="arial" w:hAnsi="arial"/>
+                <w:color w:val="000000"/>
+                <w:sz w:val="16"/>
+                <w:szCs w:val="16"/>
+              </w:rPr>
+              <w:t>Banking COMM</w:t>
+            </w:r>
+          </w:p>
+        </w:tc>
+        <w:tc>
+          <w:tcPr>
+            <w:tcW w:w="1016" w:type="dxa"/>
+            <w:tcBorders>
+              <w:top w:val="single" w:sz="4" w:space="0" w:color="000000"/>
+              <w:left w:val="single" w:sz="4" w:space="0" w:color="000000"/>
+              <w:bottom w:val="single" w:sz="4" w:space="0" w:color="000000"/>
+            </w:tcBorders>
+            <w:vAlign w:val="bottom"/>
+          </w:tcPr>
+          <w:p>
+            <w:pPr>
+              <w:pStyle w:val="Normal"/>
+              <w:widowControl w:val="false"/>
+              <w:jc w:val="center"/>
+              <w:rPr>
+                <w:sz w:val="16"/>
+                <w:szCs w:val="16"/>
+              </w:rPr>
+            </w:pPr>
+            <w:r>
+              <w:rPr>
+                <w:sz w:val="16"/>
+                <w:szCs w:val="16"/>
+              </w:rPr>
+              <w:t>Rear HL Up</w:t>
+            </w:r>
+          </w:p>
+        </w:tc>
+        <w:tc>
+          <w:tcPr>
+            <w:tcW w:w="1020" w:type="dxa"/>
+            <w:tcBorders>
+              <w:top w:val="single" w:sz="4" w:space="0" w:color="000000"/>
+              <w:left w:val="single" w:sz="4" w:space="0" w:color="000000"/>
+              <w:bottom w:val="single" w:sz="4" w:space="0" w:color="000000"/>
+            </w:tcBorders>
+            <w:vAlign w:val="bottom"/>
+          </w:tcPr>
+          <w:p>
+            <w:pPr>
+              <w:pStyle w:val="Normal"/>
+              <w:widowControl w:val="false"/>
+              <w:spacing w:lineRule="auto" w:line="180"/>
+              <w:jc w:val="center"/>
+              <w:rPr>
+                <w:sz w:val="16"/>
+                <w:szCs w:val="16"/>
+              </w:rPr>
+            </w:pPr>
+            <w:r>
+              <w:rPr>
+                <w:sz w:val="16"/>
+                <w:szCs w:val="16"/>
+              </w:rPr>
+            </w:r>
+          </w:p>
+        </w:tc>
+        <w:tc>
+          <w:tcPr>
+            <w:tcW w:w="1016" w:type="dxa"/>
+            <w:tcBorders>
+              <w:top w:val="single" w:sz="4" w:space="0" w:color="000000"/>
+              <w:left w:val="single" w:sz="4" w:space="0" w:color="000000"/>
+              <w:bottom w:val="single" w:sz="4" w:space="0" w:color="000000"/>
+            </w:tcBorders>
+            <w:vAlign w:val="bottom"/>
+          </w:tcPr>
+          <w:p>
+            <w:pPr>
+              <w:pStyle w:val="Normal"/>
+              <w:widowControl w:val="false"/>
+              <w:spacing w:lineRule="auto" w:line="180"/>
+              <w:jc w:val="center"/>
+              <w:rPr>
+                <w:sz w:val="16"/>
+                <w:szCs w:val="16"/>
+              </w:rPr>
+            </w:pPr>
+            <w:r>
+              <w:rPr>
+                <w:rFonts w:eastAsia="arial" w:ascii="arial" w:hAnsi="arial"/>
+                <w:color w:val="000000"/>
+                <w:sz w:val="16"/>
+                <w:szCs w:val="16"/>
+              </w:rPr>
+              <w:t>Gauge Light</w:t>
+            </w:r>
+          </w:p>
+        </w:tc>
+        <w:tc>
+          <w:tcPr>
+            <w:tcW w:w="1016" w:type="dxa"/>
+            <w:tcBorders>
+              <w:top w:val="single" w:sz="4" w:space="0" w:color="000000"/>
+              <w:left w:val="single" w:sz="4" w:space="0" w:color="000000"/>
+              <w:bottom w:val="single" w:sz="4" w:space="0" w:color="000000"/>
+            </w:tcBorders>
+            <w:vAlign w:val="bottom"/>
+          </w:tcPr>
+          <w:p>
+            <w:pPr>
+              <w:pStyle w:val="Normal"/>
+              <w:widowControl w:val="false"/>
+              <w:spacing w:lineRule="auto" w:line="180"/>
+              <w:jc w:val="center"/>
+              <w:rPr>
+                <w:sz w:val="16"/>
+                <w:szCs w:val="16"/>
+              </w:rPr>
+            </w:pPr>
+            <w:r>
+              <w:rPr>
+                <w:sz w:val="16"/>
+                <w:szCs w:val="16"/>
+              </w:rPr>
+              <w:t>Cab Light</w:t>
+            </w:r>
+          </w:p>
+        </w:tc>
+        <w:tc>
+          <w:tcPr>
+            <w:tcW w:w="1016" w:type="dxa"/>
+            <w:tcBorders>
+              <w:top w:val="single" w:sz="4" w:space="0" w:color="000000"/>
+              <w:left w:val="single" w:sz="4" w:space="0" w:color="000000"/>
+              <w:bottom w:val="single" w:sz="4" w:space="0" w:color="000000"/>
+            </w:tcBorders>
+            <w:vAlign w:val="bottom"/>
+          </w:tcPr>
+          <w:p>
+            <w:pPr>
+              <w:pStyle w:val="Normal"/>
+              <w:widowControl w:val="false"/>
+              <w:spacing w:lineRule="auto" w:line="180"/>
+              <w:jc w:val="center"/>
+              <w:rPr>
+                <w:sz w:val="16"/>
+                <w:szCs w:val="16"/>
+              </w:rPr>
+            </w:pPr>
+            <w:r>
+              <w:rPr>
+                <w:rFonts w:eastAsia="arial" w:ascii="arial" w:hAnsi="arial"/>
+                <w:color w:val="000000"/>
+                <w:sz w:val="16"/>
+                <w:szCs w:val="16"/>
+              </w:rPr>
+              <w:t>1-Person</w:t>
+            </w:r>
+          </w:p>
+        </w:tc>
+        <w:tc>
+          <w:tcPr>
+            <w:tcW w:w="1029" w:type="dxa"/>
+            <w:tcBorders>
+              <w:top w:val="single" w:sz="4" w:space="0" w:color="000000"/>
+              <w:left w:val="single" w:sz="4" w:space="0" w:color="000000"/>
+              <w:bottom w:val="single" w:sz="4" w:space="0" w:color="000000"/>
+              <w:right w:val="single" w:sz="4" w:space="0" w:color="000000"/>
+            </w:tcBorders>
+            <w:vAlign w:val="bottom"/>
+          </w:tcPr>
+          <w:p>
+            <w:pPr>
+              <w:pStyle w:val="Normal"/>
+              <w:widowControl w:val="false"/>
+              <w:spacing w:lineRule="auto" w:line="180"/>
+              <w:jc w:val="center"/>
+              <w:rPr>
+                <w:sz w:val="16"/>
+                <w:szCs w:val="16"/>
+              </w:rPr>
+            </w:pPr>
+            <w:r>
+              <w:rPr>
+                <w:rFonts w:eastAsia="arial" w:ascii="arial" w:hAnsi="arial"/>
+                <w:color w:val="000000"/>
+                <w:sz w:val="16"/>
+                <w:szCs w:val="16"/>
+              </w:rPr>
+              <w:t>Next</w:t>
+            </w:r>
+          </w:p>
+          <w:p>
+            <w:pPr>
+              <w:pStyle w:val="Normal"/>
+              <w:widowControl w:val="false"/>
+              <w:spacing w:lineRule="auto" w:line="180"/>
+              <w:jc w:val="center"/>
+              <w:rPr>
+                <w:sz w:val="16"/>
+                <w:szCs w:val="16"/>
+              </w:rPr>
+            </w:pPr>
+            <w:r>
+              <w:rPr>
+                <w:rFonts w:eastAsia="arial" w:ascii="arial" w:hAnsi="arial"/>
+                <w:color w:val="000000"/>
+                <w:sz w:val="16"/>
+                <w:szCs w:val="16"/>
+              </w:rPr>
+              <w:t>Cab Cam</w:t>
+            </w:r>
+          </w:p>
+        </w:tc>
+      </w:tr>
+    </w:tbl>
+    <w:p>
+      <w:pPr>
+        <w:pStyle w:val="Normal"/>
+        <w:rPr>
+          <w:rFonts w:ascii="arial" w:hAnsi="arial" w:eastAsia="arial"/>
+          <w:color w:val="000000"/>
+          <w:sz w:val="16"/>
+          <w:szCs w:val="16"/>
+        </w:rPr>
+      </w:pPr>
+      <w:r>
+        <w:rPr>
+          <w:rFonts w:eastAsia="arial" w:ascii="arial" w:hAnsi="arial"/>
+          <w:color w:val="000000"/>
+          <w:sz w:val="16"/>
+          <w:szCs w:val="16"/>
+        </w:rPr>
+      </w:r>
+    </w:p>
+    <w:p>
+      <w:pPr>
+        <w:pStyle w:val="Normal"/>
+        <w:rPr>
+          <w:color w:val="000000"/>
+          <w:sz w:val="16"/>
+          <w:szCs w:val="16"/>
+        </w:rPr>
+      </w:pPr>
+      <w:r>
+        <w:rPr>
+          <w:rFonts w:eastAsia="arial" w:ascii="arial" w:hAnsi="arial"/>
+          <w:color w:val="000000"/>
+          <w:sz w:val="16"/>
+          <w:szCs w:val="16"/>
+        </w:rPr>
+        <w:tab/>
+        <w:t xml:space="preserve">           ES44</w:t>
+      </w:r>
+      <w:r>
+        <w:rPr>
+          <w:rFonts w:eastAsia="arial" w:ascii="arial" w:hAnsi="arial"/>
+          <w:color w:val="000000"/>
+          <w:sz w:val="16"/>
+          <w:szCs w:val="16"/>
+        </w:rPr>
+        <w:t>AC</w:t>
+      </w:r>
+      <w:r>
+        <w:rPr>
+          <w:rFonts w:eastAsia="arial" w:ascii="arial" w:hAnsi="arial"/>
+          <w:color w:val="000000"/>
+          <w:sz w:val="16"/>
+          <w:szCs w:val="16"/>
+        </w:rPr>
+        <w:t>-2</w:t>
+      </w:r>
+    </w:p>
+    <w:tbl>
+      <w:tblPr>
+        <w:tblW w:w="14248" w:type="dxa"/>
+        <w:jc w:val="left"/>
+        <w:tblInd w:w="-5" w:type="dxa"/>
+        <w:tblLayout w:type="fixed"/>
+        <w:tblCellMar>
+          <w:top w:w="0" w:type="dxa"/>
+          <w:left w:w="108" w:type="dxa"/>
+          <w:bottom w:w="0" w:type="dxa"/>
+          <w:right w:w="108" w:type="dxa"/>
+        </w:tblCellMar>
+        <w:tblLook w:firstRow="1" w:noVBand="1" w:lastRow="0" w:firstColumn="1" w:lastColumn="0" w:noHBand="0" w:val="04a0"/>
+      </w:tblPr>
+      <w:tblGrid>
+        <w:gridCol w:w="1017"/>
+        <w:gridCol w:w="1019"/>
+        <w:gridCol w:w="1014"/>
+        <w:gridCol w:w="1016"/>
+        <w:gridCol w:w="1020"/>
+        <w:gridCol w:w="1016"/>
+        <w:gridCol w:w="1016"/>
+        <w:gridCol w:w="1017"/>
+        <w:gridCol w:w="1016"/>
+        <w:gridCol w:w="1020"/>
+        <w:gridCol w:w="1016"/>
+        <w:gridCol w:w="1016"/>
+        <w:gridCol w:w="1016"/>
+        <w:gridCol w:w="1029"/>
+      </w:tblGrid>
+      <w:tr>
+        <w:trPr>
+          <w:trHeight w:val="440" w:hRule="exact"/>
+          <w:cantSplit w:val="true"/>
+        </w:trPr>
+        <w:tc>
+          <w:tcPr>
+            <w:tcW w:w="1017" w:type="dxa"/>
+            <w:tcBorders>
+              <w:top w:val="single" w:sz="4" w:space="0" w:color="000000"/>
+              <w:left w:val="single" w:sz="4" w:space="0" w:color="000000"/>
+              <w:bottom w:val="single" w:sz="4" w:space="0" w:color="000000"/>
+            </w:tcBorders>
+            <w:vAlign w:val="bottom"/>
+          </w:tcPr>
+          <w:p>
+            <w:pPr>
+              <w:pStyle w:val="Normal"/>
+              <w:widowControl w:val="false"/>
+              <w:spacing w:lineRule="auto" w:line="180" w:before="0" w:after="60"/>
+              <w:jc w:val="center"/>
+              <w:rPr>
+                <w:b/>
+                <w:bCs/>
+              </w:rPr>
+            </w:pPr>
+            <w:r>
+              <w:rPr>
+                <w:b/>
+                <w:bCs/>
+                <w:color w:val="000000"/>
+                <w:sz w:val="16"/>
+                <w:szCs w:val="16"/>
+              </w:rPr>
+              <w:t>HUD</w:t>
+            </w:r>
+          </w:p>
+        </w:tc>
+        <w:tc>
+          <w:tcPr>
+            <w:tcW w:w="1019" w:type="dxa"/>
+            <w:tcBorders>
+              <w:top w:val="single" w:sz="4" w:space="0" w:color="000000"/>
+              <w:left w:val="single" w:sz="4" w:space="0" w:color="000000"/>
+              <w:bottom w:val="single" w:sz="4" w:space="0" w:color="000000"/>
+            </w:tcBorders>
+            <w:vAlign w:val="bottom"/>
+          </w:tcPr>
+          <w:p>
+            <w:pPr>
+              <w:pStyle w:val="Normal"/>
+              <w:widowControl w:val="false"/>
+              <w:spacing w:lineRule="auto" w:line="180"/>
+              <w:jc w:val="center"/>
+              <w:rPr>
+                <w:color w:val="000000"/>
+                <w:sz w:val="16"/>
+                <w:szCs w:val="16"/>
+              </w:rPr>
+            </w:pPr>
+            <w:r>
+              <w:rPr>
+                <w:color w:val="000000"/>
+                <w:sz w:val="16"/>
+                <w:szCs w:val="16"/>
+              </w:rPr>
+              <w:t>Schedule</w:t>
+            </w:r>
+          </w:p>
+        </w:tc>
+        <w:tc>
+          <w:tcPr>
+            <w:tcW w:w="1014" w:type="dxa"/>
+            <w:tcBorders>
+              <w:top w:val="single" w:sz="4" w:space="0" w:color="000000"/>
+              <w:left w:val="single" w:sz="4" w:space="0" w:color="000000"/>
+              <w:bottom w:val="single" w:sz="4" w:space="0" w:color="000000"/>
+            </w:tcBorders>
+            <w:vAlign w:val="bottom"/>
+          </w:tcPr>
+          <w:p>
+            <w:pPr>
+              <w:pStyle w:val="Normal"/>
+              <w:widowControl w:val="false"/>
+              <w:spacing w:lineRule="auto" w:line="180"/>
+              <w:jc w:val="center"/>
+              <w:rPr>
+                <w:color w:val="000000"/>
+                <w:sz w:val="16"/>
+                <w:szCs w:val="16"/>
+              </w:rPr>
+            </w:pPr>
+            <w:r>
+              <w:rPr>
+                <w:rFonts w:eastAsia="arial" w:ascii="arial" w:hAnsi="arial"/>
+                <w:color w:val="000000"/>
+                <w:sz w:val="16"/>
+                <w:szCs w:val="16"/>
+              </w:rPr>
+              <w:t>Engine Stop</w:t>
+            </w:r>
+          </w:p>
+        </w:tc>
+        <w:tc>
+          <w:tcPr>
+            <w:tcW w:w="1016" w:type="dxa"/>
+            <w:tcBorders>
+              <w:top w:val="single" w:sz="4" w:space="0" w:color="000000"/>
+              <w:left w:val="single" w:sz="4" w:space="0" w:color="000000"/>
+              <w:bottom w:val="single" w:sz="4" w:space="0" w:color="000000"/>
+            </w:tcBorders>
+            <w:vAlign w:val="bottom"/>
+          </w:tcPr>
+          <w:p>
+            <w:pPr>
+              <w:pStyle w:val="Normal"/>
+              <w:widowControl w:val="false"/>
+              <w:spacing w:lineRule="auto" w:line="180"/>
+              <w:jc w:val="center"/>
+              <w:rPr>
+                <w:color w:val="000000"/>
+                <w:sz w:val="16"/>
+                <w:szCs w:val="16"/>
+              </w:rPr>
+            </w:pPr>
+            <w:r>
+              <w:rPr>
+                <w:color w:val="000000"/>
+                <w:sz w:val="16"/>
+                <w:szCs w:val="16"/>
+              </w:rPr>
+              <w:t>Warning Devices</w:t>
+            </w:r>
+          </w:p>
+        </w:tc>
+        <w:tc>
+          <w:tcPr>
+            <w:tcW w:w="1020" w:type="dxa"/>
+            <w:tcBorders>
+              <w:top w:val="single" w:sz="4" w:space="0" w:color="000000"/>
+              <w:left w:val="single" w:sz="4" w:space="0" w:color="000000"/>
+              <w:bottom w:val="single" w:sz="4" w:space="0" w:color="000000"/>
+            </w:tcBorders>
+            <w:vAlign w:val="bottom"/>
+          </w:tcPr>
+          <w:p>
+            <w:pPr>
+              <w:pStyle w:val="Normal"/>
+              <w:widowControl w:val="false"/>
+              <w:spacing w:lineRule="auto" w:line="180"/>
+              <w:jc w:val="center"/>
+              <w:rPr>
+                <w:color w:val="000000"/>
+                <w:sz w:val="16"/>
+                <w:szCs w:val="16"/>
+              </w:rPr>
+            </w:pPr>
+            <w:r>
+              <w:rPr>
+                <w:color w:val="000000"/>
+                <w:sz w:val="16"/>
+                <w:szCs w:val="16"/>
+              </w:rPr>
+              <w:t>Control Switch</w:t>
+            </w:r>
+          </w:p>
+        </w:tc>
+        <w:tc>
+          <w:tcPr>
+            <w:tcW w:w="1016" w:type="dxa"/>
+            <w:tcBorders>
+              <w:top w:val="single" w:sz="4" w:space="0" w:color="000000"/>
+              <w:left w:val="single" w:sz="4" w:space="0" w:color="000000"/>
+              <w:bottom w:val="single" w:sz="4" w:space="0" w:color="000000"/>
+            </w:tcBorders>
+            <w:vAlign w:val="bottom"/>
+          </w:tcPr>
+          <w:p>
+            <w:pPr>
+              <w:pStyle w:val="Normal"/>
+              <w:widowControl w:val="false"/>
+              <w:jc w:val="center"/>
+              <w:rPr>
+                <w:color w:val="000000"/>
+                <w:sz w:val="16"/>
+                <w:szCs w:val="16"/>
+              </w:rPr>
+            </w:pPr>
+            <w:r>
+              <w:rPr>
+                <w:color w:val="000000"/>
+                <w:sz w:val="16"/>
+                <w:szCs w:val="16"/>
+              </w:rPr>
+              <w:t>Headlight Control Dw</w:t>
+            </w:r>
+          </w:p>
+        </w:tc>
+        <w:tc>
+          <w:tcPr>
+            <w:tcW w:w="1016" w:type="dxa"/>
+            <w:tcBorders>
+              <w:top w:val="single" w:sz="4" w:space="0" w:color="000000"/>
+              <w:left w:val="single" w:sz="4" w:space="0" w:color="000000"/>
+              <w:bottom w:val="single" w:sz="4" w:space="0" w:color="000000"/>
+            </w:tcBorders>
+            <w:vAlign w:val="bottom"/>
+          </w:tcPr>
+          <w:p>
+            <w:pPr>
+              <w:pStyle w:val="Normal"/>
+              <w:widowControl w:val="false"/>
+              <w:jc w:val="center"/>
+              <w:rPr>
+                <w:color w:val="000000"/>
+                <w:sz w:val="16"/>
+                <w:szCs w:val="16"/>
+              </w:rPr>
+            </w:pPr>
+            <w:r>
+              <w:rPr>
+                <w:rFonts w:eastAsia="arial" w:ascii="arial" w:hAnsi="arial"/>
+                <w:color w:val="000000"/>
+                <w:sz w:val="16"/>
+                <w:szCs w:val="16"/>
+              </w:rPr>
+              <w:t>Engine Cont. Jog</w:t>
+            </w:r>
+          </w:p>
+        </w:tc>
+        <w:tc>
+          <w:tcPr>
+            <w:tcW w:w="1017" w:type="dxa"/>
+            <w:tcBorders>
+              <w:top w:val="single" w:sz="4" w:space="0" w:color="000000"/>
+              <w:left w:val="single" w:sz="4" w:space="0" w:color="000000"/>
+              <w:bottom w:val="single" w:sz="4" w:space="0" w:color="000000"/>
+            </w:tcBorders>
+            <w:vAlign w:val="bottom"/>
+          </w:tcPr>
+          <w:p>
+            <w:pPr>
+              <w:pStyle w:val="Normal"/>
+              <w:widowControl w:val="false"/>
+              <w:jc w:val="center"/>
+              <w:rPr>
                 <w:rFonts w:ascii="arial" w:hAnsi="arial" w:eastAsia="arial"/>
                 <w:color w:val="000000"/>
                 <w:sz w:val="16"/>
@@ -4338,7 +6610,11 @@
               </w:rPr>
             </w:pPr>
             <w:r>
-              <w:rPr/>
+              <w:rPr>
+                <w:sz w:val="16"/>
+                <w:szCs w:val="16"/>
+              </w:rPr>
+              <w:t>Crosswalk Light</w:t>
             </w:r>
           </w:p>
         </w:tc>
@@ -4369,6 +6645,1212 @@
                 <w:szCs w:val="16"/>
               </w:rPr>
               <w:t>Step Light</w:t>
+            </w:r>
+          </w:p>
+        </w:tc>
+        <w:tc>
+          <w:tcPr>
+            <w:tcW w:w="1016" w:type="dxa"/>
+            <w:tcBorders>
+              <w:top w:val="single" w:sz="4" w:space="0" w:color="000000"/>
+              <w:left w:val="single" w:sz="4" w:space="0" w:color="000000"/>
+              <w:bottom w:val="single" w:sz="4" w:space="0" w:color="000000"/>
+            </w:tcBorders>
+            <w:vAlign w:val="bottom"/>
+          </w:tcPr>
+          <w:p>
+            <w:pPr>
+              <w:pStyle w:val="Normal"/>
+              <w:widowControl w:val="false"/>
+              <w:spacing w:lineRule="auto" w:line="180"/>
+              <w:jc w:val="center"/>
+              <w:rPr>
+                <w:sz w:val="16"/>
+                <w:szCs w:val="16"/>
+              </w:rPr>
+            </w:pPr>
+            <w:r>
+              <w:rPr>
+                <w:sz w:val="16"/>
+                <w:szCs w:val="16"/>
+              </w:rPr>
+              <w:t>Number Light</w:t>
+            </w:r>
+          </w:p>
+        </w:tc>
+        <w:tc>
+          <w:tcPr>
+            <w:tcW w:w="1016" w:type="dxa"/>
+            <w:tcBorders>
+              <w:top w:val="single" w:sz="4" w:space="0" w:color="000000"/>
+              <w:left w:val="single" w:sz="4" w:space="0" w:color="000000"/>
+              <w:bottom w:val="single" w:sz="4" w:space="0" w:color="000000"/>
+            </w:tcBorders>
+            <w:vAlign w:val="bottom"/>
+          </w:tcPr>
+          <w:p>
+            <w:pPr>
+              <w:pStyle w:val="Normal"/>
+              <w:widowControl w:val="false"/>
+              <w:spacing w:lineRule="auto" w:line="180"/>
+              <w:jc w:val="center"/>
+              <w:rPr>
+                <w:sz w:val="16"/>
+                <w:szCs w:val="16"/>
+              </w:rPr>
+            </w:pPr>
+            <w:r>
+              <w:rPr>
+                <w:rFonts w:eastAsia="arial" w:ascii="arial" w:hAnsi="arial"/>
+                <w:color w:val="000000"/>
+                <w:sz w:val="16"/>
+                <w:szCs w:val="16"/>
+              </w:rPr>
+              <w:t>Exterior</w:t>
+            </w:r>
+          </w:p>
+          <w:p>
+            <w:pPr>
+              <w:pStyle w:val="Normal"/>
+              <w:widowControl w:val="false"/>
+              <w:spacing w:lineRule="auto" w:line="180"/>
+              <w:jc w:val="center"/>
+              <w:rPr>
+                <w:sz w:val="16"/>
+                <w:szCs w:val="16"/>
+              </w:rPr>
+            </w:pPr>
+            <w:r>
+              <w:rPr>
+                <w:rFonts w:eastAsia="arial" w:ascii="arial" w:hAnsi="arial"/>
+                <w:color w:val="000000"/>
+                <w:sz w:val="16"/>
+                <w:szCs w:val="16"/>
+              </w:rPr>
+              <w:t>Camera</w:t>
+            </w:r>
+          </w:p>
+        </w:tc>
+        <w:tc>
+          <w:tcPr>
+            <w:tcW w:w="1029" w:type="dxa"/>
+            <w:tcBorders>
+              <w:top w:val="single" w:sz="4" w:space="0" w:color="000000"/>
+              <w:left w:val="single" w:sz="4" w:space="0" w:color="000000"/>
+              <w:bottom w:val="single" w:sz="4" w:space="0" w:color="000000"/>
+              <w:right w:val="single" w:sz="4" w:space="0" w:color="000000"/>
+            </w:tcBorders>
+            <w:vAlign w:val="bottom"/>
+          </w:tcPr>
+          <w:p>
+            <w:pPr>
+              <w:pStyle w:val="Normal"/>
+              <w:widowControl w:val="false"/>
+              <w:spacing w:lineRule="auto" w:line="180"/>
+              <w:jc w:val="center"/>
+              <w:rPr>
+                <w:sz w:val="16"/>
+                <w:szCs w:val="16"/>
+              </w:rPr>
+            </w:pPr>
+            <w:r>
+              <w:rPr>
+                <w:rFonts w:eastAsia="arial" w:ascii="arial" w:hAnsi="arial"/>
+                <w:color w:val="000000"/>
+                <w:sz w:val="16"/>
+                <w:szCs w:val="16"/>
+              </w:rPr>
+              <w:t>Prev</w:t>
+            </w:r>
+          </w:p>
+          <w:p>
+            <w:pPr>
+              <w:pStyle w:val="Normal"/>
+              <w:widowControl w:val="false"/>
+              <w:spacing w:lineRule="auto" w:line="180"/>
+              <w:jc w:val="center"/>
+              <w:rPr>
+                <w:sz w:val="16"/>
+                <w:szCs w:val="16"/>
+              </w:rPr>
+            </w:pPr>
+            <w:r>
+              <w:rPr>
+                <w:rFonts w:eastAsia="arial" w:ascii="arial" w:hAnsi="arial"/>
+                <w:color w:val="000000"/>
+                <w:sz w:val="16"/>
+                <w:szCs w:val="16"/>
+              </w:rPr>
+              <w:t>Cab Cam</w:t>
+            </w:r>
+          </w:p>
+        </w:tc>
+      </w:tr>
+    </w:tbl>
+    <w:p>
+      <w:pPr>
+        <w:pStyle w:val="Normal"/>
+        <w:rPr>
+          <w:color w:val="000000"/>
+          <w:sz w:val="16"/>
+          <w:szCs w:val="16"/>
+        </w:rPr>
+      </w:pPr>
+      <w:r>
+        <w:rPr>
+          <w:color w:val="000000"/>
+          <w:sz w:val="16"/>
+          <w:szCs w:val="16"/>
+        </w:rPr>
+      </w:r>
+    </w:p>
+    <w:p>
+      <w:pPr>
+        <w:pStyle w:val="Normal"/>
+        <w:rPr>
+          <w:color w:val="000000"/>
+          <w:sz w:val="16"/>
+          <w:szCs w:val="16"/>
+        </w:rPr>
+      </w:pPr>
+      <w:r>
+        <w:rPr>
+          <w:color w:val="000000"/>
+          <w:sz w:val="16"/>
+          <w:szCs w:val="16"/>
+        </w:rPr>
+        <w:tab/>
+        <w:t xml:space="preserve">       </w:t>
+      </w:r>
+      <w:r>
+        <w:rPr>
+          <w:rFonts w:eastAsia="arial" w:ascii="arial" w:hAnsi="arial"/>
+          <w:color w:val="000000"/>
+          <w:sz w:val="16"/>
+          <w:szCs w:val="16"/>
+        </w:rPr>
+        <w:t xml:space="preserve">    </w:t>
+      </w:r>
+      <w:r>
+        <w:rPr>
+          <w:rFonts w:eastAsia="arial" w:ascii="arial" w:hAnsi="arial"/>
+          <w:color w:val="000000"/>
+          <w:sz w:val="16"/>
+          <w:szCs w:val="16"/>
+        </w:rPr>
+        <w:t>F7</w:t>
+      </w:r>
+      <w:r>
+        <w:rPr>
+          <w:rFonts w:eastAsia="arial" w:ascii="arial" w:hAnsi="arial"/>
+          <w:color w:val="000000"/>
+          <w:sz w:val="16"/>
+          <w:szCs w:val="16"/>
+        </w:rPr>
+        <w:t>-1</w:t>
+      </w:r>
+    </w:p>
+    <w:tbl>
+      <w:tblPr>
+        <w:tblW w:w="14248" w:type="dxa"/>
+        <w:jc w:val="left"/>
+        <w:tblInd w:w="-5" w:type="dxa"/>
+        <w:tblLayout w:type="fixed"/>
+        <w:tblCellMar>
+          <w:top w:w="0" w:type="dxa"/>
+          <w:left w:w="108" w:type="dxa"/>
+          <w:bottom w:w="0" w:type="dxa"/>
+          <w:right w:w="108" w:type="dxa"/>
+        </w:tblCellMar>
+        <w:tblLook w:firstRow="1" w:noVBand="1" w:lastRow="0" w:firstColumn="1" w:lastColumn="0" w:noHBand="0" w:val="04a0"/>
+      </w:tblPr>
+      <w:tblGrid>
+        <w:gridCol w:w="1017"/>
+        <w:gridCol w:w="1019"/>
+        <w:gridCol w:w="1014"/>
+        <w:gridCol w:w="1016"/>
+        <w:gridCol w:w="1020"/>
+        <w:gridCol w:w="1016"/>
+        <w:gridCol w:w="1016"/>
+        <w:gridCol w:w="1017"/>
+        <w:gridCol w:w="1016"/>
+        <w:gridCol w:w="1020"/>
+        <w:gridCol w:w="1016"/>
+        <w:gridCol w:w="1016"/>
+        <w:gridCol w:w="1016"/>
+        <w:gridCol w:w="1029"/>
+      </w:tblGrid>
+      <w:tr>
+        <w:trPr>
+          <w:trHeight w:val="440" w:hRule="exact"/>
+          <w:cantSplit w:val="true"/>
+        </w:trPr>
+        <w:tc>
+          <w:tcPr>
+            <w:tcW w:w="1017" w:type="dxa"/>
+            <w:tcBorders>
+              <w:top w:val="single" w:sz="4" w:space="0" w:color="000000"/>
+              <w:left w:val="single" w:sz="4" w:space="0" w:color="000000"/>
+              <w:bottom w:val="single" w:sz="4" w:space="0" w:color="000000"/>
+            </w:tcBorders>
+            <w:vAlign w:val="bottom"/>
+          </w:tcPr>
+          <w:p>
+            <w:pPr>
+              <w:pStyle w:val="Normal"/>
+              <w:widowControl w:val="false"/>
+              <w:spacing w:lineRule="auto" w:line="180" w:before="0" w:after="60"/>
+              <w:jc w:val="center"/>
+              <w:rPr>
+                <w:color w:val="000000"/>
+                <w:sz w:val="16"/>
+                <w:szCs w:val="16"/>
+              </w:rPr>
+            </w:pPr>
+            <w:r>
+              <w:rPr>
+                <w:rFonts w:eastAsia="arial" w:ascii="arial" w:hAnsi="arial"/>
+                <w:b/>
+                <w:color w:val="000000"/>
+                <w:sz w:val="16"/>
+                <w:szCs w:val="16"/>
+              </w:rPr>
+              <w:t>Pause</w:t>
+            </w:r>
+          </w:p>
+        </w:tc>
+        <w:tc>
+          <w:tcPr>
+            <w:tcW w:w="1019" w:type="dxa"/>
+            <w:tcBorders>
+              <w:top w:val="single" w:sz="4" w:space="0" w:color="000000"/>
+              <w:left w:val="single" w:sz="4" w:space="0" w:color="000000"/>
+              <w:bottom w:val="single" w:sz="4" w:space="0" w:color="000000"/>
+            </w:tcBorders>
+            <w:vAlign w:val="bottom"/>
+          </w:tcPr>
+          <w:p>
+            <w:pPr>
+              <w:pStyle w:val="Normal"/>
+              <w:widowControl w:val="false"/>
+              <w:spacing w:lineRule="auto" w:line="180"/>
+              <w:jc w:val="center"/>
+              <w:rPr>
+                <w:color w:val="000000"/>
+                <w:sz w:val="16"/>
+                <w:szCs w:val="16"/>
+              </w:rPr>
+            </w:pPr>
+            <w:r>
+              <w:rPr>
+                <w:color w:val="000000"/>
+                <w:sz w:val="16"/>
+                <w:szCs w:val="16"/>
+              </w:rPr>
+              <w:t>Reverser Handle</w:t>
+            </w:r>
+          </w:p>
+        </w:tc>
+        <w:tc>
+          <w:tcPr>
+            <w:tcW w:w="1014" w:type="dxa"/>
+            <w:tcBorders>
+              <w:top w:val="single" w:sz="4" w:space="0" w:color="000000"/>
+              <w:left w:val="single" w:sz="4" w:space="0" w:color="000000"/>
+              <w:bottom w:val="single" w:sz="4" w:space="0" w:color="000000"/>
+            </w:tcBorders>
+            <w:vAlign w:val="bottom"/>
+          </w:tcPr>
+          <w:p>
+            <w:pPr>
+              <w:pStyle w:val="Normal"/>
+              <w:widowControl w:val="false"/>
+              <w:spacing w:lineRule="auto" w:line="180"/>
+              <w:jc w:val="center"/>
+              <w:rPr>
+                <w:color w:val="000000"/>
+                <w:sz w:val="16"/>
+                <w:szCs w:val="16"/>
+              </w:rPr>
+            </w:pPr>
+            <w:r>
+              <w:rPr>
+                <w:rFonts w:eastAsia="arial" w:ascii="arial" w:hAnsi="arial"/>
+                <w:color w:val="000000"/>
+                <w:sz w:val="16"/>
+                <w:szCs w:val="16"/>
+              </w:rPr>
+              <w:t>Engine Start</w:t>
+            </w:r>
+          </w:p>
+        </w:tc>
+        <w:tc>
+          <w:tcPr>
+            <w:tcW w:w="1016" w:type="dxa"/>
+            <w:tcBorders>
+              <w:top w:val="single" w:sz="4" w:space="0" w:color="000000"/>
+              <w:left w:val="single" w:sz="4" w:space="0" w:color="000000"/>
+              <w:bottom w:val="single" w:sz="4" w:space="0" w:color="000000"/>
+            </w:tcBorders>
+            <w:vAlign w:val="bottom"/>
+          </w:tcPr>
+          <w:p>
+            <w:pPr>
+              <w:pStyle w:val="Normal"/>
+              <w:widowControl w:val="false"/>
+              <w:spacing w:lineRule="auto" w:line="180"/>
+              <w:jc w:val="center"/>
+              <w:rPr>
+                <w:color w:val="000000"/>
+                <w:sz w:val="16"/>
+                <w:szCs w:val="16"/>
+              </w:rPr>
+            </w:pPr>
+            <w:r>
+              <w:rPr>
+                <w:color w:val="000000"/>
+                <w:sz w:val="16"/>
+                <w:szCs w:val="16"/>
+              </w:rPr>
+              <w:t>Engine Run</w:t>
+            </w:r>
+          </w:p>
+        </w:tc>
+        <w:tc>
+          <w:tcPr>
+            <w:tcW w:w="1020" w:type="dxa"/>
+            <w:tcBorders>
+              <w:top w:val="single" w:sz="4" w:space="0" w:color="000000"/>
+              <w:left w:val="single" w:sz="4" w:space="0" w:color="000000"/>
+              <w:bottom w:val="single" w:sz="4" w:space="0" w:color="000000"/>
+            </w:tcBorders>
+            <w:vAlign w:val="bottom"/>
+          </w:tcPr>
+          <w:p>
+            <w:pPr>
+              <w:pStyle w:val="Normal"/>
+              <w:widowControl w:val="false"/>
+              <w:spacing w:lineRule="auto" w:line="180"/>
+              <w:jc w:val="center"/>
+              <w:rPr>
+                <w:color w:val="000000"/>
+                <w:sz w:val="16"/>
+                <w:szCs w:val="16"/>
+              </w:rPr>
+            </w:pPr>
+            <w:r>
+              <w:rPr>
+                <w:color w:val="000000"/>
+                <w:sz w:val="16"/>
+                <w:szCs w:val="16"/>
+              </w:rPr>
+              <w:t>Generator Field</w:t>
+            </w:r>
+          </w:p>
+        </w:tc>
+        <w:tc>
+          <w:tcPr>
+            <w:tcW w:w="1016" w:type="dxa"/>
+            <w:tcBorders>
+              <w:top w:val="single" w:sz="4" w:space="0" w:color="000000"/>
+              <w:left w:val="single" w:sz="4" w:space="0" w:color="000000"/>
+              <w:bottom w:val="single" w:sz="4" w:space="0" w:color="000000"/>
+            </w:tcBorders>
+            <w:vAlign w:val="bottom"/>
+          </w:tcPr>
+          <w:p>
+            <w:pPr>
+              <w:pStyle w:val="Normal"/>
+              <w:widowControl w:val="false"/>
+              <w:jc w:val="center"/>
+              <w:rPr>
+                <w:color w:val="000000"/>
+                <w:sz w:val="16"/>
+                <w:szCs w:val="16"/>
+              </w:rPr>
+            </w:pPr>
+            <w:r>
+              <w:rPr>
+                <w:color w:val="000000"/>
+                <w:sz w:val="16"/>
+                <w:szCs w:val="16"/>
+              </w:rPr>
+              <w:t>Brake</w:t>
+            </w:r>
+          </w:p>
+          <w:p>
+            <w:pPr>
+              <w:pStyle w:val="Normal"/>
+              <w:widowControl w:val="false"/>
+              <w:jc w:val="center"/>
+              <w:rPr>
+                <w:color w:val="000000"/>
+                <w:sz w:val="16"/>
+                <w:szCs w:val="16"/>
+              </w:rPr>
+            </w:pPr>
+            <w:r>
+              <w:rPr>
+                <w:color w:val="000000"/>
+                <w:sz w:val="16"/>
+                <w:szCs w:val="16"/>
+              </w:rPr>
+              <w:t>Cut-In</w:t>
+            </w:r>
+          </w:p>
+        </w:tc>
+        <w:tc>
+          <w:tcPr>
+            <w:tcW w:w="1016" w:type="dxa"/>
+            <w:tcBorders>
+              <w:top w:val="single" w:sz="4" w:space="0" w:color="000000"/>
+              <w:left w:val="single" w:sz="4" w:space="0" w:color="000000"/>
+              <w:bottom w:val="single" w:sz="4" w:space="0" w:color="000000"/>
+            </w:tcBorders>
+            <w:vAlign w:val="bottom"/>
+          </w:tcPr>
+          <w:p>
+            <w:pPr>
+              <w:pStyle w:val="Normal"/>
+              <w:widowControl w:val="false"/>
+              <w:jc w:val="center"/>
+              <w:rPr>
+                <w:color w:val="000000"/>
+                <w:sz w:val="16"/>
+                <w:szCs w:val="16"/>
+              </w:rPr>
+            </w:pPr>
+            <w:r>
+              <w:rPr>
+                <w:color w:val="000000"/>
+                <w:sz w:val="16"/>
+                <w:szCs w:val="16"/>
+              </w:rPr>
+              <w:t>Isolation Run</w:t>
+            </w:r>
+          </w:p>
+        </w:tc>
+        <w:tc>
+          <w:tcPr>
+            <w:tcW w:w="1017" w:type="dxa"/>
+            <w:tcBorders>
+              <w:top w:val="single" w:sz="4" w:space="0" w:color="000000"/>
+              <w:left w:val="single" w:sz="4" w:space="0" w:color="000000"/>
+              <w:bottom w:val="single" w:sz="4" w:space="0" w:color="000000"/>
+            </w:tcBorders>
+            <w:vAlign w:val="bottom"/>
+          </w:tcPr>
+          <w:p>
+            <w:pPr>
+              <w:pStyle w:val="Normal"/>
+              <w:widowControl w:val="false"/>
+              <w:jc w:val="center"/>
+              <w:rPr>
+                <w:sz w:val="16"/>
+                <w:szCs w:val="16"/>
+              </w:rPr>
+            </w:pPr>
+            <w:r>
+              <w:rPr>
+                <w:rFonts w:eastAsia="arial" w:ascii="arial" w:hAnsi="arial"/>
+                <w:color w:val="000000"/>
+                <w:sz w:val="16"/>
+                <w:szCs w:val="16"/>
+              </w:rPr>
+              <w:t>Unit Selector</w:t>
+            </w:r>
+          </w:p>
+        </w:tc>
+        <w:tc>
+          <w:tcPr>
+            <w:tcW w:w="1016" w:type="dxa"/>
+            <w:tcBorders>
+              <w:top w:val="single" w:sz="4" w:space="0" w:color="000000"/>
+              <w:left w:val="single" w:sz="4" w:space="0" w:color="000000"/>
+              <w:bottom w:val="single" w:sz="4" w:space="0" w:color="000000"/>
+            </w:tcBorders>
+            <w:vAlign w:val="bottom"/>
+          </w:tcPr>
+          <w:p>
+            <w:pPr>
+              <w:pStyle w:val="Normal"/>
+              <w:widowControl w:val="false"/>
+              <w:jc w:val="center"/>
+              <w:rPr>
+                <w:sz w:val="16"/>
+                <w:szCs w:val="16"/>
+              </w:rPr>
+            </w:pPr>
+            <w:r>
+              <w:rPr>
+                <w:sz w:val="16"/>
+                <w:szCs w:val="16"/>
+              </w:rPr>
+              <w:t>Transition Series</w:t>
+            </w:r>
+          </w:p>
+        </w:tc>
+        <w:tc>
+          <w:tcPr>
+            <w:tcW w:w="1020" w:type="dxa"/>
+            <w:tcBorders>
+              <w:top w:val="single" w:sz="4" w:space="0" w:color="000000"/>
+              <w:left w:val="single" w:sz="4" w:space="0" w:color="000000"/>
+              <w:bottom w:val="single" w:sz="4" w:space="0" w:color="000000"/>
+            </w:tcBorders>
+            <w:vAlign w:val="bottom"/>
+          </w:tcPr>
+          <w:p>
+            <w:pPr>
+              <w:pStyle w:val="Normal"/>
+              <w:widowControl w:val="false"/>
+              <w:jc w:val="center"/>
+              <w:rPr>
+                <w:sz w:val="16"/>
+                <w:szCs w:val="16"/>
+              </w:rPr>
+            </w:pPr>
+            <w:r>
+              <w:rPr>
+                <w:color w:val="000000"/>
+                <w:sz w:val="16"/>
+                <w:szCs w:val="16"/>
+              </w:rPr>
+              <w:t xml:space="preserve">Rotair Valve </w:t>
+            </w:r>
+            <w:r>
+              <w:rPr>
+                <w:color w:val="000000"/>
+                <w:sz w:val="16"/>
+                <w:szCs w:val="16"/>
+              </w:rPr>
+              <w:t>P</w:t>
+            </w:r>
+          </w:p>
+        </w:tc>
+        <w:tc>
+          <w:tcPr>
+            <w:tcW w:w="1016" w:type="dxa"/>
+            <w:tcBorders>
+              <w:top w:val="single" w:sz="4" w:space="0" w:color="000000"/>
+              <w:left w:val="single" w:sz="4" w:space="0" w:color="000000"/>
+              <w:bottom w:val="single" w:sz="4" w:space="0" w:color="000000"/>
+            </w:tcBorders>
+            <w:vAlign w:val="bottom"/>
+          </w:tcPr>
+          <w:p>
+            <w:pPr>
+              <w:pStyle w:val="Normal"/>
+              <w:widowControl w:val="false"/>
+              <w:spacing w:lineRule="auto" w:line="180"/>
+              <w:jc w:val="center"/>
+              <w:rPr>
+                <w:sz w:val="16"/>
+                <w:szCs w:val="16"/>
+              </w:rPr>
+            </w:pPr>
+            <w:r>
+              <w:rPr>
+                <w:rFonts w:eastAsia="arial" w:ascii="arial" w:hAnsi="arial"/>
+                <w:color w:val="000000"/>
+                <w:sz w:val="16"/>
+                <w:szCs w:val="16"/>
+              </w:rPr>
+              <w:t>Gauge Light</w:t>
+            </w:r>
+          </w:p>
+        </w:tc>
+        <w:tc>
+          <w:tcPr>
+            <w:tcW w:w="1016" w:type="dxa"/>
+            <w:tcBorders>
+              <w:top w:val="single" w:sz="4" w:space="0" w:color="000000"/>
+              <w:left w:val="single" w:sz="4" w:space="0" w:color="000000"/>
+              <w:bottom w:val="single" w:sz="4" w:space="0" w:color="000000"/>
+            </w:tcBorders>
+            <w:vAlign w:val="bottom"/>
+          </w:tcPr>
+          <w:p>
+            <w:pPr>
+              <w:pStyle w:val="Normal"/>
+              <w:widowControl w:val="false"/>
+              <w:spacing w:lineRule="auto" w:line="180"/>
+              <w:jc w:val="center"/>
+              <w:rPr>
+                <w:sz w:val="16"/>
+                <w:szCs w:val="16"/>
+              </w:rPr>
+            </w:pPr>
+            <w:r>
+              <w:rPr>
+                <w:sz w:val="16"/>
+                <w:szCs w:val="16"/>
+              </w:rPr>
+              <w:t>Cab Light</w:t>
+            </w:r>
+          </w:p>
+        </w:tc>
+        <w:tc>
+          <w:tcPr>
+            <w:tcW w:w="1016" w:type="dxa"/>
+            <w:tcBorders>
+              <w:top w:val="single" w:sz="4" w:space="0" w:color="000000"/>
+              <w:left w:val="single" w:sz="4" w:space="0" w:color="000000"/>
+              <w:bottom w:val="single" w:sz="4" w:space="0" w:color="000000"/>
+            </w:tcBorders>
+            <w:vAlign w:val="bottom"/>
+          </w:tcPr>
+          <w:p>
+            <w:pPr>
+              <w:pStyle w:val="Normal"/>
+              <w:widowControl w:val="false"/>
+              <w:spacing w:lineRule="auto" w:line="180"/>
+              <w:jc w:val="center"/>
+              <w:rPr>
+                <w:sz w:val="16"/>
+                <w:szCs w:val="16"/>
+              </w:rPr>
+            </w:pPr>
+            <w:r>
+              <w:rPr>
+                <w:rFonts w:eastAsia="arial" w:ascii="arial" w:hAnsi="arial"/>
+                <w:color w:val="000000"/>
+                <w:sz w:val="16"/>
+                <w:szCs w:val="16"/>
+              </w:rPr>
+              <w:t>1-Person</w:t>
+            </w:r>
+          </w:p>
+        </w:tc>
+        <w:tc>
+          <w:tcPr>
+            <w:tcW w:w="1029" w:type="dxa"/>
+            <w:tcBorders>
+              <w:top w:val="single" w:sz="4" w:space="0" w:color="000000"/>
+              <w:left w:val="single" w:sz="4" w:space="0" w:color="000000"/>
+              <w:bottom w:val="single" w:sz="4" w:space="0" w:color="000000"/>
+              <w:right w:val="single" w:sz="4" w:space="0" w:color="000000"/>
+            </w:tcBorders>
+            <w:vAlign w:val="bottom"/>
+          </w:tcPr>
+          <w:p>
+            <w:pPr>
+              <w:pStyle w:val="Normal"/>
+              <w:widowControl w:val="false"/>
+              <w:spacing w:lineRule="auto" w:line="180"/>
+              <w:jc w:val="center"/>
+              <w:rPr>
+                <w:sz w:val="16"/>
+                <w:szCs w:val="16"/>
+              </w:rPr>
+            </w:pPr>
+            <w:r>
+              <w:rPr>
+                <w:rFonts w:eastAsia="arial" w:ascii="arial" w:hAnsi="arial"/>
+                <w:color w:val="000000"/>
+                <w:sz w:val="16"/>
+                <w:szCs w:val="16"/>
+              </w:rPr>
+              <w:t>Next</w:t>
+            </w:r>
+          </w:p>
+          <w:p>
+            <w:pPr>
+              <w:pStyle w:val="Normal"/>
+              <w:widowControl w:val="false"/>
+              <w:spacing w:lineRule="auto" w:line="180"/>
+              <w:jc w:val="center"/>
+              <w:rPr>
+                <w:sz w:val="16"/>
+                <w:szCs w:val="16"/>
+              </w:rPr>
+            </w:pPr>
+            <w:r>
+              <w:rPr>
+                <w:rFonts w:eastAsia="arial" w:ascii="arial" w:hAnsi="arial"/>
+                <w:color w:val="000000"/>
+                <w:sz w:val="16"/>
+                <w:szCs w:val="16"/>
+              </w:rPr>
+              <w:t>Cab Cam</w:t>
+            </w:r>
+          </w:p>
+        </w:tc>
+      </w:tr>
+    </w:tbl>
+    <w:p>
+      <w:pPr>
+        <w:pStyle w:val="Normal"/>
+        <w:rPr>
+          <w:color w:val="000000"/>
+          <w:sz w:val="16"/>
+          <w:szCs w:val="16"/>
+        </w:rPr>
+      </w:pPr>
+      <w:r>
+        <w:rPr>
+          <w:rFonts w:eastAsia="arial" w:ascii="arial" w:hAnsi="arial"/>
+          <w:color w:val="000000"/>
+          <w:sz w:val="16"/>
+          <w:szCs w:val="16"/>
+        </w:rPr>
+        <w:tab/>
+        <w:t xml:space="preserve">           </w:t>
+      </w:r>
+      <w:r>
+        <w:rPr>
+          <w:rFonts w:eastAsia="arial" w:ascii="arial" w:hAnsi="arial"/>
+          <w:color w:val="000000"/>
+          <w:sz w:val="16"/>
+          <w:szCs w:val="16"/>
+        </w:rPr>
+        <w:t>F7</w:t>
+      </w:r>
+      <w:r>
+        <w:rPr>
+          <w:rFonts w:eastAsia="arial" w:ascii="arial" w:hAnsi="arial"/>
+          <w:color w:val="000000"/>
+          <w:sz w:val="16"/>
+          <w:szCs w:val="16"/>
+        </w:rPr>
+        <w:t>-2</w:t>
+      </w:r>
+    </w:p>
+    <w:tbl>
+      <w:tblPr>
+        <w:tblW w:w="14248" w:type="dxa"/>
+        <w:jc w:val="left"/>
+        <w:tblInd w:w="-5" w:type="dxa"/>
+        <w:tblLayout w:type="fixed"/>
+        <w:tblCellMar>
+          <w:top w:w="0" w:type="dxa"/>
+          <w:left w:w="108" w:type="dxa"/>
+          <w:bottom w:w="0" w:type="dxa"/>
+          <w:right w:w="108" w:type="dxa"/>
+        </w:tblCellMar>
+        <w:tblLook w:firstRow="1" w:noVBand="1" w:lastRow="0" w:firstColumn="1" w:lastColumn="0" w:noHBand="0" w:val="04a0"/>
+      </w:tblPr>
+      <w:tblGrid>
+        <w:gridCol w:w="1017"/>
+        <w:gridCol w:w="1019"/>
+        <w:gridCol w:w="1014"/>
+        <w:gridCol w:w="1016"/>
+        <w:gridCol w:w="1020"/>
+        <w:gridCol w:w="1016"/>
+        <w:gridCol w:w="1016"/>
+        <w:gridCol w:w="1017"/>
+        <w:gridCol w:w="1016"/>
+        <w:gridCol w:w="1020"/>
+        <w:gridCol w:w="1016"/>
+        <w:gridCol w:w="1016"/>
+        <w:gridCol w:w="1016"/>
+        <w:gridCol w:w="1029"/>
+      </w:tblGrid>
+      <w:tr>
+        <w:trPr>
+          <w:trHeight w:val="440" w:hRule="exact"/>
+          <w:cantSplit w:val="true"/>
+        </w:trPr>
+        <w:tc>
+          <w:tcPr>
+            <w:tcW w:w="1017" w:type="dxa"/>
+            <w:tcBorders>
+              <w:top w:val="single" w:sz="4" w:space="0" w:color="000000"/>
+              <w:left w:val="single" w:sz="4" w:space="0" w:color="000000"/>
+              <w:bottom w:val="single" w:sz="4" w:space="0" w:color="000000"/>
+            </w:tcBorders>
+            <w:vAlign w:val="bottom"/>
+          </w:tcPr>
+          <w:p>
+            <w:pPr>
+              <w:pStyle w:val="Normal"/>
+              <w:widowControl w:val="false"/>
+              <w:spacing w:lineRule="auto" w:line="180" w:before="0" w:after="60"/>
+              <w:jc w:val="center"/>
+              <w:rPr>
+                <w:b/>
+                <w:bCs/>
+              </w:rPr>
+            </w:pPr>
+            <w:r>
+              <w:rPr>
+                <w:b/>
+                <w:bCs/>
+                <w:color w:val="000000"/>
+                <w:sz w:val="16"/>
+                <w:szCs w:val="16"/>
+              </w:rPr>
+              <w:t>HUD</w:t>
+            </w:r>
+          </w:p>
+        </w:tc>
+        <w:tc>
+          <w:tcPr>
+            <w:tcW w:w="1019" w:type="dxa"/>
+            <w:tcBorders>
+              <w:top w:val="single" w:sz="4" w:space="0" w:color="000000"/>
+              <w:left w:val="single" w:sz="4" w:space="0" w:color="000000"/>
+              <w:bottom w:val="single" w:sz="4" w:space="0" w:color="000000"/>
+            </w:tcBorders>
+            <w:vAlign w:val="bottom"/>
+          </w:tcPr>
+          <w:p>
+            <w:pPr>
+              <w:pStyle w:val="Normal"/>
+              <w:widowControl w:val="false"/>
+              <w:spacing w:lineRule="auto" w:line="180"/>
+              <w:jc w:val="center"/>
+              <w:rPr>
+                <w:color w:val="000000"/>
+                <w:sz w:val="16"/>
+                <w:szCs w:val="16"/>
+              </w:rPr>
+            </w:pPr>
+            <w:r>
+              <w:rPr>
+                <w:color w:val="000000"/>
+                <w:sz w:val="16"/>
+                <w:szCs w:val="16"/>
+              </w:rPr>
+              <w:t>Schedule</w:t>
+            </w:r>
+          </w:p>
+        </w:tc>
+        <w:tc>
+          <w:tcPr>
+            <w:tcW w:w="1014" w:type="dxa"/>
+            <w:tcBorders>
+              <w:top w:val="single" w:sz="4" w:space="0" w:color="000000"/>
+              <w:left w:val="single" w:sz="4" w:space="0" w:color="000000"/>
+              <w:bottom w:val="single" w:sz="4" w:space="0" w:color="000000"/>
+            </w:tcBorders>
+            <w:vAlign w:val="bottom"/>
+          </w:tcPr>
+          <w:p>
+            <w:pPr>
+              <w:pStyle w:val="Normal"/>
+              <w:widowControl w:val="false"/>
+              <w:spacing w:lineRule="auto" w:line="180"/>
+              <w:jc w:val="center"/>
+              <w:rPr>
+                <w:color w:val="000000"/>
+                <w:sz w:val="16"/>
+                <w:szCs w:val="16"/>
+              </w:rPr>
+            </w:pPr>
+            <w:r>
+              <w:rPr>
+                <w:rFonts w:eastAsia="arial" w:ascii="arial" w:hAnsi="arial"/>
+                <w:color w:val="000000"/>
+                <w:sz w:val="16"/>
+                <w:szCs w:val="16"/>
+              </w:rPr>
+              <w:t>Engine Stop</w:t>
+            </w:r>
+          </w:p>
+        </w:tc>
+        <w:tc>
+          <w:tcPr>
+            <w:tcW w:w="1016" w:type="dxa"/>
+            <w:tcBorders>
+              <w:top w:val="single" w:sz="4" w:space="0" w:color="000000"/>
+              <w:left w:val="single" w:sz="4" w:space="0" w:color="000000"/>
+              <w:bottom w:val="single" w:sz="4" w:space="0" w:color="000000"/>
+            </w:tcBorders>
+            <w:vAlign w:val="bottom"/>
+          </w:tcPr>
+          <w:p>
+            <w:pPr>
+              <w:pStyle w:val="Normal"/>
+              <w:widowControl w:val="false"/>
+              <w:spacing w:lineRule="auto" w:line="180"/>
+              <w:jc w:val="center"/>
+              <w:rPr>
+                <w:color w:val="000000"/>
+                <w:sz w:val="16"/>
+                <w:szCs w:val="16"/>
+              </w:rPr>
+            </w:pPr>
+            <w:r>
+              <w:rPr>
+                <w:color w:val="000000"/>
+                <w:sz w:val="16"/>
+                <w:szCs w:val="16"/>
+              </w:rPr>
+              <w:t>Safety Cock</w:t>
+            </w:r>
+          </w:p>
+        </w:tc>
+        <w:tc>
+          <w:tcPr>
+            <w:tcW w:w="1020" w:type="dxa"/>
+            <w:tcBorders>
+              <w:top w:val="single" w:sz="4" w:space="0" w:color="000000"/>
+              <w:left w:val="single" w:sz="4" w:space="0" w:color="000000"/>
+              <w:bottom w:val="single" w:sz="4" w:space="0" w:color="000000"/>
+            </w:tcBorders>
+            <w:vAlign w:val="bottom"/>
+          </w:tcPr>
+          <w:p>
+            <w:pPr>
+              <w:pStyle w:val="Normal"/>
+              <w:widowControl w:val="false"/>
+              <w:spacing w:lineRule="auto" w:line="180"/>
+              <w:jc w:val="center"/>
+              <w:rPr>
+                <w:color w:val="000000"/>
+                <w:sz w:val="16"/>
+                <w:szCs w:val="16"/>
+              </w:rPr>
+            </w:pPr>
+            <w:r>
+              <w:rPr>
+                <w:color w:val="000000"/>
+                <w:sz w:val="16"/>
+                <w:szCs w:val="16"/>
+              </w:rPr>
+              <w:t xml:space="preserve">Control </w:t>
+            </w:r>
+            <w:r>
+              <w:rPr>
+                <w:color w:val="000000"/>
+                <w:sz w:val="16"/>
+                <w:szCs w:val="16"/>
+              </w:rPr>
+              <w:t>&amp; Fuel Pump</w:t>
+            </w:r>
+          </w:p>
+        </w:tc>
+        <w:tc>
+          <w:tcPr>
+            <w:tcW w:w="1016" w:type="dxa"/>
+            <w:tcBorders>
+              <w:top w:val="single" w:sz="4" w:space="0" w:color="000000"/>
+              <w:left w:val="single" w:sz="4" w:space="0" w:color="000000"/>
+              <w:bottom w:val="single" w:sz="4" w:space="0" w:color="000000"/>
+            </w:tcBorders>
+            <w:vAlign w:val="bottom"/>
+          </w:tcPr>
+          <w:p>
+            <w:pPr>
+              <w:pStyle w:val="Normal"/>
+              <w:widowControl w:val="false"/>
+              <w:jc w:val="center"/>
+              <w:rPr>
+                <w:color w:val="000000"/>
+                <w:sz w:val="16"/>
+                <w:szCs w:val="16"/>
+              </w:rPr>
+            </w:pPr>
+            <w:r>
+              <w:rPr>
+                <w:color w:val="000000"/>
+                <w:sz w:val="16"/>
+                <w:szCs w:val="16"/>
+              </w:rPr>
+              <w:t>Brake</w:t>
+            </w:r>
+          </w:p>
+          <w:p>
+            <w:pPr>
+              <w:pStyle w:val="Normal"/>
+              <w:widowControl w:val="false"/>
+              <w:jc w:val="center"/>
+              <w:rPr>
+                <w:color w:val="000000"/>
+                <w:sz w:val="16"/>
+                <w:szCs w:val="16"/>
+              </w:rPr>
+            </w:pPr>
+            <w:r>
+              <w:rPr>
+                <w:color w:val="000000"/>
+                <w:sz w:val="16"/>
+                <w:szCs w:val="16"/>
+              </w:rPr>
+              <w:t>Cut-</w:t>
+            </w:r>
+            <w:r>
+              <w:rPr>
+                <w:color w:val="000000"/>
+                <w:sz w:val="16"/>
+                <w:szCs w:val="16"/>
+              </w:rPr>
+              <w:t>Out</w:t>
+            </w:r>
+          </w:p>
+        </w:tc>
+        <w:tc>
+          <w:tcPr>
+            <w:tcW w:w="1016" w:type="dxa"/>
+            <w:tcBorders>
+              <w:top w:val="single" w:sz="4" w:space="0" w:color="000000"/>
+              <w:left w:val="single" w:sz="4" w:space="0" w:color="000000"/>
+              <w:bottom w:val="single" w:sz="4" w:space="0" w:color="000000"/>
+            </w:tcBorders>
+            <w:vAlign w:val="bottom"/>
+          </w:tcPr>
+          <w:p>
+            <w:pPr>
+              <w:pStyle w:val="Normal"/>
+              <w:widowControl w:val="false"/>
+              <w:jc w:val="center"/>
+              <w:rPr>
+                <w:color w:val="000000"/>
+                <w:sz w:val="16"/>
+                <w:szCs w:val="16"/>
+              </w:rPr>
+            </w:pPr>
+            <w:r>
+              <w:rPr>
+                <w:rFonts w:eastAsia="arial" w:ascii="arial" w:hAnsi="arial"/>
+                <w:color w:val="000000"/>
+                <w:sz w:val="16"/>
+                <w:szCs w:val="16"/>
+              </w:rPr>
+              <w:t>Isolation Start</w:t>
+            </w:r>
+          </w:p>
+        </w:tc>
+        <w:tc>
+          <w:tcPr>
+            <w:tcW w:w="1017" w:type="dxa"/>
+            <w:tcBorders>
+              <w:top w:val="single" w:sz="4" w:space="0" w:color="000000"/>
+              <w:left w:val="single" w:sz="4" w:space="0" w:color="000000"/>
+              <w:bottom w:val="single" w:sz="4" w:space="0" w:color="000000"/>
+            </w:tcBorders>
+            <w:vAlign w:val="bottom"/>
+          </w:tcPr>
+          <w:p>
+            <w:pPr>
+              <w:pStyle w:val="Normal"/>
+              <w:widowControl w:val="false"/>
+              <w:jc w:val="center"/>
+              <w:rPr>
+                <w:rFonts w:ascii="arial" w:hAnsi="arial" w:eastAsia="arial"/>
+                <w:color w:val="000000"/>
+                <w:sz w:val="16"/>
+                <w:szCs w:val="16"/>
+              </w:rPr>
+            </w:pPr>
+            <w:r>
+              <w:rPr>
+                <w:rFonts w:eastAsia="arial" w:ascii="arial" w:hAnsi="arial"/>
+                <w:color w:val="000000"/>
+                <w:sz w:val="16"/>
+                <w:szCs w:val="16"/>
+              </w:rPr>
+              <w:t>Lead Sand</w:t>
+            </w:r>
+          </w:p>
+        </w:tc>
+        <w:tc>
+          <w:tcPr>
+            <w:tcW w:w="1016" w:type="dxa"/>
+            <w:tcBorders>
+              <w:top w:val="single" w:sz="4" w:space="0" w:color="000000"/>
+              <w:left w:val="single" w:sz="4" w:space="0" w:color="000000"/>
+              <w:bottom w:val="single" w:sz="4" w:space="0" w:color="000000"/>
+            </w:tcBorders>
+            <w:vAlign w:val="bottom"/>
+          </w:tcPr>
+          <w:p>
+            <w:pPr>
+              <w:pStyle w:val="Normal"/>
+              <w:widowControl w:val="false"/>
+              <w:jc w:val="center"/>
+              <w:rPr>
+                <w:sz w:val="16"/>
+                <w:szCs w:val="16"/>
+              </w:rPr>
+            </w:pPr>
+            <w:r>
+              <w:rPr>
+                <w:rFonts w:eastAsia="arial" w:ascii="arial" w:hAnsi="arial"/>
+                <w:color w:val="000000"/>
+                <w:sz w:val="16"/>
+                <w:szCs w:val="16"/>
+              </w:rPr>
+              <w:t>Transition Braking</w:t>
+            </w:r>
+          </w:p>
+        </w:tc>
+        <w:tc>
+          <w:tcPr>
+            <w:tcW w:w="1020" w:type="dxa"/>
+            <w:tcBorders>
+              <w:top w:val="single" w:sz="4" w:space="0" w:color="000000"/>
+              <w:left w:val="single" w:sz="4" w:space="0" w:color="000000"/>
+              <w:bottom w:val="single" w:sz="4" w:space="0" w:color="000000"/>
+            </w:tcBorders>
+            <w:vAlign w:val="bottom"/>
+          </w:tcPr>
+          <w:p>
+            <w:pPr>
+              <w:pStyle w:val="Normal"/>
+              <w:widowControl w:val="false"/>
+              <w:jc w:val="center"/>
+              <w:rPr>
+                <w:color w:val="000000"/>
+                <w:sz w:val="16"/>
+                <w:szCs w:val="16"/>
+              </w:rPr>
+            </w:pPr>
+            <w:r>
+              <w:rPr>
+                <w:rFonts w:eastAsia="arial" w:ascii="arial" w:hAnsi="arial"/>
+                <w:color w:val="000000"/>
+                <w:sz w:val="16"/>
+                <w:szCs w:val="16"/>
+              </w:rPr>
+              <w:t xml:space="preserve">Rotair Valve </w:t>
+            </w:r>
+            <w:r>
+              <w:rPr>
+                <w:rFonts w:eastAsia="arial" w:ascii="arial" w:hAnsi="arial"/>
+                <w:color w:val="000000"/>
+                <w:sz w:val="16"/>
+                <w:szCs w:val="16"/>
+              </w:rPr>
+              <w:t>F</w:t>
+            </w:r>
+          </w:p>
+        </w:tc>
+        <w:tc>
+          <w:tcPr>
+            <w:tcW w:w="1016" w:type="dxa"/>
+            <w:tcBorders>
+              <w:top w:val="single" w:sz="4" w:space="0" w:color="000000"/>
+              <w:left w:val="single" w:sz="4" w:space="0" w:color="000000"/>
+              <w:bottom w:val="single" w:sz="4" w:space="0" w:color="000000"/>
+            </w:tcBorders>
+            <w:vAlign w:val="bottom"/>
+          </w:tcPr>
+          <w:p>
+            <w:pPr>
+              <w:pStyle w:val="Normal"/>
+              <w:widowControl w:val="false"/>
+              <w:spacing w:lineRule="auto" w:line="180"/>
+              <w:jc w:val="center"/>
+              <w:rPr>
+                <w:sz w:val="16"/>
+                <w:szCs w:val="16"/>
+              </w:rPr>
+            </w:pPr>
+            <w:r>
+              <w:rPr>
+                <w:sz w:val="16"/>
+                <w:szCs w:val="16"/>
+              </w:rPr>
+              <w:t>Class</w:t>
+            </w:r>
+            <w:r>
+              <w:rPr>
+                <w:sz w:val="16"/>
+                <w:szCs w:val="16"/>
+              </w:rPr>
+              <w:t xml:space="preserve"> Light</w:t>
             </w:r>
           </w:p>
         </w:tc>
@@ -5549,12 +9031,12 @@
       <w:rFonts w:ascii="Symbol" w:hAnsi="Symbol" w:cs="Symbol"/>
     </w:rPr>
   </w:style>
-  <w:style w:type="character" w:styleId="user" w:customStyle="1">
-    <w:name w:val="번호 매기기 기호 (user)"/>
+  <w:style w:type="character" w:styleId="Style5" w:customStyle="1">
+    <w:name w:val="번호 매기기 기호"/>
     <w:qFormat/>
     <w:rPr/>
   </w:style>
-  <w:style w:type="paragraph" w:styleId="Style5">
+  <w:style w:type="paragraph" w:styleId="Style6">
     <w:name w:val="제목"/>
     <w:basedOn w:val="Normal"/>
     <w:next w:val="BodyText"/>
@@ -5564,7 +9046,7 @@
       <w:spacing w:before="240" w:after="120"/>
     </w:pPr>
     <w:rPr>
-      <w:rFonts w:ascii="Liberation Sans" w:hAnsi="Liberation Sans" w:eastAsia="Noto Sans CJK KR" w:cs="Lohit Devanagari"/>
+      <w:rFonts w:ascii="Liberation Sans" w:hAnsi="Liberation Sans" w:eastAsia="나눔고딕" w:cs="Arial"/>
       <w:sz w:val="28"/>
       <w:szCs w:val="28"/>
     </w:rPr>
@@ -5601,7 +9083,7 @@
       <w:szCs w:val="24"/>
     </w:rPr>
   </w:style>
-  <w:style w:type="paragraph" w:styleId="Style6" w:customStyle="1">
+  <w:style w:type="paragraph" w:styleId="Style7">
     <w:name w:val="색인"/>
     <w:basedOn w:val="Normal"/>
     <w:qFormat/>
@@ -5609,10 +9091,11 @@
       <w:suppressLineNumbers/>
     </w:pPr>
     <w:rPr>
-      <w:rFonts w:cs="Lohit Devanagari"/>
+      <w:rFonts w:cs="Arial"/>
+      <w:sz w:val="24"/>
     </w:rPr>
   </w:style>
-  <w:style w:type="paragraph" w:styleId="user1">
+  <w:style w:type="paragraph" w:styleId="user">
     <w:name w:val="제목 (user)"/>
     <w:basedOn w:val="Normal"/>
     <w:next w:val="BodyText"/>
@@ -5622,12 +9105,12 @@
       <w:spacing w:before="240" w:after="120"/>
     </w:pPr>
     <w:rPr>
-      <w:rFonts w:ascii="Liberation Sans" w:hAnsi="Liberation Sans" w:eastAsia="나눔고딕" w:cs="Arial"/>
+      <w:rFonts w:ascii="Liberation Sans" w:hAnsi="Liberation Sans" w:eastAsia="Noto Sans CJK KR" w:cs="Lohit Devanagari"/>
       <w:sz w:val="28"/>
       <w:szCs w:val="28"/>
     </w:rPr>
   </w:style>
-  <w:style w:type="paragraph" w:styleId="user2">
+  <w:style w:type="paragraph" w:styleId="user1" w:customStyle="1">
     <w:name w:val="색인 (user)"/>
     <w:basedOn w:val="Normal"/>
     <w:qFormat/>
@@ -5635,8 +9118,7 @@
       <w:suppressLineNumbers/>
     </w:pPr>
     <w:rPr>
-      <w:rFonts w:cs="Arial"/>
-      <w:sz w:val="24"/>
+      <w:rFonts w:cs="Lohit Devanagari"/>
     </w:rPr>
   </w:style>
   <w:style w:type="paragraph" w:styleId="Title">
@@ -6318,8 +9800,8 @@
       <w:szCs w:val="24"/>
     </w:rPr>
   </w:style>
-  <w:style w:type="paragraph" w:styleId="Style7" w:customStyle="1">
-    <w:name w:val="표 내용"/>
+  <w:style w:type="paragraph" w:styleId="user2" w:customStyle="1">
+    <w:name w:val="표 내용 (user)"/>
     <w:basedOn w:val="Normal"/>
     <w:qFormat/>
     <w:pPr>
@@ -6327,9 +9809,9 @@
     </w:pPr>
     <w:rPr/>
   </w:style>
-  <w:style w:type="paragraph" w:styleId="Style8" w:customStyle="1">
-    <w:name w:val="표제목"/>
-    <w:basedOn w:val="Style7"/>
+  <w:style w:type="paragraph" w:styleId="user3" w:customStyle="1">
+    <w:name w:val="표제목 (user)"/>
+    <w:basedOn w:val="user2"/>
     <w:qFormat/>
     <w:pPr>
       <w:jc w:val="center"/>
@@ -6339,8 +9821,8 @@
       <w:bCs/>
     </w:rPr>
   </w:style>
-  <w:style w:type="paragraph" w:styleId="user3">
-    <w:name w:val="표 내용 (user)"/>
+  <w:style w:type="paragraph" w:styleId="Style8">
+    <w:name w:val="표 내용"/>
     <w:basedOn w:val="Normal"/>
     <w:qFormat/>
     <w:pPr>
@@ -6349,9 +9831,9 @@
     </w:pPr>
     <w:rPr/>
   </w:style>
-  <w:style w:type="paragraph" w:styleId="user4">
-    <w:name w:val="표제목 (user)"/>
-    <w:basedOn w:val="user3"/>
+  <w:style w:type="paragraph" w:styleId="Style9">
+    <w:name w:val="표제목"/>
+    <w:basedOn w:val="Style8"/>
     <w:qFormat/>
     <w:pPr>
       <w:suppressLineNumbers/>

--- a/raildriver-USA-Remapped.docx
+++ b/raildriver-USA-Remapped.docx
@@ -4494,25 +4494,7 @@
           <w:sz w:val="16"/>
           <w:szCs w:val="16"/>
         </w:rPr>
-        <w:t xml:space="preserve">    </w:t>
-      </w:r>
-      <w:r>
-        <w:rPr>
-          <w:rFonts w:eastAsia="arial" w:ascii="arial" w:hAnsi="arial"/>
-          <w:color w:val="000000"/>
-          <w:sz w:val="16"/>
-          <w:szCs w:val="16"/>
-        </w:rPr>
-        <w:t>C40-8W</w:t>
-      </w:r>
-      <w:r>
-        <w:rPr>
-          <w:rFonts w:eastAsia="arial" w:ascii="arial" w:hAnsi="arial"/>
-          <w:color w:val="000000"/>
-          <w:sz w:val="16"/>
-          <w:szCs w:val="16"/>
-        </w:rPr>
-        <w:t>-1</w:t>
+        <w:t xml:space="preserve">    C40-8W-1</w:t>
       </w:r>
     </w:p>
     <w:tbl>
@@ -5071,25 +5053,7 @@
           <w:szCs w:val="16"/>
         </w:rPr>
         <w:tab/>
-        <w:t xml:space="preserve">           </w:t>
-      </w:r>
-      <w:r>
-        <w:rPr>
-          <w:rFonts w:eastAsia="arial" w:ascii="arial" w:hAnsi="arial"/>
-          <w:color w:val="000000"/>
-          <w:sz w:val="16"/>
-          <w:szCs w:val="16"/>
-        </w:rPr>
-        <w:t>C40-8W</w:t>
-      </w:r>
-      <w:r>
-        <w:rPr>
-          <w:rFonts w:eastAsia="arial" w:ascii="arial" w:hAnsi="arial"/>
-          <w:color w:val="000000"/>
-          <w:sz w:val="16"/>
-          <w:szCs w:val="16"/>
-        </w:rPr>
-        <w:t>-2</w:t>
+        <w:t xml:space="preserve">           C40-8W-2</w:t>
       </w:r>
     </w:p>
     <w:tbl>
@@ -5336,15 +5300,7 @@
                 <w:sz w:val="16"/>
                 <w:szCs w:val="16"/>
               </w:rPr>
-              <w:t>Cut-</w:t>
-            </w:r>
-            <w:r>
-              <w:rPr>
-                <w:color w:val="000000"/>
-                <w:sz w:val="16"/>
-                <w:szCs w:val="16"/>
-              </w:rPr>
-              <w:t>Out</w:t>
+              <w:t>Cut-Out</w:t>
             </w:r>
           </w:p>
         </w:tc>
@@ -5686,25 +5642,7 @@
           <w:sz w:val="16"/>
           <w:szCs w:val="16"/>
         </w:rPr>
-        <w:t xml:space="preserve">    ES44</w:t>
-      </w:r>
-      <w:r>
-        <w:rPr>
-          <w:rFonts w:eastAsia="arial" w:ascii="arial" w:hAnsi="arial"/>
-          <w:color w:val="000000"/>
-          <w:sz w:val="16"/>
-          <w:szCs w:val="16"/>
-        </w:rPr>
-        <w:t>AC</w:t>
-      </w:r>
-      <w:r>
-        <w:rPr>
-          <w:rFonts w:eastAsia="arial" w:ascii="arial" w:hAnsi="arial"/>
-          <w:color w:val="000000"/>
-          <w:sz w:val="16"/>
-          <w:szCs w:val="16"/>
-        </w:rPr>
-        <w:t>-1</w:t>
+        <w:t xml:space="preserve">    ES44AC-1</w:t>
       </w:r>
     </w:p>
     <w:tbl>
@@ -6243,25 +6181,7 @@
           <w:szCs w:val="16"/>
         </w:rPr>
         <w:tab/>
-        <w:t xml:space="preserve">           ES44</w:t>
-      </w:r>
-      <w:r>
-        <w:rPr>
-          <w:rFonts w:eastAsia="arial" w:ascii="arial" w:hAnsi="arial"/>
-          <w:color w:val="000000"/>
-          <w:sz w:val="16"/>
-          <w:szCs w:val="16"/>
-        </w:rPr>
-        <w:t>AC</w:t>
-      </w:r>
-      <w:r>
-        <w:rPr>
-          <w:rFonts w:eastAsia="arial" w:ascii="arial" w:hAnsi="arial"/>
-          <w:color w:val="000000"/>
-          <w:sz w:val="16"/>
-          <w:szCs w:val="16"/>
-        </w:rPr>
-        <w:t>-2</w:t>
+        <w:t xml:space="preserve">           ES44AC-2</w:t>
       </w:r>
     </w:p>
     <w:tbl>
@@ -6645,6 +6565,1136 @@
                 <w:szCs w:val="16"/>
               </w:rPr>
               <w:t>Step Light</w:t>
+            </w:r>
+          </w:p>
+        </w:tc>
+        <w:tc>
+          <w:tcPr>
+            <w:tcW w:w="1016" w:type="dxa"/>
+            <w:tcBorders>
+              <w:top w:val="single" w:sz="4" w:space="0" w:color="000000"/>
+              <w:left w:val="single" w:sz="4" w:space="0" w:color="000000"/>
+              <w:bottom w:val="single" w:sz="4" w:space="0" w:color="000000"/>
+            </w:tcBorders>
+            <w:vAlign w:val="bottom"/>
+          </w:tcPr>
+          <w:p>
+            <w:pPr>
+              <w:pStyle w:val="Normal"/>
+              <w:widowControl w:val="false"/>
+              <w:spacing w:lineRule="auto" w:line="180"/>
+              <w:jc w:val="center"/>
+              <w:rPr>
+                <w:sz w:val="16"/>
+                <w:szCs w:val="16"/>
+              </w:rPr>
+            </w:pPr>
+            <w:r>
+              <w:rPr>
+                <w:sz w:val="16"/>
+                <w:szCs w:val="16"/>
+              </w:rPr>
+              <w:t>Number Light</w:t>
+            </w:r>
+          </w:p>
+        </w:tc>
+        <w:tc>
+          <w:tcPr>
+            <w:tcW w:w="1016" w:type="dxa"/>
+            <w:tcBorders>
+              <w:top w:val="single" w:sz="4" w:space="0" w:color="000000"/>
+              <w:left w:val="single" w:sz="4" w:space="0" w:color="000000"/>
+              <w:bottom w:val="single" w:sz="4" w:space="0" w:color="000000"/>
+            </w:tcBorders>
+            <w:vAlign w:val="bottom"/>
+          </w:tcPr>
+          <w:p>
+            <w:pPr>
+              <w:pStyle w:val="Normal"/>
+              <w:widowControl w:val="false"/>
+              <w:spacing w:lineRule="auto" w:line="180"/>
+              <w:jc w:val="center"/>
+              <w:rPr>
+                <w:sz w:val="16"/>
+                <w:szCs w:val="16"/>
+              </w:rPr>
+            </w:pPr>
+            <w:r>
+              <w:rPr>
+                <w:rFonts w:eastAsia="arial" w:ascii="arial" w:hAnsi="arial"/>
+                <w:color w:val="000000"/>
+                <w:sz w:val="16"/>
+                <w:szCs w:val="16"/>
+              </w:rPr>
+              <w:t>Exterior</w:t>
+            </w:r>
+          </w:p>
+          <w:p>
+            <w:pPr>
+              <w:pStyle w:val="Normal"/>
+              <w:widowControl w:val="false"/>
+              <w:spacing w:lineRule="auto" w:line="180"/>
+              <w:jc w:val="center"/>
+              <w:rPr>
+                <w:sz w:val="16"/>
+                <w:szCs w:val="16"/>
+              </w:rPr>
+            </w:pPr>
+            <w:r>
+              <w:rPr>
+                <w:rFonts w:eastAsia="arial" w:ascii="arial" w:hAnsi="arial"/>
+                <w:color w:val="000000"/>
+                <w:sz w:val="16"/>
+                <w:szCs w:val="16"/>
+              </w:rPr>
+              <w:t>Camera</w:t>
+            </w:r>
+          </w:p>
+        </w:tc>
+        <w:tc>
+          <w:tcPr>
+            <w:tcW w:w="1029" w:type="dxa"/>
+            <w:tcBorders>
+              <w:top w:val="single" w:sz="4" w:space="0" w:color="000000"/>
+              <w:left w:val="single" w:sz="4" w:space="0" w:color="000000"/>
+              <w:bottom w:val="single" w:sz="4" w:space="0" w:color="000000"/>
+              <w:right w:val="single" w:sz="4" w:space="0" w:color="000000"/>
+            </w:tcBorders>
+            <w:vAlign w:val="bottom"/>
+          </w:tcPr>
+          <w:p>
+            <w:pPr>
+              <w:pStyle w:val="Normal"/>
+              <w:widowControl w:val="false"/>
+              <w:spacing w:lineRule="auto" w:line="180"/>
+              <w:jc w:val="center"/>
+              <w:rPr>
+                <w:sz w:val="16"/>
+                <w:szCs w:val="16"/>
+              </w:rPr>
+            </w:pPr>
+            <w:r>
+              <w:rPr>
+                <w:rFonts w:eastAsia="arial" w:ascii="arial" w:hAnsi="arial"/>
+                <w:color w:val="000000"/>
+                <w:sz w:val="16"/>
+                <w:szCs w:val="16"/>
+              </w:rPr>
+              <w:t>Prev</w:t>
+            </w:r>
+          </w:p>
+          <w:p>
+            <w:pPr>
+              <w:pStyle w:val="Normal"/>
+              <w:widowControl w:val="false"/>
+              <w:spacing w:lineRule="auto" w:line="180"/>
+              <w:jc w:val="center"/>
+              <w:rPr>
+                <w:sz w:val="16"/>
+                <w:szCs w:val="16"/>
+              </w:rPr>
+            </w:pPr>
+            <w:r>
+              <w:rPr>
+                <w:rFonts w:eastAsia="arial" w:ascii="arial" w:hAnsi="arial"/>
+                <w:color w:val="000000"/>
+                <w:sz w:val="16"/>
+                <w:szCs w:val="16"/>
+              </w:rPr>
+              <w:t>Cab Cam</w:t>
+            </w:r>
+          </w:p>
+        </w:tc>
+      </w:tr>
+    </w:tbl>
+    <w:p>
+      <w:pPr>
+        <w:pStyle w:val="Normal"/>
+        <w:rPr>
+          <w:color w:val="000000"/>
+          <w:sz w:val="16"/>
+          <w:szCs w:val="16"/>
+        </w:rPr>
+      </w:pPr>
+      <w:r>
+        <w:rPr>
+          <w:color w:val="000000"/>
+          <w:sz w:val="16"/>
+          <w:szCs w:val="16"/>
+        </w:rPr>
+      </w:r>
+    </w:p>
+    <w:p>
+      <w:pPr>
+        <w:pStyle w:val="Normal"/>
+        <w:rPr>
+          <w:color w:val="000000"/>
+          <w:sz w:val="16"/>
+          <w:szCs w:val="16"/>
+        </w:rPr>
+      </w:pPr>
+      <w:r>
+        <w:rPr>
+          <w:color w:val="000000"/>
+          <w:sz w:val="16"/>
+          <w:szCs w:val="16"/>
+        </w:rPr>
+        <w:tab/>
+        <w:t xml:space="preserve">       </w:t>
+      </w:r>
+      <w:r>
+        <w:rPr>
+          <w:rFonts w:eastAsia="arial" w:ascii="arial" w:hAnsi="arial"/>
+          <w:color w:val="000000"/>
+          <w:sz w:val="16"/>
+          <w:szCs w:val="16"/>
+        </w:rPr>
+        <w:t xml:space="preserve">    F7-1</w:t>
+      </w:r>
+    </w:p>
+    <w:tbl>
+      <w:tblPr>
+        <w:tblW w:w="14248" w:type="dxa"/>
+        <w:jc w:val="left"/>
+        <w:tblInd w:w="-5" w:type="dxa"/>
+        <w:tblLayout w:type="fixed"/>
+        <w:tblCellMar>
+          <w:top w:w="0" w:type="dxa"/>
+          <w:left w:w="108" w:type="dxa"/>
+          <w:bottom w:w="0" w:type="dxa"/>
+          <w:right w:w="108" w:type="dxa"/>
+        </w:tblCellMar>
+        <w:tblLook w:firstRow="1" w:noVBand="1" w:lastRow="0" w:firstColumn="1" w:lastColumn="0" w:noHBand="0" w:val="04a0"/>
+      </w:tblPr>
+      <w:tblGrid>
+        <w:gridCol w:w="1017"/>
+        <w:gridCol w:w="1019"/>
+        <w:gridCol w:w="1014"/>
+        <w:gridCol w:w="1016"/>
+        <w:gridCol w:w="1020"/>
+        <w:gridCol w:w="1016"/>
+        <w:gridCol w:w="1016"/>
+        <w:gridCol w:w="1017"/>
+        <w:gridCol w:w="1016"/>
+        <w:gridCol w:w="1020"/>
+        <w:gridCol w:w="1016"/>
+        <w:gridCol w:w="1016"/>
+        <w:gridCol w:w="1016"/>
+        <w:gridCol w:w="1029"/>
+      </w:tblGrid>
+      <w:tr>
+        <w:trPr>
+          <w:trHeight w:val="440" w:hRule="exact"/>
+          <w:cantSplit w:val="true"/>
+        </w:trPr>
+        <w:tc>
+          <w:tcPr>
+            <w:tcW w:w="1017" w:type="dxa"/>
+            <w:tcBorders>
+              <w:top w:val="single" w:sz="4" w:space="0" w:color="000000"/>
+              <w:left w:val="single" w:sz="4" w:space="0" w:color="000000"/>
+              <w:bottom w:val="single" w:sz="4" w:space="0" w:color="000000"/>
+            </w:tcBorders>
+            <w:vAlign w:val="bottom"/>
+          </w:tcPr>
+          <w:p>
+            <w:pPr>
+              <w:pStyle w:val="Normal"/>
+              <w:widowControl w:val="false"/>
+              <w:spacing w:lineRule="auto" w:line="180" w:before="0" w:after="60"/>
+              <w:jc w:val="center"/>
+              <w:rPr>
+                <w:color w:val="000000"/>
+                <w:sz w:val="16"/>
+                <w:szCs w:val="16"/>
+              </w:rPr>
+            </w:pPr>
+            <w:r>
+              <w:rPr>
+                <w:rFonts w:eastAsia="arial" w:ascii="arial" w:hAnsi="arial"/>
+                <w:b/>
+                <w:color w:val="000000"/>
+                <w:sz w:val="16"/>
+                <w:szCs w:val="16"/>
+              </w:rPr>
+              <w:t>Pause</w:t>
+            </w:r>
+          </w:p>
+        </w:tc>
+        <w:tc>
+          <w:tcPr>
+            <w:tcW w:w="1019" w:type="dxa"/>
+            <w:tcBorders>
+              <w:top w:val="single" w:sz="4" w:space="0" w:color="000000"/>
+              <w:left w:val="single" w:sz="4" w:space="0" w:color="000000"/>
+              <w:bottom w:val="single" w:sz="4" w:space="0" w:color="000000"/>
+            </w:tcBorders>
+            <w:vAlign w:val="bottom"/>
+          </w:tcPr>
+          <w:p>
+            <w:pPr>
+              <w:pStyle w:val="Normal"/>
+              <w:widowControl w:val="false"/>
+              <w:spacing w:lineRule="auto" w:line="180"/>
+              <w:jc w:val="center"/>
+              <w:rPr>
+                <w:color w:val="000000"/>
+                <w:sz w:val="16"/>
+                <w:szCs w:val="16"/>
+              </w:rPr>
+            </w:pPr>
+            <w:r>
+              <w:rPr>
+                <w:color w:val="000000"/>
+                <w:sz w:val="16"/>
+                <w:szCs w:val="16"/>
+              </w:rPr>
+              <w:t>Reverser Handle</w:t>
+            </w:r>
+          </w:p>
+        </w:tc>
+        <w:tc>
+          <w:tcPr>
+            <w:tcW w:w="1014" w:type="dxa"/>
+            <w:tcBorders>
+              <w:top w:val="single" w:sz="4" w:space="0" w:color="000000"/>
+              <w:left w:val="single" w:sz="4" w:space="0" w:color="000000"/>
+              <w:bottom w:val="single" w:sz="4" w:space="0" w:color="000000"/>
+            </w:tcBorders>
+            <w:vAlign w:val="bottom"/>
+          </w:tcPr>
+          <w:p>
+            <w:pPr>
+              <w:pStyle w:val="Normal"/>
+              <w:widowControl w:val="false"/>
+              <w:spacing w:lineRule="auto" w:line="180"/>
+              <w:jc w:val="center"/>
+              <w:rPr>
+                <w:color w:val="000000"/>
+                <w:sz w:val="16"/>
+                <w:szCs w:val="16"/>
+              </w:rPr>
+            </w:pPr>
+            <w:r>
+              <w:rPr>
+                <w:rFonts w:eastAsia="arial" w:ascii="arial" w:hAnsi="arial"/>
+                <w:color w:val="000000"/>
+                <w:sz w:val="16"/>
+                <w:szCs w:val="16"/>
+              </w:rPr>
+              <w:t>Engine Start</w:t>
+            </w:r>
+          </w:p>
+        </w:tc>
+        <w:tc>
+          <w:tcPr>
+            <w:tcW w:w="1016" w:type="dxa"/>
+            <w:tcBorders>
+              <w:top w:val="single" w:sz="4" w:space="0" w:color="000000"/>
+              <w:left w:val="single" w:sz="4" w:space="0" w:color="000000"/>
+              <w:bottom w:val="single" w:sz="4" w:space="0" w:color="000000"/>
+            </w:tcBorders>
+            <w:vAlign w:val="bottom"/>
+          </w:tcPr>
+          <w:p>
+            <w:pPr>
+              <w:pStyle w:val="Normal"/>
+              <w:widowControl w:val="false"/>
+              <w:spacing w:lineRule="auto" w:line="180"/>
+              <w:jc w:val="center"/>
+              <w:rPr>
+                <w:color w:val="000000"/>
+                <w:sz w:val="16"/>
+                <w:szCs w:val="16"/>
+              </w:rPr>
+            </w:pPr>
+            <w:r>
+              <w:rPr>
+                <w:color w:val="000000"/>
+                <w:sz w:val="16"/>
+                <w:szCs w:val="16"/>
+              </w:rPr>
+              <w:t>Engine Run</w:t>
+            </w:r>
+          </w:p>
+        </w:tc>
+        <w:tc>
+          <w:tcPr>
+            <w:tcW w:w="1020" w:type="dxa"/>
+            <w:tcBorders>
+              <w:top w:val="single" w:sz="4" w:space="0" w:color="000000"/>
+              <w:left w:val="single" w:sz="4" w:space="0" w:color="000000"/>
+              <w:bottom w:val="single" w:sz="4" w:space="0" w:color="000000"/>
+            </w:tcBorders>
+            <w:vAlign w:val="bottom"/>
+          </w:tcPr>
+          <w:p>
+            <w:pPr>
+              <w:pStyle w:val="Normal"/>
+              <w:widowControl w:val="false"/>
+              <w:spacing w:lineRule="auto" w:line="180"/>
+              <w:jc w:val="center"/>
+              <w:rPr>
+                <w:color w:val="000000"/>
+                <w:sz w:val="16"/>
+                <w:szCs w:val="16"/>
+              </w:rPr>
+            </w:pPr>
+            <w:r>
+              <w:rPr>
+                <w:color w:val="000000"/>
+                <w:sz w:val="16"/>
+                <w:szCs w:val="16"/>
+              </w:rPr>
+              <w:t>Generator Field</w:t>
+            </w:r>
+          </w:p>
+        </w:tc>
+        <w:tc>
+          <w:tcPr>
+            <w:tcW w:w="1016" w:type="dxa"/>
+            <w:tcBorders>
+              <w:top w:val="single" w:sz="4" w:space="0" w:color="000000"/>
+              <w:left w:val="single" w:sz="4" w:space="0" w:color="000000"/>
+              <w:bottom w:val="single" w:sz="4" w:space="0" w:color="000000"/>
+            </w:tcBorders>
+            <w:vAlign w:val="bottom"/>
+          </w:tcPr>
+          <w:p>
+            <w:pPr>
+              <w:pStyle w:val="Normal"/>
+              <w:widowControl w:val="false"/>
+              <w:jc w:val="center"/>
+              <w:rPr>
+                <w:color w:val="000000"/>
+                <w:sz w:val="16"/>
+                <w:szCs w:val="16"/>
+              </w:rPr>
+            </w:pPr>
+            <w:r>
+              <w:rPr>
+                <w:color w:val="000000"/>
+                <w:sz w:val="16"/>
+                <w:szCs w:val="16"/>
+              </w:rPr>
+              <w:t>Brake</w:t>
+            </w:r>
+          </w:p>
+          <w:p>
+            <w:pPr>
+              <w:pStyle w:val="Normal"/>
+              <w:widowControl w:val="false"/>
+              <w:jc w:val="center"/>
+              <w:rPr>
+                <w:color w:val="000000"/>
+                <w:sz w:val="16"/>
+                <w:szCs w:val="16"/>
+              </w:rPr>
+            </w:pPr>
+            <w:r>
+              <w:rPr>
+                <w:color w:val="000000"/>
+                <w:sz w:val="16"/>
+                <w:szCs w:val="16"/>
+              </w:rPr>
+              <w:t>Cut-In</w:t>
+            </w:r>
+          </w:p>
+        </w:tc>
+        <w:tc>
+          <w:tcPr>
+            <w:tcW w:w="1016" w:type="dxa"/>
+            <w:tcBorders>
+              <w:top w:val="single" w:sz="4" w:space="0" w:color="000000"/>
+              <w:left w:val="single" w:sz="4" w:space="0" w:color="000000"/>
+              <w:bottom w:val="single" w:sz="4" w:space="0" w:color="000000"/>
+            </w:tcBorders>
+            <w:vAlign w:val="bottom"/>
+          </w:tcPr>
+          <w:p>
+            <w:pPr>
+              <w:pStyle w:val="Normal"/>
+              <w:widowControl w:val="false"/>
+              <w:jc w:val="center"/>
+              <w:rPr>
+                <w:color w:val="000000"/>
+                <w:sz w:val="16"/>
+                <w:szCs w:val="16"/>
+              </w:rPr>
+            </w:pPr>
+            <w:r>
+              <w:rPr>
+                <w:color w:val="000000"/>
+                <w:sz w:val="16"/>
+                <w:szCs w:val="16"/>
+              </w:rPr>
+              <w:t>Isolation Run</w:t>
+            </w:r>
+          </w:p>
+        </w:tc>
+        <w:tc>
+          <w:tcPr>
+            <w:tcW w:w="1017" w:type="dxa"/>
+            <w:tcBorders>
+              <w:top w:val="single" w:sz="4" w:space="0" w:color="000000"/>
+              <w:left w:val="single" w:sz="4" w:space="0" w:color="000000"/>
+              <w:bottom w:val="single" w:sz="4" w:space="0" w:color="000000"/>
+            </w:tcBorders>
+            <w:vAlign w:val="bottom"/>
+          </w:tcPr>
+          <w:p>
+            <w:pPr>
+              <w:pStyle w:val="Normal"/>
+              <w:widowControl w:val="false"/>
+              <w:jc w:val="center"/>
+              <w:rPr>
+                <w:sz w:val="16"/>
+                <w:szCs w:val="16"/>
+              </w:rPr>
+            </w:pPr>
+            <w:r>
+              <w:rPr>
+                <w:rFonts w:eastAsia="arial" w:ascii="arial" w:hAnsi="arial"/>
+                <w:color w:val="000000"/>
+                <w:sz w:val="16"/>
+                <w:szCs w:val="16"/>
+              </w:rPr>
+              <w:t>Unit Selector</w:t>
+            </w:r>
+          </w:p>
+        </w:tc>
+        <w:tc>
+          <w:tcPr>
+            <w:tcW w:w="1016" w:type="dxa"/>
+            <w:tcBorders>
+              <w:top w:val="single" w:sz="4" w:space="0" w:color="000000"/>
+              <w:left w:val="single" w:sz="4" w:space="0" w:color="000000"/>
+              <w:bottom w:val="single" w:sz="4" w:space="0" w:color="000000"/>
+            </w:tcBorders>
+            <w:vAlign w:val="bottom"/>
+          </w:tcPr>
+          <w:p>
+            <w:pPr>
+              <w:pStyle w:val="Normal"/>
+              <w:widowControl w:val="false"/>
+              <w:jc w:val="center"/>
+              <w:rPr>
+                <w:sz w:val="16"/>
+                <w:szCs w:val="16"/>
+              </w:rPr>
+            </w:pPr>
+            <w:r>
+              <w:rPr>
+                <w:sz w:val="16"/>
+                <w:szCs w:val="16"/>
+              </w:rPr>
+              <w:t>Transition Series</w:t>
+            </w:r>
+          </w:p>
+        </w:tc>
+        <w:tc>
+          <w:tcPr>
+            <w:tcW w:w="1020" w:type="dxa"/>
+            <w:tcBorders>
+              <w:top w:val="single" w:sz="4" w:space="0" w:color="000000"/>
+              <w:left w:val="single" w:sz="4" w:space="0" w:color="000000"/>
+              <w:bottom w:val="single" w:sz="4" w:space="0" w:color="000000"/>
+            </w:tcBorders>
+            <w:vAlign w:val="bottom"/>
+          </w:tcPr>
+          <w:p>
+            <w:pPr>
+              <w:pStyle w:val="Normal"/>
+              <w:widowControl w:val="false"/>
+              <w:jc w:val="center"/>
+              <w:rPr>
+                <w:sz w:val="16"/>
+                <w:szCs w:val="16"/>
+              </w:rPr>
+            </w:pPr>
+            <w:r>
+              <w:rPr>
+                <w:color w:val="000000"/>
+                <w:sz w:val="16"/>
+                <w:szCs w:val="16"/>
+              </w:rPr>
+              <w:t>Rotair Valve P</w:t>
+            </w:r>
+          </w:p>
+        </w:tc>
+        <w:tc>
+          <w:tcPr>
+            <w:tcW w:w="1016" w:type="dxa"/>
+            <w:tcBorders>
+              <w:top w:val="single" w:sz="4" w:space="0" w:color="000000"/>
+              <w:left w:val="single" w:sz="4" w:space="0" w:color="000000"/>
+              <w:bottom w:val="single" w:sz="4" w:space="0" w:color="000000"/>
+            </w:tcBorders>
+            <w:vAlign w:val="bottom"/>
+          </w:tcPr>
+          <w:p>
+            <w:pPr>
+              <w:pStyle w:val="Normal"/>
+              <w:widowControl w:val="false"/>
+              <w:spacing w:lineRule="auto" w:line="180"/>
+              <w:jc w:val="center"/>
+              <w:rPr>
+                <w:sz w:val="16"/>
+                <w:szCs w:val="16"/>
+              </w:rPr>
+            </w:pPr>
+            <w:r>
+              <w:rPr>
+                <w:rFonts w:eastAsia="arial" w:ascii="arial" w:hAnsi="arial"/>
+                <w:color w:val="000000"/>
+                <w:sz w:val="16"/>
+                <w:szCs w:val="16"/>
+              </w:rPr>
+              <w:t>Gauge Light</w:t>
+            </w:r>
+          </w:p>
+        </w:tc>
+        <w:tc>
+          <w:tcPr>
+            <w:tcW w:w="1016" w:type="dxa"/>
+            <w:tcBorders>
+              <w:top w:val="single" w:sz="4" w:space="0" w:color="000000"/>
+              <w:left w:val="single" w:sz="4" w:space="0" w:color="000000"/>
+              <w:bottom w:val="single" w:sz="4" w:space="0" w:color="000000"/>
+            </w:tcBorders>
+            <w:vAlign w:val="bottom"/>
+          </w:tcPr>
+          <w:p>
+            <w:pPr>
+              <w:pStyle w:val="Normal"/>
+              <w:widowControl w:val="false"/>
+              <w:spacing w:lineRule="auto" w:line="180"/>
+              <w:jc w:val="center"/>
+              <w:rPr>
+                <w:sz w:val="16"/>
+                <w:szCs w:val="16"/>
+              </w:rPr>
+            </w:pPr>
+            <w:r>
+              <w:rPr>
+                <w:sz w:val="16"/>
+                <w:szCs w:val="16"/>
+              </w:rPr>
+              <w:t>Cab Light</w:t>
+            </w:r>
+          </w:p>
+        </w:tc>
+        <w:tc>
+          <w:tcPr>
+            <w:tcW w:w="1016" w:type="dxa"/>
+            <w:tcBorders>
+              <w:top w:val="single" w:sz="4" w:space="0" w:color="000000"/>
+              <w:left w:val="single" w:sz="4" w:space="0" w:color="000000"/>
+              <w:bottom w:val="single" w:sz="4" w:space="0" w:color="000000"/>
+            </w:tcBorders>
+            <w:vAlign w:val="bottom"/>
+          </w:tcPr>
+          <w:p>
+            <w:pPr>
+              <w:pStyle w:val="Normal"/>
+              <w:widowControl w:val="false"/>
+              <w:spacing w:lineRule="auto" w:line="180"/>
+              <w:jc w:val="center"/>
+              <w:rPr>
+                <w:sz w:val="16"/>
+                <w:szCs w:val="16"/>
+              </w:rPr>
+            </w:pPr>
+            <w:r>
+              <w:rPr>
+                <w:rFonts w:eastAsia="arial" w:ascii="arial" w:hAnsi="arial"/>
+                <w:color w:val="000000"/>
+                <w:sz w:val="16"/>
+                <w:szCs w:val="16"/>
+              </w:rPr>
+              <w:t>1-Person</w:t>
+            </w:r>
+          </w:p>
+        </w:tc>
+        <w:tc>
+          <w:tcPr>
+            <w:tcW w:w="1029" w:type="dxa"/>
+            <w:tcBorders>
+              <w:top w:val="single" w:sz="4" w:space="0" w:color="000000"/>
+              <w:left w:val="single" w:sz="4" w:space="0" w:color="000000"/>
+              <w:bottom w:val="single" w:sz="4" w:space="0" w:color="000000"/>
+              <w:right w:val="single" w:sz="4" w:space="0" w:color="000000"/>
+            </w:tcBorders>
+            <w:vAlign w:val="bottom"/>
+          </w:tcPr>
+          <w:p>
+            <w:pPr>
+              <w:pStyle w:val="Normal"/>
+              <w:widowControl w:val="false"/>
+              <w:spacing w:lineRule="auto" w:line="180"/>
+              <w:jc w:val="center"/>
+              <w:rPr>
+                <w:sz w:val="16"/>
+                <w:szCs w:val="16"/>
+              </w:rPr>
+            </w:pPr>
+            <w:r>
+              <w:rPr>
+                <w:rFonts w:eastAsia="arial" w:ascii="arial" w:hAnsi="arial"/>
+                <w:color w:val="000000"/>
+                <w:sz w:val="16"/>
+                <w:szCs w:val="16"/>
+              </w:rPr>
+              <w:t>Next</w:t>
+            </w:r>
+          </w:p>
+          <w:p>
+            <w:pPr>
+              <w:pStyle w:val="Normal"/>
+              <w:widowControl w:val="false"/>
+              <w:spacing w:lineRule="auto" w:line="180"/>
+              <w:jc w:val="center"/>
+              <w:rPr>
+                <w:sz w:val="16"/>
+                <w:szCs w:val="16"/>
+              </w:rPr>
+            </w:pPr>
+            <w:r>
+              <w:rPr>
+                <w:rFonts w:eastAsia="arial" w:ascii="arial" w:hAnsi="arial"/>
+                <w:color w:val="000000"/>
+                <w:sz w:val="16"/>
+                <w:szCs w:val="16"/>
+              </w:rPr>
+              <w:t>Cab Cam</w:t>
+            </w:r>
+          </w:p>
+        </w:tc>
+      </w:tr>
+    </w:tbl>
+    <w:p>
+      <w:pPr>
+        <w:pStyle w:val="Normal"/>
+        <w:rPr>
+          <w:color w:val="000000"/>
+          <w:sz w:val="16"/>
+          <w:szCs w:val="16"/>
+        </w:rPr>
+      </w:pPr>
+      <w:r>
+        <w:rPr>
+          <w:rFonts w:eastAsia="arial" w:ascii="arial" w:hAnsi="arial"/>
+          <w:color w:val="000000"/>
+          <w:sz w:val="16"/>
+          <w:szCs w:val="16"/>
+        </w:rPr>
+        <w:tab/>
+        <w:t xml:space="preserve">           F7-2</w:t>
+      </w:r>
+    </w:p>
+    <w:tbl>
+      <w:tblPr>
+        <w:tblW w:w="14248" w:type="dxa"/>
+        <w:jc w:val="left"/>
+        <w:tblInd w:w="-5" w:type="dxa"/>
+        <w:tblLayout w:type="fixed"/>
+        <w:tblCellMar>
+          <w:top w:w="0" w:type="dxa"/>
+          <w:left w:w="108" w:type="dxa"/>
+          <w:bottom w:w="0" w:type="dxa"/>
+          <w:right w:w="108" w:type="dxa"/>
+        </w:tblCellMar>
+        <w:tblLook w:firstRow="1" w:noVBand="1" w:lastRow="0" w:firstColumn="1" w:lastColumn="0" w:noHBand="0" w:val="04a0"/>
+      </w:tblPr>
+      <w:tblGrid>
+        <w:gridCol w:w="1017"/>
+        <w:gridCol w:w="1019"/>
+        <w:gridCol w:w="1014"/>
+        <w:gridCol w:w="1016"/>
+        <w:gridCol w:w="1020"/>
+        <w:gridCol w:w="1016"/>
+        <w:gridCol w:w="1016"/>
+        <w:gridCol w:w="1017"/>
+        <w:gridCol w:w="1016"/>
+        <w:gridCol w:w="1020"/>
+        <w:gridCol w:w="1016"/>
+        <w:gridCol w:w="1016"/>
+        <w:gridCol w:w="1016"/>
+        <w:gridCol w:w="1029"/>
+      </w:tblGrid>
+      <w:tr>
+        <w:trPr>
+          <w:trHeight w:val="440" w:hRule="exact"/>
+          <w:cantSplit w:val="true"/>
+        </w:trPr>
+        <w:tc>
+          <w:tcPr>
+            <w:tcW w:w="1017" w:type="dxa"/>
+            <w:tcBorders>
+              <w:top w:val="single" w:sz="4" w:space="0" w:color="000000"/>
+              <w:left w:val="single" w:sz="4" w:space="0" w:color="000000"/>
+              <w:bottom w:val="single" w:sz="4" w:space="0" w:color="000000"/>
+            </w:tcBorders>
+            <w:vAlign w:val="bottom"/>
+          </w:tcPr>
+          <w:p>
+            <w:pPr>
+              <w:pStyle w:val="Normal"/>
+              <w:widowControl w:val="false"/>
+              <w:spacing w:lineRule="auto" w:line="180" w:before="0" w:after="60"/>
+              <w:jc w:val="center"/>
+              <w:rPr>
+                <w:b/>
+                <w:bCs/>
+              </w:rPr>
+            </w:pPr>
+            <w:r>
+              <w:rPr>
+                <w:b/>
+                <w:bCs/>
+                <w:color w:val="000000"/>
+                <w:sz w:val="16"/>
+                <w:szCs w:val="16"/>
+              </w:rPr>
+              <w:t>HUD</w:t>
+            </w:r>
+          </w:p>
+        </w:tc>
+        <w:tc>
+          <w:tcPr>
+            <w:tcW w:w="1019" w:type="dxa"/>
+            <w:tcBorders>
+              <w:top w:val="single" w:sz="4" w:space="0" w:color="000000"/>
+              <w:left w:val="single" w:sz="4" w:space="0" w:color="000000"/>
+              <w:bottom w:val="single" w:sz="4" w:space="0" w:color="000000"/>
+            </w:tcBorders>
+            <w:vAlign w:val="bottom"/>
+          </w:tcPr>
+          <w:p>
+            <w:pPr>
+              <w:pStyle w:val="Normal"/>
+              <w:widowControl w:val="false"/>
+              <w:spacing w:lineRule="auto" w:line="180"/>
+              <w:jc w:val="center"/>
+              <w:rPr>
+                <w:color w:val="000000"/>
+                <w:sz w:val="16"/>
+                <w:szCs w:val="16"/>
+              </w:rPr>
+            </w:pPr>
+            <w:r>
+              <w:rPr>
+                <w:color w:val="000000"/>
+                <w:sz w:val="16"/>
+                <w:szCs w:val="16"/>
+              </w:rPr>
+              <w:t>Schedule</w:t>
+            </w:r>
+          </w:p>
+        </w:tc>
+        <w:tc>
+          <w:tcPr>
+            <w:tcW w:w="1014" w:type="dxa"/>
+            <w:tcBorders>
+              <w:top w:val="single" w:sz="4" w:space="0" w:color="000000"/>
+              <w:left w:val="single" w:sz="4" w:space="0" w:color="000000"/>
+              <w:bottom w:val="single" w:sz="4" w:space="0" w:color="000000"/>
+            </w:tcBorders>
+            <w:vAlign w:val="bottom"/>
+          </w:tcPr>
+          <w:p>
+            <w:pPr>
+              <w:pStyle w:val="Normal"/>
+              <w:widowControl w:val="false"/>
+              <w:spacing w:lineRule="auto" w:line="180"/>
+              <w:jc w:val="center"/>
+              <w:rPr>
+                <w:color w:val="000000"/>
+                <w:sz w:val="16"/>
+                <w:szCs w:val="16"/>
+              </w:rPr>
+            </w:pPr>
+            <w:r>
+              <w:rPr>
+                <w:rFonts w:eastAsia="arial" w:ascii="arial" w:hAnsi="arial"/>
+                <w:color w:val="000000"/>
+                <w:sz w:val="16"/>
+                <w:szCs w:val="16"/>
+              </w:rPr>
+              <w:t>Engine Stop</w:t>
+            </w:r>
+          </w:p>
+        </w:tc>
+        <w:tc>
+          <w:tcPr>
+            <w:tcW w:w="1016" w:type="dxa"/>
+            <w:tcBorders>
+              <w:top w:val="single" w:sz="4" w:space="0" w:color="000000"/>
+              <w:left w:val="single" w:sz="4" w:space="0" w:color="000000"/>
+              <w:bottom w:val="single" w:sz="4" w:space="0" w:color="000000"/>
+            </w:tcBorders>
+            <w:vAlign w:val="bottom"/>
+          </w:tcPr>
+          <w:p>
+            <w:pPr>
+              <w:pStyle w:val="Normal"/>
+              <w:widowControl w:val="false"/>
+              <w:spacing w:lineRule="auto" w:line="180"/>
+              <w:jc w:val="center"/>
+              <w:rPr>
+                <w:color w:val="000000"/>
+                <w:sz w:val="16"/>
+                <w:szCs w:val="16"/>
+              </w:rPr>
+            </w:pPr>
+            <w:r>
+              <w:rPr>
+                <w:color w:val="000000"/>
+                <w:sz w:val="16"/>
+                <w:szCs w:val="16"/>
+              </w:rPr>
+              <w:t>Safety Cock</w:t>
+            </w:r>
+          </w:p>
+        </w:tc>
+        <w:tc>
+          <w:tcPr>
+            <w:tcW w:w="1020" w:type="dxa"/>
+            <w:tcBorders>
+              <w:top w:val="single" w:sz="4" w:space="0" w:color="000000"/>
+              <w:left w:val="single" w:sz="4" w:space="0" w:color="000000"/>
+              <w:bottom w:val="single" w:sz="4" w:space="0" w:color="000000"/>
+            </w:tcBorders>
+            <w:vAlign w:val="bottom"/>
+          </w:tcPr>
+          <w:p>
+            <w:pPr>
+              <w:pStyle w:val="Normal"/>
+              <w:widowControl w:val="false"/>
+              <w:spacing w:lineRule="auto" w:line="180"/>
+              <w:jc w:val="center"/>
+              <w:rPr>
+                <w:color w:val="000000"/>
+                <w:sz w:val="16"/>
+                <w:szCs w:val="16"/>
+              </w:rPr>
+            </w:pPr>
+            <w:r>
+              <w:rPr>
+                <w:color w:val="000000"/>
+                <w:sz w:val="16"/>
+                <w:szCs w:val="16"/>
+              </w:rPr>
+              <w:t>Control &amp; Fuel Pump</w:t>
+            </w:r>
+          </w:p>
+        </w:tc>
+        <w:tc>
+          <w:tcPr>
+            <w:tcW w:w="1016" w:type="dxa"/>
+            <w:tcBorders>
+              <w:top w:val="single" w:sz="4" w:space="0" w:color="000000"/>
+              <w:left w:val="single" w:sz="4" w:space="0" w:color="000000"/>
+              <w:bottom w:val="single" w:sz="4" w:space="0" w:color="000000"/>
+            </w:tcBorders>
+            <w:vAlign w:val="bottom"/>
+          </w:tcPr>
+          <w:p>
+            <w:pPr>
+              <w:pStyle w:val="Normal"/>
+              <w:widowControl w:val="false"/>
+              <w:jc w:val="center"/>
+              <w:rPr>
+                <w:color w:val="000000"/>
+                <w:sz w:val="16"/>
+                <w:szCs w:val="16"/>
+              </w:rPr>
+            </w:pPr>
+            <w:r>
+              <w:rPr>
+                <w:color w:val="000000"/>
+                <w:sz w:val="16"/>
+                <w:szCs w:val="16"/>
+              </w:rPr>
+              <w:t>Brake</w:t>
+            </w:r>
+          </w:p>
+          <w:p>
+            <w:pPr>
+              <w:pStyle w:val="Normal"/>
+              <w:widowControl w:val="false"/>
+              <w:jc w:val="center"/>
+              <w:rPr>
+                <w:color w:val="000000"/>
+                <w:sz w:val="16"/>
+                <w:szCs w:val="16"/>
+              </w:rPr>
+            </w:pPr>
+            <w:r>
+              <w:rPr>
+                <w:color w:val="000000"/>
+                <w:sz w:val="16"/>
+                <w:szCs w:val="16"/>
+              </w:rPr>
+              <w:t>Cut-Out</w:t>
+            </w:r>
+          </w:p>
+        </w:tc>
+        <w:tc>
+          <w:tcPr>
+            <w:tcW w:w="1016" w:type="dxa"/>
+            <w:tcBorders>
+              <w:top w:val="single" w:sz="4" w:space="0" w:color="000000"/>
+              <w:left w:val="single" w:sz="4" w:space="0" w:color="000000"/>
+              <w:bottom w:val="single" w:sz="4" w:space="0" w:color="000000"/>
+            </w:tcBorders>
+            <w:vAlign w:val="bottom"/>
+          </w:tcPr>
+          <w:p>
+            <w:pPr>
+              <w:pStyle w:val="Normal"/>
+              <w:widowControl w:val="false"/>
+              <w:jc w:val="center"/>
+              <w:rPr>
+                <w:color w:val="000000"/>
+                <w:sz w:val="16"/>
+                <w:szCs w:val="16"/>
+              </w:rPr>
+            </w:pPr>
+            <w:r>
+              <w:rPr>
+                <w:rFonts w:eastAsia="arial" w:ascii="arial" w:hAnsi="arial"/>
+                <w:color w:val="000000"/>
+                <w:sz w:val="16"/>
+                <w:szCs w:val="16"/>
+              </w:rPr>
+              <w:t>Isolation Start</w:t>
+            </w:r>
+          </w:p>
+        </w:tc>
+        <w:tc>
+          <w:tcPr>
+            <w:tcW w:w="1017" w:type="dxa"/>
+            <w:tcBorders>
+              <w:top w:val="single" w:sz="4" w:space="0" w:color="000000"/>
+              <w:left w:val="single" w:sz="4" w:space="0" w:color="000000"/>
+              <w:bottom w:val="single" w:sz="4" w:space="0" w:color="000000"/>
+            </w:tcBorders>
+            <w:vAlign w:val="bottom"/>
+          </w:tcPr>
+          <w:p>
+            <w:pPr>
+              <w:pStyle w:val="Normal"/>
+              <w:widowControl w:val="false"/>
+              <w:jc w:val="center"/>
+              <w:rPr>
+                <w:rFonts w:ascii="arial" w:hAnsi="arial" w:eastAsia="arial"/>
+                <w:color w:val="000000"/>
+                <w:sz w:val="16"/>
+                <w:szCs w:val="16"/>
+              </w:rPr>
+            </w:pPr>
+            <w:r>
+              <w:rPr>
+                <w:rFonts w:eastAsia="arial" w:ascii="arial" w:hAnsi="arial"/>
+                <w:color w:val="000000"/>
+                <w:sz w:val="16"/>
+                <w:szCs w:val="16"/>
+              </w:rPr>
+              <w:t>Lead Sand</w:t>
+            </w:r>
+          </w:p>
+        </w:tc>
+        <w:tc>
+          <w:tcPr>
+            <w:tcW w:w="1016" w:type="dxa"/>
+            <w:tcBorders>
+              <w:top w:val="single" w:sz="4" w:space="0" w:color="000000"/>
+              <w:left w:val="single" w:sz="4" w:space="0" w:color="000000"/>
+              <w:bottom w:val="single" w:sz="4" w:space="0" w:color="000000"/>
+            </w:tcBorders>
+            <w:vAlign w:val="bottom"/>
+          </w:tcPr>
+          <w:p>
+            <w:pPr>
+              <w:pStyle w:val="Normal"/>
+              <w:widowControl w:val="false"/>
+              <w:jc w:val="center"/>
+              <w:rPr>
+                <w:sz w:val="16"/>
+                <w:szCs w:val="16"/>
+              </w:rPr>
+            </w:pPr>
+            <w:r>
+              <w:rPr>
+                <w:rFonts w:eastAsia="arial" w:ascii="arial" w:hAnsi="arial"/>
+                <w:color w:val="000000"/>
+                <w:sz w:val="16"/>
+                <w:szCs w:val="16"/>
+              </w:rPr>
+              <w:t>Transition Braking</w:t>
+            </w:r>
+          </w:p>
+        </w:tc>
+        <w:tc>
+          <w:tcPr>
+            <w:tcW w:w="1020" w:type="dxa"/>
+            <w:tcBorders>
+              <w:top w:val="single" w:sz="4" w:space="0" w:color="000000"/>
+              <w:left w:val="single" w:sz="4" w:space="0" w:color="000000"/>
+              <w:bottom w:val="single" w:sz="4" w:space="0" w:color="000000"/>
+            </w:tcBorders>
+            <w:vAlign w:val="bottom"/>
+          </w:tcPr>
+          <w:p>
+            <w:pPr>
+              <w:pStyle w:val="Normal"/>
+              <w:widowControl w:val="false"/>
+              <w:jc w:val="center"/>
+              <w:rPr>
+                <w:color w:val="000000"/>
+                <w:sz w:val="16"/>
+                <w:szCs w:val="16"/>
+              </w:rPr>
+            </w:pPr>
+            <w:r>
+              <w:rPr>
+                <w:rFonts w:eastAsia="arial" w:ascii="arial" w:hAnsi="arial"/>
+                <w:color w:val="000000"/>
+                <w:sz w:val="16"/>
+                <w:szCs w:val="16"/>
+              </w:rPr>
+              <w:t>Rotair Valve F</w:t>
+            </w:r>
+          </w:p>
+        </w:tc>
+        <w:tc>
+          <w:tcPr>
+            <w:tcW w:w="1016" w:type="dxa"/>
+            <w:tcBorders>
+              <w:top w:val="single" w:sz="4" w:space="0" w:color="000000"/>
+              <w:left w:val="single" w:sz="4" w:space="0" w:color="000000"/>
+              <w:bottom w:val="single" w:sz="4" w:space="0" w:color="000000"/>
+            </w:tcBorders>
+            <w:vAlign w:val="bottom"/>
+          </w:tcPr>
+          <w:p>
+            <w:pPr>
+              <w:pStyle w:val="Normal"/>
+              <w:widowControl w:val="false"/>
+              <w:spacing w:lineRule="auto" w:line="180"/>
+              <w:jc w:val="center"/>
+              <w:rPr>
+                <w:sz w:val="16"/>
+                <w:szCs w:val="16"/>
+              </w:rPr>
+            </w:pPr>
+            <w:r>
+              <w:rPr>
+                <w:sz w:val="16"/>
+                <w:szCs w:val="16"/>
+              </w:rPr>
+              <w:t>Class Light</w:t>
             </w:r>
           </w:p>
         </w:tc>
@@ -6838,7 +7888,7 @@
           <w:sz w:val="16"/>
           <w:szCs w:val="16"/>
         </w:rPr>
-        <w:t>F7</w:t>
+        <w:t>GP38-2 CSX/UP</w:t>
       </w:r>
       <w:r>
         <w:rPr>
@@ -6965,22 +8015,22 @@
             <w:pPr>
               <w:pStyle w:val="Normal"/>
               <w:widowControl w:val="false"/>
-              <w:spacing w:lineRule="auto" w:line="180"/>
-              <w:jc w:val="center"/>
-              <w:rPr>
-                <w:color w:val="000000"/>
-                <w:sz w:val="16"/>
-                <w:szCs w:val="16"/>
-              </w:rPr>
-            </w:pPr>
-            <w:r>
-              <w:rPr>
-                <w:rFonts w:eastAsia="arial" w:ascii="arial" w:hAnsi="arial"/>
-                <w:color w:val="000000"/>
-                <w:sz w:val="16"/>
-                <w:szCs w:val="16"/>
-              </w:rPr>
-              <w:t>Engine Start</w:t>
+              <w:jc w:val="center"/>
+              <w:rPr>
+                <w:rFonts w:ascii="arial" w:hAnsi="arial" w:eastAsia="arial"/>
+                <w:color w:val="000000"/>
+                <w:sz w:val="16"/>
+                <w:szCs w:val="16"/>
+              </w:rPr>
+            </w:pPr>
+            <w:r>
+              <w:rPr>
+                <w:rFonts w:eastAsia="arial" w:ascii="arial" w:hAnsi="arial"/>
+                <w:color w:val="000000"/>
+                <w:sz w:val="16"/>
+                <w:szCs w:val="16"/>
+              </w:rPr>
+              <w:t>Lead Sand</w:t>
             </w:r>
           </w:p>
         </w:tc>
@@ -7126,67 +8176,68 @@
                 <w:sz w:val="16"/>
                 <w:szCs w:val="16"/>
               </w:rPr>
+              <w:t>MU-2A Lead</w:t>
+            </w:r>
+          </w:p>
+        </w:tc>
+        <w:tc>
+          <w:tcPr>
+            <w:tcW w:w="1017" w:type="dxa"/>
+            <w:tcBorders>
+              <w:top w:val="single" w:sz="4" w:space="0" w:color="000000"/>
+              <w:left w:val="single" w:sz="4" w:space="0" w:color="000000"/>
+              <w:bottom w:val="single" w:sz="4" w:space="0" w:color="000000"/>
+            </w:tcBorders>
+            <w:vAlign w:val="bottom"/>
+          </w:tcPr>
+          <w:p>
+            <w:pPr>
+              <w:pStyle w:val="Normal"/>
+              <w:widowControl w:val="false"/>
+              <w:jc w:val="center"/>
+              <w:rPr>
+                <w:color w:val="000000"/>
+                <w:sz w:val="16"/>
+                <w:szCs w:val="16"/>
+              </w:rPr>
+            </w:pPr>
+            <w:r>
+              <w:rPr>
+                <w:rFonts w:eastAsia="arial" w:ascii="arial" w:hAnsi="arial"/>
+                <w:color w:val="000000"/>
+                <w:sz w:val="16"/>
+                <w:szCs w:val="16"/>
+              </w:rPr>
               <w:t>Isolation Run</w:t>
             </w:r>
           </w:p>
         </w:tc>
         <w:tc>
           <w:tcPr>
-            <w:tcW w:w="1017" w:type="dxa"/>
-            <w:tcBorders>
-              <w:top w:val="single" w:sz="4" w:space="0" w:color="000000"/>
-              <w:left w:val="single" w:sz="4" w:space="0" w:color="000000"/>
-              <w:bottom w:val="single" w:sz="4" w:space="0" w:color="000000"/>
-            </w:tcBorders>
-            <w:vAlign w:val="bottom"/>
-          </w:tcPr>
-          <w:p>
-            <w:pPr>
-              <w:pStyle w:val="Normal"/>
-              <w:widowControl w:val="false"/>
-              <w:jc w:val="center"/>
-              <w:rPr>
-                <w:sz w:val="16"/>
-                <w:szCs w:val="16"/>
-              </w:rPr>
-            </w:pPr>
-            <w:r>
-              <w:rPr>
-                <w:rFonts w:eastAsia="arial" w:ascii="arial" w:hAnsi="arial"/>
-                <w:color w:val="000000"/>
-                <w:sz w:val="16"/>
-                <w:szCs w:val="16"/>
-              </w:rPr>
-              <w:t>Unit Selector</w:t>
-            </w:r>
-          </w:p>
-        </w:tc>
-        <w:tc>
-          <w:tcPr>
-            <w:tcW w:w="1016" w:type="dxa"/>
-            <w:tcBorders>
-              <w:top w:val="single" w:sz="4" w:space="0" w:color="000000"/>
-              <w:left w:val="single" w:sz="4" w:space="0" w:color="000000"/>
-              <w:bottom w:val="single" w:sz="4" w:space="0" w:color="000000"/>
-            </w:tcBorders>
-            <w:vAlign w:val="bottom"/>
-          </w:tcPr>
-          <w:p>
-            <w:pPr>
-              <w:pStyle w:val="Normal"/>
-              <w:widowControl w:val="false"/>
-              <w:jc w:val="center"/>
-              <w:rPr>
-                <w:sz w:val="16"/>
-                <w:szCs w:val="16"/>
-              </w:rPr>
-            </w:pPr>
-            <w:r>
-              <w:rPr>
-                <w:sz w:val="16"/>
-                <w:szCs w:val="16"/>
-              </w:rPr>
-              <w:t>Transition Series</w:t>
+            <w:tcW w:w="1016" w:type="dxa"/>
+            <w:tcBorders>
+              <w:top w:val="single" w:sz="4" w:space="0" w:color="000000"/>
+              <w:left w:val="single" w:sz="4" w:space="0" w:color="000000"/>
+              <w:bottom w:val="single" w:sz="4" w:space="0" w:color="000000"/>
+            </w:tcBorders>
+            <w:vAlign w:val="bottom"/>
+          </w:tcPr>
+          <w:p>
+            <w:pPr>
+              <w:pStyle w:val="Normal"/>
+              <w:widowControl w:val="false"/>
+              <w:jc w:val="center"/>
+              <w:rPr>
+                <w:sz w:val="16"/>
+                <w:szCs w:val="16"/>
+              </w:rPr>
+            </w:pPr>
+            <w:r>
+              <w:rPr>
+                <w:sz w:val="16"/>
+                <w:szCs w:val="16"/>
+              </w:rPr>
+              <w:t>Rear HL Up</w:t>
             </w:r>
           </w:p>
         </w:tc>
@@ -7206,25 +8257,19 @@
               <w:widowControl w:val="false"/>
               <w:jc w:val="center"/>
               <w:rPr>
-                <w:sz w:val="16"/>
-                <w:szCs w:val="16"/>
-              </w:rPr>
-            </w:pPr>
-            <w:r>
-              <w:rPr>
-                <w:color w:val="000000"/>
-                <w:sz w:val="16"/>
-                <w:szCs w:val="16"/>
-              </w:rPr>
-              <w:t xml:space="preserve">Rotair Valve </w:t>
-            </w:r>
-            <w:r>
-              <w:rPr>
-                <w:color w:val="000000"/>
-                <w:sz w:val="16"/>
-                <w:szCs w:val="16"/>
-              </w:rPr>
-              <w:t>P</w:t>
+                <w:color w:val="000000"/>
+                <w:sz w:val="16"/>
+                <w:szCs w:val="16"/>
+              </w:rPr>
+            </w:pPr>
+            <w:r>
+              <w:rPr>
+                <w:rFonts w:eastAsia="arial" w:ascii="arial" w:hAnsi="arial"/>
+                <w:color w:val="000000"/>
+                <w:sz w:val="16"/>
+                <w:szCs w:val="16"/>
+              </w:rPr>
+              <w:t>Banking COMM</w:t>
             </w:r>
           </w:p>
         </w:tc>
@@ -7378,6 +8423,25 @@
         </w:tc>
       </w:tr>
     </w:tbl>
+    <w:p>
+      <w:pPr>
+        <w:pStyle w:val="Normal"/>
+        <w:rPr>
+          <w:rFonts w:ascii="arial" w:hAnsi="arial" w:eastAsia="arial"/>
+          <w:color w:val="000000"/>
+          <w:sz w:val="16"/>
+          <w:szCs w:val="16"/>
+        </w:rPr>
+      </w:pPr>
+      <w:r>
+        <w:rPr>
+          <w:rFonts w:eastAsia="arial" w:ascii="arial" w:hAnsi="arial"/>
+          <w:color w:val="000000"/>
+          <w:sz w:val="16"/>
+          <w:szCs w:val="16"/>
+        </w:rPr>
+      </w:r>
+    </w:p>
     <w:p>
       <w:pPr>
         <w:pStyle w:val="Normal"/>
@@ -7404,7 +8468,7 @@
           <w:sz w:val="16"/>
           <w:szCs w:val="16"/>
         </w:rPr>
-        <w:t>F7</w:t>
+        <w:t>GP38-2 CSX/UP</w:t>
       </w:r>
       <w:r>
         <w:rPr>
@@ -7577,7 +8641,7 @@
                 <w:sz w:val="16"/>
                 <w:szCs w:val="16"/>
               </w:rPr>
-              <w:t>Safety Cock</w:t>
+              <w:t>Warning Devices</w:t>
             </w:r>
           </w:p>
         </w:tc>
@@ -7668,47 +8732,39 @@
                 <w:sz w:val="16"/>
                 <w:szCs w:val="16"/>
               </w:rPr>
-              <w:t>Cut-</w:t>
-            </w:r>
-            <w:r>
-              <w:rPr>
-                <w:color w:val="000000"/>
-                <w:sz w:val="16"/>
-                <w:szCs w:val="16"/>
-              </w:rPr>
-              <w:t>Out</w:t>
-            </w:r>
-          </w:p>
-        </w:tc>
-        <w:tc>
-          <w:tcPr>
-            <w:tcW w:w="1016" w:type="dxa"/>
-            <w:tcBorders>
-              <w:top w:val="single" w:sz="4" w:space="0" w:color="000000"/>
-              <w:left w:val="single" w:sz="4" w:space="0" w:color="000000"/>
-              <w:bottom w:val="single" w:sz="4" w:space="0" w:color="000000"/>
-            </w:tcBorders>
-            <w:vAlign w:val="bottom"/>
-          </w:tcPr>
-          <w:p>
-            <w:pPr>
-              <w:pStyle w:val="Normal"/>
-              <w:widowControl w:val="false"/>
-              <w:jc w:val="center"/>
-              <w:rPr>
-                <w:color w:val="000000"/>
-                <w:sz w:val="16"/>
-                <w:szCs w:val="16"/>
-              </w:rPr>
-            </w:pPr>
-            <w:r>
-              <w:rPr>
-                <w:rFonts w:eastAsia="arial" w:ascii="arial" w:hAnsi="arial"/>
-                <w:color w:val="000000"/>
-                <w:sz w:val="16"/>
-                <w:szCs w:val="16"/>
-              </w:rPr>
-              <w:t>Isolation Start</w:t>
+              <w:t>Cut-Out</w:t>
+            </w:r>
+          </w:p>
+        </w:tc>
+        <w:tc>
+          <w:tcPr>
+            <w:tcW w:w="1016" w:type="dxa"/>
+            <w:tcBorders>
+              <w:top w:val="single" w:sz="4" w:space="0" w:color="000000"/>
+              <w:left w:val="single" w:sz="4" w:space="0" w:color="000000"/>
+              <w:bottom w:val="single" w:sz="4" w:space="0" w:color="000000"/>
+            </w:tcBorders>
+            <w:vAlign w:val="bottom"/>
+          </w:tcPr>
+          <w:p>
+            <w:pPr>
+              <w:pStyle w:val="Normal"/>
+              <w:widowControl w:val="false"/>
+              <w:jc w:val="center"/>
+              <w:rPr>
+                <w:color w:val="000000"/>
+                <w:sz w:val="16"/>
+                <w:szCs w:val="16"/>
+              </w:rPr>
+            </w:pPr>
+            <w:r>
+              <w:rPr>
+                <w:rFonts w:eastAsia="arial" w:ascii="arial" w:hAnsi="arial"/>
+                <w:color w:val="000000"/>
+                <w:sz w:val="16"/>
+                <w:szCs w:val="16"/>
+              </w:rPr>
+              <w:t>MU-2A Trail</w:t>
             </w:r>
           </w:p>
         </w:tc>
@@ -7728,6 +8784,441 @@
               <w:widowControl w:val="false"/>
               <w:jc w:val="center"/>
               <w:rPr>
+                <w:color w:val="000000"/>
+                <w:sz w:val="16"/>
+                <w:szCs w:val="16"/>
+              </w:rPr>
+            </w:pPr>
+            <w:r>
+              <w:rPr>
+                <w:rFonts w:eastAsia="arial" w:ascii="arial" w:hAnsi="arial"/>
+                <w:color w:val="000000"/>
+                <w:sz w:val="16"/>
+                <w:szCs w:val="16"/>
+              </w:rPr>
+              <w:t>Isolation Start Iso.</w:t>
+            </w:r>
+          </w:p>
+        </w:tc>
+        <w:tc>
+          <w:tcPr>
+            <w:tcW w:w="1016" w:type="dxa"/>
+            <w:tcBorders>
+              <w:top w:val="single" w:sz="4" w:space="0" w:color="000000"/>
+              <w:left w:val="single" w:sz="4" w:space="0" w:color="000000"/>
+              <w:bottom w:val="single" w:sz="4" w:space="0" w:color="000000"/>
+            </w:tcBorders>
+            <w:vAlign w:val="bottom"/>
+          </w:tcPr>
+          <w:p>
+            <w:pPr>
+              <w:pStyle w:val="Normal"/>
+              <w:widowControl w:val="false"/>
+              <w:jc w:val="center"/>
+              <w:rPr>
+                <w:sz w:val="16"/>
+                <w:szCs w:val="16"/>
+              </w:rPr>
+            </w:pPr>
+            <w:r>
+              <w:rPr>
+                <w:rFonts w:eastAsia="arial" w:ascii="arial" w:hAnsi="arial"/>
+                <w:color w:val="000000"/>
+                <w:sz w:val="16"/>
+                <w:szCs w:val="16"/>
+              </w:rPr>
+              <w:t>Rear HL Down</w:t>
+            </w:r>
+          </w:p>
+        </w:tc>
+        <w:tc>
+          <w:tcPr>
+            <w:tcW w:w="1020" w:type="dxa"/>
+            <w:tcBorders>
+              <w:top w:val="single" w:sz="4" w:space="0" w:color="000000"/>
+              <w:left w:val="single" w:sz="4" w:space="0" w:color="000000"/>
+              <w:bottom w:val="single" w:sz="4" w:space="0" w:color="000000"/>
+            </w:tcBorders>
+            <w:vAlign w:val="bottom"/>
+          </w:tcPr>
+          <w:p>
+            <w:pPr>
+              <w:pStyle w:val="Normal"/>
+              <w:widowControl w:val="false"/>
+              <w:spacing w:lineRule="auto" w:line="180"/>
+              <w:jc w:val="center"/>
+              <w:rPr>
+                <w:sz w:val="16"/>
+                <w:szCs w:val="16"/>
+              </w:rPr>
+            </w:pPr>
+            <w:r>
+              <w:rPr>
+                <w:sz w:val="16"/>
+                <w:szCs w:val="16"/>
+              </w:rPr>
+              <w:t>Headlight Control</w:t>
+            </w:r>
+          </w:p>
+        </w:tc>
+        <w:tc>
+          <w:tcPr>
+            <w:tcW w:w="1016" w:type="dxa"/>
+            <w:tcBorders>
+              <w:top w:val="single" w:sz="4" w:space="0" w:color="000000"/>
+              <w:left w:val="single" w:sz="4" w:space="0" w:color="000000"/>
+              <w:bottom w:val="single" w:sz="4" w:space="0" w:color="000000"/>
+            </w:tcBorders>
+            <w:vAlign w:val="bottom"/>
+          </w:tcPr>
+          <w:p>
+            <w:pPr>
+              <w:pStyle w:val="Normal"/>
+              <w:widowControl w:val="false"/>
+              <w:spacing w:lineRule="auto" w:line="180"/>
+              <w:jc w:val="center"/>
+              <w:rPr>
+                <w:sz w:val="16"/>
+                <w:szCs w:val="16"/>
+              </w:rPr>
+            </w:pPr>
+            <w:r>
+              <w:rPr>
+                <w:sz w:val="16"/>
+                <w:szCs w:val="16"/>
+              </w:rPr>
+              <w:t>Step Light</w:t>
+            </w:r>
+          </w:p>
+        </w:tc>
+        <w:tc>
+          <w:tcPr>
+            <w:tcW w:w="1016" w:type="dxa"/>
+            <w:tcBorders>
+              <w:top w:val="single" w:sz="4" w:space="0" w:color="000000"/>
+              <w:left w:val="single" w:sz="4" w:space="0" w:color="000000"/>
+              <w:bottom w:val="single" w:sz="4" w:space="0" w:color="000000"/>
+            </w:tcBorders>
+            <w:vAlign w:val="bottom"/>
+          </w:tcPr>
+          <w:p>
+            <w:pPr>
+              <w:pStyle w:val="Normal"/>
+              <w:widowControl w:val="false"/>
+              <w:spacing w:lineRule="auto" w:line="180"/>
+              <w:jc w:val="center"/>
+              <w:rPr>
+                <w:sz w:val="16"/>
+                <w:szCs w:val="16"/>
+              </w:rPr>
+            </w:pPr>
+            <w:r>
+              <w:rPr>
+                <w:sz w:val="16"/>
+                <w:szCs w:val="16"/>
+              </w:rPr>
+              <w:t>Ditch Light</w:t>
+            </w:r>
+          </w:p>
+        </w:tc>
+        <w:tc>
+          <w:tcPr>
+            <w:tcW w:w="1016" w:type="dxa"/>
+            <w:tcBorders>
+              <w:top w:val="single" w:sz="4" w:space="0" w:color="000000"/>
+              <w:left w:val="single" w:sz="4" w:space="0" w:color="000000"/>
+              <w:bottom w:val="single" w:sz="4" w:space="0" w:color="000000"/>
+            </w:tcBorders>
+            <w:vAlign w:val="bottom"/>
+          </w:tcPr>
+          <w:p>
+            <w:pPr>
+              <w:pStyle w:val="Normal"/>
+              <w:widowControl w:val="false"/>
+              <w:spacing w:lineRule="auto" w:line="180"/>
+              <w:jc w:val="center"/>
+              <w:rPr>
+                <w:sz w:val="16"/>
+                <w:szCs w:val="16"/>
+              </w:rPr>
+            </w:pPr>
+            <w:r>
+              <w:rPr>
+                <w:rFonts w:eastAsia="arial" w:ascii="arial" w:hAnsi="arial"/>
+                <w:color w:val="000000"/>
+                <w:sz w:val="16"/>
+                <w:szCs w:val="16"/>
+              </w:rPr>
+              <w:t>Exterior</w:t>
+            </w:r>
+          </w:p>
+          <w:p>
+            <w:pPr>
+              <w:pStyle w:val="Normal"/>
+              <w:widowControl w:val="false"/>
+              <w:spacing w:lineRule="auto" w:line="180"/>
+              <w:jc w:val="center"/>
+              <w:rPr>
+                <w:sz w:val="16"/>
+                <w:szCs w:val="16"/>
+              </w:rPr>
+            </w:pPr>
+            <w:r>
+              <w:rPr>
+                <w:rFonts w:eastAsia="arial" w:ascii="arial" w:hAnsi="arial"/>
+                <w:color w:val="000000"/>
+                <w:sz w:val="16"/>
+                <w:szCs w:val="16"/>
+              </w:rPr>
+              <w:t>Camera</w:t>
+            </w:r>
+          </w:p>
+        </w:tc>
+        <w:tc>
+          <w:tcPr>
+            <w:tcW w:w="1029" w:type="dxa"/>
+            <w:tcBorders>
+              <w:top w:val="single" w:sz="4" w:space="0" w:color="000000"/>
+              <w:left w:val="single" w:sz="4" w:space="0" w:color="000000"/>
+              <w:bottom w:val="single" w:sz="4" w:space="0" w:color="000000"/>
+              <w:right w:val="single" w:sz="4" w:space="0" w:color="000000"/>
+            </w:tcBorders>
+            <w:vAlign w:val="bottom"/>
+          </w:tcPr>
+          <w:p>
+            <w:pPr>
+              <w:pStyle w:val="Normal"/>
+              <w:widowControl w:val="false"/>
+              <w:spacing w:lineRule="auto" w:line="180"/>
+              <w:jc w:val="center"/>
+              <w:rPr>
+                <w:sz w:val="16"/>
+                <w:szCs w:val="16"/>
+              </w:rPr>
+            </w:pPr>
+            <w:r>
+              <w:rPr>
+                <w:rFonts w:eastAsia="arial" w:ascii="arial" w:hAnsi="arial"/>
+                <w:color w:val="000000"/>
+                <w:sz w:val="16"/>
+                <w:szCs w:val="16"/>
+              </w:rPr>
+              <w:t>Prev</w:t>
+            </w:r>
+          </w:p>
+          <w:p>
+            <w:pPr>
+              <w:pStyle w:val="Normal"/>
+              <w:widowControl w:val="false"/>
+              <w:spacing w:lineRule="auto" w:line="180"/>
+              <w:jc w:val="center"/>
+              <w:rPr>
+                <w:sz w:val="16"/>
+                <w:szCs w:val="16"/>
+              </w:rPr>
+            </w:pPr>
+            <w:r>
+              <w:rPr>
+                <w:rFonts w:eastAsia="arial" w:ascii="arial" w:hAnsi="arial"/>
+                <w:color w:val="000000"/>
+                <w:sz w:val="16"/>
+                <w:szCs w:val="16"/>
+              </w:rPr>
+              <w:t>Cab Cam</w:t>
+            </w:r>
+          </w:p>
+        </w:tc>
+      </w:tr>
+    </w:tbl>
+    <w:p>
+      <w:pPr>
+        <w:pStyle w:val="Normal"/>
+        <w:rPr>
+          <w:color w:val="000000"/>
+          <w:sz w:val="16"/>
+          <w:szCs w:val="16"/>
+        </w:rPr>
+      </w:pPr>
+      <w:r>
+        <w:rPr>
+          <w:color w:val="000000"/>
+          <w:sz w:val="16"/>
+          <w:szCs w:val="16"/>
+        </w:rPr>
+      </w:r>
+    </w:p>
+    <w:p>
+      <w:pPr>
+        <w:pStyle w:val="Normal"/>
+        <w:rPr>
+          <w:color w:val="000000"/>
+          <w:sz w:val="16"/>
+          <w:szCs w:val="16"/>
+        </w:rPr>
+      </w:pPr>
+      <w:r>
+        <w:rPr>
+          <w:color w:val="000000"/>
+          <w:sz w:val="16"/>
+          <w:szCs w:val="16"/>
+        </w:rPr>
+        <w:tab/>
+        <w:t xml:space="preserve">       </w:t>
+      </w:r>
+      <w:r>
+        <w:rPr>
+          <w:rFonts w:eastAsia="arial" w:ascii="arial" w:hAnsi="arial"/>
+          <w:color w:val="000000"/>
+          <w:sz w:val="16"/>
+          <w:szCs w:val="16"/>
+        </w:rPr>
+        <w:t xml:space="preserve">    </w:t>
+      </w:r>
+      <w:r>
+        <w:rPr>
+          <w:rFonts w:eastAsia="arial" w:ascii="arial" w:hAnsi="arial"/>
+          <w:color w:val="000000"/>
+          <w:sz w:val="16"/>
+          <w:szCs w:val="16"/>
+        </w:rPr>
+        <w:t xml:space="preserve">GP38-2 </w:t>
+      </w:r>
+      <w:r>
+        <w:rPr>
+          <w:rFonts w:eastAsia="arial" w:ascii="arial" w:hAnsi="arial"/>
+          <w:color w:val="000000"/>
+          <w:sz w:val="16"/>
+          <w:szCs w:val="16"/>
+        </w:rPr>
+        <w:t>NS</w:t>
+      </w:r>
+      <w:r>
+        <w:rPr>
+          <w:rFonts w:eastAsia="arial" w:ascii="arial" w:hAnsi="arial"/>
+          <w:color w:val="000000"/>
+          <w:sz w:val="16"/>
+          <w:szCs w:val="16"/>
+        </w:rPr>
+        <w:t>-1</w:t>
+      </w:r>
+    </w:p>
+    <w:tbl>
+      <w:tblPr>
+        <w:tblW w:w="14248" w:type="dxa"/>
+        <w:jc w:val="left"/>
+        <w:tblInd w:w="-5" w:type="dxa"/>
+        <w:tblLayout w:type="fixed"/>
+        <w:tblCellMar>
+          <w:top w:w="0" w:type="dxa"/>
+          <w:left w:w="108" w:type="dxa"/>
+          <w:bottom w:w="0" w:type="dxa"/>
+          <w:right w:w="108" w:type="dxa"/>
+        </w:tblCellMar>
+        <w:tblLook w:firstRow="1" w:noVBand="1" w:lastRow="0" w:firstColumn="1" w:lastColumn="0" w:noHBand="0" w:val="04a0"/>
+      </w:tblPr>
+      <w:tblGrid>
+        <w:gridCol w:w="1017"/>
+        <w:gridCol w:w="1019"/>
+        <w:gridCol w:w="1014"/>
+        <w:gridCol w:w="1016"/>
+        <w:gridCol w:w="1020"/>
+        <w:gridCol w:w="1016"/>
+        <w:gridCol w:w="1016"/>
+        <w:gridCol w:w="1017"/>
+        <w:gridCol w:w="1016"/>
+        <w:gridCol w:w="1020"/>
+        <w:gridCol w:w="1016"/>
+        <w:gridCol w:w="1016"/>
+        <w:gridCol w:w="1016"/>
+        <w:gridCol w:w="1029"/>
+      </w:tblGrid>
+      <w:tr>
+        <w:trPr>
+          <w:trHeight w:val="440" w:hRule="exact"/>
+          <w:cantSplit w:val="true"/>
+        </w:trPr>
+        <w:tc>
+          <w:tcPr>
+            <w:tcW w:w="1017" w:type="dxa"/>
+            <w:tcBorders>
+              <w:top w:val="single" w:sz="4" w:space="0" w:color="000000"/>
+              <w:left w:val="single" w:sz="4" w:space="0" w:color="000000"/>
+              <w:bottom w:val="single" w:sz="4" w:space="0" w:color="000000"/>
+            </w:tcBorders>
+            <w:vAlign w:val="bottom"/>
+          </w:tcPr>
+          <w:p>
+            <w:pPr>
+              <w:pStyle w:val="Normal"/>
+              <w:widowControl w:val="false"/>
+              <w:spacing w:lineRule="auto" w:line="180" w:before="0" w:after="60"/>
+              <w:jc w:val="center"/>
+              <w:rPr>
+                <w:color w:val="000000"/>
+                <w:sz w:val="16"/>
+                <w:szCs w:val="16"/>
+              </w:rPr>
+            </w:pPr>
+            <w:r>
+              <w:rPr>
+                <w:rFonts w:eastAsia="arial" w:ascii="arial" w:hAnsi="arial"/>
+                <w:b/>
+                <w:color w:val="000000"/>
+                <w:sz w:val="16"/>
+                <w:szCs w:val="16"/>
+              </w:rPr>
+              <w:t>Pause</w:t>
+            </w:r>
+          </w:p>
+        </w:tc>
+        <w:tc>
+          <w:tcPr>
+            <w:tcW w:w="1019" w:type="dxa"/>
+            <w:tcBorders>
+              <w:top w:val="single" w:sz="4" w:space="0" w:color="000000"/>
+              <w:left w:val="single" w:sz="4" w:space="0" w:color="000000"/>
+              <w:bottom w:val="single" w:sz="4" w:space="0" w:color="000000"/>
+            </w:tcBorders>
+            <w:vAlign w:val="bottom"/>
+          </w:tcPr>
+          <w:p>
+            <w:pPr>
+              <w:pStyle w:val="Normal"/>
+              <w:widowControl w:val="false"/>
+              <w:spacing w:lineRule="auto" w:line="180"/>
+              <w:jc w:val="center"/>
+              <w:rPr>
+                <w:color w:val="000000"/>
+                <w:sz w:val="16"/>
+                <w:szCs w:val="16"/>
+              </w:rPr>
+            </w:pPr>
+            <w:r>
+              <w:rPr>
+                <w:color w:val="000000"/>
+                <w:sz w:val="16"/>
+                <w:szCs w:val="16"/>
+              </w:rPr>
+              <w:t>Reverser Handle</w:t>
+            </w:r>
+          </w:p>
+        </w:tc>
+        <w:tc>
+          <w:tcPr>
+            <w:tcW w:w="1014" w:type="dxa"/>
+            <w:tcBorders>
+              <w:top w:val="single" w:sz="4" w:space="0" w:color="000000"/>
+              <w:left w:val="single" w:sz="4" w:space="0" w:color="000000"/>
+              <w:bottom w:val="single" w:sz="4" w:space="0" w:color="000000"/>
+            </w:tcBorders>
+            <w:vAlign w:val="bottom"/>
+          </w:tcPr>
+          <w:p>
+            <w:pPr>
+              <w:pStyle w:val="Normal"/>
+              <w:widowControl w:val="false"/>
+              <w:jc w:val="center"/>
+              <w:rPr>
                 <w:rFonts w:ascii="arial" w:hAnsi="arial" w:eastAsia="arial"/>
                 <w:color w:val="000000"/>
                 <w:sz w:val="16"/>
@@ -7759,20 +9250,21 @@
             <w:pPr>
               <w:pStyle w:val="Normal"/>
               <w:widowControl w:val="false"/>
-              <w:jc w:val="center"/>
-              <w:rPr>
-                <w:sz w:val="16"/>
-                <w:szCs w:val="16"/>
-              </w:rPr>
-            </w:pPr>
-            <w:r>
-              <w:rPr>
-                <w:rFonts w:eastAsia="arial" w:ascii="arial" w:hAnsi="arial"/>
-                <w:color w:val="000000"/>
-                <w:sz w:val="16"/>
-                <w:szCs w:val="16"/>
-              </w:rPr>
-              <w:t>Transition Braking</w:t>
+              <w:spacing w:lineRule="auto" w:line="180"/>
+              <w:jc w:val="center"/>
+              <w:rPr>
+                <w:color w:val="000000"/>
+                <w:sz w:val="16"/>
+                <w:szCs w:val="16"/>
+              </w:rPr>
+            </w:pPr>
+            <w:r>
+              <w:rPr>
+                <w:color w:val="000000"/>
+                <w:sz w:val="16"/>
+                <w:szCs w:val="16"/>
+              </w:rPr>
+              <w:t>Engine Run</w:t>
             </w:r>
           </w:p>
         </w:tc>
@@ -7790,97 +9282,2087 @@
             <w:pPr>
               <w:pStyle w:val="Normal"/>
               <w:widowControl w:val="false"/>
-              <w:jc w:val="center"/>
-              <w:rPr>
-                <w:color w:val="000000"/>
-                <w:sz w:val="16"/>
-                <w:szCs w:val="16"/>
-              </w:rPr>
-            </w:pPr>
-            <w:r>
-              <w:rPr>
-                <w:rFonts w:eastAsia="arial" w:ascii="arial" w:hAnsi="arial"/>
-                <w:color w:val="000000"/>
-                <w:sz w:val="16"/>
-                <w:szCs w:val="16"/>
-              </w:rPr>
-              <w:t xml:space="preserve">Rotair Valve </w:t>
-            </w:r>
-            <w:r>
-              <w:rPr>
-                <w:rFonts w:eastAsia="arial" w:ascii="arial" w:hAnsi="arial"/>
-                <w:color w:val="000000"/>
-                <w:sz w:val="16"/>
-                <w:szCs w:val="16"/>
-              </w:rPr>
-              <w:t>F</w:t>
-            </w:r>
-          </w:p>
-        </w:tc>
-        <w:tc>
-          <w:tcPr>
-            <w:tcW w:w="1016" w:type="dxa"/>
-            <w:tcBorders>
-              <w:top w:val="single" w:sz="4" w:space="0" w:color="000000"/>
-              <w:left w:val="single" w:sz="4" w:space="0" w:color="000000"/>
-              <w:bottom w:val="single" w:sz="4" w:space="0" w:color="000000"/>
-            </w:tcBorders>
-            <w:vAlign w:val="bottom"/>
-          </w:tcPr>
-          <w:p>
-            <w:pPr>
-              <w:pStyle w:val="Normal"/>
-              <w:widowControl w:val="false"/>
-              <w:spacing w:lineRule="auto" w:line="180"/>
-              <w:jc w:val="center"/>
-              <w:rPr>
-                <w:sz w:val="16"/>
-                <w:szCs w:val="16"/>
-              </w:rPr>
-            </w:pPr>
-            <w:r>
-              <w:rPr>
-                <w:sz w:val="16"/>
-                <w:szCs w:val="16"/>
-              </w:rPr>
-              <w:t>Class</w:t>
-            </w:r>
-            <w:r>
-              <w:rPr>
-                <w:sz w:val="16"/>
-                <w:szCs w:val="16"/>
-              </w:rPr>
-              <w:t xml:space="preserve"> Light</w:t>
-            </w:r>
-          </w:p>
-        </w:tc>
-        <w:tc>
-          <w:tcPr>
-            <w:tcW w:w="1016" w:type="dxa"/>
-            <w:tcBorders>
-              <w:top w:val="single" w:sz="4" w:space="0" w:color="000000"/>
-              <w:left w:val="single" w:sz="4" w:space="0" w:color="000000"/>
-              <w:bottom w:val="single" w:sz="4" w:space="0" w:color="000000"/>
-            </w:tcBorders>
-            <w:vAlign w:val="bottom"/>
-          </w:tcPr>
-          <w:p>
-            <w:pPr>
-              <w:pStyle w:val="Normal"/>
-              <w:widowControl w:val="false"/>
-              <w:spacing w:lineRule="auto" w:line="180"/>
-              <w:jc w:val="center"/>
-              <w:rPr>
-                <w:sz w:val="16"/>
-                <w:szCs w:val="16"/>
-              </w:rPr>
-            </w:pPr>
-            <w:r>
-              <w:rPr>
-                <w:sz w:val="16"/>
-                <w:szCs w:val="16"/>
-              </w:rPr>
-              <w:t>Number Light</w:t>
+              <w:spacing w:lineRule="auto" w:line="180"/>
+              <w:jc w:val="center"/>
+              <w:rPr>
+                <w:color w:val="000000"/>
+                <w:sz w:val="16"/>
+                <w:szCs w:val="16"/>
+              </w:rPr>
+            </w:pPr>
+            <w:r>
+              <w:rPr>
+                <w:color w:val="000000"/>
+                <w:sz w:val="16"/>
+                <w:szCs w:val="16"/>
+              </w:rPr>
+              <w:t>Generator Field</w:t>
+            </w:r>
+          </w:p>
+        </w:tc>
+        <w:tc>
+          <w:tcPr>
+            <w:tcW w:w="1016" w:type="dxa"/>
+            <w:tcBorders>
+              <w:top w:val="single" w:sz="4" w:space="0" w:color="000000"/>
+              <w:left w:val="single" w:sz="4" w:space="0" w:color="000000"/>
+              <w:bottom w:val="single" w:sz="4" w:space="0" w:color="000000"/>
+            </w:tcBorders>
+            <w:vAlign w:val="bottom"/>
+          </w:tcPr>
+          <w:p>
+            <w:pPr>
+              <w:pStyle w:val="Normal"/>
+              <w:widowControl w:val="false"/>
+              <w:jc w:val="center"/>
+              <w:rPr>
+                <w:color w:val="000000"/>
+                <w:sz w:val="16"/>
+                <w:szCs w:val="16"/>
+              </w:rPr>
+            </w:pPr>
+            <w:r>
+              <w:rPr>
+                <w:color w:val="000000"/>
+                <w:sz w:val="16"/>
+                <w:szCs w:val="16"/>
+              </w:rPr>
+              <w:t>Brake</w:t>
+            </w:r>
+          </w:p>
+          <w:p>
+            <w:pPr>
+              <w:pStyle w:val="Normal"/>
+              <w:widowControl w:val="false"/>
+              <w:jc w:val="center"/>
+              <w:rPr>
+                <w:color w:val="000000"/>
+                <w:sz w:val="16"/>
+                <w:szCs w:val="16"/>
+              </w:rPr>
+            </w:pPr>
+            <w:r>
+              <w:rPr>
+                <w:color w:val="000000"/>
+                <w:sz w:val="16"/>
+                <w:szCs w:val="16"/>
+              </w:rPr>
+              <w:t>Cut-In</w:t>
+            </w:r>
+          </w:p>
+        </w:tc>
+        <w:tc>
+          <w:tcPr>
+            <w:tcW w:w="1016" w:type="dxa"/>
+            <w:tcBorders>
+              <w:top w:val="single" w:sz="4" w:space="0" w:color="000000"/>
+              <w:left w:val="single" w:sz="4" w:space="0" w:color="000000"/>
+              <w:bottom w:val="single" w:sz="4" w:space="0" w:color="000000"/>
+            </w:tcBorders>
+            <w:vAlign w:val="bottom"/>
+          </w:tcPr>
+          <w:p>
+            <w:pPr>
+              <w:pStyle w:val="Normal"/>
+              <w:widowControl w:val="false"/>
+              <w:jc w:val="center"/>
+              <w:rPr>
+                <w:color w:val="000000"/>
+                <w:sz w:val="16"/>
+                <w:szCs w:val="16"/>
+              </w:rPr>
+            </w:pPr>
+            <w:r>
+              <w:rPr>
+                <w:color w:val="000000"/>
+                <w:sz w:val="16"/>
+                <w:szCs w:val="16"/>
+              </w:rPr>
+              <w:t>MU-2A Lead</w:t>
+            </w:r>
+          </w:p>
+        </w:tc>
+        <w:tc>
+          <w:tcPr>
+            <w:tcW w:w="1017" w:type="dxa"/>
+            <w:tcBorders>
+              <w:top w:val="single" w:sz="4" w:space="0" w:color="000000"/>
+              <w:left w:val="single" w:sz="4" w:space="0" w:color="000000"/>
+              <w:bottom w:val="single" w:sz="4" w:space="0" w:color="000000"/>
+            </w:tcBorders>
+            <w:vAlign w:val="bottom"/>
+          </w:tcPr>
+          <w:p>
+            <w:pPr>
+              <w:pStyle w:val="Normal"/>
+              <w:widowControl w:val="false"/>
+              <w:jc w:val="center"/>
+              <w:rPr>
+                <w:color w:val="000000"/>
+                <w:sz w:val="16"/>
+                <w:szCs w:val="16"/>
+              </w:rPr>
+            </w:pPr>
+            <w:r>
+              <w:rPr>
+                <w:rFonts w:eastAsia="arial" w:ascii="arial" w:hAnsi="arial"/>
+                <w:color w:val="000000"/>
+                <w:sz w:val="16"/>
+                <w:szCs w:val="16"/>
+              </w:rPr>
+              <w:t>Ditch Light Short H.</w:t>
+            </w:r>
+          </w:p>
+        </w:tc>
+        <w:tc>
+          <w:tcPr>
+            <w:tcW w:w="1016" w:type="dxa"/>
+            <w:tcBorders>
+              <w:top w:val="single" w:sz="4" w:space="0" w:color="000000"/>
+              <w:left w:val="single" w:sz="4" w:space="0" w:color="000000"/>
+              <w:bottom w:val="single" w:sz="4" w:space="0" w:color="000000"/>
+            </w:tcBorders>
+            <w:vAlign w:val="bottom"/>
+          </w:tcPr>
+          <w:p>
+            <w:pPr>
+              <w:pStyle w:val="Normal"/>
+              <w:widowControl w:val="false"/>
+              <w:jc w:val="center"/>
+              <w:rPr>
+                <w:sz w:val="16"/>
+                <w:szCs w:val="16"/>
+              </w:rPr>
+            </w:pPr>
+            <w:r>
+              <w:rPr>
+                <w:sz w:val="16"/>
+                <w:szCs w:val="16"/>
+              </w:rPr>
+              <w:t>Rear HL Up</w:t>
+            </w:r>
+          </w:p>
+        </w:tc>
+        <w:tc>
+          <w:tcPr>
+            <w:tcW w:w="1020" w:type="dxa"/>
+            <w:tcBorders>
+              <w:top w:val="single" w:sz="4" w:space="0" w:color="000000"/>
+              <w:left w:val="single" w:sz="4" w:space="0" w:color="000000"/>
+              <w:bottom w:val="single" w:sz="4" w:space="0" w:color="000000"/>
+            </w:tcBorders>
+            <w:vAlign w:val="bottom"/>
+          </w:tcPr>
+          <w:p>
+            <w:pPr>
+              <w:pStyle w:val="Normal"/>
+              <w:widowControl w:val="false"/>
+              <w:jc w:val="center"/>
+              <w:rPr>
+                <w:color w:val="000000"/>
+                <w:sz w:val="16"/>
+                <w:szCs w:val="16"/>
+              </w:rPr>
+            </w:pPr>
+            <w:r>
+              <w:rPr>
+                <w:rFonts w:eastAsia="arial" w:ascii="arial" w:hAnsi="arial"/>
+                <w:color w:val="000000"/>
+                <w:sz w:val="16"/>
+                <w:szCs w:val="16"/>
+              </w:rPr>
+              <w:t>Banking COMM</w:t>
+            </w:r>
+          </w:p>
+        </w:tc>
+        <w:tc>
+          <w:tcPr>
+            <w:tcW w:w="1016" w:type="dxa"/>
+            <w:tcBorders>
+              <w:top w:val="single" w:sz="4" w:space="0" w:color="000000"/>
+              <w:left w:val="single" w:sz="4" w:space="0" w:color="000000"/>
+              <w:bottom w:val="single" w:sz="4" w:space="0" w:color="000000"/>
+            </w:tcBorders>
+            <w:vAlign w:val="bottom"/>
+          </w:tcPr>
+          <w:p>
+            <w:pPr>
+              <w:pStyle w:val="Normal"/>
+              <w:widowControl w:val="false"/>
+              <w:spacing w:lineRule="auto" w:line="180"/>
+              <w:jc w:val="center"/>
+              <w:rPr>
+                <w:sz w:val="16"/>
+                <w:szCs w:val="16"/>
+              </w:rPr>
+            </w:pPr>
+            <w:r>
+              <w:rPr>
+                <w:rFonts w:eastAsia="arial" w:ascii="arial" w:hAnsi="arial"/>
+                <w:color w:val="000000"/>
+                <w:sz w:val="16"/>
+                <w:szCs w:val="16"/>
+              </w:rPr>
+              <w:t>Ditch Light On</w:t>
+            </w:r>
+          </w:p>
+        </w:tc>
+        <w:tc>
+          <w:tcPr>
+            <w:tcW w:w="1016" w:type="dxa"/>
+            <w:tcBorders>
+              <w:top w:val="single" w:sz="4" w:space="0" w:color="000000"/>
+              <w:left w:val="single" w:sz="4" w:space="0" w:color="000000"/>
+              <w:bottom w:val="single" w:sz="4" w:space="0" w:color="000000"/>
+            </w:tcBorders>
+            <w:vAlign w:val="bottom"/>
+          </w:tcPr>
+          <w:p>
+            <w:pPr>
+              <w:pStyle w:val="Normal"/>
+              <w:widowControl w:val="false"/>
+              <w:spacing w:lineRule="auto" w:line="180"/>
+              <w:jc w:val="center"/>
+              <w:rPr>
+                <w:sz w:val="16"/>
+                <w:szCs w:val="16"/>
+              </w:rPr>
+            </w:pPr>
+            <w:r>
+              <w:rPr>
+                <w:sz w:val="16"/>
+                <w:szCs w:val="16"/>
+              </w:rPr>
+              <w:t>Cab Light</w:t>
+            </w:r>
+          </w:p>
+        </w:tc>
+        <w:tc>
+          <w:tcPr>
+            <w:tcW w:w="1016" w:type="dxa"/>
+            <w:tcBorders>
+              <w:top w:val="single" w:sz="4" w:space="0" w:color="000000"/>
+              <w:left w:val="single" w:sz="4" w:space="0" w:color="000000"/>
+              <w:bottom w:val="single" w:sz="4" w:space="0" w:color="000000"/>
+            </w:tcBorders>
+            <w:vAlign w:val="bottom"/>
+          </w:tcPr>
+          <w:p>
+            <w:pPr>
+              <w:pStyle w:val="Normal"/>
+              <w:widowControl w:val="false"/>
+              <w:spacing w:lineRule="auto" w:line="180"/>
+              <w:jc w:val="center"/>
+              <w:rPr>
+                <w:sz w:val="16"/>
+                <w:szCs w:val="16"/>
+              </w:rPr>
+            </w:pPr>
+            <w:r>
+              <w:rPr>
+                <w:rFonts w:eastAsia="arial" w:ascii="arial" w:hAnsi="arial"/>
+                <w:color w:val="000000"/>
+                <w:sz w:val="16"/>
+                <w:szCs w:val="16"/>
+              </w:rPr>
+              <w:t>1-Person</w:t>
+            </w:r>
+          </w:p>
+        </w:tc>
+        <w:tc>
+          <w:tcPr>
+            <w:tcW w:w="1029" w:type="dxa"/>
+            <w:tcBorders>
+              <w:top w:val="single" w:sz="4" w:space="0" w:color="000000"/>
+              <w:left w:val="single" w:sz="4" w:space="0" w:color="000000"/>
+              <w:bottom w:val="single" w:sz="4" w:space="0" w:color="000000"/>
+              <w:right w:val="single" w:sz="4" w:space="0" w:color="000000"/>
+            </w:tcBorders>
+            <w:vAlign w:val="bottom"/>
+          </w:tcPr>
+          <w:p>
+            <w:pPr>
+              <w:pStyle w:val="Normal"/>
+              <w:widowControl w:val="false"/>
+              <w:spacing w:lineRule="auto" w:line="180"/>
+              <w:jc w:val="center"/>
+              <w:rPr>
+                <w:sz w:val="16"/>
+                <w:szCs w:val="16"/>
+              </w:rPr>
+            </w:pPr>
+            <w:r>
+              <w:rPr>
+                <w:rFonts w:eastAsia="arial" w:ascii="arial" w:hAnsi="arial"/>
+                <w:color w:val="000000"/>
+                <w:sz w:val="16"/>
+                <w:szCs w:val="16"/>
+              </w:rPr>
+              <w:t>Next</w:t>
+            </w:r>
+          </w:p>
+          <w:p>
+            <w:pPr>
+              <w:pStyle w:val="Normal"/>
+              <w:widowControl w:val="false"/>
+              <w:spacing w:lineRule="auto" w:line="180"/>
+              <w:jc w:val="center"/>
+              <w:rPr>
+                <w:sz w:val="16"/>
+                <w:szCs w:val="16"/>
+              </w:rPr>
+            </w:pPr>
+            <w:r>
+              <w:rPr>
+                <w:rFonts w:eastAsia="arial" w:ascii="arial" w:hAnsi="arial"/>
+                <w:color w:val="000000"/>
+                <w:sz w:val="16"/>
+                <w:szCs w:val="16"/>
+              </w:rPr>
+              <w:t>Cab Cam</w:t>
+            </w:r>
+          </w:p>
+        </w:tc>
+      </w:tr>
+    </w:tbl>
+    <w:p>
+      <w:pPr>
+        <w:pStyle w:val="Normal"/>
+        <w:rPr>
+          <w:rFonts w:ascii="arial" w:hAnsi="arial" w:eastAsia="arial"/>
+          <w:color w:val="000000"/>
+          <w:sz w:val="16"/>
+          <w:szCs w:val="16"/>
+        </w:rPr>
+      </w:pPr>
+      <w:r>
+        <w:rPr>
+          <w:rFonts w:eastAsia="arial" w:ascii="arial" w:hAnsi="arial"/>
+          <w:color w:val="000000"/>
+          <w:sz w:val="16"/>
+          <w:szCs w:val="16"/>
+        </w:rPr>
+      </w:r>
+    </w:p>
+    <w:p>
+      <w:pPr>
+        <w:pStyle w:val="Normal"/>
+        <w:rPr>
+          <w:color w:val="000000"/>
+          <w:sz w:val="16"/>
+          <w:szCs w:val="16"/>
+        </w:rPr>
+      </w:pPr>
+      <w:r>
+        <w:rPr>
+          <w:rFonts w:eastAsia="arial" w:ascii="arial" w:hAnsi="arial"/>
+          <w:color w:val="000000"/>
+          <w:sz w:val="16"/>
+          <w:szCs w:val="16"/>
+        </w:rPr>
+        <w:tab/>
+        <w:t xml:space="preserve">           </w:t>
+      </w:r>
+      <w:r>
+        <w:rPr>
+          <w:rFonts w:eastAsia="arial" w:ascii="arial" w:hAnsi="arial"/>
+          <w:color w:val="000000"/>
+          <w:sz w:val="16"/>
+          <w:szCs w:val="16"/>
+        </w:rPr>
+        <w:t xml:space="preserve">GP38-2 </w:t>
+      </w:r>
+      <w:r>
+        <w:rPr>
+          <w:rFonts w:eastAsia="arial" w:ascii="arial" w:hAnsi="arial"/>
+          <w:color w:val="000000"/>
+          <w:sz w:val="16"/>
+          <w:szCs w:val="16"/>
+        </w:rPr>
+        <w:t>NS</w:t>
+      </w:r>
+      <w:r>
+        <w:rPr>
+          <w:rFonts w:eastAsia="arial" w:ascii="arial" w:hAnsi="arial"/>
+          <w:color w:val="000000"/>
+          <w:sz w:val="16"/>
+          <w:szCs w:val="16"/>
+        </w:rPr>
+        <w:t>-2</w:t>
+      </w:r>
+    </w:p>
+    <w:tbl>
+      <w:tblPr>
+        <w:tblW w:w="14248" w:type="dxa"/>
+        <w:jc w:val="left"/>
+        <w:tblInd w:w="-5" w:type="dxa"/>
+        <w:tblLayout w:type="fixed"/>
+        <w:tblCellMar>
+          <w:top w:w="0" w:type="dxa"/>
+          <w:left w:w="108" w:type="dxa"/>
+          <w:bottom w:w="0" w:type="dxa"/>
+          <w:right w:w="108" w:type="dxa"/>
+        </w:tblCellMar>
+        <w:tblLook w:firstRow="1" w:noVBand="1" w:lastRow="0" w:firstColumn="1" w:lastColumn="0" w:noHBand="0" w:val="04a0"/>
+      </w:tblPr>
+      <w:tblGrid>
+        <w:gridCol w:w="1017"/>
+        <w:gridCol w:w="1019"/>
+        <w:gridCol w:w="1014"/>
+        <w:gridCol w:w="1016"/>
+        <w:gridCol w:w="1020"/>
+        <w:gridCol w:w="1016"/>
+        <w:gridCol w:w="1016"/>
+        <w:gridCol w:w="1017"/>
+        <w:gridCol w:w="1016"/>
+        <w:gridCol w:w="1020"/>
+        <w:gridCol w:w="1016"/>
+        <w:gridCol w:w="1016"/>
+        <w:gridCol w:w="1016"/>
+        <w:gridCol w:w="1029"/>
+      </w:tblGrid>
+      <w:tr>
+        <w:trPr>
+          <w:trHeight w:val="440" w:hRule="exact"/>
+          <w:cantSplit w:val="true"/>
+        </w:trPr>
+        <w:tc>
+          <w:tcPr>
+            <w:tcW w:w="1017" w:type="dxa"/>
+            <w:tcBorders>
+              <w:top w:val="single" w:sz="4" w:space="0" w:color="000000"/>
+              <w:left w:val="single" w:sz="4" w:space="0" w:color="000000"/>
+              <w:bottom w:val="single" w:sz="4" w:space="0" w:color="000000"/>
+            </w:tcBorders>
+            <w:vAlign w:val="bottom"/>
+          </w:tcPr>
+          <w:p>
+            <w:pPr>
+              <w:pStyle w:val="Normal"/>
+              <w:widowControl w:val="false"/>
+              <w:spacing w:lineRule="auto" w:line="180" w:before="0" w:after="60"/>
+              <w:jc w:val="center"/>
+              <w:rPr>
+                <w:b/>
+                <w:bCs/>
+              </w:rPr>
+            </w:pPr>
+            <w:r>
+              <w:rPr>
+                <w:b/>
+                <w:bCs/>
+                <w:color w:val="000000"/>
+                <w:sz w:val="16"/>
+                <w:szCs w:val="16"/>
+              </w:rPr>
+              <w:t>HUD</w:t>
+            </w:r>
+          </w:p>
+        </w:tc>
+        <w:tc>
+          <w:tcPr>
+            <w:tcW w:w="1019" w:type="dxa"/>
+            <w:tcBorders>
+              <w:top w:val="single" w:sz="4" w:space="0" w:color="000000"/>
+              <w:left w:val="single" w:sz="4" w:space="0" w:color="000000"/>
+              <w:bottom w:val="single" w:sz="4" w:space="0" w:color="000000"/>
+            </w:tcBorders>
+            <w:vAlign w:val="bottom"/>
+          </w:tcPr>
+          <w:p>
+            <w:pPr>
+              <w:pStyle w:val="Normal"/>
+              <w:widowControl w:val="false"/>
+              <w:spacing w:lineRule="auto" w:line="180"/>
+              <w:jc w:val="center"/>
+              <w:rPr>
+                <w:color w:val="000000"/>
+                <w:sz w:val="16"/>
+                <w:szCs w:val="16"/>
+              </w:rPr>
+            </w:pPr>
+            <w:r>
+              <w:rPr>
+                <w:color w:val="000000"/>
+                <w:sz w:val="16"/>
+                <w:szCs w:val="16"/>
+              </w:rPr>
+              <w:t>Schedule</w:t>
+            </w:r>
+          </w:p>
+        </w:tc>
+        <w:tc>
+          <w:tcPr>
+            <w:tcW w:w="1014" w:type="dxa"/>
+            <w:tcBorders>
+              <w:top w:val="single" w:sz="4" w:space="0" w:color="000000"/>
+              <w:left w:val="single" w:sz="4" w:space="0" w:color="000000"/>
+              <w:bottom w:val="single" w:sz="4" w:space="0" w:color="000000"/>
+            </w:tcBorders>
+            <w:vAlign w:val="bottom"/>
+          </w:tcPr>
+          <w:p>
+            <w:pPr>
+              <w:pStyle w:val="Normal"/>
+              <w:widowControl w:val="false"/>
+              <w:spacing w:lineRule="auto" w:line="180"/>
+              <w:jc w:val="center"/>
+              <w:rPr>
+                <w:color w:val="000000"/>
+                <w:sz w:val="16"/>
+                <w:szCs w:val="16"/>
+              </w:rPr>
+            </w:pPr>
+            <w:r>
+              <w:rPr>
+                <w:rFonts w:eastAsia="arial" w:ascii="arial" w:hAnsi="arial"/>
+                <w:color w:val="000000"/>
+                <w:sz w:val="16"/>
+                <w:szCs w:val="16"/>
+              </w:rPr>
+              <w:t>Engine Stop</w:t>
+            </w:r>
+          </w:p>
+        </w:tc>
+        <w:tc>
+          <w:tcPr>
+            <w:tcW w:w="1016" w:type="dxa"/>
+            <w:tcBorders>
+              <w:top w:val="single" w:sz="4" w:space="0" w:color="000000"/>
+              <w:left w:val="single" w:sz="4" w:space="0" w:color="000000"/>
+              <w:bottom w:val="single" w:sz="4" w:space="0" w:color="000000"/>
+            </w:tcBorders>
+            <w:vAlign w:val="bottom"/>
+          </w:tcPr>
+          <w:p>
+            <w:pPr>
+              <w:pStyle w:val="Normal"/>
+              <w:widowControl w:val="false"/>
+              <w:spacing w:lineRule="auto" w:line="180"/>
+              <w:jc w:val="center"/>
+              <w:rPr>
+                <w:color w:val="000000"/>
+                <w:sz w:val="16"/>
+                <w:szCs w:val="16"/>
+              </w:rPr>
+            </w:pPr>
+            <w:r>
+              <w:rPr>
+                <w:color w:val="000000"/>
+                <w:sz w:val="16"/>
+                <w:szCs w:val="16"/>
+              </w:rPr>
+              <w:t>Warning Devices</w:t>
+            </w:r>
+          </w:p>
+        </w:tc>
+        <w:tc>
+          <w:tcPr>
+            <w:tcW w:w="1020" w:type="dxa"/>
+            <w:tcBorders>
+              <w:top w:val="single" w:sz="4" w:space="0" w:color="000000"/>
+              <w:left w:val="single" w:sz="4" w:space="0" w:color="000000"/>
+              <w:bottom w:val="single" w:sz="4" w:space="0" w:color="000000"/>
+            </w:tcBorders>
+            <w:vAlign w:val="bottom"/>
+          </w:tcPr>
+          <w:p>
+            <w:pPr>
+              <w:pStyle w:val="Normal"/>
+              <w:widowControl w:val="false"/>
+              <w:spacing w:lineRule="auto" w:line="180"/>
+              <w:jc w:val="center"/>
+              <w:rPr>
+                <w:color w:val="000000"/>
+                <w:sz w:val="16"/>
+                <w:szCs w:val="16"/>
+              </w:rPr>
+            </w:pPr>
+            <w:r>
+              <w:rPr>
+                <w:color w:val="000000"/>
+                <w:sz w:val="16"/>
+                <w:szCs w:val="16"/>
+              </w:rPr>
+              <w:t xml:space="preserve">Control </w:t>
+            </w:r>
+            <w:r>
+              <w:rPr>
+                <w:color w:val="000000"/>
+                <w:sz w:val="16"/>
+                <w:szCs w:val="16"/>
+              </w:rPr>
+              <w:t>&amp; Fuel Pump</w:t>
+            </w:r>
+          </w:p>
+        </w:tc>
+        <w:tc>
+          <w:tcPr>
+            <w:tcW w:w="1016" w:type="dxa"/>
+            <w:tcBorders>
+              <w:top w:val="single" w:sz="4" w:space="0" w:color="000000"/>
+              <w:left w:val="single" w:sz="4" w:space="0" w:color="000000"/>
+              <w:bottom w:val="single" w:sz="4" w:space="0" w:color="000000"/>
+            </w:tcBorders>
+            <w:vAlign w:val="bottom"/>
+          </w:tcPr>
+          <w:p>
+            <w:pPr>
+              <w:pStyle w:val="Normal"/>
+              <w:widowControl w:val="false"/>
+              <w:jc w:val="center"/>
+              <w:rPr>
+                <w:color w:val="000000"/>
+                <w:sz w:val="16"/>
+                <w:szCs w:val="16"/>
+              </w:rPr>
+            </w:pPr>
+            <w:r>
+              <w:rPr>
+                <w:color w:val="000000"/>
+                <w:sz w:val="16"/>
+                <w:szCs w:val="16"/>
+              </w:rPr>
+              <w:t>Brake</w:t>
+            </w:r>
+          </w:p>
+          <w:p>
+            <w:pPr>
+              <w:pStyle w:val="Normal"/>
+              <w:widowControl w:val="false"/>
+              <w:jc w:val="center"/>
+              <w:rPr>
+                <w:color w:val="000000"/>
+                <w:sz w:val="16"/>
+                <w:szCs w:val="16"/>
+              </w:rPr>
+            </w:pPr>
+            <w:r>
+              <w:rPr>
+                <w:color w:val="000000"/>
+                <w:sz w:val="16"/>
+                <w:szCs w:val="16"/>
+              </w:rPr>
+              <w:t>Cut-Out</w:t>
+            </w:r>
+          </w:p>
+        </w:tc>
+        <w:tc>
+          <w:tcPr>
+            <w:tcW w:w="1016" w:type="dxa"/>
+            <w:tcBorders>
+              <w:top w:val="single" w:sz="4" w:space="0" w:color="000000"/>
+              <w:left w:val="single" w:sz="4" w:space="0" w:color="000000"/>
+              <w:bottom w:val="single" w:sz="4" w:space="0" w:color="000000"/>
+            </w:tcBorders>
+            <w:vAlign w:val="bottom"/>
+          </w:tcPr>
+          <w:p>
+            <w:pPr>
+              <w:pStyle w:val="Normal"/>
+              <w:widowControl w:val="false"/>
+              <w:jc w:val="center"/>
+              <w:rPr>
+                <w:color w:val="000000"/>
+                <w:sz w:val="16"/>
+                <w:szCs w:val="16"/>
+              </w:rPr>
+            </w:pPr>
+            <w:r>
+              <w:rPr>
+                <w:rFonts w:eastAsia="arial" w:ascii="arial" w:hAnsi="arial"/>
+                <w:color w:val="000000"/>
+                <w:sz w:val="16"/>
+                <w:szCs w:val="16"/>
+              </w:rPr>
+              <w:t>MU-2A Trail</w:t>
+            </w:r>
+          </w:p>
+        </w:tc>
+        <w:tc>
+          <w:tcPr>
+            <w:tcW w:w="1017" w:type="dxa"/>
+            <w:tcBorders>
+              <w:top w:val="single" w:sz="4" w:space="0" w:color="000000"/>
+              <w:left w:val="single" w:sz="4" w:space="0" w:color="000000"/>
+              <w:bottom w:val="single" w:sz="4" w:space="0" w:color="000000"/>
+            </w:tcBorders>
+            <w:vAlign w:val="bottom"/>
+          </w:tcPr>
+          <w:p>
+            <w:pPr>
+              <w:pStyle w:val="Normal"/>
+              <w:widowControl w:val="false"/>
+              <w:jc w:val="center"/>
+              <w:rPr>
+                <w:color w:val="000000"/>
+                <w:sz w:val="16"/>
+                <w:szCs w:val="16"/>
+              </w:rPr>
+            </w:pPr>
+            <w:r>
+              <w:rPr>
+                <w:rFonts w:eastAsia="arial" w:ascii="arial" w:hAnsi="arial"/>
+                <w:color w:val="000000"/>
+                <w:sz w:val="16"/>
+                <w:szCs w:val="16"/>
+              </w:rPr>
+              <w:t>Ditch Light Long H.</w:t>
+            </w:r>
+          </w:p>
+        </w:tc>
+        <w:tc>
+          <w:tcPr>
+            <w:tcW w:w="1016" w:type="dxa"/>
+            <w:tcBorders>
+              <w:top w:val="single" w:sz="4" w:space="0" w:color="000000"/>
+              <w:left w:val="single" w:sz="4" w:space="0" w:color="000000"/>
+              <w:bottom w:val="single" w:sz="4" w:space="0" w:color="000000"/>
+            </w:tcBorders>
+            <w:vAlign w:val="bottom"/>
+          </w:tcPr>
+          <w:p>
+            <w:pPr>
+              <w:pStyle w:val="Normal"/>
+              <w:widowControl w:val="false"/>
+              <w:jc w:val="center"/>
+              <w:rPr>
+                <w:sz w:val="16"/>
+                <w:szCs w:val="16"/>
+              </w:rPr>
+            </w:pPr>
+            <w:r>
+              <w:rPr>
+                <w:rFonts w:eastAsia="arial" w:ascii="arial" w:hAnsi="arial"/>
+                <w:color w:val="000000"/>
+                <w:sz w:val="16"/>
+                <w:szCs w:val="16"/>
+              </w:rPr>
+              <w:t>Rear HL Down</w:t>
+            </w:r>
+          </w:p>
+        </w:tc>
+        <w:tc>
+          <w:tcPr>
+            <w:tcW w:w="1020" w:type="dxa"/>
+            <w:tcBorders>
+              <w:top w:val="single" w:sz="4" w:space="0" w:color="000000"/>
+              <w:left w:val="single" w:sz="4" w:space="0" w:color="000000"/>
+              <w:bottom w:val="single" w:sz="4" w:space="0" w:color="000000"/>
+            </w:tcBorders>
+            <w:vAlign w:val="bottom"/>
+          </w:tcPr>
+          <w:p>
+            <w:pPr>
+              <w:pStyle w:val="Normal"/>
+              <w:widowControl w:val="false"/>
+              <w:spacing w:lineRule="auto" w:line="180"/>
+              <w:jc w:val="center"/>
+              <w:rPr>
+                <w:sz w:val="16"/>
+                <w:szCs w:val="16"/>
+              </w:rPr>
+            </w:pPr>
+            <w:r>
+              <w:rPr>
+                <w:sz w:val="16"/>
+                <w:szCs w:val="16"/>
+              </w:rPr>
+              <w:t>Headlight Control</w:t>
+            </w:r>
+          </w:p>
+        </w:tc>
+        <w:tc>
+          <w:tcPr>
+            <w:tcW w:w="1016" w:type="dxa"/>
+            <w:tcBorders>
+              <w:top w:val="single" w:sz="4" w:space="0" w:color="000000"/>
+              <w:left w:val="single" w:sz="4" w:space="0" w:color="000000"/>
+              <w:bottom w:val="single" w:sz="4" w:space="0" w:color="000000"/>
+            </w:tcBorders>
+            <w:vAlign w:val="bottom"/>
+          </w:tcPr>
+          <w:p>
+            <w:pPr>
+              <w:pStyle w:val="Normal"/>
+              <w:widowControl w:val="false"/>
+              <w:spacing w:lineRule="auto" w:line="180"/>
+              <w:jc w:val="center"/>
+              <w:rPr>
+                <w:sz w:val="16"/>
+                <w:szCs w:val="16"/>
+              </w:rPr>
+            </w:pPr>
+            <w:r>
+              <w:rPr>
+                <w:rFonts w:eastAsia="arial" w:ascii="arial" w:hAnsi="arial"/>
+                <w:color w:val="000000"/>
+                <w:sz w:val="16"/>
+                <w:szCs w:val="16"/>
+              </w:rPr>
+              <w:t>Ditch Light Off</w:t>
+            </w:r>
+          </w:p>
+        </w:tc>
+        <w:tc>
+          <w:tcPr>
+            <w:tcW w:w="1016" w:type="dxa"/>
+            <w:tcBorders>
+              <w:top w:val="single" w:sz="4" w:space="0" w:color="000000"/>
+              <w:left w:val="single" w:sz="4" w:space="0" w:color="000000"/>
+              <w:bottom w:val="single" w:sz="4" w:space="0" w:color="000000"/>
+            </w:tcBorders>
+            <w:vAlign w:val="bottom"/>
+          </w:tcPr>
+          <w:p>
+            <w:pPr>
+              <w:pStyle w:val="Normal"/>
+              <w:widowControl w:val="false"/>
+              <w:spacing w:lineRule="auto" w:line="180"/>
+              <w:jc w:val="center"/>
+              <w:rPr>
+                <w:sz w:val="16"/>
+                <w:szCs w:val="16"/>
+              </w:rPr>
+            </w:pPr>
+            <w:r>
+              <w:rPr>
+                <w:rFonts w:eastAsia="arial" w:ascii="arial" w:hAnsi="arial"/>
+                <w:color w:val="000000"/>
+                <w:sz w:val="16"/>
+                <w:szCs w:val="16"/>
+              </w:rPr>
+              <w:t>Gauge Light</w:t>
+            </w:r>
+          </w:p>
+        </w:tc>
+        <w:tc>
+          <w:tcPr>
+            <w:tcW w:w="1016" w:type="dxa"/>
+            <w:tcBorders>
+              <w:top w:val="single" w:sz="4" w:space="0" w:color="000000"/>
+              <w:left w:val="single" w:sz="4" w:space="0" w:color="000000"/>
+              <w:bottom w:val="single" w:sz="4" w:space="0" w:color="000000"/>
+            </w:tcBorders>
+            <w:vAlign w:val="bottom"/>
+          </w:tcPr>
+          <w:p>
+            <w:pPr>
+              <w:pStyle w:val="Normal"/>
+              <w:widowControl w:val="false"/>
+              <w:spacing w:lineRule="auto" w:line="180"/>
+              <w:jc w:val="center"/>
+              <w:rPr>
+                <w:sz w:val="16"/>
+                <w:szCs w:val="16"/>
+              </w:rPr>
+            </w:pPr>
+            <w:r>
+              <w:rPr>
+                <w:rFonts w:eastAsia="arial" w:ascii="arial" w:hAnsi="arial"/>
+                <w:color w:val="000000"/>
+                <w:sz w:val="16"/>
+                <w:szCs w:val="16"/>
+              </w:rPr>
+              <w:t>Exterior</w:t>
+            </w:r>
+          </w:p>
+          <w:p>
+            <w:pPr>
+              <w:pStyle w:val="Normal"/>
+              <w:widowControl w:val="false"/>
+              <w:spacing w:lineRule="auto" w:line="180"/>
+              <w:jc w:val="center"/>
+              <w:rPr>
+                <w:sz w:val="16"/>
+                <w:szCs w:val="16"/>
+              </w:rPr>
+            </w:pPr>
+            <w:r>
+              <w:rPr>
+                <w:rFonts w:eastAsia="arial" w:ascii="arial" w:hAnsi="arial"/>
+                <w:color w:val="000000"/>
+                <w:sz w:val="16"/>
+                <w:szCs w:val="16"/>
+              </w:rPr>
+              <w:t>Camera</w:t>
+            </w:r>
+          </w:p>
+        </w:tc>
+        <w:tc>
+          <w:tcPr>
+            <w:tcW w:w="1029" w:type="dxa"/>
+            <w:tcBorders>
+              <w:top w:val="single" w:sz="4" w:space="0" w:color="000000"/>
+              <w:left w:val="single" w:sz="4" w:space="0" w:color="000000"/>
+              <w:bottom w:val="single" w:sz="4" w:space="0" w:color="000000"/>
+              <w:right w:val="single" w:sz="4" w:space="0" w:color="000000"/>
+            </w:tcBorders>
+            <w:vAlign w:val="bottom"/>
+          </w:tcPr>
+          <w:p>
+            <w:pPr>
+              <w:pStyle w:val="Normal"/>
+              <w:widowControl w:val="false"/>
+              <w:spacing w:lineRule="auto" w:line="180"/>
+              <w:jc w:val="center"/>
+              <w:rPr>
+                <w:sz w:val="16"/>
+                <w:szCs w:val="16"/>
+              </w:rPr>
+            </w:pPr>
+            <w:r>
+              <w:rPr>
+                <w:rFonts w:eastAsia="arial" w:ascii="arial" w:hAnsi="arial"/>
+                <w:color w:val="000000"/>
+                <w:sz w:val="16"/>
+                <w:szCs w:val="16"/>
+              </w:rPr>
+              <w:t>Prev</w:t>
+            </w:r>
+          </w:p>
+          <w:p>
+            <w:pPr>
+              <w:pStyle w:val="Normal"/>
+              <w:widowControl w:val="false"/>
+              <w:spacing w:lineRule="auto" w:line="180"/>
+              <w:jc w:val="center"/>
+              <w:rPr>
+                <w:sz w:val="16"/>
+                <w:szCs w:val="16"/>
+              </w:rPr>
+            </w:pPr>
+            <w:r>
+              <w:rPr>
+                <w:rFonts w:eastAsia="arial" w:ascii="arial" w:hAnsi="arial"/>
+                <w:color w:val="000000"/>
+                <w:sz w:val="16"/>
+                <w:szCs w:val="16"/>
+              </w:rPr>
+              <w:t>Cab Cam</w:t>
+            </w:r>
+          </w:p>
+        </w:tc>
+      </w:tr>
+    </w:tbl>
+    <w:p>
+      <w:pPr>
+        <w:pStyle w:val="Normal"/>
+        <w:rPr>
+          <w:color w:val="000000"/>
+          <w:sz w:val="16"/>
+          <w:szCs w:val="16"/>
+        </w:rPr>
+      </w:pPr>
+      <w:r>
+        <w:rPr>
+          <w:color w:val="000000"/>
+          <w:sz w:val="16"/>
+          <w:szCs w:val="16"/>
+        </w:rPr>
+      </w:r>
+    </w:p>
+    <w:p>
+      <w:pPr>
+        <w:pStyle w:val="Normal"/>
+        <w:rPr>
+          <w:color w:val="000000"/>
+          <w:sz w:val="16"/>
+          <w:szCs w:val="16"/>
+        </w:rPr>
+      </w:pPr>
+      <w:r>
+        <w:rPr>
+          <w:color w:val="000000"/>
+          <w:sz w:val="16"/>
+          <w:szCs w:val="16"/>
+        </w:rPr>
+        <w:tab/>
+        <w:t xml:space="preserve">       </w:t>
+      </w:r>
+      <w:r>
+        <w:rPr>
+          <w:rFonts w:eastAsia="arial" w:ascii="arial" w:hAnsi="arial"/>
+          <w:color w:val="000000"/>
+          <w:sz w:val="16"/>
+          <w:szCs w:val="16"/>
+        </w:rPr>
+        <w:t xml:space="preserve">    </w:t>
+      </w:r>
+      <w:r>
+        <w:rPr>
+          <w:rFonts w:eastAsia="arial" w:ascii="arial" w:hAnsi="arial"/>
+          <w:color w:val="000000"/>
+          <w:sz w:val="16"/>
+          <w:szCs w:val="16"/>
+        </w:rPr>
+        <w:t xml:space="preserve">GP38-2 </w:t>
+      </w:r>
+      <w:r>
+        <w:rPr>
+          <w:rFonts w:eastAsia="arial" w:ascii="arial" w:hAnsi="arial"/>
+          <w:color w:val="000000"/>
+          <w:sz w:val="16"/>
+          <w:szCs w:val="16"/>
+        </w:rPr>
+        <w:t>CN</w:t>
+      </w:r>
+      <w:r>
+        <w:rPr>
+          <w:rFonts w:eastAsia="arial" w:ascii="arial" w:hAnsi="arial"/>
+          <w:color w:val="000000"/>
+          <w:sz w:val="16"/>
+          <w:szCs w:val="16"/>
+        </w:rPr>
+        <w:t>-1</w:t>
+      </w:r>
+    </w:p>
+    <w:tbl>
+      <w:tblPr>
+        <w:tblW w:w="14248" w:type="dxa"/>
+        <w:jc w:val="left"/>
+        <w:tblInd w:w="-5" w:type="dxa"/>
+        <w:tblLayout w:type="fixed"/>
+        <w:tblCellMar>
+          <w:top w:w="0" w:type="dxa"/>
+          <w:left w:w="108" w:type="dxa"/>
+          <w:bottom w:w="0" w:type="dxa"/>
+          <w:right w:w="108" w:type="dxa"/>
+        </w:tblCellMar>
+        <w:tblLook w:firstRow="1" w:noVBand="1" w:lastRow="0" w:firstColumn="1" w:lastColumn="0" w:noHBand="0" w:val="04a0"/>
+      </w:tblPr>
+      <w:tblGrid>
+        <w:gridCol w:w="1017"/>
+        <w:gridCol w:w="1019"/>
+        <w:gridCol w:w="1014"/>
+        <w:gridCol w:w="1016"/>
+        <w:gridCol w:w="1020"/>
+        <w:gridCol w:w="1016"/>
+        <w:gridCol w:w="1016"/>
+        <w:gridCol w:w="1017"/>
+        <w:gridCol w:w="1016"/>
+        <w:gridCol w:w="1020"/>
+        <w:gridCol w:w="1016"/>
+        <w:gridCol w:w="1016"/>
+        <w:gridCol w:w="1016"/>
+        <w:gridCol w:w="1029"/>
+      </w:tblGrid>
+      <w:tr>
+        <w:trPr>
+          <w:trHeight w:val="440" w:hRule="exact"/>
+          <w:cantSplit w:val="true"/>
+        </w:trPr>
+        <w:tc>
+          <w:tcPr>
+            <w:tcW w:w="1017" w:type="dxa"/>
+            <w:tcBorders>
+              <w:top w:val="single" w:sz="4" w:space="0" w:color="000000"/>
+              <w:left w:val="single" w:sz="4" w:space="0" w:color="000000"/>
+              <w:bottom w:val="single" w:sz="4" w:space="0" w:color="000000"/>
+            </w:tcBorders>
+            <w:vAlign w:val="bottom"/>
+          </w:tcPr>
+          <w:p>
+            <w:pPr>
+              <w:pStyle w:val="Normal"/>
+              <w:widowControl w:val="false"/>
+              <w:spacing w:lineRule="auto" w:line="180" w:before="0" w:after="60"/>
+              <w:jc w:val="center"/>
+              <w:rPr>
+                <w:color w:val="000000"/>
+                <w:sz w:val="16"/>
+                <w:szCs w:val="16"/>
+              </w:rPr>
+            </w:pPr>
+            <w:r>
+              <w:rPr>
+                <w:rFonts w:eastAsia="arial" w:ascii="arial" w:hAnsi="arial"/>
+                <w:b/>
+                <w:color w:val="000000"/>
+                <w:sz w:val="16"/>
+                <w:szCs w:val="16"/>
+              </w:rPr>
+              <w:t>Pause</w:t>
+            </w:r>
+          </w:p>
+        </w:tc>
+        <w:tc>
+          <w:tcPr>
+            <w:tcW w:w="1019" w:type="dxa"/>
+            <w:tcBorders>
+              <w:top w:val="single" w:sz="4" w:space="0" w:color="000000"/>
+              <w:left w:val="single" w:sz="4" w:space="0" w:color="000000"/>
+              <w:bottom w:val="single" w:sz="4" w:space="0" w:color="000000"/>
+            </w:tcBorders>
+            <w:vAlign w:val="bottom"/>
+          </w:tcPr>
+          <w:p>
+            <w:pPr>
+              <w:pStyle w:val="Normal"/>
+              <w:widowControl w:val="false"/>
+              <w:spacing w:lineRule="auto" w:line="180"/>
+              <w:jc w:val="center"/>
+              <w:rPr>
+                <w:color w:val="000000"/>
+                <w:sz w:val="16"/>
+                <w:szCs w:val="16"/>
+              </w:rPr>
+            </w:pPr>
+            <w:r>
+              <w:rPr>
+                <w:color w:val="000000"/>
+                <w:sz w:val="16"/>
+                <w:szCs w:val="16"/>
+              </w:rPr>
+              <w:t>Reverser Handle</w:t>
+            </w:r>
+          </w:p>
+        </w:tc>
+        <w:tc>
+          <w:tcPr>
+            <w:tcW w:w="1014" w:type="dxa"/>
+            <w:tcBorders>
+              <w:top w:val="single" w:sz="4" w:space="0" w:color="000000"/>
+              <w:left w:val="single" w:sz="4" w:space="0" w:color="000000"/>
+              <w:bottom w:val="single" w:sz="4" w:space="0" w:color="000000"/>
+            </w:tcBorders>
+            <w:vAlign w:val="bottom"/>
+          </w:tcPr>
+          <w:p>
+            <w:pPr>
+              <w:pStyle w:val="Normal"/>
+              <w:widowControl w:val="false"/>
+              <w:jc w:val="center"/>
+              <w:rPr>
+                <w:rFonts w:ascii="arial" w:hAnsi="arial" w:eastAsia="arial"/>
+                <w:color w:val="000000"/>
+                <w:sz w:val="16"/>
+                <w:szCs w:val="16"/>
+              </w:rPr>
+            </w:pPr>
+            <w:r>
+              <w:rPr/>
+            </w:r>
+          </w:p>
+        </w:tc>
+        <w:tc>
+          <w:tcPr>
+            <w:tcW w:w="1016" w:type="dxa"/>
+            <w:tcBorders>
+              <w:top w:val="single" w:sz="4" w:space="0" w:color="000000"/>
+              <w:left w:val="single" w:sz="4" w:space="0" w:color="000000"/>
+              <w:bottom w:val="single" w:sz="4" w:space="0" w:color="000000"/>
+            </w:tcBorders>
+            <w:vAlign w:val="bottom"/>
+          </w:tcPr>
+          <w:p>
+            <w:pPr>
+              <w:pStyle w:val="Normal"/>
+              <w:widowControl w:val="false"/>
+              <w:spacing w:lineRule="auto" w:line="180"/>
+              <w:jc w:val="center"/>
+              <w:rPr>
+                <w:color w:val="000000"/>
+                <w:sz w:val="16"/>
+                <w:szCs w:val="16"/>
+              </w:rPr>
+            </w:pPr>
+            <w:r>
+              <w:rPr>
+                <w:color w:val="000000"/>
+                <w:sz w:val="16"/>
+                <w:szCs w:val="16"/>
+              </w:rPr>
+              <w:t>Engine Run</w:t>
+            </w:r>
+          </w:p>
+        </w:tc>
+        <w:tc>
+          <w:tcPr>
+            <w:tcW w:w="1020" w:type="dxa"/>
+            <w:tcBorders>
+              <w:top w:val="single" w:sz="4" w:space="0" w:color="000000"/>
+              <w:left w:val="single" w:sz="4" w:space="0" w:color="000000"/>
+              <w:bottom w:val="single" w:sz="4" w:space="0" w:color="000000"/>
+            </w:tcBorders>
+            <w:vAlign w:val="bottom"/>
+          </w:tcPr>
+          <w:p>
+            <w:pPr>
+              <w:pStyle w:val="Normal"/>
+              <w:widowControl w:val="false"/>
+              <w:spacing w:lineRule="auto" w:line="180"/>
+              <w:jc w:val="center"/>
+              <w:rPr>
+                <w:color w:val="000000"/>
+                <w:sz w:val="16"/>
+                <w:szCs w:val="16"/>
+              </w:rPr>
+            </w:pPr>
+            <w:r>
+              <w:rPr>
+                <w:color w:val="000000"/>
+                <w:sz w:val="16"/>
+                <w:szCs w:val="16"/>
+              </w:rPr>
+              <w:t>Generator Field</w:t>
+            </w:r>
+          </w:p>
+        </w:tc>
+        <w:tc>
+          <w:tcPr>
+            <w:tcW w:w="1016" w:type="dxa"/>
+            <w:tcBorders>
+              <w:top w:val="single" w:sz="4" w:space="0" w:color="000000"/>
+              <w:left w:val="single" w:sz="4" w:space="0" w:color="000000"/>
+              <w:bottom w:val="single" w:sz="4" w:space="0" w:color="000000"/>
+            </w:tcBorders>
+            <w:vAlign w:val="bottom"/>
+          </w:tcPr>
+          <w:p>
+            <w:pPr>
+              <w:pStyle w:val="Normal"/>
+              <w:widowControl w:val="false"/>
+              <w:jc w:val="center"/>
+              <w:rPr>
+                <w:color w:val="000000"/>
+                <w:sz w:val="16"/>
+                <w:szCs w:val="16"/>
+              </w:rPr>
+            </w:pPr>
+            <w:r>
+              <w:rPr>
+                <w:color w:val="000000"/>
+                <w:sz w:val="16"/>
+                <w:szCs w:val="16"/>
+              </w:rPr>
+              <w:t>Brake</w:t>
+            </w:r>
+          </w:p>
+          <w:p>
+            <w:pPr>
+              <w:pStyle w:val="Normal"/>
+              <w:widowControl w:val="false"/>
+              <w:jc w:val="center"/>
+              <w:rPr>
+                <w:color w:val="000000"/>
+                <w:sz w:val="16"/>
+                <w:szCs w:val="16"/>
+              </w:rPr>
+            </w:pPr>
+            <w:r>
+              <w:rPr>
+                <w:color w:val="000000"/>
+                <w:sz w:val="16"/>
+                <w:szCs w:val="16"/>
+              </w:rPr>
+              <w:t>Cut-In</w:t>
+            </w:r>
+          </w:p>
+        </w:tc>
+        <w:tc>
+          <w:tcPr>
+            <w:tcW w:w="1016" w:type="dxa"/>
+            <w:tcBorders>
+              <w:top w:val="single" w:sz="4" w:space="0" w:color="000000"/>
+              <w:left w:val="single" w:sz="4" w:space="0" w:color="000000"/>
+              <w:bottom w:val="single" w:sz="4" w:space="0" w:color="000000"/>
+            </w:tcBorders>
+            <w:vAlign w:val="bottom"/>
+          </w:tcPr>
+          <w:p>
+            <w:pPr>
+              <w:pStyle w:val="Normal"/>
+              <w:widowControl w:val="false"/>
+              <w:jc w:val="center"/>
+              <w:rPr>
+                <w:color w:val="000000"/>
+                <w:sz w:val="16"/>
+                <w:szCs w:val="16"/>
+              </w:rPr>
+            </w:pPr>
+            <w:r>
+              <w:rPr>
+                <w:color w:val="000000"/>
+                <w:sz w:val="16"/>
+                <w:szCs w:val="16"/>
+              </w:rPr>
+              <w:t>MU-2A Lead</w:t>
+            </w:r>
+          </w:p>
+        </w:tc>
+        <w:tc>
+          <w:tcPr>
+            <w:tcW w:w="1017" w:type="dxa"/>
+            <w:tcBorders>
+              <w:top w:val="single" w:sz="4" w:space="0" w:color="000000"/>
+              <w:left w:val="single" w:sz="4" w:space="0" w:color="000000"/>
+              <w:bottom w:val="single" w:sz="4" w:space="0" w:color="000000"/>
+            </w:tcBorders>
+            <w:vAlign w:val="bottom"/>
+          </w:tcPr>
+          <w:p>
+            <w:pPr>
+              <w:pStyle w:val="Normal"/>
+              <w:widowControl w:val="false"/>
+              <w:jc w:val="center"/>
+              <w:rPr>
+                <w:color w:val="000000"/>
+                <w:sz w:val="16"/>
+                <w:szCs w:val="16"/>
+              </w:rPr>
+            </w:pPr>
+            <w:r>
+              <w:rPr>
+                <w:rFonts w:eastAsia="arial" w:ascii="arial" w:hAnsi="arial"/>
+                <w:color w:val="000000"/>
+                <w:sz w:val="16"/>
+                <w:szCs w:val="16"/>
+              </w:rPr>
+              <w:t>Ditch Light Front</w:t>
+            </w:r>
+          </w:p>
+        </w:tc>
+        <w:tc>
+          <w:tcPr>
+            <w:tcW w:w="1016" w:type="dxa"/>
+            <w:tcBorders>
+              <w:top w:val="single" w:sz="4" w:space="0" w:color="000000"/>
+              <w:left w:val="single" w:sz="4" w:space="0" w:color="000000"/>
+              <w:bottom w:val="single" w:sz="4" w:space="0" w:color="000000"/>
+            </w:tcBorders>
+            <w:vAlign w:val="bottom"/>
+          </w:tcPr>
+          <w:p>
+            <w:pPr>
+              <w:pStyle w:val="Normal"/>
+              <w:widowControl w:val="false"/>
+              <w:jc w:val="center"/>
+              <w:rPr>
+                <w:sz w:val="16"/>
+                <w:szCs w:val="16"/>
+              </w:rPr>
+            </w:pPr>
+            <w:r>
+              <w:rPr>
+                <w:sz w:val="16"/>
+                <w:szCs w:val="16"/>
+              </w:rPr>
+              <w:t>Front HL</w:t>
+            </w:r>
+          </w:p>
+        </w:tc>
+        <w:tc>
+          <w:tcPr>
+            <w:tcW w:w="1020" w:type="dxa"/>
+            <w:tcBorders>
+              <w:top w:val="single" w:sz="4" w:space="0" w:color="000000"/>
+              <w:left w:val="single" w:sz="4" w:space="0" w:color="000000"/>
+              <w:bottom w:val="single" w:sz="4" w:space="0" w:color="000000"/>
+            </w:tcBorders>
+            <w:vAlign w:val="bottom"/>
+          </w:tcPr>
+          <w:p>
+            <w:pPr>
+              <w:pStyle w:val="Normal"/>
+              <w:widowControl w:val="false"/>
+              <w:jc w:val="center"/>
+              <w:rPr>
+                <w:color w:val="000000"/>
+                <w:sz w:val="16"/>
+                <w:szCs w:val="16"/>
+              </w:rPr>
+            </w:pPr>
+            <w:r>
+              <w:rPr>
+                <w:rFonts w:eastAsia="arial" w:ascii="arial" w:hAnsi="arial"/>
+                <w:color w:val="000000"/>
+                <w:sz w:val="16"/>
+                <w:szCs w:val="16"/>
+              </w:rPr>
+              <w:t>Banking COMM</w:t>
+            </w:r>
+          </w:p>
+        </w:tc>
+        <w:tc>
+          <w:tcPr>
+            <w:tcW w:w="1016" w:type="dxa"/>
+            <w:tcBorders>
+              <w:top w:val="single" w:sz="4" w:space="0" w:color="000000"/>
+              <w:left w:val="single" w:sz="4" w:space="0" w:color="000000"/>
+              <w:bottom w:val="single" w:sz="4" w:space="0" w:color="000000"/>
+            </w:tcBorders>
+            <w:vAlign w:val="bottom"/>
+          </w:tcPr>
+          <w:p>
+            <w:pPr>
+              <w:pStyle w:val="Normal"/>
+              <w:widowControl w:val="false"/>
+              <w:spacing w:lineRule="auto" w:line="180"/>
+              <w:jc w:val="center"/>
+              <w:rPr>
+                <w:sz w:val="16"/>
+                <w:szCs w:val="16"/>
+              </w:rPr>
+            </w:pPr>
+            <w:r>
+              <w:rPr>
+                <w:rFonts w:eastAsia="arial" w:ascii="arial" w:hAnsi="arial"/>
+                <w:color w:val="000000"/>
+                <w:sz w:val="16"/>
+                <w:szCs w:val="16"/>
+              </w:rPr>
+              <w:t>Front Class Light</w:t>
+            </w:r>
+          </w:p>
+        </w:tc>
+        <w:tc>
+          <w:tcPr>
+            <w:tcW w:w="1016" w:type="dxa"/>
+            <w:tcBorders>
+              <w:top w:val="single" w:sz="4" w:space="0" w:color="000000"/>
+              <w:left w:val="single" w:sz="4" w:space="0" w:color="000000"/>
+              <w:bottom w:val="single" w:sz="4" w:space="0" w:color="000000"/>
+            </w:tcBorders>
+            <w:vAlign w:val="bottom"/>
+          </w:tcPr>
+          <w:p>
+            <w:pPr>
+              <w:pStyle w:val="Normal"/>
+              <w:widowControl w:val="false"/>
+              <w:spacing w:lineRule="auto" w:line="180"/>
+              <w:jc w:val="center"/>
+              <w:rPr>
+                <w:sz w:val="16"/>
+                <w:szCs w:val="16"/>
+              </w:rPr>
+            </w:pPr>
+            <w:r>
+              <w:rPr>
+                <w:sz w:val="16"/>
+                <w:szCs w:val="16"/>
+              </w:rPr>
+              <w:t>Cab Light</w:t>
+            </w:r>
+          </w:p>
+        </w:tc>
+        <w:tc>
+          <w:tcPr>
+            <w:tcW w:w="1016" w:type="dxa"/>
+            <w:tcBorders>
+              <w:top w:val="single" w:sz="4" w:space="0" w:color="000000"/>
+              <w:left w:val="single" w:sz="4" w:space="0" w:color="000000"/>
+              <w:bottom w:val="single" w:sz="4" w:space="0" w:color="000000"/>
+            </w:tcBorders>
+            <w:vAlign w:val="bottom"/>
+          </w:tcPr>
+          <w:p>
+            <w:pPr>
+              <w:pStyle w:val="Normal"/>
+              <w:widowControl w:val="false"/>
+              <w:spacing w:lineRule="auto" w:line="180"/>
+              <w:jc w:val="center"/>
+              <w:rPr>
+                <w:sz w:val="16"/>
+                <w:szCs w:val="16"/>
+              </w:rPr>
+            </w:pPr>
+            <w:r>
+              <w:rPr>
+                <w:rFonts w:eastAsia="arial" w:ascii="arial" w:hAnsi="arial"/>
+                <w:color w:val="000000"/>
+                <w:sz w:val="16"/>
+                <w:szCs w:val="16"/>
+              </w:rPr>
+              <w:t>1-Person</w:t>
+            </w:r>
+          </w:p>
+        </w:tc>
+        <w:tc>
+          <w:tcPr>
+            <w:tcW w:w="1029" w:type="dxa"/>
+            <w:tcBorders>
+              <w:top w:val="single" w:sz="4" w:space="0" w:color="000000"/>
+              <w:left w:val="single" w:sz="4" w:space="0" w:color="000000"/>
+              <w:bottom w:val="single" w:sz="4" w:space="0" w:color="000000"/>
+              <w:right w:val="single" w:sz="4" w:space="0" w:color="000000"/>
+            </w:tcBorders>
+            <w:vAlign w:val="bottom"/>
+          </w:tcPr>
+          <w:p>
+            <w:pPr>
+              <w:pStyle w:val="Normal"/>
+              <w:widowControl w:val="false"/>
+              <w:spacing w:lineRule="auto" w:line="180"/>
+              <w:jc w:val="center"/>
+              <w:rPr>
+                <w:sz w:val="16"/>
+                <w:szCs w:val="16"/>
+              </w:rPr>
+            </w:pPr>
+            <w:r>
+              <w:rPr>
+                <w:rFonts w:eastAsia="arial" w:ascii="arial" w:hAnsi="arial"/>
+                <w:color w:val="000000"/>
+                <w:sz w:val="16"/>
+                <w:szCs w:val="16"/>
+              </w:rPr>
+              <w:t>Next</w:t>
+            </w:r>
+          </w:p>
+          <w:p>
+            <w:pPr>
+              <w:pStyle w:val="Normal"/>
+              <w:widowControl w:val="false"/>
+              <w:spacing w:lineRule="auto" w:line="180"/>
+              <w:jc w:val="center"/>
+              <w:rPr>
+                <w:sz w:val="16"/>
+                <w:szCs w:val="16"/>
+              </w:rPr>
+            </w:pPr>
+            <w:r>
+              <w:rPr>
+                <w:rFonts w:eastAsia="arial" w:ascii="arial" w:hAnsi="arial"/>
+                <w:color w:val="000000"/>
+                <w:sz w:val="16"/>
+                <w:szCs w:val="16"/>
+              </w:rPr>
+              <w:t>Cab Cam</w:t>
+            </w:r>
+          </w:p>
+        </w:tc>
+      </w:tr>
+    </w:tbl>
+    <w:p>
+      <w:pPr>
+        <w:pStyle w:val="Normal"/>
+        <w:rPr>
+          <w:rFonts w:ascii="arial" w:hAnsi="arial" w:eastAsia="arial"/>
+          <w:color w:val="000000"/>
+          <w:sz w:val="16"/>
+          <w:szCs w:val="16"/>
+        </w:rPr>
+      </w:pPr>
+      <w:r>
+        <w:rPr>
+          <w:rFonts w:eastAsia="arial" w:ascii="arial" w:hAnsi="arial"/>
+          <w:color w:val="000000"/>
+          <w:sz w:val="16"/>
+          <w:szCs w:val="16"/>
+        </w:rPr>
+      </w:r>
+    </w:p>
+    <w:p>
+      <w:pPr>
+        <w:pStyle w:val="Normal"/>
+        <w:rPr>
+          <w:color w:val="000000"/>
+          <w:sz w:val="16"/>
+          <w:szCs w:val="16"/>
+        </w:rPr>
+      </w:pPr>
+      <w:r>
+        <w:rPr>
+          <w:rFonts w:eastAsia="arial" w:ascii="arial" w:hAnsi="arial"/>
+          <w:color w:val="000000"/>
+          <w:sz w:val="16"/>
+          <w:szCs w:val="16"/>
+        </w:rPr>
+        <w:tab/>
+        <w:t xml:space="preserve">           </w:t>
+      </w:r>
+      <w:r>
+        <w:rPr>
+          <w:rFonts w:eastAsia="arial" w:ascii="arial" w:hAnsi="arial"/>
+          <w:color w:val="000000"/>
+          <w:sz w:val="16"/>
+          <w:szCs w:val="16"/>
+        </w:rPr>
+        <w:t xml:space="preserve">GP38-2 </w:t>
+      </w:r>
+      <w:r>
+        <w:rPr>
+          <w:rFonts w:eastAsia="arial" w:ascii="arial" w:hAnsi="arial"/>
+          <w:color w:val="000000"/>
+          <w:sz w:val="16"/>
+          <w:szCs w:val="16"/>
+        </w:rPr>
+        <w:t>CN</w:t>
+      </w:r>
+      <w:r>
+        <w:rPr>
+          <w:rFonts w:eastAsia="arial" w:ascii="arial" w:hAnsi="arial"/>
+          <w:color w:val="000000"/>
+          <w:sz w:val="16"/>
+          <w:szCs w:val="16"/>
+        </w:rPr>
+        <w:t>-2</w:t>
+      </w:r>
+    </w:p>
+    <w:tbl>
+      <w:tblPr>
+        <w:tblW w:w="14248" w:type="dxa"/>
+        <w:jc w:val="left"/>
+        <w:tblInd w:w="-5" w:type="dxa"/>
+        <w:tblLayout w:type="fixed"/>
+        <w:tblCellMar>
+          <w:top w:w="0" w:type="dxa"/>
+          <w:left w:w="108" w:type="dxa"/>
+          <w:bottom w:w="0" w:type="dxa"/>
+          <w:right w:w="108" w:type="dxa"/>
+        </w:tblCellMar>
+        <w:tblLook w:firstRow="1" w:noVBand="1" w:lastRow="0" w:firstColumn="1" w:lastColumn="0" w:noHBand="0" w:val="04a0"/>
+      </w:tblPr>
+      <w:tblGrid>
+        <w:gridCol w:w="1017"/>
+        <w:gridCol w:w="1019"/>
+        <w:gridCol w:w="1014"/>
+        <w:gridCol w:w="1016"/>
+        <w:gridCol w:w="1020"/>
+        <w:gridCol w:w="1016"/>
+        <w:gridCol w:w="1016"/>
+        <w:gridCol w:w="1017"/>
+        <w:gridCol w:w="1016"/>
+        <w:gridCol w:w="1020"/>
+        <w:gridCol w:w="1016"/>
+        <w:gridCol w:w="1016"/>
+        <w:gridCol w:w="1016"/>
+        <w:gridCol w:w="1029"/>
+      </w:tblGrid>
+      <w:tr>
+        <w:trPr>
+          <w:trHeight w:val="440" w:hRule="exact"/>
+          <w:cantSplit w:val="true"/>
+        </w:trPr>
+        <w:tc>
+          <w:tcPr>
+            <w:tcW w:w="1017" w:type="dxa"/>
+            <w:tcBorders>
+              <w:top w:val="single" w:sz="4" w:space="0" w:color="000000"/>
+              <w:left w:val="single" w:sz="4" w:space="0" w:color="000000"/>
+              <w:bottom w:val="single" w:sz="4" w:space="0" w:color="000000"/>
+            </w:tcBorders>
+            <w:vAlign w:val="bottom"/>
+          </w:tcPr>
+          <w:p>
+            <w:pPr>
+              <w:pStyle w:val="Normal"/>
+              <w:widowControl w:val="false"/>
+              <w:spacing w:lineRule="auto" w:line="180" w:before="0" w:after="60"/>
+              <w:jc w:val="center"/>
+              <w:rPr>
+                <w:b/>
+                <w:bCs/>
+              </w:rPr>
+            </w:pPr>
+            <w:r>
+              <w:rPr>
+                <w:b/>
+                <w:bCs/>
+                <w:color w:val="000000"/>
+                <w:sz w:val="16"/>
+                <w:szCs w:val="16"/>
+              </w:rPr>
+              <w:t>HUD</w:t>
+            </w:r>
+          </w:p>
+        </w:tc>
+        <w:tc>
+          <w:tcPr>
+            <w:tcW w:w="1019" w:type="dxa"/>
+            <w:tcBorders>
+              <w:top w:val="single" w:sz="4" w:space="0" w:color="000000"/>
+              <w:left w:val="single" w:sz="4" w:space="0" w:color="000000"/>
+              <w:bottom w:val="single" w:sz="4" w:space="0" w:color="000000"/>
+            </w:tcBorders>
+            <w:vAlign w:val="bottom"/>
+          </w:tcPr>
+          <w:p>
+            <w:pPr>
+              <w:pStyle w:val="Normal"/>
+              <w:widowControl w:val="false"/>
+              <w:spacing w:lineRule="auto" w:line="180"/>
+              <w:jc w:val="center"/>
+              <w:rPr>
+                <w:color w:val="000000"/>
+                <w:sz w:val="16"/>
+                <w:szCs w:val="16"/>
+              </w:rPr>
+            </w:pPr>
+            <w:r>
+              <w:rPr>
+                <w:color w:val="000000"/>
+                <w:sz w:val="16"/>
+                <w:szCs w:val="16"/>
+              </w:rPr>
+              <w:t>Schedule</w:t>
+            </w:r>
+          </w:p>
+        </w:tc>
+        <w:tc>
+          <w:tcPr>
+            <w:tcW w:w="1014" w:type="dxa"/>
+            <w:tcBorders>
+              <w:top w:val="single" w:sz="4" w:space="0" w:color="000000"/>
+              <w:left w:val="single" w:sz="4" w:space="0" w:color="000000"/>
+              <w:bottom w:val="single" w:sz="4" w:space="0" w:color="000000"/>
+            </w:tcBorders>
+            <w:vAlign w:val="bottom"/>
+          </w:tcPr>
+          <w:p>
+            <w:pPr>
+              <w:pStyle w:val="Normal"/>
+              <w:widowControl w:val="false"/>
+              <w:spacing w:lineRule="auto" w:line="180"/>
+              <w:jc w:val="center"/>
+              <w:rPr>
+                <w:color w:val="000000"/>
+                <w:sz w:val="16"/>
+                <w:szCs w:val="16"/>
+              </w:rPr>
+            </w:pPr>
+            <w:r>
+              <w:rPr>
+                <w:rFonts w:eastAsia="arial" w:ascii="arial" w:hAnsi="arial"/>
+                <w:color w:val="000000"/>
+                <w:sz w:val="16"/>
+                <w:szCs w:val="16"/>
+              </w:rPr>
+              <w:t>Engine Stop</w:t>
+            </w:r>
+          </w:p>
+        </w:tc>
+        <w:tc>
+          <w:tcPr>
+            <w:tcW w:w="1016" w:type="dxa"/>
+            <w:tcBorders>
+              <w:top w:val="single" w:sz="4" w:space="0" w:color="000000"/>
+              <w:left w:val="single" w:sz="4" w:space="0" w:color="000000"/>
+              <w:bottom w:val="single" w:sz="4" w:space="0" w:color="000000"/>
+            </w:tcBorders>
+            <w:vAlign w:val="bottom"/>
+          </w:tcPr>
+          <w:p>
+            <w:pPr>
+              <w:pStyle w:val="Normal"/>
+              <w:widowControl w:val="false"/>
+              <w:spacing w:lineRule="auto" w:line="180"/>
+              <w:jc w:val="center"/>
+              <w:rPr>
+                <w:color w:val="000000"/>
+                <w:sz w:val="16"/>
+                <w:szCs w:val="16"/>
+              </w:rPr>
+            </w:pPr>
+            <w:r>
+              <w:rPr>
+                <w:color w:val="000000"/>
+                <w:sz w:val="16"/>
+                <w:szCs w:val="16"/>
+              </w:rPr>
+              <w:t>Warning Devices</w:t>
+            </w:r>
+          </w:p>
+        </w:tc>
+        <w:tc>
+          <w:tcPr>
+            <w:tcW w:w="1020" w:type="dxa"/>
+            <w:tcBorders>
+              <w:top w:val="single" w:sz="4" w:space="0" w:color="000000"/>
+              <w:left w:val="single" w:sz="4" w:space="0" w:color="000000"/>
+              <w:bottom w:val="single" w:sz="4" w:space="0" w:color="000000"/>
+            </w:tcBorders>
+            <w:vAlign w:val="bottom"/>
+          </w:tcPr>
+          <w:p>
+            <w:pPr>
+              <w:pStyle w:val="Normal"/>
+              <w:widowControl w:val="false"/>
+              <w:spacing w:lineRule="auto" w:line="180"/>
+              <w:jc w:val="center"/>
+              <w:rPr>
+                <w:color w:val="000000"/>
+                <w:sz w:val="16"/>
+                <w:szCs w:val="16"/>
+              </w:rPr>
+            </w:pPr>
+            <w:r>
+              <w:rPr>
+                <w:color w:val="000000"/>
+                <w:sz w:val="16"/>
+                <w:szCs w:val="16"/>
+              </w:rPr>
+              <w:t xml:space="preserve">Control </w:t>
+            </w:r>
+            <w:r>
+              <w:rPr>
+                <w:color w:val="000000"/>
+                <w:sz w:val="16"/>
+                <w:szCs w:val="16"/>
+              </w:rPr>
+              <w:t>&amp; Fuel Pump</w:t>
+            </w:r>
+          </w:p>
+        </w:tc>
+        <w:tc>
+          <w:tcPr>
+            <w:tcW w:w="1016" w:type="dxa"/>
+            <w:tcBorders>
+              <w:top w:val="single" w:sz="4" w:space="0" w:color="000000"/>
+              <w:left w:val="single" w:sz="4" w:space="0" w:color="000000"/>
+              <w:bottom w:val="single" w:sz="4" w:space="0" w:color="000000"/>
+            </w:tcBorders>
+            <w:vAlign w:val="bottom"/>
+          </w:tcPr>
+          <w:p>
+            <w:pPr>
+              <w:pStyle w:val="Normal"/>
+              <w:widowControl w:val="false"/>
+              <w:jc w:val="center"/>
+              <w:rPr>
+                <w:color w:val="000000"/>
+                <w:sz w:val="16"/>
+                <w:szCs w:val="16"/>
+              </w:rPr>
+            </w:pPr>
+            <w:r>
+              <w:rPr>
+                <w:color w:val="000000"/>
+                <w:sz w:val="16"/>
+                <w:szCs w:val="16"/>
+              </w:rPr>
+              <w:t>Brake</w:t>
+            </w:r>
+          </w:p>
+          <w:p>
+            <w:pPr>
+              <w:pStyle w:val="Normal"/>
+              <w:widowControl w:val="false"/>
+              <w:jc w:val="center"/>
+              <w:rPr>
+                <w:color w:val="000000"/>
+                <w:sz w:val="16"/>
+                <w:szCs w:val="16"/>
+              </w:rPr>
+            </w:pPr>
+            <w:r>
+              <w:rPr>
+                <w:color w:val="000000"/>
+                <w:sz w:val="16"/>
+                <w:szCs w:val="16"/>
+              </w:rPr>
+              <w:t>Cut-Out</w:t>
+            </w:r>
+          </w:p>
+        </w:tc>
+        <w:tc>
+          <w:tcPr>
+            <w:tcW w:w="1016" w:type="dxa"/>
+            <w:tcBorders>
+              <w:top w:val="single" w:sz="4" w:space="0" w:color="000000"/>
+              <w:left w:val="single" w:sz="4" w:space="0" w:color="000000"/>
+              <w:bottom w:val="single" w:sz="4" w:space="0" w:color="000000"/>
+            </w:tcBorders>
+            <w:vAlign w:val="bottom"/>
+          </w:tcPr>
+          <w:p>
+            <w:pPr>
+              <w:pStyle w:val="Normal"/>
+              <w:widowControl w:val="false"/>
+              <w:jc w:val="center"/>
+              <w:rPr>
+                <w:color w:val="000000"/>
+                <w:sz w:val="16"/>
+                <w:szCs w:val="16"/>
+              </w:rPr>
+            </w:pPr>
+            <w:r>
+              <w:rPr>
+                <w:rFonts w:eastAsia="arial" w:ascii="arial" w:hAnsi="arial"/>
+                <w:color w:val="000000"/>
+                <w:sz w:val="16"/>
+                <w:szCs w:val="16"/>
+              </w:rPr>
+              <w:t>MU-2A Trail</w:t>
+            </w:r>
+          </w:p>
+        </w:tc>
+        <w:tc>
+          <w:tcPr>
+            <w:tcW w:w="1017" w:type="dxa"/>
+            <w:tcBorders>
+              <w:top w:val="single" w:sz="4" w:space="0" w:color="000000"/>
+              <w:left w:val="single" w:sz="4" w:space="0" w:color="000000"/>
+              <w:bottom w:val="single" w:sz="4" w:space="0" w:color="000000"/>
+            </w:tcBorders>
+            <w:vAlign w:val="bottom"/>
+          </w:tcPr>
+          <w:p>
+            <w:pPr>
+              <w:pStyle w:val="Normal"/>
+              <w:widowControl w:val="false"/>
+              <w:jc w:val="center"/>
+              <w:rPr>
+                <w:color w:val="000000"/>
+                <w:sz w:val="16"/>
+                <w:szCs w:val="16"/>
+              </w:rPr>
+            </w:pPr>
+            <w:r>
+              <w:rPr>
+                <w:rFonts w:eastAsia="arial" w:ascii="arial" w:hAnsi="arial"/>
+                <w:color w:val="000000"/>
+                <w:sz w:val="16"/>
+                <w:szCs w:val="16"/>
+              </w:rPr>
+              <w:t>Ditch Light Rear</w:t>
+            </w:r>
+          </w:p>
+        </w:tc>
+        <w:tc>
+          <w:tcPr>
+            <w:tcW w:w="1016" w:type="dxa"/>
+            <w:tcBorders>
+              <w:top w:val="single" w:sz="4" w:space="0" w:color="000000"/>
+              <w:left w:val="single" w:sz="4" w:space="0" w:color="000000"/>
+              <w:bottom w:val="single" w:sz="4" w:space="0" w:color="000000"/>
+            </w:tcBorders>
+            <w:vAlign w:val="bottom"/>
+          </w:tcPr>
+          <w:p>
+            <w:pPr>
+              <w:pStyle w:val="Normal"/>
+              <w:widowControl w:val="false"/>
+              <w:jc w:val="center"/>
+              <w:rPr>
+                <w:sz w:val="16"/>
+                <w:szCs w:val="16"/>
+              </w:rPr>
+            </w:pPr>
+            <w:r>
+              <w:rPr>
+                <w:rFonts w:eastAsia="arial" w:ascii="arial" w:hAnsi="arial"/>
+                <w:color w:val="000000"/>
+                <w:sz w:val="16"/>
+                <w:szCs w:val="16"/>
+              </w:rPr>
+              <w:t>Rear HL</w:t>
+            </w:r>
+          </w:p>
+        </w:tc>
+        <w:tc>
+          <w:tcPr>
+            <w:tcW w:w="1020" w:type="dxa"/>
+            <w:tcBorders>
+              <w:top w:val="single" w:sz="4" w:space="0" w:color="000000"/>
+              <w:left w:val="single" w:sz="4" w:space="0" w:color="000000"/>
+              <w:bottom w:val="single" w:sz="4" w:space="0" w:color="000000"/>
+            </w:tcBorders>
+            <w:vAlign w:val="bottom"/>
+          </w:tcPr>
+          <w:p>
+            <w:pPr>
+              <w:pStyle w:val="Normal"/>
+              <w:widowControl w:val="false"/>
+              <w:spacing w:lineRule="auto" w:line="180"/>
+              <w:jc w:val="center"/>
+              <w:rPr>
+                <w:sz w:val="16"/>
+                <w:szCs w:val="16"/>
+              </w:rPr>
+            </w:pPr>
+            <w:r>
+              <w:rPr>
+                <w:sz w:val="16"/>
+                <w:szCs w:val="16"/>
+              </w:rPr>
+              <w:t>Headlight Control</w:t>
+            </w:r>
+          </w:p>
+        </w:tc>
+        <w:tc>
+          <w:tcPr>
+            <w:tcW w:w="1016" w:type="dxa"/>
+            <w:tcBorders>
+              <w:top w:val="single" w:sz="4" w:space="0" w:color="000000"/>
+              <w:left w:val="single" w:sz="4" w:space="0" w:color="000000"/>
+              <w:bottom w:val="single" w:sz="4" w:space="0" w:color="000000"/>
+            </w:tcBorders>
+            <w:vAlign w:val="bottom"/>
+          </w:tcPr>
+          <w:p>
+            <w:pPr>
+              <w:pStyle w:val="Normal"/>
+              <w:widowControl w:val="false"/>
+              <w:spacing w:lineRule="auto" w:line="180"/>
+              <w:jc w:val="center"/>
+              <w:rPr>
+                <w:sz w:val="16"/>
+                <w:szCs w:val="16"/>
+              </w:rPr>
+            </w:pPr>
+            <w:r>
+              <w:rPr>
+                <w:rFonts w:eastAsia="arial" w:ascii="arial" w:hAnsi="arial"/>
+                <w:color w:val="000000"/>
+                <w:sz w:val="16"/>
+                <w:szCs w:val="16"/>
+              </w:rPr>
+              <w:t>Rear</w:t>
+            </w:r>
+          </w:p>
+          <w:p>
+            <w:pPr>
+              <w:pStyle w:val="Normal"/>
+              <w:widowControl w:val="false"/>
+              <w:spacing w:lineRule="auto" w:line="180"/>
+              <w:jc w:val="center"/>
+              <w:rPr>
+                <w:sz w:val="16"/>
+                <w:szCs w:val="16"/>
+              </w:rPr>
+            </w:pPr>
+            <w:r>
+              <w:rPr>
+                <w:rFonts w:eastAsia="arial" w:ascii="arial" w:hAnsi="arial"/>
+                <w:color w:val="000000"/>
+                <w:sz w:val="16"/>
+                <w:szCs w:val="16"/>
+              </w:rPr>
+              <w:t>Class Light</w:t>
+            </w:r>
+          </w:p>
+        </w:tc>
+        <w:tc>
+          <w:tcPr>
+            <w:tcW w:w="1016" w:type="dxa"/>
+            <w:tcBorders>
+              <w:top w:val="single" w:sz="4" w:space="0" w:color="000000"/>
+              <w:left w:val="single" w:sz="4" w:space="0" w:color="000000"/>
+              <w:bottom w:val="single" w:sz="4" w:space="0" w:color="000000"/>
+            </w:tcBorders>
+            <w:vAlign w:val="bottom"/>
+          </w:tcPr>
+          <w:p>
+            <w:pPr>
+              <w:pStyle w:val="Normal"/>
+              <w:widowControl w:val="false"/>
+              <w:spacing w:lineRule="auto" w:line="180"/>
+              <w:jc w:val="center"/>
+              <w:rPr>
+                <w:sz w:val="16"/>
+                <w:szCs w:val="16"/>
+              </w:rPr>
+            </w:pPr>
+            <w:r>
+              <w:rPr>
+                <w:rFonts w:eastAsia="arial" w:ascii="arial" w:hAnsi="arial"/>
+                <w:color w:val="000000"/>
+                <w:sz w:val="16"/>
+                <w:szCs w:val="16"/>
+              </w:rPr>
+              <w:t>Gauge Light</w:t>
             </w:r>
           </w:p>
         </w:tc>
@@ -9031,12 +12513,12 @@
       <w:rFonts w:ascii="Symbol" w:hAnsi="Symbol" w:cs="Symbol"/>
     </w:rPr>
   </w:style>
-  <w:style w:type="character" w:styleId="Style5" w:customStyle="1">
-    <w:name w:val="번호 매기기 기호"/>
+  <w:style w:type="character" w:styleId="user" w:customStyle="1">
+    <w:name w:val="번호 매기기 기호 (user)"/>
     <w:qFormat/>
     <w:rPr/>
   </w:style>
-  <w:style w:type="paragraph" w:styleId="Style6">
+  <w:style w:type="paragraph" w:styleId="Style5">
     <w:name w:val="제목"/>
     <w:basedOn w:val="Normal"/>
     <w:next w:val="BodyText"/>
@@ -9046,7 +12528,7 @@
       <w:spacing w:before="240" w:after="120"/>
     </w:pPr>
     <w:rPr>
-      <w:rFonts w:ascii="Liberation Sans" w:hAnsi="Liberation Sans" w:eastAsia="나눔고딕" w:cs="Arial"/>
+      <w:rFonts w:ascii="Liberation Sans" w:hAnsi="Liberation Sans" w:eastAsia="Noto Sans CJK KR" w:cs="Lohit Devanagari"/>
       <w:sz w:val="28"/>
       <w:szCs w:val="28"/>
     </w:rPr>
@@ -9083,7 +12565,7 @@
       <w:szCs w:val="24"/>
     </w:rPr>
   </w:style>
-  <w:style w:type="paragraph" w:styleId="Style7">
+  <w:style w:type="paragraph" w:styleId="Style6" w:customStyle="1">
     <w:name w:val="색인"/>
     <w:basedOn w:val="Normal"/>
     <w:qFormat/>
@@ -9091,11 +12573,10 @@
       <w:suppressLineNumbers/>
     </w:pPr>
     <w:rPr>
-      <w:rFonts w:cs="Arial"/>
-      <w:sz w:val="24"/>
+      <w:rFonts w:cs="Lohit Devanagari"/>
     </w:rPr>
   </w:style>
-  <w:style w:type="paragraph" w:styleId="user">
+  <w:style w:type="paragraph" w:styleId="user1">
     <w:name w:val="제목 (user)"/>
     <w:basedOn w:val="Normal"/>
     <w:next w:val="BodyText"/>
@@ -9105,12 +12586,12 @@
       <w:spacing w:before="240" w:after="120"/>
     </w:pPr>
     <w:rPr>
-      <w:rFonts w:ascii="Liberation Sans" w:hAnsi="Liberation Sans" w:eastAsia="Noto Sans CJK KR" w:cs="Lohit Devanagari"/>
+      <w:rFonts w:ascii="Liberation Sans" w:hAnsi="Liberation Sans" w:eastAsia="나눔고딕" w:cs="Arial"/>
       <w:sz w:val="28"/>
       <w:szCs w:val="28"/>
     </w:rPr>
   </w:style>
-  <w:style w:type="paragraph" w:styleId="user1" w:customStyle="1">
+  <w:style w:type="paragraph" w:styleId="user2">
     <w:name w:val="색인 (user)"/>
     <w:basedOn w:val="Normal"/>
     <w:qFormat/>
@@ -9118,7 +12599,8 @@
       <w:suppressLineNumbers/>
     </w:pPr>
     <w:rPr>
-      <w:rFonts w:cs="Lohit Devanagari"/>
+      <w:rFonts w:cs="Arial"/>
+      <w:sz w:val="24"/>
     </w:rPr>
   </w:style>
   <w:style w:type="paragraph" w:styleId="Title">
@@ -9800,8 +13282,8 @@
       <w:szCs w:val="24"/>
     </w:rPr>
   </w:style>
-  <w:style w:type="paragraph" w:styleId="user2" w:customStyle="1">
-    <w:name w:val="표 내용 (user)"/>
+  <w:style w:type="paragraph" w:styleId="Style7" w:customStyle="1">
+    <w:name w:val="표 내용"/>
     <w:basedOn w:val="Normal"/>
     <w:qFormat/>
     <w:pPr>
@@ -9809,9 +13291,9 @@
     </w:pPr>
     <w:rPr/>
   </w:style>
-  <w:style w:type="paragraph" w:styleId="user3" w:customStyle="1">
-    <w:name w:val="표제목 (user)"/>
-    <w:basedOn w:val="user2"/>
+  <w:style w:type="paragraph" w:styleId="Style8" w:customStyle="1">
+    <w:name w:val="표제목"/>
+    <w:basedOn w:val="Style7"/>
     <w:qFormat/>
     <w:pPr>
       <w:jc w:val="center"/>
@@ -9821,8 +13303,8 @@
       <w:bCs/>
     </w:rPr>
   </w:style>
-  <w:style w:type="paragraph" w:styleId="Style8">
-    <w:name w:val="표 내용"/>
+  <w:style w:type="paragraph" w:styleId="user3">
+    <w:name w:val="표 내용 (user)"/>
     <w:basedOn w:val="Normal"/>
     <w:qFormat/>
     <w:pPr>
@@ -9831,9 +13313,9 @@
     </w:pPr>
     <w:rPr/>
   </w:style>
-  <w:style w:type="paragraph" w:styleId="Style9">
-    <w:name w:val="표제목"/>
-    <w:basedOn w:val="Style8"/>
+  <w:style w:type="paragraph" w:styleId="user4">
+    <w:name w:val="표제목 (user)"/>
+    <w:basedOn w:val="user3"/>
     <w:qFormat/>
     <w:pPr>
       <w:suppressLineNumbers/>

--- a/raildriver-USA-Remapped.docx
+++ b/raildriver-USA-Remapped.docx
@@ -7879,25 +7879,7 @@
           <w:sz w:val="16"/>
           <w:szCs w:val="16"/>
         </w:rPr>
-        <w:t xml:space="preserve">    </w:t>
-      </w:r>
-      <w:r>
-        <w:rPr>
-          <w:rFonts w:eastAsia="arial" w:ascii="arial" w:hAnsi="arial"/>
-          <w:color w:val="000000"/>
-          <w:sz w:val="16"/>
-          <w:szCs w:val="16"/>
-        </w:rPr>
-        <w:t>GP38-2 CSX/UP</w:t>
-      </w:r>
-      <w:r>
-        <w:rPr>
-          <w:rFonts w:eastAsia="arial" w:ascii="arial" w:hAnsi="arial"/>
-          <w:color w:val="000000"/>
-          <w:sz w:val="16"/>
-          <w:szCs w:val="16"/>
-        </w:rPr>
-        <w:t>-1</w:t>
+        <w:t xml:space="preserve">    GP38-2 CSX/UP-1</w:t>
       </w:r>
     </w:p>
     <w:tbl>
@@ -8459,25 +8441,7 @@
           <w:szCs w:val="16"/>
         </w:rPr>
         <w:tab/>
-        <w:t xml:space="preserve">           </w:t>
-      </w:r>
-      <w:r>
-        <w:rPr>
-          <w:rFonts w:eastAsia="arial" w:ascii="arial" w:hAnsi="arial"/>
-          <w:color w:val="000000"/>
-          <w:sz w:val="16"/>
-          <w:szCs w:val="16"/>
-        </w:rPr>
-        <w:t>GP38-2 CSX/UP</w:t>
-      </w:r>
-      <w:r>
-        <w:rPr>
-          <w:rFonts w:eastAsia="arial" w:ascii="arial" w:hAnsi="arial"/>
-          <w:color w:val="000000"/>
-          <w:sz w:val="16"/>
-          <w:szCs w:val="16"/>
-        </w:rPr>
-        <w:t>-2</w:t>
+        <w:t xml:space="preserve">           GP38-2 CSX/UP-2</w:t>
       </w:r>
     </w:p>
     <w:tbl>
@@ -8673,15 +8637,7 @@
                 <w:sz w:val="16"/>
                 <w:szCs w:val="16"/>
               </w:rPr>
-              <w:t xml:space="preserve">Control </w:t>
-            </w:r>
-            <w:r>
-              <w:rPr>
-                <w:color w:val="000000"/>
-                <w:sz w:val="16"/>
-                <w:szCs w:val="16"/>
-              </w:rPr>
-              <w:t>&amp; Fuel Pump</w:t>
+              <w:t>Control &amp; Fuel Pump</w:t>
             </w:r>
           </w:p>
         </w:tc>
@@ -9072,34 +9028,7 @@
           <w:sz w:val="16"/>
           <w:szCs w:val="16"/>
         </w:rPr>
-        <w:t xml:space="preserve">    </w:t>
-      </w:r>
-      <w:r>
-        <w:rPr>
-          <w:rFonts w:eastAsia="arial" w:ascii="arial" w:hAnsi="arial"/>
-          <w:color w:val="000000"/>
-          <w:sz w:val="16"/>
-          <w:szCs w:val="16"/>
-        </w:rPr>
-        <w:t xml:space="preserve">GP38-2 </w:t>
-      </w:r>
-      <w:r>
-        <w:rPr>
-          <w:rFonts w:eastAsia="arial" w:ascii="arial" w:hAnsi="arial"/>
-          <w:color w:val="000000"/>
-          <w:sz w:val="16"/>
-          <w:szCs w:val="16"/>
-        </w:rPr>
-        <w:t>NS</w:t>
-      </w:r>
-      <w:r>
-        <w:rPr>
-          <w:rFonts w:eastAsia="arial" w:ascii="arial" w:hAnsi="arial"/>
-          <w:color w:val="000000"/>
-          <w:sz w:val="16"/>
-          <w:szCs w:val="16"/>
-        </w:rPr>
-        <w:t>-1</w:t>
+        <w:t xml:space="preserve">    GP38-2 NS-1</w:t>
       </w:r>
     </w:p>
     <w:tbl>
@@ -9661,34 +9590,7 @@
           <w:szCs w:val="16"/>
         </w:rPr>
         <w:tab/>
-        <w:t xml:space="preserve">           </w:t>
-      </w:r>
-      <w:r>
-        <w:rPr>
-          <w:rFonts w:eastAsia="arial" w:ascii="arial" w:hAnsi="arial"/>
-          <w:color w:val="000000"/>
-          <w:sz w:val="16"/>
-          <w:szCs w:val="16"/>
-        </w:rPr>
-        <w:t xml:space="preserve">GP38-2 </w:t>
-      </w:r>
-      <w:r>
-        <w:rPr>
-          <w:rFonts w:eastAsia="arial" w:ascii="arial" w:hAnsi="arial"/>
-          <w:color w:val="000000"/>
-          <w:sz w:val="16"/>
-          <w:szCs w:val="16"/>
-        </w:rPr>
-        <w:t>NS</w:t>
-      </w:r>
-      <w:r>
-        <w:rPr>
-          <w:rFonts w:eastAsia="arial" w:ascii="arial" w:hAnsi="arial"/>
-          <w:color w:val="000000"/>
-          <w:sz w:val="16"/>
-          <w:szCs w:val="16"/>
-        </w:rPr>
-        <w:t>-2</w:t>
+        <w:t xml:space="preserve">           GP38-2 NS-2</w:t>
       </w:r>
     </w:p>
     <w:tbl>
@@ -9884,15 +9786,7 @@
                 <w:sz w:val="16"/>
                 <w:szCs w:val="16"/>
               </w:rPr>
-              <w:t xml:space="preserve">Control </w:t>
-            </w:r>
-            <w:r>
-              <w:rPr>
-                <w:color w:val="000000"/>
-                <w:sz w:val="16"/>
-                <w:szCs w:val="16"/>
-              </w:rPr>
-              <w:t>&amp; Fuel Pump</w:t>
+              <w:t>Control &amp; Fuel Pump</w:t>
             </w:r>
           </w:p>
         </w:tc>
@@ -10287,34 +10181,7 @@
           <w:sz w:val="16"/>
           <w:szCs w:val="16"/>
         </w:rPr>
-        <w:t xml:space="preserve">    </w:t>
-      </w:r>
-      <w:r>
-        <w:rPr>
-          <w:rFonts w:eastAsia="arial" w:ascii="arial" w:hAnsi="arial"/>
-          <w:color w:val="000000"/>
-          <w:sz w:val="16"/>
-          <w:szCs w:val="16"/>
-        </w:rPr>
-        <w:t xml:space="preserve">GP38-2 </w:t>
-      </w:r>
-      <w:r>
-        <w:rPr>
-          <w:rFonts w:eastAsia="arial" w:ascii="arial" w:hAnsi="arial"/>
-          <w:color w:val="000000"/>
-          <w:sz w:val="16"/>
-          <w:szCs w:val="16"/>
-        </w:rPr>
-        <w:t>CN</w:t>
-      </w:r>
-      <w:r>
-        <w:rPr>
-          <w:rFonts w:eastAsia="arial" w:ascii="arial" w:hAnsi="arial"/>
-          <w:color w:val="000000"/>
-          <w:sz w:val="16"/>
-          <w:szCs w:val="16"/>
-        </w:rPr>
-        <w:t>-1</w:t>
+        <w:t xml:space="preserve">    GP38-2 CN-1</w:t>
       </w:r>
     </w:p>
     <w:tbl>
@@ -10441,7 +10308,12 @@
               </w:rPr>
             </w:pPr>
             <w:r>
-              <w:rPr/>
+              <w:rPr>
+                <w:rFonts w:eastAsia="arial" w:ascii="arial" w:hAnsi="arial"/>
+                <w:color w:val="000000"/>
+                <w:sz w:val="16"/>
+                <w:szCs w:val="16"/>
+              </w:rPr>
             </w:r>
           </w:p>
         </w:tc>
@@ -10870,7 +10742,610 @@
           <w:szCs w:val="16"/>
         </w:rPr>
         <w:tab/>
-        <w:t xml:space="preserve">           </w:t>
+        <w:t xml:space="preserve">           GP38-2 CN-2</w:t>
+      </w:r>
+    </w:p>
+    <w:tbl>
+      <w:tblPr>
+        <w:tblW w:w="14248" w:type="dxa"/>
+        <w:jc w:val="left"/>
+        <w:tblInd w:w="-5" w:type="dxa"/>
+        <w:tblLayout w:type="fixed"/>
+        <w:tblCellMar>
+          <w:top w:w="0" w:type="dxa"/>
+          <w:left w:w="108" w:type="dxa"/>
+          <w:bottom w:w="0" w:type="dxa"/>
+          <w:right w:w="108" w:type="dxa"/>
+        </w:tblCellMar>
+        <w:tblLook w:firstRow="1" w:noVBand="1" w:lastRow="0" w:firstColumn="1" w:lastColumn="0" w:noHBand="0" w:val="04a0"/>
+      </w:tblPr>
+      <w:tblGrid>
+        <w:gridCol w:w="1017"/>
+        <w:gridCol w:w="1019"/>
+        <w:gridCol w:w="1014"/>
+        <w:gridCol w:w="1016"/>
+        <w:gridCol w:w="1020"/>
+        <w:gridCol w:w="1016"/>
+        <w:gridCol w:w="1016"/>
+        <w:gridCol w:w="1017"/>
+        <w:gridCol w:w="1016"/>
+        <w:gridCol w:w="1020"/>
+        <w:gridCol w:w="1016"/>
+        <w:gridCol w:w="1016"/>
+        <w:gridCol w:w="1016"/>
+        <w:gridCol w:w="1029"/>
+      </w:tblGrid>
+      <w:tr>
+        <w:trPr>
+          <w:trHeight w:val="440" w:hRule="exact"/>
+          <w:cantSplit w:val="true"/>
+        </w:trPr>
+        <w:tc>
+          <w:tcPr>
+            <w:tcW w:w="1017" w:type="dxa"/>
+            <w:tcBorders>
+              <w:top w:val="single" w:sz="4" w:space="0" w:color="000000"/>
+              <w:left w:val="single" w:sz="4" w:space="0" w:color="000000"/>
+              <w:bottom w:val="single" w:sz="4" w:space="0" w:color="000000"/>
+            </w:tcBorders>
+            <w:vAlign w:val="bottom"/>
+          </w:tcPr>
+          <w:p>
+            <w:pPr>
+              <w:pStyle w:val="Normal"/>
+              <w:widowControl w:val="false"/>
+              <w:spacing w:lineRule="auto" w:line="180" w:before="0" w:after="60"/>
+              <w:jc w:val="center"/>
+              <w:rPr>
+                <w:b/>
+                <w:bCs/>
+              </w:rPr>
+            </w:pPr>
+            <w:r>
+              <w:rPr>
+                <w:b/>
+                <w:bCs/>
+                <w:color w:val="000000"/>
+                <w:sz w:val="16"/>
+                <w:szCs w:val="16"/>
+              </w:rPr>
+              <w:t>HUD</w:t>
+            </w:r>
+          </w:p>
+        </w:tc>
+        <w:tc>
+          <w:tcPr>
+            <w:tcW w:w="1019" w:type="dxa"/>
+            <w:tcBorders>
+              <w:top w:val="single" w:sz="4" w:space="0" w:color="000000"/>
+              <w:left w:val="single" w:sz="4" w:space="0" w:color="000000"/>
+              <w:bottom w:val="single" w:sz="4" w:space="0" w:color="000000"/>
+            </w:tcBorders>
+            <w:vAlign w:val="bottom"/>
+          </w:tcPr>
+          <w:p>
+            <w:pPr>
+              <w:pStyle w:val="Normal"/>
+              <w:widowControl w:val="false"/>
+              <w:spacing w:lineRule="auto" w:line="180"/>
+              <w:jc w:val="center"/>
+              <w:rPr>
+                <w:color w:val="000000"/>
+                <w:sz w:val="16"/>
+                <w:szCs w:val="16"/>
+              </w:rPr>
+            </w:pPr>
+            <w:r>
+              <w:rPr>
+                <w:color w:val="000000"/>
+                <w:sz w:val="16"/>
+                <w:szCs w:val="16"/>
+              </w:rPr>
+              <w:t>Schedule</w:t>
+            </w:r>
+          </w:p>
+        </w:tc>
+        <w:tc>
+          <w:tcPr>
+            <w:tcW w:w="1014" w:type="dxa"/>
+            <w:tcBorders>
+              <w:top w:val="single" w:sz="4" w:space="0" w:color="000000"/>
+              <w:left w:val="single" w:sz="4" w:space="0" w:color="000000"/>
+              <w:bottom w:val="single" w:sz="4" w:space="0" w:color="000000"/>
+            </w:tcBorders>
+            <w:vAlign w:val="bottom"/>
+          </w:tcPr>
+          <w:p>
+            <w:pPr>
+              <w:pStyle w:val="Normal"/>
+              <w:widowControl w:val="false"/>
+              <w:spacing w:lineRule="auto" w:line="180"/>
+              <w:jc w:val="center"/>
+              <w:rPr>
+                <w:color w:val="000000"/>
+                <w:sz w:val="16"/>
+                <w:szCs w:val="16"/>
+              </w:rPr>
+            </w:pPr>
+            <w:r>
+              <w:rPr>
+                <w:rFonts w:eastAsia="arial" w:ascii="arial" w:hAnsi="arial"/>
+                <w:color w:val="000000"/>
+                <w:sz w:val="16"/>
+                <w:szCs w:val="16"/>
+              </w:rPr>
+              <w:t>Engine Stop</w:t>
+            </w:r>
+          </w:p>
+        </w:tc>
+        <w:tc>
+          <w:tcPr>
+            <w:tcW w:w="1016" w:type="dxa"/>
+            <w:tcBorders>
+              <w:top w:val="single" w:sz="4" w:space="0" w:color="000000"/>
+              <w:left w:val="single" w:sz="4" w:space="0" w:color="000000"/>
+              <w:bottom w:val="single" w:sz="4" w:space="0" w:color="000000"/>
+            </w:tcBorders>
+            <w:vAlign w:val="bottom"/>
+          </w:tcPr>
+          <w:p>
+            <w:pPr>
+              <w:pStyle w:val="Normal"/>
+              <w:widowControl w:val="false"/>
+              <w:spacing w:lineRule="auto" w:line="180"/>
+              <w:jc w:val="center"/>
+              <w:rPr>
+                <w:color w:val="000000"/>
+                <w:sz w:val="16"/>
+                <w:szCs w:val="16"/>
+              </w:rPr>
+            </w:pPr>
+            <w:r>
+              <w:rPr>
+                <w:color w:val="000000"/>
+                <w:sz w:val="16"/>
+                <w:szCs w:val="16"/>
+              </w:rPr>
+              <w:t>Warning Devices</w:t>
+            </w:r>
+          </w:p>
+        </w:tc>
+        <w:tc>
+          <w:tcPr>
+            <w:tcW w:w="1020" w:type="dxa"/>
+            <w:tcBorders>
+              <w:top w:val="single" w:sz="4" w:space="0" w:color="000000"/>
+              <w:left w:val="single" w:sz="4" w:space="0" w:color="000000"/>
+              <w:bottom w:val="single" w:sz="4" w:space="0" w:color="000000"/>
+            </w:tcBorders>
+            <w:vAlign w:val="bottom"/>
+          </w:tcPr>
+          <w:p>
+            <w:pPr>
+              <w:pStyle w:val="Normal"/>
+              <w:widowControl w:val="false"/>
+              <w:spacing w:lineRule="auto" w:line="180"/>
+              <w:jc w:val="center"/>
+              <w:rPr>
+                <w:color w:val="000000"/>
+                <w:sz w:val="16"/>
+                <w:szCs w:val="16"/>
+              </w:rPr>
+            </w:pPr>
+            <w:r>
+              <w:rPr>
+                <w:color w:val="000000"/>
+                <w:sz w:val="16"/>
+                <w:szCs w:val="16"/>
+              </w:rPr>
+              <w:t>Control &amp; Fuel Pump</w:t>
+            </w:r>
+          </w:p>
+        </w:tc>
+        <w:tc>
+          <w:tcPr>
+            <w:tcW w:w="1016" w:type="dxa"/>
+            <w:tcBorders>
+              <w:top w:val="single" w:sz="4" w:space="0" w:color="000000"/>
+              <w:left w:val="single" w:sz="4" w:space="0" w:color="000000"/>
+              <w:bottom w:val="single" w:sz="4" w:space="0" w:color="000000"/>
+            </w:tcBorders>
+            <w:vAlign w:val="bottom"/>
+          </w:tcPr>
+          <w:p>
+            <w:pPr>
+              <w:pStyle w:val="Normal"/>
+              <w:widowControl w:val="false"/>
+              <w:jc w:val="center"/>
+              <w:rPr>
+                <w:color w:val="000000"/>
+                <w:sz w:val="16"/>
+                <w:szCs w:val="16"/>
+              </w:rPr>
+            </w:pPr>
+            <w:r>
+              <w:rPr>
+                <w:color w:val="000000"/>
+                <w:sz w:val="16"/>
+                <w:szCs w:val="16"/>
+              </w:rPr>
+              <w:t>Brake</w:t>
+            </w:r>
+          </w:p>
+          <w:p>
+            <w:pPr>
+              <w:pStyle w:val="Normal"/>
+              <w:widowControl w:val="false"/>
+              <w:jc w:val="center"/>
+              <w:rPr>
+                <w:color w:val="000000"/>
+                <w:sz w:val="16"/>
+                <w:szCs w:val="16"/>
+              </w:rPr>
+            </w:pPr>
+            <w:r>
+              <w:rPr>
+                <w:color w:val="000000"/>
+                <w:sz w:val="16"/>
+                <w:szCs w:val="16"/>
+              </w:rPr>
+              <w:t>Cut-Out</w:t>
+            </w:r>
+          </w:p>
+        </w:tc>
+        <w:tc>
+          <w:tcPr>
+            <w:tcW w:w="1016" w:type="dxa"/>
+            <w:tcBorders>
+              <w:top w:val="single" w:sz="4" w:space="0" w:color="000000"/>
+              <w:left w:val="single" w:sz="4" w:space="0" w:color="000000"/>
+              <w:bottom w:val="single" w:sz="4" w:space="0" w:color="000000"/>
+            </w:tcBorders>
+            <w:vAlign w:val="bottom"/>
+          </w:tcPr>
+          <w:p>
+            <w:pPr>
+              <w:pStyle w:val="Normal"/>
+              <w:widowControl w:val="false"/>
+              <w:jc w:val="center"/>
+              <w:rPr>
+                <w:color w:val="000000"/>
+                <w:sz w:val="16"/>
+                <w:szCs w:val="16"/>
+              </w:rPr>
+            </w:pPr>
+            <w:r>
+              <w:rPr>
+                <w:rFonts w:eastAsia="arial" w:ascii="arial" w:hAnsi="arial"/>
+                <w:color w:val="000000"/>
+                <w:sz w:val="16"/>
+                <w:szCs w:val="16"/>
+              </w:rPr>
+              <w:t>MU-2A Trail</w:t>
+            </w:r>
+          </w:p>
+        </w:tc>
+        <w:tc>
+          <w:tcPr>
+            <w:tcW w:w="1017" w:type="dxa"/>
+            <w:tcBorders>
+              <w:top w:val="single" w:sz="4" w:space="0" w:color="000000"/>
+              <w:left w:val="single" w:sz="4" w:space="0" w:color="000000"/>
+              <w:bottom w:val="single" w:sz="4" w:space="0" w:color="000000"/>
+            </w:tcBorders>
+            <w:vAlign w:val="bottom"/>
+          </w:tcPr>
+          <w:p>
+            <w:pPr>
+              <w:pStyle w:val="Normal"/>
+              <w:widowControl w:val="false"/>
+              <w:jc w:val="center"/>
+              <w:rPr>
+                <w:color w:val="000000"/>
+                <w:sz w:val="16"/>
+                <w:szCs w:val="16"/>
+              </w:rPr>
+            </w:pPr>
+            <w:r>
+              <w:rPr>
+                <w:rFonts w:eastAsia="arial" w:ascii="arial" w:hAnsi="arial"/>
+                <w:color w:val="000000"/>
+                <w:sz w:val="16"/>
+                <w:szCs w:val="16"/>
+              </w:rPr>
+              <w:t>Ditch Light Rear</w:t>
+            </w:r>
+          </w:p>
+        </w:tc>
+        <w:tc>
+          <w:tcPr>
+            <w:tcW w:w="1016" w:type="dxa"/>
+            <w:tcBorders>
+              <w:top w:val="single" w:sz="4" w:space="0" w:color="000000"/>
+              <w:left w:val="single" w:sz="4" w:space="0" w:color="000000"/>
+              <w:bottom w:val="single" w:sz="4" w:space="0" w:color="000000"/>
+            </w:tcBorders>
+            <w:vAlign w:val="bottom"/>
+          </w:tcPr>
+          <w:p>
+            <w:pPr>
+              <w:pStyle w:val="Normal"/>
+              <w:widowControl w:val="false"/>
+              <w:jc w:val="center"/>
+              <w:rPr>
+                <w:sz w:val="16"/>
+                <w:szCs w:val="16"/>
+              </w:rPr>
+            </w:pPr>
+            <w:r>
+              <w:rPr>
+                <w:rFonts w:eastAsia="arial" w:ascii="arial" w:hAnsi="arial"/>
+                <w:color w:val="000000"/>
+                <w:sz w:val="16"/>
+                <w:szCs w:val="16"/>
+              </w:rPr>
+              <w:t>Rear HL</w:t>
+            </w:r>
+          </w:p>
+        </w:tc>
+        <w:tc>
+          <w:tcPr>
+            <w:tcW w:w="1020" w:type="dxa"/>
+            <w:tcBorders>
+              <w:top w:val="single" w:sz="4" w:space="0" w:color="000000"/>
+              <w:left w:val="single" w:sz="4" w:space="0" w:color="000000"/>
+              <w:bottom w:val="single" w:sz="4" w:space="0" w:color="000000"/>
+            </w:tcBorders>
+            <w:vAlign w:val="bottom"/>
+          </w:tcPr>
+          <w:p>
+            <w:pPr>
+              <w:pStyle w:val="Normal"/>
+              <w:widowControl w:val="false"/>
+              <w:spacing w:lineRule="auto" w:line="180"/>
+              <w:jc w:val="center"/>
+              <w:rPr>
+                <w:sz w:val="16"/>
+                <w:szCs w:val="16"/>
+              </w:rPr>
+            </w:pPr>
+            <w:r>
+              <w:rPr>
+                <w:sz w:val="16"/>
+                <w:szCs w:val="16"/>
+              </w:rPr>
+              <w:t>Headlight Control</w:t>
+            </w:r>
+          </w:p>
+        </w:tc>
+        <w:tc>
+          <w:tcPr>
+            <w:tcW w:w="1016" w:type="dxa"/>
+            <w:tcBorders>
+              <w:top w:val="single" w:sz="4" w:space="0" w:color="000000"/>
+              <w:left w:val="single" w:sz="4" w:space="0" w:color="000000"/>
+              <w:bottom w:val="single" w:sz="4" w:space="0" w:color="000000"/>
+            </w:tcBorders>
+            <w:vAlign w:val="bottom"/>
+          </w:tcPr>
+          <w:p>
+            <w:pPr>
+              <w:pStyle w:val="Normal"/>
+              <w:widowControl w:val="false"/>
+              <w:spacing w:lineRule="auto" w:line="180"/>
+              <w:jc w:val="center"/>
+              <w:rPr>
+                <w:sz w:val="16"/>
+                <w:szCs w:val="16"/>
+              </w:rPr>
+            </w:pPr>
+            <w:r>
+              <w:rPr>
+                <w:rFonts w:eastAsia="arial" w:ascii="arial" w:hAnsi="arial"/>
+                <w:color w:val="000000"/>
+                <w:sz w:val="16"/>
+                <w:szCs w:val="16"/>
+              </w:rPr>
+              <w:t>Rear</w:t>
+            </w:r>
+          </w:p>
+          <w:p>
+            <w:pPr>
+              <w:pStyle w:val="Normal"/>
+              <w:widowControl w:val="false"/>
+              <w:spacing w:lineRule="auto" w:line="180"/>
+              <w:jc w:val="center"/>
+              <w:rPr>
+                <w:sz w:val="16"/>
+                <w:szCs w:val="16"/>
+              </w:rPr>
+            </w:pPr>
+            <w:r>
+              <w:rPr>
+                <w:rFonts w:eastAsia="arial" w:ascii="arial" w:hAnsi="arial"/>
+                <w:color w:val="000000"/>
+                <w:sz w:val="16"/>
+                <w:szCs w:val="16"/>
+              </w:rPr>
+              <w:t>Class Light</w:t>
+            </w:r>
+          </w:p>
+        </w:tc>
+        <w:tc>
+          <w:tcPr>
+            <w:tcW w:w="1016" w:type="dxa"/>
+            <w:tcBorders>
+              <w:top w:val="single" w:sz="4" w:space="0" w:color="000000"/>
+              <w:left w:val="single" w:sz="4" w:space="0" w:color="000000"/>
+              <w:bottom w:val="single" w:sz="4" w:space="0" w:color="000000"/>
+            </w:tcBorders>
+            <w:vAlign w:val="bottom"/>
+          </w:tcPr>
+          <w:p>
+            <w:pPr>
+              <w:pStyle w:val="Normal"/>
+              <w:widowControl w:val="false"/>
+              <w:spacing w:lineRule="auto" w:line="180"/>
+              <w:jc w:val="center"/>
+              <w:rPr>
+                <w:sz w:val="16"/>
+                <w:szCs w:val="16"/>
+              </w:rPr>
+            </w:pPr>
+            <w:r>
+              <w:rPr>
+                <w:rFonts w:eastAsia="arial" w:ascii="arial" w:hAnsi="arial"/>
+                <w:color w:val="000000"/>
+                <w:sz w:val="16"/>
+                <w:szCs w:val="16"/>
+              </w:rPr>
+              <w:t>Gauge Light</w:t>
+            </w:r>
+          </w:p>
+        </w:tc>
+        <w:tc>
+          <w:tcPr>
+            <w:tcW w:w="1016" w:type="dxa"/>
+            <w:tcBorders>
+              <w:top w:val="single" w:sz="4" w:space="0" w:color="000000"/>
+              <w:left w:val="single" w:sz="4" w:space="0" w:color="000000"/>
+              <w:bottom w:val="single" w:sz="4" w:space="0" w:color="000000"/>
+            </w:tcBorders>
+            <w:vAlign w:val="bottom"/>
+          </w:tcPr>
+          <w:p>
+            <w:pPr>
+              <w:pStyle w:val="Normal"/>
+              <w:widowControl w:val="false"/>
+              <w:spacing w:lineRule="auto" w:line="180"/>
+              <w:jc w:val="center"/>
+              <w:rPr>
+                <w:sz w:val="16"/>
+                <w:szCs w:val="16"/>
+              </w:rPr>
+            </w:pPr>
+            <w:r>
+              <w:rPr>
+                <w:rFonts w:eastAsia="arial" w:ascii="arial" w:hAnsi="arial"/>
+                <w:color w:val="000000"/>
+                <w:sz w:val="16"/>
+                <w:szCs w:val="16"/>
+              </w:rPr>
+              <w:t>Exterior</w:t>
+            </w:r>
+          </w:p>
+          <w:p>
+            <w:pPr>
+              <w:pStyle w:val="Normal"/>
+              <w:widowControl w:val="false"/>
+              <w:spacing w:lineRule="auto" w:line="180"/>
+              <w:jc w:val="center"/>
+              <w:rPr>
+                <w:sz w:val="16"/>
+                <w:szCs w:val="16"/>
+              </w:rPr>
+            </w:pPr>
+            <w:r>
+              <w:rPr>
+                <w:rFonts w:eastAsia="arial" w:ascii="arial" w:hAnsi="arial"/>
+                <w:color w:val="000000"/>
+                <w:sz w:val="16"/>
+                <w:szCs w:val="16"/>
+              </w:rPr>
+              <w:t>Camera</w:t>
+            </w:r>
+          </w:p>
+        </w:tc>
+        <w:tc>
+          <w:tcPr>
+            <w:tcW w:w="1029" w:type="dxa"/>
+            <w:tcBorders>
+              <w:top w:val="single" w:sz="4" w:space="0" w:color="000000"/>
+              <w:left w:val="single" w:sz="4" w:space="0" w:color="000000"/>
+              <w:bottom w:val="single" w:sz="4" w:space="0" w:color="000000"/>
+              <w:right w:val="single" w:sz="4" w:space="0" w:color="000000"/>
+            </w:tcBorders>
+            <w:vAlign w:val="bottom"/>
+          </w:tcPr>
+          <w:p>
+            <w:pPr>
+              <w:pStyle w:val="Normal"/>
+              <w:widowControl w:val="false"/>
+              <w:spacing w:lineRule="auto" w:line="180"/>
+              <w:jc w:val="center"/>
+              <w:rPr>
+                <w:sz w:val="16"/>
+                <w:szCs w:val="16"/>
+              </w:rPr>
+            </w:pPr>
+            <w:r>
+              <w:rPr>
+                <w:rFonts w:eastAsia="arial" w:ascii="arial" w:hAnsi="arial"/>
+                <w:color w:val="000000"/>
+                <w:sz w:val="16"/>
+                <w:szCs w:val="16"/>
+              </w:rPr>
+              <w:t>Prev</w:t>
+            </w:r>
+          </w:p>
+          <w:p>
+            <w:pPr>
+              <w:pStyle w:val="Normal"/>
+              <w:widowControl w:val="false"/>
+              <w:spacing w:lineRule="auto" w:line="180"/>
+              <w:jc w:val="center"/>
+              <w:rPr>
+                <w:sz w:val="16"/>
+                <w:szCs w:val="16"/>
+              </w:rPr>
+            </w:pPr>
+            <w:r>
+              <w:rPr>
+                <w:rFonts w:eastAsia="arial" w:ascii="arial" w:hAnsi="arial"/>
+                <w:color w:val="000000"/>
+                <w:sz w:val="16"/>
+                <w:szCs w:val="16"/>
+              </w:rPr>
+              <w:t>Cab Cam</w:t>
+            </w:r>
+          </w:p>
+        </w:tc>
+      </w:tr>
+    </w:tbl>
+    <w:p>
+      <w:pPr>
+        <w:pStyle w:val="Normal"/>
+        <w:rPr>
+          <w:color w:val="000000"/>
+          <w:sz w:val="16"/>
+          <w:szCs w:val="16"/>
+        </w:rPr>
+      </w:pPr>
+      <w:r>
+        <w:rPr>
+          <w:color w:val="000000"/>
+          <w:sz w:val="16"/>
+          <w:szCs w:val="16"/>
+        </w:rPr>
+      </w:r>
+    </w:p>
+    <w:p>
+      <w:pPr>
+        <w:pStyle w:val="Normal"/>
+        <w:rPr>
+          <w:color w:val="000000"/>
+          <w:sz w:val="16"/>
+          <w:szCs w:val="16"/>
+        </w:rPr>
+      </w:pPr>
+      <w:r>
+        <w:rPr>
+          <w:color w:val="000000"/>
+          <w:sz w:val="16"/>
+          <w:szCs w:val="16"/>
+        </w:rPr>
+        <w:tab/>
+        <w:t xml:space="preserve">       </w:t>
       </w:r>
       <w:r>
         <w:rPr>
@@ -10879,7 +11354,7 @@
           <w:sz w:val="16"/>
           <w:szCs w:val="16"/>
         </w:rPr>
-        <w:t xml:space="preserve">GP38-2 </w:t>
+        <w:t xml:space="preserve">    GP</w:t>
       </w:r>
       <w:r>
         <w:rPr>
@@ -10888,7 +11363,587 @@
           <w:sz w:val="16"/>
           <w:szCs w:val="16"/>
         </w:rPr>
-        <w:t>CN</w:t>
+        <w:t>9RM</w:t>
+      </w:r>
+      <w:r>
+        <w:rPr>
+          <w:rFonts w:eastAsia="arial" w:ascii="arial" w:hAnsi="arial"/>
+          <w:color w:val="000000"/>
+          <w:sz w:val="16"/>
+          <w:szCs w:val="16"/>
+        </w:rPr>
+        <w:t>-1</w:t>
+      </w:r>
+    </w:p>
+    <w:tbl>
+      <w:tblPr>
+        <w:tblW w:w="14248" w:type="dxa"/>
+        <w:jc w:val="left"/>
+        <w:tblInd w:w="-5" w:type="dxa"/>
+        <w:tblLayout w:type="fixed"/>
+        <w:tblCellMar>
+          <w:top w:w="0" w:type="dxa"/>
+          <w:left w:w="108" w:type="dxa"/>
+          <w:bottom w:w="0" w:type="dxa"/>
+          <w:right w:w="108" w:type="dxa"/>
+        </w:tblCellMar>
+        <w:tblLook w:firstRow="1" w:noVBand="1" w:lastRow="0" w:firstColumn="1" w:lastColumn="0" w:noHBand="0" w:val="04a0"/>
+      </w:tblPr>
+      <w:tblGrid>
+        <w:gridCol w:w="1017"/>
+        <w:gridCol w:w="1019"/>
+        <w:gridCol w:w="1014"/>
+        <w:gridCol w:w="1016"/>
+        <w:gridCol w:w="1020"/>
+        <w:gridCol w:w="1016"/>
+        <w:gridCol w:w="1016"/>
+        <w:gridCol w:w="1017"/>
+        <w:gridCol w:w="1016"/>
+        <w:gridCol w:w="1020"/>
+        <w:gridCol w:w="1016"/>
+        <w:gridCol w:w="1016"/>
+        <w:gridCol w:w="1016"/>
+        <w:gridCol w:w="1029"/>
+      </w:tblGrid>
+      <w:tr>
+        <w:trPr>
+          <w:trHeight w:val="440" w:hRule="exact"/>
+          <w:cantSplit w:val="true"/>
+        </w:trPr>
+        <w:tc>
+          <w:tcPr>
+            <w:tcW w:w="1017" w:type="dxa"/>
+            <w:tcBorders>
+              <w:top w:val="single" w:sz="4" w:space="0" w:color="000000"/>
+              <w:left w:val="single" w:sz="4" w:space="0" w:color="000000"/>
+              <w:bottom w:val="single" w:sz="4" w:space="0" w:color="000000"/>
+            </w:tcBorders>
+            <w:vAlign w:val="bottom"/>
+          </w:tcPr>
+          <w:p>
+            <w:pPr>
+              <w:pStyle w:val="Normal"/>
+              <w:widowControl w:val="false"/>
+              <w:spacing w:lineRule="auto" w:line="180" w:before="0" w:after="60"/>
+              <w:jc w:val="center"/>
+              <w:rPr>
+                <w:color w:val="000000"/>
+                <w:sz w:val="16"/>
+                <w:szCs w:val="16"/>
+              </w:rPr>
+            </w:pPr>
+            <w:r>
+              <w:rPr>
+                <w:rFonts w:eastAsia="arial" w:ascii="arial" w:hAnsi="arial"/>
+                <w:b/>
+                <w:color w:val="000000"/>
+                <w:sz w:val="16"/>
+                <w:szCs w:val="16"/>
+              </w:rPr>
+              <w:t>Pause</w:t>
+            </w:r>
+          </w:p>
+        </w:tc>
+        <w:tc>
+          <w:tcPr>
+            <w:tcW w:w="1019" w:type="dxa"/>
+            <w:tcBorders>
+              <w:top w:val="single" w:sz="4" w:space="0" w:color="000000"/>
+              <w:left w:val="single" w:sz="4" w:space="0" w:color="000000"/>
+              <w:bottom w:val="single" w:sz="4" w:space="0" w:color="000000"/>
+            </w:tcBorders>
+            <w:vAlign w:val="bottom"/>
+          </w:tcPr>
+          <w:p>
+            <w:pPr>
+              <w:pStyle w:val="Normal"/>
+              <w:widowControl w:val="false"/>
+              <w:spacing w:lineRule="auto" w:line="180"/>
+              <w:jc w:val="center"/>
+              <w:rPr>
+                <w:color w:val="000000"/>
+                <w:sz w:val="16"/>
+                <w:szCs w:val="16"/>
+              </w:rPr>
+            </w:pPr>
+            <w:r>
+              <w:rPr>
+                <w:color w:val="000000"/>
+                <w:sz w:val="16"/>
+                <w:szCs w:val="16"/>
+              </w:rPr>
+              <w:t>Reverser Handle</w:t>
+            </w:r>
+          </w:p>
+        </w:tc>
+        <w:tc>
+          <w:tcPr>
+            <w:tcW w:w="1014" w:type="dxa"/>
+            <w:tcBorders>
+              <w:top w:val="single" w:sz="4" w:space="0" w:color="000000"/>
+              <w:left w:val="single" w:sz="4" w:space="0" w:color="000000"/>
+              <w:bottom w:val="single" w:sz="4" w:space="0" w:color="000000"/>
+            </w:tcBorders>
+            <w:vAlign w:val="bottom"/>
+          </w:tcPr>
+          <w:p>
+            <w:pPr>
+              <w:pStyle w:val="Normal"/>
+              <w:widowControl w:val="false"/>
+              <w:jc w:val="center"/>
+              <w:rPr>
+                <w:rFonts w:ascii="arial" w:hAnsi="arial" w:eastAsia="arial"/>
+                <w:color w:val="000000"/>
+                <w:sz w:val="16"/>
+                <w:szCs w:val="16"/>
+              </w:rPr>
+            </w:pPr>
+            <w:r>
+              <w:rPr>
+                <w:rFonts w:eastAsia="arial" w:ascii="arial" w:hAnsi="arial"/>
+                <w:color w:val="000000"/>
+                <w:sz w:val="16"/>
+                <w:szCs w:val="16"/>
+              </w:rPr>
+              <w:t>Lead Sand</w:t>
+            </w:r>
+          </w:p>
+        </w:tc>
+        <w:tc>
+          <w:tcPr>
+            <w:tcW w:w="1016" w:type="dxa"/>
+            <w:tcBorders>
+              <w:top w:val="single" w:sz="4" w:space="0" w:color="000000"/>
+              <w:left w:val="single" w:sz="4" w:space="0" w:color="000000"/>
+              <w:bottom w:val="single" w:sz="4" w:space="0" w:color="000000"/>
+            </w:tcBorders>
+            <w:vAlign w:val="bottom"/>
+          </w:tcPr>
+          <w:p>
+            <w:pPr>
+              <w:pStyle w:val="Normal"/>
+              <w:widowControl w:val="false"/>
+              <w:spacing w:lineRule="auto" w:line="180"/>
+              <w:jc w:val="center"/>
+              <w:rPr>
+                <w:color w:val="000000"/>
+                <w:sz w:val="16"/>
+                <w:szCs w:val="16"/>
+              </w:rPr>
+            </w:pPr>
+            <w:r>
+              <w:rPr>
+                <w:color w:val="000000"/>
+                <w:sz w:val="16"/>
+                <w:szCs w:val="16"/>
+              </w:rPr>
+              <w:t>Engine Run</w:t>
+            </w:r>
+          </w:p>
+        </w:tc>
+        <w:tc>
+          <w:tcPr>
+            <w:tcW w:w="1020" w:type="dxa"/>
+            <w:tcBorders>
+              <w:top w:val="single" w:sz="4" w:space="0" w:color="000000"/>
+              <w:left w:val="single" w:sz="4" w:space="0" w:color="000000"/>
+              <w:bottom w:val="single" w:sz="4" w:space="0" w:color="000000"/>
+            </w:tcBorders>
+            <w:vAlign w:val="bottom"/>
+          </w:tcPr>
+          <w:p>
+            <w:pPr>
+              <w:pStyle w:val="Normal"/>
+              <w:widowControl w:val="false"/>
+              <w:spacing w:lineRule="auto" w:line="180"/>
+              <w:jc w:val="center"/>
+              <w:rPr>
+                <w:color w:val="000000"/>
+                <w:sz w:val="16"/>
+                <w:szCs w:val="16"/>
+              </w:rPr>
+            </w:pPr>
+            <w:r>
+              <w:rPr>
+                <w:color w:val="000000"/>
+                <w:sz w:val="16"/>
+                <w:szCs w:val="16"/>
+              </w:rPr>
+              <w:t>Generator Field</w:t>
+            </w:r>
+          </w:p>
+        </w:tc>
+        <w:tc>
+          <w:tcPr>
+            <w:tcW w:w="1016" w:type="dxa"/>
+            <w:tcBorders>
+              <w:top w:val="single" w:sz="4" w:space="0" w:color="000000"/>
+              <w:left w:val="single" w:sz="4" w:space="0" w:color="000000"/>
+              <w:bottom w:val="single" w:sz="4" w:space="0" w:color="000000"/>
+            </w:tcBorders>
+            <w:vAlign w:val="bottom"/>
+          </w:tcPr>
+          <w:p>
+            <w:pPr>
+              <w:pStyle w:val="Normal"/>
+              <w:widowControl w:val="false"/>
+              <w:jc w:val="center"/>
+              <w:rPr>
+                <w:color w:val="000000"/>
+                <w:sz w:val="16"/>
+                <w:szCs w:val="16"/>
+              </w:rPr>
+            </w:pPr>
+            <w:r>
+              <w:rPr>
+                <w:color w:val="000000"/>
+                <w:sz w:val="16"/>
+                <w:szCs w:val="16"/>
+              </w:rPr>
+              <w:t>Brake</w:t>
+            </w:r>
+          </w:p>
+          <w:p>
+            <w:pPr>
+              <w:pStyle w:val="Normal"/>
+              <w:widowControl w:val="false"/>
+              <w:jc w:val="center"/>
+              <w:rPr>
+                <w:color w:val="000000"/>
+                <w:sz w:val="16"/>
+                <w:szCs w:val="16"/>
+              </w:rPr>
+            </w:pPr>
+            <w:r>
+              <w:rPr>
+                <w:color w:val="000000"/>
+                <w:sz w:val="16"/>
+                <w:szCs w:val="16"/>
+              </w:rPr>
+              <w:t>Cut-In</w:t>
+            </w:r>
+          </w:p>
+        </w:tc>
+        <w:tc>
+          <w:tcPr>
+            <w:tcW w:w="1016" w:type="dxa"/>
+            <w:tcBorders>
+              <w:top w:val="single" w:sz="4" w:space="0" w:color="000000"/>
+              <w:left w:val="single" w:sz="4" w:space="0" w:color="000000"/>
+              <w:bottom w:val="single" w:sz="4" w:space="0" w:color="000000"/>
+            </w:tcBorders>
+            <w:vAlign w:val="bottom"/>
+          </w:tcPr>
+          <w:p>
+            <w:pPr>
+              <w:pStyle w:val="Normal"/>
+              <w:widowControl w:val="false"/>
+              <w:jc w:val="center"/>
+              <w:rPr>
+                <w:color w:val="000000"/>
+                <w:sz w:val="16"/>
+                <w:szCs w:val="16"/>
+              </w:rPr>
+            </w:pPr>
+            <w:r>
+              <w:rPr>
+                <w:color w:val="000000"/>
+                <w:sz w:val="16"/>
+                <w:szCs w:val="16"/>
+              </w:rPr>
+              <w:t>MU-2A Lead</w:t>
+            </w:r>
+          </w:p>
+        </w:tc>
+        <w:tc>
+          <w:tcPr>
+            <w:tcW w:w="1017" w:type="dxa"/>
+            <w:tcBorders>
+              <w:top w:val="single" w:sz="4" w:space="0" w:color="000000"/>
+              <w:left w:val="single" w:sz="4" w:space="0" w:color="000000"/>
+              <w:bottom w:val="single" w:sz="4" w:space="0" w:color="000000"/>
+            </w:tcBorders>
+            <w:vAlign w:val="bottom"/>
+          </w:tcPr>
+          <w:p>
+            <w:pPr>
+              <w:pStyle w:val="Normal"/>
+              <w:widowControl w:val="false"/>
+              <w:jc w:val="center"/>
+              <w:rPr>
+                <w:color w:val="000000"/>
+                <w:sz w:val="16"/>
+                <w:szCs w:val="16"/>
+              </w:rPr>
+            </w:pPr>
+            <w:r>
+              <w:rPr>
+                <w:rFonts w:eastAsia="arial" w:ascii="arial" w:hAnsi="arial"/>
+                <w:color w:val="000000"/>
+                <w:sz w:val="16"/>
+                <w:szCs w:val="16"/>
+              </w:rPr>
+              <w:t>Front Class Light</w:t>
+            </w:r>
+          </w:p>
+        </w:tc>
+        <w:tc>
+          <w:tcPr>
+            <w:tcW w:w="1016" w:type="dxa"/>
+            <w:tcBorders>
+              <w:top w:val="single" w:sz="4" w:space="0" w:color="000000"/>
+              <w:left w:val="single" w:sz="4" w:space="0" w:color="000000"/>
+              <w:bottom w:val="single" w:sz="4" w:space="0" w:color="000000"/>
+            </w:tcBorders>
+            <w:vAlign w:val="bottom"/>
+          </w:tcPr>
+          <w:p>
+            <w:pPr>
+              <w:pStyle w:val="Normal"/>
+              <w:widowControl w:val="false"/>
+              <w:jc w:val="center"/>
+              <w:rPr>
+                <w:sz w:val="16"/>
+                <w:szCs w:val="16"/>
+              </w:rPr>
+            </w:pPr>
+            <w:r>
+              <w:rPr>
+                <w:sz w:val="16"/>
+                <w:szCs w:val="16"/>
+              </w:rPr>
+              <w:t>Rear HL Up</w:t>
+            </w:r>
+          </w:p>
+        </w:tc>
+        <w:tc>
+          <w:tcPr>
+            <w:tcW w:w="1020" w:type="dxa"/>
+            <w:tcBorders>
+              <w:top w:val="single" w:sz="4" w:space="0" w:color="000000"/>
+              <w:left w:val="single" w:sz="4" w:space="0" w:color="000000"/>
+              <w:bottom w:val="single" w:sz="4" w:space="0" w:color="000000"/>
+            </w:tcBorders>
+            <w:vAlign w:val="bottom"/>
+          </w:tcPr>
+          <w:p>
+            <w:pPr>
+              <w:pStyle w:val="Normal"/>
+              <w:widowControl w:val="false"/>
+              <w:jc w:val="center"/>
+              <w:rPr>
+                <w:color w:val="000000"/>
+                <w:sz w:val="16"/>
+                <w:szCs w:val="16"/>
+              </w:rPr>
+            </w:pPr>
+            <w:r>
+              <w:rPr>
+                <w:rFonts w:eastAsia="arial" w:ascii="arial" w:hAnsi="arial"/>
+                <w:color w:val="000000"/>
+                <w:sz w:val="16"/>
+                <w:szCs w:val="16"/>
+              </w:rPr>
+              <w:t>Banking COMM</w:t>
+            </w:r>
+          </w:p>
+        </w:tc>
+        <w:tc>
+          <w:tcPr>
+            <w:tcW w:w="1016" w:type="dxa"/>
+            <w:tcBorders>
+              <w:top w:val="single" w:sz="4" w:space="0" w:color="000000"/>
+              <w:left w:val="single" w:sz="4" w:space="0" w:color="000000"/>
+              <w:bottom w:val="single" w:sz="4" w:space="0" w:color="000000"/>
+            </w:tcBorders>
+            <w:vAlign w:val="bottom"/>
+          </w:tcPr>
+          <w:p>
+            <w:pPr>
+              <w:pStyle w:val="Normal"/>
+              <w:widowControl w:val="false"/>
+              <w:spacing w:lineRule="auto" w:line="180"/>
+              <w:jc w:val="center"/>
+              <w:rPr>
+                <w:sz w:val="16"/>
+                <w:szCs w:val="16"/>
+              </w:rPr>
+            </w:pPr>
+            <w:r>
+              <w:rPr>
+                <w:rFonts w:eastAsia="arial" w:ascii="arial" w:hAnsi="arial"/>
+                <w:color w:val="000000"/>
+                <w:sz w:val="16"/>
+                <w:szCs w:val="16"/>
+              </w:rPr>
+              <w:t>Gauge Light</w:t>
+            </w:r>
+          </w:p>
+        </w:tc>
+        <w:tc>
+          <w:tcPr>
+            <w:tcW w:w="1016" w:type="dxa"/>
+            <w:tcBorders>
+              <w:top w:val="single" w:sz="4" w:space="0" w:color="000000"/>
+              <w:left w:val="single" w:sz="4" w:space="0" w:color="000000"/>
+              <w:bottom w:val="single" w:sz="4" w:space="0" w:color="000000"/>
+            </w:tcBorders>
+            <w:vAlign w:val="bottom"/>
+          </w:tcPr>
+          <w:p>
+            <w:pPr>
+              <w:pStyle w:val="Normal"/>
+              <w:widowControl w:val="false"/>
+              <w:spacing w:lineRule="auto" w:line="180"/>
+              <w:jc w:val="center"/>
+              <w:rPr>
+                <w:sz w:val="16"/>
+                <w:szCs w:val="16"/>
+              </w:rPr>
+            </w:pPr>
+            <w:r>
+              <w:rPr>
+                <w:sz w:val="16"/>
+                <w:szCs w:val="16"/>
+              </w:rPr>
+              <w:t>Cab Light</w:t>
+            </w:r>
+          </w:p>
+        </w:tc>
+        <w:tc>
+          <w:tcPr>
+            <w:tcW w:w="1016" w:type="dxa"/>
+            <w:tcBorders>
+              <w:top w:val="single" w:sz="4" w:space="0" w:color="000000"/>
+              <w:left w:val="single" w:sz="4" w:space="0" w:color="000000"/>
+              <w:bottom w:val="single" w:sz="4" w:space="0" w:color="000000"/>
+            </w:tcBorders>
+            <w:vAlign w:val="bottom"/>
+          </w:tcPr>
+          <w:p>
+            <w:pPr>
+              <w:pStyle w:val="Normal"/>
+              <w:widowControl w:val="false"/>
+              <w:spacing w:lineRule="auto" w:line="180"/>
+              <w:jc w:val="center"/>
+              <w:rPr>
+                <w:sz w:val="16"/>
+                <w:szCs w:val="16"/>
+              </w:rPr>
+            </w:pPr>
+            <w:r>
+              <w:rPr>
+                <w:rFonts w:eastAsia="arial" w:ascii="arial" w:hAnsi="arial"/>
+                <w:color w:val="000000"/>
+                <w:sz w:val="16"/>
+                <w:szCs w:val="16"/>
+              </w:rPr>
+              <w:t>1-Person</w:t>
+            </w:r>
+          </w:p>
+        </w:tc>
+        <w:tc>
+          <w:tcPr>
+            <w:tcW w:w="1029" w:type="dxa"/>
+            <w:tcBorders>
+              <w:top w:val="single" w:sz="4" w:space="0" w:color="000000"/>
+              <w:left w:val="single" w:sz="4" w:space="0" w:color="000000"/>
+              <w:bottom w:val="single" w:sz="4" w:space="0" w:color="000000"/>
+              <w:right w:val="single" w:sz="4" w:space="0" w:color="000000"/>
+            </w:tcBorders>
+            <w:vAlign w:val="bottom"/>
+          </w:tcPr>
+          <w:p>
+            <w:pPr>
+              <w:pStyle w:val="Normal"/>
+              <w:widowControl w:val="false"/>
+              <w:spacing w:lineRule="auto" w:line="180"/>
+              <w:jc w:val="center"/>
+              <w:rPr>
+                <w:sz w:val="16"/>
+                <w:szCs w:val="16"/>
+              </w:rPr>
+            </w:pPr>
+            <w:r>
+              <w:rPr>
+                <w:rFonts w:eastAsia="arial" w:ascii="arial" w:hAnsi="arial"/>
+                <w:color w:val="000000"/>
+                <w:sz w:val="16"/>
+                <w:szCs w:val="16"/>
+              </w:rPr>
+              <w:t>Next</w:t>
+            </w:r>
+          </w:p>
+          <w:p>
+            <w:pPr>
+              <w:pStyle w:val="Normal"/>
+              <w:widowControl w:val="false"/>
+              <w:spacing w:lineRule="auto" w:line="180"/>
+              <w:jc w:val="center"/>
+              <w:rPr>
+                <w:sz w:val="16"/>
+                <w:szCs w:val="16"/>
+              </w:rPr>
+            </w:pPr>
+            <w:r>
+              <w:rPr>
+                <w:rFonts w:eastAsia="arial" w:ascii="arial" w:hAnsi="arial"/>
+                <w:color w:val="000000"/>
+                <w:sz w:val="16"/>
+                <w:szCs w:val="16"/>
+              </w:rPr>
+              <w:t>Cab Cam</w:t>
+            </w:r>
+          </w:p>
+        </w:tc>
+      </w:tr>
+    </w:tbl>
+    <w:p>
+      <w:pPr>
+        <w:pStyle w:val="Normal"/>
+        <w:rPr>
+          <w:rFonts w:ascii="arial" w:hAnsi="arial" w:eastAsia="arial"/>
+          <w:color w:val="000000"/>
+          <w:sz w:val="16"/>
+          <w:szCs w:val="16"/>
+        </w:rPr>
+      </w:pPr>
+      <w:r>
+        <w:rPr>
+          <w:rFonts w:eastAsia="arial" w:ascii="arial" w:hAnsi="arial"/>
+          <w:color w:val="000000"/>
+          <w:sz w:val="16"/>
+          <w:szCs w:val="16"/>
+        </w:rPr>
+      </w:r>
+    </w:p>
+    <w:p>
+      <w:pPr>
+        <w:pStyle w:val="Normal"/>
+        <w:rPr>
+          <w:color w:val="000000"/>
+          <w:sz w:val="16"/>
+          <w:szCs w:val="16"/>
+        </w:rPr>
+      </w:pPr>
+      <w:r>
+        <w:rPr>
+          <w:rFonts w:eastAsia="arial" w:ascii="arial" w:hAnsi="arial"/>
+          <w:color w:val="000000"/>
+          <w:sz w:val="16"/>
+          <w:szCs w:val="16"/>
+        </w:rPr>
+        <w:tab/>
+        <w:t xml:space="preserve">           GP</w:t>
+      </w:r>
+      <w:r>
+        <w:rPr>
+          <w:rFonts w:eastAsia="arial" w:ascii="arial" w:hAnsi="arial"/>
+          <w:color w:val="000000"/>
+          <w:sz w:val="16"/>
+          <w:szCs w:val="16"/>
+        </w:rPr>
+        <w:t>9RM</w:t>
       </w:r>
       <w:r>
         <w:rPr>
@@ -11093,15 +12148,7 @@
                 <w:sz w:val="16"/>
                 <w:szCs w:val="16"/>
               </w:rPr>
-              <w:t xml:space="preserve">Control </w:t>
-            </w:r>
-            <w:r>
-              <w:rPr>
-                <w:color w:val="000000"/>
-                <w:sz w:val="16"/>
-                <w:szCs w:val="16"/>
-              </w:rPr>
-              <w:t>&amp; Fuel Pump</w:t>
+              <w:t>Control &amp; Fuel Pump</w:t>
             </w:r>
           </w:p>
         </w:tc>
@@ -11202,52 +12249,73 @@
             <w:pPr>
               <w:pStyle w:val="Normal"/>
               <w:widowControl w:val="false"/>
-              <w:jc w:val="center"/>
-              <w:rPr>
-                <w:color w:val="000000"/>
-                <w:sz w:val="16"/>
-                <w:szCs w:val="16"/>
-              </w:rPr>
-            </w:pPr>
-            <w:r>
-              <w:rPr>
-                <w:rFonts w:eastAsia="arial" w:ascii="arial" w:hAnsi="arial"/>
-                <w:color w:val="000000"/>
-                <w:sz w:val="16"/>
-                <w:szCs w:val="16"/>
-              </w:rPr>
-              <w:t>Ditch Light Rear</w:t>
-            </w:r>
-          </w:p>
-        </w:tc>
-        <w:tc>
-          <w:tcPr>
-            <w:tcW w:w="1016" w:type="dxa"/>
-            <w:tcBorders>
-              <w:top w:val="single" w:sz="4" w:space="0" w:color="000000"/>
-              <w:left w:val="single" w:sz="4" w:space="0" w:color="000000"/>
-              <w:bottom w:val="single" w:sz="4" w:space="0" w:color="000000"/>
-            </w:tcBorders>
-            <w:vAlign w:val="bottom"/>
-          </w:tcPr>
-          <w:p>
-            <w:pPr>
-              <w:pStyle w:val="Normal"/>
-              <w:widowControl w:val="false"/>
-              <w:jc w:val="center"/>
-              <w:rPr>
-                <w:sz w:val="16"/>
-                <w:szCs w:val="16"/>
-              </w:rPr>
-            </w:pPr>
-            <w:r>
-              <w:rPr>
-                <w:rFonts w:eastAsia="arial" w:ascii="arial" w:hAnsi="arial"/>
-                <w:color w:val="000000"/>
-                <w:sz w:val="16"/>
-                <w:szCs w:val="16"/>
-              </w:rPr>
-              <w:t>Rear HL</w:t>
+              <w:spacing w:lineRule="auto" w:line="180"/>
+              <w:jc w:val="center"/>
+              <w:rPr>
+                <w:sz w:val="16"/>
+                <w:szCs w:val="16"/>
+              </w:rPr>
+            </w:pPr>
+            <w:r>
+              <w:rPr>
+                <w:rFonts w:eastAsia="arial" w:ascii="arial" w:hAnsi="arial"/>
+                <w:color w:val="000000"/>
+                <w:sz w:val="16"/>
+                <w:szCs w:val="16"/>
+              </w:rPr>
+              <w:t>Rear</w:t>
+            </w:r>
+          </w:p>
+          <w:p>
+            <w:pPr>
+              <w:pStyle w:val="Normal"/>
+              <w:widowControl w:val="false"/>
+              <w:spacing w:lineRule="auto" w:line="180"/>
+              <w:jc w:val="center"/>
+              <w:rPr>
+                <w:sz w:val="16"/>
+                <w:szCs w:val="16"/>
+              </w:rPr>
+            </w:pPr>
+            <w:r>
+              <w:rPr>
+                <w:rFonts w:eastAsia="arial" w:ascii="arial" w:hAnsi="arial"/>
+                <w:color w:val="000000"/>
+                <w:sz w:val="16"/>
+                <w:szCs w:val="16"/>
+              </w:rPr>
+              <w:t>Class Light</w:t>
+            </w:r>
+          </w:p>
+        </w:tc>
+        <w:tc>
+          <w:tcPr>
+            <w:tcW w:w="1016" w:type="dxa"/>
+            <w:tcBorders>
+              <w:top w:val="single" w:sz="4" w:space="0" w:color="000000"/>
+              <w:left w:val="single" w:sz="4" w:space="0" w:color="000000"/>
+              <w:bottom w:val="single" w:sz="4" w:space="0" w:color="000000"/>
+            </w:tcBorders>
+            <w:vAlign w:val="bottom"/>
+          </w:tcPr>
+          <w:p>
+            <w:pPr>
+              <w:pStyle w:val="Normal"/>
+              <w:widowControl w:val="false"/>
+              <w:jc w:val="center"/>
+              <w:rPr>
+                <w:sz w:val="16"/>
+                <w:szCs w:val="16"/>
+              </w:rPr>
+            </w:pPr>
+            <w:r>
+              <w:rPr>
+                <w:rFonts w:eastAsia="arial" w:ascii="arial" w:hAnsi="arial"/>
+                <w:color w:val="000000"/>
+                <w:sz w:val="16"/>
+                <w:szCs w:val="16"/>
+              </w:rPr>
+              <w:t>Rear HL Down</w:t>
             </w:r>
           </w:p>
         </w:tc>
@@ -11304,65 +12372,40 @@
             </w:pPr>
             <w:r>
               <w:rPr>
-                <w:rFonts w:eastAsia="arial" w:ascii="arial" w:hAnsi="arial"/>
-                <w:color w:val="000000"/>
-                <w:sz w:val="16"/>
-                <w:szCs w:val="16"/>
-              </w:rPr>
-              <w:t>Rear</w:t>
-            </w:r>
-          </w:p>
-          <w:p>
-            <w:pPr>
-              <w:pStyle w:val="Normal"/>
-              <w:widowControl w:val="false"/>
-              <w:spacing w:lineRule="auto" w:line="180"/>
-              <w:jc w:val="center"/>
-              <w:rPr>
-                <w:sz w:val="16"/>
-                <w:szCs w:val="16"/>
-              </w:rPr>
-            </w:pPr>
-            <w:r>
-              <w:rPr>
-                <w:rFonts w:eastAsia="arial" w:ascii="arial" w:hAnsi="arial"/>
-                <w:color w:val="000000"/>
-                <w:sz w:val="16"/>
-                <w:szCs w:val="16"/>
-              </w:rPr>
-              <w:t>Class Light</w:t>
-            </w:r>
-          </w:p>
-        </w:tc>
-        <w:tc>
-          <w:tcPr>
-            <w:tcW w:w="1016" w:type="dxa"/>
-            <w:tcBorders>
-              <w:top w:val="single" w:sz="4" w:space="0" w:color="000000"/>
-              <w:left w:val="single" w:sz="4" w:space="0" w:color="000000"/>
-              <w:bottom w:val="single" w:sz="4" w:space="0" w:color="000000"/>
-            </w:tcBorders>
-            <w:vAlign w:val="bottom"/>
-          </w:tcPr>
-          <w:p>
-            <w:pPr>
-              <w:pStyle w:val="Normal"/>
-              <w:widowControl w:val="false"/>
-              <w:spacing w:lineRule="auto" w:line="180"/>
-              <w:jc w:val="center"/>
-              <w:rPr>
-                <w:sz w:val="16"/>
-                <w:szCs w:val="16"/>
-              </w:rPr>
-            </w:pPr>
-            <w:r>
-              <w:rPr>
-                <w:rFonts w:eastAsia="arial" w:ascii="arial" w:hAnsi="arial"/>
-                <w:color w:val="000000"/>
-                <w:sz w:val="16"/>
-                <w:szCs w:val="16"/>
-              </w:rPr>
-              <w:t>Gauge Light</w:t>
+                <w:sz w:val="16"/>
+                <w:szCs w:val="16"/>
+              </w:rPr>
+              <w:t>Step Light</w:t>
+            </w:r>
+          </w:p>
+        </w:tc>
+        <w:tc>
+          <w:tcPr>
+            <w:tcW w:w="1016" w:type="dxa"/>
+            <w:tcBorders>
+              <w:top w:val="single" w:sz="4" w:space="0" w:color="000000"/>
+              <w:left w:val="single" w:sz="4" w:space="0" w:color="000000"/>
+              <w:bottom w:val="single" w:sz="4" w:space="0" w:color="000000"/>
+            </w:tcBorders>
+            <w:vAlign w:val="bottom"/>
+          </w:tcPr>
+          <w:p>
+            <w:pPr>
+              <w:pStyle w:val="Normal"/>
+              <w:widowControl w:val="false"/>
+              <w:spacing w:lineRule="auto" w:line="180"/>
+              <w:jc w:val="center"/>
+              <w:rPr>
+                <w:sz w:val="16"/>
+                <w:szCs w:val="16"/>
+              </w:rPr>
+            </w:pPr>
+            <w:r>
+              <w:rPr>
+                <w:sz w:val="16"/>
+                <w:szCs w:val="16"/>
+              </w:rPr>
+              <w:t>Ditch Light</w:t>
             </w:r>
           </w:p>
         </w:tc>
@@ -12513,12 +13556,12 @@
       <w:rFonts w:ascii="Symbol" w:hAnsi="Symbol" w:cs="Symbol"/>
     </w:rPr>
   </w:style>
-  <w:style w:type="character" w:styleId="user" w:customStyle="1">
-    <w:name w:val="번호 매기기 기호 (user)"/>
+  <w:style w:type="character" w:styleId="Style5" w:customStyle="1">
+    <w:name w:val="번호 매기기 기호"/>
     <w:qFormat/>
     <w:rPr/>
   </w:style>
-  <w:style w:type="paragraph" w:styleId="Style5">
+  <w:style w:type="paragraph" w:styleId="Style6">
     <w:name w:val="제목"/>
     <w:basedOn w:val="Normal"/>
     <w:next w:val="BodyText"/>
@@ -12528,7 +13571,7 @@
       <w:spacing w:before="240" w:after="120"/>
     </w:pPr>
     <w:rPr>
-      <w:rFonts w:ascii="Liberation Sans" w:hAnsi="Liberation Sans" w:eastAsia="Noto Sans CJK KR" w:cs="Lohit Devanagari"/>
+      <w:rFonts w:ascii="Liberation Sans" w:hAnsi="Liberation Sans" w:eastAsia="나눔고딕" w:cs="Arial"/>
       <w:sz w:val="28"/>
       <w:szCs w:val="28"/>
     </w:rPr>
@@ -12565,7 +13608,7 @@
       <w:szCs w:val="24"/>
     </w:rPr>
   </w:style>
-  <w:style w:type="paragraph" w:styleId="Style6" w:customStyle="1">
+  <w:style w:type="paragraph" w:styleId="Style7">
     <w:name w:val="색인"/>
     <w:basedOn w:val="Normal"/>
     <w:qFormat/>
@@ -12573,10 +13616,11 @@
       <w:suppressLineNumbers/>
     </w:pPr>
     <w:rPr>
-      <w:rFonts w:cs="Lohit Devanagari"/>
+      <w:rFonts w:cs="Arial"/>
+      <w:sz w:val="24"/>
     </w:rPr>
   </w:style>
-  <w:style w:type="paragraph" w:styleId="user1">
+  <w:style w:type="paragraph" w:styleId="user">
     <w:name w:val="제목 (user)"/>
     <w:basedOn w:val="Normal"/>
     <w:next w:val="BodyText"/>
@@ -12586,12 +13630,12 @@
       <w:spacing w:before="240" w:after="120"/>
     </w:pPr>
     <w:rPr>
-      <w:rFonts w:ascii="Liberation Sans" w:hAnsi="Liberation Sans" w:eastAsia="나눔고딕" w:cs="Arial"/>
+      <w:rFonts w:ascii="Liberation Sans" w:hAnsi="Liberation Sans" w:eastAsia="Noto Sans CJK KR" w:cs="Lohit Devanagari"/>
       <w:sz w:val="28"/>
       <w:szCs w:val="28"/>
     </w:rPr>
   </w:style>
-  <w:style w:type="paragraph" w:styleId="user2">
+  <w:style w:type="paragraph" w:styleId="user1" w:customStyle="1">
     <w:name w:val="색인 (user)"/>
     <w:basedOn w:val="Normal"/>
     <w:qFormat/>
@@ -12599,8 +13643,7 @@
       <w:suppressLineNumbers/>
     </w:pPr>
     <w:rPr>
-      <w:rFonts w:cs="Arial"/>
-      <w:sz w:val="24"/>
+      <w:rFonts w:cs="Lohit Devanagari"/>
     </w:rPr>
   </w:style>
   <w:style w:type="paragraph" w:styleId="Title">
@@ -13282,8 +14325,8 @@
       <w:szCs w:val="24"/>
     </w:rPr>
   </w:style>
-  <w:style w:type="paragraph" w:styleId="Style7" w:customStyle="1">
-    <w:name w:val="표 내용"/>
+  <w:style w:type="paragraph" w:styleId="user2" w:customStyle="1">
+    <w:name w:val="표 내용 (user)"/>
     <w:basedOn w:val="Normal"/>
     <w:qFormat/>
     <w:pPr>
@@ -13291,9 +14334,9 @@
     </w:pPr>
     <w:rPr/>
   </w:style>
-  <w:style w:type="paragraph" w:styleId="Style8" w:customStyle="1">
-    <w:name w:val="표제목"/>
-    <w:basedOn w:val="Style7"/>
+  <w:style w:type="paragraph" w:styleId="user3" w:customStyle="1">
+    <w:name w:val="표제목 (user)"/>
+    <w:basedOn w:val="user2"/>
     <w:qFormat/>
     <w:pPr>
       <w:jc w:val="center"/>
@@ -13303,8 +14346,8 @@
       <w:bCs/>
     </w:rPr>
   </w:style>
-  <w:style w:type="paragraph" w:styleId="user3">
-    <w:name w:val="표 내용 (user)"/>
+  <w:style w:type="paragraph" w:styleId="Style8">
+    <w:name w:val="표 내용"/>
     <w:basedOn w:val="Normal"/>
     <w:qFormat/>
     <w:pPr>
@@ -13313,9 +14356,9 @@
     </w:pPr>
     <w:rPr/>
   </w:style>
-  <w:style w:type="paragraph" w:styleId="user4">
-    <w:name w:val="표제목 (user)"/>
-    <w:basedOn w:val="user3"/>
+  <w:style w:type="paragraph" w:styleId="Style9">
+    <w:name w:val="표제목"/>
+    <w:basedOn w:val="Style8"/>
     <w:qFormat/>
     <w:pPr>
       <w:suppressLineNumbers/>

--- a/raildriver-USA-Remapped.docx
+++ b/raildriver-USA-Remapped.docx
@@ -11354,25 +11354,7 @@
           <w:sz w:val="16"/>
           <w:szCs w:val="16"/>
         </w:rPr>
-        <w:t xml:space="preserve">    GP</w:t>
-      </w:r>
-      <w:r>
-        <w:rPr>
-          <w:rFonts w:eastAsia="arial" w:ascii="arial" w:hAnsi="arial"/>
-          <w:color w:val="000000"/>
-          <w:sz w:val="16"/>
-          <w:szCs w:val="16"/>
-        </w:rPr>
-        <w:t>9RM</w:t>
-      </w:r>
-      <w:r>
-        <w:rPr>
-          <w:rFonts w:eastAsia="arial" w:ascii="arial" w:hAnsi="arial"/>
-          <w:color w:val="000000"/>
-          <w:sz w:val="16"/>
-          <w:szCs w:val="16"/>
-        </w:rPr>
-        <w:t>-1</w:t>
+        <w:t xml:space="preserve">    GP9RM-1</w:t>
       </w:r>
     </w:p>
     <w:tbl>
@@ -11934,7 +11916,606 @@
           <w:szCs w:val="16"/>
         </w:rPr>
         <w:tab/>
-        <w:t xml:space="preserve">           GP</w:t>
+        <w:t xml:space="preserve">           GP9RM-2</w:t>
+      </w:r>
+    </w:p>
+    <w:tbl>
+      <w:tblPr>
+        <w:tblW w:w="14248" w:type="dxa"/>
+        <w:jc w:val="left"/>
+        <w:tblInd w:w="-5" w:type="dxa"/>
+        <w:tblLayout w:type="fixed"/>
+        <w:tblCellMar>
+          <w:top w:w="0" w:type="dxa"/>
+          <w:left w:w="108" w:type="dxa"/>
+          <w:bottom w:w="0" w:type="dxa"/>
+          <w:right w:w="108" w:type="dxa"/>
+        </w:tblCellMar>
+        <w:tblLook w:firstRow="1" w:noVBand="1" w:lastRow="0" w:firstColumn="1" w:lastColumn="0" w:noHBand="0" w:val="04a0"/>
+      </w:tblPr>
+      <w:tblGrid>
+        <w:gridCol w:w="1017"/>
+        <w:gridCol w:w="1019"/>
+        <w:gridCol w:w="1014"/>
+        <w:gridCol w:w="1016"/>
+        <w:gridCol w:w="1020"/>
+        <w:gridCol w:w="1016"/>
+        <w:gridCol w:w="1016"/>
+        <w:gridCol w:w="1017"/>
+        <w:gridCol w:w="1016"/>
+        <w:gridCol w:w="1020"/>
+        <w:gridCol w:w="1016"/>
+        <w:gridCol w:w="1016"/>
+        <w:gridCol w:w="1016"/>
+        <w:gridCol w:w="1029"/>
+      </w:tblGrid>
+      <w:tr>
+        <w:trPr>
+          <w:trHeight w:val="440" w:hRule="exact"/>
+          <w:cantSplit w:val="true"/>
+        </w:trPr>
+        <w:tc>
+          <w:tcPr>
+            <w:tcW w:w="1017" w:type="dxa"/>
+            <w:tcBorders>
+              <w:top w:val="single" w:sz="4" w:space="0" w:color="000000"/>
+              <w:left w:val="single" w:sz="4" w:space="0" w:color="000000"/>
+              <w:bottom w:val="single" w:sz="4" w:space="0" w:color="000000"/>
+            </w:tcBorders>
+            <w:vAlign w:val="bottom"/>
+          </w:tcPr>
+          <w:p>
+            <w:pPr>
+              <w:pStyle w:val="Normal"/>
+              <w:widowControl w:val="false"/>
+              <w:spacing w:lineRule="auto" w:line="180" w:before="0" w:after="60"/>
+              <w:jc w:val="center"/>
+              <w:rPr>
+                <w:b/>
+                <w:bCs/>
+              </w:rPr>
+            </w:pPr>
+            <w:r>
+              <w:rPr>
+                <w:b/>
+                <w:bCs/>
+                <w:color w:val="000000"/>
+                <w:sz w:val="16"/>
+                <w:szCs w:val="16"/>
+              </w:rPr>
+              <w:t>HUD</w:t>
+            </w:r>
+          </w:p>
+        </w:tc>
+        <w:tc>
+          <w:tcPr>
+            <w:tcW w:w="1019" w:type="dxa"/>
+            <w:tcBorders>
+              <w:top w:val="single" w:sz="4" w:space="0" w:color="000000"/>
+              <w:left w:val="single" w:sz="4" w:space="0" w:color="000000"/>
+              <w:bottom w:val="single" w:sz="4" w:space="0" w:color="000000"/>
+            </w:tcBorders>
+            <w:vAlign w:val="bottom"/>
+          </w:tcPr>
+          <w:p>
+            <w:pPr>
+              <w:pStyle w:val="Normal"/>
+              <w:widowControl w:val="false"/>
+              <w:spacing w:lineRule="auto" w:line="180"/>
+              <w:jc w:val="center"/>
+              <w:rPr>
+                <w:color w:val="000000"/>
+                <w:sz w:val="16"/>
+                <w:szCs w:val="16"/>
+              </w:rPr>
+            </w:pPr>
+            <w:r>
+              <w:rPr>
+                <w:color w:val="000000"/>
+                <w:sz w:val="16"/>
+                <w:szCs w:val="16"/>
+              </w:rPr>
+              <w:t>Schedule</w:t>
+            </w:r>
+          </w:p>
+        </w:tc>
+        <w:tc>
+          <w:tcPr>
+            <w:tcW w:w="1014" w:type="dxa"/>
+            <w:tcBorders>
+              <w:top w:val="single" w:sz="4" w:space="0" w:color="000000"/>
+              <w:left w:val="single" w:sz="4" w:space="0" w:color="000000"/>
+              <w:bottom w:val="single" w:sz="4" w:space="0" w:color="000000"/>
+            </w:tcBorders>
+            <w:vAlign w:val="bottom"/>
+          </w:tcPr>
+          <w:p>
+            <w:pPr>
+              <w:pStyle w:val="Normal"/>
+              <w:widowControl w:val="false"/>
+              <w:spacing w:lineRule="auto" w:line="180"/>
+              <w:jc w:val="center"/>
+              <w:rPr>
+                <w:color w:val="000000"/>
+                <w:sz w:val="16"/>
+                <w:szCs w:val="16"/>
+              </w:rPr>
+            </w:pPr>
+            <w:r>
+              <w:rPr>
+                <w:rFonts w:eastAsia="arial" w:ascii="arial" w:hAnsi="arial"/>
+                <w:color w:val="000000"/>
+                <w:sz w:val="16"/>
+                <w:szCs w:val="16"/>
+              </w:rPr>
+              <w:t>Engine Stop</w:t>
+            </w:r>
+          </w:p>
+        </w:tc>
+        <w:tc>
+          <w:tcPr>
+            <w:tcW w:w="1016" w:type="dxa"/>
+            <w:tcBorders>
+              <w:top w:val="single" w:sz="4" w:space="0" w:color="000000"/>
+              <w:left w:val="single" w:sz="4" w:space="0" w:color="000000"/>
+              <w:bottom w:val="single" w:sz="4" w:space="0" w:color="000000"/>
+            </w:tcBorders>
+            <w:vAlign w:val="bottom"/>
+          </w:tcPr>
+          <w:p>
+            <w:pPr>
+              <w:pStyle w:val="Normal"/>
+              <w:widowControl w:val="false"/>
+              <w:spacing w:lineRule="auto" w:line="180"/>
+              <w:jc w:val="center"/>
+              <w:rPr>
+                <w:color w:val="000000"/>
+                <w:sz w:val="16"/>
+                <w:szCs w:val="16"/>
+              </w:rPr>
+            </w:pPr>
+            <w:r>
+              <w:rPr>
+                <w:color w:val="000000"/>
+                <w:sz w:val="16"/>
+                <w:szCs w:val="16"/>
+              </w:rPr>
+              <w:t>Warning Devices</w:t>
+            </w:r>
+          </w:p>
+        </w:tc>
+        <w:tc>
+          <w:tcPr>
+            <w:tcW w:w="1020" w:type="dxa"/>
+            <w:tcBorders>
+              <w:top w:val="single" w:sz="4" w:space="0" w:color="000000"/>
+              <w:left w:val="single" w:sz="4" w:space="0" w:color="000000"/>
+              <w:bottom w:val="single" w:sz="4" w:space="0" w:color="000000"/>
+            </w:tcBorders>
+            <w:vAlign w:val="bottom"/>
+          </w:tcPr>
+          <w:p>
+            <w:pPr>
+              <w:pStyle w:val="Normal"/>
+              <w:widowControl w:val="false"/>
+              <w:spacing w:lineRule="auto" w:line="180"/>
+              <w:jc w:val="center"/>
+              <w:rPr>
+                <w:color w:val="000000"/>
+                <w:sz w:val="16"/>
+                <w:szCs w:val="16"/>
+              </w:rPr>
+            </w:pPr>
+            <w:r>
+              <w:rPr>
+                <w:color w:val="000000"/>
+                <w:sz w:val="16"/>
+                <w:szCs w:val="16"/>
+              </w:rPr>
+              <w:t>Control &amp; Fuel Pump</w:t>
+            </w:r>
+          </w:p>
+        </w:tc>
+        <w:tc>
+          <w:tcPr>
+            <w:tcW w:w="1016" w:type="dxa"/>
+            <w:tcBorders>
+              <w:top w:val="single" w:sz="4" w:space="0" w:color="000000"/>
+              <w:left w:val="single" w:sz="4" w:space="0" w:color="000000"/>
+              <w:bottom w:val="single" w:sz="4" w:space="0" w:color="000000"/>
+            </w:tcBorders>
+            <w:vAlign w:val="bottom"/>
+          </w:tcPr>
+          <w:p>
+            <w:pPr>
+              <w:pStyle w:val="Normal"/>
+              <w:widowControl w:val="false"/>
+              <w:jc w:val="center"/>
+              <w:rPr>
+                <w:color w:val="000000"/>
+                <w:sz w:val="16"/>
+                <w:szCs w:val="16"/>
+              </w:rPr>
+            </w:pPr>
+            <w:r>
+              <w:rPr>
+                <w:color w:val="000000"/>
+                <w:sz w:val="16"/>
+                <w:szCs w:val="16"/>
+              </w:rPr>
+              <w:t>Brake</w:t>
+            </w:r>
+          </w:p>
+          <w:p>
+            <w:pPr>
+              <w:pStyle w:val="Normal"/>
+              <w:widowControl w:val="false"/>
+              <w:jc w:val="center"/>
+              <w:rPr>
+                <w:color w:val="000000"/>
+                <w:sz w:val="16"/>
+                <w:szCs w:val="16"/>
+              </w:rPr>
+            </w:pPr>
+            <w:r>
+              <w:rPr>
+                <w:color w:val="000000"/>
+                <w:sz w:val="16"/>
+                <w:szCs w:val="16"/>
+              </w:rPr>
+              <w:t>Cut-Out</w:t>
+            </w:r>
+          </w:p>
+        </w:tc>
+        <w:tc>
+          <w:tcPr>
+            <w:tcW w:w="1016" w:type="dxa"/>
+            <w:tcBorders>
+              <w:top w:val="single" w:sz="4" w:space="0" w:color="000000"/>
+              <w:left w:val="single" w:sz="4" w:space="0" w:color="000000"/>
+              <w:bottom w:val="single" w:sz="4" w:space="0" w:color="000000"/>
+            </w:tcBorders>
+            <w:vAlign w:val="bottom"/>
+          </w:tcPr>
+          <w:p>
+            <w:pPr>
+              <w:pStyle w:val="Normal"/>
+              <w:widowControl w:val="false"/>
+              <w:jc w:val="center"/>
+              <w:rPr>
+                <w:color w:val="000000"/>
+                <w:sz w:val="16"/>
+                <w:szCs w:val="16"/>
+              </w:rPr>
+            </w:pPr>
+            <w:r>
+              <w:rPr>
+                <w:rFonts w:eastAsia="arial" w:ascii="arial" w:hAnsi="arial"/>
+                <w:color w:val="000000"/>
+                <w:sz w:val="16"/>
+                <w:szCs w:val="16"/>
+              </w:rPr>
+              <w:t>MU-2A Trail</w:t>
+            </w:r>
+          </w:p>
+        </w:tc>
+        <w:tc>
+          <w:tcPr>
+            <w:tcW w:w="1017" w:type="dxa"/>
+            <w:tcBorders>
+              <w:top w:val="single" w:sz="4" w:space="0" w:color="000000"/>
+              <w:left w:val="single" w:sz="4" w:space="0" w:color="000000"/>
+              <w:bottom w:val="single" w:sz="4" w:space="0" w:color="000000"/>
+            </w:tcBorders>
+            <w:vAlign w:val="bottom"/>
+          </w:tcPr>
+          <w:p>
+            <w:pPr>
+              <w:pStyle w:val="Normal"/>
+              <w:widowControl w:val="false"/>
+              <w:spacing w:lineRule="auto" w:line="180"/>
+              <w:jc w:val="center"/>
+              <w:rPr>
+                <w:sz w:val="16"/>
+                <w:szCs w:val="16"/>
+              </w:rPr>
+            </w:pPr>
+            <w:r>
+              <w:rPr>
+                <w:rFonts w:eastAsia="arial" w:ascii="arial" w:hAnsi="arial"/>
+                <w:color w:val="000000"/>
+                <w:sz w:val="16"/>
+                <w:szCs w:val="16"/>
+              </w:rPr>
+              <w:t>Rear</w:t>
+            </w:r>
+          </w:p>
+          <w:p>
+            <w:pPr>
+              <w:pStyle w:val="Normal"/>
+              <w:widowControl w:val="false"/>
+              <w:spacing w:lineRule="auto" w:line="180"/>
+              <w:jc w:val="center"/>
+              <w:rPr>
+                <w:sz w:val="16"/>
+                <w:szCs w:val="16"/>
+              </w:rPr>
+            </w:pPr>
+            <w:r>
+              <w:rPr>
+                <w:rFonts w:eastAsia="arial" w:ascii="arial" w:hAnsi="arial"/>
+                <w:color w:val="000000"/>
+                <w:sz w:val="16"/>
+                <w:szCs w:val="16"/>
+              </w:rPr>
+              <w:t>Class Light</w:t>
+            </w:r>
+          </w:p>
+        </w:tc>
+        <w:tc>
+          <w:tcPr>
+            <w:tcW w:w="1016" w:type="dxa"/>
+            <w:tcBorders>
+              <w:top w:val="single" w:sz="4" w:space="0" w:color="000000"/>
+              <w:left w:val="single" w:sz="4" w:space="0" w:color="000000"/>
+              <w:bottom w:val="single" w:sz="4" w:space="0" w:color="000000"/>
+            </w:tcBorders>
+            <w:vAlign w:val="bottom"/>
+          </w:tcPr>
+          <w:p>
+            <w:pPr>
+              <w:pStyle w:val="Normal"/>
+              <w:widowControl w:val="false"/>
+              <w:jc w:val="center"/>
+              <w:rPr>
+                <w:sz w:val="16"/>
+                <w:szCs w:val="16"/>
+              </w:rPr>
+            </w:pPr>
+            <w:r>
+              <w:rPr>
+                <w:rFonts w:eastAsia="arial" w:ascii="arial" w:hAnsi="arial"/>
+                <w:color w:val="000000"/>
+                <w:sz w:val="16"/>
+                <w:szCs w:val="16"/>
+              </w:rPr>
+              <w:t>Rear HL Down</w:t>
+            </w:r>
+          </w:p>
+        </w:tc>
+        <w:tc>
+          <w:tcPr>
+            <w:tcW w:w="1020" w:type="dxa"/>
+            <w:tcBorders>
+              <w:top w:val="single" w:sz="4" w:space="0" w:color="000000"/>
+              <w:left w:val="single" w:sz="4" w:space="0" w:color="000000"/>
+              <w:bottom w:val="single" w:sz="4" w:space="0" w:color="000000"/>
+            </w:tcBorders>
+            <w:vAlign w:val="bottom"/>
+          </w:tcPr>
+          <w:p>
+            <w:pPr>
+              <w:pStyle w:val="Normal"/>
+              <w:widowControl w:val="false"/>
+              <w:spacing w:lineRule="auto" w:line="180"/>
+              <w:jc w:val="center"/>
+              <w:rPr>
+                <w:sz w:val="16"/>
+                <w:szCs w:val="16"/>
+              </w:rPr>
+            </w:pPr>
+            <w:r>
+              <w:rPr>
+                <w:sz w:val="16"/>
+                <w:szCs w:val="16"/>
+              </w:rPr>
+              <w:t>Headlight Control</w:t>
+            </w:r>
+          </w:p>
+        </w:tc>
+        <w:tc>
+          <w:tcPr>
+            <w:tcW w:w="1016" w:type="dxa"/>
+            <w:tcBorders>
+              <w:top w:val="single" w:sz="4" w:space="0" w:color="000000"/>
+              <w:left w:val="single" w:sz="4" w:space="0" w:color="000000"/>
+              <w:bottom w:val="single" w:sz="4" w:space="0" w:color="000000"/>
+            </w:tcBorders>
+            <w:vAlign w:val="bottom"/>
+          </w:tcPr>
+          <w:p>
+            <w:pPr>
+              <w:pStyle w:val="Normal"/>
+              <w:widowControl w:val="false"/>
+              <w:spacing w:lineRule="auto" w:line="180"/>
+              <w:jc w:val="center"/>
+              <w:rPr>
+                <w:sz w:val="16"/>
+                <w:szCs w:val="16"/>
+              </w:rPr>
+            </w:pPr>
+            <w:r>
+              <w:rPr>
+                <w:sz w:val="16"/>
+                <w:szCs w:val="16"/>
+              </w:rPr>
+              <w:t>Step Light</w:t>
+            </w:r>
+          </w:p>
+        </w:tc>
+        <w:tc>
+          <w:tcPr>
+            <w:tcW w:w="1016" w:type="dxa"/>
+            <w:tcBorders>
+              <w:top w:val="single" w:sz="4" w:space="0" w:color="000000"/>
+              <w:left w:val="single" w:sz="4" w:space="0" w:color="000000"/>
+              <w:bottom w:val="single" w:sz="4" w:space="0" w:color="000000"/>
+            </w:tcBorders>
+            <w:vAlign w:val="bottom"/>
+          </w:tcPr>
+          <w:p>
+            <w:pPr>
+              <w:pStyle w:val="Normal"/>
+              <w:widowControl w:val="false"/>
+              <w:spacing w:lineRule="auto" w:line="180"/>
+              <w:jc w:val="center"/>
+              <w:rPr>
+                <w:sz w:val="16"/>
+                <w:szCs w:val="16"/>
+              </w:rPr>
+            </w:pPr>
+            <w:r>
+              <w:rPr>
+                <w:sz w:val="16"/>
+                <w:szCs w:val="16"/>
+              </w:rPr>
+              <w:t>Ditch Light</w:t>
+            </w:r>
+          </w:p>
+        </w:tc>
+        <w:tc>
+          <w:tcPr>
+            <w:tcW w:w="1016" w:type="dxa"/>
+            <w:tcBorders>
+              <w:top w:val="single" w:sz="4" w:space="0" w:color="000000"/>
+              <w:left w:val="single" w:sz="4" w:space="0" w:color="000000"/>
+              <w:bottom w:val="single" w:sz="4" w:space="0" w:color="000000"/>
+            </w:tcBorders>
+            <w:vAlign w:val="bottom"/>
+          </w:tcPr>
+          <w:p>
+            <w:pPr>
+              <w:pStyle w:val="Normal"/>
+              <w:widowControl w:val="false"/>
+              <w:spacing w:lineRule="auto" w:line="180"/>
+              <w:jc w:val="center"/>
+              <w:rPr>
+                <w:sz w:val="16"/>
+                <w:szCs w:val="16"/>
+              </w:rPr>
+            </w:pPr>
+            <w:r>
+              <w:rPr>
+                <w:rFonts w:eastAsia="arial" w:ascii="arial" w:hAnsi="arial"/>
+                <w:color w:val="000000"/>
+                <w:sz w:val="16"/>
+                <w:szCs w:val="16"/>
+              </w:rPr>
+              <w:t>Exterior</w:t>
+            </w:r>
+          </w:p>
+          <w:p>
+            <w:pPr>
+              <w:pStyle w:val="Normal"/>
+              <w:widowControl w:val="false"/>
+              <w:spacing w:lineRule="auto" w:line="180"/>
+              <w:jc w:val="center"/>
+              <w:rPr>
+                <w:sz w:val="16"/>
+                <w:szCs w:val="16"/>
+              </w:rPr>
+            </w:pPr>
+            <w:r>
+              <w:rPr>
+                <w:rFonts w:eastAsia="arial" w:ascii="arial" w:hAnsi="arial"/>
+                <w:color w:val="000000"/>
+                <w:sz w:val="16"/>
+                <w:szCs w:val="16"/>
+              </w:rPr>
+              <w:t>Camera</w:t>
+            </w:r>
+          </w:p>
+        </w:tc>
+        <w:tc>
+          <w:tcPr>
+            <w:tcW w:w="1029" w:type="dxa"/>
+            <w:tcBorders>
+              <w:top w:val="single" w:sz="4" w:space="0" w:color="000000"/>
+              <w:left w:val="single" w:sz="4" w:space="0" w:color="000000"/>
+              <w:bottom w:val="single" w:sz="4" w:space="0" w:color="000000"/>
+              <w:right w:val="single" w:sz="4" w:space="0" w:color="000000"/>
+            </w:tcBorders>
+            <w:vAlign w:val="bottom"/>
+          </w:tcPr>
+          <w:p>
+            <w:pPr>
+              <w:pStyle w:val="Normal"/>
+              <w:widowControl w:val="false"/>
+              <w:spacing w:lineRule="auto" w:line="180"/>
+              <w:jc w:val="center"/>
+              <w:rPr>
+                <w:sz w:val="16"/>
+                <w:szCs w:val="16"/>
+              </w:rPr>
+            </w:pPr>
+            <w:r>
+              <w:rPr>
+                <w:rFonts w:eastAsia="arial" w:ascii="arial" w:hAnsi="arial"/>
+                <w:color w:val="000000"/>
+                <w:sz w:val="16"/>
+                <w:szCs w:val="16"/>
+              </w:rPr>
+              <w:t>Prev</w:t>
+            </w:r>
+          </w:p>
+          <w:p>
+            <w:pPr>
+              <w:pStyle w:val="Normal"/>
+              <w:widowControl w:val="false"/>
+              <w:spacing w:lineRule="auto" w:line="180"/>
+              <w:jc w:val="center"/>
+              <w:rPr>
+                <w:sz w:val="16"/>
+                <w:szCs w:val="16"/>
+              </w:rPr>
+            </w:pPr>
+            <w:r>
+              <w:rPr>
+                <w:rFonts w:eastAsia="arial" w:ascii="arial" w:hAnsi="arial"/>
+                <w:color w:val="000000"/>
+                <w:sz w:val="16"/>
+                <w:szCs w:val="16"/>
+              </w:rPr>
+              <w:t>Cab Cam</w:t>
+            </w:r>
+          </w:p>
+        </w:tc>
+      </w:tr>
+    </w:tbl>
+    <w:p>
+      <w:pPr>
+        <w:pStyle w:val="Normal"/>
+        <w:rPr>
+          <w:color w:val="000000"/>
+          <w:sz w:val="16"/>
+          <w:szCs w:val="16"/>
+        </w:rPr>
+      </w:pPr>
+      <w:r>
+        <w:rPr>
+          <w:color w:val="000000"/>
+          <w:sz w:val="16"/>
+          <w:szCs w:val="16"/>
+        </w:rPr>
+      </w:r>
+    </w:p>
+    <w:p>
+      <w:pPr>
+        <w:pStyle w:val="Normal"/>
+        <w:rPr>
+          <w:color w:val="000000"/>
+          <w:sz w:val="16"/>
+          <w:szCs w:val="16"/>
+        </w:rPr>
+      </w:pPr>
+      <w:r>
+        <w:rPr>
+          <w:color w:val="000000"/>
+          <w:sz w:val="16"/>
+          <w:szCs w:val="16"/>
+        </w:rPr>
+        <w:tab/>
+        <w:t xml:space="preserve">       </w:t>
       </w:r>
       <w:r>
         <w:rPr>
@@ -11943,7 +12524,596 @@
           <w:sz w:val="16"/>
           <w:szCs w:val="16"/>
         </w:rPr>
-        <w:t>9RM</w:t>
+        <w:t xml:space="preserve">    </w:t>
+      </w:r>
+      <w:r>
+        <w:rPr>
+          <w:rFonts w:eastAsia="arial" w:ascii="arial" w:hAnsi="arial"/>
+          <w:color w:val="000000"/>
+          <w:sz w:val="16"/>
+          <w:szCs w:val="16"/>
+        </w:rPr>
+        <w:t>SD40</w:t>
+      </w:r>
+      <w:r>
+        <w:rPr>
+          <w:rFonts w:eastAsia="arial" w:ascii="arial" w:hAnsi="arial"/>
+          <w:color w:val="000000"/>
+          <w:sz w:val="16"/>
+          <w:szCs w:val="16"/>
+        </w:rPr>
+        <w:t>-1</w:t>
+      </w:r>
+    </w:p>
+    <w:tbl>
+      <w:tblPr>
+        <w:tblW w:w="14248" w:type="dxa"/>
+        <w:jc w:val="left"/>
+        <w:tblInd w:w="-5" w:type="dxa"/>
+        <w:tblLayout w:type="fixed"/>
+        <w:tblCellMar>
+          <w:top w:w="0" w:type="dxa"/>
+          <w:left w:w="108" w:type="dxa"/>
+          <w:bottom w:w="0" w:type="dxa"/>
+          <w:right w:w="108" w:type="dxa"/>
+        </w:tblCellMar>
+        <w:tblLook w:firstRow="1" w:noVBand="1" w:lastRow="0" w:firstColumn="1" w:lastColumn="0" w:noHBand="0" w:val="04a0"/>
+      </w:tblPr>
+      <w:tblGrid>
+        <w:gridCol w:w="1017"/>
+        <w:gridCol w:w="1019"/>
+        <w:gridCol w:w="1014"/>
+        <w:gridCol w:w="1016"/>
+        <w:gridCol w:w="1020"/>
+        <w:gridCol w:w="1016"/>
+        <w:gridCol w:w="1016"/>
+        <w:gridCol w:w="1017"/>
+        <w:gridCol w:w="1016"/>
+        <w:gridCol w:w="1020"/>
+        <w:gridCol w:w="1016"/>
+        <w:gridCol w:w="1016"/>
+        <w:gridCol w:w="1016"/>
+        <w:gridCol w:w="1029"/>
+      </w:tblGrid>
+      <w:tr>
+        <w:trPr>
+          <w:trHeight w:val="440" w:hRule="exact"/>
+          <w:cantSplit w:val="true"/>
+        </w:trPr>
+        <w:tc>
+          <w:tcPr>
+            <w:tcW w:w="1017" w:type="dxa"/>
+            <w:tcBorders>
+              <w:top w:val="single" w:sz="4" w:space="0" w:color="000000"/>
+              <w:left w:val="single" w:sz="4" w:space="0" w:color="000000"/>
+              <w:bottom w:val="single" w:sz="4" w:space="0" w:color="000000"/>
+            </w:tcBorders>
+            <w:vAlign w:val="bottom"/>
+          </w:tcPr>
+          <w:p>
+            <w:pPr>
+              <w:pStyle w:val="Normal"/>
+              <w:widowControl w:val="false"/>
+              <w:spacing w:lineRule="auto" w:line="180" w:before="0" w:after="60"/>
+              <w:jc w:val="center"/>
+              <w:rPr>
+                <w:color w:val="000000"/>
+                <w:sz w:val="16"/>
+                <w:szCs w:val="16"/>
+              </w:rPr>
+            </w:pPr>
+            <w:r>
+              <w:rPr>
+                <w:rFonts w:eastAsia="arial" w:ascii="arial" w:hAnsi="arial"/>
+                <w:b/>
+                <w:color w:val="000000"/>
+                <w:sz w:val="16"/>
+                <w:szCs w:val="16"/>
+              </w:rPr>
+              <w:t>Pause</w:t>
+            </w:r>
+          </w:p>
+        </w:tc>
+        <w:tc>
+          <w:tcPr>
+            <w:tcW w:w="1019" w:type="dxa"/>
+            <w:tcBorders>
+              <w:top w:val="single" w:sz="4" w:space="0" w:color="000000"/>
+              <w:left w:val="single" w:sz="4" w:space="0" w:color="000000"/>
+              <w:bottom w:val="single" w:sz="4" w:space="0" w:color="000000"/>
+            </w:tcBorders>
+            <w:vAlign w:val="bottom"/>
+          </w:tcPr>
+          <w:p>
+            <w:pPr>
+              <w:pStyle w:val="Normal"/>
+              <w:widowControl w:val="false"/>
+              <w:spacing w:lineRule="auto" w:line="180"/>
+              <w:jc w:val="center"/>
+              <w:rPr>
+                <w:color w:val="000000"/>
+                <w:sz w:val="16"/>
+                <w:szCs w:val="16"/>
+              </w:rPr>
+            </w:pPr>
+            <w:r>
+              <w:rPr>
+                <w:color w:val="000000"/>
+                <w:sz w:val="16"/>
+                <w:szCs w:val="16"/>
+              </w:rPr>
+              <w:t>Reverser Handle</w:t>
+            </w:r>
+          </w:p>
+        </w:tc>
+        <w:tc>
+          <w:tcPr>
+            <w:tcW w:w="1014" w:type="dxa"/>
+            <w:tcBorders>
+              <w:top w:val="single" w:sz="4" w:space="0" w:color="000000"/>
+              <w:left w:val="single" w:sz="4" w:space="0" w:color="000000"/>
+              <w:bottom w:val="single" w:sz="4" w:space="0" w:color="000000"/>
+            </w:tcBorders>
+            <w:vAlign w:val="bottom"/>
+          </w:tcPr>
+          <w:p>
+            <w:pPr>
+              <w:pStyle w:val="Normal"/>
+              <w:widowControl w:val="false"/>
+              <w:jc w:val="center"/>
+              <w:rPr>
+                <w:rFonts w:ascii="arial" w:hAnsi="arial" w:eastAsia="arial"/>
+                <w:color w:val="000000"/>
+                <w:sz w:val="16"/>
+                <w:szCs w:val="16"/>
+              </w:rPr>
+            </w:pPr>
+            <w:r>
+              <w:rPr>
+                <w:rFonts w:eastAsia="arial" w:ascii="arial" w:hAnsi="arial"/>
+                <w:color w:val="000000"/>
+                <w:sz w:val="16"/>
+                <w:szCs w:val="16"/>
+              </w:rPr>
+              <w:t>Lead Sand</w:t>
+            </w:r>
+          </w:p>
+        </w:tc>
+        <w:tc>
+          <w:tcPr>
+            <w:tcW w:w="1016" w:type="dxa"/>
+            <w:tcBorders>
+              <w:top w:val="single" w:sz="4" w:space="0" w:color="000000"/>
+              <w:left w:val="single" w:sz="4" w:space="0" w:color="000000"/>
+              <w:bottom w:val="single" w:sz="4" w:space="0" w:color="000000"/>
+            </w:tcBorders>
+            <w:vAlign w:val="bottom"/>
+          </w:tcPr>
+          <w:p>
+            <w:pPr>
+              <w:pStyle w:val="Normal"/>
+              <w:widowControl w:val="false"/>
+              <w:spacing w:lineRule="auto" w:line="180"/>
+              <w:jc w:val="center"/>
+              <w:rPr>
+                <w:color w:val="000000"/>
+                <w:sz w:val="16"/>
+                <w:szCs w:val="16"/>
+              </w:rPr>
+            </w:pPr>
+            <w:r>
+              <w:rPr>
+                <w:color w:val="000000"/>
+                <w:sz w:val="16"/>
+                <w:szCs w:val="16"/>
+              </w:rPr>
+              <w:t>Engine Run</w:t>
+            </w:r>
+          </w:p>
+        </w:tc>
+        <w:tc>
+          <w:tcPr>
+            <w:tcW w:w="1020" w:type="dxa"/>
+            <w:tcBorders>
+              <w:top w:val="single" w:sz="4" w:space="0" w:color="000000"/>
+              <w:left w:val="single" w:sz="4" w:space="0" w:color="000000"/>
+              <w:bottom w:val="single" w:sz="4" w:space="0" w:color="000000"/>
+            </w:tcBorders>
+            <w:vAlign w:val="bottom"/>
+          </w:tcPr>
+          <w:p>
+            <w:pPr>
+              <w:pStyle w:val="Normal"/>
+              <w:widowControl w:val="false"/>
+              <w:spacing w:lineRule="auto" w:line="180"/>
+              <w:jc w:val="center"/>
+              <w:rPr>
+                <w:color w:val="000000"/>
+                <w:sz w:val="16"/>
+                <w:szCs w:val="16"/>
+              </w:rPr>
+            </w:pPr>
+            <w:r>
+              <w:rPr>
+                <w:color w:val="000000"/>
+                <w:sz w:val="16"/>
+                <w:szCs w:val="16"/>
+              </w:rPr>
+              <w:t>Generator Field</w:t>
+            </w:r>
+          </w:p>
+        </w:tc>
+        <w:tc>
+          <w:tcPr>
+            <w:tcW w:w="1016" w:type="dxa"/>
+            <w:tcBorders>
+              <w:top w:val="single" w:sz="4" w:space="0" w:color="000000"/>
+              <w:left w:val="single" w:sz="4" w:space="0" w:color="000000"/>
+              <w:bottom w:val="single" w:sz="4" w:space="0" w:color="000000"/>
+            </w:tcBorders>
+            <w:vAlign w:val="bottom"/>
+          </w:tcPr>
+          <w:p>
+            <w:pPr>
+              <w:pStyle w:val="Normal"/>
+              <w:widowControl w:val="false"/>
+              <w:jc w:val="center"/>
+              <w:rPr>
+                <w:color w:val="000000"/>
+                <w:sz w:val="16"/>
+                <w:szCs w:val="16"/>
+              </w:rPr>
+            </w:pPr>
+            <w:r>
+              <w:rPr>
+                <w:color w:val="000000"/>
+                <w:sz w:val="16"/>
+                <w:szCs w:val="16"/>
+              </w:rPr>
+              <w:t>Brake</w:t>
+            </w:r>
+          </w:p>
+          <w:p>
+            <w:pPr>
+              <w:pStyle w:val="Normal"/>
+              <w:widowControl w:val="false"/>
+              <w:jc w:val="center"/>
+              <w:rPr>
+                <w:color w:val="000000"/>
+                <w:sz w:val="16"/>
+                <w:szCs w:val="16"/>
+              </w:rPr>
+            </w:pPr>
+            <w:r>
+              <w:rPr>
+                <w:color w:val="000000"/>
+                <w:sz w:val="16"/>
+                <w:szCs w:val="16"/>
+              </w:rPr>
+              <w:t>Cut-In</w:t>
+            </w:r>
+          </w:p>
+        </w:tc>
+        <w:tc>
+          <w:tcPr>
+            <w:tcW w:w="1016" w:type="dxa"/>
+            <w:tcBorders>
+              <w:top w:val="single" w:sz="4" w:space="0" w:color="000000"/>
+              <w:left w:val="single" w:sz="4" w:space="0" w:color="000000"/>
+              <w:bottom w:val="single" w:sz="4" w:space="0" w:color="000000"/>
+            </w:tcBorders>
+            <w:vAlign w:val="bottom"/>
+          </w:tcPr>
+          <w:p>
+            <w:pPr>
+              <w:pStyle w:val="Normal"/>
+              <w:widowControl w:val="false"/>
+              <w:jc w:val="center"/>
+              <w:rPr>
+                <w:color w:val="000000"/>
+                <w:sz w:val="16"/>
+                <w:szCs w:val="16"/>
+              </w:rPr>
+            </w:pPr>
+            <w:r>
+              <w:rPr>
+                <w:color w:val="000000"/>
+                <w:sz w:val="16"/>
+                <w:szCs w:val="16"/>
+              </w:rPr>
+              <w:t>MU-2A Lead</w:t>
+            </w:r>
+          </w:p>
+        </w:tc>
+        <w:tc>
+          <w:tcPr>
+            <w:tcW w:w="1017" w:type="dxa"/>
+            <w:tcBorders>
+              <w:top w:val="single" w:sz="4" w:space="0" w:color="000000"/>
+              <w:left w:val="single" w:sz="4" w:space="0" w:color="000000"/>
+              <w:bottom w:val="single" w:sz="4" w:space="0" w:color="000000"/>
+            </w:tcBorders>
+            <w:vAlign w:val="bottom"/>
+          </w:tcPr>
+          <w:p>
+            <w:pPr>
+              <w:pStyle w:val="Normal"/>
+              <w:widowControl w:val="false"/>
+              <w:jc w:val="center"/>
+              <w:rPr>
+                <w:color w:val="000000"/>
+                <w:sz w:val="16"/>
+                <w:szCs w:val="16"/>
+              </w:rPr>
+            </w:pPr>
+            <w:r>
+              <w:rPr>
+                <w:rFonts w:eastAsia="arial" w:ascii="arial" w:hAnsi="arial"/>
+                <w:color w:val="000000"/>
+                <w:sz w:val="16"/>
+                <w:szCs w:val="16"/>
+              </w:rPr>
+              <w:t>Isolation Run</w:t>
+            </w:r>
+          </w:p>
+        </w:tc>
+        <w:tc>
+          <w:tcPr>
+            <w:tcW w:w="1016" w:type="dxa"/>
+            <w:tcBorders>
+              <w:top w:val="single" w:sz="4" w:space="0" w:color="000000"/>
+              <w:left w:val="single" w:sz="4" w:space="0" w:color="000000"/>
+              <w:bottom w:val="single" w:sz="4" w:space="0" w:color="000000"/>
+            </w:tcBorders>
+            <w:vAlign w:val="bottom"/>
+          </w:tcPr>
+          <w:p>
+            <w:pPr>
+              <w:pStyle w:val="Normal"/>
+              <w:widowControl w:val="false"/>
+              <w:jc w:val="center"/>
+              <w:rPr>
+                <w:sz w:val="16"/>
+                <w:szCs w:val="16"/>
+              </w:rPr>
+            </w:pPr>
+            <w:r>
+              <w:rPr>
+                <w:sz w:val="16"/>
+                <w:szCs w:val="16"/>
+              </w:rPr>
+              <w:t>Selector Up</w:t>
+            </w:r>
+          </w:p>
+        </w:tc>
+        <w:tc>
+          <w:tcPr>
+            <w:tcW w:w="1020" w:type="dxa"/>
+            <w:tcBorders>
+              <w:top w:val="single" w:sz="4" w:space="0" w:color="000000"/>
+              <w:left w:val="single" w:sz="4" w:space="0" w:color="000000"/>
+              <w:bottom w:val="single" w:sz="4" w:space="0" w:color="000000"/>
+            </w:tcBorders>
+            <w:vAlign w:val="bottom"/>
+          </w:tcPr>
+          <w:p>
+            <w:pPr>
+              <w:pStyle w:val="Normal"/>
+              <w:widowControl w:val="false"/>
+              <w:jc w:val="center"/>
+              <w:rPr>
+                <w:color w:val="000000"/>
+                <w:sz w:val="16"/>
+                <w:szCs w:val="16"/>
+              </w:rPr>
+            </w:pPr>
+            <w:r>
+              <w:rPr>
+                <w:rFonts w:eastAsia="arial" w:ascii="arial" w:hAnsi="arial"/>
+                <w:color w:val="000000"/>
+                <w:sz w:val="16"/>
+                <w:szCs w:val="16"/>
+              </w:rPr>
+              <w:t>Banking COMM</w:t>
+            </w:r>
+          </w:p>
+        </w:tc>
+        <w:tc>
+          <w:tcPr>
+            <w:tcW w:w="1016" w:type="dxa"/>
+            <w:tcBorders>
+              <w:top w:val="single" w:sz="4" w:space="0" w:color="000000"/>
+              <w:left w:val="single" w:sz="4" w:space="0" w:color="000000"/>
+              <w:bottom w:val="single" w:sz="4" w:space="0" w:color="000000"/>
+            </w:tcBorders>
+            <w:vAlign w:val="bottom"/>
+          </w:tcPr>
+          <w:p>
+            <w:pPr>
+              <w:pStyle w:val="Normal"/>
+              <w:widowControl w:val="false"/>
+              <w:spacing w:lineRule="auto" w:line="180"/>
+              <w:jc w:val="center"/>
+              <w:rPr>
+                <w:sz w:val="16"/>
+                <w:szCs w:val="16"/>
+              </w:rPr>
+            </w:pPr>
+            <w:r>
+              <w:rPr>
+                <w:rFonts w:eastAsia="arial" w:ascii="arial" w:hAnsi="arial"/>
+                <w:color w:val="000000"/>
+                <w:sz w:val="16"/>
+                <w:szCs w:val="16"/>
+              </w:rPr>
+              <w:t>Gauge Light</w:t>
+            </w:r>
+          </w:p>
+        </w:tc>
+        <w:tc>
+          <w:tcPr>
+            <w:tcW w:w="1016" w:type="dxa"/>
+            <w:tcBorders>
+              <w:top w:val="single" w:sz="4" w:space="0" w:color="000000"/>
+              <w:left w:val="single" w:sz="4" w:space="0" w:color="000000"/>
+              <w:bottom w:val="single" w:sz="4" w:space="0" w:color="000000"/>
+            </w:tcBorders>
+            <w:vAlign w:val="bottom"/>
+          </w:tcPr>
+          <w:p>
+            <w:pPr>
+              <w:pStyle w:val="Normal"/>
+              <w:widowControl w:val="false"/>
+              <w:spacing w:lineRule="auto" w:line="180"/>
+              <w:jc w:val="center"/>
+              <w:rPr>
+                <w:sz w:val="16"/>
+                <w:szCs w:val="16"/>
+              </w:rPr>
+            </w:pPr>
+            <w:r>
+              <w:rPr>
+                <w:sz w:val="16"/>
+                <w:szCs w:val="16"/>
+              </w:rPr>
+              <w:t>Cab Light</w:t>
+            </w:r>
+          </w:p>
+        </w:tc>
+        <w:tc>
+          <w:tcPr>
+            <w:tcW w:w="1016" w:type="dxa"/>
+            <w:tcBorders>
+              <w:top w:val="single" w:sz="4" w:space="0" w:color="000000"/>
+              <w:left w:val="single" w:sz="4" w:space="0" w:color="000000"/>
+              <w:bottom w:val="single" w:sz="4" w:space="0" w:color="000000"/>
+            </w:tcBorders>
+            <w:vAlign w:val="bottom"/>
+          </w:tcPr>
+          <w:p>
+            <w:pPr>
+              <w:pStyle w:val="Normal"/>
+              <w:widowControl w:val="false"/>
+              <w:spacing w:lineRule="auto" w:line="180"/>
+              <w:jc w:val="center"/>
+              <w:rPr>
+                <w:sz w:val="16"/>
+                <w:szCs w:val="16"/>
+              </w:rPr>
+            </w:pPr>
+            <w:r>
+              <w:rPr>
+                <w:rFonts w:eastAsia="arial" w:ascii="arial" w:hAnsi="arial"/>
+                <w:color w:val="000000"/>
+                <w:sz w:val="16"/>
+                <w:szCs w:val="16"/>
+              </w:rPr>
+              <w:t>1-Person</w:t>
+            </w:r>
+          </w:p>
+        </w:tc>
+        <w:tc>
+          <w:tcPr>
+            <w:tcW w:w="1029" w:type="dxa"/>
+            <w:tcBorders>
+              <w:top w:val="single" w:sz="4" w:space="0" w:color="000000"/>
+              <w:left w:val="single" w:sz="4" w:space="0" w:color="000000"/>
+              <w:bottom w:val="single" w:sz="4" w:space="0" w:color="000000"/>
+              <w:right w:val="single" w:sz="4" w:space="0" w:color="000000"/>
+            </w:tcBorders>
+            <w:vAlign w:val="bottom"/>
+          </w:tcPr>
+          <w:p>
+            <w:pPr>
+              <w:pStyle w:val="Normal"/>
+              <w:widowControl w:val="false"/>
+              <w:spacing w:lineRule="auto" w:line="180"/>
+              <w:jc w:val="center"/>
+              <w:rPr>
+                <w:sz w:val="16"/>
+                <w:szCs w:val="16"/>
+              </w:rPr>
+            </w:pPr>
+            <w:r>
+              <w:rPr>
+                <w:rFonts w:eastAsia="arial" w:ascii="arial" w:hAnsi="arial"/>
+                <w:color w:val="000000"/>
+                <w:sz w:val="16"/>
+                <w:szCs w:val="16"/>
+              </w:rPr>
+              <w:t>Next</w:t>
+            </w:r>
+          </w:p>
+          <w:p>
+            <w:pPr>
+              <w:pStyle w:val="Normal"/>
+              <w:widowControl w:val="false"/>
+              <w:spacing w:lineRule="auto" w:line="180"/>
+              <w:jc w:val="center"/>
+              <w:rPr>
+                <w:sz w:val="16"/>
+                <w:szCs w:val="16"/>
+              </w:rPr>
+            </w:pPr>
+            <w:r>
+              <w:rPr>
+                <w:rFonts w:eastAsia="arial" w:ascii="arial" w:hAnsi="arial"/>
+                <w:color w:val="000000"/>
+                <w:sz w:val="16"/>
+                <w:szCs w:val="16"/>
+              </w:rPr>
+              <w:t>Cab Cam</w:t>
+            </w:r>
+          </w:p>
+        </w:tc>
+      </w:tr>
+    </w:tbl>
+    <w:p>
+      <w:pPr>
+        <w:pStyle w:val="Normal"/>
+        <w:rPr>
+          <w:rFonts w:ascii="arial" w:hAnsi="arial" w:eastAsia="arial"/>
+          <w:color w:val="000000"/>
+          <w:sz w:val="16"/>
+          <w:szCs w:val="16"/>
+        </w:rPr>
+      </w:pPr>
+      <w:r>
+        <w:rPr>
+          <w:rFonts w:eastAsia="arial" w:ascii="arial" w:hAnsi="arial"/>
+          <w:color w:val="000000"/>
+          <w:sz w:val="16"/>
+          <w:szCs w:val="16"/>
+        </w:rPr>
+      </w:r>
+    </w:p>
+    <w:p>
+      <w:pPr>
+        <w:pStyle w:val="Normal"/>
+        <w:rPr>
+          <w:color w:val="000000"/>
+          <w:sz w:val="16"/>
+          <w:szCs w:val="16"/>
+        </w:rPr>
+      </w:pPr>
+      <w:r>
+        <w:rPr>
+          <w:rFonts w:eastAsia="arial" w:ascii="arial" w:hAnsi="arial"/>
+          <w:color w:val="000000"/>
+          <w:sz w:val="16"/>
+          <w:szCs w:val="16"/>
+        </w:rPr>
+        <w:tab/>
+        <w:t xml:space="preserve">           </w:t>
+      </w:r>
+      <w:r>
+        <w:rPr>
+          <w:rFonts w:eastAsia="arial" w:ascii="arial" w:hAnsi="arial"/>
+          <w:color w:val="000000"/>
+          <w:sz w:val="16"/>
+          <w:szCs w:val="16"/>
+        </w:rPr>
+        <w:t>SD40</w:t>
       </w:r>
       <w:r>
         <w:rPr>
@@ -12249,73 +13419,52 @@
             <w:pPr>
               <w:pStyle w:val="Normal"/>
               <w:widowControl w:val="false"/>
-              <w:spacing w:lineRule="auto" w:line="180"/>
-              <w:jc w:val="center"/>
-              <w:rPr>
-                <w:sz w:val="16"/>
-                <w:szCs w:val="16"/>
-              </w:rPr>
-            </w:pPr>
-            <w:r>
-              <w:rPr>
-                <w:rFonts w:eastAsia="arial" w:ascii="arial" w:hAnsi="arial"/>
-                <w:color w:val="000000"/>
-                <w:sz w:val="16"/>
-                <w:szCs w:val="16"/>
-              </w:rPr>
-              <w:t>Rear</w:t>
-            </w:r>
-          </w:p>
-          <w:p>
-            <w:pPr>
-              <w:pStyle w:val="Normal"/>
-              <w:widowControl w:val="false"/>
-              <w:spacing w:lineRule="auto" w:line="180"/>
-              <w:jc w:val="center"/>
-              <w:rPr>
-                <w:sz w:val="16"/>
-                <w:szCs w:val="16"/>
-              </w:rPr>
-            </w:pPr>
-            <w:r>
-              <w:rPr>
-                <w:rFonts w:eastAsia="arial" w:ascii="arial" w:hAnsi="arial"/>
-                <w:color w:val="000000"/>
-                <w:sz w:val="16"/>
-                <w:szCs w:val="16"/>
-              </w:rPr>
-              <w:t>Class Light</w:t>
-            </w:r>
-          </w:p>
-        </w:tc>
-        <w:tc>
-          <w:tcPr>
-            <w:tcW w:w="1016" w:type="dxa"/>
-            <w:tcBorders>
-              <w:top w:val="single" w:sz="4" w:space="0" w:color="000000"/>
-              <w:left w:val="single" w:sz="4" w:space="0" w:color="000000"/>
-              <w:bottom w:val="single" w:sz="4" w:space="0" w:color="000000"/>
-            </w:tcBorders>
-            <w:vAlign w:val="bottom"/>
-          </w:tcPr>
-          <w:p>
-            <w:pPr>
-              <w:pStyle w:val="Normal"/>
-              <w:widowControl w:val="false"/>
-              <w:jc w:val="center"/>
-              <w:rPr>
-                <w:sz w:val="16"/>
-                <w:szCs w:val="16"/>
-              </w:rPr>
-            </w:pPr>
-            <w:r>
-              <w:rPr>
-                <w:rFonts w:eastAsia="arial" w:ascii="arial" w:hAnsi="arial"/>
-                <w:color w:val="000000"/>
-                <w:sz w:val="16"/>
-                <w:szCs w:val="16"/>
-              </w:rPr>
-              <w:t>Rear HL Down</w:t>
+              <w:jc w:val="center"/>
+              <w:rPr>
+                <w:color w:val="000000"/>
+                <w:sz w:val="16"/>
+                <w:szCs w:val="16"/>
+              </w:rPr>
+            </w:pPr>
+            <w:r>
+              <w:rPr>
+                <w:rFonts w:eastAsia="arial" w:ascii="arial" w:hAnsi="arial"/>
+                <w:color w:val="000000"/>
+                <w:sz w:val="16"/>
+                <w:szCs w:val="16"/>
+              </w:rPr>
+              <w:t>Isolation Start Iso.</w:t>
+            </w:r>
+          </w:p>
+        </w:tc>
+        <w:tc>
+          <w:tcPr>
+            <w:tcW w:w="1016" w:type="dxa"/>
+            <w:tcBorders>
+              <w:top w:val="single" w:sz="4" w:space="0" w:color="000000"/>
+              <w:left w:val="single" w:sz="4" w:space="0" w:color="000000"/>
+              <w:bottom w:val="single" w:sz="4" w:space="0" w:color="000000"/>
+            </w:tcBorders>
+            <w:vAlign w:val="bottom"/>
+          </w:tcPr>
+          <w:p>
+            <w:pPr>
+              <w:pStyle w:val="Normal"/>
+              <w:widowControl w:val="false"/>
+              <w:jc w:val="center"/>
+              <w:rPr>
+                <w:sz w:val="16"/>
+                <w:szCs w:val="16"/>
+              </w:rPr>
+            </w:pPr>
+            <w:r>
+              <w:rPr>
+                <w:rFonts w:eastAsia="arial" w:ascii="arial" w:hAnsi="arial"/>
+                <w:color w:val="000000"/>
+                <w:sz w:val="16"/>
+                <w:szCs w:val="16"/>
+              </w:rPr>
+              <w:t>Selector Down</w:t>
             </w:r>
           </w:p>
         </w:tc>
@@ -12401,11 +13550,7 @@
               </w:rPr>
             </w:pPr>
             <w:r>
-              <w:rPr>
-                <w:sz w:val="16"/>
-                <w:szCs w:val="16"/>
-              </w:rPr>
-              <w:t>Ditch Light</w:t>
+              <w:rPr/>
             </w:r>
           </w:p>
         </w:tc>
@@ -13556,12 +14701,12 @@
       <w:rFonts w:ascii="Symbol" w:hAnsi="Symbol" w:cs="Symbol"/>
     </w:rPr>
   </w:style>
-  <w:style w:type="character" w:styleId="Style5" w:customStyle="1">
-    <w:name w:val="번호 매기기 기호"/>
+  <w:style w:type="character" w:styleId="user" w:customStyle="1">
+    <w:name w:val="번호 매기기 기호 (user)"/>
     <w:qFormat/>
     <w:rPr/>
   </w:style>
-  <w:style w:type="paragraph" w:styleId="Style6">
+  <w:style w:type="paragraph" w:styleId="Style5">
     <w:name w:val="제목"/>
     <w:basedOn w:val="Normal"/>
     <w:next w:val="BodyText"/>
@@ -13571,7 +14716,7 @@
       <w:spacing w:before="240" w:after="120"/>
     </w:pPr>
     <w:rPr>
-      <w:rFonts w:ascii="Liberation Sans" w:hAnsi="Liberation Sans" w:eastAsia="나눔고딕" w:cs="Arial"/>
+      <w:rFonts w:ascii="Liberation Sans" w:hAnsi="Liberation Sans" w:eastAsia="Noto Sans CJK KR" w:cs="Lohit Devanagari"/>
       <w:sz w:val="28"/>
       <w:szCs w:val="28"/>
     </w:rPr>
@@ -13608,7 +14753,7 @@
       <w:szCs w:val="24"/>
     </w:rPr>
   </w:style>
-  <w:style w:type="paragraph" w:styleId="Style7">
+  <w:style w:type="paragraph" w:styleId="Style6" w:customStyle="1">
     <w:name w:val="색인"/>
     <w:basedOn w:val="Normal"/>
     <w:qFormat/>
@@ -13616,11 +14761,10 @@
       <w:suppressLineNumbers/>
     </w:pPr>
     <w:rPr>
-      <w:rFonts w:cs="Arial"/>
-      <w:sz w:val="24"/>
+      <w:rFonts w:cs="Lohit Devanagari"/>
     </w:rPr>
   </w:style>
-  <w:style w:type="paragraph" w:styleId="user">
+  <w:style w:type="paragraph" w:styleId="user1">
     <w:name w:val="제목 (user)"/>
     <w:basedOn w:val="Normal"/>
     <w:next w:val="BodyText"/>
@@ -13630,12 +14774,12 @@
       <w:spacing w:before="240" w:after="120"/>
     </w:pPr>
     <w:rPr>
-      <w:rFonts w:ascii="Liberation Sans" w:hAnsi="Liberation Sans" w:eastAsia="Noto Sans CJK KR" w:cs="Lohit Devanagari"/>
+      <w:rFonts w:ascii="Liberation Sans" w:hAnsi="Liberation Sans" w:eastAsia="나눔고딕" w:cs="Arial"/>
       <w:sz w:val="28"/>
       <w:szCs w:val="28"/>
     </w:rPr>
   </w:style>
-  <w:style w:type="paragraph" w:styleId="user1" w:customStyle="1">
+  <w:style w:type="paragraph" w:styleId="user2">
     <w:name w:val="색인 (user)"/>
     <w:basedOn w:val="Normal"/>
     <w:qFormat/>
@@ -13643,7 +14787,8 @@
       <w:suppressLineNumbers/>
     </w:pPr>
     <w:rPr>
-      <w:rFonts w:cs="Lohit Devanagari"/>
+      <w:rFonts w:cs="Arial"/>
+      <w:sz w:val="24"/>
     </w:rPr>
   </w:style>
   <w:style w:type="paragraph" w:styleId="Title">
@@ -14325,8 +15470,8 @@
       <w:szCs w:val="24"/>
     </w:rPr>
   </w:style>
-  <w:style w:type="paragraph" w:styleId="user2" w:customStyle="1">
-    <w:name w:val="표 내용 (user)"/>
+  <w:style w:type="paragraph" w:styleId="Style7" w:customStyle="1">
+    <w:name w:val="표 내용"/>
     <w:basedOn w:val="Normal"/>
     <w:qFormat/>
     <w:pPr>
@@ -14334,9 +15479,9 @@
     </w:pPr>
     <w:rPr/>
   </w:style>
-  <w:style w:type="paragraph" w:styleId="user3" w:customStyle="1">
-    <w:name w:val="표제목 (user)"/>
-    <w:basedOn w:val="user2"/>
+  <w:style w:type="paragraph" w:styleId="Style8" w:customStyle="1">
+    <w:name w:val="표제목"/>
+    <w:basedOn w:val="Style7"/>
     <w:qFormat/>
     <w:pPr>
       <w:jc w:val="center"/>
@@ -14346,8 +15491,8 @@
       <w:bCs/>
     </w:rPr>
   </w:style>
-  <w:style w:type="paragraph" w:styleId="Style8">
-    <w:name w:val="표 내용"/>
+  <w:style w:type="paragraph" w:styleId="user3">
+    <w:name w:val="표 내용 (user)"/>
     <w:basedOn w:val="Normal"/>
     <w:qFormat/>
     <w:pPr>
@@ -14356,9 +15501,9 @@
     </w:pPr>
     <w:rPr/>
   </w:style>
-  <w:style w:type="paragraph" w:styleId="Style9">
-    <w:name w:val="표제목"/>
-    <w:basedOn w:val="Style8"/>
+  <w:style w:type="paragraph" w:styleId="user4">
+    <w:name w:val="표제목 (user)"/>
+    <w:basedOn w:val="user3"/>
     <w:qFormat/>
     <w:pPr>
       <w:suppressLineNumbers/>

--- a/raildriver-USA-Remapped.docx
+++ b/raildriver-USA-Remapped.docx
@@ -12524,25 +12524,7 @@
           <w:sz w:val="16"/>
           <w:szCs w:val="16"/>
         </w:rPr>
-        <w:t xml:space="preserve">    </w:t>
-      </w:r>
-      <w:r>
-        <w:rPr>
-          <w:rFonts w:eastAsia="arial" w:ascii="arial" w:hAnsi="arial"/>
-          <w:color w:val="000000"/>
-          <w:sz w:val="16"/>
-          <w:szCs w:val="16"/>
-        </w:rPr>
-        <w:t>SD40</w:t>
-      </w:r>
-      <w:r>
-        <w:rPr>
-          <w:rFonts w:eastAsia="arial" w:ascii="arial" w:hAnsi="arial"/>
-          <w:color w:val="000000"/>
-          <w:sz w:val="16"/>
-          <w:szCs w:val="16"/>
-        </w:rPr>
-        <w:t>-1</w:t>
+        <w:t xml:space="preserve">    SD40-1</w:t>
       </w:r>
     </w:p>
     <w:tbl>
@@ -13104,25 +13086,7 @@
           <w:szCs w:val="16"/>
         </w:rPr>
         <w:tab/>
-        <w:t xml:space="preserve">           </w:t>
-      </w:r>
-      <w:r>
-        <w:rPr>
-          <w:rFonts w:eastAsia="arial" w:ascii="arial" w:hAnsi="arial"/>
-          <w:color w:val="000000"/>
-          <w:sz w:val="16"/>
-          <w:szCs w:val="16"/>
-        </w:rPr>
-        <w:t>SD40</w:t>
-      </w:r>
-      <w:r>
-        <w:rPr>
-          <w:rFonts w:eastAsia="arial" w:ascii="arial" w:hAnsi="arial"/>
-          <w:color w:val="000000"/>
-          <w:sz w:val="16"/>
-          <w:szCs w:val="16"/>
-        </w:rPr>
-        <w:t>-2</w:t>
+        <w:t xml:space="preserve">           SD40-2</w:t>
       </w:r>
     </w:p>
     <w:tbl>
@@ -13550,7 +13514,10 @@
               </w:rPr>
             </w:pPr>
             <w:r>
-              <w:rPr/>
+              <w:rPr>
+                <w:sz w:val="16"/>
+                <w:szCs w:val="16"/>
+              </w:rPr>
             </w:r>
           </w:p>
         </w:tc>
@@ -13678,6 +13645,1151 @@
           <w:sz w:val="16"/>
           <w:szCs w:val="16"/>
         </w:rPr>
+      </w:r>
+    </w:p>
+    <w:p>
+      <w:pPr>
+        <w:pStyle w:val="Normal"/>
+        <w:rPr>
+          <w:color w:val="000000"/>
+          <w:sz w:val="16"/>
+          <w:szCs w:val="16"/>
+        </w:rPr>
+      </w:pPr>
+      <w:r>
+        <w:rPr>
+          <w:color w:val="000000"/>
+          <w:sz w:val="16"/>
+          <w:szCs w:val="16"/>
+        </w:rPr>
+        <w:tab/>
+        <w:t xml:space="preserve">       </w:t>
+      </w:r>
+      <w:r>
+        <w:rPr>
+          <w:rFonts w:eastAsia="arial" w:ascii="arial" w:hAnsi="arial"/>
+          <w:color w:val="000000"/>
+          <w:sz w:val="16"/>
+          <w:szCs w:val="16"/>
+        </w:rPr>
+        <w:t xml:space="preserve">    SD40-2-1</w:t>
+      </w:r>
+    </w:p>
+    <w:tbl>
+      <w:tblPr>
+        <w:tblW w:w="14248" w:type="dxa"/>
+        <w:jc w:val="left"/>
+        <w:tblInd w:w="-5" w:type="dxa"/>
+        <w:tblLayout w:type="fixed"/>
+        <w:tblCellMar>
+          <w:top w:w="0" w:type="dxa"/>
+          <w:left w:w="108" w:type="dxa"/>
+          <w:bottom w:w="0" w:type="dxa"/>
+          <w:right w:w="108" w:type="dxa"/>
+        </w:tblCellMar>
+        <w:tblLook w:firstRow="1" w:noVBand="1" w:lastRow="0" w:firstColumn="1" w:lastColumn="0" w:noHBand="0" w:val="04a0"/>
+      </w:tblPr>
+      <w:tblGrid>
+        <w:gridCol w:w="1017"/>
+        <w:gridCol w:w="1019"/>
+        <w:gridCol w:w="1014"/>
+        <w:gridCol w:w="1016"/>
+        <w:gridCol w:w="1020"/>
+        <w:gridCol w:w="1016"/>
+        <w:gridCol w:w="1016"/>
+        <w:gridCol w:w="1017"/>
+        <w:gridCol w:w="1016"/>
+        <w:gridCol w:w="1020"/>
+        <w:gridCol w:w="1016"/>
+        <w:gridCol w:w="1016"/>
+        <w:gridCol w:w="1016"/>
+        <w:gridCol w:w="1029"/>
+      </w:tblGrid>
+      <w:tr>
+        <w:trPr>
+          <w:trHeight w:val="440" w:hRule="exact"/>
+          <w:cantSplit w:val="true"/>
+        </w:trPr>
+        <w:tc>
+          <w:tcPr>
+            <w:tcW w:w="1017" w:type="dxa"/>
+            <w:tcBorders>
+              <w:top w:val="single" w:sz="4" w:space="0" w:color="000000"/>
+              <w:left w:val="single" w:sz="4" w:space="0" w:color="000000"/>
+              <w:bottom w:val="single" w:sz="4" w:space="0" w:color="000000"/>
+            </w:tcBorders>
+            <w:vAlign w:val="bottom"/>
+          </w:tcPr>
+          <w:p>
+            <w:pPr>
+              <w:pStyle w:val="Normal"/>
+              <w:widowControl w:val="false"/>
+              <w:spacing w:lineRule="auto" w:line="180" w:before="0" w:after="60"/>
+              <w:jc w:val="center"/>
+              <w:rPr>
+                <w:color w:val="000000"/>
+                <w:sz w:val="16"/>
+                <w:szCs w:val="16"/>
+              </w:rPr>
+            </w:pPr>
+            <w:r>
+              <w:rPr>
+                <w:rFonts w:eastAsia="arial" w:ascii="arial" w:hAnsi="arial"/>
+                <w:b/>
+                <w:color w:val="000000"/>
+                <w:sz w:val="16"/>
+                <w:szCs w:val="16"/>
+              </w:rPr>
+              <w:t>Pause</w:t>
+            </w:r>
+          </w:p>
+        </w:tc>
+        <w:tc>
+          <w:tcPr>
+            <w:tcW w:w="1019" w:type="dxa"/>
+            <w:tcBorders>
+              <w:top w:val="single" w:sz="4" w:space="0" w:color="000000"/>
+              <w:left w:val="single" w:sz="4" w:space="0" w:color="000000"/>
+              <w:bottom w:val="single" w:sz="4" w:space="0" w:color="000000"/>
+            </w:tcBorders>
+            <w:vAlign w:val="bottom"/>
+          </w:tcPr>
+          <w:p>
+            <w:pPr>
+              <w:pStyle w:val="Normal"/>
+              <w:widowControl w:val="false"/>
+              <w:spacing w:lineRule="auto" w:line="180"/>
+              <w:jc w:val="center"/>
+              <w:rPr>
+                <w:color w:val="000000"/>
+                <w:sz w:val="16"/>
+                <w:szCs w:val="16"/>
+              </w:rPr>
+            </w:pPr>
+            <w:r>
+              <w:rPr>
+                <w:color w:val="000000"/>
+                <w:sz w:val="16"/>
+                <w:szCs w:val="16"/>
+              </w:rPr>
+              <w:t>Reverser Handle</w:t>
+            </w:r>
+          </w:p>
+        </w:tc>
+        <w:tc>
+          <w:tcPr>
+            <w:tcW w:w="1014" w:type="dxa"/>
+            <w:tcBorders>
+              <w:top w:val="single" w:sz="4" w:space="0" w:color="000000"/>
+              <w:left w:val="single" w:sz="4" w:space="0" w:color="000000"/>
+              <w:bottom w:val="single" w:sz="4" w:space="0" w:color="000000"/>
+            </w:tcBorders>
+            <w:vAlign w:val="bottom"/>
+          </w:tcPr>
+          <w:p>
+            <w:pPr>
+              <w:pStyle w:val="Normal"/>
+              <w:widowControl w:val="false"/>
+              <w:jc w:val="center"/>
+              <w:rPr>
+                <w:rFonts w:ascii="arial" w:hAnsi="arial" w:eastAsia="arial"/>
+                <w:color w:val="000000"/>
+                <w:sz w:val="16"/>
+                <w:szCs w:val="16"/>
+              </w:rPr>
+            </w:pPr>
+            <w:r>
+              <w:rPr>
+                <w:rFonts w:eastAsia="arial" w:ascii="arial" w:hAnsi="arial"/>
+                <w:color w:val="000000"/>
+                <w:sz w:val="16"/>
+                <w:szCs w:val="16"/>
+              </w:rPr>
+              <w:t>Engine Start</w:t>
+            </w:r>
+          </w:p>
+        </w:tc>
+        <w:tc>
+          <w:tcPr>
+            <w:tcW w:w="1016" w:type="dxa"/>
+            <w:tcBorders>
+              <w:top w:val="single" w:sz="4" w:space="0" w:color="000000"/>
+              <w:left w:val="single" w:sz="4" w:space="0" w:color="000000"/>
+              <w:bottom w:val="single" w:sz="4" w:space="0" w:color="000000"/>
+            </w:tcBorders>
+            <w:vAlign w:val="bottom"/>
+          </w:tcPr>
+          <w:p>
+            <w:pPr>
+              <w:pStyle w:val="Normal"/>
+              <w:widowControl w:val="false"/>
+              <w:spacing w:lineRule="auto" w:line="180"/>
+              <w:jc w:val="center"/>
+              <w:rPr>
+                <w:color w:val="000000"/>
+                <w:sz w:val="16"/>
+                <w:szCs w:val="16"/>
+              </w:rPr>
+            </w:pPr>
+            <w:r>
+              <w:rPr>
+                <w:color w:val="000000"/>
+                <w:sz w:val="16"/>
+                <w:szCs w:val="16"/>
+              </w:rPr>
+              <w:t>Engine Run</w:t>
+            </w:r>
+          </w:p>
+        </w:tc>
+        <w:tc>
+          <w:tcPr>
+            <w:tcW w:w="1020" w:type="dxa"/>
+            <w:tcBorders>
+              <w:top w:val="single" w:sz="4" w:space="0" w:color="000000"/>
+              <w:left w:val="single" w:sz="4" w:space="0" w:color="000000"/>
+              <w:bottom w:val="single" w:sz="4" w:space="0" w:color="000000"/>
+            </w:tcBorders>
+            <w:vAlign w:val="bottom"/>
+          </w:tcPr>
+          <w:p>
+            <w:pPr>
+              <w:pStyle w:val="Normal"/>
+              <w:widowControl w:val="false"/>
+              <w:spacing w:lineRule="auto" w:line="180"/>
+              <w:jc w:val="center"/>
+              <w:rPr>
+                <w:color w:val="000000"/>
+                <w:sz w:val="16"/>
+                <w:szCs w:val="16"/>
+              </w:rPr>
+            </w:pPr>
+            <w:r>
+              <w:rPr>
+                <w:color w:val="000000"/>
+                <w:sz w:val="16"/>
+                <w:szCs w:val="16"/>
+              </w:rPr>
+              <w:t>Generator Field</w:t>
+            </w:r>
+          </w:p>
+        </w:tc>
+        <w:tc>
+          <w:tcPr>
+            <w:tcW w:w="1016" w:type="dxa"/>
+            <w:tcBorders>
+              <w:top w:val="single" w:sz="4" w:space="0" w:color="000000"/>
+              <w:left w:val="single" w:sz="4" w:space="0" w:color="000000"/>
+              <w:bottom w:val="single" w:sz="4" w:space="0" w:color="000000"/>
+            </w:tcBorders>
+            <w:vAlign w:val="bottom"/>
+          </w:tcPr>
+          <w:p>
+            <w:pPr>
+              <w:pStyle w:val="Normal"/>
+              <w:widowControl w:val="false"/>
+              <w:jc w:val="center"/>
+              <w:rPr>
+                <w:color w:val="000000"/>
+                <w:sz w:val="16"/>
+                <w:szCs w:val="16"/>
+              </w:rPr>
+            </w:pPr>
+            <w:r>
+              <w:rPr>
+                <w:color w:val="000000"/>
+                <w:sz w:val="16"/>
+                <w:szCs w:val="16"/>
+              </w:rPr>
+              <w:t>Brake</w:t>
+            </w:r>
+          </w:p>
+          <w:p>
+            <w:pPr>
+              <w:pStyle w:val="Normal"/>
+              <w:widowControl w:val="false"/>
+              <w:jc w:val="center"/>
+              <w:rPr>
+                <w:color w:val="000000"/>
+                <w:sz w:val="16"/>
+                <w:szCs w:val="16"/>
+              </w:rPr>
+            </w:pPr>
+            <w:r>
+              <w:rPr>
+                <w:color w:val="000000"/>
+                <w:sz w:val="16"/>
+                <w:szCs w:val="16"/>
+              </w:rPr>
+              <w:t>Cut-In</w:t>
+            </w:r>
+          </w:p>
+        </w:tc>
+        <w:tc>
+          <w:tcPr>
+            <w:tcW w:w="1016" w:type="dxa"/>
+            <w:tcBorders>
+              <w:top w:val="single" w:sz="4" w:space="0" w:color="000000"/>
+              <w:left w:val="single" w:sz="4" w:space="0" w:color="000000"/>
+              <w:bottom w:val="single" w:sz="4" w:space="0" w:color="000000"/>
+            </w:tcBorders>
+            <w:vAlign w:val="bottom"/>
+          </w:tcPr>
+          <w:p>
+            <w:pPr>
+              <w:pStyle w:val="Normal"/>
+              <w:widowControl w:val="false"/>
+              <w:jc w:val="center"/>
+              <w:rPr>
+                <w:color w:val="000000"/>
+                <w:sz w:val="16"/>
+                <w:szCs w:val="16"/>
+              </w:rPr>
+            </w:pPr>
+            <w:r>
+              <w:rPr>
+                <w:color w:val="000000"/>
+                <w:sz w:val="16"/>
+                <w:szCs w:val="16"/>
+              </w:rPr>
+              <w:t>MU-2A Lead</w:t>
+            </w:r>
+          </w:p>
+        </w:tc>
+        <w:tc>
+          <w:tcPr>
+            <w:tcW w:w="1017" w:type="dxa"/>
+            <w:tcBorders>
+              <w:top w:val="single" w:sz="4" w:space="0" w:color="000000"/>
+              <w:left w:val="single" w:sz="4" w:space="0" w:color="000000"/>
+              <w:bottom w:val="single" w:sz="4" w:space="0" w:color="000000"/>
+            </w:tcBorders>
+            <w:vAlign w:val="bottom"/>
+          </w:tcPr>
+          <w:p>
+            <w:pPr>
+              <w:pStyle w:val="Normal"/>
+              <w:widowControl w:val="false"/>
+              <w:jc w:val="center"/>
+              <w:rPr>
+                <w:color w:val="000000"/>
+                <w:sz w:val="16"/>
+                <w:szCs w:val="16"/>
+              </w:rPr>
+            </w:pPr>
+            <w:r>
+              <w:rPr>
+                <w:rFonts w:eastAsia="arial" w:ascii="arial" w:hAnsi="arial"/>
+                <w:color w:val="000000"/>
+                <w:sz w:val="16"/>
+                <w:szCs w:val="16"/>
+              </w:rPr>
+              <w:t>Isolation Run</w:t>
+            </w:r>
+          </w:p>
+        </w:tc>
+        <w:tc>
+          <w:tcPr>
+            <w:tcW w:w="1016" w:type="dxa"/>
+            <w:tcBorders>
+              <w:top w:val="single" w:sz="4" w:space="0" w:color="000000"/>
+              <w:left w:val="single" w:sz="4" w:space="0" w:color="000000"/>
+              <w:bottom w:val="single" w:sz="4" w:space="0" w:color="000000"/>
+            </w:tcBorders>
+            <w:vAlign w:val="bottom"/>
+          </w:tcPr>
+          <w:p>
+            <w:pPr>
+              <w:pStyle w:val="Normal"/>
+              <w:widowControl w:val="false"/>
+              <w:jc w:val="center"/>
+              <w:rPr>
+                <w:sz w:val="16"/>
+                <w:szCs w:val="16"/>
+              </w:rPr>
+            </w:pPr>
+            <w:r>
+              <w:rPr>
+                <w:sz w:val="16"/>
+                <w:szCs w:val="16"/>
+              </w:rPr>
+              <w:t>Rear HL Up</w:t>
+            </w:r>
+          </w:p>
+        </w:tc>
+        <w:tc>
+          <w:tcPr>
+            <w:tcW w:w="1020" w:type="dxa"/>
+            <w:tcBorders>
+              <w:top w:val="single" w:sz="4" w:space="0" w:color="000000"/>
+              <w:left w:val="single" w:sz="4" w:space="0" w:color="000000"/>
+              <w:bottom w:val="single" w:sz="4" w:space="0" w:color="000000"/>
+            </w:tcBorders>
+            <w:vAlign w:val="bottom"/>
+          </w:tcPr>
+          <w:p>
+            <w:pPr>
+              <w:pStyle w:val="Normal"/>
+              <w:widowControl w:val="false"/>
+              <w:jc w:val="center"/>
+              <w:rPr>
+                <w:color w:val="000000"/>
+                <w:sz w:val="16"/>
+                <w:szCs w:val="16"/>
+              </w:rPr>
+            </w:pPr>
+            <w:r>
+              <w:rPr>
+                <w:rFonts w:eastAsia="arial" w:ascii="arial" w:hAnsi="arial"/>
+                <w:color w:val="000000"/>
+                <w:sz w:val="16"/>
+                <w:szCs w:val="16"/>
+              </w:rPr>
+              <w:t>Banking COMM</w:t>
+            </w:r>
+          </w:p>
+        </w:tc>
+        <w:tc>
+          <w:tcPr>
+            <w:tcW w:w="1016" w:type="dxa"/>
+            <w:tcBorders>
+              <w:top w:val="single" w:sz="4" w:space="0" w:color="000000"/>
+              <w:left w:val="single" w:sz="4" w:space="0" w:color="000000"/>
+              <w:bottom w:val="single" w:sz="4" w:space="0" w:color="000000"/>
+            </w:tcBorders>
+            <w:vAlign w:val="bottom"/>
+          </w:tcPr>
+          <w:p>
+            <w:pPr>
+              <w:pStyle w:val="Normal"/>
+              <w:widowControl w:val="false"/>
+              <w:spacing w:lineRule="auto" w:line="180"/>
+              <w:jc w:val="center"/>
+              <w:rPr>
+                <w:sz w:val="16"/>
+                <w:szCs w:val="16"/>
+              </w:rPr>
+            </w:pPr>
+            <w:r>
+              <w:rPr>
+                <w:rFonts w:eastAsia="arial" w:ascii="arial" w:hAnsi="arial"/>
+                <w:color w:val="000000"/>
+                <w:sz w:val="16"/>
+                <w:szCs w:val="16"/>
+              </w:rPr>
+              <w:t>Gauge Light</w:t>
+            </w:r>
+          </w:p>
+        </w:tc>
+        <w:tc>
+          <w:tcPr>
+            <w:tcW w:w="1016" w:type="dxa"/>
+            <w:tcBorders>
+              <w:top w:val="single" w:sz="4" w:space="0" w:color="000000"/>
+              <w:left w:val="single" w:sz="4" w:space="0" w:color="000000"/>
+              <w:bottom w:val="single" w:sz="4" w:space="0" w:color="000000"/>
+            </w:tcBorders>
+            <w:vAlign w:val="bottom"/>
+          </w:tcPr>
+          <w:p>
+            <w:pPr>
+              <w:pStyle w:val="Normal"/>
+              <w:widowControl w:val="false"/>
+              <w:spacing w:lineRule="auto" w:line="180"/>
+              <w:jc w:val="center"/>
+              <w:rPr>
+                <w:sz w:val="16"/>
+                <w:szCs w:val="16"/>
+              </w:rPr>
+            </w:pPr>
+            <w:r>
+              <w:rPr>
+                <w:sz w:val="16"/>
+                <w:szCs w:val="16"/>
+              </w:rPr>
+              <w:t>Cab Light</w:t>
+            </w:r>
+          </w:p>
+        </w:tc>
+        <w:tc>
+          <w:tcPr>
+            <w:tcW w:w="1016" w:type="dxa"/>
+            <w:tcBorders>
+              <w:top w:val="single" w:sz="4" w:space="0" w:color="000000"/>
+              <w:left w:val="single" w:sz="4" w:space="0" w:color="000000"/>
+              <w:bottom w:val="single" w:sz="4" w:space="0" w:color="000000"/>
+            </w:tcBorders>
+            <w:vAlign w:val="bottom"/>
+          </w:tcPr>
+          <w:p>
+            <w:pPr>
+              <w:pStyle w:val="Normal"/>
+              <w:widowControl w:val="false"/>
+              <w:spacing w:lineRule="auto" w:line="180"/>
+              <w:jc w:val="center"/>
+              <w:rPr>
+                <w:sz w:val="16"/>
+                <w:szCs w:val="16"/>
+              </w:rPr>
+            </w:pPr>
+            <w:r>
+              <w:rPr>
+                <w:rFonts w:eastAsia="arial" w:ascii="arial" w:hAnsi="arial"/>
+                <w:color w:val="000000"/>
+                <w:sz w:val="16"/>
+                <w:szCs w:val="16"/>
+              </w:rPr>
+              <w:t>1-Person</w:t>
+            </w:r>
+          </w:p>
+        </w:tc>
+        <w:tc>
+          <w:tcPr>
+            <w:tcW w:w="1029" w:type="dxa"/>
+            <w:tcBorders>
+              <w:top w:val="single" w:sz="4" w:space="0" w:color="000000"/>
+              <w:left w:val="single" w:sz="4" w:space="0" w:color="000000"/>
+              <w:bottom w:val="single" w:sz="4" w:space="0" w:color="000000"/>
+              <w:right w:val="single" w:sz="4" w:space="0" w:color="000000"/>
+            </w:tcBorders>
+            <w:vAlign w:val="bottom"/>
+          </w:tcPr>
+          <w:p>
+            <w:pPr>
+              <w:pStyle w:val="Normal"/>
+              <w:widowControl w:val="false"/>
+              <w:spacing w:lineRule="auto" w:line="180"/>
+              <w:jc w:val="center"/>
+              <w:rPr>
+                <w:sz w:val="16"/>
+                <w:szCs w:val="16"/>
+              </w:rPr>
+            </w:pPr>
+            <w:r>
+              <w:rPr>
+                <w:rFonts w:eastAsia="arial" w:ascii="arial" w:hAnsi="arial"/>
+                <w:color w:val="000000"/>
+                <w:sz w:val="16"/>
+                <w:szCs w:val="16"/>
+              </w:rPr>
+              <w:t>Next</w:t>
+            </w:r>
+          </w:p>
+          <w:p>
+            <w:pPr>
+              <w:pStyle w:val="Normal"/>
+              <w:widowControl w:val="false"/>
+              <w:spacing w:lineRule="auto" w:line="180"/>
+              <w:jc w:val="center"/>
+              <w:rPr>
+                <w:sz w:val="16"/>
+                <w:szCs w:val="16"/>
+              </w:rPr>
+            </w:pPr>
+            <w:r>
+              <w:rPr>
+                <w:rFonts w:eastAsia="arial" w:ascii="arial" w:hAnsi="arial"/>
+                <w:color w:val="000000"/>
+                <w:sz w:val="16"/>
+                <w:szCs w:val="16"/>
+              </w:rPr>
+              <w:t>Cab Cam</w:t>
+            </w:r>
+          </w:p>
+        </w:tc>
+      </w:tr>
+    </w:tbl>
+    <w:p>
+      <w:pPr>
+        <w:pStyle w:val="Normal"/>
+        <w:rPr>
+          <w:rFonts w:ascii="arial" w:hAnsi="arial" w:eastAsia="arial"/>
+          <w:color w:val="000000"/>
+          <w:sz w:val="16"/>
+          <w:szCs w:val="16"/>
+        </w:rPr>
+      </w:pPr>
+      <w:r>
+        <w:rPr>
+          <w:rFonts w:eastAsia="arial" w:ascii="arial" w:hAnsi="arial"/>
+          <w:color w:val="000000"/>
+          <w:sz w:val="16"/>
+          <w:szCs w:val="16"/>
+        </w:rPr>
+      </w:r>
+    </w:p>
+    <w:p>
+      <w:pPr>
+        <w:pStyle w:val="Normal"/>
+        <w:rPr>
+          <w:color w:val="000000"/>
+          <w:sz w:val="16"/>
+          <w:szCs w:val="16"/>
+        </w:rPr>
+      </w:pPr>
+      <w:r>
+        <w:rPr>
+          <w:rFonts w:eastAsia="arial" w:ascii="arial" w:hAnsi="arial"/>
+          <w:color w:val="000000"/>
+          <w:sz w:val="16"/>
+          <w:szCs w:val="16"/>
+        </w:rPr>
+        <w:tab/>
+        <w:t xml:space="preserve">           SD40-2-2</w:t>
+      </w:r>
+    </w:p>
+    <w:tbl>
+      <w:tblPr>
+        <w:tblW w:w="14248" w:type="dxa"/>
+        <w:jc w:val="left"/>
+        <w:tblInd w:w="-5" w:type="dxa"/>
+        <w:tblLayout w:type="fixed"/>
+        <w:tblCellMar>
+          <w:top w:w="0" w:type="dxa"/>
+          <w:left w:w="108" w:type="dxa"/>
+          <w:bottom w:w="0" w:type="dxa"/>
+          <w:right w:w="108" w:type="dxa"/>
+        </w:tblCellMar>
+        <w:tblLook w:firstRow="1" w:noVBand="1" w:lastRow="0" w:firstColumn="1" w:lastColumn="0" w:noHBand="0" w:val="04a0"/>
+      </w:tblPr>
+      <w:tblGrid>
+        <w:gridCol w:w="1017"/>
+        <w:gridCol w:w="1019"/>
+        <w:gridCol w:w="1014"/>
+        <w:gridCol w:w="1016"/>
+        <w:gridCol w:w="1020"/>
+        <w:gridCol w:w="1016"/>
+        <w:gridCol w:w="1016"/>
+        <w:gridCol w:w="1017"/>
+        <w:gridCol w:w="1016"/>
+        <w:gridCol w:w="1020"/>
+        <w:gridCol w:w="1016"/>
+        <w:gridCol w:w="1016"/>
+        <w:gridCol w:w="1016"/>
+        <w:gridCol w:w="1029"/>
+      </w:tblGrid>
+      <w:tr>
+        <w:trPr>
+          <w:trHeight w:val="440" w:hRule="exact"/>
+          <w:cantSplit w:val="true"/>
+        </w:trPr>
+        <w:tc>
+          <w:tcPr>
+            <w:tcW w:w="1017" w:type="dxa"/>
+            <w:tcBorders>
+              <w:top w:val="single" w:sz="4" w:space="0" w:color="000000"/>
+              <w:left w:val="single" w:sz="4" w:space="0" w:color="000000"/>
+              <w:bottom w:val="single" w:sz="4" w:space="0" w:color="000000"/>
+            </w:tcBorders>
+            <w:vAlign w:val="bottom"/>
+          </w:tcPr>
+          <w:p>
+            <w:pPr>
+              <w:pStyle w:val="Normal"/>
+              <w:widowControl w:val="false"/>
+              <w:spacing w:lineRule="auto" w:line="180" w:before="0" w:after="60"/>
+              <w:jc w:val="center"/>
+              <w:rPr>
+                <w:b/>
+                <w:bCs/>
+              </w:rPr>
+            </w:pPr>
+            <w:r>
+              <w:rPr>
+                <w:b/>
+                <w:bCs/>
+                <w:color w:val="000000"/>
+                <w:sz w:val="16"/>
+                <w:szCs w:val="16"/>
+              </w:rPr>
+              <w:t>HUD</w:t>
+            </w:r>
+          </w:p>
+        </w:tc>
+        <w:tc>
+          <w:tcPr>
+            <w:tcW w:w="1019" w:type="dxa"/>
+            <w:tcBorders>
+              <w:top w:val="single" w:sz="4" w:space="0" w:color="000000"/>
+              <w:left w:val="single" w:sz="4" w:space="0" w:color="000000"/>
+              <w:bottom w:val="single" w:sz="4" w:space="0" w:color="000000"/>
+            </w:tcBorders>
+            <w:vAlign w:val="bottom"/>
+          </w:tcPr>
+          <w:p>
+            <w:pPr>
+              <w:pStyle w:val="Normal"/>
+              <w:widowControl w:val="false"/>
+              <w:spacing w:lineRule="auto" w:line="180"/>
+              <w:jc w:val="center"/>
+              <w:rPr>
+                <w:color w:val="000000"/>
+                <w:sz w:val="16"/>
+                <w:szCs w:val="16"/>
+              </w:rPr>
+            </w:pPr>
+            <w:r>
+              <w:rPr>
+                <w:color w:val="000000"/>
+                <w:sz w:val="16"/>
+                <w:szCs w:val="16"/>
+              </w:rPr>
+              <w:t>Schedule</w:t>
+            </w:r>
+          </w:p>
+        </w:tc>
+        <w:tc>
+          <w:tcPr>
+            <w:tcW w:w="1014" w:type="dxa"/>
+            <w:tcBorders>
+              <w:top w:val="single" w:sz="4" w:space="0" w:color="000000"/>
+              <w:left w:val="single" w:sz="4" w:space="0" w:color="000000"/>
+              <w:bottom w:val="single" w:sz="4" w:space="0" w:color="000000"/>
+            </w:tcBorders>
+            <w:vAlign w:val="bottom"/>
+          </w:tcPr>
+          <w:p>
+            <w:pPr>
+              <w:pStyle w:val="Normal"/>
+              <w:widowControl w:val="false"/>
+              <w:spacing w:lineRule="auto" w:line="180"/>
+              <w:jc w:val="center"/>
+              <w:rPr>
+                <w:color w:val="000000"/>
+                <w:sz w:val="16"/>
+                <w:szCs w:val="16"/>
+              </w:rPr>
+            </w:pPr>
+            <w:r>
+              <w:rPr>
+                <w:rFonts w:eastAsia="arial" w:ascii="arial" w:hAnsi="arial"/>
+                <w:color w:val="000000"/>
+                <w:sz w:val="16"/>
+                <w:szCs w:val="16"/>
+              </w:rPr>
+              <w:t>Engine Stop</w:t>
+            </w:r>
+          </w:p>
+        </w:tc>
+        <w:tc>
+          <w:tcPr>
+            <w:tcW w:w="1016" w:type="dxa"/>
+            <w:tcBorders>
+              <w:top w:val="single" w:sz="4" w:space="0" w:color="000000"/>
+              <w:left w:val="single" w:sz="4" w:space="0" w:color="000000"/>
+              <w:bottom w:val="single" w:sz="4" w:space="0" w:color="000000"/>
+            </w:tcBorders>
+            <w:vAlign w:val="bottom"/>
+          </w:tcPr>
+          <w:p>
+            <w:pPr>
+              <w:pStyle w:val="Normal"/>
+              <w:widowControl w:val="false"/>
+              <w:spacing w:lineRule="auto" w:line="180"/>
+              <w:jc w:val="center"/>
+              <w:rPr>
+                <w:color w:val="000000"/>
+                <w:sz w:val="16"/>
+                <w:szCs w:val="16"/>
+              </w:rPr>
+            </w:pPr>
+            <w:r>
+              <w:rPr>
+                <w:color w:val="000000"/>
+                <w:sz w:val="16"/>
+                <w:szCs w:val="16"/>
+              </w:rPr>
+              <w:t>Warning Devices</w:t>
+            </w:r>
+          </w:p>
+        </w:tc>
+        <w:tc>
+          <w:tcPr>
+            <w:tcW w:w="1020" w:type="dxa"/>
+            <w:tcBorders>
+              <w:top w:val="single" w:sz="4" w:space="0" w:color="000000"/>
+              <w:left w:val="single" w:sz="4" w:space="0" w:color="000000"/>
+              <w:bottom w:val="single" w:sz="4" w:space="0" w:color="000000"/>
+            </w:tcBorders>
+            <w:vAlign w:val="bottom"/>
+          </w:tcPr>
+          <w:p>
+            <w:pPr>
+              <w:pStyle w:val="Normal"/>
+              <w:widowControl w:val="false"/>
+              <w:spacing w:lineRule="auto" w:line="180"/>
+              <w:jc w:val="center"/>
+              <w:rPr>
+                <w:color w:val="000000"/>
+                <w:sz w:val="16"/>
+                <w:szCs w:val="16"/>
+              </w:rPr>
+            </w:pPr>
+            <w:r>
+              <w:rPr>
+                <w:color w:val="000000"/>
+                <w:sz w:val="16"/>
+                <w:szCs w:val="16"/>
+              </w:rPr>
+              <w:t>Control &amp; Fuel Pump</w:t>
+            </w:r>
+          </w:p>
+        </w:tc>
+        <w:tc>
+          <w:tcPr>
+            <w:tcW w:w="1016" w:type="dxa"/>
+            <w:tcBorders>
+              <w:top w:val="single" w:sz="4" w:space="0" w:color="000000"/>
+              <w:left w:val="single" w:sz="4" w:space="0" w:color="000000"/>
+              <w:bottom w:val="single" w:sz="4" w:space="0" w:color="000000"/>
+            </w:tcBorders>
+            <w:vAlign w:val="bottom"/>
+          </w:tcPr>
+          <w:p>
+            <w:pPr>
+              <w:pStyle w:val="Normal"/>
+              <w:widowControl w:val="false"/>
+              <w:jc w:val="center"/>
+              <w:rPr>
+                <w:color w:val="000000"/>
+                <w:sz w:val="16"/>
+                <w:szCs w:val="16"/>
+              </w:rPr>
+            </w:pPr>
+            <w:r>
+              <w:rPr>
+                <w:color w:val="000000"/>
+                <w:sz w:val="16"/>
+                <w:szCs w:val="16"/>
+              </w:rPr>
+              <w:t>Brake</w:t>
+            </w:r>
+          </w:p>
+          <w:p>
+            <w:pPr>
+              <w:pStyle w:val="Normal"/>
+              <w:widowControl w:val="false"/>
+              <w:jc w:val="center"/>
+              <w:rPr>
+                <w:color w:val="000000"/>
+                <w:sz w:val="16"/>
+                <w:szCs w:val="16"/>
+              </w:rPr>
+            </w:pPr>
+            <w:r>
+              <w:rPr>
+                <w:color w:val="000000"/>
+                <w:sz w:val="16"/>
+                <w:szCs w:val="16"/>
+              </w:rPr>
+              <w:t>Cut-Out</w:t>
+            </w:r>
+          </w:p>
+        </w:tc>
+        <w:tc>
+          <w:tcPr>
+            <w:tcW w:w="1016" w:type="dxa"/>
+            <w:tcBorders>
+              <w:top w:val="single" w:sz="4" w:space="0" w:color="000000"/>
+              <w:left w:val="single" w:sz="4" w:space="0" w:color="000000"/>
+              <w:bottom w:val="single" w:sz="4" w:space="0" w:color="000000"/>
+            </w:tcBorders>
+            <w:vAlign w:val="bottom"/>
+          </w:tcPr>
+          <w:p>
+            <w:pPr>
+              <w:pStyle w:val="Normal"/>
+              <w:widowControl w:val="false"/>
+              <w:jc w:val="center"/>
+              <w:rPr>
+                <w:color w:val="000000"/>
+                <w:sz w:val="16"/>
+                <w:szCs w:val="16"/>
+              </w:rPr>
+            </w:pPr>
+            <w:r>
+              <w:rPr>
+                <w:rFonts w:eastAsia="arial" w:ascii="arial" w:hAnsi="arial"/>
+                <w:color w:val="000000"/>
+                <w:sz w:val="16"/>
+                <w:szCs w:val="16"/>
+              </w:rPr>
+              <w:t>MU-2A Trail</w:t>
+            </w:r>
+          </w:p>
+        </w:tc>
+        <w:tc>
+          <w:tcPr>
+            <w:tcW w:w="1017" w:type="dxa"/>
+            <w:tcBorders>
+              <w:top w:val="single" w:sz="4" w:space="0" w:color="000000"/>
+              <w:left w:val="single" w:sz="4" w:space="0" w:color="000000"/>
+              <w:bottom w:val="single" w:sz="4" w:space="0" w:color="000000"/>
+            </w:tcBorders>
+            <w:vAlign w:val="bottom"/>
+          </w:tcPr>
+          <w:p>
+            <w:pPr>
+              <w:pStyle w:val="Normal"/>
+              <w:widowControl w:val="false"/>
+              <w:jc w:val="center"/>
+              <w:rPr>
+                <w:color w:val="000000"/>
+                <w:sz w:val="16"/>
+                <w:szCs w:val="16"/>
+              </w:rPr>
+            </w:pPr>
+            <w:r>
+              <w:rPr>
+                <w:rFonts w:eastAsia="arial" w:ascii="arial" w:hAnsi="arial"/>
+                <w:color w:val="000000"/>
+                <w:sz w:val="16"/>
+                <w:szCs w:val="16"/>
+              </w:rPr>
+              <w:t>Isolation Start Iso.</w:t>
+            </w:r>
+          </w:p>
+        </w:tc>
+        <w:tc>
+          <w:tcPr>
+            <w:tcW w:w="1016" w:type="dxa"/>
+            <w:tcBorders>
+              <w:top w:val="single" w:sz="4" w:space="0" w:color="000000"/>
+              <w:left w:val="single" w:sz="4" w:space="0" w:color="000000"/>
+              <w:bottom w:val="single" w:sz="4" w:space="0" w:color="000000"/>
+            </w:tcBorders>
+            <w:vAlign w:val="bottom"/>
+          </w:tcPr>
+          <w:p>
+            <w:pPr>
+              <w:pStyle w:val="Normal"/>
+              <w:widowControl w:val="false"/>
+              <w:jc w:val="center"/>
+              <w:rPr>
+                <w:sz w:val="16"/>
+                <w:szCs w:val="16"/>
+              </w:rPr>
+            </w:pPr>
+            <w:r>
+              <w:rPr>
+                <w:rFonts w:eastAsia="arial" w:ascii="arial" w:hAnsi="arial"/>
+                <w:color w:val="000000"/>
+                <w:sz w:val="16"/>
+                <w:szCs w:val="16"/>
+              </w:rPr>
+              <w:t>Rear HL Down</w:t>
+            </w:r>
+          </w:p>
+        </w:tc>
+        <w:tc>
+          <w:tcPr>
+            <w:tcW w:w="1020" w:type="dxa"/>
+            <w:tcBorders>
+              <w:top w:val="single" w:sz="4" w:space="0" w:color="000000"/>
+              <w:left w:val="single" w:sz="4" w:space="0" w:color="000000"/>
+              <w:bottom w:val="single" w:sz="4" w:space="0" w:color="000000"/>
+            </w:tcBorders>
+            <w:vAlign w:val="bottom"/>
+          </w:tcPr>
+          <w:p>
+            <w:pPr>
+              <w:pStyle w:val="Normal"/>
+              <w:widowControl w:val="false"/>
+              <w:spacing w:lineRule="auto" w:line="180"/>
+              <w:jc w:val="center"/>
+              <w:rPr>
+                <w:sz w:val="16"/>
+                <w:szCs w:val="16"/>
+              </w:rPr>
+            </w:pPr>
+            <w:r>
+              <w:rPr>
+                <w:sz w:val="16"/>
+                <w:szCs w:val="16"/>
+              </w:rPr>
+              <w:t>Headlight Control</w:t>
+            </w:r>
+          </w:p>
+        </w:tc>
+        <w:tc>
+          <w:tcPr>
+            <w:tcW w:w="1016" w:type="dxa"/>
+            <w:tcBorders>
+              <w:top w:val="single" w:sz="4" w:space="0" w:color="000000"/>
+              <w:left w:val="single" w:sz="4" w:space="0" w:color="000000"/>
+              <w:bottom w:val="single" w:sz="4" w:space="0" w:color="000000"/>
+            </w:tcBorders>
+            <w:vAlign w:val="bottom"/>
+          </w:tcPr>
+          <w:p>
+            <w:pPr>
+              <w:pStyle w:val="Normal"/>
+              <w:widowControl w:val="false"/>
+              <w:spacing w:lineRule="auto" w:line="180"/>
+              <w:jc w:val="center"/>
+              <w:rPr>
+                <w:sz w:val="16"/>
+                <w:szCs w:val="16"/>
+              </w:rPr>
+            </w:pPr>
+            <w:r>
+              <w:rPr>
+                <w:sz w:val="16"/>
+                <w:szCs w:val="16"/>
+              </w:rPr>
+              <w:t>Step Light</w:t>
+            </w:r>
+          </w:p>
+        </w:tc>
+        <w:tc>
+          <w:tcPr>
+            <w:tcW w:w="1016" w:type="dxa"/>
+            <w:tcBorders>
+              <w:top w:val="single" w:sz="4" w:space="0" w:color="000000"/>
+              <w:left w:val="single" w:sz="4" w:space="0" w:color="000000"/>
+              <w:bottom w:val="single" w:sz="4" w:space="0" w:color="000000"/>
+            </w:tcBorders>
+            <w:vAlign w:val="bottom"/>
+          </w:tcPr>
+          <w:p>
+            <w:pPr>
+              <w:pStyle w:val="Normal"/>
+              <w:widowControl w:val="false"/>
+              <w:spacing w:lineRule="auto" w:line="180"/>
+              <w:jc w:val="center"/>
+              <w:rPr>
+                <w:sz w:val="16"/>
+                <w:szCs w:val="16"/>
+              </w:rPr>
+            </w:pPr>
+            <w:r>
+              <w:rPr>
+                <w:sz w:val="16"/>
+                <w:szCs w:val="16"/>
+              </w:rPr>
+              <w:t>Ditch Light</w:t>
+            </w:r>
+          </w:p>
+        </w:tc>
+        <w:tc>
+          <w:tcPr>
+            <w:tcW w:w="1016" w:type="dxa"/>
+            <w:tcBorders>
+              <w:top w:val="single" w:sz="4" w:space="0" w:color="000000"/>
+              <w:left w:val="single" w:sz="4" w:space="0" w:color="000000"/>
+              <w:bottom w:val="single" w:sz="4" w:space="0" w:color="000000"/>
+            </w:tcBorders>
+            <w:vAlign w:val="bottom"/>
+          </w:tcPr>
+          <w:p>
+            <w:pPr>
+              <w:pStyle w:val="Normal"/>
+              <w:widowControl w:val="false"/>
+              <w:spacing w:lineRule="auto" w:line="180"/>
+              <w:jc w:val="center"/>
+              <w:rPr>
+                <w:sz w:val="16"/>
+                <w:szCs w:val="16"/>
+              </w:rPr>
+            </w:pPr>
+            <w:r>
+              <w:rPr>
+                <w:rFonts w:eastAsia="arial" w:ascii="arial" w:hAnsi="arial"/>
+                <w:color w:val="000000"/>
+                <w:sz w:val="16"/>
+                <w:szCs w:val="16"/>
+              </w:rPr>
+              <w:t>Exterior</w:t>
+            </w:r>
+          </w:p>
+          <w:p>
+            <w:pPr>
+              <w:pStyle w:val="Normal"/>
+              <w:widowControl w:val="false"/>
+              <w:spacing w:lineRule="auto" w:line="180"/>
+              <w:jc w:val="center"/>
+              <w:rPr>
+                <w:sz w:val="16"/>
+                <w:szCs w:val="16"/>
+              </w:rPr>
+            </w:pPr>
+            <w:r>
+              <w:rPr>
+                <w:rFonts w:eastAsia="arial" w:ascii="arial" w:hAnsi="arial"/>
+                <w:color w:val="000000"/>
+                <w:sz w:val="16"/>
+                <w:szCs w:val="16"/>
+              </w:rPr>
+              <w:t>Camera</w:t>
+            </w:r>
+          </w:p>
+        </w:tc>
+        <w:tc>
+          <w:tcPr>
+            <w:tcW w:w="1029" w:type="dxa"/>
+            <w:tcBorders>
+              <w:top w:val="single" w:sz="4" w:space="0" w:color="000000"/>
+              <w:left w:val="single" w:sz="4" w:space="0" w:color="000000"/>
+              <w:bottom w:val="single" w:sz="4" w:space="0" w:color="000000"/>
+              <w:right w:val="single" w:sz="4" w:space="0" w:color="000000"/>
+            </w:tcBorders>
+            <w:vAlign w:val="bottom"/>
+          </w:tcPr>
+          <w:p>
+            <w:pPr>
+              <w:pStyle w:val="Normal"/>
+              <w:widowControl w:val="false"/>
+              <w:spacing w:lineRule="auto" w:line="180"/>
+              <w:jc w:val="center"/>
+              <w:rPr>
+                <w:sz w:val="16"/>
+                <w:szCs w:val="16"/>
+              </w:rPr>
+            </w:pPr>
+            <w:r>
+              <w:rPr>
+                <w:rFonts w:eastAsia="arial" w:ascii="arial" w:hAnsi="arial"/>
+                <w:color w:val="000000"/>
+                <w:sz w:val="16"/>
+                <w:szCs w:val="16"/>
+              </w:rPr>
+              <w:t>Prev</w:t>
+            </w:r>
+          </w:p>
+          <w:p>
+            <w:pPr>
+              <w:pStyle w:val="Normal"/>
+              <w:widowControl w:val="false"/>
+              <w:spacing w:lineRule="auto" w:line="180"/>
+              <w:jc w:val="center"/>
+              <w:rPr>
+                <w:sz w:val="16"/>
+                <w:szCs w:val="16"/>
+              </w:rPr>
+            </w:pPr>
+            <w:r>
+              <w:rPr>
+                <w:rFonts w:eastAsia="arial" w:ascii="arial" w:hAnsi="arial"/>
+                <w:color w:val="000000"/>
+                <w:sz w:val="16"/>
+                <w:szCs w:val="16"/>
+              </w:rPr>
+              <w:t>Cab Cam</w:t>
+            </w:r>
+          </w:p>
+        </w:tc>
+      </w:tr>
+    </w:tbl>
+    <w:p>
+      <w:pPr>
+        <w:pStyle w:val="Normal"/>
+        <w:rPr>
+          <w:color w:val="000000"/>
+          <w:sz w:val="16"/>
+          <w:szCs w:val="16"/>
+        </w:rPr>
+      </w:pPr>
+      <w:r>
+        <w:rPr/>
       </w:r>
     </w:p>
     <w:sectPr>

--- a/raildriver-USA-Remapped.docx
+++ b/raildriver-USA-Remapped.docx
@@ -14789,7 +14789,1199 @@
         </w:rPr>
       </w:pPr>
       <w:r>
-        <w:rPr/>
+        <w:rPr>
+          <w:color w:val="000000"/>
+          <w:sz w:val="16"/>
+          <w:szCs w:val="16"/>
+        </w:rPr>
+        <w:tab/>
+        <w:t xml:space="preserve">       </w:t>
+      </w:r>
+      <w:r>
+        <w:rPr>
+          <w:rFonts w:eastAsia="arial" w:ascii="arial" w:hAnsi="arial"/>
+          <w:color w:val="000000"/>
+          <w:sz w:val="16"/>
+          <w:szCs w:val="16"/>
+        </w:rPr>
+        <w:t xml:space="preserve">    </w:t>
+      </w:r>
+      <w:r>
+        <w:rPr>
+          <w:rFonts w:eastAsia="arial" w:ascii="arial" w:hAnsi="arial"/>
+          <w:color w:val="000000"/>
+          <w:sz w:val="16"/>
+          <w:szCs w:val="16"/>
+        </w:rPr>
+        <w:t>MP15DC</w:t>
+      </w:r>
+      <w:r>
+        <w:rPr>
+          <w:rFonts w:eastAsia="arial" w:ascii="arial" w:hAnsi="arial"/>
+          <w:color w:val="000000"/>
+          <w:sz w:val="16"/>
+          <w:szCs w:val="16"/>
+        </w:rPr>
+        <w:t>-1</w:t>
+      </w:r>
+    </w:p>
+    <w:tbl>
+      <w:tblPr>
+        <w:tblW w:w="14248" w:type="dxa"/>
+        <w:jc w:val="left"/>
+        <w:tblInd w:w="-5" w:type="dxa"/>
+        <w:tblLayout w:type="fixed"/>
+        <w:tblCellMar>
+          <w:top w:w="0" w:type="dxa"/>
+          <w:left w:w="108" w:type="dxa"/>
+          <w:bottom w:w="0" w:type="dxa"/>
+          <w:right w:w="108" w:type="dxa"/>
+        </w:tblCellMar>
+        <w:tblLook w:firstRow="1" w:noVBand="1" w:lastRow="0" w:firstColumn="1" w:lastColumn="0" w:noHBand="0" w:val="04a0"/>
+      </w:tblPr>
+      <w:tblGrid>
+        <w:gridCol w:w="1017"/>
+        <w:gridCol w:w="1019"/>
+        <w:gridCol w:w="1014"/>
+        <w:gridCol w:w="1016"/>
+        <w:gridCol w:w="1020"/>
+        <w:gridCol w:w="1016"/>
+        <w:gridCol w:w="1016"/>
+        <w:gridCol w:w="1017"/>
+        <w:gridCol w:w="1016"/>
+        <w:gridCol w:w="1020"/>
+        <w:gridCol w:w="1016"/>
+        <w:gridCol w:w="1016"/>
+        <w:gridCol w:w="1016"/>
+        <w:gridCol w:w="1029"/>
+      </w:tblGrid>
+      <w:tr>
+        <w:trPr>
+          <w:trHeight w:val="440" w:hRule="exact"/>
+          <w:cantSplit w:val="true"/>
+        </w:trPr>
+        <w:tc>
+          <w:tcPr>
+            <w:tcW w:w="1017" w:type="dxa"/>
+            <w:tcBorders>
+              <w:top w:val="single" w:sz="4" w:space="0" w:color="000000"/>
+              <w:left w:val="single" w:sz="4" w:space="0" w:color="000000"/>
+              <w:bottom w:val="single" w:sz="4" w:space="0" w:color="000000"/>
+            </w:tcBorders>
+            <w:vAlign w:val="bottom"/>
+          </w:tcPr>
+          <w:p>
+            <w:pPr>
+              <w:pStyle w:val="Normal"/>
+              <w:widowControl w:val="false"/>
+              <w:spacing w:lineRule="auto" w:line="180" w:before="0" w:after="60"/>
+              <w:jc w:val="center"/>
+              <w:rPr>
+                <w:color w:val="000000"/>
+                <w:sz w:val="16"/>
+                <w:szCs w:val="16"/>
+              </w:rPr>
+            </w:pPr>
+            <w:r>
+              <w:rPr>
+                <w:rFonts w:eastAsia="arial" w:ascii="arial" w:hAnsi="arial"/>
+                <w:b/>
+                <w:color w:val="000000"/>
+                <w:sz w:val="16"/>
+                <w:szCs w:val="16"/>
+              </w:rPr>
+              <w:t>Pause</w:t>
+            </w:r>
+          </w:p>
+        </w:tc>
+        <w:tc>
+          <w:tcPr>
+            <w:tcW w:w="1019" w:type="dxa"/>
+            <w:tcBorders>
+              <w:top w:val="single" w:sz="4" w:space="0" w:color="000000"/>
+              <w:left w:val="single" w:sz="4" w:space="0" w:color="000000"/>
+              <w:bottom w:val="single" w:sz="4" w:space="0" w:color="000000"/>
+            </w:tcBorders>
+            <w:vAlign w:val="bottom"/>
+          </w:tcPr>
+          <w:p>
+            <w:pPr>
+              <w:pStyle w:val="Normal"/>
+              <w:widowControl w:val="false"/>
+              <w:spacing w:lineRule="auto" w:line="180"/>
+              <w:jc w:val="center"/>
+              <w:rPr>
+                <w:color w:val="000000"/>
+                <w:sz w:val="16"/>
+                <w:szCs w:val="16"/>
+              </w:rPr>
+            </w:pPr>
+            <w:r>
+              <w:rPr>
+                <w:color w:val="000000"/>
+                <w:sz w:val="16"/>
+                <w:szCs w:val="16"/>
+              </w:rPr>
+              <w:t>Reverser Handle</w:t>
+            </w:r>
+          </w:p>
+        </w:tc>
+        <w:tc>
+          <w:tcPr>
+            <w:tcW w:w="1014" w:type="dxa"/>
+            <w:tcBorders>
+              <w:top w:val="single" w:sz="4" w:space="0" w:color="000000"/>
+              <w:left w:val="single" w:sz="4" w:space="0" w:color="000000"/>
+              <w:bottom w:val="single" w:sz="4" w:space="0" w:color="000000"/>
+            </w:tcBorders>
+            <w:vAlign w:val="bottom"/>
+          </w:tcPr>
+          <w:p>
+            <w:pPr>
+              <w:pStyle w:val="Normal"/>
+              <w:widowControl w:val="false"/>
+              <w:jc w:val="center"/>
+              <w:rPr>
+                <w:rFonts w:ascii="arial" w:hAnsi="arial" w:eastAsia="arial"/>
+                <w:color w:val="000000"/>
+                <w:sz w:val="16"/>
+                <w:szCs w:val="16"/>
+              </w:rPr>
+            </w:pPr>
+            <w:r>
+              <w:rPr>
+                <w:rFonts w:eastAsia="arial" w:ascii="arial" w:hAnsi="arial"/>
+                <w:color w:val="000000"/>
+                <w:sz w:val="16"/>
+                <w:szCs w:val="16"/>
+              </w:rPr>
+              <w:t>Radio</w:t>
+            </w:r>
+          </w:p>
+        </w:tc>
+        <w:tc>
+          <w:tcPr>
+            <w:tcW w:w="1016" w:type="dxa"/>
+            <w:tcBorders>
+              <w:top w:val="single" w:sz="4" w:space="0" w:color="000000"/>
+              <w:left w:val="single" w:sz="4" w:space="0" w:color="000000"/>
+              <w:bottom w:val="single" w:sz="4" w:space="0" w:color="000000"/>
+            </w:tcBorders>
+            <w:vAlign w:val="bottom"/>
+          </w:tcPr>
+          <w:p>
+            <w:pPr>
+              <w:pStyle w:val="Normal"/>
+              <w:widowControl w:val="false"/>
+              <w:spacing w:lineRule="auto" w:line="180"/>
+              <w:jc w:val="center"/>
+              <w:rPr>
+                <w:color w:val="000000"/>
+                <w:sz w:val="16"/>
+                <w:szCs w:val="16"/>
+              </w:rPr>
+            </w:pPr>
+            <w:r>
+              <w:rPr>
+                <w:color w:val="000000"/>
+                <w:sz w:val="16"/>
+                <w:szCs w:val="16"/>
+              </w:rPr>
+              <w:t>Engine Run</w:t>
+            </w:r>
+          </w:p>
+        </w:tc>
+        <w:tc>
+          <w:tcPr>
+            <w:tcW w:w="1020" w:type="dxa"/>
+            <w:tcBorders>
+              <w:top w:val="single" w:sz="4" w:space="0" w:color="000000"/>
+              <w:left w:val="single" w:sz="4" w:space="0" w:color="000000"/>
+              <w:bottom w:val="single" w:sz="4" w:space="0" w:color="000000"/>
+            </w:tcBorders>
+            <w:vAlign w:val="bottom"/>
+          </w:tcPr>
+          <w:p>
+            <w:pPr>
+              <w:pStyle w:val="Normal"/>
+              <w:widowControl w:val="false"/>
+              <w:spacing w:lineRule="auto" w:line="180"/>
+              <w:jc w:val="center"/>
+              <w:rPr>
+                <w:color w:val="000000"/>
+                <w:sz w:val="16"/>
+                <w:szCs w:val="16"/>
+              </w:rPr>
+            </w:pPr>
+            <w:r>
+              <w:rPr>
+                <w:color w:val="000000"/>
+                <w:sz w:val="16"/>
+                <w:szCs w:val="16"/>
+              </w:rPr>
+              <w:t>Generator Field</w:t>
+            </w:r>
+          </w:p>
+        </w:tc>
+        <w:tc>
+          <w:tcPr>
+            <w:tcW w:w="1016" w:type="dxa"/>
+            <w:tcBorders>
+              <w:top w:val="single" w:sz="4" w:space="0" w:color="000000"/>
+              <w:left w:val="single" w:sz="4" w:space="0" w:color="000000"/>
+              <w:bottom w:val="single" w:sz="4" w:space="0" w:color="000000"/>
+            </w:tcBorders>
+            <w:vAlign w:val="bottom"/>
+          </w:tcPr>
+          <w:p>
+            <w:pPr>
+              <w:pStyle w:val="Normal"/>
+              <w:widowControl w:val="false"/>
+              <w:jc w:val="center"/>
+              <w:rPr>
+                <w:color w:val="000000"/>
+                <w:sz w:val="16"/>
+                <w:szCs w:val="16"/>
+              </w:rPr>
+            </w:pPr>
+            <w:r>
+              <w:rPr>
+                <w:color w:val="000000"/>
+                <w:sz w:val="16"/>
+                <w:szCs w:val="16"/>
+              </w:rPr>
+              <w:t>Brake</w:t>
+            </w:r>
+          </w:p>
+          <w:p>
+            <w:pPr>
+              <w:pStyle w:val="Normal"/>
+              <w:widowControl w:val="false"/>
+              <w:jc w:val="center"/>
+              <w:rPr>
+                <w:color w:val="000000"/>
+                <w:sz w:val="16"/>
+                <w:szCs w:val="16"/>
+              </w:rPr>
+            </w:pPr>
+            <w:r>
+              <w:rPr>
+                <w:color w:val="000000"/>
+                <w:sz w:val="16"/>
+                <w:szCs w:val="16"/>
+              </w:rPr>
+              <w:t>Cut-In</w:t>
+            </w:r>
+          </w:p>
+        </w:tc>
+        <w:tc>
+          <w:tcPr>
+            <w:tcW w:w="1016" w:type="dxa"/>
+            <w:tcBorders>
+              <w:top w:val="single" w:sz="4" w:space="0" w:color="000000"/>
+              <w:left w:val="single" w:sz="4" w:space="0" w:color="000000"/>
+              <w:bottom w:val="single" w:sz="4" w:space="0" w:color="000000"/>
+            </w:tcBorders>
+            <w:vAlign w:val="bottom"/>
+          </w:tcPr>
+          <w:p>
+            <w:pPr>
+              <w:pStyle w:val="Normal"/>
+              <w:widowControl w:val="false"/>
+              <w:jc w:val="center"/>
+              <w:rPr>
+                <w:color w:val="000000"/>
+                <w:sz w:val="16"/>
+                <w:szCs w:val="16"/>
+              </w:rPr>
+            </w:pPr>
+            <w:r>
+              <w:rPr>
+                <w:color w:val="000000"/>
+                <w:sz w:val="16"/>
+                <w:szCs w:val="16"/>
+              </w:rPr>
+              <w:t>MU-2A Lead</w:t>
+            </w:r>
+          </w:p>
+        </w:tc>
+        <w:tc>
+          <w:tcPr>
+            <w:tcW w:w="1017" w:type="dxa"/>
+            <w:tcBorders>
+              <w:top w:val="single" w:sz="4" w:space="0" w:color="000000"/>
+              <w:left w:val="single" w:sz="4" w:space="0" w:color="000000"/>
+              <w:bottom w:val="single" w:sz="4" w:space="0" w:color="000000"/>
+            </w:tcBorders>
+            <w:vAlign w:val="bottom"/>
+          </w:tcPr>
+          <w:p>
+            <w:pPr>
+              <w:pStyle w:val="Normal"/>
+              <w:widowControl w:val="false"/>
+              <w:jc w:val="center"/>
+              <w:rPr>
+                <w:color w:val="000000"/>
+                <w:sz w:val="16"/>
+                <w:szCs w:val="16"/>
+              </w:rPr>
+            </w:pPr>
+            <w:r>
+              <w:rPr>
+                <w:rFonts w:eastAsia="arial" w:ascii="arial" w:hAnsi="arial"/>
+                <w:color w:val="000000"/>
+                <w:sz w:val="16"/>
+                <w:szCs w:val="16"/>
+              </w:rPr>
+              <w:t>Isolation Run</w:t>
+            </w:r>
+          </w:p>
+        </w:tc>
+        <w:tc>
+          <w:tcPr>
+            <w:tcW w:w="1016" w:type="dxa"/>
+            <w:tcBorders>
+              <w:top w:val="single" w:sz="4" w:space="0" w:color="000000"/>
+              <w:left w:val="single" w:sz="4" w:space="0" w:color="000000"/>
+              <w:bottom w:val="single" w:sz="4" w:space="0" w:color="000000"/>
+            </w:tcBorders>
+            <w:vAlign w:val="bottom"/>
+          </w:tcPr>
+          <w:p>
+            <w:pPr>
+              <w:pStyle w:val="Normal"/>
+              <w:widowControl w:val="false"/>
+              <w:jc w:val="center"/>
+              <w:rPr>
+                <w:sz w:val="16"/>
+                <w:szCs w:val="16"/>
+              </w:rPr>
+            </w:pPr>
+            <w:r>
+              <w:rPr>
+                <w:sz w:val="16"/>
+                <w:szCs w:val="16"/>
+              </w:rPr>
+              <w:t>Rear HL Up</w:t>
+            </w:r>
+          </w:p>
+        </w:tc>
+        <w:tc>
+          <w:tcPr>
+            <w:tcW w:w="1020" w:type="dxa"/>
+            <w:tcBorders>
+              <w:top w:val="single" w:sz="4" w:space="0" w:color="000000"/>
+              <w:left w:val="single" w:sz="4" w:space="0" w:color="000000"/>
+              <w:bottom w:val="single" w:sz="4" w:space="0" w:color="000000"/>
+            </w:tcBorders>
+            <w:vAlign w:val="bottom"/>
+          </w:tcPr>
+          <w:p>
+            <w:pPr>
+              <w:pStyle w:val="Normal"/>
+              <w:widowControl w:val="false"/>
+              <w:jc w:val="center"/>
+              <w:rPr>
+                <w:color w:val="000000"/>
+                <w:sz w:val="16"/>
+                <w:szCs w:val="16"/>
+              </w:rPr>
+            </w:pPr>
+            <w:r>
+              <w:rPr>
+                <w:rFonts w:eastAsia="arial" w:ascii="arial" w:hAnsi="arial"/>
+                <w:color w:val="000000"/>
+                <w:sz w:val="16"/>
+                <w:szCs w:val="16"/>
+              </w:rPr>
+              <w:t>Banking COMM</w:t>
+            </w:r>
+          </w:p>
+        </w:tc>
+        <w:tc>
+          <w:tcPr>
+            <w:tcW w:w="1016" w:type="dxa"/>
+            <w:tcBorders>
+              <w:top w:val="single" w:sz="4" w:space="0" w:color="000000"/>
+              <w:left w:val="single" w:sz="4" w:space="0" w:color="000000"/>
+              <w:bottom w:val="single" w:sz="4" w:space="0" w:color="000000"/>
+            </w:tcBorders>
+            <w:vAlign w:val="bottom"/>
+          </w:tcPr>
+          <w:p>
+            <w:pPr>
+              <w:pStyle w:val="Normal"/>
+              <w:widowControl w:val="false"/>
+              <w:spacing w:lineRule="auto" w:line="180"/>
+              <w:jc w:val="center"/>
+              <w:rPr>
+                <w:sz w:val="16"/>
+                <w:szCs w:val="16"/>
+              </w:rPr>
+            </w:pPr>
+            <w:r>
+              <w:rPr>
+                <w:rFonts w:eastAsia="arial" w:ascii="arial" w:hAnsi="arial"/>
+                <w:color w:val="000000"/>
+                <w:sz w:val="16"/>
+                <w:szCs w:val="16"/>
+              </w:rPr>
+              <w:t xml:space="preserve">Gauge Light </w:t>
+            </w:r>
+            <w:r>
+              <w:rPr>
+                <w:rFonts w:eastAsia="arial" w:ascii="arial" w:hAnsi="arial"/>
+                <w:color w:val="000000"/>
+                <w:sz w:val="16"/>
+                <w:szCs w:val="16"/>
+              </w:rPr>
+              <w:t>Up</w:t>
+            </w:r>
+          </w:p>
+        </w:tc>
+        <w:tc>
+          <w:tcPr>
+            <w:tcW w:w="1016" w:type="dxa"/>
+            <w:tcBorders>
+              <w:top w:val="single" w:sz="4" w:space="0" w:color="000000"/>
+              <w:left w:val="single" w:sz="4" w:space="0" w:color="000000"/>
+              <w:bottom w:val="single" w:sz="4" w:space="0" w:color="000000"/>
+            </w:tcBorders>
+            <w:vAlign w:val="bottom"/>
+          </w:tcPr>
+          <w:p>
+            <w:pPr>
+              <w:pStyle w:val="Normal"/>
+              <w:widowControl w:val="false"/>
+              <w:spacing w:lineRule="auto" w:line="180"/>
+              <w:jc w:val="center"/>
+              <w:rPr>
+                <w:sz w:val="16"/>
+                <w:szCs w:val="16"/>
+              </w:rPr>
+            </w:pPr>
+            <w:r>
+              <w:rPr>
+                <w:sz w:val="16"/>
+                <w:szCs w:val="16"/>
+              </w:rPr>
+              <w:t>Cab Light</w:t>
+            </w:r>
+          </w:p>
+        </w:tc>
+        <w:tc>
+          <w:tcPr>
+            <w:tcW w:w="1016" w:type="dxa"/>
+            <w:tcBorders>
+              <w:top w:val="single" w:sz="4" w:space="0" w:color="000000"/>
+              <w:left w:val="single" w:sz="4" w:space="0" w:color="000000"/>
+              <w:bottom w:val="single" w:sz="4" w:space="0" w:color="000000"/>
+            </w:tcBorders>
+            <w:vAlign w:val="bottom"/>
+          </w:tcPr>
+          <w:p>
+            <w:pPr>
+              <w:pStyle w:val="Normal"/>
+              <w:widowControl w:val="false"/>
+              <w:spacing w:lineRule="auto" w:line="180"/>
+              <w:jc w:val="center"/>
+              <w:rPr>
+                <w:sz w:val="16"/>
+                <w:szCs w:val="16"/>
+              </w:rPr>
+            </w:pPr>
+            <w:r>
+              <w:rPr>
+                <w:rFonts w:eastAsia="arial" w:ascii="arial" w:hAnsi="arial"/>
+                <w:color w:val="000000"/>
+                <w:sz w:val="16"/>
+                <w:szCs w:val="16"/>
+              </w:rPr>
+              <w:t>1-Person</w:t>
+            </w:r>
+          </w:p>
+        </w:tc>
+        <w:tc>
+          <w:tcPr>
+            <w:tcW w:w="1029" w:type="dxa"/>
+            <w:tcBorders>
+              <w:top w:val="single" w:sz="4" w:space="0" w:color="000000"/>
+              <w:left w:val="single" w:sz="4" w:space="0" w:color="000000"/>
+              <w:bottom w:val="single" w:sz="4" w:space="0" w:color="000000"/>
+              <w:right w:val="single" w:sz="4" w:space="0" w:color="000000"/>
+            </w:tcBorders>
+            <w:vAlign w:val="bottom"/>
+          </w:tcPr>
+          <w:p>
+            <w:pPr>
+              <w:pStyle w:val="Normal"/>
+              <w:widowControl w:val="false"/>
+              <w:spacing w:lineRule="auto" w:line="180"/>
+              <w:jc w:val="center"/>
+              <w:rPr>
+                <w:sz w:val="16"/>
+                <w:szCs w:val="16"/>
+              </w:rPr>
+            </w:pPr>
+            <w:r>
+              <w:rPr>
+                <w:rFonts w:eastAsia="arial" w:ascii="arial" w:hAnsi="arial"/>
+                <w:color w:val="000000"/>
+                <w:sz w:val="16"/>
+                <w:szCs w:val="16"/>
+              </w:rPr>
+              <w:t>Next</w:t>
+            </w:r>
+          </w:p>
+          <w:p>
+            <w:pPr>
+              <w:pStyle w:val="Normal"/>
+              <w:widowControl w:val="false"/>
+              <w:spacing w:lineRule="auto" w:line="180"/>
+              <w:jc w:val="center"/>
+              <w:rPr>
+                <w:sz w:val="16"/>
+                <w:szCs w:val="16"/>
+              </w:rPr>
+            </w:pPr>
+            <w:r>
+              <w:rPr>
+                <w:rFonts w:eastAsia="arial" w:ascii="arial" w:hAnsi="arial"/>
+                <w:color w:val="000000"/>
+                <w:sz w:val="16"/>
+                <w:szCs w:val="16"/>
+              </w:rPr>
+              <w:t>Cab Cam</w:t>
+            </w:r>
+          </w:p>
+        </w:tc>
+      </w:tr>
+    </w:tbl>
+    <w:p>
+      <w:pPr>
+        <w:pStyle w:val="Normal"/>
+        <w:rPr>
+          <w:rFonts w:ascii="arial" w:hAnsi="arial" w:eastAsia="arial"/>
+          <w:color w:val="000000"/>
+          <w:sz w:val="16"/>
+          <w:szCs w:val="16"/>
+        </w:rPr>
+      </w:pPr>
+      <w:r>
+        <w:rPr>
+          <w:rFonts w:eastAsia="arial" w:ascii="arial" w:hAnsi="arial"/>
+          <w:color w:val="000000"/>
+          <w:sz w:val="16"/>
+          <w:szCs w:val="16"/>
+        </w:rPr>
+      </w:r>
+    </w:p>
+    <w:p>
+      <w:pPr>
+        <w:pStyle w:val="Normal"/>
+        <w:rPr>
+          <w:color w:val="000000"/>
+          <w:sz w:val="16"/>
+          <w:szCs w:val="16"/>
+        </w:rPr>
+      </w:pPr>
+      <w:r>
+        <w:rPr>
+          <w:rFonts w:eastAsia="arial" w:ascii="arial" w:hAnsi="arial"/>
+          <w:color w:val="000000"/>
+          <w:sz w:val="16"/>
+          <w:szCs w:val="16"/>
+        </w:rPr>
+        <w:tab/>
+        <w:t xml:space="preserve">           </w:t>
+      </w:r>
+      <w:r>
+        <w:rPr>
+          <w:rFonts w:eastAsia="arial" w:ascii="arial" w:hAnsi="arial"/>
+          <w:color w:val="000000"/>
+          <w:sz w:val="16"/>
+          <w:szCs w:val="16"/>
+        </w:rPr>
+        <w:t>MP15DC</w:t>
+      </w:r>
+      <w:r>
+        <w:rPr>
+          <w:rFonts w:eastAsia="arial" w:ascii="arial" w:hAnsi="arial"/>
+          <w:color w:val="000000"/>
+          <w:sz w:val="16"/>
+          <w:szCs w:val="16"/>
+        </w:rPr>
+        <w:t>-2</w:t>
+      </w:r>
+    </w:p>
+    <w:tbl>
+      <w:tblPr>
+        <w:tblW w:w="14248" w:type="dxa"/>
+        <w:jc w:val="left"/>
+        <w:tblInd w:w="-5" w:type="dxa"/>
+        <w:tblLayout w:type="fixed"/>
+        <w:tblCellMar>
+          <w:top w:w="0" w:type="dxa"/>
+          <w:left w:w="108" w:type="dxa"/>
+          <w:bottom w:w="0" w:type="dxa"/>
+          <w:right w:w="108" w:type="dxa"/>
+        </w:tblCellMar>
+        <w:tblLook w:firstRow="1" w:noVBand="1" w:lastRow="0" w:firstColumn="1" w:lastColumn="0" w:noHBand="0" w:val="04a0"/>
+      </w:tblPr>
+      <w:tblGrid>
+        <w:gridCol w:w="1017"/>
+        <w:gridCol w:w="1019"/>
+        <w:gridCol w:w="1014"/>
+        <w:gridCol w:w="1016"/>
+        <w:gridCol w:w="1020"/>
+        <w:gridCol w:w="1016"/>
+        <w:gridCol w:w="1016"/>
+        <w:gridCol w:w="1017"/>
+        <w:gridCol w:w="1016"/>
+        <w:gridCol w:w="1020"/>
+        <w:gridCol w:w="1016"/>
+        <w:gridCol w:w="1016"/>
+        <w:gridCol w:w="1016"/>
+        <w:gridCol w:w="1029"/>
+      </w:tblGrid>
+      <w:tr>
+        <w:trPr>
+          <w:trHeight w:val="440" w:hRule="exact"/>
+          <w:cantSplit w:val="true"/>
+        </w:trPr>
+        <w:tc>
+          <w:tcPr>
+            <w:tcW w:w="1017" w:type="dxa"/>
+            <w:tcBorders>
+              <w:top w:val="single" w:sz="4" w:space="0" w:color="000000"/>
+              <w:left w:val="single" w:sz="4" w:space="0" w:color="000000"/>
+              <w:bottom w:val="single" w:sz="4" w:space="0" w:color="000000"/>
+            </w:tcBorders>
+            <w:vAlign w:val="bottom"/>
+          </w:tcPr>
+          <w:p>
+            <w:pPr>
+              <w:pStyle w:val="Normal"/>
+              <w:widowControl w:val="false"/>
+              <w:spacing w:lineRule="auto" w:line="180" w:before="0" w:after="60"/>
+              <w:jc w:val="center"/>
+              <w:rPr>
+                <w:b/>
+                <w:bCs/>
+              </w:rPr>
+            </w:pPr>
+            <w:r>
+              <w:rPr>
+                <w:b/>
+                <w:bCs/>
+                <w:color w:val="000000"/>
+                <w:sz w:val="16"/>
+                <w:szCs w:val="16"/>
+              </w:rPr>
+              <w:t>HUD</w:t>
+            </w:r>
+          </w:p>
+        </w:tc>
+        <w:tc>
+          <w:tcPr>
+            <w:tcW w:w="1019" w:type="dxa"/>
+            <w:tcBorders>
+              <w:top w:val="single" w:sz="4" w:space="0" w:color="000000"/>
+              <w:left w:val="single" w:sz="4" w:space="0" w:color="000000"/>
+              <w:bottom w:val="single" w:sz="4" w:space="0" w:color="000000"/>
+            </w:tcBorders>
+            <w:vAlign w:val="bottom"/>
+          </w:tcPr>
+          <w:p>
+            <w:pPr>
+              <w:pStyle w:val="Normal"/>
+              <w:widowControl w:val="false"/>
+              <w:spacing w:lineRule="auto" w:line="180"/>
+              <w:jc w:val="center"/>
+              <w:rPr>
+                <w:color w:val="000000"/>
+                <w:sz w:val="16"/>
+                <w:szCs w:val="16"/>
+              </w:rPr>
+            </w:pPr>
+            <w:r>
+              <w:rPr>
+                <w:color w:val="000000"/>
+                <w:sz w:val="16"/>
+                <w:szCs w:val="16"/>
+              </w:rPr>
+              <w:t>Schedule</w:t>
+            </w:r>
+          </w:p>
+        </w:tc>
+        <w:tc>
+          <w:tcPr>
+            <w:tcW w:w="1014" w:type="dxa"/>
+            <w:tcBorders>
+              <w:top w:val="single" w:sz="4" w:space="0" w:color="000000"/>
+              <w:left w:val="single" w:sz="4" w:space="0" w:color="000000"/>
+              <w:bottom w:val="single" w:sz="4" w:space="0" w:color="000000"/>
+            </w:tcBorders>
+            <w:vAlign w:val="bottom"/>
+          </w:tcPr>
+          <w:p>
+            <w:pPr>
+              <w:pStyle w:val="Normal"/>
+              <w:widowControl w:val="false"/>
+              <w:spacing w:lineRule="auto" w:line="180"/>
+              <w:jc w:val="center"/>
+              <w:rPr>
+                <w:color w:val="000000"/>
+                <w:sz w:val="16"/>
+                <w:szCs w:val="16"/>
+              </w:rPr>
+            </w:pPr>
+            <w:r>
+              <w:rPr>
+                <w:rFonts w:eastAsia="arial" w:ascii="arial" w:hAnsi="arial"/>
+                <w:color w:val="000000"/>
+                <w:sz w:val="16"/>
+                <w:szCs w:val="16"/>
+              </w:rPr>
+              <w:t>Engine Stop</w:t>
+            </w:r>
+          </w:p>
+        </w:tc>
+        <w:tc>
+          <w:tcPr>
+            <w:tcW w:w="1016" w:type="dxa"/>
+            <w:tcBorders>
+              <w:top w:val="single" w:sz="4" w:space="0" w:color="000000"/>
+              <w:left w:val="single" w:sz="4" w:space="0" w:color="000000"/>
+              <w:bottom w:val="single" w:sz="4" w:space="0" w:color="000000"/>
+            </w:tcBorders>
+            <w:vAlign w:val="bottom"/>
+          </w:tcPr>
+          <w:p>
+            <w:pPr>
+              <w:pStyle w:val="Normal"/>
+              <w:widowControl w:val="false"/>
+              <w:spacing w:lineRule="auto" w:line="180"/>
+              <w:jc w:val="center"/>
+              <w:rPr>
+                <w:color w:val="000000"/>
+                <w:sz w:val="16"/>
+                <w:szCs w:val="16"/>
+              </w:rPr>
+            </w:pPr>
+            <w:r>
+              <w:rPr>
+                <w:color w:val="000000"/>
+                <w:sz w:val="16"/>
+                <w:szCs w:val="16"/>
+              </w:rPr>
+              <w:t>Warning Devices</w:t>
+            </w:r>
+          </w:p>
+        </w:tc>
+        <w:tc>
+          <w:tcPr>
+            <w:tcW w:w="1020" w:type="dxa"/>
+            <w:tcBorders>
+              <w:top w:val="single" w:sz="4" w:space="0" w:color="000000"/>
+              <w:left w:val="single" w:sz="4" w:space="0" w:color="000000"/>
+              <w:bottom w:val="single" w:sz="4" w:space="0" w:color="000000"/>
+            </w:tcBorders>
+            <w:vAlign w:val="bottom"/>
+          </w:tcPr>
+          <w:p>
+            <w:pPr>
+              <w:pStyle w:val="Normal"/>
+              <w:widowControl w:val="false"/>
+              <w:spacing w:lineRule="auto" w:line="180"/>
+              <w:jc w:val="center"/>
+              <w:rPr>
+                <w:color w:val="000000"/>
+                <w:sz w:val="16"/>
+                <w:szCs w:val="16"/>
+              </w:rPr>
+            </w:pPr>
+            <w:r>
+              <w:rPr>
+                <w:color w:val="000000"/>
+                <w:sz w:val="16"/>
+                <w:szCs w:val="16"/>
+              </w:rPr>
+              <w:t>Control &amp; Fuel Pump</w:t>
+            </w:r>
+          </w:p>
+        </w:tc>
+        <w:tc>
+          <w:tcPr>
+            <w:tcW w:w="1016" w:type="dxa"/>
+            <w:tcBorders>
+              <w:top w:val="single" w:sz="4" w:space="0" w:color="000000"/>
+              <w:left w:val="single" w:sz="4" w:space="0" w:color="000000"/>
+              <w:bottom w:val="single" w:sz="4" w:space="0" w:color="000000"/>
+            </w:tcBorders>
+            <w:vAlign w:val="bottom"/>
+          </w:tcPr>
+          <w:p>
+            <w:pPr>
+              <w:pStyle w:val="Normal"/>
+              <w:widowControl w:val="false"/>
+              <w:jc w:val="center"/>
+              <w:rPr>
+                <w:color w:val="000000"/>
+                <w:sz w:val="16"/>
+                <w:szCs w:val="16"/>
+              </w:rPr>
+            </w:pPr>
+            <w:r>
+              <w:rPr>
+                <w:color w:val="000000"/>
+                <w:sz w:val="16"/>
+                <w:szCs w:val="16"/>
+              </w:rPr>
+              <w:t>Brake</w:t>
+            </w:r>
+          </w:p>
+          <w:p>
+            <w:pPr>
+              <w:pStyle w:val="Normal"/>
+              <w:widowControl w:val="false"/>
+              <w:jc w:val="center"/>
+              <w:rPr>
+                <w:color w:val="000000"/>
+                <w:sz w:val="16"/>
+                <w:szCs w:val="16"/>
+              </w:rPr>
+            </w:pPr>
+            <w:r>
+              <w:rPr>
+                <w:color w:val="000000"/>
+                <w:sz w:val="16"/>
+                <w:szCs w:val="16"/>
+              </w:rPr>
+              <w:t>Cut-Out</w:t>
+            </w:r>
+          </w:p>
+        </w:tc>
+        <w:tc>
+          <w:tcPr>
+            <w:tcW w:w="1016" w:type="dxa"/>
+            <w:tcBorders>
+              <w:top w:val="single" w:sz="4" w:space="0" w:color="000000"/>
+              <w:left w:val="single" w:sz="4" w:space="0" w:color="000000"/>
+              <w:bottom w:val="single" w:sz="4" w:space="0" w:color="000000"/>
+            </w:tcBorders>
+            <w:vAlign w:val="bottom"/>
+          </w:tcPr>
+          <w:p>
+            <w:pPr>
+              <w:pStyle w:val="Normal"/>
+              <w:widowControl w:val="false"/>
+              <w:jc w:val="center"/>
+              <w:rPr>
+                <w:color w:val="000000"/>
+                <w:sz w:val="16"/>
+                <w:szCs w:val="16"/>
+              </w:rPr>
+            </w:pPr>
+            <w:r>
+              <w:rPr>
+                <w:rFonts w:eastAsia="arial" w:ascii="arial" w:hAnsi="arial"/>
+                <w:color w:val="000000"/>
+                <w:sz w:val="16"/>
+                <w:szCs w:val="16"/>
+              </w:rPr>
+              <w:t>MU-2A Trail</w:t>
+            </w:r>
+          </w:p>
+        </w:tc>
+        <w:tc>
+          <w:tcPr>
+            <w:tcW w:w="1017" w:type="dxa"/>
+            <w:tcBorders>
+              <w:top w:val="single" w:sz="4" w:space="0" w:color="000000"/>
+              <w:left w:val="single" w:sz="4" w:space="0" w:color="000000"/>
+              <w:bottom w:val="single" w:sz="4" w:space="0" w:color="000000"/>
+            </w:tcBorders>
+            <w:vAlign w:val="bottom"/>
+          </w:tcPr>
+          <w:p>
+            <w:pPr>
+              <w:pStyle w:val="Normal"/>
+              <w:widowControl w:val="false"/>
+              <w:jc w:val="center"/>
+              <w:rPr>
+                <w:color w:val="000000"/>
+                <w:sz w:val="16"/>
+                <w:szCs w:val="16"/>
+              </w:rPr>
+            </w:pPr>
+            <w:r>
+              <w:rPr>
+                <w:rFonts w:eastAsia="arial" w:ascii="arial" w:hAnsi="arial"/>
+                <w:color w:val="000000"/>
+                <w:sz w:val="16"/>
+                <w:szCs w:val="16"/>
+              </w:rPr>
+              <w:t>Isolation Start Iso.</w:t>
+            </w:r>
+          </w:p>
+        </w:tc>
+        <w:tc>
+          <w:tcPr>
+            <w:tcW w:w="1016" w:type="dxa"/>
+            <w:tcBorders>
+              <w:top w:val="single" w:sz="4" w:space="0" w:color="000000"/>
+              <w:left w:val="single" w:sz="4" w:space="0" w:color="000000"/>
+              <w:bottom w:val="single" w:sz="4" w:space="0" w:color="000000"/>
+            </w:tcBorders>
+            <w:vAlign w:val="bottom"/>
+          </w:tcPr>
+          <w:p>
+            <w:pPr>
+              <w:pStyle w:val="Normal"/>
+              <w:widowControl w:val="false"/>
+              <w:jc w:val="center"/>
+              <w:rPr>
+                <w:sz w:val="16"/>
+                <w:szCs w:val="16"/>
+              </w:rPr>
+            </w:pPr>
+            <w:r>
+              <w:rPr>
+                <w:rFonts w:eastAsia="arial" w:ascii="arial" w:hAnsi="arial"/>
+                <w:color w:val="000000"/>
+                <w:sz w:val="16"/>
+                <w:szCs w:val="16"/>
+              </w:rPr>
+              <w:t>Rear HL Down</w:t>
+            </w:r>
+          </w:p>
+        </w:tc>
+        <w:tc>
+          <w:tcPr>
+            <w:tcW w:w="1020" w:type="dxa"/>
+            <w:tcBorders>
+              <w:top w:val="single" w:sz="4" w:space="0" w:color="000000"/>
+              <w:left w:val="single" w:sz="4" w:space="0" w:color="000000"/>
+              <w:bottom w:val="single" w:sz="4" w:space="0" w:color="000000"/>
+            </w:tcBorders>
+            <w:vAlign w:val="bottom"/>
+          </w:tcPr>
+          <w:p>
+            <w:pPr>
+              <w:pStyle w:val="Normal"/>
+              <w:widowControl w:val="false"/>
+              <w:spacing w:lineRule="auto" w:line="180"/>
+              <w:jc w:val="center"/>
+              <w:rPr>
+                <w:sz w:val="16"/>
+                <w:szCs w:val="16"/>
+              </w:rPr>
+            </w:pPr>
+            <w:r>
+              <w:rPr>
+                <w:sz w:val="16"/>
+                <w:szCs w:val="16"/>
+              </w:rPr>
+              <w:t>Headlight Control</w:t>
+            </w:r>
+          </w:p>
+        </w:tc>
+        <w:tc>
+          <w:tcPr>
+            <w:tcW w:w="1016" w:type="dxa"/>
+            <w:tcBorders>
+              <w:top w:val="single" w:sz="4" w:space="0" w:color="000000"/>
+              <w:left w:val="single" w:sz="4" w:space="0" w:color="000000"/>
+              <w:bottom w:val="single" w:sz="4" w:space="0" w:color="000000"/>
+            </w:tcBorders>
+            <w:vAlign w:val="bottom"/>
+          </w:tcPr>
+          <w:p>
+            <w:pPr>
+              <w:pStyle w:val="Normal"/>
+              <w:widowControl w:val="false"/>
+              <w:spacing w:lineRule="auto" w:line="180"/>
+              <w:jc w:val="center"/>
+              <w:rPr>
+                <w:sz w:val="16"/>
+                <w:szCs w:val="16"/>
+              </w:rPr>
+            </w:pPr>
+            <w:r>
+              <w:rPr>
+                <w:rFonts w:eastAsia="arial" w:ascii="arial" w:hAnsi="arial"/>
+                <w:color w:val="000000"/>
+                <w:sz w:val="16"/>
+                <w:szCs w:val="16"/>
+              </w:rPr>
+              <w:t xml:space="preserve">Gauge Light </w:t>
+            </w:r>
+            <w:r>
+              <w:rPr>
+                <w:rFonts w:eastAsia="arial" w:ascii="arial" w:hAnsi="arial"/>
+                <w:color w:val="000000"/>
+                <w:sz w:val="16"/>
+                <w:szCs w:val="16"/>
+              </w:rPr>
+              <w:t>Dw</w:t>
+            </w:r>
+          </w:p>
+        </w:tc>
+        <w:tc>
+          <w:tcPr>
+            <w:tcW w:w="1016" w:type="dxa"/>
+            <w:tcBorders>
+              <w:top w:val="single" w:sz="4" w:space="0" w:color="000000"/>
+              <w:left w:val="single" w:sz="4" w:space="0" w:color="000000"/>
+              <w:bottom w:val="single" w:sz="4" w:space="0" w:color="000000"/>
+            </w:tcBorders>
+            <w:vAlign w:val="bottom"/>
+          </w:tcPr>
+          <w:p>
+            <w:pPr>
+              <w:pStyle w:val="Normal"/>
+              <w:widowControl w:val="false"/>
+              <w:spacing w:lineRule="auto" w:line="180"/>
+              <w:jc w:val="center"/>
+              <w:rPr>
+                <w:sz w:val="16"/>
+                <w:szCs w:val="16"/>
+              </w:rPr>
+            </w:pPr>
+            <w:r>
+              <w:rPr>
+                <w:sz w:val="16"/>
+                <w:szCs w:val="16"/>
+              </w:rPr>
+              <w:t>Step Light</w:t>
+            </w:r>
+          </w:p>
+        </w:tc>
+        <w:tc>
+          <w:tcPr>
+            <w:tcW w:w="1016" w:type="dxa"/>
+            <w:tcBorders>
+              <w:top w:val="single" w:sz="4" w:space="0" w:color="000000"/>
+              <w:left w:val="single" w:sz="4" w:space="0" w:color="000000"/>
+              <w:bottom w:val="single" w:sz="4" w:space="0" w:color="000000"/>
+            </w:tcBorders>
+            <w:vAlign w:val="bottom"/>
+          </w:tcPr>
+          <w:p>
+            <w:pPr>
+              <w:pStyle w:val="Normal"/>
+              <w:widowControl w:val="false"/>
+              <w:spacing w:lineRule="auto" w:line="180"/>
+              <w:jc w:val="center"/>
+              <w:rPr>
+                <w:sz w:val="16"/>
+                <w:szCs w:val="16"/>
+              </w:rPr>
+            </w:pPr>
+            <w:r>
+              <w:rPr>
+                <w:rFonts w:eastAsia="arial" w:ascii="arial" w:hAnsi="arial"/>
+                <w:color w:val="000000"/>
+                <w:sz w:val="16"/>
+                <w:szCs w:val="16"/>
+              </w:rPr>
+              <w:t>Exterior</w:t>
+            </w:r>
+          </w:p>
+          <w:p>
+            <w:pPr>
+              <w:pStyle w:val="Normal"/>
+              <w:widowControl w:val="false"/>
+              <w:spacing w:lineRule="auto" w:line="180"/>
+              <w:jc w:val="center"/>
+              <w:rPr>
+                <w:sz w:val="16"/>
+                <w:szCs w:val="16"/>
+              </w:rPr>
+            </w:pPr>
+            <w:r>
+              <w:rPr>
+                <w:rFonts w:eastAsia="arial" w:ascii="arial" w:hAnsi="arial"/>
+                <w:color w:val="000000"/>
+                <w:sz w:val="16"/>
+                <w:szCs w:val="16"/>
+              </w:rPr>
+              <w:t>Camera</w:t>
+            </w:r>
+          </w:p>
+        </w:tc>
+        <w:tc>
+          <w:tcPr>
+            <w:tcW w:w="1029" w:type="dxa"/>
+            <w:tcBorders>
+              <w:top w:val="single" w:sz="4" w:space="0" w:color="000000"/>
+              <w:left w:val="single" w:sz="4" w:space="0" w:color="000000"/>
+              <w:bottom w:val="single" w:sz="4" w:space="0" w:color="000000"/>
+              <w:right w:val="single" w:sz="4" w:space="0" w:color="000000"/>
+            </w:tcBorders>
+            <w:vAlign w:val="bottom"/>
+          </w:tcPr>
+          <w:p>
+            <w:pPr>
+              <w:pStyle w:val="Normal"/>
+              <w:widowControl w:val="false"/>
+              <w:spacing w:lineRule="auto" w:line="180"/>
+              <w:jc w:val="center"/>
+              <w:rPr>
+                <w:sz w:val="16"/>
+                <w:szCs w:val="16"/>
+              </w:rPr>
+            </w:pPr>
+            <w:r>
+              <w:rPr>
+                <w:rFonts w:eastAsia="arial" w:ascii="arial" w:hAnsi="arial"/>
+                <w:color w:val="000000"/>
+                <w:sz w:val="16"/>
+                <w:szCs w:val="16"/>
+              </w:rPr>
+              <w:t>Prev</w:t>
+            </w:r>
+          </w:p>
+          <w:p>
+            <w:pPr>
+              <w:pStyle w:val="Normal"/>
+              <w:widowControl w:val="false"/>
+              <w:spacing w:lineRule="auto" w:line="180"/>
+              <w:jc w:val="center"/>
+              <w:rPr>
+                <w:sz w:val="16"/>
+                <w:szCs w:val="16"/>
+              </w:rPr>
+            </w:pPr>
+            <w:r>
+              <w:rPr>
+                <w:rFonts w:eastAsia="arial" w:ascii="arial" w:hAnsi="arial"/>
+                <w:color w:val="000000"/>
+                <w:sz w:val="16"/>
+                <w:szCs w:val="16"/>
+              </w:rPr>
+              <w:t>Cab Cam</w:t>
+            </w:r>
+          </w:p>
+        </w:tc>
+      </w:tr>
+    </w:tbl>
+    <w:p>
+      <w:pPr>
+        <w:pStyle w:val="Normal"/>
+        <w:rPr>
+          <w:color w:val="000000"/>
+          <w:sz w:val="16"/>
+          <w:szCs w:val="16"/>
+        </w:rPr>
+      </w:pPr>
+      <w:r>
+        <w:rPr>
+          <w:color w:val="000000"/>
+          <w:sz w:val="16"/>
+          <w:szCs w:val="16"/>
+        </w:rPr>
       </w:r>
     </w:p>
     <w:sectPr>
@@ -15813,12 +17005,12 @@
       <w:rFonts w:ascii="Symbol" w:hAnsi="Symbol" w:cs="Symbol"/>
     </w:rPr>
   </w:style>
-  <w:style w:type="character" w:styleId="user" w:customStyle="1">
-    <w:name w:val="번호 매기기 기호 (user)"/>
+  <w:style w:type="character" w:styleId="Style5" w:customStyle="1">
+    <w:name w:val="번호 매기기 기호"/>
     <w:qFormat/>
     <w:rPr/>
   </w:style>
-  <w:style w:type="paragraph" w:styleId="Style5">
+  <w:style w:type="paragraph" w:styleId="Style6">
     <w:name w:val="제목"/>
     <w:basedOn w:val="Normal"/>
     <w:next w:val="BodyText"/>
@@ -15828,7 +17020,7 @@
       <w:spacing w:before="240" w:after="120"/>
     </w:pPr>
     <w:rPr>
-      <w:rFonts w:ascii="Liberation Sans" w:hAnsi="Liberation Sans" w:eastAsia="Noto Sans CJK KR" w:cs="Lohit Devanagari"/>
+      <w:rFonts w:ascii="Liberation Sans" w:hAnsi="Liberation Sans" w:eastAsia="나눔고딕" w:cs="Arial"/>
       <w:sz w:val="28"/>
       <w:szCs w:val="28"/>
     </w:rPr>
@@ -15865,7 +17057,7 @@
       <w:szCs w:val="24"/>
     </w:rPr>
   </w:style>
-  <w:style w:type="paragraph" w:styleId="Style6" w:customStyle="1">
+  <w:style w:type="paragraph" w:styleId="Style7">
     <w:name w:val="색인"/>
     <w:basedOn w:val="Normal"/>
     <w:qFormat/>
@@ -15873,10 +17065,11 @@
       <w:suppressLineNumbers/>
     </w:pPr>
     <w:rPr>
-      <w:rFonts w:cs="Lohit Devanagari"/>
+      <w:rFonts w:cs="Arial"/>
+      <w:sz w:val="24"/>
     </w:rPr>
   </w:style>
-  <w:style w:type="paragraph" w:styleId="user1">
+  <w:style w:type="paragraph" w:styleId="user">
     <w:name w:val="제목 (user)"/>
     <w:basedOn w:val="Normal"/>
     <w:next w:val="BodyText"/>
@@ -15886,12 +17079,12 @@
       <w:spacing w:before="240" w:after="120"/>
     </w:pPr>
     <w:rPr>
-      <w:rFonts w:ascii="Liberation Sans" w:hAnsi="Liberation Sans" w:eastAsia="나눔고딕" w:cs="Arial"/>
+      <w:rFonts w:ascii="Liberation Sans" w:hAnsi="Liberation Sans" w:eastAsia="Noto Sans CJK KR" w:cs="Lohit Devanagari"/>
       <w:sz w:val="28"/>
       <w:szCs w:val="28"/>
     </w:rPr>
   </w:style>
-  <w:style w:type="paragraph" w:styleId="user2">
+  <w:style w:type="paragraph" w:styleId="user1" w:customStyle="1">
     <w:name w:val="색인 (user)"/>
     <w:basedOn w:val="Normal"/>
     <w:qFormat/>
@@ -15899,8 +17092,7 @@
       <w:suppressLineNumbers/>
     </w:pPr>
     <w:rPr>
-      <w:rFonts w:cs="Arial"/>
-      <w:sz w:val="24"/>
+      <w:rFonts w:cs="Lohit Devanagari"/>
     </w:rPr>
   </w:style>
   <w:style w:type="paragraph" w:styleId="Title">
@@ -16582,8 +17774,8 @@
       <w:szCs w:val="24"/>
     </w:rPr>
   </w:style>
-  <w:style w:type="paragraph" w:styleId="Style7" w:customStyle="1">
-    <w:name w:val="표 내용"/>
+  <w:style w:type="paragraph" w:styleId="user2" w:customStyle="1">
+    <w:name w:val="표 내용 (user)"/>
     <w:basedOn w:val="Normal"/>
     <w:qFormat/>
     <w:pPr>
@@ -16591,9 +17783,9 @@
     </w:pPr>
     <w:rPr/>
   </w:style>
-  <w:style w:type="paragraph" w:styleId="Style8" w:customStyle="1">
-    <w:name w:val="표제목"/>
-    <w:basedOn w:val="Style7"/>
+  <w:style w:type="paragraph" w:styleId="user3" w:customStyle="1">
+    <w:name w:val="표제목 (user)"/>
+    <w:basedOn w:val="user2"/>
     <w:qFormat/>
     <w:pPr>
       <w:jc w:val="center"/>
@@ -16603,8 +17795,8 @@
       <w:bCs/>
     </w:rPr>
   </w:style>
-  <w:style w:type="paragraph" w:styleId="user3">
-    <w:name w:val="표 내용 (user)"/>
+  <w:style w:type="paragraph" w:styleId="Style8">
+    <w:name w:val="표 내용"/>
     <w:basedOn w:val="Normal"/>
     <w:qFormat/>
     <w:pPr>
@@ -16613,9 +17805,9 @@
     </w:pPr>
     <w:rPr/>
   </w:style>
-  <w:style w:type="paragraph" w:styleId="user4">
-    <w:name w:val="표제목 (user)"/>
-    <w:basedOn w:val="user3"/>
+  <w:style w:type="paragraph" w:styleId="Style9">
+    <w:name w:val="표제목"/>
+    <w:basedOn w:val="Style8"/>
     <w:qFormat/>
     <w:pPr>
       <w:suppressLineNumbers/>

--- a/raildriver-USA-Remapped.docx
+++ b/raildriver-USA-Remapped.docx
@@ -14804,6 +14804,2290 @@
           <w:sz w:val="16"/>
           <w:szCs w:val="16"/>
         </w:rPr>
+        <w:t xml:space="preserve">    MP15DC-1</w:t>
+      </w:r>
+    </w:p>
+    <w:tbl>
+      <w:tblPr>
+        <w:tblW w:w="14248" w:type="dxa"/>
+        <w:jc w:val="left"/>
+        <w:tblInd w:w="-5" w:type="dxa"/>
+        <w:tblLayout w:type="fixed"/>
+        <w:tblCellMar>
+          <w:top w:w="0" w:type="dxa"/>
+          <w:left w:w="108" w:type="dxa"/>
+          <w:bottom w:w="0" w:type="dxa"/>
+          <w:right w:w="108" w:type="dxa"/>
+        </w:tblCellMar>
+        <w:tblLook w:firstRow="1" w:noVBand="1" w:lastRow="0" w:firstColumn="1" w:lastColumn="0" w:noHBand="0" w:val="04a0"/>
+      </w:tblPr>
+      <w:tblGrid>
+        <w:gridCol w:w="1017"/>
+        <w:gridCol w:w="1019"/>
+        <w:gridCol w:w="1014"/>
+        <w:gridCol w:w="1016"/>
+        <w:gridCol w:w="1020"/>
+        <w:gridCol w:w="1016"/>
+        <w:gridCol w:w="1016"/>
+        <w:gridCol w:w="1017"/>
+        <w:gridCol w:w="1016"/>
+        <w:gridCol w:w="1020"/>
+        <w:gridCol w:w="1016"/>
+        <w:gridCol w:w="1016"/>
+        <w:gridCol w:w="1016"/>
+        <w:gridCol w:w="1029"/>
+      </w:tblGrid>
+      <w:tr>
+        <w:trPr>
+          <w:trHeight w:val="440" w:hRule="exact"/>
+          <w:cantSplit w:val="true"/>
+        </w:trPr>
+        <w:tc>
+          <w:tcPr>
+            <w:tcW w:w="1017" w:type="dxa"/>
+            <w:tcBorders>
+              <w:top w:val="single" w:sz="4" w:space="0" w:color="000000"/>
+              <w:left w:val="single" w:sz="4" w:space="0" w:color="000000"/>
+              <w:bottom w:val="single" w:sz="4" w:space="0" w:color="000000"/>
+            </w:tcBorders>
+            <w:vAlign w:val="bottom"/>
+          </w:tcPr>
+          <w:p>
+            <w:pPr>
+              <w:pStyle w:val="Normal"/>
+              <w:widowControl w:val="false"/>
+              <w:spacing w:lineRule="auto" w:line="180" w:before="0" w:after="60"/>
+              <w:jc w:val="center"/>
+              <w:rPr>
+                <w:color w:val="000000"/>
+                <w:sz w:val="16"/>
+                <w:szCs w:val="16"/>
+              </w:rPr>
+            </w:pPr>
+            <w:r>
+              <w:rPr>
+                <w:rFonts w:eastAsia="arial" w:ascii="arial" w:hAnsi="arial"/>
+                <w:b/>
+                <w:color w:val="000000"/>
+                <w:sz w:val="16"/>
+                <w:szCs w:val="16"/>
+              </w:rPr>
+              <w:t>Pause</w:t>
+            </w:r>
+          </w:p>
+        </w:tc>
+        <w:tc>
+          <w:tcPr>
+            <w:tcW w:w="1019" w:type="dxa"/>
+            <w:tcBorders>
+              <w:top w:val="single" w:sz="4" w:space="0" w:color="000000"/>
+              <w:left w:val="single" w:sz="4" w:space="0" w:color="000000"/>
+              <w:bottom w:val="single" w:sz="4" w:space="0" w:color="000000"/>
+            </w:tcBorders>
+            <w:vAlign w:val="bottom"/>
+          </w:tcPr>
+          <w:p>
+            <w:pPr>
+              <w:pStyle w:val="Normal"/>
+              <w:widowControl w:val="false"/>
+              <w:spacing w:lineRule="auto" w:line="180"/>
+              <w:jc w:val="center"/>
+              <w:rPr>
+                <w:color w:val="000000"/>
+                <w:sz w:val="16"/>
+                <w:szCs w:val="16"/>
+              </w:rPr>
+            </w:pPr>
+            <w:r>
+              <w:rPr>
+                <w:color w:val="000000"/>
+                <w:sz w:val="16"/>
+                <w:szCs w:val="16"/>
+              </w:rPr>
+              <w:t>Reverser Handle</w:t>
+            </w:r>
+          </w:p>
+        </w:tc>
+        <w:tc>
+          <w:tcPr>
+            <w:tcW w:w="1014" w:type="dxa"/>
+            <w:tcBorders>
+              <w:top w:val="single" w:sz="4" w:space="0" w:color="000000"/>
+              <w:left w:val="single" w:sz="4" w:space="0" w:color="000000"/>
+              <w:bottom w:val="single" w:sz="4" w:space="0" w:color="000000"/>
+            </w:tcBorders>
+            <w:vAlign w:val="bottom"/>
+          </w:tcPr>
+          <w:p>
+            <w:pPr>
+              <w:pStyle w:val="Normal"/>
+              <w:widowControl w:val="false"/>
+              <w:jc w:val="center"/>
+              <w:rPr>
+                <w:rFonts w:ascii="arial" w:hAnsi="arial" w:eastAsia="arial"/>
+                <w:color w:val="000000"/>
+                <w:sz w:val="16"/>
+                <w:szCs w:val="16"/>
+              </w:rPr>
+            </w:pPr>
+            <w:r>
+              <w:rPr>
+                <w:rFonts w:eastAsia="arial" w:ascii="arial" w:hAnsi="arial"/>
+                <w:color w:val="000000"/>
+                <w:sz w:val="16"/>
+                <w:szCs w:val="16"/>
+              </w:rPr>
+              <w:t>Radio</w:t>
+            </w:r>
+          </w:p>
+        </w:tc>
+        <w:tc>
+          <w:tcPr>
+            <w:tcW w:w="1016" w:type="dxa"/>
+            <w:tcBorders>
+              <w:top w:val="single" w:sz="4" w:space="0" w:color="000000"/>
+              <w:left w:val="single" w:sz="4" w:space="0" w:color="000000"/>
+              <w:bottom w:val="single" w:sz="4" w:space="0" w:color="000000"/>
+            </w:tcBorders>
+            <w:vAlign w:val="bottom"/>
+          </w:tcPr>
+          <w:p>
+            <w:pPr>
+              <w:pStyle w:val="Normal"/>
+              <w:widowControl w:val="false"/>
+              <w:spacing w:lineRule="auto" w:line="180"/>
+              <w:jc w:val="center"/>
+              <w:rPr>
+                <w:color w:val="000000"/>
+                <w:sz w:val="16"/>
+                <w:szCs w:val="16"/>
+              </w:rPr>
+            </w:pPr>
+            <w:r>
+              <w:rPr>
+                <w:color w:val="000000"/>
+                <w:sz w:val="16"/>
+                <w:szCs w:val="16"/>
+              </w:rPr>
+              <w:t>Engine Run</w:t>
+            </w:r>
+          </w:p>
+        </w:tc>
+        <w:tc>
+          <w:tcPr>
+            <w:tcW w:w="1020" w:type="dxa"/>
+            <w:tcBorders>
+              <w:top w:val="single" w:sz="4" w:space="0" w:color="000000"/>
+              <w:left w:val="single" w:sz="4" w:space="0" w:color="000000"/>
+              <w:bottom w:val="single" w:sz="4" w:space="0" w:color="000000"/>
+            </w:tcBorders>
+            <w:vAlign w:val="bottom"/>
+          </w:tcPr>
+          <w:p>
+            <w:pPr>
+              <w:pStyle w:val="Normal"/>
+              <w:widowControl w:val="false"/>
+              <w:spacing w:lineRule="auto" w:line="180"/>
+              <w:jc w:val="center"/>
+              <w:rPr>
+                <w:color w:val="000000"/>
+                <w:sz w:val="16"/>
+                <w:szCs w:val="16"/>
+              </w:rPr>
+            </w:pPr>
+            <w:r>
+              <w:rPr>
+                <w:color w:val="000000"/>
+                <w:sz w:val="16"/>
+                <w:szCs w:val="16"/>
+              </w:rPr>
+              <w:t>Generator Field</w:t>
+            </w:r>
+          </w:p>
+        </w:tc>
+        <w:tc>
+          <w:tcPr>
+            <w:tcW w:w="1016" w:type="dxa"/>
+            <w:tcBorders>
+              <w:top w:val="single" w:sz="4" w:space="0" w:color="000000"/>
+              <w:left w:val="single" w:sz="4" w:space="0" w:color="000000"/>
+              <w:bottom w:val="single" w:sz="4" w:space="0" w:color="000000"/>
+            </w:tcBorders>
+            <w:vAlign w:val="bottom"/>
+          </w:tcPr>
+          <w:p>
+            <w:pPr>
+              <w:pStyle w:val="Normal"/>
+              <w:widowControl w:val="false"/>
+              <w:jc w:val="center"/>
+              <w:rPr>
+                <w:color w:val="000000"/>
+                <w:sz w:val="16"/>
+                <w:szCs w:val="16"/>
+              </w:rPr>
+            </w:pPr>
+            <w:r>
+              <w:rPr>
+                <w:color w:val="000000"/>
+                <w:sz w:val="16"/>
+                <w:szCs w:val="16"/>
+              </w:rPr>
+              <w:t>Brake</w:t>
+            </w:r>
+          </w:p>
+          <w:p>
+            <w:pPr>
+              <w:pStyle w:val="Normal"/>
+              <w:widowControl w:val="false"/>
+              <w:jc w:val="center"/>
+              <w:rPr>
+                <w:color w:val="000000"/>
+                <w:sz w:val="16"/>
+                <w:szCs w:val="16"/>
+              </w:rPr>
+            </w:pPr>
+            <w:r>
+              <w:rPr>
+                <w:color w:val="000000"/>
+                <w:sz w:val="16"/>
+                <w:szCs w:val="16"/>
+              </w:rPr>
+              <w:t>Cut-In</w:t>
+            </w:r>
+          </w:p>
+        </w:tc>
+        <w:tc>
+          <w:tcPr>
+            <w:tcW w:w="1016" w:type="dxa"/>
+            <w:tcBorders>
+              <w:top w:val="single" w:sz="4" w:space="0" w:color="000000"/>
+              <w:left w:val="single" w:sz="4" w:space="0" w:color="000000"/>
+              <w:bottom w:val="single" w:sz="4" w:space="0" w:color="000000"/>
+            </w:tcBorders>
+            <w:vAlign w:val="bottom"/>
+          </w:tcPr>
+          <w:p>
+            <w:pPr>
+              <w:pStyle w:val="Normal"/>
+              <w:widowControl w:val="false"/>
+              <w:jc w:val="center"/>
+              <w:rPr>
+                <w:color w:val="000000"/>
+                <w:sz w:val="16"/>
+                <w:szCs w:val="16"/>
+              </w:rPr>
+            </w:pPr>
+            <w:r>
+              <w:rPr>
+                <w:color w:val="000000"/>
+                <w:sz w:val="16"/>
+                <w:szCs w:val="16"/>
+              </w:rPr>
+              <w:t>MU-2A Lead</w:t>
+            </w:r>
+          </w:p>
+        </w:tc>
+        <w:tc>
+          <w:tcPr>
+            <w:tcW w:w="1017" w:type="dxa"/>
+            <w:tcBorders>
+              <w:top w:val="single" w:sz="4" w:space="0" w:color="000000"/>
+              <w:left w:val="single" w:sz="4" w:space="0" w:color="000000"/>
+              <w:bottom w:val="single" w:sz="4" w:space="0" w:color="000000"/>
+            </w:tcBorders>
+            <w:vAlign w:val="bottom"/>
+          </w:tcPr>
+          <w:p>
+            <w:pPr>
+              <w:pStyle w:val="Normal"/>
+              <w:widowControl w:val="false"/>
+              <w:jc w:val="center"/>
+              <w:rPr>
+                <w:color w:val="000000"/>
+                <w:sz w:val="16"/>
+                <w:szCs w:val="16"/>
+              </w:rPr>
+            </w:pPr>
+            <w:r>
+              <w:rPr>
+                <w:rFonts w:eastAsia="arial" w:ascii="arial" w:hAnsi="arial"/>
+                <w:color w:val="000000"/>
+                <w:sz w:val="16"/>
+                <w:szCs w:val="16"/>
+              </w:rPr>
+              <w:t>Isolation Run</w:t>
+            </w:r>
+          </w:p>
+        </w:tc>
+        <w:tc>
+          <w:tcPr>
+            <w:tcW w:w="1016" w:type="dxa"/>
+            <w:tcBorders>
+              <w:top w:val="single" w:sz="4" w:space="0" w:color="000000"/>
+              <w:left w:val="single" w:sz="4" w:space="0" w:color="000000"/>
+              <w:bottom w:val="single" w:sz="4" w:space="0" w:color="000000"/>
+            </w:tcBorders>
+            <w:vAlign w:val="bottom"/>
+          </w:tcPr>
+          <w:p>
+            <w:pPr>
+              <w:pStyle w:val="Normal"/>
+              <w:widowControl w:val="false"/>
+              <w:jc w:val="center"/>
+              <w:rPr>
+                <w:sz w:val="16"/>
+                <w:szCs w:val="16"/>
+              </w:rPr>
+            </w:pPr>
+            <w:r>
+              <w:rPr>
+                <w:sz w:val="16"/>
+                <w:szCs w:val="16"/>
+              </w:rPr>
+              <w:t>Rear HL Up</w:t>
+            </w:r>
+          </w:p>
+        </w:tc>
+        <w:tc>
+          <w:tcPr>
+            <w:tcW w:w="1020" w:type="dxa"/>
+            <w:tcBorders>
+              <w:top w:val="single" w:sz="4" w:space="0" w:color="000000"/>
+              <w:left w:val="single" w:sz="4" w:space="0" w:color="000000"/>
+              <w:bottom w:val="single" w:sz="4" w:space="0" w:color="000000"/>
+            </w:tcBorders>
+            <w:vAlign w:val="bottom"/>
+          </w:tcPr>
+          <w:p>
+            <w:pPr>
+              <w:pStyle w:val="Normal"/>
+              <w:widowControl w:val="false"/>
+              <w:jc w:val="center"/>
+              <w:rPr>
+                <w:color w:val="000000"/>
+                <w:sz w:val="16"/>
+                <w:szCs w:val="16"/>
+              </w:rPr>
+            </w:pPr>
+            <w:r>
+              <w:rPr>
+                <w:rFonts w:eastAsia="arial" w:ascii="arial" w:hAnsi="arial"/>
+                <w:color w:val="000000"/>
+                <w:sz w:val="16"/>
+                <w:szCs w:val="16"/>
+              </w:rPr>
+              <w:t>Banking COMM</w:t>
+            </w:r>
+          </w:p>
+        </w:tc>
+        <w:tc>
+          <w:tcPr>
+            <w:tcW w:w="1016" w:type="dxa"/>
+            <w:tcBorders>
+              <w:top w:val="single" w:sz="4" w:space="0" w:color="000000"/>
+              <w:left w:val="single" w:sz="4" w:space="0" w:color="000000"/>
+              <w:bottom w:val="single" w:sz="4" w:space="0" w:color="000000"/>
+            </w:tcBorders>
+            <w:vAlign w:val="bottom"/>
+          </w:tcPr>
+          <w:p>
+            <w:pPr>
+              <w:pStyle w:val="Normal"/>
+              <w:widowControl w:val="false"/>
+              <w:spacing w:lineRule="auto" w:line="180"/>
+              <w:jc w:val="center"/>
+              <w:rPr>
+                <w:sz w:val="16"/>
+                <w:szCs w:val="16"/>
+              </w:rPr>
+            </w:pPr>
+            <w:r>
+              <w:rPr>
+                <w:rFonts w:eastAsia="arial" w:ascii="arial" w:hAnsi="arial"/>
+                <w:color w:val="000000"/>
+                <w:sz w:val="16"/>
+                <w:szCs w:val="16"/>
+              </w:rPr>
+              <w:t>Gauge Light Up</w:t>
+            </w:r>
+          </w:p>
+        </w:tc>
+        <w:tc>
+          <w:tcPr>
+            <w:tcW w:w="1016" w:type="dxa"/>
+            <w:tcBorders>
+              <w:top w:val="single" w:sz="4" w:space="0" w:color="000000"/>
+              <w:left w:val="single" w:sz="4" w:space="0" w:color="000000"/>
+              <w:bottom w:val="single" w:sz="4" w:space="0" w:color="000000"/>
+            </w:tcBorders>
+            <w:vAlign w:val="bottom"/>
+          </w:tcPr>
+          <w:p>
+            <w:pPr>
+              <w:pStyle w:val="Normal"/>
+              <w:widowControl w:val="false"/>
+              <w:spacing w:lineRule="auto" w:line="180"/>
+              <w:jc w:val="center"/>
+              <w:rPr>
+                <w:sz w:val="16"/>
+                <w:szCs w:val="16"/>
+              </w:rPr>
+            </w:pPr>
+            <w:r>
+              <w:rPr>
+                <w:sz w:val="16"/>
+                <w:szCs w:val="16"/>
+              </w:rPr>
+              <w:t>Cab Light</w:t>
+            </w:r>
+          </w:p>
+        </w:tc>
+        <w:tc>
+          <w:tcPr>
+            <w:tcW w:w="1016" w:type="dxa"/>
+            <w:tcBorders>
+              <w:top w:val="single" w:sz="4" w:space="0" w:color="000000"/>
+              <w:left w:val="single" w:sz="4" w:space="0" w:color="000000"/>
+              <w:bottom w:val="single" w:sz="4" w:space="0" w:color="000000"/>
+            </w:tcBorders>
+            <w:vAlign w:val="bottom"/>
+          </w:tcPr>
+          <w:p>
+            <w:pPr>
+              <w:pStyle w:val="Normal"/>
+              <w:widowControl w:val="false"/>
+              <w:spacing w:lineRule="auto" w:line="180"/>
+              <w:jc w:val="center"/>
+              <w:rPr>
+                <w:sz w:val="16"/>
+                <w:szCs w:val="16"/>
+              </w:rPr>
+            </w:pPr>
+            <w:r>
+              <w:rPr>
+                <w:rFonts w:eastAsia="arial" w:ascii="arial" w:hAnsi="arial"/>
+                <w:color w:val="000000"/>
+                <w:sz w:val="16"/>
+                <w:szCs w:val="16"/>
+              </w:rPr>
+              <w:t>1-Person</w:t>
+            </w:r>
+          </w:p>
+        </w:tc>
+        <w:tc>
+          <w:tcPr>
+            <w:tcW w:w="1029" w:type="dxa"/>
+            <w:tcBorders>
+              <w:top w:val="single" w:sz="4" w:space="0" w:color="000000"/>
+              <w:left w:val="single" w:sz="4" w:space="0" w:color="000000"/>
+              <w:bottom w:val="single" w:sz="4" w:space="0" w:color="000000"/>
+              <w:right w:val="single" w:sz="4" w:space="0" w:color="000000"/>
+            </w:tcBorders>
+            <w:vAlign w:val="bottom"/>
+          </w:tcPr>
+          <w:p>
+            <w:pPr>
+              <w:pStyle w:val="Normal"/>
+              <w:widowControl w:val="false"/>
+              <w:spacing w:lineRule="auto" w:line="180"/>
+              <w:jc w:val="center"/>
+              <w:rPr>
+                <w:sz w:val="16"/>
+                <w:szCs w:val="16"/>
+              </w:rPr>
+            </w:pPr>
+            <w:r>
+              <w:rPr>
+                <w:rFonts w:eastAsia="arial" w:ascii="arial" w:hAnsi="arial"/>
+                <w:color w:val="000000"/>
+                <w:sz w:val="16"/>
+                <w:szCs w:val="16"/>
+              </w:rPr>
+              <w:t>Next</w:t>
+            </w:r>
+          </w:p>
+          <w:p>
+            <w:pPr>
+              <w:pStyle w:val="Normal"/>
+              <w:widowControl w:val="false"/>
+              <w:spacing w:lineRule="auto" w:line="180"/>
+              <w:jc w:val="center"/>
+              <w:rPr>
+                <w:sz w:val="16"/>
+                <w:szCs w:val="16"/>
+              </w:rPr>
+            </w:pPr>
+            <w:r>
+              <w:rPr>
+                <w:rFonts w:eastAsia="arial" w:ascii="arial" w:hAnsi="arial"/>
+                <w:color w:val="000000"/>
+                <w:sz w:val="16"/>
+                <w:szCs w:val="16"/>
+              </w:rPr>
+              <w:t>Cab Cam</w:t>
+            </w:r>
+          </w:p>
+        </w:tc>
+      </w:tr>
+    </w:tbl>
+    <w:p>
+      <w:pPr>
+        <w:pStyle w:val="Normal"/>
+        <w:rPr>
+          <w:rFonts w:ascii="arial" w:hAnsi="arial" w:eastAsia="arial"/>
+          <w:color w:val="000000"/>
+          <w:sz w:val="16"/>
+          <w:szCs w:val="16"/>
+        </w:rPr>
+      </w:pPr>
+      <w:r>
+        <w:rPr>
+          <w:rFonts w:eastAsia="arial" w:ascii="arial" w:hAnsi="arial"/>
+          <w:color w:val="000000"/>
+          <w:sz w:val="16"/>
+          <w:szCs w:val="16"/>
+        </w:rPr>
+      </w:r>
+    </w:p>
+    <w:p>
+      <w:pPr>
+        <w:pStyle w:val="Normal"/>
+        <w:rPr>
+          <w:color w:val="000000"/>
+          <w:sz w:val="16"/>
+          <w:szCs w:val="16"/>
+        </w:rPr>
+      </w:pPr>
+      <w:r>
+        <w:rPr>
+          <w:rFonts w:eastAsia="arial" w:ascii="arial" w:hAnsi="arial"/>
+          <w:color w:val="000000"/>
+          <w:sz w:val="16"/>
+          <w:szCs w:val="16"/>
+        </w:rPr>
+        <w:tab/>
+        <w:t xml:space="preserve">           MP15DC-2</w:t>
+      </w:r>
+    </w:p>
+    <w:tbl>
+      <w:tblPr>
+        <w:tblW w:w="14248" w:type="dxa"/>
+        <w:jc w:val="left"/>
+        <w:tblInd w:w="-5" w:type="dxa"/>
+        <w:tblLayout w:type="fixed"/>
+        <w:tblCellMar>
+          <w:top w:w="0" w:type="dxa"/>
+          <w:left w:w="108" w:type="dxa"/>
+          <w:bottom w:w="0" w:type="dxa"/>
+          <w:right w:w="108" w:type="dxa"/>
+        </w:tblCellMar>
+        <w:tblLook w:firstRow="1" w:noVBand="1" w:lastRow="0" w:firstColumn="1" w:lastColumn="0" w:noHBand="0" w:val="04a0"/>
+      </w:tblPr>
+      <w:tblGrid>
+        <w:gridCol w:w="1017"/>
+        <w:gridCol w:w="1019"/>
+        <w:gridCol w:w="1014"/>
+        <w:gridCol w:w="1016"/>
+        <w:gridCol w:w="1020"/>
+        <w:gridCol w:w="1016"/>
+        <w:gridCol w:w="1016"/>
+        <w:gridCol w:w="1017"/>
+        <w:gridCol w:w="1016"/>
+        <w:gridCol w:w="1020"/>
+        <w:gridCol w:w="1016"/>
+        <w:gridCol w:w="1016"/>
+        <w:gridCol w:w="1016"/>
+        <w:gridCol w:w="1029"/>
+      </w:tblGrid>
+      <w:tr>
+        <w:trPr>
+          <w:trHeight w:val="440" w:hRule="exact"/>
+          <w:cantSplit w:val="true"/>
+        </w:trPr>
+        <w:tc>
+          <w:tcPr>
+            <w:tcW w:w="1017" w:type="dxa"/>
+            <w:tcBorders>
+              <w:top w:val="single" w:sz="4" w:space="0" w:color="000000"/>
+              <w:left w:val="single" w:sz="4" w:space="0" w:color="000000"/>
+              <w:bottom w:val="single" w:sz="4" w:space="0" w:color="000000"/>
+            </w:tcBorders>
+            <w:vAlign w:val="bottom"/>
+          </w:tcPr>
+          <w:p>
+            <w:pPr>
+              <w:pStyle w:val="Normal"/>
+              <w:widowControl w:val="false"/>
+              <w:spacing w:lineRule="auto" w:line="180" w:before="0" w:after="60"/>
+              <w:jc w:val="center"/>
+              <w:rPr>
+                <w:b/>
+                <w:bCs/>
+              </w:rPr>
+            </w:pPr>
+            <w:r>
+              <w:rPr>
+                <w:b/>
+                <w:bCs/>
+                <w:color w:val="000000"/>
+                <w:sz w:val="16"/>
+                <w:szCs w:val="16"/>
+              </w:rPr>
+              <w:t>HUD</w:t>
+            </w:r>
+          </w:p>
+        </w:tc>
+        <w:tc>
+          <w:tcPr>
+            <w:tcW w:w="1019" w:type="dxa"/>
+            <w:tcBorders>
+              <w:top w:val="single" w:sz="4" w:space="0" w:color="000000"/>
+              <w:left w:val="single" w:sz="4" w:space="0" w:color="000000"/>
+              <w:bottom w:val="single" w:sz="4" w:space="0" w:color="000000"/>
+            </w:tcBorders>
+            <w:vAlign w:val="bottom"/>
+          </w:tcPr>
+          <w:p>
+            <w:pPr>
+              <w:pStyle w:val="Normal"/>
+              <w:widowControl w:val="false"/>
+              <w:spacing w:lineRule="auto" w:line="180"/>
+              <w:jc w:val="center"/>
+              <w:rPr>
+                <w:color w:val="000000"/>
+                <w:sz w:val="16"/>
+                <w:szCs w:val="16"/>
+              </w:rPr>
+            </w:pPr>
+            <w:r>
+              <w:rPr>
+                <w:color w:val="000000"/>
+                <w:sz w:val="16"/>
+                <w:szCs w:val="16"/>
+              </w:rPr>
+              <w:t>Schedule</w:t>
+            </w:r>
+          </w:p>
+        </w:tc>
+        <w:tc>
+          <w:tcPr>
+            <w:tcW w:w="1014" w:type="dxa"/>
+            <w:tcBorders>
+              <w:top w:val="single" w:sz="4" w:space="0" w:color="000000"/>
+              <w:left w:val="single" w:sz="4" w:space="0" w:color="000000"/>
+              <w:bottom w:val="single" w:sz="4" w:space="0" w:color="000000"/>
+            </w:tcBorders>
+            <w:vAlign w:val="bottom"/>
+          </w:tcPr>
+          <w:p>
+            <w:pPr>
+              <w:pStyle w:val="Normal"/>
+              <w:widowControl w:val="false"/>
+              <w:spacing w:lineRule="auto" w:line="180"/>
+              <w:jc w:val="center"/>
+              <w:rPr>
+                <w:color w:val="000000"/>
+                <w:sz w:val="16"/>
+                <w:szCs w:val="16"/>
+              </w:rPr>
+            </w:pPr>
+            <w:r>
+              <w:rPr>
+                <w:rFonts w:eastAsia="arial" w:ascii="arial" w:hAnsi="arial"/>
+                <w:color w:val="000000"/>
+                <w:sz w:val="16"/>
+                <w:szCs w:val="16"/>
+              </w:rPr>
+              <w:t>Engine Stop</w:t>
+            </w:r>
+          </w:p>
+        </w:tc>
+        <w:tc>
+          <w:tcPr>
+            <w:tcW w:w="1016" w:type="dxa"/>
+            <w:tcBorders>
+              <w:top w:val="single" w:sz="4" w:space="0" w:color="000000"/>
+              <w:left w:val="single" w:sz="4" w:space="0" w:color="000000"/>
+              <w:bottom w:val="single" w:sz="4" w:space="0" w:color="000000"/>
+            </w:tcBorders>
+            <w:vAlign w:val="bottom"/>
+          </w:tcPr>
+          <w:p>
+            <w:pPr>
+              <w:pStyle w:val="Normal"/>
+              <w:widowControl w:val="false"/>
+              <w:spacing w:lineRule="auto" w:line="180"/>
+              <w:jc w:val="center"/>
+              <w:rPr>
+                <w:color w:val="000000"/>
+                <w:sz w:val="16"/>
+                <w:szCs w:val="16"/>
+              </w:rPr>
+            </w:pPr>
+            <w:r>
+              <w:rPr>
+                <w:color w:val="000000"/>
+                <w:sz w:val="16"/>
+                <w:szCs w:val="16"/>
+              </w:rPr>
+              <w:t>Warning Devices</w:t>
+            </w:r>
+          </w:p>
+        </w:tc>
+        <w:tc>
+          <w:tcPr>
+            <w:tcW w:w="1020" w:type="dxa"/>
+            <w:tcBorders>
+              <w:top w:val="single" w:sz="4" w:space="0" w:color="000000"/>
+              <w:left w:val="single" w:sz="4" w:space="0" w:color="000000"/>
+              <w:bottom w:val="single" w:sz="4" w:space="0" w:color="000000"/>
+            </w:tcBorders>
+            <w:vAlign w:val="bottom"/>
+          </w:tcPr>
+          <w:p>
+            <w:pPr>
+              <w:pStyle w:val="Normal"/>
+              <w:widowControl w:val="false"/>
+              <w:spacing w:lineRule="auto" w:line="180"/>
+              <w:jc w:val="center"/>
+              <w:rPr>
+                <w:color w:val="000000"/>
+                <w:sz w:val="16"/>
+                <w:szCs w:val="16"/>
+              </w:rPr>
+            </w:pPr>
+            <w:r>
+              <w:rPr>
+                <w:color w:val="000000"/>
+                <w:sz w:val="16"/>
+                <w:szCs w:val="16"/>
+              </w:rPr>
+              <w:t>Control &amp; Fuel Pump</w:t>
+            </w:r>
+          </w:p>
+        </w:tc>
+        <w:tc>
+          <w:tcPr>
+            <w:tcW w:w="1016" w:type="dxa"/>
+            <w:tcBorders>
+              <w:top w:val="single" w:sz="4" w:space="0" w:color="000000"/>
+              <w:left w:val="single" w:sz="4" w:space="0" w:color="000000"/>
+              <w:bottom w:val="single" w:sz="4" w:space="0" w:color="000000"/>
+            </w:tcBorders>
+            <w:vAlign w:val="bottom"/>
+          </w:tcPr>
+          <w:p>
+            <w:pPr>
+              <w:pStyle w:val="Normal"/>
+              <w:widowControl w:val="false"/>
+              <w:jc w:val="center"/>
+              <w:rPr>
+                <w:color w:val="000000"/>
+                <w:sz w:val="16"/>
+                <w:szCs w:val="16"/>
+              </w:rPr>
+            </w:pPr>
+            <w:r>
+              <w:rPr>
+                <w:color w:val="000000"/>
+                <w:sz w:val="16"/>
+                <w:szCs w:val="16"/>
+              </w:rPr>
+              <w:t>Brake</w:t>
+            </w:r>
+          </w:p>
+          <w:p>
+            <w:pPr>
+              <w:pStyle w:val="Normal"/>
+              <w:widowControl w:val="false"/>
+              <w:jc w:val="center"/>
+              <w:rPr>
+                <w:color w:val="000000"/>
+                <w:sz w:val="16"/>
+                <w:szCs w:val="16"/>
+              </w:rPr>
+            </w:pPr>
+            <w:r>
+              <w:rPr>
+                <w:color w:val="000000"/>
+                <w:sz w:val="16"/>
+                <w:szCs w:val="16"/>
+              </w:rPr>
+              <w:t>Cut-Out</w:t>
+            </w:r>
+          </w:p>
+        </w:tc>
+        <w:tc>
+          <w:tcPr>
+            <w:tcW w:w="1016" w:type="dxa"/>
+            <w:tcBorders>
+              <w:top w:val="single" w:sz="4" w:space="0" w:color="000000"/>
+              <w:left w:val="single" w:sz="4" w:space="0" w:color="000000"/>
+              <w:bottom w:val="single" w:sz="4" w:space="0" w:color="000000"/>
+            </w:tcBorders>
+            <w:vAlign w:val="bottom"/>
+          </w:tcPr>
+          <w:p>
+            <w:pPr>
+              <w:pStyle w:val="Normal"/>
+              <w:widowControl w:val="false"/>
+              <w:jc w:val="center"/>
+              <w:rPr>
+                <w:color w:val="000000"/>
+                <w:sz w:val="16"/>
+                <w:szCs w:val="16"/>
+              </w:rPr>
+            </w:pPr>
+            <w:r>
+              <w:rPr>
+                <w:rFonts w:eastAsia="arial" w:ascii="arial" w:hAnsi="arial"/>
+                <w:color w:val="000000"/>
+                <w:sz w:val="16"/>
+                <w:szCs w:val="16"/>
+              </w:rPr>
+              <w:t>MU-2A Trail</w:t>
+            </w:r>
+          </w:p>
+        </w:tc>
+        <w:tc>
+          <w:tcPr>
+            <w:tcW w:w="1017" w:type="dxa"/>
+            <w:tcBorders>
+              <w:top w:val="single" w:sz="4" w:space="0" w:color="000000"/>
+              <w:left w:val="single" w:sz="4" w:space="0" w:color="000000"/>
+              <w:bottom w:val="single" w:sz="4" w:space="0" w:color="000000"/>
+            </w:tcBorders>
+            <w:vAlign w:val="bottom"/>
+          </w:tcPr>
+          <w:p>
+            <w:pPr>
+              <w:pStyle w:val="Normal"/>
+              <w:widowControl w:val="false"/>
+              <w:jc w:val="center"/>
+              <w:rPr>
+                <w:color w:val="000000"/>
+                <w:sz w:val="16"/>
+                <w:szCs w:val="16"/>
+              </w:rPr>
+            </w:pPr>
+            <w:r>
+              <w:rPr>
+                <w:rFonts w:eastAsia="arial" w:ascii="arial" w:hAnsi="arial"/>
+                <w:color w:val="000000"/>
+                <w:sz w:val="16"/>
+                <w:szCs w:val="16"/>
+              </w:rPr>
+              <w:t>Isolation Start Iso.</w:t>
+            </w:r>
+          </w:p>
+        </w:tc>
+        <w:tc>
+          <w:tcPr>
+            <w:tcW w:w="1016" w:type="dxa"/>
+            <w:tcBorders>
+              <w:top w:val="single" w:sz="4" w:space="0" w:color="000000"/>
+              <w:left w:val="single" w:sz="4" w:space="0" w:color="000000"/>
+              <w:bottom w:val="single" w:sz="4" w:space="0" w:color="000000"/>
+            </w:tcBorders>
+            <w:vAlign w:val="bottom"/>
+          </w:tcPr>
+          <w:p>
+            <w:pPr>
+              <w:pStyle w:val="Normal"/>
+              <w:widowControl w:val="false"/>
+              <w:jc w:val="center"/>
+              <w:rPr>
+                <w:sz w:val="16"/>
+                <w:szCs w:val="16"/>
+              </w:rPr>
+            </w:pPr>
+            <w:r>
+              <w:rPr>
+                <w:rFonts w:eastAsia="arial" w:ascii="arial" w:hAnsi="arial"/>
+                <w:color w:val="000000"/>
+                <w:sz w:val="16"/>
+                <w:szCs w:val="16"/>
+              </w:rPr>
+              <w:t>Rear HL Down</w:t>
+            </w:r>
+          </w:p>
+        </w:tc>
+        <w:tc>
+          <w:tcPr>
+            <w:tcW w:w="1020" w:type="dxa"/>
+            <w:tcBorders>
+              <w:top w:val="single" w:sz="4" w:space="0" w:color="000000"/>
+              <w:left w:val="single" w:sz="4" w:space="0" w:color="000000"/>
+              <w:bottom w:val="single" w:sz="4" w:space="0" w:color="000000"/>
+            </w:tcBorders>
+            <w:vAlign w:val="bottom"/>
+          </w:tcPr>
+          <w:p>
+            <w:pPr>
+              <w:pStyle w:val="Normal"/>
+              <w:widowControl w:val="false"/>
+              <w:spacing w:lineRule="auto" w:line="180"/>
+              <w:jc w:val="center"/>
+              <w:rPr>
+                <w:sz w:val="16"/>
+                <w:szCs w:val="16"/>
+              </w:rPr>
+            </w:pPr>
+            <w:r>
+              <w:rPr>
+                <w:sz w:val="16"/>
+                <w:szCs w:val="16"/>
+              </w:rPr>
+              <w:t>Headlight Control</w:t>
+            </w:r>
+          </w:p>
+        </w:tc>
+        <w:tc>
+          <w:tcPr>
+            <w:tcW w:w="1016" w:type="dxa"/>
+            <w:tcBorders>
+              <w:top w:val="single" w:sz="4" w:space="0" w:color="000000"/>
+              <w:left w:val="single" w:sz="4" w:space="0" w:color="000000"/>
+              <w:bottom w:val="single" w:sz="4" w:space="0" w:color="000000"/>
+            </w:tcBorders>
+            <w:vAlign w:val="bottom"/>
+          </w:tcPr>
+          <w:p>
+            <w:pPr>
+              <w:pStyle w:val="Normal"/>
+              <w:widowControl w:val="false"/>
+              <w:spacing w:lineRule="auto" w:line="180"/>
+              <w:jc w:val="center"/>
+              <w:rPr>
+                <w:sz w:val="16"/>
+                <w:szCs w:val="16"/>
+              </w:rPr>
+            </w:pPr>
+            <w:r>
+              <w:rPr>
+                <w:rFonts w:eastAsia="arial" w:ascii="arial" w:hAnsi="arial"/>
+                <w:color w:val="000000"/>
+                <w:sz w:val="16"/>
+                <w:szCs w:val="16"/>
+              </w:rPr>
+              <w:t>Gauge Light Dw</w:t>
+            </w:r>
+          </w:p>
+        </w:tc>
+        <w:tc>
+          <w:tcPr>
+            <w:tcW w:w="1016" w:type="dxa"/>
+            <w:tcBorders>
+              <w:top w:val="single" w:sz="4" w:space="0" w:color="000000"/>
+              <w:left w:val="single" w:sz="4" w:space="0" w:color="000000"/>
+              <w:bottom w:val="single" w:sz="4" w:space="0" w:color="000000"/>
+            </w:tcBorders>
+            <w:vAlign w:val="bottom"/>
+          </w:tcPr>
+          <w:p>
+            <w:pPr>
+              <w:pStyle w:val="Normal"/>
+              <w:widowControl w:val="false"/>
+              <w:spacing w:lineRule="auto" w:line="180"/>
+              <w:jc w:val="center"/>
+              <w:rPr>
+                <w:sz w:val="16"/>
+                <w:szCs w:val="16"/>
+              </w:rPr>
+            </w:pPr>
+            <w:r>
+              <w:rPr>
+                <w:sz w:val="16"/>
+                <w:szCs w:val="16"/>
+              </w:rPr>
+              <w:t>Step Light</w:t>
+            </w:r>
+          </w:p>
+        </w:tc>
+        <w:tc>
+          <w:tcPr>
+            <w:tcW w:w="1016" w:type="dxa"/>
+            <w:tcBorders>
+              <w:top w:val="single" w:sz="4" w:space="0" w:color="000000"/>
+              <w:left w:val="single" w:sz="4" w:space="0" w:color="000000"/>
+              <w:bottom w:val="single" w:sz="4" w:space="0" w:color="000000"/>
+            </w:tcBorders>
+            <w:vAlign w:val="bottom"/>
+          </w:tcPr>
+          <w:p>
+            <w:pPr>
+              <w:pStyle w:val="Normal"/>
+              <w:widowControl w:val="false"/>
+              <w:spacing w:lineRule="auto" w:line="180"/>
+              <w:jc w:val="center"/>
+              <w:rPr>
+                <w:sz w:val="16"/>
+                <w:szCs w:val="16"/>
+              </w:rPr>
+            </w:pPr>
+            <w:r>
+              <w:rPr>
+                <w:rFonts w:eastAsia="arial" w:ascii="arial" w:hAnsi="arial"/>
+                <w:color w:val="000000"/>
+                <w:sz w:val="16"/>
+                <w:szCs w:val="16"/>
+              </w:rPr>
+              <w:t>Exterior</w:t>
+            </w:r>
+          </w:p>
+          <w:p>
+            <w:pPr>
+              <w:pStyle w:val="Normal"/>
+              <w:widowControl w:val="false"/>
+              <w:spacing w:lineRule="auto" w:line="180"/>
+              <w:jc w:val="center"/>
+              <w:rPr>
+                <w:sz w:val="16"/>
+                <w:szCs w:val="16"/>
+              </w:rPr>
+            </w:pPr>
+            <w:r>
+              <w:rPr>
+                <w:rFonts w:eastAsia="arial" w:ascii="arial" w:hAnsi="arial"/>
+                <w:color w:val="000000"/>
+                <w:sz w:val="16"/>
+                <w:szCs w:val="16"/>
+              </w:rPr>
+              <w:t>Camera</w:t>
+            </w:r>
+          </w:p>
+        </w:tc>
+        <w:tc>
+          <w:tcPr>
+            <w:tcW w:w="1029" w:type="dxa"/>
+            <w:tcBorders>
+              <w:top w:val="single" w:sz="4" w:space="0" w:color="000000"/>
+              <w:left w:val="single" w:sz="4" w:space="0" w:color="000000"/>
+              <w:bottom w:val="single" w:sz="4" w:space="0" w:color="000000"/>
+              <w:right w:val="single" w:sz="4" w:space="0" w:color="000000"/>
+            </w:tcBorders>
+            <w:vAlign w:val="bottom"/>
+          </w:tcPr>
+          <w:p>
+            <w:pPr>
+              <w:pStyle w:val="Normal"/>
+              <w:widowControl w:val="false"/>
+              <w:spacing w:lineRule="auto" w:line="180"/>
+              <w:jc w:val="center"/>
+              <w:rPr>
+                <w:sz w:val="16"/>
+                <w:szCs w:val="16"/>
+              </w:rPr>
+            </w:pPr>
+            <w:r>
+              <w:rPr>
+                <w:rFonts w:eastAsia="arial" w:ascii="arial" w:hAnsi="arial"/>
+                <w:color w:val="000000"/>
+                <w:sz w:val="16"/>
+                <w:szCs w:val="16"/>
+              </w:rPr>
+              <w:t>Prev</w:t>
+            </w:r>
+          </w:p>
+          <w:p>
+            <w:pPr>
+              <w:pStyle w:val="Normal"/>
+              <w:widowControl w:val="false"/>
+              <w:spacing w:lineRule="auto" w:line="180"/>
+              <w:jc w:val="center"/>
+              <w:rPr>
+                <w:sz w:val="16"/>
+                <w:szCs w:val="16"/>
+              </w:rPr>
+            </w:pPr>
+            <w:r>
+              <w:rPr>
+                <w:rFonts w:eastAsia="arial" w:ascii="arial" w:hAnsi="arial"/>
+                <w:color w:val="000000"/>
+                <w:sz w:val="16"/>
+                <w:szCs w:val="16"/>
+              </w:rPr>
+              <w:t>Cab Cam</w:t>
+            </w:r>
+          </w:p>
+        </w:tc>
+      </w:tr>
+    </w:tbl>
+    <w:p>
+      <w:pPr>
+        <w:pStyle w:val="Normal"/>
+        <w:rPr>
+          <w:color w:val="000000"/>
+          <w:sz w:val="16"/>
+          <w:szCs w:val="16"/>
+        </w:rPr>
+      </w:pPr>
+      <w:r>
+        <w:rPr>
+          <w:color w:val="000000"/>
+          <w:sz w:val="16"/>
+          <w:szCs w:val="16"/>
+        </w:rPr>
+      </w:r>
+    </w:p>
+    <w:p>
+      <w:pPr>
+        <w:pStyle w:val="Normal"/>
+        <w:rPr>
+          <w:color w:val="000000"/>
+          <w:sz w:val="16"/>
+          <w:szCs w:val="16"/>
+        </w:rPr>
+      </w:pPr>
+      <w:r>
+        <w:rPr>
+          <w:color w:val="000000"/>
+          <w:sz w:val="16"/>
+          <w:szCs w:val="16"/>
+        </w:rPr>
+        <w:tab/>
+        <w:t xml:space="preserve">       </w:t>
+      </w:r>
+      <w:r>
+        <w:rPr>
+          <w:rFonts w:eastAsia="arial" w:ascii="arial" w:hAnsi="arial"/>
+          <w:color w:val="000000"/>
+          <w:sz w:val="16"/>
+          <w:szCs w:val="16"/>
+        </w:rPr>
+        <w:t xml:space="preserve">    F40PH-2CAT-1</w:t>
+      </w:r>
+    </w:p>
+    <w:tbl>
+      <w:tblPr>
+        <w:tblW w:w="14248" w:type="dxa"/>
+        <w:jc w:val="left"/>
+        <w:tblInd w:w="-5" w:type="dxa"/>
+        <w:tblLayout w:type="fixed"/>
+        <w:tblCellMar>
+          <w:top w:w="0" w:type="dxa"/>
+          <w:left w:w="108" w:type="dxa"/>
+          <w:bottom w:w="0" w:type="dxa"/>
+          <w:right w:w="108" w:type="dxa"/>
+        </w:tblCellMar>
+        <w:tblLook w:firstRow="1" w:noVBand="1" w:lastRow="0" w:firstColumn="1" w:lastColumn="0" w:noHBand="0" w:val="04a0"/>
+      </w:tblPr>
+      <w:tblGrid>
+        <w:gridCol w:w="1017"/>
+        <w:gridCol w:w="1019"/>
+        <w:gridCol w:w="1014"/>
+        <w:gridCol w:w="1016"/>
+        <w:gridCol w:w="1020"/>
+        <w:gridCol w:w="1016"/>
+        <w:gridCol w:w="1016"/>
+        <w:gridCol w:w="1017"/>
+        <w:gridCol w:w="1016"/>
+        <w:gridCol w:w="1020"/>
+        <w:gridCol w:w="1016"/>
+        <w:gridCol w:w="1016"/>
+        <w:gridCol w:w="1016"/>
+        <w:gridCol w:w="1029"/>
+      </w:tblGrid>
+      <w:tr>
+        <w:trPr>
+          <w:trHeight w:val="440" w:hRule="exact"/>
+          <w:cantSplit w:val="true"/>
+        </w:trPr>
+        <w:tc>
+          <w:tcPr>
+            <w:tcW w:w="1017" w:type="dxa"/>
+            <w:tcBorders>
+              <w:top w:val="single" w:sz="4" w:space="0" w:color="000000"/>
+              <w:left w:val="single" w:sz="4" w:space="0" w:color="000000"/>
+              <w:bottom w:val="single" w:sz="4" w:space="0" w:color="000000"/>
+            </w:tcBorders>
+            <w:vAlign w:val="bottom"/>
+          </w:tcPr>
+          <w:p>
+            <w:pPr>
+              <w:pStyle w:val="Normal"/>
+              <w:widowControl w:val="false"/>
+              <w:spacing w:lineRule="auto" w:line="180" w:before="0" w:after="60"/>
+              <w:jc w:val="center"/>
+              <w:rPr>
+                <w:color w:val="000000"/>
+                <w:sz w:val="16"/>
+                <w:szCs w:val="16"/>
+              </w:rPr>
+            </w:pPr>
+            <w:r>
+              <w:rPr>
+                <w:rFonts w:eastAsia="arial" w:ascii="arial" w:hAnsi="arial"/>
+                <w:b/>
+                <w:color w:val="000000"/>
+                <w:sz w:val="16"/>
+                <w:szCs w:val="16"/>
+              </w:rPr>
+              <w:t>Pause</w:t>
+            </w:r>
+          </w:p>
+        </w:tc>
+        <w:tc>
+          <w:tcPr>
+            <w:tcW w:w="1019" w:type="dxa"/>
+            <w:tcBorders>
+              <w:top w:val="single" w:sz="4" w:space="0" w:color="000000"/>
+              <w:left w:val="single" w:sz="4" w:space="0" w:color="000000"/>
+              <w:bottom w:val="single" w:sz="4" w:space="0" w:color="000000"/>
+            </w:tcBorders>
+            <w:vAlign w:val="bottom"/>
+          </w:tcPr>
+          <w:p>
+            <w:pPr>
+              <w:pStyle w:val="Normal"/>
+              <w:widowControl w:val="false"/>
+              <w:spacing w:lineRule="auto" w:line="180"/>
+              <w:jc w:val="center"/>
+              <w:rPr>
+                <w:color w:val="000000"/>
+                <w:sz w:val="16"/>
+                <w:szCs w:val="16"/>
+              </w:rPr>
+            </w:pPr>
+            <w:r>
+              <w:rPr>
+                <w:color w:val="000000"/>
+                <w:sz w:val="16"/>
+                <w:szCs w:val="16"/>
+              </w:rPr>
+              <w:t>Reverser Handle</w:t>
+            </w:r>
+          </w:p>
+        </w:tc>
+        <w:tc>
+          <w:tcPr>
+            <w:tcW w:w="1014" w:type="dxa"/>
+            <w:tcBorders>
+              <w:top w:val="single" w:sz="4" w:space="0" w:color="000000"/>
+              <w:left w:val="single" w:sz="4" w:space="0" w:color="000000"/>
+              <w:bottom w:val="single" w:sz="4" w:space="0" w:color="000000"/>
+            </w:tcBorders>
+            <w:vAlign w:val="bottom"/>
+          </w:tcPr>
+          <w:p>
+            <w:pPr>
+              <w:pStyle w:val="Normal"/>
+              <w:widowControl w:val="false"/>
+              <w:jc w:val="center"/>
+              <w:rPr>
+                <w:rFonts w:ascii="arial" w:hAnsi="arial" w:eastAsia="arial"/>
+                <w:color w:val="000000"/>
+                <w:sz w:val="16"/>
+                <w:szCs w:val="16"/>
+              </w:rPr>
+            </w:pPr>
+            <w:r>
+              <w:rPr>
+                <w:rFonts w:eastAsia="arial" w:ascii="arial" w:hAnsi="arial"/>
+                <w:color w:val="000000"/>
+                <w:sz w:val="16"/>
+                <w:szCs w:val="16"/>
+              </w:rPr>
+              <w:t>Engine Start</w:t>
+            </w:r>
+          </w:p>
+        </w:tc>
+        <w:tc>
+          <w:tcPr>
+            <w:tcW w:w="1016" w:type="dxa"/>
+            <w:tcBorders>
+              <w:top w:val="single" w:sz="4" w:space="0" w:color="000000"/>
+              <w:left w:val="single" w:sz="4" w:space="0" w:color="000000"/>
+              <w:bottom w:val="single" w:sz="4" w:space="0" w:color="000000"/>
+            </w:tcBorders>
+            <w:vAlign w:val="bottom"/>
+          </w:tcPr>
+          <w:p>
+            <w:pPr>
+              <w:pStyle w:val="Normal"/>
+              <w:widowControl w:val="false"/>
+              <w:spacing w:lineRule="auto" w:line="180"/>
+              <w:jc w:val="center"/>
+              <w:rPr>
+                <w:color w:val="000000"/>
+                <w:sz w:val="16"/>
+                <w:szCs w:val="16"/>
+              </w:rPr>
+            </w:pPr>
+            <w:r>
+              <w:rPr>
+                <w:color w:val="000000"/>
+                <w:sz w:val="16"/>
+                <w:szCs w:val="16"/>
+              </w:rPr>
+              <w:t>Engine Run</w:t>
+            </w:r>
+          </w:p>
+        </w:tc>
+        <w:tc>
+          <w:tcPr>
+            <w:tcW w:w="1020" w:type="dxa"/>
+            <w:tcBorders>
+              <w:top w:val="single" w:sz="4" w:space="0" w:color="000000"/>
+              <w:left w:val="single" w:sz="4" w:space="0" w:color="000000"/>
+              <w:bottom w:val="single" w:sz="4" w:space="0" w:color="000000"/>
+            </w:tcBorders>
+            <w:vAlign w:val="bottom"/>
+          </w:tcPr>
+          <w:p>
+            <w:pPr>
+              <w:pStyle w:val="Normal"/>
+              <w:widowControl w:val="false"/>
+              <w:spacing w:lineRule="auto" w:line="180"/>
+              <w:jc w:val="center"/>
+              <w:rPr>
+                <w:color w:val="000000"/>
+                <w:sz w:val="16"/>
+                <w:szCs w:val="16"/>
+              </w:rPr>
+            </w:pPr>
+            <w:r>
+              <w:rPr>
+                <w:color w:val="000000"/>
+                <w:sz w:val="16"/>
+                <w:szCs w:val="16"/>
+              </w:rPr>
+              <w:t>Generator Field</w:t>
+            </w:r>
+          </w:p>
+        </w:tc>
+        <w:tc>
+          <w:tcPr>
+            <w:tcW w:w="1016" w:type="dxa"/>
+            <w:tcBorders>
+              <w:top w:val="single" w:sz="4" w:space="0" w:color="000000"/>
+              <w:left w:val="single" w:sz="4" w:space="0" w:color="000000"/>
+              <w:bottom w:val="single" w:sz="4" w:space="0" w:color="000000"/>
+            </w:tcBorders>
+            <w:vAlign w:val="bottom"/>
+          </w:tcPr>
+          <w:p>
+            <w:pPr>
+              <w:pStyle w:val="Normal"/>
+              <w:widowControl w:val="false"/>
+              <w:jc w:val="center"/>
+              <w:rPr>
+                <w:color w:val="000000"/>
+                <w:sz w:val="16"/>
+                <w:szCs w:val="16"/>
+              </w:rPr>
+            </w:pPr>
+            <w:r>
+              <w:rPr>
+                <w:color w:val="000000"/>
+                <w:sz w:val="16"/>
+                <w:szCs w:val="16"/>
+              </w:rPr>
+              <w:t>Brake</w:t>
+            </w:r>
+          </w:p>
+          <w:p>
+            <w:pPr>
+              <w:pStyle w:val="Normal"/>
+              <w:widowControl w:val="false"/>
+              <w:jc w:val="center"/>
+              <w:rPr>
+                <w:color w:val="000000"/>
+                <w:sz w:val="16"/>
+                <w:szCs w:val="16"/>
+              </w:rPr>
+            </w:pPr>
+            <w:r>
+              <w:rPr>
+                <w:color w:val="000000"/>
+                <w:sz w:val="16"/>
+                <w:szCs w:val="16"/>
+              </w:rPr>
+              <w:t>Cutoff</w:t>
+            </w:r>
+          </w:p>
+        </w:tc>
+        <w:tc>
+          <w:tcPr>
+            <w:tcW w:w="1016" w:type="dxa"/>
+            <w:tcBorders>
+              <w:top w:val="single" w:sz="4" w:space="0" w:color="000000"/>
+              <w:left w:val="single" w:sz="4" w:space="0" w:color="000000"/>
+              <w:bottom w:val="single" w:sz="4" w:space="0" w:color="000000"/>
+            </w:tcBorders>
+            <w:vAlign w:val="bottom"/>
+          </w:tcPr>
+          <w:p>
+            <w:pPr>
+              <w:pStyle w:val="Normal"/>
+              <w:widowControl w:val="false"/>
+              <w:jc w:val="center"/>
+              <w:rPr>
+                <w:color w:val="000000"/>
+                <w:sz w:val="16"/>
+                <w:szCs w:val="16"/>
+              </w:rPr>
+            </w:pPr>
+            <w:r>
+              <w:rPr>
+                <w:color w:val="000000"/>
+                <w:sz w:val="16"/>
+                <w:szCs w:val="16"/>
+              </w:rPr>
+              <w:t>MU-2A Lead</w:t>
+            </w:r>
+          </w:p>
+        </w:tc>
+        <w:tc>
+          <w:tcPr>
+            <w:tcW w:w="1017" w:type="dxa"/>
+            <w:tcBorders>
+              <w:top w:val="single" w:sz="4" w:space="0" w:color="000000"/>
+              <w:left w:val="single" w:sz="4" w:space="0" w:color="000000"/>
+              <w:bottom w:val="single" w:sz="4" w:space="0" w:color="000000"/>
+            </w:tcBorders>
+            <w:vAlign w:val="bottom"/>
+          </w:tcPr>
+          <w:p>
+            <w:pPr>
+              <w:pStyle w:val="Normal"/>
+              <w:widowControl w:val="false"/>
+              <w:jc w:val="center"/>
+              <w:rPr>
+                <w:color w:val="000000"/>
+                <w:sz w:val="16"/>
+                <w:szCs w:val="16"/>
+              </w:rPr>
+            </w:pPr>
+            <w:r>
+              <w:rPr>
+                <w:rFonts w:eastAsia="arial" w:ascii="arial" w:hAnsi="arial"/>
+                <w:color w:val="000000"/>
+                <w:sz w:val="16"/>
+                <w:szCs w:val="16"/>
+              </w:rPr>
+              <w:t>Isolation Run</w:t>
+            </w:r>
+          </w:p>
+        </w:tc>
+        <w:tc>
+          <w:tcPr>
+            <w:tcW w:w="1016" w:type="dxa"/>
+            <w:tcBorders>
+              <w:top w:val="single" w:sz="4" w:space="0" w:color="000000"/>
+              <w:left w:val="single" w:sz="4" w:space="0" w:color="000000"/>
+              <w:bottom w:val="single" w:sz="4" w:space="0" w:color="000000"/>
+            </w:tcBorders>
+            <w:vAlign w:val="bottom"/>
+          </w:tcPr>
+          <w:p>
+            <w:pPr>
+              <w:pStyle w:val="Normal"/>
+              <w:widowControl w:val="false"/>
+              <w:jc w:val="center"/>
+              <w:rPr>
+                <w:sz w:val="16"/>
+                <w:szCs w:val="16"/>
+              </w:rPr>
+            </w:pPr>
+            <w:r>
+              <w:rPr>
+                <w:sz w:val="16"/>
+                <w:szCs w:val="16"/>
+              </w:rPr>
+              <w:t>Rear HL Up</w:t>
+            </w:r>
+          </w:p>
+        </w:tc>
+        <w:tc>
+          <w:tcPr>
+            <w:tcW w:w="1020" w:type="dxa"/>
+            <w:tcBorders>
+              <w:top w:val="single" w:sz="4" w:space="0" w:color="000000"/>
+              <w:left w:val="single" w:sz="4" w:space="0" w:color="000000"/>
+              <w:bottom w:val="single" w:sz="4" w:space="0" w:color="000000"/>
+            </w:tcBorders>
+            <w:vAlign w:val="bottom"/>
+          </w:tcPr>
+          <w:p>
+            <w:pPr>
+              <w:pStyle w:val="Normal"/>
+              <w:widowControl w:val="false"/>
+              <w:jc w:val="center"/>
+              <w:rPr>
+                <w:color w:val="000000"/>
+                <w:sz w:val="16"/>
+                <w:szCs w:val="16"/>
+              </w:rPr>
+            </w:pPr>
+            <w:r>
+              <w:rPr>
+                <w:rFonts w:eastAsia="arial" w:ascii="arial" w:hAnsi="arial"/>
+                <w:color w:val="000000"/>
+                <w:sz w:val="16"/>
+                <w:szCs w:val="16"/>
+              </w:rPr>
+              <w:t>HEP On</w:t>
+            </w:r>
+          </w:p>
+        </w:tc>
+        <w:tc>
+          <w:tcPr>
+            <w:tcW w:w="1016" w:type="dxa"/>
+            <w:tcBorders>
+              <w:top w:val="single" w:sz="4" w:space="0" w:color="000000"/>
+              <w:left w:val="single" w:sz="4" w:space="0" w:color="000000"/>
+              <w:bottom w:val="single" w:sz="4" w:space="0" w:color="000000"/>
+            </w:tcBorders>
+            <w:vAlign w:val="bottom"/>
+          </w:tcPr>
+          <w:p>
+            <w:pPr>
+              <w:pStyle w:val="Normal"/>
+              <w:widowControl w:val="false"/>
+              <w:spacing w:lineRule="auto" w:line="180"/>
+              <w:jc w:val="center"/>
+              <w:rPr>
+                <w:sz w:val="16"/>
+                <w:szCs w:val="16"/>
+              </w:rPr>
+            </w:pPr>
+            <w:r>
+              <w:rPr>
+                <w:rFonts w:eastAsia="arial" w:ascii="arial" w:hAnsi="arial"/>
+                <w:color w:val="000000"/>
+                <w:sz w:val="16"/>
+                <w:szCs w:val="16"/>
+              </w:rPr>
+              <w:t>Gauge Light</w:t>
+            </w:r>
+          </w:p>
+        </w:tc>
+        <w:tc>
+          <w:tcPr>
+            <w:tcW w:w="1016" w:type="dxa"/>
+            <w:tcBorders>
+              <w:top w:val="single" w:sz="4" w:space="0" w:color="000000"/>
+              <w:left w:val="single" w:sz="4" w:space="0" w:color="000000"/>
+              <w:bottom w:val="single" w:sz="4" w:space="0" w:color="000000"/>
+            </w:tcBorders>
+            <w:vAlign w:val="bottom"/>
+          </w:tcPr>
+          <w:p>
+            <w:pPr>
+              <w:pStyle w:val="Normal"/>
+              <w:widowControl w:val="false"/>
+              <w:spacing w:lineRule="auto" w:line="180"/>
+              <w:jc w:val="center"/>
+              <w:rPr>
+                <w:sz w:val="16"/>
+                <w:szCs w:val="16"/>
+              </w:rPr>
+            </w:pPr>
+            <w:r>
+              <w:rPr>
+                <w:sz w:val="16"/>
+                <w:szCs w:val="16"/>
+              </w:rPr>
+              <w:t>Cab Light</w:t>
+            </w:r>
+          </w:p>
+        </w:tc>
+        <w:tc>
+          <w:tcPr>
+            <w:tcW w:w="1016" w:type="dxa"/>
+            <w:tcBorders>
+              <w:top w:val="single" w:sz="4" w:space="0" w:color="000000"/>
+              <w:left w:val="single" w:sz="4" w:space="0" w:color="000000"/>
+              <w:bottom w:val="single" w:sz="4" w:space="0" w:color="000000"/>
+            </w:tcBorders>
+            <w:vAlign w:val="bottom"/>
+          </w:tcPr>
+          <w:p>
+            <w:pPr>
+              <w:pStyle w:val="Normal"/>
+              <w:widowControl w:val="false"/>
+              <w:spacing w:lineRule="auto" w:line="180"/>
+              <w:jc w:val="center"/>
+              <w:rPr>
+                <w:sz w:val="16"/>
+                <w:szCs w:val="16"/>
+              </w:rPr>
+            </w:pPr>
+            <w:r>
+              <w:rPr>
+                <w:rFonts w:eastAsia="arial" w:ascii="arial" w:hAnsi="arial"/>
+                <w:color w:val="000000"/>
+                <w:sz w:val="16"/>
+                <w:szCs w:val="16"/>
+              </w:rPr>
+              <w:t>1-Person</w:t>
+            </w:r>
+          </w:p>
+        </w:tc>
+        <w:tc>
+          <w:tcPr>
+            <w:tcW w:w="1029" w:type="dxa"/>
+            <w:tcBorders>
+              <w:top w:val="single" w:sz="4" w:space="0" w:color="000000"/>
+              <w:left w:val="single" w:sz="4" w:space="0" w:color="000000"/>
+              <w:bottom w:val="single" w:sz="4" w:space="0" w:color="000000"/>
+              <w:right w:val="single" w:sz="4" w:space="0" w:color="000000"/>
+            </w:tcBorders>
+            <w:vAlign w:val="bottom"/>
+          </w:tcPr>
+          <w:p>
+            <w:pPr>
+              <w:pStyle w:val="Normal"/>
+              <w:widowControl w:val="false"/>
+              <w:spacing w:lineRule="auto" w:line="180"/>
+              <w:jc w:val="center"/>
+              <w:rPr>
+                <w:sz w:val="16"/>
+                <w:szCs w:val="16"/>
+              </w:rPr>
+            </w:pPr>
+            <w:r>
+              <w:rPr>
+                <w:rFonts w:eastAsia="arial" w:ascii="arial" w:hAnsi="arial"/>
+                <w:color w:val="000000"/>
+                <w:sz w:val="16"/>
+                <w:szCs w:val="16"/>
+              </w:rPr>
+              <w:t>Next</w:t>
+            </w:r>
+          </w:p>
+          <w:p>
+            <w:pPr>
+              <w:pStyle w:val="Normal"/>
+              <w:widowControl w:val="false"/>
+              <w:spacing w:lineRule="auto" w:line="180"/>
+              <w:jc w:val="center"/>
+              <w:rPr>
+                <w:sz w:val="16"/>
+                <w:szCs w:val="16"/>
+              </w:rPr>
+            </w:pPr>
+            <w:r>
+              <w:rPr>
+                <w:rFonts w:eastAsia="arial" w:ascii="arial" w:hAnsi="arial"/>
+                <w:color w:val="000000"/>
+                <w:sz w:val="16"/>
+                <w:szCs w:val="16"/>
+              </w:rPr>
+              <w:t>Cab Cam</w:t>
+            </w:r>
+          </w:p>
+        </w:tc>
+      </w:tr>
+    </w:tbl>
+    <w:p>
+      <w:pPr>
+        <w:pStyle w:val="Normal"/>
+        <w:rPr>
+          <w:rFonts w:ascii="arial" w:hAnsi="arial" w:eastAsia="arial"/>
+          <w:color w:val="000000"/>
+          <w:sz w:val="16"/>
+          <w:szCs w:val="16"/>
+        </w:rPr>
+      </w:pPr>
+      <w:r>
+        <w:rPr>
+          <w:rFonts w:eastAsia="arial" w:ascii="arial" w:hAnsi="arial"/>
+          <w:color w:val="000000"/>
+          <w:sz w:val="16"/>
+          <w:szCs w:val="16"/>
+        </w:rPr>
+      </w:r>
+    </w:p>
+    <w:p>
+      <w:pPr>
+        <w:pStyle w:val="Normal"/>
+        <w:rPr>
+          <w:color w:val="000000"/>
+          <w:sz w:val="16"/>
+          <w:szCs w:val="16"/>
+        </w:rPr>
+      </w:pPr>
+      <w:r>
+        <w:rPr>
+          <w:rFonts w:eastAsia="arial" w:ascii="arial" w:hAnsi="arial"/>
+          <w:color w:val="000000"/>
+          <w:sz w:val="16"/>
+          <w:szCs w:val="16"/>
+        </w:rPr>
+        <w:tab/>
+        <w:t xml:space="preserve">           F40PH-2CAT-2</w:t>
+      </w:r>
+    </w:p>
+    <w:tbl>
+      <w:tblPr>
+        <w:tblW w:w="14248" w:type="dxa"/>
+        <w:jc w:val="left"/>
+        <w:tblInd w:w="-5" w:type="dxa"/>
+        <w:tblLayout w:type="fixed"/>
+        <w:tblCellMar>
+          <w:top w:w="0" w:type="dxa"/>
+          <w:left w:w="108" w:type="dxa"/>
+          <w:bottom w:w="0" w:type="dxa"/>
+          <w:right w:w="108" w:type="dxa"/>
+        </w:tblCellMar>
+        <w:tblLook w:firstRow="1" w:noVBand="1" w:lastRow="0" w:firstColumn="1" w:lastColumn="0" w:noHBand="0" w:val="04a0"/>
+      </w:tblPr>
+      <w:tblGrid>
+        <w:gridCol w:w="1017"/>
+        <w:gridCol w:w="1019"/>
+        <w:gridCol w:w="1014"/>
+        <w:gridCol w:w="1016"/>
+        <w:gridCol w:w="1020"/>
+        <w:gridCol w:w="1016"/>
+        <w:gridCol w:w="1016"/>
+        <w:gridCol w:w="1017"/>
+        <w:gridCol w:w="1016"/>
+        <w:gridCol w:w="1020"/>
+        <w:gridCol w:w="1016"/>
+        <w:gridCol w:w="1016"/>
+        <w:gridCol w:w="1016"/>
+        <w:gridCol w:w="1029"/>
+      </w:tblGrid>
+      <w:tr>
+        <w:trPr>
+          <w:trHeight w:val="440" w:hRule="exact"/>
+          <w:cantSplit w:val="true"/>
+        </w:trPr>
+        <w:tc>
+          <w:tcPr>
+            <w:tcW w:w="1017" w:type="dxa"/>
+            <w:tcBorders>
+              <w:top w:val="single" w:sz="4" w:space="0" w:color="000000"/>
+              <w:left w:val="single" w:sz="4" w:space="0" w:color="000000"/>
+              <w:bottom w:val="single" w:sz="4" w:space="0" w:color="000000"/>
+            </w:tcBorders>
+            <w:vAlign w:val="bottom"/>
+          </w:tcPr>
+          <w:p>
+            <w:pPr>
+              <w:pStyle w:val="Normal"/>
+              <w:widowControl w:val="false"/>
+              <w:spacing w:lineRule="auto" w:line="180" w:before="0" w:after="60"/>
+              <w:jc w:val="center"/>
+              <w:rPr>
+                <w:b/>
+                <w:bCs/>
+              </w:rPr>
+            </w:pPr>
+            <w:r>
+              <w:rPr>
+                <w:b/>
+                <w:bCs/>
+                <w:color w:val="000000"/>
+                <w:sz w:val="16"/>
+                <w:szCs w:val="16"/>
+              </w:rPr>
+              <w:t>HUD</w:t>
+            </w:r>
+          </w:p>
+        </w:tc>
+        <w:tc>
+          <w:tcPr>
+            <w:tcW w:w="1019" w:type="dxa"/>
+            <w:tcBorders>
+              <w:top w:val="single" w:sz="4" w:space="0" w:color="000000"/>
+              <w:left w:val="single" w:sz="4" w:space="0" w:color="000000"/>
+              <w:bottom w:val="single" w:sz="4" w:space="0" w:color="000000"/>
+            </w:tcBorders>
+            <w:vAlign w:val="bottom"/>
+          </w:tcPr>
+          <w:p>
+            <w:pPr>
+              <w:pStyle w:val="Normal"/>
+              <w:widowControl w:val="false"/>
+              <w:spacing w:lineRule="auto" w:line="180"/>
+              <w:jc w:val="center"/>
+              <w:rPr>
+                <w:color w:val="000000"/>
+                <w:sz w:val="16"/>
+                <w:szCs w:val="16"/>
+              </w:rPr>
+            </w:pPr>
+            <w:r>
+              <w:rPr>
+                <w:color w:val="000000"/>
+                <w:sz w:val="16"/>
+                <w:szCs w:val="16"/>
+              </w:rPr>
+              <w:t>Schedule</w:t>
+            </w:r>
+          </w:p>
+        </w:tc>
+        <w:tc>
+          <w:tcPr>
+            <w:tcW w:w="1014" w:type="dxa"/>
+            <w:tcBorders>
+              <w:top w:val="single" w:sz="4" w:space="0" w:color="000000"/>
+              <w:left w:val="single" w:sz="4" w:space="0" w:color="000000"/>
+              <w:bottom w:val="single" w:sz="4" w:space="0" w:color="000000"/>
+            </w:tcBorders>
+            <w:vAlign w:val="bottom"/>
+          </w:tcPr>
+          <w:p>
+            <w:pPr>
+              <w:pStyle w:val="Normal"/>
+              <w:widowControl w:val="false"/>
+              <w:spacing w:lineRule="auto" w:line="180"/>
+              <w:jc w:val="center"/>
+              <w:rPr>
+                <w:color w:val="000000"/>
+                <w:sz w:val="16"/>
+                <w:szCs w:val="16"/>
+              </w:rPr>
+            </w:pPr>
+            <w:r>
+              <w:rPr>
+                <w:rFonts w:eastAsia="arial" w:ascii="arial" w:hAnsi="arial"/>
+                <w:color w:val="000000"/>
+                <w:sz w:val="16"/>
+                <w:szCs w:val="16"/>
+              </w:rPr>
+              <w:t>Engine Stop</w:t>
+            </w:r>
+          </w:p>
+        </w:tc>
+        <w:tc>
+          <w:tcPr>
+            <w:tcW w:w="1016" w:type="dxa"/>
+            <w:tcBorders>
+              <w:top w:val="single" w:sz="4" w:space="0" w:color="000000"/>
+              <w:left w:val="single" w:sz="4" w:space="0" w:color="000000"/>
+              <w:bottom w:val="single" w:sz="4" w:space="0" w:color="000000"/>
+            </w:tcBorders>
+            <w:vAlign w:val="bottom"/>
+          </w:tcPr>
+          <w:p>
+            <w:pPr>
+              <w:pStyle w:val="Normal"/>
+              <w:widowControl w:val="false"/>
+              <w:spacing w:lineRule="auto" w:line="180"/>
+              <w:jc w:val="center"/>
+              <w:rPr>
+                <w:color w:val="000000"/>
+                <w:sz w:val="16"/>
+                <w:szCs w:val="16"/>
+              </w:rPr>
+            </w:pPr>
+            <w:r>
+              <w:rPr>
+                <w:color w:val="000000"/>
+                <w:sz w:val="16"/>
+                <w:szCs w:val="16"/>
+              </w:rPr>
+              <w:t>Alerter</w:t>
+            </w:r>
+          </w:p>
+        </w:tc>
+        <w:tc>
+          <w:tcPr>
+            <w:tcW w:w="1020" w:type="dxa"/>
+            <w:tcBorders>
+              <w:top w:val="single" w:sz="4" w:space="0" w:color="000000"/>
+              <w:left w:val="single" w:sz="4" w:space="0" w:color="000000"/>
+              <w:bottom w:val="single" w:sz="4" w:space="0" w:color="000000"/>
+            </w:tcBorders>
+            <w:vAlign w:val="bottom"/>
+          </w:tcPr>
+          <w:p>
+            <w:pPr>
+              <w:pStyle w:val="Normal"/>
+              <w:widowControl w:val="false"/>
+              <w:spacing w:lineRule="auto" w:line="180"/>
+              <w:jc w:val="center"/>
+              <w:rPr>
+                <w:color w:val="000000"/>
+                <w:sz w:val="16"/>
+                <w:szCs w:val="16"/>
+              </w:rPr>
+            </w:pPr>
+            <w:r>
+              <w:rPr>
+                <w:color w:val="000000"/>
+                <w:sz w:val="16"/>
+                <w:szCs w:val="16"/>
+              </w:rPr>
+              <w:t>Control &amp; Fuel Pump</w:t>
+            </w:r>
+          </w:p>
+        </w:tc>
+        <w:tc>
+          <w:tcPr>
+            <w:tcW w:w="1016" w:type="dxa"/>
+            <w:tcBorders>
+              <w:top w:val="single" w:sz="4" w:space="0" w:color="000000"/>
+              <w:left w:val="single" w:sz="4" w:space="0" w:color="000000"/>
+              <w:bottom w:val="single" w:sz="4" w:space="0" w:color="000000"/>
+            </w:tcBorders>
+            <w:vAlign w:val="bottom"/>
+          </w:tcPr>
+          <w:p>
+            <w:pPr>
+              <w:pStyle w:val="Normal"/>
+              <w:widowControl w:val="false"/>
+              <w:jc w:val="center"/>
+              <w:rPr>
+                <w:color w:val="000000"/>
+                <w:sz w:val="16"/>
+                <w:szCs w:val="16"/>
+              </w:rPr>
+            </w:pPr>
+            <w:r>
+              <w:rPr>
+                <w:color w:val="000000"/>
+                <w:sz w:val="16"/>
+                <w:szCs w:val="16"/>
+              </w:rPr>
+              <w:t>Marker Light</w:t>
+            </w:r>
+          </w:p>
+        </w:tc>
+        <w:tc>
+          <w:tcPr>
+            <w:tcW w:w="1016" w:type="dxa"/>
+            <w:tcBorders>
+              <w:top w:val="single" w:sz="4" w:space="0" w:color="000000"/>
+              <w:left w:val="single" w:sz="4" w:space="0" w:color="000000"/>
+              <w:bottom w:val="single" w:sz="4" w:space="0" w:color="000000"/>
+            </w:tcBorders>
+            <w:vAlign w:val="bottom"/>
+          </w:tcPr>
+          <w:p>
+            <w:pPr>
+              <w:pStyle w:val="Normal"/>
+              <w:widowControl w:val="false"/>
+              <w:jc w:val="center"/>
+              <w:rPr>
+                <w:color w:val="000000"/>
+                <w:sz w:val="16"/>
+                <w:szCs w:val="16"/>
+              </w:rPr>
+            </w:pPr>
+            <w:r>
+              <w:rPr>
+                <w:rFonts w:eastAsia="arial" w:ascii="arial" w:hAnsi="arial"/>
+                <w:color w:val="000000"/>
+                <w:sz w:val="16"/>
+                <w:szCs w:val="16"/>
+              </w:rPr>
+              <w:t>MU-2A Trail</w:t>
+            </w:r>
+          </w:p>
+        </w:tc>
+        <w:tc>
+          <w:tcPr>
+            <w:tcW w:w="1017" w:type="dxa"/>
+            <w:tcBorders>
+              <w:top w:val="single" w:sz="4" w:space="0" w:color="000000"/>
+              <w:left w:val="single" w:sz="4" w:space="0" w:color="000000"/>
+              <w:bottom w:val="single" w:sz="4" w:space="0" w:color="000000"/>
+            </w:tcBorders>
+            <w:vAlign w:val="bottom"/>
+          </w:tcPr>
+          <w:p>
+            <w:pPr>
+              <w:pStyle w:val="Normal"/>
+              <w:widowControl w:val="false"/>
+              <w:jc w:val="center"/>
+              <w:rPr>
+                <w:color w:val="000000"/>
+                <w:sz w:val="16"/>
+                <w:szCs w:val="16"/>
+              </w:rPr>
+            </w:pPr>
+            <w:r>
+              <w:rPr>
+                <w:rFonts w:eastAsia="arial" w:ascii="arial" w:hAnsi="arial"/>
+                <w:color w:val="000000"/>
+                <w:sz w:val="16"/>
+                <w:szCs w:val="16"/>
+              </w:rPr>
+              <w:t>Isolation Start Iso.</w:t>
+            </w:r>
+          </w:p>
+        </w:tc>
+        <w:tc>
+          <w:tcPr>
+            <w:tcW w:w="1016" w:type="dxa"/>
+            <w:tcBorders>
+              <w:top w:val="single" w:sz="4" w:space="0" w:color="000000"/>
+              <w:left w:val="single" w:sz="4" w:space="0" w:color="000000"/>
+              <w:bottom w:val="single" w:sz="4" w:space="0" w:color="000000"/>
+            </w:tcBorders>
+            <w:vAlign w:val="bottom"/>
+          </w:tcPr>
+          <w:p>
+            <w:pPr>
+              <w:pStyle w:val="Normal"/>
+              <w:widowControl w:val="false"/>
+              <w:jc w:val="center"/>
+              <w:rPr>
+                <w:sz w:val="16"/>
+                <w:szCs w:val="16"/>
+              </w:rPr>
+            </w:pPr>
+            <w:r>
+              <w:rPr>
+                <w:rFonts w:eastAsia="arial" w:ascii="arial" w:hAnsi="arial"/>
+                <w:color w:val="000000"/>
+                <w:sz w:val="16"/>
+                <w:szCs w:val="16"/>
+              </w:rPr>
+              <w:t>Rear HL Down</w:t>
+            </w:r>
+          </w:p>
+        </w:tc>
+        <w:tc>
+          <w:tcPr>
+            <w:tcW w:w="1020" w:type="dxa"/>
+            <w:tcBorders>
+              <w:top w:val="single" w:sz="4" w:space="0" w:color="000000"/>
+              <w:left w:val="single" w:sz="4" w:space="0" w:color="000000"/>
+              <w:bottom w:val="single" w:sz="4" w:space="0" w:color="000000"/>
+            </w:tcBorders>
+            <w:vAlign w:val="bottom"/>
+          </w:tcPr>
+          <w:p>
+            <w:pPr>
+              <w:pStyle w:val="Normal"/>
+              <w:widowControl w:val="false"/>
+              <w:jc w:val="center"/>
+              <w:rPr>
+                <w:color w:val="000000"/>
+                <w:sz w:val="16"/>
+                <w:szCs w:val="16"/>
+              </w:rPr>
+            </w:pPr>
+            <w:r>
+              <w:rPr>
+                <w:rFonts w:eastAsia="arial" w:ascii="arial" w:hAnsi="arial"/>
+                <w:color w:val="000000"/>
+                <w:sz w:val="16"/>
+                <w:szCs w:val="16"/>
+              </w:rPr>
+              <w:t>HEP Off</w:t>
+            </w:r>
+          </w:p>
+        </w:tc>
+        <w:tc>
+          <w:tcPr>
+            <w:tcW w:w="1016" w:type="dxa"/>
+            <w:tcBorders>
+              <w:top w:val="single" w:sz="4" w:space="0" w:color="000000"/>
+              <w:left w:val="single" w:sz="4" w:space="0" w:color="000000"/>
+              <w:bottom w:val="single" w:sz="4" w:space="0" w:color="000000"/>
+            </w:tcBorders>
+            <w:vAlign w:val="bottom"/>
+          </w:tcPr>
+          <w:p>
+            <w:pPr>
+              <w:pStyle w:val="Normal"/>
+              <w:widowControl w:val="false"/>
+              <w:spacing w:lineRule="auto" w:line="180"/>
+              <w:jc w:val="center"/>
+              <w:rPr>
+                <w:sz w:val="16"/>
+                <w:szCs w:val="16"/>
+              </w:rPr>
+            </w:pPr>
+            <w:r>
+              <w:rPr>
+                <w:rFonts w:eastAsia="arial" w:ascii="arial" w:hAnsi="arial"/>
+                <w:color w:val="000000"/>
+                <w:sz w:val="16"/>
+                <w:szCs w:val="16"/>
+              </w:rPr>
+              <w:t>Ditchlight Pulse</w:t>
+            </w:r>
+          </w:p>
+        </w:tc>
+        <w:tc>
+          <w:tcPr>
+            <w:tcW w:w="1016" w:type="dxa"/>
+            <w:tcBorders>
+              <w:top w:val="single" w:sz="4" w:space="0" w:color="000000"/>
+              <w:left w:val="single" w:sz="4" w:space="0" w:color="000000"/>
+              <w:bottom w:val="single" w:sz="4" w:space="0" w:color="000000"/>
+            </w:tcBorders>
+            <w:vAlign w:val="bottom"/>
+          </w:tcPr>
+          <w:p>
+            <w:pPr>
+              <w:pStyle w:val="Normal"/>
+              <w:widowControl w:val="false"/>
+              <w:spacing w:lineRule="auto" w:line="180"/>
+              <w:jc w:val="center"/>
+              <w:rPr>
+                <w:sz w:val="16"/>
+                <w:szCs w:val="16"/>
+              </w:rPr>
+            </w:pPr>
+            <w:r>
+              <w:rPr>
+                <w:sz w:val="16"/>
+                <w:szCs w:val="16"/>
+              </w:rPr>
+              <w:t>Step Light</w:t>
+            </w:r>
+          </w:p>
+        </w:tc>
+        <w:tc>
+          <w:tcPr>
+            <w:tcW w:w="1016" w:type="dxa"/>
+            <w:tcBorders>
+              <w:top w:val="single" w:sz="4" w:space="0" w:color="000000"/>
+              <w:left w:val="single" w:sz="4" w:space="0" w:color="000000"/>
+              <w:bottom w:val="single" w:sz="4" w:space="0" w:color="000000"/>
+            </w:tcBorders>
+            <w:vAlign w:val="bottom"/>
+          </w:tcPr>
+          <w:p>
+            <w:pPr>
+              <w:pStyle w:val="Normal"/>
+              <w:widowControl w:val="false"/>
+              <w:spacing w:lineRule="auto" w:line="180"/>
+              <w:jc w:val="center"/>
+              <w:rPr>
+                <w:sz w:val="16"/>
+                <w:szCs w:val="16"/>
+              </w:rPr>
+            </w:pPr>
+            <w:r>
+              <w:rPr>
+                <w:rFonts w:eastAsia="arial" w:ascii="arial" w:hAnsi="arial"/>
+                <w:color w:val="000000"/>
+                <w:sz w:val="16"/>
+                <w:szCs w:val="16"/>
+              </w:rPr>
+              <w:t>Exterior</w:t>
+            </w:r>
+          </w:p>
+          <w:p>
+            <w:pPr>
+              <w:pStyle w:val="Normal"/>
+              <w:widowControl w:val="false"/>
+              <w:spacing w:lineRule="auto" w:line="180"/>
+              <w:jc w:val="center"/>
+              <w:rPr>
+                <w:sz w:val="16"/>
+                <w:szCs w:val="16"/>
+              </w:rPr>
+            </w:pPr>
+            <w:r>
+              <w:rPr>
+                <w:rFonts w:eastAsia="arial" w:ascii="arial" w:hAnsi="arial"/>
+                <w:color w:val="000000"/>
+                <w:sz w:val="16"/>
+                <w:szCs w:val="16"/>
+              </w:rPr>
+              <w:t>Camera</w:t>
+            </w:r>
+          </w:p>
+        </w:tc>
+        <w:tc>
+          <w:tcPr>
+            <w:tcW w:w="1029" w:type="dxa"/>
+            <w:tcBorders>
+              <w:top w:val="single" w:sz="4" w:space="0" w:color="000000"/>
+              <w:left w:val="single" w:sz="4" w:space="0" w:color="000000"/>
+              <w:bottom w:val="single" w:sz="4" w:space="0" w:color="000000"/>
+              <w:right w:val="single" w:sz="4" w:space="0" w:color="000000"/>
+            </w:tcBorders>
+            <w:vAlign w:val="bottom"/>
+          </w:tcPr>
+          <w:p>
+            <w:pPr>
+              <w:pStyle w:val="Normal"/>
+              <w:widowControl w:val="false"/>
+              <w:spacing w:lineRule="auto" w:line="180"/>
+              <w:jc w:val="center"/>
+              <w:rPr>
+                <w:sz w:val="16"/>
+                <w:szCs w:val="16"/>
+              </w:rPr>
+            </w:pPr>
+            <w:r>
+              <w:rPr>
+                <w:rFonts w:eastAsia="arial" w:ascii="arial" w:hAnsi="arial"/>
+                <w:color w:val="000000"/>
+                <w:sz w:val="16"/>
+                <w:szCs w:val="16"/>
+              </w:rPr>
+              <w:t>Prev</w:t>
+            </w:r>
+          </w:p>
+          <w:p>
+            <w:pPr>
+              <w:pStyle w:val="Normal"/>
+              <w:widowControl w:val="false"/>
+              <w:spacing w:lineRule="auto" w:line="180"/>
+              <w:jc w:val="center"/>
+              <w:rPr>
+                <w:sz w:val="16"/>
+                <w:szCs w:val="16"/>
+              </w:rPr>
+            </w:pPr>
+            <w:r>
+              <w:rPr>
+                <w:rFonts w:eastAsia="arial" w:ascii="arial" w:hAnsi="arial"/>
+                <w:color w:val="000000"/>
+                <w:sz w:val="16"/>
+                <w:szCs w:val="16"/>
+              </w:rPr>
+              <w:t>Cab Cam</w:t>
+            </w:r>
+          </w:p>
+        </w:tc>
+      </w:tr>
+    </w:tbl>
+    <w:p>
+      <w:pPr>
+        <w:pStyle w:val="Normal"/>
+        <w:rPr>
+          <w:color w:val="000000"/>
+          <w:sz w:val="16"/>
+          <w:szCs w:val="16"/>
+        </w:rPr>
+      </w:pPr>
+      <w:r>
+        <w:rPr>
+          <w:color w:val="000000"/>
+          <w:sz w:val="16"/>
+          <w:szCs w:val="16"/>
+        </w:rPr>
+      </w:r>
+    </w:p>
+    <w:p>
+      <w:pPr>
+        <w:pStyle w:val="Normal"/>
+        <w:rPr>
+          <w:color w:val="000000"/>
+          <w:sz w:val="16"/>
+          <w:szCs w:val="16"/>
+        </w:rPr>
+      </w:pPr>
+      <w:r>
+        <w:rPr>
+          <w:color w:val="000000"/>
+          <w:sz w:val="16"/>
+          <w:szCs w:val="16"/>
+        </w:rPr>
+        <w:tab/>
+        <w:t xml:space="preserve">       </w:t>
+      </w:r>
+      <w:r>
+        <w:rPr>
+          <w:rFonts w:eastAsia="arial" w:ascii="arial" w:hAnsi="arial"/>
+          <w:color w:val="000000"/>
+          <w:sz w:val="16"/>
+          <w:szCs w:val="16"/>
+        </w:rPr>
         <w:t xml:space="preserve">    </w:t>
       </w:r>
       <w:r>
@@ -14813,7 +17097,7 @@
           <w:sz w:val="16"/>
           <w:szCs w:val="16"/>
         </w:rPr>
-        <w:t>MP15DC</w:t>
+        <w:t>Gallery Cab Car</w:t>
       </w:r>
       <w:r>
         <w:rPr>
@@ -14949,13 +17233,7 @@
               </w:rPr>
             </w:pPr>
             <w:r>
-              <w:rPr>
-                <w:rFonts w:eastAsia="arial" w:ascii="arial" w:hAnsi="arial"/>
-                <w:color w:val="000000"/>
-                <w:sz w:val="16"/>
-                <w:szCs w:val="16"/>
-              </w:rPr>
-              <w:t>Radio</w:t>
+              <w:rPr/>
             </w:r>
           </w:p>
         </w:tc>
@@ -15070,38 +17348,41 @@
                 <w:sz w:val="16"/>
                 <w:szCs w:val="16"/>
               </w:rPr>
-              <w:t>Cut-In</w:t>
-            </w:r>
-          </w:p>
-        </w:tc>
-        <w:tc>
-          <w:tcPr>
-            <w:tcW w:w="1016" w:type="dxa"/>
-            <w:tcBorders>
-              <w:top w:val="single" w:sz="4" w:space="0" w:color="000000"/>
-              <w:left w:val="single" w:sz="4" w:space="0" w:color="000000"/>
-              <w:bottom w:val="single" w:sz="4" w:space="0" w:color="000000"/>
-            </w:tcBorders>
-            <w:vAlign w:val="bottom"/>
-          </w:tcPr>
-          <w:p>
-            <w:pPr>
-              <w:pStyle w:val="Normal"/>
-              <w:widowControl w:val="false"/>
-              <w:jc w:val="center"/>
-              <w:rPr>
-                <w:color w:val="000000"/>
-                <w:sz w:val="16"/>
-                <w:szCs w:val="16"/>
-              </w:rPr>
-            </w:pPr>
-            <w:r>
-              <w:rPr>
-                <w:color w:val="000000"/>
-                <w:sz w:val="16"/>
-                <w:szCs w:val="16"/>
-              </w:rPr>
-              <w:t>MU-2A Lead</w:t>
+              <w:t>Cut-</w:t>
+            </w:r>
+            <w:r>
+              <w:rPr>
+                <w:color w:val="000000"/>
+                <w:sz w:val="16"/>
+                <w:szCs w:val="16"/>
+              </w:rPr>
+              <w:t>In</w:t>
+            </w:r>
+          </w:p>
+        </w:tc>
+        <w:tc>
+          <w:tcPr>
+            <w:tcW w:w="1016" w:type="dxa"/>
+            <w:tcBorders>
+              <w:top w:val="single" w:sz="4" w:space="0" w:color="000000"/>
+              <w:left w:val="single" w:sz="4" w:space="0" w:color="000000"/>
+              <w:bottom w:val="single" w:sz="4" w:space="0" w:color="000000"/>
+            </w:tcBorders>
+            <w:vAlign w:val="bottom"/>
+          </w:tcPr>
+          <w:p>
+            <w:pPr>
+              <w:pStyle w:val="Normal"/>
+              <w:widowControl w:val="false"/>
+              <w:jc w:val="center"/>
+              <w:rPr>
+                <w:color w:val="000000"/>
+                <w:sz w:val="16"/>
+                <w:szCs w:val="16"/>
+              </w:rPr>
+            </w:pPr>
+            <w:r>
+              <w:rPr/>
             </w:r>
           </w:p>
         </w:tc>
@@ -15127,42 +17408,39 @@
               </w:rPr>
             </w:pPr>
             <w:r>
-              <w:rPr>
-                <w:rFonts w:eastAsia="arial" w:ascii="arial" w:hAnsi="arial"/>
-                <w:color w:val="000000"/>
-                <w:sz w:val="16"/>
-                <w:szCs w:val="16"/>
-              </w:rPr>
-              <w:t>Isolation Run</w:t>
-            </w:r>
-          </w:p>
-        </w:tc>
-        <w:tc>
-          <w:tcPr>
-            <w:tcW w:w="1016" w:type="dxa"/>
-            <w:tcBorders>
-              <w:top w:val="single" w:sz="4" w:space="0" w:color="000000"/>
-              <w:left w:val="single" w:sz="4" w:space="0" w:color="000000"/>
-              <w:bottom w:val="single" w:sz="4" w:space="0" w:color="000000"/>
-            </w:tcBorders>
-            <w:vAlign w:val="bottom"/>
-          </w:tcPr>
-          <w:p>
-            <w:pPr>
-              <w:pStyle w:val="Normal"/>
-              <w:widowControl w:val="false"/>
-              <w:jc w:val="center"/>
-              <w:rPr>
-                <w:sz w:val="16"/>
-                <w:szCs w:val="16"/>
-              </w:rPr>
-            </w:pPr>
-            <w:r>
-              <w:rPr>
-                <w:sz w:val="16"/>
-                <w:szCs w:val="16"/>
-              </w:rPr>
-              <w:t>Rear HL Up</w:t>
+              <w:rPr/>
+            </w:r>
+          </w:p>
+        </w:tc>
+        <w:tc>
+          <w:tcPr>
+            <w:tcW w:w="1016" w:type="dxa"/>
+            <w:tcBorders>
+              <w:top w:val="single" w:sz="4" w:space="0" w:color="000000"/>
+              <w:left w:val="single" w:sz="4" w:space="0" w:color="000000"/>
+              <w:bottom w:val="single" w:sz="4" w:space="0" w:color="000000"/>
+            </w:tcBorders>
+            <w:vAlign w:val="bottom"/>
+          </w:tcPr>
+          <w:p>
+            <w:pPr>
+              <w:pStyle w:val="Normal"/>
+              <w:widowControl w:val="false"/>
+              <w:jc w:val="center"/>
+              <w:rPr>
+                <w:color w:val="000000"/>
+                <w:sz w:val="16"/>
+                <w:szCs w:val="16"/>
+              </w:rPr>
+            </w:pPr>
+            <w:r>
+              <w:rPr>
+                <w:rFonts w:eastAsia="arial" w:ascii="arial" w:hAnsi="arial"/>
+                <w:color w:val="000000"/>
+                <w:sz w:val="16"/>
+                <w:szCs w:val="16"/>
+              </w:rPr>
+              <w:t>Gauge Light Up</w:t>
             </w:r>
           </w:p>
         </w:tc>
@@ -15194,74 +17472,67 @@
                 <w:sz w:val="16"/>
                 <w:szCs w:val="16"/>
               </w:rPr>
-              <w:t>Banking COMM</w:t>
-            </w:r>
-          </w:p>
-        </w:tc>
-        <w:tc>
-          <w:tcPr>
-            <w:tcW w:w="1016" w:type="dxa"/>
-            <w:tcBorders>
-              <w:top w:val="single" w:sz="4" w:space="0" w:color="000000"/>
-              <w:left w:val="single" w:sz="4" w:space="0" w:color="000000"/>
-              <w:bottom w:val="single" w:sz="4" w:space="0" w:color="000000"/>
-            </w:tcBorders>
-            <w:vAlign w:val="bottom"/>
-          </w:tcPr>
-          <w:p>
-            <w:pPr>
-              <w:pStyle w:val="Normal"/>
-              <w:widowControl w:val="false"/>
-              <w:spacing w:lineRule="auto" w:line="180"/>
-              <w:jc w:val="center"/>
-              <w:rPr>
-                <w:sz w:val="16"/>
-                <w:szCs w:val="16"/>
-              </w:rPr>
-            </w:pPr>
-            <w:r>
-              <w:rPr>
-                <w:rFonts w:eastAsia="arial" w:ascii="arial" w:hAnsi="arial"/>
-                <w:color w:val="000000"/>
-                <w:sz w:val="16"/>
-                <w:szCs w:val="16"/>
-              </w:rPr>
-              <w:t xml:space="preserve">Gauge Light </w:t>
-            </w:r>
-            <w:r>
-              <w:rPr>
-                <w:rFonts w:eastAsia="arial" w:ascii="arial" w:hAnsi="arial"/>
-                <w:color w:val="000000"/>
-                <w:sz w:val="16"/>
-                <w:szCs w:val="16"/>
-              </w:rPr>
-              <w:t>Up</w:t>
-            </w:r>
-          </w:p>
-        </w:tc>
-        <w:tc>
-          <w:tcPr>
-            <w:tcW w:w="1016" w:type="dxa"/>
-            <w:tcBorders>
-              <w:top w:val="single" w:sz="4" w:space="0" w:color="000000"/>
-              <w:left w:val="single" w:sz="4" w:space="0" w:color="000000"/>
-              <w:bottom w:val="single" w:sz="4" w:space="0" w:color="000000"/>
-            </w:tcBorders>
-            <w:vAlign w:val="bottom"/>
-          </w:tcPr>
-          <w:p>
-            <w:pPr>
-              <w:pStyle w:val="Normal"/>
-              <w:widowControl w:val="false"/>
-              <w:spacing w:lineRule="auto" w:line="180"/>
-              <w:jc w:val="center"/>
-              <w:rPr>
-                <w:sz w:val="16"/>
-                <w:szCs w:val="16"/>
-              </w:rPr>
-            </w:pPr>
-            <w:r>
-              <w:rPr>
+              <w:t>HEP On</w:t>
+            </w:r>
+          </w:p>
+        </w:tc>
+        <w:tc>
+          <w:tcPr>
+            <w:tcW w:w="1016" w:type="dxa"/>
+            <w:tcBorders>
+              <w:top w:val="single" w:sz="4" w:space="0" w:color="000000"/>
+              <w:left w:val="single" w:sz="4" w:space="0" w:color="000000"/>
+              <w:bottom w:val="single" w:sz="4" w:space="0" w:color="000000"/>
+            </w:tcBorders>
+            <w:vAlign w:val="bottom"/>
+          </w:tcPr>
+          <w:p>
+            <w:pPr>
+              <w:pStyle w:val="Normal"/>
+              <w:widowControl w:val="false"/>
+              <w:spacing w:lineRule="auto" w:line="180"/>
+              <w:jc w:val="center"/>
+              <w:rPr>
+                <w:sz w:val="16"/>
+                <w:szCs w:val="16"/>
+              </w:rPr>
+            </w:pPr>
+            <w:r>
+              <w:rPr>
+                <w:rFonts w:eastAsia="arial" w:ascii="arial" w:hAnsi="arial"/>
+                <w:color w:val="000000"/>
+                <w:sz w:val="16"/>
+                <w:szCs w:val="16"/>
+              </w:rPr>
+              <w:t>Gauge Light</w:t>
+            </w:r>
+          </w:p>
+        </w:tc>
+        <w:tc>
+          <w:tcPr>
+            <w:tcW w:w="1016" w:type="dxa"/>
+            <w:tcBorders>
+              <w:top w:val="single" w:sz="4" w:space="0" w:color="000000"/>
+              <w:left w:val="single" w:sz="4" w:space="0" w:color="000000"/>
+              <w:bottom w:val="single" w:sz="4" w:space="0" w:color="000000"/>
+            </w:tcBorders>
+            <w:vAlign w:val="bottom"/>
+          </w:tcPr>
+          <w:p>
+            <w:pPr>
+              <w:pStyle w:val="Normal"/>
+              <w:widowControl w:val="false"/>
+              <w:spacing w:lineRule="auto" w:line="180"/>
+              <w:jc w:val="center"/>
+              <w:rPr>
+                <w:sz w:val="16"/>
+                <w:szCs w:val="16"/>
+              </w:rPr>
+            </w:pPr>
+            <w:r>
+              <w:rPr>
+                <w:rFonts w:eastAsia="arial" w:ascii="arial" w:hAnsi="arial"/>
+                <w:color w:val="000000"/>
                 <w:sz w:val="16"/>
                 <w:szCs w:val="16"/>
               </w:rPr>
@@ -15402,7 +17673,7 @@
           <w:sz w:val="16"/>
           <w:szCs w:val="16"/>
         </w:rPr>
-        <w:t>MP15DC</w:t>
+        <w:t>Gallery Cab Car</w:t>
       </w:r>
       <w:r>
         <w:rPr>
@@ -15537,45 +17808,39 @@
               </w:rPr>
             </w:pPr>
             <w:r>
-              <w:rPr>
-                <w:rFonts w:eastAsia="arial" w:ascii="arial" w:hAnsi="arial"/>
-                <w:color w:val="000000"/>
-                <w:sz w:val="16"/>
-                <w:szCs w:val="16"/>
-              </w:rPr>
-              <w:t>Engine Stop</w:t>
-            </w:r>
-          </w:p>
-        </w:tc>
-        <w:tc>
-          <w:tcPr>
-            <w:tcW w:w="1016" w:type="dxa"/>
-            <w:tcBorders>
-              <w:top w:val="single" w:sz="4" w:space="0" w:color="000000"/>
-              <w:left w:val="single" w:sz="4" w:space="0" w:color="000000"/>
-              <w:bottom w:val="single" w:sz="4" w:space="0" w:color="000000"/>
-            </w:tcBorders>
-            <w:vAlign w:val="bottom"/>
-          </w:tcPr>
-          <w:p>
-            <w:pPr>
-              <w:pStyle w:val="Normal"/>
-              <w:widowControl w:val="false"/>
-              <w:spacing w:lineRule="auto" w:line="180"/>
-              <w:jc w:val="center"/>
-              <w:rPr>
-                <w:color w:val="000000"/>
-                <w:sz w:val="16"/>
-                <w:szCs w:val="16"/>
-              </w:rPr>
-            </w:pPr>
-            <w:r>
-              <w:rPr>
-                <w:color w:val="000000"/>
-                <w:sz w:val="16"/>
-                <w:szCs w:val="16"/>
-              </w:rPr>
-              <w:t>Warning Devices</w:t>
+              <w:rPr/>
+            </w:r>
+          </w:p>
+        </w:tc>
+        <w:tc>
+          <w:tcPr>
+            <w:tcW w:w="1016" w:type="dxa"/>
+            <w:tcBorders>
+              <w:top w:val="single" w:sz="4" w:space="0" w:color="000000"/>
+              <w:left w:val="single" w:sz="4" w:space="0" w:color="000000"/>
+              <w:bottom w:val="single" w:sz="4" w:space="0" w:color="000000"/>
+            </w:tcBorders>
+            <w:vAlign w:val="bottom"/>
+          </w:tcPr>
+          <w:p>
+            <w:pPr>
+              <w:pStyle w:val="Normal"/>
+              <w:widowControl w:val="false"/>
+              <w:spacing w:lineRule="auto" w:line="180"/>
+              <w:jc w:val="center"/>
+              <w:rPr>
+                <w:color w:val="000000"/>
+                <w:sz w:val="16"/>
+                <w:szCs w:val="16"/>
+              </w:rPr>
+            </w:pPr>
+            <w:r>
+              <w:rPr>
+                <w:color w:val="000000"/>
+                <w:sz w:val="16"/>
+                <w:szCs w:val="16"/>
+              </w:rPr>
+              <w:t>Alerter</w:t>
             </w:r>
           </w:p>
         </w:tc>
@@ -15658,39 +17923,41 @@
                 <w:sz w:val="16"/>
                 <w:szCs w:val="16"/>
               </w:rPr>
-              <w:t>Cut-Out</w:t>
-            </w:r>
-          </w:p>
-        </w:tc>
-        <w:tc>
-          <w:tcPr>
-            <w:tcW w:w="1016" w:type="dxa"/>
-            <w:tcBorders>
-              <w:top w:val="single" w:sz="4" w:space="0" w:color="000000"/>
-              <w:left w:val="single" w:sz="4" w:space="0" w:color="000000"/>
-              <w:bottom w:val="single" w:sz="4" w:space="0" w:color="000000"/>
-            </w:tcBorders>
-            <w:vAlign w:val="bottom"/>
-          </w:tcPr>
-          <w:p>
-            <w:pPr>
-              <w:pStyle w:val="Normal"/>
-              <w:widowControl w:val="false"/>
-              <w:jc w:val="center"/>
-              <w:rPr>
-                <w:color w:val="000000"/>
-                <w:sz w:val="16"/>
-                <w:szCs w:val="16"/>
-              </w:rPr>
-            </w:pPr>
-            <w:r>
-              <w:rPr>
-                <w:rFonts w:eastAsia="arial" w:ascii="arial" w:hAnsi="arial"/>
-                <w:color w:val="000000"/>
-                <w:sz w:val="16"/>
-                <w:szCs w:val="16"/>
-              </w:rPr>
-              <w:t>MU-2A Trail</w:t>
+              <w:t>Cut-</w:t>
+            </w:r>
+            <w:r>
+              <w:rPr>
+                <w:color w:val="000000"/>
+                <w:sz w:val="16"/>
+                <w:szCs w:val="16"/>
+              </w:rPr>
+              <w:t>Out</w:t>
+            </w:r>
+          </w:p>
+        </w:tc>
+        <w:tc>
+          <w:tcPr>
+            <w:tcW w:w="1016" w:type="dxa"/>
+            <w:tcBorders>
+              <w:top w:val="single" w:sz="4" w:space="0" w:color="000000"/>
+              <w:left w:val="single" w:sz="4" w:space="0" w:color="000000"/>
+              <w:bottom w:val="single" w:sz="4" w:space="0" w:color="000000"/>
+            </w:tcBorders>
+            <w:vAlign w:val="bottom"/>
+          </w:tcPr>
+          <w:p>
+            <w:pPr>
+              <w:pStyle w:val="Normal"/>
+              <w:widowControl w:val="false"/>
+              <w:jc w:val="center"/>
+              <w:rPr>
+                <w:color w:val="000000"/>
+                <w:sz w:val="16"/>
+                <w:szCs w:val="16"/>
+              </w:rPr>
+            </w:pPr>
+            <w:r>
+              <w:rPr/>
             </w:r>
           </w:p>
         </w:tc>
@@ -15716,44 +17983,39 @@
               </w:rPr>
             </w:pPr>
             <w:r>
-              <w:rPr>
-                <w:rFonts w:eastAsia="arial" w:ascii="arial" w:hAnsi="arial"/>
-                <w:color w:val="000000"/>
-                <w:sz w:val="16"/>
-                <w:szCs w:val="16"/>
-              </w:rPr>
-              <w:t>Isolation Start Iso.</w:t>
-            </w:r>
-          </w:p>
-        </w:tc>
-        <w:tc>
-          <w:tcPr>
-            <w:tcW w:w="1016" w:type="dxa"/>
-            <w:tcBorders>
-              <w:top w:val="single" w:sz="4" w:space="0" w:color="000000"/>
-              <w:left w:val="single" w:sz="4" w:space="0" w:color="000000"/>
-              <w:bottom w:val="single" w:sz="4" w:space="0" w:color="000000"/>
-            </w:tcBorders>
-            <w:vAlign w:val="bottom"/>
-          </w:tcPr>
-          <w:p>
-            <w:pPr>
-              <w:pStyle w:val="Normal"/>
-              <w:widowControl w:val="false"/>
-              <w:jc w:val="center"/>
-              <w:rPr>
-                <w:sz w:val="16"/>
-                <w:szCs w:val="16"/>
-              </w:rPr>
-            </w:pPr>
-            <w:r>
-              <w:rPr>
-                <w:rFonts w:eastAsia="arial" w:ascii="arial" w:hAnsi="arial"/>
-                <w:color w:val="000000"/>
-                <w:sz w:val="16"/>
-                <w:szCs w:val="16"/>
-              </w:rPr>
-              <w:t>Rear HL Down</w:t>
+              <w:rPr/>
+            </w:r>
+          </w:p>
+        </w:tc>
+        <w:tc>
+          <w:tcPr>
+            <w:tcW w:w="1016" w:type="dxa"/>
+            <w:tcBorders>
+              <w:top w:val="single" w:sz="4" w:space="0" w:color="000000"/>
+              <w:left w:val="single" w:sz="4" w:space="0" w:color="000000"/>
+              <w:bottom w:val="single" w:sz="4" w:space="0" w:color="000000"/>
+            </w:tcBorders>
+            <w:vAlign w:val="bottom"/>
+          </w:tcPr>
+          <w:p>
+            <w:pPr>
+              <w:pStyle w:val="Normal"/>
+              <w:widowControl w:val="false"/>
+              <w:jc w:val="center"/>
+              <w:rPr>
+                <w:color w:val="000000"/>
+                <w:sz w:val="16"/>
+                <w:szCs w:val="16"/>
+              </w:rPr>
+            </w:pPr>
+            <w:r>
+              <w:rPr>
+                <w:rFonts w:eastAsia="arial" w:ascii="arial" w:hAnsi="arial"/>
+                <w:color w:val="000000"/>
+                <w:sz w:val="16"/>
+                <w:szCs w:val="16"/>
+              </w:rPr>
+              <w:t>Gauge Light Dw</w:t>
             </w:r>
           </w:p>
         </w:tc>
@@ -15771,90 +18033,85 @@
             <w:pPr>
               <w:pStyle w:val="Normal"/>
               <w:widowControl w:val="false"/>
-              <w:spacing w:lineRule="auto" w:line="180"/>
-              <w:jc w:val="center"/>
-              <w:rPr>
-                <w:sz w:val="16"/>
-                <w:szCs w:val="16"/>
-              </w:rPr>
-            </w:pPr>
-            <w:r>
-              <w:rPr>
-                <w:sz w:val="16"/>
-                <w:szCs w:val="16"/>
-              </w:rPr>
-              <w:t>Headlight Control</w:t>
-            </w:r>
-          </w:p>
-        </w:tc>
-        <w:tc>
-          <w:tcPr>
-            <w:tcW w:w="1016" w:type="dxa"/>
-            <w:tcBorders>
-              <w:top w:val="single" w:sz="4" w:space="0" w:color="000000"/>
-              <w:left w:val="single" w:sz="4" w:space="0" w:color="000000"/>
-              <w:bottom w:val="single" w:sz="4" w:space="0" w:color="000000"/>
-            </w:tcBorders>
-            <w:vAlign w:val="bottom"/>
-          </w:tcPr>
-          <w:p>
-            <w:pPr>
-              <w:pStyle w:val="Normal"/>
-              <w:widowControl w:val="false"/>
-              <w:spacing w:lineRule="auto" w:line="180"/>
-              <w:jc w:val="center"/>
-              <w:rPr>
-                <w:sz w:val="16"/>
-                <w:szCs w:val="16"/>
-              </w:rPr>
-            </w:pPr>
-            <w:r>
-              <w:rPr>
-                <w:rFonts w:eastAsia="arial" w:ascii="arial" w:hAnsi="arial"/>
-                <w:color w:val="000000"/>
-                <w:sz w:val="16"/>
-                <w:szCs w:val="16"/>
-              </w:rPr>
-              <w:t xml:space="preserve">Gauge Light </w:t>
-            </w:r>
-            <w:r>
-              <w:rPr>
-                <w:rFonts w:eastAsia="arial" w:ascii="arial" w:hAnsi="arial"/>
-                <w:color w:val="000000"/>
-                <w:sz w:val="16"/>
-                <w:szCs w:val="16"/>
-              </w:rPr>
-              <w:t>Dw</w:t>
-            </w:r>
-          </w:p>
-        </w:tc>
-        <w:tc>
-          <w:tcPr>
-            <w:tcW w:w="1016" w:type="dxa"/>
-            <w:tcBorders>
-              <w:top w:val="single" w:sz="4" w:space="0" w:color="000000"/>
-              <w:left w:val="single" w:sz="4" w:space="0" w:color="000000"/>
-              <w:bottom w:val="single" w:sz="4" w:space="0" w:color="000000"/>
-            </w:tcBorders>
-            <w:vAlign w:val="bottom"/>
-          </w:tcPr>
-          <w:p>
-            <w:pPr>
-              <w:pStyle w:val="Normal"/>
-              <w:widowControl w:val="false"/>
-              <w:spacing w:lineRule="auto" w:line="180"/>
-              <w:jc w:val="center"/>
-              <w:rPr>
-                <w:sz w:val="16"/>
-                <w:szCs w:val="16"/>
-              </w:rPr>
-            </w:pPr>
-            <w:r>
-              <w:rPr>
-                <w:sz w:val="16"/>
-                <w:szCs w:val="16"/>
-              </w:rPr>
-              <w:t>Step Light</w:t>
+              <w:jc w:val="center"/>
+              <w:rPr>
+                <w:color w:val="000000"/>
+                <w:sz w:val="16"/>
+                <w:szCs w:val="16"/>
+              </w:rPr>
+            </w:pPr>
+            <w:r>
+              <w:rPr>
+                <w:rFonts w:eastAsia="arial" w:ascii="arial" w:hAnsi="arial"/>
+                <w:color w:val="000000"/>
+                <w:sz w:val="16"/>
+                <w:szCs w:val="16"/>
+              </w:rPr>
+              <w:t>HEP Off</w:t>
+            </w:r>
+          </w:p>
+        </w:tc>
+        <w:tc>
+          <w:tcPr>
+            <w:tcW w:w="1016" w:type="dxa"/>
+            <w:tcBorders>
+              <w:top w:val="single" w:sz="4" w:space="0" w:color="000000"/>
+              <w:left w:val="single" w:sz="4" w:space="0" w:color="000000"/>
+              <w:bottom w:val="single" w:sz="4" w:space="0" w:color="000000"/>
+            </w:tcBorders>
+            <w:vAlign w:val="bottom"/>
+          </w:tcPr>
+          <w:p>
+            <w:pPr>
+              <w:pStyle w:val="Normal"/>
+              <w:widowControl w:val="false"/>
+              <w:jc w:val="center"/>
+              <w:rPr>
+                <w:color w:val="000000"/>
+                <w:sz w:val="16"/>
+                <w:szCs w:val="16"/>
+              </w:rPr>
+            </w:pPr>
+            <w:r>
+              <w:rPr>
+                <w:rFonts w:eastAsia="arial" w:ascii="arial" w:hAnsi="arial"/>
+                <w:color w:val="000000"/>
+                <w:sz w:val="16"/>
+                <w:szCs w:val="16"/>
+              </w:rPr>
+              <w:t>Marker Light</w:t>
+            </w:r>
+          </w:p>
+        </w:tc>
+        <w:tc>
+          <w:tcPr>
+            <w:tcW w:w="1016" w:type="dxa"/>
+            <w:tcBorders>
+              <w:top w:val="single" w:sz="4" w:space="0" w:color="000000"/>
+              <w:left w:val="single" w:sz="4" w:space="0" w:color="000000"/>
+              <w:bottom w:val="single" w:sz="4" w:space="0" w:color="000000"/>
+            </w:tcBorders>
+            <w:vAlign w:val="bottom"/>
+          </w:tcPr>
+          <w:p>
+            <w:pPr>
+              <w:pStyle w:val="Normal"/>
+              <w:widowControl w:val="false"/>
+              <w:spacing w:lineRule="auto" w:line="180"/>
+              <w:jc w:val="center"/>
+              <w:rPr>
+                <w:sz w:val="16"/>
+                <w:szCs w:val="16"/>
+              </w:rPr>
+            </w:pPr>
+            <w:r>
+              <w:rPr>
+                <w:rFonts w:eastAsia="arial" w:ascii="arial" w:hAnsi="arial"/>
+                <w:color w:val="000000"/>
+                <w:sz w:val="16"/>
+                <w:szCs w:val="16"/>
+              </w:rPr>
+              <w:t>Crossing Light</w:t>
             </w:r>
           </w:p>
         </w:tc>

--- a/raildriver-USA-Remapped.docx
+++ b/raildriver-USA-Remapped.docx
@@ -17088,25 +17088,7 @@
           <w:sz w:val="16"/>
           <w:szCs w:val="16"/>
         </w:rPr>
-        <w:t xml:space="preserve">    </w:t>
-      </w:r>
-      <w:r>
-        <w:rPr>
-          <w:rFonts w:eastAsia="arial" w:ascii="arial" w:hAnsi="arial"/>
-          <w:color w:val="000000"/>
-          <w:sz w:val="16"/>
-          <w:szCs w:val="16"/>
-        </w:rPr>
-        <w:t>Gallery Cab Car</w:t>
-      </w:r>
-      <w:r>
-        <w:rPr>
-          <w:rFonts w:eastAsia="arial" w:ascii="arial" w:hAnsi="arial"/>
-          <w:color w:val="000000"/>
-          <w:sz w:val="16"/>
-          <w:szCs w:val="16"/>
-        </w:rPr>
-        <w:t>-1</w:t>
+        <w:t xml:space="preserve">    Gallery Cab Car-1</w:t>
       </w:r>
     </w:p>
     <w:tbl>
@@ -17233,7 +17215,12 @@
               </w:rPr>
             </w:pPr>
             <w:r>
-              <w:rPr/>
+              <w:rPr>
+                <w:rFonts w:eastAsia="arial" w:ascii="arial" w:hAnsi="arial"/>
+                <w:color w:val="000000"/>
+                <w:sz w:val="16"/>
+                <w:szCs w:val="16"/>
+              </w:rPr>
             </w:r>
           </w:p>
         </w:tc>
@@ -17348,6 +17335,1158 @@
                 <w:sz w:val="16"/>
                 <w:szCs w:val="16"/>
               </w:rPr>
+              <w:t>Cut-In</w:t>
+            </w:r>
+          </w:p>
+        </w:tc>
+        <w:tc>
+          <w:tcPr>
+            <w:tcW w:w="1016" w:type="dxa"/>
+            <w:tcBorders>
+              <w:top w:val="single" w:sz="4" w:space="0" w:color="000000"/>
+              <w:left w:val="single" w:sz="4" w:space="0" w:color="000000"/>
+              <w:bottom w:val="single" w:sz="4" w:space="0" w:color="000000"/>
+            </w:tcBorders>
+            <w:vAlign w:val="bottom"/>
+          </w:tcPr>
+          <w:p>
+            <w:pPr>
+              <w:pStyle w:val="Normal"/>
+              <w:widowControl w:val="false"/>
+              <w:jc w:val="center"/>
+              <w:rPr>
+                <w:color w:val="000000"/>
+                <w:sz w:val="16"/>
+                <w:szCs w:val="16"/>
+              </w:rPr>
+            </w:pPr>
+            <w:r>
+              <w:rPr>
+                <w:color w:val="000000"/>
+                <w:sz w:val="16"/>
+                <w:szCs w:val="16"/>
+              </w:rPr>
+            </w:r>
+          </w:p>
+        </w:tc>
+        <w:tc>
+          <w:tcPr>
+            <w:tcW w:w="1017" w:type="dxa"/>
+            <w:tcBorders>
+              <w:top w:val="single" w:sz="4" w:space="0" w:color="000000"/>
+              <w:left w:val="single" w:sz="4" w:space="0" w:color="000000"/>
+              <w:bottom w:val="single" w:sz="4" w:space="0" w:color="000000"/>
+            </w:tcBorders>
+            <w:vAlign w:val="bottom"/>
+          </w:tcPr>
+          <w:p>
+            <w:pPr>
+              <w:pStyle w:val="Normal"/>
+              <w:widowControl w:val="false"/>
+              <w:jc w:val="center"/>
+              <w:rPr>
+                <w:color w:val="000000"/>
+                <w:sz w:val="16"/>
+                <w:szCs w:val="16"/>
+              </w:rPr>
+            </w:pPr>
+            <w:r>
+              <w:rPr>
+                <w:color w:val="000000"/>
+                <w:sz w:val="16"/>
+                <w:szCs w:val="16"/>
+              </w:rPr>
+            </w:r>
+          </w:p>
+        </w:tc>
+        <w:tc>
+          <w:tcPr>
+            <w:tcW w:w="1016" w:type="dxa"/>
+            <w:tcBorders>
+              <w:top w:val="single" w:sz="4" w:space="0" w:color="000000"/>
+              <w:left w:val="single" w:sz="4" w:space="0" w:color="000000"/>
+              <w:bottom w:val="single" w:sz="4" w:space="0" w:color="000000"/>
+            </w:tcBorders>
+            <w:vAlign w:val="bottom"/>
+          </w:tcPr>
+          <w:p>
+            <w:pPr>
+              <w:pStyle w:val="Normal"/>
+              <w:widowControl w:val="false"/>
+              <w:jc w:val="center"/>
+              <w:rPr>
+                <w:color w:val="000000"/>
+                <w:sz w:val="16"/>
+                <w:szCs w:val="16"/>
+              </w:rPr>
+            </w:pPr>
+            <w:r>
+              <w:rPr>
+                <w:rFonts w:eastAsia="arial" w:ascii="arial" w:hAnsi="arial"/>
+                <w:color w:val="000000"/>
+                <w:sz w:val="16"/>
+                <w:szCs w:val="16"/>
+              </w:rPr>
+              <w:t>Gauge Light Up</w:t>
+            </w:r>
+          </w:p>
+        </w:tc>
+        <w:tc>
+          <w:tcPr>
+            <w:tcW w:w="1020" w:type="dxa"/>
+            <w:tcBorders>
+              <w:top w:val="single" w:sz="4" w:space="0" w:color="000000"/>
+              <w:left w:val="single" w:sz="4" w:space="0" w:color="000000"/>
+              <w:bottom w:val="single" w:sz="4" w:space="0" w:color="000000"/>
+            </w:tcBorders>
+            <w:vAlign w:val="bottom"/>
+          </w:tcPr>
+          <w:p>
+            <w:pPr>
+              <w:pStyle w:val="Normal"/>
+              <w:widowControl w:val="false"/>
+              <w:jc w:val="center"/>
+              <w:rPr>
+                <w:color w:val="000000"/>
+                <w:sz w:val="16"/>
+                <w:szCs w:val="16"/>
+              </w:rPr>
+            </w:pPr>
+            <w:r>
+              <w:rPr>
+                <w:rFonts w:eastAsia="arial" w:ascii="arial" w:hAnsi="arial"/>
+                <w:color w:val="000000"/>
+                <w:sz w:val="16"/>
+                <w:szCs w:val="16"/>
+              </w:rPr>
+              <w:t>HEP On</w:t>
+            </w:r>
+          </w:p>
+        </w:tc>
+        <w:tc>
+          <w:tcPr>
+            <w:tcW w:w="1016" w:type="dxa"/>
+            <w:tcBorders>
+              <w:top w:val="single" w:sz="4" w:space="0" w:color="000000"/>
+              <w:left w:val="single" w:sz="4" w:space="0" w:color="000000"/>
+              <w:bottom w:val="single" w:sz="4" w:space="0" w:color="000000"/>
+            </w:tcBorders>
+            <w:vAlign w:val="bottom"/>
+          </w:tcPr>
+          <w:p>
+            <w:pPr>
+              <w:pStyle w:val="Normal"/>
+              <w:widowControl w:val="false"/>
+              <w:spacing w:lineRule="auto" w:line="180"/>
+              <w:jc w:val="center"/>
+              <w:rPr>
+                <w:sz w:val="16"/>
+                <w:szCs w:val="16"/>
+              </w:rPr>
+            </w:pPr>
+            <w:r>
+              <w:rPr>
+                <w:rFonts w:eastAsia="arial" w:ascii="arial" w:hAnsi="arial"/>
+                <w:color w:val="000000"/>
+                <w:sz w:val="16"/>
+                <w:szCs w:val="16"/>
+              </w:rPr>
+              <w:t>Gauge Light</w:t>
+            </w:r>
+          </w:p>
+        </w:tc>
+        <w:tc>
+          <w:tcPr>
+            <w:tcW w:w="1016" w:type="dxa"/>
+            <w:tcBorders>
+              <w:top w:val="single" w:sz="4" w:space="0" w:color="000000"/>
+              <w:left w:val="single" w:sz="4" w:space="0" w:color="000000"/>
+              <w:bottom w:val="single" w:sz="4" w:space="0" w:color="000000"/>
+            </w:tcBorders>
+            <w:vAlign w:val="bottom"/>
+          </w:tcPr>
+          <w:p>
+            <w:pPr>
+              <w:pStyle w:val="Normal"/>
+              <w:widowControl w:val="false"/>
+              <w:spacing w:lineRule="auto" w:line="180"/>
+              <w:jc w:val="center"/>
+              <w:rPr>
+                <w:sz w:val="16"/>
+                <w:szCs w:val="16"/>
+              </w:rPr>
+            </w:pPr>
+            <w:r>
+              <w:rPr>
+                <w:rFonts w:eastAsia="arial" w:ascii="arial" w:hAnsi="arial"/>
+                <w:color w:val="000000"/>
+                <w:sz w:val="16"/>
+                <w:szCs w:val="16"/>
+              </w:rPr>
+              <w:t>Cab Light</w:t>
+            </w:r>
+          </w:p>
+        </w:tc>
+        <w:tc>
+          <w:tcPr>
+            <w:tcW w:w="1016" w:type="dxa"/>
+            <w:tcBorders>
+              <w:top w:val="single" w:sz="4" w:space="0" w:color="000000"/>
+              <w:left w:val="single" w:sz="4" w:space="0" w:color="000000"/>
+              <w:bottom w:val="single" w:sz="4" w:space="0" w:color="000000"/>
+            </w:tcBorders>
+            <w:vAlign w:val="bottom"/>
+          </w:tcPr>
+          <w:p>
+            <w:pPr>
+              <w:pStyle w:val="Normal"/>
+              <w:widowControl w:val="false"/>
+              <w:spacing w:lineRule="auto" w:line="180"/>
+              <w:jc w:val="center"/>
+              <w:rPr>
+                <w:sz w:val="16"/>
+                <w:szCs w:val="16"/>
+              </w:rPr>
+            </w:pPr>
+            <w:r>
+              <w:rPr>
+                <w:rFonts w:eastAsia="arial" w:ascii="arial" w:hAnsi="arial"/>
+                <w:color w:val="000000"/>
+                <w:sz w:val="16"/>
+                <w:szCs w:val="16"/>
+              </w:rPr>
+              <w:t>1-Person</w:t>
+            </w:r>
+          </w:p>
+        </w:tc>
+        <w:tc>
+          <w:tcPr>
+            <w:tcW w:w="1029" w:type="dxa"/>
+            <w:tcBorders>
+              <w:top w:val="single" w:sz="4" w:space="0" w:color="000000"/>
+              <w:left w:val="single" w:sz="4" w:space="0" w:color="000000"/>
+              <w:bottom w:val="single" w:sz="4" w:space="0" w:color="000000"/>
+              <w:right w:val="single" w:sz="4" w:space="0" w:color="000000"/>
+            </w:tcBorders>
+            <w:vAlign w:val="bottom"/>
+          </w:tcPr>
+          <w:p>
+            <w:pPr>
+              <w:pStyle w:val="Normal"/>
+              <w:widowControl w:val="false"/>
+              <w:spacing w:lineRule="auto" w:line="180"/>
+              <w:jc w:val="center"/>
+              <w:rPr>
+                <w:sz w:val="16"/>
+                <w:szCs w:val="16"/>
+              </w:rPr>
+            </w:pPr>
+            <w:r>
+              <w:rPr>
+                <w:rFonts w:eastAsia="arial" w:ascii="arial" w:hAnsi="arial"/>
+                <w:color w:val="000000"/>
+                <w:sz w:val="16"/>
+                <w:szCs w:val="16"/>
+              </w:rPr>
+              <w:t>Next</w:t>
+            </w:r>
+          </w:p>
+          <w:p>
+            <w:pPr>
+              <w:pStyle w:val="Normal"/>
+              <w:widowControl w:val="false"/>
+              <w:spacing w:lineRule="auto" w:line="180"/>
+              <w:jc w:val="center"/>
+              <w:rPr>
+                <w:sz w:val="16"/>
+                <w:szCs w:val="16"/>
+              </w:rPr>
+            </w:pPr>
+            <w:r>
+              <w:rPr>
+                <w:rFonts w:eastAsia="arial" w:ascii="arial" w:hAnsi="arial"/>
+                <w:color w:val="000000"/>
+                <w:sz w:val="16"/>
+                <w:szCs w:val="16"/>
+              </w:rPr>
+              <w:t>Cab Cam</w:t>
+            </w:r>
+          </w:p>
+        </w:tc>
+      </w:tr>
+    </w:tbl>
+    <w:p>
+      <w:pPr>
+        <w:pStyle w:val="Normal"/>
+        <w:rPr>
+          <w:rFonts w:ascii="arial" w:hAnsi="arial" w:eastAsia="arial"/>
+          <w:color w:val="000000"/>
+          <w:sz w:val="16"/>
+          <w:szCs w:val="16"/>
+        </w:rPr>
+      </w:pPr>
+      <w:r>
+        <w:rPr>
+          <w:rFonts w:eastAsia="arial" w:ascii="arial" w:hAnsi="arial"/>
+          <w:color w:val="000000"/>
+          <w:sz w:val="16"/>
+          <w:szCs w:val="16"/>
+        </w:rPr>
+      </w:r>
+    </w:p>
+    <w:p>
+      <w:pPr>
+        <w:pStyle w:val="Normal"/>
+        <w:rPr>
+          <w:color w:val="000000"/>
+          <w:sz w:val="16"/>
+          <w:szCs w:val="16"/>
+        </w:rPr>
+      </w:pPr>
+      <w:r>
+        <w:rPr>
+          <w:rFonts w:eastAsia="arial" w:ascii="arial" w:hAnsi="arial"/>
+          <w:color w:val="000000"/>
+          <w:sz w:val="16"/>
+          <w:szCs w:val="16"/>
+        </w:rPr>
+        <w:tab/>
+        <w:t xml:space="preserve">           Gallery Cab Car-2</w:t>
+      </w:r>
+    </w:p>
+    <w:tbl>
+      <w:tblPr>
+        <w:tblW w:w="14248" w:type="dxa"/>
+        <w:jc w:val="left"/>
+        <w:tblInd w:w="-5" w:type="dxa"/>
+        <w:tblLayout w:type="fixed"/>
+        <w:tblCellMar>
+          <w:top w:w="0" w:type="dxa"/>
+          <w:left w:w="108" w:type="dxa"/>
+          <w:bottom w:w="0" w:type="dxa"/>
+          <w:right w:w="108" w:type="dxa"/>
+        </w:tblCellMar>
+        <w:tblLook w:firstRow="1" w:noVBand="1" w:lastRow="0" w:firstColumn="1" w:lastColumn="0" w:noHBand="0" w:val="04a0"/>
+      </w:tblPr>
+      <w:tblGrid>
+        <w:gridCol w:w="1017"/>
+        <w:gridCol w:w="1019"/>
+        <w:gridCol w:w="1014"/>
+        <w:gridCol w:w="1016"/>
+        <w:gridCol w:w="1020"/>
+        <w:gridCol w:w="1016"/>
+        <w:gridCol w:w="1016"/>
+        <w:gridCol w:w="1017"/>
+        <w:gridCol w:w="1016"/>
+        <w:gridCol w:w="1020"/>
+        <w:gridCol w:w="1016"/>
+        <w:gridCol w:w="1016"/>
+        <w:gridCol w:w="1016"/>
+        <w:gridCol w:w="1029"/>
+      </w:tblGrid>
+      <w:tr>
+        <w:trPr>
+          <w:trHeight w:val="440" w:hRule="exact"/>
+          <w:cantSplit w:val="true"/>
+        </w:trPr>
+        <w:tc>
+          <w:tcPr>
+            <w:tcW w:w="1017" w:type="dxa"/>
+            <w:tcBorders>
+              <w:top w:val="single" w:sz="4" w:space="0" w:color="000000"/>
+              <w:left w:val="single" w:sz="4" w:space="0" w:color="000000"/>
+              <w:bottom w:val="single" w:sz="4" w:space="0" w:color="000000"/>
+            </w:tcBorders>
+            <w:vAlign w:val="bottom"/>
+          </w:tcPr>
+          <w:p>
+            <w:pPr>
+              <w:pStyle w:val="Normal"/>
+              <w:widowControl w:val="false"/>
+              <w:spacing w:lineRule="auto" w:line="180" w:before="0" w:after="60"/>
+              <w:jc w:val="center"/>
+              <w:rPr>
+                <w:b/>
+                <w:bCs/>
+              </w:rPr>
+            </w:pPr>
+            <w:r>
+              <w:rPr>
+                <w:b/>
+                <w:bCs/>
+                <w:color w:val="000000"/>
+                <w:sz w:val="16"/>
+                <w:szCs w:val="16"/>
+              </w:rPr>
+              <w:t>HUD</w:t>
+            </w:r>
+          </w:p>
+        </w:tc>
+        <w:tc>
+          <w:tcPr>
+            <w:tcW w:w="1019" w:type="dxa"/>
+            <w:tcBorders>
+              <w:top w:val="single" w:sz="4" w:space="0" w:color="000000"/>
+              <w:left w:val="single" w:sz="4" w:space="0" w:color="000000"/>
+              <w:bottom w:val="single" w:sz="4" w:space="0" w:color="000000"/>
+            </w:tcBorders>
+            <w:vAlign w:val="bottom"/>
+          </w:tcPr>
+          <w:p>
+            <w:pPr>
+              <w:pStyle w:val="Normal"/>
+              <w:widowControl w:val="false"/>
+              <w:spacing w:lineRule="auto" w:line="180"/>
+              <w:jc w:val="center"/>
+              <w:rPr>
+                <w:color w:val="000000"/>
+                <w:sz w:val="16"/>
+                <w:szCs w:val="16"/>
+              </w:rPr>
+            </w:pPr>
+            <w:r>
+              <w:rPr>
+                <w:color w:val="000000"/>
+                <w:sz w:val="16"/>
+                <w:szCs w:val="16"/>
+              </w:rPr>
+              <w:t>Schedule</w:t>
+            </w:r>
+          </w:p>
+        </w:tc>
+        <w:tc>
+          <w:tcPr>
+            <w:tcW w:w="1014" w:type="dxa"/>
+            <w:tcBorders>
+              <w:top w:val="single" w:sz="4" w:space="0" w:color="000000"/>
+              <w:left w:val="single" w:sz="4" w:space="0" w:color="000000"/>
+              <w:bottom w:val="single" w:sz="4" w:space="0" w:color="000000"/>
+            </w:tcBorders>
+            <w:vAlign w:val="bottom"/>
+          </w:tcPr>
+          <w:p>
+            <w:pPr>
+              <w:pStyle w:val="Normal"/>
+              <w:widowControl w:val="false"/>
+              <w:spacing w:lineRule="auto" w:line="180"/>
+              <w:jc w:val="center"/>
+              <w:rPr>
+                <w:color w:val="000000"/>
+                <w:sz w:val="16"/>
+                <w:szCs w:val="16"/>
+              </w:rPr>
+            </w:pPr>
+            <w:r>
+              <w:rPr>
+                <w:color w:val="000000"/>
+                <w:sz w:val="16"/>
+                <w:szCs w:val="16"/>
+              </w:rPr>
+            </w:r>
+          </w:p>
+        </w:tc>
+        <w:tc>
+          <w:tcPr>
+            <w:tcW w:w="1016" w:type="dxa"/>
+            <w:tcBorders>
+              <w:top w:val="single" w:sz="4" w:space="0" w:color="000000"/>
+              <w:left w:val="single" w:sz="4" w:space="0" w:color="000000"/>
+              <w:bottom w:val="single" w:sz="4" w:space="0" w:color="000000"/>
+            </w:tcBorders>
+            <w:vAlign w:val="bottom"/>
+          </w:tcPr>
+          <w:p>
+            <w:pPr>
+              <w:pStyle w:val="Normal"/>
+              <w:widowControl w:val="false"/>
+              <w:spacing w:lineRule="auto" w:line="180"/>
+              <w:jc w:val="center"/>
+              <w:rPr>
+                <w:color w:val="000000"/>
+                <w:sz w:val="16"/>
+                <w:szCs w:val="16"/>
+              </w:rPr>
+            </w:pPr>
+            <w:r>
+              <w:rPr>
+                <w:color w:val="000000"/>
+                <w:sz w:val="16"/>
+                <w:szCs w:val="16"/>
+              </w:rPr>
+              <w:t>Alerter</w:t>
+            </w:r>
+          </w:p>
+        </w:tc>
+        <w:tc>
+          <w:tcPr>
+            <w:tcW w:w="1020" w:type="dxa"/>
+            <w:tcBorders>
+              <w:top w:val="single" w:sz="4" w:space="0" w:color="000000"/>
+              <w:left w:val="single" w:sz="4" w:space="0" w:color="000000"/>
+              <w:bottom w:val="single" w:sz="4" w:space="0" w:color="000000"/>
+            </w:tcBorders>
+            <w:vAlign w:val="bottom"/>
+          </w:tcPr>
+          <w:p>
+            <w:pPr>
+              <w:pStyle w:val="Normal"/>
+              <w:widowControl w:val="false"/>
+              <w:spacing w:lineRule="auto" w:line="180"/>
+              <w:jc w:val="center"/>
+              <w:rPr>
+                <w:color w:val="000000"/>
+                <w:sz w:val="16"/>
+                <w:szCs w:val="16"/>
+              </w:rPr>
+            </w:pPr>
+            <w:r>
+              <w:rPr>
+                <w:color w:val="000000"/>
+                <w:sz w:val="16"/>
+                <w:szCs w:val="16"/>
+              </w:rPr>
+              <w:t>Control &amp; Fuel Pump</w:t>
+            </w:r>
+          </w:p>
+        </w:tc>
+        <w:tc>
+          <w:tcPr>
+            <w:tcW w:w="1016" w:type="dxa"/>
+            <w:tcBorders>
+              <w:top w:val="single" w:sz="4" w:space="0" w:color="000000"/>
+              <w:left w:val="single" w:sz="4" w:space="0" w:color="000000"/>
+              <w:bottom w:val="single" w:sz="4" w:space="0" w:color="000000"/>
+            </w:tcBorders>
+            <w:vAlign w:val="bottom"/>
+          </w:tcPr>
+          <w:p>
+            <w:pPr>
+              <w:pStyle w:val="Normal"/>
+              <w:widowControl w:val="false"/>
+              <w:jc w:val="center"/>
+              <w:rPr>
+                <w:color w:val="000000"/>
+                <w:sz w:val="16"/>
+                <w:szCs w:val="16"/>
+              </w:rPr>
+            </w:pPr>
+            <w:r>
+              <w:rPr>
+                <w:color w:val="000000"/>
+                <w:sz w:val="16"/>
+                <w:szCs w:val="16"/>
+              </w:rPr>
+              <w:t>Brake</w:t>
+            </w:r>
+          </w:p>
+          <w:p>
+            <w:pPr>
+              <w:pStyle w:val="Normal"/>
+              <w:widowControl w:val="false"/>
+              <w:jc w:val="center"/>
+              <w:rPr>
+                <w:color w:val="000000"/>
+                <w:sz w:val="16"/>
+                <w:szCs w:val="16"/>
+              </w:rPr>
+            </w:pPr>
+            <w:r>
+              <w:rPr>
+                <w:color w:val="000000"/>
+                <w:sz w:val="16"/>
+                <w:szCs w:val="16"/>
+              </w:rPr>
+              <w:t>Cut-Out</w:t>
+            </w:r>
+          </w:p>
+        </w:tc>
+        <w:tc>
+          <w:tcPr>
+            <w:tcW w:w="1016" w:type="dxa"/>
+            <w:tcBorders>
+              <w:top w:val="single" w:sz="4" w:space="0" w:color="000000"/>
+              <w:left w:val="single" w:sz="4" w:space="0" w:color="000000"/>
+              <w:bottom w:val="single" w:sz="4" w:space="0" w:color="000000"/>
+            </w:tcBorders>
+            <w:vAlign w:val="bottom"/>
+          </w:tcPr>
+          <w:p>
+            <w:pPr>
+              <w:pStyle w:val="Normal"/>
+              <w:widowControl w:val="false"/>
+              <w:jc w:val="center"/>
+              <w:rPr>
+                <w:color w:val="000000"/>
+                <w:sz w:val="16"/>
+                <w:szCs w:val="16"/>
+              </w:rPr>
+            </w:pPr>
+            <w:r>
+              <w:rPr>
+                <w:color w:val="000000"/>
+                <w:sz w:val="16"/>
+                <w:szCs w:val="16"/>
+              </w:rPr>
+            </w:r>
+          </w:p>
+        </w:tc>
+        <w:tc>
+          <w:tcPr>
+            <w:tcW w:w="1017" w:type="dxa"/>
+            <w:tcBorders>
+              <w:top w:val="single" w:sz="4" w:space="0" w:color="000000"/>
+              <w:left w:val="single" w:sz="4" w:space="0" w:color="000000"/>
+              <w:bottom w:val="single" w:sz="4" w:space="0" w:color="000000"/>
+            </w:tcBorders>
+            <w:vAlign w:val="bottom"/>
+          </w:tcPr>
+          <w:p>
+            <w:pPr>
+              <w:pStyle w:val="Normal"/>
+              <w:widowControl w:val="false"/>
+              <w:jc w:val="center"/>
+              <w:rPr>
+                <w:color w:val="000000"/>
+                <w:sz w:val="16"/>
+                <w:szCs w:val="16"/>
+              </w:rPr>
+            </w:pPr>
+            <w:r>
+              <w:rPr>
+                <w:color w:val="000000"/>
+                <w:sz w:val="16"/>
+                <w:szCs w:val="16"/>
+              </w:rPr>
+            </w:r>
+          </w:p>
+        </w:tc>
+        <w:tc>
+          <w:tcPr>
+            <w:tcW w:w="1016" w:type="dxa"/>
+            <w:tcBorders>
+              <w:top w:val="single" w:sz="4" w:space="0" w:color="000000"/>
+              <w:left w:val="single" w:sz="4" w:space="0" w:color="000000"/>
+              <w:bottom w:val="single" w:sz="4" w:space="0" w:color="000000"/>
+            </w:tcBorders>
+            <w:vAlign w:val="bottom"/>
+          </w:tcPr>
+          <w:p>
+            <w:pPr>
+              <w:pStyle w:val="Normal"/>
+              <w:widowControl w:val="false"/>
+              <w:jc w:val="center"/>
+              <w:rPr>
+                <w:color w:val="000000"/>
+                <w:sz w:val="16"/>
+                <w:szCs w:val="16"/>
+              </w:rPr>
+            </w:pPr>
+            <w:r>
+              <w:rPr>
+                <w:rFonts w:eastAsia="arial" w:ascii="arial" w:hAnsi="arial"/>
+                <w:color w:val="000000"/>
+                <w:sz w:val="16"/>
+                <w:szCs w:val="16"/>
+              </w:rPr>
+              <w:t>Gauge Light Dw</w:t>
+            </w:r>
+          </w:p>
+        </w:tc>
+        <w:tc>
+          <w:tcPr>
+            <w:tcW w:w="1020" w:type="dxa"/>
+            <w:tcBorders>
+              <w:top w:val="single" w:sz="4" w:space="0" w:color="000000"/>
+              <w:left w:val="single" w:sz="4" w:space="0" w:color="000000"/>
+              <w:bottom w:val="single" w:sz="4" w:space="0" w:color="000000"/>
+            </w:tcBorders>
+            <w:vAlign w:val="bottom"/>
+          </w:tcPr>
+          <w:p>
+            <w:pPr>
+              <w:pStyle w:val="Normal"/>
+              <w:widowControl w:val="false"/>
+              <w:jc w:val="center"/>
+              <w:rPr>
+                <w:color w:val="000000"/>
+                <w:sz w:val="16"/>
+                <w:szCs w:val="16"/>
+              </w:rPr>
+            </w:pPr>
+            <w:r>
+              <w:rPr>
+                <w:rFonts w:eastAsia="arial" w:ascii="arial" w:hAnsi="arial"/>
+                <w:color w:val="000000"/>
+                <w:sz w:val="16"/>
+                <w:szCs w:val="16"/>
+              </w:rPr>
+              <w:t>HEP Off</w:t>
+            </w:r>
+          </w:p>
+        </w:tc>
+        <w:tc>
+          <w:tcPr>
+            <w:tcW w:w="1016" w:type="dxa"/>
+            <w:tcBorders>
+              <w:top w:val="single" w:sz="4" w:space="0" w:color="000000"/>
+              <w:left w:val="single" w:sz="4" w:space="0" w:color="000000"/>
+              <w:bottom w:val="single" w:sz="4" w:space="0" w:color="000000"/>
+            </w:tcBorders>
+            <w:vAlign w:val="bottom"/>
+          </w:tcPr>
+          <w:p>
+            <w:pPr>
+              <w:pStyle w:val="Normal"/>
+              <w:widowControl w:val="false"/>
+              <w:jc w:val="center"/>
+              <w:rPr>
+                <w:color w:val="000000"/>
+                <w:sz w:val="16"/>
+                <w:szCs w:val="16"/>
+              </w:rPr>
+            </w:pPr>
+            <w:r>
+              <w:rPr>
+                <w:rFonts w:eastAsia="arial" w:ascii="arial" w:hAnsi="arial"/>
+                <w:color w:val="000000"/>
+                <w:sz w:val="16"/>
+                <w:szCs w:val="16"/>
+              </w:rPr>
+              <w:t>Marker Light</w:t>
+            </w:r>
+          </w:p>
+        </w:tc>
+        <w:tc>
+          <w:tcPr>
+            <w:tcW w:w="1016" w:type="dxa"/>
+            <w:tcBorders>
+              <w:top w:val="single" w:sz="4" w:space="0" w:color="000000"/>
+              <w:left w:val="single" w:sz="4" w:space="0" w:color="000000"/>
+              <w:bottom w:val="single" w:sz="4" w:space="0" w:color="000000"/>
+            </w:tcBorders>
+            <w:vAlign w:val="bottom"/>
+          </w:tcPr>
+          <w:p>
+            <w:pPr>
+              <w:pStyle w:val="Normal"/>
+              <w:widowControl w:val="false"/>
+              <w:spacing w:lineRule="auto" w:line="180"/>
+              <w:jc w:val="center"/>
+              <w:rPr>
+                <w:sz w:val="16"/>
+                <w:szCs w:val="16"/>
+              </w:rPr>
+            </w:pPr>
+            <w:r>
+              <w:rPr>
+                <w:rFonts w:eastAsia="arial" w:ascii="arial" w:hAnsi="arial"/>
+                <w:color w:val="000000"/>
+                <w:sz w:val="16"/>
+                <w:szCs w:val="16"/>
+              </w:rPr>
+              <w:t>Crossing Light</w:t>
+            </w:r>
+          </w:p>
+        </w:tc>
+        <w:tc>
+          <w:tcPr>
+            <w:tcW w:w="1016" w:type="dxa"/>
+            <w:tcBorders>
+              <w:top w:val="single" w:sz="4" w:space="0" w:color="000000"/>
+              <w:left w:val="single" w:sz="4" w:space="0" w:color="000000"/>
+              <w:bottom w:val="single" w:sz="4" w:space="0" w:color="000000"/>
+            </w:tcBorders>
+            <w:vAlign w:val="bottom"/>
+          </w:tcPr>
+          <w:p>
+            <w:pPr>
+              <w:pStyle w:val="Normal"/>
+              <w:widowControl w:val="false"/>
+              <w:spacing w:lineRule="auto" w:line="180"/>
+              <w:jc w:val="center"/>
+              <w:rPr>
+                <w:sz w:val="16"/>
+                <w:szCs w:val="16"/>
+              </w:rPr>
+            </w:pPr>
+            <w:r>
+              <w:rPr>
+                <w:rFonts w:eastAsia="arial" w:ascii="arial" w:hAnsi="arial"/>
+                <w:color w:val="000000"/>
+                <w:sz w:val="16"/>
+                <w:szCs w:val="16"/>
+              </w:rPr>
+              <w:t>Exterior</w:t>
+            </w:r>
+          </w:p>
+          <w:p>
+            <w:pPr>
+              <w:pStyle w:val="Normal"/>
+              <w:widowControl w:val="false"/>
+              <w:spacing w:lineRule="auto" w:line="180"/>
+              <w:jc w:val="center"/>
+              <w:rPr>
+                <w:sz w:val="16"/>
+                <w:szCs w:val="16"/>
+              </w:rPr>
+            </w:pPr>
+            <w:r>
+              <w:rPr>
+                <w:rFonts w:eastAsia="arial" w:ascii="arial" w:hAnsi="arial"/>
+                <w:color w:val="000000"/>
+                <w:sz w:val="16"/>
+                <w:szCs w:val="16"/>
+              </w:rPr>
+              <w:t>Camera</w:t>
+            </w:r>
+          </w:p>
+        </w:tc>
+        <w:tc>
+          <w:tcPr>
+            <w:tcW w:w="1029" w:type="dxa"/>
+            <w:tcBorders>
+              <w:top w:val="single" w:sz="4" w:space="0" w:color="000000"/>
+              <w:left w:val="single" w:sz="4" w:space="0" w:color="000000"/>
+              <w:bottom w:val="single" w:sz="4" w:space="0" w:color="000000"/>
+              <w:right w:val="single" w:sz="4" w:space="0" w:color="000000"/>
+            </w:tcBorders>
+            <w:vAlign w:val="bottom"/>
+          </w:tcPr>
+          <w:p>
+            <w:pPr>
+              <w:pStyle w:val="Normal"/>
+              <w:widowControl w:val="false"/>
+              <w:spacing w:lineRule="auto" w:line="180"/>
+              <w:jc w:val="center"/>
+              <w:rPr>
+                <w:sz w:val="16"/>
+                <w:szCs w:val="16"/>
+              </w:rPr>
+            </w:pPr>
+            <w:r>
+              <w:rPr>
+                <w:rFonts w:eastAsia="arial" w:ascii="arial" w:hAnsi="arial"/>
+                <w:color w:val="000000"/>
+                <w:sz w:val="16"/>
+                <w:szCs w:val="16"/>
+              </w:rPr>
+              <w:t>Prev</w:t>
+            </w:r>
+          </w:p>
+          <w:p>
+            <w:pPr>
+              <w:pStyle w:val="Normal"/>
+              <w:widowControl w:val="false"/>
+              <w:spacing w:lineRule="auto" w:line="180"/>
+              <w:jc w:val="center"/>
+              <w:rPr>
+                <w:sz w:val="16"/>
+                <w:szCs w:val="16"/>
+              </w:rPr>
+            </w:pPr>
+            <w:r>
+              <w:rPr>
+                <w:rFonts w:eastAsia="arial" w:ascii="arial" w:hAnsi="arial"/>
+                <w:color w:val="000000"/>
+                <w:sz w:val="16"/>
+                <w:szCs w:val="16"/>
+              </w:rPr>
+              <w:t>Cab Cam</w:t>
+            </w:r>
+          </w:p>
+        </w:tc>
+      </w:tr>
+    </w:tbl>
+    <w:p>
+      <w:pPr>
+        <w:pStyle w:val="Normal"/>
+        <w:rPr>
+          <w:color w:val="000000"/>
+          <w:sz w:val="16"/>
+          <w:szCs w:val="16"/>
+        </w:rPr>
+      </w:pPr>
+      <w:r>
+        <w:rPr>
+          <w:color w:val="000000"/>
+          <w:sz w:val="16"/>
+          <w:szCs w:val="16"/>
+        </w:rPr>
+      </w:r>
+    </w:p>
+    <w:p>
+      <w:pPr>
+        <w:pStyle w:val="Normal"/>
+        <w:rPr>
+          <w:color w:val="000000"/>
+          <w:sz w:val="16"/>
+          <w:szCs w:val="16"/>
+        </w:rPr>
+      </w:pPr>
+      <w:r>
+        <w:rPr>
+          <w:color w:val="000000"/>
+          <w:sz w:val="16"/>
+          <w:szCs w:val="16"/>
+        </w:rPr>
+        <w:tab/>
+        <w:t xml:space="preserve">       </w:t>
+      </w:r>
+      <w:r>
+        <w:rPr>
+          <w:rFonts w:eastAsia="arial" w:ascii="arial" w:hAnsi="arial"/>
+          <w:color w:val="000000"/>
+          <w:sz w:val="16"/>
+          <w:szCs w:val="16"/>
+        </w:rPr>
+        <w:t xml:space="preserve">    MP36PH-3C-1</w:t>
+      </w:r>
+    </w:p>
+    <w:tbl>
+      <w:tblPr>
+        <w:tblW w:w="14248" w:type="dxa"/>
+        <w:jc w:val="left"/>
+        <w:tblInd w:w="-5" w:type="dxa"/>
+        <w:tblLayout w:type="fixed"/>
+        <w:tblCellMar>
+          <w:top w:w="0" w:type="dxa"/>
+          <w:left w:w="108" w:type="dxa"/>
+          <w:bottom w:w="0" w:type="dxa"/>
+          <w:right w:w="108" w:type="dxa"/>
+        </w:tblCellMar>
+        <w:tblLook w:firstRow="1" w:noVBand="1" w:lastRow="0" w:firstColumn="1" w:lastColumn="0" w:noHBand="0" w:val="04a0"/>
+      </w:tblPr>
+      <w:tblGrid>
+        <w:gridCol w:w="1017"/>
+        <w:gridCol w:w="1019"/>
+        <w:gridCol w:w="1014"/>
+        <w:gridCol w:w="1016"/>
+        <w:gridCol w:w="1020"/>
+        <w:gridCol w:w="1016"/>
+        <w:gridCol w:w="1016"/>
+        <w:gridCol w:w="1017"/>
+        <w:gridCol w:w="1016"/>
+        <w:gridCol w:w="1020"/>
+        <w:gridCol w:w="1016"/>
+        <w:gridCol w:w="1016"/>
+        <w:gridCol w:w="1016"/>
+        <w:gridCol w:w="1029"/>
+      </w:tblGrid>
+      <w:tr>
+        <w:trPr>
+          <w:trHeight w:val="440" w:hRule="exact"/>
+          <w:cantSplit w:val="true"/>
+        </w:trPr>
+        <w:tc>
+          <w:tcPr>
+            <w:tcW w:w="1017" w:type="dxa"/>
+            <w:tcBorders>
+              <w:top w:val="single" w:sz="4" w:space="0" w:color="000000"/>
+              <w:left w:val="single" w:sz="4" w:space="0" w:color="000000"/>
+              <w:bottom w:val="single" w:sz="4" w:space="0" w:color="000000"/>
+            </w:tcBorders>
+            <w:vAlign w:val="bottom"/>
+          </w:tcPr>
+          <w:p>
+            <w:pPr>
+              <w:pStyle w:val="Normal"/>
+              <w:widowControl w:val="false"/>
+              <w:spacing w:lineRule="auto" w:line="180" w:before="0" w:after="60"/>
+              <w:jc w:val="center"/>
+              <w:rPr>
+                <w:color w:val="000000"/>
+                <w:sz w:val="16"/>
+                <w:szCs w:val="16"/>
+              </w:rPr>
+            </w:pPr>
+            <w:r>
+              <w:rPr>
+                <w:rFonts w:eastAsia="arial" w:ascii="arial" w:hAnsi="arial"/>
+                <w:b/>
+                <w:color w:val="000000"/>
+                <w:sz w:val="16"/>
+                <w:szCs w:val="16"/>
+              </w:rPr>
+              <w:t>Pause</w:t>
+            </w:r>
+          </w:p>
+        </w:tc>
+        <w:tc>
+          <w:tcPr>
+            <w:tcW w:w="1019" w:type="dxa"/>
+            <w:tcBorders>
+              <w:top w:val="single" w:sz="4" w:space="0" w:color="000000"/>
+              <w:left w:val="single" w:sz="4" w:space="0" w:color="000000"/>
+              <w:bottom w:val="single" w:sz="4" w:space="0" w:color="000000"/>
+            </w:tcBorders>
+            <w:vAlign w:val="bottom"/>
+          </w:tcPr>
+          <w:p>
+            <w:pPr>
+              <w:pStyle w:val="Normal"/>
+              <w:widowControl w:val="false"/>
+              <w:spacing w:lineRule="auto" w:line="180"/>
+              <w:jc w:val="center"/>
+              <w:rPr>
+                <w:color w:val="000000"/>
+                <w:sz w:val="16"/>
+                <w:szCs w:val="16"/>
+              </w:rPr>
+            </w:pPr>
+            <w:r>
+              <w:rPr>
+                <w:color w:val="000000"/>
+                <w:sz w:val="16"/>
+                <w:szCs w:val="16"/>
+              </w:rPr>
+              <w:t>Reverser Handle</w:t>
+            </w:r>
+          </w:p>
+        </w:tc>
+        <w:tc>
+          <w:tcPr>
+            <w:tcW w:w="1014" w:type="dxa"/>
+            <w:tcBorders>
+              <w:top w:val="single" w:sz="4" w:space="0" w:color="000000"/>
+              <w:left w:val="single" w:sz="4" w:space="0" w:color="000000"/>
+              <w:bottom w:val="single" w:sz="4" w:space="0" w:color="000000"/>
+            </w:tcBorders>
+            <w:vAlign w:val="bottom"/>
+          </w:tcPr>
+          <w:p>
+            <w:pPr>
+              <w:pStyle w:val="Normal"/>
+              <w:widowControl w:val="false"/>
+              <w:jc w:val="center"/>
+              <w:rPr>
+                <w:rFonts w:ascii="arial" w:hAnsi="arial" w:eastAsia="arial"/>
+                <w:color w:val="000000"/>
+                <w:sz w:val="16"/>
+                <w:szCs w:val="16"/>
+              </w:rPr>
+            </w:pPr>
+            <w:r>
+              <w:rPr>
+                <w:rFonts w:eastAsia="arial" w:ascii="arial" w:hAnsi="arial"/>
+                <w:color w:val="000000"/>
+                <w:sz w:val="16"/>
+                <w:szCs w:val="16"/>
+              </w:rPr>
+              <w:t>Engine Start</w:t>
+            </w:r>
+          </w:p>
+        </w:tc>
+        <w:tc>
+          <w:tcPr>
+            <w:tcW w:w="1016" w:type="dxa"/>
+            <w:tcBorders>
+              <w:top w:val="single" w:sz="4" w:space="0" w:color="000000"/>
+              <w:left w:val="single" w:sz="4" w:space="0" w:color="000000"/>
+              <w:bottom w:val="single" w:sz="4" w:space="0" w:color="000000"/>
+            </w:tcBorders>
+            <w:vAlign w:val="bottom"/>
+          </w:tcPr>
+          <w:p>
+            <w:pPr>
+              <w:pStyle w:val="Normal"/>
+              <w:widowControl w:val="false"/>
+              <w:spacing w:lineRule="auto" w:line="180"/>
+              <w:jc w:val="center"/>
+              <w:rPr>
+                <w:color w:val="000000"/>
+                <w:sz w:val="16"/>
+                <w:szCs w:val="16"/>
+              </w:rPr>
+            </w:pPr>
+            <w:r>
+              <w:rPr>
+                <w:color w:val="000000"/>
+                <w:sz w:val="16"/>
+                <w:szCs w:val="16"/>
+              </w:rPr>
+              <w:t>Engine Run</w:t>
+            </w:r>
+          </w:p>
+        </w:tc>
+        <w:tc>
+          <w:tcPr>
+            <w:tcW w:w="1020" w:type="dxa"/>
+            <w:tcBorders>
+              <w:top w:val="single" w:sz="4" w:space="0" w:color="000000"/>
+              <w:left w:val="single" w:sz="4" w:space="0" w:color="000000"/>
+              <w:bottom w:val="single" w:sz="4" w:space="0" w:color="000000"/>
+            </w:tcBorders>
+            <w:vAlign w:val="bottom"/>
+          </w:tcPr>
+          <w:p>
+            <w:pPr>
+              <w:pStyle w:val="Normal"/>
+              <w:widowControl w:val="false"/>
+              <w:spacing w:lineRule="auto" w:line="180"/>
+              <w:jc w:val="center"/>
+              <w:rPr>
+                <w:color w:val="000000"/>
+                <w:sz w:val="16"/>
+                <w:szCs w:val="16"/>
+              </w:rPr>
+            </w:pPr>
+            <w:r>
+              <w:rPr>
+                <w:color w:val="000000"/>
+                <w:sz w:val="16"/>
+                <w:szCs w:val="16"/>
+              </w:rPr>
+              <w:t>Generator Field</w:t>
+            </w:r>
+          </w:p>
+        </w:tc>
+        <w:tc>
+          <w:tcPr>
+            <w:tcW w:w="1016" w:type="dxa"/>
+            <w:tcBorders>
+              <w:top w:val="single" w:sz="4" w:space="0" w:color="000000"/>
+              <w:left w:val="single" w:sz="4" w:space="0" w:color="000000"/>
+              <w:bottom w:val="single" w:sz="4" w:space="0" w:color="000000"/>
+            </w:tcBorders>
+            <w:vAlign w:val="bottom"/>
+          </w:tcPr>
+          <w:p>
+            <w:pPr>
+              <w:pStyle w:val="Normal"/>
+              <w:widowControl w:val="false"/>
+              <w:jc w:val="center"/>
+              <w:rPr>
+                <w:color w:val="000000"/>
+                <w:sz w:val="16"/>
+                <w:szCs w:val="16"/>
+              </w:rPr>
+            </w:pPr>
+            <w:r>
+              <w:rPr>
+                <w:color w:val="000000"/>
+                <w:sz w:val="16"/>
+                <w:szCs w:val="16"/>
+              </w:rPr>
+              <w:t>Brake</w:t>
+            </w:r>
+          </w:p>
+          <w:p>
+            <w:pPr>
+              <w:pStyle w:val="Normal"/>
+              <w:widowControl w:val="false"/>
+              <w:jc w:val="center"/>
+              <w:rPr>
+                <w:color w:val="000000"/>
+                <w:sz w:val="16"/>
+                <w:szCs w:val="16"/>
+              </w:rPr>
+            </w:pPr>
+            <w:r>
+              <w:rPr>
+                <w:color w:val="000000"/>
+                <w:sz w:val="16"/>
+                <w:szCs w:val="16"/>
+              </w:rPr>
               <w:t>Cut-</w:t>
             </w:r>
             <w:r>
@@ -17382,7 +18521,28 @@
               </w:rPr>
             </w:pPr>
             <w:r>
-              <w:rPr/>
+              <w:rPr>
+                <w:color w:val="000000"/>
+                <w:sz w:val="16"/>
+                <w:szCs w:val="16"/>
+              </w:rPr>
+              <w:t xml:space="preserve">HEP </w:t>
+            </w:r>
+            <w:r>
+              <w:rPr>
+                <w:color w:val="000000"/>
+                <w:sz w:val="16"/>
+                <w:szCs w:val="16"/>
+              </w:rPr>
+              <w:t>Run</w:t>
+            </w:r>
+            <w:r>
+              <w:rPr>
+                <w:color w:val="000000"/>
+                <w:sz w:val="16"/>
+                <w:szCs w:val="16"/>
+              </w:rPr>
+              <w:t>/Start</w:t>
             </w:r>
           </w:p>
         </w:tc>
@@ -17408,39 +18568,42 @@
               </w:rPr>
             </w:pPr>
             <w:r>
-              <w:rPr/>
-            </w:r>
-          </w:p>
-        </w:tc>
-        <w:tc>
-          <w:tcPr>
-            <w:tcW w:w="1016" w:type="dxa"/>
-            <w:tcBorders>
-              <w:top w:val="single" w:sz="4" w:space="0" w:color="000000"/>
-              <w:left w:val="single" w:sz="4" w:space="0" w:color="000000"/>
-              <w:bottom w:val="single" w:sz="4" w:space="0" w:color="000000"/>
-            </w:tcBorders>
-            <w:vAlign w:val="bottom"/>
-          </w:tcPr>
-          <w:p>
-            <w:pPr>
-              <w:pStyle w:val="Normal"/>
-              <w:widowControl w:val="false"/>
-              <w:jc w:val="center"/>
-              <w:rPr>
-                <w:color w:val="000000"/>
-                <w:sz w:val="16"/>
-                <w:szCs w:val="16"/>
-              </w:rPr>
-            </w:pPr>
-            <w:r>
-              <w:rPr>
-                <w:rFonts w:eastAsia="arial" w:ascii="arial" w:hAnsi="arial"/>
-                <w:color w:val="000000"/>
-                <w:sz w:val="16"/>
-                <w:szCs w:val="16"/>
-              </w:rPr>
-              <w:t>Gauge Light Up</w:t>
+              <w:rPr>
+                <w:rFonts w:eastAsia="arial" w:ascii="arial" w:hAnsi="arial"/>
+                <w:color w:val="000000"/>
+                <w:sz w:val="16"/>
+                <w:szCs w:val="16"/>
+              </w:rPr>
+              <w:t>Isolation Run</w:t>
+            </w:r>
+          </w:p>
+        </w:tc>
+        <w:tc>
+          <w:tcPr>
+            <w:tcW w:w="1016" w:type="dxa"/>
+            <w:tcBorders>
+              <w:top w:val="single" w:sz="4" w:space="0" w:color="000000"/>
+              <w:left w:val="single" w:sz="4" w:space="0" w:color="000000"/>
+              <w:bottom w:val="single" w:sz="4" w:space="0" w:color="000000"/>
+            </w:tcBorders>
+            <w:vAlign w:val="bottom"/>
+          </w:tcPr>
+          <w:p>
+            <w:pPr>
+              <w:pStyle w:val="Normal"/>
+              <w:widowControl w:val="false"/>
+              <w:jc w:val="center"/>
+              <w:rPr>
+                <w:sz w:val="16"/>
+                <w:szCs w:val="16"/>
+              </w:rPr>
+            </w:pPr>
+            <w:r>
+              <w:rPr>
+                <w:sz w:val="16"/>
+                <w:szCs w:val="16"/>
+              </w:rPr>
+              <w:t>Rear HL Up</w:t>
             </w:r>
           </w:p>
         </w:tc>
@@ -17531,8 +18694,6 @@
             </w:pPr>
             <w:r>
               <w:rPr>
-                <w:rFonts w:eastAsia="arial" w:ascii="arial" w:hAnsi="arial"/>
-                <w:color w:val="000000"/>
                 <w:sz w:val="16"/>
                 <w:szCs w:val="16"/>
               </w:rPr>
@@ -17673,7 +18834,7 @@
           <w:sz w:val="16"/>
           <w:szCs w:val="16"/>
         </w:rPr>
-        <w:t>Gallery Cab Car</w:t>
+        <w:t>MP36PH-3C</w:t>
       </w:r>
       <w:r>
         <w:rPr>
@@ -17808,7 +18969,13 @@
               </w:rPr>
             </w:pPr>
             <w:r>
-              <w:rPr/>
+              <w:rPr>
+                <w:rFonts w:eastAsia="arial" w:ascii="arial" w:hAnsi="arial"/>
+                <w:color w:val="000000"/>
+                <w:sz w:val="16"/>
+                <w:szCs w:val="16"/>
+              </w:rPr>
+              <w:t>Engine Stop</w:t>
             </w:r>
           </w:p>
         </w:tc>
@@ -17957,7 +19124,31 @@
               </w:rPr>
             </w:pPr>
             <w:r>
-              <w:rPr/>
+              <w:rPr>
+                <w:rFonts w:eastAsia="arial" w:ascii="arial" w:hAnsi="arial"/>
+                <w:color w:val="000000"/>
+                <w:sz w:val="16"/>
+                <w:szCs w:val="16"/>
+              </w:rPr>
+              <w:t xml:space="preserve">HEP </w:t>
+            </w:r>
+            <w:r>
+              <w:rPr>
+                <w:rFonts w:eastAsia="arial" w:ascii="arial" w:hAnsi="arial"/>
+                <w:color w:val="000000"/>
+                <w:sz w:val="16"/>
+                <w:szCs w:val="16"/>
+              </w:rPr>
+              <w:t>Iso.</w:t>
+            </w:r>
+            <w:r>
+              <w:rPr>
+                <w:rFonts w:eastAsia="arial" w:ascii="arial" w:hAnsi="arial"/>
+                <w:color w:val="000000"/>
+                <w:sz w:val="16"/>
+                <w:szCs w:val="16"/>
+              </w:rPr>
+              <w:t>/Stop</w:t>
             </w:r>
           </w:p>
         </w:tc>
@@ -17983,39 +19174,44 @@
               </w:rPr>
             </w:pPr>
             <w:r>
-              <w:rPr/>
-            </w:r>
-          </w:p>
-        </w:tc>
-        <w:tc>
-          <w:tcPr>
-            <w:tcW w:w="1016" w:type="dxa"/>
-            <w:tcBorders>
-              <w:top w:val="single" w:sz="4" w:space="0" w:color="000000"/>
-              <w:left w:val="single" w:sz="4" w:space="0" w:color="000000"/>
-              <w:bottom w:val="single" w:sz="4" w:space="0" w:color="000000"/>
-            </w:tcBorders>
-            <w:vAlign w:val="bottom"/>
-          </w:tcPr>
-          <w:p>
-            <w:pPr>
-              <w:pStyle w:val="Normal"/>
-              <w:widowControl w:val="false"/>
-              <w:jc w:val="center"/>
-              <w:rPr>
-                <w:color w:val="000000"/>
-                <w:sz w:val="16"/>
-                <w:szCs w:val="16"/>
-              </w:rPr>
-            </w:pPr>
-            <w:r>
-              <w:rPr>
-                <w:rFonts w:eastAsia="arial" w:ascii="arial" w:hAnsi="arial"/>
-                <w:color w:val="000000"/>
-                <w:sz w:val="16"/>
-                <w:szCs w:val="16"/>
-              </w:rPr>
-              <w:t>Gauge Light Dw</w:t>
+              <w:rPr>
+                <w:rFonts w:eastAsia="arial" w:ascii="arial" w:hAnsi="arial"/>
+                <w:color w:val="000000"/>
+                <w:sz w:val="16"/>
+                <w:szCs w:val="16"/>
+              </w:rPr>
+              <w:t>Isolation Start Iso.</w:t>
+            </w:r>
+          </w:p>
+        </w:tc>
+        <w:tc>
+          <w:tcPr>
+            <w:tcW w:w="1016" w:type="dxa"/>
+            <w:tcBorders>
+              <w:top w:val="single" w:sz="4" w:space="0" w:color="000000"/>
+              <w:left w:val="single" w:sz="4" w:space="0" w:color="000000"/>
+              <w:bottom w:val="single" w:sz="4" w:space="0" w:color="000000"/>
+            </w:tcBorders>
+            <w:vAlign w:val="bottom"/>
+          </w:tcPr>
+          <w:p>
+            <w:pPr>
+              <w:pStyle w:val="Normal"/>
+              <w:widowControl w:val="false"/>
+              <w:jc w:val="center"/>
+              <w:rPr>
+                <w:sz w:val="16"/>
+                <w:szCs w:val="16"/>
+              </w:rPr>
+            </w:pPr>
+            <w:r>
+              <w:rPr>
+                <w:rFonts w:eastAsia="arial" w:ascii="arial" w:hAnsi="arial"/>
+                <w:color w:val="000000"/>
+                <w:sz w:val="16"/>
+                <w:szCs w:val="16"/>
+              </w:rPr>
+              <w:t>Rear HL Down</w:t>
             </w:r>
           </w:p>
         </w:tc>
@@ -18065,53 +19261,58 @@
             <w:pPr>
               <w:pStyle w:val="Normal"/>
               <w:widowControl w:val="false"/>
-              <w:jc w:val="center"/>
-              <w:rPr>
-                <w:color w:val="000000"/>
-                <w:sz w:val="16"/>
-                <w:szCs w:val="16"/>
-              </w:rPr>
-            </w:pPr>
-            <w:r>
-              <w:rPr>
-                <w:rFonts w:eastAsia="arial" w:ascii="arial" w:hAnsi="arial"/>
-                <w:color w:val="000000"/>
-                <w:sz w:val="16"/>
-                <w:szCs w:val="16"/>
-              </w:rPr>
-              <w:t>Marker Light</w:t>
-            </w:r>
-          </w:p>
-        </w:tc>
-        <w:tc>
-          <w:tcPr>
-            <w:tcW w:w="1016" w:type="dxa"/>
-            <w:tcBorders>
-              <w:top w:val="single" w:sz="4" w:space="0" w:color="000000"/>
-              <w:left w:val="single" w:sz="4" w:space="0" w:color="000000"/>
-              <w:bottom w:val="single" w:sz="4" w:space="0" w:color="000000"/>
-            </w:tcBorders>
-            <w:vAlign w:val="bottom"/>
-          </w:tcPr>
-          <w:p>
-            <w:pPr>
-              <w:pStyle w:val="Normal"/>
-              <w:widowControl w:val="false"/>
-              <w:spacing w:lineRule="auto" w:line="180"/>
-              <w:jc w:val="center"/>
-              <w:rPr>
-                <w:sz w:val="16"/>
-                <w:szCs w:val="16"/>
-              </w:rPr>
-            </w:pPr>
-            <w:r>
-              <w:rPr>
-                <w:rFonts w:eastAsia="arial" w:ascii="arial" w:hAnsi="arial"/>
-                <w:color w:val="000000"/>
-                <w:sz w:val="16"/>
-                <w:szCs w:val="16"/>
-              </w:rPr>
-              <w:t>Crossing Light</w:t>
+              <w:spacing w:lineRule="auto" w:line="180"/>
+              <w:jc w:val="center"/>
+              <w:rPr>
+                <w:sz w:val="16"/>
+                <w:szCs w:val="16"/>
+              </w:rPr>
+            </w:pPr>
+            <w:r>
+              <w:rPr>
+                <w:rFonts w:eastAsia="arial" w:ascii="arial" w:hAnsi="arial"/>
+                <w:color w:val="000000"/>
+                <w:sz w:val="16"/>
+                <w:szCs w:val="16"/>
+              </w:rPr>
+              <w:t>(CT) HEP Start/Stop</w:t>
+            </w:r>
+          </w:p>
+        </w:tc>
+        <w:tc>
+          <w:tcPr>
+            <w:tcW w:w="1016" w:type="dxa"/>
+            <w:tcBorders>
+              <w:top w:val="single" w:sz="4" w:space="0" w:color="000000"/>
+              <w:left w:val="single" w:sz="4" w:space="0" w:color="000000"/>
+              <w:bottom w:val="single" w:sz="4" w:space="0" w:color="000000"/>
+            </w:tcBorders>
+            <w:vAlign w:val="bottom"/>
+          </w:tcPr>
+          <w:p>
+            <w:pPr>
+              <w:pStyle w:val="Normal"/>
+              <w:widowControl w:val="false"/>
+              <w:spacing w:lineRule="auto" w:line="180"/>
+              <w:jc w:val="center"/>
+              <w:rPr>
+                <w:sz w:val="16"/>
+                <w:szCs w:val="16"/>
+              </w:rPr>
+            </w:pPr>
+            <w:r>
+              <w:rPr>
+                <w:sz w:val="16"/>
+                <w:szCs w:val="16"/>
+              </w:rPr>
+              <w:t>Marker</w:t>
+            </w:r>
+            <w:r>
+              <w:rPr>
+                <w:sz w:val="16"/>
+                <w:szCs w:val="16"/>
+              </w:rPr>
+              <w:t xml:space="preserve"> Light</w:t>
             </w:r>
           </w:p>
         </w:tc>
@@ -18235,6 +19436,1188 @@
       </w:pPr>
       <w:r>
         <w:rPr>
+          <w:rFonts w:eastAsia="arial" w:ascii="arial" w:hAnsi="arial"/>
+          <w:color w:val="000000"/>
+          <w:sz w:val="16"/>
+          <w:szCs w:val="16"/>
+        </w:rPr>
+      </w:r>
+    </w:p>
+    <w:p>
+      <w:pPr>
+        <w:pStyle w:val="Normal"/>
+        <w:rPr>
+          <w:color w:val="000000"/>
+          <w:sz w:val="16"/>
+          <w:szCs w:val="16"/>
+        </w:rPr>
+      </w:pPr>
+      <w:r>
+        <w:rPr>
+          <w:color w:val="000000"/>
+          <w:sz w:val="16"/>
+          <w:szCs w:val="16"/>
+        </w:rPr>
+        <w:tab/>
+        <w:t xml:space="preserve">       </w:t>
+      </w:r>
+      <w:r>
+        <w:rPr>
+          <w:rFonts w:eastAsia="arial" w:ascii="arial" w:hAnsi="arial"/>
+          <w:color w:val="000000"/>
+          <w:sz w:val="16"/>
+          <w:szCs w:val="16"/>
+        </w:rPr>
+        <w:t xml:space="preserve">    </w:t>
+      </w:r>
+      <w:r>
+        <w:rPr>
+          <w:rFonts w:eastAsia="arial" w:ascii="arial" w:hAnsi="arial"/>
+          <w:color w:val="000000"/>
+          <w:sz w:val="16"/>
+          <w:szCs w:val="16"/>
+        </w:rPr>
+        <w:t>Bombardier Bi-level Cab Car</w:t>
+      </w:r>
+      <w:r>
+        <w:rPr>
+          <w:rFonts w:eastAsia="arial" w:ascii="arial" w:hAnsi="arial"/>
+          <w:color w:val="000000"/>
+          <w:sz w:val="16"/>
+          <w:szCs w:val="16"/>
+        </w:rPr>
+        <w:t>-1</w:t>
+      </w:r>
+    </w:p>
+    <w:tbl>
+      <w:tblPr>
+        <w:tblW w:w="14248" w:type="dxa"/>
+        <w:jc w:val="left"/>
+        <w:tblInd w:w="-5" w:type="dxa"/>
+        <w:tblLayout w:type="fixed"/>
+        <w:tblCellMar>
+          <w:top w:w="0" w:type="dxa"/>
+          <w:left w:w="108" w:type="dxa"/>
+          <w:bottom w:w="0" w:type="dxa"/>
+          <w:right w:w="108" w:type="dxa"/>
+        </w:tblCellMar>
+        <w:tblLook w:firstRow="1" w:noVBand="1" w:lastRow="0" w:firstColumn="1" w:lastColumn="0" w:noHBand="0" w:val="04a0"/>
+      </w:tblPr>
+      <w:tblGrid>
+        <w:gridCol w:w="1017"/>
+        <w:gridCol w:w="1019"/>
+        <w:gridCol w:w="1014"/>
+        <w:gridCol w:w="1016"/>
+        <w:gridCol w:w="1020"/>
+        <w:gridCol w:w="1016"/>
+        <w:gridCol w:w="1016"/>
+        <w:gridCol w:w="1017"/>
+        <w:gridCol w:w="1016"/>
+        <w:gridCol w:w="1020"/>
+        <w:gridCol w:w="1016"/>
+        <w:gridCol w:w="1016"/>
+        <w:gridCol w:w="1016"/>
+        <w:gridCol w:w="1029"/>
+      </w:tblGrid>
+      <w:tr>
+        <w:trPr>
+          <w:trHeight w:val="440" w:hRule="exact"/>
+          <w:cantSplit w:val="true"/>
+        </w:trPr>
+        <w:tc>
+          <w:tcPr>
+            <w:tcW w:w="1017" w:type="dxa"/>
+            <w:tcBorders>
+              <w:top w:val="single" w:sz="4" w:space="0" w:color="000000"/>
+              <w:left w:val="single" w:sz="4" w:space="0" w:color="000000"/>
+              <w:bottom w:val="single" w:sz="4" w:space="0" w:color="000000"/>
+            </w:tcBorders>
+            <w:vAlign w:val="bottom"/>
+          </w:tcPr>
+          <w:p>
+            <w:pPr>
+              <w:pStyle w:val="Normal"/>
+              <w:widowControl w:val="false"/>
+              <w:spacing w:lineRule="auto" w:line="180" w:before="0" w:after="60"/>
+              <w:jc w:val="center"/>
+              <w:rPr>
+                <w:color w:val="000000"/>
+                <w:sz w:val="16"/>
+                <w:szCs w:val="16"/>
+              </w:rPr>
+            </w:pPr>
+            <w:r>
+              <w:rPr>
+                <w:rFonts w:eastAsia="arial" w:ascii="arial" w:hAnsi="arial"/>
+                <w:b/>
+                <w:color w:val="000000"/>
+                <w:sz w:val="16"/>
+                <w:szCs w:val="16"/>
+              </w:rPr>
+              <w:t>Pause</w:t>
+            </w:r>
+          </w:p>
+        </w:tc>
+        <w:tc>
+          <w:tcPr>
+            <w:tcW w:w="1019" w:type="dxa"/>
+            <w:tcBorders>
+              <w:top w:val="single" w:sz="4" w:space="0" w:color="000000"/>
+              <w:left w:val="single" w:sz="4" w:space="0" w:color="000000"/>
+              <w:bottom w:val="single" w:sz="4" w:space="0" w:color="000000"/>
+            </w:tcBorders>
+            <w:vAlign w:val="bottom"/>
+          </w:tcPr>
+          <w:p>
+            <w:pPr>
+              <w:pStyle w:val="Normal"/>
+              <w:widowControl w:val="false"/>
+              <w:spacing w:lineRule="auto" w:line="180"/>
+              <w:jc w:val="center"/>
+              <w:rPr>
+                <w:color w:val="000000"/>
+                <w:sz w:val="16"/>
+                <w:szCs w:val="16"/>
+              </w:rPr>
+            </w:pPr>
+            <w:r>
+              <w:rPr>
+                <w:color w:val="000000"/>
+                <w:sz w:val="16"/>
+                <w:szCs w:val="16"/>
+              </w:rPr>
+              <w:t>Reverser Handle</w:t>
+            </w:r>
+          </w:p>
+        </w:tc>
+        <w:tc>
+          <w:tcPr>
+            <w:tcW w:w="1014" w:type="dxa"/>
+            <w:tcBorders>
+              <w:top w:val="single" w:sz="4" w:space="0" w:color="000000"/>
+              <w:left w:val="single" w:sz="4" w:space="0" w:color="000000"/>
+              <w:bottom w:val="single" w:sz="4" w:space="0" w:color="000000"/>
+            </w:tcBorders>
+            <w:vAlign w:val="bottom"/>
+          </w:tcPr>
+          <w:p>
+            <w:pPr>
+              <w:pStyle w:val="Normal"/>
+              <w:widowControl w:val="false"/>
+              <w:jc w:val="center"/>
+              <w:rPr>
+                <w:rFonts w:ascii="arial" w:hAnsi="arial" w:eastAsia="arial"/>
+                <w:color w:val="000000"/>
+                <w:sz w:val="16"/>
+                <w:szCs w:val="16"/>
+              </w:rPr>
+            </w:pPr>
+            <w:r>
+              <w:rPr>
+                <w:rFonts w:eastAsia="arial" w:ascii="arial" w:hAnsi="arial"/>
+                <w:color w:val="000000"/>
+                <w:sz w:val="16"/>
+                <w:szCs w:val="16"/>
+              </w:rPr>
+              <w:t xml:space="preserve">Engine </w:t>
+            </w:r>
+            <w:r>
+              <w:rPr>
+                <w:rFonts w:eastAsia="arial" w:ascii="arial" w:hAnsi="arial"/>
+                <w:color w:val="000000"/>
+                <w:sz w:val="16"/>
+                <w:szCs w:val="16"/>
+              </w:rPr>
+              <w:t>Run But.</w:t>
+            </w:r>
+          </w:p>
+        </w:tc>
+        <w:tc>
+          <w:tcPr>
+            <w:tcW w:w="1016" w:type="dxa"/>
+            <w:tcBorders>
+              <w:top w:val="single" w:sz="4" w:space="0" w:color="000000"/>
+              <w:left w:val="single" w:sz="4" w:space="0" w:color="000000"/>
+              <w:bottom w:val="single" w:sz="4" w:space="0" w:color="000000"/>
+            </w:tcBorders>
+            <w:vAlign w:val="bottom"/>
+          </w:tcPr>
+          <w:p>
+            <w:pPr>
+              <w:pStyle w:val="Normal"/>
+              <w:widowControl w:val="false"/>
+              <w:spacing w:lineRule="auto" w:line="180"/>
+              <w:jc w:val="center"/>
+              <w:rPr>
+                <w:color w:val="000000"/>
+                <w:sz w:val="16"/>
+                <w:szCs w:val="16"/>
+              </w:rPr>
+            </w:pPr>
+            <w:r>
+              <w:rPr>
+                <w:color w:val="000000"/>
+                <w:sz w:val="16"/>
+                <w:szCs w:val="16"/>
+              </w:rPr>
+              <w:t>Engine Run</w:t>
+            </w:r>
+          </w:p>
+        </w:tc>
+        <w:tc>
+          <w:tcPr>
+            <w:tcW w:w="1020" w:type="dxa"/>
+            <w:tcBorders>
+              <w:top w:val="single" w:sz="4" w:space="0" w:color="000000"/>
+              <w:left w:val="single" w:sz="4" w:space="0" w:color="000000"/>
+              <w:bottom w:val="single" w:sz="4" w:space="0" w:color="000000"/>
+            </w:tcBorders>
+            <w:vAlign w:val="bottom"/>
+          </w:tcPr>
+          <w:p>
+            <w:pPr>
+              <w:pStyle w:val="Normal"/>
+              <w:widowControl w:val="false"/>
+              <w:spacing w:lineRule="auto" w:line="180"/>
+              <w:jc w:val="center"/>
+              <w:rPr>
+                <w:color w:val="000000"/>
+                <w:sz w:val="16"/>
+                <w:szCs w:val="16"/>
+              </w:rPr>
+            </w:pPr>
+            <w:r>
+              <w:rPr>
+                <w:color w:val="000000"/>
+                <w:sz w:val="16"/>
+                <w:szCs w:val="16"/>
+              </w:rPr>
+              <w:t>Generator Field</w:t>
+            </w:r>
+          </w:p>
+        </w:tc>
+        <w:tc>
+          <w:tcPr>
+            <w:tcW w:w="1016" w:type="dxa"/>
+            <w:tcBorders>
+              <w:top w:val="single" w:sz="4" w:space="0" w:color="000000"/>
+              <w:left w:val="single" w:sz="4" w:space="0" w:color="000000"/>
+              <w:bottom w:val="single" w:sz="4" w:space="0" w:color="000000"/>
+            </w:tcBorders>
+            <w:vAlign w:val="bottom"/>
+          </w:tcPr>
+          <w:p>
+            <w:pPr>
+              <w:pStyle w:val="Normal"/>
+              <w:widowControl w:val="false"/>
+              <w:jc w:val="center"/>
+              <w:rPr>
+                <w:color w:val="000000"/>
+                <w:sz w:val="16"/>
+                <w:szCs w:val="16"/>
+              </w:rPr>
+            </w:pPr>
+            <w:r>
+              <w:rPr>
+                <w:color w:val="000000"/>
+                <w:sz w:val="16"/>
+                <w:szCs w:val="16"/>
+              </w:rPr>
+              <w:t>Brake</w:t>
+            </w:r>
+          </w:p>
+          <w:p>
+            <w:pPr>
+              <w:pStyle w:val="Normal"/>
+              <w:widowControl w:val="false"/>
+              <w:jc w:val="center"/>
+              <w:rPr>
+                <w:color w:val="000000"/>
+                <w:sz w:val="16"/>
+                <w:szCs w:val="16"/>
+              </w:rPr>
+            </w:pPr>
+            <w:r>
+              <w:rPr>
+                <w:color w:val="000000"/>
+                <w:sz w:val="16"/>
+                <w:szCs w:val="16"/>
+              </w:rPr>
+              <w:t>Cut-</w:t>
+            </w:r>
+            <w:r>
+              <w:rPr>
+                <w:color w:val="000000"/>
+                <w:sz w:val="16"/>
+                <w:szCs w:val="16"/>
+              </w:rPr>
+              <w:t>In</w:t>
+            </w:r>
+          </w:p>
+        </w:tc>
+        <w:tc>
+          <w:tcPr>
+            <w:tcW w:w="1016" w:type="dxa"/>
+            <w:tcBorders>
+              <w:top w:val="single" w:sz="4" w:space="0" w:color="000000"/>
+              <w:left w:val="single" w:sz="4" w:space="0" w:color="000000"/>
+              <w:bottom w:val="single" w:sz="4" w:space="0" w:color="000000"/>
+            </w:tcBorders>
+            <w:vAlign w:val="bottom"/>
+          </w:tcPr>
+          <w:p>
+            <w:pPr>
+              <w:pStyle w:val="Normal"/>
+              <w:widowControl w:val="false"/>
+              <w:jc w:val="center"/>
+              <w:rPr>
+                <w:color w:val="000000"/>
+                <w:sz w:val="16"/>
+                <w:szCs w:val="16"/>
+              </w:rPr>
+            </w:pPr>
+            <w:r>
+              <w:rPr>
+                <w:color w:val="000000"/>
+                <w:sz w:val="16"/>
+                <w:szCs w:val="16"/>
+              </w:rPr>
+              <w:t>Cab Setup Key</w:t>
+            </w:r>
+          </w:p>
+        </w:tc>
+        <w:tc>
+          <w:tcPr>
+            <w:tcW w:w="1017" w:type="dxa"/>
+            <w:tcBorders>
+              <w:top w:val="single" w:sz="4" w:space="0" w:color="000000"/>
+              <w:left w:val="single" w:sz="4" w:space="0" w:color="000000"/>
+              <w:bottom w:val="single" w:sz="4" w:space="0" w:color="000000"/>
+            </w:tcBorders>
+            <w:vAlign w:val="bottom"/>
+          </w:tcPr>
+          <w:p>
+            <w:pPr>
+              <w:pStyle w:val="Normal"/>
+              <w:widowControl w:val="false"/>
+              <w:jc w:val="center"/>
+              <w:rPr>
+                <w:color w:val="000000"/>
+                <w:sz w:val="16"/>
+                <w:szCs w:val="16"/>
+              </w:rPr>
+            </w:pPr>
+            <w:r>
+              <w:rPr/>
+            </w:r>
+          </w:p>
+        </w:tc>
+        <w:tc>
+          <w:tcPr>
+            <w:tcW w:w="1016" w:type="dxa"/>
+            <w:tcBorders>
+              <w:top w:val="single" w:sz="4" w:space="0" w:color="000000"/>
+              <w:left w:val="single" w:sz="4" w:space="0" w:color="000000"/>
+              <w:bottom w:val="single" w:sz="4" w:space="0" w:color="000000"/>
+            </w:tcBorders>
+            <w:vAlign w:val="bottom"/>
+          </w:tcPr>
+          <w:p>
+            <w:pPr>
+              <w:pStyle w:val="Normal"/>
+              <w:widowControl w:val="false"/>
+              <w:jc w:val="center"/>
+              <w:rPr>
+                <w:sz w:val="16"/>
+                <w:szCs w:val="16"/>
+              </w:rPr>
+            </w:pPr>
+            <w:r>
+              <w:rPr/>
+            </w:r>
+          </w:p>
+        </w:tc>
+        <w:tc>
+          <w:tcPr>
+            <w:tcW w:w="1020" w:type="dxa"/>
+            <w:tcBorders>
+              <w:top w:val="single" w:sz="4" w:space="0" w:color="000000"/>
+              <w:left w:val="single" w:sz="4" w:space="0" w:color="000000"/>
+              <w:bottom w:val="single" w:sz="4" w:space="0" w:color="000000"/>
+            </w:tcBorders>
+            <w:vAlign w:val="bottom"/>
+          </w:tcPr>
+          <w:p>
+            <w:pPr>
+              <w:pStyle w:val="Normal"/>
+              <w:widowControl w:val="false"/>
+              <w:jc w:val="center"/>
+              <w:rPr>
+                <w:color w:val="000000"/>
+                <w:sz w:val="16"/>
+                <w:szCs w:val="16"/>
+              </w:rPr>
+            </w:pPr>
+            <w:r>
+              <w:rPr>
+                <w:rFonts w:eastAsia="arial" w:ascii="arial" w:hAnsi="arial"/>
+                <w:color w:val="000000"/>
+                <w:sz w:val="16"/>
+                <w:szCs w:val="16"/>
+              </w:rPr>
+              <w:t>Number Light</w:t>
+            </w:r>
+          </w:p>
+        </w:tc>
+        <w:tc>
+          <w:tcPr>
+            <w:tcW w:w="1016" w:type="dxa"/>
+            <w:tcBorders>
+              <w:top w:val="single" w:sz="4" w:space="0" w:color="000000"/>
+              <w:left w:val="single" w:sz="4" w:space="0" w:color="000000"/>
+              <w:bottom w:val="single" w:sz="4" w:space="0" w:color="000000"/>
+            </w:tcBorders>
+            <w:vAlign w:val="bottom"/>
+          </w:tcPr>
+          <w:p>
+            <w:pPr>
+              <w:pStyle w:val="Normal"/>
+              <w:widowControl w:val="false"/>
+              <w:spacing w:lineRule="auto" w:line="180"/>
+              <w:jc w:val="center"/>
+              <w:rPr>
+                <w:sz w:val="16"/>
+                <w:szCs w:val="16"/>
+              </w:rPr>
+            </w:pPr>
+            <w:r>
+              <w:rPr>
+                <w:rFonts w:eastAsia="arial" w:ascii="arial" w:hAnsi="arial"/>
+                <w:color w:val="000000"/>
+                <w:sz w:val="16"/>
+                <w:szCs w:val="16"/>
+              </w:rPr>
+              <w:t>Gauge Light</w:t>
+            </w:r>
+          </w:p>
+        </w:tc>
+        <w:tc>
+          <w:tcPr>
+            <w:tcW w:w="1016" w:type="dxa"/>
+            <w:tcBorders>
+              <w:top w:val="single" w:sz="4" w:space="0" w:color="000000"/>
+              <w:left w:val="single" w:sz="4" w:space="0" w:color="000000"/>
+              <w:bottom w:val="single" w:sz="4" w:space="0" w:color="000000"/>
+            </w:tcBorders>
+            <w:vAlign w:val="bottom"/>
+          </w:tcPr>
+          <w:p>
+            <w:pPr>
+              <w:pStyle w:val="Normal"/>
+              <w:widowControl w:val="false"/>
+              <w:spacing w:lineRule="auto" w:line="180"/>
+              <w:jc w:val="center"/>
+              <w:rPr>
+                <w:sz w:val="16"/>
+                <w:szCs w:val="16"/>
+              </w:rPr>
+            </w:pPr>
+            <w:r>
+              <w:rPr>
+                <w:sz w:val="16"/>
+                <w:szCs w:val="16"/>
+              </w:rPr>
+              <w:t>Cab Light</w:t>
+            </w:r>
+          </w:p>
+        </w:tc>
+        <w:tc>
+          <w:tcPr>
+            <w:tcW w:w="1016" w:type="dxa"/>
+            <w:tcBorders>
+              <w:top w:val="single" w:sz="4" w:space="0" w:color="000000"/>
+              <w:left w:val="single" w:sz="4" w:space="0" w:color="000000"/>
+              <w:bottom w:val="single" w:sz="4" w:space="0" w:color="000000"/>
+            </w:tcBorders>
+            <w:vAlign w:val="bottom"/>
+          </w:tcPr>
+          <w:p>
+            <w:pPr>
+              <w:pStyle w:val="Normal"/>
+              <w:widowControl w:val="false"/>
+              <w:spacing w:lineRule="auto" w:line="180"/>
+              <w:jc w:val="center"/>
+              <w:rPr>
+                <w:sz w:val="16"/>
+                <w:szCs w:val="16"/>
+              </w:rPr>
+            </w:pPr>
+            <w:r>
+              <w:rPr>
+                <w:rFonts w:eastAsia="arial" w:ascii="arial" w:hAnsi="arial"/>
+                <w:color w:val="000000"/>
+                <w:sz w:val="16"/>
+                <w:szCs w:val="16"/>
+              </w:rPr>
+              <w:t>1-Person</w:t>
+            </w:r>
+          </w:p>
+        </w:tc>
+        <w:tc>
+          <w:tcPr>
+            <w:tcW w:w="1029" w:type="dxa"/>
+            <w:tcBorders>
+              <w:top w:val="single" w:sz="4" w:space="0" w:color="000000"/>
+              <w:left w:val="single" w:sz="4" w:space="0" w:color="000000"/>
+              <w:bottom w:val="single" w:sz="4" w:space="0" w:color="000000"/>
+              <w:right w:val="single" w:sz="4" w:space="0" w:color="000000"/>
+            </w:tcBorders>
+            <w:vAlign w:val="bottom"/>
+          </w:tcPr>
+          <w:p>
+            <w:pPr>
+              <w:pStyle w:val="Normal"/>
+              <w:widowControl w:val="false"/>
+              <w:spacing w:lineRule="auto" w:line="180"/>
+              <w:jc w:val="center"/>
+              <w:rPr>
+                <w:sz w:val="16"/>
+                <w:szCs w:val="16"/>
+              </w:rPr>
+            </w:pPr>
+            <w:r>
+              <w:rPr>
+                <w:rFonts w:eastAsia="arial" w:ascii="arial" w:hAnsi="arial"/>
+                <w:color w:val="000000"/>
+                <w:sz w:val="16"/>
+                <w:szCs w:val="16"/>
+              </w:rPr>
+              <w:t>Next</w:t>
+            </w:r>
+          </w:p>
+          <w:p>
+            <w:pPr>
+              <w:pStyle w:val="Normal"/>
+              <w:widowControl w:val="false"/>
+              <w:spacing w:lineRule="auto" w:line="180"/>
+              <w:jc w:val="center"/>
+              <w:rPr>
+                <w:sz w:val="16"/>
+                <w:szCs w:val="16"/>
+              </w:rPr>
+            </w:pPr>
+            <w:r>
+              <w:rPr>
+                <w:rFonts w:eastAsia="arial" w:ascii="arial" w:hAnsi="arial"/>
+                <w:color w:val="000000"/>
+                <w:sz w:val="16"/>
+                <w:szCs w:val="16"/>
+              </w:rPr>
+              <w:t>Cab Cam</w:t>
+            </w:r>
+          </w:p>
+        </w:tc>
+      </w:tr>
+    </w:tbl>
+    <w:p>
+      <w:pPr>
+        <w:pStyle w:val="Normal"/>
+        <w:rPr>
+          <w:rFonts w:ascii="arial" w:hAnsi="arial" w:eastAsia="arial"/>
+          <w:color w:val="000000"/>
+          <w:sz w:val="16"/>
+          <w:szCs w:val="16"/>
+        </w:rPr>
+      </w:pPr>
+      <w:r>
+        <w:rPr>
+          <w:rFonts w:eastAsia="arial" w:ascii="arial" w:hAnsi="arial"/>
+          <w:color w:val="000000"/>
+          <w:sz w:val="16"/>
+          <w:szCs w:val="16"/>
+        </w:rPr>
+      </w:r>
+    </w:p>
+    <w:p>
+      <w:pPr>
+        <w:pStyle w:val="Normal"/>
+        <w:rPr>
+          <w:color w:val="000000"/>
+          <w:sz w:val="16"/>
+          <w:szCs w:val="16"/>
+        </w:rPr>
+      </w:pPr>
+      <w:r>
+        <w:rPr>
+          <w:rFonts w:eastAsia="arial" w:ascii="arial" w:hAnsi="arial"/>
+          <w:color w:val="000000"/>
+          <w:sz w:val="16"/>
+          <w:szCs w:val="16"/>
+        </w:rPr>
+        <w:tab/>
+        <w:t xml:space="preserve">           </w:t>
+      </w:r>
+      <w:r>
+        <w:rPr>
+          <w:rFonts w:eastAsia="arial" w:ascii="arial" w:hAnsi="arial"/>
+          <w:color w:val="000000"/>
+          <w:sz w:val="16"/>
+          <w:szCs w:val="16"/>
+        </w:rPr>
+        <w:t>Bombardier Bi-level Cab Car</w:t>
+      </w:r>
+      <w:r>
+        <w:rPr>
+          <w:rFonts w:eastAsia="arial" w:ascii="arial" w:hAnsi="arial"/>
+          <w:color w:val="000000"/>
+          <w:sz w:val="16"/>
+          <w:szCs w:val="16"/>
+        </w:rPr>
+        <w:t>-2</w:t>
+      </w:r>
+    </w:p>
+    <w:tbl>
+      <w:tblPr>
+        <w:tblW w:w="14248" w:type="dxa"/>
+        <w:jc w:val="left"/>
+        <w:tblInd w:w="-5" w:type="dxa"/>
+        <w:tblLayout w:type="fixed"/>
+        <w:tblCellMar>
+          <w:top w:w="0" w:type="dxa"/>
+          <w:left w:w="108" w:type="dxa"/>
+          <w:bottom w:w="0" w:type="dxa"/>
+          <w:right w:w="108" w:type="dxa"/>
+        </w:tblCellMar>
+        <w:tblLook w:firstRow="1" w:noVBand="1" w:lastRow="0" w:firstColumn="1" w:lastColumn="0" w:noHBand="0" w:val="04a0"/>
+      </w:tblPr>
+      <w:tblGrid>
+        <w:gridCol w:w="1017"/>
+        <w:gridCol w:w="1019"/>
+        <w:gridCol w:w="1014"/>
+        <w:gridCol w:w="1016"/>
+        <w:gridCol w:w="1020"/>
+        <w:gridCol w:w="1016"/>
+        <w:gridCol w:w="1016"/>
+        <w:gridCol w:w="1017"/>
+        <w:gridCol w:w="1016"/>
+        <w:gridCol w:w="1020"/>
+        <w:gridCol w:w="1016"/>
+        <w:gridCol w:w="1016"/>
+        <w:gridCol w:w="1016"/>
+        <w:gridCol w:w="1029"/>
+      </w:tblGrid>
+      <w:tr>
+        <w:trPr>
+          <w:trHeight w:val="440" w:hRule="exact"/>
+          <w:cantSplit w:val="true"/>
+        </w:trPr>
+        <w:tc>
+          <w:tcPr>
+            <w:tcW w:w="1017" w:type="dxa"/>
+            <w:tcBorders>
+              <w:top w:val="single" w:sz="4" w:space="0" w:color="000000"/>
+              <w:left w:val="single" w:sz="4" w:space="0" w:color="000000"/>
+              <w:bottom w:val="single" w:sz="4" w:space="0" w:color="000000"/>
+            </w:tcBorders>
+            <w:vAlign w:val="bottom"/>
+          </w:tcPr>
+          <w:p>
+            <w:pPr>
+              <w:pStyle w:val="Normal"/>
+              <w:widowControl w:val="false"/>
+              <w:spacing w:lineRule="auto" w:line="180" w:before="0" w:after="60"/>
+              <w:jc w:val="center"/>
+              <w:rPr>
+                <w:b/>
+                <w:bCs/>
+              </w:rPr>
+            </w:pPr>
+            <w:r>
+              <w:rPr>
+                <w:b/>
+                <w:bCs/>
+                <w:color w:val="000000"/>
+                <w:sz w:val="16"/>
+                <w:szCs w:val="16"/>
+              </w:rPr>
+              <w:t>HUD</w:t>
+            </w:r>
+          </w:p>
+        </w:tc>
+        <w:tc>
+          <w:tcPr>
+            <w:tcW w:w="1019" w:type="dxa"/>
+            <w:tcBorders>
+              <w:top w:val="single" w:sz="4" w:space="0" w:color="000000"/>
+              <w:left w:val="single" w:sz="4" w:space="0" w:color="000000"/>
+              <w:bottom w:val="single" w:sz="4" w:space="0" w:color="000000"/>
+            </w:tcBorders>
+            <w:vAlign w:val="bottom"/>
+          </w:tcPr>
+          <w:p>
+            <w:pPr>
+              <w:pStyle w:val="Normal"/>
+              <w:widowControl w:val="false"/>
+              <w:spacing w:lineRule="auto" w:line="180"/>
+              <w:jc w:val="center"/>
+              <w:rPr>
+                <w:color w:val="000000"/>
+                <w:sz w:val="16"/>
+                <w:szCs w:val="16"/>
+              </w:rPr>
+            </w:pPr>
+            <w:r>
+              <w:rPr>
+                <w:color w:val="000000"/>
+                <w:sz w:val="16"/>
+                <w:szCs w:val="16"/>
+              </w:rPr>
+              <w:t>Schedule</w:t>
+            </w:r>
+          </w:p>
+        </w:tc>
+        <w:tc>
+          <w:tcPr>
+            <w:tcW w:w="1014" w:type="dxa"/>
+            <w:tcBorders>
+              <w:top w:val="single" w:sz="4" w:space="0" w:color="000000"/>
+              <w:left w:val="single" w:sz="4" w:space="0" w:color="000000"/>
+              <w:bottom w:val="single" w:sz="4" w:space="0" w:color="000000"/>
+            </w:tcBorders>
+            <w:vAlign w:val="bottom"/>
+          </w:tcPr>
+          <w:p>
+            <w:pPr>
+              <w:pStyle w:val="Normal"/>
+              <w:widowControl w:val="false"/>
+              <w:spacing w:lineRule="auto" w:line="180"/>
+              <w:jc w:val="center"/>
+              <w:rPr>
+                <w:color w:val="000000"/>
+                <w:sz w:val="16"/>
+                <w:szCs w:val="16"/>
+              </w:rPr>
+            </w:pPr>
+            <w:r>
+              <w:rPr>
+                <w:rFonts w:eastAsia="arial" w:ascii="arial" w:hAnsi="arial"/>
+                <w:color w:val="000000"/>
+                <w:sz w:val="16"/>
+                <w:szCs w:val="16"/>
+              </w:rPr>
+              <w:t>Engine Stop</w:t>
+            </w:r>
+          </w:p>
+        </w:tc>
+        <w:tc>
+          <w:tcPr>
+            <w:tcW w:w="1016" w:type="dxa"/>
+            <w:tcBorders>
+              <w:top w:val="single" w:sz="4" w:space="0" w:color="000000"/>
+              <w:left w:val="single" w:sz="4" w:space="0" w:color="000000"/>
+              <w:bottom w:val="single" w:sz="4" w:space="0" w:color="000000"/>
+            </w:tcBorders>
+            <w:vAlign w:val="bottom"/>
+          </w:tcPr>
+          <w:p>
+            <w:pPr>
+              <w:pStyle w:val="Normal"/>
+              <w:widowControl w:val="false"/>
+              <w:spacing w:lineRule="auto" w:line="180"/>
+              <w:jc w:val="center"/>
+              <w:rPr>
+                <w:color w:val="000000"/>
+                <w:sz w:val="16"/>
+                <w:szCs w:val="16"/>
+              </w:rPr>
+            </w:pPr>
+            <w:r>
+              <w:rPr>
+                <w:color w:val="000000"/>
+                <w:sz w:val="16"/>
+                <w:szCs w:val="16"/>
+              </w:rPr>
+              <w:t>Alerter</w:t>
+            </w:r>
+          </w:p>
+        </w:tc>
+        <w:tc>
+          <w:tcPr>
+            <w:tcW w:w="1020" w:type="dxa"/>
+            <w:tcBorders>
+              <w:top w:val="single" w:sz="4" w:space="0" w:color="000000"/>
+              <w:left w:val="single" w:sz="4" w:space="0" w:color="000000"/>
+              <w:bottom w:val="single" w:sz="4" w:space="0" w:color="000000"/>
+            </w:tcBorders>
+            <w:vAlign w:val="bottom"/>
+          </w:tcPr>
+          <w:p>
+            <w:pPr>
+              <w:pStyle w:val="Normal"/>
+              <w:widowControl w:val="false"/>
+              <w:spacing w:lineRule="auto" w:line="180"/>
+              <w:jc w:val="center"/>
+              <w:rPr>
+                <w:color w:val="000000"/>
+                <w:sz w:val="16"/>
+                <w:szCs w:val="16"/>
+              </w:rPr>
+            </w:pPr>
+            <w:r>
+              <w:rPr>
+                <w:color w:val="000000"/>
+                <w:sz w:val="16"/>
+                <w:szCs w:val="16"/>
+              </w:rPr>
+              <w:t>Control &amp; Fuel Pump</w:t>
+            </w:r>
+          </w:p>
+        </w:tc>
+        <w:tc>
+          <w:tcPr>
+            <w:tcW w:w="1016" w:type="dxa"/>
+            <w:tcBorders>
+              <w:top w:val="single" w:sz="4" w:space="0" w:color="000000"/>
+              <w:left w:val="single" w:sz="4" w:space="0" w:color="000000"/>
+              <w:bottom w:val="single" w:sz="4" w:space="0" w:color="000000"/>
+            </w:tcBorders>
+            <w:vAlign w:val="bottom"/>
+          </w:tcPr>
+          <w:p>
+            <w:pPr>
+              <w:pStyle w:val="Normal"/>
+              <w:widowControl w:val="false"/>
+              <w:jc w:val="center"/>
+              <w:rPr>
+                <w:color w:val="000000"/>
+                <w:sz w:val="16"/>
+                <w:szCs w:val="16"/>
+              </w:rPr>
+            </w:pPr>
+            <w:r>
+              <w:rPr>
+                <w:color w:val="000000"/>
+                <w:sz w:val="16"/>
+                <w:szCs w:val="16"/>
+              </w:rPr>
+              <w:t>Brake</w:t>
+            </w:r>
+          </w:p>
+          <w:p>
+            <w:pPr>
+              <w:pStyle w:val="Normal"/>
+              <w:widowControl w:val="false"/>
+              <w:jc w:val="center"/>
+              <w:rPr>
+                <w:color w:val="000000"/>
+                <w:sz w:val="16"/>
+                <w:szCs w:val="16"/>
+              </w:rPr>
+            </w:pPr>
+            <w:r>
+              <w:rPr>
+                <w:color w:val="000000"/>
+                <w:sz w:val="16"/>
+                <w:szCs w:val="16"/>
+              </w:rPr>
+              <w:t>Cut-</w:t>
+            </w:r>
+            <w:r>
+              <w:rPr>
+                <w:color w:val="000000"/>
+                <w:sz w:val="16"/>
+                <w:szCs w:val="16"/>
+              </w:rPr>
+              <w:t>Out</w:t>
+            </w:r>
+          </w:p>
+        </w:tc>
+        <w:tc>
+          <w:tcPr>
+            <w:tcW w:w="1016" w:type="dxa"/>
+            <w:tcBorders>
+              <w:top w:val="single" w:sz="4" w:space="0" w:color="000000"/>
+              <w:left w:val="single" w:sz="4" w:space="0" w:color="000000"/>
+              <w:bottom w:val="single" w:sz="4" w:space="0" w:color="000000"/>
+            </w:tcBorders>
+            <w:vAlign w:val="bottom"/>
+          </w:tcPr>
+          <w:p>
+            <w:pPr>
+              <w:pStyle w:val="Normal"/>
+              <w:widowControl w:val="false"/>
+              <w:jc w:val="center"/>
+              <w:rPr>
+                <w:color w:val="000000"/>
+                <w:sz w:val="16"/>
+                <w:szCs w:val="16"/>
+              </w:rPr>
+            </w:pPr>
+            <w:r>
+              <w:rPr/>
+            </w:r>
+          </w:p>
+        </w:tc>
+        <w:tc>
+          <w:tcPr>
+            <w:tcW w:w="1017" w:type="dxa"/>
+            <w:tcBorders>
+              <w:top w:val="single" w:sz="4" w:space="0" w:color="000000"/>
+              <w:left w:val="single" w:sz="4" w:space="0" w:color="000000"/>
+              <w:bottom w:val="single" w:sz="4" w:space="0" w:color="000000"/>
+            </w:tcBorders>
+            <w:vAlign w:val="bottom"/>
+          </w:tcPr>
+          <w:p>
+            <w:pPr>
+              <w:pStyle w:val="Normal"/>
+              <w:widowControl w:val="false"/>
+              <w:jc w:val="center"/>
+              <w:rPr>
+                <w:color w:val="000000"/>
+                <w:sz w:val="16"/>
+                <w:szCs w:val="16"/>
+              </w:rPr>
+            </w:pPr>
+            <w:r>
+              <w:rPr/>
+            </w:r>
+          </w:p>
+        </w:tc>
+        <w:tc>
+          <w:tcPr>
+            <w:tcW w:w="1016" w:type="dxa"/>
+            <w:tcBorders>
+              <w:top w:val="single" w:sz="4" w:space="0" w:color="000000"/>
+              <w:left w:val="single" w:sz="4" w:space="0" w:color="000000"/>
+              <w:bottom w:val="single" w:sz="4" w:space="0" w:color="000000"/>
+            </w:tcBorders>
+            <w:vAlign w:val="bottom"/>
+          </w:tcPr>
+          <w:p>
+            <w:pPr>
+              <w:pStyle w:val="Normal"/>
+              <w:widowControl w:val="false"/>
+              <w:jc w:val="center"/>
+              <w:rPr>
+                <w:sz w:val="16"/>
+                <w:szCs w:val="16"/>
+              </w:rPr>
+            </w:pPr>
+            <w:r>
+              <w:rPr/>
+            </w:r>
+          </w:p>
+        </w:tc>
+        <w:tc>
+          <w:tcPr>
+            <w:tcW w:w="1020" w:type="dxa"/>
+            <w:tcBorders>
+              <w:top w:val="single" w:sz="4" w:space="0" w:color="000000"/>
+              <w:left w:val="single" w:sz="4" w:space="0" w:color="000000"/>
+              <w:bottom w:val="single" w:sz="4" w:space="0" w:color="000000"/>
+            </w:tcBorders>
+            <w:vAlign w:val="bottom"/>
+          </w:tcPr>
+          <w:p>
+            <w:pPr>
+              <w:pStyle w:val="Normal"/>
+              <w:widowControl w:val="false"/>
+              <w:jc w:val="center"/>
+              <w:rPr>
+                <w:color w:val="000000"/>
+                <w:sz w:val="16"/>
+                <w:szCs w:val="16"/>
+              </w:rPr>
+            </w:pPr>
+            <w:r>
+              <w:rPr/>
+            </w:r>
+          </w:p>
+        </w:tc>
+        <w:tc>
+          <w:tcPr>
+            <w:tcW w:w="1016" w:type="dxa"/>
+            <w:tcBorders>
+              <w:top w:val="single" w:sz="4" w:space="0" w:color="000000"/>
+              <w:left w:val="single" w:sz="4" w:space="0" w:color="000000"/>
+              <w:bottom w:val="single" w:sz="4" w:space="0" w:color="000000"/>
+            </w:tcBorders>
+            <w:vAlign w:val="bottom"/>
+          </w:tcPr>
+          <w:p>
+            <w:pPr>
+              <w:pStyle w:val="Normal"/>
+              <w:widowControl w:val="false"/>
+              <w:spacing w:lineRule="auto" w:line="180"/>
+              <w:jc w:val="center"/>
+              <w:rPr>
+                <w:sz w:val="16"/>
+                <w:szCs w:val="16"/>
+              </w:rPr>
+            </w:pPr>
+            <w:r>
+              <w:rPr>
+                <w:rFonts w:eastAsia="arial" w:ascii="arial" w:hAnsi="arial"/>
+                <w:color w:val="000000"/>
+                <w:sz w:val="16"/>
+                <w:szCs w:val="16"/>
+              </w:rPr>
+              <w:t>Marker Light</w:t>
+            </w:r>
+          </w:p>
+        </w:tc>
+        <w:tc>
+          <w:tcPr>
+            <w:tcW w:w="1016" w:type="dxa"/>
+            <w:tcBorders>
+              <w:top w:val="single" w:sz="4" w:space="0" w:color="000000"/>
+              <w:left w:val="single" w:sz="4" w:space="0" w:color="000000"/>
+              <w:bottom w:val="single" w:sz="4" w:space="0" w:color="000000"/>
+            </w:tcBorders>
+            <w:vAlign w:val="bottom"/>
+          </w:tcPr>
+          <w:p>
+            <w:pPr>
+              <w:pStyle w:val="Normal"/>
+              <w:widowControl w:val="false"/>
+              <w:spacing w:lineRule="auto" w:line="180"/>
+              <w:jc w:val="center"/>
+              <w:rPr>
+                <w:sz w:val="16"/>
+                <w:szCs w:val="16"/>
+              </w:rPr>
+            </w:pPr>
+            <w:r>
+              <w:rPr>
+                <w:sz w:val="16"/>
+                <w:szCs w:val="16"/>
+              </w:rPr>
+              <w:t>Parking Brake</w:t>
+            </w:r>
+          </w:p>
+        </w:tc>
+        <w:tc>
+          <w:tcPr>
+            <w:tcW w:w="1016" w:type="dxa"/>
+            <w:tcBorders>
+              <w:top w:val="single" w:sz="4" w:space="0" w:color="000000"/>
+              <w:left w:val="single" w:sz="4" w:space="0" w:color="000000"/>
+              <w:bottom w:val="single" w:sz="4" w:space="0" w:color="000000"/>
+            </w:tcBorders>
+            <w:vAlign w:val="bottom"/>
+          </w:tcPr>
+          <w:p>
+            <w:pPr>
+              <w:pStyle w:val="Normal"/>
+              <w:widowControl w:val="false"/>
+              <w:spacing w:lineRule="auto" w:line="180"/>
+              <w:jc w:val="center"/>
+              <w:rPr>
+                <w:sz w:val="16"/>
+                <w:szCs w:val="16"/>
+              </w:rPr>
+            </w:pPr>
+            <w:r>
+              <w:rPr>
+                <w:rFonts w:eastAsia="arial" w:ascii="arial" w:hAnsi="arial"/>
+                <w:color w:val="000000"/>
+                <w:sz w:val="16"/>
+                <w:szCs w:val="16"/>
+              </w:rPr>
+              <w:t>Exterior</w:t>
+            </w:r>
+          </w:p>
+          <w:p>
+            <w:pPr>
+              <w:pStyle w:val="Normal"/>
+              <w:widowControl w:val="false"/>
+              <w:spacing w:lineRule="auto" w:line="180"/>
+              <w:jc w:val="center"/>
+              <w:rPr>
+                <w:sz w:val="16"/>
+                <w:szCs w:val="16"/>
+              </w:rPr>
+            </w:pPr>
+            <w:r>
+              <w:rPr>
+                <w:rFonts w:eastAsia="arial" w:ascii="arial" w:hAnsi="arial"/>
+                <w:color w:val="000000"/>
+                <w:sz w:val="16"/>
+                <w:szCs w:val="16"/>
+              </w:rPr>
+              <w:t>Camera</w:t>
+            </w:r>
+          </w:p>
+        </w:tc>
+        <w:tc>
+          <w:tcPr>
+            <w:tcW w:w="1029" w:type="dxa"/>
+            <w:tcBorders>
+              <w:top w:val="single" w:sz="4" w:space="0" w:color="000000"/>
+              <w:left w:val="single" w:sz="4" w:space="0" w:color="000000"/>
+              <w:bottom w:val="single" w:sz="4" w:space="0" w:color="000000"/>
+              <w:right w:val="single" w:sz="4" w:space="0" w:color="000000"/>
+            </w:tcBorders>
+            <w:vAlign w:val="bottom"/>
+          </w:tcPr>
+          <w:p>
+            <w:pPr>
+              <w:pStyle w:val="Normal"/>
+              <w:widowControl w:val="false"/>
+              <w:spacing w:lineRule="auto" w:line="180"/>
+              <w:jc w:val="center"/>
+              <w:rPr>
+                <w:sz w:val="16"/>
+                <w:szCs w:val="16"/>
+              </w:rPr>
+            </w:pPr>
+            <w:r>
+              <w:rPr>
+                <w:rFonts w:eastAsia="arial" w:ascii="arial" w:hAnsi="arial"/>
+                <w:color w:val="000000"/>
+                <w:sz w:val="16"/>
+                <w:szCs w:val="16"/>
+              </w:rPr>
+              <w:t>Prev</w:t>
+            </w:r>
+          </w:p>
+          <w:p>
+            <w:pPr>
+              <w:pStyle w:val="Normal"/>
+              <w:widowControl w:val="false"/>
+              <w:spacing w:lineRule="auto" w:line="180"/>
+              <w:jc w:val="center"/>
+              <w:rPr>
+                <w:sz w:val="16"/>
+                <w:szCs w:val="16"/>
+              </w:rPr>
+            </w:pPr>
+            <w:r>
+              <w:rPr>
+                <w:rFonts w:eastAsia="arial" w:ascii="arial" w:hAnsi="arial"/>
+                <w:color w:val="000000"/>
+                <w:sz w:val="16"/>
+                <w:szCs w:val="16"/>
+              </w:rPr>
+              <w:t>Cab Cam</w:t>
+            </w:r>
+          </w:p>
+        </w:tc>
+      </w:tr>
+    </w:tbl>
+    <w:p>
+      <w:pPr>
+        <w:pStyle w:val="Normal"/>
+        <w:rPr>
+          <w:color w:val="000000"/>
+          <w:sz w:val="16"/>
+          <w:szCs w:val="16"/>
+        </w:rPr>
+      </w:pPr>
+      <w:r>
+        <w:rPr>
+          <w:rFonts w:eastAsia="arial" w:ascii="arial" w:hAnsi="arial"/>
           <w:color w:val="000000"/>
           <w:sz w:val="16"/>
           <w:szCs w:val="16"/>
@@ -19262,12 +21645,12 @@
       <w:rFonts w:ascii="Symbol" w:hAnsi="Symbol" w:cs="Symbol"/>
     </w:rPr>
   </w:style>
-  <w:style w:type="character" w:styleId="Style5" w:customStyle="1">
-    <w:name w:val="번호 매기기 기호"/>
+  <w:style w:type="character" w:styleId="user" w:customStyle="1">
+    <w:name w:val="번호 매기기 기호 (user)"/>
     <w:qFormat/>
     <w:rPr/>
   </w:style>
-  <w:style w:type="paragraph" w:styleId="Style6">
+  <w:style w:type="paragraph" w:styleId="Style5">
     <w:name w:val="제목"/>
     <w:basedOn w:val="Normal"/>
     <w:next w:val="BodyText"/>
@@ -19277,7 +21660,7 @@
       <w:spacing w:before="240" w:after="120"/>
     </w:pPr>
     <w:rPr>
-      <w:rFonts w:ascii="Liberation Sans" w:hAnsi="Liberation Sans" w:eastAsia="나눔고딕" w:cs="Arial"/>
+      <w:rFonts w:ascii="Liberation Sans" w:hAnsi="Liberation Sans" w:eastAsia="Noto Sans CJK KR" w:cs="Lohit Devanagari"/>
       <w:sz w:val="28"/>
       <w:szCs w:val="28"/>
     </w:rPr>
@@ -19314,7 +21697,7 @@
       <w:szCs w:val="24"/>
     </w:rPr>
   </w:style>
-  <w:style w:type="paragraph" w:styleId="Style7">
+  <w:style w:type="paragraph" w:styleId="Style6" w:customStyle="1">
     <w:name w:val="색인"/>
     <w:basedOn w:val="Normal"/>
     <w:qFormat/>
@@ -19322,11 +21705,10 @@
       <w:suppressLineNumbers/>
     </w:pPr>
     <w:rPr>
-      <w:rFonts w:cs="Arial"/>
-      <w:sz w:val="24"/>
+      <w:rFonts w:cs="Lohit Devanagari"/>
     </w:rPr>
   </w:style>
-  <w:style w:type="paragraph" w:styleId="user">
+  <w:style w:type="paragraph" w:styleId="user1">
     <w:name w:val="제목 (user)"/>
     <w:basedOn w:val="Normal"/>
     <w:next w:val="BodyText"/>
@@ -19336,12 +21718,12 @@
       <w:spacing w:before="240" w:after="120"/>
     </w:pPr>
     <w:rPr>
-      <w:rFonts w:ascii="Liberation Sans" w:hAnsi="Liberation Sans" w:eastAsia="Noto Sans CJK KR" w:cs="Lohit Devanagari"/>
+      <w:rFonts w:ascii="Liberation Sans" w:hAnsi="Liberation Sans" w:eastAsia="나눔고딕" w:cs="Arial"/>
       <w:sz w:val="28"/>
       <w:szCs w:val="28"/>
     </w:rPr>
   </w:style>
-  <w:style w:type="paragraph" w:styleId="user1" w:customStyle="1">
+  <w:style w:type="paragraph" w:styleId="user2">
     <w:name w:val="색인 (user)"/>
     <w:basedOn w:val="Normal"/>
     <w:qFormat/>
@@ -19349,7 +21731,8 @@
       <w:suppressLineNumbers/>
     </w:pPr>
     <w:rPr>
-      <w:rFonts w:cs="Lohit Devanagari"/>
+      <w:rFonts w:cs="Arial"/>
+      <w:sz w:val="24"/>
     </w:rPr>
   </w:style>
   <w:style w:type="paragraph" w:styleId="Title">
@@ -20031,8 +22414,8 @@
       <w:szCs w:val="24"/>
     </w:rPr>
   </w:style>
-  <w:style w:type="paragraph" w:styleId="user2" w:customStyle="1">
-    <w:name w:val="표 내용 (user)"/>
+  <w:style w:type="paragraph" w:styleId="Style7" w:customStyle="1">
+    <w:name w:val="표 내용"/>
     <w:basedOn w:val="Normal"/>
     <w:qFormat/>
     <w:pPr>
@@ -20040,9 +22423,9 @@
     </w:pPr>
     <w:rPr/>
   </w:style>
-  <w:style w:type="paragraph" w:styleId="user3" w:customStyle="1">
-    <w:name w:val="표제목 (user)"/>
-    <w:basedOn w:val="user2"/>
+  <w:style w:type="paragraph" w:styleId="Style8" w:customStyle="1">
+    <w:name w:val="표제목"/>
+    <w:basedOn w:val="Style7"/>
     <w:qFormat/>
     <w:pPr>
       <w:jc w:val="center"/>
@@ -20052,8 +22435,8 @@
       <w:bCs/>
     </w:rPr>
   </w:style>
-  <w:style w:type="paragraph" w:styleId="Style8">
-    <w:name w:val="표 내용"/>
+  <w:style w:type="paragraph" w:styleId="user3">
+    <w:name w:val="표 내용 (user)"/>
     <w:basedOn w:val="Normal"/>
     <w:qFormat/>
     <w:pPr>
@@ -20062,9 +22445,9 @@
     </w:pPr>
     <w:rPr/>
   </w:style>
-  <w:style w:type="paragraph" w:styleId="Style9">
-    <w:name w:val="표제목"/>
-    <w:basedOn w:val="Style8"/>
+  <w:style w:type="paragraph" w:styleId="user4">
+    <w:name w:val="표제목 (user)"/>
+    <w:basedOn w:val="user3"/>
     <w:qFormat/>
     <w:pPr>
       <w:suppressLineNumbers/>

--- a/raildriver-USA-Remapped.docx
+++ b/raildriver-USA-Remapped.docx
@@ -18487,62 +18487,38 @@
                 <w:sz w:val="16"/>
                 <w:szCs w:val="16"/>
               </w:rPr>
-              <w:t>Cut-</w:t>
-            </w:r>
-            <w:r>
-              <w:rPr>
-                <w:color w:val="000000"/>
-                <w:sz w:val="16"/>
-                <w:szCs w:val="16"/>
-              </w:rPr>
-              <w:t>In</w:t>
-            </w:r>
-          </w:p>
-        </w:tc>
-        <w:tc>
-          <w:tcPr>
-            <w:tcW w:w="1016" w:type="dxa"/>
-            <w:tcBorders>
-              <w:top w:val="single" w:sz="4" w:space="0" w:color="000000"/>
-              <w:left w:val="single" w:sz="4" w:space="0" w:color="000000"/>
-              <w:bottom w:val="single" w:sz="4" w:space="0" w:color="000000"/>
-            </w:tcBorders>
-            <w:vAlign w:val="bottom"/>
-          </w:tcPr>
-          <w:p>
-            <w:pPr>
-              <w:pStyle w:val="Normal"/>
-              <w:widowControl w:val="false"/>
-              <w:jc w:val="center"/>
-              <w:rPr>
-                <w:color w:val="000000"/>
-                <w:sz w:val="16"/>
-                <w:szCs w:val="16"/>
-              </w:rPr>
-            </w:pPr>
-            <w:r>
-              <w:rPr>
-                <w:color w:val="000000"/>
-                <w:sz w:val="16"/>
-                <w:szCs w:val="16"/>
-              </w:rPr>
-              <w:t xml:space="preserve">HEP </w:t>
-            </w:r>
-            <w:r>
-              <w:rPr>
-                <w:color w:val="000000"/>
-                <w:sz w:val="16"/>
-                <w:szCs w:val="16"/>
-              </w:rPr>
-              <w:t>Run</w:t>
-            </w:r>
-            <w:r>
-              <w:rPr>
-                <w:color w:val="000000"/>
-                <w:sz w:val="16"/>
-                <w:szCs w:val="16"/>
-              </w:rPr>
-              <w:t>/Start</w:t>
+              <w:t>Cut-In</w:t>
+            </w:r>
+          </w:p>
+        </w:tc>
+        <w:tc>
+          <w:tcPr>
+            <w:tcW w:w="1016" w:type="dxa"/>
+            <w:tcBorders>
+              <w:top w:val="single" w:sz="4" w:space="0" w:color="000000"/>
+              <w:left w:val="single" w:sz="4" w:space="0" w:color="000000"/>
+              <w:bottom w:val="single" w:sz="4" w:space="0" w:color="000000"/>
+            </w:tcBorders>
+            <w:vAlign w:val="bottom"/>
+          </w:tcPr>
+          <w:p>
+            <w:pPr>
+              <w:pStyle w:val="Normal"/>
+              <w:widowControl w:val="false"/>
+              <w:jc w:val="center"/>
+              <w:rPr>
+                <w:color w:val="000000"/>
+                <w:sz w:val="16"/>
+                <w:szCs w:val="16"/>
+              </w:rPr>
+            </w:pPr>
+            <w:r>
+              <w:rPr>
+                <w:color w:val="000000"/>
+                <w:sz w:val="16"/>
+                <w:szCs w:val="16"/>
+              </w:rPr>
+              <w:t>HEP Run/Start</w:t>
             </w:r>
           </w:p>
         </w:tc>
@@ -18668,6 +18644,2319 @@
                 <w:szCs w:val="16"/>
               </w:rPr>
               <w:t>Gauge Light</w:t>
+            </w:r>
+          </w:p>
+        </w:tc>
+        <w:tc>
+          <w:tcPr>
+            <w:tcW w:w="1016" w:type="dxa"/>
+            <w:tcBorders>
+              <w:top w:val="single" w:sz="4" w:space="0" w:color="000000"/>
+              <w:left w:val="single" w:sz="4" w:space="0" w:color="000000"/>
+              <w:bottom w:val="single" w:sz="4" w:space="0" w:color="000000"/>
+            </w:tcBorders>
+            <w:vAlign w:val="bottom"/>
+          </w:tcPr>
+          <w:p>
+            <w:pPr>
+              <w:pStyle w:val="Normal"/>
+              <w:widowControl w:val="false"/>
+              <w:spacing w:lineRule="auto" w:line="180"/>
+              <w:jc w:val="center"/>
+              <w:rPr>
+                <w:sz w:val="16"/>
+                <w:szCs w:val="16"/>
+              </w:rPr>
+            </w:pPr>
+            <w:r>
+              <w:rPr>
+                <w:sz w:val="16"/>
+                <w:szCs w:val="16"/>
+              </w:rPr>
+              <w:t>Cab Light</w:t>
+            </w:r>
+          </w:p>
+        </w:tc>
+        <w:tc>
+          <w:tcPr>
+            <w:tcW w:w="1016" w:type="dxa"/>
+            <w:tcBorders>
+              <w:top w:val="single" w:sz="4" w:space="0" w:color="000000"/>
+              <w:left w:val="single" w:sz="4" w:space="0" w:color="000000"/>
+              <w:bottom w:val="single" w:sz="4" w:space="0" w:color="000000"/>
+            </w:tcBorders>
+            <w:vAlign w:val="bottom"/>
+          </w:tcPr>
+          <w:p>
+            <w:pPr>
+              <w:pStyle w:val="Normal"/>
+              <w:widowControl w:val="false"/>
+              <w:spacing w:lineRule="auto" w:line="180"/>
+              <w:jc w:val="center"/>
+              <w:rPr>
+                <w:sz w:val="16"/>
+                <w:szCs w:val="16"/>
+              </w:rPr>
+            </w:pPr>
+            <w:r>
+              <w:rPr>
+                <w:rFonts w:eastAsia="arial" w:ascii="arial" w:hAnsi="arial"/>
+                <w:color w:val="000000"/>
+                <w:sz w:val="16"/>
+                <w:szCs w:val="16"/>
+              </w:rPr>
+              <w:t>1-Person</w:t>
+            </w:r>
+          </w:p>
+        </w:tc>
+        <w:tc>
+          <w:tcPr>
+            <w:tcW w:w="1029" w:type="dxa"/>
+            <w:tcBorders>
+              <w:top w:val="single" w:sz="4" w:space="0" w:color="000000"/>
+              <w:left w:val="single" w:sz="4" w:space="0" w:color="000000"/>
+              <w:bottom w:val="single" w:sz="4" w:space="0" w:color="000000"/>
+              <w:right w:val="single" w:sz="4" w:space="0" w:color="000000"/>
+            </w:tcBorders>
+            <w:vAlign w:val="bottom"/>
+          </w:tcPr>
+          <w:p>
+            <w:pPr>
+              <w:pStyle w:val="Normal"/>
+              <w:widowControl w:val="false"/>
+              <w:spacing w:lineRule="auto" w:line="180"/>
+              <w:jc w:val="center"/>
+              <w:rPr>
+                <w:sz w:val="16"/>
+                <w:szCs w:val="16"/>
+              </w:rPr>
+            </w:pPr>
+            <w:r>
+              <w:rPr>
+                <w:rFonts w:eastAsia="arial" w:ascii="arial" w:hAnsi="arial"/>
+                <w:color w:val="000000"/>
+                <w:sz w:val="16"/>
+                <w:szCs w:val="16"/>
+              </w:rPr>
+              <w:t>Next</w:t>
+            </w:r>
+          </w:p>
+          <w:p>
+            <w:pPr>
+              <w:pStyle w:val="Normal"/>
+              <w:widowControl w:val="false"/>
+              <w:spacing w:lineRule="auto" w:line="180"/>
+              <w:jc w:val="center"/>
+              <w:rPr>
+                <w:sz w:val="16"/>
+                <w:szCs w:val="16"/>
+              </w:rPr>
+            </w:pPr>
+            <w:r>
+              <w:rPr>
+                <w:rFonts w:eastAsia="arial" w:ascii="arial" w:hAnsi="arial"/>
+                <w:color w:val="000000"/>
+                <w:sz w:val="16"/>
+                <w:szCs w:val="16"/>
+              </w:rPr>
+              <w:t>Cab Cam</w:t>
+            </w:r>
+          </w:p>
+        </w:tc>
+      </w:tr>
+    </w:tbl>
+    <w:p>
+      <w:pPr>
+        <w:pStyle w:val="Normal"/>
+        <w:rPr>
+          <w:rFonts w:ascii="arial" w:hAnsi="arial" w:eastAsia="arial"/>
+          <w:color w:val="000000"/>
+          <w:sz w:val="16"/>
+          <w:szCs w:val="16"/>
+        </w:rPr>
+      </w:pPr>
+      <w:r>
+        <w:rPr>
+          <w:rFonts w:eastAsia="arial" w:ascii="arial" w:hAnsi="arial"/>
+          <w:color w:val="000000"/>
+          <w:sz w:val="16"/>
+          <w:szCs w:val="16"/>
+        </w:rPr>
+      </w:r>
+    </w:p>
+    <w:p>
+      <w:pPr>
+        <w:pStyle w:val="Normal"/>
+        <w:rPr>
+          <w:color w:val="000000"/>
+          <w:sz w:val="16"/>
+          <w:szCs w:val="16"/>
+        </w:rPr>
+      </w:pPr>
+      <w:r>
+        <w:rPr>
+          <w:rFonts w:eastAsia="arial" w:ascii="arial" w:hAnsi="arial"/>
+          <w:color w:val="000000"/>
+          <w:sz w:val="16"/>
+          <w:szCs w:val="16"/>
+        </w:rPr>
+        <w:tab/>
+        <w:t xml:space="preserve">           MP36PH-3C-2</w:t>
+      </w:r>
+    </w:p>
+    <w:tbl>
+      <w:tblPr>
+        <w:tblW w:w="14248" w:type="dxa"/>
+        <w:jc w:val="left"/>
+        <w:tblInd w:w="-5" w:type="dxa"/>
+        <w:tblLayout w:type="fixed"/>
+        <w:tblCellMar>
+          <w:top w:w="0" w:type="dxa"/>
+          <w:left w:w="108" w:type="dxa"/>
+          <w:bottom w:w="0" w:type="dxa"/>
+          <w:right w:w="108" w:type="dxa"/>
+        </w:tblCellMar>
+        <w:tblLook w:firstRow="1" w:noVBand="1" w:lastRow="0" w:firstColumn="1" w:lastColumn="0" w:noHBand="0" w:val="04a0"/>
+      </w:tblPr>
+      <w:tblGrid>
+        <w:gridCol w:w="1017"/>
+        <w:gridCol w:w="1019"/>
+        <w:gridCol w:w="1014"/>
+        <w:gridCol w:w="1016"/>
+        <w:gridCol w:w="1020"/>
+        <w:gridCol w:w="1016"/>
+        <w:gridCol w:w="1016"/>
+        <w:gridCol w:w="1017"/>
+        <w:gridCol w:w="1016"/>
+        <w:gridCol w:w="1020"/>
+        <w:gridCol w:w="1016"/>
+        <w:gridCol w:w="1016"/>
+        <w:gridCol w:w="1016"/>
+        <w:gridCol w:w="1029"/>
+      </w:tblGrid>
+      <w:tr>
+        <w:trPr>
+          <w:trHeight w:val="440" w:hRule="exact"/>
+          <w:cantSplit w:val="true"/>
+        </w:trPr>
+        <w:tc>
+          <w:tcPr>
+            <w:tcW w:w="1017" w:type="dxa"/>
+            <w:tcBorders>
+              <w:top w:val="single" w:sz="4" w:space="0" w:color="000000"/>
+              <w:left w:val="single" w:sz="4" w:space="0" w:color="000000"/>
+              <w:bottom w:val="single" w:sz="4" w:space="0" w:color="000000"/>
+            </w:tcBorders>
+            <w:vAlign w:val="bottom"/>
+          </w:tcPr>
+          <w:p>
+            <w:pPr>
+              <w:pStyle w:val="Normal"/>
+              <w:widowControl w:val="false"/>
+              <w:spacing w:lineRule="auto" w:line="180" w:before="0" w:after="60"/>
+              <w:jc w:val="center"/>
+              <w:rPr>
+                <w:b/>
+                <w:bCs/>
+              </w:rPr>
+            </w:pPr>
+            <w:r>
+              <w:rPr>
+                <w:b/>
+                <w:bCs/>
+                <w:color w:val="000000"/>
+                <w:sz w:val="16"/>
+                <w:szCs w:val="16"/>
+              </w:rPr>
+              <w:t>HUD</w:t>
+            </w:r>
+          </w:p>
+        </w:tc>
+        <w:tc>
+          <w:tcPr>
+            <w:tcW w:w="1019" w:type="dxa"/>
+            <w:tcBorders>
+              <w:top w:val="single" w:sz="4" w:space="0" w:color="000000"/>
+              <w:left w:val="single" w:sz="4" w:space="0" w:color="000000"/>
+              <w:bottom w:val="single" w:sz="4" w:space="0" w:color="000000"/>
+            </w:tcBorders>
+            <w:vAlign w:val="bottom"/>
+          </w:tcPr>
+          <w:p>
+            <w:pPr>
+              <w:pStyle w:val="Normal"/>
+              <w:widowControl w:val="false"/>
+              <w:spacing w:lineRule="auto" w:line="180"/>
+              <w:jc w:val="center"/>
+              <w:rPr>
+                <w:color w:val="000000"/>
+                <w:sz w:val="16"/>
+                <w:szCs w:val="16"/>
+              </w:rPr>
+            </w:pPr>
+            <w:r>
+              <w:rPr>
+                <w:color w:val="000000"/>
+                <w:sz w:val="16"/>
+                <w:szCs w:val="16"/>
+              </w:rPr>
+              <w:t>Schedule</w:t>
+            </w:r>
+          </w:p>
+        </w:tc>
+        <w:tc>
+          <w:tcPr>
+            <w:tcW w:w="1014" w:type="dxa"/>
+            <w:tcBorders>
+              <w:top w:val="single" w:sz="4" w:space="0" w:color="000000"/>
+              <w:left w:val="single" w:sz="4" w:space="0" w:color="000000"/>
+              <w:bottom w:val="single" w:sz="4" w:space="0" w:color="000000"/>
+            </w:tcBorders>
+            <w:vAlign w:val="bottom"/>
+          </w:tcPr>
+          <w:p>
+            <w:pPr>
+              <w:pStyle w:val="Normal"/>
+              <w:widowControl w:val="false"/>
+              <w:spacing w:lineRule="auto" w:line="180"/>
+              <w:jc w:val="center"/>
+              <w:rPr>
+                <w:color w:val="000000"/>
+                <w:sz w:val="16"/>
+                <w:szCs w:val="16"/>
+              </w:rPr>
+            </w:pPr>
+            <w:r>
+              <w:rPr>
+                <w:rFonts w:eastAsia="arial" w:ascii="arial" w:hAnsi="arial"/>
+                <w:color w:val="000000"/>
+                <w:sz w:val="16"/>
+                <w:szCs w:val="16"/>
+              </w:rPr>
+              <w:t>Engine Stop</w:t>
+            </w:r>
+          </w:p>
+        </w:tc>
+        <w:tc>
+          <w:tcPr>
+            <w:tcW w:w="1016" w:type="dxa"/>
+            <w:tcBorders>
+              <w:top w:val="single" w:sz="4" w:space="0" w:color="000000"/>
+              <w:left w:val="single" w:sz="4" w:space="0" w:color="000000"/>
+              <w:bottom w:val="single" w:sz="4" w:space="0" w:color="000000"/>
+            </w:tcBorders>
+            <w:vAlign w:val="bottom"/>
+          </w:tcPr>
+          <w:p>
+            <w:pPr>
+              <w:pStyle w:val="Normal"/>
+              <w:widowControl w:val="false"/>
+              <w:spacing w:lineRule="auto" w:line="180"/>
+              <w:jc w:val="center"/>
+              <w:rPr>
+                <w:color w:val="000000"/>
+                <w:sz w:val="16"/>
+                <w:szCs w:val="16"/>
+              </w:rPr>
+            </w:pPr>
+            <w:r>
+              <w:rPr>
+                <w:color w:val="000000"/>
+                <w:sz w:val="16"/>
+                <w:szCs w:val="16"/>
+              </w:rPr>
+              <w:t>Alerter</w:t>
+            </w:r>
+          </w:p>
+        </w:tc>
+        <w:tc>
+          <w:tcPr>
+            <w:tcW w:w="1020" w:type="dxa"/>
+            <w:tcBorders>
+              <w:top w:val="single" w:sz="4" w:space="0" w:color="000000"/>
+              <w:left w:val="single" w:sz="4" w:space="0" w:color="000000"/>
+              <w:bottom w:val="single" w:sz="4" w:space="0" w:color="000000"/>
+            </w:tcBorders>
+            <w:vAlign w:val="bottom"/>
+          </w:tcPr>
+          <w:p>
+            <w:pPr>
+              <w:pStyle w:val="Normal"/>
+              <w:widowControl w:val="false"/>
+              <w:spacing w:lineRule="auto" w:line="180"/>
+              <w:jc w:val="center"/>
+              <w:rPr>
+                <w:color w:val="000000"/>
+                <w:sz w:val="16"/>
+                <w:szCs w:val="16"/>
+              </w:rPr>
+            </w:pPr>
+            <w:r>
+              <w:rPr>
+                <w:color w:val="000000"/>
+                <w:sz w:val="16"/>
+                <w:szCs w:val="16"/>
+              </w:rPr>
+              <w:t>Control &amp; Fuel Pump</w:t>
+            </w:r>
+          </w:p>
+        </w:tc>
+        <w:tc>
+          <w:tcPr>
+            <w:tcW w:w="1016" w:type="dxa"/>
+            <w:tcBorders>
+              <w:top w:val="single" w:sz="4" w:space="0" w:color="000000"/>
+              <w:left w:val="single" w:sz="4" w:space="0" w:color="000000"/>
+              <w:bottom w:val="single" w:sz="4" w:space="0" w:color="000000"/>
+            </w:tcBorders>
+            <w:vAlign w:val="bottom"/>
+          </w:tcPr>
+          <w:p>
+            <w:pPr>
+              <w:pStyle w:val="Normal"/>
+              <w:widowControl w:val="false"/>
+              <w:jc w:val="center"/>
+              <w:rPr>
+                <w:color w:val="000000"/>
+                <w:sz w:val="16"/>
+                <w:szCs w:val="16"/>
+              </w:rPr>
+            </w:pPr>
+            <w:r>
+              <w:rPr>
+                <w:color w:val="000000"/>
+                <w:sz w:val="16"/>
+                <w:szCs w:val="16"/>
+              </w:rPr>
+              <w:t>Brake</w:t>
+            </w:r>
+          </w:p>
+          <w:p>
+            <w:pPr>
+              <w:pStyle w:val="Normal"/>
+              <w:widowControl w:val="false"/>
+              <w:jc w:val="center"/>
+              <w:rPr>
+                <w:color w:val="000000"/>
+                <w:sz w:val="16"/>
+                <w:szCs w:val="16"/>
+              </w:rPr>
+            </w:pPr>
+            <w:r>
+              <w:rPr>
+                <w:color w:val="000000"/>
+                <w:sz w:val="16"/>
+                <w:szCs w:val="16"/>
+              </w:rPr>
+              <w:t>Cut-Out</w:t>
+            </w:r>
+          </w:p>
+        </w:tc>
+        <w:tc>
+          <w:tcPr>
+            <w:tcW w:w="1016" w:type="dxa"/>
+            <w:tcBorders>
+              <w:top w:val="single" w:sz="4" w:space="0" w:color="000000"/>
+              <w:left w:val="single" w:sz="4" w:space="0" w:color="000000"/>
+              <w:bottom w:val="single" w:sz="4" w:space="0" w:color="000000"/>
+            </w:tcBorders>
+            <w:vAlign w:val="bottom"/>
+          </w:tcPr>
+          <w:p>
+            <w:pPr>
+              <w:pStyle w:val="Normal"/>
+              <w:widowControl w:val="false"/>
+              <w:jc w:val="center"/>
+              <w:rPr>
+                <w:color w:val="000000"/>
+                <w:sz w:val="16"/>
+                <w:szCs w:val="16"/>
+              </w:rPr>
+            </w:pPr>
+            <w:r>
+              <w:rPr>
+                <w:rFonts w:eastAsia="arial" w:ascii="arial" w:hAnsi="arial"/>
+                <w:color w:val="000000"/>
+                <w:sz w:val="16"/>
+                <w:szCs w:val="16"/>
+              </w:rPr>
+              <w:t>HEP Iso./Stop</w:t>
+            </w:r>
+          </w:p>
+        </w:tc>
+        <w:tc>
+          <w:tcPr>
+            <w:tcW w:w="1017" w:type="dxa"/>
+            <w:tcBorders>
+              <w:top w:val="single" w:sz="4" w:space="0" w:color="000000"/>
+              <w:left w:val="single" w:sz="4" w:space="0" w:color="000000"/>
+              <w:bottom w:val="single" w:sz="4" w:space="0" w:color="000000"/>
+            </w:tcBorders>
+            <w:vAlign w:val="bottom"/>
+          </w:tcPr>
+          <w:p>
+            <w:pPr>
+              <w:pStyle w:val="Normal"/>
+              <w:widowControl w:val="false"/>
+              <w:jc w:val="center"/>
+              <w:rPr>
+                <w:color w:val="000000"/>
+                <w:sz w:val="16"/>
+                <w:szCs w:val="16"/>
+              </w:rPr>
+            </w:pPr>
+            <w:r>
+              <w:rPr>
+                <w:rFonts w:eastAsia="arial" w:ascii="arial" w:hAnsi="arial"/>
+                <w:color w:val="000000"/>
+                <w:sz w:val="16"/>
+                <w:szCs w:val="16"/>
+              </w:rPr>
+              <w:t>Isolation Start Iso.</w:t>
+            </w:r>
+          </w:p>
+        </w:tc>
+        <w:tc>
+          <w:tcPr>
+            <w:tcW w:w="1016" w:type="dxa"/>
+            <w:tcBorders>
+              <w:top w:val="single" w:sz="4" w:space="0" w:color="000000"/>
+              <w:left w:val="single" w:sz="4" w:space="0" w:color="000000"/>
+              <w:bottom w:val="single" w:sz="4" w:space="0" w:color="000000"/>
+            </w:tcBorders>
+            <w:vAlign w:val="bottom"/>
+          </w:tcPr>
+          <w:p>
+            <w:pPr>
+              <w:pStyle w:val="Normal"/>
+              <w:widowControl w:val="false"/>
+              <w:jc w:val="center"/>
+              <w:rPr>
+                <w:sz w:val="16"/>
+                <w:szCs w:val="16"/>
+              </w:rPr>
+            </w:pPr>
+            <w:r>
+              <w:rPr>
+                <w:rFonts w:eastAsia="arial" w:ascii="arial" w:hAnsi="arial"/>
+                <w:color w:val="000000"/>
+                <w:sz w:val="16"/>
+                <w:szCs w:val="16"/>
+              </w:rPr>
+              <w:t>Rear HL Down</w:t>
+            </w:r>
+          </w:p>
+        </w:tc>
+        <w:tc>
+          <w:tcPr>
+            <w:tcW w:w="1020" w:type="dxa"/>
+            <w:tcBorders>
+              <w:top w:val="single" w:sz="4" w:space="0" w:color="000000"/>
+              <w:left w:val="single" w:sz="4" w:space="0" w:color="000000"/>
+              <w:bottom w:val="single" w:sz="4" w:space="0" w:color="000000"/>
+            </w:tcBorders>
+            <w:vAlign w:val="bottom"/>
+          </w:tcPr>
+          <w:p>
+            <w:pPr>
+              <w:pStyle w:val="Normal"/>
+              <w:widowControl w:val="false"/>
+              <w:jc w:val="center"/>
+              <w:rPr>
+                <w:color w:val="000000"/>
+                <w:sz w:val="16"/>
+                <w:szCs w:val="16"/>
+              </w:rPr>
+            </w:pPr>
+            <w:r>
+              <w:rPr>
+                <w:rFonts w:eastAsia="arial" w:ascii="arial" w:hAnsi="arial"/>
+                <w:color w:val="000000"/>
+                <w:sz w:val="16"/>
+                <w:szCs w:val="16"/>
+              </w:rPr>
+              <w:t>HEP Off</w:t>
+            </w:r>
+          </w:p>
+        </w:tc>
+        <w:tc>
+          <w:tcPr>
+            <w:tcW w:w="1016" w:type="dxa"/>
+            <w:tcBorders>
+              <w:top w:val="single" w:sz="4" w:space="0" w:color="000000"/>
+              <w:left w:val="single" w:sz="4" w:space="0" w:color="000000"/>
+              <w:bottom w:val="single" w:sz="4" w:space="0" w:color="000000"/>
+            </w:tcBorders>
+            <w:vAlign w:val="bottom"/>
+          </w:tcPr>
+          <w:p>
+            <w:pPr>
+              <w:pStyle w:val="Normal"/>
+              <w:widowControl w:val="false"/>
+              <w:spacing w:lineRule="auto" w:line="180"/>
+              <w:jc w:val="center"/>
+              <w:rPr>
+                <w:sz w:val="16"/>
+                <w:szCs w:val="16"/>
+              </w:rPr>
+            </w:pPr>
+            <w:r>
+              <w:rPr>
+                <w:rFonts w:eastAsia="arial" w:ascii="arial" w:hAnsi="arial"/>
+                <w:color w:val="000000"/>
+                <w:sz w:val="16"/>
+                <w:szCs w:val="16"/>
+              </w:rPr>
+              <w:t>(CT) HEP Start/Stop</w:t>
+            </w:r>
+          </w:p>
+        </w:tc>
+        <w:tc>
+          <w:tcPr>
+            <w:tcW w:w="1016" w:type="dxa"/>
+            <w:tcBorders>
+              <w:top w:val="single" w:sz="4" w:space="0" w:color="000000"/>
+              <w:left w:val="single" w:sz="4" w:space="0" w:color="000000"/>
+              <w:bottom w:val="single" w:sz="4" w:space="0" w:color="000000"/>
+            </w:tcBorders>
+            <w:vAlign w:val="bottom"/>
+          </w:tcPr>
+          <w:p>
+            <w:pPr>
+              <w:pStyle w:val="Normal"/>
+              <w:widowControl w:val="false"/>
+              <w:spacing w:lineRule="auto" w:line="180"/>
+              <w:jc w:val="center"/>
+              <w:rPr>
+                <w:sz w:val="16"/>
+                <w:szCs w:val="16"/>
+              </w:rPr>
+            </w:pPr>
+            <w:r>
+              <w:rPr>
+                <w:sz w:val="16"/>
+                <w:szCs w:val="16"/>
+              </w:rPr>
+              <w:t>Marker Light</w:t>
+            </w:r>
+          </w:p>
+        </w:tc>
+        <w:tc>
+          <w:tcPr>
+            <w:tcW w:w="1016" w:type="dxa"/>
+            <w:tcBorders>
+              <w:top w:val="single" w:sz="4" w:space="0" w:color="000000"/>
+              <w:left w:val="single" w:sz="4" w:space="0" w:color="000000"/>
+              <w:bottom w:val="single" w:sz="4" w:space="0" w:color="000000"/>
+            </w:tcBorders>
+            <w:vAlign w:val="bottom"/>
+          </w:tcPr>
+          <w:p>
+            <w:pPr>
+              <w:pStyle w:val="Normal"/>
+              <w:widowControl w:val="false"/>
+              <w:spacing w:lineRule="auto" w:line="180"/>
+              <w:jc w:val="center"/>
+              <w:rPr>
+                <w:sz w:val="16"/>
+                <w:szCs w:val="16"/>
+              </w:rPr>
+            </w:pPr>
+            <w:r>
+              <w:rPr>
+                <w:rFonts w:eastAsia="arial" w:ascii="arial" w:hAnsi="arial"/>
+                <w:color w:val="000000"/>
+                <w:sz w:val="16"/>
+                <w:szCs w:val="16"/>
+              </w:rPr>
+              <w:t>Exterior</w:t>
+            </w:r>
+          </w:p>
+          <w:p>
+            <w:pPr>
+              <w:pStyle w:val="Normal"/>
+              <w:widowControl w:val="false"/>
+              <w:spacing w:lineRule="auto" w:line="180"/>
+              <w:jc w:val="center"/>
+              <w:rPr>
+                <w:sz w:val="16"/>
+                <w:szCs w:val="16"/>
+              </w:rPr>
+            </w:pPr>
+            <w:r>
+              <w:rPr>
+                <w:rFonts w:eastAsia="arial" w:ascii="arial" w:hAnsi="arial"/>
+                <w:color w:val="000000"/>
+                <w:sz w:val="16"/>
+                <w:szCs w:val="16"/>
+              </w:rPr>
+              <w:t>Camera</w:t>
+            </w:r>
+          </w:p>
+        </w:tc>
+        <w:tc>
+          <w:tcPr>
+            <w:tcW w:w="1029" w:type="dxa"/>
+            <w:tcBorders>
+              <w:top w:val="single" w:sz="4" w:space="0" w:color="000000"/>
+              <w:left w:val="single" w:sz="4" w:space="0" w:color="000000"/>
+              <w:bottom w:val="single" w:sz="4" w:space="0" w:color="000000"/>
+              <w:right w:val="single" w:sz="4" w:space="0" w:color="000000"/>
+            </w:tcBorders>
+            <w:vAlign w:val="bottom"/>
+          </w:tcPr>
+          <w:p>
+            <w:pPr>
+              <w:pStyle w:val="Normal"/>
+              <w:widowControl w:val="false"/>
+              <w:spacing w:lineRule="auto" w:line="180"/>
+              <w:jc w:val="center"/>
+              <w:rPr>
+                <w:sz w:val="16"/>
+                <w:szCs w:val="16"/>
+              </w:rPr>
+            </w:pPr>
+            <w:r>
+              <w:rPr>
+                <w:rFonts w:eastAsia="arial" w:ascii="arial" w:hAnsi="arial"/>
+                <w:color w:val="000000"/>
+                <w:sz w:val="16"/>
+                <w:szCs w:val="16"/>
+              </w:rPr>
+              <w:t>Prev</w:t>
+            </w:r>
+          </w:p>
+          <w:p>
+            <w:pPr>
+              <w:pStyle w:val="Normal"/>
+              <w:widowControl w:val="false"/>
+              <w:spacing w:lineRule="auto" w:line="180"/>
+              <w:jc w:val="center"/>
+              <w:rPr>
+                <w:sz w:val="16"/>
+                <w:szCs w:val="16"/>
+              </w:rPr>
+            </w:pPr>
+            <w:r>
+              <w:rPr>
+                <w:rFonts w:eastAsia="arial" w:ascii="arial" w:hAnsi="arial"/>
+                <w:color w:val="000000"/>
+                <w:sz w:val="16"/>
+                <w:szCs w:val="16"/>
+              </w:rPr>
+              <w:t>Cab Cam</w:t>
+            </w:r>
+          </w:p>
+        </w:tc>
+      </w:tr>
+    </w:tbl>
+    <w:p>
+      <w:pPr>
+        <w:pStyle w:val="Normal"/>
+        <w:rPr>
+          <w:color w:val="000000"/>
+          <w:sz w:val="16"/>
+          <w:szCs w:val="16"/>
+        </w:rPr>
+      </w:pPr>
+      <w:r>
+        <w:rPr>
+          <w:color w:val="000000"/>
+          <w:sz w:val="16"/>
+          <w:szCs w:val="16"/>
+        </w:rPr>
+      </w:r>
+    </w:p>
+    <w:p>
+      <w:pPr>
+        <w:pStyle w:val="Normal"/>
+        <w:rPr>
+          <w:color w:val="000000"/>
+          <w:sz w:val="16"/>
+          <w:szCs w:val="16"/>
+        </w:rPr>
+      </w:pPr>
+      <w:r>
+        <w:rPr>
+          <w:color w:val="000000"/>
+          <w:sz w:val="16"/>
+          <w:szCs w:val="16"/>
+        </w:rPr>
+        <w:tab/>
+        <w:t xml:space="preserve">       </w:t>
+      </w:r>
+      <w:r>
+        <w:rPr>
+          <w:rFonts w:eastAsia="arial" w:ascii="arial" w:hAnsi="arial"/>
+          <w:color w:val="000000"/>
+          <w:sz w:val="16"/>
+          <w:szCs w:val="16"/>
+        </w:rPr>
+        <w:t xml:space="preserve">    Bombardier Bi-level Cab Car-1</w:t>
+      </w:r>
+    </w:p>
+    <w:tbl>
+      <w:tblPr>
+        <w:tblW w:w="14248" w:type="dxa"/>
+        <w:jc w:val="left"/>
+        <w:tblInd w:w="-5" w:type="dxa"/>
+        <w:tblLayout w:type="fixed"/>
+        <w:tblCellMar>
+          <w:top w:w="0" w:type="dxa"/>
+          <w:left w:w="108" w:type="dxa"/>
+          <w:bottom w:w="0" w:type="dxa"/>
+          <w:right w:w="108" w:type="dxa"/>
+        </w:tblCellMar>
+        <w:tblLook w:firstRow="1" w:noVBand="1" w:lastRow="0" w:firstColumn="1" w:lastColumn="0" w:noHBand="0" w:val="04a0"/>
+      </w:tblPr>
+      <w:tblGrid>
+        <w:gridCol w:w="1017"/>
+        <w:gridCol w:w="1019"/>
+        <w:gridCol w:w="1014"/>
+        <w:gridCol w:w="1016"/>
+        <w:gridCol w:w="1020"/>
+        <w:gridCol w:w="1016"/>
+        <w:gridCol w:w="1016"/>
+        <w:gridCol w:w="1017"/>
+        <w:gridCol w:w="1016"/>
+        <w:gridCol w:w="1020"/>
+        <w:gridCol w:w="1016"/>
+        <w:gridCol w:w="1016"/>
+        <w:gridCol w:w="1016"/>
+        <w:gridCol w:w="1029"/>
+      </w:tblGrid>
+      <w:tr>
+        <w:trPr>
+          <w:trHeight w:val="440" w:hRule="exact"/>
+          <w:cantSplit w:val="true"/>
+        </w:trPr>
+        <w:tc>
+          <w:tcPr>
+            <w:tcW w:w="1017" w:type="dxa"/>
+            <w:tcBorders>
+              <w:top w:val="single" w:sz="4" w:space="0" w:color="000000"/>
+              <w:left w:val="single" w:sz="4" w:space="0" w:color="000000"/>
+              <w:bottom w:val="single" w:sz="4" w:space="0" w:color="000000"/>
+            </w:tcBorders>
+            <w:vAlign w:val="bottom"/>
+          </w:tcPr>
+          <w:p>
+            <w:pPr>
+              <w:pStyle w:val="Normal"/>
+              <w:widowControl w:val="false"/>
+              <w:spacing w:lineRule="auto" w:line="180" w:before="0" w:after="60"/>
+              <w:jc w:val="center"/>
+              <w:rPr>
+                <w:color w:val="000000"/>
+                <w:sz w:val="16"/>
+                <w:szCs w:val="16"/>
+              </w:rPr>
+            </w:pPr>
+            <w:r>
+              <w:rPr>
+                <w:rFonts w:eastAsia="arial" w:ascii="arial" w:hAnsi="arial"/>
+                <w:b/>
+                <w:color w:val="000000"/>
+                <w:sz w:val="16"/>
+                <w:szCs w:val="16"/>
+              </w:rPr>
+              <w:t>Pause</w:t>
+            </w:r>
+          </w:p>
+        </w:tc>
+        <w:tc>
+          <w:tcPr>
+            <w:tcW w:w="1019" w:type="dxa"/>
+            <w:tcBorders>
+              <w:top w:val="single" w:sz="4" w:space="0" w:color="000000"/>
+              <w:left w:val="single" w:sz="4" w:space="0" w:color="000000"/>
+              <w:bottom w:val="single" w:sz="4" w:space="0" w:color="000000"/>
+            </w:tcBorders>
+            <w:vAlign w:val="bottom"/>
+          </w:tcPr>
+          <w:p>
+            <w:pPr>
+              <w:pStyle w:val="Normal"/>
+              <w:widowControl w:val="false"/>
+              <w:spacing w:lineRule="auto" w:line="180"/>
+              <w:jc w:val="center"/>
+              <w:rPr>
+                <w:color w:val="000000"/>
+                <w:sz w:val="16"/>
+                <w:szCs w:val="16"/>
+              </w:rPr>
+            </w:pPr>
+            <w:r>
+              <w:rPr>
+                <w:color w:val="000000"/>
+                <w:sz w:val="16"/>
+                <w:szCs w:val="16"/>
+              </w:rPr>
+              <w:t>Reverser Handle</w:t>
+            </w:r>
+          </w:p>
+        </w:tc>
+        <w:tc>
+          <w:tcPr>
+            <w:tcW w:w="1014" w:type="dxa"/>
+            <w:tcBorders>
+              <w:top w:val="single" w:sz="4" w:space="0" w:color="000000"/>
+              <w:left w:val="single" w:sz="4" w:space="0" w:color="000000"/>
+              <w:bottom w:val="single" w:sz="4" w:space="0" w:color="000000"/>
+            </w:tcBorders>
+            <w:vAlign w:val="bottom"/>
+          </w:tcPr>
+          <w:p>
+            <w:pPr>
+              <w:pStyle w:val="Normal"/>
+              <w:widowControl w:val="false"/>
+              <w:jc w:val="center"/>
+              <w:rPr>
+                <w:rFonts w:ascii="arial" w:hAnsi="arial" w:eastAsia="arial"/>
+                <w:color w:val="000000"/>
+                <w:sz w:val="16"/>
+                <w:szCs w:val="16"/>
+              </w:rPr>
+            </w:pPr>
+            <w:r>
+              <w:rPr>
+                <w:rFonts w:eastAsia="arial" w:ascii="arial" w:hAnsi="arial"/>
+                <w:color w:val="000000"/>
+                <w:sz w:val="16"/>
+                <w:szCs w:val="16"/>
+              </w:rPr>
+              <w:t>Engine Run But.</w:t>
+            </w:r>
+          </w:p>
+        </w:tc>
+        <w:tc>
+          <w:tcPr>
+            <w:tcW w:w="1016" w:type="dxa"/>
+            <w:tcBorders>
+              <w:top w:val="single" w:sz="4" w:space="0" w:color="000000"/>
+              <w:left w:val="single" w:sz="4" w:space="0" w:color="000000"/>
+              <w:bottom w:val="single" w:sz="4" w:space="0" w:color="000000"/>
+            </w:tcBorders>
+            <w:vAlign w:val="bottom"/>
+          </w:tcPr>
+          <w:p>
+            <w:pPr>
+              <w:pStyle w:val="Normal"/>
+              <w:widowControl w:val="false"/>
+              <w:spacing w:lineRule="auto" w:line="180"/>
+              <w:jc w:val="center"/>
+              <w:rPr>
+                <w:color w:val="000000"/>
+                <w:sz w:val="16"/>
+                <w:szCs w:val="16"/>
+              </w:rPr>
+            </w:pPr>
+            <w:r>
+              <w:rPr>
+                <w:color w:val="000000"/>
+                <w:sz w:val="16"/>
+                <w:szCs w:val="16"/>
+              </w:rPr>
+              <w:t>Engine Run</w:t>
+            </w:r>
+          </w:p>
+        </w:tc>
+        <w:tc>
+          <w:tcPr>
+            <w:tcW w:w="1020" w:type="dxa"/>
+            <w:tcBorders>
+              <w:top w:val="single" w:sz="4" w:space="0" w:color="000000"/>
+              <w:left w:val="single" w:sz="4" w:space="0" w:color="000000"/>
+              <w:bottom w:val="single" w:sz="4" w:space="0" w:color="000000"/>
+            </w:tcBorders>
+            <w:vAlign w:val="bottom"/>
+          </w:tcPr>
+          <w:p>
+            <w:pPr>
+              <w:pStyle w:val="Normal"/>
+              <w:widowControl w:val="false"/>
+              <w:spacing w:lineRule="auto" w:line="180"/>
+              <w:jc w:val="center"/>
+              <w:rPr>
+                <w:color w:val="000000"/>
+                <w:sz w:val="16"/>
+                <w:szCs w:val="16"/>
+              </w:rPr>
+            </w:pPr>
+            <w:r>
+              <w:rPr>
+                <w:color w:val="000000"/>
+                <w:sz w:val="16"/>
+                <w:szCs w:val="16"/>
+              </w:rPr>
+              <w:t>Generator Field</w:t>
+            </w:r>
+          </w:p>
+        </w:tc>
+        <w:tc>
+          <w:tcPr>
+            <w:tcW w:w="1016" w:type="dxa"/>
+            <w:tcBorders>
+              <w:top w:val="single" w:sz="4" w:space="0" w:color="000000"/>
+              <w:left w:val="single" w:sz="4" w:space="0" w:color="000000"/>
+              <w:bottom w:val="single" w:sz="4" w:space="0" w:color="000000"/>
+            </w:tcBorders>
+            <w:vAlign w:val="bottom"/>
+          </w:tcPr>
+          <w:p>
+            <w:pPr>
+              <w:pStyle w:val="Normal"/>
+              <w:widowControl w:val="false"/>
+              <w:jc w:val="center"/>
+              <w:rPr>
+                <w:color w:val="000000"/>
+                <w:sz w:val="16"/>
+                <w:szCs w:val="16"/>
+              </w:rPr>
+            </w:pPr>
+            <w:r>
+              <w:rPr>
+                <w:color w:val="000000"/>
+                <w:sz w:val="16"/>
+                <w:szCs w:val="16"/>
+              </w:rPr>
+              <w:t>Brake</w:t>
+            </w:r>
+          </w:p>
+          <w:p>
+            <w:pPr>
+              <w:pStyle w:val="Normal"/>
+              <w:widowControl w:val="false"/>
+              <w:jc w:val="center"/>
+              <w:rPr>
+                <w:color w:val="000000"/>
+                <w:sz w:val="16"/>
+                <w:szCs w:val="16"/>
+              </w:rPr>
+            </w:pPr>
+            <w:r>
+              <w:rPr>
+                <w:color w:val="000000"/>
+                <w:sz w:val="16"/>
+                <w:szCs w:val="16"/>
+              </w:rPr>
+              <w:t>Cut-In</w:t>
+            </w:r>
+          </w:p>
+        </w:tc>
+        <w:tc>
+          <w:tcPr>
+            <w:tcW w:w="1016" w:type="dxa"/>
+            <w:tcBorders>
+              <w:top w:val="single" w:sz="4" w:space="0" w:color="000000"/>
+              <w:left w:val="single" w:sz="4" w:space="0" w:color="000000"/>
+              <w:bottom w:val="single" w:sz="4" w:space="0" w:color="000000"/>
+            </w:tcBorders>
+            <w:vAlign w:val="bottom"/>
+          </w:tcPr>
+          <w:p>
+            <w:pPr>
+              <w:pStyle w:val="Normal"/>
+              <w:widowControl w:val="false"/>
+              <w:jc w:val="center"/>
+              <w:rPr>
+                <w:color w:val="000000"/>
+                <w:sz w:val="16"/>
+                <w:szCs w:val="16"/>
+              </w:rPr>
+            </w:pPr>
+            <w:r>
+              <w:rPr>
+                <w:color w:val="000000"/>
+                <w:sz w:val="16"/>
+                <w:szCs w:val="16"/>
+              </w:rPr>
+              <w:t>Cab Setup Key</w:t>
+            </w:r>
+          </w:p>
+        </w:tc>
+        <w:tc>
+          <w:tcPr>
+            <w:tcW w:w="1017" w:type="dxa"/>
+            <w:tcBorders>
+              <w:top w:val="single" w:sz="4" w:space="0" w:color="000000"/>
+              <w:left w:val="single" w:sz="4" w:space="0" w:color="000000"/>
+              <w:bottom w:val="single" w:sz="4" w:space="0" w:color="000000"/>
+            </w:tcBorders>
+            <w:vAlign w:val="bottom"/>
+          </w:tcPr>
+          <w:p>
+            <w:pPr>
+              <w:pStyle w:val="Normal"/>
+              <w:widowControl w:val="false"/>
+              <w:jc w:val="center"/>
+              <w:rPr>
+                <w:color w:val="000000"/>
+                <w:sz w:val="16"/>
+                <w:szCs w:val="16"/>
+              </w:rPr>
+            </w:pPr>
+            <w:r>
+              <w:rPr>
+                <w:color w:val="000000"/>
+                <w:sz w:val="16"/>
+                <w:szCs w:val="16"/>
+              </w:rPr>
+            </w:r>
+          </w:p>
+        </w:tc>
+        <w:tc>
+          <w:tcPr>
+            <w:tcW w:w="1016" w:type="dxa"/>
+            <w:tcBorders>
+              <w:top w:val="single" w:sz="4" w:space="0" w:color="000000"/>
+              <w:left w:val="single" w:sz="4" w:space="0" w:color="000000"/>
+              <w:bottom w:val="single" w:sz="4" w:space="0" w:color="000000"/>
+            </w:tcBorders>
+            <w:vAlign w:val="bottom"/>
+          </w:tcPr>
+          <w:p>
+            <w:pPr>
+              <w:pStyle w:val="Normal"/>
+              <w:widowControl w:val="false"/>
+              <w:jc w:val="center"/>
+              <w:rPr>
+                <w:sz w:val="16"/>
+                <w:szCs w:val="16"/>
+              </w:rPr>
+            </w:pPr>
+            <w:r>
+              <w:rPr>
+                <w:sz w:val="16"/>
+                <w:szCs w:val="16"/>
+              </w:rPr>
+            </w:r>
+          </w:p>
+        </w:tc>
+        <w:tc>
+          <w:tcPr>
+            <w:tcW w:w="1020" w:type="dxa"/>
+            <w:tcBorders>
+              <w:top w:val="single" w:sz="4" w:space="0" w:color="000000"/>
+              <w:left w:val="single" w:sz="4" w:space="0" w:color="000000"/>
+              <w:bottom w:val="single" w:sz="4" w:space="0" w:color="000000"/>
+            </w:tcBorders>
+            <w:vAlign w:val="bottom"/>
+          </w:tcPr>
+          <w:p>
+            <w:pPr>
+              <w:pStyle w:val="Normal"/>
+              <w:widowControl w:val="false"/>
+              <w:jc w:val="center"/>
+              <w:rPr>
+                <w:color w:val="000000"/>
+                <w:sz w:val="16"/>
+                <w:szCs w:val="16"/>
+              </w:rPr>
+            </w:pPr>
+            <w:r>
+              <w:rPr>
+                <w:rFonts w:eastAsia="arial" w:ascii="arial" w:hAnsi="arial"/>
+                <w:color w:val="000000"/>
+                <w:sz w:val="16"/>
+                <w:szCs w:val="16"/>
+              </w:rPr>
+              <w:t>Number Light</w:t>
+            </w:r>
+          </w:p>
+        </w:tc>
+        <w:tc>
+          <w:tcPr>
+            <w:tcW w:w="1016" w:type="dxa"/>
+            <w:tcBorders>
+              <w:top w:val="single" w:sz="4" w:space="0" w:color="000000"/>
+              <w:left w:val="single" w:sz="4" w:space="0" w:color="000000"/>
+              <w:bottom w:val="single" w:sz="4" w:space="0" w:color="000000"/>
+            </w:tcBorders>
+            <w:vAlign w:val="bottom"/>
+          </w:tcPr>
+          <w:p>
+            <w:pPr>
+              <w:pStyle w:val="Normal"/>
+              <w:widowControl w:val="false"/>
+              <w:spacing w:lineRule="auto" w:line="180"/>
+              <w:jc w:val="center"/>
+              <w:rPr>
+                <w:sz w:val="16"/>
+                <w:szCs w:val="16"/>
+              </w:rPr>
+            </w:pPr>
+            <w:r>
+              <w:rPr>
+                <w:rFonts w:eastAsia="arial" w:ascii="arial" w:hAnsi="arial"/>
+                <w:color w:val="000000"/>
+                <w:sz w:val="16"/>
+                <w:szCs w:val="16"/>
+              </w:rPr>
+              <w:t>Gauge Light</w:t>
+            </w:r>
+          </w:p>
+        </w:tc>
+        <w:tc>
+          <w:tcPr>
+            <w:tcW w:w="1016" w:type="dxa"/>
+            <w:tcBorders>
+              <w:top w:val="single" w:sz="4" w:space="0" w:color="000000"/>
+              <w:left w:val="single" w:sz="4" w:space="0" w:color="000000"/>
+              <w:bottom w:val="single" w:sz="4" w:space="0" w:color="000000"/>
+            </w:tcBorders>
+            <w:vAlign w:val="bottom"/>
+          </w:tcPr>
+          <w:p>
+            <w:pPr>
+              <w:pStyle w:val="Normal"/>
+              <w:widowControl w:val="false"/>
+              <w:spacing w:lineRule="auto" w:line="180"/>
+              <w:jc w:val="center"/>
+              <w:rPr>
+                <w:sz w:val="16"/>
+                <w:szCs w:val="16"/>
+              </w:rPr>
+            </w:pPr>
+            <w:r>
+              <w:rPr>
+                <w:sz w:val="16"/>
+                <w:szCs w:val="16"/>
+              </w:rPr>
+              <w:t>Cab Light</w:t>
+            </w:r>
+          </w:p>
+        </w:tc>
+        <w:tc>
+          <w:tcPr>
+            <w:tcW w:w="1016" w:type="dxa"/>
+            <w:tcBorders>
+              <w:top w:val="single" w:sz="4" w:space="0" w:color="000000"/>
+              <w:left w:val="single" w:sz="4" w:space="0" w:color="000000"/>
+              <w:bottom w:val="single" w:sz="4" w:space="0" w:color="000000"/>
+            </w:tcBorders>
+            <w:vAlign w:val="bottom"/>
+          </w:tcPr>
+          <w:p>
+            <w:pPr>
+              <w:pStyle w:val="Normal"/>
+              <w:widowControl w:val="false"/>
+              <w:spacing w:lineRule="auto" w:line="180"/>
+              <w:jc w:val="center"/>
+              <w:rPr>
+                <w:sz w:val="16"/>
+                <w:szCs w:val="16"/>
+              </w:rPr>
+            </w:pPr>
+            <w:r>
+              <w:rPr>
+                <w:rFonts w:eastAsia="arial" w:ascii="arial" w:hAnsi="arial"/>
+                <w:color w:val="000000"/>
+                <w:sz w:val="16"/>
+                <w:szCs w:val="16"/>
+              </w:rPr>
+              <w:t>1-Person</w:t>
+            </w:r>
+          </w:p>
+        </w:tc>
+        <w:tc>
+          <w:tcPr>
+            <w:tcW w:w="1029" w:type="dxa"/>
+            <w:tcBorders>
+              <w:top w:val="single" w:sz="4" w:space="0" w:color="000000"/>
+              <w:left w:val="single" w:sz="4" w:space="0" w:color="000000"/>
+              <w:bottom w:val="single" w:sz="4" w:space="0" w:color="000000"/>
+              <w:right w:val="single" w:sz="4" w:space="0" w:color="000000"/>
+            </w:tcBorders>
+            <w:vAlign w:val="bottom"/>
+          </w:tcPr>
+          <w:p>
+            <w:pPr>
+              <w:pStyle w:val="Normal"/>
+              <w:widowControl w:val="false"/>
+              <w:spacing w:lineRule="auto" w:line="180"/>
+              <w:jc w:val="center"/>
+              <w:rPr>
+                <w:sz w:val="16"/>
+                <w:szCs w:val="16"/>
+              </w:rPr>
+            </w:pPr>
+            <w:r>
+              <w:rPr>
+                <w:rFonts w:eastAsia="arial" w:ascii="arial" w:hAnsi="arial"/>
+                <w:color w:val="000000"/>
+                <w:sz w:val="16"/>
+                <w:szCs w:val="16"/>
+              </w:rPr>
+              <w:t>Next</w:t>
+            </w:r>
+          </w:p>
+          <w:p>
+            <w:pPr>
+              <w:pStyle w:val="Normal"/>
+              <w:widowControl w:val="false"/>
+              <w:spacing w:lineRule="auto" w:line="180"/>
+              <w:jc w:val="center"/>
+              <w:rPr>
+                <w:sz w:val="16"/>
+                <w:szCs w:val="16"/>
+              </w:rPr>
+            </w:pPr>
+            <w:r>
+              <w:rPr>
+                <w:rFonts w:eastAsia="arial" w:ascii="arial" w:hAnsi="arial"/>
+                <w:color w:val="000000"/>
+                <w:sz w:val="16"/>
+                <w:szCs w:val="16"/>
+              </w:rPr>
+              <w:t>Cab Cam</w:t>
+            </w:r>
+          </w:p>
+        </w:tc>
+      </w:tr>
+    </w:tbl>
+    <w:p>
+      <w:pPr>
+        <w:pStyle w:val="Normal"/>
+        <w:rPr>
+          <w:rFonts w:ascii="arial" w:hAnsi="arial" w:eastAsia="arial"/>
+          <w:color w:val="000000"/>
+          <w:sz w:val="16"/>
+          <w:szCs w:val="16"/>
+        </w:rPr>
+      </w:pPr>
+      <w:r>
+        <w:rPr>
+          <w:rFonts w:eastAsia="arial" w:ascii="arial" w:hAnsi="arial"/>
+          <w:color w:val="000000"/>
+          <w:sz w:val="16"/>
+          <w:szCs w:val="16"/>
+        </w:rPr>
+      </w:r>
+    </w:p>
+    <w:p>
+      <w:pPr>
+        <w:pStyle w:val="Normal"/>
+        <w:rPr>
+          <w:color w:val="000000"/>
+          <w:sz w:val="16"/>
+          <w:szCs w:val="16"/>
+        </w:rPr>
+      </w:pPr>
+      <w:r>
+        <w:rPr>
+          <w:rFonts w:eastAsia="arial" w:ascii="arial" w:hAnsi="arial"/>
+          <w:color w:val="000000"/>
+          <w:sz w:val="16"/>
+          <w:szCs w:val="16"/>
+        </w:rPr>
+        <w:tab/>
+        <w:t xml:space="preserve">           Bombardier Bi-level Cab Car-2</w:t>
+      </w:r>
+    </w:p>
+    <w:tbl>
+      <w:tblPr>
+        <w:tblW w:w="14248" w:type="dxa"/>
+        <w:jc w:val="left"/>
+        <w:tblInd w:w="-5" w:type="dxa"/>
+        <w:tblLayout w:type="fixed"/>
+        <w:tblCellMar>
+          <w:top w:w="0" w:type="dxa"/>
+          <w:left w:w="108" w:type="dxa"/>
+          <w:bottom w:w="0" w:type="dxa"/>
+          <w:right w:w="108" w:type="dxa"/>
+        </w:tblCellMar>
+        <w:tblLook w:firstRow="1" w:noVBand="1" w:lastRow="0" w:firstColumn="1" w:lastColumn="0" w:noHBand="0" w:val="04a0"/>
+      </w:tblPr>
+      <w:tblGrid>
+        <w:gridCol w:w="1017"/>
+        <w:gridCol w:w="1019"/>
+        <w:gridCol w:w="1014"/>
+        <w:gridCol w:w="1016"/>
+        <w:gridCol w:w="1020"/>
+        <w:gridCol w:w="1016"/>
+        <w:gridCol w:w="1016"/>
+        <w:gridCol w:w="1017"/>
+        <w:gridCol w:w="1016"/>
+        <w:gridCol w:w="1020"/>
+        <w:gridCol w:w="1016"/>
+        <w:gridCol w:w="1016"/>
+        <w:gridCol w:w="1016"/>
+        <w:gridCol w:w="1029"/>
+      </w:tblGrid>
+      <w:tr>
+        <w:trPr>
+          <w:trHeight w:val="440" w:hRule="exact"/>
+          <w:cantSplit w:val="true"/>
+        </w:trPr>
+        <w:tc>
+          <w:tcPr>
+            <w:tcW w:w="1017" w:type="dxa"/>
+            <w:tcBorders>
+              <w:top w:val="single" w:sz="4" w:space="0" w:color="000000"/>
+              <w:left w:val="single" w:sz="4" w:space="0" w:color="000000"/>
+              <w:bottom w:val="single" w:sz="4" w:space="0" w:color="000000"/>
+            </w:tcBorders>
+            <w:vAlign w:val="bottom"/>
+          </w:tcPr>
+          <w:p>
+            <w:pPr>
+              <w:pStyle w:val="Normal"/>
+              <w:widowControl w:val="false"/>
+              <w:spacing w:lineRule="auto" w:line="180" w:before="0" w:after="60"/>
+              <w:jc w:val="center"/>
+              <w:rPr>
+                <w:b/>
+                <w:bCs/>
+              </w:rPr>
+            </w:pPr>
+            <w:r>
+              <w:rPr>
+                <w:b/>
+                <w:bCs/>
+                <w:color w:val="000000"/>
+                <w:sz w:val="16"/>
+                <w:szCs w:val="16"/>
+              </w:rPr>
+              <w:t>HUD</w:t>
+            </w:r>
+          </w:p>
+        </w:tc>
+        <w:tc>
+          <w:tcPr>
+            <w:tcW w:w="1019" w:type="dxa"/>
+            <w:tcBorders>
+              <w:top w:val="single" w:sz="4" w:space="0" w:color="000000"/>
+              <w:left w:val="single" w:sz="4" w:space="0" w:color="000000"/>
+              <w:bottom w:val="single" w:sz="4" w:space="0" w:color="000000"/>
+            </w:tcBorders>
+            <w:vAlign w:val="bottom"/>
+          </w:tcPr>
+          <w:p>
+            <w:pPr>
+              <w:pStyle w:val="Normal"/>
+              <w:widowControl w:val="false"/>
+              <w:spacing w:lineRule="auto" w:line="180"/>
+              <w:jc w:val="center"/>
+              <w:rPr>
+                <w:color w:val="000000"/>
+                <w:sz w:val="16"/>
+                <w:szCs w:val="16"/>
+              </w:rPr>
+            </w:pPr>
+            <w:r>
+              <w:rPr>
+                <w:color w:val="000000"/>
+                <w:sz w:val="16"/>
+                <w:szCs w:val="16"/>
+              </w:rPr>
+              <w:t>Schedule</w:t>
+            </w:r>
+          </w:p>
+        </w:tc>
+        <w:tc>
+          <w:tcPr>
+            <w:tcW w:w="1014" w:type="dxa"/>
+            <w:tcBorders>
+              <w:top w:val="single" w:sz="4" w:space="0" w:color="000000"/>
+              <w:left w:val="single" w:sz="4" w:space="0" w:color="000000"/>
+              <w:bottom w:val="single" w:sz="4" w:space="0" w:color="000000"/>
+            </w:tcBorders>
+            <w:vAlign w:val="bottom"/>
+          </w:tcPr>
+          <w:p>
+            <w:pPr>
+              <w:pStyle w:val="Normal"/>
+              <w:widowControl w:val="false"/>
+              <w:spacing w:lineRule="auto" w:line="180"/>
+              <w:jc w:val="center"/>
+              <w:rPr>
+                <w:color w:val="000000"/>
+                <w:sz w:val="16"/>
+                <w:szCs w:val="16"/>
+              </w:rPr>
+            </w:pPr>
+            <w:r>
+              <w:rPr>
+                <w:rFonts w:eastAsia="arial" w:ascii="arial" w:hAnsi="arial"/>
+                <w:color w:val="000000"/>
+                <w:sz w:val="16"/>
+                <w:szCs w:val="16"/>
+              </w:rPr>
+              <w:t>Engine Stop</w:t>
+            </w:r>
+          </w:p>
+        </w:tc>
+        <w:tc>
+          <w:tcPr>
+            <w:tcW w:w="1016" w:type="dxa"/>
+            <w:tcBorders>
+              <w:top w:val="single" w:sz="4" w:space="0" w:color="000000"/>
+              <w:left w:val="single" w:sz="4" w:space="0" w:color="000000"/>
+              <w:bottom w:val="single" w:sz="4" w:space="0" w:color="000000"/>
+            </w:tcBorders>
+            <w:vAlign w:val="bottom"/>
+          </w:tcPr>
+          <w:p>
+            <w:pPr>
+              <w:pStyle w:val="Normal"/>
+              <w:widowControl w:val="false"/>
+              <w:spacing w:lineRule="auto" w:line="180"/>
+              <w:jc w:val="center"/>
+              <w:rPr>
+                <w:color w:val="000000"/>
+                <w:sz w:val="16"/>
+                <w:szCs w:val="16"/>
+              </w:rPr>
+            </w:pPr>
+            <w:r>
+              <w:rPr>
+                <w:color w:val="000000"/>
+                <w:sz w:val="16"/>
+                <w:szCs w:val="16"/>
+              </w:rPr>
+              <w:t>Alerter</w:t>
+            </w:r>
+          </w:p>
+        </w:tc>
+        <w:tc>
+          <w:tcPr>
+            <w:tcW w:w="1020" w:type="dxa"/>
+            <w:tcBorders>
+              <w:top w:val="single" w:sz="4" w:space="0" w:color="000000"/>
+              <w:left w:val="single" w:sz="4" w:space="0" w:color="000000"/>
+              <w:bottom w:val="single" w:sz="4" w:space="0" w:color="000000"/>
+            </w:tcBorders>
+            <w:vAlign w:val="bottom"/>
+          </w:tcPr>
+          <w:p>
+            <w:pPr>
+              <w:pStyle w:val="Normal"/>
+              <w:widowControl w:val="false"/>
+              <w:spacing w:lineRule="auto" w:line="180"/>
+              <w:jc w:val="center"/>
+              <w:rPr>
+                <w:color w:val="000000"/>
+                <w:sz w:val="16"/>
+                <w:szCs w:val="16"/>
+              </w:rPr>
+            </w:pPr>
+            <w:r>
+              <w:rPr>
+                <w:color w:val="000000"/>
+                <w:sz w:val="16"/>
+                <w:szCs w:val="16"/>
+              </w:rPr>
+              <w:t>Control &amp; Fuel Pump</w:t>
+            </w:r>
+          </w:p>
+        </w:tc>
+        <w:tc>
+          <w:tcPr>
+            <w:tcW w:w="1016" w:type="dxa"/>
+            <w:tcBorders>
+              <w:top w:val="single" w:sz="4" w:space="0" w:color="000000"/>
+              <w:left w:val="single" w:sz="4" w:space="0" w:color="000000"/>
+              <w:bottom w:val="single" w:sz="4" w:space="0" w:color="000000"/>
+            </w:tcBorders>
+            <w:vAlign w:val="bottom"/>
+          </w:tcPr>
+          <w:p>
+            <w:pPr>
+              <w:pStyle w:val="Normal"/>
+              <w:widowControl w:val="false"/>
+              <w:jc w:val="center"/>
+              <w:rPr>
+                <w:color w:val="000000"/>
+                <w:sz w:val="16"/>
+                <w:szCs w:val="16"/>
+              </w:rPr>
+            </w:pPr>
+            <w:r>
+              <w:rPr>
+                <w:color w:val="000000"/>
+                <w:sz w:val="16"/>
+                <w:szCs w:val="16"/>
+              </w:rPr>
+              <w:t>Brake</w:t>
+            </w:r>
+          </w:p>
+          <w:p>
+            <w:pPr>
+              <w:pStyle w:val="Normal"/>
+              <w:widowControl w:val="false"/>
+              <w:jc w:val="center"/>
+              <w:rPr>
+                <w:color w:val="000000"/>
+                <w:sz w:val="16"/>
+                <w:szCs w:val="16"/>
+              </w:rPr>
+            </w:pPr>
+            <w:r>
+              <w:rPr>
+                <w:color w:val="000000"/>
+                <w:sz w:val="16"/>
+                <w:szCs w:val="16"/>
+              </w:rPr>
+              <w:t>Cut-Out</w:t>
+            </w:r>
+          </w:p>
+        </w:tc>
+        <w:tc>
+          <w:tcPr>
+            <w:tcW w:w="1016" w:type="dxa"/>
+            <w:tcBorders>
+              <w:top w:val="single" w:sz="4" w:space="0" w:color="000000"/>
+              <w:left w:val="single" w:sz="4" w:space="0" w:color="000000"/>
+              <w:bottom w:val="single" w:sz="4" w:space="0" w:color="000000"/>
+            </w:tcBorders>
+            <w:vAlign w:val="bottom"/>
+          </w:tcPr>
+          <w:p>
+            <w:pPr>
+              <w:pStyle w:val="Normal"/>
+              <w:widowControl w:val="false"/>
+              <w:jc w:val="center"/>
+              <w:rPr>
+                <w:color w:val="000000"/>
+                <w:sz w:val="16"/>
+                <w:szCs w:val="16"/>
+              </w:rPr>
+            </w:pPr>
+            <w:r>
+              <w:rPr>
+                <w:color w:val="000000"/>
+                <w:sz w:val="16"/>
+                <w:szCs w:val="16"/>
+              </w:rPr>
+            </w:r>
+          </w:p>
+        </w:tc>
+        <w:tc>
+          <w:tcPr>
+            <w:tcW w:w="1017" w:type="dxa"/>
+            <w:tcBorders>
+              <w:top w:val="single" w:sz="4" w:space="0" w:color="000000"/>
+              <w:left w:val="single" w:sz="4" w:space="0" w:color="000000"/>
+              <w:bottom w:val="single" w:sz="4" w:space="0" w:color="000000"/>
+            </w:tcBorders>
+            <w:vAlign w:val="bottom"/>
+          </w:tcPr>
+          <w:p>
+            <w:pPr>
+              <w:pStyle w:val="Normal"/>
+              <w:widowControl w:val="false"/>
+              <w:jc w:val="center"/>
+              <w:rPr>
+                <w:color w:val="000000"/>
+                <w:sz w:val="16"/>
+                <w:szCs w:val="16"/>
+              </w:rPr>
+            </w:pPr>
+            <w:r>
+              <w:rPr>
+                <w:color w:val="000000"/>
+                <w:sz w:val="16"/>
+                <w:szCs w:val="16"/>
+              </w:rPr>
+            </w:r>
+          </w:p>
+        </w:tc>
+        <w:tc>
+          <w:tcPr>
+            <w:tcW w:w="1016" w:type="dxa"/>
+            <w:tcBorders>
+              <w:top w:val="single" w:sz="4" w:space="0" w:color="000000"/>
+              <w:left w:val="single" w:sz="4" w:space="0" w:color="000000"/>
+              <w:bottom w:val="single" w:sz="4" w:space="0" w:color="000000"/>
+            </w:tcBorders>
+            <w:vAlign w:val="bottom"/>
+          </w:tcPr>
+          <w:p>
+            <w:pPr>
+              <w:pStyle w:val="Normal"/>
+              <w:widowControl w:val="false"/>
+              <w:jc w:val="center"/>
+              <w:rPr>
+                <w:sz w:val="16"/>
+                <w:szCs w:val="16"/>
+              </w:rPr>
+            </w:pPr>
+            <w:r>
+              <w:rPr>
+                <w:sz w:val="16"/>
+                <w:szCs w:val="16"/>
+              </w:rPr>
+            </w:r>
+          </w:p>
+        </w:tc>
+        <w:tc>
+          <w:tcPr>
+            <w:tcW w:w="1020" w:type="dxa"/>
+            <w:tcBorders>
+              <w:top w:val="single" w:sz="4" w:space="0" w:color="000000"/>
+              <w:left w:val="single" w:sz="4" w:space="0" w:color="000000"/>
+              <w:bottom w:val="single" w:sz="4" w:space="0" w:color="000000"/>
+            </w:tcBorders>
+            <w:vAlign w:val="bottom"/>
+          </w:tcPr>
+          <w:p>
+            <w:pPr>
+              <w:pStyle w:val="Normal"/>
+              <w:widowControl w:val="false"/>
+              <w:jc w:val="center"/>
+              <w:rPr>
+                <w:color w:val="000000"/>
+                <w:sz w:val="16"/>
+                <w:szCs w:val="16"/>
+              </w:rPr>
+            </w:pPr>
+            <w:r>
+              <w:rPr>
+                <w:color w:val="000000"/>
+                <w:sz w:val="16"/>
+                <w:szCs w:val="16"/>
+              </w:rPr>
+            </w:r>
+          </w:p>
+        </w:tc>
+        <w:tc>
+          <w:tcPr>
+            <w:tcW w:w="1016" w:type="dxa"/>
+            <w:tcBorders>
+              <w:top w:val="single" w:sz="4" w:space="0" w:color="000000"/>
+              <w:left w:val="single" w:sz="4" w:space="0" w:color="000000"/>
+              <w:bottom w:val="single" w:sz="4" w:space="0" w:color="000000"/>
+            </w:tcBorders>
+            <w:vAlign w:val="bottom"/>
+          </w:tcPr>
+          <w:p>
+            <w:pPr>
+              <w:pStyle w:val="Normal"/>
+              <w:widowControl w:val="false"/>
+              <w:spacing w:lineRule="auto" w:line="180"/>
+              <w:jc w:val="center"/>
+              <w:rPr>
+                <w:sz w:val="16"/>
+                <w:szCs w:val="16"/>
+              </w:rPr>
+            </w:pPr>
+            <w:r>
+              <w:rPr>
+                <w:rFonts w:eastAsia="arial" w:ascii="arial" w:hAnsi="arial"/>
+                <w:color w:val="000000"/>
+                <w:sz w:val="16"/>
+                <w:szCs w:val="16"/>
+              </w:rPr>
+              <w:t>Marker Light</w:t>
+            </w:r>
+          </w:p>
+        </w:tc>
+        <w:tc>
+          <w:tcPr>
+            <w:tcW w:w="1016" w:type="dxa"/>
+            <w:tcBorders>
+              <w:top w:val="single" w:sz="4" w:space="0" w:color="000000"/>
+              <w:left w:val="single" w:sz="4" w:space="0" w:color="000000"/>
+              <w:bottom w:val="single" w:sz="4" w:space="0" w:color="000000"/>
+            </w:tcBorders>
+            <w:vAlign w:val="bottom"/>
+          </w:tcPr>
+          <w:p>
+            <w:pPr>
+              <w:pStyle w:val="Normal"/>
+              <w:widowControl w:val="false"/>
+              <w:spacing w:lineRule="auto" w:line="180"/>
+              <w:jc w:val="center"/>
+              <w:rPr>
+                <w:sz w:val="16"/>
+                <w:szCs w:val="16"/>
+              </w:rPr>
+            </w:pPr>
+            <w:r>
+              <w:rPr>
+                <w:sz w:val="16"/>
+                <w:szCs w:val="16"/>
+              </w:rPr>
+              <w:t>Parking Brake</w:t>
+            </w:r>
+          </w:p>
+        </w:tc>
+        <w:tc>
+          <w:tcPr>
+            <w:tcW w:w="1016" w:type="dxa"/>
+            <w:tcBorders>
+              <w:top w:val="single" w:sz="4" w:space="0" w:color="000000"/>
+              <w:left w:val="single" w:sz="4" w:space="0" w:color="000000"/>
+              <w:bottom w:val="single" w:sz="4" w:space="0" w:color="000000"/>
+            </w:tcBorders>
+            <w:vAlign w:val="bottom"/>
+          </w:tcPr>
+          <w:p>
+            <w:pPr>
+              <w:pStyle w:val="Normal"/>
+              <w:widowControl w:val="false"/>
+              <w:spacing w:lineRule="auto" w:line="180"/>
+              <w:jc w:val="center"/>
+              <w:rPr>
+                <w:sz w:val="16"/>
+                <w:szCs w:val="16"/>
+              </w:rPr>
+            </w:pPr>
+            <w:r>
+              <w:rPr>
+                <w:rFonts w:eastAsia="arial" w:ascii="arial" w:hAnsi="arial"/>
+                <w:color w:val="000000"/>
+                <w:sz w:val="16"/>
+                <w:szCs w:val="16"/>
+              </w:rPr>
+              <w:t>Exterior</w:t>
+            </w:r>
+          </w:p>
+          <w:p>
+            <w:pPr>
+              <w:pStyle w:val="Normal"/>
+              <w:widowControl w:val="false"/>
+              <w:spacing w:lineRule="auto" w:line="180"/>
+              <w:jc w:val="center"/>
+              <w:rPr>
+                <w:sz w:val="16"/>
+                <w:szCs w:val="16"/>
+              </w:rPr>
+            </w:pPr>
+            <w:r>
+              <w:rPr>
+                <w:rFonts w:eastAsia="arial" w:ascii="arial" w:hAnsi="arial"/>
+                <w:color w:val="000000"/>
+                <w:sz w:val="16"/>
+                <w:szCs w:val="16"/>
+              </w:rPr>
+              <w:t>Camera</w:t>
+            </w:r>
+          </w:p>
+        </w:tc>
+        <w:tc>
+          <w:tcPr>
+            <w:tcW w:w="1029" w:type="dxa"/>
+            <w:tcBorders>
+              <w:top w:val="single" w:sz="4" w:space="0" w:color="000000"/>
+              <w:left w:val="single" w:sz="4" w:space="0" w:color="000000"/>
+              <w:bottom w:val="single" w:sz="4" w:space="0" w:color="000000"/>
+              <w:right w:val="single" w:sz="4" w:space="0" w:color="000000"/>
+            </w:tcBorders>
+            <w:vAlign w:val="bottom"/>
+          </w:tcPr>
+          <w:p>
+            <w:pPr>
+              <w:pStyle w:val="Normal"/>
+              <w:widowControl w:val="false"/>
+              <w:spacing w:lineRule="auto" w:line="180"/>
+              <w:jc w:val="center"/>
+              <w:rPr>
+                <w:sz w:val="16"/>
+                <w:szCs w:val="16"/>
+              </w:rPr>
+            </w:pPr>
+            <w:r>
+              <w:rPr>
+                <w:rFonts w:eastAsia="arial" w:ascii="arial" w:hAnsi="arial"/>
+                <w:color w:val="000000"/>
+                <w:sz w:val="16"/>
+                <w:szCs w:val="16"/>
+              </w:rPr>
+              <w:t>Prev</w:t>
+            </w:r>
+          </w:p>
+          <w:p>
+            <w:pPr>
+              <w:pStyle w:val="Normal"/>
+              <w:widowControl w:val="false"/>
+              <w:spacing w:lineRule="auto" w:line="180"/>
+              <w:jc w:val="center"/>
+              <w:rPr>
+                <w:sz w:val="16"/>
+                <w:szCs w:val="16"/>
+              </w:rPr>
+            </w:pPr>
+            <w:r>
+              <w:rPr>
+                <w:rFonts w:eastAsia="arial" w:ascii="arial" w:hAnsi="arial"/>
+                <w:color w:val="000000"/>
+                <w:sz w:val="16"/>
+                <w:szCs w:val="16"/>
+              </w:rPr>
+              <w:t>Cab Cam</w:t>
+            </w:r>
+          </w:p>
+        </w:tc>
+      </w:tr>
+    </w:tbl>
+    <w:p>
+      <w:pPr>
+        <w:pStyle w:val="Normal"/>
+        <w:rPr>
+          <w:color w:val="000000"/>
+          <w:sz w:val="16"/>
+          <w:szCs w:val="16"/>
+        </w:rPr>
+      </w:pPr>
+      <w:r>
+        <w:rPr>
+          <w:color w:val="000000"/>
+          <w:sz w:val="16"/>
+          <w:szCs w:val="16"/>
+        </w:rPr>
+      </w:r>
+    </w:p>
+    <w:p>
+      <w:pPr>
+        <w:pStyle w:val="Normal"/>
+        <w:rPr>
+          <w:color w:val="000000"/>
+          <w:sz w:val="16"/>
+          <w:szCs w:val="16"/>
+        </w:rPr>
+      </w:pPr>
+      <w:r>
+        <w:rPr>
+          <w:color w:val="000000"/>
+          <w:sz w:val="16"/>
+          <w:szCs w:val="16"/>
+        </w:rPr>
+        <w:tab/>
+        <w:t xml:space="preserve">       </w:t>
+      </w:r>
+      <w:r>
+        <w:rPr>
+          <w:rFonts w:eastAsia="arial" w:ascii="arial" w:hAnsi="arial"/>
+          <w:color w:val="000000"/>
+          <w:sz w:val="16"/>
+          <w:szCs w:val="16"/>
+        </w:rPr>
+        <w:t xml:space="preserve">    </w:t>
+      </w:r>
+      <w:r>
+        <w:rPr>
+          <w:rFonts w:eastAsia="arial" w:ascii="arial" w:hAnsi="arial"/>
+          <w:color w:val="000000"/>
+          <w:sz w:val="16"/>
+          <w:szCs w:val="16"/>
+        </w:rPr>
+        <w:t>F125</w:t>
+      </w:r>
+      <w:r>
+        <w:rPr>
+          <w:rFonts w:eastAsia="arial" w:ascii="arial" w:hAnsi="arial"/>
+          <w:color w:val="000000"/>
+          <w:sz w:val="16"/>
+          <w:szCs w:val="16"/>
+        </w:rPr>
+        <w:t>-1</w:t>
+      </w:r>
+    </w:p>
+    <w:tbl>
+      <w:tblPr>
+        <w:tblW w:w="14248" w:type="dxa"/>
+        <w:jc w:val="left"/>
+        <w:tblInd w:w="-5" w:type="dxa"/>
+        <w:tblLayout w:type="fixed"/>
+        <w:tblCellMar>
+          <w:top w:w="0" w:type="dxa"/>
+          <w:left w:w="108" w:type="dxa"/>
+          <w:bottom w:w="0" w:type="dxa"/>
+          <w:right w:w="108" w:type="dxa"/>
+        </w:tblCellMar>
+        <w:tblLook w:firstRow="1" w:noVBand="1" w:lastRow="0" w:firstColumn="1" w:lastColumn="0" w:noHBand="0" w:val="04a0"/>
+      </w:tblPr>
+      <w:tblGrid>
+        <w:gridCol w:w="1017"/>
+        <w:gridCol w:w="1019"/>
+        <w:gridCol w:w="1014"/>
+        <w:gridCol w:w="1016"/>
+        <w:gridCol w:w="1020"/>
+        <w:gridCol w:w="1016"/>
+        <w:gridCol w:w="1016"/>
+        <w:gridCol w:w="1017"/>
+        <w:gridCol w:w="1016"/>
+        <w:gridCol w:w="1020"/>
+        <w:gridCol w:w="1016"/>
+        <w:gridCol w:w="1016"/>
+        <w:gridCol w:w="1016"/>
+        <w:gridCol w:w="1029"/>
+      </w:tblGrid>
+      <w:tr>
+        <w:trPr>
+          <w:trHeight w:val="440" w:hRule="exact"/>
+          <w:cantSplit w:val="true"/>
+        </w:trPr>
+        <w:tc>
+          <w:tcPr>
+            <w:tcW w:w="1017" w:type="dxa"/>
+            <w:tcBorders>
+              <w:top w:val="single" w:sz="4" w:space="0" w:color="000000"/>
+              <w:left w:val="single" w:sz="4" w:space="0" w:color="000000"/>
+              <w:bottom w:val="single" w:sz="4" w:space="0" w:color="000000"/>
+            </w:tcBorders>
+            <w:vAlign w:val="bottom"/>
+          </w:tcPr>
+          <w:p>
+            <w:pPr>
+              <w:pStyle w:val="Normal"/>
+              <w:widowControl w:val="false"/>
+              <w:spacing w:lineRule="auto" w:line="180" w:before="0" w:after="60"/>
+              <w:jc w:val="center"/>
+              <w:rPr>
+                <w:color w:val="000000"/>
+                <w:sz w:val="16"/>
+                <w:szCs w:val="16"/>
+              </w:rPr>
+            </w:pPr>
+            <w:r>
+              <w:rPr>
+                <w:rFonts w:eastAsia="arial" w:ascii="arial" w:hAnsi="arial"/>
+                <w:b/>
+                <w:color w:val="000000"/>
+                <w:sz w:val="16"/>
+                <w:szCs w:val="16"/>
+              </w:rPr>
+              <w:t>Pause</w:t>
+            </w:r>
+          </w:p>
+        </w:tc>
+        <w:tc>
+          <w:tcPr>
+            <w:tcW w:w="1019" w:type="dxa"/>
+            <w:tcBorders>
+              <w:top w:val="single" w:sz="4" w:space="0" w:color="000000"/>
+              <w:left w:val="single" w:sz="4" w:space="0" w:color="000000"/>
+              <w:bottom w:val="single" w:sz="4" w:space="0" w:color="000000"/>
+            </w:tcBorders>
+            <w:vAlign w:val="bottom"/>
+          </w:tcPr>
+          <w:p>
+            <w:pPr>
+              <w:pStyle w:val="Normal"/>
+              <w:widowControl w:val="false"/>
+              <w:spacing w:lineRule="auto" w:line="180"/>
+              <w:jc w:val="center"/>
+              <w:rPr>
+                <w:color w:val="000000"/>
+                <w:sz w:val="16"/>
+                <w:szCs w:val="16"/>
+              </w:rPr>
+            </w:pPr>
+            <w:r>
+              <w:rPr>
+                <w:color w:val="000000"/>
+                <w:sz w:val="16"/>
+                <w:szCs w:val="16"/>
+              </w:rPr>
+              <w:t>Reverser Handle</w:t>
+            </w:r>
+          </w:p>
+        </w:tc>
+        <w:tc>
+          <w:tcPr>
+            <w:tcW w:w="1014" w:type="dxa"/>
+            <w:tcBorders>
+              <w:top w:val="single" w:sz="4" w:space="0" w:color="000000"/>
+              <w:left w:val="single" w:sz="4" w:space="0" w:color="000000"/>
+              <w:bottom w:val="single" w:sz="4" w:space="0" w:color="000000"/>
+            </w:tcBorders>
+            <w:vAlign w:val="bottom"/>
+          </w:tcPr>
+          <w:p>
+            <w:pPr>
+              <w:pStyle w:val="Normal"/>
+              <w:widowControl w:val="false"/>
+              <w:jc w:val="center"/>
+              <w:rPr>
+                <w:rFonts w:ascii="arial" w:hAnsi="arial" w:eastAsia="arial"/>
+                <w:color w:val="000000"/>
+                <w:sz w:val="16"/>
+                <w:szCs w:val="16"/>
+              </w:rPr>
+            </w:pPr>
+            <w:r>
+              <w:rPr>
+                <w:rFonts w:eastAsia="arial" w:ascii="arial" w:hAnsi="arial"/>
+                <w:color w:val="000000"/>
+                <w:sz w:val="16"/>
+                <w:szCs w:val="16"/>
+              </w:rPr>
+              <w:t>Engine Start</w:t>
+            </w:r>
+          </w:p>
+        </w:tc>
+        <w:tc>
+          <w:tcPr>
+            <w:tcW w:w="1016" w:type="dxa"/>
+            <w:tcBorders>
+              <w:top w:val="single" w:sz="4" w:space="0" w:color="000000"/>
+              <w:left w:val="single" w:sz="4" w:space="0" w:color="000000"/>
+              <w:bottom w:val="single" w:sz="4" w:space="0" w:color="000000"/>
+            </w:tcBorders>
+            <w:vAlign w:val="bottom"/>
+          </w:tcPr>
+          <w:p>
+            <w:pPr>
+              <w:pStyle w:val="Normal"/>
+              <w:widowControl w:val="false"/>
+              <w:spacing w:lineRule="auto" w:line="180"/>
+              <w:jc w:val="center"/>
+              <w:rPr>
+                <w:color w:val="000000"/>
+                <w:sz w:val="16"/>
+                <w:szCs w:val="16"/>
+              </w:rPr>
+            </w:pPr>
+            <w:r>
+              <w:rPr>
+                <w:color w:val="000000"/>
+                <w:sz w:val="16"/>
+                <w:szCs w:val="16"/>
+              </w:rPr>
+              <w:t>ATS</w:t>
+            </w:r>
+          </w:p>
+        </w:tc>
+        <w:tc>
+          <w:tcPr>
+            <w:tcW w:w="1020" w:type="dxa"/>
+            <w:tcBorders>
+              <w:top w:val="single" w:sz="4" w:space="0" w:color="000000"/>
+              <w:left w:val="single" w:sz="4" w:space="0" w:color="000000"/>
+              <w:bottom w:val="single" w:sz="4" w:space="0" w:color="000000"/>
+            </w:tcBorders>
+            <w:vAlign w:val="bottom"/>
+          </w:tcPr>
+          <w:p>
+            <w:pPr>
+              <w:pStyle w:val="Normal"/>
+              <w:widowControl w:val="false"/>
+              <w:spacing w:lineRule="auto" w:line="180"/>
+              <w:jc w:val="center"/>
+              <w:rPr>
+                <w:color w:val="000000"/>
+                <w:sz w:val="16"/>
+                <w:szCs w:val="16"/>
+              </w:rPr>
+            </w:pPr>
+            <w:r>
+              <w:rPr>
+                <w:color w:val="000000"/>
+                <w:sz w:val="16"/>
+                <w:szCs w:val="16"/>
+              </w:rPr>
+              <w:t>Generator Field</w:t>
+            </w:r>
+          </w:p>
+        </w:tc>
+        <w:tc>
+          <w:tcPr>
+            <w:tcW w:w="1016" w:type="dxa"/>
+            <w:tcBorders>
+              <w:top w:val="single" w:sz="4" w:space="0" w:color="000000"/>
+              <w:left w:val="single" w:sz="4" w:space="0" w:color="000000"/>
+              <w:bottom w:val="single" w:sz="4" w:space="0" w:color="000000"/>
+            </w:tcBorders>
+            <w:vAlign w:val="bottom"/>
+          </w:tcPr>
+          <w:p>
+            <w:pPr>
+              <w:pStyle w:val="Normal"/>
+              <w:widowControl w:val="false"/>
+              <w:jc w:val="center"/>
+              <w:rPr>
+                <w:color w:val="000000"/>
+                <w:sz w:val="16"/>
+                <w:szCs w:val="16"/>
+              </w:rPr>
+            </w:pPr>
+            <w:r>
+              <w:rPr>
+                <w:color w:val="000000"/>
+                <w:sz w:val="16"/>
+                <w:szCs w:val="16"/>
+              </w:rPr>
+              <w:t>Brake</w:t>
+            </w:r>
+          </w:p>
+          <w:p>
+            <w:pPr>
+              <w:pStyle w:val="Normal"/>
+              <w:widowControl w:val="false"/>
+              <w:jc w:val="center"/>
+              <w:rPr>
+                <w:color w:val="000000"/>
+                <w:sz w:val="16"/>
+                <w:szCs w:val="16"/>
+              </w:rPr>
+            </w:pPr>
+            <w:r>
+              <w:rPr>
+                <w:color w:val="000000"/>
+                <w:sz w:val="16"/>
+                <w:szCs w:val="16"/>
+              </w:rPr>
+              <w:t>Lead</w:t>
+            </w:r>
+          </w:p>
+        </w:tc>
+        <w:tc>
+          <w:tcPr>
+            <w:tcW w:w="1016" w:type="dxa"/>
+            <w:tcBorders>
+              <w:top w:val="single" w:sz="4" w:space="0" w:color="000000"/>
+              <w:left w:val="single" w:sz="4" w:space="0" w:color="000000"/>
+              <w:bottom w:val="single" w:sz="4" w:space="0" w:color="000000"/>
+            </w:tcBorders>
+            <w:vAlign w:val="bottom"/>
+          </w:tcPr>
+          <w:p>
+            <w:pPr>
+              <w:pStyle w:val="Normal"/>
+              <w:widowControl w:val="false"/>
+              <w:spacing w:lineRule="auto" w:line="180"/>
+              <w:jc w:val="center"/>
+              <w:rPr>
+                <w:color w:val="000000"/>
+                <w:sz w:val="16"/>
+                <w:szCs w:val="16"/>
+              </w:rPr>
+            </w:pPr>
+            <w:r>
+              <w:rPr>
+                <w:color w:val="000000"/>
+                <w:sz w:val="16"/>
+                <w:szCs w:val="16"/>
+              </w:rPr>
+              <w:t>Engine Run</w:t>
+            </w:r>
+          </w:p>
+        </w:tc>
+        <w:tc>
+          <w:tcPr>
+            <w:tcW w:w="1017" w:type="dxa"/>
+            <w:tcBorders>
+              <w:top w:val="single" w:sz="4" w:space="0" w:color="000000"/>
+              <w:left w:val="single" w:sz="4" w:space="0" w:color="000000"/>
+              <w:bottom w:val="single" w:sz="4" w:space="0" w:color="000000"/>
+            </w:tcBorders>
+            <w:vAlign w:val="bottom"/>
+          </w:tcPr>
+          <w:p>
+            <w:pPr>
+              <w:pStyle w:val="Normal"/>
+              <w:widowControl w:val="false"/>
+              <w:jc w:val="center"/>
+              <w:rPr>
+                <w:color w:val="000000"/>
+                <w:sz w:val="16"/>
+                <w:szCs w:val="16"/>
+              </w:rPr>
+            </w:pPr>
+            <w:r>
+              <w:rPr>
+                <w:rFonts w:eastAsia="arial" w:ascii="arial" w:hAnsi="arial"/>
+                <w:color w:val="000000"/>
+                <w:sz w:val="16"/>
+                <w:szCs w:val="16"/>
+              </w:rPr>
+              <w:t>Isolation Run</w:t>
+            </w:r>
+          </w:p>
+        </w:tc>
+        <w:tc>
+          <w:tcPr>
+            <w:tcW w:w="1016" w:type="dxa"/>
+            <w:tcBorders>
+              <w:top w:val="single" w:sz="4" w:space="0" w:color="000000"/>
+              <w:left w:val="single" w:sz="4" w:space="0" w:color="000000"/>
+              <w:bottom w:val="single" w:sz="4" w:space="0" w:color="000000"/>
+            </w:tcBorders>
+            <w:vAlign w:val="bottom"/>
+          </w:tcPr>
+          <w:p>
+            <w:pPr>
+              <w:pStyle w:val="Normal"/>
+              <w:widowControl w:val="false"/>
+              <w:jc w:val="center"/>
+              <w:rPr>
+                <w:sz w:val="16"/>
+                <w:szCs w:val="16"/>
+              </w:rPr>
+            </w:pPr>
+            <w:r>
+              <w:rPr>
+                <w:sz w:val="16"/>
+                <w:szCs w:val="16"/>
+              </w:rPr>
+              <w:t>Rear HL Up</w:t>
+            </w:r>
+          </w:p>
+        </w:tc>
+        <w:tc>
+          <w:tcPr>
+            <w:tcW w:w="1020" w:type="dxa"/>
+            <w:tcBorders>
+              <w:top w:val="single" w:sz="4" w:space="0" w:color="000000"/>
+              <w:left w:val="single" w:sz="4" w:space="0" w:color="000000"/>
+              <w:bottom w:val="single" w:sz="4" w:space="0" w:color="000000"/>
+            </w:tcBorders>
+            <w:vAlign w:val="bottom"/>
+          </w:tcPr>
+          <w:p>
+            <w:pPr>
+              <w:pStyle w:val="Normal"/>
+              <w:widowControl w:val="false"/>
+              <w:jc w:val="center"/>
+              <w:rPr>
+                <w:color w:val="000000"/>
+                <w:sz w:val="16"/>
+                <w:szCs w:val="16"/>
+              </w:rPr>
+            </w:pPr>
+            <w:r>
+              <w:rPr>
+                <w:rFonts w:eastAsia="arial" w:ascii="arial" w:hAnsi="arial"/>
+                <w:color w:val="000000"/>
+                <w:sz w:val="16"/>
+                <w:szCs w:val="16"/>
+              </w:rPr>
+              <w:t>HEP On</w:t>
+            </w:r>
+          </w:p>
+        </w:tc>
+        <w:tc>
+          <w:tcPr>
+            <w:tcW w:w="1016" w:type="dxa"/>
+            <w:tcBorders>
+              <w:top w:val="single" w:sz="4" w:space="0" w:color="000000"/>
+              <w:left w:val="single" w:sz="4" w:space="0" w:color="000000"/>
+              <w:bottom w:val="single" w:sz="4" w:space="0" w:color="000000"/>
+            </w:tcBorders>
+            <w:vAlign w:val="bottom"/>
+          </w:tcPr>
+          <w:p>
+            <w:pPr>
+              <w:pStyle w:val="Normal"/>
+              <w:widowControl w:val="false"/>
+              <w:spacing w:lineRule="auto" w:line="180"/>
+              <w:jc w:val="center"/>
+              <w:rPr>
+                <w:sz w:val="16"/>
+                <w:szCs w:val="16"/>
+              </w:rPr>
+            </w:pPr>
+            <w:r>
+              <w:rPr>
+                <w:rFonts w:eastAsia="arial" w:ascii="arial" w:hAnsi="arial"/>
+                <w:color w:val="000000"/>
+                <w:sz w:val="16"/>
+                <w:szCs w:val="16"/>
+              </w:rPr>
+              <w:t>Number Light</w:t>
             </w:r>
           </w:p>
         </w:tc>
@@ -18834,7 +21123,7 @@
           <w:sz w:val="16"/>
           <w:szCs w:val="16"/>
         </w:rPr>
-        <w:t>MP36PH-3C</w:t>
+        <w:t>F125</w:t>
       </w:r>
       <w:r>
         <w:rPr>
@@ -19039,7 +21328,7 @@
                 <w:sz w:val="16"/>
                 <w:szCs w:val="16"/>
               </w:rPr>
-              <w:t>Control &amp; Fuel Pump</w:t>
+              <w:t>Fuel Pump</w:t>
             </w:r>
           </w:p>
         </w:tc>
@@ -19090,65 +21379,39 @@
                 <w:sz w:val="16"/>
                 <w:szCs w:val="16"/>
               </w:rPr>
-              <w:t>Cut-</w:t>
-            </w:r>
-            <w:r>
-              <w:rPr>
-                <w:color w:val="000000"/>
-                <w:sz w:val="16"/>
-                <w:szCs w:val="16"/>
-              </w:rPr>
-              <w:t>Out</w:t>
-            </w:r>
-          </w:p>
-        </w:tc>
-        <w:tc>
-          <w:tcPr>
-            <w:tcW w:w="1016" w:type="dxa"/>
-            <w:tcBorders>
-              <w:top w:val="single" w:sz="4" w:space="0" w:color="000000"/>
-              <w:left w:val="single" w:sz="4" w:space="0" w:color="000000"/>
-              <w:bottom w:val="single" w:sz="4" w:space="0" w:color="000000"/>
-            </w:tcBorders>
-            <w:vAlign w:val="bottom"/>
-          </w:tcPr>
-          <w:p>
-            <w:pPr>
-              <w:pStyle w:val="Normal"/>
-              <w:widowControl w:val="false"/>
-              <w:jc w:val="center"/>
-              <w:rPr>
-                <w:color w:val="000000"/>
-                <w:sz w:val="16"/>
-                <w:szCs w:val="16"/>
-              </w:rPr>
-            </w:pPr>
-            <w:r>
-              <w:rPr>
-                <w:rFonts w:eastAsia="arial" w:ascii="arial" w:hAnsi="arial"/>
-                <w:color w:val="000000"/>
-                <w:sz w:val="16"/>
-                <w:szCs w:val="16"/>
-              </w:rPr>
-              <w:t xml:space="preserve">HEP </w:t>
-            </w:r>
-            <w:r>
-              <w:rPr>
-                <w:rFonts w:eastAsia="arial" w:ascii="arial" w:hAnsi="arial"/>
-                <w:color w:val="000000"/>
-                <w:sz w:val="16"/>
-                <w:szCs w:val="16"/>
-              </w:rPr>
-              <w:t>Iso.</w:t>
-            </w:r>
-            <w:r>
-              <w:rPr>
-                <w:rFonts w:eastAsia="arial" w:ascii="arial" w:hAnsi="arial"/>
-                <w:color w:val="000000"/>
-                <w:sz w:val="16"/>
-                <w:szCs w:val="16"/>
-              </w:rPr>
-              <w:t>/Stop</w:t>
+              <w:t>Trail</w:t>
+            </w:r>
+          </w:p>
+        </w:tc>
+        <w:tc>
+          <w:tcPr>
+            <w:tcW w:w="1016" w:type="dxa"/>
+            <w:tcBorders>
+              <w:top w:val="single" w:sz="4" w:space="0" w:color="000000"/>
+              <w:left w:val="single" w:sz="4" w:space="0" w:color="000000"/>
+              <w:bottom w:val="single" w:sz="4" w:space="0" w:color="000000"/>
+            </w:tcBorders>
+            <w:vAlign w:val="bottom"/>
+          </w:tcPr>
+          <w:p>
+            <w:pPr>
+              <w:pStyle w:val="Normal"/>
+              <w:widowControl w:val="false"/>
+              <w:jc w:val="center"/>
+              <w:rPr>
+                <w:color w:val="000000"/>
+                <w:sz w:val="16"/>
+                <w:szCs w:val="16"/>
+              </w:rPr>
+            </w:pPr>
+            <w:r>
+              <w:rPr>
+                <w:rFonts w:eastAsia="arial" w:ascii="arial" w:hAnsi="arial"/>
+                <w:color w:val="000000"/>
+                <w:sz w:val="16"/>
+                <w:szCs w:val="16"/>
+              </w:rPr>
+              <w:t>EFCO Reset</w:t>
             </w:r>
           </w:p>
         </w:tc>
@@ -19275,44 +21538,37 @@
                 <w:sz w:val="16"/>
                 <w:szCs w:val="16"/>
               </w:rPr>
-              <w:t>(CT) HEP Start/Stop</w:t>
-            </w:r>
-          </w:p>
-        </w:tc>
-        <w:tc>
-          <w:tcPr>
-            <w:tcW w:w="1016" w:type="dxa"/>
-            <w:tcBorders>
-              <w:top w:val="single" w:sz="4" w:space="0" w:color="000000"/>
-              <w:left w:val="single" w:sz="4" w:space="0" w:color="000000"/>
-              <w:bottom w:val="single" w:sz="4" w:space="0" w:color="000000"/>
-            </w:tcBorders>
-            <w:vAlign w:val="bottom"/>
-          </w:tcPr>
-          <w:p>
-            <w:pPr>
-              <w:pStyle w:val="Normal"/>
-              <w:widowControl w:val="false"/>
-              <w:spacing w:lineRule="auto" w:line="180"/>
-              <w:jc w:val="center"/>
-              <w:rPr>
-                <w:sz w:val="16"/>
-                <w:szCs w:val="16"/>
-              </w:rPr>
-            </w:pPr>
-            <w:r>
-              <w:rPr>
-                <w:sz w:val="16"/>
-                <w:szCs w:val="16"/>
-              </w:rPr>
-              <w:t>Marker</w:t>
-            </w:r>
-            <w:r>
-              <w:rPr>
-                <w:sz w:val="16"/>
-                <w:szCs w:val="16"/>
-              </w:rPr>
-              <w:t xml:space="preserve"> Light</w:t>
+              <w:t>Step Light</w:t>
+            </w:r>
+          </w:p>
+        </w:tc>
+        <w:tc>
+          <w:tcPr>
+            <w:tcW w:w="1016" w:type="dxa"/>
+            <w:tcBorders>
+              <w:top w:val="single" w:sz="4" w:space="0" w:color="000000"/>
+              <w:left w:val="single" w:sz="4" w:space="0" w:color="000000"/>
+              <w:bottom w:val="single" w:sz="4" w:space="0" w:color="000000"/>
+            </w:tcBorders>
+            <w:vAlign w:val="bottom"/>
+          </w:tcPr>
+          <w:p>
+            <w:pPr>
+              <w:pStyle w:val="Normal"/>
+              <w:widowControl w:val="false"/>
+              <w:spacing w:lineRule="auto" w:line="180"/>
+              <w:jc w:val="center"/>
+              <w:rPr>
+                <w:sz w:val="16"/>
+                <w:szCs w:val="16"/>
+              </w:rPr>
+            </w:pPr>
+            <w:r>
+              <w:rPr>
+                <w:sz w:val="16"/>
+                <w:szCs w:val="16"/>
+              </w:rPr>
+              <w:t>Marker Light</w:t>
             </w:r>
           </w:p>
         </w:tc>
@@ -19436,1188 +21692,6 @@
       </w:pPr>
       <w:r>
         <w:rPr>
-          <w:rFonts w:eastAsia="arial" w:ascii="arial" w:hAnsi="arial"/>
-          <w:color w:val="000000"/>
-          <w:sz w:val="16"/>
-          <w:szCs w:val="16"/>
-        </w:rPr>
-      </w:r>
-    </w:p>
-    <w:p>
-      <w:pPr>
-        <w:pStyle w:val="Normal"/>
-        <w:rPr>
-          <w:color w:val="000000"/>
-          <w:sz w:val="16"/>
-          <w:szCs w:val="16"/>
-        </w:rPr>
-      </w:pPr>
-      <w:r>
-        <w:rPr>
-          <w:color w:val="000000"/>
-          <w:sz w:val="16"/>
-          <w:szCs w:val="16"/>
-        </w:rPr>
-        <w:tab/>
-        <w:t xml:space="preserve">       </w:t>
-      </w:r>
-      <w:r>
-        <w:rPr>
-          <w:rFonts w:eastAsia="arial" w:ascii="arial" w:hAnsi="arial"/>
-          <w:color w:val="000000"/>
-          <w:sz w:val="16"/>
-          <w:szCs w:val="16"/>
-        </w:rPr>
-        <w:t xml:space="preserve">    </w:t>
-      </w:r>
-      <w:r>
-        <w:rPr>
-          <w:rFonts w:eastAsia="arial" w:ascii="arial" w:hAnsi="arial"/>
-          <w:color w:val="000000"/>
-          <w:sz w:val="16"/>
-          <w:szCs w:val="16"/>
-        </w:rPr>
-        <w:t>Bombardier Bi-level Cab Car</w:t>
-      </w:r>
-      <w:r>
-        <w:rPr>
-          <w:rFonts w:eastAsia="arial" w:ascii="arial" w:hAnsi="arial"/>
-          <w:color w:val="000000"/>
-          <w:sz w:val="16"/>
-          <w:szCs w:val="16"/>
-        </w:rPr>
-        <w:t>-1</w:t>
-      </w:r>
-    </w:p>
-    <w:tbl>
-      <w:tblPr>
-        <w:tblW w:w="14248" w:type="dxa"/>
-        <w:jc w:val="left"/>
-        <w:tblInd w:w="-5" w:type="dxa"/>
-        <w:tblLayout w:type="fixed"/>
-        <w:tblCellMar>
-          <w:top w:w="0" w:type="dxa"/>
-          <w:left w:w="108" w:type="dxa"/>
-          <w:bottom w:w="0" w:type="dxa"/>
-          <w:right w:w="108" w:type="dxa"/>
-        </w:tblCellMar>
-        <w:tblLook w:firstRow="1" w:noVBand="1" w:lastRow="0" w:firstColumn="1" w:lastColumn="0" w:noHBand="0" w:val="04a0"/>
-      </w:tblPr>
-      <w:tblGrid>
-        <w:gridCol w:w="1017"/>
-        <w:gridCol w:w="1019"/>
-        <w:gridCol w:w="1014"/>
-        <w:gridCol w:w="1016"/>
-        <w:gridCol w:w="1020"/>
-        <w:gridCol w:w="1016"/>
-        <w:gridCol w:w="1016"/>
-        <w:gridCol w:w="1017"/>
-        <w:gridCol w:w="1016"/>
-        <w:gridCol w:w="1020"/>
-        <w:gridCol w:w="1016"/>
-        <w:gridCol w:w="1016"/>
-        <w:gridCol w:w="1016"/>
-        <w:gridCol w:w="1029"/>
-      </w:tblGrid>
-      <w:tr>
-        <w:trPr>
-          <w:trHeight w:val="440" w:hRule="exact"/>
-          <w:cantSplit w:val="true"/>
-        </w:trPr>
-        <w:tc>
-          <w:tcPr>
-            <w:tcW w:w="1017" w:type="dxa"/>
-            <w:tcBorders>
-              <w:top w:val="single" w:sz="4" w:space="0" w:color="000000"/>
-              <w:left w:val="single" w:sz="4" w:space="0" w:color="000000"/>
-              <w:bottom w:val="single" w:sz="4" w:space="0" w:color="000000"/>
-            </w:tcBorders>
-            <w:vAlign w:val="bottom"/>
-          </w:tcPr>
-          <w:p>
-            <w:pPr>
-              <w:pStyle w:val="Normal"/>
-              <w:widowControl w:val="false"/>
-              <w:spacing w:lineRule="auto" w:line="180" w:before="0" w:after="60"/>
-              <w:jc w:val="center"/>
-              <w:rPr>
-                <w:color w:val="000000"/>
-                <w:sz w:val="16"/>
-                <w:szCs w:val="16"/>
-              </w:rPr>
-            </w:pPr>
-            <w:r>
-              <w:rPr>
-                <w:rFonts w:eastAsia="arial" w:ascii="arial" w:hAnsi="arial"/>
-                <w:b/>
-                <w:color w:val="000000"/>
-                <w:sz w:val="16"/>
-                <w:szCs w:val="16"/>
-              </w:rPr>
-              <w:t>Pause</w:t>
-            </w:r>
-          </w:p>
-        </w:tc>
-        <w:tc>
-          <w:tcPr>
-            <w:tcW w:w="1019" w:type="dxa"/>
-            <w:tcBorders>
-              <w:top w:val="single" w:sz="4" w:space="0" w:color="000000"/>
-              <w:left w:val="single" w:sz="4" w:space="0" w:color="000000"/>
-              <w:bottom w:val="single" w:sz="4" w:space="0" w:color="000000"/>
-            </w:tcBorders>
-            <w:vAlign w:val="bottom"/>
-          </w:tcPr>
-          <w:p>
-            <w:pPr>
-              <w:pStyle w:val="Normal"/>
-              <w:widowControl w:val="false"/>
-              <w:spacing w:lineRule="auto" w:line="180"/>
-              <w:jc w:val="center"/>
-              <w:rPr>
-                <w:color w:val="000000"/>
-                <w:sz w:val="16"/>
-                <w:szCs w:val="16"/>
-              </w:rPr>
-            </w:pPr>
-            <w:r>
-              <w:rPr>
-                <w:color w:val="000000"/>
-                <w:sz w:val="16"/>
-                <w:szCs w:val="16"/>
-              </w:rPr>
-              <w:t>Reverser Handle</w:t>
-            </w:r>
-          </w:p>
-        </w:tc>
-        <w:tc>
-          <w:tcPr>
-            <w:tcW w:w="1014" w:type="dxa"/>
-            <w:tcBorders>
-              <w:top w:val="single" w:sz="4" w:space="0" w:color="000000"/>
-              <w:left w:val="single" w:sz="4" w:space="0" w:color="000000"/>
-              <w:bottom w:val="single" w:sz="4" w:space="0" w:color="000000"/>
-            </w:tcBorders>
-            <w:vAlign w:val="bottom"/>
-          </w:tcPr>
-          <w:p>
-            <w:pPr>
-              <w:pStyle w:val="Normal"/>
-              <w:widowControl w:val="false"/>
-              <w:jc w:val="center"/>
-              <w:rPr>
-                <w:rFonts w:ascii="arial" w:hAnsi="arial" w:eastAsia="arial"/>
-                <w:color w:val="000000"/>
-                <w:sz w:val="16"/>
-                <w:szCs w:val="16"/>
-              </w:rPr>
-            </w:pPr>
-            <w:r>
-              <w:rPr>
-                <w:rFonts w:eastAsia="arial" w:ascii="arial" w:hAnsi="arial"/>
-                <w:color w:val="000000"/>
-                <w:sz w:val="16"/>
-                <w:szCs w:val="16"/>
-              </w:rPr>
-              <w:t xml:space="preserve">Engine </w:t>
-            </w:r>
-            <w:r>
-              <w:rPr>
-                <w:rFonts w:eastAsia="arial" w:ascii="arial" w:hAnsi="arial"/>
-                <w:color w:val="000000"/>
-                <w:sz w:val="16"/>
-                <w:szCs w:val="16"/>
-              </w:rPr>
-              <w:t>Run But.</w:t>
-            </w:r>
-          </w:p>
-        </w:tc>
-        <w:tc>
-          <w:tcPr>
-            <w:tcW w:w="1016" w:type="dxa"/>
-            <w:tcBorders>
-              <w:top w:val="single" w:sz="4" w:space="0" w:color="000000"/>
-              <w:left w:val="single" w:sz="4" w:space="0" w:color="000000"/>
-              <w:bottom w:val="single" w:sz="4" w:space="0" w:color="000000"/>
-            </w:tcBorders>
-            <w:vAlign w:val="bottom"/>
-          </w:tcPr>
-          <w:p>
-            <w:pPr>
-              <w:pStyle w:val="Normal"/>
-              <w:widowControl w:val="false"/>
-              <w:spacing w:lineRule="auto" w:line="180"/>
-              <w:jc w:val="center"/>
-              <w:rPr>
-                <w:color w:val="000000"/>
-                <w:sz w:val="16"/>
-                <w:szCs w:val="16"/>
-              </w:rPr>
-            </w:pPr>
-            <w:r>
-              <w:rPr>
-                <w:color w:val="000000"/>
-                <w:sz w:val="16"/>
-                <w:szCs w:val="16"/>
-              </w:rPr>
-              <w:t>Engine Run</w:t>
-            </w:r>
-          </w:p>
-        </w:tc>
-        <w:tc>
-          <w:tcPr>
-            <w:tcW w:w="1020" w:type="dxa"/>
-            <w:tcBorders>
-              <w:top w:val="single" w:sz="4" w:space="0" w:color="000000"/>
-              <w:left w:val="single" w:sz="4" w:space="0" w:color="000000"/>
-              <w:bottom w:val="single" w:sz="4" w:space="0" w:color="000000"/>
-            </w:tcBorders>
-            <w:vAlign w:val="bottom"/>
-          </w:tcPr>
-          <w:p>
-            <w:pPr>
-              <w:pStyle w:val="Normal"/>
-              <w:widowControl w:val="false"/>
-              <w:spacing w:lineRule="auto" w:line="180"/>
-              <w:jc w:val="center"/>
-              <w:rPr>
-                <w:color w:val="000000"/>
-                <w:sz w:val="16"/>
-                <w:szCs w:val="16"/>
-              </w:rPr>
-            </w:pPr>
-            <w:r>
-              <w:rPr>
-                <w:color w:val="000000"/>
-                <w:sz w:val="16"/>
-                <w:szCs w:val="16"/>
-              </w:rPr>
-              <w:t>Generator Field</w:t>
-            </w:r>
-          </w:p>
-        </w:tc>
-        <w:tc>
-          <w:tcPr>
-            <w:tcW w:w="1016" w:type="dxa"/>
-            <w:tcBorders>
-              <w:top w:val="single" w:sz="4" w:space="0" w:color="000000"/>
-              <w:left w:val="single" w:sz="4" w:space="0" w:color="000000"/>
-              <w:bottom w:val="single" w:sz="4" w:space="0" w:color="000000"/>
-            </w:tcBorders>
-            <w:vAlign w:val="bottom"/>
-          </w:tcPr>
-          <w:p>
-            <w:pPr>
-              <w:pStyle w:val="Normal"/>
-              <w:widowControl w:val="false"/>
-              <w:jc w:val="center"/>
-              <w:rPr>
-                <w:color w:val="000000"/>
-                <w:sz w:val="16"/>
-                <w:szCs w:val="16"/>
-              </w:rPr>
-            </w:pPr>
-            <w:r>
-              <w:rPr>
-                <w:color w:val="000000"/>
-                <w:sz w:val="16"/>
-                <w:szCs w:val="16"/>
-              </w:rPr>
-              <w:t>Brake</w:t>
-            </w:r>
-          </w:p>
-          <w:p>
-            <w:pPr>
-              <w:pStyle w:val="Normal"/>
-              <w:widowControl w:val="false"/>
-              <w:jc w:val="center"/>
-              <w:rPr>
-                <w:color w:val="000000"/>
-                <w:sz w:val="16"/>
-                <w:szCs w:val="16"/>
-              </w:rPr>
-            </w:pPr>
-            <w:r>
-              <w:rPr>
-                <w:color w:val="000000"/>
-                <w:sz w:val="16"/>
-                <w:szCs w:val="16"/>
-              </w:rPr>
-              <w:t>Cut-</w:t>
-            </w:r>
-            <w:r>
-              <w:rPr>
-                <w:color w:val="000000"/>
-                <w:sz w:val="16"/>
-                <w:szCs w:val="16"/>
-              </w:rPr>
-              <w:t>In</w:t>
-            </w:r>
-          </w:p>
-        </w:tc>
-        <w:tc>
-          <w:tcPr>
-            <w:tcW w:w="1016" w:type="dxa"/>
-            <w:tcBorders>
-              <w:top w:val="single" w:sz="4" w:space="0" w:color="000000"/>
-              <w:left w:val="single" w:sz="4" w:space="0" w:color="000000"/>
-              <w:bottom w:val="single" w:sz="4" w:space="0" w:color="000000"/>
-            </w:tcBorders>
-            <w:vAlign w:val="bottom"/>
-          </w:tcPr>
-          <w:p>
-            <w:pPr>
-              <w:pStyle w:val="Normal"/>
-              <w:widowControl w:val="false"/>
-              <w:jc w:val="center"/>
-              <w:rPr>
-                <w:color w:val="000000"/>
-                <w:sz w:val="16"/>
-                <w:szCs w:val="16"/>
-              </w:rPr>
-            </w:pPr>
-            <w:r>
-              <w:rPr>
-                <w:color w:val="000000"/>
-                <w:sz w:val="16"/>
-                <w:szCs w:val="16"/>
-              </w:rPr>
-              <w:t>Cab Setup Key</w:t>
-            </w:r>
-          </w:p>
-        </w:tc>
-        <w:tc>
-          <w:tcPr>
-            <w:tcW w:w="1017" w:type="dxa"/>
-            <w:tcBorders>
-              <w:top w:val="single" w:sz="4" w:space="0" w:color="000000"/>
-              <w:left w:val="single" w:sz="4" w:space="0" w:color="000000"/>
-              <w:bottom w:val="single" w:sz="4" w:space="0" w:color="000000"/>
-            </w:tcBorders>
-            <w:vAlign w:val="bottom"/>
-          </w:tcPr>
-          <w:p>
-            <w:pPr>
-              <w:pStyle w:val="Normal"/>
-              <w:widowControl w:val="false"/>
-              <w:jc w:val="center"/>
-              <w:rPr>
-                <w:color w:val="000000"/>
-                <w:sz w:val="16"/>
-                <w:szCs w:val="16"/>
-              </w:rPr>
-            </w:pPr>
-            <w:r>
-              <w:rPr/>
-            </w:r>
-          </w:p>
-        </w:tc>
-        <w:tc>
-          <w:tcPr>
-            <w:tcW w:w="1016" w:type="dxa"/>
-            <w:tcBorders>
-              <w:top w:val="single" w:sz="4" w:space="0" w:color="000000"/>
-              <w:left w:val="single" w:sz="4" w:space="0" w:color="000000"/>
-              <w:bottom w:val="single" w:sz="4" w:space="0" w:color="000000"/>
-            </w:tcBorders>
-            <w:vAlign w:val="bottom"/>
-          </w:tcPr>
-          <w:p>
-            <w:pPr>
-              <w:pStyle w:val="Normal"/>
-              <w:widowControl w:val="false"/>
-              <w:jc w:val="center"/>
-              <w:rPr>
-                <w:sz w:val="16"/>
-                <w:szCs w:val="16"/>
-              </w:rPr>
-            </w:pPr>
-            <w:r>
-              <w:rPr/>
-            </w:r>
-          </w:p>
-        </w:tc>
-        <w:tc>
-          <w:tcPr>
-            <w:tcW w:w="1020" w:type="dxa"/>
-            <w:tcBorders>
-              <w:top w:val="single" w:sz="4" w:space="0" w:color="000000"/>
-              <w:left w:val="single" w:sz="4" w:space="0" w:color="000000"/>
-              <w:bottom w:val="single" w:sz="4" w:space="0" w:color="000000"/>
-            </w:tcBorders>
-            <w:vAlign w:val="bottom"/>
-          </w:tcPr>
-          <w:p>
-            <w:pPr>
-              <w:pStyle w:val="Normal"/>
-              <w:widowControl w:val="false"/>
-              <w:jc w:val="center"/>
-              <w:rPr>
-                <w:color w:val="000000"/>
-                <w:sz w:val="16"/>
-                <w:szCs w:val="16"/>
-              </w:rPr>
-            </w:pPr>
-            <w:r>
-              <w:rPr>
-                <w:rFonts w:eastAsia="arial" w:ascii="arial" w:hAnsi="arial"/>
-                <w:color w:val="000000"/>
-                <w:sz w:val="16"/>
-                <w:szCs w:val="16"/>
-              </w:rPr>
-              <w:t>Number Light</w:t>
-            </w:r>
-          </w:p>
-        </w:tc>
-        <w:tc>
-          <w:tcPr>
-            <w:tcW w:w="1016" w:type="dxa"/>
-            <w:tcBorders>
-              <w:top w:val="single" w:sz="4" w:space="0" w:color="000000"/>
-              <w:left w:val="single" w:sz="4" w:space="0" w:color="000000"/>
-              <w:bottom w:val="single" w:sz="4" w:space="0" w:color="000000"/>
-            </w:tcBorders>
-            <w:vAlign w:val="bottom"/>
-          </w:tcPr>
-          <w:p>
-            <w:pPr>
-              <w:pStyle w:val="Normal"/>
-              <w:widowControl w:val="false"/>
-              <w:spacing w:lineRule="auto" w:line="180"/>
-              <w:jc w:val="center"/>
-              <w:rPr>
-                <w:sz w:val="16"/>
-                <w:szCs w:val="16"/>
-              </w:rPr>
-            </w:pPr>
-            <w:r>
-              <w:rPr>
-                <w:rFonts w:eastAsia="arial" w:ascii="arial" w:hAnsi="arial"/>
-                <w:color w:val="000000"/>
-                <w:sz w:val="16"/>
-                <w:szCs w:val="16"/>
-              </w:rPr>
-              <w:t>Gauge Light</w:t>
-            </w:r>
-          </w:p>
-        </w:tc>
-        <w:tc>
-          <w:tcPr>
-            <w:tcW w:w="1016" w:type="dxa"/>
-            <w:tcBorders>
-              <w:top w:val="single" w:sz="4" w:space="0" w:color="000000"/>
-              <w:left w:val="single" w:sz="4" w:space="0" w:color="000000"/>
-              <w:bottom w:val="single" w:sz="4" w:space="0" w:color="000000"/>
-            </w:tcBorders>
-            <w:vAlign w:val="bottom"/>
-          </w:tcPr>
-          <w:p>
-            <w:pPr>
-              <w:pStyle w:val="Normal"/>
-              <w:widowControl w:val="false"/>
-              <w:spacing w:lineRule="auto" w:line="180"/>
-              <w:jc w:val="center"/>
-              <w:rPr>
-                <w:sz w:val="16"/>
-                <w:szCs w:val="16"/>
-              </w:rPr>
-            </w:pPr>
-            <w:r>
-              <w:rPr>
-                <w:sz w:val="16"/>
-                <w:szCs w:val="16"/>
-              </w:rPr>
-              <w:t>Cab Light</w:t>
-            </w:r>
-          </w:p>
-        </w:tc>
-        <w:tc>
-          <w:tcPr>
-            <w:tcW w:w="1016" w:type="dxa"/>
-            <w:tcBorders>
-              <w:top w:val="single" w:sz="4" w:space="0" w:color="000000"/>
-              <w:left w:val="single" w:sz="4" w:space="0" w:color="000000"/>
-              <w:bottom w:val="single" w:sz="4" w:space="0" w:color="000000"/>
-            </w:tcBorders>
-            <w:vAlign w:val="bottom"/>
-          </w:tcPr>
-          <w:p>
-            <w:pPr>
-              <w:pStyle w:val="Normal"/>
-              <w:widowControl w:val="false"/>
-              <w:spacing w:lineRule="auto" w:line="180"/>
-              <w:jc w:val="center"/>
-              <w:rPr>
-                <w:sz w:val="16"/>
-                <w:szCs w:val="16"/>
-              </w:rPr>
-            </w:pPr>
-            <w:r>
-              <w:rPr>
-                <w:rFonts w:eastAsia="arial" w:ascii="arial" w:hAnsi="arial"/>
-                <w:color w:val="000000"/>
-                <w:sz w:val="16"/>
-                <w:szCs w:val="16"/>
-              </w:rPr>
-              <w:t>1-Person</w:t>
-            </w:r>
-          </w:p>
-        </w:tc>
-        <w:tc>
-          <w:tcPr>
-            <w:tcW w:w="1029" w:type="dxa"/>
-            <w:tcBorders>
-              <w:top w:val="single" w:sz="4" w:space="0" w:color="000000"/>
-              <w:left w:val="single" w:sz="4" w:space="0" w:color="000000"/>
-              <w:bottom w:val="single" w:sz="4" w:space="0" w:color="000000"/>
-              <w:right w:val="single" w:sz="4" w:space="0" w:color="000000"/>
-            </w:tcBorders>
-            <w:vAlign w:val="bottom"/>
-          </w:tcPr>
-          <w:p>
-            <w:pPr>
-              <w:pStyle w:val="Normal"/>
-              <w:widowControl w:val="false"/>
-              <w:spacing w:lineRule="auto" w:line="180"/>
-              <w:jc w:val="center"/>
-              <w:rPr>
-                <w:sz w:val="16"/>
-                <w:szCs w:val="16"/>
-              </w:rPr>
-            </w:pPr>
-            <w:r>
-              <w:rPr>
-                <w:rFonts w:eastAsia="arial" w:ascii="arial" w:hAnsi="arial"/>
-                <w:color w:val="000000"/>
-                <w:sz w:val="16"/>
-                <w:szCs w:val="16"/>
-              </w:rPr>
-              <w:t>Next</w:t>
-            </w:r>
-          </w:p>
-          <w:p>
-            <w:pPr>
-              <w:pStyle w:val="Normal"/>
-              <w:widowControl w:val="false"/>
-              <w:spacing w:lineRule="auto" w:line="180"/>
-              <w:jc w:val="center"/>
-              <w:rPr>
-                <w:sz w:val="16"/>
-                <w:szCs w:val="16"/>
-              </w:rPr>
-            </w:pPr>
-            <w:r>
-              <w:rPr>
-                <w:rFonts w:eastAsia="arial" w:ascii="arial" w:hAnsi="arial"/>
-                <w:color w:val="000000"/>
-                <w:sz w:val="16"/>
-                <w:szCs w:val="16"/>
-              </w:rPr>
-              <w:t>Cab Cam</w:t>
-            </w:r>
-          </w:p>
-        </w:tc>
-      </w:tr>
-    </w:tbl>
-    <w:p>
-      <w:pPr>
-        <w:pStyle w:val="Normal"/>
-        <w:rPr>
-          <w:rFonts w:ascii="arial" w:hAnsi="arial" w:eastAsia="arial"/>
-          <w:color w:val="000000"/>
-          <w:sz w:val="16"/>
-          <w:szCs w:val="16"/>
-        </w:rPr>
-      </w:pPr>
-      <w:r>
-        <w:rPr>
-          <w:rFonts w:eastAsia="arial" w:ascii="arial" w:hAnsi="arial"/>
-          <w:color w:val="000000"/>
-          <w:sz w:val="16"/>
-          <w:szCs w:val="16"/>
-        </w:rPr>
-      </w:r>
-    </w:p>
-    <w:p>
-      <w:pPr>
-        <w:pStyle w:val="Normal"/>
-        <w:rPr>
-          <w:color w:val="000000"/>
-          <w:sz w:val="16"/>
-          <w:szCs w:val="16"/>
-        </w:rPr>
-      </w:pPr>
-      <w:r>
-        <w:rPr>
-          <w:rFonts w:eastAsia="arial" w:ascii="arial" w:hAnsi="arial"/>
-          <w:color w:val="000000"/>
-          <w:sz w:val="16"/>
-          <w:szCs w:val="16"/>
-        </w:rPr>
-        <w:tab/>
-        <w:t xml:space="preserve">           </w:t>
-      </w:r>
-      <w:r>
-        <w:rPr>
-          <w:rFonts w:eastAsia="arial" w:ascii="arial" w:hAnsi="arial"/>
-          <w:color w:val="000000"/>
-          <w:sz w:val="16"/>
-          <w:szCs w:val="16"/>
-        </w:rPr>
-        <w:t>Bombardier Bi-level Cab Car</w:t>
-      </w:r>
-      <w:r>
-        <w:rPr>
-          <w:rFonts w:eastAsia="arial" w:ascii="arial" w:hAnsi="arial"/>
-          <w:color w:val="000000"/>
-          <w:sz w:val="16"/>
-          <w:szCs w:val="16"/>
-        </w:rPr>
-        <w:t>-2</w:t>
-      </w:r>
-    </w:p>
-    <w:tbl>
-      <w:tblPr>
-        <w:tblW w:w="14248" w:type="dxa"/>
-        <w:jc w:val="left"/>
-        <w:tblInd w:w="-5" w:type="dxa"/>
-        <w:tblLayout w:type="fixed"/>
-        <w:tblCellMar>
-          <w:top w:w="0" w:type="dxa"/>
-          <w:left w:w="108" w:type="dxa"/>
-          <w:bottom w:w="0" w:type="dxa"/>
-          <w:right w:w="108" w:type="dxa"/>
-        </w:tblCellMar>
-        <w:tblLook w:firstRow="1" w:noVBand="1" w:lastRow="0" w:firstColumn="1" w:lastColumn="0" w:noHBand="0" w:val="04a0"/>
-      </w:tblPr>
-      <w:tblGrid>
-        <w:gridCol w:w="1017"/>
-        <w:gridCol w:w="1019"/>
-        <w:gridCol w:w="1014"/>
-        <w:gridCol w:w="1016"/>
-        <w:gridCol w:w="1020"/>
-        <w:gridCol w:w="1016"/>
-        <w:gridCol w:w="1016"/>
-        <w:gridCol w:w="1017"/>
-        <w:gridCol w:w="1016"/>
-        <w:gridCol w:w="1020"/>
-        <w:gridCol w:w="1016"/>
-        <w:gridCol w:w="1016"/>
-        <w:gridCol w:w="1016"/>
-        <w:gridCol w:w="1029"/>
-      </w:tblGrid>
-      <w:tr>
-        <w:trPr>
-          <w:trHeight w:val="440" w:hRule="exact"/>
-          <w:cantSplit w:val="true"/>
-        </w:trPr>
-        <w:tc>
-          <w:tcPr>
-            <w:tcW w:w="1017" w:type="dxa"/>
-            <w:tcBorders>
-              <w:top w:val="single" w:sz="4" w:space="0" w:color="000000"/>
-              <w:left w:val="single" w:sz="4" w:space="0" w:color="000000"/>
-              <w:bottom w:val="single" w:sz="4" w:space="0" w:color="000000"/>
-            </w:tcBorders>
-            <w:vAlign w:val="bottom"/>
-          </w:tcPr>
-          <w:p>
-            <w:pPr>
-              <w:pStyle w:val="Normal"/>
-              <w:widowControl w:val="false"/>
-              <w:spacing w:lineRule="auto" w:line="180" w:before="0" w:after="60"/>
-              <w:jc w:val="center"/>
-              <w:rPr>
-                <w:b/>
-                <w:bCs/>
-              </w:rPr>
-            </w:pPr>
-            <w:r>
-              <w:rPr>
-                <w:b/>
-                <w:bCs/>
-                <w:color w:val="000000"/>
-                <w:sz w:val="16"/>
-                <w:szCs w:val="16"/>
-              </w:rPr>
-              <w:t>HUD</w:t>
-            </w:r>
-          </w:p>
-        </w:tc>
-        <w:tc>
-          <w:tcPr>
-            <w:tcW w:w="1019" w:type="dxa"/>
-            <w:tcBorders>
-              <w:top w:val="single" w:sz="4" w:space="0" w:color="000000"/>
-              <w:left w:val="single" w:sz="4" w:space="0" w:color="000000"/>
-              <w:bottom w:val="single" w:sz="4" w:space="0" w:color="000000"/>
-            </w:tcBorders>
-            <w:vAlign w:val="bottom"/>
-          </w:tcPr>
-          <w:p>
-            <w:pPr>
-              <w:pStyle w:val="Normal"/>
-              <w:widowControl w:val="false"/>
-              <w:spacing w:lineRule="auto" w:line="180"/>
-              <w:jc w:val="center"/>
-              <w:rPr>
-                <w:color w:val="000000"/>
-                <w:sz w:val="16"/>
-                <w:szCs w:val="16"/>
-              </w:rPr>
-            </w:pPr>
-            <w:r>
-              <w:rPr>
-                <w:color w:val="000000"/>
-                <w:sz w:val="16"/>
-                <w:szCs w:val="16"/>
-              </w:rPr>
-              <w:t>Schedule</w:t>
-            </w:r>
-          </w:p>
-        </w:tc>
-        <w:tc>
-          <w:tcPr>
-            <w:tcW w:w="1014" w:type="dxa"/>
-            <w:tcBorders>
-              <w:top w:val="single" w:sz="4" w:space="0" w:color="000000"/>
-              <w:left w:val="single" w:sz="4" w:space="0" w:color="000000"/>
-              <w:bottom w:val="single" w:sz="4" w:space="0" w:color="000000"/>
-            </w:tcBorders>
-            <w:vAlign w:val="bottom"/>
-          </w:tcPr>
-          <w:p>
-            <w:pPr>
-              <w:pStyle w:val="Normal"/>
-              <w:widowControl w:val="false"/>
-              <w:spacing w:lineRule="auto" w:line="180"/>
-              <w:jc w:val="center"/>
-              <w:rPr>
-                <w:color w:val="000000"/>
-                <w:sz w:val="16"/>
-                <w:szCs w:val="16"/>
-              </w:rPr>
-            </w:pPr>
-            <w:r>
-              <w:rPr>
-                <w:rFonts w:eastAsia="arial" w:ascii="arial" w:hAnsi="arial"/>
-                <w:color w:val="000000"/>
-                <w:sz w:val="16"/>
-                <w:szCs w:val="16"/>
-              </w:rPr>
-              <w:t>Engine Stop</w:t>
-            </w:r>
-          </w:p>
-        </w:tc>
-        <w:tc>
-          <w:tcPr>
-            <w:tcW w:w="1016" w:type="dxa"/>
-            <w:tcBorders>
-              <w:top w:val="single" w:sz="4" w:space="0" w:color="000000"/>
-              <w:left w:val="single" w:sz="4" w:space="0" w:color="000000"/>
-              <w:bottom w:val="single" w:sz="4" w:space="0" w:color="000000"/>
-            </w:tcBorders>
-            <w:vAlign w:val="bottom"/>
-          </w:tcPr>
-          <w:p>
-            <w:pPr>
-              <w:pStyle w:val="Normal"/>
-              <w:widowControl w:val="false"/>
-              <w:spacing w:lineRule="auto" w:line="180"/>
-              <w:jc w:val="center"/>
-              <w:rPr>
-                <w:color w:val="000000"/>
-                <w:sz w:val="16"/>
-                <w:szCs w:val="16"/>
-              </w:rPr>
-            </w:pPr>
-            <w:r>
-              <w:rPr>
-                <w:color w:val="000000"/>
-                <w:sz w:val="16"/>
-                <w:szCs w:val="16"/>
-              </w:rPr>
-              <w:t>Alerter</w:t>
-            </w:r>
-          </w:p>
-        </w:tc>
-        <w:tc>
-          <w:tcPr>
-            <w:tcW w:w="1020" w:type="dxa"/>
-            <w:tcBorders>
-              <w:top w:val="single" w:sz="4" w:space="0" w:color="000000"/>
-              <w:left w:val="single" w:sz="4" w:space="0" w:color="000000"/>
-              <w:bottom w:val="single" w:sz="4" w:space="0" w:color="000000"/>
-            </w:tcBorders>
-            <w:vAlign w:val="bottom"/>
-          </w:tcPr>
-          <w:p>
-            <w:pPr>
-              <w:pStyle w:val="Normal"/>
-              <w:widowControl w:val="false"/>
-              <w:spacing w:lineRule="auto" w:line="180"/>
-              <w:jc w:val="center"/>
-              <w:rPr>
-                <w:color w:val="000000"/>
-                <w:sz w:val="16"/>
-                <w:szCs w:val="16"/>
-              </w:rPr>
-            </w:pPr>
-            <w:r>
-              <w:rPr>
-                <w:color w:val="000000"/>
-                <w:sz w:val="16"/>
-                <w:szCs w:val="16"/>
-              </w:rPr>
-              <w:t>Control &amp; Fuel Pump</w:t>
-            </w:r>
-          </w:p>
-        </w:tc>
-        <w:tc>
-          <w:tcPr>
-            <w:tcW w:w="1016" w:type="dxa"/>
-            <w:tcBorders>
-              <w:top w:val="single" w:sz="4" w:space="0" w:color="000000"/>
-              <w:left w:val="single" w:sz="4" w:space="0" w:color="000000"/>
-              <w:bottom w:val="single" w:sz="4" w:space="0" w:color="000000"/>
-            </w:tcBorders>
-            <w:vAlign w:val="bottom"/>
-          </w:tcPr>
-          <w:p>
-            <w:pPr>
-              <w:pStyle w:val="Normal"/>
-              <w:widowControl w:val="false"/>
-              <w:jc w:val="center"/>
-              <w:rPr>
-                <w:color w:val="000000"/>
-                <w:sz w:val="16"/>
-                <w:szCs w:val="16"/>
-              </w:rPr>
-            </w:pPr>
-            <w:r>
-              <w:rPr>
-                <w:color w:val="000000"/>
-                <w:sz w:val="16"/>
-                <w:szCs w:val="16"/>
-              </w:rPr>
-              <w:t>Brake</w:t>
-            </w:r>
-          </w:p>
-          <w:p>
-            <w:pPr>
-              <w:pStyle w:val="Normal"/>
-              <w:widowControl w:val="false"/>
-              <w:jc w:val="center"/>
-              <w:rPr>
-                <w:color w:val="000000"/>
-                <w:sz w:val="16"/>
-                <w:szCs w:val="16"/>
-              </w:rPr>
-            </w:pPr>
-            <w:r>
-              <w:rPr>
-                <w:color w:val="000000"/>
-                <w:sz w:val="16"/>
-                <w:szCs w:val="16"/>
-              </w:rPr>
-              <w:t>Cut-</w:t>
-            </w:r>
-            <w:r>
-              <w:rPr>
-                <w:color w:val="000000"/>
-                <w:sz w:val="16"/>
-                <w:szCs w:val="16"/>
-              </w:rPr>
-              <w:t>Out</w:t>
-            </w:r>
-          </w:p>
-        </w:tc>
-        <w:tc>
-          <w:tcPr>
-            <w:tcW w:w="1016" w:type="dxa"/>
-            <w:tcBorders>
-              <w:top w:val="single" w:sz="4" w:space="0" w:color="000000"/>
-              <w:left w:val="single" w:sz="4" w:space="0" w:color="000000"/>
-              <w:bottom w:val="single" w:sz="4" w:space="0" w:color="000000"/>
-            </w:tcBorders>
-            <w:vAlign w:val="bottom"/>
-          </w:tcPr>
-          <w:p>
-            <w:pPr>
-              <w:pStyle w:val="Normal"/>
-              <w:widowControl w:val="false"/>
-              <w:jc w:val="center"/>
-              <w:rPr>
-                <w:color w:val="000000"/>
-                <w:sz w:val="16"/>
-                <w:szCs w:val="16"/>
-              </w:rPr>
-            </w:pPr>
-            <w:r>
-              <w:rPr/>
-            </w:r>
-          </w:p>
-        </w:tc>
-        <w:tc>
-          <w:tcPr>
-            <w:tcW w:w="1017" w:type="dxa"/>
-            <w:tcBorders>
-              <w:top w:val="single" w:sz="4" w:space="0" w:color="000000"/>
-              <w:left w:val="single" w:sz="4" w:space="0" w:color="000000"/>
-              <w:bottom w:val="single" w:sz="4" w:space="0" w:color="000000"/>
-            </w:tcBorders>
-            <w:vAlign w:val="bottom"/>
-          </w:tcPr>
-          <w:p>
-            <w:pPr>
-              <w:pStyle w:val="Normal"/>
-              <w:widowControl w:val="false"/>
-              <w:jc w:val="center"/>
-              <w:rPr>
-                <w:color w:val="000000"/>
-                <w:sz w:val="16"/>
-                <w:szCs w:val="16"/>
-              </w:rPr>
-            </w:pPr>
-            <w:r>
-              <w:rPr/>
-            </w:r>
-          </w:p>
-        </w:tc>
-        <w:tc>
-          <w:tcPr>
-            <w:tcW w:w="1016" w:type="dxa"/>
-            <w:tcBorders>
-              <w:top w:val="single" w:sz="4" w:space="0" w:color="000000"/>
-              <w:left w:val="single" w:sz="4" w:space="0" w:color="000000"/>
-              <w:bottom w:val="single" w:sz="4" w:space="0" w:color="000000"/>
-            </w:tcBorders>
-            <w:vAlign w:val="bottom"/>
-          </w:tcPr>
-          <w:p>
-            <w:pPr>
-              <w:pStyle w:val="Normal"/>
-              <w:widowControl w:val="false"/>
-              <w:jc w:val="center"/>
-              <w:rPr>
-                <w:sz w:val="16"/>
-                <w:szCs w:val="16"/>
-              </w:rPr>
-            </w:pPr>
-            <w:r>
-              <w:rPr/>
-            </w:r>
-          </w:p>
-        </w:tc>
-        <w:tc>
-          <w:tcPr>
-            <w:tcW w:w="1020" w:type="dxa"/>
-            <w:tcBorders>
-              <w:top w:val="single" w:sz="4" w:space="0" w:color="000000"/>
-              <w:left w:val="single" w:sz="4" w:space="0" w:color="000000"/>
-              <w:bottom w:val="single" w:sz="4" w:space="0" w:color="000000"/>
-            </w:tcBorders>
-            <w:vAlign w:val="bottom"/>
-          </w:tcPr>
-          <w:p>
-            <w:pPr>
-              <w:pStyle w:val="Normal"/>
-              <w:widowControl w:val="false"/>
-              <w:jc w:val="center"/>
-              <w:rPr>
-                <w:color w:val="000000"/>
-                <w:sz w:val="16"/>
-                <w:szCs w:val="16"/>
-              </w:rPr>
-            </w:pPr>
-            <w:r>
-              <w:rPr/>
-            </w:r>
-          </w:p>
-        </w:tc>
-        <w:tc>
-          <w:tcPr>
-            <w:tcW w:w="1016" w:type="dxa"/>
-            <w:tcBorders>
-              <w:top w:val="single" w:sz="4" w:space="0" w:color="000000"/>
-              <w:left w:val="single" w:sz="4" w:space="0" w:color="000000"/>
-              <w:bottom w:val="single" w:sz="4" w:space="0" w:color="000000"/>
-            </w:tcBorders>
-            <w:vAlign w:val="bottom"/>
-          </w:tcPr>
-          <w:p>
-            <w:pPr>
-              <w:pStyle w:val="Normal"/>
-              <w:widowControl w:val="false"/>
-              <w:spacing w:lineRule="auto" w:line="180"/>
-              <w:jc w:val="center"/>
-              <w:rPr>
-                <w:sz w:val="16"/>
-                <w:szCs w:val="16"/>
-              </w:rPr>
-            </w:pPr>
-            <w:r>
-              <w:rPr>
-                <w:rFonts w:eastAsia="arial" w:ascii="arial" w:hAnsi="arial"/>
-                <w:color w:val="000000"/>
-                <w:sz w:val="16"/>
-                <w:szCs w:val="16"/>
-              </w:rPr>
-              <w:t>Marker Light</w:t>
-            </w:r>
-          </w:p>
-        </w:tc>
-        <w:tc>
-          <w:tcPr>
-            <w:tcW w:w="1016" w:type="dxa"/>
-            <w:tcBorders>
-              <w:top w:val="single" w:sz="4" w:space="0" w:color="000000"/>
-              <w:left w:val="single" w:sz="4" w:space="0" w:color="000000"/>
-              <w:bottom w:val="single" w:sz="4" w:space="0" w:color="000000"/>
-            </w:tcBorders>
-            <w:vAlign w:val="bottom"/>
-          </w:tcPr>
-          <w:p>
-            <w:pPr>
-              <w:pStyle w:val="Normal"/>
-              <w:widowControl w:val="false"/>
-              <w:spacing w:lineRule="auto" w:line="180"/>
-              <w:jc w:val="center"/>
-              <w:rPr>
-                <w:sz w:val="16"/>
-                <w:szCs w:val="16"/>
-              </w:rPr>
-            </w:pPr>
-            <w:r>
-              <w:rPr>
-                <w:sz w:val="16"/>
-                <w:szCs w:val="16"/>
-              </w:rPr>
-              <w:t>Parking Brake</w:t>
-            </w:r>
-          </w:p>
-        </w:tc>
-        <w:tc>
-          <w:tcPr>
-            <w:tcW w:w="1016" w:type="dxa"/>
-            <w:tcBorders>
-              <w:top w:val="single" w:sz="4" w:space="0" w:color="000000"/>
-              <w:left w:val="single" w:sz="4" w:space="0" w:color="000000"/>
-              <w:bottom w:val="single" w:sz="4" w:space="0" w:color="000000"/>
-            </w:tcBorders>
-            <w:vAlign w:val="bottom"/>
-          </w:tcPr>
-          <w:p>
-            <w:pPr>
-              <w:pStyle w:val="Normal"/>
-              <w:widowControl w:val="false"/>
-              <w:spacing w:lineRule="auto" w:line="180"/>
-              <w:jc w:val="center"/>
-              <w:rPr>
-                <w:sz w:val="16"/>
-                <w:szCs w:val="16"/>
-              </w:rPr>
-            </w:pPr>
-            <w:r>
-              <w:rPr>
-                <w:rFonts w:eastAsia="arial" w:ascii="arial" w:hAnsi="arial"/>
-                <w:color w:val="000000"/>
-                <w:sz w:val="16"/>
-                <w:szCs w:val="16"/>
-              </w:rPr>
-              <w:t>Exterior</w:t>
-            </w:r>
-          </w:p>
-          <w:p>
-            <w:pPr>
-              <w:pStyle w:val="Normal"/>
-              <w:widowControl w:val="false"/>
-              <w:spacing w:lineRule="auto" w:line="180"/>
-              <w:jc w:val="center"/>
-              <w:rPr>
-                <w:sz w:val="16"/>
-                <w:szCs w:val="16"/>
-              </w:rPr>
-            </w:pPr>
-            <w:r>
-              <w:rPr>
-                <w:rFonts w:eastAsia="arial" w:ascii="arial" w:hAnsi="arial"/>
-                <w:color w:val="000000"/>
-                <w:sz w:val="16"/>
-                <w:szCs w:val="16"/>
-              </w:rPr>
-              <w:t>Camera</w:t>
-            </w:r>
-          </w:p>
-        </w:tc>
-        <w:tc>
-          <w:tcPr>
-            <w:tcW w:w="1029" w:type="dxa"/>
-            <w:tcBorders>
-              <w:top w:val="single" w:sz="4" w:space="0" w:color="000000"/>
-              <w:left w:val="single" w:sz="4" w:space="0" w:color="000000"/>
-              <w:bottom w:val="single" w:sz="4" w:space="0" w:color="000000"/>
-              <w:right w:val="single" w:sz="4" w:space="0" w:color="000000"/>
-            </w:tcBorders>
-            <w:vAlign w:val="bottom"/>
-          </w:tcPr>
-          <w:p>
-            <w:pPr>
-              <w:pStyle w:val="Normal"/>
-              <w:widowControl w:val="false"/>
-              <w:spacing w:lineRule="auto" w:line="180"/>
-              <w:jc w:val="center"/>
-              <w:rPr>
-                <w:sz w:val="16"/>
-                <w:szCs w:val="16"/>
-              </w:rPr>
-            </w:pPr>
-            <w:r>
-              <w:rPr>
-                <w:rFonts w:eastAsia="arial" w:ascii="arial" w:hAnsi="arial"/>
-                <w:color w:val="000000"/>
-                <w:sz w:val="16"/>
-                <w:szCs w:val="16"/>
-              </w:rPr>
-              <w:t>Prev</w:t>
-            </w:r>
-          </w:p>
-          <w:p>
-            <w:pPr>
-              <w:pStyle w:val="Normal"/>
-              <w:widowControl w:val="false"/>
-              <w:spacing w:lineRule="auto" w:line="180"/>
-              <w:jc w:val="center"/>
-              <w:rPr>
-                <w:sz w:val="16"/>
-                <w:szCs w:val="16"/>
-              </w:rPr>
-            </w:pPr>
-            <w:r>
-              <w:rPr>
-                <w:rFonts w:eastAsia="arial" w:ascii="arial" w:hAnsi="arial"/>
-                <w:color w:val="000000"/>
-                <w:sz w:val="16"/>
-                <w:szCs w:val="16"/>
-              </w:rPr>
-              <w:t>Cab Cam</w:t>
-            </w:r>
-          </w:p>
-        </w:tc>
-      </w:tr>
-    </w:tbl>
-    <w:p>
-      <w:pPr>
-        <w:pStyle w:val="Normal"/>
-        <w:rPr>
-          <w:color w:val="000000"/>
-          <w:sz w:val="16"/>
-          <w:szCs w:val="16"/>
-        </w:rPr>
-      </w:pPr>
-      <w:r>
-        <w:rPr>
-          <w:rFonts w:eastAsia="arial" w:ascii="arial" w:hAnsi="arial"/>
           <w:color w:val="000000"/>
           <w:sz w:val="16"/>
           <w:szCs w:val="16"/>
@@ -21645,12 +22719,12 @@
       <w:rFonts w:ascii="Symbol" w:hAnsi="Symbol" w:cs="Symbol"/>
     </w:rPr>
   </w:style>
-  <w:style w:type="character" w:styleId="user" w:customStyle="1">
-    <w:name w:val="번호 매기기 기호 (user)"/>
+  <w:style w:type="character" w:styleId="Style5" w:customStyle="1">
+    <w:name w:val="번호 매기기 기호"/>
     <w:qFormat/>
     <w:rPr/>
   </w:style>
-  <w:style w:type="paragraph" w:styleId="Style5">
+  <w:style w:type="paragraph" w:styleId="Style6">
     <w:name w:val="제목"/>
     <w:basedOn w:val="Normal"/>
     <w:next w:val="BodyText"/>
@@ -21660,7 +22734,7 @@
       <w:spacing w:before="240" w:after="120"/>
     </w:pPr>
     <w:rPr>
-      <w:rFonts w:ascii="Liberation Sans" w:hAnsi="Liberation Sans" w:eastAsia="Noto Sans CJK KR" w:cs="Lohit Devanagari"/>
+      <w:rFonts w:ascii="Liberation Sans" w:hAnsi="Liberation Sans" w:eastAsia="나눔고딕" w:cs="Arial"/>
       <w:sz w:val="28"/>
       <w:szCs w:val="28"/>
     </w:rPr>
@@ -21697,7 +22771,7 @@
       <w:szCs w:val="24"/>
     </w:rPr>
   </w:style>
-  <w:style w:type="paragraph" w:styleId="Style6" w:customStyle="1">
+  <w:style w:type="paragraph" w:styleId="Style7">
     <w:name w:val="색인"/>
     <w:basedOn w:val="Normal"/>
     <w:qFormat/>
@@ -21705,10 +22779,11 @@
       <w:suppressLineNumbers/>
     </w:pPr>
     <w:rPr>
-      <w:rFonts w:cs="Lohit Devanagari"/>
+      <w:rFonts w:cs="Arial"/>
+      <w:sz w:val="24"/>
     </w:rPr>
   </w:style>
-  <w:style w:type="paragraph" w:styleId="user1">
+  <w:style w:type="paragraph" w:styleId="user">
     <w:name w:val="제목 (user)"/>
     <w:basedOn w:val="Normal"/>
     <w:next w:val="BodyText"/>
@@ -21718,12 +22793,12 @@
       <w:spacing w:before="240" w:after="120"/>
     </w:pPr>
     <w:rPr>
-      <w:rFonts w:ascii="Liberation Sans" w:hAnsi="Liberation Sans" w:eastAsia="나눔고딕" w:cs="Arial"/>
+      <w:rFonts w:ascii="Liberation Sans" w:hAnsi="Liberation Sans" w:eastAsia="Noto Sans CJK KR" w:cs="Lohit Devanagari"/>
       <w:sz w:val="28"/>
       <w:szCs w:val="28"/>
     </w:rPr>
   </w:style>
-  <w:style w:type="paragraph" w:styleId="user2">
+  <w:style w:type="paragraph" w:styleId="user1" w:customStyle="1">
     <w:name w:val="색인 (user)"/>
     <w:basedOn w:val="Normal"/>
     <w:qFormat/>
@@ -21731,8 +22806,7 @@
       <w:suppressLineNumbers/>
     </w:pPr>
     <w:rPr>
-      <w:rFonts w:cs="Arial"/>
-      <w:sz w:val="24"/>
+      <w:rFonts w:cs="Lohit Devanagari"/>
     </w:rPr>
   </w:style>
   <w:style w:type="paragraph" w:styleId="Title">
@@ -22414,8 +23488,8 @@
       <w:szCs w:val="24"/>
     </w:rPr>
   </w:style>
-  <w:style w:type="paragraph" w:styleId="Style7" w:customStyle="1">
-    <w:name w:val="표 내용"/>
+  <w:style w:type="paragraph" w:styleId="user2" w:customStyle="1">
+    <w:name w:val="표 내용 (user)"/>
     <w:basedOn w:val="Normal"/>
     <w:qFormat/>
     <w:pPr>
@@ -22423,9 +23497,9 @@
     </w:pPr>
     <w:rPr/>
   </w:style>
-  <w:style w:type="paragraph" w:styleId="Style8" w:customStyle="1">
-    <w:name w:val="표제목"/>
-    <w:basedOn w:val="Style7"/>
+  <w:style w:type="paragraph" w:styleId="user3" w:customStyle="1">
+    <w:name w:val="표제목 (user)"/>
+    <w:basedOn w:val="user2"/>
     <w:qFormat/>
     <w:pPr>
       <w:jc w:val="center"/>
@@ -22435,8 +23509,8 @@
       <w:bCs/>
     </w:rPr>
   </w:style>
-  <w:style w:type="paragraph" w:styleId="user3">
-    <w:name w:val="표 내용 (user)"/>
+  <w:style w:type="paragraph" w:styleId="Style8">
+    <w:name w:val="표 내용"/>
     <w:basedOn w:val="Normal"/>
     <w:qFormat/>
     <w:pPr>
@@ -22445,9 +23519,9 @@
     </w:pPr>
     <w:rPr/>
   </w:style>
-  <w:style w:type="paragraph" w:styleId="user4">
-    <w:name w:val="표제목 (user)"/>
-    <w:basedOn w:val="user3"/>
+  <w:style w:type="paragraph" w:styleId="Style9">
+    <w:name w:val="표제목"/>
+    <w:basedOn w:val="Style8"/>
     <w:qFormat/>
     <w:pPr>
       <w:suppressLineNumbers/>

--- a/raildriver-USA-Remapped.docx
+++ b/raildriver-USA-Remapped.docx
@@ -20533,25 +20533,7 @@
           <w:sz w:val="16"/>
           <w:szCs w:val="16"/>
         </w:rPr>
-        <w:t xml:space="preserve">    </w:t>
-      </w:r>
-      <w:r>
-        <w:rPr>
-          <w:rFonts w:eastAsia="arial" w:ascii="arial" w:hAnsi="arial"/>
-          <w:color w:val="000000"/>
-          <w:sz w:val="16"/>
-          <w:szCs w:val="16"/>
-        </w:rPr>
-        <w:t>F125</w:t>
-      </w:r>
-      <w:r>
-        <w:rPr>
-          <w:rFonts w:eastAsia="arial" w:ascii="arial" w:hAnsi="arial"/>
-          <w:color w:val="000000"/>
-          <w:sz w:val="16"/>
-          <w:szCs w:val="16"/>
-        </w:rPr>
-        <w:t>-1</w:t>
+        <w:t xml:space="preserve">    F125-1</w:t>
       </w:r>
     </w:p>
     <w:tbl>
@@ -21114,6 +21096,1159 @@
           <w:szCs w:val="16"/>
         </w:rPr>
         <w:tab/>
+        <w:t xml:space="preserve">           F125-2</w:t>
+      </w:r>
+    </w:p>
+    <w:tbl>
+      <w:tblPr>
+        <w:tblW w:w="14248" w:type="dxa"/>
+        <w:jc w:val="left"/>
+        <w:tblInd w:w="-5" w:type="dxa"/>
+        <w:tblLayout w:type="fixed"/>
+        <w:tblCellMar>
+          <w:top w:w="0" w:type="dxa"/>
+          <w:left w:w="108" w:type="dxa"/>
+          <w:bottom w:w="0" w:type="dxa"/>
+          <w:right w:w="108" w:type="dxa"/>
+        </w:tblCellMar>
+        <w:tblLook w:firstRow="1" w:noVBand="1" w:lastRow="0" w:firstColumn="1" w:lastColumn="0" w:noHBand="0" w:val="04a0"/>
+      </w:tblPr>
+      <w:tblGrid>
+        <w:gridCol w:w="1017"/>
+        <w:gridCol w:w="1019"/>
+        <w:gridCol w:w="1014"/>
+        <w:gridCol w:w="1016"/>
+        <w:gridCol w:w="1020"/>
+        <w:gridCol w:w="1016"/>
+        <w:gridCol w:w="1016"/>
+        <w:gridCol w:w="1017"/>
+        <w:gridCol w:w="1016"/>
+        <w:gridCol w:w="1020"/>
+        <w:gridCol w:w="1016"/>
+        <w:gridCol w:w="1016"/>
+        <w:gridCol w:w="1016"/>
+        <w:gridCol w:w="1029"/>
+      </w:tblGrid>
+      <w:tr>
+        <w:trPr>
+          <w:trHeight w:val="440" w:hRule="exact"/>
+          <w:cantSplit w:val="true"/>
+        </w:trPr>
+        <w:tc>
+          <w:tcPr>
+            <w:tcW w:w="1017" w:type="dxa"/>
+            <w:tcBorders>
+              <w:top w:val="single" w:sz="4" w:space="0" w:color="000000"/>
+              <w:left w:val="single" w:sz="4" w:space="0" w:color="000000"/>
+              <w:bottom w:val="single" w:sz="4" w:space="0" w:color="000000"/>
+            </w:tcBorders>
+            <w:vAlign w:val="bottom"/>
+          </w:tcPr>
+          <w:p>
+            <w:pPr>
+              <w:pStyle w:val="Normal"/>
+              <w:widowControl w:val="false"/>
+              <w:spacing w:lineRule="auto" w:line="180" w:before="0" w:after="60"/>
+              <w:jc w:val="center"/>
+              <w:rPr>
+                <w:b/>
+                <w:bCs/>
+              </w:rPr>
+            </w:pPr>
+            <w:r>
+              <w:rPr>
+                <w:b/>
+                <w:bCs/>
+                <w:color w:val="000000"/>
+                <w:sz w:val="16"/>
+                <w:szCs w:val="16"/>
+              </w:rPr>
+              <w:t>HUD</w:t>
+            </w:r>
+          </w:p>
+        </w:tc>
+        <w:tc>
+          <w:tcPr>
+            <w:tcW w:w="1019" w:type="dxa"/>
+            <w:tcBorders>
+              <w:top w:val="single" w:sz="4" w:space="0" w:color="000000"/>
+              <w:left w:val="single" w:sz="4" w:space="0" w:color="000000"/>
+              <w:bottom w:val="single" w:sz="4" w:space="0" w:color="000000"/>
+            </w:tcBorders>
+            <w:vAlign w:val="bottom"/>
+          </w:tcPr>
+          <w:p>
+            <w:pPr>
+              <w:pStyle w:val="Normal"/>
+              <w:widowControl w:val="false"/>
+              <w:spacing w:lineRule="auto" w:line="180"/>
+              <w:jc w:val="center"/>
+              <w:rPr>
+                <w:color w:val="000000"/>
+                <w:sz w:val="16"/>
+                <w:szCs w:val="16"/>
+              </w:rPr>
+            </w:pPr>
+            <w:r>
+              <w:rPr>
+                <w:color w:val="000000"/>
+                <w:sz w:val="16"/>
+                <w:szCs w:val="16"/>
+              </w:rPr>
+              <w:t>Schedule</w:t>
+            </w:r>
+          </w:p>
+        </w:tc>
+        <w:tc>
+          <w:tcPr>
+            <w:tcW w:w="1014" w:type="dxa"/>
+            <w:tcBorders>
+              <w:top w:val="single" w:sz="4" w:space="0" w:color="000000"/>
+              <w:left w:val="single" w:sz="4" w:space="0" w:color="000000"/>
+              <w:bottom w:val="single" w:sz="4" w:space="0" w:color="000000"/>
+            </w:tcBorders>
+            <w:vAlign w:val="bottom"/>
+          </w:tcPr>
+          <w:p>
+            <w:pPr>
+              <w:pStyle w:val="Normal"/>
+              <w:widowControl w:val="false"/>
+              <w:spacing w:lineRule="auto" w:line="180"/>
+              <w:jc w:val="center"/>
+              <w:rPr>
+                <w:color w:val="000000"/>
+                <w:sz w:val="16"/>
+                <w:szCs w:val="16"/>
+              </w:rPr>
+            </w:pPr>
+            <w:r>
+              <w:rPr>
+                <w:rFonts w:eastAsia="arial" w:ascii="arial" w:hAnsi="arial"/>
+                <w:color w:val="000000"/>
+                <w:sz w:val="16"/>
+                <w:szCs w:val="16"/>
+              </w:rPr>
+              <w:t>Engine Stop</w:t>
+            </w:r>
+          </w:p>
+        </w:tc>
+        <w:tc>
+          <w:tcPr>
+            <w:tcW w:w="1016" w:type="dxa"/>
+            <w:tcBorders>
+              <w:top w:val="single" w:sz="4" w:space="0" w:color="000000"/>
+              <w:left w:val="single" w:sz="4" w:space="0" w:color="000000"/>
+              <w:bottom w:val="single" w:sz="4" w:space="0" w:color="000000"/>
+            </w:tcBorders>
+            <w:vAlign w:val="bottom"/>
+          </w:tcPr>
+          <w:p>
+            <w:pPr>
+              <w:pStyle w:val="Normal"/>
+              <w:widowControl w:val="false"/>
+              <w:spacing w:lineRule="auto" w:line="180"/>
+              <w:jc w:val="center"/>
+              <w:rPr>
+                <w:color w:val="000000"/>
+                <w:sz w:val="16"/>
+                <w:szCs w:val="16"/>
+              </w:rPr>
+            </w:pPr>
+            <w:r>
+              <w:rPr>
+                <w:color w:val="000000"/>
+                <w:sz w:val="16"/>
+                <w:szCs w:val="16"/>
+              </w:rPr>
+              <w:t>Alerter</w:t>
+            </w:r>
+          </w:p>
+        </w:tc>
+        <w:tc>
+          <w:tcPr>
+            <w:tcW w:w="1020" w:type="dxa"/>
+            <w:tcBorders>
+              <w:top w:val="single" w:sz="4" w:space="0" w:color="000000"/>
+              <w:left w:val="single" w:sz="4" w:space="0" w:color="000000"/>
+              <w:bottom w:val="single" w:sz="4" w:space="0" w:color="000000"/>
+            </w:tcBorders>
+            <w:vAlign w:val="bottom"/>
+          </w:tcPr>
+          <w:p>
+            <w:pPr>
+              <w:pStyle w:val="Normal"/>
+              <w:widowControl w:val="false"/>
+              <w:spacing w:lineRule="auto" w:line="180"/>
+              <w:jc w:val="center"/>
+              <w:rPr>
+                <w:color w:val="000000"/>
+                <w:sz w:val="16"/>
+                <w:szCs w:val="16"/>
+              </w:rPr>
+            </w:pPr>
+            <w:r>
+              <w:rPr>
+                <w:color w:val="000000"/>
+                <w:sz w:val="16"/>
+                <w:szCs w:val="16"/>
+              </w:rPr>
+              <w:t>Fuel Pump</w:t>
+            </w:r>
+          </w:p>
+        </w:tc>
+        <w:tc>
+          <w:tcPr>
+            <w:tcW w:w="1016" w:type="dxa"/>
+            <w:tcBorders>
+              <w:top w:val="single" w:sz="4" w:space="0" w:color="000000"/>
+              <w:left w:val="single" w:sz="4" w:space="0" w:color="000000"/>
+              <w:bottom w:val="single" w:sz="4" w:space="0" w:color="000000"/>
+            </w:tcBorders>
+            <w:vAlign w:val="bottom"/>
+          </w:tcPr>
+          <w:p>
+            <w:pPr>
+              <w:pStyle w:val="Normal"/>
+              <w:widowControl w:val="false"/>
+              <w:jc w:val="center"/>
+              <w:rPr>
+                <w:color w:val="000000"/>
+                <w:sz w:val="16"/>
+                <w:szCs w:val="16"/>
+              </w:rPr>
+            </w:pPr>
+            <w:r>
+              <w:rPr>
+                <w:color w:val="000000"/>
+                <w:sz w:val="16"/>
+                <w:szCs w:val="16"/>
+              </w:rPr>
+              <w:t>Brake</w:t>
+            </w:r>
+          </w:p>
+          <w:p>
+            <w:pPr>
+              <w:pStyle w:val="Normal"/>
+              <w:widowControl w:val="false"/>
+              <w:jc w:val="center"/>
+              <w:rPr>
+                <w:color w:val="000000"/>
+                <w:sz w:val="16"/>
+                <w:szCs w:val="16"/>
+              </w:rPr>
+            </w:pPr>
+            <w:r>
+              <w:rPr>
+                <w:color w:val="000000"/>
+                <w:sz w:val="16"/>
+                <w:szCs w:val="16"/>
+              </w:rPr>
+              <w:t>Trail</w:t>
+            </w:r>
+          </w:p>
+        </w:tc>
+        <w:tc>
+          <w:tcPr>
+            <w:tcW w:w="1016" w:type="dxa"/>
+            <w:tcBorders>
+              <w:top w:val="single" w:sz="4" w:space="0" w:color="000000"/>
+              <w:left w:val="single" w:sz="4" w:space="0" w:color="000000"/>
+              <w:bottom w:val="single" w:sz="4" w:space="0" w:color="000000"/>
+            </w:tcBorders>
+            <w:vAlign w:val="bottom"/>
+          </w:tcPr>
+          <w:p>
+            <w:pPr>
+              <w:pStyle w:val="Normal"/>
+              <w:widowControl w:val="false"/>
+              <w:jc w:val="center"/>
+              <w:rPr>
+                <w:color w:val="000000"/>
+                <w:sz w:val="16"/>
+                <w:szCs w:val="16"/>
+              </w:rPr>
+            </w:pPr>
+            <w:r>
+              <w:rPr>
+                <w:rFonts w:eastAsia="arial" w:ascii="arial" w:hAnsi="arial"/>
+                <w:color w:val="000000"/>
+                <w:sz w:val="16"/>
+                <w:szCs w:val="16"/>
+              </w:rPr>
+              <w:t>EFCO Reset</w:t>
+            </w:r>
+          </w:p>
+        </w:tc>
+        <w:tc>
+          <w:tcPr>
+            <w:tcW w:w="1017" w:type="dxa"/>
+            <w:tcBorders>
+              <w:top w:val="single" w:sz="4" w:space="0" w:color="000000"/>
+              <w:left w:val="single" w:sz="4" w:space="0" w:color="000000"/>
+              <w:bottom w:val="single" w:sz="4" w:space="0" w:color="000000"/>
+            </w:tcBorders>
+            <w:vAlign w:val="bottom"/>
+          </w:tcPr>
+          <w:p>
+            <w:pPr>
+              <w:pStyle w:val="Normal"/>
+              <w:widowControl w:val="false"/>
+              <w:jc w:val="center"/>
+              <w:rPr>
+                <w:color w:val="000000"/>
+                <w:sz w:val="16"/>
+                <w:szCs w:val="16"/>
+              </w:rPr>
+            </w:pPr>
+            <w:r>
+              <w:rPr>
+                <w:rFonts w:eastAsia="arial" w:ascii="arial" w:hAnsi="arial"/>
+                <w:color w:val="000000"/>
+                <w:sz w:val="16"/>
+                <w:szCs w:val="16"/>
+              </w:rPr>
+              <w:t>Isolation Start Iso.</w:t>
+            </w:r>
+          </w:p>
+        </w:tc>
+        <w:tc>
+          <w:tcPr>
+            <w:tcW w:w="1016" w:type="dxa"/>
+            <w:tcBorders>
+              <w:top w:val="single" w:sz="4" w:space="0" w:color="000000"/>
+              <w:left w:val="single" w:sz="4" w:space="0" w:color="000000"/>
+              <w:bottom w:val="single" w:sz="4" w:space="0" w:color="000000"/>
+            </w:tcBorders>
+            <w:vAlign w:val="bottom"/>
+          </w:tcPr>
+          <w:p>
+            <w:pPr>
+              <w:pStyle w:val="Normal"/>
+              <w:widowControl w:val="false"/>
+              <w:jc w:val="center"/>
+              <w:rPr>
+                <w:sz w:val="16"/>
+                <w:szCs w:val="16"/>
+              </w:rPr>
+            </w:pPr>
+            <w:r>
+              <w:rPr>
+                <w:rFonts w:eastAsia="arial" w:ascii="arial" w:hAnsi="arial"/>
+                <w:color w:val="000000"/>
+                <w:sz w:val="16"/>
+                <w:szCs w:val="16"/>
+              </w:rPr>
+              <w:t>Rear HL Down</w:t>
+            </w:r>
+          </w:p>
+        </w:tc>
+        <w:tc>
+          <w:tcPr>
+            <w:tcW w:w="1020" w:type="dxa"/>
+            <w:tcBorders>
+              <w:top w:val="single" w:sz="4" w:space="0" w:color="000000"/>
+              <w:left w:val="single" w:sz="4" w:space="0" w:color="000000"/>
+              <w:bottom w:val="single" w:sz="4" w:space="0" w:color="000000"/>
+            </w:tcBorders>
+            <w:vAlign w:val="bottom"/>
+          </w:tcPr>
+          <w:p>
+            <w:pPr>
+              <w:pStyle w:val="Normal"/>
+              <w:widowControl w:val="false"/>
+              <w:jc w:val="center"/>
+              <w:rPr>
+                <w:color w:val="000000"/>
+                <w:sz w:val="16"/>
+                <w:szCs w:val="16"/>
+              </w:rPr>
+            </w:pPr>
+            <w:r>
+              <w:rPr>
+                <w:rFonts w:eastAsia="arial" w:ascii="arial" w:hAnsi="arial"/>
+                <w:color w:val="000000"/>
+                <w:sz w:val="16"/>
+                <w:szCs w:val="16"/>
+              </w:rPr>
+              <w:t>HEP Off</w:t>
+            </w:r>
+          </w:p>
+        </w:tc>
+        <w:tc>
+          <w:tcPr>
+            <w:tcW w:w="1016" w:type="dxa"/>
+            <w:tcBorders>
+              <w:top w:val="single" w:sz="4" w:space="0" w:color="000000"/>
+              <w:left w:val="single" w:sz="4" w:space="0" w:color="000000"/>
+              <w:bottom w:val="single" w:sz="4" w:space="0" w:color="000000"/>
+            </w:tcBorders>
+            <w:vAlign w:val="bottom"/>
+          </w:tcPr>
+          <w:p>
+            <w:pPr>
+              <w:pStyle w:val="Normal"/>
+              <w:widowControl w:val="false"/>
+              <w:spacing w:lineRule="auto" w:line="180"/>
+              <w:jc w:val="center"/>
+              <w:rPr>
+                <w:sz w:val="16"/>
+                <w:szCs w:val="16"/>
+              </w:rPr>
+            </w:pPr>
+            <w:r>
+              <w:rPr>
+                <w:rFonts w:eastAsia="arial" w:ascii="arial" w:hAnsi="arial"/>
+                <w:color w:val="000000"/>
+                <w:sz w:val="16"/>
+                <w:szCs w:val="16"/>
+              </w:rPr>
+              <w:t>Step Light</w:t>
+            </w:r>
+          </w:p>
+        </w:tc>
+        <w:tc>
+          <w:tcPr>
+            <w:tcW w:w="1016" w:type="dxa"/>
+            <w:tcBorders>
+              <w:top w:val="single" w:sz="4" w:space="0" w:color="000000"/>
+              <w:left w:val="single" w:sz="4" w:space="0" w:color="000000"/>
+              <w:bottom w:val="single" w:sz="4" w:space="0" w:color="000000"/>
+            </w:tcBorders>
+            <w:vAlign w:val="bottom"/>
+          </w:tcPr>
+          <w:p>
+            <w:pPr>
+              <w:pStyle w:val="Normal"/>
+              <w:widowControl w:val="false"/>
+              <w:spacing w:lineRule="auto" w:line="180"/>
+              <w:jc w:val="center"/>
+              <w:rPr>
+                <w:sz w:val="16"/>
+                <w:szCs w:val="16"/>
+              </w:rPr>
+            </w:pPr>
+            <w:r>
+              <w:rPr>
+                <w:sz w:val="16"/>
+                <w:szCs w:val="16"/>
+              </w:rPr>
+              <w:t>Marker Light</w:t>
+            </w:r>
+          </w:p>
+        </w:tc>
+        <w:tc>
+          <w:tcPr>
+            <w:tcW w:w="1016" w:type="dxa"/>
+            <w:tcBorders>
+              <w:top w:val="single" w:sz="4" w:space="0" w:color="000000"/>
+              <w:left w:val="single" w:sz="4" w:space="0" w:color="000000"/>
+              <w:bottom w:val="single" w:sz="4" w:space="0" w:color="000000"/>
+            </w:tcBorders>
+            <w:vAlign w:val="bottom"/>
+          </w:tcPr>
+          <w:p>
+            <w:pPr>
+              <w:pStyle w:val="Normal"/>
+              <w:widowControl w:val="false"/>
+              <w:spacing w:lineRule="auto" w:line="180"/>
+              <w:jc w:val="center"/>
+              <w:rPr>
+                <w:sz w:val="16"/>
+                <w:szCs w:val="16"/>
+              </w:rPr>
+            </w:pPr>
+            <w:r>
+              <w:rPr>
+                <w:rFonts w:eastAsia="arial" w:ascii="arial" w:hAnsi="arial"/>
+                <w:color w:val="000000"/>
+                <w:sz w:val="16"/>
+                <w:szCs w:val="16"/>
+              </w:rPr>
+              <w:t>Exterior</w:t>
+            </w:r>
+          </w:p>
+          <w:p>
+            <w:pPr>
+              <w:pStyle w:val="Normal"/>
+              <w:widowControl w:val="false"/>
+              <w:spacing w:lineRule="auto" w:line="180"/>
+              <w:jc w:val="center"/>
+              <w:rPr>
+                <w:sz w:val="16"/>
+                <w:szCs w:val="16"/>
+              </w:rPr>
+            </w:pPr>
+            <w:r>
+              <w:rPr>
+                <w:rFonts w:eastAsia="arial" w:ascii="arial" w:hAnsi="arial"/>
+                <w:color w:val="000000"/>
+                <w:sz w:val="16"/>
+                <w:szCs w:val="16"/>
+              </w:rPr>
+              <w:t>Camera</w:t>
+            </w:r>
+          </w:p>
+        </w:tc>
+        <w:tc>
+          <w:tcPr>
+            <w:tcW w:w="1029" w:type="dxa"/>
+            <w:tcBorders>
+              <w:top w:val="single" w:sz="4" w:space="0" w:color="000000"/>
+              <w:left w:val="single" w:sz="4" w:space="0" w:color="000000"/>
+              <w:bottom w:val="single" w:sz="4" w:space="0" w:color="000000"/>
+              <w:right w:val="single" w:sz="4" w:space="0" w:color="000000"/>
+            </w:tcBorders>
+            <w:vAlign w:val="bottom"/>
+          </w:tcPr>
+          <w:p>
+            <w:pPr>
+              <w:pStyle w:val="Normal"/>
+              <w:widowControl w:val="false"/>
+              <w:spacing w:lineRule="auto" w:line="180"/>
+              <w:jc w:val="center"/>
+              <w:rPr>
+                <w:sz w:val="16"/>
+                <w:szCs w:val="16"/>
+              </w:rPr>
+            </w:pPr>
+            <w:r>
+              <w:rPr>
+                <w:rFonts w:eastAsia="arial" w:ascii="arial" w:hAnsi="arial"/>
+                <w:color w:val="000000"/>
+                <w:sz w:val="16"/>
+                <w:szCs w:val="16"/>
+              </w:rPr>
+              <w:t>Prev</w:t>
+            </w:r>
+          </w:p>
+          <w:p>
+            <w:pPr>
+              <w:pStyle w:val="Normal"/>
+              <w:widowControl w:val="false"/>
+              <w:spacing w:lineRule="auto" w:line="180"/>
+              <w:jc w:val="center"/>
+              <w:rPr>
+                <w:sz w:val="16"/>
+                <w:szCs w:val="16"/>
+              </w:rPr>
+            </w:pPr>
+            <w:r>
+              <w:rPr>
+                <w:rFonts w:eastAsia="arial" w:ascii="arial" w:hAnsi="arial"/>
+                <w:color w:val="000000"/>
+                <w:sz w:val="16"/>
+                <w:szCs w:val="16"/>
+              </w:rPr>
+              <w:t>Cab Cam</w:t>
+            </w:r>
+          </w:p>
+        </w:tc>
+      </w:tr>
+    </w:tbl>
+    <w:p>
+      <w:pPr>
+        <w:pStyle w:val="Normal"/>
+        <w:rPr>
+          <w:color w:val="000000"/>
+          <w:sz w:val="16"/>
+          <w:szCs w:val="16"/>
+        </w:rPr>
+      </w:pPr>
+      <w:r>
+        <w:rPr>
+          <w:color w:val="000000"/>
+          <w:sz w:val="16"/>
+          <w:szCs w:val="16"/>
+        </w:rPr>
+      </w:r>
+    </w:p>
+    <w:p>
+      <w:pPr>
+        <w:pStyle w:val="Normal"/>
+        <w:rPr>
+          <w:color w:val="000000"/>
+          <w:sz w:val="16"/>
+          <w:szCs w:val="16"/>
+        </w:rPr>
+      </w:pPr>
+      <w:r>
+        <w:rPr>
+          <w:color w:val="000000"/>
+          <w:sz w:val="16"/>
+          <w:szCs w:val="16"/>
+        </w:rPr>
+        <w:tab/>
+        <w:t xml:space="preserve">       </w:t>
+      </w:r>
+      <w:r>
+        <w:rPr>
+          <w:rFonts w:eastAsia="arial" w:ascii="arial" w:hAnsi="arial"/>
+          <w:color w:val="000000"/>
+          <w:sz w:val="16"/>
+          <w:szCs w:val="16"/>
+        </w:rPr>
+        <w:t xml:space="preserve">    </w:t>
+      </w:r>
+      <w:r>
+        <w:rPr>
+          <w:rFonts w:eastAsia="arial" w:ascii="arial" w:hAnsi="arial"/>
+          <w:color w:val="000000"/>
+          <w:sz w:val="16"/>
+          <w:szCs w:val="16"/>
+        </w:rPr>
+        <w:t>F59PHR</w:t>
+      </w:r>
+      <w:r>
+        <w:rPr>
+          <w:rFonts w:eastAsia="arial" w:ascii="arial" w:hAnsi="arial"/>
+          <w:color w:val="000000"/>
+          <w:sz w:val="16"/>
+          <w:szCs w:val="16"/>
+        </w:rPr>
+        <w:t>-1</w:t>
+      </w:r>
+    </w:p>
+    <w:tbl>
+      <w:tblPr>
+        <w:tblW w:w="14248" w:type="dxa"/>
+        <w:jc w:val="left"/>
+        <w:tblInd w:w="-5" w:type="dxa"/>
+        <w:tblLayout w:type="fixed"/>
+        <w:tblCellMar>
+          <w:top w:w="0" w:type="dxa"/>
+          <w:left w:w="108" w:type="dxa"/>
+          <w:bottom w:w="0" w:type="dxa"/>
+          <w:right w:w="108" w:type="dxa"/>
+        </w:tblCellMar>
+        <w:tblLook w:firstRow="1" w:noVBand="1" w:lastRow="0" w:firstColumn="1" w:lastColumn="0" w:noHBand="0" w:val="04a0"/>
+      </w:tblPr>
+      <w:tblGrid>
+        <w:gridCol w:w="1017"/>
+        <w:gridCol w:w="1019"/>
+        <w:gridCol w:w="1014"/>
+        <w:gridCol w:w="1016"/>
+        <w:gridCol w:w="1020"/>
+        <w:gridCol w:w="1016"/>
+        <w:gridCol w:w="1016"/>
+        <w:gridCol w:w="1017"/>
+        <w:gridCol w:w="1016"/>
+        <w:gridCol w:w="1020"/>
+        <w:gridCol w:w="1016"/>
+        <w:gridCol w:w="1016"/>
+        <w:gridCol w:w="1016"/>
+        <w:gridCol w:w="1029"/>
+      </w:tblGrid>
+      <w:tr>
+        <w:trPr>
+          <w:trHeight w:val="440" w:hRule="exact"/>
+          <w:cantSplit w:val="true"/>
+        </w:trPr>
+        <w:tc>
+          <w:tcPr>
+            <w:tcW w:w="1017" w:type="dxa"/>
+            <w:tcBorders>
+              <w:top w:val="single" w:sz="4" w:space="0" w:color="000000"/>
+              <w:left w:val="single" w:sz="4" w:space="0" w:color="000000"/>
+              <w:bottom w:val="single" w:sz="4" w:space="0" w:color="000000"/>
+            </w:tcBorders>
+            <w:vAlign w:val="bottom"/>
+          </w:tcPr>
+          <w:p>
+            <w:pPr>
+              <w:pStyle w:val="Normal"/>
+              <w:widowControl w:val="false"/>
+              <w:spacing w:lineRule="auto" w:line="180" w:before="0" w:after="60"/>
+              <w:jc w:val="center"/>
+              <w:rPr>
+                <w:color w:val="000000"/>
+                <w:sz w:val="16"/>
+                <w:szCs w:val="16"/>
+              </w:rPr>
+            </w:pPr>
+            <w:r>
+              <w:rPr>
+                <w:rFonts w:eastAsia="arial" w:ascii="arial" w:hAnsi="arial"/>
+                <w:b/>
+                <w:color w:val="000000"/>
+                <w:sz w:val="16"/>
+                <w:szCs w:val="16"/>
+              </w:rPr>
+              <w:t>Pause</w:t>
+            </w:r>
+          </w:p>
+        </w:tc>
+        <w:tc>
+          <w:tcPr>
+            <w:tcW w:w="1019" w:type="dxa"/>
+            <w:tcBorders>
+              <w:top w:val="single" w:sz="4" w:space="0" w:color="000000"/>
+              <w:left w:val="single" w:sz="4" w:space="0" w:color="000000"/>
+              <w:bottom w:val="single" w:sz="4" w:space="0" w:color="000000"/>
+            </w:tcBorders>
+            <w:vAlign w:val="bottom"/>
+          </w:tcPr>
+          <w:p>
+            <w:pPr>
+              <w:pStyle w:val="Normal"/>
+              <w:widowControl w:val="false"/>
+              <w:spacing w:lineRule="auto" w:line="180"/>
+              <w:jc w:val="center"/>
+              <w:rPr>
+                <w:color w:val="000000"/>
+                <w:sz w:val="16"/>
+                <w:szCs w:val="16"/>
+              </w:rPr>
+            </w:pPr>
+            <w:r>
+              <w:rPr>
+                <w:color w:val="000000"/>
+                <w:sz w:val="16"/>
+                <w:szCs w:val="16"/>
+              </w:rPr>
+              <w:t>Reverser Handle</w:t>
+            </w:r>
+          </w:p>
+        </w:tc>
+        <w:tc>
+          <w:tcPr>
+            <w:tcW w:w="1014" w:type="dxa"/>
+            <w:tcBorders>
+              <w:top w:val="single" w:sz="4" w:space="0" w:color="000000"/>
+              <w:left w:val="single" w:sz="4" w:space="0" w:color="000000"/>
+              <w:bottom w:val="single" w:sz="4" w:space="0" w:color="000000"/>
+            </w:tcBorders>
+            <w:vAlign w:val="bottom"/>
+          </w:tcPr>
+          <w:p>
+            <w:pPr>
+              <w:pStyle w:val="Normal"/>
+              <w:widowControl w:val="false"/>
+              <w:jc w:val="center"/>
+              <w:rPr>
+                <w:rFonts w:ascii="arial" w:hAnsi="arial" w:eastAsia="arial"/>
+                <w:color w:val="000000"/>
+                <w:sz w:val="16"/>
+                <w:szCs w:val="16"/>
+              </w:rPr>
+            </w:pPr>
+            <w:r>
+              <w:rPr>
+                <w:rFonts w:eastAsia="arial" w:ascii="arial" w:hAnsi="arial"/>
+                <w:color w:val="000000"/>
+                <w:sz w:val="16"/>
+                <w:szCs w:val="16"/>
+              </w:rPr>
+              <w:t>Engine Start</w:t>
+            </w:r>
+          </w:p>
+        </w:tc>
+        <w:tc>
+          <w:tcPr>
+            <w:tcW w:w="1016" w:type="dxa"/>
+            <w:tcBorders>
+              <w:top w:val="single" w:sz="4" w:space="0" w:color="000000"/>
+              <w:left w:val="single" w:sz="4" w:space="0" w:color="000000"/>
+              <w:bottom w:val="single" w:sz="4" w:space="0" w:color="000000"/>
+            </w:tcBorders>
+            <w:vAlign w:val="bottom"/>
+          </w:tcPr>
+          <w:p>
+            <w:pPr>
+              <w:pStyle w:val="Normal"/>
+              <w:widowControl w:val="false"/>
+              <w:spacing w:lineRule="auto" w:line="180"/>
+              <w:jc w:val="center"/>
+              <w:rPr>
+                <w:color w:val="000000"/>
+                <w:sz w:val="16"/>
+                <w:szCs w:val="16"/>
+              </w:rPr>
+            </w:pPr>
+            <w:r>
+              <w:rPr>
+                <w:color w:val="000000"/>
+                <w:sz w:val="16"/>
+                <w:szCs w:val="16"/>
+              </w:rPr>
+              <w:t>Engine Run</w:t>
+            </w:r>
+          </w:p>
+        </w:tc>
+        <w:tc>
+          <w:tcPr>
+            <w:tcW w:w="1020" w:type="dxa"/>
+            <w:tcBorders>
+              <w:top w:val="single" w:sz="4" w:space="0" w:color="000000"/>
+              <w:left w:val="single" w:sz="4" w:space="0" w:color="000000"/>
+              <w:bottom w:val="single" w:sz="4" w:space="0" w:color="000000"/>
+            </w:tcBorders>
+            <w:vAlign w:val="bottom"/>
+          </w:tcPr>
+          <w:p>
+            <w:pPr>
+              <w:pStyle w:val="Normal"/>
+              <w:widowControl w:val="false"/>
+              <w:spacing w:lineRule="auto" w:line="180"/>
+              <w:jc w:val="center"/>
+              <w:rPr>
+                <w:color w:val="000000"/>
+                <w:sz w:val="16"/>
+                <w:szCs w:val="16"/>
+              </w:rPr>
+            </w:pPr>
+            <w:r>
+              <w:rPr>
+                <w:color w:val="000000"/>
+                <w:sz w:val="16"/>
+                <w:szCs w:val="16"/>
+              </w:rPr>
+              <w:t>Generator Field</w:t>
+            </w:r>
+          </w:p>
+        </w:tc>
+        <w:tc>
+          <w:tcPr>
+            <w:tcW w:w="1016" w:type="dxa"/>
+            <w:tcBorders>
+              <w:top w:val="single" w:sz="4" w:space="0" w:color="000000"/>
+              <w:left w:val="single" w:sz="4" w:space="0" w:color="000000"/>
+              <w:bottom w:val="single" w:sz="4" w:space="0" w:color="000000"/>
+            </w:tcBorders>
+            <w:vAlign w:val="bottom"/>
+          </w:tcPr>
+          <w:p>
+            <w:pPr>
+              <w:pStyle w:val="Normal"/>
+              <w:widowControl w:val="false"/>
+              <w:jc w:val="center"/>
+              <w:rPr>
+                <w:color w:val="000000"/>
+                <w:sz w:val="16"/>
+                <w:szCs w:val="16"/>
+              </w:rPr>
+            </w:pPr>
+            <w:r>
+              <w:rPr>
+                <w:color w:val="000000"/>
+                <w:sz w:val="16"/>
+                <w:szCs w:val="16"/>
+              </w:rPr>
+              <w:t>Brake</w:t>
+            </w:r>
+          </w:p>
+          <w:p>
+            <w:pPr>
+              <w:pStyle w:val="Normal"/>
+              <w:widowControl w:val="false"/>
+              <w:jc w:val="center"/>
+              <w:rPr>
+                <w:color w:val="000000"/>
+                <w:sz w:val="16"/>
+                <w:szCs w:val="16"/>
+              </w:rPr>
+            </w:pPr>
+            <w:r>
+              <w:rPr>
+                <w:color w:val="000000"/>
+                <w:sz w:val="16"/>
+                <w:szCs w:val="16"/>
+              </w:rPr>
+              <w:t>Lead</w:t>
+            </w:r>
+          </w:p>
+        </w:tc>
+        <w:tc>
+          <w:tcPr>
+            <w:tcW w:w="1016" w:type="dxa"/>
+            <w:tcBorders>
+              <w:top w:val="single" w:sz="4" w:space="0" w:color="000000"/>
+              <w:left w:val="single" w:sz="4" w:space="0" w:color="000000"/>
+              <w:bottom w:val="single" w:sz="4" w:space="0" w:color="000000"/>
+            </w:tcBorders>
+            <w:vAlign w:val="bottom"/>
+          </w:tcPr>
+          <w:p>
+            <w:pPr>
+              <w:pStyle w:val="Normal"/>
+              <w:widowControl w:val="false"/>
+              <w:spacing w:lineRule="auto" w:line="180"/>
+              <w:jc w:val="center"/>
+              <w:rPr>
+                <w:color w:val="000000"/>
+                <w:sz w:val="16"/>
+                <w:szCs w:val="16"/>
+              </w:rPr>
+            </w:pPr>
+            <w:r>
+              <w:rPr>
+                <w:color w:val="000000"/>
+                <w:sz w:val="16"/>
+                <w:szCs w:val="16"/>
+              </w:rPr>
+              <w:t>HEP Start</w:t>
+            </w:r>
+          </w:p>
+        </w:tc>
+        <w:tc>
+          <w:tcPr>
+            <w:tcW w:w="1017" w:type="dxa"/>
+            <w:tcBorders>
+              <w:top w:val="single" w:sz="4" w:space="0" w:color="000000"/>
+              <w:left w:val="single" w:sz="4" w:space="0" w:color="000000"/>
+              <w:bottom w:val="single" w:sz="4" w:space="0" w:color="000000"/>
+            </w:tcBorders>
+            <w:vAlign w:val="bottom"/>
+          </w:tcPr>
+          <w:p>
+            <w:pPr>
+              <w:pStyle w:val="Normal"/>
+              <w:widowControl w:val="false"/>
+              <w:jc w:val="center"/>
+              <w:rPr>
+                <w:color w:val="000000"/>
+                <w:sz w:val="16"/>
+                <w:szCs w:val="16"/>
+              </w:rPr>
+            </w:pPr>
+            <w:r>
+              <w:rPr>
+                <w:rFonts w:eastAsia="arial" w:ascii="arial" w:hAnsi="arial"/>
+                <w:color w:val="000000"/>
+                <w:sz w:val="16"/>
+                <w:szCs w:val="16"/>
+              </w:rPr>
+              <w:t>Isolation Run</w:t>
+            </w:r>
+          </w:p>
+        </w:tc>
+        <w:tc>
+          <w:tcPr>
+            <w:tcW w:w="1016" w:type="dxa"/>
+            <w:tcBorders>
+              <w:top w:val="single" w:sz="4" w:space="0" w:color="000000"/>
+              <w:left w:val="single" w:sz="4" w:space="0" w:color="000000"/>
+              <w:bottom w:val="single" w:sz="4" w:space="0" w:color="000000"/>
+            </w:tcBorders>
+            <w:vAlign w:val="bottom"/>
+          </w:tcPr>
+          <w:p>
+            <w:pPr>
+              <w:pStyle w:val="Normal"/>
+              <w:widowControl w:val="false"/>
+              <w:jc w:val="center"/>
+              <w:rPr>
+                <w:sz w:val="16"/>
+                <w:szCs w:val="16"/>
+              </w:rPr>
+            </w:pPr>
+            <w:r>
+              <w:rPr>
+                <w:sz w:val="16"/>
+                <w:szCs w:val="16"/>
+              </w:rPr>
+              <w:t>Rear HL Up</w:t>
+            </w:r>
+          </w:p>
+        </w:tc>
+        <w:tc>
+          <w:tcPr>
+            <w:tcW w:w="1020" w:type="dxa"/>
+            <w:tcBorders>
+              <w:top w:val="single" w:sz="4" w:space="0" w:color="000000"/>
+              <w:left w:val="single" w:sz="4" w:space="0" w:color="000000"/>
+              <w:bottom w:val="single" w:sz="4" w:space="0" w:color="000000"/>
+            </w:tcBorders>
+            <w:vAlign w:val="bottom"/>
+          </w:tcPr>
+          <w:p>
+            <w:pPr>
+              <w:pStyle w:val="Normal"/>
+              <w:widowControl w:val="false"/>
+              <w:jc w:val="center"/>
+              <w:rPr>
+                <w:color w:val="000000"/>
+                <w:sz w:val="16"/>
+                <w:szCs w:val="16"/>
+              </w:rPr>
+            </w:pPr>
+            <w:r>
+              <w:rPr>
+                <w:rFonts w:eastAsia="arial" w:ascii="arial" w:hAnsi="arial"/>
+                <w:color w:val="000000"/>
+                <w:sz w:val="16"/>
+                <w:szCs w:val="16"/>
+              </w:rPr>
+              <w:t>HEP On</w:t>
+            </w:r>
+          </w:p>
+        </w:tc>
+        <w:tc>
+          <w:tcPr>
+            <w:tcW w:w="1016" w:type="dxa"/>
+            <w:tcBorders>
+              <w:top w:val="single" w:sz="4" w:space="0" w:color="000000"/>
+              <w:left w:val="single" w:sz="4" w:space="0" w:color="000000"/>
+              <w:bottom w:val="single" w:sz="4" w:space="0" w:color="000000"/>
+            </w:tcBorders>
+            <w:vAlign w:val="bottom"/>
+          </w:tcPr>
+          <w:p>
+            <w:pPr>
+              <w:pStyle w:val="Normal"/>
+              <w:widowControl w:val="false"/>
+              <w:spacing w:lineRule="auto" w:line="180"/>
+              <w:jc w:val="center"/>
+              <w:rPr>
+                <w:sz w:val="16"/>
+                <w:szCs w:val="16"/>
+              </w:rPr>
+            </w:pPr>
+            <w:r>
+              <w:rPr>
+                <w:rFonts w:eastAsia="arial" w:ascii="arial" w:hAnsi="arial"/>
+                <w:color w:val="000000"/>
+                <w:sz w:val="16"/>
+                <w:szCs w:val="16"/>
+              </w:rPr>
+              <w:t>Gauge Light</w:t>
+            </w:r>
+          </w:p>
+        </w:tc>
+        <w:tc>
+          <w:tcPr>
+            <w:tcW w:w="1016" w:type="dxa"/>
+            <w:tcBorders>
+              <w:top w:val="single" w:sz="4" w:space="0" w:color="000000"/>
+              <w:left w:val="single" w:sz="4" w:space="0" w:color="000000"/>
+              <w:bottom w:val="single" w:sz="4" w:space="0" w:color="000000"/>
+            </w:tcBorders>
+            <w:vAlign w:val="bottom"/>
+          </w:tcPr>
+          <w:p>
+            <w:pPr>
+              <w:pStyle w:val="Normal"/>
+              <w:widowControl w:val="false"/>
+              <w:spacing w:lineRule="auto" w:line="180"/>
+              <w:jc w:val="center"/>
+              <w:rPr>
+                <w:sz w:val="16"/>
+                <w:szCs w:val="16"/>
+              </w:rPr>
+            </w:pPr>
+            <w:r>
+              <w:rPr>
+                <w:sz w:val="16"/>
+                <w:szCs w:val="16"/>
+              </w:rPr>
+              <w:t>Cab Light</w:t>
+            </w:r>
+          </w:p>
+        </w:tc>
+        <w:tc>
+          <w:tcPr>
+            <w:tcW w:w="1016" w:type="dxa"/>
+            <w:tcBorders>
+              <w:top w:val="single" w:sz="4" w:space="0" w:color="000000"/>
+              <w:left w:val="single" w:sz="4" w:space="0" w:color="000000"/>
+              <w:bottom w:val="single" w:sz="4" w:space="0" w:color="000000"/>
+            </w:tcBorders>
+            <w:vAlign w:val="bottom"/>
+          </w:tcPr>
+          <w:p>
+            <w:pPr>
+              <w:pStyle w:val="Normal"/>
+              <w:widowControl w:val="false"/>
+              <w:spacing w:lineRule="auto" w:line="180"/>
+              <w:jc w:val="center"/>
+              <w:rPr>
+                <w:sz w:val="16"/>
+                <w:szCs w:val="16"/>
+              </w:rPr>
+            </w:pPr>
+            <w:r>
+              <w:rPr>
+                <w:rFonts w:eastAsia="arial" w:ascii="arial" w:hAnsi="arial"/>
+                <w:color w:val="000000"/>
+                <w:sz w:val="16"/>
+                <w:szCs w:val="16"/>
+              </w:rPr>
+              <w:t>1-Person</w:t>
+            </w:r>
+          </w:p>
+        </w:tc>
+        <w:tc>
+          <w:tcPr>
+            <w:tcW w:w="1029" w:type="dxa"/>
+            <w:tcBorders>
+              <w:top w:val="single" w:sz="4" w:space="0" w:color="000000"/>
+              <w:left w:val="single" w:sz="4" w:space="0" w:color="000000"/>
+              <w:bottom w:val="single" w:sz="4" w:space="0" w:color="000000"/>
+              <w:right w:val="single" w:sz="4" w:space="0" w:color="000000"/>
+            </w:tcBorders>
+            <w:vAlign w:val="bottom"/>
+          </w:tcPr>
+          <w:p>
+            <w:pPr>
+              <w:pStyle w:val="Normal"/>
+              <w:widowControl w:val="false"/>
+              <w:spacing w:lineRule="auto" w:line="180"/>
+              <w:jc w:val="center"/>
+              <w:rPr>
+                <w:sz w:val="16"/>
+                <w:szCs w:val="16"/>
+              </w:rPr>
+            </w:pPr>
+            <w:r>
+              <w:rPr>
+                <w:rFonts w:eastAsia="arial" w:ascii="arial" w:hAnsi="arial"/>
+                <w:color w:val="000000"/>
+                <w:sz w:val="16"/>
+                <w:szCs w:val="16"/>
+              </w:rPr>
+              <w:t>Next</w:t>
+            </w:r>
+          </w:p>
+          <w:p>
+            <w:pPr>
+              <w:pStyle w:val="Normal"/>
+              <w:widowControl w:val="false"/>
+              <w:spacing w:lineRule="auto" w:line="180"/>
+              <w:jc w:val="center"/>
+              <w:rPr>
+                <w:sz w:val="16"/>
+                <w:szCs w:val="16"/>
+              </w:rPr>
+            </w:pPr>
+            <w:r>
+              <w:rPr>
+                <w:rFonts w:eastAsia="arial" w:ascii="arial" w:hAnsi="arial"/>
+                <w:color w:val="000000"/>
+                <w:sz w:val="16"/>
+                <w:szCs w:val="16"/>
+              </w:rPr>
+              <w:t>Cab Cam</w:t>
+            </w:r>
+          </w:p>
+        </w:tc>
+      </w:tr>
+    </w:tbl>
+    <w:p>
+      <w:pPr>
+        <w:pStyle w:val="Normal"/>
+        <w:rPr>
+          <w:color w:val="000000"/>
+          <w:sz w:val="16"/>
+          <w:szCs w:val="16"/>
+        </w:rPr>
+      </w:pPr>
+      <w:r>
+        <w:rPr>
+          <w:rFonts w:eastAsia="arial" w:ascii="arial" w:hAnsi="arial"/>
+          <w:color w:val="000000"/>
+          <w:sz w:val="16"/>
+          <w:szCs w:val="16"/>
+        </w:rPr>
+        <w:tab/>
         <w:t xml:space="preserve">           </w:t>
       </w:r>
       <w:r>
@@ -21123,7 +22258,7 @@
           <w:sz w:val="16"/>
           <w:szCs w:val="16"/>
         </w:rPr>
-        <w:t>F125</w:t>
+        <w:t>F59PHR</w:t>
       </w:r>
       <w:r>
         <w:rPr>
@@ -21296,7 +22431,7 @@
                 <w:sz w:val="16"/>
                 <w:szCs w:val="16"/>
               </w:rPr>
-              <w:t>Alerter</w:t>
+              <w:t>TMS</w:t>
             </w:r>
           </w:p>
         </w:tc>
@@ -21328,7 +22463,7 @@
                 <w:sz w:val="16"/>
                 <w:szCs w:val="16"/>
               </w:rPr>
-              <w:t>Fuel Pump</w:t>
+              <w:t>Control &amp; Fuel Pump</w:t>
             </w:r>
           </w:p>
         </w:tc>
@@ -21397,21 +22532,22 @@
             <w:pPr>
               <w:pStyle w:val="Normal"/>
               <w:widowControl w:val="false"/>
-              <w:jc w:val="center"/>
-              <w:rPr>
-                <w:color w:val="000000"/>
-                <w:sz w:val="16"/>
-                <w:szCs w:val="16"/>
-              </w:rPr>
-            </w:pPr>
-            <w:r>
-              <w:rPr>
-                <w:rFonts w:eastAsia="arial" w:ascii="arial" w:hAnsi="arial"/>
-                <w:color w:val="000000"/>
-                <w:sz w:val="16"/>
-                <w:szCs w:val="16"/>
-              </w:rPr>
-              <w:t>EFCO Reset</w:t>
+              <w:spacing w:lineRule="auto" w:line="180"/>
+              <w:jc w:val="center"/>
+              <w:rPr>
+                <w:color w:val="000000"/>
+                <w:sz w:val="16"/>
+                <w:szCs w:val="16"/>
+              </w:rPr>
+            </w:pPr>
+            <w:r>
+              <w:rPr>
+                <w:rFonts w:eastAsia="arial" w:ascii="arial" w:hAnsi="arial"/>
+                <w:color w:val="000000"/>
+                <w:sz w:val="16"/>
+                <w:szCs w:val="16"/>
+              </w:rPr>
+              <w:t>HEP Stop</w:t>
             </w:r>
           </w:p>
         </w:tc>
@@ -22719,12 +23855,12 @@
       <w:rFonts w:ascii="Symbol" w:hAnsi="Symbol" w:cs="Symbol"/>
     </w:rPr>
   </w:style>
-  <w:style w:type="character" w:styleId="Style5" w:customStyle="1">
-    <w:name w:val="번호 매기기 기호"/>
+  <w:style w:type="character" w:styleId="user" w:customStyle="1">
+    <w:name w:val="번호 매기기 기호 (user)"/>
     <w:qFormat/>
     <w:rPr/>
   </w:style>
-  <w:style w:type="paragraph" w:styleId="Style6">
+  <w:style w:type="paragraph" w:styleId="Style5">
     <w:name w:val="제목"/>
     <w:basedOn w:val="Normal"/>
     <w:next w:val="BodyText"/>
@@ -22734,7 +23870,7 @@
       <w:spacing w:before="240" w:after="120"/>
     </w:pPr>
     <w:rPr>
-      <w:rFonts w:ascii="Liberation Sans" w:hAnsi="Liberation Sans" w:eastAsia="나눔고딕" w:cs="Arial"/>
+      <w:rFonts w:ascii="Liberation Sans" w:hAnsi="Liberation Sans" w:eastAsia="Noto Sans CJK KR" w:cs="Lohit Devanagari"/>
       <w:sz w:val="28"/>
       <w:szCs w:val="28"/>
     </w:rPr>
@@ -22771,7 +23907,7 @@
       <w:szCs w:val="24"/>
     </w:rPr>
   </w:style>
-  <w:style w:type="paragraph" w:styleId="Style7">
+  <w:style w:type="paragraph" w:styleId="Style6" w:customStyle="1">
     <w:name w:val="색인"/>
     <w:basedOn w:val="Normal"/>
     <w:qFormat/>
@@ -22779,11 +23915,10 @@
       <w:suppressLineNumbers/>
     </w:pPr>
     <w:rPr>
-      <w:rFonts w:cs="Arial"/>
-      <w:sz w:val="24"/>
+      <w:rFonts w:cs="Lohit Devanagari"/>
     </w:rPr>
   </w:style>
-  <w:style w:type="paragraph" w:styleId="user">
+  <w:style w:type="paragraph" w:styleId="user1">
     <w:name w:val="제목 (user)"/>
     <w:basedOn w:val="Normal"/>
     <w:next w:val="BodyText"/>
@@ -22793,12 +23928,12 @@
       <w:spacing w:before="240" w:after="120"/>
     </w:pPr>
     <w:rPr>
-      <w:rFonts w:ascii="Liberation Sans" w:hAnsi="Liberation Sans" w:eastAsia="Noto Sans CJK KR" w:cs="Lohit Devanagari"/>
+      <w:rFonts w:ascii="Liberation Sans" w:hAnsi="Liberation Sans" w:eastAsia="나눔고딕" w:cs="Arial"/>
       <w:sz w:val="28"/>
       <w:szCs w:val="28"/>
     </w:rPr>
   </w:style>
-  <w:style w:type="paragraph" w:styleId="user1" w:customStyle="1">
+  <w:style w:type="paragraph" w:styleId="user2">
     <w:name w:val="색인 (user)"/>
     <w:basedOn w:val="Normal"/>
     <w:qFormat/>
@@ -22806,7 +23941,8 @@
       <w:suppressLineNumbers/>
     </w:pPr>
     <w:rPr>
-      <w:rFonts w:cs="Lohit Devanagari"/>
+      <w:rFonts w:cs="Arial"/>
+      <w:sz w:val="24"/>
     </w:rPr>
   </w:style>
   <w:style w:type="paragraph" w:styleId="Title">
@@ -23488,8 +24624,8 @@
       <w:szCs w:val="24"/>
     </w:rPr>
   </w:style>
-  <w:style w:type="paragraph" w:styleId="user2" w:customStyle="1">
-    <w:name w:val="표 내용 (user)"/>
+  <w:style w:type="paragraph" w:styleId="Style7" w:customStyle="1">
+    <w:name w:val="표 내용"/>
     <w:basedOn w:val="Normal"/>
     <w:qFormat/>
     <w:pPr>
@@ -23497,9 +24633,9 @@
     </w:pPr>
     <w:rPr/>
   </w:style>
-  <w:style w:type="paragraph" w:styleId="user3" w:customStyle="1">
-    <w:name w:val="표제목 (user)"/>
-    <w:basedOn w:val="user2"/>
+  <w:style w:type="paragraph" w:styleId="Style8" w:customStyle="1">
+    <w:name w:val="표제목"/>
+    <w:basedOn w:val="Style7"/>
     <w:qFormat/>
     <w:pPr>
       <w:jc w:val="center"/>
@@ -23509,8 +24645,8 @@
       <w:bCs/>
     </w:rPr>
   </w:style>
-  <w:style w:type="paragraph" w:styleId="Style8">
-    <w:name w:val="표 내용"/>
+  <w:style w:type="paragraph" w:styleId="user3">
+    <w:name w:val="표 내용 (user)"/>
     <w:basedOn w:val="Normal"/>
     <w:qFormat/>
     <w:pPr>
@@ -23519,9 +24655,9 @@
     </w:pPr>
     <w:rPr/>
   </w:style>
-  <w:style w:type="paragraph" w:styleId="Style9">
-    <w:name w:val="표제목"/>
-    <w:basedOn w:val="Style8"/>
+  <w:style w:type="paragraph" w:styleId="user4">
+    <w:name w:val="표제목 (user)"/>
+    <w:basedOn w:val="user3"/>
     <w:qFormat/>
     <w:pPr>
       <w:suppressLineNumbers/>

--- a/raildriver-USA-Remapped.docx
+++ b/raildriver-USA-Remapped.docx
@@ -21687,6 +21687,1142 @@
           <w:sz w:val="16"/>
           <w:szCs w:val="16"/>
         </w:rPr>
+        <w:t xml:space="preserve">    F59PHR-1</w:t>
+      </w:r>
+    </w:p>
+    <w:tbl>
+      <w:tblPr>
+        <w:tblW w:w="14248" w:type="dxa"/>
+        <w:jc w:val="left"/>
+        <w:tblInd w:w="-5" w:type="dxa"/>
+        <w:tblLayout w:type="fixed"/>
+        <w:tblCellMar>
+          <w:top w:w="0" w:type="dxa"/>
+          <w:left w:w="108" w:type="dxa"/>
+          <w:bottom w:w="0" w:type="dxa"/>
+          <w:right w:w="108" w:type="dxa"/>
+        </w:tblCellMar>
+        <w:tblLook w:firstRow="1" w:noVBand="1" w:lastRow="0" w:firstColumn="1" w:lastColumn="0" w:noHBand="0" w:val="04a0"/>
+      </w:tblPr>
+      <w:tblGrid>
+        <w:gridCol w:w="1017"/>
+        <w:gridCol w:w="1019"/>
+        <w:gridCol w:w="1014"/>
+        <w:gridCol w:w="1016"/>
+        <w:gridCol w:w="1020"/>
+        <w:gridCol w:w="1016"/>
+        <w:gridCol w:w="1016"/>
+        <w:gridCol w:w="1017"/>
+        <w:gridCol w:w="1016"/>
+        <w:gridCol w:w="1020"/>
+        <w:gridCol w:w="1016"/>
+        <w:gridCol w:w="1016"/>
+        <w:gridCol w:w="1016"/>
+        <w:gridCol w:w="1029"/>
+      </w:tblGrid>
+      <w:tr>
+        <w:trPr>
+          <w:trHeight w:val="440" w:hRule="exact"/>
+          <w:cantSplit w:val="true"/>
+        </w:trPr>
+        <w:tc>
+          <w:tcPr>
+            <w:tcW w:w="1017" w:type="dxa"/>
+            <w:tcBorders>
+              <w:top w:val="single" w:sz="4" w:space="0" w:color="000000"/>
+              <w:left w:val="single" w:sz="4" w:space="0" w:color="000000"/>
+              <w:bottom w:val="single" w:sz="4" w:space="0" w:color="000000"/>
+            </w:tcBorders>
+            <w:vAlign w:val="bottom"/>
+          </w:tcPr>
+          <w:p>
+            <w:pPr>
+              <w:pStyle w:val="Normal"/>
+              <w:widowControl w:val="false"/>
+              <w:spacing w:lineRule="auto" w:line="180" w:before="0" w:after="60"/>
+              <w:jc w:val="center"/>
+              <w:rPr>
+                <w:color w:val="000000"/>
+                <w:sz w:val="16"/>
+                <w:szCs w:val="16"/>
+              </w:rPr>
+            </w:pPr>
+            <w:r>
+              <w:rPr>
+                <w:rFonts w:eastAsia="arial" w:ascii="arial" w:hAnsi="arial"/>
+                <w:b/>
+                <w:color w:val="000000"/>
+                <w:sz w:val="16"/>
+                <w:szCs w:val="16"/>
+              </w:rPr>
+              <w:t>Pause</w:t>
+            </w:r>
+          </w:p>
+        </w:tc>
+        <w:tc>
+          <w:tcPr>
+            <w:tcW w:w="1019" w:type="dxa"/>
+            <w:tcBorders>
+              <w:top w:val="single" w:sz="4" w:space="0" w:color="000000"/>
+              <w:left w:val="single" w:sz="4" w:space="0" w:color="000000"/>
+              <w:bottom w:val="single" w:sz="4" w:space="0" w:color="000000"/>
+            </w:tcBorders>
+            <w:vAlign w:val="bottom"/>
+          </w:tcPr>
+          <w:p>
+            <w:pPr>
+              <w:pStyle w:val="Normal"/>
+              <w:widowControl w:val="false"/>
+              <w:spacing w:lineRule="auto" w:line="180"/>
+              <w:jc w:val="center"/>
+              <w:rPr>
+                <w:color w:val="000000"/>
+                <w:sz w:val="16"/>
+                <w:szCs w:val="16"/>
+              </w:rPr>
+            </w:pPr>
+            <w:r>
+              <w:rPr>
+                <w:color w:val="000000"/>
+                <w:sz w:val="16"/>
+                <w:szCs w:val="16"/>
+              </w:rPr>
+              <w:t>Reverser Handle</w:t>
+            </w:r>
+          </w:p>
+        </w:tc>
+        <w:tc>
+          <w:tcPr>
+            <w:tcW w:w="1014" w:type="dxa"/>
+            <w:tcBorders>
+              <w:top w:val="single" w:sz="4" w:space="0" w:color="000000"/>
+              <w:left w:val="single" w:sz="4" w:space="0" w:color="000000"/>
+              <w:bottom w:val="single" w:sz="4" w:space="0" w:color="000000"/>
+            </w:tcBorders>
+            <w:vAlign w:val="bottom"/>
+          </w:tcPr>
+          <w:p>
+            <w:pPr>
+              <w:pStyle w:val="Normal"/>
+              <w:widowControl w:val="false"/>
+              <w:jc w:val="center"/>
+              <w:rPr>
+                <w:rFonts w:ascii="arial" w:hAnsi="arial" w:eastAsia="arial"/>
+                <w:color w:val="000000"/>
+                <w:sz w:val="16"/>
+                <w:szCs w:val="16"/>
+              </w:rPr>
+            </w:pPr>
+            <w:r>
+              <w:rPr>
+                <w:rFonts w:eastAsia="arial" w:ascii="arial" w:hAnsi="arial"/>
+                <w:color w:val="000000"/>
+                <w:sz w:val="16"/>
+                <w:szCs w:val="16"/>
+              </w:rPr>
+              <w:t>Engine Start</w:t>
+            </w:r>
+          </w:p>
+        </w:tc>
+        <w:tc>
+          <w:tcPr>
+            <w:tcW w:w="1016" w:type="dxa"/>
+            <w:tcBorders>
+              <w:top w:val="single" w:sz="4" w:space="0" w:color="000000"/>
+              <w:left w:val="single" w:sz="4" w:space="0" w:color="000000"/>
+              <w:bottom w:val="single" w:sz="4" w:space="0" w:color="000000"/>
+            </w:tcBorders>
+            <w:vAlign w:val="bottom"/>
+          </w:tcPr>
+          <w:p>
+            <w:pPr>
+              <w:pStyle w:val="Normal"/>
+              <w:widowControl w:val="false"/>
+              <w:spacing w:lineRule="auto" w:line="180"/>
+              <w:jc w:val="center"/>
+              <w:rPr>
+                <w:color w:val="000000"/>
+                <w:sz w:val="16"/>
+                <w:szCs w:val="16"/>
+              </w:rPr>
+            </w:pPr>
+            <w:r>
+              <w:rPr>
+                <w:color w:val="000000"/>
+                <w:sz w:val="16"/>
+                <w:szCs w:val="16"/>
+              </w:rPr>
+              <w:t>Engine Run</w:t>
+            </w:r>
+          </w:p>
+        </w:tc>
+        <w:tc>
+          <w:tcPr>
+            <w:tcW w:w="1020" w:type="dxa"/>
+            <w:tcBorders>
+              <w:top w:val="single" w:sz="4" w:space="0" w:color="000000"/>
+              <w:left w:val="single" w:sz="4" w:space="0" w:color="000000"/>
+              <w:bottom w:val="single" w:sz="4" w:space="0" w:color="000000"/>
+            </w:tcBorders>
+            <w:vAlign w:val="bottom"/>
+          </w:tcPr>
+          <w:p>
+            <w:pPr>
+              <w:pStyle w:val="Normal"/>
+              <w:widowControl w:val="false"/>
+              <w:spacing w:lineRule="auto" w:line="180"/>
+              <w:jc w:val="center"/>
+              <w:rPr>
+                <w:color w:val="000000"/>
+                <w:sz w:val="16"/>
+                <w:szCs w:val="16"/>
+              </w:rPr>
+            </w:pPr>
+            <w:r>
+              <w:rPr>
+                <w:color w:val="000000"/>
+                <w:sz w:val="16"/>
+                <w:szCs w:val="16"/>
+              </w:rPr>
+              <w:t>Generator Field</w:t>
+            </w:r>
+          </w:p>
+        </w:tc>
+        <w:tc>
+          <w:tcPr>
+            <w:tcW w:w="1016" w:type="dxa"/>
+            <w:tcBorders>
+              <w:top w:val="single" w:sz="4" w:space="0" w:color="000000"/>
+              <w:left w:val="single" w:sz="4" w:space="0" w:color="000000"/>
+              <w:bottom w:val="single" w:sz="4" w:space="0" w:color="000000"/>
+            </w:tcBorders>
+            <w:vAlign w:val="bottom"/>
+          </w:tcPr>
+          <w:p>
+            <w:pPr>
+              <w:pStyle w:val="Normal"/>
+              <w:widowControl w:val="false"/>
+              <w:jc w:val="center"/>
+              <w:rPr>
+                <w:color w:val="000000"/>
+                <w:sz w:val="16"/>
+                <w:szCs w:val="16"/>
+              </w:rPr>
+            </w:pPr>
+            <w:r>
+              <w:rPr>
+                <w:color w:val="000000"/>
+                <w:sz w:val="16"/>
+                <w:szCs w:val="16"/>
+              </w:rPr>
+              <w:t>Brake</w:t>
+            </w:r>
+          </w:p>
+          <w:p>
+            <w:pPr>
+              <w:pStyle w:val="Normal"/>
+              <w:widowControl w:val="false"/>
+              <w:jc w:val="center"/>
+              <w:rPr>
+                <w:color w:val="000000"/>
+                <w:sz w:val="16"/>
+                <w:szCs w:val="16"/>
+              </w:rPr>
+            </w:pPr>
+            <w:r>
+              <w:rPr>
+                <w:color w:val="000000"/>
+                <w:sz w:val="16"/>
+                <w:szCs w:val="16"/>
+              </w:rPr>
+              <w:t>Lead</w:t>
+            </w:r>
+          </w:p>
+        </w:tc>
+        <w:tc>
+          <w:tcPr>
+            <w:tcW w:w="1016" w:type="dxa"/>
+            <w:tcBorders>
+              <w:top w:val="single" w:sz="4" w:space="0" w:color="000000"/>
+              <w:left w:val="single" w:sz="4" w:space="0" w:color="000000"/>
+              <w:bottom w:val="single" w:sz="4" w:space="0" w:color="000000"/>
+            </w:tcBorders>
+            <w:vAlign w:val="bottom"/>
+          </w:tcPr>
+          <w:p>
+            <w:pPr>
+              <w:pStyle w:val="Normal"/>
+              <w:widowControl w:val="false"/>
+              <w:spacing w:lineRule="auto" w:line="180"/>
+              <w:jc w:val="center"/>
+              <w:rPr>
+                <w:color w:val="000000"/>
+                <w:sz w:val="16"/>
+                <w:szCs w:val="16"/>
+              </w:rPr>
+            </w:pPr>
+            <w:r>
+              <w:rPr>
+                <w:color w:val="000000"/>
+                <w:sz w:val="16"/>
+                <w:szCs w:val="16"/>
+              </w:rPr>
+              <w:t>HEP Start</w:t>
+            </w:r>
+          </w:p>
+        </w:tc>
+        <w:tc>
+          <w:tcPr>
+            <w:tcW w:w="1017" w:type="dxa"/>
+            <w:tcBorders>
+              <w:top w:val="single" w:sz="4" w:space="0" w:color="000000"/>
+              <w:left w:val="single" w:sz="4" w:space="0" w:color="000000"/>
+              <w:bottom w:val="single" w:sz="4" w:space="0" w:color="000000"/>
+            </w:tcBorders>
+            <w:vAlign w:val="bottom"/>
+          </w:tcPr>
+          <w:p>
+            <w:pPr>
+              <w:pStyle w:val="Normal"/>
+              <w:widowControl w:val="false"/>
+              <w:jc w:val="center"/>
+              <w:rPr>
+                <w:color w:val="000000"/>
+                <w:sz w:val="16"/>
+                <w:szCs w:val="16"/>
+              </w:rPr>
+            </w:pPr>
+            <w:r>
+              <w:rPr>
+                <w:rFonts w:eastAsia="arial" w:ascii="arial" w:hAnsi="arial"/>
+                <w:color w:val="000000"/>
+                <w:sz w:val="16"/>
+                <w:szCs w:val="16"/>
+              </w:rPr>
+              <w:t>Isolation Run</w:t>
+            </w:r>
+          </w:p>
+        </w:tc>
+        <w:tc>
+          <w:tcPr>
+            <w:tcW w:w="1016" w:type="dxa"/>
+            <w:tcBorders>
+              <w:top w:val="single" w:sz="4" w:space="0" w:color="000000"/>
+              <w:left w:val="single" w:sz="4" w:space="0" w:color="000000"/>
+              <w:bottom w:val="single" w:sz="4" w:space="0" w:color="000000"/>
+            </w:tcBorders>
+            <w:vAlign w:val="bottom"/>
+          </w:tcPr>
+          <w:p>
+            <w:pPr>
+              <w:pStyle w:val="Normal"/>
+              <w:widowControl w:val="false"/>
+              <w:jc w:val="center"/>
+              <w:rPr>
+                <w:sz w:val="16"/>
+                <w:szCs w:val="16"/>
+              </w:rPr>
+            </w:pPr>
+            <w:r>
+              <w:rPr>
+                <w:sz w:val="16"/>
+                <w:szCs w:val="16"/>
+              </w:rPr>
+              <w:t>Rear HL Up</w:t>
+            </w:r>
+          </w:p>
+        </w:tc>
+        <w:tc>
+          <w:tcPr>
+            <w:tcW w:w="1020" w:type="dxa"/>
+            <w:tcBorders>
+              <w:top w:val="single" w:sz="4" w:space="0" w:color="000000"/>
+              <w:left w:val="single" w:sz="4" w:space="0" w:color="000000"/>
+              <w:bottom w:val="single" w:sz="4" w:space="0" w:color="000000"/>
+            </w:tcBorders>
+            <w:vAlign w:val="bottom"/>
+          </w:tcPr>
+          <w:p>
+            <w:pPr>
+              <w:pStyle w:val="Normal"/>
+              <w:widowControl w:val="false"/>
+              <w:jc w:val="center"/>
+              <w:rPr>
+                <w:color w:val="000000"/>
+                <w:sz w:val="16"/>
+                <w:szCs w:val="16"/>
+              </w:rPr>
+            </w:pPr>
+            <w:r>
+              <w:rPr>
+                <w:rFonts w:eastAsia="arial" w:ascii="arial" w:hAnsi="arial"/>
+                <w:color w:val="000000"/>
+                <w:sz w:val="16"/>
+                <w:szCs w:val="16"/>
+              </w:rPr>
+              <w:t>HEP On</w:t>
+            </w:r>
+          </w:p>
+        </w:tc>
+        <w:tc>
+          <w:tcPr>
+            <w:tcW w:w="1016" w:type="dxa"/>
+            <w:tcBorders>
+              <w:top w:val="single" w:sz="4" w:space="0" w:color="000000"/>
+              <w:left w:val="single" w:sz="4" w:space="0" w:color="000000"/>
+              <w:bottom w:val="single" w:sz="4" w:space="0" w:color="000000"/>
+            </w:tcBorders>
+            <w:vAlign w:val="bottom"/>
+          </w:tcPr>
+          <w:p>
+            <w:pPr>
+              <w:pStyle w:val="Normal"/>
+              <w:widowControl w:val="false"/>
+              <w:spacing w:lineRule="auto" w:line="180"/>
+              <w:jc w:val="center"/>
+              <w:rPr>
+                <w:sz w:val="16"/>
+                <w:szCs w:val="16"/>
+              </w:rPr>
+            </w:pPr>
+            <w:r>
+              <w:rPr>
+                <w:rFonts w:eastAsia="arial" w:ascii="arial" w:hAnsi="arial"/>
+                <w:color w:val="000000"/>
+                <w:sz w:val="16"/>
+                <w:szCs w:val="16"/>
+              </w:rPr>
+              <w:t>Gauge Light</w:t>
+            </w:r>
+          </w:p>
+        </w:tc>
+        <w:tc>
+          <w:tcPr>
+            <w:tcW w:w="1016" w:type="dxa"/>
+            <w:tcBorders>
+              <w:top w:val="single" w:sz="4" w:space="0" w:color="000000"/>
+              <w:left w:val="single" w:sz="4" w:space="0" w:color="000000"/>
+              <w:bottom w:val="single" w:sz="4" w:space="0" w:color="000000"/>
+            </w:tcBorders>
+            <w:vAlign w:val="bottom"/>
+          </w:tcPr>
+          <w:p>
+            <w:pPr>
+              <w:pStyle w:val="Normal"/>
+              <w:widowControl w:val="false"/>
+              <w:spacing w:lineRule="auto" w:line="180"/>
+              <w:jc w:val="center"/>
+              <w:rPr>
+                <w:sz w:val="16"/>
+                <w:szCs w:val="16"/>
+              </w:rPr>
+            </w:pPr>
+            <w:r>
+              <w:rPr>
+                <w:sz w:val="16"/>
+                <w:szCs w:val="16"/>
+              </w:rPr>
+              <w:t>Cab Light</w:t>
+            </w:r>
+          </w:p>
+        </w:tc>
+        <w:tc>
+          <w:tcPr>
+            <w:tcW w:w="1016" w:type="dxa"/>
+            <w:tcBorders>
+              <w:top w:val="single" w:sz="4" w:space="0" w:color="000000"/>
+              <w:left w:val="single" w:sz="4" w:space="0" w:color="000000"/>
+              <w:bottom w:val="single" w:sz="4" w:space="0" w:color="000000"/>
+            </w:tcBorders>
+            <w:vAlign w:val="bottom"/>
+          </w:tcPr>
+          <w:p>
+            <w:pPr>
+              <w:pStyle w:val="Normal"/>
+              <w:widowControl w:val="false"/>
+              <w:spacing w:lineRule="auto" w:line="180"/>
+              <w:jc w:val="center"/>
+              <w:rPr>
+                <w:sz w:val="16"/>
+                <w:szCs w:val="16"/>
+              </w:rPr>
+            </w:pPr>
+            <w:r>
+              <w:rPr>
+                <w:rFonts w:eastAsia="arial" w:ascii="arial" w:hAnsi="arial"/>
+                <w:color w:val="000000"/>
+                <w:sz w:val="16"/>
+                <w:szCs w:val="16"/>
+              </w:rPr>
+              <w:t>1-Person</w:t>
+            </w:r>
+          </w:p>
+        </w:tc>
+        <w:tc>
+          <w:tcPr>
+            <w:tcW w:w="1029" w:type="dxa"/>
+            <w:tcBorders>
+              <w:top w:val="single" w:sz="4" w:space="0" w:color="000000"/>
+              <w:left w:val="single" w:sz="4" w:space="0" w:color="000000"/>
+              <w:bottom w:val="single" w:sz="4" w:space="0" w:color="000000"/>
+              <w:right w:val="single" w:sz="4" w:space="0" w:color="000000"/>
+            </w:tcBorders>
+            <w:vAlign w:val="bottom"/>
+          </w:tcPr>
+          <w:p>
+            <w:pPr>
+              <w:pStyle w:val="Normal"/>
+              <w:widowControl w:val="false"/>
+              <w:spacing w:lineRule="auto" w:line="180"/>
+              <w:jc w:val="center"/>
+              <w:rPr>
+                <w:sz w:val="16"/>
+                <w:szCs w:val="16"/>
+              </w:rPr>
+            </w:pPr>
+            <w:r>
+              <w:rPr>
+                <w:rFonts w:eastAsia="arial" w:ascii="arial" w:hAnsi="arial"/>
+                <w:color w:val="000000"/>
+                <w:sz w:val="16"/>
+                <w:szCs w:val="16"/>
+              </w:rPr>
+              <w:t>Next</w:t>
+            </w:r>
+          </w:p>
+          <w:p>
+            <w:pPr>
+              <w:pStyle w:val="Normal"/>
+              <w:widowControl w:val="false"/>
+              <w:spacing w:lineRule="auto" w:line="180"/>
+              <w:jc w:val="center"/>
+              <w:rPr>
+                <w:sz w:val="16"/>
+                <w:szCs w:val="16"/>
+              </w:rPr>
+            </w:pPr>
+            <w:r>
+              <w:rPr>
+                <w:rFonts w:eastAsia="arial" w:ascii="arial" w:hAnsi="arial"/>
+                <w:color w:val="000000"/>
+                <w:sz w:val="16"/>
+                <w:szCs w:val="16"/>
+              </w:rPr>
+              <w:t>Cab Cam</w:t>
+            </w:r>
+          </w:p>
+        </w:tc>
+      </w:tr>
+    </w:tbl>
+    <w:p>
+      <w:pPr>
+        <w:pStyle w:val="Normal"/>
+        <w:rPr>
+          <w:color w:val="000000"/>
+          <w:sz w:val="16"/>
+          <w:szCs w:val="16"/>
+        </w:rPr>
+      </w:pPr>
+      <w:r>
+        <w:rPr>
+          <w:rFonts w:eastAsia="arial" w:ascii="arial" w:hAnsi="arial"/>
+          <w:color w:val="000000"/>
+          <w:sz w:val="16"/>
+          <w:szCs w:val="16"/>
+        </w:rPr>
+        <w:tab/>
+        <w:t xml:space="preserve">           F59PHR-2</w:t>
+      </w:r>
+    </w:p>
+    <w:tbl>
+      <w:tblPr>
+        <w:tblW w:w="14248" w:type="dxa"/>
+        <w:jc w:val="left"/>
+        <w:tblInd w:w="-5" w:type="dxa"/>
+        <w:tblLayout w:type="fixed"/>
+        <w:tblCellMar>
+          <w:top w:w="0" w:type="dxa"/>
+          <w:left w:w="108" w:type="dxa"/>
+          <w:bottom w:w="0" w:type="dxa"/>
+          <w:right w:w="108" w:type="dxa"/>
+        </w:tblCellMar>
+        <w:tblLook w:firstRow="1" w:noVBand="1" w:lastRow="0" w:firstColumn="1" w:lastColumn="0" w:noHBand="0" w:val="04a0"/>
+      </w:tblPr>
+      <w:tblGrid>
+        <w:gridCol w:w="1017"/>
+        <w:gridCol w:w="1019"/>
+        <w:gridCol w:w="1014"/>
+        <w:gridCol w:w="1016"/>
+        <w:gridCol w:w="1020"/>
+        <w:gridCol w:w="1016"/>
+        <w:gridCol w:w="1016"/>
+        <w:gridCol w:w="1017"/>
+        <w:gridCol w:w="1016"/>
+        <w:gridCol w:w="1020"/>
+        <w:gridCol w:w="1016"/>
+        <w:gridCol w:w="1016"/>
+        <w:gridCol w:w="1016"/>
+        <w:gridCol w:w="1029"/>
+      </w:tblGrid>
+      <w:tr>
+        <w:trPr>
+          <w:trHeight w:val="440" w:hRule="exact"/>
+          <w:cantSplit w:val="true"/>
+        </w:trPr>
+        <w:tc>
+          <w:tcPr>
+            <w:tcW w:w="1017" w:type="dxa"/>
+            <w:tcBorders>
+              <w:top w:val="single" w:sz="4" w:space="0" w:color="000000"/>
+              <w:left w:val="single" w:sz="4" w:space="0" w:color="000000"/>
+              <w:bottom w:val="single" w:sz="4" w:space="0" w:color="000000"/>
+            </w:tcBorders>
+            <w:vAlign w:val="bottom"/>
+          </w:tcPr>
+          <w:p>
+            <w:pPr>
+              <w:pStyle w:val="Normal"/>
+              <w:widowControl w:val="false"/>
+              <w:spacing w:lineRule="auto" w:line="180" w:before="0" w:after="60"/>
+              <w:jc w:val="center"/>
+              <w:rPr>
+                <w:b/>
+                <w:bCs/>
+              </w:rPr>
+            </w:pPr>
+            <w:r>
+              <w:rPr>
+                <w:b/>
+                <w:bCs/>
+                <w:color w:val="000000"/>
+                <w:sz w:val="16"/>
+                <w:szCs w:val="16"/>
+              </w:rPr>
+              <w:t>HUD</w:t>
+            </w:r>
+          </w:p>
+        </w:tc>
+        <w:tc>
+          <w:tcPr>
+            <w:tcW w:w="1019" w:type="dxa"/>
+            <w:tcBorders>
+              <w:top w:val="single" w:sz="4" w:space="0" w:color="000000"/>
+              <w:left w:val="single" w:sz="4" w:space="0" w:color="000000"/>
+              <w:bottom w:val="single" w:sz="4" w:space="0" w:color="000000"/>
+            </w:tcBorders>
+            <w:vAlign w:val="bottom"/>
+          </w:tcPr>
+          <w:p>
+            <w:pPr>
+              <w:pStyle w:val="Normal"/>
+              <w:widowControl w:val="false"/>
+              <w:spacing w:lineRule="auto" w:line="180"/>
+              <w:jc w:val="center"/>
+              <w:rPr>
+                <w:color w:val="000000"/>
+                <w:sz w:val="16"/>
+                <w:szCs w:val="16"/>
+              </w:rPr>
+            </w:pPr>
+            <w:r>
+              <w:rPr>
+                <w:color w:val="000000"/>
+                <w:sz w:val="16"/>
+                <w:szCs w:val="16"/>
+              </w:rPr>
+              <w:t>Schedule</w:t>
+            </w:r>
+          </w:p>
+        </w:tc>
+        <w:tc>
+          <w:tcPr>
+            <w:tcW w:w="1014" w:type="dxa"/>
+            <w:tcBorders>
+              <w:top w:val="single" w:sz="4" w:space="0" w:color="000000"/>
+              <w:left w:val="single" w:sz="4" w:space="0" w:color="000000"/>
+              <w:bottom w:val="single" w:sz="4" w:space="0" w:color="000000"/>
+            </w:tcBorders>
+            <w:vAlign w:val="bottom"/>
+          </w:tcPr>
+          <w:p>
+            <w:pPr>
+              <w:pStyle w:val="Normal"/>
+              <w:widowControl w:val="false"/>
+              <w:spacing w:lineRule="auto" w:line="180"/>
+              <w:jc w:val="center"/>
+              <w:rPr>
+                <w:color w:val="000000"/>
+                <w:sz w:val="16"/>
+                <w:szCs w:val="16"/>
+              </w:rPr>
+            </w:pPr>
+            <w:r>
+              <w:rPr>
+                <w:rFonts w:eastAsia="arial" w:ascii="arial" w:hAnsi="arial"/>
+                <w:color w:val="000000"/>
+                <w:sz w:val="16"/>
+                <w:szCs w:val="16"/>
+              </w:rPr>
+              <w:t>Engine Stop</w:t>
+            </w:r>
+          </w:p>
+        </w:tc>
+        <w:tc>
+          <w:tcPr>
+            <w:tcW w:w="1016" w:type="dxa"/>
+            <w:tcBorders>
+              <w:top w:val="single" w:sz="4" w:space="0" w:color="000000"/>
+              <w:left w:val="single" w:sz="4" w:space="0" w:color="000000"/>
+              <w:bottom w:val="single" w:sz="4" w:space="0" w:color="000000"/>
+            </w:tcBorders>
+            <w:vAlign w:val="bottom"/>
+          </w:tcPr>
+          <w:p>
+            <w:pPr>
+              <w:pStyle w:val="Normal"/>
+              <w:widowControl w:val="false"/>
+              <w:spacing w:lineRule="auto" w:line="180"/>
+              <w:jc w:val="center"/>
+              <w:rPr>
+                <w:color w:val="000000"/>
+                <w:sz w:val="16"/>
+                <w:szCs w:val="16"/>
+              </w:rPr>
+            </w:pPr>
+            <w:r>
+              <w:rPr>
+                <w:color w:val="000000"/>
+                <w:sz w:val="16"/>
+                <w:szCs w:val="16"/>
+              </w:rPr>
+              <w:t>TMS</w:t>
+            </w:r>
+          </w:p>
+        </w:tc>
+        <w:tc>
+          <w:tcPr>
+            <w:tcW w:w="1020" w:type="dxa"/>
+            <w:tcBorders>
+              <w:top w:val="single" w:sz="4" w:space="0" w:color="000000"/>
+              <w:left w:val="single" w:sz="4" w:space="0" w:color="000000"/>
+              <w:bottom w:val="single" w:sz="4" w:space="0" w:color="000000"/>
+            </w:tcBorders>
+            <w:vAlign w:val="bottom"/>
+          </w:tcPr>
+          <w:p>
+            <w:pPr>
+              <w:pStyle w:val="Normal"/>
+              <w:widowControl w:val="false"/>
+              <w:spacing w:lineRule="auto" w:line="180"/>
+              <w:jc w:val="center"/>
+              <w:rPr>
+                <w:color w:val="000000"/>
+                <w:sz w:val="16"/>
+                <w:szCs w:val="16"/>
+              </w:rPr>
+            </w:pPr>
+            <w:r>
+              <w:rPr>
+                <w:color w:val="000000"/>
+                <w:sz w:val="16"/>
+                <w:szCs w:val="16"/>
+              </w:rPr>
+              <w:t>Control &amp; Fuel Pump</w:t>
+            </w:r>
+          </w:p>
+        </w:tc>
+        <w:tc>
+          <w:tcPr>
+            <w:tcW w:w="1016" w:type="dxa"/>
+            <w:tcBorders>
+              <w:top w:val="single" w:sz="4" w:space="0" w:color="000000"/>
+              <w:left w:val="single" w:sz="4" w:space="0" w:color="000000"/>
+              <w:bottom w:val="single" w:sz="4" w:space="0" w:color="000000"/>
+            </w:tcBorders>
+            <w:vAlign w:val="bottom"/>
+          </w:tcPr>
+          <w:p>
+            <w:pPr>
+              <w:pStyle w:val="Normal"/>
+              <w:widowControl w:val="false"/>
+              <w:jc w:val="center"/>
+              <w:rPr>
+                <w:color w:val="000000"/>
+                <w:sz w:val="16"/>
+                <w:szCs w:val="16"/>
+              </w:rPr>
+            </w:pPr>
+            <w:r>
+              <w:rPr>
+                <w:color w:val="000000"/>
+                <w:sz w:val="16"/>
+                <w:szCs w:val="16"/>
+              </w:rPr>
+              <w:t>Brake</w:t>
+            </w:r>
+          </w:p>
+          <w:p>
+            <w:pPr>
+              <w:pStyle w:val="Normal"/>
+              <w:widowControl w:val="false"/>
+              <w:jc w:val="center"/>
+              <w:rPr>
+                <w:color w:val="000000"/>
+                <w:sz w:val="16"/>
+                <w:szCs w:val="16"/>
+              </w:rPr>
+            </w:pPr>
+            <w:r>
+              <w:rPr>
+                <w:color w:val="000000"/>
+                <w:sz w:val="16"/>
+                <w:szCs w:val="16"/>
+              </w:rPr>
+              <w:t>Trail</w:t>
+            </w:r>
+          </w:p>
+        </w:tc>
+        <w:tc>
+          <w:tcPr>
+            <w:tcW w:w="1016" w:type="dxa"/>
+            <w:tcBorders>
+              <w:top w:val="single" w:sz="4" w:space="0" w:color="000000"/>
+              <w:left w:val="single" w:sz="4" w:space="0" w:color="000000"/>
+              <w:bottom w:val="single" w:sz="4" w:space="0" w:color="000000"/>
+            </w:tcBorders>
+            <w:vAlign w:val="bottom"/>
+          </w:tcPr>
+          <w:p>
+            <w:pPr>
+              <w:pStyle w:val="Normal"/>
+              <w:widowControl w:val="false"/>
+              <w:spacing w:lineRule="auto" w:line="180"/>
+              <w:jc w:val="center"/>
+              <w:rPr>
+                <w:color w:val="000000"/>
+                <w:sz w:val="16"/>
+                <w:szCs w:val="16"/>
+              </w:rPr>
+            </w:pPr>
+            <w:r>
+              <w:rPr>
+                <w:rFonts w:eastAsia="arial" w:ascii="arial" w:hAnsi="arial"/>
+                <w:color w:val="000000"/>
+                <w:sz w:val="16"/>
+                <w:szCs w:val="16"/>
+              </w:rPr>
+              <w:t>HEP Stop</w:t>
+            </w:r>
+          </w:p>
+        </w:tc>
+        <w:tc>
+          <w:tcPr>
+            <w:tcW w:w="1017" w:type="dxa"/>
+            <w:tcBorders>
+              <w:top w:val="single" w:sz="4" w:space="0" w:color="000000"/>
+              <w:left w:val="single" w:sz="4" w:space="0" w:color="000000"/>
+              <w:bottom w:val="single" w:sz="4" w:space="0" w:color="000000"/>
+            </w:tcBorders>
+            <w:vAlign w:val="bottom"/>
+          </w:tcPr>
+          <w:p>
+            <w:pPr>
+              <w:pStyle w:val="Normal"/>
+              <w:widowControl w:val="false"/>
+              <w:jc w:val="center"/>
+              <w:rPr>
+                <w:color w:val="000000"/>
+                <w:sz w:val="16"/>
+                <w:szCs w:val="16"/>
+              </w:rPr>
+            </w:pPr>
+            <w:r>
+              <w:rPr>
+                <w:rFonts w:eastAsia="arial" w:ascii="arial" w:hAnsi="arial"/>
+                <w:color w:val="000000"/>
+                <w:sz w:val="16"/>
+                <w:szCs w:val="16"/>
+              </w:rPr>
+              <w:t>Isolation Start Iso.</w:t>
+            </w:r>
+          </w:p>
+        </w:tc>
+        <w:tc>
+          <w:tcPr>
+            <w:tcW w:w="1016" w:type="dxa"/>
+            <w:tcBorders>
+              <w:top w:val="single" w:sz="4" w:space="0" w:color="000000"/>
+              <w:left w:val="single" w:sz="4" w:space="0" w:color="000000"/>
+              <w:bottom w:val="single" w:sz="4" w:space="0" w:color="000000"/>
+            </w:tcBorders>
+            <w:vAlign w:val="bottom"/>
+          </w:tcPr>
+          <w:p>
+            <w:pPr>
+              <w:pStyle w:val="Normal"/>
+              <w:widowControl w:val="false"/>
+              <w:jc w:val="center"/>
+              <w:rPr>
+                <w:sz w:val="16"/>
+                <w:szCs w:val="16"/>
+              </w:rPr>
+            </w:pPr>
+            <w:r>
+              <w:rPr>
+                <w:rFonts w:eastAsia="arial" w:ascii="arial" w:hAnsi="arial"/>
+                <w:color w:val="000000"/>
+                <w:sz w:val="16"/>
+                <w:szCs w:val="16"/>
+              </w:rPr>
+              <w:t>Rear HL Down</w:t>
+            </w:r>
+          </w:p>
+        </w:tc>
+        <w:tc>
+          <w:tcPr>
+            <w:tcW w:w="1020" w:type="dxa"/>
+            <w:tcBorders>
+              <w:top w:val="single" w:sz="4" w:space="0" w:color="000000"/>
+              <w:left w:val="single" w:sz="4" w:space="0" w:color="000000"/>
+              <w:bottom w:val="single" w:sz="4" w:space="0" w:color="000000"/>
+            </w:tcBorders>
+            <w:vAlign w:val="bottom"/>
+          </w:tcPr>
+          <w:p>
+            <w:pPr>
+              <w:pStyle w:val="Normal"/>
+              <w:widowControl w:val="false"/>
+              <w:jc w:val="center"/>
+              <w:rPr>
+                <w:color w:val="000000"/>
+                <w:sz w:val="16"/>
+                <w:szCs w:val="16"/>
+              </w:rPr>
+            </w:pPr>
+            <w:r>
+              <w:rPr>
+                <w:rFonts w:eastAsia="arial" w:ascii="arial" w:hAnsi="arial"/>
+                <w:color w:val="000000"/>
+                <w:sz w:val="16"/>
+                <w:szCs w:val="16"/>
+              </w:rPr>
+              <w:t>HEP Off</w:t>
+            </w:r>
+          </w:p>
+        </w:tc>
+        <w:tc>
+          <w:tcPr>
+            <w:tcW w:w="1016" w:type="dxa"/>
+            <w:tcBorders>
+              <w:top w:val="single" w:sz="4" w:space="0" w:color="000000"/>
+              <w:left w:val="single" w:sz="4" w:space="0" w:color="000000"/>
+              <w:bottom w:val="single" w:sz="4" w:space="0" w:color="000000"/>
+            </w:tcBorders>
+            <w:vAlign w:val="bottom"/>
+          </w:tcPr>
+          <w:p>
+            <w:pPr>
+              <w:pStyle w:val="Normal"/>
+              <w:widowControl w:val="false"/>
+              <w:spacing w:lineRule="auto" w:line="180"/>
+              <w:jc w:val="center"/>
+              <w:rPr>
+                <w:sz w:val="16"/>
+                <w:szCs w:val="16"/>
+              </w:rPr>
+            </w:pPr>
+            <w:r>
+              <w:rPr>
+                <w:rFonts w:eastAsia="arial" w:ascii="arial" w:hAnsi="arial"/>
+                <w:color w:val="000000"/>
+                <w:sz w:val="16"/>
+                <w:szCs w:val="16"/>
+              </w:rPr>
+              <w:t>Step Light</w:t>
+            </w:r>
+          </w:p>
+        </w:tc>
+        <w:tc>
+          <w:tcPr>
+            <w:tcW w:w="1016" w:type="dxa"/>
+            <w:tcBorders>
+              <w:top w:val="single" w:sz="4" w:space="0" w:color="000000"/>
+              <w:left w:val="single" w:sz="4" w:space="0" w:color="000000"/>
+              <w:bottom w:val="single" w:sz="4" w:space="0" w:color="000000"/>
+            </w:tcBorders>
+            <w:vAlign w:val="bottom"/>
+          </w:tcPr>
+          <w:p>
+            <w:pPr>
+              <w:pStyle w:val="Normal"/>
+              <w:widowControl w:val="false"/>
+              <w:spacing w:lineRule="auto" w:line="180"/>
+              <w:jc w:val="center"/>
+              <w:rPr>
+                <w:sz w:val="16"/>
+                <w:szCs w:val="16"/>
+              </w:rPr>
+            </w:pPr>
+            <w:r>
+              <w:rPr>
+                <w:sz w:val="16"/>
+                <w:szCs w:val="16"/>
+              </w:rPr>
+              <w:t>Marker Light</w:t>
+            </w:r>
+          </w:p>
+        </w:tc>
+        <w:tc>
+          <w:tcPr>
+            <w:tcW w:w="1016" w:type="dxa"/>
+            <w:tcBorders>
+              <w:top w:val="single" w:sz="4" w:space="0" w:color="000000"/>
+              <w:left w:val="single" w:sz="4" w:space="0" w:color="000000"/>
+              <w:bottom w:val="single" w:sz="4" w:space="0" w:color="000000"/>
+            </w:tcBorders>
+            <w:vAlign w:val="bottom"/>
+          </w:tcPr>
+          <w:p>
+            <w:pPr>
+              <w:pStyle w:val="Normal"/>
+              <w:widowControl w:val="false"/>
+              <w:spacing w:lineRule="auto" w:line="180"/>
+              <w:jc w:val="center"/>
+              <w:rPr>
+                <w:sz w:val="16"/>
+                <w:szCs w:val="16"/>
+              </w:rPr>
+            </w:pPr>
+            <w:r>
+              <w:rPr>
+                <w:rFonts w:eastAsia="arial" w:ascii="arial" w:hAnsi="arial"/>
+                <w:color w:val="000000"/>
+                <w:sz w:val="16"/>
+                <w:szCs w:val="16"/>
+              </w:rPr>
+              <w:t>Exterior</w:t>
+            </w:r>
+          </w:p>
+          <w:p>
+            <w:pPr>
+              <w:pStyle w:val="Normal"/>
+              <w:widowControl w:val="false"/>
+              <w:spacing w:lineRule="auto" w:line="180"/>
+              <w:jc w:val="center"/>
+              <w:rPr>
+                <w:sz w:val="16"/>
+                <w:szCs w:val="16"/>
+              </w:rPr>
+            </w:pPr>
+            <w:r>
+              <w:rPr>
+                <w:rFonts w:eastAsia="arial" w:ascii="arial" w:hAnsi="arial"/>
+                <w:color w:val="000000"/>
+                <w:sz w:val="16"/>
+                <w:szCs w:val="16"/>
+              </w:rPr>
+              <w:t>Camera</w:t>
+            </w:r>
+          </w:p>
+        </w:tc>
+        <w:tc>
+          <w:tcPr>
+            <w:tcW w:w="1029" w:type="dxa"/>
+            <w:tcBorders>
+              <w:top w:val="single" w:sz="4" w:space="0" w:color="000000"/>
+              <w:left w:val="single" w:sz="4" w:space="0" w:color="000000"/>
+              <w:bottom w:val="single" w:sz="4" w:space="0" w:color="000000"/>
+              <w:right w:val="single" w:sz="4" w:space="0" w:color="000000"/>
+            </w:tcBorders>
+            <w:vAlign w:val="bottom"/>
+          </w:tcPr>
+          <w:p>
+            <w:pPr>
+              <w:pStyle w:val="Normal"/>
+              <w:widowControl w:val="false"/>
+              <w:spacing w:lineRule="auto" w:line="180"/>
+              <w:jc w:val="center"/>
+              <w:rPr>
+                <w:sz w:val="16"/>
+                <w:szCs w:val="16"/>
+              </w:rPr>
+            </w:pPr>
+            <w:r>
+              <w:rPr>
+                <w:rFonts w:eastAsia="arial" w:ascii="arial" w:hAnsi="arial"/>
+                <w:color w:val="000000"/>
+                <w:sz w:val="16"/>
+                <w:szCs w:val="16"/>
+              </w:rPr>
+              <w:t>Prev</w:t>
+            </w:r>
+          </w:p>
+          <w:p>
+            <w:pPr>
+              <w:pStyle w:val="Normal"/>
+              <w:widowControl w:val="false"/>
+              <w:spacing w:lineRule="auto" w:line="180"/>
+              <w:jc w:val="center"/>
+              <w:rPr>
+                <w:sz w:val="16"/>
+                <w:szCs w:val="16"/>
+              </w:rPr>
+            </w:pPr>
+            <w:r>
+              <w:rPr>
+                <w:rFonts w:eastAsia="arial" w:ascii="arial" w:hAnsi="arial"/>
+                <w:color w:val="000000"/>
+                <w:sz w:val="16"/>
+                <w:szCs w:val="16"/>
+              </w:rPr>
+              <w:t>Cab Cam</w:t>
+            </w:r>
+          </w:p>
+        </w:tc>
+      </w:tr>
+    </w:tbl>
+    <w:p>
+      <w:pPr>
+        <w:pStyle w:val="Normal"/>
+        <w:rPr>
+          <w:color w:val="000000"/>
+          <w:sz w:val="16"/>
+          <w:szCs w:val="16"/>
+        </w:rPr>
+      </w:pPr>
+      <w:r>
+        <w:rPr>
+          <w:color w:val="000000"/>
+          <w:sz w:val="16"/>
+          <w:szCs w:val="16"/>
+        </w:rPr>
+      </w:r>
+    </w:p>
+    <w:p>
+      <w:pPr>
+        <w:pStyle w:val="Normal"/>
+        <w:rPr>
+          <w:color w:val="000000"/>
+          <w:sz w:val="16"/>
+          <w:szCs w:val="16"/>
+        </w:rPr>
+      </w:pPr>
+      <w:r>
+        <w:rPr>
+          <w:color w:val="000000"/>
+          <w:sz w:val="16"/>
+          <w:szCs w:val="16"/>
+        </w:rPr>
+        <w:tab/>
+        <w:t xml:space="preserve">       </w:t>
+      </w:r>
+      <w:r>
+        <w:rPr>
+          <w:rFonts w:eastAsia="arial" w:ascii="arial" w:hAnsi="arial"/>
+          <w:color w:val="000000"/>
+          <w:sz w:val="16"/>
+          <w:szCs w:val="16"/>
+        </w:rPr>
         <w:t xml:space="preserve">    </w:t>
       </w:r>
       <w:r>
@@ -21696,7 +22832,7 @@
           <w:sz w:val="16"/>
           <w:szCs w:val="16"/>
         </w:rPr>
-        <w:t>F59PHR</w:t>
+        <w:t>Rotem Bi-level Cab Car</w:t>
       </w:r>
       <w:r>
         <w:rPr>
@@ -21823,49 +22959,17 @@
             <w:pPr>
               <w:pStyle w:val="Normal"/>
               <w:widowControl w:val="false"/>
-              <w:jc w:val="center"/>
-              <w:rPr>
-                <w:rFonts w:ascii="arial" w:hAnsi="arial" w:eastAsia="arial"/>
-                <w:color w:val="000000"/>
-                <w:sz w:val="16"/>
-                <w:szCs w:val="16"/>
-              </w:rPr>
-            </w:pPr>
-            <w:r>
-              <w:rPr>
-                <w:rFonts w:eastAsia="arial" w:ascii="arial" w:hAnsi="arial"/>
-                <w:color w:val="000000"/>
-                <w:sz w:val="16"/>
-                <w:szCs w:val="16"/>
-              </w:rPr>
-              <w:t>Engine Start</w:t>
-            </w:r>
-          </w:p>
-        </w:tc>
-        <w:tc>
-          <w:tcPr>
-            <w:tcW w:w="1016" w:type="dxa"/>
-            <w:tcBorders>
-              <w:top w:val="single" w:sz="4" w:space="0" w:color="000000"/>
-              <w:left w:val="single" w:sz="4" w:space="0" w:color="000000"/>
-              <w:bottom w:val="single" w:sz="4" w:space="0" w:color="000000"/>
-            </w:tcBorders>
-            <w:vAlign w:val="bottom"/>
-          </w:tcPr>
-          <w:p>
-            <w:pPr>
-              <w:pStyle w:val="Normal"/>
-              <w:widowControl w:val="false"/>
-              <w:spacing w:lineRule="auto" w:line="180"/>
-              <w:jc w:val="center"/>
-              <w:rPr>
-                <w:color w:val="000000"/>
-                <w:sz w:val="16"/>
-                <w:szCs w:val="16"/>
-              </w:rPr>
-            </w:pPr>
-            <w:r>
-              <w:rPr>
+              <w:spacing w:lineRule="auto" w:line="180"/>
+              <w:jc w:val="center"/>
+              <w:rPr>
+                <w:color w:val="000000"/>
+                <w:sz w:val="16"/>
+                <w:szCs w:val="16"/>
+              </w:rPr>
+            </w:pPr>
+            <w:r>
+              <w:rPr>
+                <w:rFonts w:eastAsia="arial" w:ascii="arial" w:hAnsi="arial"/>
                 <w:color w:val="000000"/>
                 <w:sz w:val="16"/>
                 <w:szCs w:val="16"/>
@@ -21876,6 +22980,38 @@
         </w:tc>
         <w:tc>
           <w:tcPr>
+            <w:tcW w:w="1016" w:type="dxa"/>
+            <w:tcBorders>
+              <w:top w:val="single" w:sz="4" w:space="0" w:color="000000"/>
+              <w:left w:val="single" w:sz="4" w:space="0" w:color="000000"/>
+              <w:bottom w:val="single" w:sz="4" w:space="0" w:color="000000"/>
+            </w:tcBorders>
+            <w:vAlign w:val="bottom"/>
+          </w:tcPr>
+          <w:p>
+            <w:pPr>
+              <w:pStyle w:val="Normal"/>
+              <w:widowControl w:val="false"/>
+              <w:spacing w:lineRule="auto" w:line="180"/>
+              <w:jc w:val="center"/>
+              <w:rPr>
+                <w:color w:val="000000"/>
+                <w:sz w:val="16"/>
+                <w:szCs w:val="16"/>
+              </w:rPr>
+            </w:pPr>
+            <w:r>
+              <w:rPr>
+                <w:color w:val="000000"/>
+                <w:sz w:val="16"/>
+                <w:szCs w:val="16"/>
+              </w:rPr>
+              <w:t>ATS</w:t>
+            </w:r>
+          </w:p>
+        </w:tc>
+        <w:tc>
+          <w:tcPr>
             <w:tcW w:w="1020" w:type="dxa"/>
             <w:tcBorders>
               <w:top w:val="single" w:sz="4" w:space="0" w:color="000000"/>
@@ -21953,39 +23089,34 @@
                 <w:sz w:val="16"/>
                 <w:szCs w:val="16"/>
               </w:rPr>
-              <w:t>Lead</w:t>
-            </w:r>
-          </w:p>
-        </w:tc>
-        <w:tc>
-          <w:tcPr>
-            <w:tcW w:w="1016" w:type="dxa"/>
-            <w:tcBorders>
-              <w:top w:val="single" w:sz="4" w:space="0" w:color="000000"/>
-              <w:left w:val="single" w:sz="4" w:space="0" w:color="000000"/>
-              <w:bottom w:val="single" w:sz="4" w:space="0" w:color="000000"/>
-            </w:tcBorders>
-            <w:vAlign w:val="bottom"/>
-          </w:tcPr>
-          <w:p>
-            <w:pPr>
-              <w:pStyle w:val="Normal"/>
-              <w:widowControl w:val="false"/>
-              <w:spacing w:lineRule="auto" w:line="180"/>
-              <w:jc w:val="center"/>
-              <w:rPr>
-                <w:color w:val="000000"/>
-                <w:sz w:val="16"/>
-                <w:szCs w:val="16"/>
-              </w:rPr>
-            </w:pPr>
-            <w:r>
-              <w:rPr>
-                <w:color w:val="000000"/>
-                <w:sz w:val="16"/>
-                <w:szCs w:val="16"/>
-              </w:rPr>
-              <w:t>HEP Start</w:t>
+              <w:t>Cut-In</w:t>
+            </w:r>
+          </w:p>
+        </w:tc>
+        <w:tc>
+          <w:tcPr>
+            <w:tcW w:w="1016" w:type="dxa"/>
+            <w:tcBorders>
+              <w:top w:val="single" w:sz="4" w:space="0" w:color="000000"/>
+              <w:left w:val="single" w:sz="4" w:space="0" w:color="000000"/>
+              <w:bottom w:val="single" w:sz="4" w:space="0" w:color="000000"/>
+            </w:tcBorders>
+            <w:vAlign w:val="bottom"/>
+          </w:tcPr>
+          <w:p>
+            <w:pPr>
+              <w:pStyle w:val="Normal"/>
+              <w:widowControl w:val="false"/>
+              <w:spacing w:lineRule="auto" w:line="180"/>
+              <w:jc w:val="center"/>
+              <w:rPr>
+                <w:color w:val="000000"/>
+                <w:sz w:val="16"/>
+                <w:szCs w:val="16"/>
+              </w:rPr>
+            </w:pPr>
+            <w:r>
+              <w:rPr/>
             </w:r>
           </w:p>
         </w:tc>
@@ -22011,42 +23142,39 @@
               </w:rPr>
             </w:pPr>
             <w:r>
-              <w:rPr>
-                <w:rFonts w:eastAsia="arial" w:ascii="arial" w:hAnsi="arial"/>
-                <w:color w:val="000000"/>
-                <w:sz w:val="16"/>
-                <w:szCs w:val="16"/>
-              </w:rPr>
-              <w:t>Isolation Run</w:t>
-            </w:r>
-          </w:p>
-        </w:tc>
-        <w:tc>
-          <w:tcPr>
-            <w:tcW w:w="1016" w:type="dxa"/>
-            <w:tcBorders>
-              <w:top w:val="single" w:sz="4" w:space="0" w:color="000000"/>
-              <w:left w:val="single" w:sz="4" w:space="0" w:color="000000"/>
-              <w:bottom w:val="single" w:sz="4" w:space="0" w:color="000000"/>
-            </w:tcBorders>
-            <w:vAlign w:val="bottom"/>
-          </w:tcPr>
-          <w:p>
-            <w:pPr>
-              <w:pStyle w:val="Normal"/>
-              <w:widowControl w:val="false"/>
-              <w:jc w:val="center"/>
-              <w:rPr>
-                <w:sz w:val="16"/>
-                <w:szCs w:val="16"/>
-              </w:rPr>
-            </w:pPr>
-            <w:r>
-              <w:rPr>
-                <w:sz w:val="16"/>
-                <w:szCs w:val="16"/>
-              </w:rPr>
-              <w:t>Rear HL Up</w:t>
+              <w:rPr/>
+            </w:r>
+          </w:p>
+        </w:tc>
+        <w:tc>
+          <w:tcPr>
+            <w:tcW w:w="1016" w:type="dxa"/>
+            <w:tcBorders>
+              <w:top w:val="single" w:sz="4" w:space="0" w:color="000000"/>
+              <w:left w:val="single" w:sz="4" w:space="0" w:color="000000"/>
+              <w:bottom w:val="single" w:sz="4" w:space="0" w:color="000000"/>
+            </w:tcBorders>
+            <w:vAlign w:val="bottom"/>
+          </w:tcPr>
+          <w:p>
+            <w:pPr>
+              <w:pStyle w:val="Normal"/>
+              <w:widowControl w:val="false"/>
+              <w:jc w:val="center"/>
+              <w:rPr>
+                <w:color w:val="000000"/>
+                <w:sz w:val="16"/>
+                <w:szCs w:val="16"/>
+              </w:rPr>
+            </w:pPr>
+            <w:r>
+              <w:rPr>
+                <w:rFonts w:eastAsia="arial" w:ascii="arial" w:hAnsi="arial"/>
+                <w:color w:val="000000"/>
+                <w:sz w:val="16"/>
+                <w:szCs w:val="16"/>
+              </w:rPr>
+              <w:t>HEP Alarm Cut-Out</w:t>
             </w:r>
           </w:p>
         </w:tc>
@@ -22078,39 +23206,38 @@
                 <w:sz w:val="16"/>
                 <w:szCs w:val="16"/>
               </w:rPr>
-              <w:t>HEP On</w:t>
-            </w:r>
-          </w:p>
-        </w:tc>
-        <w:tc>
-          <w:tcPr>
-            <w:tcW w:w="1016" w:type="dxa"/>
-            <w:tcBorders>
-              <w:top w:val="single" w:sz="4" w:space="0" w:color="000000"/>
-              <w:left w:val="single" w:sz="4" w:space="0" w:color="000000"/>
-              <w:bottom w:val="single" w:sz="4" w:space="0" w:color="000000"/>
-            </w:tcBorders>
-            <w:vAlign w:val="bottom"/>
-          </w:tcPr>
-          <w:p>
-            <w:pPr>
-              <w:pStyle w:val="Normal"/>
-              <w:widowControl w:val="false"/>
-              <w:spacing w:lineRule="auto" w:line="180"/>
-              <w:jc w:val="center"/>
-              <w:rPr>
-                <w:sz w:val="16"/>
-                <w:szCs w:val="16"/>
-              </w:rPr>
-            </w:pPr>
-            <w:r>
-              <w:rPr>
-                <w:rFonts w:eastAsia="arial" w:ascii="arial" w:hAnsi="arial"/>
-                <w:color w:val="000000"/>
-                <w:sz w:val="16"/>
-                <w:szCs w:val="16"/>
-              </w:rPr>
-              <w:t>Gauge Light</w:t>
+              <w:t>Number Light</w:t>
+            </w:r>
+          </w:p>
+        </w:tc>
+        <w:tc>
+          <w:tcPr>
+            <w:tcW w:w="1016" w:type="dxa"/>
+            <w:tcBorders>
+              <w:top w:val="single" w:sz="4" w:space="0" w:color="000000"/>
+              <w:left w:val="single" w:sz="4" w:space="0" w:color="000000"/>
+              <w:bottom w:val="single" w:sz="4" w:space="0" w:color="000000"/>
+            </w:tcBorders>
+            <w:vAlign w:val="bottom"/>
+          </w:tcPr>
+          <w:p>
+            <w:pPr>
+              <w:pStyle w:val="Normal"/>
+              <w:widowControl w:val="false"/>
+              <w:jc w:val="center"/>
+              <w:rPr>
+                <w:sz w:val="16"/>
+                <w:szCs w:val="16"/>
+              </w:rPr>
+            </w:pPr>
+            <w:r>
+              <w:rPr>
+                <w:rFonts w:eastAsia="arial" w:ascii="arial" w:hAnsi="arial"/>
+                <w:color w:val="000000"/>
+                <w:sz w:val="16"/>
+                <w:szCs w:val="16"/>
+              </w:rPr>
+              <w:t>Gauge Light Up</w:t>
             </w:r>
           </w:p>
         </w:tc>
@@ -22232,6 +23359,24 @@
         </w:tc>
       </w:tr>
     </w:tbl>
+    <w:p>
+      <w:pPr>
+        <w:pStyle w:val="Normal"/>
+        <w:rPr>
+          <w:color w:val="000000"/>
+          <w:sz w:val="16"/>
+          <w:szCs w:val="16"/>
+        </w:rPr>
+      </w:pPr>
+      <w:r>
+        <w:rPr>
+          <w:rFonts w:eastAsia="arial" w:ascii="arial" w:hAnsi="arial"/>
+          <w:color w:val="000000"/>
+          <w:sz w:val="16"/>
+          <w:szCs w:val="16"/>
+        </w:rPr>
+      </w:r>
+    </w:p>
     <w:p>
       <w:pPr>
         <w:pStyle w:val="Normal"/>
@@ -22258,7 +23403,7 @@
           <w:sz w:val="16"/>
           <w:szCs w:val="16"/>
         </w:rPr>
-        <w:t>F59PHR</w:t>
+        <w:t>Rotem Bi-level Cab Car</w:t>
       </w:r>
       <w:r>
         <w:rPr>
@@ -22399,7 +23544,7 @@
                 <w:sz w:val="16"/>
                 <w:szCs w:val="16"/>
               </w:rPr>
-              <w:t>Engine Stop</w:t>
+              <w:t>Cab Setup</w:t>
             </w:r>
           </w:p>
         </w:tc>
@@ -22463,7 +23608,7 @@
                 <w:sz w:val="16"/>
                 <w:szCs w:val="16"/>
               </w:rPr>
-              <w:t>Control &amp; Fuel Pump</w:t>
+              <w:t>Fuel Pump</w:t>
             </w:r>
           </w:p>
         </w:tc>
@@ -22514,40 +23659,34 @@
                 <w:sz w:val="16"/>
                 <w:szCs w:val="16"/>
               </w:rPr>
-              <w:t>Trail</w:t>
-            </w:r>
-          </w:p>
-        </w:tc>
-        <w:tc>
-          <w:tcPr>
-            <w:tcW w:w="1016" w:type="dxa"/>
-            <w:tcBorders>
-              <w:top w:val="single" w:sz="4" w:space="0" w:color="000000"/>
-              <w:left w:val="single" w:sz="4" w:space="0" w:color="000000"/>
-              <w:bottom w:val="single" w:sz="4" w:space="0" w:color="000000"/>
-            </w:tcBorders>
-            <w:vAlign w:val="bottom"/>
-          </w:tcPr>
-          <w:p>
-            <w:pPr>
-              <w:pStyle w:val="Normal"/>
-              <w:widowControl w:val="false"/>
-              <w:spacing w:lineRule="auto" w:line="180"/>
-              <w:jc w:val="center"/>
-              <w:rPr>
-                <w:color w:val="000000"/>
-                <w:sz w:val="16"/>
-                <w:szCs w:val="16"/>
-              </w:rPr>
-            </w:pPr>
-            <w:r>
-              <w:rPr>
-                <w:rFonts w:eastAsia="arial" w:ascii="arial" w:hAnsi="arial"/>
-                <w:color w:val="000000"/>
-                <w:sz w:val="16"/>
-                <w:szCs w:val="16"/>
-              </w:rPr>
-              <w:t>HEP Stop</w:t>
+              <w:t>Cut-Out</w:t>
+            </w:r>
+          </w:p>
+        </w:tc>
+        <w:tc>
+          <w:tcPr>
+            <w:tcW w:w="1016" w:type="dxa"/>
+            <w:tcBorders>
+              <w:top w:val="single" w:sz="4" w:space="0" w:color="000000"/>
+              <w:left w:val="single" w:sz="4" w:space="0" w:color="000000"/>
+              <w:bottom w:val="single" w:sz="4" w:space="0" w:color="000000"/>
+            </w:tcBorders>
+            <w:vAlign w:val="bottom"/>
+          </w:tcPr>
+          <w:p>
+            <w:pPr>
+              <w:pStyle w:val="Normal"/>
+              <w:widowControl w:val="false"/>
+              <w:spacing w:lineRule="auto" w:line="180"/>
+              <w:jc w:val="center"/>
+              <w:rPr>
+                <w:color w:val="000000"/>
+                <w:sz w:val="16"/>
+                <w:szCs w:val="16"/>
+              </w:rPr>
+            </w:pPr>
+            <w:r>
+              <w:rPr/>
             </w:r>
           </w:p>
         </w:tc>
@@ -22573,44 +23712,32 @@
               </w:rPr>
             </w:pPr>
             <w:r>
-              <w:rPr>
-                <w:rFonts w:eastAsia="arial" w:ascii="arial" w:hAnsi="arial"/>
-                <w:color w:val="000000"/>
-                <w:sz w:val="16"/>
-                <w:szCs w:val="16"/>
-              </w:rPr>
-              <w:t>Isolation Start Iso.</w:t>
-            </w:r>
-          </w:p>
-        </w:tc>
-        <w:tc>
-          <w:tcPr>
-            <w:tcW w:w="1016" w:type="dxa"/>
-            <w:tcBorders>
-              <w:top w:val="single" w:sz="4" w:space="0" w:color="000000"/>
-              <w:left w:val="single" w:sz="4" w:space="0" w:color="000000"/>
-              <w:bottom w:val="single" w:sz="4" w:space="0" w:color="000000"/>
-            </w:tcBorders>
-            <w:vAlign w:val="bottom"/>
-          </w:tcPr>
-          <w:p>
-            <w:pPr>
-              <w:pStyle w:val="Normal"/>
-              <w:widowControl w:val="false"/>
-              <w:jc w:val="center"/>
-              <w:rPr>
-                <w:sz w:val="16"/>
-                <w:szCs w:val="16"/>
-              </w:rPr>
-            </w:pPr>
-            <w:r>
-              <w:rPr>
-                <w:rFonts w:eastAsia="arial" w:ascii="arial" w:hAnsi="arial"/>
-                <w:color w:val="000000"/>
-                <w:sz w:val="16"/>
-                <w:szCs w:val="16"/>
-              </w:rPr>
-              <w:t>Rear HL Down</w:t>
+              <w:rPr/>
+            </w:r>
+          </w:p>
+        </w:tc>
+        <w:tc>
+          <w:tcPr>
+            <w:tcW w:w="1016" w:type="dxa"/>
+            <w:tcBorders>
+              <w:top w:val="single" w:sz="4" w:space="0" w:color="000000"/>
+              <w:left w:val="single" w:sz="4" w:space="0" w:color="000000"/>
+              <w:bottom w:val="single" w:sz="4" w:space="0" w:color="000000"/>
+            </w:tcBorders>
+            <w:vAlign w:val="bottom"/>
+          </w:tcPr>
+          <w:p>
+            <w:pPr>
+              <w:pStyle w:val="Normal"/>
+              <w:widowControl w:val="false"/>
+              <w:jc w:val="center"/>
+              <w:rPr>
+                <w:sz w:val="16"/>
+                <w:szCs w:val="16"/>
+              </w:rPr>
+            </w:pPr>
+            <w:r>
+              <w:rPr/>
             </w:r>
           </w:p>
         </w:tc>
@@ -22642,39 +23769,38 @@
                 <w:sz w:val="16"/>
                 <w:szCs w:val="16"/>
               </w:rPr>
-              <w:t>HEP Off</w:t>
-            </w:r>
-          </w:p>
-        </w:tc>
-        <w:tc>
-          <w:tcPr>
-            <w:tcW w:w="1016" w:type="dxa"/>
-            <w:tcBorders>
-              <w:top w:val="single" w:sz="4" w:space="0" w:color="000000"/>
-              <w:left w:val="single" w:sz="4" w:space="0" w:color="000000"/>
-              <w:bottom w:val="single" w:sz="4" w:space="0" w:color="000000"/>
-            </w:tcBorders>
-            <w:vAlign w:val="bottom"/>
-          </w:tcPr>
-          <w:p>
-            <w:pPr>
-              <w:pStyle w:val="Normal"/>
-              <w:widowControl w:val="false"/>
-              <w:spacing w:lineRule="auto" w:line="180"/>
-              <w:jc w:val="center"/>
-              <w:rPr>
-                <w:sz w:val="16"/>
-                <w:szCs w:val="16"/>
-              </w:rPr>
-            </w:pPr>
-            <w:r>
-              <w:rPr>
-                <w:rFonts w:eastAsia="arial" w:ascii="arial" w:hAnsi="arial"/>
-                <w:color w:val="000000"/>
-                <w:sz w:val="16"/>
-                <w:szCs w:val="16"/>
-              </w:rPr>
-              <w:t>Step Light</w:t>
+              <w:t>Aux Light Flash</w:t>
+            </w:r>
+          </w:p>
+        </w:tc>
+        <w:tc>
+          <w:tcPr>
+            <w:tcW w:w="1016" w:type="dxa"/>
+            <w:tcBorders>
+              <w:top w:val="single" w:sz="4" w:space="0" w:color="000000"/>
+              <w:left w:val="single" w:sz="4" w:space="0" w:color="000000"/>
+              <w:bottom w:val="single" w:sz="4" w:space="0" w:color="000000"/>
+            </w:tcBorders>
+            <w:vAlign w:val="bottom"/>
+          </w:tcPr>
+          <w:p>
+            <w:pPr>
+              <w:pStyle w:val="Normal"/>
+              <w:widowControl w:val="false"/>
+              <w:jc w:val="center"/>
+              <w:rPr>
+                <w:sz w:val="16"/>
+                <w:szCs w:val="16"/>
+              </w:rPr>
+            </w:pPr>
+            <w:r>
+              <w:rPr>
+                <w:rFonts w:eastAsia="arial" w:ascii="arial" w:hAnsi="arial"/>
+                <w:color w:val="000000"/>
+                <w:sz w:val="16"/>
+                <w:szCs w:val="16"/>
+              </w:rPr>
+              <w:t>Gauge Light Dw</w:t>
             </w:r>
           </w:p>
         </w:tc>
@@ -23855,12 +24981,12 @@
       <w:rFonts w:ascii="Symbol" w:hAnsi="Symbol" w:cs="Symbol"/>
     </w:rPr>
   </w:style>
-  <w:style w:type="character" w:styleId="user" w:customStyle="1">
-    <w:name w:val="번호 매기기 기호 (user)"/>
+  <w:style w:type="character" w:styleId="Style5" w:customStyle="1">
+    <w:name w:val="번호 매기기 기호"/>
     <w:qFormat/>
     <w:rPr/>
   </w:style>
-  <w:style w:type="paragraph" w:styleId="Style5">
+  <w:style w:type="paragraph" w:styleId="Style6">
     <w:name w:val="제목"/>
     <w:basedOn w:val="Normal"/>
     <w:next w:val="BodyText"/>
@@ -23870,7 +24996,7 @@
       <w:spacing w:before="240" w:after="120"/>
     </w:pPr>
     <w:rPr>
-      <w:rFonts w:ascii="Liberation Sans" w:hAnsi="Liberation Sans" w:eastAsia="Noto Sans CJK KR" w:cs="Lohit Devanagari"/>
+      <w:rFonts w:ascii="Liberation Sans" w:hAnsi="Liberation Sans" w:eastAsia="나눔고딕" w:cs="Arial"/>
       <w:sz w:val="28"/>
       <w:szCs w:val="28"/>
     </w:rPr>
@@ -23907,7 +25033,7 @@
       <w:szCs w:val="24"/>
     </w:rPr>
   </w:style>
-  <w:style w:type="paragraph" w:styleId="Style6" w:customStyle="1">
+  <w:style w:type="paragraph" w:styleId="Style7">
     <w:name w:val="색인"/>
     <w:basedOn w:val="Normal"/>
     <w:qFormat/>
@@ -23915,10 +25041,11 @@
       <w:suppressLineNumbers/>
     </w:pPr>
     <w:rPr>
-      <w:rFonts w:cs="Lohit Devanagari"/>
+      <w:rFonts w:cs="Arial"/>
+      <w:sz w:val="24"/>
     </w:rPr>
   </w:style>
-  <w:style w:type="paragraph" w:styleId="user1">
+  <w:style w:type="paragraph" w:styleId="user">
     <w:name w:val="제목 (user)"/>
     <w:basedOn w:val="Normal"/>
     <w:next w:val="BodyText"/>
@@ -23928,12 +25055,12 @@
       <w:spacing w:before="240" w:after="120"/>
     </w:pPr>
     <w:rPr>
-      <w:rFonts w:ascii="Liberation Sans" w:hAnsi="Liberation Sans" w:eastAsia="나눔고딕" w:cs="Arial"/>
+      <w:rFonts w:ascii="Liberation Sans" w:hAnsi="Liberation Sans" w:eastAsia="Noto Sans CJK KR" w:cs="Lohit Devanagari"/>
       <w:sz w:val="28"/>
       <w:szCs w:val="28"/>
     </w:rPr>
   </w:style>
-  <w:style w:type="paragraph" w:styleId="user2">
+  <w:style w:type="paragraph" w:styleId="user1" w:customStyle="1">
     <w:name w:val="색인 (user)"/>
     <w:basedOn w:val="Normal"/>
     <w:qFormat/>
@@ -23941,8 +25068,7 @@
       <w:suppressLineNumbers/>
     </w:pPr>
     <w:rPr>
-      <w:rFonts w:cs="Arial"/>
-      <w:sz w:val="24"/>
+      <w:rFonts w:cs="Lohit Devanagari"/>
     </w:rPr>
   </w:style>
   <w:style w:type="paragraph" w:styleId="Title">
@@ -24624,8 +25750,8 @@
       <w:szCs w:val="24"/>
     </w:rPr>
   </w:style>
-  <w:style w:type="paragraph" w:styleId="Style7" w:customStyle="1">
-    <w:name w:val="표 내용"/>
+  <w:style w:type="paragraph" w:styleId="user2" w:customStyle="1">
+    <w:name w:val="표 내용 (user)"/>
     <w:basedOn w:val="Normal"/>
     <w:qFormat/>
     <w:pPr>
@@ -24633,9 +25759,9 @@
     </w:pPr>
     <w:rPr/>
   </w:style>
-  <w:style w:type="paragraph" w:styleId="Style8" w:customStyle="1">
-    <w:name w:val="표제목"/>
-    <w:basedOn w:val="Style7"/>
+  <w:style w:type="paragraph" w:styleId="user3" w:customStyle="1">
+    <w:name w:val="표제목 (user)"/>
+    <w:basedOn w:val="user2"/>
     <w:qFormat/>
     <w:pPr>
       <w:jc w:val="center"/>
@@ -24645,8 +25771,8 @@
       <w:bCs/>
     </w:rPr>
   </w:style>
-  <w:style w:type="paragraph" w:styleId="user3">
-    <w:name w:val="표 내용 (user)"/>
+  <w:style w:type="paragraph" w:styleId="Style8">
+    <w:name w:val="표 내용"/>
     <w:basedOn w:val="Normal"/>
     <w:qFormat/>
     <w:pPr>
@@ -24655,9 +25781,9 @@
     </w:pPr>
     <w:rPr/>
   </w:style>
-  <w:style w:type="paragraph" w:styleId="user4">
-    <w:name w:val="표제목 (user)"/>
-    <w:basedOn w:val="user3"/>
+  <w:style w:type="paragraph" w:styleId="Style9">
+    <w:name w:val="표제목"/>
+    <w:basedOn w:val="Style8"/>
     <w:qFormat/>
     <w:pPr>
       <w:suppressLineNumbers/>

--- a/raildriver-USA-Remapped.docx
+++ b/raildriver-USA-Remapped.docx
@@ -22823,7 +22823,1142 @@
           <w:sz w:val="16"/>
           <w:szCs w:val="16"/>
         </w:rPr>
-        <w:t xml:space="preserve">    </w:t>
+        <w:t xml:space="preserve">    Rotem Bi-level Cab Car-1</w:t>
+      </w:r>
+    </w:p>
+    <w:tbl>
+      <w:tblPr>
+        <w:tblW w:w="14248" w:type="dxa"/>
+        <w:jc w:val="left"/>
+        <w:tblInd w:w="-5" w:type="dxa"/>
+        <w:tblLayout w:type="fixed"/>
+        <w:tblCellMar>
+          <w:top w:w="0" w:type="dxa"/>
+          <w:left w:w="108" w:type="dxa"/>
+          <w:bottom w:w="0" w:type="dxa"/>
+          <w:right w:w="108" w:type="dxa"/>
+        </w:tblCellMar>
+        <w:tblLook w:firstRow="1" w:noVBand="1" w:lastRow="0" w:firstColumn="1" w:lastColumn="0" w:noHBand="0" w:val="04a0"/>
+      </w:tblPr>
+      <w:tblGrid>
+        <w:gridCol w:w="1017"/>
+        <w:gridCol w:w="1019"/>
+        <w:gridCol w:w="1014"/>
+        <w:gridCol w:w="1016"/>
+        <w:gridCol w:w="1020"/>
+        <w:gridCol w:w="1016"/>
+        <w:gridCol w:w="1016"/>
+        <w:gridCol w:w="1017"/>
+        <w:gridCol w:w="1016"/>
+        <w:gridCol w:w="1020"/>
+        <w:gridCol w:w="1016"/>
+        <w:gridCol w:w="1016"/>
+        <w:gridCol w:w="1016"/>
+        <w:gridCol w:w="1029"/>
+      </w:tblGrid>
+      <w:tr>
+        <w:trPr>
+          <w:trHeight w:val="440" w:hRule="exact"/>
+          <w:cantSplit w:val="true"/>
+        </w:trPr>
+        <w:tc>
+          <w:tcPr>
+            <w:tcW w:w="1017" w:type="dxa"/>
+            <w:tcBorders>
+              <w:top w:val="single" w:sz="4" w:space="0" w:color="000000"/>
+              <w:left w:val="single" w:sz="4" w:space="0" w:color="000000"/>
+              <w:bottom w:val="single" w:sz="4" w:space="0" w:color="000000"/>
+            </w:tcBorders>
+            <w:vAlign w:val="bottom"/>
+          </w:tcPr>
+          <w:p>
+            <w:pPr>
+              <w:pStyle w:val="Normal"/>
+              <w:widowControl w:val="false"/>
+              <w:spacing w:lineRule="auto" w:line="180" w:before="0" w:after="60"/>
+              <w:jc w:val="center"/>
+              <w:rPr>
+                <w:color w:val="000000"/>
+                <w:sz w:val="16"/>
+                <w:szCs w:val="16"/>
+              </w:rPr>
+            </w:pPr>
+            <w:r>
+              <w:rPr>
+                <w:rFonts w:eastAsia="arial" w:ascii="arial" w:hAnsi="arial"/>
+                <w:b/>
+                <w:color w:val="000000"/>
+                <w:sz w:val="16"/>
+                <w:szCs w:val="16"/>
+              </w:rPr>
+              <w:t>Pause</w:t>
+            </w:r>
+          </w:p>
+        </w:tc>
+        <w:tc>
+          <w:tcPr>
+            <w:tcW w:w="1019" w:type="dxa"/>
+            <w:tcBorders>
+              <w:top w:val="single" w:sz="4" w:space="0" w:color="000000"/>
+              <w:left w:val="single" w:sz="4" w:space="0" w:color="000000"/>
+              <w:bottom w:val="single" w:sz="4" w:space="0" w:color="000000"/>
+            </w:tcBorders>
+            <w:vAlign w:val="bottom"/>
+          </w:tcPr>
+          <w:p>
+            <w:pPr>
+              <w:pStyle w:val="Normal"/>
+              <w:widowControl w:val="false"/>
+              <w:spacing w:lineRule="auto" w:line="180"/>
+              <w:jc w:val="center"/>
+              <w:rPr>
+                <w:color w:val="000000"/>
+                <w:sz w:val="16"/>
+                <w:szCs w:val="16"/>
+              </w:rPr>
+            </w:pPr>
+            <w:r>
+              <w:rPr>
+                <w:color w:val="000000"/>
+                <w:sz w:val="16"/>
+                <w:szCs w:val="16"/>
+              </w:rPr>
+              <w:t>Reverser Handle</w:t>
+            </w:r>
+          </w:p>
+        </w:tc>
+        <w:tc>
+          <w:tcPr>
+            <w:tcW w:w="1014" w:type="dxa"/>
+            <w:tcBorders>
+              <w:top w:val="single" w:sz="4" w:space="0" w:color="000000"/>
+              <w:left w:val="single" w:sz="4" w:space="0" w:color="000000"/>
+              <w:bottom w:val="single" w:sz="4" w:space="0" w:color="000000"/>
+            </w:tcBorders>
+            <w:vAlign w:val="bottom"/>
+          </w:tcPr>
+          <w:p>
+            <w:pPr>
+              <w:pStyle w:val="Normal"/>
+              <w:widowControl w:val="false"/>
+              <w:spacing w:lineRule="auto" w:line="180"/>
+              <w:jc w:val="center"/>
+              <w:rPr>
+                <w:color w:val="000000"/>
+                <w:sz w:val="16"/>
+                <w:szCs w:val="16"/>
+              </w:rPr>
+            </w:pPr>
+            <w:r>
+              <w:rPr>
+                <w:rFonts w:eastAsia="arial" w:ascii="arial" w:hAnsi="arial"/>
+                <w:color w:val="000000"/>
+                <w:sz w:val="16"/>
+                <w:szCs w:val="16"/>
+              </w:rPr>
+              <w:t>Engine Run</w:t>
+            </w:r>
+          </w:p>
+        </w:tc>
+        <w:tc>
+          <w:tcPr>
+            <w:tcW w:w="1016" w:type="dxa"/>
+            <w:tcBorders>
+              <w:top w:val="single" w:sz="4" w:space="0" w:color="000000"/>
+              <w:left w:val="single" w:sz="4" w:space="0" w:color="000000"/>
+              <w:bottom w:val="single" w:sz="4" w:space="0" w:color="000000"/>
+            </w:tcBorders>
+            <w:vAlign w:val="bottom"/>
+          </w:tcPr>
+          <w:p>
+            <w:pPr>
+              <w:pStyle w:val="Normal"/>
+              <w:widowControl w:val="false"/>
+              <w:spacing w:lineRule="auto" w:line="180"/>
+              <w:jc w:val="center"/>
+              <w:rPr>
+                <w:color w:val="000000"/>
+                <w:sz w:val="16"/>
+                <w:szCs w:val="16"/>
+              </w:rPr>
+            </w:pPr>
+            <w:r>
+              <w:rPr>
+                <w:color w:val="000000"/>
+                <w:sz w:val="16"/>
+                <w:szCs w:val="16"/>
+              </w:rPr>
+              <w:t>ATS</w:t>
+            </w:r>
+          </w:p>
+        </w:tc>
+        <w:tc>
+          <w:tcPr>
+            <w:tcW w:w="1020" w:type="dxa"/>
+            <w:tcBorders>
+              <w:top w:val="single" w:sz="4" w:space="0" w:color="000000"/>
+              <w:left w:val="single" w:sz="4" w:space="0" w:color="000000"/>
+              <w:bottom w:val="single" w:sz="4" w:space="0" w:color="000000"/>
+            </w:tcBorders>
+            <w:vAlign w:val="bottom"/>
+          </w:tcPr>
+          <w:p>
+            <w:pPr>
+              <w:pStyle w:val="Normal"/>
+              <w:widowControl w:val="false"/>
+              <w:spacing w:lineRule="auto" w:line="180"/>
+              <w:jc w:val="center"/>
+              <w:rPr>
+                <w:color w:val="000000"/>
+                <w:sz w:val="16"/>
+                <w:szCs w:val="16"/>
+              </w:rPr>
+            </w:pPr>
+            <w:r>
+              <w:rPr>
+                <w:color w:val="000000"/>
+                <w:sz w:val="16"/>
+                <w:szCs w:val="16"/>
+              </w:rPr>
+              <w:t>Generator Field</w:t>
+            </w:r>
+          </w:p>
+        </w:tc>
+        <w:tc>
+          <w:tcPr>
+            <w:tcW w:w="1016" w:type="dxa"/>
+            <w:tcBorders>
+              <w:top w:val="single" w:sz="4" w:space="0" w:color="000000"/>
+              <w:left w:val="single" w:sz="4" w:space="0" w:color="000000"/>
+              <w:bottom w:val="single" w:sz="4" w:space="0" w:color="000000"/>
+            </w:tcBorders>
+            <w:vAlign w:val="bottom"/>
+          </w:tcPr>
+          <w:p>
+            <w:pPr>
+              <w:pStyle w:val="Normal"/>
+              <w:widowControl w:val="false"/>
+              <w:jc w:val="center"/>
+              <w:rPr>
+                <w:color w:val="000000"/>
+                <w:sz w:val="16"/>
+                <w:szCs w:val="16"/>
+              </w:rPr>
+            </w:pPr>
+            <w:r>
+              <w:rPr>
+                <w:color w:val="000000"/>
+                <w:sz w:val="16"/>
+                <w:szCs w:val="16"/>
+              </w:rPr>
+              <w:t>Brake</w:t>
+            </w:r>
+          </w:p>
+          <w:p>
+            <w:pPr>
+              <w:pStyle w:val="Normal"/>
+              <w:widowControl w:val="false"/>
+              <w:jc w:val="center"/>
+              <w:rPr>
+                <w:color w:val="000000"/>
+                <w:sz w:val="16"/>
+                <w:szCs w:val="16"/>
+              </w:rPr>
+            </w:pPr>
+            <w:r>
+              <w:rPr>
+                <w:color w:val="000000"/>
+                <w:sz w:val="16"/>
+                <w:szCs w:val="16"/>
+              </w:rPr>
+              <w:t>Cut-In</w:t>
+            </w:r>
+          </w:p>
+        </w:tc>
+        <w:tc>
+          <w:tcPr>
+            <w:tcW w:w="1016" w:type="dxa"/>
+            <w:tcBorders>
+              <w:top w:val="single" w:sz="4" w:space="0" w:color="000000"/>
+              <w:left w:val="single" w:sz="4" w:space="0" w:color="000000"/>
+              <w:bottom w:val="single" w:sz="4" w:space="0" w:color="000000"/>
+            </w:tcBorders>
+            <w:vAlign w:val="bottom"/>
+          </w:tcPr>
+          <w:p>
+            <w:pPr>
+              <w:pStyle w:val="Normal"/>
+              <w:widowControl w:val="false"/>
+              <w:spacing w:lineRule="auto" w:line="180"/>
+              <w:jc w:val="center"/>
+              <w:rPr>
+                <w:color w:val="000000"/>
+                <w:sz w:val="16"/>
+                <w:szCs w:val="16"/>
+              </w:rPr>
+            </w:pPr>
+            <w:r>
+              <w:rPr>
+                <w:color w:val="000000"/>
+                <w:sz w:val="16"/>
+                <w:szCs w:val="16"/>
+              </w:rPr>
+            </w:r>
+          </w:p>
+        </w:tc>
+        <w:tc>
+          <w:tcPr>
+            <w:tcW w:w="1017" w:type="dxa"/>
+            <w:tcBorders>
+              <w:top w:val="single" w:sz="4" w:space="0" w:color="000000"/>
+              <w:left w:val="single" w:sz="4" w:space="0" w:color="000000"/>
+              <w:bottom w:val="single" w:sz="4" w:space="0" w:color="000000"/>
+            </w:tcBorders>
+            <w:vAlign w:val="bottom"/>
+          </w:tcPr>
+          <w:p>
+            <w:pPr>
+              <w:pStyle w:val="Normal"/>
+              <w:widowControl w:val="false"/>
+              <w:jc w:val="center"/>
+              <w:rPr>
+                <w:color w:val="000000"/>
+                <w:sz w:val="16"/>
+                <w:szCs w:val="16"/>
+              </w:rPr>
+            </w:pPr>
+            <w:r>
+              <w:rPr>
+                <w:color w:val="000000"/>
+                <w:sz w:val="16"/>
+                <w:szCs w:val="16"/>
+              </w:rPr>
+            </w:r>
+          </w:p>
+        </w:tc>
+        <w:tc>
+          <w:tcPr>
+            <w:tcW w:w="1016" w:type="dxa"/>
+            <w:tcBorders>
+              <w:top w:val="single" w:sz="4" w:space="0" w:color="000000"/>
+              <w:left w:val="single" w:sz="4" w:space="0" w:color="000000"/>
+              <w:bottom w:val="single" w:sz="4" w:space="0" w:color="000000"/>
+            </w:tcBorders>
+            <w:vAlign w:val="bottom"/>
+          </w:tcPr>
+          <w:p>
+            <w:pPr>
+              <w:pStyle w:val="Normal"/>
+              <w:widowControl w:val="false"/>
+              <w:jc w:val="center"/>
+              <w:rPr>
+                <w:color w:val="000000"/>
+                <w:sz w:val="16"/>
+                <w:szCs w:val="16"/>
+              </w:rPr>
+            </w:pPr>
+            <w:r>
+              <w:rPr>
+                <w:rFonts w:eastAsia="arial" w:ascii="arial" w:hAnsi="arial"/>
+                <w:color w:val="000000"/>
+                <w:sz w:val="16"/>
+                <w:szCs w:val="16"/>
+              </w:rPr>
+              <w:t>HEP Alarm Cut-Out</w:t>
+            </w:r>
+          </w:p>
+        </w:tc>
+        <w:tc>
+          <w:tcPr>
+            <w:tcW w:w="1020" w:type="dxa"/>
+            <w:tcBorders>
+              <w:top w:val="single" w:sz="4" w:space="0" w:color="000000"/>
+              <w:left w:val="single" w:sz="4" w:space="0" w:color="000000"/>
+              <w:bottom w:val="single" w:sz="4" w:space="0" w:color="000000"/>
+            </w:tcBorders>
+            <w:vAlign w:val="bottom"/>
+          </w:tcPr>
+          <w:p>
+            <w:pPr>
+              <w:pStyle w:val="Normal"/>
+              <w:widowControl w:val="false"/>
+              <w:jc w:val="center"/>
+              <w:rPr>
+                <w:color w:val="000000"/>
+                <w:sz w:val="16"/>
+                <w:szCs w:val="16"/>
+              </w:rPr>
+            </w:pPr>
+            <w:r>
+              <w:rPr>
+                <w:rFonts w:eastAsia="arial" w:ascii="arial" w:hAnsi="arial"/>
+                <w:color w:val="000000"/>
+                <w:sz w:val="16"/>
+                <w:szCs w:val="16"/>
+              </w:rPr>
+              <w:t>Number Light</w:t>
+            </w:r>
+          </w:p>
+        </w:tc>
+        <w:tc>
+          <w:tcPr>
+            <w:tcW w:w="1016" w:type="dxa"/>
+            <w:tcBorders>
+              <w:top w:val="single" w:sz="4" w:space="0" w:color="000000"/>
+              <w:left w:val="single" w:sz="4" w:space="0" w:color="000000"/>
+              <w:bottom w:val="single" w:sz="4" w:space="0" w:color="000000"/>
+            </w:tcBorders>
+            <w:vAlign w:val="bottom"/>
+          </w:tcPr>
+          <w:p>
+            <w:pPr>
+              <w:pStyle w:val="Normal"/>
+              <w:widowControl w:val="false"/>
+              <w:jc w:val="center"/>
+              <w:rPr>
+                <w:sz w:val="16"/>
+                <w:szCs w:val="16"/>
+              </w:rPr>
+            </w:pPr>
+            <w:r>
+              <w:rPr>
+                <w:rFonts w:eastAsia="arial" w:ascii="arial" w:hAnsi="arial"/>
+                <w:color w:val="000000"/>
+                <w:sz w:val="16"/>
+                <w:szCs w:val="16"/>
+              </w:rPr>
+              <w:t>Gauge Light Up</w:t>
+            </w:r>
+          </w:p>
+        </w:tc>
+        <w:tc>
+          <w:tcPr>
+            <w:tcW w:w="1016" w:type="dxa"/>
+            <w:tcBorders>
+              <w:top w:val="single" w:sz="4" w:space="0" w:color="000000"/>
+              <w:left w:val="single" w:sz="4" w:space="0" w:color="000000"/>
+              <w:bottom w:val="single" w:sz="4" w:space="0" w:color="000000"/>
+            </w:tcBorders>
+            <w:vAlign w:val="bottom"/>
+          </w:tcPr>
+          <w:p>
+            <w:pPr>
+              <w:pStyle w:val="Normal"/>
+              <w:widowControl w:val="false"/>
+              <w:spacing w:lineRule="auto" w:line="180"/>
+              <w:jc w:val="center"/>
+              <w:rPr>
+                <w:sz w:val="16"/>
+                <w:szCs w:val="16"/>
+              </w:rPr>
+            </w:pPr>
+            <w:r>
+              <w:rPr>
+                <w:sz w:val="16"/>
+                <w:szCs w:val="16"/>
+              </w:rPr>
+              <w:t>Cab Light</w:t>
+            </w:r>
+          </w:p>
+        </w:tc>
+        <w:tc>
+          <w:tcPr>
+            <w:tcW w:w="1016" w:type="dxa"/>
+            <w:tcBorders>
+              <w:top w:val="single" w:sz="4" w:space="0" w:color="000000"/>
+              <w:left w:val="single" w:sz="4" w:space="0" w:color="000000"/>
+              <w:bottom w:val="single" w:sz="4" w:space="0" w:color="000000"/>
+            </w:tcBorders>
+            <w:vAlign w:val="bottom"/>
+          </w:tcPr>
+          <w:p>
+            <w:pPr>
+              <w:pStyle w:val="Normal"/>
+              <w:widowControl w:val="false"/>
+              <w:spacing w:lineRule="auto" w:line="180"/>
+              <w:jc w:val="center"/>
+              <w:rPr>
+                <w:sz w:val="16"/>
+                <w:szCs w:val="16"/>
+              </w:rPr>
+            </w:pPr>
+            <w:r>
+              <w:rPr>
+                <w:rFonts w:eastAsia="arial" w:ascii="arial" w:hAnsi="arial"/>
+                <w:color w:val="000000"/>
+                <w:sz w:val="16"/>
+                <w:szCs w:val="16"/>
+              </w:rPr>
+              <w:t>1-Person</w:t>
+            </w:r>
+          </w:p>
+        </w:tc>
+        <w:tc>
+          <w:tcPr>
+            <w:tcW w:w="1029" w:type="dxa"/>
+            <w:tcBorders>
+              <w:top w:val="single" w:sz="4" w:space="0" w:color="000000"/>
+              <w:left w:val="single" w:sz="4" w:space="0" w:color="000000"/>
+              <w:bottom w:val="single" w:sz="4" w:space="0" w:color="000000"/>
+              <w:right w:val="single" w:sz="4" w:space="0" w:color="000000"/>
+            </w:tcBorders>
+            <w:vAlign w:val="bottom"/>
+          </w:tcPr>
+          <w:p>
+            <w:pPr>
+              <w:pStyle w:val="Normal"/>
+              <w:widowControl w:val="false"/>
+              <w:spacing w:lineRule="auto" w:line="180"/>
+              <w:jc w:val="center"/>
+              <w:rPr>
+                <w:sz w:val="16"/>
+                <w:szCs w:val="16"/>
+              </w:rPr>
+            </w:pPr>
+            <w:r>
+              <w:rPr>
+                <w:rFonts w:eastAsia="arial" w:ascii="arial" w:hAnsi="arial"/>
+                <w:color w:val="000000"/>
+                <w:sz w:val="16"/>
+                <w:szCs w:val="16"/>
+              </w:rPr>
+              <w:t>Next</w:t>
+            </w:r>
+          </w:p>
+          <w:p>
+            <w:pPr>
+              <w:pStyle w:val="Normal"/>
+              <w:widowControl w:val="false"/>
+              <w:spacing w:lineRule="auto" w:line="180"/>
+              <w:jc w:val="center"/>
+              <w:rPr>
+                <w:sz w:val="16"/>
+                <w:szCs w:val="16"/>
+              </w:rPr>
+            </w:pPr>
+            <w:r>
+              <w:rPr>
+                <w:rFonts w:eastAsia="arial" w:ascii="arial" w:hAnsi="arial"/>
+                <w:color w:val="000000"/>
+                <w:sz w:val="16"/>
+                <w:szCs w:val="16"/>
+              </w:rPr>
+              <w:t>Cab Cam</w:t>
+            </w:r>
+          </w:p>
+        </w:tc>
+      </w:tr>
+    </w:tbl>
+    <w:p>
+      <w:pPr>
+        <w:pStyle w:val="Normal"/>
+        <w:rPr>
+          <w:color w:val="000000"/>
+          <w:sz w:val="16"/>
+          <w:szCs w:val="16"/>
+        </w:rPr>
+      </w:pPr>
+      <w:r>
+        <w:rPr>
+          <w:color w:val="000000"/>
+          <w:sz w:val="16"/>
+          <w:szCs w:val="16"/>
+        </w:rPr>
+      </w:r>
+    </w:p>
+    <w:p>
+      <w:pPr>
+        <w:pStyle w:val="Normal"/>
+        <w:rPr>
+          <w:color w:val="000000"/>
+          <w:sz w:val="16"/>
+          <w:szCs w:val="16"/>
+        </w:rPr>
+      </w:pPr>
+      <w:r>
+        <w:rPr>
+          <w:rFonts w:eastAsia="arial" w:ascii="arial" w:hAnsi="arial"/>
+          <w:color w:val="000000"/>
+          <w:sz w:val="16"/>
+          <w:szCs w:val="16"/>
+        </w:rPr>
+        <w:tab/>
+        <w:t xml:space="preserve">           Rotem Bi-level Cab Car-2</w:t>
+      </w:r>
+    </w:p>
+    <w:tbl>
+      <w:tblPr>
+        <w:tblW w:w="14248" w:type="dxa"/>
+        <w:jc w:val="left"/>
+        <w:tblInd w:w="-5" w:type="dxa"/>
+        <w:tblLayout w:type="fixed"/>
+        <w:tblCellMar>
+          <w:top w:w="0" w:type="dxa"/>
+          <w:left w:w="108" w:type="dxa"/>
+          <w:bottom w:w="0" w:type="dxa"/>
+          <w:right w:w="108" w:type="dxa"/>
+        </w:tblCellMar>
+        <w:tblLook w:firstRow="1" w:noVBand="1" w:lastRow="0" w:firstColumn="1" w:lastColumn="0" w:noHBand="0" w:val="04a0"/>
+      </w:tblPr>
+      <w:tblGrid>
+        <w:gridCol w:w="1017"/>
+        <w:gridCol w:w="1019"/>
+        <w:gridCol w:w="1014"/>
+        <w:gridCol w:w="1016"/>
+        <w:gridCol w:w="1020"/>
+        <w:gridCol w:w="1016"/>
+        <w:gridCol w:w="1016"/>
+        <w:gridCol w:w="1017"/>
+        <w:gridCol w:w="1016"/>
+        <w:gridCol w:w="1020"/>
+        <w:gridCol w:w="1016"/>
+        <w:gridCol w:w="1016"/>
+        <w:gridCol w:w="1016"/>
+        <w:gridCol w:w="1029"/>
+      </w:tblGrid>
+      <w:tr>
+        <w:trPr>
+          <w:trHeight w:val="440" w:hRule="exact"/>
+          <w:cantSplit w:val="true"/>
+        </w:trPr>
+        <w:tc>
+          <w:tcPr>
+            <w:tcW w:w="1017" w:type="dxa"/>
+            <w:tcBorders>
+              <w:top w:val="single" w:sz="4" w:space="0" w:color="000000"/>
+              <w:left w:val="single" w:sz="4" w:space="0" w:color="000000"/>
+              <w:bottom w:val="single" w:sz="4" w:space="0" w:color="000000"/>
+            </w:tcBorders>
+            <w:vAlign w:val="bottom"/>
+          </w:tcPr>
+          <w:p>
+            <w:pPr>
+              <w:pStyle w:val="Normal"/>
+              <w:widowControl w:val="false"/>
+              <w:spacing w:lineRule="auto" w:line="180" w:before="0" w:after="60"/>
+              <w:jc w:val="center"/>
+              <w:rPr>
+                <w:b/>
+                <w:bCs/>
+              </w:rPr>
+            </w:pPr>
+            <w:r>
+              <w:rPr>
+                <w:b/>
+                <w:bCs/>
+                <w:color w:val="000000"/>
+                <w:sz w:val="16"/>
+                <w:szCs w:val="16"/>
+              </w:rPr>
+              <w:t>HUD</w:t>
+            </w:r>
+          </w:p>
+        </w:tc>
+        <w:tc>
+          <w:tcPr>
+            <w:tcW w:w="1019" w:type="dxa"/>
+            <w:tcBorders>
+              <w:top w:val="single" w:sz="4" w:space="0" w:color="000000"/>
+              <w:left w:val="single" w:sz="4" w:space="0" w:color="000000"/>
+              <w:bottom w:val="single" w:sz="4" w:space="0" w:color="000000"/>
+            </w:tcBorders>
+            <w:vAlign w:val="bottom"/>
+          </w:tcPr>
+          <w:p>
+            <w:pPr>
+              <w:pStyle w:val="Normal"/>
+              <w:widowControl w:val="false"/>
+              <w:spacing w:lineRule="auto" w:line="180"/>
+              <w:jc w:val="center"/>
+              <w:rPr>
+                <w:color w:val="000000"/>
+                <w:sz w:val="16"/>
+                <w:szCs w:val="16"/>
+              </w:rPr>
+            </w:pPr>
+            <w:r>
+              <w:rPr>
+                <w:color w:val="000000"/>
+                <w:sz w:val="16"/>
+                <w:szCs w:val="16"/>
+              </w:rPr>
+              <w:t>Schedule</w:t>
+            </w:r>
+          </w:p>
+        </w:tc>
+        <w:tc>
+          <w:tcPr>
+            <w:tcW w:w="1014" w:type="dxa"/>
+            <w:tcBorders>
+              <w:top w:val="single" w:sz="4" w:space="0" w:color="000000"/>
+              <w:left w:val="single" w:sz="4" w:space="0" w:color="000000"/>
+              <w:bottom w:val="single" w:sz="4" w:space="0" w:color="000000"/>
+            </w:tcBorders>
+            <w:vAlign w:val="bottom"/>
+          </w:tcPr>
+          <w:p>
+            <w:pPr>
+              <w:pStyle w:val="Normal"/>
+              <w:widowControl w:val="false"/>
+              <w:spacing w:lineRule="auto" w:line="180"/>
+              <w:jc w:val="center"/>
+              <w:rPr>
+                <w:color w:val="000000"/>
+                <w:sz w:val="16"/>
+                <w:szCs w:val="16"/>
+              </w:rPr>
+            </w:pPr>
+            <w:r>
+              <w:rPr>
+                <w:rFonts w:eastAsia="arial" w:ascii="arial" w:hAnsi="arial"/>
+                <w:color w:val="000000"/>
+                <w:sz w:val="16"/>
+                <w:szCs w:val="16"/>
+              </w:rPr>
+              <w:t>Cab Setup</w:t>
+            </w:r>
+          </w:p>
+        </w:tc>
+        <w:tc>
+          <w:tcPr>
+            <w:tcW w:w="1016" w:type="dxa"/>
+            <w:tcBorders>
+              <w:top w:val="single" w:sz="4" w:space="0" w:color="000000"/>
+              <w:left w:val="single" w:sz="4" w:space="0" w:color="000000"/>
+              <w:bottom w:val="single" w:sz="4" w:space="0" w:color="000000"/>
+            </w:tcBorders>
+            <w:vAlign w:val="bottom"/>
+          </w:tcPr>
+          <w:p>
+            <w:pPr>
+              <w:pStyle w:val="Normal"/>
+              <w:widowControl w:val="false"/>
+              <w:spacing w:lineRule="auto" w:line="180"/>
+              <w:jc w:val="center"/>
+              <w:rPr>
+                <w:color w:val="000000"/>
+                <w:sz w:val="16"/>
+                <w:szCs w:val="16"/>
+              </w:rPr>
+            </w:pPr>
+            <w:r>
+              <w:rPr>
+                <w:color w:val="000000"/>
+                <w:sz w:val="16"/>
+                <w:szCs w:val="16"/>
+              </w:rPr>
+              <w:t>TMS</w:t>
+            </w:r>
+          </w:p>
+        </w:tc>
+        <w:tc>
+          <w:tcPr>
+            <w:tcW w:w="1020" w:type="dxa"/>
+            <w:tcBorders>
+              <w:top w:val="single" w:sz="4" w:space="0" w:color="000000"/>
+              <w:left w:val="single" w:sz="4" w:space="0" w:color="000000"/>
+              <w:bottom w:val="single" w:sz="4" w:space="0" w:color="000000"/>
+            </w:tcBorders>
+            <w:vAlign w:val="bottom"/>
+          </w:tcPr>
+          <w:p>
+            <w:pPr>
+              <w:pStyle w:val="Normal"/>
+              <w:widowControl w:val="false"/>
+              <w:spacing w:lineRule="auto" w:line="180"/>
+              <w:jc w:val="center"/>
+              <w:rPr>
+                <w:color w:val="000000"/>
+                <w:sz w:val="16"/>
+                <w:szCs w:val="16"/>
+              </w:rPr>
+            </w:pPr>
+            <w:r>
+              <w:rPr>
+                <w:color w:val="000000"/>
+                <w:sz w:val="16"/>
+                <w:szCs w:val="16"/>
+              </w:rPr>
+              <w:t>Fuel Pump</w:t>
+            </w:r>
+          </w:p>
+        </w:tc>
+        <w:tc>
+          <w:tcPr>
+            <w:tcW w:w="1016" w:type="dxa"/>
+            <w:tcBorders>
+              <w:top w:val="single" w:sz="4" w:space="0" w:color="000000"/>
+              <w:left w:val="single" w:sz="4" w:space="0" w:color="000000"/>
+              <w:bottom w:val="single" w:sz="4" w:space="0" w:color="000000"/>
+            </w:tcBorders>
+            <w:vAlign w:val="bottom"/>
+          </w:tcPr>
+          <w:p>
+            <w:pPr>
+              <w:pStyle w:val="Normal"/>
+              <w:widowControl w:val="false"/>
+              <w:jc w:val="center"/>
+              <w:rPr>
+                <w:color w:val="000000"/>
+                <w:sz w:val="16"/>
+                <w:szCs w:val="16"/>
+              </w:rPr>
+            </w:pPr>
+            <w:r>
+              <w:rPr>
+                <w:color w:val="000000"/>
+                <w:sz w:val="16"/>
+                <w:szCs w:val="16"/>
+              </w:rPr>
+              <w:t>Brake</w:t>
+            </w:r>
+          </w:p>
+          <w:p>
+            <w:pPr>
+              <w:pStyle w:val="Normal"/>
+              <w:widowControl w:val="false"/>
+              <w:jc w:val="center"/>
+              <w:rPr>
+                <w:color w:val="000000"/>
+                <w:sz w:val="16"/>
+                <w:szCs w:val="16"/>
+              </w:rPr>
+            </w:pPr>
+            <w:r>
+              <w:rPr>
+                <w:color w:val="000000"/>
+                <w:sz w:val="16"/>
+                <w:szCs w:val="16"/>
+              </w:rPr>
+              <w:t>Cut-Out</w:t>
+            </w:r>
+          </w:p>
+        </w:tc>
+        <w:tc>
+          <w:tcPr>
+            <w:tcW w:w="1016" w:type="dxa"/>
+            <w:tcBorders>
+              <w:top w:val="single" w:sz="4" w:space="0" w:color="000000"/>
+              <w:left w:val="single" w:sz="4" w:space="0" w:color="000000"/>
+              <w:bottom w:val="single" w:sz="4" w:space="0" w:color="000000"/>
+            </w:tcBorders>
+            <w:vAlign w:val="bottom"/>
+          </w:tcPr>
+          <w:p>
+            <w:pPr>
+              <w:pStyle w:val="Normal"/>
+              <w:widowControl w:val="false"/>
+              <w:spacing w:lineRule="auto" w:line="180"/>
+              <w:jc w:val="center"/>
+              <w:rPr>
+                <w:color w:val="000000"/>
+                <w:sz w:val="16"/>
+                <w:szCs w:val="16"/>
+              </w:rPr>
+            </w:pPr>
+            <w:r>
+              <w:rPr>
+                <w:color w:val="000000"/>
+                <w:sz w:val="16"/>
+                <w:szCs w:val="16"/>
+              </w:rPr>
+            </w:r>
+          </w:p>
+        </w:tc>
+        <w:tc>
+          <w:tcPr>
+            <w:tcW w:w="1017" w:type="dxa"/>
+            <w:tcBorders>
+              <w:top w:val="single" w:sz="4" w:space="0" w:color="000000"/>
+              <w:left w:val="single" w:sz="4" w:space="0" w:color="000000"/>
+              <w:bottom w:val="single" w:sz="4" w:space="0" w:color="000000"/>
+            </w:tcBorders>
+            <w:vAlign w:val="bottom"/>
+          </w:tcPr>
+          <w:p>
+            <w:pPr>
+              <w:pStyle w:val="Normal"/>
+              <w:widowControl w:val="false"/>
+              <w:jc w:val="center"/>
+              <w:rPr>
+                <w:color w:val="000000"/>
+                <w:sz w:val="16"/>
+                <w:szCs w:val="16"/>
+              </w:rPr>
+            </w:pPr>
+            <w:r>
+              <w:rPr>
+                <w:color w:val="000000"/>
+                <w:sz w:val="16"/>
+                <w:szCs w:val="16"/>
+              </w:rPr>
+            </w:r>
+          </w:p>
+        </w:tc>
+        <w:tc>
+          <w:tcPr>
+            <w:tcW w:w="1016" w:type="dxa"/>
+            <w:tcBorders>
+              <w:top w:val="single" w:sz="4" w:space="0" w:color="000000"/>
+              <w:left w:val="single" w:sz="4" w:space="0" w:color="000000"/>
+              <w:bottom w:val="single" w:sz="4" w:space="0" w:color="000000"/>
+            </w:tcBorders>
+            <w:vAlign w:val="bottom"/>
+          </w:tcPr>
+          <w:p>
+            <w:pPr>
+              <w:pStyle w:val="Normal"/>
+              <w:widowControl w:val="false"/>
+              <w:jc w:val="center"/>
+              <w:rPr>
+                <w:sz w:val="16"/>
+                <w:szCs w:val="16"/>
+              </w:rPr>
+            </w:pPr>
+            <w:r>
+              <w:rPr>
+                <w:sz w:val="16"/>
+                <w:szCs w:val="16"/>
+              </w:rPr>
+            </w:r>
+          </w:p>
+        </w:tc>
+        <w:tc>
+          <w:tcPr>
+            <w:tcW w:w="1020" w:type="dxa"/>
+            <w:tcBorders>
+              <w:top w:val="single" w:sz="4" w:space="0" w:color="000000"/>
+              <w:left w:val="single" w:sz="4" w:space="0" w:color="000000"/>
+              <w:bottom w:val="single" w:sz="4" w:space="0" w:color="000000"/>
+            </w:tcBorders>
+            <w:vAlign w:val="bottom"/>
+          </w:tcPr>
+          <w:p>
+            <w:pPr>
+              <w:pStyle w:val="Normal"/>
+              <w:widowControl w:val="false"/>
+              <w:jc w:val="center"/>
+              <w:rPr>
+                <w:color w:val="000000"/>
+                <w:sz w:val="16"/>
+                <w:szCs w:val="16"/>
+              </w:rPr>
+            </w:pPr>
+            <w:r>
+              <w:rPr>
+                <w:rFonts w:eastAsia="arial" w:ascii="arial" w:hAnsi="arial"/>
+                <w:color w:val="000000"/>
+                <w:sz w:val="16"/>
+                <w:szCs w:val="16"/>
+              </w:rPr>
+              <w:t>Aux Light Flash</w:t>
+            </w:r>
+          </w:p>
+        </w:tc>
+        <w:tc>
+          <w:tcPr>
+            <w:tcW w:w="1016" w:type="dxa"/>
+            <w:tcBorders>
+              <w:top w:val="single" w:sz="4" w:space="0" w:color="000000"/>
+              <w:left w:val="single" w:sz="4" w:space="0" w:color="000000"/>
+              <w:bottom w:val="single" w:sz="4" w:space="0" w:color="000000"/>
+            </w:tcBorders>
+            <w:vAlign w:val="bottom"/>
+          </w:tcPr>
+          <w:p>
+            <w:pPr>
+              <w:pStyle w:val="Normal"/>
+              <w:widowControl w:val="false"/>
+              <w:jc w:val="center"/>
+              <w:rPr>
+                <w:sz w:val="16"/>
+                <w:szCs w:val="16"/>
+              </w:rPr>
+            </w:pPr>
+            <w:r>
+              <w:rPr>
+                <w:rFonts w:eastAsia="arial" w:ascii="arial" w:hAnsi="arial"/>
+                <w:color w:val="000000"/>
+                <w:sz w:val="16"/>
+                <w:szCs w:val="16"/>
+              </w:rPr>
+              <w:t>Gauge Light Dw</w:t>
+            </w:r>
+          </w:p>
+        </w:tc>
+        <w:tc>
+          <w:tcPr>
+            <w:tcW w:w="1016" w:type="dxa"/>
+            <w:tcBorders>
+              <w:top w:val="single" w:sz="4" w:space="0" w:color="000000"/>
+              <w:left w:val="single" w:sz="4" w:space="0" w:color="000000"/>
+              <w:bottom w:val="single" w:sz="4" w:space="0" w:color="000000"/>
+            </w:tcBorders>
+            <w:vAlign w:val="bottom"/>
+          </w:tcPr>
+          <w:p>
+            <w:pPr>
+              <w:pStyle w:val="Normal"/>
+              <w:widowControl w:val="false"/>
+              <w:spacing w:lineRule="auto" w:line="180"/>
+              <w:jc w:val="center"/>
+              <w:rPr>
+                <w:sz w:val="16"/>
+                <w:szCs w:val="16"/>
+              </w:rPr>
+            </w:pPr>
+            <w:r>
+              <w:rPr>
+                <w:sz w:val="16"/>
+                <w:szCs w:val="16"/>
+              </w:rPr>
+              <w:t>Marker Light</w:t>
+            </w:r>
+          </w:p>
+        </w:tc>
+        <w:tc>
+          <w:tcPr>
+            <w:tcW w:w="1016" w:type="dxa"/>
+            <w:tcBorders>
+              <w:top w:val="single" w:sz="4" w:space="0" w:color="000000"/>
+              <w:left w:val="single" w:sz="4" w:space="0" w:color="000000"/>
+              <w:bottom w:val="single" w:sz="4" w:space="0" w:color="000000"/>
+            </w:tcBorders>
+            <w:vAlign w:val="bottom"/>
+          </w:tcPr>
+          <w:p>
+            <w:pPr>
+              <w:pStyle w:val="Normal"/>
+              <w:widowControl w:val="false"/>
+              <w:spacing w:lineRule="auto" w:line="180"/>
+              <w:jc w:val="center"/>
+              <w:rPr>
+                <w:sz w:val="16"/>
+                <w:szCs w:val="16"/>
+              </w:rPr>
+            </w:pPr>
+            <w:r>
+              <w:rPr>
+                <w:rFonts w:eastAsia="arial" w:ascii="arial" w:hAnsi="arial"/>
+                <w:color w:val="000000"/>
+                <w:sz w:val="16"/>
+                <w:szCs w:val="16"/>
+              </w:rPr>
+              <w:t>Exterior</w:t>
+            </w:r>
+          </w:p>
+          <w:p>
+            <w:pPr>
+              <w:pStyle w:val="Normal"/>
+              <w:widowControl w:val="false"/>
+              <w:spacing w:lineRule="auto" w:line="180"/>
+              <w:jc w:val="center"/>
+              <w:rPr>
+                <w:sz w:val="16"/>
+                <w:szCs w:val="16"/>
+              </w:rPr>
+            </w:pPr>
+            <w:r>
+              <w:rPr>
+                <w:rFonts w:eastAsia="arial" w:ascii="arial" w:hAnsi="arial"/>
+                <w:color w:val="000000"/>
+                <w:sz w:val="16"/>
+                <w:szCs w:val="16"/>
+              </w:rPr>
+              <w:t>Camera</w:t>
+            </w:r>
+          </w:p>
+        </w:tc>
+        <w:tc>
+          <w:tcPr>
+            <w:tcW w:w="1029" w:type="dxa"/>
+            <w:tcBorders>
+              <w:top w:val="single" w:sz="4" w:space="0" w:color="000000"/>
+              <w:left w:val="single" w:sz="4" w:space="0" w:color="000000"/>
+              <w:bottom w:val="single" w:sz="4" w:space="0" w:color="000000"/>
+              <w:right w:val="single" w:sz="4" w:space="0" w:color="000000"/>
+            </w:tcBorders>
+            <w:vAlign w:val="bottom"/>
+          </w:tcPr>
+          <w:p>
+            <w:pPr>
+              <w:pStyle w:val="Normal"/>
+              <w:widowControl w:val="false"/>
+              <w:spacing w:lineRule="auto" w:line="180"/>
+              <w:jc w:val="center"/>
+              <w:rPr>
+                <w:sz w:val="16"/>
+                <w:szCs w:val="16"/>
+              </w:rPr>
+            </w:pPr>
+            <w:r>
+              <w:rPr>
+                <w:rFonts w:eastAsia="arial" w:ascii="arial" w:hAnsi="arial"/>
+                <w:color w:val="000000"/>
+                <w:sz w:val="16"/>
+                <w:szCs w:val="16"/>
+              </w:rPr>
+              <w:t>Prev</w:t>
+            </w:r>
+          </w:p>
+          <w:p>
+            <w:pPr>
+              <w:pStyle w:val="Normal"/>
+              <w:widowControl w:val="false"/>
+              <w:spacing w:lineRule="auto" w:line="180"/>
+              <w:jc w:val="center"/>
+              <w:rPr>
+                <w:sz w:val="16"/>
+                <w:szCs w:val="16"/>
+              </w:rPr>
+            </w:pPr>
+            <w:r>
+              <w:rPr>
+                <w:rFonts w:eastAsia="arial" w:ascii="arial" w:hAnsi="arial"/>
+                <w:color w:val="000000"/>
+                <w:sz w:val="16"/>
+                <w:szCs w:val="16"/>
+              </w:rPr>
+              <w:t>Cab Cam</w:t>
+            </w:r>
+          </w:p>
+        </w:tc>
+      </w:tr>
+    </w:tbl>
+    <w:p>
+      <w:pPr>
+        <w:pStyle w:val="Normal"/>
+        <w:rPr>
+          <w:color w:val="000000"/>
+          <w:sz w:val="16"/>
+          <w:szCs w:val="16"/>
+        </w:rPr>
+      </w:pPr>
+      <w:r>
+        <w:rPr>
+          <w:color w:val="000000"/>
+          <w:sz w:val="16"/>
+          <w:szCs w:val="16"/>
+        </w:rPr>
+      </w:r>
+    </w:p>
+    <w:p>
+      <w:pPr>
+        <w:pStyle w:val="Normal"/>
+        <w:rPr>
+          <w:color w:val="000000"/>
+          <w:sz w:val="16"/>
+          <w:szCs w:val="16"/>
+        </w:rPr>
+      </w:pPr>
+      <w:r>
+        <w:rPr>
+          <w:color w:val="000000"/>
+          <w:sz w:val="16"/>
+          <w:szCs w:val="16"/>
+        </w:rPr>
+        <w:tab/>
+        <w:t xml:space="preserve">       </w:t>
       </w:r>
       <w:r>
         <w:rPr>
@@ -22832,7 +23967,16 @@
           <w:sz w:val="16"/>
           <w:szCs w:val="16"/>
         </w:rPr>
-        <w:t>Rotem Bi-level Cab Car</w:t>
+        <w:t xml:space="preserve">    F40PH-</w:t>
+      </w:r>
+      <w:r>
+        <w:rPr>
+          <w:rFonts w:eastAsia="arial" w:ascii="arial" w:hAnsi="arial"/>
+          <w:color w:val="000000"/>
+          <w:sz w:val="16"/>
+          <w:szCs w:val="16"/>
+        </w:rPr>
+        <w:t>3C</w:t>
       </w:r>
       <w:r>
         <w:rPr>
@@ -22959,54 +24103,54 @@
             <w:pPr>
               <w:pStyle w:val="Normal"/>
               <w:widowControl w:val="false"/>
-              <w:spacing w:lineRule="auto" w:line="180"/>
-              <w:jc w:val="center"/>
-              <w:rPr>
-                <w:color w:val="000000"/>
-                <w:sz w:val="16"/>
-                <w:szCs w:val="16"/>
-              </w:rPr>
-            </w:pPr>
-            <w:r>
-              <w:rPr>
-                <w:rFonts w:eastAsia="arial" w:ascii="arial" w:hAnsi="arial"/>
-                <w:color w:val="000000"/>
-                <w:sz w:val="16"/>
-                <w:szCs w:val="16"/>
-              </w:rPr>
-              <w:t>Engine Run</w:t>
-            </w:r>
-          </w:p>
-        </w:tc>
-        <w:tc>
-          <w:tcPr>
-            <w:tcW w:w="1016" w:type="dxa"/>
-            <w:tcBorders>
-              <w:top w:val="single" w:sz="4" w:space="0" w:color="000000"/>
-              <w:left w:val="single" w:sz="4" w:space="0" w:color="000000"/>
-              <w:bottom w:val="single" w:sz="4" w:space="0" w:color="000000"/>
-            </w:tcBorders>
-            <w:vAlign w:val="bottom"/>
-          </w:tcPr>
-          <w:p>
-            <w:pPr>
-              <w:pStyle w:val="Normal"/>
-              <w:widowControl w:val="false"/>
-              <w:spacing w:lineRule="auto" w:line="180"/>
-              <w:jc w:val="center"/>
-              <w:rPr>
-                <w:color w:val="000000"/>
-                <w:sz w:val="16"/>
-                <w:szCs w:val="16"/>
-              </w:rPr>
-            </w:pPr>
-            <w:r>
-              <w:rPr>
-                <w:color w:val="000000"/>
-                <w:sz w:val="16"/>
-                <w:szCs w:val="16"/>
-              </w:rPr>
-              <w:t>ATS</w:t>
+              <w:jc w:val="center"/>
+              <w:rPr>
+                <w:rFonts w:ascii="arial" w:hAnsi="arial" w:eastAsia="arial"/>
+                <w:color w:val="000000"/>
+                <w:sz w:val="16"/>
+                <w:szCs w:val="16"/>
+              </w:rPr>
+            </w:pPr>
+            <w:r>
+              <w:rPr>
+                <w:rFonts w:eastAsia="arial" w:ascii="arial" w:hAnsi="arial"/>
+                <w:color w:val="000000"/>
+                <w:sz w:val="16"/>
+                <w:szCs w:val="16"/>
+              </w:rPr>
+              <w:t>Engine Start</w:t>
+            </w:r>
+          </w:p>
+        </w:tc>
+        <w:tc>
+          <w:tcPr>
+            <w:tcW w:w="1016" w:type="dxa"/>
+            <w:tcBorders>
+              <w:top w:val="single" w:sz="4" w:space="0" w:color="000000"/>
+              <w:left w:val="single" w:sz="4" w:space="0" w:color="000000"/>
+              <w:bottom w:val="single" w:sz="4" w:space="0" w:color="000000"/>
+            </w:tcBorders>
+            <w:vAlign w:val="bottom"/>
+          </w:tcPr>
+          <w:p>
+            <w:pPr>
+              <w:pStyle w:val="Normal"/>
+              <w:widowControl w:val="false"/>
+              <w:spacing w:lineRule="auto" w:line="180"/>
+              <w:jc w:val="center"/>
+              <w:rPr>
+                <w:color w:val="000000"/>
+                <w:sz w:val="16"/>
+                <w:szCs w:val="16"/>
+              </w:rPr>
+            </w:pPr>
+            <w:r>
+              <w:rPr>
+                <w:color w:val="000000"/>
+                <w:sz w:val="16"/>
+                <w:szCs w:val="16"/>
+              </w:rPr>
+              <w:t>Safety Dev</w:t>
             </w:r>
           </w:p>
         </w:tc>
@@ -23089,34 +24233,46 @@
                 <w:sz w:val="16"/>
                 <w:szCs w:val="16"/>
               </w:rPr>
-              <w:t>Cut-In</w:t>
-            </w:r>
-          </w:p>
-        </w:tc>
-        <w:tc>
-          <w:tcPr>
-            <w:tcW w:w="1016" w:type="dxa"/>
-            <w:tcBorders>
-              <w:top w:val="single" w:sz="4" w:space="0" w:color="000000"/>
-              <w:left w:val="single" w:sz="4" w:space="0" w:color="000000"/>
-              <w:bottom w:val="single" w:sz="4" w:space="0" w:color="000000"/>
-            </w:tcBorders>
-            <w:vAlign w:val="bottom"/>
-          </w:tcPr>
-          <w:p>
-            <w:pPr>
-              <w:pStyle w:val="Normal"/>
-              <w:widowControl w:val="false"/>
-              <w:spacing w:lineRule="auto" w:line="180"/>
-              <w:jc w:val="center"/>
-              <w:rPr>
-                <w:color w:val="000000"/>
-                <w:sz w:val="16"/>
-                <w:szCs w:val="16"/>
-              </w:rPr>
-            </w:pPr>
-            <w:r>
-              <w:rPr/>
+              <w:t>Cut-</w:t>
+            </w:r>
+            <w:r>
+              <w:rPr>
+                <w:color w:val="000000"/>
+                <w:sz w:val="16"/>
+                <w:szCs w:val="16"/>
+              </w:rPr>
+              <w:t>In</w:t>
+            </w:r>
+          </w:p>
+        </w:tc>
+        <w:tc>
+          <w:tcPr>
+            <w:tcW w:w="1016" w:type="dxa"/>
+            <w:tcBorders>
+              <w:top w:val="single" w:sz="4" w:space="0" w:color="000000"/>
+              <w:left w:val="single" w:sz="4" w:space="0" w:color="000000"/>
+              <w:bottom w:val="single" w:sz="4" w:space="0" w:color="000000"/>
+            </w:tcBorders>
+            <w:vAlign w:val="bottom"/>
+          </w:tcPr>
+          <w:p>
+            <w:pPr>
+              <w:pStyle w:val="Normal"/>
+              <w:widowControl w:val="false"/>
+              <w:jc w:val="center"/>
+              <w:rPr>
+                <w:color w:val="000000"/>
+                <w:sz w:val="16"/>
+                <w:szCs w:val="16"/>
+              </w:rPr>
+            </w:pPr>
+            <w:r>
+              <w:rPr>
+                <w:color w:val="000000"/>
+                <w:sz w:val="16"/>
+                <w:szCs w:val="16"/>
+              </w:rPr>
+              <w:t>MU-2A Lead</w:t>
             </w:r>
           </w:p>
         </w:tc>
@@ -23142,39 +24298,42 @@
               </w:rPr>
             </w:pPr>
             <w:r>
-              <w:rPr/>
-            </w:r>
-          </w:p>
-        </w:tc>
-        <w:tc>
-          <w:tcPr>
-            <w:tcW w:w="1016" w:type="dxa"/>
-            <w:tcBorders>
-              <w:top w:val="single" w:sz="4" w:space="0" w:color="000000"/>
-              <w:left w:val="single" w:sz="4" w:space="0" w:color="000000"/>
-              <w:bottom w:val="single" w:sz="4" w:space="0" w:color="000000"/>
-            </w:tcBorders>
-            <w:vAlign w:val="bottom"/>
-          </w:tcPr>
-          <w:p>
-            <w:pPr>
-              <w:pStyle w:val="Normal"/>
-              <w:widowControl w:val="false"/>
-              <w:jc w:val="center"/>
-              <w:rPr>
-                <w:color w:val="000000"/>
-                <w:sz w:val="16"/>
-                <w:szCs w:val="16"/>
-              </w:rPr>
-            </w:pPr>
-            <w:r>
-              <w:rPr>
-                <w:rFonts w:eastAsia="arial" w:ascii="arial" w:hAnsi="arial"/>
-                <w:color w:val="000000"/>
-                <w:sz w:val="16"/>
-                <w:szCs w:val="16"/>
-              </w:rPr>
-              <w:t>HEP Alarm Cut-Out</w:t>
+              <w:rPr>
+                <w:rFonts w:eastAsia="arial" w:ascii="arial" w:hAnsi="arial"/>
+                <w:color w:val="000000"/>
+                <w:sz w:val="16"/>
+                <w:szCs w:val="16"/>
+              </w:rPr>
+              <w:t>Isolation Run</w:t>
+            </w:r>
+          </w:p>
+        </w:tc>
+        <w:tc>
+          <w:tcPr>
+            <w:tcW w:w="1016" w:type="dxa"/>
+            <w:tcBorders>
+              <w:top w:val="single" w:sz="4" w:space="0" w:color="000000"/>
+              <w:left w:val="single" w:sz="4" w:space="0" w:color="000000"/>
+              <w:bottom w:val="single" w:sz="4" w:space="0" w:color="000000"/>
+            </w:tcBorders>
+            <w:vAlign w:val="bottom"/>
+          </w:tcPr>
+          <w:p>
+            <w:pPr>
+              <w:pStyle w:val="Normal"/>
+              <w:widowControl w:val="false"/>
+              <w:jc w:val="center"/>
+              <w:rPr>
+                <w:sz w:val="16"/>
+                <w:szCs w:val="16"/>
+              </w:rPr>
+            </w:pPr>
+            <w:r>
+              <w:rPr>
+                <w:sz w:val="16"/>
+                <w:szCs w:val="16"/>
+              </w:rPr>
+              <w:t>HEP Start</w:t>
             </w:r>
           </w:p>
         </w:tc>
@@ -23206,38 +24365,48 @@
                 <w:sz w:val="16"/>
                 <w:szCs w:val="16"/>
               </w:rPr>
-              <w:t>Number Light</w:t>
-            </w:r>
-          </w:p>
-        </w:tc>
-        <w:tc>
-          <w:tcPr>
-            <w:tcW w:w="1016" w:type="dxa"/>
-            <w:tcBorders>
-              <w:top w:val="single" w:sz="4" w:space="0" w:color="000000"/>
-              <w:left w:val="single" w:sz="4" w:space="0" w:color="000000"/>
-              <w:bottom w:val="single" w:sz="4" w:space="0" w:color="000000"/>
-            </w:tcBorders>
-            <w:vAlign w:val="bottom"/>
-          </w:tcPr>
-          <w:p>
-            <w:pPr>
-              <w:pStyle w:val="Normal"/>
-              <w:widowControl w:val="false"/>
-              <w:jc w:val="center"/>
-              <w:rPr>
-                <w:sz w:val="16"/>
-                <w:szCs w:val="16"/>
-              </w:rPr>
-            </w:pPr>
-            <w:r>
-              <w:rPr>
-                <w:rFonts w:eastAsia="arial" w:ascii="arial" w:hAnsi="arial"/>
-                <w:color w:val="000000"/>
-                <w:sz w:val="16"/>
-                <w:szCs w:val="16"/>
-              </w:rPr>
-              <w:t>Gauge Light Up</w:t>
+              <w:t>AC Power</w:t>
+            </w:r>
+            <w:r>
+              <w:rPr>
+                <w:rFonts w:eastAsia="arial" w:ascii="arial" w:hAnsi="arial"/>
+                <w:color w:val="000000"/>
+                <w:sz w:val="16"/>
+                <w:szCs w:val="16"/>
+              </w:rPr>
+              <w:t xml:space="preserve"> On</w:t>
+            </w:r>
+          </w:p>
+        </w:tc>
+        <w:tc>
+          <w:tcPr>
+            <w:tcW w:w="1016" w:type="dxa"/>
+            <w:tcBorders>
+              <w:top w:val="single" w:sz="4" w:space="0" w:color="000000"/>
+              <w:left w:val="single" w:sz="4" w:space="0" w:color="000000"/>
+              <w:bottom w:val="single" w:sz="4" w:space="0" w:color="000000"/>
+            </w:tcBorders>
+            <w:vAlign w:val="bottom"/>
+          </w:tcPr>
+          <w:p>
+            <w:pPr>
+              <w:pStyle w:val="Normal"/>
+              <w:widowControl w:val="false"/>
+              <w:spacing w:lineRule="auto" w:line="180"/>
+              <w:jc w:val="center"/>
+              <w:rPr>
+                <w:sz w:val="16"/>
+                <w:szCs w:val="16"/>
+              </w:rPr>
+            </w:pPr>
+            <w:r>
+              <w:rPr>
+                <w:rFonts w:eastAsia="arial" w:ascii="arial" w:hAnsi="arial"/>
+                <w:color w:val="000000"/>
+                <w:sz w:val="16"/>
+                <w:szCs w:val="16"/>
+              </w:rPr>
+              <w:t>Gauge Light</w:t>
             </w:r>
           </w:p>
         </w:tc>
@@ -23363,6 +24532,7 @@
       <w:pPr>
         <w:pStyle w:val="Normal"/>
         <w:rPr>
+          <w:rFonts w:ascii="arial" w:hAnsi="arial" w:eastAsia="arial"/>
           <w:color w:val="000000"/>
           <w:sz w:val="16"/>
           <w:szCs w:val="16"/>
@@ -23394,7 +24564,7 @@
           <w:szCs w:val="16"/>
         </w:rPr>
         <w:tab/>
-        <w:t xml:space="preserve">           </w:t>
+        <w:t xml:space="preserve">           F40PH-</w:t>
       </w:r>
       <w:r>
         <w:rPr>
@@ -23403,7 +24573,7 @@
           <w:sz w:val="16"/>
           <w:szCs w:val="16"/>
         </w:rPr>
-        <w:t>Rotem Bi-level Cab Car</w:t>
+        <w:t>3C</w:t>
       </w:r>
       <w:r>
         <w:rPr>
@@ -23544,39 +24714,39 @@
                 <w:sz w:val="16"/>
                 <w:szCs w:val="16"/>
               </w:rPr>
-              <w:t>Cab Setup</w:t>
-            </w:r>
-          </w:p>
-        </w:tc>
-        <w:tc>
-          <w:tcPr>
-            <w:tcW w:w="1016" w:type="dxa"/>
-            <w:tcBorders>
-              <w:top w:val="single" w:sz="4" w:space="0" w:color="000000"/>
-              <w:left w:val="single" w:sz="4" w:space="0" w:color="000000"/>
-              <w:bottom w:val="single" w:sz="4" w:space="0" w:color="000000"/>
-            </w:tcBorders>
-            <w:vAlign w:val="bottom"/>
-          </w:tcPr>
-          <w:p>
-            <w:pPr>
-              <w:pStyle w:val="Normal"/>
-              <w:widowControl w:val="false"/>
-              <w:spacing w:lineRule="auto" w:line="180"/>
-              <w:jc w:val="center"/>
-              <w:rPr>
-                <w:color w:val="000000"/>
-                <w:sz w:val="16"/>
-                <w:szCs w:val="16"/>
-              </w:rPr>
-            </w:pPr>
-            <w:r>
-              <w:rPr>
-                <w:color w:val="000000"/>
-                <w:sz w:val="16"/>
-                <w:szCs w:val="16"/>
-              </w:rPr>
-              <w:t>TMS</w:t>
+              <w:t>Engine Stop</w:t>
+            </w:r>
+          </w:p>
+        </w:tc>
+        <w:tc>
+          <w:tcPr>
+            <w:tcW w:w="1016" w:type="dxa"/>
+            <w:tcBorders>
+              <w:top w:val="single" w:sz="4" w:space="0" w:color="000000"/>
+              <w:left w:val="single" w:sz="4" w:space="0" w:color="000000"/>
+              <w:bottom w:val="single" w:sz="4" w:space="0" w:color="000000"/>
+            </w:tcBorders>
+            <w:vAlign w:val="bottom"/>
+          </w:tcPr>
+          <w:p>
+            <w:pPr>
+              <w:pStyle w:val="Normal"/>
+              <w:widowControl w:val="false"/>
+              <w:spacing w:lineRule="auto" w:line="180"/>
+              <w:jc w:val="center"/>
+              <w:rPr>
+                <w:color w:val="000000"/>
+                <w:sz w:val="16"/>
+                <w:szCs w:val="16"/>
+              </w:rPr>
+            </w:pPr>
+            <w:r>
+              <w:rPr>
+                <w:color w:val="000000"/>
+                <w:sz w:val="16"/>
+                <w:szCs w:val="16"/>
+              </w:rPr>
+              <w:t>Alerter</w:t>
             </w:r>
           </w:p>
         </w:tc>
@@ -23608,7 +24778,7 @@
                 <w:sz w:val="16"/>
                 <w:szCs w:val="16"/>
               </w:rPr>
-              <w:t>Fuel Pump</w:t>
+              <w:t>Control &amp; Fuel Pump</w:t>
             </w:r>
           </w:p>
         </w:tc>
@@ -23659,34 +24829,47 @@
                 <w:sz w:val="16"/>
                 <w:szCs w:val="16"/>
               </w:rPr>
-              <w:t>Cut-Out</w:t>
-            </w:r>
-          </w:p>
-        </w:tc>
-        <w:tc>
-          <w:tcPr>
-            <w:tcW w:w="1016" w:type="dxa"/>
-            <w:tcBorders>
-              <w:top w:val="single" w:sz="4" w:space="0" w:color="000000"/>
-              <w:left w:val="single" w:sz="4" w:space="0" w:color="000000"/>
-              <w:bottom w:val="single" w:sz="4" w:space="0" w:color="000000"/>
-            </w:tcBorders>
-            <w:vAlign w:val="bottom"/>
-          </w:tcPr>
-          <w:p>
-            <w:pPr>
-              <w:pStyle w:val="Normal"/>
-              <w:widowControl w:val="false"/>
-              <w:spacing w:lineRule="auto" w:line="180"/>
-              <w:jc w:val="center"/>
-              <w:rPr>
-                <w:color w:val="000000"/>
-                <w:sz w:val="16"/>
-                <w:szCs w:val="16"/>
-              </w:rPr>
-            </w:pPr>
-            <w:r>
-              <w:rPr/>
+              <w:t>Cut-</w:t>
+            </w:r>
+            <w:r>
+              <w:rPr>
+                <w:color w:val="000000"/>
+                <w:sz w:val="16"/>
+                <w:szCs w:val="16"/>
+              </w:rPr>
+              <w:t>Out</w:t>
+            </w:r>
+          </w:p>
+        </w:tc>
+        <w:tc>
+          <w:tcPr>
+            <w:tcW w:w="1016" w:type="dxa"/>
+            <w:tcBorders>
+              <w:top w:val="single" w:sz="4" w:space="0" w:color="000000"/>
+              <w:left w:val="single" w:sz="4" w:space="0" w:color="000000"/>
+              <w:bottom w:val="single" w:sz="4" w:space="0" w:color="000000"/>
+            </w:tcBorders>
+            <w:vAlign w:val="bottom"/>
+          </w:tcPr>
+          <w:p>
+            <w:pPr>
+              <w:pStyle w:val="Normal"/>
+              <w:widowControl w:val="false"/>
+              <w:jc w:val="center"/>
+              <w:rPr>
+                <w:color w:val="000000"/>
+                <w:sz w:val="16"/>
+                <w:szCs w:val="16"/>
+              </w:rPr>
+            </w:pPr>
+            <w:r>
+              <w:rPr>
+                <w:rFonts w:eastAsia="arial" w:ascii="arial" w:hAnsi="arial"/>
+                <w:color w:val="000000"/>
+                <w:sz w:val="16"/>
+                <w:szCs w:val="16"/>
+              </w:rPr>
+              <w:t>MU-2A Trail</w:t>
             </w:r>
           </w:p>
         </w:tc>
@@ -23712,32 +24895,44 @@
               </w:rPr>
             </w:pPr>
             <w:r>
-              <w:rPr/>
-            </w:r>
-          </w:p>
-        </w:tc>
-        <w:tc>
-          <w:tcPr>
-            <w:tcW w:w="1016" w:type="dxa"/>
-            <w:tcBorders>
-              <w:top w:val="single" w:sz="4" w:space="0" w:color="000000"/>
-              <w:left w:val="single" w:sz="4" w:space="0" w:color="000000"/>
-              <w:bottom w:val="single" w:sz="4" w:space="0" w:color="000000"/>
-            </w:tcBorders>
-            <w:vAlign w:val="bottom"/>
-          </w:tcPr>
-          <w:p>
-            <w:pPr>
-              <w:pStyle w:val="Normal"/>
-              <w:widowControl w:val="false"/>
-              <w:jc w:val="center"/>
-              <w:rPr>
-                <w:sz w:val="16"/>
-                <w:szCs w:val="16"/>
-              </w:rPr>
-            </w:pPr>
-            <w:r>
-              <w:rPr/>
+              <w:rPr>
+                <w:rFonts w:eastAsia="arial" w:ascii="arial" w:hAnsi="arial"/>
+                <w:color w:val="000000"/>
+                <w:sz w:val="16"/>
+                <w:szCs w:val="16"/>
+              </w:rPr>
+              <w:t>Isolation Start Iso.</w:t>
+            </w:r>
+          </w:p>
+        </w:tc>
+        <w:tc>
+          <w:tcPr>
+            <w:tcW w:w="1016" w:type="dxa"/>
+            <w:tcBorders>
+              <w:top w:val="single" w:sz="4" w:space="0" w:color="000000"/>
+              <w:left w:val="single" w:sz="4" w:space="0" w:color="000000"/>
+              <w:bottom w:val="single" w:sz="4" w:space="0" w:color="000000"/>
+            </w:tcBorders>
+            <w:vAlign w:val="bottom"/>
+          </w:tcPr>
+          <w:p>
+            <w:pPr>
+              <w:pStyle w:val="Normal"/>
+              <w:widowControl w:val="false"/>
+              <w:jc w:val="center"/>
+              <w:rPr>
+                <w:sz w:val="16"/>
+                <w:szCs w:val="16"/>
+              </w:rPr>
+            </w:pPr>
+            <w:r>
+              <w:rPr>
+                <w:rFonts w:eastAsia="arial" w:ascii="arial" w:hAnsi="arial"/>
+                <w:color w:val="000000"/>
+                <w:sz w:val="16"/>
+                <w:szCs w:val="16"/>
+              </w:rPr>
+              <w:t>HEP Stop</w:t>
             </w:r>
           </w:p>
         </w:tc>
@@ -23769,68 +24964,86 @@
                 <w:sz w:val="16"/>
                 <w:szCs w:val="16"/>
               </w:rPr>
-              <w:t>Aux Light Flash</w:t>
-            </w:r>
-          </w:p>
-        </w:tc>
-        <w:tc>
-          <w:tcPr>
-            <w:tcW w:w="1016" w:type="dxa"/>
-            <w:tcBorders>
-              <w:top w:val="single" w:sz="4" w:space="0" w:color="000000"/>
-              <w:left w:val="single" w:sz="4" w:space="0" w:color="000000"/>
-              <w:bottom w:val="single" w:sz="4" w:space="0" w:color="000000"/>
-            </w:tcBorders>
-            <w:vAlign w:val="bottom"/>
-          </w:tcPr>
-          <w:p>
-            <w:pPr>
-              <w:pStyle w:val="Normal"/>
-              <w:widowControl w:val="false"/>
-              <w:jc w:val="center"/>
-              <w:rPr>
-                <w:sz w:val="16"/>
-                <w:szCs w:val="16"/>
-              </w:rPr>
-            </w:pPr>
-            <w:r>
-              <w:rPr>
-                <w:rFonts w:eastAsia="arial" w:ascii="arial" w:hAnsi="arial"/>
-                <w:color w:val="000000"/>
-                <w:sz w:val="16"/>
-                <w:szCs w:val="16"/>
-              </w:rPr>
-              <w:t>Gauge Light Dw</w:t>
-            </w:r>
-          </w:p>
-        </w:tc>
-        <w:tc>
-          <w:tcPr>
-            <w:tcW w:w="1016" w:type="dxa"/>
-            <w:tcBorders>
-              <w:top w:val="single" w:sz="4" w:space="0" w:color="000000"/>
-              <w:left w:val="single" w:sz="4" w:space="0" w:color="000000"/>
-              <w:bottom w:val="single" w:sz="4" w:space="0" w:color="000000"/>
-            </w:tcBorders>
-            <w:vAlign w:val="bottom"/>
-          </w:tcPr>
-          <w:p>
-            <w:pPr>
-              <w:pStyle w:val="Normal"/>
-              <w:widowControl w:val="false"/>
-              <w:spacing w:lineRule="auto" w:line="180"/>
-              <w:jc w:val="center"/>
-              <w:rPr>
-                <w:sz w:val="16"/>
-                <w:szCs w:val="16"/>
-              </w:rPr>
-            </w:pPr>
-            <w:r>
-              <w:rPr>
-                <w:sz w:val="16"/>
-                <w:szCs w:val="16"/>
-              </w:rPr>
-              <w:t>Marker Light</w:t>
+              <w:t>AC Power</w:t>
+            </w:r>
+            <w:r>
+              <w:rPr>
+                <w:rFonts w:eastAsia="arial" w:ascii="arial" w:hAnsi="arial"/>
+                <w:color w:val="000000"/>
+                <w:sz w:val="16"/>
+                <w:szCs w:val="16"/>
+              </w:rPr>
+              <w:t xml:space="preserve"> Off</w:t>
+            </w:r>
+          </w:p>
+        </w:tc>
+        <w:tc>
+          <w:tcPr>
+            <w:tcW w:w="1016" w:type="dxa"/>
+            <w:tcBorders>
+              <w:top w:val="single" w:sz="4" w:space="0" w:color="000000"/>
+              <w:left w:val="single" w:sz="4" w:space="0" w:color="000000"/>
+              <w:bottom w:val="single" w:sz="4" w:space="0" w:color="000000"/>
+            </w:tcBorders>
+            <w:vAlign w:val="bottom"/>
+          </w:tcPr>
+          <w:p>
+            <w:pPr>
+              <w:pStyle w:val="Normal"/>
+              <w:widowControl w:val="false"/>
+              <w:spacing w:lineRule="auto" w:line="180"/>
+              <w:jc w:val="center"/>
+              <w:rPr>
+                <w:color w:val="000000"/>
+                <w:sz w:val="16"/>
+                <w:szCs w:val="16"/>
+              </w:rPr>
+            </w:pPr>
+            <w:r>
+              <w:rPr>
+                <w:rFonts w:eastAsia="arial" w:ascii="arial" w:hAnsi="arial"/>
+                <w:color w:val="000000"/>
+                <w:sz w:val="16"/>
+                <w:szCs w:val="16"/>
+              </w:rPr>
+              <w:t>Engine Run</w:t>
+            </w:r>
+          </w:p>
+        </w:tc>
+        <w:tc>
+          <w:tcPr>
+            <w:tcW w:w="1016" w:type="dxa"/>
+            <w:tcBorders>
+              <w:top w:val="single" w:sz="4" w:space="0" w:color="000000"/>
+              <w:left w:val="single" w:sz="4" w:space="0" w:color="000000"/>
+              <w:bottom w:val="single" w:sz="4" w:space="0" w:color="000000"/>
+            </w:tcBorders>
+            <w:vAlign w:val="bottom"/>
+          </w:tcPr>
+          <w:p>
+            <w:pPr>
+              <w:pStyle w:val="Normal"/>
+              <w:widowControl w:val="false"/>
+              <w:spacing w:lineRule="auto" w:line="180"/>
+              <w:jc w:val="center"/>
+              <w:rPr>
+                <w:sz w:val="16"/>
+                <w:szCs w:val="16"/>
+              </w:rPr>
+            </w:pPr>
+            <w:r>
+              <w:rPr>
+                <w:sz w:val="16"/>
+                <w:szCs w:val="16"/>
+              </w:rPr>
+              <w:t>Marker</w:t>
+            </w:r>
+            <w:r>
+              <w:rPr>
+                <w:sz w:val="16"/>
+                <w:szCs w:val="16"/>
+              </w:rPr>
+              <w:t xml:space="preserve"> Light</w:t>
             </w:r>
           </w:p>
         </w:tc>
@@ -24981,12 +26194,12 @@
       <w:rFonts w:ascii="Symbol" w:hAnsi="Symbol" w:cs="Symbol"/>
     </w:rPr>
   </w:style>
-  <w:style w:type="character" w:styleId="Style5" w:customStyle="1">
-    <w:name w:val="번호 매기기 기호"/>
+  <w:style w:type="character" w:styleId="user" w:customStyle="1">
+    <w:name w:val="번호 매기기 기호 (user)"/>
     <w:qFormat/>
     <w:rPr/>
   </w:style>
-  <w:style w:type="paragraph" w:styleId="Style6">
+  <w:style w:type="paragraph" w:styleId="Style5">
     <w:name w:val="제목"/>
     <w:basedOn w:val="Normal"/>
     <w:next w:val="BodyText"/>
@@ -24996,7 +26209,7 @@
       <w:spacing w:before="240" w:after="120"/>
     </w:pPr>
     <w:rPr>
-      <w:rFonts w:ascii="Liberation Sans" w:hAnsi="Liberation Sans" w:eastAsia="나눔고딕" w:cs="Arial"/>
+      <w:rFonts w:ascii="Liberation Sans" w:hAnsi="Liberation Sans" w:eastAsia="Noto Sans CJK KR" w:cs="Lohit Devanagari"/>
       <w:sz w:val="28"/>
       <w:szCs w:val="28"/>
     </w:rPr>
@@ -25033,7 +26246,7 @@
       <w:szCs w:val="24"/>
     </w:rPr>
   </w:style>
-  <w:style w:type="paragraph" w:styleId="Style7">
+  <w:style w:type="paragraph" w:styleId="Style6" w:customStyle="1">
     <w:name w:val="색인"/>
     <w:basedOn w:val="Normal"/>
     <w:qFormat/>
@@ -25041,11 +26254,10 @@
       <w:suppressLineNumbers/>
     </w:pPr>
     <w:rPr>
-      <w:rFonts w:cs="Arial"/>
-      <w:sz w:val="24"/>
+      <w:rFonts w:cs="Lohit Devanagari"/>
     </w:rPr>
   </w:style>
-  <w:style w:type="paragraph" w:styleId="user">
+  <w:style w:type="paragraph" w:styleId="user1">
     <w:name w:val="제목 (user)"/>
     <w:basedOn w:val="Normal"/>
     <w:next w:val="BodyText"/>
@@ -25055,12 +26267,12 @@
       <w:spacing w:before="240" w:after="120"/>
     </w:pPr>
     <w:rPr>
-      <w:rFonts w:ascii="Liberation Sans" w:hAnsi="Liberation Sans" w:eastAsia="Noto Sans CJK KR" w:cs="Lohit Devanagari"/>
+      <w:rFonts w:ascii="Liberation Sans" w:hAnsi="Liberation Sans" w:eastAsia="나눔고딕" w:cs="Arial"/>
       <w:sz w:val="28"/>
       <w:szCs w:val="28"/>
     </w:rPr>
   </w:style>
-  <w:style w:type="paragraph" w:styleId="user1" w:customStyle="1">
+  <w:style w:type="paragraph" w:styleId="user2">
     <w:name w:val="색인 (user)"/>
     <w:basedOn w:val="Normal"/>
     <w:qFormat/>
@@ -25068,7 +26280,8 @@
       <w:suppressLineNumbers/>
     </w:pPr>
     <w:rPr>
-      <w:rFonts w:cs="Lohit Devanagari"/>
+      <w:rFonts w:cs="Arial"/>
+      <w:sz w:val="24"/>
     </w:rPr>
   </w:style>
   <w:style w:type="paragraph" w:styleId="Title">
@@ -25750,8 +26963,8 @@
       <w:szCs w:val="24"/>
     </w:rPr>
   </w:style>
-  <w:style w:type="paragraph" w:styleId="user2" w:customStyle="1">
-    <w:name w:val="표 내용 (user)"/>
+  <w:style w:type="paragraph" w:styleId="Style7" w:customStyle="1">
+    <w:name w:val="표 내용"/>
     <w:basedOn w:val="Normal"/>
     <w:qFormat/>
     <w:pPr>
@@ -25759,9 +26972,9 @@
     </w:pPr>
     <w:rPr/>
   </w:style>
-  <w:style w:type="paragraph" w:styleId="user3" w:customStyle="1">
-    <w:name w:val="표제목 (user)"/>
-    <w:basedOn w:val="user2"/>
+  <w:style w:type="paragraph" w:styleId="Style8" w:customStyle="1">
+    <w:name w:val="표제목"/>
+    <w:basedOn w:val="Style7"/>
     <w:qFormat/>
     <w:pPr>
       <w:jc w:val="center"/>
@@ -25771,8 +26984,8 @@
       <w:bCs/>
     </w:rPr>
   </w:style>
-  <w:style w:type="paragraph" w:styleId="Style8">
-    <w:name w:val="표 내용"/>
+  <w:style w:type="paragraph" w:styleId="user3">
+    <w:name w:val="표 내용 (user)"/>
     <w:basedOn w:val="Normal"/>
     <w:qFormat/>
     <w:pPr>
@@ -25781,9 +26994,9 @@
     </w:pPr>
     <w:rPr/>
   </w:style>
-  <w:style w:type="paragraph" w:styleId="Style9">
-    <w:name w:val="표제목"/>
-    <w:basedOn w:val="Style8"/>
+  <w:style w:type="paragraph" w:styleId="user4">
+    <w:name w:val="표제목 (user)"/>
+    <w:basedOn w:val="user3"/>
     <w:qFormat/>
     <w:pPr>
       <w:suppressLineNumbers/>

--- a/raildriver-USA-Remapped.docx
+++ b/raildriver-USA-Remapped.docx
@@ -23967,25 +23967,7 @@
           <w:sz w:val="16"/>
           <w:szCs w:val="16"/>
         </w:rPr>
-        <w:t xml:space="preserve">    F40PH-</w:t>
-      </w:r>
-      <w:r>
-        <w:rPr>
-          <w:rFonts w:eastAsia="arial" w:ascii="arial" w:hAnsi="arial"/>
-          <w:color w:val="000000"/>
-          <w:sz w:val="16"/>
-          <w:szCs w:val="16"/>
-        </w:rPr>
-        <w:t>3C</w:t>
-      </w:r>
-      <w:r>
-        <w:rPr>
-          <w:rFonts w:eastAsia="arial" w:ascii="arial" w:hAnsi="arial"/>
-          <w:color w:val="000000"/>
-          <w:sz w:val="16"/>
-          <w:szCs w:val="16"/>
-        </w:rPr>
-        <w:t>-1</w:t>
+        <w:t xml:space="preserve">    F40PH-3C-1</w:t>
       </w:r>
     </w:p>
     <w:tbl>
@@ -24233,15 +24215,7 @@
                 <w:sz w:val="16"/>
                 <w:szCs w:val="16"/>
               </w:rPr>
-              <w:t>Cut-</w:t>
-            </w:r>
-            <w:r>
-              <w:rPr>
-                <w:color w:val="000000"/>
-                <w:sz w:val="16"/>
-                <w:szCs w:val="16"/>
-              </w:rPr>
-              <w:t>In</w:t>
+              <w:t>Cut-In</w:t>
             </w:r>
           </w:p>
         </w:tc>
@@ -24365,16 +24339,7 @@
                 <w:sz w:val="16"/>
                 <w:szCs w:val="16"/>
               </w:rPr>
-              <w:t>AC Power</w:t>
-            </w:r>
-            <w:r>
-              <w:rPr>
-                <w:rFonts w:eastAsia="arial" w:ascii="arial" w:hAnsi="arial"/>
-                <w:color w:val="000000"/>
-                <w:sz w:val="16"/>
-                <w:szCs w:val="16"/>
-              </w:rPr>
-              <w:t xml:space="preserve"> On</w:t>
+              <w:t>AC Power On</w:t>
             </w:r>
           </w:p>
         </w:tc>
@@ -24564,7 +24529,590 @@
           <w:szCs w:val="16"/>
         </w:rPr>
         <w:tab/>
-        <w:t xml:space="preserve">           F40PH-</w:t>
+        <w:t xml:space="preserve">           F40PH-3C-2</w:t>
+      </w:r>
+    </w:p>
+    <w:tbl>
+      <w:tblPr>
+        <w:tblW w:w="14248" w:type="dxa"/>
+        <w:jc w:val="left"/>
+        <w:tblInd w:w="-5" w:type="dxa"/>
+        <w:tblLayout w:type="fixed"/>
+        <w:tblCellMar>
+          <w:top w:w="0" w:type="dxa"/>
+          <w:left w:w="108" w:type="dxa"/>
+          <w:bottom w:w="0" w:type="dxa"/>
+          <w:right w:w="108" w:type="dxa"/>
+        </w:tblCellMar>
+        <w:tblLook w:firstRow="1" w:noVBand="1" w:lastRow="0" w:firstColumn="1" w:lastColumn="0" w:noHBand="0" w:val="04a0"/>
+      </w:tblPr>
+      <w:tblGrid>
+        <w:gridCol w:w="1017"/>
+        <w:gridCol w:w="1019"/>
+        <w:gridCol w:w="1014"/>
+        <w:gridCol w:w="1016"/>
+        <w:gridCol w:w="1020"/>
+        <w:gridCol w:w="1016"/>
+        <w:gridCol w:w="1016"/>
+        <w:gridCol w:w="1017"/>
+        <w:gridCol w:w="1016"/>
+        <w:gridCol w:w="1020"/>
+        <w:gridCol w:w="1016"/>
+        <w:gridCol w:w="1016"/>
+        <w:gridCol w:w="1016"/>
+        <w:gridCol w:w="1029"/>
+      </w:tblGrid>
+      <w:tr>
+        <w:trPr>
+          <w:trHeight w:val="440" w:hRule="exact"/>
+          <w:cantSplit w:val="true"/>
+        </w:trPr>
+        <w:tc>
+          <w:tcPr>
+            <w:tcW w:w="1017" w:type="dxa"/>
+            <w:tcBorders>
+              <w:top w:val="single" w:sz="4" w:space="0" w:color="000000"/>
+              <w:left w:val="single" w:sz="4" w:space="0" w:color="000000"/>
+              <w:bottom w:val="single" w:sz="4" w:space="0" w:color="000000"/>
+            </w:tcBorders>
+            <w:vAlign w:val="bottom"/>
+          </w:tcPr>
+          <w:p>
+            <w:pPr>
+              <w:pStyle w:val="Normal"/>
+              <w:widowControl w:val="false"/>
+              <w:spacing w:lineRule="auto" w:line="180" w:before="0" w:after="60"/>
+              <w:jc w:val="center"/>
+              <w:rPr>
+                <w:b/>
+                <w:bCs/>
+              </w:rPr>
+            </w:pPr>
+            <w:r>
+              <w:rPr>
+                <w:b/>
+                <w:bCs/>
+                <w:color w:val="000000"/>
+                <w:sz w:val="16"/>
+                <w:szCs w:val="16"/>
+              </w:rPr>
+              <w:t>HUD</w:t>
+            </w:r>
+          </w:p>
+        </w:tc>
+        <w:tc>
+          <w:tcPr>
+            <w:tcW w:w="1019" w:type="dxa"/>
+            <w:tcBorders>
+              <w:top w:val="single" w:sz="4" w:space="0" w:color="000000"/>
+              <w:left w:val="single" w:sz="4" w:space="0" w:color="000000"/>
+              <w:bottom w:val="single" w:sz="4" w:space="0" w:color="000000"/>
+            </w:tcBorders>
+            <w:vAlign w:val="bottom"/>
+          </w:tcPr>
+          <w:p>
+            <w:pPr>
+              <w:pStyle w:val="Normal"/>
+              <w:widowControl w:val="false"/>
+              <w:spacing w:lineRule="auto" w:line="180"/>
+              <w:jc w:val="center"/>
+              <w:rPr>
+                <w:color w:val="000000"/>
+                <w:sz w:val="16"/>
+                <w:szCs w:val="16"/>
+              </w:rPr>
+            </w:pPr>
+            <w:r>
+              <w:rPr>
+                <w:color w:val="000000"/>
+                <w:sz w:val="16"/>
+                <w:szCs w:val="16"/>
+              </w:rPr>
+              <w:t>Schedule</w:t>
+            </w:r>
+          </w:p>
+        </w:tc>
+        <w:tc>
+          <w:tcPr>
+            <w:tcW w:w="1014" w:type="dxa"/>
+            <w:tcBorders>
+              <w:top w:val="single" w:sz="4" w:space="0" w:color="000000"/>
+              <w:left w:val="single" w:sz="4" w:space="0" w:color="000000"/>
+              <w:bottom w:val="single" w:sz="4" w:space="0" w:color="000000"/>
+            </w:tcBorders>
+            <w:vAlign w:val="bottom"/>
+          </w:tcPr>
+          <w:p>
+            <w:pPr>
+              <w:pStyle w:val="Normal"/>
+              <w:widowControl w:val="false"/>
+              <w:spacing w:lineRule="auto" w:line="180"/>
+              <w:jc w:val="center"/>
+              <w:rPr>
+                <w:color w:val="000000"/>
+                <w:sz w:val="16"/>
+                <w:szCs w:val="16"/>
+              </w:rPr>
+            </w:pPr>
+            <w:r>
+              <w:rPr>
+                <w:rFonts w:eastAsia="arial" w:ascii="arial" w:hAnsi="arial"/>
+                <w:color w:val="000000"/>
+                <w:sz w:val="16"/>
+                <w:szCs w:val="16"/>
+              </w:rPr>
+              <w:t>Engine Stop</w:t>
+            </w:r>
+          </w:p>
+        </w:tc>
+        <w:tc>
+          <w:tcPr>
+            <w:tcW w:w="1016" w:type="dxa"/>
+            <w:tcBorders>
+              <w:top w:val="single" w:sz="4" w:space="0" w:color="000000"/>
+              <w:left w:val="single" w:sz="4" w:space="0" w:color="000000"/>
+              <w:bottom w:val="single" w:sz="4" w:space="0" w:color="000000"/>
+            </w:tcBorders>
+            <w:vAlign w:val="bottom"/>
+          </w:tcPr>
+          <w:p>
+            <w:pPr>
+              <w:pStyle w:val="Normal"/>
+              <w:widowControl w:val="false"/>
+              <w:spacing w:lineRule="auto" w:line="180"/>
+              <w:jc w:val="center"/>
+              <w:rPr>
+                <w:color w:val="000000"/>
+                <w:sz w:val="16"/>
+                <w:szCs w:val="16"/>
+              </w:rPr>
+            </w:pPr>
+            <w:r>
+              <w:rPr>
+                <w:color w:val="000000"/>
+                <w:sz w:val="16"/>
+                <w:szCs w:val="16"/>
+              </w:rPr>
+              <w:t>Alerter</w:t>
+            </w:r>
+          </w:p>
+        </w:tc>
+        <w:tc>
+          <w:tcPr>
+            <w:tcW w:w="1020" w:type="dxa"/>
+            <w:tcBorders>
+              <w:top w:val="single" w:sz="4" w:space="0" w:color="000000"/>
+              <w:left w:val="single" w:sz="4" w:space="0" w:color="000000"/>
+              <w:bottom w:val="single" w:sz="4" w:space="0" w:color="000000"/>
+            </w:tcBorders>
+            <w:vAlign w:val="bottom"/>
+          </w:tcPr>
+          <w:p>
+            <w:pPr>
+              <w:pStyle w:val="Normal"/>
+              <w:widowControl w:val="false"/>
+              <w:spacing w:lineRule="auto" w:line="180"/>
+              <w:jc w:val="center"/>
+              <w:rPr>
+                <w:color w:val="000000"/>
+                <w:sz w:val="16"/>
+                <w:szCs w:val="16"/>
+              </w:rPr>
+            </w:pPr>
+            <w:r>
+              <w:rPr>
+                <w:color w:val="000000"/>
+                <w:sz w:val="16"/>
+                <w:szCs w:val="16"/>
+              </w:rPr>
+              <w:t>Control &amp; Fuel Pump</w:t>
+            </w:r>
+          </w:p>
+        </w:tc>
+        <w:tc>
+          <w:tcPr>
+            <w:tcW w:w="1016" w:type="dxa"/>
+            <w:tcBorders>
+              <w:top w:val="single" w:sz="4" w:space="0" w:color="000000"/>
+              <w:left w:val="single" w:sz="4" w:space="0" w:color="000000"/>
+              <w:bottom w:val="single" w:sz="4" w:space="0" w:color="000000"/>
+            </w:tcBorders>
+            <w:vAlign w:val="bottom"/>
+          </w:tcPr>
+          <w:p>
+            <w:pPr>
+              <w:pStyle w:val="Normal"/>
+              <w:widowControl w:val="false"/>
+              <w:jc w:val="center"/>
+              <w:rPr>
+                <w:color w:val="000000"/>
+                <w:sz w:val="16"/>
+                <w:szCs w:val="16"/>
+              </w:rPr>
+            </w:pPr>
+            <w:r>
+              <w:rPr>
+                <w:color w:val="000000"/>
+                <w:sz w:val="16"/>
+                <w:szCs w:val="16"/>
+              </w:rPr>
+              <w:t>Brake</w:t>
+            </w:r>
+          </w:p>
+          <w:p>
+            <w:pPr>
+              <w:pStyle w:val="Normal"/>
+              <w:widowControl w:val="false"/>
+              <w:jc w:val="center"/>
+              <w:rPr>
+                <w:color w:val="000000"/>
+                <w:sz w:val="16"/>
+                <w:szCs w:val="16"/>
+              </w:rPr>
+            </w:pPr>
+            <w:r>
+              <w:rPr>
+                <w:color w:val="000000"/>
+                <w:sz w:val="16"/>
+                <w:szCs w:val="16"/>
+              </w:rPr>
+              <w:t>Cut-Out</w:t>
+            </w:r>
+          </w:p>
+        </w:tc>
+        <w:tc>
+          <w:tcPr>
+            <w:tcW w:w="1016" w:type="dxa"/>
+            <w:tcBorders>
+              <w:top w:val="single" w:sz="4" w:space="0" w:color="000000"/>
+              <w:left w:val="single" w:sz="4" w:space="0" w:color="000000"/>
+              <w:bottom w:val="single" w:sz="4" w:space="0" w:color="000000"/>
+            </w:tcBorders>
+            <w:vAlign w:val="bottom"/>
+          </w:tcPr>
+          <w:p>
+            <w:pPr>
+              <w:pStyle w:val="Normal"/>
+              <w:widowControl w:val="false"/>
+              <w:jc w:val="center"/>
+              <w:rPr>
+                <w:color w:val="000000"/>
+                <w:sz w:val="16"/>
+                <w:szCs w:val="16"/>
+              </w:rPr>
+            </w:pPr>
+            <w:r>
+              <w:rPr>
+                <w:rFonts w:eastAsia="arial" w:ascii="arial" w:hAnsi="arial"/>
+                <w:color w:val="000000"/>
+                <w:sz w:val="16"/>
+                <w:szCs w:val="16"/>
+              </w:rPr>
+              <w:t>MU-2A Trail</w:t>
+            </w:r>
+          </w:p>
+        </w:tc>
+        <w:tc>
+          <w:tcPr>
+            <w:tcW w:w="1017" w:type="dxa"/>
+            <w:tcBorders>
+              <w:top w:val="single" w:sz="4" w:space="0" w:color="000000"/>
+              <w:left w:val="single" w:sz="4" w:space="0" w:color="000000"/>
+              <w:bottom w:val="single" w:sz="4" w:space="0" w:color="000000"/>
+            </w:tcBorders>
+            <w:vAlign w:val="bottom"/>
+          </w:tcPr>
+          <w:p>
+            <w:pPr>
+              <w:pStyle w:val="Normal"/>
+              <w:widowControl w:val="false"/>
+              <w:jc w:val="center"/>
+              <w:rPr>
+                <w:color w:val="000000"/>
+                <w:sz w:val="16"/>
+                <w:szCs w:val="16"/>
+              </w:rPr>
+            </w:pPr>
+            <w:r>
+              <w:rPr>
+                <w:rFonts w:eastAsia="arial" w:ascii="arial" w:hAnsi="arial"/>
+                <w:color w:val="000000"/>
+                <w:sz w:val="16"/>
+                <w:szCs w:val="16"/>
+              </w:rPr>
+              <w:t>Isolation Start Iso.</w:t>
+            </w:r>
+          </w:p>
+        </w:tc>
+        <w:tc>
+          <w:tcPr>
+            <w:tcW w:w="1016" w:type="dxa"/>
+            <w:tcBorders>
+              <w:top w:val="single" w:sz="4" w:space="0" w:color="000000"/>
+              <w:left w:val="single" w:sz="4" w:space="0" w:color="000000"/>
+              <w:bottom w:val="single" w:sz="4" w:space="0" w:color="000000"/>
+            </w:tcBorders>
+            <w:vAlign w:val="bottom"/>
+          </w:tcPr>
+          <w:p>
+            <w:pPr>
+              <w:pStyle w:val="Normal"/>
+              <w:widowControl w:val="false"/>
+              <w:jc w:val="center"/>
+              <w:rPr>
+                <w:sz w:val="16"/>
+                <w:szCs w:val="16"/>
+              </w:rPr>
+            </w:pPr>
+            <w:r>
+              <w:rPr>
+                <w:rFonts w:eastAsia="arial" w:ascii="arial" w:hAnsi="arial"/>
+                <w:color w:val="000000"/>
+                <w:sz w:val="16"/>
+                <w:szCs w:val="16"/>
+              </w:rPr>
+              <w:t>HEP Stop</w:t>
+            </w:r>
+          </w:p>
+        </w:tc>
+        <w:tc>
+          <w:tcPr>
+            <w:tcW w:w="1020" w:type="dxa"/>
+            <w:tcBorders>
+              <w:top w:val="single" w:sz="4" w:space="0" w:color="000000"/>
+              <w:left w:val="single" w:sz="4" w:space="0" w:color="000000"/>
+              <w:bottom w:val="single" w:sz="4" w:space="0" w:color="000000"/>
+            </w:tcBorders>
+            <w:vAlign w:val="bottom"/>
+          </w:tcPr>
+          <w:p>
+            <w:pPr>
+              <w:pStyle w:val="Normal"/>
+              <w:widowControl w:val="false"/>
+              <w:jc w:val="center"/>
+              <w:rPr>
+                <w:color w:val="000000"/>
+                <w:sz w:val="16"/>
+                <w:szCs w:val="16"/>
+              </w:rPr>
+            </w:pPr>
+            <w:r>
+              <w:rPr>
+                <w:rFonts w:eastAsia="arial" w:ascii="arial" w:hAnsi="arial"/>
+                <w:color w:val="000000"/>
+                <w:sz w:val="16"/>
+                <w:szCs w:val="16"/>
+              </w:rPr>
+              <w:t>AC Power Off</w:t>
+            </w:r>
+          </w:p>
+        </w:tc>
+        <w:tc>
+          <w:tcPr>
+            <w:tcW w:w="1016" w:type="dxa"/>
+            <w:tcBorders>
+              <w:top w:val="single" w:sz="4" w:space="0" w:color="000000"/>
+              <w:left w:val="single" w:sz="4" w:space="0" w:color="000000"/>
+              <w:bottom w:val="single" w:sz="4" w:space="0" w:color="000000"/>
+            </w:tcBorders>
+            <w:vAlign w:val="bottom"/>
+          </w:tcPr>
+          <w:p>
+            <w:pPr>
+              <w:pStyle w:val="Normal"/>
+              <w:widowControl w:val="false"/>
+              <w:spacing w:lineRule="auto" w:line="180"/>
+              <w:jc w:val="center"/>
+              <w:rPr>
+                <w:color w:val="000000"/>
+                <w:sz w:val="16"/>
+                <w:szCs w:val="16"/>
+              </w:rPr>
+            </w:pPr>
+            <w:r>
+              <w:rPr>
+                <w:rFonts w:eastAsia="arial" w:ascii="arial" w:hAnsi="arial"/>
+                <w:color w:val="000000"/>
+                <w:sz w:val="16"/>
+                <w:szCs w:val="16"/>
+              </w:rPr>
+              <w:t>Engine Run</w:t>
+            </w:r>
+          </w:p>
+        </w:tc>
+        <w:tc>
+          <w:tcPr>
+            <w:tcW w:w="1016" w:type="dxa"/>
+            <w:tcBorders>
+              <w:top w:val="single" w:sz="4" w:space="0" w:color="000000"/>
+              <w:left w:val="single" w:sz="4" w:space="0" w:color="000000"/>
+              <w:bottom w:val="single" w:sz="4" w:space="0" w:color="000000"/>
+            </w:tcBorders>
+            <w:vAlign w:val="bottom"/>
+          </w:tcPr>
+          <w:p>
+            <w:pPr>
+              <w:pStyle w:val="Normal"/>
+              <w:widowControl w:val="false"/>
+              <w:spacing w:lineRule="auto" w:line="180"/>
+              <w:jc w:val="center"/>
+              <w:rPr>
+                <w:sz w:val="16"/>
+                <w:szCs w:val="16"/>
+              </w:rPr>
+            </w:pPr>
+            <w:r>
+              <w:rPr>
+                <w:sz w:val="16"/>
+                <w:szCs w:val="16"/>
+              </w:rPr>
+              <w:t>Marker Light</w:t>
+            </w:r>
+          </w:p>
+        </w:tc>
+        <w:tc>
+          <w:tcPr>
+            <w:tcW w:w="1016" w:type="dxa"/>
+            <w:tcBorders>
+              <w:top w:val="single" w:sz="4" w:space="0" w:color="000000"/>
+              <w:left w:val="single" w:sz="4" w:space="0" w:color="000000"/>
+              <w:bottom w:val="single" w:sz="4" w:space="0" w:color="000000"/>
+            </w:tcBorders>
+            <w:vAlign w:val="bottom"/>
+          </w:tcPr>
+          <w:p>
+            <w:pPr>
+              <w:pStyle w:val="Normal"/>
+              <w:widowControl w:val="false"/>
+              <w:spacing w:lineRule="auto" w:line="180"/>
+              <w:jc w:val="center"/>
+              <w:rPr>
+                <w:sz w:val="16"/>
+                <w:szCs w:val="16"/>
+              </w:rPr>
+            </w:pPr>
+            <w:r>
+              <w:rPr>
+                <w:rFonts w:eastAsia="arial" w:ascii="arial" w:hAnsi="arial"/>
+                <w:color w:val="000000"/>
+                <w:sz w:val="16"/>
+                <w:szCs w:val="16"/>
+              </w:rPr>
+              <w:t>Exterior</w:t>
+            </w:r>
+          </w:p>
+          <w:p>
+            <w:pPr>
+              <w:pStyle w:val="Normal"/>
+              <w:widowControl w:val="false"/>
+              <w:spacing w:lineRule="auto" w:line="180"/>
+              <w:jc w:val="center"/>
+              <w:rPr>
+                <w:sz w:val="16"/>
+                <w:szCs w:val="16"/>
+              </w:rPr>
+            </w:pPr>
+            <w:r>
+              <w:rPr>
+                <w:rFonts w:eastAsia="arial" w:ascii="arial" w:hAnsi="arial"/>
+                <w:color w:val="000000"/>
+                <w:sz w:val="16"/>
+                <w:szCs w:val="16"/>
+              </w:rPr>
+              <w:t>Camera</w:t>
+            </w:r>
+          </w:p>
+        </w:tc>
+        <w:tc>
+          <w:tcPr>
+            <w:tcW w:w="1029" w:type="dxa"/>
+            <w:tcBorders>
+              <w:top w:val="single" w:sz="4" w:space="0" w:color="000000"/>
+              <w:left w:val="single" w:sz="4" w:space="0" w:color="000000"/>
+              <w:bottom w:val="single" w:sz="4" w:space="0" w:color="000000"/>
+              <w:right w:val="single" w:sz="4" w:space="0" w:color="000000"/>
+            </w:tcBorders>
+            <w:vAlign w:val="bottom"/>
+          </w:tcPr>
+          <w:p>
+            <w:pPr>
+              <w:pStyle w:val="Normal"/>
+              <w:widowControl w:val="false"/>
+              <w:spacing w:lineRule="auto" w:line="180"/>
+              <w:jc w:val="center"/>
+              <w:rPr>
+                <w:sz w:val="16"/>
+                <w:szCs w:val="16"/>
+              </w:rPr>
+            </w:pPr>
+            <w:r>
+              <w:rPr>
+                <w:rFonts w:eastAsia="arial" w:ascii="arial" w:hAnsi="arial"/>
+                <w:color w:val="000000"/>
+                <w:sz w:val="16"/>
+                <w:szCs w:val="16"/>
+              </w:rPr>
+              <w:t>Prev</w:t>
+            </w:r>
+          </w:p>
+          <w:p>
+            <w:pPr>
+              <w:pStyle w:val="Normal"/>
+              <w:widowControl w:val="false"/>
+              <w:spacing w:lineRule="auto" w:line="180"/>
+              <w:jc w:val="center"/>
+              <w:rPr>
+                <w:sz w:val="16"/>
+                <w:szCs w:val="16"/>
+              </w:rPr>
+            </w:pPr>
+            <w:r>
+              <w:rPr>
+                <w:rFonts w:eastAsia="arial" w:ascii="arial" w:hAnsi="arial"/>
+                <w:color w:val="000000"/>
+                <w:sz w:val="16"/>
+                <w:szCs w:val="16"/>
+              </w:rPr>
+              <w:t>Cab Cam</w:t>
+            </w:r>
+          </w:p>
+        </w:tc>
+      </w:tr>
+    </w:tbl>
+    <w:p>
+      <w:pPr>
+        <w:pStyle w:val="Normal"/>
+        <w:rPr>
+          <w:color w:val="000000"/>
+          <w:sz w:val="16"/>
+          <w:szCs w:val="16"/>
+        </w:rPr>
+      </w:pPr>
+      <w:r>
+        <w:rPr>
+          <w:color w:val="000000"/>
+          <w:sz w:val="16"/>
+          <w:szCs w:val="16"/>
+        </w:rPr>
+      </w:r>
+    </w:p>
+    <w:p>
+      <w:pPr>
+        <w:pStyle w:val="Normal"/>
+        <w:rPr>
+          <w:color w:val="000000"/>
+          <w:sz w:val="16"/>
+          <w:szCs w:val="16"/>
+        </w:rPr>
+      </w:pPr>
+      <w:r>
+        <w:rPr>
+          <w:color w:val="000000"/>
+          <w:sz w:val="16"/>
+          <w:szCs w:val="16"/>
+        </w:rPr>
+        <w:tab/>
+        <w:t xml:space="preserve">       </w:t>
       </w:r>
       <w:r>
         <w:rPr>
@@ -24573,7 +25121,587 @@
           <w:sz w:val="16"/>
           <w:szCs w:val="16"/>
         </w:rPr>
-        <w:t>3C</w:t>
+        <w:t xml:space="preserve">    </w:t>
+      </w:r>
+      <w:r>
+        <w:rPr>
+          <w:rFonts w:eastAsia="arial" w:ascii="arial" w:hAnsi="arial"/>
+          <w:color w:val="000000"/>
+          <w:sz w:val="16"/>
+          <w:szCs w:val="16"/>
+        </w:rPr>
+        <w:t>HSP46</w:t>
+      </w:r>
+      <w:r>
+        <w:rPr>
+          <w:rFonts w:eastAsia="arial" w:ascii="arial" w:hAnsi="arial"/>
+          <w:color w:val="000000"/>
+          <w:sz w:val="16"/>
+          <w:szCs w:val="16"/>
+        </w:rPr>
+        <w:t>-1</w:t>
+      </w:r>
+    </w:p>
+    <w:tbl>
+      <w:tblPr>
+        <w:tblW w:w="14248" w:type="dxa"/>
+        <w:jc w:val="left"/>
+        <w:tblInd w:w="-5" w:type="dxa"/>
+        <w:tblLayout w:type="fixed"/>
+        <w:tblCellMar>
+          <w:top w:w="0" w:type="dxa"/>
+          <w:left w:w="108" w:type="dxa"/>
+          <w:bottom w:w="0" w:type="dxa"/>
+          <w:right w:w="108" w:type="dxa"/>
+        </w:tblCellMar>
+        <w:tblLook w:firstRow="1" w:noVBand="1" w:lastRow="0" w:firstColumn="1" w:lastColumn="0" w:noHBand="0" w:val="04a0"/>
+      </w:tblPr>
+      <w:tblGrid>
+        <w:gridCol w:w="1017"/>
+        <w:gridCol w:w="1019"/>
+        <w:gridCol w:w="1014"/>
+        <w:gridCol w:w="1016"/>
+        <w:gridCol w:w="1020"/>
+        <w:gridCol w:w="1016"/>
+        <w:gridCol w:w="1016"/>
+        <w:gridCol w:w="1017"/>
+        <w:gridCol w:w="1016"/>
+        <w:gridCol w:w="1020"/>
+        <w:gridCol w:w="1016"/>
+        <w:gridCol w:w="1016"/>
+        <w:gridCol w:w="1016"/>
+        <w:gridCol w:w="1029"/>
+      </w:tblGrid>
+      <w:tr>
+        <w:trPr>
+          <w:trHeight w:val="440" w:hRule="exact"/>
+          <w:cantSplit w:val="true"/>
+        </w:trPr>
+        <w:tc>
+          <w:tcPr>
+            <w:tcW w:w="1017" w:type="dxa"/>
+            <w:tcBorders>
+              <w:top w:val="single" w:sz="4" w:space="0" w:color="000000"/>
+              <w:left w:val="single" w:sz="4" w:space="0" w:color="000000"/>
+              <w:bottom w:val="single" w:sz="4" w:space="0" w:color="000000"/>
+            </w:tcBorders>
+            <w:vAlign w:val="bottom"/>
+          </w:tcPr>
+          <w:p>
+            <w:pPr>
+              <w:pStyle w:val="Normal"/>
+              <w:widowControl w:val="false"/>
+              <w:spacing w:lineRule="auto" w:line="180" w:before="0" w:after="60"/>
+              <w:jc w:val="center"/>
+              <w:rPr>
+                <w:color w:val="000000"/>
+                <w:sz w:val="16"/>
+                <w:szCs w:val="16"/>
+              </w:rPr>
+            </w:pPr>
+            <w:r>
+              <w:rPr>
+                <w:rFonts w:eastAsia="arial" w:ascii="arial" w:hAnsi="arial"/>
+                <w:b/>
+                <w:color w:val="000000"/>
+                <w:sz w:val="16"/>
+                <w:szCs w:val="16"/>
+              </w:rPr>
+              <w:t>Pause</w:t>
+            </w:r>
+          </w:p>
+        </w:tc>
+        <w:tc>
+          <w:tcPr>
+            <w:tcW w:w="1019" w:type="dxa"/>
+            <w:tcBorders>
+              <w:top w:val="single" w:sz="4" w:space="0" w:color="000000"/>
+              <w:left w:val="single" w:sz="4" w:space="0" w:color="000000"/>
+              <w:bottom w:val="single" w:sz="4" w:space="0" w:color="000000"/>
+            </w:tcBorders>
+            <w:vAlign w:val="bottom"/>
+          </w:tcPr>
+          <w:p>
+            <w:pPr>
+              <w:pStyle w:val="Normal"/>
+              <w:widowControl w:val="false"/>
+              <w:spacing w:lineRule="auto" w:line="180"/>
+              <w:jc w:val="center"/>
+              <w:rPr>
+                <w:color w:val="000000"/>
+                <w:sz w:val="16"/>
+                <w:szCs w:val="16"/>
+              </w:rPr>
+            </w:pPr>
+            <w:r>
+              <w:rPr>
+                <w:color w:val="000000"/>
+                <w:sz w:val="16"/>
+                <w:szCs w:val="16"/>
+              </w:rPr>
+              <w:t>Reverser Handle</w:t>
+            </w:r>
+          </w:p>
+        </w:tc>
+        <w:tc>
+          <w:tcPr>
+            <w:tcW w:w="1014" w:type="dxa"/>
+            <w:tcBorders>
+              <w:top w:val="single" w:sz="4" w:space="0" w:color="000000"/>
+              <w:left w:val="single" w:sz="4" w:space="0" w:color="000000"/>
+              <w:bottom w:val="single" w:sz="4" w:space="0" w:color="000000"/>
+            </w:tcBorders>
+            <w:vAlign w:val="bottom"/>
+          </w:tcPr>
+          <w:p>
+            <w:pPr>
+              <w:pStyle w:val="Normal"/>
+              <w:widowControl w:val="false"/>
+              <w:jc w:val="center"/>
+              <w:rPr>
+                <w:rFonts w:ascii="arial" w:hAnsi="arial" w:eastAsia="arial"/>
+                <w:color w:val="000000"/>
+                <w:sz w:val="16"/>
+                <w:szCs w:val="16"/>
+              </w:rPr>
+            </w:pPr>
+            <w:r>
+              <w:rPr>
+                <w:rFonts w:eastAsia="arial" w:ascii="arial" w:hAnsi="arial"/>
+                <w:color w:val="000000"/>
+                <w:sz w:val="16"/>
+                <w:szCs w:val="16"/>
+              </w:rPr>
+              <w:t>Engine Start</w:t>
+            </w:r>
+          </w:p>
+        </w:tc>
+        <w:tc>
+          <w:tcPr>
+            <w:tcW w:w="1016" w:type="dxa"/>
+            <w:tcBorders>
+              <w:top w:val="single" w:sz="4" w:space="0" w:color="000000"/>
+              <w:left w:val="single" w:sz="4" w:space="0" w:color="000000"/>
+              <w:bottom w:val="single" w:sz="4" w:space="0" w:color="000000"/>
+            </w:tcBorders>
+            <w:vAlign w:val="bottom"/>
+          </w:tcPr>
+          <w:p>
+            <w:pPr>
+              <w:pStyle w:val="Normal"/>
+              <w:widowControl w:val="false"/>
+              <w:spacing w:lineRule="auto" w:line="180"/>
+              <w:jc w:val="center"/>
+              <w:rPr>
+                <w:color w:val="000000"/>
+                <w:sz w:val="16"/>
+                <w:szCs w:val="16"/>
+              </w:rPr>
+            </w:pPr>
+            <w:r>
+              <w:rPr>
+                <w:color w:val="000000"/>
+                <w:sz w:val="16"/>
+                <w:szCs w:val="16"/>
+              </w:rPr>
+              <w:t>ATC/ACSES</w:t>
+            </w:r>
+          </w:p>
+        </w:tc>
+        <w:tc>
+          <w:tcPr>
+            <w:tcW w:w="1020" w:type="dxa"/>
+            <w:tcBorders>
+              <w:top w:val="single" w:sz="4" w:space="0" w:color="000000"/>
+              <w:left w:val="single" w:sz="4" w:space="0" w:color="000000"/>
+              <w:bottom w:val="single" w:sz="4" w:space="0" w:color="000000"/>
+            </w:tcBorders>
+            <w:vAlign w:val="bottom"/>
+          </w:tcPr>
+          <w:p>
+            <w:pPr>
+              <w:pStyle w:val="Normal"/>
+              <w:widowControl w:val="false"/>
+              <w:spacing w:lineRule="auto" w:line="180"/>
+              <w:jc w:val="center"/>
+              <w:rPr>
+                <w:color w:val="000000"/>
+                <w:sz w:val="16"/>
+                <w:szCs w:val="16"/>
+              </w:rPr>
+            </w:pPr>
+            <w:r>
+              <w:rPr>
+                <w:color w:val="000000"/>
+                <w:sz w:val="16"/>
+                <w:szCs w:val="16"/>
+              </w:rPr>
+              <w:t>Generator Field</w:t>
+            </w:r>
+          </w:p>
+        </w:tc>
+        <w:tc>
+          <w:tcPr>
+            <w:tcW w:w="1016" w:type="dxa"/>
+            <w:tcBorders>
+              <w:top w:val="single" w:sz="4" w:space="0" w:color="000000"/>
+              <w:left w:val="single" w:sz="4" w:space="0" w:color="000000"/>
+              <w:bottom w:val="single" w:sz="4" w:space="0" w:color="000000"/>
+            </w:tcBorders>
+            <w:vAlign w:val="bottom"/>
+          </w:tcPr>
+          <w:p>
+            <w:pPr>
+              <w:pStyle w:val="Normal"/>
+              <w:widowControl w:val="false"/>
+              <w:spacing w:lineRule="auto" w:line="180"/>
+              <w:jc w:val="center"/>
+              <w:rPr>
+                <w:color w:val="000000"/>
+                <w:sz w:val="16"/>
+                <w:szCs w:val="16"/>
+              </w:rPr>
+            </w:pPr>
+            <w:r>
+              <w:rPr>
+                <w:rFonts w:eastAsia="arial" w:ascii="arial" w:hAnsi="arial"/>
+                <w:color w:val="000000"/>
+                <w:sz w:val="16"/>
+                <w:szCs w:val="16"/>
+              </w:rPr>
+              <w:t>Engine Run</w:t>
+            </w:r>
+          </w:p>
+        </w:tc>
+        <w:tc>
+          <w:tcPr>
+            <w:tcW w:w="1016" w:type="dxa"/>
+            <w:tcBorders>
+              <w:top w:val="single" w:sz="4" w:space="0" w:color="000000"/>
+              <w:left w:val="single" w:sz="4" w:space="0" w:color="000000"/>
+              <w:bottom w:val="single" w:sz="4" w:space="0" w:color="000000"/>
+            </w:tcBorders>
+            <w:vAlign w:val="bottom"/>
+          </w:tcPr>
+          <w:p>
+            <w:pPr>
+              <w:pStyle w:val="Normal"/>
+              <w:widowControl w:val="false"/>
+              <w:jc w:val="center"/>
+              <w:rPr>
+                <w:color w:val="000000"/>
+                <w:sz w:val="16"/>
+                <w:szCs w:val="16"/>
+              </w:rPr>
+            </w:pPr>
+            <w:r>
+              <w:rPr>
+                <w:color w:val="000000"/>
+                <w:sz w:val="16"/>
+                <w:szCs w:val="16"/>
+              </w:rPr>
+              <w:t>HEP Trainline B</w:t>
+            </w:r>
+          </w:p>
+        </w:tc>
+        <w:tc>
+          <w:tcPr>
+            <w:tcW w:w="1017" w:type="dxa"/>
+            <w:tcBorders>
+              <w:top w:val="single" w:sz="4" w:space="0" w:color="000000"/>
+              <w:left w:val="single" w:sz="4" w:space="0" w:color="000000"/>
+              <w:bottom w:val="single" w:sz="4" w:space="0" w:color="000000"/>
+            </w:tcBorders>
+            <w:vAlign w:val="bottom"/>
+          </w:tcPr>
+          <w:p>
+            <w:pPr>
+              <w:pStyle w:val="Normal"/>
+              <w:widowControl w:val="false"/>
+              <w:jc w:val="center"/>
+              <w:rPr>
+                <w:color w:val="000000"/>
+                <w:sz w:val="16"/>
+                <w:szCs w:val="16"/>
+              </w:rPr>
+            </w:pPr>
+            <w:r>
+              <w:rPr>
+                <w:rFonts w:eastAsia="arial" w:ascii="arial" w:hAnsi="arial"/>
+                <w:color w:val="000000"/>
+                <w:sz w:val="16"/>
+                <w:szCs w:val="16"/>
+              </w:rPr>
+              <w:t>Isolation Run</w:t>
+            </w:r>
+          </w:p>
+        </w:tc>
+        <w:tc>
+          <w:tcPr>
+            <w:tcW w:w="1016" w:type="dxa"/>
+            <w:tcBorders>
+              <w:top w:val="single" w:sz="4" w:space="0" w:color="000000"/>
+              <w:left w:val="single" w:sz="4" w:space="0" w:color="000000"/>
+              <w:bottom w:val="single" w:sz="4" w:space="0" w:color="000000"/>
+            </w:tcBorders>
+            <w:vAlign w:val="bottom"/>
+          </w:tcPr>
+          <w:p>
+            <w:pPr>
+              <w:pStyle w:val="Normal"/>
+              <w:widowControl w:val="false"/>
+              <w:jc w:val="center"/>
+              <w:rPr>
+                <w:sz w:val="16"/>
+                <w:szCs w:val="16"/>
+              </w:rPr>
+            </w:pPr>
+            <w:r>
+              <w:rPr>
+                <w:sz w:val="16"/>
+                <w:szCs w:val="16"/>
+              </w:rPr>
+              <w:t>Parking Brake On</w:t>
+            </w:r>
+          </w:p>
+        </w:tc>
+        <w:tc>
+          <w:tcPr>
+            <w:tcW w:w="1020" w:type="dxa"/>
+            <w:tcBorders>
+              <w:top w:val="single" w:sz="4" w:space="0" w:color="000000"/>
+              <w:left w:val="single" w:sz="4" w:space="0" w:color="000000"/>
+              <w:bottom w:val="single" w:sz="4" w:space="0" w:color="000000"/>
+            </w:tcBorders>
+            <w:vAlign w:val="bottom"/>
+          </w:tcPr>
+          <w:p>
+            <w:pPr>
+              <w:pStyle w:val="Normal"/>
+              <w:widowControl w:val="false"/>
+              <w:jc w:val="center"/>
+              <w:rPr>
+                <w:color w:val="000000"/>
+                <w:sz w:val="16"/>
+                <w:szCs w:val="16"/>
+              </w:rPr>
+            </w:pPr>
+            <w:r>
+              <w:rPr>
+                <w:rFonts w:eastAsia="arial" w:ascii="arial" w:hAnsi="arial"/>
+                <w:color w:val="000000"/>
+                <w:sz w:val="16"/>
+                <w:szCs w:val="16"/>
+              </w:rPr>
+              <w:t>HEP</w:t>
+            </w:r>
+            <w:r>
+              <w:rPr>
+                <w:rFonts w:eastAsia="arial" w:ascii="arial" w:hAnsi="arial"/>
+                <w:color w:val="000000"/>
+                <w:sz w:val="16"/>
+                <w:szCs w:val="16"/>
+              </w:rPr>
+              <w:t xml:space="preserve"> On</w:t>
+            </w:r>
+          </w:p>
+        </w:tc>
+        <w:tc>
+          <w:tcPr>
+            <w:tcW w:w="1016" w:type="dxa"/>
+            <w:tcBorders>
+              <w:top w:val="single" w:sz="4" w:space="0" w:color="000000"/>
+              <w:left w:val="single" w:sz="4" w:space="0" w:color="000000"/>
+              <w:bottom w:val="single" w:sz="4" w:space="0" w:color="000000"/>
+            </w:tcBorders>
+            <w:vAlign w:val="bottom"/>
+          </w:tcPr>
+          <w:p>
+            <w:pPr>
+              <w:pStyle w:val="Normal"/>
+              <w:widowControl w:val="false"/>
+              <w:spacing w:lineRule="auto" w:line="180"/>
+              <w:jc w:val="center"/>
+              <w:rPr>
+                <w:sz w:val="16"/>
+                <w:szCs w:val="16"/>
+              </w:rPr>
+            </w:pPr>
+            <w:r>
+              <w:rPr>
+                <w:rFonts w:eastAsia="arial" w:ascii="arial" w:hAnsi="arial"/>
+                <w:color w:val="000000"/>
+                <w:sz w:val="16"/>
+                <w:szCs w:val="16"/>
+              </w:rPr>
+              <w:t>Gauge Light</w:t>
+            </w:r>
+          </w:p>
+        </w:tc>
+        <w:tc>
+          <w:tcPr>
+            <w:tcW w:w="1016" w:type="dxa"/>
+            <w:tcBorders>
+              <w:top w:val="single" w:sz="4" w:space="0" w:color="000000"/>
+              <w:left w:val="single" w:sz="4" w:space="0" w:color="000000"/>
+              <w:bottom w:val="single" w:sz="4" w:space="0" w:color="000000"/>
+            </w:tcBorders>
+            <w:vAlign w:val="bottom"/>
+          </w:tcPr>
+          <w:p>
+            <w:pPr>
+              <w:pStyle w:val="Normal"/>
+              <w:widowControl w:val="false"/>
+              <w:spacing w:lineRule="auto" w:line="180"/>
+              <w:jc w:val="center"/>
+              <w:rPr>
+                <w:sz w:val="16"/>
+                <w:szCs w:val="16"/>
+              </w:rPr>
+            </w:pPr>
+            <w:r>
+              <w:rPr>
+                <w:sz w:val="16"/>
+                <w:szCs w:val="16"/>
+              </w:rPr>
+              <w:t>Cab Light</w:t>
+            </w:r>
+          </w:p>
+        </w:tc>
+        <w:tc>
+          <w:tcPr>
+            <w:tcW w:w="1016" w:type="dxa"/>
+            <w:tcBorders>
+              <w:top w:val="single" w:sz="4" w:space="0" w:color="000000"/>
+              <w:left w:val="single" w:sz="4" w:space="0" w:color="000000"/>
+              <w:bottom w:val="single" w:sz="4" w:space="0" w:color="000000"/>
+            </w:tcBorders>
+            <w:vAlign w:val="bottom"/>
+          </w:tcPr>
+          <w:p>
+            <w:pPr>
+              <w:pStyle w:val="Normal"/>
+              <w:widowControl w:val="false"/>
+              <w:spacing w:lineRule="auto" w:line="180"/>
+              <w:jc w:val="center"/>
+              <w:rPr>
+                <w:sz w:val="16"/>
+                <w:szCs w:val="16"/>
+              </w:rPr>
+            </w:pPr>
+            <w:r>
+              <w:rPr>
+                <w:rFonts w:eastAsia="arial" w:ascii="arial" w:hAnsi="arial"/>
+                <w:color w:val="000000"/>
+                <w:sz w:val="16"/>
+                <w:szCs w:val="16"/>
+              </w:rPr>
+              <w:t>1-Person</w:t>
+            </w:r>
+          </w:p>
+        </w:tc>
+        <w:tc>
+          <w:tcPr>
+            <w:tcW w:w="1029" w:type="dxa"/>
+            <w:tcBorders>
+              <w:top w:val="single" w:sz="4" w:space="0" w:color="000000"/>
+              <w:left w:val="single" w:sz="4" w:space="0" w:color="000000"/>
+              <w:bottom w:val="single" w:sz="4" w:space="0" w:color="000000"/>
+              <w:right w:val="single" w:sz="4" w:space="0" w:color="000000"/>
+            </w:tcBorders>
+            <w:vAlign w:val="bottom"/>
+          </w:tcPr>
+          <w:p>
+            <w:pPr>
+              <w:pStyle w:val="Normal"/>
+              <w:widowControl w:val="false"/>
+              <w:spacing w:lineRule="auto" w:line="180"/>
+              <w:jc w:val="center"/>
+              <w:rPr>
+                <w:sz w:val="16"/>
+                <w:szCs w:val="16"/>
+              </w:rPr>
+            </w:pPr>
+            <w:r>
+              <w:rPr>
+                <w:rFonts w:eastAsia="arial" w:ascii="arial" w:hAnsi="arial"/>
+                <w:color w:val="000000"/>
+                <w:sz w:val="16"/>
+                <w:szCs w:val="16"/>
+              </w:rPr>
+              <w:t>Next</w:t>
+            </w:r>
+          </w:p>
+          <w:p>
+            <w:pPr>
+              <w:pStyle w:val="Normal"/>
+              <w:widowControl w:val="false"/>
+              <w:spacing w:lineRule="auto" w:line="180"/>
+              <w:jc w:val="center"/>
+              <w:rPr>
+                <w:sz w:val="16"/>
+                <w:szCs w:val="16"/>
+              </w:rPr>
+            </w:pPr>
+            <w:r>
+              <w:rPr>
+                <w:rFonts w:eastAsia="arial" w:ascii="arial" w:hAnsi="arial"/>
+                <w:color w:val="000000"/>
+                <w:sz w:val="16"/>
+                <w:szCs w:val="16"/>
+              </w:rPr>
+              <w:t>Cab Cam</w:t>
+            </w:r>
+          </w:p>
+        </w:tc>
+      </w:tr>
+    </w:tbl>
+    <w:p>
+      <w:pPr>
+        <w:pStyle w:val="Normal"/>
+        <w:rPr>
+          <w:rFonts w:ascii="arial" w:hAnsi="arial" w:eastAsia="arial"/>
+          <w:color w:val="000000"/>
+          <w:sz w:val="16"/>
+          <w:szCs w:val="16"/>
+        </w:rPr>
+      </w:pPr>
+      <w:r>
+        <w:rPr>
+          <w:rFonts w:eastAsia="arial" w:ascii="arial" w:hAnsi="arial"/>
+          <w:color w:val="000000"/>
+          <w:sz w:val="16"/>
+          <w:szCs w:val="16"/>
+        </w:rPr>
+      </w:r>
+    </w:p>
+    <w:p>
+      <w:pPr>
+        <w:pStyle w:val="Normal"/>
+        <w:rPr>
+          <w:color w:val="000000"/>
+          <w:sz w:val="16"/>
+          <w:szCs w:val="16"/>
+        </w:rPr>
+      </w:pPr>
+      <w:r>
+        <w:rPr>
+          <w:rFonts w:eastAsia="arial" w:ascii="arial" w:hAnsi="arial"/>
+          <w:color w:val="000000"/>
+          <w:sz w:val="16"/>
+          <w:szCs w:val="16"/>
+        </w:rPr>
+        <w:tab/>
+        <w:t xml:space="preserve">           </w:t>
+      </w:r>
+      <w:r>
+        <w:rPr>
+          <w:rFonts w:eastAsia="arial" w:ascii="arial" w:hAnsi="arial"/>
+          <w:color w:val="000000"/>
+          <w:sz w:val="16"/>
+          <w:szCs w:val="16"/>
+        </w:rPr>
+        <w:t>HSP46</w:t>
       </w:r>
       <w:r>
         <w:rPr>
@@ -24778,98 +25906,70 @@
                 <w:sz w:val="16"/>
                 <w:szCs w:val="16"/>
               </w:rPr>
-              <w:t>Control &amp; Fuel Pump</w:t>
-            </w:r>
-          </w:p>
-        </w:tc>
-        <w:tc>
-          <w:tcPr>
-            <w:tcW w:w="1016" w:type="dxa"/>
-            <w:tcBorders>
-              <w:top w:val="single" w:sz="4" w:space="0" w:color="000000"/>
-              <w:left w:val="single" w:sz="4" w:space="0" w:color="000000"/>
-              <w:bottom w:val="single" w:sz="4" w:space="0" w:color="000000"/>
-            </w:tcBorders>
-            <w:vAlign w:val="bottom"/>
-          </w:tcPr>
-          <w:p>
-            <w:pPr>
-              <w:pStyle w:val="Normal"/>
-              <w:widowControl w:val="false"/>
-              <w:jc w:val="center"/>
-              <w:rPr>
-                <w:color w:val="000000"/>
-                <w:sz w:val="16"/>
-                <w:szCs w:val="16"/>
-              </w:rPr>
-            </w:pPr>
-            <w:r>
-              <w:rPr>
-                <w:color w:val="000000"/>
-                <w:sz w:val="16"/>
-                <w:szCs w:val="16"/>
-              </w:rPr>
-              <w:t>Brake</w:t>
-            </w:r>
-          </w:p>
-          <w:p>
-            <w:pPr>
-              <w:pStyle w:val="Normal"/>
-              <w:widowControl w:val="false"/>
-              <w:jc w:val="center"/>
-              <w:rPr>
-                <w:color w:val="000000"/>
-                <w:sz w:val="16"/>
-                <w:szCs w:val="16"/>
-              </w:rPr>
-            </w:pPr>
-            <w:r>
-              <w:rPr>
-                <w:color w:val="000000"/>
-                <w:sz w:val="16"/>
-                <w:szCs w:val="16"/>
-              </w:rPr>
-              <w:t>Cut-</w:t>
-            </w:r>
-            <w:r>
-              <w:rPr>
-                <w:color w:val="000000"/>
-                <w:sz w:val="16"/>
-                <w:szCs w:val="16"/>
-              </w:rPr>
-              <w:t>Out</w:t>
-            </w:r>
-          </w:p>
-        </w:tc>
-        <w:tc>
-          <w:tcPr>
-            <w:tcW w:w="1016" w:type="dxa"/>
-            <w:tcBorders>
-              <w:top w:val="single" w:sz="4" w:space="0" w:color="000000"/>
-              <w:left w:val="single" w:sz="4" w:space="0" w:color="000000"/>
-              <w:bottom w:val="single" w:sz="4" w:space="0" w:color="000000"/>
-            </w:tcBorders>
-            <w:vAlign w:val="bottom"/>
-          </w:tcPr>
-          <w:p>
-            <w:pPr>
-              <w:pStyle w:val="Normal"/>
-              <w:widowControl w:val="false"/>
-              <w:jc w:val="center"/>
-              <w:rPr>
-                <w:color w:val="000000"/>
-                <w:sz w:val="16"/>
-                <w:szCs w:val="16"/>
-              </w:rPr>
-            </w:pPr>
-            <w:r>
-              <w:rPr>
-                <w:rFonts w:eastAsia="arial" w:ascii="arial" w:hAnsi="arial"/>
-                <w:color w:val="000000"/>
-                <w:sz w:val="16"/>
-                <w:szCs w:val="16"/>
-              </w:rPr>
-              <w:t>MU-2A Trail</w:t>
+              <w:t>Control</w:t>
+            </w:r>
+          </w:p>
+        </w:tc>
+        <w:tc>
+          <w:tcPr>
+            <w:tcW w:w="1016" w:type="dxa"/>
+            <w:tcBorders>
+              <w:top w:val="single" w:sz="4" w:space="0" w:color="000000"/>
+              <w:left w:val="single" w:sz="4" w:space="0" w:color="000000"/>
+              <w:bottom w:val="single" w:sz="4" w:space="0" w:color="000000"/>
+            </w:tcBorders>
+            <w:vAlign w:val="bottom"/>
+          </w:tcPr>
+          <w:p>
+            <w:pPr>
+              <w:pStyle w:val="Normal"/>
+              <w:widowControl w:val="false"/>
+              <w:jc w:val="center"/>
+              <w:rPr>
+                <w:color w:val="000000"/>
+                <w:sz w:val="16"/>
+                <w:szCs w:val="16"/>
+              </w:rPr>
+            </w:pPr>
+            <w:r>
+              <w:rPr>
+                <w:color w:val="000000"/>
+                <w:sz w:val="16"/>
+                <w:szCs w:val="16"/>
+              </w:rPr>
+              <w:t>EP Brake</w:t>
+            </w:r>
+          </w:p>
+        </w:tc>
+        <w:tc>
+          <w:tcPr>
+            <w:tcW w:w="1016" w:type="dxa"/>
+            <w:tcBorders>
+              <w:top w:val="single" w:sz="4" w:space="0" w:color="000000"/>
+              <w:left w:val="single" w:sz="4" w:space="0" w:color="000000"/>
+              <w:bottom w:val="single" w:sz="4" w:space="0" w:color="000000"/>
+            </w:tcBorders>
+            <w:vAlign w:val="bottom"/>
+          </w:tcPr>
+          <w:p>
+            <w:pPr>
+              <w:pStyle w:val="Normal"/>
+              <w:widowControl w:val="false"/>
+              <w:jc w:val="center"/>
+              <w:rPr>
+                <w:color w:val="000000"/>
+                <w:sz w:val="16"/>
+                <w:szCs w:val="16"/>
+              </w:rPr>
+            </w:pPr>
+            <w:r>
+              <w:rPr>
+                <w:rFonts w:eastAsia="arial" w:ascii="arial" w:hAnsi="arial"/>
+                <w:color w:val="000000"/>
+                <w:sz w:val="16"/>
+                <w:szCs w:val="16"/>
+              </w:rPr>
+              <w:t>HEP Trainline F</w:t>
             </w:r>
           </w:p>
         </w:tc>
@@ -24927,12 +26027,10 @@
             </w:pPr>
             <w:r>
               <w:rPr>
-                <w:rFonts w:eastAsia="arial" w:ascii="arial" w:hAnsi="arial"/>
-                <w:color w:val="000000"/>
-                <w:sz w:val="16"/>
-                <w:szCs w:val="16"/>
-              </w:rPr>
-              <w:t>HEP Stop</w:t>
+                <w:sz w:val="16"/>
+                <w:szCs w:val="16"/>
+              </w:rPr>
+              <w:t>Parking Brake Off</w:t>
             </w:r>
           </w:p>
         </w:tc>
@@ -24964,7 +26062,7 @@
                 <w:sz w:val="16"/>
                 <w:szCs w:val="16"/>
               </w:rPr>
-              <w:t>AC Power</w:t>
+              <w:t>HEP</w:t>
             </w:r>
             <w:r>
               <w:rPr>
@@ -25006,44 +26104,37 @@
                 <w:sz w:val="16"/>
                 <w:szCs w:val="16"/>
               </w:rPr>
-              <w:t>Engine Run</w:t>
-            </w:r>
-          </w:p>
-        </w:tc>
-        <w:tc>
-          <w:tcPr>
-            <w:tcW w:w="1016" w:type="dxa"/>
-            <w:tcBorders>
-              <w:top w:val="single" w:sz="4" w:space="0" w:color="000000"/>
-              <w:left w:val="single" w:sz="4" w:space="0" w:color="000000"/>
-              <w:bottom w:val="single" w:sz="4" w:space="0" w:color="000000"/>
-            </w:tcBorders>
-            <w:vAlign w:val="bottom"/>
-          </w:tcPr>
-          <w:p>
-            <w:pPr>
-              <w:pStyle w:val="Normal"/>
-              <w:widowControl w:val="false"/>
-              <w:spacing w:lineRule="auto" w:line="180"/>
-              <w:jc w:val="center"/>
-              <w:rPr>
-                <w:sz w:val="16"/>
-                <w:szCs w:val="16"/>
-              </w:rPr>
-            </w:pPr>
-            <w:r>
-              <w:rPr>
-                <w:sz w:val="16"/>
-                <w:szCs w:val="16"/>
-              </w:rPr>
-              <w:t>Marker</w:t>
-            </w:r>
-            <w:r>
-              <w:rPr>
-                <w:sz w:val="16"/>
-                <w:szCs w:val="16"/>
-              </w:rPr>
-              <w:t xml:space="preserve"> Light</w:t>
+              <w:t>Reading Light</w:t>
+            </w:r>
+          </w:p>
+        </w:tc>
+        <w:tc>
+          <w:tcPr>
+            <w:tcW w:w="1016" w:type="dxa"/>
+            <w:tcBorders>
+              <w:top w:val="single" w:sz="4" w:space="0" w:color="000000"/>
+              <w:left w:val="single" w:sz="4" w:space="0" w:color="000000"/>
+              <w:bottom w:val="single" w:sz="4" w:space="0" w:color="000000"/>
+            </w:tcBorders>
+            <w:vAlign w:val="bottom"/>
+          </w:tcPr>
+          <w:p>
+            <w:pPr>
+              <w:pStyle w:val="Normal"/>
+              <w:widowControl w:val="false"/>
+              <w:spacing w:lineRule="auto" w:line="180"/>
+              <w:jc w:val="center"/>
+              <w:rPr>
+                <w:sz w:val="16"/>
+                <w:szCs w:val="16"/>
+              </w:rPr>
+            </w:pPr>
+            <w:r>
+              <w:rPr>
+                <w:sz w:val="16"/>
+                <w:szCs w:val="16"/>
+              </w:rPr>
+              <w:t>Marker Light</w:t>
             </w:r>
           </w:p>
         </w:tc>
@@ -25168,8 +26259,3537 @@
       <w:r>
         <w:rPr>
           <w:color w:val="000000"/>
+          <w:sz w:val="20"/>
+          <w:szCs w:val="20"/>
+          <w:vertAlign w:val="subscript"/>
+        </w:rPr>
+      </w:r>
+    </w:p>
+    <w:p>
+      <w:pPr>
+        <w:pStyle w:val="Normal"/>
+        <w:rPr>
+          <w:color w:val="000000"/>
           <w:sz w:val="16"/>
           <w:szCs w:val="16"/>
+        </w:rPr>
+      </w:pPr>
+      <w:r>
+        <w:rPr>
+          <w:color w:val="000000"/>
+          <w:sz w:val="16"/>
+          <w:szCs w:val="16"/>
+        </w:rPr>
+        <w:tab/>
+        <w:t xml:space="preserve">       </w:t>
+      </w:r>
+      <w:r>
+        <w:rPr>
+          <w:rFonts w:eastAsia="arial" w:ascii="arial" w:hAnsi="arial"/>
+          <w:color w:val="000000"/>
+          <w:sz w:val="16"/>
+          <w:szCs w:val="16"/>
+        </w:rPr>
+        <w:t xml:space="preserve">    </w:t>
+      </w:r>
+      <w:r>
+        <w:rPr>
+          <w:rFonts w:eastAsia="arial" w:ascii="arial" w:hAnsi="arial"/>
+          <w:color w:val="000000"/>
+          <w:sz w:val="16"/>
+          <w:szCs w:val="16"/>
+        </w:rPr>
+        <w:t>CTC-3</w:t>
+      </w:r>
+      <w:r>
+        <w:rPr>
+          <w:rFonts w:eastAsia="arial" w:ascii="arial" w:hAnsi="arial"/>
+          <w:color w:val="000000"/>
+          <w:sz w:val="16"/>
+          <w:szCs w:val="16"/>
+        </w:rPr>
+        <w:t>-1</w:t>
+      </w:r>
+    </w:p>
+    <w:tbl>
+      <w:tblPr>
+        <w:tblW w:w="14248" w:type="dxa"/>
+        <w:jc w:val="left"/>
+        <w:tblInd w:w="-5" w:type="dxa"/>
+        <w:tblLayout w:type="fixed"/>
+        <w:tblCellMar>
+          <w:top w:w="0" w:type="dxa"/>
+          <w:left w:w="108" w:type="dxa"/>
+          <w:bottom w:w="0" w:type="dxa"/>
+          <w:right w:w="108" w:type="dxa"/>
+        </w:tblCellMar>
+        <w:tblLook w:firstRow="1" w:noVBand="1" w:lastRow="0" w:firstColumn="1" w:lastColumn="0" w:noHBand="0" w:val="04a0"/>
+      </w:tblPr>
+      <w:tblGrid>
+        <w:gridCol w:w="1017"/>
+        <w:gridCol w:w="1019"/>
+        <w:gridCol w:w="1014"/>
+        <w:gridCol w:w="1016"/>
+        <w:gridCol w:w="1020"/>
+        <w:gridCol w:w="1016"/>
+        <w:gridCol w:w="1016"/>
+        <w:gridCol w:w="1017"/>
+        <w:gridCol w:w="1016"/>
+        <w:gridCol w:w="1020"/>
+        <w:gridCol w:w="1016"/>
+        <w:gridCol w:w="1016"/>
+        <w:gridCol w:w="1016"/>
+        <w:gridCol w:w="1029"/>
+      </w:tblGrid>
+      <w:tr>
+        <w:trPr>
+          <w:trHeight w:val="440" w:hRule="exact"/>
+          <w:cantSplit w:val="true"/>
+        </w:trPr>
+        <w:tc>
+          <w:tcPr>
+            <w:tcW w:w="1017" w:type="dxa"/>
+            <w:tcBorders>
+              <w:top w:val="single" w:sz="4" w:space="0" w:color="000000"/>
+              <w:left w:val="single" w:sz="4" w:space="0" w:color="000000"/>
+              <w:bottom w:val="single" w:sz="4" w:space="0" w:color="000000"/>
+            </w:tcBorders>
+            <w:vAlign w:val="bottom"/>
+          </w:tcPr>
+          <w:p>
+            <w:pPr>
+              <w:pStyle w:val="Normal"/>
+              <w:widowControl w:val="false"/>
+              <w:spacing w:lineRule="auto" w:line="180" w:before="0" w:after="60"/>
+              <w:jc w:val="center"/>
+              <w:rPr>
+                <w:color w:val="000000"/>
+                <w:sz w:val="16"/>
+                <w:szCs w:val="16"/>
+              </w:rPr>
+            </w:pPr>
+            <w:r>
+              <w:rPr>
+                <w:rFonts w:eastAsia="arial" w:ascii="arial" w:hAnsi="arial"/>
+                <w:b/>
+                <w:color w:val="000000"/>
+                <w:sz w:val="16"/>
+                <w:szCs w:val="16"/>
+              </w:rPr>
+              <w:t>Pause</w:t>
+            </w:r>
+          </w:p>
+        </w:tc>
+        <w:tc>
+          <w:tcPr>
+            <w:tcW w:w="1019" w:type="dxa"/>
+            <w:tcBorders>
+              <w:top w:val="single" w:sz="4" w:space="0" w:color="000000"/>
+              <w:left w:val="single" w:sz="4" w:space="0" w:color="000000"/>
+              <w:bottom w:val="single" w:sz="4" w:space="0" w:color="000000"/>
+            </w:tcBorders>
+            <w:vAlign w:val="bottom"/>
+          </w:tcPr>
+          <w:p>
+            <w:pPr>
+              <w:pStyle w:val="Normal"/>
+              <w:widowControl w:val="false"/>
+              <w:spacing w:lineRule="auto" w:line="180"/>
+              <w:jc w:val="center"/>
+              <w:rPr>
+                <w:color w:val="000000"/>
+                <w:sz w:val="16"/>
+                <w:szCs w:val="16"/>
+              </w:rPr>
+            </w:pPr>
+            <w:r>
+              <w:rPr/>
+            </w:r>
+          </w:p>
+        </w:tc>
+        <w:tc>
+          <w:tcPr>
+            <w:tcW w:w="1014" w:type="dxa"/>
+            <w:tcBorders>
+              <w:top w:val="single" w:sz="4" w:space="0" w:color="000000"/>
+              <w:left w:val="single" w:sz="4" w:space="0" w:color="000000"/>
+              <w:bottom w:val="single" w:sz="4" w:space="0" w:color="000000"/>
+            </w:tcBorders>
+            <w:vAlign w:val="bottom"/>
+          </w:tcPr>
+          <w:p>
+            <w:pPr>
+              <w:pStyle w:val="Normal"/>
+              <w:widowControl w:val="false"/>
+              <w:jc w:val="center"/>
+              <w:rPr>
+                <w:rFonts w:ascii="arial" w:hAnsi="arial" w:eastAsia="arial"/>
+                <w:color w:val="000000"/>
+                <w:sz w:val="16"/>
+                <w:szCs w:val="16"/>
+              </w:rPr>
+            </w:pPr>
+            <w:r>
+              <w:rPr>
+                <w:rFonts w:eastAsia="arial" w:ascii="arial" w:hAnsi="arial"/>
+                <w:color w:val="000000"/>
+                <w:sz w:val="16"/>
+                <w:szCs w:val="16"/>
+              </w:rPr>
+              <w:t>Cab Signal Fuse</w:t>
+            </w:r>
+          </w:p>
+        </w:tc>
+        <w:tc>
+          <w:tcPr>
+            <w:tcW w:w="1016" w:type="dxa"/>
+            <w:tcBorders>
+              <w:top w:val="single" w:sz="4" w:space="0" w:color="000000"/>
+              <w:left w:val="single" w:sz="4" w:space="0" w:color="000000"/>
+              <w:bottom w:val="single" w:sz="4" w:space="0" w:color="000000"/>
+            </w:tcBorders>
+            <w:vAlign w:val="bottom"/>
+          </w:tcPr>
+          <w:p>
+            <w:pPr>
+              <w:pStyle w:val="Normal"/>
+              <w:widowControl w:val="false"/>
+              <w:spacing w:lineRule="auto" w:line="180"/>
+              <w:jc w:val="center"/>
+              <w:rPr>
+                <w:color w:val="000000"/>
+                <w:sz w:val="16"/>
+                <w:szCs w:val="16"/>
+              </w:rPr>
+            </w:pPr>
+            <w:r>
+              <w:rPr>
+                <w:color w:val="000000"/>
+                <w:sz w:val="16"/>
+                <w:szCs w:val="16"/>
+              </w:rPr>
+              <w:t>Cab Signal</w:t>
+            </w:r>
+          </w:p>
+        </w:tc>
+        <w:tc>
+          <w:tcPr>
+            <w:tcW w:w="1020" w:type="dxa"/>
+            <w:tcBorders>
+              <w:top w:val="single" w:sz="4" w:space="0" w:color="000000"/>
+              <w:left w:val="single" w:sz="4" w:space="0" w:color="000000"/>
+              <w:bottom w:val="single" w:sz="4" w:space="0" w:color="000000"/>
+            </w:tcBorders>
+            <w:vAlign w:val="bottom"/>
+          </w:tcPr>
+          <w:p>
+            <w:pPr>
+              <w:pStyle w:val="Normal"/>
+              <w:widowControl w:val="false"/>
+              <w:spacing w:lineRule="auto" w:line="180"/>
+              <w:jc w:val="center"/>
+              <w:rPr>
+                <w:color w:val="000000"/>
+                <w:sz w:val="16"/>
+                <w:szCs w:val="16"/>
+              </w:rPr>
+            </w:pPr>
+            <w:r>
+              <w:rPr>
+                <w:color w:val="000000"/>
+                <w:sz w:val="16"/>
+                <w:szCs w:val="16"/>
+              </w:rPr>
+              <w:t>Generator Field</w:t>
+            </w:r>
+          </w:p>
+        </w:tc>
+        <w:tc>
+          <w:tcPr>
+            <w:tcW w:w="1016" w:type="dxa"/>
+            <w:tcBorders>
+              <w:top w:val="single" w:sz="4" w:space="0" w:color="000000"/>
+              <w:left w:val="single" w:sz="4" w:space="0" w:color="000000"/>
+              <w:bottom w:val="single" w:sz="4" w:space="0" w:color="000000"/>
+            </w:tcBorders>
+            <w:vAlign w:val="bottom"/>
+          </w:tcPr>
+          <w:p>
+            <w:pPr>
+              <w:pStyle w:val="Normal"/>
+              <w:widowControl w:val="false"/>
+              <w:jc w:val="center"/>
+              <w:rPr>
+                <w:color w:val="000000"/>
+                <w:sz w:val="16"/>
+                <w:szCs w:val="16"/>
+              </w:rPr>
+            </w:pPr>
+            <w:r>
+              <w:rPr>
+                <w:color w:val="000000"/>
+                <w:sz w:val="16"/>
+                <w:szCs w:val="16"/>
+              </w:rPr>
+              <w:t>Brake</w:t>
+            </w:r>
+          </w:p>
+          <w:p>
+            <w:pPr>
+              <w:pStyle w:val="Normal"/>
+              <w:widowControl w:val="false"/>
+              <w:jc w:val="center"/>
+              <w:rPr>
+                <w:color w:val="000000"/>
+                <w:sz w:val="16"/>
+                <w:szCs w:val="16"/>
+              </w:rPr>
+            </w:pPr>
+            <w:r>
+              <w:rPr>
+                <w:color w:val="000000"/>
+                <w:sz w:val="16"/>
+                <w:szCs w:val="16"/>
+              </w:rPr>
+              <w:t>Cut</w:t>
+            </w:r>
+            <w:r>
+              <w:rPr>
+                <w:color w:val="000000"/>
+                <w:sz w:val="16"/>
+                <w:szCs w:val="16"/>
+              </w:rPr>
+              <w:t>off</w:t>
+            </w:r>
+          </w:p>
+        </w:tc>
+        <w:tc>
+          <w:tcPr>
+            <w:tcW w:w="1016" w:type="dxa"/>
+            <w:tcBorders>
+              <w:top w:val="single" w:sz="4" w:space="0" w:color="000000"/>
+              <w:left w:val="single" w:sz="4" w:space="0" w:color="000000"/>
+              <w:bottom w:val="single" w:sz="4" w:space="0" w:color="000000"/>
+            </w:tcBorders>
+            <w:vAlign w:val="bottom"/>
+          </w:tcPr>
+          <w:p>
+            <w:pPr>
+              <w:pStyle w:val="Normal"/>
+              <w:widowControl w:val="false"/>
+              <w:jc w:val="center"/>
+              <w:rPr>
+                <w:color w:val="000000"/>
+                <w:sz w:val="16"/>
+                <w:szCs w:val="16"/>
+              </w:rPr>
+            </w:pPr>
+            <w:r>
+              <w:rPr>
+                <w:color w:val="000000"/>
+                <w:sz w:val="16"/>
+                <w:szCs w:val="16"/>
+              </w:rPr>
+              <w:t>EP Brake</w:t>
+            </w:r>
+          </w:p>
+        </w:tc>
+        <w:tc>
+          <w:tcPr>
+            <w:tcW w:w="1017" w:type="dxa"/>
+            <w:tcBorders>
+              <w:top w:val="single" w:sz="4" w:space="0" w:color="000000"/>
+              <w:left w:val="single" w:sz="4" w:space="0" w:color="000000"/>
+              <w:bottom w:val="single" w:sz="4" w:space="0" w:color="000000"/>
+            </w:tcBorders>
+            <w:vAlign w:val="bottom"/>
+          </w:tcPr>
+          <w:p>
+            <w:pPr>
+              <w:pStyle w:val="Normal"/>
+              <w:widowControl w:val="false"/>
+              <w:jc w:val="center"/>
+              <w:rPr>
+                <w:color w:val="000000"/>
+                <w:sz w:val="16"/>
+                <w:szCs w:val="16"/>
+              </w:rPr>
+            </w:pPr>
+            <w:r>
+              <w:rPr/>
+            </w:r>
+          </w:p>
+        </w:tc>
+        <w:tc>
+          <w:tcPr>
+            <w:tcW w:w="1016" w:type="dxa"/>
+            <w:tcBorders>
+              <w:top w:val="single" w:sz="4" w:space="0" w:color="000000"/>
+              <w:left w:val="single" w:sz="4" w:space="0" w:color="000000"/>
+              <w:bottom w:val="single" w:sz="4" w:space="0" w:color="000000"/>
+            </w:tcBorders>
+            <w:vAlign w:val="bottom"/>
+          </w:tcPr>
+          <w:p>
+            <w:pPr>
+              <w:pStyle w:val="Normal"/>
+              <w:widowControl w:val="false"/>
+              <w:jc w:val="center"/>
+              <w:rPr>
+                <w:sz w:val="16"/>
+                <w:szCs w:val="16"/>
+              </w:rPr>
+            </w:pPr>
+            <w:r>
+              <w:rPr/>
+            </w:r>
+          </w:p>
+        </w:tc>
+        <w:tc>
+          <w:tcPr>
+            <w:tcW w:w="1020" w:type="dxa"/>
+            <w:tcBorders>
+              <w:top w:val="single" w:sz="4" w:space="0" w:color="000000"/>
+              <w:left w:val="single" w:sz="4" w:space="0" w:color="000000"/>
+              <w:bottom w:val="single" w:sz="4" w:space="0" w:color="000000"/>
+            </w:tcBorders>
+            <w:vAlign w:val="bottom"/>
+          </w:tcPr>
+          <w:p>
+            <w:pPr>
+              <w:pStyle w:val="Normal"/>
+              <w:widowControl w:val="false"/>
+              <w:jc w:val="center"/>
+              <w:rPr>
+                <w:color w:val="000000"/>
+                <w:sz w:val="16"/>
+                <w:szCs w:val="16"/>
+              </w:rPr>
+            </w:pPr>
+            <w:r>
+              <w:rPr/>
+            </w:r>
+          </w:p>
+        </w:tc>
+        <w:tc>
+          <w:tcPr>
+            <w:tcW w:w="1016" w:type="dxa"/>
+            <w:tcBorders>
+              <w:top w:val="single" w:sz="4" w:space="0" w:color="000000"/>
+              <w:left w:val="single" w:sz="4" w:space="0" w:color="000000"/>
+              <w:bottom w:val="single" w:sz="4" w:space="0" w:color="000000"/>
+            </w:tcBorders>
+            <w:vAlign w:val="bottom"/>
+          </w:tcPr>
+          <w:p>
+            <w:pPr>
+              <w:pStyle w:val="Normal"/>
+              <w:widowControl w:val="false"/>
+              <w:spacing w:lineRule="auto" w:line="180"/>
+              <w:jc w:val="center"/>
+              <w:rPr>
+                <w:sz w:val="16"/>
+                <w:szCs w:val="16"/>
+              </w:rPr>
+            </w:pPr>
+            <w:r>
+              <w:rPr>
+                <w:rFonts w:eastAsia="arial" w:ascii="arial" w:hAnsi="arial"/>
+                <w:color w:val="000000"/>
+                <w:sz w:val="16"/>
+                <w:szCs w:val="16"/>
+              </w:rPr>
+              <w:t xml:space="preserve">Gauge Light </w:t>
+            </w:r>
+            <w:r>
+              <w:rPr>
+                <w:rFonts w:eastAsia="arial" w:ascii="arial" w:hAnsi="arial"/>
+                <w:color w:val="000000"/>
+                <w:sz w:val="16"/>
+                <w:szCs w:val="16"/>
+              </w:rPr>
+              <w:t>Up</w:t>
+            </w:r>
+          </w:p>
+        </w:tc>
+        <w:tc>
+          <w:tcPr>
+            <w:tcW w:w="1016" w:type="dxa"/>
+            <w:tcBorders>
+              <w:top w:val="single" w:sz="4" w:space="0" w:color="000000"/>
+              <w:left w:val="single" w:sz="4" w:space="0" w:color="000000"/>
+              <w:bottom w:val="single" w:sz="4" w:space="0" w:color="000000"/>
+            </w:tcBorders>
+            <w:vAlign w:val="bottom"/>
+          </w:tcPr>
+          <w:p>
+            <w:pPr>
+              <w:pStyle w:val="Normal"/>
+              <w:widowControl w:val="false"/>
+              <w:spacing w:lineRule="auto" w:line="180"/>
+              <w:jc w:val="center"/>
+              <w:rPr>
+                <w:sz w:val="16"/>
+                <w:szCs w:val="16"/>
+              </w:rPr>
+            </w:pPr>
+            <w:r>
+              <w:rPr>
+                <w:sz w:val="16"/>
+                <w:szCs w:val="16"/>
+              </w:rPr>
+              <w:t>Cab Light</w:t>
+            </w:r>
+          </w:p>
+        </w:tc>
+        <w:tc>
+          <w:tcPr>
+            <w:tcW w:w="1016" w:type="dxa"/>
+            <w:tcBorders>
+              <w:top w:val="single" w:sz="4" w:space="0" w:color="000000"/>
+              <w:left w:val="single" w:sz="4" w:space="0" w:color="000000"/>
+              <w:bottom w:val="single" w:sz="4" w:space="0" w:color="000000"/>
+            </w:tcBorders>
+            <w:vAlign w:val="bottom"/>
+          </w:tcPr>
+          <w:p>
+            <w:pPr>
+              <w:pStyle w:val="Normal"/>
+              <w:widowControl w:val="false"/>
+              <w:spacing w:lineRule="auto" w:line="180"/>
+              <w:jc w:val="center"/>
+              <w:rPr>
+                <w:sz w:val="16"/>
+                <w:szCs w:val="16"/>
+              </w:rPr>
+            </w:pPr>
+            <w:r>
+              <w:rPr>
+                <w:rFonts w:eastAsia="arial" w:ascii="arial" w:hAnsi="arial"/>
+                <w:color w:val="000000"/>
+                <w:sz w:val="16"/>
+                <w:szCs w:val="16"/>
+              </w:rPr>
+              <w:t>1-Person</w:t>
+            </w:r>
+          </w:p>
+        </w:tc>
+        <w:tc>
+          <w:tcPr>
+            <w:tcW w:w="1029" w:type="dxa"/>
+            <w:tcBorders>
+              <w:top w:val="single" w:sz="4" w:space="0" w:color="000000"/>
+              <w:left w:val="single" w:sz="4" w:space="0" w:color="000000"/>
+              <w:bottom w:val="single" w:sz="4" w:space="0" w:color="000000"/>
+              <w:right w:val="single" w:sz="4" w:space="0" w:color="000000"/>
+            </w:tcBorders>
+            <w:vAlign w:val="bottom"/>
+          </w:tcPr>
+          <w:p>
+            <w:pPr>
+              <w:pStyle w:val="Normal"/>
+              <w:widowControl w:val="false"/>
+              <w:spacing w:lineRule="auto" w:line="180"/>
+              <w:jc w:val="center"/>
+              <w:rPr>
+                <w:sz w:val="16"/>
+                <w:szCs w:val="16"/>
+              </w:rPr>
+            </w:pPr>
+            <w:r>
+              <w:rPr>
+                <w:rFonts w:eastAsia="arial" w:ascii="arial" w:hAnsi="arial"/>
+                <w:color w:val="000000"/>
+                <w:sz w:val="16"/>
+                <w:szCs w:val="16"/>
+              </w:rPr>
+              <w:t>Next</w:t>
+            </w:r>
+          </w:p>
+          <w:p>
+            <w:pPr>
+              <w:pStyle w:val="Normal"/>
+              <w:widowControl w:val="false"/>
+              <w:spacing w:lineRule="auto" w:line="180"/>
+              <w:jc w:val="center"/>
+              <w:rPr>
+                <w:sz w:val="16"/>
+                <w:szCs w:val="16"/>
+              </w:rPr>
+            </w:pPr>
+            <w:r>
+              <w:rPr>
+                <w:rFonts w:eastAsia="arial" w:ascii="arial" w:hAnsi="arial"/>
+                <w:color w:val="000000"/>
+                <w:sz w:val="16"/>
+                <w:szCs w:val="16"/>
+              </w:rPr>
+              <w:t>Cab Cam</w:t>
+            </w:r>
+          </w:p>
+        </w:tc>
+      </w:tr>
+    </w:tbl>
+    <w:p>
+      <w:pPr>
+        <w:pStyle w:val="Normal"/>
+        <w:rPr>
+          <w:rFonts w:ascii="arial" w:hAnsi="arial" w:eastAsia="arial"/>
+          <w:color w:val="000000"/>
+          <w:sz w:val="16"/>
+          <w:szCs w:val="16"/>
+        </w:rPr>
+      </w:pPr>
+      <w:r>
+        <w:rPr>
+          <w:rFonts w:eastAsia="arial" w:ascii="arial" w:hAnsi="arial"/>
+          <w:color w:val="000000"/>
+          <w:sz w:val="16"/>
+          <w:szCs w:val="16"/>
+        </w:rPr>
+      </w:r>
+    </w:p>
+    <w:p>
+      <w:pPr>
+        <w:pStyle w:val="Normal"/>
+        <w:rPr>
+          <w:color w:val="000000"/>
+          <w:sz w:val="16"/>
+          <w:szCs w:val="16"/>
+        </w:rPr>
+      </w:pPr>
+      <w:r>
+        <w:rPr>
+          <w:rFonts w:eastAsia="arial" w:ascii="arial" w:hAnsi="arial"/>
+          <w:color w:val="000000"/>
+          <w:sz w:val="16"/>
+          <w:szCs w:val="16"/>
+        </w:rPr>
+        <w:tab/>
+        <w:t xml:space="preserve">           </w:t>
+      </w:r>
+      <w:r>
+        <w:rPr>
+          <w:rFonts w:eastAsia="arial" w:ascii="arial" w:hAnsi="arial"/>
+          <w:color w:val="000000"/>
+          <w:sz w:val="16"/>
+          <w:szCs w:val="16"/>
+        </w:rPr>
+        <w:t>CTC-3</w:t>
+      </w:r>
+      <w:r>
+        <w:rPr>
+          <w:rFonts w:eastAsia="arial" w:ascii="arial" w:hAnsi="arial"/>
+          <w:color w:val="000000"/>
+          <w:sz w:val="16"/>
+          <w:szCs w:val="16"/>
+        </w:rPr>
+        <w:t>-2</w:t>
+      </w:r>
+    </w:p>
+    <w:tbl>
+      <w:tblPr>
+        <w:tblW w:w="14248" w:type="dxa"/>
+        <w:jc w:val="left"/>
+        <w:tblInd w:w="-5" w:type="dxa"/>
+        <w:tblLayout w:type="fixed"/>
+        <w:tblCellMar>
+          <w:top w:w="0" w:type="dxa"/>
+          <w:left w:w="108" w:type="dxa"/>
+          <w:bottom w:w="0" w:type="dxa"/>
+          <w:right w:w="108" w:type="dxa"/>
+        </w:tblCellMar>
+        <w:tblLook w:firstRow="1" w:noVBand="1" w:lastRow="0" w:firstColumn="1" w:lastColumn="0" w:noHBand="0" w:val="04a0"/>
+      </w:tblPr>
+      <w:tblGrid>
+        <w:gridCol w:w="1017"/>
+        <w:gridCol w:w="1019"/>
+        <w:gridCol w:w="1014"/>
+        <w:gridCol w:w="1016"/>
+        <w:gridCol w:w="1020"/>
+        <w:gridCol w:w="1016"/>
+        <w:gridCol w:w="1016"/>
+        <w:gridCol w:w="1017"/>
+        <w:gridCol w:w="1016"/>
+        <w:gridCol w:w="1020"/>
+        <w:gridCol w:w="1016"/>
+        <w:gridCol w:w="1016"/>
+        <w:gridCol w:w="1016"/>
+        <w:gridCol w:w="1029"/>
+      </w:tblGrid>
+      <w:tr>
+        <w:trPr>
+          <w:trHeight w:val="440" w:hRule="exact"/>
+          <w:cantSplit w:val="true"/>
+        </w:trPr>
+        <w:tc>
+          <w:tcPr>
+            <w:tcW w:w="1017" w:type="dxa"/>
+            <w:tcBorders>
+              <w:top w:val="single" w:sz="4" w:space="0" w:color="000000"/>
+              <w:left w:val="single" w:sz="4" w:space="0" w:color="000000"/>
+              <w:bottom w:val="single" w:sz="4" w:space="0" w:color="000000"/>
+            </w:tcBorders>
+            <w:vAlign w:val="bottom"/>
+          </w:tcPr>
+          <w:p>
+            <w:pPr>
+              <w:pStyle w:val="Normal"/>
+              <w:widowControl w:val="false"/>
+              <w:spacing w:lineRule="auto" w:line="180" w:before="0" w:after="60"/>
+              <w:jc w:val="center"/>
+              <w:rPr>
+                <w:b/>
+                <w:bCs/>
+              </w:rPr>
+            </w:pPr>
+            <w:r>
+              <w:rPr>
+                <w:b/>
+                <w:bCs/>
+                <w:color w:val="000000"/>
+                <w:sz w:val="16"/>
+                <w:szCs w:val="16"/>
+              </w:rPr>
+              <w:t>HUD</w:t>
+            </w:r>
+          </w:p>
+        </w:tc>
+        <w:tc>
+          <w:tcPr>
+            <w:tcW w:w="1019" w:type="dxa"/>
+            <w:tcBorders>
+              <w:top w:val="single" w:sz="4" w:space="0" w:color="000000"/>
+              <w:left w:val="single" w:sz="4" w:space="0" w:color="000000"/>
+              <w:bottom w:val="single" w:sz="4" w:space="0" w:color="000000"/>
+            </w:tcBorders>
+            <w:vAlign w:val="bottom"/>
+          </w:tcPr>
+          <w:p>
+            <w:pPr>
+              <w:pStyle w:val="Normal"/>
+              <w:widowControl w:val="false"/>
+              <w:spacing w:lineRule="auto" w:line="180"/>
+              <w:jc w:val="center"/>
+              <w:rPr>
+                <w:color w:val="000000"/>
+                <w:sz w:val="16"/>
+                <w:szCs w:val="16"/>
+              </w:rPr>
+            </w:pPr>
+            <w:r>
+              <w:rPr>
+                <w:color w:val="000000"/>
+                <w:sz w:val="16"/>
+                <w:szCs w:val="16"/>
+              </w:rPr>
+              <w:t>Schedule</w:t>
+            </w:r>
+          </w:p>
+        </w:tc>
+        <w:tc>
+          <w:tcPr>
+            <w:tcW w:w="1014" w:type="dxa"/>
+            <w:tcBorders>
+              <w:top w:val="single" w:sz="4" w:space="0" w:color="000000"/>
+              <w:left w:val="single" w:sz="4" w:space="0" w:color="000000"/>
+              <w:bottom w:val="single" w:sz="4" w:space="0" w:color="000000"/>
+            </w:tcBorders>
+            <w:vAlign w:val="bottom"/>
+          </w:tcPr>
+          <w:p>
+            <w:pPr>
+              <w:pStyle w:val="Normal"/>
+              <w:widowControl w:val="false"/>
+              <w:spacing w:lineRule="auto" w:line="180"/>
+              <w:jc w:val="center"/>
+              <w:rPr>
+                <w:color w:val="000000"/>
+                <w:sz w:val="16"/>
+                <w:szCs w:val="16"/>
+              </w:rPr>
+            </w:pPr>
+            <w:r>
+              <w:rPr>
+                <w:rFonts w:eastAsia="arial" w:ascii="arial" w:hAnsi="arial"/>
+                <w:color w:val="000000"/>
+                <w:sz w:val="16"/>
+                <w:szCs w:val="16"/>
+              </w:rPr>
+              <w:t>Engine Stop</w:t>
+            </w:r>
+          </w:p>
+        </w:tc>
+        <w:tc>
+          <w:tcPr>
+            <w:tcW w:w="1016" w:type="dxa"/>
+            <w:tcBorders>
+              <w:top w:val="single" w:sz="4" w:space="0" w:color="000000"/>
+              <w:left w:val="single" w:sz="4" w:space="0" w:color="000000"/>
+              <w:bottom w:val="single" w:sz="4" w:space="0" w:color="000000"/>
+            </w:tcBorders>
+            <w:vAlign w:val="bottom"/>
+          </w:tcPr>
+          <w:p>
+            <w:pPr>
+              <w:pStyle w:val="Normal"/>
+              <w:widowControl w:val="false"/>
+              <w:spacing w:lineRule="auto" w:line="180"/>
+              <w:jc w:val="center"/>
+              <w:rPr>
+                <w:color w:val="000000"/>
+                <w:sz w:val="16"/>
+                <w:szCs w:val="16"/>
+              </w:rPr>
+            </w:pPr>
+            <w:r>
+              <w:rPr>
+                <w:color w:val="000000"/>
+                <w:sz w:val="16"/>
+                <w:szCs w:val="16"/>
+              </w:rPr>
+              <w:t>Alerter</w:t>
+            </w:r>
+          </w:p>
+        </w:tc>
+        <w:tc>
+          <w:tcPr>
+            <w:tcW w:w="1020" w:type="dxa"/>
+            <w:tcBorders>
+              <w:top w:val="single" w:sz="4" w:space="0" w:color="000000"/>
+              <w:left w:val="single" w:sz="4" w:space="0" w:color="000000"/>
+              <w:bottom w:val="single" w:sz="4" w:space="0" w:color="000000"/>
+            </w:tcBorders>
+            <w:vAlign w:val="bottom"/>
+          </w:tcPr>
+          <w:p>
+            <w:pPr>
+              <w:pStyle w:val="Normal"/>
+              <w:widowControl w:val="false"/>
+              <w:spacing w:lineRule="auto" w:line="180"/>
+              <w:jc w:val="center"/>
+              <w:rPr>
+                <w:color w:val="000000"/>
+                <w:sz w:val="16"/>
+                <w:szCs w:val="16"/>
+              </w:rPr>
+            </w:pPr>
+            <w:r>
+              <w:rPr>
+                <w:rFonts w:eastAsia="arial" w:ascii="arial" w:hAnsi="arial"/>
+                <w:color w:val="000000"/>
+                <w:sz w:val="16"/>
+                <w:szCs w:val="16"/>
+              </w:rPr>
+              <w:t>Engine Run</w:t>
+            </w:r>
+          </w:p>
+        </w:tc>
+        <w:tc>
+          <w:tcPr>
+            <w:tcW w:w="1016" w:type="dxa"/>
+            <w:tcBorders>
+              <w:top w:val="single" w:sz="4" w:space="0" w:color="000000"/>
+              <w:left w:val="single" w:sz="4" w:space="0" w:color="000000"/>
+              <w:bottom w:val="single" w:sz="4" w:space="0" w:color="000000"/>
+            </w:tcBorders>
+            <w:vAlign w:val="bottom"/>
+          </w:tcPr>
+          <w:p>
+            <w:pPr>
+              <w:pStyle w:val="Normal"/>
+              <w:widowControl w:val="false"/>
+              <w:jc w:val="center"/>
+              <w:rPr>
+                <w:color w:val="000000"/>
+                <w:sz w:val="16"/>
+                <w:szCs w:val="16"/>
+              </w:rPr>
+            </w:pPr>
+            <w:r>
+              <w:rPr/>
+            </w:r>
+          </w:p>
+        </w:tc>
+        <w:tc>
+          <w:tcPr>
+            <w:tcW w:w="1016" w:type="dxa"/>
+            <w:tcBorders>
+              <w:top w:val="single" w:sz="4" w:space="0" w:color="000000"/>
+              <w:left w:val="single" w:sz="4" w:space="0" w:color="000000"/>
+              <w:bottom w:val="single" w:sz="4" w:space="0" w:color="000000"/>
+            </w:tcBorders>
+            <w:vAlign w:val="bottom"/>
+          </w:tcPr>
+          <w:p>
+            <w:pPr>
+              <w:pStyle w:val="Normal"/>
+              <w:widowControl w:val="false"/>
+              <w:jc w:val="center"/>
+              <w:rPr>
+                <w:color w:val="000000"/>
+                <w:sz w:val="16"/>
+                <w:szCs w:val="16"/>
+              </w:rPr>
+            </w:pPr>
+            <w:r>
+              <w:rPr/>
+            </w:r>
+          </w:p>
+        </w:tc>
+        <w:tc>
+          <w:tcPr>
+            <w:tcW w:w="1017" w:type="dxa"/>
+            <w:tcBorders>
+              <w:top w:val="single" w:sz="4" w:space="0" w:color="000000"/>
+              <w:left w:val="single" w:sz="4" w:space="0" w:color="000000"/>
+              <w:bottom w:val="single" w:sz="4" w:space="0" w:color="000000"/>
+            </w:tcBorders>
+            <w:vAlign w:val="bottom"/>
+          </w:tcPr>
+          <w:p>
+            <w:pPr>
+              <w:pStyle w:val="Normal"/>
+              <w:widowControl w:val="false"/>
+              <w:jc w:val="center"/>
+              <w:rPr>
+                <w:color w:val="000000"/>
+                <w:sz w:val="16"/>
+                <w:szCs w:val="16"/>
+              </w:rPr>
+            </w:pPr>
+            <w:r>
+              <w:rPr/>
+            </w:r>
+          </w:p>
+        </w:tc>
+        <w:tc>
+          <w:tcPr>
+            <w:tcW w:w="1016" w:type="dxa"/>
+            <w:tcBorders>
+              <w:top w:val="single" w:sz="4" w:space="0" w:color="000000"/>
+              <w:left w:val="single" w:sz="4" w:space="0" w:color="000000"/>
+              <w:bottom w:val="single" w:sz="4" w:space="0" w:color="000000"/>
+            </w:tcBorders>
+            <w:vAlign w:val="bottom"/>
+          </w:tcPr>
+          <w:p>
+            <w:pPr>
+              <w:pStyle w:val="Normal"/>
+              <w:widowControl w:val="false"/>
+              <w:jc w:val="center"/>
+              <w:rPr>
+                <w:sz w:val="16"/>
+                <w:szCs w:val="16"/>
+              </w:rPr>
+            </w:pPr>
+            <w:r>
+              <w:rPr/>
+            </w:r>
+          </w:p>
+        </w:tc>
+        <w:tc>
+          <w:tcPr>
+            <w:tcW w:w="1020" w:type="dxa"/>
+            <w:tcBorders>
+              <w:top w:val="single" w:sz="4" w:space="0" w:color="000000"/>
+              <w:left w:val="single" w:sz="4" w:space="0" w:color="000000"/>
+              <w:bottom w:val="single" w:sz="4" w:space="0" w:color="000000"/>
+            </w:tcBorders>
+            <w:vAlign w:val="bottom"/>
+          </w:tcPr>
+          <w:p>
+            <w:pPr>
+              <w:pStyle w:val="Normal"/>
+              <w:widowControl w:val="false"/>
+              <w:jc w:val="center"/>
+              <w:rPr>
+                <w:color w:val="000000"/>
+                <w:sz w:val="16"/>
+                <w:szCs w:val="16"/>
+              </w:rPr>
+            </w:pPr>
+            <w:r>
+              <w:rPr/>
+            </w:r>
+          </w:p>
+        </w:tc>
+        <w:tc>
+          <w:tcPr>
+            <w:tcW w:w="1016" w:type="dxa"/>
+            <w:tcBorders>
+              <w:top w:val="single" w:sz="4" w:space="0" w:color="000000"/>
+              <w:left w:val="single" w:sz="4" w:space="0" w:color="000000"/>
+              <w:bottom w:val="single" w:sz="4" w:space="0" w:color="000000"/>
+            </w:tcBorders>
+            <w:vAlign w:val="bottom"/>
+          </w:tcPr>
+          <w:p>
+            <w:pPr>
+              <w:pStyle w:val="Normal"/>
+              <w:widowControl w:val="false"/>
+              <w:spacing w:lineRule="auto" w:line="180"/>
+              <w:jc w:val="center"/>
+              <w:rPr>
+                <w:sz w:val="16"/>
+                <w:szCs w:val="16"/>
+              </w:rPr>
+            </w:pPr>
+            <w:r>
+              <w:rPr>
+                <w:rFonts w:eastAsia="arial" w:ascii="arial" w:hAnsi="arial"/>
+                <w:color w:val="000000"/>
+                <w:sz w:val="16"/>
+                <w:szCs w:val="16"/>
+              </w:rPr>
+              <w:t xml:space="preserve">Gauge Light </w:t>
+            </w:r>
+            <w:r>
+              <w:rPr>
+                <w:rFonts w:eastAsia="arial" w:ascii="arial" w:hAnsi="arial"/>
+                <w:color w:val="000000"/>
+                <w:sz w:val="16"/>
+                <w:szCs w:val="16"/>
+              </w:rPr>
+              <w:t>Dw</w:t>
+            </w:r>
+          </w:p>
+        </w:tc>
+        <w:tc>
+          <w:tcPr>
+            <w:tcW w:w="1016" w:type="dxa"/>
+            <w:tcBorders>
+              <w:top w:val="single" w:sz="4" w:space="0" w:color="000000"/>
+              <w:left w:val="single" w:sz="4" w:space="0" w:color="000000"/>
+              <w:bottom w:val="single" w:sz="4" w:space="0" w:color="000000"/>
+            </w:tcBorders>
+            <w:vAlign w:val="bottom"/>
+          </w:tcPr>
+          <w:p>
+            <w:pPr>
+              <w:pStyle w:val="Normal"/>
+              <w:widowControl w:val="false"/>
+              <w:spacing w:lineRule="auto" w:line="180"/>
+              <w:jc w:val="center"/>
+              <w:rPr>
+                <w:sz w:val="16"/>
+                <w:szCs w:val="16"/>
+              </w:rPr>
+            </w:pPr>
+            <w:r>
+              <w:rPr>
+                <w:sz w:val="16"/>
+                <w:szCs w:val="16"/>
+              </w:rPr>
+              <w:t>Marker Light</w:t>
+            </w:r>
+          </w:p>
+        </w:tc>
+        <w:tc>
+          <w:tcPr>
+            <w:tcW w:w="1016" w:type="dxa"/>
+            <w:tcBorders>
+              <w:top w:val="single" w:sz="4" w:space="0" w:color="000000"/>
+              <w:left w:val="single" w:sz="4" w:space="0" w:color="000000"/>
+              <w:bottom w:val="single" w:sz="4" w:space="0" w:color="000000"/>
+            </w:tcBorders>
+            <w:vAlign w:val="bottom"/>
+          </w:tcPr>
+          <w:p>
+            <w:pPr>
+              <w:pStyle w:val="Normal"/>
+              <w:widowControl w:val="false"/>
+              <w:spacing w:lineRule="auto" w:line="180"/>
+              <w:jc w:val="center"/>
+              <w:rPr>
+                <w:sz w:val="16"/>
+                <w:szCs w:val="16"/>
+              </w:rPr>
+            </w:pPr>
+            <w:r>
+              <w:rPr>
+                <w:rFonts w:eastAsia="arial" w:ascii="arial" w:hAnsi="arial"/>
+                <w:color w:val="000000"/>
+                <w:sz w:val="16"/>
+                <w:szCs w:val="16"/>
+              </w:rPr>
+              <w:t>Exterior</w:t>
+            </w:r>
+          </w:p>
+          <w:p>
+            <w:pPr>
+              <w:pStyle w:val="Normal"/>
+              <w:widowControl w:val="false"/>
+              <w:spacing w:lineRule="auto" w:line="180"/>
+              <w:jc w:val="center"/>
+              <w:rPr>
+                <w:sz w:val="16"/>
+                <w:szCs w:val="16"/>
+              </w:rPr>
+            </w:pPr>
+            <w:r>
+              <w:rPr>
+                <w:rFonts w:eastAsia="arial" w:ascii="arial" w:hAnsi="arial"/>
+                <w:color w:val="000000"/>
+                <w:sz w:val="16"/>
+                <w:szCs w:val="16"/>
+              </w:rPr>
+              <w:t>Camera</w:t>
+            </w:r>
+          </w:p>
+        </w:tc>
+        <w:tc>
+          <w:tcPr>
+            <w:tcW w:w="1029" w:type="dxa"/>
+            <w:tcBorders>
+              <w:top w:val="single" w:sz="4" w:space="0" w:color="000000"/>
+              <w:left w:val="single" w:sz="4" w:space="0" w:color="000000"/>
+              <w:bottom w:val="single" w:sz="4" w:space="0" w:color="000000"/>
+              <w:right w:val="single" w:sz="4" w:space="0" w:color="000000"/>
+            </w:tcBorders>
+            <w:vAlign w:val="bottom"/>
+          </w:tcPr>
+          <w:p>
+            <w:pPr>
+              <w:pStyle w:val="Normal"/>
+              <w:widowControl w:val="false"/>
+              <w:spacing w:lineRule="auto" w:line="180"/>
+              <w:jc w:val="center"/>
+              <w:rPr>
+                <w:sz w:val="16"/>
+                <w:szCs w:val="16"/>
+              </w:rPr>
+            </w:pPr>
+            <w:r>
+              <w:rPr>
+                <w:rFonts w:eastAsia="arial" w:ascii="arial" w:hAnsi="arial"/>
+                <w:color w:val="000000"/>
+                <w:sz w:val="16"/>
+                <w:szCs w:val="16"/>
+              </w:rPr>
+              <w:t>Prev</w:t>
+            </w:r>
+          </w:p>
+          <w:p>
+            <w:pPr>
+              <w:pStyle w:val="Normal"/>
+              <w:widowControl w:val="false"/>
+              <w:spacing w:lineRule="auto" w:line="180"/>
+              <w:jc w:val="center"/>
+              <w:rPr>
+                <w:sz w:val="16"/>
+                <w:szCs w:val="16"/>
+              </w:rPr>
+            </w:pPr>
+            <w:r>
+              <w:rPr>
+                <w:rFonts w:eastAsia="arial" w:ascii="arial" w:hAnsi="arial"/>
+                <w:color w:val="000000"/>
+                <w:sz w:val="16"/>
+                <w:szCs w:val="16"/>
+              </w:rPr>
+              <w:t>Cab Cam</w:t>
+            </w:r>
+          </w:p>
+        </w:tc>
+      </w:tr>
+    </w:tbl>
+    <w:p>
+      <w:pPr>
+        <w:pStyle w:val="Normal"/>
+        <w:rPr>
+          <w:rFonts w:ascii="arial" w:hAnsi="arial" w:eastAsia="arial"/>
+          <w:color w:val="000000"/>
+          <w:sz w:val="16"/>
+          <w:szCs w:val="16"/>
+        </w:rPr>
+      </w:pPr>
+      <w:r>
+        <w:rPr>
+          <w:rFonts w:eastAsia="arial" w:ascii="arial" w:hAnsi="arial"/>
+          <w:color w:val="000000"/>
+          <w:sz w:val="16"/>
+          <w:szCs w:val="16"/>
+        </w:rPr>
+      </w:r>
+    </w:p>
+    <w:p>
+      <w:pPr>
+        <w:pStyle w:val="Normal"/>
+        <w:rPr>
+          <w:color w:val="000000"/>
+          <w:sz w:val="16"/>
+          <w:szCs w:val="16"/>
+        </w:rPr>
+      </w:pPr>
+      <w:r>
+        <w:rPr>
+          <w:color w:val="000000"/>
+          <w:sz w:val="16"/>
+          <w:szCs w:val="16"/>
+        </w:rPr>
+        <w:tab/>
+        <w:t xml:space="preserve">       </w:t>
+      </w:r>
+      <w:r>
+        <w:rPr>
+          <w:rFonts w:eastAsia="arial" w:ascii="arial" w:hAnsi="arial"/>
+          <w:color w:val="000000"/>
+          <w:sz w:val="16"/>
+          <w:szCs w:val="16"/>
+        </w:rPr>
+        <w:t xml:space="preserve">    </w:t>
+      </w:r>
+      <w:r>
+        <w:rPr>
+          <w:rFonts w:eastAsia="arial" w:ascii="arial" w:hAnsi="arial"/>
+          <w:color w:val="000000"/>
+          <w:sz w:val="16"/>
+          <w:szCs w:val="16"/>
+        </w:rPr>
+        <w:t>CTC-</w:t>
+      </w:r>
+      <w:r>
+        <w:rPr>
+          <w:rFonts w:eastAsia="arial" w:ascii="arial" w:hAnsi="arial"/>
+          <w:color w:val="000000"/>
+          <w:sz w:val="16"/>
+          <w:szCs w:val="16"/>
+        </w:rPr>
+        <w:t>5</w:t>
+      </w:r>
+      <w:r>
+        <w:rPr>
+          <w:rFonts w:eastAsia="arial" w:ascii="arial" w:hAnsi="arial"/>
+          <w:color w:val="000000"/>
+          <w:sz w:val="16"/>
+          <w:szCs w:val="16"/>
+        </w:rPr>
+        <w:t>-1</w:t>
+      </w:r>
+    </w:p>
+    <w:tbl>
+      <w:tblPr>
+        <w:tblW w:w="14248" w:type="dxa"/>
+        <w:jc w:val="left"/>
+        <w:tblInd w:w="-5" w:type="dxa"/>
+        <w:tblLayout w:type="fixed"/>
+        <w:tblCellMar>
+          <w:top w:w="0" w:type="dxa"/>
+          <w:left w:w="108" w:type="dxa"/>
+          <w:bottom w:w="0" w:type="dxa"/>
+          <w:right w:w="108" w:type="dxa"/>
+        </w:tblCellMar>
+        <w:tblLook w:firstRow="1" w:noVBand="1" w:lastRow="0" w:firstColumn="1" w:lastColumn="0" w:noHBand="0" w:val="04a0"/>
+      </w:tblPr>
+      <w:tblGrid>
+        <w:gridCol w:w="1017"/>
+        <w:gridCol w:w="1019"/>
+        <w:gridCol w:w="1014"/>
+        <w:gridCol w:w="1016"/>
+        <w:gridCol w:w="1020"/>
+        <w:gridCol w:w="1016"/>
+        <w:gridCol w:w="1016"/>
+        <w:gridCol w:w="1017"/>
+        <w:gridCol w:w="1016"/>
+        <w:gridCol w:w="1020"/>
+        <w:gridCol w:w="1016"/>
+        <w:gridCol w:w="1016"/>
+        <w:gridCol w:w="1016"/>
+        <w:gridCol w:w="1029"/>
+      </w:tblGrid>
+      <w:tr>
+        <w:trPr>
+          <w:trHeight w:val="440" w:hRule="exact"/>
+          <w:cantSplit w:val="true"/>
+        </w:trPr>
+        <w:tc>
+          <w:tcPr>
+            <w:tcW w:w="1017" w:type="dxa"/>
+            <w:tcBorders>
+              <w:top w:val="single" w:sz="4" w:space="0" w:color="000000"/>
+              <w:left w:val="single" w:sz="4" w:space="0" w:color="000000"/>
+              <w:bottom w:val="single" w:sz="4" w:space="0" w:color="000000"/>
+            </w:tcBorders>
+            <w:vAlign w:val="bottom"/>
+          </w:tcPr>
+          <w:p>
+            <w:pPr>
+              <w:pStyle w:val="Normal"/>
+              <w:widowControl w:val="false"/>
+              <w:spacing w:lineRule="auto" w:line="180" w:before="0" w:after="60"/>
+              <w:jc w:val="center"/>
+              <w:rPr>
+                <w:color w:val="000000"/>
+                <w:sz w:val="16"/>
+                <w:szCs w:val="16"/>
+              </w:rPr>
+            </w:pPr>
+            <w:r>
+              <w:rPr>
+                <w:rFonts w:eastAsia="arial" w:ascii="arial" w:hAnsi="arial"/>
+                <w:b/>
+                <w:color w:val="000000"/>
+                <w:sz w:val="16"/>
+                <w:szCs w:val="16"/>
+              </w:rPr>
+              <w:t>Pause</w:t>
+            </w:r>
+          </w:p>
+        </w:tc>
+        <w:tc>
+          <w:tcPr>
+            <w:tcW w:w="1019" w:type="dxa"/>
+            <w:tcBorders>
+              <w:top w:val="single" w:sz="4" w:space="0" w:color="000000"/>
+              <w:left w:val="single" w:sz="4" w:space="0" w:color="000000"/>
+              <w:bottom w:val="single" w:sz="4" w:space="0" w:color="000000"/>
+            </w:tcBorders>
+            <w:vAlign w:val="bottom"/>
+          </w:tcPr>
+          <w:p>
+            <w:pPr>
+              <w:pStyle w:val="Normal"/>
+              <w:widowControl w:val="false"/>
+              <w:spacing w:lineRule="auto" w:line="180"/>
+              <w:jc w:val="center"/>
+              <w:rPr>
+                <w:color w:val="000000"/>
+                <w:sz w:val="16"/>
+                <w:szCs w:val="16"/>
+              </w:rPr>
+            </w:pPr>
+            <w:r>
+              <w:rPr/>
+            </w:r>
+          </w:p>
+        </w:tc>
+        <w:tc>
+          <w:tcPr>
+            <w:tcW w:w="1014" w:type="dxa"/>
+            <w:tcBorders>
+              <w:top w:val="single" w:sz="4" w:space="0" w:color="000000"/>
+              <w:left w:val="single" w:sz="4" w:space="0" w:color="000000"/>
+              <w:bottom w:val="single" w:sz="4" w:space="0" w:color="000000"/>
+            </w:tcBorders>
+            <w:vAlign w:val="bottom"/>
+          </w:tcPr>
+          <w:p>
+            <w:pPr>
+              <w:pStyle w:val="Normal"/>
+              <w:widowControl w:val="false"/>
+              <w:jc w:val="center"/>
+              <w:rPr>
+                <w:rFonts w:ascii="arial" w:hAnsi="arial" w:eastAsia="arial"/>
+                <w:color w:val="000000"/>
+                <w:sz w:val="16"/>
+                <w:szCs w:val="16"/>
+              </w:rPr>
+            </w:pPr>
+            <w:r>
+              <w:rPr>
+                <w:rFonts w:eastAsia="arial" w:ascii="arial" w:hAnsi="arial"/>
+                <w:color w:val="000000"/>
+                <w:sz w:val="16"/>
+                <w:szCs w:val="16"/>
+              </w:rPr>
+              <w:t>EPCB</w:t>
+            </w:r>
+          </w:p>
+        </w:tc>
+        <w:tc>
+          <w:tcPr>
+            <w:tcW w:w="1016" w:type="dxa"/>
+            <w:tcBorders>
+              <w:top w:val="single" w:sz="4" w:space="0" w:color="000000"/>
+              <w:left w:val="single" w:sz="4" w:space="0" w:color="000000"/>
+              <w:bottom w:val="single" w:sz="4" w:space="0" w:color="000000"/>
+            </w:tcBorders>
+            <w:vAlign w:val="bottom"/>
+          </w:tcPr>
+          <w:p>
+            <w:pPr>
+              <w:pStyle w:val="Normal"/>
+              <w:widowControl w:val="false"/>
+              <w:spacing w:lineRule="auto" w:line="180"/>
+              <w:jc w:val="center"/>
+              <w:rPr>
+                <w:color w:val="000000"/>
+                <w:sz w:val="16"/>
+                <w:szCs w:val="16"/>
+              </w:rPr>
+            </w:pPr>
+            <w:r>
+              <w:rPr>
+                <w:color w:val="000000"/>
+                <w:sz w:val="16"/>
+                <w:szCs w:val="16"/>
+              </w:rPr>
+              <w:t>ATC/ACSES</w:t>
+            </w:r>
+          </w:p>
+        </w:tc>
+        <w:tc>
+          <w:tcPr>
+            <w:tcW w:w="1020" w:type="dxa"/>
+            <w:tcBorders>
+              <w:top w:val="single" w:sz="4" w:space="0" w:color="000000"/>
+              <w:left w:val="single" w:sz="4" w:space="0" w:color="000000"/>
+              <w:bottom w:val="single" w:sz="4" w:space="0" w:color="000000"/>
+            </w:tcBorders>
+            <w:vAlign w:val="bottom"/>
+          </w:tcPr>
+          <w:p>
+            <w:pPr>
+              <w:pStyle w:val="Normal"/>
+              <w:widowControl w:val="false"/>
+              <w:spacing w:lineRule="auto" w:line="180"/>
+              <w:jc w:val="center"/>
+              <w:rPr>
+                <w:color w:val="000000"/>
+                <w:sz w:val="16"/>
+                <w:szCs w:val="16"/>
+              </w:rPr>
+            </w:pPr>
+            <w:r>
+              <w:rPr/>
+            </w:r>
+          </w:p>
+        </w:tc>
+        <w:tc>
+          <w:tcPr>
+            <w:tcW w:w="1016" w:type="dxa"/>
+            <w:tcBorders>
+              <w:top w:val="single" w:sz="4" w:space="0" w:color="000000"/>
+              <w:left w:val="single" w:sz="4" w:space="0" w:color="000000"/>
+              <w:bottom w:val="single" w:sz="4" w:space="0" w:color="000000"/>
+            </w:tcBorders>
+            <w:vAlign w:val="bottom"/>
+          </w:tcPr>
+          <w:p>
+            <w:pPr>
+              <w:pStyle w:val="Normal"/>
+              <w:widowControl w:val="false"/>
+              <w:jc w:val="center"/>
+              <w:rPr>
+                <w:color w:val="000000"/>
+                <w:sz w:val="16"/>
+                <w:szCs w:val="16"/>
+              </w:rPr>
+            </w:pPr>
+            <w:r>
+              <w:rPr>
+                <w:color w:val="000000"/>
+                <w:sz w:val="16"/>
+                <w:szCs w:val="16"/>
+              </w:rPr>
+              <w:t>Brake</w:t>
+            </w:r>
+          </w:p>
+          <w:p>
+            <w:pPr>
+              <w:pStyle w:val="Normal"/>
+              <w:widowControl w:val="false"/>
+              <w:jc w:val="center"/>
+              <w:rPr>
+                <w:color w:val="000000"/>
+                <w:sz w:val="16"/>
+                <w:szCs w:val="16"/>
+              </w:rPr>
+            </w:pPr>
+            <w:r>
+              <w:rPr>
+                <w:color w:val="000000"/>
+                <w:sz w:val="16"/>
+                <w:szCs w:val="16"/>
+              </w:rPr>
+              <w:t>Cut</w:t>
+            </w:r>
+            <w:r>
+              <w:rPr>
+                <w:color w:val="000000"/>
+                <w:sz w:val="16"/>
+                <w:szCs w:val="16"/>
+              </w:rPr>
+              <w:t>-In</w:t>
+            </w:r>
+          </w:p>
+        </w:tc>
+        <w:tc>
+          <w:tcPr>
+            <w:tcW w:w="1016" w:type="dxa"/>
+            <w:tcBorders>
+              <w:top w:val="single" w:sz="4" w:space="0" w:color="000000"/>
+              <w:left w:val="single" w:sz="4" w:space="0" w:color="000000"/>
+              <w:bottom w:val="single" w:sz="4" w:space="0" w:color="000000"/>
+            </w:tcBorders>
+            <w:vAlign w:val="bottom"/>
+          </w:tcPr>
+          <w:p>
+            <w:pPr>
+              <w:pStyle w:val="Normal"/>
+              <w:widowControl w:val="false"/>
+              <w:jc w:val="center"/>
+              <w:rPr>
+                <w:color w:val="000000"/>
+                <w:sz w:val="16"/>
+                <w:szCs w:val="16"/>
+              </w:rPr>
+            </w:pPr>
+            <w:r>
+              <w:rPr>
+                <w:color w:val="000000"/>
+                <w:sz w:val="16"/>
+                <w:szCs w:val="16"/>
+              </w:rPr>
+              <w:t>FN1</w:t>
+            </w:r>
+          </w:p>
+        </w:tc>
+        <w:tc>
+          <w:tcPr>
+            <w:tcW w:w="1017" w:type="dxa"/>
+            <w:tcBorders>
+              <w:top w:val="single" w:sz="4" w:space="0" w:color="000000"/>
+              <w:left w:val="single" w:sz="4" w:space="0" w:color="000000"/>
+              <w:bottom w:val="single" w:sz="4" w:space="0" w:color="000000"/>
+            </w:tcBorders>
+            <w:vAlign w:val="bottom"/>
+          </w:tcPr>
+          <w:p>
+            <w:pPr>
+              <w:pStyle w:val="Normal"/>
+              <w:widowControl w:val="false"/>
+              <w:jc w:val="center"/>
+              <w:rPr>
+                <w:color w:val="000000"/>
+                <w:sz w:val="16"/>
+                <w:szCs w:val="16"/>
+              </w:rPr>
+            </w:pPr>
+            <w:r>
+              <w:rPr/>
+            </w:r>
+          </w:p>
+        </w:tc>
+        <w:tc>
+          <w:tcPr>
+            <w:tcW w:w="1016" w:type="dxa"/>
+            <w:tcBorders>
+              <w:top w:val="single" w:sz="4" w:space="0" w:color="000000"/>
+              <w:left w:val="single" w:sz="4" w:space="0" w:color="000000"/>
+              <w:bottom w:val="single" w:sz="4" w:space="0" w:color="000000"/>
+            </w:tcBorders>
+            <w:vAlign w:val="bottom"/>
+          </w:tcPr>
+          <w:p>
+            <w:pPr>
+              <w:pStyle w:val="Normal"/>
+              <w:widowControl w:val="false"/>
+              <w:jc w:val="center"/>
+              <w:rPr>
+                <w:sz w:val="16"/>
+                <w:szCs w:val="16"/>
+              </w:rPr>
+            </w:pPr>
+            <w:r>
+              <w:rPr/>
+            </w:r>
+          </w:p>
+        </w:tc>
+        <w:tc>
+          <w:tcPr>
+            <w:tcW w:w="1020" w:type="dxa"/>
+            <w:tcBorders>
+              <w:top w:val="single" w:sz="4" w:space="0" w:color="000000"/>
+              <w:left w:val="single" w:sz="4" w:space="0" w:color="000000"/>
+              <w:bottom w:val="single" w:sz="4" w:space="0" w:color="000000"/>
+            </w:tcBorders>
+            <w:vAlign w:val="bottom"/>
+          </w:tcPr>
+          <w:p>
+            <w:pPr>
+              <w:pStyle w:val="Normal"/>
+              <w:widowControl w:val="false"/>
+              <w:jc w:val="center"/>
+              <w:rPr>
+                <w:color w:val="000000"/>
+                <w:sz w:val="16"/>
+                <w:szCs w:val="16"/>
+              </w:rPr>
+            </w:pPr>
+            <w:r>
+              <w:rPr>
+                <w:rFonts w:eastAsia="arial" w:ascii="arial" w:hAnsi="arial"/>
+                <w:color w:val="000000"/>
+                <w:sz w:val="16"/>
+                <w:szCs w:val="16"/>
+              </w:rPr>
+              <w:t>Vestibule Light</w:t>
+            </w:r>
+          </w:p>
+        </w:tc>
+        <w:tc>
+          <w:tcPr>
+            <w:tcW w:w="1016" w:type="dxa"/>
+            <w:tcBorders>
+              <w:top w:val="single" w:sz="4" w:space="0" w:color="000000"/>
+              <w:left w:val="single" w:sz="4" w:space="0" w:color="000000"/>
+              <w:bottom w:val="single" w:sz="4" w:space="0" w:color="000000"/>
+            </w:tcBorders>
+            <w:vAlign w:val="bottom"/>
+          </w:tcPr>
+          <w:p>
+            <w:pPr>
+              <w:pStyle w:val="Normal"/>
+              <w:widowControl w:val="false"/>
+              <w:spacing w:lineRule="auto" w:line="180"/>
+              <w:jc w:val="center"/>
+              <w:rPr>
+                <w:sz w:val="16"/>
+                <w:szCs w:val="16"/>
+              </w:rPr>
+            </w:pPr>
+            <w:r>
+              <w:rPr>
+                <w:rFonts w:eastAsia="arial" w:ascii="arial" w:hAnsi="arial"/>
+                <w:color w:val="000000"/>
+                <w:sz w:val="16"/>
+                <w:szCs w:val="16"/>
+              </w:rPr>
+              <w:t>Gauge Light</w:t>
+            </w:r>
+          </w:p>
+        </w:tc>
+        <w:tc>
+          <w:tcPr>
+            <w:tcW w:w="1016" w:type="dxa"/>
+            <w:tcBorders>
+              <w:top w:val="single" w:sz="4" w:space="0" w:color="000000"/>
+              <w:left w:val="single" w:sz="4" w:space="0" w:color="000000"/>
+              <w:bottom w:val="single" w:sz="4" w:space="0" w:color="000000"/>
+            </w:tcBorders>
+            <w:vAlign w:val="bottom"/>
+          </w:tcPr>
+          <w:p>
+            <w:pPr>
+              <w:pStyle w:val="Normal"/>
+              <w:widowControl w:val="false"/>
+              <w:spacing w:lineRule="auto" w:line="180"/>
+              <w:jc w:val="center"/>
+              <w:rPr>
+                <w:sz w:val="16"/>
+                <w:szCs w:val="16"/>
+              </w:rPr>
+            </w:pPr>
+            <w:r>
+              <w:rPr>
+                <w:sz w:val="16"/>
+                <w:szCs w:val="16"/>
+              </w:rPr>
+              <w:t>Cab Light</w:t>
+            </w:r>
+          </w:p>
+        </w:tc>
+        <w:tc>
+          <w:tcPr>
+            <w:tcW w:w="1016" w:type="dxa"/>
+            <w:tcBorders>
+              <w:top w:val="single" w:sz="4" w:space="0" w:color="000000"/>
+              <w:left w:val="single" w:sz="4" w:space="0" w:color="000000"/>
+              <w:bottom w:val="single" w:sz="4" w:space="0" w:color="000000"/>
+            </w:tcBorders>
+            <w:vAlign w:val="bottom"/>
+          </w:tcPr>
+          <w:p>
+            <w:pPr>
+              <w:pStyle w:val="Normal"/>
+              <w:widowControl w:val="false"/>
+              <w:spacing w:lineRule="auto" w:line="180"/>
+              <w:jc w:val="center"/>
+              <w:rPr>
+                <w:sz w:val="16"/>
+                <w:szCs w:val="16"/>
+              </w:rPr>
+            </w:pPr>
+            <w:r>
+              <w:rPr>
+                <w:rFonts w:eastAsia="arial" w:ascii="arial" w:hAnsi="arial"/>
+                <w:color w:val="000000"/>
+                <w:sz w:val="16"/>
+                <w:szCs w:val="16"/>
+              </w:rPr>
+              <w:t>1-Person</w:t>
+            </w:r>
+          </w:p>
+        </w:tc>
+        <w:tc>
+          <w:tcPr>
+            <w:tcW w:w="1029" w:type="dxa"/>
+            <w:tcBorders>
+              <w:top w:val="single" w:sz="4" w:space="0" w:color="000000"/>
+              <w:left w:val="single" w:sz="4" w:space="0" w:color="000000"/>
+              <w:bottom w:val="single" w:sz="4" w:space="0" w:color="000000"/>
+              <w:right w:val="single" w:sz="4" w:space="0" w:color="000000"/>
+            </w:tcBorders>
+            <w:vAlign w:val="bottom"/>
+          </w:tcPr>
+          <w:p>
+            <w:pPr>
+              <w:pStyle w:val="Normal"/>
+              <w:widowControl w:val="false"/>
+              <w:spacing w:lineRule="auto" w:line="180"/>
+              <w:jc w:val="center"/>
+              <w:rPr>
+                <w:sz w:val="16"/>
+                <w:szCs w:val="16"/>
+              </w:rPr>
+            </w:pPr>
+            <w:r>
+              <w:rPr>
+                <w:rFonts w:eastAsia="arial" w:ascii="arial" w:hAnsi="arial"/>
+                <w:color w:val="000000"/>
+                <w:sz w:val="16"/>
+                <w:szCs w:val="16"/>
+              </w:rPr>
+              <w:t>Next</w:t>
+            </w:r>
+          </w:p>
+          <w:p>
+            <w:pPr>
+              <w:pStyle w:val="Normal"/>
+              <w:widowControl w:val="false"/>
+              <w:spacing w:lineRule="auto" w:line="180"/>
+              <w:jc w:val="center"/>
+              <w:rPr>
+                <w:sz w:val="16"/>
+                <w:szCs w:val="16"/>
+              </w:rPr>
+            </w:pPr>
+            <w:r>
+              <w:rPr>
+                <w:rFonts w:eastAsia="arial" w:ascii="arial" w:hAnsi="arial"/>
+                <w:color w:val="000000"/>
+                <w:sz w:val="16"/>
+                <w:szCs w:val="16"/>
+              </w:rPr>
+              <w:t>Cab Cam</w:t>
+            </w:r>
+          </w:p>
+        </w:tc>
+      </w:tr>
+    </w:tbl>
+    <w:p>
+      <w:pPr>
+        <w:pStyle w:val="Normal"/>
+        <w:rPr>
+          <w:rFonts w:ascii="arial" w:hAnsi="arial" w:eastAsia="arial"/>
+          <w:color w:val="000000"/>
+          <w:sz w:val="16"/>
+          <w:szCs w:val="16"/>
+        </w:rPr>
+      </w:pPr>
+      <w:r>
+        <w:rPr>
+          <w:rFonts w:eastAsia="arial" w:ascii="arial" w:hAnsi="arial"/>
+          <w:color w:val="000000"/>
+          <w:sz w:val="16"/>
+          <w:szCs w:val="16"/>
+        </w:rPr>
+      </w:r>
+    </w:p>
+    <w:p>
+      <w:pPr>
+        <w:pStyle w:val="Normal"/>
+        <w:rPr>
+          <w:color w:val="000000"/>
+          <w:sz w:val="16"/>
+          <w:szCs w:val="16"/>
+        </w:rPr>
+      </w:pPr>
+      <w:r>
+        <w:rPr>
+          <w:rFonts w:eastAsia="arial" w:ascii="arial" w:hAnsi="arial"/>
+          <w:color w:val="000000"/>
+          <w:sz w:val="16"/>
+          <w:szCs w:val="16"/>
+        </w:rPr>
+        <w:tab/>
+        <w:t xml:space="preserve">           </w:t>
+      </w:r>
+      <w:r>
+        <w:rPr>
+          <w:rFonts w:eastAsia="arial" w:ascii="arial" w:hAnsi="arial"/>
+          <w:color w:val="000000"/>
+          <w:sz w:val="16"/>
+          <w:szCs w:val="16"/>
+        </w:rPr>
+        <w:t>CTC-</w:t>
+      </w:r>
+      <w:r>
+        <w:rPr>
+          <w:rFonts w:eastAsia="arial" w:ascii="arial" w:hAnsi="arial"/>
+          <w:color w:val="000000"/>
+          <w:sz w:val="16"/>
+          <w:szCs w:val="16"/>
+        </w:rPr>
+        <w:t>5</w:t>
+      </w:r>
+      <w:r>
+        <w:rPr>
+          <w:rFonts w:eastAsia="arial" w:ascii="arial" w:hAnsi="arial"/>
+          <w:color w:val="000000"/>
+          <w:sz w:val="16"/>
+          <w:szCs w:val="16"/>
+        </w:rPr>
+        <w:t>-2</w:t>
+      </w:r>
+    </w:p>
+    <w:tbl>
+      <w:tblPr>
+        <w:tblW w:w="14248" w:type="dxa"/>
+        <w:jc w:val="left"/>
+        <w:tblInd w:w="-5" w:type="dxa"/>
+        <w:tblLayout w:type="fixed"/>
+        <w:tblCellMar>
+          <w:top w:w="0" w:type="dxa"/>
+          <w:left w:w="108" w:type="dxa"/>
+          <w:bottom w:w="0" w:type="dxa"/>
+          <w:right w:w="108" w:type="dxa"/>
+        </w:tblCellMar>
+        <w:tblLook w:firstRow="1" w:noVBand="1" w:lastRow="0" w:firstColumn="1" w:lastColumn="0" w:noHBand="0" w:val="04a0"/>
+      </w:tblPr>
+      <w:tblGrid>
+        <w:gridCol w:w="1017"/>
+        <w:gridCol w:w="1019"/>
+        <w:gridCol w:w="1014"/>
+        <w:gridCol w:w="1016"/>
+        <w:gridCol w:w="1020"/>
+        <w:gridCol w:w="1016"/>
+        <w:gridCol w:w="1016"/>
+        <w:gridCol w:w="1017"/>
+        <w:gridCol w:w="1016"/>
+        <w:gridCol w:w="1020"/>
+        <w:gridCol w:w="1016"/>
+        <w:gridCol w:w="1016"/>
+        <w:gridCol w:w="1016"/>
+        <w:gridCol w:w="1029"/>
+      </w:tblGrid>
+      <w:tr>
+        <w:trPr>
+          <w:trHeight w:val="440" w:hRule="exact"/>
+          <w:cantSplit w:val="true"/>
+        </w:trPr>
+        <w:tc>
+          <w:tcPr>
+            <w:tcW w:w="1017" w:type="dxa"/>
+            <w:tcBorders>
+              <w:top w:val="single" w:sz="4" w:space="0" w:color="000000"/>
+              <w:left w:val="single" w:sz="4" w:space="0" w:color="000000"/>
+              <w:bottom w:val="single" w:sz="4" w:space="0" w:color="000000"/>
+            </w:tcBorders>
+            <w:vAlign w:val="bottom"/>
+          </w:tcPr>
+          <w:p>
+            <w:pPr>
+              <w:pStyle w:val="Normal"/>
+              <w:widowControl w:val="false"/>
+              <w:spacing w:lineRule="auto" w:line="180" w:before="0" w:after="60"/>
+              <w:jc w:val="center"/>
+              <w:rPr>
+                <w:b/>
+                <w:bCs/>
+              </w:rPr>
+            </w:pPr>
+            <w:r>
+              <w:rPr>
+                <w:b/>
+                <w:bCs/>
+                <w:color w:val="000000"/>
+                <w:sz w:val="16"/>
+                <w:szCs w:val="16"/>
+              </w:rPr>
+              <w:t>HUD</w:t>
+            </w:r>
+          </w:p>
+        </w:tc>
+        <w:tc>
+          <w:tcPr>
+            <w:tcW w:w="1019" w:type="dxa"/>
+            <w:tcBorders>
+              <w:top w:val="single" w:sz="4" w:space="0" w:color="000000"/>
+              <w:left w:val="single" w:sz="4" w:space="0" w:color="000000"/>
+              <w:bottom w:val="single" w:sz="4" w:space="0" w:color="000000"/>
+            </w:tcBorders>
+            <w:vAlign w:val="bottom"/>
+          </w:tcPr>
+          <w:p>
+            <w:pPr>
+              <w:pStyle w:val="Normal"/>
+              <w:widowControl w:val="false"/>
+              <w:spacing w:lineRule="auto" w:line="180"/>
+              <w:jc w:val="center"/>
+              <w:rPr>
+                <w:color w:val="000000"/>
+                <w:sz w:val="16"/>
+                <w:szCs w:val="16"/>
+              </w:rPr>
+            </w:pPr>
+            <w:r>
+              <w:rPr>
+                <w:color w:val="000000"/>
+                <w:sz w:val="16"/>
+                <w:szCs w:val="16"/>
+              </w:rPr>
+              <w:t>Schedule</w:t>
+            </w:r>
+          </w:p>
+        </w:tc>
+        <w:tc>
+          <w:tcPr>
+            <w:tcW w:w="1014" w:type="dxa"/>
+            <w:tcBorders>
+              <w:top w:val="single" w:sz="4" w:space="0" w:color="000000"/>
+              <w:left w:val="single" w:sz="4" w:space="0" w:color="000000"/>
+              <w:bottom w:val="single" w:sz="4" w:space="0" w:color="000000"/>
+            </w:tcBorders>
+            <w:vAlign w:val="bottom"/>
+          </w:tcPr>
+          <w:p>
+            <w:pPr>
+              <w:pStyle w:val="Normal"/>
+              <w:widowControl w:val="false"/>
+              <w:spacing w:lineRule="auto" w:line="180"/>
+              <w:jc w:val="center"/>
+              <w:rPr>
+                <w:color w:val="000000"/>
+                <w:sz w:val="16"/>
+                <w:szCs w:val="16"/>
+              </w:rPr>
+            </w:pPr>
+            <w:r>
+              <w:rPr>
+                <w:rFonts w:eastAsia="arial" w:ascii="arial" w:hAnsi="arial"/>
+                <w:color w:val="000000"/>
+                <w:sz w:val="16"/>
+                <w:szCs w:val="16"/>
+              </w:rPr>
+              <w:t>Engine Stop</w:t>
+            </w:r>
+          </w:p>
+        </w:tc>
+        <w:tc>
+          <w:tcPr>
+            <w:tcW w:w="1016" w:type="dxa"/>
+            <w:tcBorders>
+              <w:top w:val="single" w:sz="4" w:space="0" w:color="000000"/>
+              <w:left w:val="single" w:sz="4" w:space="0" w:color="000000"/>
+              <w:bottom w:val="single" w:sz="4" w:space="0" w:color="000000"/>
+            </w:tcBorders>
+            <w:vAlign w:val="bottom"/>
+          </w:tcPr>
+          <w:p>
+            <w:pPr>
+              <w:pStyle w:val="Normal"/>
+              <w:widowControl w:val="false"/>
+              <w:spacing w:lineRule="auto" w:line="180"/>
+              <w:jc w:val="center"/>
+              <w:rPr>
+                <w:color w:val="000000"/>
+                <w:sz w:val="16"/>
+                <w:szCs w:val="16"/>
+              </w:rPr>
+            </w:pPr>
+            <w:r>
+              <w:rPr>
+                <w:color w:val="000000"/>
+                <w:sz w:val="16"/>
+                <w:szCs w:val="16"/>
+              </w:rPr>
+              <w:t>Alerter</w:t>
+            </w:r>
+          </w:p>
+        </w:tc>
+        <w:tc>
+          <w:tcPr>
+            <w:tcW w:w="1020" w:type="dxa"/>
+            <w:tcBorders>
+              <w:top w:val="single" w:sz="4" w:space="0" w:color="000000"/>
+              <w:left w:val="single" w:sz="4" w:space="0" w:color="000000"/>
+              <w:bottom w:val="single" w:sz="4" w:space="0" w:color="000000"/>
+            </w:tcBorders>
+            <w:vAlign w:val="bottom"/>
+          </w:tcPr>
+          <w:p>
+            <w:pPr>
+              <w:pStyle w:val="Normal"/>
+              <w:widowControl w:val="false"/>
+              <w:spacing w:lineRule="auto" w:line="180"/>
+              <w:jc w:val="center"/>
+              <w:rPr>
+                <w:color w:val="000000"/>
+                <w:sz w:val="16"/>
+                <w:szCs w:val="16"/>
+              </w:rPr>
+            </w:pPr>
+            <w:r>
+              <w:rPr/>
+            </w:r>
+          </w:p>
+        </w:tc>
+        <w:tc>
+          <w:tcPr>
+            <w:tcW w:w="1016" w:type="dxa"/>
+            <w:tcBorders>
+              <w:top w:val="single" w:sz="4" w:space="0" w:color="000000"/>
+              <w:left w:val="single" w:sz="4" w:space="0" w:color="000000"/>
+              <w:bottom w:val="single" w:sz="4" w:space="0" w:color="000000"/>
+            </w:tcBorders>
+            <w:vAlign w:val="bottom"/>
+          </w:tcPr>
+          <w:p>
+            <w:pPr>
+              <w:pStyle w:val="Normal"/>
+              <w:widowControl w:val="false"/>
+              <w:jc w:val="center"/>
+              <w:rPr>
+                <w:color w:val="000000"/>
+                <w:sz w:val="16"/>
+                <w:szCs w:val="16"/>
+              </w:rPr>
+            </w:pPr>
+            <w:r>
+              <w:rPr>
+                <w:color w:val="000000"/>
+                <w:sz w:val="16"/>
+                <w:szCs w:val="16"/>
+              </w:rPr>
+              <w:t>Brake</w:t>
+            </w:r>
+          </w:p>
+          <w:p>
+            <w:pPr>
+              <w:pStyle w:val="Normal"/>
+              <w:widowControl w:val="false"/>
+              <w:jc w:val="center"/>
+              <w:rPr>
+                <w:color w:val="000000"/>
+                <w:sz w:val="16"/>
+                <w:szCs w:val="16"/>
+              </w:rPr>
+            </w:pPr>
+            <w:r>
+              <w:rPr>
+                <w:color w:val="000000"/>
+                <w:sz w:val="16"/>
+                <w:szCs w:val="16"/>
+              </w:rPr>
+              <w:t>Cut</w:t>
+            </w:r>
+            <w:r>
+              <w:rPr>
+                <w:color w:val="000000"/>
+                <w:sz w:val="16"/>
+                <w:szCs w:val="16"/>
+              </w:rPr>
+              <w:t>-Out</w:t>
+            </w:r>
+          </w:p>
+        </w:tc>
+        <w:tc>
+          <w:tcPr>
+            <w:tcW w:w="1016" w:type="dxa"/>
+            <w:tcBorders>
+              <w:top w:val="single" w:sz="4" w:space="0" w:color="000000"/>
+              <w:left w:val="single" w:sz="4" w:space="0" w:color="000000"/>
+              <w:bottom w:val="single" w:sz="4" w:space="0" w:color="000000"/>
+            </w:tcBorders>
+            <w:vAlign w:val="bottom"/>
+          </w:tcPr>
+          <w:p>
+            <w:pPr>
+              <w:pStyle w:val="Normal"/>
+              <w:widowControl w:val="false"/>
+              <w:jc w:val="center"/>
+              <w:rPr>
+                <w:color w:val="000000"/>
+                <w:sz w:val="16"/>
+                <w:szCs w:val="16"/>
+              </w:rPr>
+            </w:pPr>
+            <w:r>
+              <w:rPr>
+                <w:rFonts w:eastAsia="arial" w:ascii="arial" w:hAnsi="arial"/>
+                <w:color w:val="000000"/>
+                <w:sz w:val="16"/>
+                <w:szCs w:val="16"/>
+              </w:rPr>
+              <w:t>Dim</w:t>
+            </w:r>
+          </w:p>
+        </w:tc>
+        <w:tc>
+          <w:tcPr>
+            <w:tcW w:w="1017" w:type="dxa"/>
+            <w:tcBorders>
+              <w:top w:val="single" w:sz="4" w:space="0" w:color="000000"/>
+              <w:left w:val="single" w:sz="4" w:space="0" w:color="000000"/>
+              <w:bottom w:val="single" w:sz="4" w:space="0" w:color="000000"/>
+            </w:tcBorders>
+            <w:vAlign w:val="bottom"/>
+          </w:tcPr>
+          <w:p>
+            <w:pPr>
+              <w:pStyle w:val="Normal"/>
+              <w:widowControl w:val="false"/>
+              <w:jc w:val="center"/>
+              <w:rPr>
+                <w:color w:val="000000"/>
+                <w:sz w:val="16"/>
+                <w:szCs w:val="16"/>
+              </w:rPr>
+            </w:pPr>
+            <w:r>
+              <w:rPr/>
+            </w:r>
+          </w:p>
+        </w:tc>
+        <w:tc>
+          <w:tcPr>
+            <w:tcW w:w="1016" w:type="dxa"/>
+            <w:tcBorders>
+              <w:top w:val="single" w:sz="4" w:space="0" w:color="000000"/>
+              <w:left w:val="single" w:sz="4" w:space="0" w:color="000000"/>
+              <w:bottom w:val="single" w:sz="4" w:space="0" w:color="000000"/>
+            </w:tcBorders>
+            <w:vAlign w:val="bottom"/>
+          </w:tcPr>
+          <w:p>
+            <w:pPr>
+              <w:pStyle w:val="Normal"/>
+              <w:widowControl w:val="false"/>
+              <w:jc w:val="center"/>
+              <w:rPr>
+                <w:sz w:val="16"/>
+                <w:szCs w:val="16"/>
+              </w:rPr>
+            </w:pPr>
+            <w:r>
+              <w:rPr/>
+            </w:r>
+          </w:p>
+        </w:tc>
+        <w:tc>
+          <w:tcPr>
+            <w:tcW w:w="1020" w:type="dxa"/>
+            <w:tcBorders>
+              <w:top w:val="single" w:sz="4" w:space="0" w:color="000000"/>
+              <w:left w:val="single" w:sz="4" w:space="0" w:color="000000"/>
+              <w:bottom w:val="single" w:sz="4" w:space="0" w:color="000000"/>
+            </w:tcBorders>
+            <w:vAlign w:val="bottom"/>
+          </w:tcPr>
+          <w:p>
+            <w:pPr>
+              <w:pStyle w:val="Normal"/>
+              <w:widowControl w:val="false"/>
+              <w:jc w:val="center"/>
+              <w:rPr>
+                <w:color w:val="000000"/>
+                <w:sz w:val="16"/>
+                <w:szCs w:val="16"/>
+              </w:rPr>
+            </w:pPr>
+            <w:r>
+              <w:rPr/>
+            </w:r>
+          </w:p>
+        </w:tc>
+        <w:tc>
+          <w:tcPr>
+            <w:tcW w:w="1016" w:type="dxa"/>
+            <w:tcBorders>
+              <w:top w:val="single" w:sz="4" w:space="0" w:color="000000"/>
+              <w:left w:val="single" w:sz="4" w:space="0" w:color="000000"/>
+              <w:bottom w:val="single" w:sz="4" w:space="0" w:color="000000"/>
+            </w:tcBorders>
+            <w:vAlign w:val="bottom"/>
+          </w:tcPr>
+          <w:p>
+            <w:pPr>
+              <w:pStyle w:val="Normal"/>
+              <w:widowControl w:val="false"/>
+              <w:spacing w:lineRule="auto" w:line="180"/>
+              <w:jc w:val="center"/>
+              <w:rPr>
+                <w:sz w:val="16"/>
+                <w:szCs w:val="16"/>
+              </w:rPr>
+            </w:pPr>
+            <w:r>
+              <w:rPr/>
+            </w:r>
+          </w:p>
+        </w:tc>
+        <w:tc>
+          <w:tcPr>
+            <w:tcW w:w="1016" w:type="dxa"/>
+            <w:tcBorders>
+              <w:top w:val="single" w:sz="4" w:space="0" w:color="000000"/>
+              <w:left w:val="single" w:sz="4" w:space="0" w:color="000000"/>
+              <w:bottom w:val="single" w:sz="4" w:space="0" w:color="000000"/>
+            </w:tcBorders>
+            <w:vAlign w:val="bottom"/>
+          </w:tcPr>
+          <w:p>
+            <w:pPr>
+              <w:pStyle w:val="Normal"/>
+              <w:widowControl w:val="false"/>
+              <w:spacing w:lineRule="auto" w:line="180"/>
+              <w:jc w:val="center"/>
+              <w:rPr>
+                <w:sz w:val="16"/>
+                <w:szCs w:val="16"/>
+              </w:rPr>
+            </w:pPr>
+            <w:r>
+              <w:rPr>
+                <w:sz w:val="16"/>
+                <w:szCs w:val="16"/>
+              </w:rPr>
+              <w:t>Number Light</w:t>
+            </w:r>
+          </w:p>
+        </w:tc>
+        <w:tc>
+          <w:tcPr>
+            <w:tcW w:w="1016" w:type="dxa"/>
+            <w:tcBorders>
+              <w:top w:val="single" w:sz="4" w:space="0" w:color="000000"/>
+              <w:left w:val="single" w:sz="4" w:space="0" w:color="000000"/>
+              <w:bottom w:val="single" w:sz="4" w:space="0" w:color="000000"/>
+            </w:tcBorders>
+            <w:vAlign w:val="bottom"/>
+          </w:tcPr>
+          <w:p>
+            <w:pPr>
+              <w:pStyle w:val="Normal"/>
+              <w:widowControl w:val="false"/>
+              <w:spacing w:lineRule="auto" w:line="180"/>
+              <w:jc w:val="center"/>
+              <w:rPr>
+                <w:sz w:val="16"/>
+                <w:szCs w:val="16"/>
+              </w:rPr>
+            </w:pPr>
+            <w:r>
+              <w:rPr>
+                <w:rFonts w:eastAsia="arial" w:ascii="arial" w:hAnsi="arial"/>
+                <w:color w:val="000000"/>
+                <w:sz w:val="16"/>
+                <w:szCs w:val="16"/>
+              </w:rPr>
+              <w:t>Exterior</w:t>
+            </w:r>
+          </w:p>
+          <w:p>
+            <w:pPr>
+              <w:pStyle w:val="Normal"/>
+              <w:widowControl w:val="false"/>
+              <w:spacing w:lineRule="auto" w:line="180"/>
+              <w:jc w:val="center"/>
+              <w:rPr>
+                <w:sz w:val="16"/>
+                <w:szCs w:val="16"/>
+              </w:rPr>
+            </w:pPr>
+            <w:r>
+              <w:rPr>
+                <w:rFonts w:eastAsia="arial" w:ascii="arial" w:hAnsi="arial"/>
+                <w:color w:val="000000"/>
+                <w:sz w:val="16"/>
+                <w:szCs w:val="16"/>
+              </w:rPr>
+              <w:t>Camera</w:t>
+            </w:r>
+          </w:p>
+        </w:tc>
+        <w:tc>
+          <w:tcPr>
+            <w:tcW w:w="1029" w:type="dxa"/>
+            <w:tcBorders>
+              <w:top w:val="single" w:sz="4" w:space="0" w:color="000000"/>
+              <w:left w:val="single" w:sz="4" w:space="0" w:color="000000"/>
+              <w:bottom w:val="single" w:sz="4" w:space="0" w:color="000000"/>
+              <w:right w:val="single" w:sz="4" w:space="0" w:color="000000"/>
+            </w:tcBorders>
+            <w:vAlign w:val="bottom"/>
+          </w:tcPr>
+          <w:p>
+            <w:pPr>
+              <w:pStyle w:val="Normal"/>
+              <w:widowControl w:val="false"/>
+              <w:spacing w:lineRule="auto" w:line="180"/>
+              <w:jc w:val="center"/>
+              <w:rPr>
+                <w:sz w:val="16"/>
+                <w:szCs w:val="16"/>
+              </w:rPr>
+            </w:pPr>
+            <w:r>
+              <w:rPr>
+                <w:rFonts w:eastAsia="arial" w:ascii="arial" w:hAnsi="arial"/>
+                <w:color w:val="000000"/>
+                <w:sz w:val="16"/>
+                <w:szCs w:val="16"/>
+              </w:rPr>
+              <w:t>Prev</w:t>
+            </w:r>
+          </w:p>
+          <w:p>
+            <w:pPr>
+              <w:pStyle w:val="Normal"/>
+              <w:widowControl w:val="false"/>
+              <w:spacing w:lineRule="auto" w:line="180"/>
+              <w:jc w:val="center"/>
+              <w:rPr>
+                <w:sz w:val="16"/>
+                <w:szCs w:val="16"/>
+              </w:rPr>
+            </w:pPr>
+            <w:r>
+              <w:rPr>
+                <w:rFonts w:eastAsia="arial" w:ascii="arial" w:hAnsi="arial"/>
+                <w:color w:val="000000"/>
+                <w:sz w:val="16"/>
+                <w:szCs w:val="16"/>
+              </w:rPr>
+              <w:t>Cab Cam</w:t>
+            </w:r>
+          </w:p>
+        </w:tc>
+      </w:tr>
+    </w:tbl>
+    <w:p>
+      <w:pPr>
+        <w:pStyle w:val="Normal"/>
+        <w:rPr>
+          <w:rFonts w:ascii="arial" w:hAnsi="arial" w:eastAsia="arial"/>
+          <w:color w:val="000000"/>
+          <w:sz w:val="16"/>
+          <w:szCs w:val="16"/>
+        </w:rPr>
+      </w:pPr>
+      <w:r>
+        <w:rPr>
+          <w:rFonts w:eastAsia="arial" w:ascii="arial" w:hAnsi="arial"/>
+          <w:color w:val="000000"/>
+          <w:sz w:val="16"/>
+          <w:szCs w:val="16"/>
+        </w:rPr>
+      </w:r>
+    </w:p>
+    <w:p>
+      <w:pPr>
+        <w:pStyle w:val="Normal"/>
+        <w:rPr>
+          <w:color w:val="000000"/>
+          <w:sz w:val="16"/>
+          <w:szCs w:val="16"/>
+        </w:rPr>
+      </w:pPr>
+      <w:r>
+        <w:rPr>
+          <w:color w:val="000000"/>
+          <w:sz w:val="16"/>
+          <w:szCs w:val="16"/>
+        </w:rPr>
+        <w:tab/>
+        <w:t xml:space="preserve">       </w:t>
+      </w:r>
+      <w:r>
+        <w:rPr>
+          <w:rFonts w:eastAsia="arial" w:ascii="arial" w:hAnsi="arial"/>
+          <w:color w:val="000000"/>
+          <w:sz w:val="16"/>
+          <w:szCs w:val="16"/>
+        </w:rPr>
+        <w:t xml:space="preserve">    </w:t>
+      </w:r>
+      <w:r>
+        <w:rPr>
+          <w:rFonts w:eastAsia="arial" w:ascii="arial" w:hAnsi="arial"/>
+          <w:color w:val="000000"/>
+          <w:sz w:val="16"/>
+          <w:szCs w:val="16"/>
+        </w:rPr>
+        <w:t>ACS-64</w:t>
+      </w:r>
+      <w:r>
+        <w:rPr>
+          <w:rFonts w:eastAsia="arial" w:ascii="arial" w:hAnsi="arial"/>
+          <w:color w:val="000000"/>
+          <w:sz w:val="16"/>
+          <w:szCs w:val="16"/>
+        </w:rPr>
+        <w:t>-1</w:t>
+      </w:r>
+    </w:p>
+    <w:tbl>
+      <w:tblPr>
+        <w:tblW w:w="14248" w:type="dxa"/>
+        <w:jc w:val="left"/>
+        <w:tblInd w:w="-5" w:type="dxa"/>
+        <w:tblLayout w:type="fixed"/>
+        <w:tblCellMar>
+          <w:top w:w="0" w:type="dxa"/>
+          <w:left w:w="108" w:type="dxa"/>
+          <w:bottom w:w="0" w:type="dxa"/>
+          <w:right w:w="108" w:type="dxa"/>
+        </w:tblCellMar>
+        <w:tblLook w:firstRow="1" w:noVBand="1" w:lastRow="0" w:firstColumn="1" w:lastColumn="0" w:noHBand="0" w:val="04a0"/>
+      </w:tblPr>
+      <w:tblGrid>
+        <w:gridCol w:w="1017"/>
+        <w:gridCol w:w="1019"/>
+        <w:gridCol w:w="1014"/>
+        <w:gridCol w:w="1016"/>
+        <w:gridCol w:w="1020"/>
+        <w:gridCol w:w="1016"/>
+        <w:gridCol w:w="1016"/>
+        <w:gridCol w:w="1017"/>
+        <w:gridCol w:w="1016"/>
+        <w:gridCol w:w="1020"/>
+        <w:gridCol w:w="1016"/>
+        <w:gridCol w:w="1016"/>
+        <w:gridCol w:w="1016"/>
+        <w:gridCol w:w="1029"/>
+      </w:tblGrid>
+      <w:tr>
+        <w:trPr>
+          <w:trHeight w:val="440" w:hRule="exact"/>
+          <w:cantSplit w:val="true"/>
+        </w:trPr>
+        <w:tc>
+          <w:tcPr>
+            <w:tcW w:w="1017" w:type="dxa"/>
+            <w:tcBorders>
+              <w:top w:val="single" w:sz="4" w:space="0" w:color="000000"/>
+              <w:left w:val="single" w:sz="4" w:space="0" w:color="000000"/>
+              <w:bottom w:val="single" w:sz="4" w:space="0" w:color="000000"/>
+            </w:tcBorders>
+            <w:vAlign w:val="bottom"/>
+          </w:tcPr>
+          <w:p>
+            <w:pPr>
+              <w:pStyle w:val="Normal"/>
+              <w:widowControl w:val="false"/>
+              <w:spacing w:lineRule="auto" w:line="180" w:before="0" w:after="60"/>
+              <w:jc w:val="center"/>
+              <w:rPr>
+                <w:color w:val="000000"/>
+                <w:sz w:val="16"/>
+                <w:szCs w:val="16"/>
+              </w:rPr>
+            </w:pPr>
+            <w:r>
+              <w:rPr>
+                <w:rFonts w:eastAsia="arial" w:ascii="arial" w:hAnsi="arial"/>
+                <w:b/>
+                <w:color w:val="000000"/>
+                <w:sz w:val="16"/>
+                <w:szCs w:val="16"/>
+              </w:rPr>
+              <w:t>Pause</w:t>
+            </w:r>
+          </w:p>
+        </w:tc>
+        <w:tc>
+          <w:tcPr>
+            <w:tcW w:w="1019" w:type="dxa"/>
+            <w:tcBorders>
+              <w:top w:val="single" w:sz="4" w:space="0" w:color="000000"/>
+              <w:left w:val="single" w:sz="4" w:space="0" w:color="000000"/>
+              <w:bottom w:val="single" w:sz="4" w:space="0" w:color="000000"/>
+            </w:tcBorders>
+            <w:vAlign w:val="bottom"/>
+          </w:tcPr>
+          <w:p>
+            <w:pPr>
+              <w:pStyle w:val="Normal"/>
+              <w:widowControl w:val="false"/>
+              <w:spacing w:lineRule="auto" w:line="180"/>
+              <w:jc w:val="center"/>
+              <w:rPr>
+                <w:color w:val="000000"/>
+                <w:sz w:val="16"/>
+                <w:szCs w:val="16"/>
+              </w:rPr>
+            </w:pPr>
+            <w:r>
+              <w:rPr>
+                <w:color w:val="000000"/>
+                <w:sz w:val="16"/>
+                <w:szCs w:val="16"/>
+              </w:rPr>
+              <w:t>Reverser Handle</w:t>
+            </w:r>
+          </w:p>
+        </w:tc>
+        <w:tc>
+          <w:tcPr>
+            <w:tcW w:w="1014" w:type="dxa"/>
+            <w:tcBorders>
+              <w:top w:val="single" w:sz="4" w:space="0" w:color="000000"/>
+              <w:left w:val="single" w:sz="4" w:space="0" w:color="000000"/>
+              <w:bottom w:val="single" w:sz="4" w:space="0" w:color="000000"/>
+            </w:tcBorders>
+            <w:vAlign w:val="bottom"/>
+          </w:tcPr>
+          <w:p>
+            <w:pPr>
+              <w:pStyle w:val="Normal"/>
+              <w:widowControl w:val="false"/>
+              <w:jc w:val="center"/>
+              <w:rPr>
+                <w:rFonts w:ascii="arial" w:hAnsi="arial" w:eastAsia="arial"/>
+                <w:color w:val="000000"/>
+                <w:sz w:val="16"/>
+                <w:szCs w:val="16"/>
+              </w:rPr>
+            </w:pPr>
+            <w:r>
+              <w:rPr>
+                <w:rFonts w:eastAsia="arial" w:ascii="arial" w:hAnsi="arial"/>
+                <w:color w:val="000000"/>
+                <w:sz w:val="16"/>
+                <w:szCs w:val="16"/>
+              </w:rPr>
+              <w:t>MCB Close</w:t>
+            </w:r>
+          </w:p>
+        </w:tc>
+        <w:tc>
+          <w:tcPr>
+            <w:tcW w:w="1016" w:type="dxa"/>
+            <w:tcBorders>
+              <w:top w:val="single" w:sz="4" w:space="0" w:color="000000"/>
+              <w:left w:val="single" w:sz="4" w:space="0" w:color="000000"/>
+              <w:bottom w:val="single" w:sz="4" w:space="0" w:color="000000"/>
+            </w:tcBorders>
+            <w:vAlign w:val="bottom"/>
+          </w:tcPr>
+          <w:p>
+            <w:pPr>
+              <w:pStyle w:val="Normal"/>
+              <w:widowControl w:val="false"/>
+              <w:spacing w:lineRule="auto" w:line="180"/>
+              <w:jc w:val="center"/>
+              <w:rPr>
+                <w:color w:val="000000"/>
+                <w:sz w:val="16"/>
+                <w:szCs w:val="16"/>
+              </w:rPr>
+            </w:pPr>
+            <w:r>
+              <w:rPr>
+                <w:color w:val="000000"/>
+                <w:sz w:val="16"/>
+                <w:szCs w:val="16"/>
+              </w:rPr>
+              <w:t>ATC/ACSES</w:t>
+            </w:r>
+          </w:p>
+        </w:tc>
+        <w:tc>
+          <w:tcPr>
+            <w:tcW w:w="1020" w:type="dxa"/>
+            <w:tcBorders>
+              <w:top w:val="single" w:sz="4" w:space="0" w:color="000000"/>
+              <w:left w:val="single" w:sz="4" w:space="0" w:color="000000"/>
+              <w:bottom w:val="single" w:sz="4" w:space="0" w:color="000000"/>
+            </w:tcBorders>
+            <w:vAlign w:val="bottom"/>
+          </w:tcPr>
+          <w:p>
+            <w:pPr>
+              <w:pStyle w:val="Normal"/>
+              <w:widowControl w:val="false"/>
+              <w:spacing w:lineRule="auto" w:line="180"/>
+              <w:jc w:val="center"/>
+              <w:rPr>
+                <w:color w:val="000000"/>
+                <w:sz w:val="16"/>
+                <w:szCs w:val="16"/>
+              </w:rPr>
+            </w:pPr>
+            <w:r>
+              <w:rPr>
+                <w:color w:val="000000"/>
+                <w:sz w:val="16"/>
+                <w:szCs w:val="16"/>
+              </w:rPr>
+              <w:t>Panto. Raise</w:t>
+            </w:r>
+          </w:p>
+        </w:tc>
+        <w:tc>
+          <w:tcPr>
+            <w:tcW w:w="1016" w:type="dxa"/>
+            <w:tcBorders>
+              <w:top w:val="single" w:sz="4" w:space="0" w:color="000000"/>
+              <w:left w:val="single" w:sz="4" w:space="0" w:color="000000"/>
+              <w:bottom w:val="single" w:sz="4" w:space="0" w:color="000000"/>
+            </w:tcBorders>
+            <w:vAlign w:val="bottom"/>
+          </w:tcPr>
+          <w:p>
+            <w:pPr>
+              <w:pStyle w:val="Normal"/>
+              <w:widowControl w:val="false"/>
+              <w:spacing w:lineRule="auto" w:line="180"/>
+              <w:jc w:val="center"/>
+              <w:rPr>
+                <w:color w:val="000000"/>
+                <w:sz w:val="16"/>
+                <w:szCs w:val="16"/>
+              </w:rPr>
+            </w:pPr>
+            <w:r>
+              <w:rPr>
+                <w:rFonts w:eastAsia="arial" w:ascii="arial" w:hAnsi="arial"/>
+                <w:color w:val="000000"/>
+                <w:sz w:val="16"/>
+                <w:szCs w:val="16"/>
+              </w:rPr>
+              <w:t>HEP Start</w:t>
+            </w:r>
+          </w:p>
+        </w:tc>
+        <w:tc>
+          <w:tcPr>
+            <w:tcW w:w="1016" w:type="dxa"/>
+            <w:tcBorders>
+              <w:top w:val="single" w:sz="4" w:space="0" w:color="000000"/>
+              <w:left w:val="single" w:sz="4" w:space="0" w:color="000000"/>
+              <w:bottom w:val="single" w:sz="4" w:space="0" w:color="000000"/>
+            </w:tcBorders>
+            <w:vAlign w:val="bottom"/>
+          </w:tcPr>
+          <w:p>
+            <w:pPr>
+              <w:pStyle w:val="Normal"/>
+              <w:widowControl w:val="false"/>
+              <w:jc w:val="center"/>
+              <w:rPr>
+                <w:color w:val="000000"/>
+                <w:sz w:val="16"/>
+                <w:szCs w:val="16"/>
+              </w:rPr>
+            </w:pPr>
+            <w:r>
+              <w:rPr>
+                <w:color w:val="000000"/>
+                <w:sz w:val="16"/>
+                <w:szCs w:val="16"/>
+              </w:rPr>
+              <w:t>Brake Lead</w:t>
+            </w:r>
+          </w:p>
+        </w:tc>
+        <w:tc>
+          <w:tcPr>
+            <w:tcW w:w="1017" w:type="dxa"/>
+            <w:tcBorders>
+              <w:top w:val="single" w:sz="4" w:space="0" w:color="000000"/>
+              <w:left w:val="single" w:sz="4" w:space="0" w:color="000000"/>
+              <w:bottom w:val="single" w:sz="4" w:space="0" w:color="000000"/>
+            </w:tcBorders>
+            <w:vAlign w:val="bottom"/>
+          </w:tcPr>
+          <w:p>
+            <w:pPr>
+              <w:pStyle w:val="Normal"/>
+              <w:widowControl w:val="false"/>
+              <w:jc w:val="center"/>
+              <w:rPr>
+                <w:color w:val="000000"/>
+                <w:sz w:val="16"/>
+                <w:szCs w:val="16"/>
+              </w:rPr>
+            </w:pPr>
+            <w:r>
+              <w:rPr>
+                <w:rFonts w:eastAsia="arial" w:ascii="arial" w:hAnsi="arial"/>
+                <w:color w:val="000000"/>
+                <w:sz w:val="16"/>
+                <w:szCs w:val="16"/>
+              </w:rPr>
+              <w:t>EQ Reg.</w:t>
+            </w:r>
+          </w:p>
+          <w:p>
+            <w:pPr>
+              <w:pStyle w:val="Normal"/>
+              <w:widowControl w:val="false"/>
+              <w:jc w:val="center"/>
+              <w:rPr>
+                <w:color w:val="000000"/>
+                <w:sz w:val="16"/>
+                <w:szCs w:val="16"/>
+              </w:rPr>
+            </w:pPr>
+            <w:r>
+              <w:rPr>
+                <w:rFonts w:eastAsia="arial" w:ascii="arial" w:hAnsi="arial"/>
+                <w:color w:val="000000"/>
+                <w:sz w:val="16"/>
+                <w:szCs w:val="16"/>
+              </w:rPr>
+              <w:t>Increase</w:t>
+            </w:r>
+          </w:p>
+        </w:tc>
+        <w:tc>
+          <w:tcPr>
+            <w:tcW w:w="1016" w:type="dxa"/>
+            <w:tcBorders>
+              <w:top w:val="single" w:sz="4" w:space="0" w:color="000000"/>
+              <w:left w:val="single" w:sz="4" w:space="0" w:color="000000"/>
+              <w:bottom w:val="single" w:sz="4" w:space="0" w:color="000000"/>
+            </w:tcBorders>
+            <w:vAlign w:val="bottom"/>
+          </w:tcPr>
+          <w:p>
+            <w:pPr>
+              <w:pStyle w:val="Normal"/>
+              <w:widowControl w:val="false"/>
+              <w:jc w:val="center"/>
+              <w:rPr>
+                <w:sz w:val="16"/>
+                <w:szCs w:val="16"/>
+              </w:rPr>
+            </w:pPr>
+            <w:r>
+              <w:rPr>
+                <w:sz w:val="16"/>
+                <w:szCs w:val="16"/>
+              </w:rPr>
+              <w:t>Rear HL Up</w:t>
+            </w:r>
+          </w:p>
+        </w:tc>
+        <w:tc>
+          <w:tcPr>
+            <w:tcW w:w="1020" w:type="dxa"/>
+            <w:tcBorders>
+              <w:top w:val="single" w:sz="4" w:space="0" w:color="000000"/>
+              <w:left w:val="single" w:sz="4" w:space="0" w:color="000000"/>
+              <w:bottom w:val="single" w:sz="4" w:space="0" w:color="000000"/>
+            </w:tcBorders>
+            <w:vAlign w:val="bottom"/>
+          </w:tcPr>
+          <w:p>
+            <w:pPr>
+              <w:pStyle w:val="Normal"/>
+              <w:widowControl w:val="false"/>
+              <w:jc w:val="center"/>
+              <w:rPr>
+                <w:color w:val="000000"/>
+                <w:sz w:val="16"/>
+                <w:szCs w:val="16"/>
+              </w:rPr>
+            </w:pPr>
+            <w:r>
+              <w:rPr>
+                <w:rFonts w:eastAsia="arial" w:ascii="arial" w:hAnsi="arial"/>
+                <w:color w:val="000000"/>
+                <w:sz w:val="16"/>
+                <w:szCs w:val="16"/>
+              </w:rPr>
+              <w:t>Ditch Light On</w:t>
+            </w:r>
+          </w:p>
+        </w:tc>
+        <w:tc>
+          <w:tcPr>
+            <w:tcW w:w="1016" w:type="dxa"/>
+            <w:tcBorders>
+              <w:top w:val="single" w:sz="4" w:space="0" w:color="000000"/>
+              <w:left w:val="single" w:sz="4" w:space="0" w:color="000000"/>
+              <w:bottom w:val="single" w:sz="4" w:space="0" w:color="000000"/>
+            </w:tcBorders>
+            <w:vAlign w:val="bottom"/>
+          </w:tcPr>
+          <w:p>
+            <w:pPr>
+              <w:pStyle w:val="Normal"/>
+              <w:widowControl w:val="false"/>
+              <w:spacing w:lineRule="auto" w:line="180"/>
+              <w:jc w:val="center"/>
+              <w:rPr>
+                <w:sz w:val="16"/>
+                <w:szCs w:val="16"/>
+              </w:rPr>
+            </w:pPr>
+            <w:r>
+              <w:rPr>
+                <w:rFonts w:eastAsia="arial" w:ascii="arial" w:hAnsi="arial"/>
+                <w:color w:val="000000"/>
+                <w:sz w:val="16"/>
+                <w:szCs w:val="16"/>
+              </w:rPr>
+              <w:t>Desk Light On</w:t>
+            </w:r>
+          </w:p>
+        </w:tc>
+        <w:tc>
+          <w:tcPr>
+            <w:tcW w:w="1016" w:type="dxa"/>
+            <w:tcBorders>
+              <w:top w:val="single" w:sz="4" w:space="0" w:color="000000"/>
+              <w:left w:val="single" w:sz="4" w:space="0" w:color="000000"/>
+              <w:bottom w:val="single" w:sz="4" w:space="0" w:color="000000"/>
+            </w:tcBorders>
+            <w:vAlign w:val="bottom"/>
+          </w:tcPr>
+          <w:p>
+            <w:pPr>
+              <w:pStyle w:val="Normal"/>
+              <w:widowControl w:val="false"/>
+              <w:spacing w:lineRule="auto" w:line="180"/>
+              <w:jc w:val="center"/>
+              <w:rPr>
+                <w:sz w:val="16"/>
+                <w:szCs w:val="16"/>
+              </w:rPr>
+            </w:pPr>
+            <w:r>
+              <w:rPr>
+                <w:sz w:val="16"/>
+                <w:szCs w:val="16"/>
+              </w:rPr>
+              <w:t>Cab Light</w:t>
+            </w:r>
+          </w:p>
+        </w:tc>
+        <w:tc>
+          <w:tcPr>
+            <w:tcW w:w="1016" w:type="dxa"/>
+            <w:tcBorders>
+              <w:top w:val="single" w:sz="4" w:space="0" w:color="000000"/>
+              <w:left w:val="single" w:sz="4" w:space="0" w:color="000000"/>
+              <w:bottom w:val="single" w:sz="4" w:space="0" w:color="000000"/>
+            </w:tcBorders>
+            <w:vAlign w:val="bottom"/>
+          </w:tcPr>
+          <w:p>
+            <w:pPr>
+              <w:pStyle w:val="Normal"/>
+              <w:widowControl w:val="false"/>
+              <w:spacing w:lineRule="auto" w:line="180"/>
+              <w:jc w:val="center"/>
+              <w:rPr>
+                <w:sz w:val="16"/>
+                <w:szCs w:val="16"/>
+              </w:rPr>
+            </w:pPr>
+            <w:r>
+              <w:rPr>
+                <w:rFonts w:eastAsia="arial" w:ascii="arial" w:hAnsi="arial"/>
+                <w:color w:val="000000"/>
+                <w:sz w:val="16"/>
+                <w:szCs w:val="16"/>
+              </w:rPr>
+              <w:t>1-Person</w:t>
+            </w:r>
+          </w:p>
+        </w:tc>
+        <w:tc>
+          <w:tcPr>
+            <w:tcW w:w="1029" w:type="dxa"/>
+            <w:tcBorders>
+              <w:top w:val="single" w:sz="4" w:space="0" w:color="000000"/>
+              <w:left w:val="single" w:sz="4" w:space="0" w:color="000000"/>
+              <w:bottom w:val="single" w:sz="4" w:space="0" w:color="000000"/>
+              <w:right w:val="single" w:sz="4" w:space="0" w:color="000000"/>
+            </w:tcBorders>
+            <w:vAlign w:val="bottom"/>
+          </w:tcPr>
+          <w:p>
+            <w:pPr>
+              <w:pStyle w:val="Normal"/>
+              <w:widowControl w:val="false"/>
+              <w:spacing w:lineRule="auto" w:line="180"/>
+              <w:jc w:val="center"/>
+              <w:rPr>
+                <w:sz w:val="16"/>
+                <w:szCs w:val="16"/>
+              </w:rPr>
+            </w:pPr>
+            <w:r>
+              <w:rPr>
+                <w:rFonts w:eastAsia="arial" w:ascii="arial" w:hAnsi="arial"/>
+                <w:color w:val="000000"/>
+                <w:sz w:val="16"/>
+                <w:szCs w:val="16"/>
+              </w:rPr>
+              <w:t>Next</w:t>
+            </w:r>
+          </w:p>
+          <w:p>
+            <w:pPr>
+              <w:pStyle w:val="Normal"/>
+              <w:widowControl w:val="false"/>
+              <w:spacing w:lineRule="auto" w:line="180"/>
+              <w:jc w:val="center"/>
+              <w:rPr>
+                <w:sz w:val="16"/>
+                <w:szCs w:val="16"/>
+              </w:rPr>
+            </w:pPr>
+            <w:r>
+              <w:rPr>
+                <w:rFonts w:eastAsia="arial" w:ascii="arial" w:hAnsi="arial"/>
+                <w:color w:val="000000"/>
+                <w:sz w:val="16"/>
+                <w:szCs w:val="16"/>
+              </w:rPr>
+              <w:t>Cab Cam</w:t>
+            </w:r>
+          </w:p>
+        </w:tc>
+      </w:tr>
+    </w:tbl>
+    <w:p>
+      <w:pPr>
+        <w:pStyle w:val="Normal"/>
+        <w:rPr>
+          <w:rFonts w:ascii="arial" w:hAnsi="arial" w:eastAsia="arial"/>
+          <w:color w:val="000000"/>
+          <w:sz w:val="16"/>
+          <w:szCs w:val="16"/>
+        </w:rPr>
+      </w:pPr>
+      <w:r>
+        <w:rPr>
+          <w:rFonts w:eastAsia="arial" w:ascii="arial" w:hAnsi="arial"/>
+          <w:color w:val="000000"/>
+          <w:sz w:val="16"/>
+          <w:szCs w:val="16"/>
+        </w:rPr>
+      </w:r>
+    </w:p>
+    <w:p>
+      <w:pPr>
+        <w:pStyle w:val="Normal"/>
+        <w:rPr>
+          <w:color w:val="000000"/>
+          <w:sz w:val="16"/>
+          <w:szCs w:val="16"/>
+        </w:rPr>
+      </w:pPr>
+      <w:r>
+        <w:rPr>
+          <w:rFonts w:eastAsia="arial" w:ascii="arial" w:hAnsi="arial"/>
+          <w:color w:val="000000"/>
+          <w:sz w:val="16"/>
+          <w:szCs w:val="16"/>
+        </w:rPr>
+        <w:tab/>
+        <w:t xml:space="preserve">           </w:t>
+      </w:r>
+      <w:r>
+        <w:rPr>
+          <w:rFonts w:eastAsia="arial" w:ascii="arial" w:hAnsi="arial"/>
+          <w:color w:val="000000"/>
+          <w:sz w:val="16"/>
+          <w:szCs w:val="16"/>
+        </w:rPr>
+        <w:t>ACS-64</w:t>
+      </w:r>
+      <w:r>
+        <w:rPr>
+          <w:rFonts w:eastAsia="arial" w:ascii="arial" w:hAnsi="arial"/>
+          <w:color w:val="000000"/>
+          <w:sz w:val="16"/>
+          <w:szCs w:val="16"/>
+        </w:rPr>
+        <w:t>-2</w:t>
+      </w:r>
+    </w:p>
+    <w:tbl>
+      <w:tblPr>
+        <w:tblW w:w="14248" w:type="dxa"/>
+        <w:jc w:val="left"/>
+        <w:tblInd w:w="-5" w:type="dxa"/>
+        <w:tblLayout w:type="fixed"/>
+        <w:tblCellMar>
+          <w:top w:w="0" w:type="dxa"/>
+          <w:left w:w="108" w:type="dxa"/>
+          <w:bottom w:w="0" w:type="dxa"/>
+          <w:right w:w="108" w:type="dxa"/>
+        </w:tblCellMar>
+        <w:tblLook w:firstRow="1" w:noVBand="1" w:lastRow="0" w:firstColumn="1" w:lastColumn="0" w:noHBand="0" w:val="04a0"/>
+      </w:tblPr>
+      <w:tblGrid>
+        <w:gridCol w:w="1017"/>
+        <w:gridCol w:w="1019"/>
+        <w:gridCol w:w="1014"/>
+        <w:gridCol w:w="1016"/>
+        <w:gridCol w:w="1020"/>
+        <w:gridCol w:w="1016"/>
+        <w:gridCol w:w="1016"/>
+        <w:gridCol w:w="1017"/>
+        <w:gridCol w:w="1016"/>
+        <w:gridCol w:w="1020"/>
+        <w:gridCol w:w="1016"/>
+        <w:gridCol w:w="1016"/>
+        <w:gridCol w:w="1016"/>
+        <w:gridCol w:w="1029"/>
+      </w:tblGrid>
+      <w:tr>
+        <w:trPr>
+          <w:trHeight w:val="440" w:hRule="exact"/>
+          <w:cantSplit w:val="true"/>
+        </w:trPr>
+        <w:tc>
+          <w:tcPr>
+            <w:tcW w:w="1017" w:type="dxa"/>
+            <w:tcBorders>
+              <w:top w:val="single" w:sz="4" w:space="0" w:color="000000"/>
+              <w:left w:val="single" w:sz="4" w:space="0" w:color="000000"/>
+              <w:bottom w:val="single" w:sz="4" w:space="0" w:color="000000"/>
+            </w:tcBorders>
+            <w:vAlign w:val="bottom"/>
+          </w:tcPr>
+          <w:p>
+            <w:pPr>
+              <w:pStyle w:val="Normal"/>
+              <w:widowControl w:val="false"/>
+              <w:spacing w:lineRule="auto" w:line="180" w:before="0" w:after="60"/>
+              <w:jc w:val="center"/>
+              <w:rPr>
+                <w:b/>
+                <w:bCs/>
+              </w:rPr>
+            </w:pPr>
+            <w:r>
+              <w:rPr>
+                <w:b/>
+                <w:bCs/>
+                <w:color w:val="000000"/>
+                <w:sz w:val="16"/>
+                <w:szCs w:val="16"/>
+              </w:rPr>
+              <w:t>HUD</w:t>
+            </w:r>
+          </w:p>
+        </w:tc>
+        <w:tc>
+          <w:tcPr>
+            <w:tcW w:w="1019" w:type="dxa"/>
+            <w:tcBorders>
+              <w:top w:val="single" w:sz="4" w:space="0" w:color="000000"/>
+              <w:left w:val="single" w:sz="4" w:space="0" w:color="000000"/>
+              <w:bottom w:val="single" w:sz="4" w:space="0" w:color="000000"/>
+            </w:tcBorders>
+            <w:vAlign w:val="bottom"/>
+          </w:tcPr>
+          <w:p>
+            <w:pPr>
+              <w:pStyle w:val="Normal"/>
+              <w:widowControl w:val="false"/>
+              <w:spacing w:lineRule="auto" w:line="180"/>
+              <w:jc w:val="center"/>
+              <w:rPr>
+                <w:color w:val="000000"/>
+                <w:sz w:val="16"/>
+                <w:szCs w:val="16"/>
+              </w:rPr>
+            </w:pPr>
+            <w:r>
+              <w:rPr>
+                <w:color w:val="000000"/>
+                <w:sz w:val="16"/>
+                <w:szCs w:val="16"/>
+              </w:rPr>
+              <w:t>Schedule</w:t>
+            </w:r>
+          </w:p>
+        </w:tc>
+        <w:tc>
+          <w:tcPr>
+            <w:tcW w:w="1014" w:type="dxa"/>
+            <w:tcBorders>
+              <w:top w:val="single" w:sz="4" w:space="0" w:color="000000"/>
+              <w:left w:val="single" w:sz="4" w:space="0" w:color="000000"/>
+              <w:bottom w:val="single" w:sz="4" w:space="0" w:color="000000"/>
+            </w:tcBorders>
+            <w:vAlign w:val="bottom"/>
+          </w:tcPr>
+          <w:p>
+            <w:pPr>
+              <w:pStyle w:val="Normal"/>
+              <w:widowControl w:val="false"/>
+              <w:jc w:val="center"/>
+              <w:rPr>
+                <w:rFonts w:ascii="arial" w:hAnsi="arial" w:eastAsia="arial"/>
+                <w:color w:val="000000"/>
+                <w:sz w:val="16"/>
+                <w:szCs w:val="16"/>
+              </w:rPr>
+            </w:pPr>
+            <w:r>
+              <w:rPr>
+                <w:rFonts w:eastAsia="arial" w:ascii="arial" w:hAnsi="arial"/>
+                <w:color w:val="000000"/>
+                <w:sz w:val="16"/>
+                <w:szCs w:val="16"/>
+              </w:rPr>
+              <w:t>MCB Open</w:t>
+            </w:r>
+          </w:p>
+        </w:tc>
+        <w:tc>
+          <w:tcPr>
+            <w:tcW w:w="1016" w:type="dxa"/>
+            <w:tcBorders>
+              <w:top w:val="single" w:sz="4" w:space="0" w:color="000000"/>
+              <w:left w:val="single" w:sz="4" w:space="0" w:color="000000"/>
+              <w:bottom w:val="single" w:sz="4" w:space="0" w:color="000000"/>
+            </w:tcBorders>
+            <w:vAlign w:val="bottom"/>
+          </w:tcPr>
+          <w:p>
+            <w:pPr>
+              <w:pStyle w:val="Normal"/>
+              <w:widowControl w:val="false"/>
+              <w:spacing w:lineRule="auto" w:line="180"/>
+              <w:jc w:val="center"/>
+              <w:rPr>
+                <w:color w:val="000000"/>
+                <w:sz w:val="16"/>
+                <w:szCs w:val="16"/>
+              </w:rPr>
+            </w:pPr>
+            <w:r>
+              <w:rPr>
+                <w:color w:val="000000"/>
+                <w:sz w:val="16"/>
+                <w:szCs w:val="16"/>
+              </w:rPr>
+              <w:t>Alerter</w:t>
+            </w:r>
+          </w:p>
+        </w:tc>
+        <w:tc>
+          <w:tcPr>
+            <w:tcW w:w="1020" w:type="dxa"/>
+            <w:tcBorders>
+              <w:top w:val="single" w:sz="4" w:space="0" w:color="000000"/>
+              <w:left w:val="single" w:sz="4" w:space="0" w:color="000000"/>
+              <w:bottom w:val="single" w:sz="4" w:space="0" w:color="000000"/>
+            </w:tcBorders>
+            <w:vAlign w:val="bottom"/>
+          </w:tcPr>
+          <w:p>
+            <w:pPr>
+              <w:pStyle w:val="Normal"/>
+              <w:widowControl w:val="false"/>
+              <w:spacing w:lineRule="auto" w:line="180"/>
+              <w:jc w:val="center"/>
+              <w:rPr>
+                <w:color w:val="000000"/>
+                <w:sz w:val="16"/>
+                <w:szCs w:val="16"/>
+              </w:rPr>
+            </w:pPr>
+            <w:r>
+              <w:rPr>
+                <w:color w:val="000000"/>
+                <w:sz w:val="16"/>
+                <w:szCs w:val="16"/>
+              </w:rPr>
+              <w:t>Panto. Low</w:t>
+            </w:r>
+          </w:p>
+        </w:tc>
+        <w:tc>
+          <w:tcPr>
+            <w:tcW w:w="1016" w:type="dxa"/>
+            <w:tcBorders>
+              <w:top w:val="single" w:sz="4" w:space="0" w:color="000000"/>
+              <w:left w:val="single" w:sz="4" w:space="0" w:color="000000"/>
+              <w:bottom w:val="single" w:sz="4" w:space="0" w:color="000000"/>
+            </w:tcBorders>
+            <w:vAlign w:val="bottom"/>
+          </w:tcPr>
+          <w:p>
+            <w:pPr>
+              <w:pStyle w:val="Normal"/>
+              <w:widowControl w:val="false"/>
+              <w:spacing w:lineRule="auto" w:line="180"/>
+              <w:jc w:val="center"/>
+              <w:rPr>
+                <w:color w:val="000000"/>
+                <w:sz w:val="16"/>
+                <w:szCs w:val="16"/>
+              </w:rPr>
+            </w:pPr>
+            <w:r>
+              <w:rPr>
+                <w:rFonts w:eastAsia="arial" w:ascii="arial" w:hAnsi="arial"/>
+                <w:color w:val="000000"/>
+                <w:sz w:val="16"/>
+                <w:szCs w:val="16"/>
+              </w:rPr>
+              <w:t>HEP Off</w:t>
+            </w:r>
+          </w:p>
+        </w:tc>
+        <w:tc>
+          <w:tcPr>
+            <w:tcW w:w="1016" w:type="dxa"/>
+            <w:tcBorders>
+              <w:top w:val="single" w:sz="4" w:space="0" w:color="000000"/>
+              <w:left w:val="single" w:sz="4" w:space="0" w:color="000000"/>
+              <w:bottom w:val="single" w:sz="4" w:space="0" w:color="000000"/>
+            </w:tcBorders>
+            <w:vAlign w:val="bottom"/>
+          </w:tcPr>
+          <w:p>
+            <w:pPr>
+              <w:pStyle w:val="Normal"/>
+              <w:widowControl w:val="false"/>
+              <w:jc w:val="center"/>
+              <w:rPr>
+                <w:color w:val="000000"/>
+                <w:sz w:val="16"/>
+                <w:szCs w:val="16"/>
+              </w:rPr>
+            </w:pPr>
+            <w:r>
+              <w:rPr>
+                <w:rFonts w:eastAsia="arial" w:ascii="arial" w:hAnsi="arial"/>
+                <w:color w:val="000000"/>
+                <w:sz w:val="16"/>
+                <w:szCs w:val="16"/>
+              </w:rPr>
+              <w:t>Brake Trail</w:t>
+            </w:r>
+          </w:p>
+        </w:tc>
+        <w:tc>
+          <w:tcPr>
+            <w:tcW w:w="1017" w:type="dxa"/>
+            <w:tcBorders>
+              <w:top w:val="single" w:sz="4" w:space="0" w:color="000000"/>
+              <w:left w:val="single" w:sz="4" w:space="0" w:color="000000"/>
+              <w:bottom w:val="single" w:sz="4" w:space="0" w:color="000000"/>
+            </w:tcBorders>
+            <w:vAlign w:val="bottom"/>
+          </w:tcPr>
+          <w:p>
+            <w:pPr>
+              <w:pStyle w:val="Normal"/>
+              <w:widowControl w:val="false"/>
+              <w:jc w:val="center"/>
+              <w:rPr>
+                <w:color w:val="000000"/>
+                <w:sz w:val="16"/>
+                <w:szCs w:val="16"/>
+              </w:rPr>
+            </w:pPr>
+            <w:r>
+              <w:rPr>
+                <w:rFonts w:eastAsia="arial" w:ascii="arial" w:hAnsi="arial"/>
+                <w:color w:val="000000"/>
+                <w:sz w:val="16"/>
+                <w:szCs w:val="16"/>
+              </w:rPr>
+              <w:t>EQ Reg.</w:t>
+            </w:r>
+          </w:p>
+          <w:p>
+            <w:pPr>
+              <w:pStyle w:val="Normal"/>
+              <w:widowControl w:val="false"/>
+              <w:jc w:val="center"/>
+              <w:rPr>
+                <w:color w:val="000000"/>
+                <w:sz w:val="16"/>
+                <w:szCs w:val="16"/>
+              </w:rPr>
+            </w:pPr>
+            <w:r>
+              <w:rPr>
+                <w:rFonts w:eastAsia="arial" w:ascii="arial" w:hAnsi="arial"/>
+                <w:color w:val="000000"/>
+                <w:sz w:val="16"/>
+                <w:szCs w:val="16"/>
+              </w:rPr>
+              <w:t>Decrease</w:t>
+            </w:r>
+          </w:p>
+        </w:tc>
+        <w:tc>
+          <w:tcPr>
+            <w:tcW w:w="1016" w:type="dxa"/>
+            <w:tcBorders>
+              <w:top w:val="single" w:sz="4" w:space="0" w:color="000000"/>
+              <w:left w:val="single" w:sz="4" w:space="0" w:color="000000"/>
+              <w:bottom w:val="single" w:sz="4" w:space="0" w:color="000000"/>
+            </w:tcBorders>
+            <w:vAlign w:val="bottom"/>
+          </w:tcPr>
+          <w:p>
+            <w:pPr>
+              <w:pStyle w:val="Normal"/>
+              <w:widowControl w:val="false"/>
+              <w:jc w:val="center"/>
+              <w:rPr>
+                <w:sz w:val="16"/>
+                <w:szCs w:val="16"/>
+              </w:rPr>
+            </w:pPr>
+            <w:r>
+              <w:rPr>
+                <w:sz w:val="16"/>
+                <w:szCs w:val="16"/>
+              </w:rPr>
+              <w:t xml:space="preserve">Rear HL </w:t>
+            </w:r>
+            <w:r>
+              <w:rPr>
+                <w:sz w:val="16"/>
+                <w:szCs w:val="16"/>
+              </w:rPr>
+              <w:t>Down</w:t>
+            </w:r>
+          </w:p>
+        </w:tc>
+        <w:tc>
+          <w:tcPr>
+            <w:tcW w:w="1020" w:type="dxa"/>
+            <w:tcBorders>
+              <w:top w:val="single" w:sz="4" w:space="0" w:color="000000"/>
+              <w:left w:val="single" w:sz="4" w:space="0" w:color="000000"/>
+              <w:bottom w:val="single" w:sz="4" w:space="0" w:color="000000"/>
+            </w:tcBorders>
+            <w:vAlign w:val="bottom"/>
+          </w:tcPr>
+          <w:p>
+            <w:pPr>
+              <w:pStyle w:val="Normal"/>
+              <w:widowControl w:val="false"/>
+              <w:jc w:val="center"/>
+              <w:rPr>
+                <w:color w:val="000000"/>
+                <w:sz w:val="16"/>
+                <w:szCs w:val="16"/>
+              </w:rPr>
+            </w:pPr>
+            <w:r>
+              <w:rPr>
+                <w:rFonts w:eastAsia="arial" w:ascii="arial" w:hAnsi="arial"/>
+                <w:color w:val="000000"/>
+                <w:sz w:val="16"/>
+                <w:szCs w:val="16"/>
+              </w:rPr>
+              <w:t>Ditch Light Off</w:t>
+            </w:r>
+          </w:p>
+        </w:tc>
+        <w:tc>
+          <w:tcPr>
+            <w:tcW w:w="1016" w:type="dxa"/>
+            <w:tcBorders>
+              <w:top w:val="single" w:sz="4" w:space="0" w:color="000000"/>
+              <w:left w:val="single" w:sz="4" w:space="0" w:color="000000"/>
+              <w:bottom w:val="single" w:sz="4" w:space="0" w:color="000000"/>
+            </w:tcBorders>
+            <w:vAlign w:val="bottom"/>
+          </w:tcPr>
+          <w:p>
+            <w:pPr>
+              <w:pStyle w:val="Normal"/>
+              <w:widowControl w:val="false"/>
+              <w:spacing w:lineRule="auto" w:line="180"/>
+              <w:jc w:val="center"/>
+              <w:rPr>
+                <w:sz w:val="16"/>
+                <w:szCs w:val="16"/>
+              </w:rPr>
+            </w:pPr>
+            <w:r>
+              <w:rPr>
+                <w:rFonts w:eastAsia="arial" w:ascii="arial" w:hAnsi="arial"/>
+                <w:color w:val="000000"/>
+                <w:sz w:val="16"/>
+                <w:szCs w:val="16"/>
+              </w:rPr>
+              <w:t>Desk Light Off</w:t>
+            </w:r>
+          </w:p>
+        </w:tc>
+        <w:tc>
+          <w:tcPr>
+            <w:tcW w:w="1016" w:type="dxa"/>
+            <w:tcBorders>
+              <w:top w:val="single" w:sz="4" w:space="0" w:color="000000"/>
+              <w:left w:val="single" w:sz="4" w:space="0" w:color="000000"/>
+              <w:bottom w:val="single" w:sz="4" w:space="0" w:color="000000"/>
+            </w:tcBorders>
+            <w:vAlign w:val="bottom"/>
+          </w:tcPr>
+          <w:p>
+            <w:pPr>
+              <w:pStyle w:val="Normal"/>
+              <w:widowControl w:val="false"/>
+              <w:spacing w:lineRule="auto" w:line="180"/>
+              <w:jc w:val="center"/>
+              <w:rPr>
+                <w:sz w:val="16"/>
+                <w:szCs w:val="16"/>
+              </w:rPr>
+            </w:pPr>
+            <w:r>
+              <w:rPr>
+                <w:sz w:val="16"/>
+                <w:szCs w:val="16"/>
+              </w:rPr>
+              <w:t>Marker Light</w:t>
+            </w:r>
+          </w:p>
+        </w:tc>
+        <w:tc>
+          <w:tcPr>
+            <w:tcW w:w="1016" w:type="dxa"/>
+            <w:tcBorders>
+              <w:top w:val="single" w:sz="4" w:space="0" w:color="000000"/>
+              <w:left w:val="single" w:sz="4" w:space="0" w:color="000000"/>
+              <w:bottom w:val="single" w:sz="4" w:space="0" w:color="000000"/>
+            </w:tcBorders>
+            <w:vAlign w:val="bottom"/>
+          </w:tcPr>
+          <w:p>
+            <w:pPr>
+              <w:pStyle w:val="Normal"/>
+              <w:widowControl w:val="false"/>
+              <w:spacing w:lineRule="auto" w:line="180"/>
+              <w:jc w:val="center"/>
+              <w:rPr>
+                <w:sz w:val="16"/>
+                <w:szCs w:val="16"/>
+              </w:rPr>
+            </w:pPr>
+            <w:r>
+              <w:rPr>
+                <w:rFonts w:eastAsia="arial" w:ascii="arial" w:hAnsi="arial"/>
+                <w:color w:val="000000"/>
+                <w:sz w:val="16"/>
+                <w:szCs w:val="16"/>
+              </w:rPr>
+              <w:t>Exterior</w:t>
+            </w:r>
+          </w:p>
+          <w:p>
+            <w:pPr>
+              <w:pStyle w:val="Normal"/>
+              <w:widowControl w:val="false"/>
+              <w:spacing w:lineRule="auto" w:line="180"/>
+              <w:jc w:val="center"/>
+              <w:rPr>
+                <w:sz w:val="16"/>
+                <w:szCs w:val="16"/>
+              </w:rPr>
+            </w:pPr>
+            <w:r>
+              <w:rPr>
+                <w:rFonts w:eastAsia="arial" w:ascii="arial" w:hAnsi="arial"/>
+                <w:color w:val="000000"/>
+                <w:sz w:val="16"/>
+                <w:szCs w:val="16"/>
+              </w:rPr>
+              <w:t>Camera</w:t>
+            </w:r>
+          </w:p>
+        </w:tc>
+        <w:tc>
+          <w:tcPr>
+            <w:tcW w:w="1029" w:type="dxa"/>
+            <w:tcBorders>
+              <w:top w:val="single" w:sz="4" w:space="0" w:color="000000"/>
+              <w:left w:val="single" w:sz="4" w:space="0" w:color="000000"/>
+              <w:bottom w:val="single" w:sz="4" w:space="0" w:color="000000"/>
+              <w:right w:val="single" w:sz="4" w:space="0" w:color="000000"/>
+            </w:tcBorders>
+            <w:vAlign w:val="bottom"/>
+          </w:tcPr>
+          <w:p>
+            <w:pPr>
+              <w:pStyle w:val="Normal"/>
+              <w:widowControl w:val="false"/>
+              <w:spacing w:lineRule="auto" w:line="180"/>
+              <w:jc w:val="center"/>
+              <w:rPr>
+                <w:sz w:val="16"/>
+                <w:szCs w:val="16"/>
+              </w:rPr>
+            </w:pPr>
+            <w:r>
+              <w:rPr>
+                <w:rFonts w:eastAsia="arial" w:ascii="arial" w:hAnsi="arial"/>
+                <w:color w:val="000000"/>
+                <w:sz w:val="16"/>
+                <w:szCs w:val="16"/>
+              </w:rPr>
+              <w:t>Prev</w:t>
+            </w:r>
+          </w:p>
+          <w:p>
+            <w:pPr>
+              <w:pStyle w:val="Normal"/>
+              <w:widowControl w:val="false"/>
+              <w:spacing w:lineRule="auto" w:line="180"/>
+              <w:jc w:val="center"/>
+              <w:rPr>
+                <w:sz w:val="16"/>
+                <w:szCs w:val="16"/>
+              </w:rPr>
+            </w:pPr>
+            <w:r>
+              <w:rPr>
+                <w:rFonts w:eastAsia="arial" w:ascii="arial" w:hAnsi="arial"/>
+                <w:color w:val="000000"/>
+                <w:sz w:val="16"/>
+                <w:szCs w:val="16"/>
+              </w:rPr>
+              <w:t>Cab Cam</w:t>
+            </w:r>
+          </w:p>
+        </w:tc>
+      </w:tr>
+    </w:tbl>
+    <w:p>
+      <w:pPr>
+        <w:pStyle w:val="Normal"/>
+        <w:rPr>
+          <w:color w:val="000000"/>
+          <w:position w:val="0"/>
+          <w:sz w:val="16"/>
+          <w:szCs w:val="16"/>
+          <w:vertAlign w:val="baseline"/>
+        </w:rPr>
+      </w:pPr>
+      <w:r>
+        <w:rPr>
+          <w:color w:val="000000"/>
+          <w:position w:val="0"/>
+          <w:sz w:val="16"/>
+          <w:szCs w:val="16"/>
+          <w:vertAlign w:val="baseline"/>
         </w:rPr>
       </w:r>
     </w:p>
@@ -26194,12 +30814,12 @@
       <w:rFonts w:ascii="Symbol" w:hAnsi="Symbol" w:cs="Symbol"/>
     </w:rPr>
   </w:style>
-  <w:style w:type="character" w:styleId="user" w:customStyle="1">
-    <w:name w:val="번호 매기기 기호 (user)"/>
+  <w:style w:type="character" w:styleId="Style5" w:customStyle="1">
+    <w:name w:val="번호 매기기 기호"/>
     <w:qFormat/>
     <w:rPr/>
   </w:style>
-  <w:style w:type="paragraph" w:styleId="Style5">
+  <w:style w:type="paragraph" w:styleId="Style6">
     <w:name w:val="제목"/>
     <w:basedOn w:val="Normal"/>
     <w:next w:val="BodyText"/>
@@ -26209,7 +30829,7 @@
       <w:spacing w:before="240" w:after="120"/>
     </w:pPr>
     <w:rPr>
-      <w:rFonts w:ascii="Liberation Sans" w:hAnsi="Liberation Sans" w:eastAsia="Noto Sans CJK KR" w:cs="Lohit Devanagari"/>
+      <w:rFonts w:ascii="Liberation Sans" w:hAnsi="Liberation Sans" w:eastAsia="나눔고딕" w:cs="Arial"/>
       <w:sz w:val="28"/>
       <w:szCs w:val="28"/>
     </w:rPr>
@@ -26246,7 +30866,7 @@
       <w:szCs w:val="24"/>
     </w:rPr>
   </w:style>
-  <w:style w:type="paragraph" w:styleId="Style6" w:customStyle="1">
+  <w:style w:type="paragraph" w:styleId="Style7">
     <w:name w:val="색인"/>
     <w:basedOn w:val="Normal"/>
     <w:qFormat/>
@@ -26254,10 +30874,11 @@
       <w:suppressLineNumbers/>
     </w:pPr>
     <w:rPr>
-      <w:rFonts w:cs="Lohit Devanagari"/>
+      <w:rFonts w:cs="Arial"/>
+      <w:sz w:val="24"/>
     </w:rPr>
   </w:style>
-  <w:style w:type="paragraph" w:styleId="user1">
+  <w:style w:type="paragraph" w:styleId="user">
     <w:name w:val="제목 (user)"/>
     <w:basedOn w:val="Normal"/>
     <w:next w:val="BodyText"/>
@@ -26267,12 +30888,12 @@
       <w:spacing w:before="240" w:after="120"/>
     </w:pPr>
     <w:rPr>
-      <w:rFonts w:ascii="Liberation Sans" w:hAnsi="Liberation Sans" w:eastAsia="나눔고딕" w:cs="Arial"/>
+      <w:rFonts w:ascii="Liberation Sans" w:hAnsi="Liberation Sans" w:eastAsia="Noto Sans CJK KR" w:cs="Lohit Devanagari"/>
       <w:sz w:val="28"/>
       <w:szCs w:val="28"/>
     </w:rPr>
   </w:style>
-  <w:style w:type="paragraph" w:styleId="user2">
+  <w:style w:type="paragraph" w:styleId="user1" w:customStyle="1">
     <w:name w:val="색인 (user)"/>
     <w:basedOn w:val="Normal"/>
     <w:qFormat/>
@@ -26280,8 +30901,7 @@
       <w:suppressLineNumbers/>
     </w:pPr>
     <w:rPr>
-      <w:rFonts w:cs="Arial"/>
-      <w:sz w:val="24"/>
+      <w:rFonts w:cs="Lohit Devanagari"/>
     </w:rPr>
   </w:style>
   <w:style w:type="paragraph" w:styleId="Title">
@@ -26963,8 +31583,8 @@
       <w:szCs w:val="24"/>
     </w:rPr>
   </w:style>
-  <w:style w:type="paragraph" w:styleId="Style7" w:customStyle="1">
-    <w:name w:val="표 내용"/>
+  <w:style w:type="paragraph" w:styleId="user2" w:customStyle="1">
+    <w:name w:val="표 내용 (user)"/>
     <w:basedOn w:val="Normal"/>
     <w:qFormat/>
     <w:pPr>
@@ -26972,9 +31592,9 @@
     </w:pPr>
     <w:rPr/>
   </w:style>
-  <w:style w:type="paragraph" w:styleId="Style8" w:customStyle="1">
-    <w:name w:val="표제목"/>
-    <w:basedOn w:val="Style7"/>
+  <w:style w:type="paragraph" w:styleId="user3" w:customStyle="1">
+    <w:name w:val="표제목 (user)"/>
+    <w:basedOn w:val="user2"/>
     <w:qFormat/>
     <w:pPr>
       <w:jc w:val="center"/>
@@ -26984,8 +31604,8 @@
       <w:bCs/>
     </w:rPr>
   </w:style>
-  <w:style w:type="paragraph" w:styleId="user3">
-    <w:name w:val="표 내용 (user)"/>
+  <w:style w:type="paragraph" w:styleId="Style8">
+    <w:name w:val="표 내용"/>
     <w:basedOn w:val="Normal"/>
     <w:qFormat/>
     <w:pPr>
@@ -26994,9 +31614,9 @@
     </w:pPr>
     <w:rPr/>
   </w:style>
-  <w:style w:type="paragraph" w:styleId="user4">
-    <w:name w:val="표제목 (user)"/>
-    <w:basedOn w:val="user3"/>
+  <w:style w:type="paragraph" w:styleId="Style9">
+    <w:name w:val="표제목"/>
+    <w:basedOn w:val="Style8"/>
     <w:qFormat/>
     <w:pPr>
       <w:suppressLineNumbers/>

--- a/raildriver-USA-Remapped.docx
+++ b/raildriver-USA-Remapped.docx
@@ -25121,6 +25121,4519 @@
           <w:sz w:val="16"/>
           <w:szCs w:val="16"/>
         </w:rPr>
+        <w:t xml:space="preserve">    HSP46-1</w:t>
+      </w:r>
+    </w:p>
+    <w:tbl>
+      <w:tblPr>
+        <w:tblW w:w="14248" w:type="dxa"/>
+        <w:jc w:val="left"/>
+        <w:tblInd w:w="-5" w:type="dxa"/>
+        <w:tblLayout w:type="fixed"/>
+        <w:tblCellMar>
+          <w:top w:w="0" w:type="dxa"/>
+          <w:left w:w="108" w:type="dxa"/>
+          <w:bottom w:w="0" w:type="dxa"/>
+          <w:right w:w="108" w:type="dxa"/>
+        </w:tblCellMar>
+        <w:tblLook w:firstRow="1" w:noVBand="1" w:lastRow="0" w:firstColumn="1" w:lastColumn="0" w:noHBand="0" w:val="04a0"/>
+      </w:tblPr>
+      <w:tblGrid>
+        <w:gridCol w:w="1017"/>
+        <w:gridCol w:w="1019"/>
+        <w:gridCol w:w="1014"/>
+        <w:gridCol w:w="1016"/>
+        <w:gridCol w:w="1020"/>
+        <w:gridCol w:w="1016"/>
+        <w:gridCol w:w="1016"/>
+        <w:gridCol w:w="1017"/>
+        <w:gridCol w:w="1016"/>
+        <w:gridCol w:w="1020"/>
+        <w:gridCol w:w="1016"/>
+        <w:gridCol w:w="1016"/>
+        <w:gridCol w:w="1016"/>
+        <w:gridCol w:w="1029"/>
+      </w:tblGrid>
+      <w:tr>
+        <w:trPr>
+          <w:trHeight w:val="440" w:hRule="exact"/>
+          <w:cantSplit w:val="true"/>
+        </w:trPr>
+        <w:tc>
+          <w:tcPr>
+            <w:tcW w:w="1017" w:type="dxa"/>
+            <w:tcBorders>
+              <w:top w:val="single" w:sz="4" w:space="0" w:color="000000"/>
+              <w:left w:val="single" w:sz="4" w:space="0" w:color="000000"/>
+              <w:bottom w:val="single" w:sz="4" w:space="0" w:color="000000"/>
+            </w:tcBorders>
+            <w:vAlign w:val="bottom"/>
+          </w:tcPr>
+          <w:p>
+            <w:pPr>
+              <w:pStyle w:val="Normal"/>
+              <w:widowControl w:val="false"/>
+              <w:spacing w:lineRule="auto" w:line="180" w:before="0" w:after="60"/>
+              <w:jc w:val="center"/>
+              <w:rPr>
+                <w:color w:val="000000"/>
+                <w:sz w:val="16"/>
+                <w:szCs w:val="16"/>
+              </w:rPr>
+            </w:pPr>
+            <w:r>
+              <w:rPr>
+                <w:rFonts w:eastAsia="arial" w:ascii="arial" w:hAnsi="arial"/>
+                <w:b/>
+                <w:color w:val="000000"/>
+                <w:sz w:val="16"/>
+                <w:szCs w:val="16"/>
+              </w:rPr>
+              <w:t>Pause</w:t>
+            </w:r>
+          </w:p>
+        </w:tc>
+        <w:tc>
+          <w:tcPr>
+            <w:tcW w:w="1019" w:type="dxa"/>
+            <w:tcBorders>
+              <w:top w:val="single" w:sz="4" w:space="0" w:color="000000"/>
+              <w:left w:val="single" w:sz="4" w:space="0" w:color="000000"/>
+              <w:bottom w:val="single" w:sz="4" w:space="0" w:color="000000"/>
+            </w:tcBorders>
+            <w:vAlign w:val="bottom"/>
+          </w:tcPr>
+          <w:p>
+            <w:pPr>
+              <w:pStyle w:val="Normal"/>
+              <w:widowControl w:val="false"/>
+              <w:spacing w:lineRule="auto" w:line="180"/>
+              <w:jc w:val="center"/>
+              <w:rPr>
+                <w:color w:val="000000"/>
+                <w:sz w:val="16"/>
+                <w:szCs w:val="16"/>
+              </w:rPr>
+            </w:pPr>
+            <w:r>
+              <w:rPr>
+                <w:color w:val="000000"/>
+                <w:sz w:val="16"/>
+                <w:szCs w:val="16"/>
+              </w:rPr>
+              <w:t>Reverser Handle</w:t>
+            </w:r>
+          </w:p>
+        </w:tc>
+        <w:tc>
+          <w:tcPr>
+            <w:tcW w:w="1014" w:type="dxa"/>
+            <w:tcBorders>
+              <w:top w:val="single" w:sz="4" w:space="0" w:color="000000"/>
+              <w:left w:val="single" w:sz="4" w:space="0" w:color="000000"/>
+              <w:bottom w:val="single" w:sz="4" w:space="0" w:color="000000"/>
+            </w:tcBorders>
+            <w:vAlign w:val="bottom"/>
+          </w:tcPr>
+          <w:p>
+            <w:pPr>
+              <w:pStyle w:val="Normal"/>
+              <w:widowControl w:val="false"/>
+              <w:jc w:val="center"/>
+              <w:rPr>
+                <w:rFonts w:ascii="arial" w:hAnsi="arial" w:eastAsia="arial"/>
+                <w:color w:val="000000"/>
+                <w:sz w:val="16"/>
+                <w:szCs w:val="16"/>
+              </w:rPr>
+            </w:pPr>
+            <w:r>
+              <w:rPr>
+                <w:rFonts w:eastAsia="arial" w:ascii="arial" w:hAnsi="arial"/>
+                <w:color w:val="000000"/>
+                <w:sz w:val="16"/>
+                <w:szCs w:val="16"/>
+              </w:rPr>
+              <w:t>Engine Start</w:t>
+            </w:r>
+          </w:p>
+        </w:tc>
+        <w:tc>
+          <w:tcPr>
+            <w:tcW w:w="1016" w:type="dxa"/>
+            <w:tcBorders>
+              <w:top w:val="single" w:sz="4" w:space="0" w:color="000000"/>
+              <w:left w:val="single" w:sz="4" w:space="0" w:color="000000"/>
+              <w:bottom w:val="single" w:sz="4" w:space="0" w:color="000000"/>
+            </w:tcBorders>
+            <w:vAlign w:val="bottom"/>
+          </w:tcPr>
+          <w:p>
+            <w:pPr>
+              <w:pStyle w:val="Normal"/>
+              <w:widowControl w:val="false"/>
+              <w:spacing w:lineRule="auto" w:line="180"/>
+              <w:jc w:val="center"/>
+              <w:rPr>
+                <w:color w:val="000000"/>
+                <w:sz w:val="16"/>
+                <w:szCs w:val="16"/>
+              </w:rPr>
+            </w:pPr>
+            <w:r>
+              <w:rPr>
+                <w:color w:val="000000"/>
+                <w:sz w:val="16"/>
+                <w:szCs w:val="16"/>
+              </w:rPr>
+              <w:t>ATC/ACSES</w:t>
+            </w:r>
+          </w:p>
+        </w:tc>
+        <w:tc>
+          <w:tcPr>
+            <w:tcW w:w="1020" w:type="dxa"/>
+            <w:tcBorders>
+              <w:top w:val="single" w:sz="4" w:space="0" w:color="000000"/>
+              <w:left w:val="single" w:sz="4" w:space="0" w:color="000000"/>
+              <w:bottom w:val="single" w:sz="4" w:space="0" w:color="000000"/>
+            </w:tcBorders>
+            <w:vAlign w:val="bottom"/>
+          </w:tcPr>
+          <w:p>
+            <w:pPr>
+              <w:pStyle w:val="Normal"/>
+              <w:widowControl w:val="false"/>
+              <w:spacing w:lineRule="auto" w:line="180"/>
+              <w:jc w:val="center"/>
+              <w:rPr>
+                <w:color w:val="000000"/>
+                <w:sz w:val="16"/>
+                <w:szCs w:val="16"/>
+              </w:rPr>
+            </w:pPr>
+            <w:r>
+              <w:rPr>
+                <w:color w:val="000000"/>
+                <w:sz w:val="16"/>
+                <w:szCs w:val="16"/>
+              </w:rPr>
+              <w:t>Generator Field</w:t>
+            </w:r>
+          </w:p>
+        </w:tc>
+        <w:tc>
+          <w:tcPr>
+            <w:tcW w:w="1016" w:type="dxa"/>
+            <w:tcBorders>
+              <w:top w:val="single" w:sz="4" w:space="0" w:color="000000"/>
+              <w:left w:val="single" w:sz="4" w:space="0" w:color="000000"/>
+              <w:bottom w:val="single" w:sz="4" w:space="0" w:color="000000"/>
+            </w:tcBorders>
+            <w:vAlign w:val="bottom"/>
+          </w:tcPr>
+          <w:p>
+            <w:pPr>
+              <w:pStyle w:val="Normal"/>
+              <w:widowControl w:val="false"/>
+              <w:spacing w:lineRule="auto" w:line="180"/>
+              <w:jc w:val="center"/>
+              <w:rPr>
+                <w:color w:val="000000"/>
+                <w:sz w:val="16"/>
+                <w:szCs w:val="16"/>
+              </w:rPr>
+            </w:pPr>
+            <w:r>
+              <w:rPr>
+                <w:rFonts w:eastAsia="arial" w:ascii="arial" w:hAnsi="arial"/>
+                <w:color w:val="000000"/>
+                <w:sz w:val="16"/>
+                <w:szCs w:val="16"/>
+              </w:rPr>
+              <w:t>Engine Run</w:t>
+            </w:r>
+          </w:p>
+        </w:tc>
+        <w:tc>
+          <w:tcPr>
+            <w:tcW w:w="1016" w:type="dxa"/>
+            <w:tcBorders>
+              <w:top w:val="single" w:sz="4" w:space="0" w:color="000000"/>
+              <w:left w:val="single" w:sz="4" w:space="0" w:color="000000"/>
+              <w:bottom w:val="single" w:sz="4" w:space="0" w:color="000000"/>
+            </w:tcBorders>
+            <w:vAlign w:val="bottom"/>
+          </w:tcPr>
+          <w:p>
+            <w:pPr>
+              <w:pStyle w:val="Normal"/>
+              <w:widowControl w:val="false"/>
+              <w:jc w:val="center"/>
+              <w:rPr>
+                <w:color w:val="000000"/>
+                <w:sz w:val="16"/>
+                <w:szCs w:val="16"/>
+              </w:rPr>
+            </w:pPr>
+            <w:r>
+              <w:rPr>
+                <w:color w:val="000000"/>
+                <w:sz w:val="16"/>
+                <w:szCs w:val="16"/>
+              </w:rPr>
+              <w:t>HEP Trainline B</w:t>
+            </w:r>
+          </w:p>
+        </w:tc>
+        <w:tc>
+          <w:tcPr>
+            <w:tcW w:w="1017" w:type="dxa"/>
+            <w:tcBorders>
+              <w:top w:val="single" w:sz="4" w:space="0" w:color="000000"/>
+              <w:left w:val="single" w:sz="4" w:space="0" w:color="000000"/>
+              <w:bottom w:val="single" w:sz="4" w:space="0" w:color="000000"/>
+            </w:tcBorders>
+            <w:vAlign w:val="bottom"/>
+          </w:tcPr>
+          <w:p>
+            <w:pPr>
+              <w:pStyle w:val="Normal"/>
+              <w:widowControl w:val="false"/>
+              <w:jc w:val="center"/>
+              <w:rPr>
+                <w:color w:val="000000"/>
+                <w:sz w:val="16"/>
+                <w:szCs w:val="16"/>
+              </w:rPr>
+            </w:pPr>
+            <w:r>
+              <w:rPr>
+                <w:rFonts w:eastAsia="arial" w:ascii="arial" w:hAnsi="arial"/>
+                <w:color w:val="000000"/>
+                <w:sz w:val="16"/>
+                <w:szCs w:val="16"/>
+              </w:rPr>
+              <w:t>Isolation Run</w:t>
+            </w:r>
+          </w:p>
+        </w:tc>
+        <w:tc>
+          <w:tcPr>
+            <w:tcW w:w="1016" w:type="dxa"/>
+            <w:tcBorders>
+              <w:top w:val="single" w:sz="4" w:space="0" w:color="000000"/>
+              <w:left w:val="single" w:sz="4" w:space="0" w:color="000000"/>
+              <w:bottom w:val="single" w:sz="4" w:space="0" w:color="000000"/>
+            </w:tcBorders>
+            <w:vAlign w:val="bottom"/>
+          </w:tcPr>
+          <w:p>
+            <w:pPr>
+              <w:pStyle w:val="Normal"/>
+              <w:widowControl w:val="false"/>
+              <w:jc w:val="center"/>
+              <w:rPr>
+                <w:sz w:val="16"/>
+                <w:szCs w:val="16"/>
+              </w:rPr>
+            </w:pPr>
+            <w:r>
+              <w:rPr>
+                <w:sz w:val="16"/>
+                <w:szCs w:val="16"/>
+              </w:rPr>
+              <w:t>Parking Brake On</w:t>
+            </w:r>
+          </w:p>
+        </w:tc>
+        <w:tc>
+          <w:tcPr>
+            <w:tcW w:w="1020" w:type="dxa"/>
+            <w:tcBorders>
+              <w:top w:val="single" w:sz="4" w:space="0" w:color="000000"/>
+              <w:left w:val="single" w:sz="4" w:space="0" w:color="000000"/>
+              <w:bottom w:val="single" w:sz="4" w:space="0" w:color="000000"/>
+            </w:tcBorders>
+            <w:vAlign w:val="bottom"/>
+          </w:tcPr>
+          <w:p>
+            <w:pPr>
+              <w:pStyle w:val="Normal"/>
+              <w:widowControl w:val="false"/>
+              <w:jc w:val="center"/>
+              <w:rPr>
+                <w:color w:val="000000"/>
+                <w:sz w:val="16"/>
+                <w:szCs w:val="16"/>
+              </w:rPr>
+            </w:pPr>
+            <w:r>
+              <w:rPr>
+                <w:rFonts w:eastAsia="arial" w:ascii="arial" w:hAnsi="arial"/>
+                <w:color w:val="000000"/>
+                <w:sz w:val="16"/>
+                <w:szCs w:val="16"/>
+              </w:rPr>
+              <w:t>HEP On</w:t>
+            </w:r>
+          </w:p>
+        </w:tc>
+        <w:tc>
+          <w:tcPr>
+            <w:tcW w:w="1016" w:type="dxa"/>
+            <w:tcBorders>
+              <w:top w:val="single" w:sz="4" w:space="0" w:color="000000"/>
+              <w:left w:val="single" w:sz="4" w:space="0" w:color="000000"/>
+              <w:bottom w:val="single" w:sz="4" w:space="0" w:color="000000"/>
+            </w:tcBorders>
+            <w:vAlign w:val="bottom"/>
+          </w:tcPr>
+          <w:p>
+            <w:pPr>
+              <w:pStyle w:val="Normal"/>
+              <w:widowControl w:val="false"/>
+              <w:spacing w:lineRule="auto" w:line="180"/>
+              <w:jc w:val="center"/>
+              <w:rPr>
+                <w:sz w:val="16"/>
+                <w:szCs w:val="16"/>
+              </w:rPr>
+            </w:pPr>
+            <w:r>
+              <w:rPr>
+                <w:rFonts w:eastAsia="arial" w:ascii="arial" w:hAnsi="arial"/>
+                <w:color w:val="000000"/>
+                <w:sz w:val="16"/>
+                <w:szCs w:val="16"/>
+              </w:rPr>
+              <w:t>Gauge Light</w:t>
+            </w:r>
+          </w:p>
+        </w:tc>
+        <w:tc>
+          <w:tcPr>
+            <w:tcW w:w="1016" w:type="dxa"/>
+            <w:tcBorders>
+              <w:top w:val="single" w:sz="4" w:space="0" w:color="000000"/>
+              <w:left w:val="single" w:sz="4" w:space="0" w:color="000000"/>
+              <w:bottom w:val="single" w:sz="4" w:space="0" w:color="000000"/>
+            </w:tcBorders>
+            <w:vAlign w:val="bottom"/>
+          </w:tcPr>
+          <w:p>
+            <w:pPr>
+              <w:pStyle w:val="Normal"/>
+              <w:widowControl w:val="false"/>
+              <w:spacing w:lineRule="auto" w:line="180"/>
+              <w:jc w:val="center"/>
+              <w:rPr>
+                <w:sz w:val="16"/>
+                <w:szCs w:val="16"/>
+              </w:rPr>
+            </w:pPr>
+            <w:r>
+              <w:rPr>
+                <w:sz w:val="16"/>
+                <w:szCs w:val="16"/>
+              </w:rPr>
+              <w:t>Cab Light</w:t>
+            </w:r>
+          </w:p>
+        </w:tc>
+        <w:tc>
+          <w:tcPr>
+            <w:tcW w:w="1016" w:type="dxa"/>
+            <w:tcBorders>
+              <w:top w:val="single" w:sz="4" w:space="0" w:color="000000"/>
+              <w:left w:val="single" w:sz="4" w:space="0" w:color="000000"/>
+              <w:bottom w:val="single" w:sz="4" w:space="0" w:color="000000"/>
+            </w:tcBorders>
+            <w:vAlign w:val="bottom"/>
+          </w:tcPr>
+          <w:p>
+            <w:pPr>
+              <w:pStyle w:val="Normal"/>
+              <w:widowControl w:val="false"/>
+              <w:spacing w:lineRule="auto" w:line="180"/>
+              <w:jc w:val="center"/>
+              <w:rPr>
+                <w:sz w:val="16"/>
+                <w:szCs w:val="16"/>
+              </w:rPr>
+            </w:pPr>
+            <w:r>
+              <w:rPr>
+                <w:rFonts w:eastAsia="arial" w:ascii="arial" w:hAnsi="arial"/>
+                <w:color w:val="000000"/>
+                <w:sz w:val="16"/>
+                <w:szCs w:val="16"/>
+              </w:rPr>
+              <w:t>1-Person</w:t>
+            </w:r>
+          </w:p>
+        </w:tc>
+        <w:tc>
+          <w:tcPr>
+            <w:tcW w:w="1029" w:type="dxa"/>
+            <w:tcBorders>
+              <w:top w:val="single" w:sz="4" w:space="0" w:color="000000"/>
+              <w:left w:val="single" w:sz="4" w:space="0" w:color="000000"/>
+              <w:bottom w:val="single" w:sz="4" w:space="0" w:color="000000"/>
+              <w:right w:val="single" w:sz="4" w:space="0" w:color="000000"/>
+            </w:tcBorders>
+            <w:vAlign w:val="bottom"/>
+          </w:tcPr>
+          <w:p>
+            <w:pPr>
+              <w:pStyle w:val="Normal"/>
+              <w:widowControl w:val="false"/>
+              <w:spacing w:lineRule="auto" w:line="180"/>
+              <w:jc w:val="center"/>
+              <w:rPr>
+                <w:sz w:val="16"/>
+                <w:szCs w:val="16"/>
+              </w:rPr>
+            </w:pPr>
+            <w:r>
+              <w:rPr>
+                <w:rFonts w:eastAsia="arial" w:ascii="arial" w:hAnsi="arial"/>
+                <w:color w:val="000000"/>
+                <w:sz w:val="16"/>
+                <w:szCs w:val="16"/>
+              </w:rPr>
+              <w:t>Next</w:t>
+            </w:r>
+          </w:p>
+          <w:p>
+            <w:pPr>
+              <w:pStyle w:val="Normal"/>
+              <w:widowControl w:val="false"/>
+              <w:spacing w:lineRule="auto" w:line="180"/>
+              <w:jc w:val="center"/>
+              <w:rPr>
+                <w:sz w:val="16"/>
+                <w:szCs w:val="16"/>
+              </w:rPr>
+            </w:pPr>
+            <w:r>
+              <w:rPr>
+                <w:rFonts w:eastAsia="arial" w:ascii="arial" w:hAnsi="arial"/>
+                <w:color w:val="000000"/>
+                <w:sz w:val="16"/>
+                <w:szCs w:val="16"/>
+              </w:rPr>
+              <w:t>Cab Cam</w:t>
+            </w:r>
+          </w:p>
+        </w:tc>
+      </w:tr>
+    </w:tbl>
+    <w:p>
+      <w:pPr>
+        <w:pStyle w:val="Normal"/>
+        <w:rPr>
+          <w:rFonts w:ascii="arial" w:hAnsi="arial" w:eastAsia="arial"/>
+          <w:color w:val="000000"/>
+          <w:sz w:val="16"/>
+          <w:szCs w:val="16"/>
+        </w:rPr>
+      </w:pPr>
+      <w:r>
+        <w:rPr>
+          <w:rFonts w:eastAsia="arial" w:ascii="arial" w:hAnsi="arial"/>
+          <w:color w:val="000000"/>
+          <w:sz w:val="16"/>
+          <w:szCs w:val="16"/>
+        </w:rPr>
+      </w:r>
+    </w:p>
+    <w:p>
+      <w:pPr>
+        <w:pStyle w:val="Normal"/>
+        <w:rPr>
+          <w:color w:val="000000"/>
+          <w:sz w:val="16"/>
+          <w:szCs w:val="16"/>
+        </w:rPr>
+      </w:pPr>
+      <w:r>
+        <w:rPr>
+          <w:rFonts w:eastAsia="arial" w:ascii="arial" w:hAnsi="arial"/>
+          <w:color w:val="000000"/>
+          <w:sz w:val="16"/>
+          <w:szCs w:val="16"/>
+        </w:rPr>
+        <w:tab/>
+        <w:t xml:space="preserve">           HSP46-2</w:t>
+      </w:r>
+    </w:p>
+    <w:tbl>
+      <w:tblPr>
+        <w:tblW w:w="14248" w:type="dxa"/>
+        <w:jc w:val="left"/>
+        <w:tblInd w:w="-5" w:type="dxa"/>
+        <w:tblLayout w:type="fixed"/>
+        <w:tblCellMar>
+          <w:top w:w="0" w:type="dxa"/>
+          <w:left w:w="108" w:type="dxa"/>
+          <w:bottom w:w="0" w:type="dxa"/>
+          <w:right w:w="108" w:type="dxa"/>
+        </w:tblCellMar>
+        <w:tblLook w:firstRow="1" w:noVBand="1" w:lastRow="0" w:firstColumn="1" w:lastColumn="0" w:noHBand="0" w:val="04a0"/>
+      </w:tblPr>
+      <w:tblGrid>
+        <w:gridCol w:w="1017"/>
+        <w:gridCol w:w="1019"/>
+        <w:gridCol w:w="1014"/>
+        <w:gridCol w:w="1016"/>
+        <w:gridCol w:w="1020"/>
+        <w:gridCol w:w="1016"/>
+        <w:gridCol w:w="1016"/>
+        <w:gridCol w:w="1017"/>
+        <w:gridCol w:w="1016"/>
+        <w:gridCol w:w="1020"/>
+        <w:gridCol w:w="1016"/>
+        <w:gridCol w:w="1016"/>
+        <w:gridCol w:w="1016"/>
+        <w:gridCol w:w="1029"/>
+      </w:tblGrid>
+      <w:tr>
+        <w:trPr>
+          <w:trHeight w:val="440" w:hRule="exact"/>
+          <w:cantSplit w:val="true"/>
+        </w:trPr>
+        <w:tc>
+          <w:tcPr>
+            <w:tcW w:w="1017" w:type="dxa"/>
+            <w:tcBorders>
+              <w:top w:val="single" w:sz="4" w:space="0" w:color="000000"/>
+              <w:left w:val="single" w:sz="4" w:space="0" w:color="000000"/>
+              <w:bottom w:val="single" w:sz="4" w:space="0" w:color="000000"/>
+            </w:tcBorders>
+            <w:vAlign w:val="bottom"/>
+          </w:tcPr>
+          <w:p>
+            <w:pPr>
+              <w:pStyle w:val="Normal"/>
+              <w:widowControl w:val="false"/>
+              <w:spacing w:lineRule="auto" w:line="180" w:before="0" w:after="60"/>
+              <w:jc w:val="center"/>
+              <w:rPr>
+                <w:b/>
+                <w:bCs/>
+              </w:rPr>
+            </w:pPr>
+            <w:r>
+              <w:rPr>
+                <w:b/>
+                <w:bCs/>
+                <w:color w:val="000000"/>
+                <w:sz w:val="16"/>
+                <w:szCs w:val="16"/>
+              </w:rPr>
+              <w:t>HUD</w:t>
+            </w:r>
+          </w:p>
+        </w:tc>
+        <w:tc>
+          <w:tcPr>
+            <w:tcW w:w="1019" w:type="dxa"/>
+            <w:tcBorders>
+              <w:top w:val="single" w:sz="4" w:space="0" w:color="000000"/>
+              <w:left w:val="single" w:sz="4" w:space="0" w:color="000000"/>
+              <w:bottom w:val="single" w:sz="4" w:space="0" w:color="000000"/>
+            </w:tcBorders>
+            <w:vAlign w:val="bottom"/>
+          </w:tcPr>
+          <w:p>
+            <w:pPr>
+              <w:pStyle w:val="Normal"/>
+              <w:widowControl w:val="false"/>
+              <w:spacing w:lineRule="auto" w:line="180"/>
+              <w:jc w:val="center"/>
+              <w:rPr>
+                <w:color w:val="000000"/>
+                <w:sz w:val="16"/>
+                <w:szCs w:val="16"/>
+              </w:rPr>
+            </w:pPr>
+            <w:r>
+              <w:rPr>
+                <w:color w:val="000000"/>
+                <w:sz w:val="16"/>
+                <w:szCs w:val="16"/>
+              </w:rPr>
+              <w:t>Schedule</w:t>
+            </w:r>
+          </w:p>
+        </w:tc>
+        <w:tc>
+          <w:tcPr>
+            <w:tcW w:w="1014" w:type="dxa"/>
+            <w:tcBorders>
+              <w:top w:val="single" w:sz="4" w:space="0" w:color="000000"/>
+              <w:left w:val="single" w:sz="4" w:space="0" w:color="000000"/>
+              <w:bottom w:val="single" w:sz="4" w:space="0" w:color="000000"/>
+            </w:tcBorders>
+            <w:vAlign w:val="bottom"/>
+          </w:tcPr>
+          <w:p>
+            <w:pPr>
+              <w:pStyle w:val="Normal"/>
+              <w:widowControl w:val="false"/>
+              <w:spacing w:lineRule="auto" w:line="180"/>
+              <w:jc w:val="center"/>
+              <w:rPr>
+                <w:color w:val="000000"/>
+                <w:sz w:val="16"/>
+                <w:szCs w:val="16"/>
+              </w:rPr>
+            </w:pPr>
+            <w:r>
+              <w:rPr>
+                <w:rFonts w:eastAsia="arial" w:ascii="arial" w:hAnsi="arial"/>
+                <w:color w:val="000000"/>
+                <w:sz w:val="16"/>
+                <w:szCs w:val="16"/>
+              </w:rPr>
+              <w:t>Engine Stop</w:t>
+            </w:r>
+          </w:p>
+        </w:tc>
+        <w:tc>
+          <w:tcPr>
+            <w:tcW w:w="1016" w:type="dxa"/>
+            <w:tcBorders>
+              <w:top w:val="single" w:sz="4" w:space="0" w:color="000000"/>
+              <w:left w:val="single" w:sz="4" w:space="0" w:color="000000"/>
+              <w:bottom w:val="single" w:sz="4" w:space="0" w:color="000000"/>
+            </w:tcBorders>
+            <w:vAlign w:val="bottom"/>
+          </w:tcPr>
+          <w:p>
+            <w:pPr>
+              <w:pStyle w:val="Normal"/>
+              <w:widowControl w:val="false"/>
+              <w:spacing w:lineRule="auto" w:line="180"/>
+              <w:jc w:val="center"/>
+              <w:rPr>
+                <w:color w:val="000000"/>
+                <w:sz w:val="16"/>
+                <w:szCs w:val="16"/>
+              </w:rPr>
+            </w:pPr>
+            <w:r>
+              <w:rPr>
+                <w:color w:val="000000"/>
+                <w:sz w:val="16"/>
+                <w:szCs w:val="16"/>
+              </w:rPr>
+              <w:t>Alerter</w:t>
+            </w:r>
+          </w:p>
+        </w:tc>
+        <w:tc>
+          <w:tcPr>
+            <w:tcW w:w="1020" w:type="dxa"/>
+            <w:tcBorders>
+              <w:top w:val="single" w:sz="4" w:space="0" w:color="000000"/>
+              <w:left w:val="single" w:sz="4" w:space="0" w:color="000000"/>
+              <w:bottom w:val="single" w:sz="4" w:space="0" w:color="000000"/>
+            </w:tcBorders>
+            <w:vAlign w:val="bottom"/>
+          </w:tcPr>
+          <w:p>
+            <w:pPr>
+              <w:pStyle w:val="Normal"/>
+              <w:widowControl w:val="false"/>
+              <w:spacing w:lineRule="auto" w:line="180"/>
+              <w:jc w:val="center"/>
+              <w:rPr>
+                <w:color w:val="000000"/>
+                <w:sz w:val="16"/>
+                <w:szCs w:val="16"/>
+              </w:rPr>
+            </w:pPr>
+            <w:r>
+              <w:rPr>
+                <w:color w:val="000000"/>
+                <w:sz w:val="16"/>
+                <w:szCs w:val="16"/>
+              </w:rPr>
+              <w:t>Control</w:t>
+            </w:r>
+          </w:p>
+        </w:tc>
+        <w:tc>
+          <w:tcPr>
+            <w:tcW w:w="1016" w:type="dxa"/>
+            <w:tcBorders>
+              <w:top w:val="single" w:sz="4" w:space="0" w:color="000000"/>
+              <w:left w:val="single" w:sz="4" w:space="0" w:color="000000"/>
+              <w:bottom w:val="single" w:sz="4" w:space="0" w:color="000000"/>
+            </w:tcBorders>
+            <w:vAlign w:val="bottom"/>
+          </w:tcPr>
+          <w:p>
+            <w:pPr>
+              <w:pStyle w:val="Normal"/>
+              <w:widowControl w:val="false"/>
+              <w:jc w:val="center"/>
+              <w:rPr>
+                <w:color w:val="000000"/>
+                <w:sz w:val="16"/>
+                <w:szCs w:val="16"/>
+              </w:rPr>
+            </w:pPr>
+            <w:r>
+              <w:rPr>
+                <w:color w:val="000000"/>
+                <w:sz w:val="16"/>
+                <w:szCs w:val="16"/>
+              </w:rPr>
+              <w:t>EP Brake</w:t>
+            </w:r>
+          </w:p>
+        </w:tc>
+        <w:tc>
+          <w:tcPr>
+            <w:tcW w:w="1016" w:type="dxa"/>
+            <w:tcBorders>
+              <w:top w:val="single" w:sz="4" w:space="0" w:color="000000"/>
+              <w:left w:val="single" w:sz="4" w:space="0" w:color="000000"/>
+              <w:bottom w:val="single" w:sz="4" w:space="0" w:color="000000"/>
+            </w:tcBorders>
+            <w:vAlign w:val="bottom"/>
+          </w:tcPr>
+          <w:p>
+            <w:pPr>
+              <w:pStyle w:val="Normal"/>
+              <w:widowControl w:val="false"/>
+              <w:jc w:val="center"/>
+              <w:rPr>
+                <w:color w:val="000000"/>
+                <w:sz w:val="16"/>
+                <w:szCs w:val="16"/>
+              </w:rPr>
+            </w:pPr>
+            <w:r>
+              <w:rPr>
+                <w:rFonts w:eastAsia="arial" w:ascii="arial" w:hAnsi="arial"/>
+                <w:color w:val="000000"/>
+                <w:sz w:val="16"/>
+                <w:szCs w:val="16"/>
+              </w:rPr>
+              <w:t>HEP Trainline F</w:t>
+            </w:r>
+          </w:p>
+        </w:tc>
+        <w:tc>
+          <w:tcPr>
+            <w:tcW w:w="1017" w:type="dxa"/>
+            <w:tcBorders>
+              <w:top w:val="single" w:sz="4" w:space="0" w:color="000000"/>
+              <w:left w:val="single" w:sz="4" w:space="0" w:color="000000"/>
+              <w:bottom w:val="single" w:sz="4" w:space="0" w:color="000000"/>
+            </w:tcBorders>
+            <w:vAlign w:val="bottom"/>
+          </w:tcPr>
+          <w:p>
+            <w:pPr>
+              <w:pStyle w:val="Normal"/>
+              <w:widowControl w:val="false"/>
+              <w:jc w:val="center"/>
+              <w:rPr>
+                <w:color w:val="000000"/>
+                <w:sz w:val="16"/>
+                <w:szCs w:val="16"/>
+              </w:rPr>
+            </w:pPr>
+            <w:r>
+              <w:rPr>
+                <w:rFonts w:eastAsia="arial" w:ascii="arial" w:hAnsi="arial"/>
+                <w:color w:val="000000"/>
+                <w:sz w:val="16"/>
+                <w:szCs w:val="16"/>
+              </w:rPr>
+              <w:t>Isolation Start Iso.</w:t>
+            </w:r>
+          </w:p>
+        </w:tc>
+        <w:tc>
+          <w:tcPr>
+            <w:tcW w:w="1016" w:type="dxa"/>
+            <w:tcBorders>
+              <w:top w:val="single" w:sz="4" w:space="0" w:color="000000"/>
+              <w:left w:val="single" w:sz="4" w:space="0" w:color="000000"/>
+              <w:bottom w:val="single" w:sz="4" w:space="0" w:color="000000"/>
+            </w:tcBorders>
+            <w:vAlign w:val="bottom"/>
+          </w:tcPr>
+          <w:p>
+            <w:pPr>
+              <w:pStyle w:val="Normal"/>
+              <w:widowControl w:val="false"/>
+              <w:jc w:val="center"/>
+              <w:rPr>
+                <w:sz w:val="16"/>
+                <w:szCs w:val="16"/>
+              </w:rPr>
+            </w:pPr>
+            <w:r>
+              <w:rPr>
+                <w:sz w:val="16"/>
+                <w:szCs w:val="16"/>
+              </w:rPr>
+              <w:t>Parking Brake Off</w:t>
+            </w:r>
+          </w:p>
+        </w:tc>
+        <w:tc>
+          <w:tcPr>
+            <w:tcW w:w="1020" w:type="dxa"/>
+            <w:tcBorders>
+              <w:top w:val="single" w:sz="4" w:space="0" w:color="000000"/>
+              <w:left w:val="single" w:sz="4" w:space="0" w:color="000000"/>
+              <w:bottom w:val="single" w:sz="4" w:space="0" w:color="000000"/>
+            </w:tcBorders>
+            <w:vAlign w:val="bottom"/>
+          </w:tcPr>
+          <w:p>
+            <w:pPr>
+              <w:pStyle w:val="Normal"/>
+              <w:widowControl w:val="false"/>
+              <w:jc w:val="center"/>
+              <w:rPr>
+                <w:color w:val="000000"/>
+                <w:sz w:val="16"/>
+                <w:szCs w:val="16"/>
+              </w:rPr>
+            </w:pPr>
+            <w:r>
+              <w:rPr>
+                <w:rFonts w:eastAsia="arial" w:ascii="arial" w:hAnsi="arial"/>
+                <w:color w:val="000000"/>
+                <w:sz w:val="16"/>
+                <w:szCs w:val="16"/>
+              </w:rPr>
+              <w:t>HEP Off</w:t>
+            </w:r>
+          </w:p>
+        </w:tc>
+        <w:tc>
+          <w:tcPr>
+            <w:tcW w:w="1016" w:type="dxa"/>
+            <w:tcBorders>
+              <w:top w:val="single" w:sz="4" w:space="0" w:color="000000"/>
+              <w:left w:val="single" w:sz="4" w:space="0" w:color="000000"/>
+              <w:bottom w:val="single" w:sz="4" w:space="0" w:color="000000"/>
+            </w:tcBorders>
+            <w:vAlign w:val="bottom"/>
+          </w:tcPr>
+          <w:p>
+            <w:pPr>
+              <w:pStyle w:val="Normal"/>
+              <w:widowControl w:val="false"/>
+              <w:spacing w:lineRule="auto" w:line="180"/>
+              <w:jc w:val="center"/>
+              <w:rPr>
+                <w:color w:val="000000"/>
+                <w:sz w:val="16"/>
+                <w:szCs w:val="16"/>
+              </w:rPr>
+            </w:pPr>
+            <w:r>
+              <w:rPr>
+                <w:rFonts w:eastAsia="arial" w:ascii="arial" w:hAnsi="arial"/>
+                <w:color w:val="000000"/>
+                <w:sz w:val="16"/>
+                <w:szCs w:val="16"/>
+              </w:rPr>
+              <w:t>Reading Light</w:t>
+            </w:r>
+          </w:p>
+        </w:tc>
+        <w:tc>
+          <w:tcPr>
+            <w:tcW w:w="1016" w:type="dxa"/>
+            <w:tcBorders>
+              <w:top w:val="single" w:sz="4" w:space="0" w:color="000000"/>
+              <w:left w:val="single" w:sz="4" w:space="0" w:color="000000"/>
+              <w:bottom w:val="single" w:sz="4" w:space="0" w:color="000000"/>
+            </w:tcBorders>
+            <w:vAlign w:val="bottom"/>
+          </w:tcPr>
+          <w:p>
+            <w:pPr>
+              <w:pStyle w:val="Normal"/>
+              <w:widowControl w:val="false"/>
+              <w:spacing w:lineRule="auto" w:line="180"/>
+              <w:jc w:val="center"/>
+              <w:rPr>
+                <w:sz w:val="16"/>
+                <w:szCs w:val="16"/>
+              </w:rPr>
+            </w:pPr>
+            <w:r>
+              <w:rPr>
+                <w:sz w:val="16"/>
+                <w:szCs w:val="16"/>
+              </w:rPr>
+              <w:t>Marker Light</w:t>
+            </w:r>
+          </w:p>
+        </w:tc>
+        <w:tc>
+          <w:tcPr>
+            <w:tcW w:w="1016" w:type="dxa"/>
+            <w:tcBorders>
+              <w:top w:val="single" w:sz="4" w:space="0" w:color="000000"/>
+              <w:left w:val="single" w:sz="4" w:space="0" w:color="000000"/>
+              <w:bottom w:val="single" w:sz="4" w:space="0" w:color="000000"/>
+            </w:tcBorders>
+            <w:vAlign w:val="bottom"/>
+          </w:tcPr>
+          <w:p>
+            <w:pPr>
+              <w:pStyle w:val="Normal"/>
+              <w:widowControl w:val="false"/>
+              <w:spacing w:lineRule="auto" w:line="180"/>
+              <w:jc w:val="center"/>
+              <w:rPr>
+                <w:sz w:val="16"/>
+                <w:szCs w:val="16"/>
+              </w:rPr>
+            </w:pPr>
+            <w:r>
+              <w:rPr>
+                <w:rFonts w:eastAsia="arial" w:ascii="arial" w:hAnsi="arial"/>
+                <w:color w:val="000000"/>
+                <w:sz w:val="16"/>
+                <w:szCs w:val="16"/>
+              </w:rPr>
+              <w:t>Exterior</w:t>
+            </w:r>
+          </w:p>
+          <w:p>
+            <w:pPr>
+              <w:pStyle w:val="Normal"/>
+              <w:widowControl w:val="false"/>
+              <w:spacing w:lineRule="auto" w:line="180"/>
+              <w:jc w:val="center"/>
+              <w:rPr>
+                <w:sz w:val="16"/>
+                <w:szCs w:val="16"/>
+              </w:rPr>
+            </w:pPr>
+            <w:r>
+              <w:rPr>
+                <w:rFonts w:eastAsia="arial" w:ascii="arial" w:hAnsi="arial"/>
+                <w:color w:val="000000"/>
+                <w:sz w:val="16"/>
+                <w:szCs w:val="16"/>
+              </w:rPr>
+              <w:t>Camera</w:t>
+            </w:r>
+          </w:p>
+        </w:tc>
+        <w:tc>
+          <w:tcPr>
+            <w:tcW w:w="1029" w:type="dxa"/>
+            <w:tcBorders>
+              <w:top w:val="single" w:sz="4" w:space="0" w:color="000000"/>
+              <w:left w:val="single" w:sz="4" w:space="0" w:color="000000"/>
+              <w:bottom w:val="single" w:sz="4" w:space="0" w:color="000000"/>
+              <w:right w:val="single" w:sz="4" w:space="0" w:color="000000"/>
+            </w:tcBorders>
+            <w:vAlign w:val="bottom"/>
+          </w:tcPr>
+          <w:p>
+            <w:pPr>
+              <w:pStyle w:val="Normal"/>
+              <w:widowControl w:val="false"/>
+              <w:spacing w:lineRule="auto" w:line="180"/>
+              <w:jc w:val="center"/>
+              <w:rPr>
+                <w:sz w:val="16"/>
+                <w:szCs w:val="16"/>
+              </w:rPr>
+            </w:pPr>
+            <w:r>
+              <w:rPr>
+                <w:rFonts w:eastAsia="arial" w:ascii="arial" w:hAnsi="arial"/>
+                <w:color w:val="000000"/>
+                <w:sz w:val="16"/>
+                <w:szCs w:val="16"/>
+              </w:rPr>
+              <w:t>Prev</w:t>
+            </w:r>
+          </w:p>
+          <w:p>
+            <w:pPr>
+              <w:pStyle w:val="Normal"/>
+              <w:widowControl w:val="false"/>
+              <w:spacing w:lineRule="auto" w:line="180"/>
+              <w:jc w:val="center"/>
+              <w:rPr>
+                <w:sz w:val="16"/>
+                <w:szCs w:val="16"/>
+              </w:rPr>
+            </w:pPr>
+            <w:r>
+              <w:rPr>
+                <w:rFonts w:eastAsia="arial" w:ascii="arial" w:hAnsi="arial"/>
+                <w:color w:val="000000"/>
+                <w:sz w:val="16"/>
+                <w:szCs w:val="16"/>
+              </w:rPr>
+              <w:t>Cab Cam</w:t>
+            </w:r>
+          </w:p>
+        </w:tc>
+      </w:tr>
+    </w:tbl>
+    <w:p>
+      <w:pPr>
+        <w:pStyle w:val="Normal"/>
+        <w:rPr>
+          <w:color w:val="000000"/>
+          <w:sz w:val="16"/>
+          <w:szCs w:val="16"/>
+        </w:rPr>
+      </w:pPr>
+      <w:r>
+        <w:rPr>
+          <w:color w:val="000000"/>
+          <w:sz w:val="16"/>
+          <w:szCs w:val="16"/>
+        </w:rPr>
+      </w:r>
+    </w:p>
+    <w:p>
+      <w:pPr>
+        <w:pStyle w:val="Normal"/>
+        <w:rPr>
+          <w:color w:val="000000"/>
+          <w:sz w:val="16"/>
+          <w:szCs w:val="16"/>
+        </w:rPr>
+      </w:pPr>
+      <w:r>
+        <w:rPr>
+          <w:color w:val="000000"/>
+          <w:sz w:val="16"/>
+          <w:szCs w:val="16"/>
+        </w:rPr>
+        <w:tab/>
+        <w:t xml:space="preserve">       </w:t>
+      </w:r>
+      <w:r>
+        <w:rPr>
+          <w:rFonts w:eastAsia="arial" w:ascii="arial" w:hAnsi="arial"/>
+          <w:color w:val="000000"/>
+          <w:sz w:val="16"/>
+          <w:szCs w:val="16"/>
+        </w:rPr>
+        <w:t xml:space="preserve">    CTC-3-1</w:t>
+      </w:r>
+    </w:p>
+    <w:tbl>
+      <w:tblPr>
+        <w:tblW w:w="14248" w:type="dxa"/>
+        <w:jc w:val="left"/>
+        <w:tblInd w:w="-5" w:type="dxa"/>
+        <w:tblLayout w:type="fixed"/>
+        <w:tblCellMar>
+          <w:top w:w="0" w:type="dxa"/>
+          <w:left w:w="108" w:type="dxa"/>
+          <w:bottom w:w="0" w:type="dxa"/>
+          <w:right w:w="108" w:type="dxa"/>
+        </w:tblCellMar>
+        <w:tblLook w:firstRow="1" w:noVBand="1" w:lastRow="0" w:firstColumn="1" w:lastColumn="0" w:noHBand="0" w:val="04a0"/>
+      </w:tblPr>
+      <w:tblGrid>
+        <w:gridCol w:w="1017"/>
+        <w:gridCol w:w="1019"/>
+        <w:gridCol w:w="1014"/>
+        <w:gridCol w:w="1016"/>
+        <w:gridCol w:w="1020"/>
+        <w:gridCol w:w="1016"/>
+        <w:gridCol w:w="1016"/>
+        <w:gridCol w:w="1017"/>
+        <w:gridCol w:w="1016"/>
+        <w:gridCol w:w="1020"/>
+        <w:gridCol w:w="1016"/>
+        <w:gridCol w:w="1016"/>
+        <w:gridCol w:w="1016"/>
+        <w:gridCol w:w="1029"/>
+      </w:tblGrid>
+      <w:tr>
+        <w:trPr>
+          <w:trHeight w:val="440" w:hRule="exact"/>
+          <w:cantSplit w:val="true"/>
+        </w:trPr>
+        <w:tc>
+          <w:tcPr>
+            <w:tcW w:w="1017" w:type="dxa"/>
+            <w:tcBorders>
+              <w:top w:val="single" w:sz="4" w:space="0" w:color="000000"/>
+              <w:left w:val="single" w:sz="4" w:space="0" w:color="000000"/>
+              <w:bottom w:val="single" w:sz="4" w:space="0" w:color="000000"/>
+            </w:tcBorders>
+            <w:vAlign w:val="bottom"/>
+          </w:tcPr>
+          <w:p>
+            <w:pPr>
+              <w:pStyle w:val="Normal"/>
+              <w:widowControl w:val="false"/>
+              <w:spacing w:lineRule="auto" w:line="180" w:before="0" w:after="60"/>
+              <w:jc w:val="center"/>
+              <w:rPr>
+                <w:color w:val="000000"/>
+                <w:sz w:val="16"/>
+                <w:szCs w:val="16"/>
+              </w:rPr>
+            </w:pPr>
+            <w:r>
+              <w:rPr>
+                <w:rFonts w:eastAsia="arial" w:ascii="arial" w:hAnsi="arial"/>
+                <w:b/>
+                <w:color w:val="000000"/>
+                <w:sz w:val="16"/>
+                <w:szCs w:val="16"/>
+              </w:rPr>
+              <w:t>Pause</w:t>
+            </w:r>
+          </w:p>
+        </w:tc>
+        <w:tc>
+          <w:tcPr>
+            <w:tcW w:w="1019" w:type="dxa"/>
+            <w:tcBorders>
+              <w:top w:val="single" w:sz="4" w:space="0" w:color="000000"/>
+              <w:left w:val="single" w:sz="4" w:space="0" w:color="000000"/>
+              <w:bottom w:val="single" w:sz="4" w:space="0" w:color="000000"/>
+            </w:tcBorders>
+            <w:vAlign w:val="bottom"/>
+          </w:tcPr>
+          <w:p>
+            <w:pPr>
+              <w:pStyle w:val="Normal"/>
+              <w:widowControl w:val="false"/>
+              <w:spacing w:lineRule="auto" w:line="180"/>
+              <w:jc w:val="center"/>
+              <w:rPr>
+                <w:color w:val="000000"/>
+                <w:sz w:val="16"/>
+                <w:szCs w:val="16"/>
+              </w:rPr>
+            </w:pPr>
+            <w:r>
+              <w:rPr>
+                <w:color w:val="000000"/>
+                <w:sz w:val="16"/>
+                <w:szCs w:val="16"/>
+              </w:rPr>
+            </w:r>
+          </w:p>
+        </w:tc>
+        <w:tc>
+          <w:tcPr>
+            <w:tcW w:w="1014" w:type="dxa"/>
+            <w:tcBorders>
+              <w:top w:val="single" w:sz="4" w:space="0" w:color="000000"/>
+              <w:left w:val="single" w:sz="4" w:space="0" w:color="000000"/>
+              <w:bottom w:val="single" w:sz="4" w:space="0" w:color="000000"/>
+            </w:tcBorders>
+            <w:vAlign w:val="bottom"/>
+          </w:tcPr>
+          <w:p>
+            <w:pPr>
+              <w:pStyle w:val="Normal"/>
+              <w:widowControl w:val="false"/>
+              <w:jc w:val="center"/>
+              <w:rPr>
+                <w:rFonts w:ascii="arial" w:hAnsi="arial" w:eastAsia="arial"/>
+                <w:color w:val="000000"/>
+                <w:sz w:val="16"/>
+                <w:szCs w:val="16"/>
+              </w:rPr>
+            </w:pPr>
+            <w:r>
+              <w:rPr>
+                <w:rFonts w:eastAsia="arial" w:ascii="arial" w:hAnsi="arial"/>
+                <w:color w:val="000000"/>
+                <w:sz w:val="16"/>
+                <w:szCs w:val="16"/>
+              </w:rPr>
+              <w:t>Cab Signal Fuse</w:t>
+            </w:r>
+          </w:p>
+        </w:tc>
+        <w:tc>
+          <w:tcPr>
+            <w:tcW w:w="1016" w:type="dxa"/>
+            <w:tcBorders>
+              <w:top w:val="single" w:sz="4" w:space="0" w:color="000000"/>
+              <w:left w:val="single" w:sz="4" w:space="0" w:color="000000"/>
+              <w:bottom w:val="single" w:sz="4" w:space="0" w:color="000000"/>
+            </w:tcBorders>
+            <w:vAlign w:val="bottom"/>
+          </w:tcPr>
+          <w:p>
+            <w:pPr>
+              <w:pStyle w:val="Normal"/>
+              <w:widowControl w:val="false"/>
+              <w:spacing w:lineRule="auto" w:line="180"/>
+              <w:jc w:val="center"/>
+              <w:rPr>
+                <w:color w:val="000000"/>
+                <w:sz w:val="16"/>
+                <w:szCs w:val="16"/>
+              </w:rPr>
+            </w:pPr>
+            <w:r>
+              <w:rPr>
+                <w:color w:val="000000"/>
+                <w:sz w:val="16"/>
+                <w:szCs w:val="16"/>
+              </w:rPr>
+              <w:t>Cab Signal</w:t>
+            </w:r>
+          </w:p>
+        </w:tc>
+        <w:tc>
+          <w:tcPr>
+            <w:tcW w:w="1020" w:type="dxa"/>
+            <w:tcBorders>
+              <w:top w:val="single" w:sz="4" w:space="0" w:color="000000"/>
+              <w:left w:val="single" w:sz="4" w:space="0" w:color="000000"/>
+              <w:bottom w:val="single" w:sz="4" w:space="0" w:color="000000"/>
+            </w:tcBorders>
+            <w:vAlign w:val="bottom"/>
+          </w:tcPr>
+          <w:p>
+            <w:pPr>
+              <w:pStyle w:val="Normal"/>
+              <w:widowControl w:val="false"/>
+              <w:spacing w:lineRule="auto" w:line="180"/>
+              <w:jc w:val="center"/>
+              <w:rPr>
+                <w:color w:val="000000"/>
+                <w:sz w:val="16"/>
+                <w:szCs w:val="16"/>
+              </w:rPr>
+            </w:pPr>
+            <w:r>
+              <w:rPr>
+                <w:color w:val="000000"/>
+                <w:sz w:val="16"/>
+                <w:szCs w:val="16"/>
+              </w:rPr>
+              <w:t>Generator Field</w:t>
+            </w:r>
+          </w:p>
+        </w:tc>
+        <w:tc>
+          <w:tcPr>
+            <w:tcW w:w="1016" w:type="dxa"/>
+            <w:tcBorders>
+              <w:top w:val="single" w:sz="4" w:space="0" w:color="000000"/>
+              <w:left w:val="single" w:sz="4" w:space="0" w:color="000000"/>
+              <w:bottom w:val="single" w:sz="4" w:space="0" w:color="000000"/>
+            </w:tcBorders>
+            <w:vAlign w:val="bottom"/>
+          </w:tcPr>
+          <w:p>
+            <w:pPr>
+              <w:pStyle w:val="Normal"/>
+              <w:widowControl w:val="false"/>
+              <w:jc w:val="center"/>
+              <w:rPr>
+                <w:color w:val="000000"/>
+                <w:sz w:val="16"/>
+                <w:szCs w:val="16"/>
+              </w:rPr>
+            </w:pPr>
+            <w:r>
+              <w:rPr>
+                <w:color w:val="000000"/>
+                <w:sz w:val="16"/>
+                <w:szCs w:val="16"/>
+              </w:rPr>
+              <w:t>Brake</w:t>
+            </w:r>
+          </w:p>
+          <w:p>
+            <w:pPr>
+              <w:pStyle w:val="Normal"/>
+              <w:widowControl w:val="false"/>
+              <w:jc w:val="center"/>
+              <w:rPr>
+                <w:color w:val="000000"/>
+                <w:sz w:val="16"/>
+                <w:szCs w:val="16"/>
+              </w:rPr>
+            </w:pPr>
+            <w:r>
+              <w:rPr>
+                <w:color w:val="000000"/>
+                <w:sz w:val="16"/>
+                <w:szCs w:val="16"/>
+              </w:rPr>
+              <w:t>Cutoff</w:t>
+            </w:r>
+          </w:p>
+        </w:tc>
+        <w:tc>
+          <w:tcPr>
+            <w:tcW w:w="1016" w:type="dxa"/>
+            <w:tcBorders>
+              <w:top w:val="single" w:sz="4" w:space="0" w:color="000000"/>
+              <w:left w:val="single" w:sz="4" w:space="0" w:color="000000"/>
+              <w:bottom w:val="single" w:sz="4" w:space="0" w:color="000000"/>
+            </w:tcBorders>
+            <w:vAlign w:val="bottom"/>
+          </w:tcPr>
+          <w:p>
+            <w:pPr>
+              <w:pStyle w:val="Normal"/>
+              <w:widowControl w:val="false"/>
+              <w:jc w:val="center"/>
+              <w:rPr>
+                <w:color w:val="000000"/>
+                <w:sz w:val="16"/>
+                <w:szCs w:val="16"/>
+              </w:rPr>
+            </w:pPr>
+            <w:r>
+              <w:rPr>
+                <w:color w:val="000000"/>
+                <w:sz w:val="16"/>
+                <w:szCs w:val="16"/>
+              </w:rPr>
+              <w:t>EP Brake</w:t>
+            </w:r>
+          </w:p>
+        </w:tc>
+        <w:tc>
+          <w:tcPr>
+            <w:tcW w:w="1017" w:type="dxa"/>
+            <w:tcBorders>
+              <w:top w:val="single" w:sz="4" w:space="0" w:color="000000"/>
+              <w:left w:val="single" w:sz="4" w:space="0" w:color="000000"/>
+              <w:bottom w:val="single" w:sz="4" w:space="0" w:color="000000"/>
+            </w:tcBorders>
+            <w:vAlign w:val="bottom"/>
+          </w:tcPr>
+          <w:p>
+            <w:pPr>
+              <w:pStyle w:val="Normal"/>
+              <w:widowControl w:val="false"/>
+              <w:jc w:val="center"/>
+              <w:rPr>
+                <w:color w:val="000000"/>
+                <w:sz w:val="16"/>
+                <w:szCs w:val="16"/>
+              </w:rPr>
+            </w:pPr>
+            <w:r>
+              <w:rPr>
+                <w:color w:val="000000"/>
+                <w:sz w:val="16"/>
+                <w:szCs w:val="16"/>
+              </w:rPr>
+            </w:r>
+          </w:p>
+        </w:tc>
+        <w:tc>
+          <w:tcPr>
+            <w:tcW w:w="1016" w:type="dxa"/>
+            <w:tcBorders>
+              <w:top w:val="single" w:sz="4" w:space="0" w:color="000000"/>
+              <w:left w:val="single" w:sz="4" w:space="0" w:color="000000"/>
+              <w:bottom w:val="single" w:sz="4" w:space="0" w:color="000000"/>
+            </w:tcBorders>
+            <w:vAlign w:val="bottom"/>
+          </w:tcPr>
+          <w:p>
+            <w:pPr>
+              <w:pStyle w:val="Normal"/>
+              <w:widowControl w:val="false"/>
+              <w:jc w:val="center"/>
+              <w:rPr>
+                <w:sz w:val="16"/>
+                <w:szCs w:val="16"/>
+              </w:rPr>
+            </w:pPr>
+            <w:r>
+              <w:rPr>
+                <w:sz w:val="16"/>
+                <w:szCs w:val="16"/>
+              </w:rPr>
+            </w:r>
+          </w:p>
+        </w:tc>
+        <w:tc>
+          <w:tcPr>
+            <w:tcW w:w="1020" w:type="dxa"/>
+            <w:tcBorders>
+              <w:top w:val="single" w:sz="4" w:space="0" w:color="000000"/>
+              <w:left w:val="single" w:sz="4" w:space="0" w:color="000000"/>
+              <w:bottom w:val="single" w:sz="4" w:space="0" w:color="000000"/>
+            </w:tcBorders>
+            <w:vAlign w:val="bottom"/>
+          </w:tcPr>
+          <w:p>
+            <w:pPr>
+              <w:pStyle w:val="Normal"/>
+              <w:widowControl w:val="false"/>
+              <w:jc w:val="center"/>
+              <w:rPr>
+                <w:color w:val="000000"/>
+                <w:sz w:val="16"/>
+                <w:szCs w:val="16"/>
+              </w:rPr>
+            </w:pPr>
+            <w:r>
+              <w:rPr>
+                <w:color w:val="000000"/>
+                <w:sz w:val="16"/>
+                <w:szCs w:val="16"/>
+              </w:rPr>
+            </w:r>
+          </w:p>
+        </w:tc>
+        <w:tc>
+          <w:tcPr>
+            <w:tcW w:w="1016" w:type="dxa"/>
+            <w:tcBorders>
+              <w:top w:val="single" w:sz="4" w:space="0" w:color="000000"/>
+              <w:left w:val="single" w:sz="4" w:space="0" w:color="000000"/>
+              <w:bottom w:val="single" w:sz="4" w:space="0" w:color="000000"/>
+            </w:tcBorders>
+            <w:vAlign w:val="bottom"/>
+          </w:tcPr>
+          <w:p>
+            <w:pPr>
+              <w:pStyle w:val="Normal"/>
+              <w:widowControl w:val="false"/>
+              <w:spacing w:lineRule="auto" w:line="180"/>
+              <w:jc w:val="center"/>
+              <w:rPr>
+                <w:sz w:val="16"/>
+                <w:szCs w:val="16"/>
+              </w:rPr>
+            </w:pPr>
+            <w:r>
+              <w:rPr>
+                <w:rFonts w:eastAsia="arial" w:ascii="arial" w:hAnsi="arial"/>
+                <w:color w:val="000000"/>
+                <w:sz w:val="16"/>
+                <w:szCs w:val="16"/>
+              </w:rPr>
+              <w:t>Gauge Light Up</w:t>
+            </w:r>
+          </w:p>
+        </w:tc>
+        <w:tc>
+          <w:tcPr>
+            <w:tcW w:w="1016" w:type="dxa"/>
+            <w:tcBorders>
+              <w:top w:val="single" w:sz="4" w:space="0" w:color="000000"/>
+              <w:left w:val="single" w:sz="4" w:space="0" w:color="000000"/>
+              <w:bottom w:val="single" w:sz="4" w:space="0" w:color="000000"/>
+            </w:tcBorders>
+            <w:vAlign w:val="bottom"/>
+          </w:tcPr>
+          <w:p>
+            <w:pPr>
+              <w:pStyle w:val="Normal"/>
+              <w:widowControl w:val="false"/>
+              <w:spacing w:lineRule="auto" w:line="180"/>
+              <w:jc w:val="center"/>
+              <w:rPr>
+                <w:sz w:val="16"/>
+                <w:szCs w:val="16"/>
+              </w:rPr>
+            </w:pPr>
+            <w:r>
+              <w:rPr>
+                <w:sz w:val="16"/>
+                <w:szCs w:val="16"/>
+              </w:rPr>
+              <w:t>Cab Light</w:t>
+            </w:r>
+          </w:p>
+        </w:tc>
+        <w:tc>
+          <w:tcPr>
+            <w:tcW w:w="1016" w:type="dxa"/>
+            <w:tcBorders>
+              <w:top w:val="single" w:sz="4" w:space="0" w:color="000000"/>
+              <w:left w:val="single" w:sz="4" w:space="0" w:color="000000"/>
+              <w:bottom w:val="single" w:sz="4" w:space="0" w:color="000000"/>
+            </w:tcBorders>
+            <w:vAlign w:val="bottom"/>
+          </w:tcPr>
+          <w:p>
+            <w:pPr>
+              <w:pStyle w:val="Normal"/>
+              <w:widowControl w:val="false"/>
+              <w:spacing w:lineRule="auto" w:line="180"/>
+              <w:jc w:val="center"/>
+              <w:rPr>
+                <w:sz w:val="16"/>
+                <w:szCs w:val="16"/>
+              </w:rPr>
+            </w:pPr>
+            <w:r>
+              <w:rPr>
+                <w:rFonts w:eastAsia="arial" w:ascii="arial" w:hAnsi="arial"/>
+                <w:color w:val="000000"/>
+                <w:sz w:val="16"/>
+                <w:szCs w:val="16"/>
+              </w:rPr>
+              <w:t>1-Person</w:t>
+            </w:r>
+          </w:p>
+        </w:tc>
+        <w:tc>
+          <w:tcPr>
+            <w:tcW w:w="1029" w:type="dxa"/>
+            <w:tcBorders>
+              <w:top w:val="single" w:sz="4" w:space="0" w:color="000000"/>
+              <w:left w:val="single" w:sz="4" w:space="0" w:color="000000"/>
+              <w:bottom w:val="single" w:sz="4" w:space="0" w:color="000000"/>
+              <w:right w:val="single" w:sz="4" w:space="0" w:color="000000"/>
+            </w:tcBorders>
+            <w:vAlign w:val="bottom"/>
+          </w:tcPr>
+          <w:p>
+            <w:pPr>
+              <w:pStyle w:val="Normal"/>
+              <w:widowControl w:val="false"/>
+              <w:spacing w:lineRule="auto" w:line="180"/>
+              <w:jc w:val="center"/>
+              <w:rPr>
+                <w:sz w:val="16"/>
+                <w:szCs w:val="16"/>
+              </w:rPr>
+            </w:pPr>
+            <w:r>
+              <w:rPr>
+                <w:rFonts w:eastAsia="arial" w:ascii="arial" w:hAnsi="arial"/>
+                <w:color w:val="000000"/>
+                <w:sz w:val="16"/>
+                <w:szCs w:val="16"/>
+              </w:rPr>
+              <w:t>Next</w:t>
+            </w:r>
+          </w:p>
+          <w:p>
+            <w:pPr>
+              <w:pStyle w:val="Normal"/>
+              <w:widowControl w:val="false"/>
+              <w:spacing w:lineRule="auto" w:line="180"/>
+              <w:jc w:val="center"/>
+              <w:rPr>
+                <w:sz w:val="16"/>
+                <w:szCs w:val="16"/>
+              </w:rPr>
+            </w:pPr>
+            <w:r>
+              <w:rPr>
+                <w:rFonts w:eastAsia="arial" w:ascii="arial" w:hAnsi="arial"/>
+                <w:color w:val="000000"/>
+                <w:sz w:val="16"/>
+                <w:szCs w:val="16"/>
+              </w:rPr>
+              <w:t>Cab Cam</w:t>
+            </w:r>
+          </w:p>
+        </w:tc>
+      </w:tr>
+    </w:tbl>
+    <w:p>
+      <w:pPr>
+        <w:pStyle w:val="Normal"/>
+        <w:rPr>
+          <w:rFonts w:ascii="arial" w:hAnsi="arial" w:eastAsia="arial"/>
+          <w:color w:val="000000"/>
+          <w:sz w:val="16"/>
+          <w:szCs w:val="16"/>
+        </w:rPr>
+      </w:pPr>
+      <w:r>
+        <w:rPr>
+          <w:rFonts w:eastAsia="arial" w:ascii="arial" w:hAnsi="arial"/>
+          <w:color w:val="000000"/>
+          <w:sz w:val="16"/>
+          <w:szCs w:val="16"/>
+        </w:rPr>
+      </w:r>
+    </w:p>
+    <w:p>
+      <w:pPr>
+        <w:pStyle w:val="Normal"/>
+        <w:rPr>
+          <w:color w:val="000000"/>
+          <w:sz w:val="16"/>
+          <w:szCs w:val="16"/>
+        </w:rPr>
+      </w:pPr>
+      <w:r>
+        <w:rPr>
+          <w:rFonts w:eastAsia="arial" w:ascii="arial" w:hAnsi="arial"/>
+          <w:color w:val="000000"/>
+          <w:sz w:val="16"/>
+          <w:szCs w:val="16"/>
+        </w:rPr>
+        <w:tab/>
+        <w:t xml:space="preserve">           CTC-3-2</w:t>
+      </w:r>
+    </w:p>
+    <w:tbl>
+      <w:tblPr>
+        <w:tblW w:w="14248" w:type="dxa"/>
+        <w:jc w:val="left"/>
+        <w:tblInd w:w="-5" w:type="dxa"/>
+        <w:tblLayout w:type="fixed"/>
+        <w:tblCellMar>
+          <w:top w:w="0" w:type="dxa"/>
+          <w:left w:w="108" w:type="dxa"/>
+          <w:bottom w:w="0" w:type="dxa"/>
+          <w:right w:w="108" w:type="dxa"/>
+        </w:tblCellMar>
+        <w:tblLook w:firstRow="1" w:noVBand="1" w:lastRow="0" w:firstColumn="1" w:lastColumn="0" w:noHBand="0" w:val="04a0"/>
+      </w:tblPr>
+      <w:tblGrid>
+        <w:gridCol w:w="1017"/>
+        <w:gridCol w:w="1019"/>
+        <w:gridCol w:w="1014"/>
+        <w:gridCol w:w="1016"/>
+        <w:gridCol w:w="1020"/>
+        <w:gridCol w:w="1016"/>
+        <w:gridCol w:w="1016"/>
+        <w:gridCol w:w="1017"/>
+        <w:gridCol w:w="1016"/>
+        <w:gridCol w:w="1020"/>
+        <w:gridCol w:w="1016"/>
+        <w:gridCol w:w="1016"/>
+        <w:gridCol w:w="1016"/>
+        <w:gridCol w:w="1029"/>
+      </w:tblGrid>
+      <w:tr>
+        <w:trPr>
+          <w:trHeight w:val="440" w:hRule="exact"/>
+          <w:cantSplit w:val="true"/>
+        </w:trPr>
+        <w:tc>
+          <w:tcPr>
+            <w:tcW w:w="1017" w:type="dxa"/>
+            <w:tcBorders>
+              <w:top w:val="single" w:sz="4" w:space="0" w:color="000000"/>
+              <w:left w:val="single" w:sz="4" w:space="0" w:color="000000"/>
+              <w:bottom w:val="single" w:sz="4" w:space="0" w:color="000000"/>
+            </w:tcBorders>
+            <w:vAlign w:val="bottom"/>
+          </w:tcPr>
+          <w:p>
+            <w:pPr>
+              <w:pStyle w:val="Normal"/>
+              <w:widowControl w:val="false"/>
+              <w:spacing w:lineRule="auto" w:line="180" w:before="0" w:after="60"/>
+              <w:jc w:val="center"/>
+              <w:rPr>
+                <w:b/>
+                <w:bCs/>
+              </w:rPr>
+            </w:pPr>
+            <w:r>
+              <w:rPr>
+                <w:b/>
+                <w:bCs/>
+                <w:color w:val="000000"/>
+                <w:sz w:val="16"/>
+                <w:szCs w:val="16"/>
+              </w:rPr>
+              <w:t>HUD</w:t>
+            </w:r>
+          </w:p>
+        </w:tc>
+        <w:tc>
+          <w:tcPr>
+            <w:tcW w:w="1019" w:type="dxa"/>
+            <w:tcBorders>
+              <w:top w:val="single" w:sz="4" w:space="0" w:color="000000"/>
+              <w:left w:val="single" w:sz="4" w:space="0" w:color="000000"/>
+              <w:bottom w:val="single" w:sz="4" w:space="0" w:color="000000"/>
+            </w:tcBorders>
+            <w:vAlign w:val="bottom"/>
+          </w:tcPr>
+          <w:p>
+            <w:pPr>
+              <w:pStyle w:val="Normal"/>
+              <w:widowControl w:val="false"/>
+              <w:spacing w:lineRule="auto" w:line="180"/>
+              <w:jc w:val="center"/>
+              <w:rPr>
+                <w:color w:val="000000"/>
+                <w:sz w:val="16"/>
+                <w:szCs w:val="16"/>
+              </w:rPr>
+            </w:pPr>
+            <w:r>
+              <w:rPr>
+                <w:color w:val="000000"/>
+                <w:sz w:val="16"/>
+                <w:szCs w:val="16"/>
+              </w:rPr>
+              <w:t>Schedule</w:t>
+            </w:r>
+          </w:p>
+        </w:tc>
+        <w:tc>
+          <w:tcPr>
+            <w:tcW w:w="1014" w:type="dxa"/>
+            <w:tcBorders>
+              <w:top w:val="single" w:sz="4" w:space="0" w:color="000000"/>
+              <w:left w:val="single" w:sz="4" w:space="0" w:color="000000"/>
+              <w:bottom w:val="single" w:sz="4" w:space="0" w:color="000000"/>
+            </w:tcBorders>
+            <w:vAlign w:val="bottom"/>
+          </w:tcPr>
+          <w:p>
+            <w:pPr>
+              <w:pStyle w:val="Normal"/>
+              <w:widowControl w:val="false"/>
+              <w:spacing w:lineRule="auto" w:line="180"/>
+              <w:jc w:val="center"/>
+              <w:rPr>
+                <w:color w:val="000000"/>
+                <w:sz w:val="16"/>
+                <w:szCs w:val="16"/>
+              </w:rPr>
+            </w:pPr>
+            <w:r>
+              <w:rPr>
+                <w:rFonts w:eastAsia="arial" w:ascii="arial" w:hAnsi="arial"/>
+                <w:color w:val="000000"/>
+                <w:sz w:val="16"/>
+                <w:szCs w:val="16"/>
+              </w:rPr>
+              <w:t>Engine Stop</w:t>
+            </w:r>
+          </w:p>
+        </w:tc>
+        <w:tc>
+          <w:tcPr>
+            <w:tcW w:w="1016" w:type="dxa"/>
+            <w:tcBorders>
+              <w:top w:val="single" w:sz="4" w:space="0" w:color="000000"/>
+              <w:left w:val="single" w:sz="4" w:space="0" w:color="000000"/>
+              <w:bottom w:val="single" w:sz="4" w:space="0" w:color="000000"/>
+            </w:tcBorders>
+            <w:vAlign w:val="bottom"/>
+          </w:tcPr>
+          <w:p>
+            <w:pPr>
+              <w:pStyle w:val="Normal"/>
+              <w:widowControl w:val="false"/>
+              <w:spacing w:lineRule="auto" w:line="180"/>
+              <w:jc w:val="center"/>
+              <w:rPr>
+                <w:color w:val="000000"/>
+                <w:sz w:val="16"/>
+                <w:szCs w:val="16"/>
+              </w:rPr>
+            </w:pPr>
+            <w:r>
+              <w:rPr>
+                <w:color w:val="000000"/>
+                <w:sz w:val="16"/>
+                <w:szCs w:val="16"/>
+              </w:rPr>
+              <w:t>Alerter</w:t>
+            </w:r>
+          </w:p>
+        </w:tc>
+        <w:tc>
+          <w:tcPr>
+            <w:tcW w:w="1020" w:type="dxa"/>
+            <w:tcBorders>
+              <w:top w:val="single" w:sz="4" w:space="0" w:color="000000"/>
+              <w:left w:val="single" w:sz="4" w:space="0" w:color="000000"/>
+              <w:bottom w:val="single" w:sz="4" w:space="0" w:color="000000"/>
+            </w:tcBorders>
+            <w:vAlign w:val="bottom"/>
+          </w:tcPr>
+          <w:p>
+            <w:pPr>
+              <w:pStyle w:val="Normal"/>
+              <w:widowControl w:val="false"/>
+              <w:spacing w:lineRule="auto" w:line="180"/>
+              <w:jc w:val="center"/>
+              <w:rPr>
+                <w:color w:val="000000"/>
+                <w:sz w:val="16"/>
+                <w:szCs w:val="16"/>
+              </w:rPr>
+            </w:pPr>
+            <w:r>
+              <w:rPr>
+                <w:rFonts w:eastAsia="arial" w:ascii="arial" w:hAnsi="arial"/>
+                <w:color w:val="000000"/>
+                <w:sz w:val="16"/>
+                <w:szCs w:val="16"/>
+              </w:rPr>
+              <w:t>Engine Run</w:t>
+            </w:r>
+          </w:p>
+        </w:tc>
+        <w:tc>
+          <w:tcPr>
+            <w:tcW w:w="1016" w:type="dxa"/>
+            <w:tcBorders>
+              <w:top w:val="single" w:sz="4" w:space="0" w:color="000000"/>
+              <w:left w:val="single" w:sz="4" w:space="0" w:color="000000"/>
+              <w:bottom w:val="single" w:sz="4" w:space="0" w:color="000000"/>
+            </w:tcBorders>
+            <w:vAlign w:val="bottom"/>
+          </w:tcPr>
+          <w:p>
+            <w:pPr>
+              <w:pStyle w:val="Normal"/>
+              <w:widowControl w:val="false"/>
+              <w:jc w:val="center"/>
+              <w:rPr>
+                <w:color w:val="000000"/>
+                <w:sz w:val="16"/>
+                <w:szCs w:val="16"/>
+              </w:rPr>
+            </w:pPr>
+            <w:r>
+              <w:rPr>
+                <w:color w:val="000000"/>
+                <w:sz w:val="16"/>
+                <w:szCs w:val="16"/>
+              </w:rPr>
+            </w:r>
+          </w:p>
+        </w:tc>
+        <w:tc>
+          <w:tcPr>
+            <w:tcW w:w="1016" w:type="dxa"/>
+            <w:tcBorders>
+              <w:top w:val="single" w:sz="4" w:space="0" w:color="000000"/>
+              <w:left w:val="single" w:sz="4" w:space="0" w:color="000000"/>
+              <w:bottom w:val="single" w:sz="4" w:space="0" w:color="000000"/>
+            </w:tcBorders>
+            <w:vAlign w:val="bottom"/>
+          </w:tcPr>
+          <w:p>
+            <w:pPr>
+              <w:pStyle w:val="Normal"/>
+              <w:widowControl w:val="false"/>
+              <w:jc w:val="center"/>
+              <w:rPr>
+                <w:color w:val="000000"/>
+                <w:sz w:val="16"/>
+                <w:szCs w:val="16"/>
+              </w:rPr>
+            </w:pPr>
+            <w:r>
+              <w:rPr>
+                <w:color w:val="000000"/>
+                <w:sz w:val="16"/>
+                <w:szCs w:val="16"/>
+              </w:rPr>
+            </w:r>
+          </w:p>
+        </w:tc>
+        <w:tc>
+          <w:tcPr>
+            <w:tcW w:w="1017" w:type="dxa"/>
+            <w:tcBorders>
+              <w:top w:val="single" w:sz="4" w:space="0" w:color="000000"/>
+              <w:left w:val="single" w:sz="4" w:space="0" w:color="000000"/>
+              <w:bottom w:val="single" w:sz="4" w:space="0" w:color="000000"/>
+            </w:tcBorders>
+            <w:vAlign w:val="bottom"/>
+          </w:tcPr>
+          <w:p>
+            <w:pPr>
+              <w:pStyle w:val="Normal"/>
+              <w:widowControl w:val="false"/>
+              <w:jc w:val="center"/>
+              <w:rPr>
+                <w:color w:val="000000"/>
+                <w:sz w:val="16"/>
+                <w:szCs w:val="16"/>
+              </w:rPr>
+            </w:pPr>
+            <w:r>
+              <w:rPr>
+                <w:color w:val="000000"/>
+                <w:sz w:val="16"/>
+                <w:szCs w:val="16"/>
+              </w:rPr>
+            </w:r>
+          </w:p>
+        </w:tc>
+        <w:tc>
+          <w:tcPr>
+            <w:tcW w:w="1016" w:type="dxa"/>
+            <w:tcBorders>
+              <w:top w:val="single" w:sz="4" w:space="0" w:color="000000"/>
+              <w:left w:val="single" w:sz="4" w:space="0" w:color="000000"/>
+              <w:bottom w:val="single" w:sz="4" w:space="0" w:color="000000"/>
+            </w:tcBorders>
+            <w:vAlign w:val="bottom"/>
+          </w:tcPr>
+          <w:p>
+            <w:pPr>
+              <w:pStyle w:val="Normal"/>
+              <w:widowControl w:val="false"/>
+              <w:jc w:val="center"/>
+              <w:rPr>
+                <w:sz w:val="16"/>
+                <w:szCs w:val="16"/>
+              </w:rPr>
+            </w:pPr>
+            <w:r>
+              <w:rPr>
+                <w:sz w:val="16"/>
+                <w:szCs w:val="16"/>
+              </w:rPr>
+            </w:r>
+          </w:p>
+        </w:tc>
+        <w:tc>
+          <w:tcPr>
+            <w:tcW w:w="1020" w:type="dxa"/>
+            <w:tcBorders>
+              <w:top w:val="single" w:sz="4" w:space="0" w:color="000000"/>
+              <w:left w:val="single" w:sz="4" w:space="0" w:color="000000"/>
+              <w:bottom w:val="single" w:sz="4" w:space="0" w:color="000000"/>
+            </w:tcBorders>
+            <w:vAlign w:val="bottom"/>
+          </w:tcPr>
+          <w:p>
+            <w:pPr>
+              <w:pStyle w:val="Normal"/>
+              <w:widowControl w:val="false"/>
+              <w:jc w:val="center"/>
+              <w:rPr>
+                <w:color w:val="000000"/>
+                <w:sz w:val="16"/>
+                <w:szCs w:val="16"/>
+              </w:rPr>
+            </w:pPr>
+            <w:r>
+              <w:rPr>
+                <w:color w:val="000000"/>
+                <w:sz w:val="16"/>
+                <w:szCs w:val="16"/>
+              </w:rPr>
+            </w:r>
+          </w:p>
+        </w:tc>
+        <w:tc>
+          <w:tcPr>
+            <w:tcW w:w="1016" w:type="dxa"/>
+            <w:tcBorders>
+              <w:top w:val="single" w:sz="4" w:space="0" w:color="000000"/>
+              <w:left w:val="single" w:sz="4" w:space="0" w:color="000000"/>
+              <w:bottom w:val="single" w:sz="4" w:space="0" w:color="000000"/>
+            </w:tcBorders>
+            <w:vAlign w:val="bottom"/>
+          </w:tcPr>
+          <w:p>
+            <w:pPr>
+              <w:pStyle w:val="Normal"/>
+              <w:widowControl w:val="false"/>
+              <w:spacing w:lineRule="auto" w:line="180"/>
+              <w:jc w:val="center"/>
+              <w:rPr>
+                <w:sz w:val="16"/>
+                <w:szCs w:val="16"/>
+              </w:rPr>
+            </w:pPr>
+            <w:r>
+              <w:rPr>
+                <w:rFonts w:eastAsia="arial" w:ascii="arial" w:hAnsi="arial"/>
+                <w:color w:val="000000"/>
+                <w:sz w:val="16"/>
+                <w:szCs w:val="16"/>
+              </w:rPr>
+              <w:t>Gauge Light Dw</w:t>
+            </w:r>
+          </w:p>
+        </w:tc>
+        <w:tc>
+          <w:tcPr>
+            <w:tcW w:w="1016" w:type="dxa"/>
+            <w:tcBorders>
+              <w:top w:val="single" w:sz="4" w:space="0" w:color="000000"/>
+              <w:left w:val="single" w:sz="4" w:space="0" w:color="000000"/>
+              <w:bottom w:val="single" w:sz="4" w:space="0" w:color="000000"/>
+            </w:tcBorders>
+            <w:vAlign w:val="bottom"/>
+          </w:tcPr>
+          <w:p>
+            <w:pPr>
+              <w:pStyle w:val="Normal"/>
+              <w:widowControl w:val="false"/>
+              <w:spacing w:lineRule="auto" w:line="180"/>
+              <w:jc w:val="center"/>
+              <w:rPr>
+                <w:sz w:val="16"/>
+                <w:szCs w:val="16"/>
+              </w:rPr>
+            </w:pPr>
+            <w:r>
+              <w:rPr>
+                <w:sz w:val="16"/>
+                <w:szCs w:val="16"/>
+              </w:rPr>
+              <w:t>Marker Light</w:t>
+            </w:r>
+          </w:p>
+        </w:tc>
+        <w:tc>
+          <w:tcPr>
+            <w:tcW w:w="1016" w:type="dxa"/>
+            <w:tcBorders>
+              <w:top w:val="single" w:sz="4" w:space="0" w:color="000000"/>
+              <w:left w:val="single" w:sz="4" w:space="0" w:color="000000"/>
+              <w:bottom w:val="single" w:sz="4" w:space="0" w:color="000000"/>
+            </w:tcBorders>
+            <w:vAlign w:val="bottom"/>
+          </w:tcPr>
+          <w:p>
+            <w:pPr>
+              <w:pStyle w:val="Normal"/>
+              <w:widowControl w:val="false"/>
+              <w:spacing w:lineRule="auto" w:line="180"/>
+              <w:jc w:val="center"/>
+              <w:rPr>
+                <w:sz w:val="16"/>
+                <w:szCs w:val="16"/>
+              </w:rPr>
+            </w:pPr>
+            <w:r>
+              <w:rPr>
+                <w:rFonts w:eastAsia="arial" w:ascii="arial" w:hAnsi="arial"/>
+                <w:color w:val="000000"/>
+                <w:sz w:val="16"/>
+                <w:szCs w:val="16"/>
+              </w:rPr>
+              <w:t>Exterior</w:t>
+            </w:r>
+          </w:p>
+          <w:p>
+            <w:pPr>
+              <w:pStyle w:val="Normal"/>
+              <w:widowControl w:val="false"/>
+              <w:spacing w:lineRule="auto" w:line="180"/>
+              <w:jc w:val="center"/>
+              <w:rPr>
+                <w:sz w:val="16"/>
+                <w:szCs w:val="16"/>
+              </w:rPr>
+            </w:pPr>
+            <w:r>
+              <w:rPr>
+                <w:rFonts w:eastAsia="arial" w:ascii="arial" w:hAnsi="arial"/>
+                <w:color w:val="000000"/>
+                <w:sz w:val="16"/>
+                <w:szCs w:val="16"/>
+              </w:rPr>
+              <w:t>Camera</w:t>
+            </w:r>
+          </w:p>
+        </w:tc>
+        <w:tc>
+          <w:tcPr>
+            <w:tcW w:w="1029" w:type="dxa"/>
+            <w:tcBorders>
+              <w:top w:val="single" w:sz="4" w:space="0" w:color="000000"/>
+              <w:left w:val="single" w:sz="4" w:space="0" w:color="000000"/>
+              <w:bottom w:val="single" w:sz="4" w:space="0" w:color="000000"/>
+              <w:right w:val="single" w:sz="4" w:space="0" w:color="000000"/>
+            </w:tcBorders>
+            <w:vAlign w:val="bottom"/>
+          </w:tcPr>
+          <w:p>
+            <w:pPr>
+              <w:pStyle w:val="Normal"/>
+              <w:widowControl w:val="false"/>
+              <w:spacing w:lineRule="auto" w:line="180"/>
+              <w:jc w:val="center"/>
+              <w:rPr>
+                <w:sz w:val="16"/>
+                <w:szCs w:val="16"/>
+              </w:rPr>
+            </w:pPr>
+            <w:r>
+              <w:rPr>
+                <w:rFonts w:eastAsia="arial" w:ascii="arial" w:hAnsi="arial"/>
+                <w:color w:val="000000"/>
+                <w:sz w:val="16"/>
+                <w:szCs w:val="16"/>
+              </w:rPr>
+              <w:t>Prev</w:t>
+            </w:r>
+          </w:p>
+          <w:p>
+            <w:pPr>
+              <w:pStyle w:val="Normal"/>
+              <w:widowControl w:val="false"/>
+              <w:spacing w:lineRule="auto" w:line="180"/>
+              <w:jc w:val="center"/>
+              <w:rPr>
+                <w:sz w:val="16"/>
+                <w:szCs w:val="16"/>
+              </w:rPr>
+            </w:pPr>
+            <w:r>
+              <w:rPr>
+                <w:rFonts w:eastAsia="arial" w:ascii="arial" w:hAnsi="arial"/>
+                <w:color w:val="000000"/>
+                <w:sz w:val="16"/>
+                <w:szCs w:val="16"/>
+              </w:rPr>
+              <w:t>Cab Cam</w:t>
+            </w:r>
+          </w:p>
+        </w:tc>
+      </w:tr>
+    </w:tbl>
+    <w:p>
+      <w:pPr>
+        <w:pStyle w:val="Normal"/>
+        <w:rPr>
+          <w:rFonts w:ascii="arial" w:hAnsi="arial" w:eastAsia="arial"/>
+          <w:color w:val="000000"/>
+          <w:sz w:val="16"/>
+          <w:szCs w:val="16"/>
+        </w:rPr>
+      </w:pPr>
+      <w:r>
+        <w:rPr>
+          <w:rFonts w:eastAsia="arial" w:ascii="arial" w:hAnsi="arial"/>
+          <w:color w:val="000000"/>
+          <w:sz w:val="16"/>
+          <w:szCs w:val="16"/>
+        </w:rPr>
+      </w:r>
+    </w:p>
+    <w:p>
+      <w:pPr>
+        <w:pStyle w:val="Normal"/>
+        <w:rPr>
+          <w:color w:val="000000"/>
+          <w:sz w:val="16"/>
+          <w:szCs w:val="16"/>
+        </w:rPr>
+      </w:pPr>
+      <w:r>
+        <w:rPr>
+          <w:color w:val="000000"/>
+          <w:sz w:val="16"/>
+          <w:szCs w:val="16"/>
+        </w:rPr>
+        <w:tab/>
+        <w:t xml:space="preserve">       </w:t>
+      </w:r>
+      <w:r>
+        <w:rPr>
+          <w:rFonts w:eastAsia="arial" w:ascii="arial" w:hAnsi="arial"/>
+          <w:color w:val="000000"/>
+          <w:sz w:val="16"/>
+          <w:szCs w:val="16"/>
+        </w:rPr>
+        <w:t xml:space="preserve">    CTC-5-1</w:t>
+      </w:r>
+    </w:p>
+    <w:tbl>
+      <w:tblPr>
+        <w:tblW w:w="14248" w:type="dxa"/>
+        <w:jc w:val="left"/>
+        <w:tblInd w:w="-5" w:type="dxa"/>
+        <w:tblLayout w:type="fixed"/>
+        <w:tblCellMar>
+          <w:top w:w="0" w:type="dxa"/>
+          <w:left w:w="108" w:type="dxa"/>
+          <w:bottom w:w="0" w:type="dxa"/>
+          <w:right w:w="108" w:type="dxa"/>
+        </w:tblCellMar>
+        <w:tblLook w:firstRow="1" w:noVBand="1" w:lastRow="0" w:firstColumn="1" w:lastColumn="0" w:noHBand="0" w:val="04a0"/>
+      </w:tblPr>
+      <w:tblGrid>
+        <w:gridCol w:w="1017"/>
+        <w:gridCol w:w="1019"/>
+        <w:gridCol w:w="1014"/>
+        <w:gridCol w:w="1016"/>
+        <w:gridCol w:w="1020"/>
+        <w:gridCol w:w="1016"/>
+        <w:gridCol w:w="1016"/>
+        <w:gridCol w:w="1017"/>
+        <w:gridCol w:w="1016"/>
+        <w:gridCol w:w="1020"/>
+        <w:gridCol w:w="1016"/>
+        <w:gridCol w:w="1016"/>
+        <w:gridCol w:w="1016"/>
+        <w:gridCol w:w="1029"/>
+      </w:tblGrid>
+      <w:tr>
+        <w:trPr>
+          <w:trHeight w:val="440" w:hRule="exact"/>
+          <w:cantSplit w:val="true"/>
+        </w:trPr>
+        <w:tc>
+          <w:tcPr>
+            <w:tcW w:w="1017" w:type="dxa"/>
+            <w:tcBorders>
+              <w:top w:val="single" w:sz="4" w:space="0" w:color="000000"/>
+              <w:left w:val="single" w:sz="4" w:space="0" w:color="000000"/>
+              <w:bottom w:val="single" w:sz="4" w:space="0" w:color="000000"/>
+            </w:tcBorders>
+            <w:vAlign w:val="bottom"/>
+          </w:tcPr>
+          <w:p>
+            <w:pPr>
+              <w:pStyle w:val="Normal"/>
+              <w:widowControl w:val="false"/>
+              <w:spacing w:lineRule="auto" w:line="180" w:before="0" w:after="60"/>
+              <w:jc w:val="center"/>
+              <w:rPr>
+                <w:color w:val="000000"/>
+                <w:sz w:val="16"/>
+                <w:szCs w:val="16"/>
+              </w:rPr>
+            </w:pPr>
+            <w:r>
+              <w:rPr>
+                <w:rFonts w:eastAsia="arial" w:ascii="arial" w:hAnsi="arial"/>
+                <w:b/>
+                <w:color w:val="000000"/>
+                <w:sz w:val="16"/>
+                <w:szCs w:val="16"/>
+              </w:rPr>
+              <w:t>Pause</w:t>
+            </w:r>
+          </w:p>
+        </w:tc>
+        <w:tc>
+          <w:tcPr>
+            <w:tcW w:w="1019" w:type="dxa"/>
+            <w:tcBorders>
+              <w:top w:val="single" w:sz="4" w:space="0" w:color="000000"/>
+              <w:left w:val="single" w:sz="4" w:space="0" w:color="000000"/>
+              <w:bottom w:val="single" w:sz="4" w:space="0" w:color="000000"/>
+            </w:tcBorders>
+            <w:vAlign w:val="bottom"/>
+          </w:tcPr>
+          <w:p>
+            <w:pPr>
+              <w:pStyle w:val="Normal"/>
+              <w:widowControl w:val="false"/>
+              <w:spacing w:lineRule="auto" w:line="180"/>
+              <w:jc w:val="center"/>
+              <w:rPr>
+                <w:color w:val="000000"/>
+                <w:sz w:val="16"/>
+                <w:szCs w:val="16"/>
+              </w:rPr>
+            </w:pPr>
+            <w:r>
+              <w:rPr>
+                <w:color w:val="000000"/>
+                <w:sz w:val="16"/>
+                <w:szCs w:val="16"/>
+              </w:rPr>
+            </w:r>
+          </w:p>
+        </w:tc>
+        <w:tc>
+          <w:tcPr>
+            <w:tcW w:w="1014" w:type="dxa"/>
+            <w:tcBorders>
+              <w:top w:val="single" w:sz="4" w:space="0" w:color="000000"/>
+              <w:left w:val="single" w:sz="4" w:space="0" w:color="000000"/>
+              <w:bottom w:val="single" w:sz="4" w:space="0" w:color="000000"/>
+            </w:tcBorders>
+            <w:vAlign w:val="bottom"/>
+          </w:tcPr>
+          <w:p>
+            <w:pPr>
+              <w:pStyle w:val="Normal"/>
+              <w:widowControl w:val="false"/>
+              <w:jc w:val="center"/>
+              <w:rPr>
+                <w:rFonts w:ascii="arial" w:hAnsi="arial" w:eastAsia="arial"/>
+                <w:color w:val="000000"/>
+                <w:sz w:val="16"/>
+                <w:szCs w:val="16"/>
+              </w:rPr>
+            </w:pPr>
+            <w:r>
+              <w:rPr>
+                <w:rFonts w:eastAsia="arial" w:ascii="arial" w:hAnsi="arial"/>
+                <w:color w:val="000000"/>
+                <w:sz w:val="16"/>
+                <w:szCs w:val="16"/>
+              </w:rPr>
+              <w:t>EPCB</w:t>
+            </w:r>
+          </w:p>
+        </w:tc>
+        <w:tc>
+          <w:tcPr>
+            <w:tcW w:w="1016" w:type="dxa"/>
+            <w:tcBorders>
+              <w:top w:val="single" w:sz="4" w:space="0" w:color="000000"/>
+              <w:left w:val="single" w:sz="4" w:space="0" w:color="000000"/>
+              <w:bottom w:val="single" w:sz="4" w:space="0" w:color="000000"/>
+            </w:tcBorders>
+            <w:vAlign w:val="bottom"/>
+          </w:tcPr>
+          <w:p>
+            <w:pPr>
+              <w:pStyle w:val="Normal"/>
+              <w:widowControl w:val="false"/>
+              <w:spacing w:lineRule="auto" w:line="180"/>
+              <w:jc w:val="center"/>
+              <w:rPr>
+                <w:color w:val="000000"/>
+                <w:sz w:val="16"/>
+                <w:szCs w:val="16"/>
+              </w:rPr>
+            </w:pPr>
+            <w:r>
+              <w:rPr>
+                <w:color w:val="000000"/>
+                <w:sz w:val="16"/>
+                <w:szCs w:val="16"/>
+              </w:rPr>
+              <w:t>ATC/ACSES</w:t>
+            </w:r>
+          </w:p>
+        </w:tc>
+        <w:tc>
+          <w:tcPr>
+            <w:tcW w:w="1020" w:type="dxa"/>
+            <w:tcBorders>
+              <w:top w:val="single" w:sz="4" w:space="0" w:color="000000"/>
+              <w:left w:val="single" w:sz="4" w:space="0" w:color="000000"/>
+              <w:bottom w:val="single" w:sz="4" w:space="0" w:color="000000"/>
+            </w:tcBorders>
+            <w:vAlign w:val="bottom"/>
+          </w:tcPr>
+          <w:p>
+            <w:pPr>
+              <w:pStyle w:val="Normal"/>
+              <w:widowControl w:val="false"/>
+              <w:spacing w:lineRule="auto" w:line="180"/>
+              <w:jc w:val="center"/>
+              <w:rPr>
+                <w:color w:val="000000"/>
+                <w:sz w:val="16"/>
+                <w:szCs w:val="16"/>
+              </w:rPr>
+            </w:pPr>
+            <w:r>
+              <w:rPr>
+                <w:color w:val="000000"/>
+                <w:sz w:val="16"/>
+                <w:szCs w:val="16"/>
+              </w:rPr>
+            </w:r>
+          </w:p>
+        </w:tc>
+        <w:tc>
+          <w:tcPr>
+            <w:tcW w:w="1016" w:type="dxa"/>
+            <w:tcBorders>
+              <w:top w:val="single" w:sz="4" w:space="0" w:color="000000"/>
+              <w:left w:val="single" w:sz="4" w:space="0" w:color="000000"/>
+              <w:bottom w:val="single" w:sz="4" w:space="0" w:color="000000"/>
+            </w:tcBorders>
+            <w:vAlign w:val="bottom"/>
+          </w:tcPr>
+          <w:p>
+            <w:pPr>
+              <w:pStyle w:val="Normal"/>
+              <w:widowControl w:val="false"/>
+              <w:jc w:val="center"/>
+              <w:rPr>
+                <w:color w:val="000000"/>
+                <w:sz w:val="16"/>
+                <w:szCs w:val="16"/>
+              </w:rPr>
+            </w:pPr>
+            <w:r>
+              <w:rPr>
+                <w:color w:val="000000"/>
+                <w:sz w:val="16"/>
+                <w:szCs w:val="16"/>
+              </w:rPr>
+              <w:t>Brake</w:t>
+            </w:r>
+          </w:p>
+          <w:p>
+            <w:pPr>
+              <w:pStyle w:val="Normal"/>
+              <w:widowControl w:val="false"/>
+              <w:jc w:val="center"/>
+              <w:rPr>
+                <w:color w:val="000000"/>
+                <w:sz w:val="16"/>
+                <w:szCs w:val="16"/>
+              </w:rPr>
+            </w:pPr>
+            <w:r>
+              <w:rPr>
+                <w:color w:val="000000"/>
+                <w:sz w:val="16"/>
+                <w:szCs w:val="16"/>
+              </w:rPr>
+              <w:t>Cut-In</w:t>
+            </w:r>
+          </w:p>
+        </w:tc>
+        <w:tc>
+          <w:tcPr>
+            <w:tcW w:w="1016" w:type="dxa"/>
+            <w:tcBorders>
+              <w:top w:val="single" w:sz="4" w:space="0" w:color="000000"/>
+              <w:left w:val="single" w:sz="4" w:space="0" w:color="000000"/>
+              <w:bottom w:val="single" w:sz="4" w:space="0" w:color="000000"/>
+            </w:tcBorders>
+            <w:vAlign w:val="bottom"/>
+          </w:tcPr>
+          <w:p>
+            <w:pPr>
+              <w:pStyle w:val="Normal"/>
+              <w:widowControl w:val="false"/>
+              <w:jc w:val="center"/>
+              <w:rPr>
+                <w:color w:val="000000"/>
+                <w:sz w:val="16"/>
+                <w:szCs w:val="16"/>
+              </w:rPr>
+            </w:pPr>
+            <w:r>
+              <w:rPr>
+                <w:color w:val="000000"/>
+                <w:sz w:val="16"/>
+                <w:szCs w:val="16"/>
+              </w:rPr>
+              <w:t>FN1</w:t>
+            </w:r>
+          </w:p>
+        </w:tc>
+        <w:tc>
+          <w:tcPr>
+            <w:tcW w:w="1017" w:type="dxa"/>
+            <w:tcBorders>
+              <w:top w:val="single" w:sz="4" w:space="0" w:color="000000"/>
+              <w:left w:val="single" w:sz="4" w:space="0" w:color="000000"/>
+              <w:bottom w:val="single" w:sz="4" w:space="0" w:color="000000"/>
+            </w:tcBorders>
+            <w:vAlign w:val="bottom"/>
+          </w:tcPr>
+          <w:p>
+            <w:pPr>
+              <w:pStyle w:val="Normal"/>
+              <w:widowControl w:val="false"/>
+              <w:jc w:val="center"/>
+              <w:rPr>
+                <w:color w:val="000000"/>
+                <w:sz w:val="16"/>
+                <w:szCs w:val="16"/>
+              </w:rPr>
+            </w:pPr>
+            <w:r>
+              <w:rPr>
+                <w:color w:val="000000"/>
+                <w:sz w:val="16"/>
+                <w:szCs w:val="16"/>
+              </w:rPr>
+            </w:r>
+          </w:p>
+        </w:tc>
+        <w:tc>
+          <w:tcPr>
+            <w:tcW w:w="1016" w:type="dxa"/>
+            <w:tcBorders>
+              <w:top w:val="single" w:sz="4" w:space="0" w:color="000000"/>
+              <w:left w:val="single" w:sz="4" w:space="0" w:color="000000"/>
+              <w:bottom w:val="single" w:sz="4" w:space="0" w:color="000000"/>
+            </w:tcBorders>
+            <w:vAlign w:val="bottom"/>
+          </w:tcPr>
+          <w:p>
+            <w:pPr>
+              <w:pStyle w:val="Normal"/>
+              <w:widowControl w:val="false"/>
+              <w:jc w:val="center"/>
+              <w:rPr>
+                <w:sz w:val="16"/>
+                <w:szCs w:val="16"/>
+              </w:rPr>
+            </w:pPr>
+            <w:r>
+              <w:rPr>
+                <w:sz w:val="16"/>
+                <w:szCs w:val="16"/>
+              </w:rPr>
+            </w:r>
+          </w:p>
+        </w:tc>
+        <w:tc>
+          <w:tcPr>
+            <w:tcW w:w="1020" w:type="dxa"/>
+            <w:tcBorders>
+              <w:top w:val="single" w:sz="4" w:space="0" w:color="000000"/>
+              <w:left w:val="single" w:sz="4" w:space="0" w:color="000000"/>
+              <w:bottom w:val="single" w:sz="4" w:space="0" w:color="000000"/>
+            </w:tcBorders>
+            <w:vAlign w:val="bottom"/>
+          </w:tcPr>
+          <w:p>
+            <w:pPr>
+              <w:pStyle w:val="Normal"/>
+              <w:widowControl w:val="false"/>
+              <w:jc w:val="center"/>
+              <w:rPr>
+                <w:color w:val="000000"/>
+                <w:sz w:val="16"/>
+                <w:szCs w:val="16"/>
+              </w:rPr>
+            </w:pPr>
+            <w:r>
+              <w:rPr>
+                <w:rFonts w:eastAsia="arial" w:ascii="arial" w:hAnsi="arial"/>
+                <w:color w:val="000000"/>
+                <w:sz w:val="16"/>
+                <w:szCs w:val="16"/>
+              </w:rPr>
+              <w:t>Vestibule Light</w:t>
+            </w:r>
+          </w:p>
+        </w:tc>
+        <w:tc>
+          <w:tcPr>
+            <w:tcW w:w="1016" w:type="dxa"/>
+            <w:tcBorders>
+              <w:top w:val="single" w:sz="4" w:space="0" w:color="000000"/>
+              <w:left w:val="single" w:sz="4" w:space="0" w:color="000000"/>
+              <w:bottom w:val="single" w:sz="4" w:space="0" w:color="000000"/>
+            </w:tcBorders>
+            <w:vAlign w:val="bottom"/>
+          </w:tcPr>
+          <w:p>
+            <w:pPr>
+              <w:pStyle w:val="Normal"/>
+              <w:widowControl w:val="false"/>
+              <w:spacing w:lineRule="auto" w:line="180"/>
+              <w:jc w:val="center"/>
+              <w:rPr>
+                <w:sz w:val="16"/>
+                <w:szCs w:val="16"/>
+              </w:rPr>
+            </w:pPr>
+            <w:r>
+              <w:rPr>
+                <w:rFonts w:eastAsia="arial" w:ascii="arial" w:hAnsi="arial"/>
+                <w:color w:val="000000"/>
+                <w:sz w:val="16"/>
+                <w:szCs w:val="16"/>
+              </w:rPr>
+              <w:t>Gauge Light</w:t>
+            </w:r>
+          </w:p>
+        </w:tc>
+        <w:tc>
+          <w:tcPr>
+            <w:tcW w:w="1016" w:type="dxa"/>
+            <w:tcBorders>
+              <w:top w:val="single" w:sz="4" w:space="0" w:color="000000"/>
+              <w:left w:val="single" w:sz="4" w:space="0" w:color="000000"/>
+              <w:bottom w:val="single" w:sz="4" w:space="0" w:color="000000"/>
+            </w:tcBorders>
+            <w:vAlign w:val="bottom"/>
+          </w:tcPr>
+          <w:p>
+            <w:pPr>
+              <w:pStyle w:val="Normal"/>
+              <w:widowControl w:val="false"/>
+              <w:spacing w:lineRule="auto" w:line="180"/>
+              <w:jc w:val="center"/>
+              <w:rPr>
+                <w:sz w:val="16"/>
+                <w:szCs w:val="16"/>
+              </w:rPr>
+            </w:pPr>
+            <w:r>
+              <w:rPr>
+                <w:sz w:val="16"/>
+                <w:szCs w:val="16"/>
+              </w:rPr>
+              <w:t>Cab Light</w:t>
+            </w:r>
+          </w:p>
+        </w:tc>
+        <w:tc>
+          <w:tcPr>
+            <w:tcW w:w="1016" w:type="dxa"/>
+            <w:tcBorders>
+              <w:top w:val="single" w:sz="4" w:space="0" w:color="000000"/>
+              <w:left w:val="single" w:sz="4" w:space="0" w:color="000000"/>
+              <w:bottom w:val="single" w:sz="4" w:space="0" w:color="000000"/>
+            </w:tcBorders>
+            <w:vAlign w:val="bottom"/>
+          </w:tcPr>
+          <w:p>
+            <w:pPr>
+              <w:pStyle w:val="Normal"/>
+              <w:widowControl w:val="false"/>
+              <w:spacing w:lineRule="auto" w:line="180"/>
+              <w:jc w:val="center"/>
+              <w:rPr>
+                <w:sz w:val="16"/>
+                <w:szCs w:val="16"/>
+              </w:rPr>
+            </w:pPr>
+            <w:r>
+              <w:rPr>
+                <w:rFonts w:eastAsia="arial" w:ascii="arial" w:hAnsi="arial"/>
+                <w:color w:val="000000"/>
+                <w:sz w:val="16"/>
+                <w:szCs w:val="16"/>
+              </w:rPr>
+              <w:t>1-Person</w:t>
+            </w:r>
+          </w:p>
+        </w:tc>
+        <w:tc>
+          <w:tcPr>
+            <w:tcW w:w="1029" w:type="dxa"/>
+            <w:tcBorders>
+              <w:top w:val="single" w:sz="4" w:space="0" w:color="000000"/>
+              <w:left w:val="single" w:sz="4" w:space="0" w:color="000000"/>
+              <w:bottom w:val="single" w:sz="4" w:space="0" w:color="000000"/>
+              <w:right w:val="single" w:sz="4" w:space="0" w:color="000000"/>
+            </w:tcBorders>
+            <w:vAlign w:val="bottom"/>
+          </w:tcPr>
+          <w:p>
+            <w:pPr>
+              <w:pStyle w:val="Normal"/>
+              <w:widowControl w:val="false"/>
+              <w:spacing w:lineRule="auto" w:line="180"/>
+              <w:jc w:val="center"/>
+              <w:rPr>
+                <w:sz w:val="16"/>
+                <w:szCs w:val="16"/>
+              </w:rPr>
+            </w:pPr>
+            <w:r>
+              <w:rPr>
+                <w:rFonts w:eastAsia="arial" w:ascii="arial" w:hAnsi="arial"/>
+                <w:color w:val="000000"/>
+                <w:sz w:val="16"/>
+                <w:szCs w:val="16"/>
+              </w:rPr>
+              <w:t>Next</w:t>
+            </w:r>
+          </w:p>
+          <w:p>
+            <w:pPr>
+              <w:pStyle w:val="Normal"/>
+              <w:widowControl w:val="false"/>
+              <w:spacing w:lineRule="auto" w:line="180"/>
+              <w:jc w:val="center"/>
+              <w:rPr>
+                <w:sz w:val="16"/>
+                <w:szCs w:val="16"/>
+              </w:rPr>
+            </w:pPr>
+            <w:r>
+              <w:rPr>
+                <w:rFonts w:eastAsia="arial" w:ascii="arial" w:hAnsi="arial"/>
+                <w:color w:val="000000"/>
+                <w:sz w:val="16"/>
+                <w:szCs w:val="16"/>
+              </w:rPr>
+              <w:t>Cab Cam</w:t>
+            </w:r>
+          </w:p>
+        </w:tc>
+      </w:tr>
+    </w:tbl>
+    <w:p>
+      <w:pPr>
+        <w:pStyle w:val="Normal"/>
+        <w:rPr>
+          <w:rFonts w:ascii="arial" w:hAnsi="arial" w:eastAsia="arial"/>
+          <w:color w:val="000000"/>
+          <w:sz w:val="16"/>
+          <w:szCs w:val="16"/>
+        </w:rPr>
+      </w:pPr>
+      <w:r>
+        <w:rPr>
+          <w:rFonts w:eastAsia="arial" w:ascii="arial" w:hAnsi="arial"/>
+          <w:color w:val="000000"/>
+          <w:sz w:val="16"/>
+          <w:szCs w:val="16"/>
+        </w:rPr>
+      </w:r>
+    </w:p>
+    <w:p>
+      <w:pPr>
+        <w:pStyle w:val="Normal"/>
+        <w:rPr>
+          <w:color w:val="000000"/>
+          <w:sz w:val="16"/>
+          <w:szCs w:val="16"/>
+        </w:rPr>
+      </w:pPr>
+      <w:r>
+        <w:rPr>
+          <w:rFonts w:eastAsia="arial" w:ascii="arial" w:hAnsi="arial"/>
+          <w:color w:val="000000"/>
+          <w:sz w:val="16"/>
+          <w:szCs w:val="16"/>
+        </w:rPr>
+        <w:tab/>
+        <w:t xml:space="preserve">           CTC-5-2</w:t>
+      </w:r>
+    </w:p>
+    <w:tbl>
+      <w:tblPr>
+        <w:tblW w:w="14248" w:type="dxa"/>
+        <w:jc w:val="left"/>
+        <w:tblInd w:w="-5" w:type="dxa"/>
+        <w:tblLayout w:type="fixed"/>
+        <w:tblCellMar>
+          <w:top w:w="0" w:type="dxa"/>
+          <w:left w:w="108" w:type="dxa"/>
+          <w:bottom w:w="0" w:type="dxa"/>
+          <w:right w:w="108" w:type="dxa"/>
+        </w:tblCellMar>
+        <w:tblLook w:firstRow="1" w:noVBand="1" w:lastRow="0" w:firstColumn="1" w:lastColumn="0" w:noHBand="0" w:val="04a0"/>
+      </w:tblPr>
+      <w:tblGrid>
+        <w:gridCol w:w="1017"/>
+        <w:gridCol w:w="1019"/>
+        <w:gridCol w:w="1014"/>
+        <w:gridCol w:w="1016"/>
+        <w:gridCol w:w="1020"/>
+        <w:gridCol w:w="1016"/>
+        <w:gridCol w:w="1016"/>
+        <w:gridCol w:w="1017"/>
+        <w:gridCol w:w="1016"/>
+        <w:gridCol w:w="1020"/>
+        <w:gridCol w:w="1016"/>
+        <w:gridCol w:w="1016"/>
+        <w:gridCol w:w="1016"/>
+        <w:gridCol w:w="1029"/>
+      </w:tblGrid>
+      <w:tr>
+        <w:trPr>
+          <w:trHeight w:val="440" w:hRule="exact"/>
+          <w:cantSplit w:val="true"/>
+        </w:trPr>
+        <w:tc>
+          <w:tcPr>
+            <w:tcW w:w="1017" w:type="dxa"/>
+            <w:tcBorders>
+              <w:top w:val="single" w:sz="4" w:space="0" w:color="000000"/>
+              <w:left w:val="single" w:sz="4" w:space="0" w:color="000000"/>
+              <w:bottom w:val="single" w:sz="4" w:space="0" w:color="000000"/>
+            </w:tcBorders>
+            <w:vAlign w:val="bottom"/>
+          </w:tcPr>
+          <w:p>
+            <w:pPr>
+              <w:pStyle w:val="Normal"/>
+              <w:widowControl w:val="false"/>
+              <w:spacing w:lineRule="auto" w:line="180" w:before="0" w:after="60"/>
+              <w:jc w:val="center"/>
+              <w:rPr>
+                <w:b/>
+                <w:bCs/>
+              </w:rPr>
+            </w:pPr>
+            <w:r>
+              <w:rPr>
+                <w:b/>
+                <w:bCs/>
+                <w:color w:val="000000"/>
+                <w:sz w:val="16"/>
+                <w:szCs w:val="16"/>
+              </w:rPr>
+              <w:t>HUD</w:t>
+            </w:r>
+          </w:p>
+        </w:tc>
+        <w:tc>
+          <w:tcPr>
+            <w:tcW w:w="1019" w:type="dxa"/>
+            <w:tcBorders>
+              <w:top w:val="single" w:sz="4" w:space="0" w:color="000000"/>
+              <w:left w:val="single" w:sz="4" w:space="0" w:color="000000"/>
+              <w:bottom w:val="single" w:sz="4" w:space="0" w:color="000000"/>
+            </w:tcBorders>
+            <w:vAlign w:val="bottom"/>
+          </w:tcPr>
+          <w:p>
+            <w:pPr>
+              <w:pStyle w:val="Normal"/>
+              <w:widowControl w:val="false"/>
+              <w:spacing w:lineRule="auto" w:line="180"/>
+              <w:jc w:val="center"/>
+              <w:rPr>
+                <w:color w:val="000000"/>
+                <w:sz w:val="16"/>
+                <w:szCs w:val="16"/>
+              </w:rPr>
+            </w:pPr>
+            <w:r>
+              <w:rPr>
+                <w:color w:val="000000"/>
+                <w:sz w:val="16"/>
+                <w:szCs w:val="16"/>
+              </w:rPr>
+              <w:t>Schedule</w:t>
+            </w:r>
+          </w:p>
+        </w:tc>
+        <w:tc>
+          <w:tcPr>
+            <w:tcW w:w="1014" w:type="dxa"/>
+            <w:tcBorders>
+              <w:top w:val="single" w:sz="4" w:space="0" w:color="000000"/>
+              <w:left w:val="single" w:sz="4" w:space="0" w:color="000000"/>
+              <w:bottom w:val="single" w:sz="4" w:space="0" w:color="000000"/>
+            </w:tcBorders>
+            <w:vAlign w:val="bottom"/>
+          </w:tcPr>
+          <w:p>
+            <w:pPr>
+              <w:pStyle w:val="Normal"/>
+              <w:widowControl w:val="false"/>
+              <w:spacing w:lineRule="auto" w:line="180"/>
+              <w:jc w:val="center"/>
+              <w:rPr>
+                <w:color w:val="000000"/>
+                <w:sz w:val="16"/>
+                <w:szCs w:val="16"/>
+              </w:rPr>
+            </w:pPr>
+            <w:r>
+              <w:rPr>
+                <w:rFonts w:eastAsia="arial" w:ascii="arial" w:hAnsi="arial"/>
+                <w:color w:val="000000"/>
+                <w:sz w:val="16"/>
+                <w:szCs w:val="16"/>
+              </w:rPr>
+              <w:t>Engine Stop</w:t>
+            </w:r>
+          </w:p>
+        </w:tc>
+        <w:tc>
+          <w:tcPr>
+            <w:tcW w:w="1016" w:type="dxa"/>
+            <w:tcBorders>
+              <w:top w:val="single" w:sz="4" w:space="0" w:color="000000"/>
+              <w:left w:val="single" w:sz="4" w:space="0" w:color="000000"/>
+              <w:bottom w:val="single" w:sz="4" w:space="0" w:color="000000"/>
+            </w:tcBorders>
+            <w:vAlign w:val="bottom"/>
+          </w:tcPr>
+          <w:p>
+            <w:pPr>
+              <w:pStyle w:val="Normal"/>
+              <w:widowControl w:val="false"/>
+              <w:spacing w:lineRule="auto" w:line="180"/>
+              <w:jc w:val="center"/>
+              <w:rPr>
+                <w:color w:val="000000"/>
+                <w:sz w:val="16"/>
+                <w:szCs w:val="16"/>
+              </w:rPr>
+            </w:pPr>
+            <w:r>
+              <w:rPr>
+                <w:color w:val="000000"/>
+                <w:sz w:val="16"/>
+                <w:szCs w:val="16"/>
+              </w:rPr>
+              <w:t>Alerter</w:t>
+            </w:r>
+          </w:p>
+        </w:tc>
+        <w:tc>
+          <w:tcPr>
+            <w:tcW w:w="1020" w:type="dxa"/>
+            <w:tcBorders>
+              <w:top w:val="single" w:sz="4" w:space="0" w:color="000000"/>
+              <w:left w:val="single" w:sz="4" w:space="0" w:color="000000"/>
+              <w:bottom w:val="single" w:sz="4" w:space="0" w:color="000000"/>
+            </w:tcBorders>
+            <w:vAlign w:val="bottom"/>
+          </w:tcPr>
+          <w:p>
+            <w:pPr>
+              <w:pStyle w:val="Normal"/>
+              <w:widowControl w:val="false"/>
+              <w:spacing w:lineRule="auto" w:line="180"/>
+              <w:jc w:val="center"/>
+              <w:rPr>
+                <w:color w:val="000000"/>
+                <w:sz w:val="16"/>
+                <w:szCs w:val="16"/>
+              </w:rPr>
+            </w:pPr>
+            <w:r>
+              <w:rPr>
+                <w:color w:val="000000"/>
+                <w:sz w:val="16"/>
+                <w:szCs w:val="16"/>
+              </w:rPr>
+            </w:r>
+          </w:p>
+        </w:tc>
+        <w:tc>
+          <w:tcPr>
+            <w:tcW w:w="1016" w:type="dxa"/>
+            <w:tcBorders>
+              <w:top w:val="single" w:sz="4" w:space="0" w:color="000000"/>
+              <w:left w:val="single" w:sz="4" w:space="0" w:color="000000"/>
+              <w:bottom w:val="single" w:sz="4" w:space="0" w:color="000000"/>
+            </w:tcBorders>
+            <w:vAlign w:val="bottom"/>
+          </w:tcPr>
+          <w:p>
+            <w:pPr>
+              <w:pStyle w:val="Normal"/>
+              <w:widowControl w:val="false"/>
+              <w:jc w:val="center"/>
+              <w:rPr>
+                <w:color w:val="000000"/>
+                <w:sz w:val="16"/>
+                <w:szCs w:val="16"/>
+              </w:rPr>
+            </w:pPr>
+            <w:r>
+              <w:rPr>
+                <w:color w:val="000000"/>
+                <w:sz w:val="16"/>
+                <w:szCs w:val="16"/>
+              </w:rPr>
+              <w:t>Brake</w:t>
+            </w:r>
+          </w:p>
+          <w:p>
+            <w:pPr>
+              <w:pStyle w:val="Normal"/>
+              <w:widowControl w:val="false"/>
+              <w:jc w:val="center"/>
+              <w:rPr>
+                <w:color w:val="000000"/>
+                <w:sz w:val="16"/>
+                <w:szCs w:val="16"/>
+              </w:rPr>
+            </w:pPr>
+            <w:r>
+              <w:rPr>
+                <w:color w:val="000000"/>
+                <w:sz w:val="16"/>
+                <w:szCs w:val="16"/>
+              </w:rPr>
+              <w:t>Cut-Out</w:t>
+            </w:r>
+          </w:p>
+        </w:tc>
+        <w:tc>
+          <w:tcPr>
+            <w:tcW w:w="1016" w:type="dxa"/>
+            <w:tcBorders>
+              <w:top w:val="single" w:sz="4" w:space="0" w:color="000000"/>
+              <w:left w:val="single" w:sz="4" w:space="0" w:color="000000"/>
+              <w:bottom w:val="single" w:sz="4" w:space="0" w:color="000000"/>
+            </w:tcBorders>
+            <w:vAlign w:val="bottom"/>
+          </w:tcPr>
+          <w:p>
+            <w:pPr>
+              <w:pStyle w:val="Normal"/>
+              <w:widowControl w:val="false"/>
+              <w:jc w:val="center"/>
+              <w:rPr>
+                <w:color w:val="000000"/>
+                <w:sz w:val="16"/>
+                <w:szCs w:val="16"/>
+              </w:rPr>
+            </w:pPr>
+            <w:r>
+              <w:rPr>
+                <w:rFonts w:eastAsia="arial" w:ascii="arial" w:hAnsi="arial"/>
+                <w:color w:val="000000"/>
+                <w:sz w:val="16"/>
+                <w:szCs w:val="16"/>
+              </w:rPr>
+              <w:t>Dim</w:t>
+            </w:r>
+          </w:p>
+        </w:tc>
+        <w:tc>
+          <w:tcPr>
+            <w:tcW w:w="1017" w:type="dxa"/>
+            <w:tcBorders>
+              <w:top w:val="single" w:sz="4" w:space="0" w:color="000000"/>
+              <w:left w:val="single" w:sz="4" w:space="0" w:color="000000"/>
+              <w:bottom w:val="single" w:sz="4" w:space="0" w:color="000000"/>
+            </w:tcBorders>
+            <w:vAlign w:val="bottom"/>
+          </w:tcPr>
+          <w:p>
+            <w:pPr>
+              <w:pStyle w:val="Normal"/>
+              <w:widowControl w:val="false"/>
+              <w:jc w:val="center"/>
+              <w:rPr>
+                <w:color w:val="000000"/>
+                <w:sz w:val="16"/>
+                <w:szCs w:val="16"/>
+              </w:rPr>
+            </w:pPr>
+            <w:r>
+              <w:rPr>
+                <w:color w:val="000000"/>
+                <w:sz w:val="16"/>
+                <w:szCs w:val="16"/>
+              </w:rPr>
+            </w:r>
+          </w:p>
+        </w:tc>
+        <w:tc>
+          <w:tcPr>
+            <w:tcW w:w="1016" w:type="dxa"/>
+            <w:tcBorders>
+              <w:top w:val="single" w:sz="4" w:space="0" w:color="000000"/>
+              <w:left w:val="single" w:sz="4" w:space="0" w:color="000000"/>
+              <w:bottom w:val="single" w:sz="4" w:space="0" w:color="000000"/>
+            </w:tcBorders>
+            <w:vAlign w:val="bottom"/>
+          </w:tcPr>
+          <w:p>
+            <w:pPr>
+              <w:pStyle w:val="Normal"/>
+              <w:widowControl w:val="false"/>
+              <w:jc w:val="center"/>
+              <w:rPr>
+                <w:sz w:val="16"/>
+                <w:szCs w:val="16"/>
+              </w:rPr>
+            </w:pPr>
+            <w:r>
+              <w:rPr>
+                <w:sz w:val="16"/>
+                <w:szCs w:val="16"/>
+              </w:rPr>
+            </w:r>
+          </w:p>
+        </w:tc>
+        <w:tc>
+          <w:tcPr>
+            <w:tcW w:w="1020" w:type="dxa"/>
+            <w:tcBorders>
+              <w:top w:val="single" w:sz="4" w:space="0" w:color="000000"/>
+              <w:left w:val="single" w:sz="4" w:space="0" w:color="000000"/>
+              <w:bottom w:val="single" w:sz="4" w:space="0" w:color="000000"/>
+            </w:tcBorders>
+            <w:vAlign w:val="bottom"/>
+          </w:tcPr>
+          <w:p>
+            <w:pPr>
+              <w:pStyle w:val="Normal"/>
+              <w:widowControl w:val="false"/>
+              <w:jc w:val="center"/>
+              <w:rPr>
+                <w:color w:val="000000"/>
+                <w:sz w:val="16"/>
+                <w:szCs w:val="16"/>
+              </w:rPr>
+            </w:pPr>
+            <w:r>
+              <w:rPr>
+                <w:color w:val="000000"/>
+                <w:sz w:val="16"/>
+                <w:szCs w:val="16"/>
+              </w:rPr>
+            </w:r>
+          </w:p>
+        </w:tc>
+        <w:tc>
+          <w:tcPr>
+            <w:tcW w:w="1016" w:type="dxa"/>
+            <w:tcBorders>
+              <w:top w:val="single" w:sz="4" w:space="0" w:color="000000"/>
+              <w:left w:val="single" w:sz="4" w:space="0" w:color="000000"/>
+              <w:bottom w:val="single" w:sz="4" w:space="0" w:color="000000"/>
+            </w:tcBorders>
+            <w:vAlign w:val="bottom"/>
+          </w:tcPr>
+          <w:p>
+            <w:pPr>
+              <w:pStyle w:val="Normal"/>
+              <w:widowControl w:val="false"/>
+              <w:spacing w:lineRule="auto" w:line="180"/>
+              <w:jc w:val="center"/>
+              <w:rPr>
+                <w:sz w:val="16"/>
+                <w:szCs w:val="16"/>
+              </w:rPr>
+            </w:pPr>
+            <w:r>
+              <w:rPr>
+                <w:sz w:val="16"/>
+                <w:szCs w:val="16"/>
+              </w:rPr>
+            </w:r>
+          </w:p>
+        </w:tc>
+        <w:tc>
+          <w:tcPr>
+            <w:tcW w:w="1016" w:type="dxa"/>
+            <w:tcBorders>
+              <w:top w:val="single" w:sz="4" w:space="0" w:color="000000"/>
+              <w:left w:val="single" w:sz="4" w:space="0" w:color="000000"/>
+              <w:bottom w:val="single" w:sz="4" w:space="0" w:color="000000"/>
+            </w:tcBorders>
+            <w:vAlign w:val="bottom"/>
+          </w:tcPr>
+          <w:p>
+            <w:pPr>
+              <w:pStyle w:val="Normal"/>
+              <w:widowControl w:val="false"/>
+              <w:spacing w:lineRule="auto" w:line="180"/>
+              <w:jc w:val="center"/>
+              <w:rPr>
+                <w:sz w:val="16"/>
+                <w:szCs w:val="16"/>
+              </w:rPr>
+            </w:pPr>
+            <w:r>
+              <w:rPr>
+                <w:sz w:val="16"/>
+                <w:szCs w:val="16"/>
+              </w:rPr>
+              <w:t>Number Light</w:t>
+            </w:r>
+          </w:p>
+        </w:tc>
+        <w:tc>
+          <w:tcPr>
+            <w:tcW w:w="1016" w:type="dxa"/>
+            <w:tcBorders>
+              <w:top w:val="single" w:sz="4" w:space="0" w:color="000000"/>
+              <w:left w:val="single" w:sz="4" w:space="0" w:color="000000"/>
+              <w:bottom w:val="single" w:sz="4" w:space="0" w:color="000000"/>
+            </w:tcBorders>
+            <w:vAlign w:val="bottom"/>
+          </w:tcPr>
+          <w:p>
+            <w:pPr>
+              <w:pStyle w:val="Normal"/>
+              <w:widowControl w:val="false"/>
+              <w:spacing w:lineRule="auto" w:line="180"/>
+              <w:jc w:val="center"/>
+              <w:rPr>
+                <w:sz w:val="16"/>
+                <w:szCs w:val="16"/>
+              </w:rPr>
+            </w:pPr>
+            <w:r>
+              <w:rPr>
+                <w:rFonts w:eastAsia="arial" w:ascii="arial" w:hAnsi="arial"/>
+                <w:color w:val="000000"/>
+                <w:sz w:val="16"/>
+                <w:szCs w:val="16"/>
+              </w:rPr>
+              <w:t>Exterior</w:t>
+            </w:r>
+          </w:p>
+          <w:p>
+            <w:pPr>
+              <w:pStyle w:val="Normal"/>
+              <w:widowControl w:val="false"/>
+              <w:spacing w:lineRule="auto" w:line="180"/>
+              <w:jc w:val="center"/>
+              <w:rPr>
+                <w:sz w:val="16"/>
+                <w:szCs w:val="16"/>
+              </w:rPr>
+            </w:pPr>
+            <w:r>
+              <w:rPr>
+                <w:rFonts w:eastAsia="arial" w:ascii="arial" w:hAnsi="arial"/>
+                <w:color w:val="000000"/>
+                <w:sz w:val="16"/>
+                <w:szCs w:val="16"/>
+              </w:rPr>
+              <w:t>Camera</w:t>
+            </w:r>
+          </w:p>
+        </w:tc>
+        <w:tc>
+          <w:tcPr>
+            <w:tcW w:w="1029" w:type="dxa"/>
+            <w:tcBorders>
+              <w:top w:val="single" w:sz="4" w:space="0" w:color="000000"/>
+              <w:left w:val="single" w:sz="4" w:space="0" w:color="000000"/>
+              <w:bottom w:val="single" w:sz="4" w:space="0" w:color="000000"/>
+              <w:right w:val="single" w:sz="4" w:space="0" w:color="000000"/>
+            </w:tcBorders>
+            <w:vAlign w:val="bottom"/>
+          </w:tcPr>
+          <w:p>
+            <w:pPr>
+              <w:pStyle w:val="Normal"/>
+              <w:widowControl w:val="false"/>
+              <w:spacing w:lineRule="auto" w:line="180"/>
+              <w:jc w:val="center"/>
+              <w:rPr>
+                <w:sz w:val="16"/>
+                <w:szCs w:val="16"/>
+              </w:rPr>
+            </w:pPr>
+            <w:r>
+              <w:rPr>
+                <w:rFonts w:eastAsia="arial" w:ascii="arial" w:hAnsi="arial"/>
+                <w:color w:val="000000"/>
+                <w:sz w:val="16"/>
+                <w:szCs w:val="16"/>
+              </w:rPr>
+              <w:t>Prev</w:t>
+            </w:r>
+          </w:p>
+          <w:p>
+            <w:pPr>
+              <w:pStyle w:val="Normal"/>
+              <w:widowControl w:val="false"/>
+              <w:spacing w:lineRule="auto" w:line="180"/>
+              <w:jc w:val="center"/>
+              <w:rPr>
+                <w:sz w:val="16"/>
+                <w:szCs w:val="16"/>
+              </w:rPr>
+            </w:pPr>
+            <w:r>
+              <w:rPr>
+                <w:rFonts w:eastAsia="arial" w:ascii="arial" w:hAnsi="arial"/>
+                <w:color w:val="000000"/>
+                <w:sz w:val="16"/>
+                <w:szCs w:val="16"/>
+              </w:rPr>
+              <w:t>Cab Cam</w:t>
+            </w:r>
+          </w:p>
+        </w:tc>
+      </w:tr>
+    </w:tbl>
+    <w:p>
+      <w:pPr>
+        <w:pStyle w:val="Normal"/>
+        <w:rPr>
+          <w:rFonts w:ascii="arial" w:hAnsi="arial" w:eastAsia="arial"/>
+          <w:color w:val="000000"/>
+          <w:sz w:val="16"/>
+          <w:szCs w:val="16"/>
+        </w:rPr>
+      </w:pPr>
+      <w:r>
+        <w:rPr>
+          <w:rFonts w:eastAsia="arial" w:ascii="arial" w:hAnsi="arial"/>
+          <w:color w:val="000000"/>
+          <w:sz w:val="16"/>
+          <w:szCs w:val="16"/>
+        </w:rPr>
+      </w:r>
+    </w:p>
+    <w:p>
+      <w:pPr>
+        <w:pStyle w:val="Normal"/>
+        <w:rPr>
+          <w:color w:val="000000"/>
+          <w:sz w:val="16"/>
+          <w:szCs w:val="16"/>
+        </w:rPr>
+      </w:pPr>
+      <w:r>
+        <w:rPr>
+          <w:color w:val="000000"/>
+          <w:sz w:val="16"/>
+          <w:szCs w:val="16"/>
+        </w:rPr>
+        <w:tab/>
+        <w:t xml:space="preserve">       </w:t>
+      </w:r>
+      <w:r>
+        <w:rPr>
+          <w:rFonts w:eastAsia="arial" w:ascii="arial" w:hAnsi="arial"/>
+          <w:color w:val="000000"/>
+          <w:sz w:val="16"/>
+          <w:szCs w:val="16"/>
+        </w:rPr>
+        <w:t xml:space="preserve">    ACS-64-1</w:t>
+      </w:r>
+    </w:p>
+    <w:tbl>
+      <w:tblPr>
+        <w:tblW w:w="14248" w:type="dxa"/>
+        <w:jc w:val="left"/>
+        <w:tblInd w:w="-5" w:type="dxa"/>
+        <w:tblLayout w:type="fixed"/>
+        <w:tblCellMar>
+          <w:top w:w="0" w:type="dxa"/>
+          <w:left w:w="108" w:type="dxa"/>
+          <w:bottom w:w="0" w:type="dxa"/>
+          <w:right w:w="108" w:type="dxa"/>
+        </w:tblCellMar>
+        <w:tblLook w:firstRow="1" w:noVBand="1" w:lastRow="0" w:firstColumn="1" w:lastColumn="0" w:noHBand="0" w:val="04a0"/>
+      </w:tblPr>
+      <w:tblGrid>
+        <w:gridCol w:w="1017"/>
+        <w:gridCol w:w="1019"/>
+        <w:gridCol w:w="1014"/>
+        <w:gridCol w:w="1016"/>
+        <w:gridCol w:w="1020"/>
+        <w:gridCol w:w="1016"/>
+        <w:gridCol w:w="1016"/>
+        <w:gridCol w:w="1017"/>
+        <w:gridCol w:w="1016"/>
+        <w:gridCol w:w="1020"/>
+        <w:gridCol w:w="1016"/>
+        <w:gridCol w:w="1016"/>
+        <w:gridCol w:w="1016"/>
+        <w:gridCol w:w="1029"/>
+      </w:tblGrid>
+      <w:tr>
+        <w:trPr>
+          <w:trHeight w:val="440" w:hRule="exact"/>
+          <w:cantSplit w:val="true"/>
+        </w:trPr>
+        <w:tc>
+          <w:tcPr>
+            <w:tcW w:w="1017" w:type="dxa"/>
+            <w:tcBorders>
+              <w:top w:val="single" w:sz="4" w:space="0" w:color="000000"/>
+              <w:left w:val="single" w:sz="4" w:space="0" w:color="000000"/>
+              <w:bottom w:val="single" w:sz="4" w:space="0" w:color="000000"/>
+            </w:tcBorders>
+            <w:vAlign w:val="bottom"/>
+          </w:tcPr>
+          <w:p>
+            <w:pPr>
+              <w:pStyle w:val="Normal"/>
+              <w:widowControl w:val="false"/>
+              <w:spacing w:lineRule="auto" w:line="180" w:before="0" w:after="60"/>
+              <w:jc w:val="center"/>
+              <w:rPr>
+                <w:color w:val="000000"/>
+                <w:sz w:val="16"/>
+                <w:szCs w:val="16"/>
+              </w:rPr>
+            </w:pPr>
+            <w:r>
+              <w:rPr>
+                <w:rFonts w:eastAsia="arial" w:ascii="arial" w:hAnsi="arial"/>
+                <w:b/>
+                <w:color w:val="000000"/>
+                <w:sz w:val="16"/>
+                <w:szCs w:val="16"/>
+              </w:rPr>
+              <w:t>Pause</w:t>
+            </w:r>
+          </w:p>
+        </w:tc>
+        <w:tc>
+          <w:tcPr>
+            <w:tcW w:w="1019" w:type="dxa"/>
+            <w:tcBorders>
+              <w:top w:val="single" w:sz="4" w:space="0" w:color="000000"/>
+              <w:left w:val="single" w:sz="4" w:space="0" w:color="000000"/>
+              <w:bottom w:val="single" w:sz="4" w:space="0" w:color="000000"/>
+            </w:tcBorders>
+            <w:vAlign w:val="bottom"/>
+          </w:tcPr>
+          <w:p>
+            <w:pPr>
+              <w:pStyle w:val="Normal"/>
+              <w:widowControl w:val="false"/>
+              <w:spacing w:lineRule="auto" w:line="180"/>
+              <w:jc w:val="center"/>
+              <w:rPr>
+                <w:color w:val="000000"/>
+                <w:sz w:val="16"/>
+                <w:szCs w:val="16"/>
+              </w:rPr>
+            </w:pPr>
+            <w:r>
+              <w:rPr>
+                <w:color w:val="000000"/>
+                <w:sz w:val="16"/>
+                <w:szCs w:val="16"/>
+              </w:rPr>
+              <w:t>Reverser Handle</w:t>
+            </w:r>
+          </w:p>
+        </w:tc>
+        <w:tc>
+          <w:tcPr>
+            <w:tcW w:w="1014" w:type="dxa"/>
+            <w:tcBorders>
+              <w:top w:val="single" w:sz="4" w:space="0" w:color="000000"/>
+              <w:left w:val="single" w:sz="4" w:space="0" w:color="000000"/>
+              <w:bottom w:val="single" w:sz="4" w:space="0" w:color="000000"/>
+            </w:tcBorders>
+            <w:vAlign w:val="bottom"/>
+          </w:tcPr>
+          <w:p>
+            <w:pPr>
+              <w:pStyle w:val="Normal"/>
+              <w:widowControl w:val="false"/>
+              <w:jc w:val="center"/>
+              <w:rPr>
+                <w:rFonts w:ascii="arial" w:hAnsi="arial" w:eastAsia="arial"/>
+                <w:color w:val="000000"/>
+                <w:sz w:val="16"/>
+                <w:szCs w:val="16"/>
+              </w:rPr>
+            </w:pPr>
+            <w:r>
+              <w:rPr>
+                <w:rFonts w:eastAsia="arial" w:ascii="arial" w:hAnsi="arial"/>
+                <w:color w:val="000000"/>
+                <w:sz w:val="16"/>
+                <w:szCs w:val="16"/>
+              </w:rPr>
+              <w:t>MCB Close</w:t>
+            </w:r>
+          </w:p>
+        </w:tc>
+        <w:tc>
+          <w:tcPr>
+            <w:tcW w:w="1016" w:type="dxa"/>
+            <w:tcBorders>
+              <w:top w:val="single" w:sz="4" w:space="0" w:color="000000"/>
+              <w:left w:val="single" w:sz="4" w:space="0" w:color="000000"/>
+              <w:bottom w:val="single" w:sz="4" w:space="0" w:color="000000"/>
+            </w:tcBorders>
+            <w:vAlign w:val="bottom"/>
+          </w:tcPr>
+          <w:p>
+            <w:pPr>
+              <w:pStyle w:val="Normal"/>
+              <w:widowControl w:val="false"/>
+              <w:spacing w:lineRule="auto" w:line="180"/>
+              <w:jc w:val="center"/>
+              <w:rPr>
+                <w:color w:val="000000"/>
+                <w:sz w:val="16"/>
+                <w:szCs w:val="16"/>
+              </w:rPr>
+            </w:pPr>
+            <w:r>
+              <w:rPr>
+                <w:color w:val="000000"/>
+                <w:sz w:val="16"/>
+                <w:szCs w:val="16"/>
+              </w:rPr>
+              <w:t>ATC/ACSES</w:t>
+            </w:r>
+          </w:p>
+        </w:tc>
+        <w:tc>
+          <w:tcPr>
+            <w:tcW w:w="1020" w:type="dxa"/>
+            <w:tcBorders>
+              <w:top w:val="single" w:sz="4" w:space="0" w:color="000000"/>
+              <w:left w:val="single" w:sz="4" w:space="0" w:color="000000"/>
+              <w:bottom w:val="single" w:sz="4" w:space="0" w:color="000000"/>
+            </w:tcBorders>
+            <w:vAlign w:val="bottom"/>
+          </w:tcPr>
+          <w:p>
+            <w:pPr>
+              <w:pStyle w:val="Normal"/>
+              <w:widowControl w:val="false"/>
+              <w:spacing w:lineRule="auto" w:line="180"/>
+              <w:jc w:val="center"/>
+              <w:rPr>
+                <w:color w:val="000000"/>
+                <w:sz w:val="16"/>
+                <w:szCs w:val="16"/>
+              </w:rPr>
+            </w:pPr>
+            <w:r>
+              <w:rPr>
+                <w:color w:val="000000"/>
+                <w:sz w:val="16"/>
+                <w:szCs w:val="16"/>
+              </w:rPr>
+              <w:t>Panto. Raise</w:t>
+            </w:r>
+          </w:p>
+        </w:tc>
+        <w:tc>
+          <w:tcPr>
+            <w:tcW w:w="1016" w:type="dxa"/>
+            <w:tcBorders>
+              <w:top w:val="single" w:sz="4" w:space="0" w:color="000000"/>
+              <w:left w:val="single" w:sz="4" w:space="0" w:color="000000"/>
+              <w:bottom w:val="single" w:sz="4" w:space="0" w:color="000000"/>
+            </w:tcBorders>
+            <w:vAlign w:val="bottom"/>
+          </w:tcPr>
+          <w:p>
+            <w:pPr>
+              <w:pStyle w:val="Normal"/>
+              <w:widowControl w:val="false"/>
+              <w:spacing w:lineRule="auto" w:line="180"/>
+              <w:jc w:val="center"/>
+              <w:rPr>
+                <w:color w:val="000000"/>
+                <w:sz w:val="16"/>
+                <w:szCs w:val="16"/>
+              </w:rPr>
+            </w:pPr>
+            <w:r>
+              <w:rPr>
+                <w:rFonts w:eastAsia="arial" w:ascii="arial" w:hAnsi="arial"/>
+                <w:color w:val="000000"/>
+                <w:sz w:val="16"/>
+                <w:szCs w:val="16"/>
+              </w:rPr>
+              <w:t>HEP Start</w:t>
+            </w:r>
+          </w:p>
+        </w:tc>
+        <w:tc>
+          <w:tcPr>
+            <w:tcW w:w="1016" w:type="dxa"/>
+            <w:tcBorders>
+              <w:top w:val="single" w:sz="4" w:space="0" w:color="000000"/>
+              <w:left w:val="single" w:sz="4" w:space="0" w:color="000000"/>
+              <w:bottom w:val="single" w:sz="4" w:space="0" w:color="000000"/>
+            </w:tcBorders>
+            <w:vAlign w:val="bottom"/>
+          </w:tcPr>
+          <w:p>
+            <w:pPr>
+              <w:pStyle w:val="Normal"/>
+              <w:widowControl w:val="false"/>
+              <w:jc w:val="center"/>
+              <w:rPr>
+                <w:color w:val="000000"/>
+                <w:sz w:val="16"/>
+                <w:szCs w:val="16"/>
+              </w:rPr>
+            </w:pPr>
+            <w:r>
+              <w:rPr>
+                <w:color w:val="000000"/>
+                <w:sz w:val="16"/>
+                <w:szCs w:val="16"/>
+              </w:rPr>
+              <w:t>Brake Lead</w:t>
+            </w:r>
+          </w:p>
+        </w:tc>
+        <w:tc>
+          <w:tcPr>
+            <w:tcW w:w="1017" w:type="dxa"/>
+            <w:tcBorders>
+              <w:top w:val="single" w:sz="4" w:space="0" w:color="000000"/>
+              <w:left w:val="single" w:sz="4" w:space="0" w:color="000000"/>
+              <w:bottom w:val="single" w:sz="4" w:space="0" w:color="000000"/>
+            </w:tcBorders>
+            <w:vAlign w:val="bottom"/>
+          </w:tcPr>
+          <w:p>
+            <w:pPr>
+              <w:pStyle w:val="Normal"/>
+              <w:widowControl w:val="false"/>
+              <w:jc w:val="center"/>
+              <w:rPr>
+                <w:color w:val="000000"/>
+                <w:sz w:val="16"/>
+                <w:szCs w:val="16"/>
+              </w:rPr>
+            </w:pPr>
+            <w:r>
+              <w:rPr>
+                <w:rFonts w:eastAsia="arial" w:ascii="arial" w:hAnsi="arial"/>
+                <w:color w:val="000000"/>
+                <w:sz w:val="16"/>
+                <w:szCs w:val="16"/>
+              </w:rPr>
+              <w:t>EQ Reg.</w:t>
+            </w:r>
+          </w:p>
+          <w:p>
+            <w:pPr>
+              <w:pStyle w:val="Normal"/>
+              <w:widowControl w:val="false"/>
+              <w:jc w:val="center"/>
+              <w:rPr>
+                <w:color w:val="000000"/>
+                <w:sz w:val="16"/>
+                <w:szCs w:val="16"/>
+              </w:rPr>
+            </w:pPr>
+            <w:r>
+              <w:rPr>
+                <w:rFonts w:eastAsia="arial" w:ascii="arial" w:hAnsi="arial"/>
+                <w:color w:val="000000"/>
+                <w:sz w:val="16"/>
+                <w:szCs w:val="16"/>
+              </w:rPr>
+              <w:t>Increase</w:t>
+            </w:r>
+          </w:p>
+        </w:tc>
+        <w:tc>
+          <w:tcPr>
+            <w:tcW w:w="1016" w:type="dxa"/>
+            <w:tcBorders>
+              <w:top w:val="single" w:sz="4" w:space="0" w:color="000000"/>
+              <w:left w:val="single" w:sz="4" w:space="0" w:color="000000"/>
+              <w:bottom w:val="single" w:sz="4" w:space="0" w:color="000000"/>
+            </w:tcBorders>
+            <w:vAlign w:val="bottom"/>
+          </w:tcPr>
+          <w:p>
+            <w:pPr>
+              <w:pStyle w:val="Normal"/>
+              <w:widowControl w:val="false"/>
+              <w:jc w:val="center"/>
+              <w:rPr>
+                <w:sz w:val="16"/>
+                <w:szCs w:val="16"/>
+              </w:rPr>
+            </w:pPr>
+            <w:r>
+              <w:rPr>
+                <w:sz w:val="16"/>
+                <w:szCs w:val="16"/>
+              </w:rPr>
+              <w:t>Rear HL Up</w:t>
+            </w:r>
+          </w:p>
+        </w:tc>
+        <w:tc>
+          <w:tcPr>
+            <w:tcW w:w="1020" w:type="dxa"/>
+            <w:tcBorders>
+              <w:top w:val="single" w:sz="4" w:space="0" w:color="000000"/>
+              <w:left w:val="single" w:sz="4" w:space="0" w:color="000000"/>
+              <w:bottom w:val="single" w:sz="4" w:space="0" w:color="000000"/>
+            </w:tcBorders>
+            <w:vAlign w:val="bottom"/>
+          </w:tcPr>
+          <w:p>
+            <w:pPr>
+              <w:pStyle w:val="Normal"/>
+              <w:widowControl w:val="false"/>
+              <w:jc w:val="center"/>
+              <w:rPr>
+                <w:color w:val="000000"/>
+                <w:sz w:val="16"/>
+                <w:szCs w:val="16"/>
+              </w:rPr>
+            </w:pPr>
+            <w:r>
+              <w:rPr>
+                <w:rFonts w:eastAsia="arial" w:ascii="arial" w:hAnsi="arial"/>
+                <w:color w:val="000000"/>
+                <w:sz w:val="16"/>
+                <w:szCs w:val="16"/>
+              </w:rPr>
+              <w:t>Ditch Light On</w:t>
+            </w:r>
+          </w:p>
+        </w:tc>
+        <w:tc>
+          <w:tcPr>
+            <w:tcW w:w="1016" w:type="dxa"/>
+            <w:tcBorders>
+              <w:top w:val="single" w:sz="4" w:space="0" w:color="000000"/>
+              <w:left w:val="single" w:sz="4" w:space="0" w:color="000000"/>
+              <w:bottom w:val="single" w:sz="4" w:space="0" w:color="000000"/>
+            </w:tcBorders>
+            <w:vAlign w:val="bottom"/>
+          </w:tcPr>
+          <w:p>
+            <w:pPr>
+              <w:pStyle w:val="Normal"/>
+              <w:widowControl w:val="false"/>
+              <w:spacing w:lineRule="auto" w:line="180"/>
+              <w:jc w:val="center"/>
+              <w:rPr>
+                <w:sz w:val="16"/>
+                <w:szCs w:val="16"/>
+              </w:rPr>
+            </w:pPr>
+            <w:r>
+              <w:rPr>
+                <w:rFonts w:eastAsia="arial" w:ascii="arial" w:hAnsi="arial"/>
+                <w:color w:val="000000"/>
+                <w:sz w:val="16"/>
+                <w:szCs w:val="16"/>
+              </w:rPr>
+              <w:t>Desk Light On</w:t>
+            </w:r>
+          </w:p>
+        </w:tc>
+        <w:tc>
+          <w:tcPr>
+            <w:tcW w:w="1016" w:type="dxa"/>
+            <w:tcBorders>
+              <w:top w:val="single" w:sz="4" w:space="0" w:color="000000"/>
+              <w:left w:val="single" w:sz="4" w:space="0" w:color="000000"/>
+              <w:bottom w:val="single" w:sz="4" w:space="0" w:color="000000"/>
+            </w:tcBorders>
+            <w:vAlign w:val="bottom"/>
+          </w:tcPr>
+          <w:p>
+            <w:pPr>
+              <w:pStyle w:val="Normal"/>
+              <w:widowControl w:val="false"/>
+              <w:spacing w:lineRule="auto" w:line="180"/>
+              <w:jc w:val="center"/>
+              <w:rPr>
+                <w:sz w:val="16"/>
+                <w:szCs w:val="16"/>
+              </w:rPr>
+            </w:pPr>
+            <w:r>
+              <w:rPr>
+                <w:sz w:val="16"/>
+                <w:szCs w:val="16"/>
+              </w:rPr>
+              <w:t>Cab Light</w:t>
+            </w:r>
+          </w:p>
+        </w:tc>
+        <w:tc>
+          <w:tcPr>
+            <w:tcW w:w="1016" w:type="dxa"/>
+            <w:tcBorders>
+              <w:top w:val="single" w:sz="4" w:space="0" w:color="000000"/>
+              <w:left w:val="single" w:sz="4" w:space="0" w:color="000000"/>
+              <w:bottom w:val="single" w:sz="4" w:space="0" w:color="000000"/>
+            </w:tcBorders>
+            <w:vAlign w:val="bottom"/>
+          </w:tcPr>
+          <w:p>
+            <w:pPr>
+              <w:pStyle w:val="Normal"/>
+              <w:widowControl w:val="false"/>
+              <w:spacing w:lineRule="auto" w:line="180"/>
+              <w:jc w:val="center"/>
+              <w:rPr>
+                <w:sz w:val="16"/>
+                <w:szCs w:val="16"/>
+              </w:rPr>
+            </w:pPr>
+            <w:r>
+              <w:rPr>
+                <w:rFonts w:eastAsia="arial" w:ascii="arial" w:hAnsi="arial"/>
+                <w:color w:val="000000"/>
+                <w:sz w:val="16"/>
+                <w:szCs w:val="16"/>
+              </w:rPr>
+              <w:t>1-Person</w:t>
+            </w:r>
+          </w:p>
+        </w:tc>
+        <w:tc>
+          <w:tcPr>
+            <w:tcW w:w="1029" w:type="dxa"/>
+            <w:tcBorders>
+              <w:top w:val="single" w:sz="4" w:space="0" w:color="000000"/>
+              <w:left w:val="single" w:sz="4" w:space="0" w:color="000000"/>
+              <w:bottom w:val="single" w:sz="4" w:space="0" w:color="000000"/>
+              <w:right w:val="single" w:sz="4" w:space="0" w:color="000000"/>
+            </w:tcBorders>
+            <w:vAlign w:val="bottom"/>
+          </w:tcPr>
+          <w:p>
+            <w:pPr>
+              <w:pStyle w:val="Normal"/>
+              <w:widowControl w:val="false"/>
+              <w:spacing w:lineRule="auto" w:line="180"/>
+              <w:jc w:val="center"/>
+              <w:rPr>
+                <w:sz w:val="16"/>
+                <w:szCs w:val="16"/>
+              </w:rPr>
+            </w:pPr>
+            <w:r>
+              <w:rPr>
+                <w:rFonts w:eastAsia="arial" w:ascii="arial" w:hAnsi="arial"/>
+                <w:color w:val="000000"/>
+                <w:sz w:val="16"/>
+                <w:szCs w:val="16"/>
+              </w:rPr>
+              <w:t>Next</w:t>
+            </w:r>
+          </w:p>
+          <w:p>
+            <w:pPr>
+              <w:pStyle w:val="Normal"/>
+              <w:widowControl w:val="false"/>
+              <w:spacing w:lineRule="auto" w:line="180"/>
+              <w:jc w:val="center"/>
+              <w:rPr>
+                <w:sz w:val="16"/>
+                <w:szCs w:val="16"/>
+              </w:rPr>
+            </w:pPr>
+            <w:r>
+              <w:rPr>
+                <w:rFonts w:eastAsia="arial" w:ascii="arial" w:hAnsi="arial"/>
+                <w:color w:val="000000"/>
+                <w:sz w:val="16"/>
+                <w:szCs w:val="16"/>
+              </w:rPr>
+              <w:t>Cab Cam</w:t>
+            </w:r>
+          </w:p>
+        </w:tc>
+      </w:tr>
+    </w:tbl>
+    <w:p>
+      <w:pPr>
+        <w:pStyle w:val="Normal"/>
+        <w:rPr>
+          <w:rFonts w:ascii="arial" w:hAnsi="arial" w:eastAsia="arial"/>
+          <w:color w:val="000000"/>
+          <w:sz w:val="16"/>
+          <w:szCs w:val="16"/>
+        </w:rPr>
+      </w:pPr>
+      <w:r>
+        <w:rPr>
+          <w:rFonts w:eastAsia="arial" w:ascii="arial" w:hAnsi="arial"/>
+          <w:color w:val="000000"/>
+          <w:sz w:val="16"/>
+          <w:szCs w:val="16"/>
+        </w:rPr>
+      </w:r>
+    </w:p>
+    <w:p>
+      <w:pPr>
+        <w:pStyle w:val="Normal"/>
+        <w:rPr>
+          <w:color w:val="000000"/>
+          <w:sz w:val="16"/>
+          <w:szCs w:val="16"/>
+        </w:rPr>
+      </w:pPr>
+      <w:r>
+        <w:rPr>
+          <w:rFonts w:eastAsia="arial" w:ascii="arial" w:hAnsi="arial"/>
+          <w:color w:val="000000"/>
+          <w:sz w:val="16"/>
+          <w:szCs w:val="16"/>
+        </w:rPr>
+        <w:tab/>
+        <w:t xml:space="preserve">           ACS-64-2</w:t>
+      </w:r>
+    </w:p>
+    <w:tbl>
+      <w:tblPr>
+        <w:tblW w:w="14248" w:type="dxa"/>
+        <w:jc w:val="left"/>
+        <w:tblInd w:w="-5" w:type="dxa"/>
+        <w:tblLayout w:type="fixed"/>
+        <w:tblCellMar>
+          <w:top w:w="0" w:type="dxa"/>
+          <w:left w:w="108" w:type="dxa"/>
+          <w:bottom w:w="0" w:type="dxa"/>
+          <w:right w:w="108" w:type="dxa"/>
+        </w:tblCellMar>
+        <w:tblLook w:firstRow="1" w:noVBand="1" w:lastRow="0" w:firstColumn="1" w:lastColumn="0" w:noHBand="0" w:val="04a0"/>
+      </w:tblPr>
+      <w:tblGrid>
+        <w:gridCol w:w="1017"/>
+        <w:gridCol w:w="1019"/>
+        <w:gridCol w:w="1014"/>
+        <w:gridCol w:w="1016"/>
+        <w:gridCol w:w="1020"/>
+        <w:gridCol w:w="1016"/>
+        <w:gridCol w:w="1016"/>
+        <w:gridCol w:w="1017"/>
+        <w:gridCol w:w="1016"/>
+        <w:gridCol w:w="1020"/>
+        <w:gridCol w:w="1016"/>
+        <w:gridCol w:w="1016"/>
+        <w:gridCol w:w="1016"/>
+        <w:gridCol w:w="1029"/>
+      </w:tblGrid>
+      <w:tr>
+        <w:trPr>
+          <w:trHeight w:val="440" w:hRule="exact"/>
+          <w:cantSplit w:val="true"/>
+        </w:trPr>
+        <w:tc>
+          <w:tcPr>
+            <w:tcW w:w="1017" w:type="dxa"/>
+            <w:tcBorders>
+              <w:top w:val="single" w:sz="4" w:space="0" w:color="000000"/>
+              <w:left w:val="single" w:sz="4" w:space="0" w:color="000000"/>
+              <w:bottom w:val="single" w:sz="4" w:space="0" w:color="000000"/>
+            </w:tcBorders>
+            <w:vAlign w:val="bottom"/>
+          </w:tcPr>
+          <w:p>
+            <w:pPr>
+              <w:pStyle w:val="Normal"/>
+              <w:widowControl w:val="false"/>
+              <w:spacing w:lineRule="auto" w:line="180" w:before="0" w:after="60"/>
+              <w:jc w:val="center"/>
+              <w:rPr>
+                <w:b/>
+                <w:bCs/>
+              </w:rPr>
+            </w:pPr>
+            <w:r>
+              <w:rPr>
+                <w:b/>
+                <w:bCs/>
+                <w:color w:val="000000"/>
+                <w:sz w:val="16"/>
+                <w:szCs w:val="16"/>
+              </w:rPr>
+              <w:t>HUD</w:t>
+            </w:r>
+          </w:p>
+        </w:tc>
+        <w:tc>
+          <w:tcPr>
+            <w:tcW w:w="1019" w:type="dxa"/>
+            <w:tcBorders>
+              <w:top w:val="single" w:sz="4" w:space="0" w:color="000000"/>
+              <w:left w:val="single" w:sz="4" w:space="0" w:color="000000"/>
+              <w:bottom w:val="single" w:sz="4" w:space="0" w:color="000000"/>
+            </w:tcBorders>
+            <w:vAlign w:val="bottom"/>
+          </w:tcPr>
+          <w:p>
+            <w:pPr>
+              <w:pStyle w:val="Normal"/>
+              <w:widowControl w:val="false"/>
+              <w:spacing w:lineRule="auto" w:line="180"/>
+              <w:jc w:val="center"/>
+              <w:rPr>
+                <w:color w:val="000000"/>
+                <w:sz w:val="16"/>
+                <w:szCs w:val="16"/>
+              </w:rPr>
+            </w:pPr>
+            <w:r>
+              <w:rPr>
+                <w:color w:val="000000"/>
+                <w:sz w:val="16"/>
+                <w:szCs w:val="16"/>
+              </w:rPr>
+              <w:t>Schedule</w:t>
+            </w:r>
+          </w:p>
+        </w:tc>
+        <w:tc>
+          <w:tcPr>
+            <w:tcW w:w="1014" w:type="dxa"/>
+            <w:tcBorders>
+              <w:top w:val="single" w:sz="4" w:space="0" w:color="000000"/>
+              <w:left w:val="single" w:sz="4" w:space="0" w:color="000000"/>
+              <w:bottom w:val="single" w:sz="4" w:space="0" w:color="000000"/>
+            </w:tcBorders>
+            <w:vAlign w:val="bottom"/>
+          </w:tcPr>
+          <w:p>
+            <w:pPr>
+              <w:pStyle w:val="Normal"/>
+              <w:widowControl w:val="false"/>
+              <w:jc w:val="center"/>
+              <w:rPr>
+                <w:rFonts w:ascii="arial" w:hAnsi="arial" w:eastAsia="arial"/>
+                <w:color w:val="000000"/>
+                <w:sz w:val="16"/>
+                <w:szCs w:val="16"/>
+              </w:rPr>
+            </w:pPr>
+            <w:r>
+              <w:rPr>
+                <w:rFonts w:eastAsia="arial" w:ascii="arial" w:hAnsi="arial"/>
+                <w:color w:val="000000"/>
+                <w:sz w:val="16"/>
+                <w:szCs w:val="16"/>
+              </w:rPr>
+              <w:t>MCB Open</w:t>
+            </w:r>
+          </w:p>
+        </w:tc>
+        <w:tc>
+          <w:tcPr>
+            <w:tcW w:w="1016" w:type="dxa"/>
+            <w:tcBorders>
+              <w:top w:val="single" w:sz="4" w:space="0" w:color="000000"/>
+              <w:left w:val="single" w:sz="4" w:space="0" w:color="000000"/>
+              <w:bottom w:val="single" w:sz="4" w:space="0" w:color="000000"/>
+            </w:tcBorders>
+            <w:vAlign w:val="bottom"/>
+          </w:tcPr>
+          <w:p>
+            <w:pPr>
+              <w:pStyle w:val="Normal"/>
+              <w:widowControl w:val="false"/>
+              <w:spacing w:lineRule="auto" w:line="180"/>
+              <w:jc w:val="center"/>
+              <w:rPr>
+                <w:color w:val="000000"/>
+                <w:sz w:val="16"/>
+                <w:szCs w:val="16"/>
+              </w:rPr>
+            </w:pPr>
+            <w:r>
+              <w:rPr>
+                <w:color w:val="000000"/>
+                <w:sz w:val="16"/>
+                <w:szCs w:val="16"/>
+              </w:rPr>
+              <w:t>Alerter</w:t>
+            </w:r>
+          </w:p>
+        </w:tc>
+        <w:tc>
+          <w:tcPr>
+            <w:tcW w:w="1020" w:type="dxa"/>
+            <w:tcBorders>
+              <w:top w:val="single" w:sz="4" w:space="0" w:color="000000"/>
+              <w:left w:val="single" w:sz="4" w:space="0" w:color="000000"/>
+              <w:bottom w:val="single" w:sz="4" w:space="0" w:color="000000"/>
+            </w:tcBorders>
+            <w:vAlign w:val="bottom"/>
+          </w:tcPr>
+          <w:p>
+            <w:pPr>
+              <w:pStyle w:val="Normal"/>
+              <w:widowControl w:val="false"/>
+              <w:spacing w:lineRule="auto" w:line="180"/>
+              <w:jc w:val="center"/>
+              <w:rPr>
+                <w:color w:val="000000"/>
+                <w:sz w:val="16"/>
+                <w:szCs w:val="16"/>
+              </w:rPr>
+            </w:pPr>
+            <w:r>
+              <w:rPr>
+                <w:color w:val="000000"/>
+                <w:sz w:val="16"/>
+                <w:szCs w:val="16"/>
+              </w:rPr>
+              <w:t>Panto. Low</w:t>
+            </w:r>
+          </w:p>
+        </w:tc>
+        <w:tc>
+          <w:tcPr>
+            <w:tcW w:w="1016" w:type="dxa"/>
+            <w:tcBorders>
+              <w:top w:val="single" w:sz="4" w:space="0" w:color="000000"/>
+              <w:left w:val="single" w:sz="4" w:space="0" w:color="000000"/>
+              <w:bottom w:val="single" w:sz="4" w:space="0" w:color="000000"/>
+            </w:tcBorders>
+            <w:vAlign w:val="bottom"/>
+          </w:tcPr>
+          <w:p>
+            <w:pPr>
+              <w:pStyle w:val="Normal"/>
+              <w:widowControl w:val="false"/>
+              <w:spacing w:lineRule="auto" w:line="180"/>
+              <w:jc w:val="center"/>
+              <w:rPr>
+                <w:color w:val="000000"/>
+                <w:sz w:val="16"/>
+                <w:szCs w:val="16"/>
+              </w:rPr>
+            </w:pPr>
+            <w:r>
+              <w:rPr>
+                <w:rFonts w:eastAsia="arial" w:ascii="arial" w:hAnsi="arial"/>
+                <w:color w:val="000000"/>
+                <w:sz w:val="16"/>
+                <w:szCs w:val="16"/>
+              </w:rPr>
+              <w:t>HEP Off</w:t>
+            </w:r>
+          </w:p>
+        </w:tc>
+        <w:tc>
+          <w:tcPr>
+            <w:tcW w:w="1016" w:type="dxa"/>
+            <w:tcBorders>
+              <w:top w:val="single" w:sz="4" w:space="0" w:color="000000"/>
+              <w:left w:val="single" w:sz="4" w:space="0" w:color="000000"/>
+              <w:bottom w:val="single" w:sz="4" w:space="0" w:color="000000"/>
+            </w:tcBorders>
+            <w:vAlign w:val="bottom"/>
+          </w:tcPr>
+          <w:p>
+            <w:pPr>
+              <w:pStyle w:val="Normal"/>
+              <w:widowControl w:val="false"/>
+              <w:jc w:val="center"/>
+              <w:rPr>
+                <w:color w:val="000000"/>
+                <w:sz w:val="16"/>
+                <w:szCs w:val="16"/>
+              </w:rPr>
+            </w:pPr>
+            <w:r>
+              <w:rPr>
+                <w:rFonts w:eastAsia="arial" w:ascii="arial" w:hAnsi="arial"/>
+                <w:color w:val="000000"/>
+                <w:sz w:val="16"/>
+                <w:szCs w:val="16"/>
+              </w:rPr>
+              <w:t>Brake Trail</w:t>
+            </w:r>
+          </w:p>
+        </w:tc>
+        <w:tc>
+          <w:tcPr>
+            <w:tcW w:w="1017" w:type="dxa"/>
+            <w:tcBorders>
+              <w:top w:val="single" w:sz="4" w:space="0" w:color="000000"/>
+              <w:left w:val="single" w:sz="4" w:space="0" w:color="000000"/>
+              <w:bottom w:val="single" w:sz="4" w:space="0" w:color="000000"/>
+            </w:tcBorders>
+            <w:vAlign w:val="bottom"/>
+          </w:tcPr>
+          <w:p>
+            <w:pPr>
+              <w:pStyle w:val="Normal"/>
+              <w:widowControl w:val="false"/>
+              <w:jc w:val="center"/>
+              <w:rPr>
+                <w:color w:val="000000"/>
+                <w:sz w:val="16"/>
+                <w:szCs w:val="16"/>
+              </w:rPr>
+            </w:pPr>
+            <w:r>
+              <w:rPr>
+                <w:rFonts w:eastAsia="arial" w:ascii="arial" w:hAnsi="arial"/>
+                <w:color w:val="000000"/>
+                <w:sz w:val="16"/>
+                <w:szCs w:val="16"/>
+              </w:rPr>
+              <w:t>EQ Reg.</w:t>
+            </w:r>
+          </w:p>
+          <w:p>
+            <w:pPr>
+              <w:pStyle w:val="Normal"/>
+              <w:widowControl w:val="false"/>
+              <w:jc w:val="center"/>
+              <w:rPr>
+                <w:color w:val="000000"/>
+                <w:sz w:val="16"/>
+                <w:szCs w:val="16"/>
+              </w:rPr>
+            </w:pPr>
+            <w:r>
+              <w:rPr>
+                <w:rFonts w:eastAsia="arial" w:ascii="arial" w:hAnsi="arial"/>
+                <w:color w:val="000000"/>
+                <w:sz w:val="16"/>
+                <w:szCs w:val="16"/>
+              </w:rPr>
+              <w:t>Decrease</w:t>
+            </w:r>
+          </w:p>
+        </w:tc>
+        <w:tc>
+          <w:tcPr>
+            <w:tcW w:w="1016" w:type="dxa"/>
+            <w:tcBorders>
+              <w:top w:val="single" w:sz="4" w:space="0" w:color="000000"/>
+              <w:left w:val="single" w:sz="4" w:space="0" w:color="000000"/>
+              <w:bottom w:val="single" w:sz="4" w:space="0" w:color="000000"/>
+            </w:tcBorders>
+            <w:vAlign w:val="bottom"/>
+          </w:tcPr>
+          <w:p>
+            <w:pPr>
+              <w:pStyle w:val="Normal"/>
+              <w:widowControl w:val="false"/>
+              <w:jc w:val="center"/>
+              <w:rPr>
+                <w:sz w:val="16"/>
+                <w:szCs w:val="16"/>
+              </w:rPr>
+            </w:pPr>
+            <w:r>
+              <w:rPr>
+                <w:sz w:val="16"/>
+                <w:szCs w:val="16"/>
+              </w:rPr>
+              <w:t>Rear HL Down</w:t>
+            </w:r>
+          </w:p>
+        </w:tc>
+        <w:tc>
+          <w:tcPr>
+            <w:tcW w:w="1020" w:type="dxa"/>
+            <w:tcBorders>
+              <w:top w:val="single" w:sz="4" w:space="0" w:color="000000"/>
+              <w:left w:val="single" w:sz="4" w:space="0" w:color="000000"/>
+              <w:bottom w:val="single" w:sz="4" w:space="0" w:color="000000"/>
+            </w:tcBorders>
+            <w:vAlign w:val="bottom"/>
+          </w:tcPr>
+          <w:p>
+            <w:pPr>
+              <w:pStyle w:val="Normal"/>
+              <w:widowControl w:val="false"/>
+              <w:jc w:val="center"/>
+              <w:rPr>
+                <w:color w:val="000000"/>
+                <w:sz w:val="16"/>
+                <w:szCs w:val="16"/>
+              </w:rPr>
+            </w:pPr>
+            <w:r>
+              <w:rPr>
+                <w:rFonts w:eastAsia="arial" w:ascii="arial" w:hAnsi="arial"/>
+                <w:color w:val="000000"/>
+                <w:sz w:val="16"/>
+                <w:szCs w:val="16"/>
+              </w:rPr>
+              <w:t>Ditch Light Off</w:t>
+            </w:r>
+          </w:p>
+        </w:tc>
+        <w:tc>
+          <w:tcPr>
+            <w:tcW w:w="1016" w:type="dxa"/>
+            <w:tcBorders>
+              <w:top w:val="single" w:sz="4" w:space="0" w:color="000000"/>
+              <w:left w:val="single" w:sz="4" w:space="0" w:color="000000"/>
+              <w:bottom w:val="single" w:sz="4" w:space="0" w:color="000000"/>
+            </w:tcBorders>
+            <w:vAlign w:val="bottom"/>
+          </w:tcPr>
+          <w:p>
+            <w:pPr>
+              <w:pStyle w:val="Normal"/>
+              <w:widowControl w:val="false"/>
+              <w:spacing w:lineRule="auto" w:line="180"/>
+              <w:jc w:val="center"/>
+              <w:rPr>
+                <w:sz w:val="16"/>
+                <w:szCs w:val="16"/>
+              </w:rPr>
+            </w:pPr>
+            <w:r>
+              <w:rPr>
+                <w:rFonts w:eastAsia="arial" w:ascii="arial" w:hAnsi="arial"/>
+                <w:color w:val="000000"/>
+                <w:sz w:val="16"/>
+                <w:szCs w:val="16"/>
+              </w:rPr>
+              <w:t>Desk Light Off</w:t>
+            </w:r>
+          </w:p>
+        </w:tc>
+        <w:tc>
+          <w:tcPr>
+            <w:tcW w:w="1016" w:type="dxa"/>
+            <w:tcBorders>
+              <w:top w:val="single" w:sz="4" w:space="0" w:color="000000"/>
+              <w:left w:val="single" w:sz="4" w:space="0" w:color="000000"/>
+              <w:bottom w:val="single" w:sz="4" w:space="0" w:color="000000"/>
+            </w:tcBorders>
+            <w:vAlign w:val="bottom"/>
+          </w:tcPr>
+          <w:p>
+            <w:pPr>
+              <w:pStyle w:val="Normal"/>
+              <w:widowControl w:val="false"/>
+              <w:spacing w:lineRule="auto" w:line="180"/>
+              <w:jc w:val="center"/>
+              <w:rPr>
+                <w:sz w:val="16"/>
+                <w:szCs w:val="16"/>
+              </w:rPr>
+            </w:pPr>
+            <w:r>
+              <w:rPr>
+                <w:sz w:val="16"/>
+                <w:szCs w:val="16"/>
+              </w:rPr>
+              <w:t>Marker Light</w:t>
+            </w:r>
+          </w:p>
+        </w:tc>
+        <w:tc>
+          <w:tcPr>
+            <w:tcW w:w="1016" w:type="dxa"/>
+            <w:tcBorders>
+              <w:top w:val="single" w:sz="4" w:space="0" w:color="000000"/>
+              <w:left w:val="single" w:sz="4" w:space="0" w:color="000000"/>
+              <w:bottom w:val="single" w:sz="4" w:space="0" w:color="000000"/>
+            </w:tcBorders>
+            <w:vAlign w:val="bottom"/>
+          </w:tcPr>
+          <w:p>
+            <w:pPr>
+              <w:pStyle w:val="Normal"/>
+              <w:widowControl w:val="false"/>
+              <w:spacing w:lineRule="auto" w:line="180"/>
+              <w:jc w:val="center"/>
+              <w:rPr>
+                <w:sz w:val="16"/>
+                <w:szCs w:val="16"/>
+              </w:rPr>
+            </w:pPr>
+            <w:r>
+              <w:rPr>
+                <w:rFonts w:eastAsia="arial" w:ascii="arial" w:hAnsi="arial"/>
+                <w:color w:val="000000"/>
+                <w:sz w:val="16"/>
+                <w:szCs w:val="16"/>
+              </w:rPr>
+              <w:t>Exterior</w:t>
+            </w:r>
+          </w:p>
+          <w:p>
+            <w:pPr>
+              <w:pStyle w:val="Normal"/>
+              <w:widowControl w:val="false"/>
+              <w:spacing w:lineRule="auto" w:line="180"/>
+              <w:jc w:val="center"/>
+              <w:rPr>
+                <w:sz w:val="16"/>
+                <w:szCs w:val="16"/>
+              </w:rPr>
+            </w:pPr>
+            <w:r>
+              <w:rPr>
+                <w:rFonts w:eastAsia="arial" w:ascii="arial" w:hAnsi="arial"/>
+                <w:color w:val="000000"/>
+                <w:sz w:val="16"/>
+                <w:szCs w:val="16"/>
+              </w:rPr>
+              <w:t>Camera</w:t>
+            </w:r>
+          </w:p>
+        </w:tc>
+        <w:tc>
+          <w:tcPr>
+            <w:tcW w:w="1029" w:type="dxa"/>
+            <w:tcBorders>
+              <w:top w:val="single" w:sz="4" w:space="0" w:color="000000"/>
+              <w:left w:val="single" w:sz="4" w:space="0" w:color="000000"/>
+              <w:bottom w:val="single" w:sz="4" w:space="0" w:color="000000"/>
+              <w:right w:val="single" w:sz="4" w:space="0" w:color="000000"/>
+            </w:tcBorders>
+            <w:vAlign w:val="bottom"/>
+          </w:tcPr>
+          <w:p>
+            <w:pPr>
+              <w:pStyle w:val="Normal"/>
+              <w:widowControl w:val="false"/>
+              <w:spacing w:lineRule="auto" w:line="180"/>
+              <w:jc w:val="center"/>
+              <w:rPr>
+                <w:sz w:val="16"/>
+                <w:szCs w:val="16"/>
+              </w:rPr>
+            </w:pPr>
+            <w:r>
+              <w:rPr>
+                <w:rFonts w:eastAsia="arial" w:ascii="arial" w:hAnsi="arial"/>
+                <w:color w:val="000000"/>
+                <w:sz w:val="16"/>
+                <w:szCs w:val="16"/>
+              </w:rPr>
+              <w:t>Prev</w:t>
+            </w:r>
+          </w:p>
+          <w:p>
+            <w:pPr>
+              <w:pStyle w:val="Normal"/>
+              <w:widowControl w:val="false"/>
+              <w:spacing w:lineRule="auto" w:line="180"/>
+              <w:jc w:val="center"/>
+              <w:rPr>
+                <w:sz w:val="16"/>
+                <w:szCs w:val="16"/>
+              </w:rPr>
+            </w:pPr>
+            <w:r>
+              <w:rPr>
+                <w:rFonts w:eastAsia="arial" w:ascii="arial" w:hAnsi="arial"/>
+                <w:color w:val="000000"/>
+                <w:sz w:val="16"/>
+                <w:szCs w:val="16"/>
+              </w:rPr>
+              <w:t>Cab Cam</w:t>
+            </w:r>
+          </w:p>
+        </w:tc>
+      </w:tr>
+    </w:tbl>
+    <w:p>
+      <w:pPr>
+        <w:pStyle w:val="Normal"/>
+        <w:rPr>
+          <w:color w:val="000000"/>
+          <w:sz w:val="16"/>
+          <w:szCs w:val="16"/>
+        </w:rPr>
+      </w:pPr>
+      <w:r>
+        <w:rPr>
+          <w:color w:val="000000"/>
+          <w:sz w:val="16"/>
+          <w:szCs w:val="16"/>
+        </w:rPr>
+        <w:tab/>
+        <w:t xml:space="preserve">       </w:t>
+      </w:r>
+      <w:r>
+        <w:rPr>
+          <w:rFonts w:eastAsia="arial" w:ascii="arial" w:hAnsi="arial"/>
+          <w:color w:val="000000"/>
+          <w:sz w:val="16"/>
+          <w:szCs w:val="16"/>
+        </w:rPr>
         <w:t xml:space="preserve">    </w:t>
       </w:r>
       <w:r>
@@ -25130,7 +29643,7 @@
           <w:sz w:val="16"/>
           <w:szCs w:val="16"/>
         </w:rPr>
-        <w:t>HSP46</w:t>
+        <w:t>Amfleet Cab Car</w:t>
       </w:r>
       <w:r>
         <w:rPr>
@@ -25234,12 +29747,7 @@
               </w:rPr>
             </w:pPr>
             <w:r>
-              <w:rPr>
-                <w:color w:val="000000"/>
-                <w:sz w:val="16"/>
-                <w:szCs w:val="16"/>
-              </w:rPr>
-              <w:t>Reverser Handle</w:t>
+              <w:rPr/>
             </w:r>
           </w:p>
         </w:tc>
@@ -25272,7 +29780,7 @@
                 <w:sz w:val="16"/>
                 <w:szCs w:val="16"/>
               </w:rPr>
-              <w:t>Engine Start</w:t>
+              <w:t>MCB</w:t>
             </w:r>
           </w:p>
         </w:tc>
@@ -25336,71 +29844,73 @@
                 <w:sz w:val="16"/>
                 <w:szCs w:val="16"/>
               </w:rPr>
-              <w:t>Generator Field</w:t>
-            </w:r>
-          </w:p>
-        </w:tc>
-        <w:tc>
-          <w:tcPr>
-            <w:tcW w:w="1016" w:type="dxa"/>
-            <w:tcBorders>
-              <w:top w:val="single" w:sz="4" w:space="0" w:color="000000"/>
-              <w:left w:val="single" w:sz="4" w:space="0" w:color="000000"/>
-              <w:bottom w:val="single" w:sz="4" w:space="0" w:color="000000"/>
-            </w:tcBorders>
-            <w:vAlign w:val="bottom"/>
-          </w:tcPr>
-          <w:p>
-            <w:pPr>
-              <w:pStyle w:val="Normal"/>
-              <w:widowControl w:val="false"/>
-              <w:spacing w:lineRule="auto" w:line="180"/>
-              <w:jc w:val="center"/>
-              <w:rPr>
-                <w:color w:val="000000"/>
-                <w:sz w:val="16"/>
-                <w:szCs w:val="16"/>
-              </w:rPr>
-            </w:pPr>
-            <w:r>
-              <w:rPr>
-                <w:rFonts w:eastAsia="arial" w:ascii="arial" w:hAnsi="arial"/>
-                <w:color w:val="000000"/>
-                <w:sz w:val="16"/>
-                <w:szCs w:val="16"/>
-              </w:rPr>
-              <w:t>Engine Run</w:t>
-            </w:r>
-          </w:p>
-        </w:tc>
-        <w:tc>
-          <w:tcPr>
-            <w:tcW w:w="1016" w:type="dxa"/>
-            <w:tcBorders>
-              <w:top w:val="single" w:sz="4" w:space="0" w:color="000000"/>
-              <w:left w:val="single" w:sz="4" w:space="0" w:color="000000"/>
-              <w:bottom w:val="single" w:sz="4" w:space="0" w:color="000000"/>
-            </w:tcBorders>
-            <w:vAlign w:val="bottom"/>
-          </w:tcPr>
-          <w:p>
-            <w:pPr>
-              <w:pStyle w:val="Normal"/>
-              <w:widowControl w:val="false"/>
-              <w:jc w:val="center"/>
-              <w:rPr>
-                <w:color w:val="000000"/>
-                <w:sz w:val="16"/>
-                <w:szCs w:val="16"/>
-              </w:rPr>
-            </w:pPr>
-            <w:r>
-              <w:rPr>
-                <w:color w:val="000000"/>
-                <w:sz w:val="16"/>
-                <w:szCs w:val="16"/>
-              </w:rPr>
-              <w:t>HEP Trainline B</w:t>
+              <w:t>Pant</w:t>
+            </w:r>
+            <w:r>
+              <w:rPr>
+                <w:color w:val="000000"/>
+                <w:sz w:val="16"/>
+                <w:szCs w:val="16"/>
+              </w:rPr>
+              <w:t>o.</w:t>
+            </w:r>
+          </w:p>
+        </w:tc>
+        <w:tc>
+          <w:tcPr>
+            <w:tcW w:w="1016" w:type="dxa"/>
+            <w:tcBorders>
+              <w:top w:val="single" w:sz="4" w:space="0" w:color="000000"/>
+              <w:left w:val="single" w:sz="4" w:space="0" w:color="000000"/>
+              <w:bottom w:val="single" w:sz="4" w:space="0" w:color="000000"/>
+            </w:tcBorders>
+            <w:vAlign w:val="bottom"/>
+          </w:tcPr>
+          <w:p>
+            <w:pPr>
+              <w:pStyle w:val="Normal"/>
+              <w:widowControl w:val="false"/>
+              <w:spacing w:lineRule="auto" w:line="180"/>
+              <w:jc w:val="center"/>
+              <w:rPr>
+                <w:color w:val="000000"/>
+                <w:sz w:val="16"/>
+                <w:szCs w:val="16"/>
+              </w:rPr>
+            </w:pPr>
+            <w:r>
+              <w:rPr/>
+            </w:r>
+          </w:p>
+        </w:tc>
+        <w:tc>
+          <w:tcPr>
+            <w:tcW w:w="1016" w:type="dxa"/>
+            <w:tcBorders>
+              <w:top w:val="single" w:sz="4" w:space="0" w:color="000000"/>
+              <w:left w:val="single" w:sz="4" w:space="0" w:color="000000"/>
+              <w:bottom w:val="single" w:sz="4" w:space="0" w:color="000000"/>
+            </w:tcBorders>
+            <w:vAlign w:val="bottom"/>
+          </w:tcPr>
+          <w:p>
+            <w:pPr>
+              <w:pStyle w:val="Normal"/>
+              <w:widowControl w:val="false"/>
+              <w:jc w:val="center"/>
+              <w:rPr>
+                <w:color w:val="000000"/>
+                <w:sz w:val="16"/>
+                <w:szCs w:val="16"/>
+              </w:rPr>
+            </w:pPr>
+            <w:r>
+              <w:rPr>
+                <w:color w:val="000000"/>
+                <w:sz w:val="16"/>
+                <w:szCs w:val="16"/>
+              </w:rPr>
+              <w:t>Brake Lead</w:t>
             </w:r>
           </w:p>
         </w:tc>
@@ -25432,36 +29942,57 @@
                 <w:sz w:val="16"/>
                 <w:szCs w:val="16"/>
               </w:rPr>
-              <w:t>Isolation Run</w:t>
-            </w:r>
-          </w:p>
-        </w:tc>
-        <w:tc>
-          <w:tcPr>
-            <w:tcW w:w="1016" w:type="dxa"/>
-            <w:tcBorders>
-              <w:top w:val="single" w:sz="4" w:space="0" w:color="000000"/>
-              <w:left w:val="single" w:sz="4" w:space="0" w:color="000000"/>
-              <w:bottom w:val="single" w:sz="4" w:space="0" w:color="000000"/>
-            </w:tcBorders>
-            <w:vAlign w:val="bottom"/>
-          </w:tcPr>
-          <w:p>
-            <w:pPr>
-              <w:pStyle w:val="Normal"/>
-              <w:widowControl w:val="false"/>
-              <w:jc w:val="center"/>
-              <w:rPr>
-                <w:sz w:val="16"/>
-                <w:szCs w:val="16"/>
-              </w:rPr>
-            </w:pPr>
-            <w:r>
-              <w:rPr>
-                <w:sz w:val="16"/>
-                <w:szCs w:val="16"/>
-              </w:rPr>
-              <w:t>Parking Brake On</w:t>
+              <w:t>EQ Reg.</w:t>
+            </w:r>
+          </w:p>
+          <w:p>
+            <w:pPr>
+              <w:pStyle w:val="Normal"/>
+              <w:widowControl w:val="false"/>
+              <w:jc w:val="center"/>
+              <w:rPr>
+                <w:color w:val="000000"/>
+                <w:sz w:val="16"/>
+                <w:szCs w:val="16"/>
+              </w:rPr>
+            </w:pPr>
+            <w:r>
+              <w:rPr>
+                <w:rFonts w:eastAsia="arial" w:ascii="arial" w:hAnsi="arial"/>
+                <w:color w:val="000000"/>
+                <w:sz w:val="16"/>
+                <w:szCs w:val="16"/>
+              </w:rPr>
+              <w:t>Increase</w:t>
+            </w:r>
+          </w:p>
+        </w:tc>
+        <w:tc>
+          <w:tcPr>
+            <w:tcW w:w="1016" w:type="dxa"/>
+            <w:tcBorders>
+              <w:top w:val="single" w:sz="4" w:space="0" w:color="000000"/>
+              <w:left w:val="single" w:sz="4" w:space="0" w:color="000000"/>
+              <w:bottom w:val="single" w:sz="4" w:space="0" w:color="000000"/>
+            </w:tcBorders>
+            <w:vAlign w:val="bottom"/>
+          </w:tcPr>
+          <w:p>
+            <w:pPr>
+              <w:pStyle w:val="Normal"/>
+              <w:widowControl w:val="false"/>
+              <w:jc w:val="center"/>
+              <w:rPr>
+                <w:sz w:val="16"/>
+                <w:szCs w:val="16"/>
+              </w:rPr>
+            </w:pPr>
+            <w:r>
+              <w:rPr>
+                <w:sz w:val="16"/>
+                <w:szCs w:val="16"/>
+              </w:rPr>
+              <w:t>Strobe Light Wh</w:t>
             </w:r>
           </w:p>
         </w:tc>
@@ -25493,16 +30024,7 @@
                 <w:sz w:val="16"/>
                 <w:szCs w:val="16"/>
               </w:rPr>
-              <w:t>HEP</w:t>
-            </w:r>
-            <w:r>
-              <w:rPr>
-                <w:rFonts w:eastAsia="arial" w:ascii="arial" w:hAnsi="arial"/>
-                <w:color w:val="000000"/>
-                <w:sz w:val="16"/>
-                <w:szCs w:val="16"/>
-              </w:rPr>
-              <w:t xml:space="preserve"> On</w:t>
+              <w:t>Ditch Light</w:t>
             </w:r>
           </w:p>
         </w:tc>
@@ -25701,7 +30223,7 @@
           <w:sz w:val="16"/>
           <w:szCs w:val="16"/>
         </w:rPr>
-        <w:t>HSP46</w:t>
+        <w:t>Amfleet Cab Car</w:t>
       </w:r>
       <w:r>
         <w:rPr>
@@ -25827,22 +30349,16 @@
             <w:pPr>
               <w:pStyle w:val="Normal"/>
               <w:widowControl w:val="false"/>
-              <w:spacing w:lineRule="auto" w:line="180"/>
-              <w:jc w:val="center"/>
-              <w:rPr>
-                <w:color w:val="000000"/>
-                <w:sz w:val="16"/>
-                <w:szCs w:val="16"/>
-              </w:rPr>
-            </w:pPr>
-            <w:r>
-              <w:rPr>
-                <w:rFonts w:eastAsia="arial" w:ascii="arial" w:hAnsi="arial"/>
-                <w:color w:val="000000"/>
-                <w:sz w:val="16"/>
-                <w:szCs w:val="16"/>
-              </w:rPr>
-              <w:t>Engine Stop</w:t>
+              <w:jc w:val="center"/>
+              <w:rPr>
+                <w:rFonts w:ascii="arial" w:hAnsi="arial" w:eastAsia="arial"/>
+                <w:color w:val="000000"/>
+                <w:sz w:val="16"/>
+                <w:szCs w:val="16"/>
+              </w:rPr>
+            </w:pPr>
+            <w:r>
+              <w:rPr/>
             </w:r>
           </w:p>
         </w:tc>
@@ -25901,75 +30417,72 @@
               </w:rPr>
             </w:pPr>
             <w:r>
-              <w:rPr>
-                <w:color w:val="000000"/>
-                <w:sz w:val="16"/>
-                <w:szCs w:val="16"/>
-              </w:rPr>
-              <w:t>Control</w:t>
-            </w:r>
-          </w:p>
-        </w:tc>
-        <w:tc>
-          <w:tcPr>
-            <w:tcW w:w="1016" w:type="dxa"/>
-            <w:tcBorders>
-              <w:top w:val="single" w:sz="4" w:space="0" w:color="000000"/>
-              <w:left w:val="single" w:sz="4" w:space="0" w:color="000000"/>
-              <w:bottom w:val="single" w:sz="4" w:space="0" w:color="000000"/>
-            </w:tcBorders>
-            <w:vAlign w:val="bottom"/>
-          </w:tcPr>
-          <w:p>
-            <w:pPr>
-              <w:pStyle w:val="Normal"/>
-              <w:widowControl w:val="false"/>
-              <w:jc w:val="center"/>
-              <w:rPr>
-                <w:color w:val="000000"/>
-                <w:sz w:val="16"/>
-                <w:szCs w:val="16"/>
-              </w:rPr>
-            </w:pPr>
-            <w:r>
-              <w:rPr>
-                <w:color w:val="000000"/>
-                <w:sz w:val="16"/>
-                <w:szCs w:val="16"/>
-              </w:rPr>
-              <w:t>EP Brake</w:t>
-            </w:r>
-          </w:p>
-        </w:tc>
-        <w:tc>
-          <w:tcPr>
-            <w:tcW w:w="1016" w:type="dxa"/>
-            <w:tcBorders>
-              <w:top w:val="single" w:sz="4" w:space="0" w:color="000000"/>
-              <w:left w:val="single" w:sz="4" w:space="0" w:color="000000"/>
-              <w:bottom w:val="single" w:sz="4" w:space="0" w:color="000000"/>
-            </w:tcBorders>
-            <w:vAlign w:val="bottom"/>
-          </w:tcPr>
-          <w:p>
-            <w:pPr>
-              <w:pStyle w:val="Normal"/>
-              <w:widowControl w:val="false"/>
-              <w:jc w:val="center"/>
-              <w:rPr>
-                <w:color w:val="000000"/>
-                <w:sz w:val="16"/>
-                <w:szCs w:val="16"/>
-              </w:rPr>
-            </w:pPr>
-            <w:r>
-              <w:rPr>
-                <w:rFonts w:eastAsia="arial" w:ascii="arial" w:hAnsi="arial"/>
-                <w:color w:val="000000"/>
-                <w:sz w:val="16"/>
-                <w:szCs w:val="16"/>
-              </w:rPr>
-              <w:t>HEP Trainline F</w:t>
+              <w:rPr/>
+            </w:r>
+          </w:p>
+        </w:tc>
+        <w:tc>
+          <w:tcPr>
+            <w:tcW w:w="1016" w:type="dxa"/>
+            <w:tcBorders>
+              <w:top w:val="single" w:sz="4" w:space="0" w:color="000000"/>
+              <w:left w:val="single" w:sz="4" w:space="0" w:color="000000"/>
+              <w:bottom w:val="single" w:sz="4" w:space="0" w:color="000000"/>
+            </w:tcBorders>
+            <w:vAlign w:val="bottom"/>
+          </w:tcPr>
+          <w:p>
+            <w:pPr>
+              <w:pStyle w:val="Normal"/>
+              <w:widowControl w:val="false"/>
+              <w:spacing w:lineRule="auto" w:line="180"/>
+              <w:jc w:val="center"/>
+              <w:rPr>
+                <w:color w:val="000000"/>
+                <w:sz w:val="16"/>
+                <w:szCs w:val="16"/>
+              </w:rPr>
+            </w:pPr>
+            <w:r>
+              <w:rPr>
+                <w:rFonts w:eastAsia="arial" w:ascii="arial" w:hAnsi="arial"/>
+                <w:color w:val="000000"/>
+                <w:sz w:val="16"/>
+                <w:szCs w:val="16"/>
+              </w:rPr>
+              <w:t>Emer. Shutdown</w:t>
+            </w:r>
+          </w:p>
+        </w:tc>
+        <w:tc>
+          <w:tcPr>
+            <w:tcW w:w="1016" w:type="dxa"/>
+            <w:tcBorders>
+              <w:top w:val="single" w:sz="4" w:space="0" w:color="000000"/>
+              <w:left w:val="single" w:sz="4" w:space="0" w:color="000000"/>
+              <w:bottom w:val="single" w:sz="4" w:space="0" w:color="000000"/>
+            </w:tcBorders>
+            <w:vAlign w:val="bottom"/>
+          </w:tcPr>
+          <w:p>
+            <w:pPr>
+              <w:pStyle w:val="Normal"/>
+              <w:widowControl w:val="false"/>
+              <w:jc w:val="center"/>
+              <w:rPr>
+                <w:color w:val="000000"/>
+                <w:sz w:val="16"/>
+                <w:szCs w:val="16"/>
+              </w:rPr>
+            </w:pPr>
+            <w:r>
+              <w:rPr>
+                <w:rFonts w:eastAsia="arial" w:ascii="arial" w:hAnsi="arial"/>
+                <w:color w:val="000000"/>
+                <w:sz w:val="16"/>
+                <w:szCs w:val="16"/>
+              </w:rPr>
+              <w:t>Brake Trail</w:t>
             </w:r>
           </w:p>
         </w:tc>
@@ -26001,36 +30514,57 @@
                 <w:sz w:val="16"/>
                 <w:szCs w:val="16"/>
               </w:rPr>
-              <w:t>Isolation Start Iso.</w:t>
-            </w:r>
-          </w:p>
-        </w:tc>
-        <w:tc>
-          <w:tcPr>
-            <w:tcW w:w="1016" w:type="dxa"/>
-            <w:tcBorders>
-              <w:top w:val="single" w:sz="4" w:space="0" w:color="000000"/>
-              <w:left w:val="single" w:sz="4" w:space="0" w:color="000000"/>
-              <w:bottom w:val="single" w:sz="4" w:space="0" w:color="000000"/>
-            </w:tcBorders>
-            <w:vAlign w:val="bottom"/>
-          </w:tcPr>
-          <w:p>
-            <w:pPr>
-              <w:pStyle w:val="Normal"/>
-              <w:widowControl w:val="false"/>
-              <w:jc w:val="center"/>
-              <w:rPr>
-                <w:sz w:val="16"/>
-                <w:szCs w:val="16"/>
-              </w:rPr>
-            </w:pPr>
-            <w:r>
-              <w:rPr>
-                <w:sz w:val="16"/>
-                <w:szCs w:val="16"/>
-              </w:rPr>
-              <w:t>Parking Brake Off</w:t>
+              <w:t>EQ Reg.</w:t>
+            </w:r>
+          </w:p>
+          <w:p>
+            <w:pPr>
+              <w:pStyle w:val="Normal"/>
+              <w:widowControl w:val="false"/>
+              <w:jc w:val="center"/>
+              <w:rPr>
+                <w:color w:val="000000"/>
+                <w:sz w:val="16"/>
+                <w:szCs w:val="16"/>
+              </w:rPr>
+            </w:pPr>
+            <w:r>
+              <w:rPr>
+                <w:rFonts w:eastAsia="arial" w:ascii="arial" w:hAnsi="arial"/>
+                <w:color w:val="000000"/>
+                <w:sz w:val="16"/>
+                <w:szCs w:val="16"/>
+              </w:rPr>
+              <w:t>Decrease</w:t>
+            </w:r>
+          </w:p>
+        </w:tc>
+        <w:tc>
+          <w:tcPr>
+            <w:tcW w:w="1016" w:type="dxa"/>
+            <w:tcBorders>
+              <w:top w:val="single" w:sz="4" w:space="0" w:color="000000"/>
+              <w:left w:val="single" w:sz="4" w:space="0" w:color="000000"/>
+              <w:bottom w:val="single" w:sz="4" w:space="0" w:color="000000"/>
+            </w:tcBorders>
+            <w:vAlign w:val="bottom"/>
+          </w:tcPr>
+          <w:p>
+            <w:pPr>
+              <w:pStyle w:val="Normal"/>
+              <w:widowControl w:val="false"/>
+              <w:jc w:val="center"/>
+              <w:rPr>
+                <w:sz w:val="16"/>
+                <w:szCs w:val="16"/>
+              </w:rPr>
+            </w:pPr>
+            <w:r>
+              <w:rPr>
+                <w:sz w:val="16"/>
+                <w:szCs w:val="16"/>
+              </w:rPr>
+              <w:t>Strobe Light Red</w:t>
             </w:r>
           </w:p>
         </w:tc>
@@ -26062,3574 +30596,39 @@
                 <w:sz w:val="16"/>
                 <w:szCs w:val="16"/>
               </w:rPr>
-              <w:t>HEP</w:t>
-            </w:r>
-            <w:r>
-              <w:rPr>
-                <w:rFonts w:eastAsia="arial" w:ascii="arial" w:hAnsi="arial"/>
-                <w:color w:val="000000"/>
-                <w:sz w:val="16"/>
-                <w:szCs w:val="16"/>
-              </w:rPr>
-              <w:t xml:space="preserve"> Off</w:t>
-            </w:r>
-          </w:p>
-        </w:tc>
-        <w:tc>
-          <w:tcPr>
-            <w:tcW w:w="1016" w:type="dxa"/>
-            <w:tcBorders>
-              <w:top w:val="single" w:sz="4" w:space="0" w:color="000000"/>
-              <w:left w:val="single" w:sz="4" w:space="0" w:color="000000"/>
-              <w:bottom w:val="single" w:sz="4" w:space="0" w:color="000000"/>
-            </w:tcBorders>
-            <w:vAlign w:val="bottom"/>
-          </w:tcPr>
-          <w:p>
-            <w:pPr>
-              <w:pStyle w:val="Normal"/>
-              <w:widowControl w:val="false"/>
-              <w:spacing w:lineRule="auto" w:line="180"/>
-              <w:jc w:val="center"/>
-              <w:rPr>
-                <w:color w:val="000000"/>
-                <w:sz w:val="16"/>
-                <w:szCs w:val="16"/>
-              </w:rPr>
-            </w:pPr>
-            <w:r>
-              <w:rPr>
-                <w:rFonts w:eastAsia="arial" w:ascii="arial" w:hAnsi="arial"/>
-                <w:color w:val="000000"/>
-                <w:sz w:val="16"/>
-                <w:szCs w:val="16"/>
-              </w:rPr>
-              <w:t>Reading Light</w:t>
-            </w:r>
-          </w:p>
-        </w:tc>
-        <w:tc>
-          <w:tcPr>
-            <w:tcW w:w="1016" w:type="dxa"/>
-            <w:tcBorders>
-              <w:top w:val="single" w:sz="4" w:space="0" w:color="000000"/>
-              <w:left w:val="single" w:sz="4" w:space="0" w:color="000000"/>
-              <w:bottom w:val="single" w:sz="4" w:space="0" w:color="000000"/>
-            </w:tcBorders>
-            <w:vAlign w:val="bottom"/>
-          </w:tcPr>
-          <w:p>
-            <w:pPr>
-              <w:pStyle w:val="Normal"/>
-              <w:widowControl w:val="false"/>
-              <w:spacing w:lineRule="auto" w:line="180"/>
-              <w:jc w:val="center"/>
-              <w:rPr>
-                <w:sz w:val="16"/>
-                <w:szCs w:val="16"/>
-              </w:rPr>
-            </w:pPr>
-            <w:r>
-              <w:rPr>
-                <w:sz w:val="16"/>
-                <w:szCs w:val="16"/>
-              </w:rPr>
-              <w:t>Marker Light</w:t>
-            </w:r>
-          </w:p>
-        </w:tc>
-        <w:tc>
-          <w:tcPr>
-            <w:tcW w:w="1016" w:type="dxa"/>
-            <w:tcBorders>
-              <w:top w:val="single" w:sz="4" w:space="0" w:color="000000"/>
-              <w:left w:val="single" w:sz="4" w:space="0" w:color="000000"/>
-              <w:bottom w:val="single" w:sz="4" w:space="0" w:color="000000"/>
-            </w:tcBorders>
-            <w:vAlign w:val="bottom"/>
-          </w:tcPr>
-          <w:p>
-            <w:pPr>
-              <w:pStyle w:val="Normal"/>
-              <w:widowControl w:val="false"/>
-              <w:spacing w:lineRule="auto" w:line="180"/>
-              <w:jc w:val="center"/>
-              <w:rPr>
-                <w:sz w:val="16"/>
-                <w:szCs w:val="16"/>
-              </w:rPr>
-            </w:pPr>
-            <w:r>
-              <w:rPr>
-                <w:rFonts w:eastAsia="arial" w:ascii="arial" w:hAnsi="arial"/>
-                <w:color w:val="000000"/>
-                <w:sz w:val="16"/>
-                <w:szCs w:val="16"/>
-              </w:rPr>
-              <w:t>Exterior</w:t>
-            </w:r>
-          </w:p>
-          <w:p>
-            <w:pPr>
-              <w:pStyle w:val="Normal"/>
-              <w:widowControl w:val="false"/>
-              <w:spacing w:lineRule="auto" w:line="180"/>
-              <w:jc w:val="center"/>
-              <w:rPr>
-                <w:sz w:val="16"/>
-                <w:szCs w:val="16"/>
-              </w:rPr>
-            </w:pPr>
-            <w:r>
-              <w:rPr>
-                <w:rFonts w:eastAsia="arial" w:ascii="arial" w:hAnsi="arial"/>
-                <w:color w:val="000000"/>
-                <w:sz w:val="16"/>
-                <w:szCs w:val="16"/>
-              </w:rPr>
-              <w:t>Camera</w:t>
-            </w:r>
-          </w:p>
-        </w:tc>
-        <w:tc>
-          <w:tcPr>
-            <w:tcW w:w="1029" w:type="dxa"/>
-            <w:tcBorders>
-              <w:top w:val="single" w:sz="4" w:space="0" w:color="000000"/>
-              <w:left w:val="single" w:sz="4" w:space="0" w:color="000000"/>
-              <w:bottom w:val="single" w:sz="4" w:space="0" w:color="000000"/>
-              <w:right w:val="single" w:sz="4" w:space="0" w:color="000000"/>
-            </w:tcBorders>
-            <w:vAlign w:val="bottom"/>
-          </w:tcPr>
-          <w:p>
-            <w:pPr>
-              <w:pStyle w:val="Normal"/>
-              <w:widowControl w:val="false"/>
-              <w:spacing w:lineRule="auto" w:line="180"/>
-              <w:jc w:val="center"/>
-              <w:rPr>
-                <w:sz w:val="16"/>
-                <w:szCs w:val="16"/>
-              </w:rPr>
-            </w:pPr>
-            <w:r>
-              <w:rPr>
-                <w:rFonts w:eastAsia="arial" w:ascii="arial" w:hAnsi="arial"/>
-                <w:color w:val="000000"/>
-                <w:sz w:val="16"/>
-                <w:szCs w:val="16"/>
-              </w:rPr>
-              <w:t>Prev</w:t>
-            </w:r>
-          </w:p>
-          <w:p>
-            <w:pPr>
-              <w:pStyle w:val="Normal"/>
-              <w:widowControl w:val="false"/>
-              <w:spacing w:lineRule="auto" w:line="180"/>
-              <w:jc w:val="center"/>
-              <w:rPr>
-                <w:sz w:val="16"/>
-                <w:szCs w:val="16"/>
-              </w:rPr>
-            </w:pPr>
-            <w:r>
-              <w:rPr>
-                <w:rFonts w:eastAsia="arial" w:ascii="arial" w:hAnsi="arial"/>
-                <w:color w:val="000000"/>
-                <w:sz w:val="16"/>
-                <w:szCs w:val="16"/>
-              </w:rPr>
-              <w:t>Cab Cam</w:t>
-            </w:r>
-          </w:p>
-        </w:tc>
-      </w:tr>
-    </w:tbl>
-    <w:p>
-      <w:pPr>
-        <w:pStyle w:val="Normal"/>
-        <w:rPr>
-          <w:color w:val="000000"/>
-          <w:sz w:val="16"/>
-          <w:szCs w:val="16"/>
-        </w:rPr>
-      </w:pPr>
-      <w:r>
-        <w:rPr>
-          <w:color w:val="000000"/>
-          <w:sz w:val="20"/>
-          <w:szCs w:val="20"/>
-          <w:vertAlign w:val="subscript"/>
-        </w:rPr>
-      </w:r>
-    </w:p>
-    <w:p>
-      <w:pPr>
-        <w:pStyle w:val="Normal"/>
-        <w:rPr>
-          <w:color w:val="000000"/>
-          <w:sz w:val="16"/>
-          <w:szCs w:val="16"/>
-        </w:rPr>
-      </w:pPr>
-      <w:r>
-        <w:rPr>
-          <w:color w:val="000000"/>
-          <w:sz w:val="16"/>
-          <w:szCs w:val="16"/>
-        </w:rPr>
-        <w:tab/>
-        <w:t xml:space="preserve">       </w:t>
-      </w:r>
-      <w:r>
-        <w:rPr>
-          <w:rFonts w:eastAsia="arial" w:ascii="arial" w:hAnsi="arial"/>
-          <w:color w:val="000000"/>
-          <w:sz w:val="16"/>
-          <w:szCs w:val="16"/>
-        </w:rPr>
-        <w:t xml:space="preserve">    </w:t>
-      </w:r>
-      <w:r>
-        <w:rPr>
-          <w:rFonts w:eastAsia="arial" w:ascii="arial" w:hAnsi="arial"/>
-          <w:color w:val="000000"/>
-          <w:sz w:val="16"/>
-          <w:szCs w:val="16"/>
-        </w:rPr>
-        <w:t>CTC-3</w:t>
-      </w:r>
-      <w:r>
-        <w:rPr>
-          <w:rFonts w:eastAsia="arial" w:ascii="arial" w:hAnsi="arial"/>
-          <w:color w:val="000000"/>
-          <w:sz w:val="16"/>
-          <w:szCs w:val="16"/>
-        </w:rPr>
-        <w:t>-1</w:t>
-      </w:r>
-    </w:p>
-    <w:tbl>
-      <w:tblPr>
-        <w:tblW w:w="14248" w:type="dxa"/>
-        <w:jc w:val="left"/>
-        <w:tblInd w:w="-5" w:type="dxa"/>
-        <w:tblLayout w:type="fixed"/>
-        <w:tblCellMar>
-          <w:top w:w="0" w:type="dxa"/>
-          <w:left w:w="108" w:type="dxa"/>
-          <w:bottom w:w="0" w:type="dxa"/>
-          <w:right w:w="108" w:type="dxa"/>
-        </w:tblCellMar>
-        <w:tblLook w:firstRow="1" w:noVBand="1" w:lastRow="0" w:firstColumn="1" w:lastColumn="0" w:noHBand="0" w:val="04a0"/>
-      </w:tblPr>
-      <w:tblGrid>
-        <w:gridCol w:w="1017"/>
-        <w:gridCol w:w="1019"/>
-        <w:gridCol w:w="1014"/>
-        <w:gridCol w:w="1016"/>
-        <w:gridCol w:w="1020"/>
-        <w:gridCol w:w="1016"/>
-        <w:gridCol w:w="1016"/>
-        <w:gridCol w:w="1017"/>
-        <w:gridCol w:w="1016"/>
-        <w:gridCol w:w="1020"/>
-        <w:gridCol w:w="1016"/>
-        <w:gridCol w:w="1016"/>
-        <w:gridCol w:w="1016"/>
-        <w:gridCol w:w="1029"/>
-      </w:tblGrid>
-      <w:tr>
-        <w:trPr>
-          <w:trHeight w:val="440" w:hRule="exact"/>
-          <w:cantSplit w:val="true"/>
-        </w:trPr>
-        <w:tc>
-          <w:tcPr>
-            <w:tcW w:w="1017" w:type="dxa"/>
-            <w:tcBorders>
-              <w:top w:val="single" w:sz="4" w:space="0" w:color="000000"/>
-              <w:left w:val="single" w:sz="4" w:space="0" w:color="000000"/>
-              <w:bottom w:val="single" w:sz="4" w:space="0" w:color="000000"/>
-            </w:tcBorders>
-            <w:vAlign w:val="bottom"/>
-          </w:tcPr>
-          <w:p>
-            <w:pPr>
-              <w:pStyle w:val="Normal"/>
-              <w:widowControl w:val="false"/>
-              <w:spacing w:lineRule="auto" w:line="180" w:before="0" w:after="60"/>
-              <w:jc w:val="center"/>
-              <w:rPr>
-                <w:color w:val="000000"/>
-                <w:sz w:val="16"/>
-                <w:szCs w:val="16"/>
-              </w:rPr>
-            </w:pPr>
-            <w:r>
-              <w:rPr>
-                <w:rFonts w:eastAsia="arial" w:ascii="arial" w:hAnsi="arial"/>
-                <w:b/>
-                <w:color w:val="000000"/>
-                <w:sz w:val="16"/>
-                <w:szCs w:val="16"/>
-              </w:rPr>
-              <w:t>Pause</w:t>
-            </w:r>
-          </w:p>
-        </w:tc>
-        <w:tc>
-          <w:tcPr>
-            <w:tcW w:w="1019" w:type="dxa"/>
-            <w:tcBorders>
-              <w:top w:val="single" w:sz="4" w:space="0" w:color="000000"/>
-              <w:left w:val="single" w:sz="4" w:space="0" w:color="000000"/>
-              <w:bottom w:val="single" w:sz="4" w:space="0" w:color="000000"/>
-            </w:tcBorders>
-            <w:vAlign w:val="bottom"/>
-          </w:tcPr>
-          <w:p>
-            <w:pPr>
-              <w:pStyle w:val="Normal"/>
-              <w:widowControl w:val="false"/>
-              <w:spacing w:lineRule="auto" w:line="180"/>
-              <w:jc w:val="center"/>
-              <w:rPr>
-                <w:color w:val="000000"/>
-                <w:sz w:val="16"/>
-                <w:szCs w:val="16"/>
-              </w:rPr>
-            </w:pPr>
-            <w:r>
-              <w:rPr/>
-            </w:r>
-          </w:p>
-        </w:tc>
-        <w:tc>
-          <w:tcPr>
-            <w:tcW w:w="1014" w:type="dxa"/>
-            <w:tcBorders>
-              <w:top w:val="single" w:sz="4" w:space="0" w:color="000000"/>
-              <w:left w:val="single" w:sz="4" w:space="0" w:color="000000"/>
-              <w:bottom w:val="single" w:sz="4" w:space="0" w:color="000000"/>
-            </w:tcBorders>
-            <w:vAlign w:val="bottom"/>
-          </w:tcPr>
-          <w:p>
-            <w:pPr>
-              <w:pStyle w:val="Normal"/>
-              <w:widowControl w:val="false"/>
-              <w:jc w:val="center"/>
-              <w:rPr>
-                <w:rFonts w:ascii="arial" w:hAnsi="arial" w:eastAsia="arial"/>
-                <w:color w:val="000000"/>
-                <w:sz w:val="16"/>
-                <w:szCs w:val="16"/>
-              </w:rPr>
-            </w:pPr>
-            <w:r>
-              <w:rPr>
-                <w:rFonts w:eastAsia="arial" w:ascii="arial" w:hAnsi="arial"/>
-                <w:color w:val="000000"/>
-                <w:sz w:val="16"/>
-                <w:szCs w:val="16"/>
-              </w:rPr>
-              <w:t>Cab Signal Fuse</w:t>
-            </w:r>
-          </w:p>
-        </w:tc>
-        <w:tc>
-          <w:tcPr>
-            <w:tcW w:w="1016" w:type="dxa"/>
-            <w:tcBorders>
-              <w:top w:val="single" w:sz="4" w:space="0" w:color="000000"/>
-              <w:left w:val="single" w:sz="4" w:space="0" w:color="000000"/>
-              <w:bottom w:val="single" w:sz="4" w:space="0" w:color="000000"/>
-            </w:tcBorders>
-            <w:vAlign w:val="bottom"/>
-          </w:tcPr>
-          <w:p>
-            <w:pPr>
-              <w:pStyle w:val="Normal"/>
-              <w:widowControl w:val="false"/>
-              <w:spacing w:lineRule="auto" w:line="180"/>
-              <w:jc w:val="center"/>
-              <w:rPr>
-                <w:color w:val="000000"/>
-                <w:sz w:val="16"/>
-                <w:szCs w:val="16"/>
-              </w:rPr>
-            </w:pPr>
-            <w:r>
-              <w:rPr>
-                <w:color w:val="000000"/>
-                <w:sz w:val="16"/>
-                <w:szCs w:val="16"/>
-              </w:rPr>
-              <w:t>Cab Signal</w:t>
-            </w:r>
-          </w:p>
-        </w:tc>
-        <w:tc>
-          <w:tcPr>
-            <w:tcW w:w="1020" w:type="dxa"/>
-            <w:tcBorders>
-              <w:top w:val="single" w:sz="4" w:space="0" w:color="000000"/>
-              <w:left w:val="single" w:sz="4" w:space="0" w:color="000000"/>
-              <w:bottom w:val="single" w:sz="4" w:space="0" w:color="000000"/>
-            </w:tcBorders>
-            <w:vAlign w:val="bottom"/>
-          </w:tcPr>
-          <w:p>
-            <w:pPr>
-              <w:pStyle w:val="Normal"/>
-              <w:widowControl w:val="false"/>
-              <w:spacing w:lineRule="auto" w:line="180"/>
-              <w:jc w:val="center"/>
-              <w:rPr>
-                <w:color w:val="000000"/>
-                <w:sz w:val="16"/>
-                <w:szCs w:val="16"/>
-              </w:rPr>
-            </w:pPr>
-            <w:r>
-              <w:rPr>
-                <w:color w:val="000000"/>
-                <w:sz w:val="16"/>
-                <w:szCs w:val="16"/>
-              </w:rPr>
-              <w:t>Generator Field</w:t>
-            </w:r>
-          </w:p>
-        </w:tc>
-        <w:tc>
-          <w:tcPr>
-            <w:tcW w:w="1016" w:type="dxa"/>
-            <w:tcBorders>
-              <w:top w:val="single" w:sz="4" w:space="0" w:color="000000"/>
-              <w:left w:val="single" w:sz="4" w:space="0" w:color="000000"/>
-              <w:bottom w:val="single" w:sz="4" w:space="0" w:color="000000"/>
-            </w:tcBorders>
-            <w:vAlign w:val="bottom"/>
-          </w:tcPr>
-          <w:p>
-            <w:pPr>
-              <w:pStyle w:val="Normal"/>
-              <w:widowControl w:val="false"/>
-              <w:jc w:val="center"/>
-              <w:rPr>
-                <w:color w:val="000000"/>
-                <w:sz w:val="16"/>
-                <w:szCs w:val="16"/>
-              </w:rPr>
-            </w:pPr>
-            <w:r>
-              <w:rPr>
-                <w:color w:val="000000"/>
-                <w:sz w:val="16"/>
-                <w:szCs w:val="16"/>
-              </w:rPr>
-              <w:t>Brake</w:t>
-            </w:r>
-          </w:p>
-          <w:p>
-            <w:pPr>
-              <w:pStyle w:val="Normal"/>
-              <w:widowControl w:val="false"/>
-              <w:jc w:val="center"/>
-              <w:rPr>
-                <w:color w:val="000000"/>
-                <w:sz w:val="16"/>
-                <w:szCs w:val="16"/>
-              </w:rPr>
-            </w:pPr>
-            <w:r>
-              <w:rPr>
-                <w:color w:val="000000"/>
-                <w:sz w:val="16"/>
-                <w:szCs w:val="16"/>
-              </w:rPr>
-              <w:t>Cut</w:t>
-            </w:r>
-            <w:r>
-              <w:rPr>
-                <w:color w:val="000000"/>
-                <w:sz w:val="16"/>
-                <w:szCs w:val="16"/>
-              </w:rPr>
-              <w:t>off</w:t>
-            </w:r>
-          </w:p>
-        </w:tc>
-        <w:tc>
-          <w:tcPr>
-            <w:tcW w:w="1016" w:type="dxa"/>
-            <w:tcBorders>
-              <w:top w:val="single" w:sz="4" w:space="0" w:color="000000"/>
-              <w:left w:val="single" w:sz="4" w:space="0" w:color="000000"/>
-              <w:bottom w:val="single" w:sz="4" w:space="0" w:color="000000"/>
-            </w:tcBorders>
-            <w:vAlign w:val="bottom"/>
-          </w:tcPr>
-          <w:p>
-            <w:pPr>
-              <w:pStyle w:val="Normal"/>
-              <w:widowControl w:val="false"/>
-              <w:jc w:val="center"/>
-              <w:rPr>
-                <w:color w:val="000000"/>
-                <w:sz w:val="16"/>
-                <w:szCs w:val="16"/>
-              </w:rPr>
-            </w:pPr>
-            <w:r>
-              <w:rPr>
-                <w:color w:val="000000"/>
-                <w:sz w:val="16"/>
-                <w:szCs w:val="16"/>
-              </w:rPr>
-              <w:t>EP Brake</w:t>
-            </w:r>
-          </w:p>
-        </w:tc>
-        <w:tc>
-          <w:tcPr>
-            <w:tcW w:w="1017" w:type="dxa"/>
-            <w:tcBorders>
-              <w:top w:val="single" w:sz="4" w:space="0" w:color="000000"/>
-              <w:left w:val="single" w:sz="4" w:space="0" w:color="000000"/>
-              <w:bottom w:val="single" w:sz="4" w:space="0" w:color="000000"/>
-            </w:tcBorders>
-            <w:vAlign w:val="bottom"/>
-          </w:tcPr>
-          <w:p>
-            <w:pPr>
-              <w:pStyle w:val="Normal"/>
-              <w:widowControl w:val="false"/>
-              <w:jc w:val="center"/>
-              <w:rPr>
-                <w:color w:val="000000"/>
-                <w:sz w:val="16"/>
-                <w:szCs w:val="16"/>
-              </w:rPr>
-            </w:pPr>
-            <w:r>
-              <w:rPr/>
-            </w:r>
-          </w:p>
-        </w:tc>
-        <w:tc>
-          <w:tcPr>
-            <w:tcW w:w="1016" w:type="dxa"/>
-            <w:tcBorders>
-              <w:top w:val="single" w:sz="4" w:space="0" w:color="000000"/>
-              <w:left w:val="single" w:sz="4" w:space="0" w:color="000000"/>
-              <w:bottom w:val="single" w:sz="4" w:space="0" w:color="000000"/>
-            </w:tcBorders>
-            <w:vAlign w:val="bottom"/>
-          </w:tcPr>
-          <w:p>
-            <w:pPr>
-              <w:pStyle w:val="Normal"/>
-              <w:widowControl w:val="false"/>
-              <w:jc w:val="center"/>
-              <w:rPr>
-                <w:sz w:val="16"/>
-                <w:szCs w:val="16"/>
-              </w:rPr>
-            </w:pPr>
-            <w:r>
-              <w:rPr/>
-            </w:r>
-          </w:p>
-        </w:tc>
-        <w:tc>
-          <w:tcPr>
-            <w:tcW w:w="1020" w:type="dxa"/>
-            <w:tcBorders>
-              <w:top w:val="single" w:sz="4" w:space="0" w:color="000000"/>
-              <w:left w:val="single" w:sz="4" w:space="0" w:color="000000"/>
-              <w:bottom w:val="single" w:sz="4" w:space="0" w:color="000000"/>
-            </w:tcBorders>
-            <w:vAlign w:val="bottom"/>
-          </w:tcPr>
-          <w:p>
-            <w:pPr>
-              <w:pStyle w:val="Normal"/>
-              <w:widowControl w:val="false"/>
-              <w:jc w:val="center"/>
-              <w:rPr>
-                <w:color w:val="000000"/>
-                <w:sz w:val="16"/>
-                <w:szCs w:val="16"/>
-              </w:rPr>
-            </w:pPr>
-            <w:r>
-              <w:rPr/>
-            </w:r>
-          </w:p>
-        </w:tc>
-        <w:tc>
-          <w:tcPr>
-            <w:tcW w:w="1016" w:type="dxa"/>
-            <w:tcBorders>
-              <w:top w:val="single" w:sz="4" w:space="0" w:color="000000"/>
-              <w:left w:val="single" w:sz="4" w:space="0" w:color="000000"/>
-              <w:bottom w:val="single" w:sz="4" w:space="0" w:color="000000"/>
-            </w:tcBorders>
-            <w:vAlign w:val="bottom"/>
-          </w:tcPr>
-          <w:p>
-            <w:pPr>
-              <w:pStyle w:val="Normal"/>
-              <w:widowControl w:val="false"/>
-              <w:spacing w:lineRule="auto" w:line="180"/>
-              <w:jc w:val="center"/>
-              <w:rPr>
-                <w:sz w:val="16"/>
-                <w:szCs w:val="16"/>
-              </w:rPr>
-            </w:pPr>
-            <w:r>
-              <w:rPr>
-                <w:rFonts w:eastAsia="arial" w:ascii="arial" w:hAnsi="arial"/>
-                <w:color w:val="000000"/>
-                <w:sz w:val="16"/>
-                <w:szCs w:val="16"/>
-              </w:rPr>
-              <w:t xml:space="preserve">Gauge Light </w:t>
-            </w:r>
-            <w:r>
-              <w:rPr>
-                <w:rFonts w:eastAsia="arial" w:ascii="arial" w:hAnsi="arial"/>
-                <w:color w:val="000000"/>
-                <w:sz w:val="16"/>
-                <w:szCs w:val="16"/>
-              </w:rPr>
-              <w:t>Up</w:t>
-            </w:r>
-          </w:p>
-        </w:tc>
-        <w:tc>
-          <w:tcPr>
-            <w:tcW w:w="1016" w:type="dxa"/>
-            <w:tcBorders>
-              <w:top w:val="single" w:sz="4" w:space="0" w:color="000000"/>
-              <w:left w:val="single" w:sz="4" w:space="0" w:color="000000"/>
-              <w:bottom w:val="single" w:sz="4" w:space="0" w:color="000000"/>
-            </w:tcBorders>
-            <w:vAlign w:val="bottom"/>
-          </w:tcPr>
-          <w:p>
-            <w:pPr>
-              <w:pStyle w:val="Normal"/>
-              <w:widowControl w:val="false"/>
-              <w:spacing w:lineRule="auto" w:line="180"/>
-              <w:jc w:val="center"/>
-              <w:rPr>
-                <w:sz w:val="16"/>
-                <w:szCs w:val="16"/>
-              </w:rPr>
-            </w:pPr>
-            <w:r>
-              <w:rPr>
-                <w:sz w:val="16"/>
-                <w:szCs w:val="16"/>
-              </w:rPr>
-              <w:t>Cab Light</w:t>
-            </w:r>
-          </w:p>
-        </w:tc>
-        <w:tc>
-          <w:tcPr>
-            <w:tcW w:w="1016" w:type="dxa"/>
-            <w:tcBorders>
-              <w:top w:val="single" w:sz="4" w:space="0" w:color="000000"/>
-              <w:left w:val="single" w:sz="4" w:space="0" w:color="000000"/>
-              <w:bottom w:val="single" w:sz="4" w:space="0" w:color="000000"/>
-            </w:tcBorders>
-            <w:vAlign w:val="bottom"/>
-          </w:tcPr>
-          <w:p>
-            <w:pPr>
-              <w:pStyle w:val="Normal"/>
-              <w:widowControl w:val="false"/>
-              <w:spacing w:lineRule="auto" w:line="180"/>
-              <w:jc w:val="center"/>
-              <w:rPr>
-                <w:sz w:val="16"/>
-                <w:szCs w:val="16"/>
-              </w:rPr>
-            </w:pPr>
-            <w:r>
-              <w:rPr>
-                <w:rFonts w:eastAsia="arial" w:ascii="arial" w:hAnsi="arial"/>
-                <w:color w:val="000000"/>
-                <w:sz w:val="16"/>
-                <w:szCs w:val="16"/>
-              </w:rPr>
-              <w:t>1-Person</w:t>
-            </w:r>
-          </w:p>
-        </w:tc>
-        <w:tc>
-          <w:tcPr>
-            <w:tcW w:w="1029" w:type="dxa"/>
-            <w:tcBorders>
-              <w:top w:val="single" w:sz="4" w:space="0" w:color="000000"/>
-              <w:left w:val="single" w:sz="4" w:space="0" w:color="000000"/>
-              <w:bottom w:val="single" w:sz="4" w:space="0" w:color="000000"/>
-              <w:right w:val="single" w:sz="4" w:space="0" w:color="000000"/>
-            </w:tcBorders>
-            <w:vAlign w:val="bottom"/>
-          </w:tcPr>
-          <w:p>
-            <w:pPr>
-              <w:pStyle w:val="Normal"/>
-              <w:widowControl w:val="false"/>
-              <w:spacing w:lineRule="auto" w:line="180"/>
-              <w:jc w:val="center"/>
-              <w:rPr>
-                <w:sz w:val="16"/>
-                <w:szCs w:val="16"/>
-              </w:rPr>
-            </w:pPr>
-            <w:r>
-              <w:rPr>
-                <w:rFonts w:eastAsia="arial" w:ascii="arial" w:hAnsi="arial"/>
-                <w:color w:val="000000"/>
-                <w:sz w:val="16"/>
-                <w:szCs w:val="16"/>
-              </w:rPr>
-              <w:t>Next</w:t>
-            </w:r>
-          </w:p>
-          <w:p>
-            <w:pPr>
-              <w:pStyle w:val="Normal"/>
-              <w:widowControl w:val="false"/>
-              <w:spacing w:lineRule="auto" w:line="180"/>
-              <w:jc w:val="center"/>
-              <w:rPr>
-                <w:sz w:val="16"/>
-                <w:szCs w:val="16"/>
-              </w:rPr>
-            </w:pPr>
-            <w:r>
-              <w:rPr>
-                <w:rFonts w:eastAsia="arial" w:ascii="arial" w:hAnsi="arial"/>
-                <w:color w:val="000000"/>
-                <w:sz w:val="16"/>
-                <w:szCs w:val="16"/>
-              </w:rPr>
-              <w:t>Cab Cam</w:t>
-            </w:r>
-          </w:p>
-        </w:tc>
-      </w:tr>
-    </w:tbl>
-    <w:p>
-      <w:pPr>
-        <w:pStyle w:val="Normal"/>
-        <w:rPr>
-          <w:rFonts w:ascii="arial" w:hAnsi="arial" w:eastAsia="arial"/>
-          <w:color w:val="000000"/>
-          <w:sz w:val="16"/>
-          <w:szCs w:val="16"/>
-        </w:rPr>
-      </w:pPr>
-      <w:r>
-        <w:rPr>
-          <w:rFonts w:eastAsia="arial" w:ascii="arial" w:hAnsi="arial"/>
-          <w:color w:val="000000"/>
-          <w:sz w:val="16"/>
-          <w:szCs w:val="16"/>
-        </w:rPr>
-      </w:r>
-    </w:p>
-    <w:p>
-      <w:pPr>
-        <w:pStyle w:val="Normal"/>
-        <w:rPr>
-          <w:color w:val="000000"/>
-          <w:sz w:val="16"/>
-          <w:szCs w:val="16"/>
-        </w:rPr>
-      </w:pPr>
-      <w:r>
-        <w:rPr>
-          <w:rFonts w:eastAsia="arial" w:ascii="arial" w:hAnsi="arial"/>
-          <w:color w:val="000000"/>
-          <w:sz w:val="16"/>
-          <w:szCs w:val="16"/>
-        </w:rPr>
-        <w:tab/>
-        <w:t xml:space="preserve">           </w:t>
-      </w:r>
-      <w:r>
-        <w:rPr>
-          <w:rFonts w:eastAsia="arial" w:ascii="arial" w:hAnsi="arial"/>
-          <w:color w:val="000000"/>
-          <w:sz w:val="16"/>
-          <w:szCs w:val="16"/>
-        </w:rPr>
-        <w:t>CTC-3</w:t>
-      </w:r>
-      <w:r>
-        <w:rPr>
-          <w:rFonts w:eastAsia="arial" w:ascii="arial" w:hAnsi="arial"/>
-          <w:color w:val="000000"/>
-          <w:sz w:val="16"/>
-          <w:szCs w:val="16"/>
-        </w:rPr>
-        <w:t>-2</w:t>
-      </w:r>
-    </w:p>
-    <w:tbl>
-      <w:tblPr>
-        <w:tblW w:w="14248" w:type="dxa"/>
-        <w:jc w:val="left"/>
-        <w:tblInd w:w="-5" w:type="dxa"/>
-        <w:tblLayout w:type="fixed"/>
-        <w:tblCellMar>
-          <w:top w:w="0" w:type="dxa"/>
-          <w:left w:w="108" w:type="dxa"/>
-          <w:bottom w:w="0" w:type="dxa"/>
-          <w:right w:w="108" w:type="dxa"/>
-        </w:tblCellMar>
-        <w:tblLook w:firstRow="1" w:noVBand="1" w:lastRow="0" w:firstColumn="1" w:lastColumn="0" w:noHBand="0" w:val="04a0"/>
-      </w:tblPr>
-      <w:tblGrid>
-        <w:gridCol w:w="1017"/>
-        <w:gridCol w:w="1019"/>
-        <w:gridCol w:w="1014"/>
-        <w:gridCol w:w="1016"/>
-        <w:gridCol w:w="1020"/>
-        <w:gridCol w:w="1016"/>
-        <w:gridCol w:w="1016"/>
-        <w:gridCol w:w="1017"/>
-        <w:gridCol w:w="1016"/>
-        <w:gridCol w:w="1020"/>
-        <w:gridCol w:w="1016"/>
-        <w:gridCol w:w="1016"/>
-        <w:gridCol w:w="1016"/>
-        <w:gridCol w:w="1029"/>
-      </w:tblGrid>
-      <w:tr>
-        <w:trPr>
-          <w:trHeight w:val="440" w:hRule="exact"/>
-          <w:cantSplit w:val="true"/>
-        </w:trPr>
-        <w:tc>
-          <w:tcPr>
-            <w:tcW w:w="1017" w:type="dxa"/>
-            <w:tcBorders>
-              <w:top w:val="single" w:sz="4" w:space="0" w:color="000000"/>
-              <w:left w:val="single" w:sz="4" w:space="0" w:color="000000"/>
-              <w:bottom w:val="single" w:sz="4" w:space="0" w:color="000000"/>
-            </w:tcBorders>
-            <w:vAlign w:val="bottom"/>
-          </w:tcPr>
-          <w:p>
-            <w:pPr>
-              <w:pStyle w:val="Normal"/>
-              <w:widowControl w:val="false"/>
-              <w:spacing w:lineRule="auto" w:line="180" w:before="0" w:after="60"/>
-              <w:jc w:val="center"/>
-              <w:rPr>
-                <w:b/>
-                <w:bCs/>
-              </w:rPr>
-            </w:pPr>
-            <w:r>
-              <w:rPr>
-                <w:b/>
-                <w:bCs/>
-                <w:color w:val="000000"/>
-                <w:sz w:val="16"/>
-                <w:szCs w:val="16"/>
-              </w:rPr>
-              <w:t>HUD</w:t>
-            </w:r>
-          </w:p>
-        </w:tc>
-        <w:tc>
-          <w:tcPr>
-            <w:tcW w:w="1019" w:type="dxa"/>
-            <w:tcBorders>
-              <w:top w:val="single" w:sz="4" w:space="0" w:color="000000"/>
-              <w:left w:val="single" w:sz="4" w:space="0" w:color="000000"/>
-              <w:bottom w:val="single" w:sz="4" w:space="0" w:color="000000"/>
-            </w:tcBorders>
-            <w:vAlign w:val="bottom"/>
-          </w:tcPr>
-          <w:p>
-            <w:pPr>
-              <w:pStyle w:val="Normal"/>
-              <w:widowControl w:val="false"/>
-              <w:spacing w:lineRule="auto" w:line="180"/>
-              <w:jc w:val="center"/>
-              <w:rPr>
-                <w:color w:val="000000"/>
-                <w:sz w:val="16"/>
-                <w:szCs w:val="16"/>
-              </w:rPr>
-            </w:pPr>
-            <w:r>
-              <w:rPr>
-                <w:color w:val="000000"/>
-                <w:sz w:val="16"/>
-                <w:szCs w:val="16"/>
-              </w:rPr>
-              <w:t>Schedule</w:t>
-            </w:r>
-          </w:p>
-        </w:tc>
-        <w:tc>
-          <w:tcPr>
-            <w:tcW w:w="1014" w:type="dxa"/>
-            <w:tcBorders>
-              <w:top w:val="single" w:sz="4" w:space="0" w:color="000000"/>
-              <w:left w:val="single" w:sz="4" w:space="0" w:color="000000"/>
-              <w:bottom w:val="single" w:sz="4" w:space="0" w:color="000000"/>
-            </w:tcBorders>
-            <w:vAlign w:val="bottom"/>
-          </w:tcPr>
-          <w:p>
-            <w:pPr>
-              <w:pStyle w:val="Normal"/>
-              <w:widowControl w:val="false"/>
-              <w:spacing w:lineRule="auto" w:line="180"/>
-              <w:jc w:val="center"/>
-              <w:rPr>
-                <w:color w:val="000000"/>
-                <w:sz w:val="16"/>
-                <w:szCs w:val="16"/>
-              </w:rPr>
-            </w:pPr>
-            <w:r>
-              <w:rPr>
-                <w:rFonts w:eastAsia="arial" w:ascii="arial" w:hAnsi="arial"/>
-                <w:color w:val="000000"/>
-                <w:sz w:val="16"/>
-                <w:szCs w:val="16"/>
-              </w:rPr>
-              <w:t>Engine Stop</w:t>
-            </w:r>
-          </w:p>
-        </w:tc>
-        <w:tc>
-          <w:tcPr>
-            <w:tcW w:w="1016" w:type="dxa"/>
-            <w:tcBorders>
-              <w:top w:val="single" w:sz="4" w:space="0" w:color="000000"/>
-              <w:left w:val="single" w:sz="4" w:space="0" w:color="000000"/>
-              <w:bottom w:val="single" w:sz="4" w:space="0" w:color="000000"/>
-            </w:tcBorders>
-            <w:vAlign w:val="bottom"/>
-          </w:tcPr>
-          <w:p>
-            <w:pPr>
-              <w:pStyle w:val="Normal"/>
-              <w:widowControl w:val="false"/>
-              <w:spacing w:lineRule="auto" w:line="180"/>
-              <w:jc w:val="center"/>
-              <w:rPr>
-                <w:color w:val="000000"/>
-                <w:sz w:val="16"/>
-                <w:szCs w:val="16"/>
-              </w:rPr>
-            </w:pPr>
-            <w:r>
-              <w:rPr>
-                <w:color w:val="000000"/>
-                <w:sz w:val="16"/>
-                <w:szCs w:val="16"/>
-              </w:rPr>
-              <w:t>Alerter</w:t>
-            </w:r>
-          </w:p>
-        </w:tc>
-        <w:tc>
-          <w:tcPr>
-            <w:tcW w:w="1020" w:type="dxa"/>
-            <w:tcBorders>
-              <w:top w:val="single" w:sz="4" w:space="0" w:color="000000"/>
-              <w:left w:val="single" w:sz="4" w:space="0" w:color="000000"/>
-              <w:bottom w:val="single" w:sz="4" w:space="0" w:color="000000"/>
-            </w:tcBorders>
-            <w:vAlign w:val="bottom"/>
-          </w:tcPr>
-          <w:p>
-            <w:pPr>
-              <w:pStyle w:val="Normal"/>
-              <w:widowControl w:val="false"/>
-              <w:spacing w:lineRule="auto" w:line="180"/>
-              <w:jc w:val="center"/>
-              <w:rPr>
-                <w:color w:val="000000"/>
-                <w:sz w:val="16"/>
-                <w:szCs w:val="16"/>
-              </w:rPr>
-            </w:pPr>
-            <w:r>
-              <w:rPr>
-                <w:rFonts w:eastAsia="arial" w:ascii="arial" w:hAnsi="arial"/>
-                <w:color w:val="000000"/>
-                <w:sz w:val="16"/>
-                <w:szCs w:val="16"/>
-              </w:rPr>
-              <w:t>Engine Run</w:t>
-            </w:r>
-          </w:p>
-        </w:tc>
-        <w:tc>
-          <w:tcPr>
-            <w:tcW w:w="1016" w:type="dxa"/>
-            <w:tcBorders>
-              <w:top w:val="single" w:sz="4" w:space="0" w:color="000000"/>
-              <w:left w:val="single" w:sz="4" w:space="0" w:color="000000"/>
-              <w:bottom w:val="single" w:sz="4" w:space="0" w:color="000000"/>
-            </w:tcBorders>
-            <w:vAlign w:val="bottom"/>
-          </w:tcPr>
-          <w:p>
-            <w:pPr>
-              <w:pStyle w:val="Normal"/>
-              <w:widowControl w:val="false"/>
-              <w:jc w:val="center"/>
-              <w:rPr>
-                <w:color w:val="000000"/>
-                <w:sz w:val="16"/>
-                <w:szCs w:val="16"/>
-              </w:rPr>
-            </w:pPr>
-            <w:r>
-              <w:rPr/>
-            </w:r>
-          </w:p>
-        </w:tc>
-        <w:tc>
-          <w:tcPr>
-            <w:tcW w:w="1016" w:type="dxa"/>
-            <w:tcBorders>
-              <w:top w:val="single" w:sz="4" w:space="0" w:color="000000"/>
-              <w:left w:val="single" w:sz="4" w:space="0" w:color="000000"/>
-              <w:bottom w:val="single" w:sz="4" w:space="0" w:color="000000"/>
-            </w:tcBorders>
-            <w:vAlign w:val="bottom"/>
-          </w:tcPr>
-          <w:p>
-            <w:pPr>
-              <w:pStyle w:val="Normal"/>
-              <w:widowControl w:val="false"/>
-              <w:jc w:val="center"/>
-              <w:rPr>
-                <w:color w:val="000000"/>
-                <w:sz w:val="16"/>
-                <w:szCs w:val="16"/>
-              </w:rPr>
-            </w:pPr>
-            <w:r>
-              <w:rPr/>
-            </w:r>
-          </w:p>
-        </w:tc>
-        <w:tc>
-          <w:tcPr>
-            <w:tcW w:w="1017" w:type="dxa"/>
-            <w:tcBorders>
-              <w:top w:val="single" w:sz="4" w:space="0" w:color="000000"/>
-              <w:left w:val="single" w:sz="4" w:space="0" w:color="000000"/>
-              <w:bottom w:val="single" w:sz="4" w:space="0" w:color="000000"/>
-            </w:tcBorders>
-            <w:vAlign w:val="bottom"/>
-          </w:tcPr>
-          <w:p>
-            <w:pPr>
-              <w:pStyle w:val="Normal"/>
-              <w:widowControl w:val="false"/>
-              <w:jc w:val="center"/>
-              <w:rPr>
-                <w:color w:val="000000"/>
-                <w:sz w:val="16"/>
-                <w:szCs w:val="16"/>
-              </w:rPr>
-            </w:pPr>
-            <w:r>
-              <w:rPr/>
-            </w:r>
-          </w:p>
-        </w:tc>
-        <w:tc>
-          <w:tcPr>
-            <w:tcW w:w="1016" w:type="dxa"/>
-            <w:tcBorders>
-              <w:top w:val="single" w:sz="4" w:space="0" w:color="000000"/>
-              <w:left w:val="single" w:sz="4" w:space="0" w:color="000000"/>
-              <w:bottom w:val="single" w:sz="4" w:space="0" w:color="000000"/>
-            </w:tcBorders>
-            <w:vAlign w:val="bottom"/>
-          </w:tcPr>
-          <w:p>
-            <w:pPr>
-              <w:pStyle w:val="Normal"/>
-              <w:widowControl w:val="false"/>
-              <w:jc w:val="center"/>
-              <w:rPr>
-                <w:sz w:val="16"/>
-                <w:szCs w:val="16"/>
-              </w:rPr>
-            </w:pPr>
-            <w:r>
-              <w:rPr/>
-            </w:r>
-          </w:p>
-        </w:tc>
-        <w:tc>
-          <w:tcPr>
-            <w:tcW w:w="1020" w:type="dxa"/>
-            <w:tcBorders>
-              <w:top w:val="single" w:sz="4" w:space="0" w:color="000000"/>
-              <w:left w:val="single" w:sz="4" w:space="0" w:color="000000"/>
-              <w:bottom w:val="single" w:sz="4" w:space="0" w:color="000000"/>
-            </w:tcBorders>
-            <w:vAlign w:val="bottom"/>
-          </w:tcPr>
-          <w:p>
-            <w:pPr>
-              <w:pStyle w:val="Normal"/>
-              <w:widowControl w:val="false"/>
-              <w:jc w:val="center"/>
-              <w:rPr>
-                <w:color w:val="000000"/>
-                <w:sz w:val="16"/>
-                <w:szCs w:val="16"/>
-              </w:rPr>
-            </w:pPr>
-            <w:r>
-              <w:rPr/>
-            </w:r>
-          </w:p>
-        </w:tc>
-        <w:tc>
-          <w:tcPr>
-            <w:tcW w:w="1016" w:type="dxa"/>
-            <w:tcBorders>
-              <w:top w:val="single" w:sz="4" w:space="0" w:color="000000"/>
-              <w:left w:val="single" w:sz="4" w:space="0" w:color="000000"/>
-              <w:bottom w:val="single" w:sz="4" w:space="0" w:color="000000"/>
-            </w:tcBorders>
-            <w:vAlign w:val="bottom"/>
-          </w:tcPr>
-          <w:p>
-            <w:pPr>
-              <w:pStyle w:val="Normal"/>
-              <w:widowControl w:val="false"/>
-              <w:spacing w:lineRule="auto" w:line="180"/>
-              <w:jc w:val="center"/>
-              <w:rPr>
-                <w:sz w:val="16"/>
-                <w:szCs w:val="16"/>
-              </w:rPr>
-            </w:pPr>
-            <w:r>
-              <w:rPr>
-                <w:rFonts w:eastAsia="arial" w:ascii="arial" w:hAnsi="arial"/>
-                <w:color w:val="000000"/>
-                <w:sz w:val="16"/>
-                <w:szCs w:val="16"/>
-              </w:rPr>
-              <w:t xml:space="preserve">Gauge Light </w:t>
-            </w:r>
-            <w:r>
-              <w:rPr>
-                <w:rFonts w:eastAsia="arial" w:ascii="arial" w:hAnsi="arial"/>
-                <w:color w:val="000000"/>
-                <w:sz w:val="16"/>
-                <w:szCs w:val="16"/>
-              </w:rPr>
-              <w:t>Dw</w:t>
-            </w:r>
-          </w:p>
-        </w:tc>
-        <w:tc>
-          <w:tcPr>
-            <w:tcW w:w="1016" w:type="dxa"/>
-            <w:tcBorders>
-              <w:top w:val="single" w:sz="4" w:space="0" w:color="000000"/>
-              <w:left w:val="single" w:sz="4" w:space="0" w:color="000000"/>
-              <w:bottom w:val="single" w:sz="4" w:space="0" w:color="000000"/>
-            </w:tcBorders>
-            <w:vAlign w:val="bottom"/>
-          </w:tcPr>
-          <w:p>
-            <w:pPr>
-              <w:pStyle w:val="Normal"/>
-              <w:widowControl w:val="false"/>
-              <w:spacing w:lineRule="auto" w:line="180"/>
-              <w:jc w:val="center"/>
-              <w:rPr>
-                <w:sz w:val="16"/>
-                <w:szCs w:val="16"/>
-              </w:rPr>
-            </w:pPr>
-            <w:r>
-              <w:rPr>
-                <w:sz w:val="16"/>
-                <w:szCs w:val="16"/>
-              </w:rPr>
-              <w:t>Marker Light</w:t>
-            </w:r>
-          </w:p>
-        </w:tc>
-        <w:tc>
-          <w:tcPr>
-            <w:tcW w:w="1016" w:type="dxa"/>
-            <w:tcBorders>
-              <w:top w:val="single" w:sz="4" w:space="0" w:color="000000"/>
-              <w:left w:val="single" w:sz="4" w:space="0" w:color="000000"/>
-              <w:bottom w:val="single" w:sz="4" w:space="0" w:color="000000"/>
-            </w:tcBorders>
-            <w:vAlign w:val="bottom"/>
-          </w:tcPr>
-          <w:p>
-            <w:pPr>
-              <w:pStyle w:val="Normal"/>
-              <w:widowControl w:val="false"/>
-              <w:spacing w:lineRule="auto" w:line="180"/>
-              <w:jc w:val="center"/>
-              <w:rPr>
-                <w:sz w:val="16"/>
-                <w:szCs w:val="16"/>
-              </w:rPr>
-            </w:pPr>
-            <w:r>
-              <w:rPr>
-                <w:rFonts w:eastAsia="arial" w:ascii="arial" w:hAnsi="arial"/>
-                <w:color w:val="000000"/>
-                <w:sz w:val="16"/>
-                <w:szCs w:val="16"/>
-              </w:rPr>
-              <w:t>Exterior</w:t>
-            </w:r>
-          </w:p>
-          <w:p>
-            <w:pPr>
-              <w:pStyle w:val="Normal"/>
-              <w:widowControl w:val="false"/>
-              <w:spacing w:lineRule="auto" w:line="180"/>
-              <w:jc w:val="center"/>
-              <w:rPr>
-                <w:sz w:val="16"/>
-                <w:szCs w:val="16"/>
-              </w:rPr>
-            </w:pPr>
-            <w:r>
-              <w:rPr>
-                <w:rFonts w:eastAsia="arial" w:ascii="arial" w:hAnsi="arial"/>
-                <w:color w:val="000000"/>
-                <w:sz w:val="16"/>
-                <w:szCs w:val="16"/>
-              </w:rPr>
-              <w:t>Camera</w:t>
-            </w:r>
-          </w:p>
-        </w:tc>
-        <w:tc>
-          <w:tcPr>
-            <w:tcW w:w="1029" w:type="dxa"/>
-            <w:tcBorders>
-              <w:top w:val="single" w:sz="4" w:space="0" w:color="000000"/>
-              <w:left w:val="single" w:sz="4" w:space="0" w:color="000000"/>
-              <w:bottom w:val="single" w:sz="4" w:space="0" w:color="000000"/>
-              <w:right w:val="single" w:sz="4" w:space="0" w:color="000000"/>
-            </w:tcBorders>
-            <w:vAlign w:val="bottom"/>
-          </w:tcPr>
-          <w:p>
-            <w:pPr>
-              <w:pStyle w:val="Normal"/>
-              <w:widowControl w:val="false"/>
-              <w:spacing w:lineRule="auto" w:line="180"/>
-              <w:jc w:val="center"/>
-              <w:rPr>
-                <w:sz w:val="16"/>
-                <w:szCs w:val="16"/>
-              </w:rPr>
-            </w:pPr>
-            <w:r>
-              <w:rPr>
-                <w:rFonts w:eastAsia="arial" w:ascii="arial" w:hAnsi="arial"/>
-                <w:color w:val="000000"/>
-                <w:sz w:val="16"/>
-                <w:szCs w:val="16"/>
-              </w:rPr>
-              <w:t>Prev</w:t>
-            </w:r>
-          </w:p>
-          <w:p>
-            <w:pPr>
-              <w:pStyle w:val="Normal"/>
-              <w:widowControl w:val="false"/>
-              <w:spacing w:lineRule="auto" w:line="180"/>
-              <w:jc w:val="center"/>
-              <w:rPr>
-                <w:sz w:val="16"/>
-                <w:szCs w:val="16"/>
-              </w:rPr>
-            </w:pPr>
-            <w:r>
-              <w:rPr>
-                <w:rFonts w:eastAsia="arial" w:ascii="arial" w:hAnsi="arial"/>
-                <w:color w:val="000000"/>
-                <w:sz w:val="16"/>
-                <w:szCs w:val="16"/>
-              </w:rPr>
-              <w:t>Cab Cam</w:t>
-            </w:r>
-          </w:p>
-        </w:tc>
-      </w:tr>
-    </w:tbl>
-    <w:p>
-      <w:pPr>
-        <w:pStyle w:val="Normal"/>
-        <w:rPr>
-          <w:rFonts w:ascii="arial" w:hAnsi="arial" w:eastAsia="arial"/>
-          <w:color w:val="000000"/>
-          <w:sz w:val="16"/>
-          <w:szCs w:val="16"/>
-        </w:rPr>
-      </w:pPr>
-      <w:r>
-        <w:rPr>
-          <w:rFonts w:eastAsia="arial" w:ascii="arial" w:hAnsi="arial"/>
-          <w:color w:val="000000"/>
-          <w:sz w:val="16"/>
-          <w:szCs w:val="16"/>
-        </w:rPr>
-      </w:r>
-    </w:p>
-    <w:p>
-      <w:pPr>
-        <w:pStyle w:val="Normal"/>
-        <w:rPr>
-          <w:color w:val="000000"/>
-          <w:sz w:val="16"/>
-          <w:szCs w:val="16"/>
-        </w:rPr>
-      </w:pPr>
-      <w:r>
-        <w:rPr>
-          <w:color w:val="000000"/>
-          <w:sz w:val="16"/>
-          <w:szCs w:val="16"/>
-        </w:rPr>
-        <w:tab/>
-        <w:t xml:space="preserve">       </w:t>
-      </w:r>
-      <w:r>
-        <w:rPr>
-          <w:rFonts w:eastAsia="arial" w:ascii="arial" w:hAnsi="arial"/>
-          <w:color w:val="000000"/>
-          <w:sz w:val="16"/>
-          <w:szCs w:val="16"/>
-        </w:rPr>
-        <w:t xml:space="preserve">    </w:t>
-      </w:r>
-      <w:r>
-        <w:rPr>
-          <w:rFonts w:eastAsia="arial" w:ascii="arial" w:hAnsi="arial"/>
-          <w:color w:val="000000"/>
-          <w:sz w:val="16"/>
-          <w:szCs w:val="16"/>
-        </w:rPr>
-        <w:t>CTC-</w:t>
-      </w:r>
-      <w:r>
-        <w:rPr>
-          <w:rFonts w:eastAsia="arial" w:ascii="arial" w:hAnsi="arial"/>
-          <w:color w:val="000000"/>
-          <w:sz w:val="16"/>
-          <w:szCs w:val="16"/>
-        </w:rPr>
-        <w:t>5</w:t>
-      </w:r>
-      <w:r>
-        <w:rPr>
-          <w:rFonts w:eastAsia="arial" w:ascii="arial" w:hAnsi="arial"/>
-          <w:color w:val="000000"/>
-          <w:sz w:val="16"/>
-          <w:szCs w:val="16"/>
-        </w:rPr>
-        <w:t>-1</w:t>
-      </w:r>
-    </w:p>
-    <w:tbl>
-      <w:tblPr>
-        <w:tblW w:w="14248" w:type="dxa"/>
-        <w:jc w:val="left"/>
-        <w:tblInd w:w="-5" w:type="dxa"/>
-        <w:tblLayout w:type="fixed"/>
-        <w:tblCellMar>
-          <w:top w:w="0" w:type="dxa"/>
-          <w:left w:w="108" w:type="dxa"/>
-          <w:bottom w:w="0" w:type="dxa"/>
-          <w:right w:w="108" w:type="dxa"/>
-        </w:tblCellMar>
-        <w:tblLook w:firstRow="1" w:noVBand="1" w:lastRow="0" w:firstColumn="1" w:lastColumn="0" w:noHBand="0" w:val="04a0"/>
-      </w:tblPr>
-      <w:tblGrid>
-        <w:gridCol w:w="1017"/>
-        <w:gridCol w:w="1019"/>
-        <w:gridCol w:w="1014"/>
-        <w:gridCol w:w="1016"/>
-        <w:gridCol w:w="1020"/>
-        <w:gridCol w:w="1016"/>
-        <w:gridCol w:w="1016"/>
-        <w:gridCol w:w="1017"/>
-        <w:gridCol w:w="1016"/>
-        <w:gridCol w:w="1020"/>
-        <w:gridCol w:w="1016"/>
-        <w:gridCol w:w="1016"/>
-        <w:gridCol w:w="1016"/>
-        <w:gridCol w:w="1029"/>
-      </w:tblGrid>
-      <w:tr>
-        <w:trPr>
-          <w:trHeight w:val="440" w:hRule="exact"/>
-          <w:cantSplit w:val="true"/>
-        </w:trPr>
-        <w:tc>
-          <w:tcPr>
-            <w:tcW w:w="1017" w:type="dxa"/>
-            <w:tcBorders>
-              <w:top w:val="single" w:sz="4" w:space="0" w:color="000000"/>
-              <w:left w:val="single" w:sz="4" w:space="0" w:color="000000"/>
-              <w:bottom w:val="single" w:sz="4" w:space="0" w:color="000000"/>
-            </w:tcBorders>
-            <w:vAlign w:val="bottom"/>
-          </w:tcPr>
-          <w:p>
-            <w:pPr>
-              <w:pStyle w:val="Normal"/>
-              <w:widowControl w:val="false"/>
-              <w:spacing w:lineRule="auto" w:line="180" w:before="0" w:after="60"/>
-              <w:jc w:val="center"/>
-              <w:rPr>
-                <w:color w:val="000000"/>
-                <w:sz w:val="16"/>
-                <w:szCs w:val="16"/>
-              </w:rPr>
-            </w:pPr>
-            <w:r>
-              <w:rPr>
-                <w:rFonts w:eastAsia="arial" w:ascii="arial" w:hAnsi="arial"/>
-                <w:b/>
-                <w:color w:val="000000"/>
-                <w:sz w:val="16"/>
-                <w:szCs w:val="16"/>
-              </w:rPr>
-              <w:t>Pause</w:t>
-            </w:r>
-          </w:p>
-        </w:tc>
-        <w:tc>
-          <w:tcPr>
-            <w:tcW w:w="1019" w:type="dxa"/>
-            <w:tcBorders>
-              <w:top w:val="single" w:sz="4" w:space="0" w:color="000000"/>
-              <w:left w:val="single" w:sz="4" w:space="0" w:color="000000"/>
-              <w:bottom w:val="single" w:sz="4" w:space="0" w:color="000000"/>
-            </w:tcBorders>
-            <w:vAlign w:val="bottom"/>
-          </w:tcPr>
-          <w:p>
-            <w:pPr>
-              <w:pStyle w:val="Normal"/>
-              <w:widowControl w:val="false"/>
-              <w:spacing w:lineRule="auto" w:line="180"/>
-              <w:jc w:val="center"/>
-              <w:rPr>
-                <w:color w:val="000000"/>
-                <w:sz w:val="16"/>
-                <w:szCs w:val="16"/>
-              </w:rPr>
-            </w:pPr>
-            <w:r>
-              <w:rPr/>
-            </w:r>
-          </w:p>
-        </w:tc>
-        <w:tc>
-          <w:tcPr>
-            <w:tcW w:w="1014" w:type="dxa"/>
-            <w:tcBorders>
-              <w:top w:val="single" w:sz="4" w:space="0" w:color="000000"/>
-              <w:left w:val="single" w:sz="4" w:space="0" w:color="000000"/>
-              <w:bottom w:val="single" w:sz="4" w:space="0" w:color="000000"/>
-            </w:tcBorders>
-            <w:vAlign w:val="bottom"/>
-          </w:tcPr>
-          <w:p>
-            <w:pPr>
-              <w:pStyle w:val="Normal"/>
-              <w:widowControl w:val="false"/>
-              <w:jc w:val="center"/>
-              <w:rPr>
-                <w:rFonts w:ascii="arial" w:hAnsi="arial" w:eastAsia="arial"/>
-                <w:color w:val="000000"/>
-                <w:sz w:val="16"/>
-                <w:szCs w:val="16"/>
-              </w:rPr>
-            </w:pPr>
-            <w:r>
-              <w:rPr>
-                <w:rFonts w:eastAsia="arial" w:ascii="arial" w:hAnsi="arial"/>
-                <w:color w:val="000000"/>
-                <w:sz w:val="16"/>
-                <w:szCs w:val="16"/>
-              </w:rPr>
-              <w:t>EPCB</w:t>
-            </w:r>
-          </w:p>
-        </w:tc>
-        <w:tc>
-          <w:tcPr>
-            <w:tcW w:w="1016" w:type="dxa"/>
-            <w:tcBorders>
-              <w:top w:val="single" w:sz="4" w:space="0" w:color="000000"/>
-              <w:left w:val="single" w:sz="4" w:space="0" w:color="000000"/>
-              <w:bottom w:val="single" w:sz="4" w:space="0" w:color="000000"/>
-            </w:tcBorders>
-            <w:vAlign w:val="bottom"/>
-          </w:tcPr>
-          <w:p>
-            <w:pPr>
-              <w:pStyle w:val="Normal"/>
-              <w:widowControl w:val="false"/>
-              <w:spacing w:lineRule="auto" w:line="180"/>
-              <w:jc w:val="center"/>
-              <w:rPr>
-                <w:color w:val="000000"/>
-                <w:sz w:val="16"/>
-                <w:szCs w:val="16"/>
-              </w:rPr>
-            </w:pPr>
-            <w:r>
-              <w:rPr>
-                <w:color w:val="000000"/>
-                <w:sz w:val="16"/>
-                <w:szCs w:val="16"/>
-              </w:rPr>
-              <w:t>ATC/ACSES</w:t>
-            </w:r>
-          </w:p>
-        </w:tc>
-        <w:tc>
-          <w:tcPr>
-            <w:tcW w:w="1020" w:type="dxa"/>
-            <w:tcBorders>
-              <w:top w:val="single" w:sz="4" w:space="0" w:color="000000"/>
-              <w:left w:val="single" w:sz="4" w:space="0" w:color="000000"/>
-              <w:bottom w:val="single" w:sz="4" w:space="0" w:color="000000"/>
-            </w:tcBorders>
-            <w:vAlign w:val="bottom"/>
-          </w:tcPr>
-          <w:p>
-            <w:pPr>
-              <w:pStyle w:val="Normal"/>
-              <w:widowControl w:val="false"/>
-              <w:spacing w:lineRule="auto" w:line="180"/>
-              <w:jc w:val="center"/>
-              <w:rPr>
-                <w:color w:val="000000"/>
-                <w:sz w:val="16"/>
-                <w:szCs w:val="16"/>
-              </w:rPr>
-            </w:pPr>
-            <w:r>
-              <w:rPr/>
-            </w:r>
-          </w:p>
-        </w:tc>
-        <w:tc>
-          <w:tcPr>
-            <w:tcW w:w="1016" w:type="dxa"/>
-            <w:tcBorders>
-              <w:top w:val="single" w:sz="4" w:space="0" w:color="000000"/>
-              <w:left w:val="single" w:sz="4" w:space="0" w:color="000000"/>
-              <w:bottom w:val="single" w:sz="4" w:space="0" w:color="000000"/>
-            </w:tcBorders>
-            <w:vAlign w:val="bottom"/>
-          </w:tcPr>
-          <w:p>
-            <w:pPr>
-              <w:pStyle w:val="Normal"/>
-              <w:widowControl w:val="false"/>
-              <w:jc w:val="center"/>
-              <w:rPr>
-                <w:color w:val="000000"/>
-                <w:sz w:val="16"/>
-                <w:szCs w:val="16"/>
-              </w:rPr>
-            </w:pPr>
-            <w:r>
-              <w:rPr>
-                <w:color w:val="000000"/>
-                <w:sz w:val="16"/>
-                <w:szCs w:val="16"/>
-              </w:rPr>
-              <w:t>Brake</w:t>
-            </w:r>
-          </w:p>
-          <w:p>
-            <w:pPr>
-              <w:pStyle w:val="Normal"/>
-              <w:widowControl w:val="false"/>
-              <w:jc w:val="center"/>
-              <w:rPr>
-                <w:color w:val="000000"/>
-                <w:sz w:val="16"/>
-                <w:szCs w:val="16"/>
-              </w:rPr>
-            </w:pPr>
-            <w:r>
-              <w:rPr>
-                <w:color w:val="000000"/>
-                <w:sz w:val="16"/>
-                <w:szCs w:val="16"/>
-              </w:rPr>
-              <w:t>Cut</w:t>
-            </w:r>
-            <w:r>
-              <w:rPr>
-                <w:color w:val="000000"/>
-                <w:sz w:val="16"/>
-                <w:szCs w:val="16"/>
-              </w:rPr>
-              <w:t>-In</w:t>
-            </w:r>
-          </w:p>
-        </w:tc>
-        <w:tc>
-          <w:tcPr>
-            <w:tcW w:w="1016" w:type="dxa"/>
-            <w:tcBorders>
-              <w:top w:val="single" w:sz="4" w:space="0" w:color="000000"/>
-              <w:left w:val="single" w:sz="4" w:space="0" w:color="000000"/>
-              <w:bottom w:val="single" w:sz="4" w:space="0" w:color="000000"/>
-            </w:tcBorders>
-            <w:vAlign w:val="bottom"/>
-          </w:tcPr>
-          <w:p>
-            <w:pPr>
-              <w:pStyle w:val="Normal"/>
-              <w:widowControl w:val="false"/>
-              <w:jc w:val="center"/>
-              <w:rPr>
-                <w:color w:val="000000"/>
-                <w:sz w:val="16"/>
-                <w:szCs w:val="16"/>
-              </w:rPr>
-            </w:pPr>
-            <w:r>
-              <w:rPr>
-                <w:color w:val="000000"/>
-                <w:sz w:val="16"/>
-                <w:szCs w:val="16"/>
-              </w:rPr>
-              <w:t>FN1</w:t>
-            </w:r>
-          </w:p>
-        </w:tc>
-        <w:tc>
-          <w:tcPr>
-            <w:tcW w:w="1017" w:type="dxa"/>
-            <w:tcBorders>
-              <w:top w:val="single" w:sz="4" w:space="0" w:color="000000"/>
-              <w:left w:val="single" w:sz="4" w:space="0" w:color="000000"/>
-              <w:bottom w:val="single" w:sz="4" w:space="0" w:color="000000"/>
-            </w:tcBorders>
-            <w:vAlign w:val="bottom"/>
-          </w:tcPr>
-          <w:p>
-            <w:pPr>
-              <w:pStyle w:val="Normal"/>
-              <w:widowControl w:val="false"/>
-              <w:jc w:val="center"/>
-              <w:rPr>
-                <w:color w:val="000000"/>
-                <w:sz w:val="16"/>
-                <w:szCs w:val="16"/>
-              </w:rPr>
-            </w:pPr>
-            <w:r>
-              <w:rPr/>
-            </w:r>
-          </w:p>
-        </w:tc>
-        <w:tc>
-          <w:tcPr>
-            <w:tcW w:w="1016" w:type="dxa"/>
-            <w:tcBorders>
-              <w:top w:val="single" w:sz="4" w:space="0" w:color="000000"/>
-              <w:left w:val="single" w:sz="4" w:space="0" w:color="000000"/>
-              <w:bottom w:val="single" w:sz="4" w:space="0" w:color="000000"/>
-            </w:tcBorders>
-            <w:vAlign w:val="bottom"/>
-          </w:tcPr>
-          <w:p>
-            <w:pPr>
-              <w:pStyle w:val="Normal"/>
-              <w:widowControl w:val="false"/>
-              <w:jc w:val="center"/>
-              <w:rPr>
-                <w:sz w:val="16"/>
-                <w:szCs w:val="16"/>
-              </w:rPr>
-            </w:pPr>
-            <w:r>
-              <w:rPr/>
-            </w:r>
-          </w:p>
-        </w:tc>
-        <w:tc>
-          <w:tcPr>
-            <w:tcW w:w="1020" w:type="dxa"/>
-            <w:tcBorders>
-              <w:top w:val="single" w:sz="4" w:space="0" w:color="000000"/>
-              <w:left w:val="single" w:sz="4" w:space="0" w:color="000000"/>
-              <w:bottom w:val="single" w:sz="4" w:space="0" w:color="000000"/>
-            </w:tcBorders>
-            <w:vAlign w:val="bottom"/>
-          </w:tcPr>
-          <w:p>
-            <w:pPr>
-              <w:pStyle w:val="Normal"/>
-              <w:widowControl w:val="false"/>
-              <w:jc w:val="center"/>
-              <w:rPr>
-                <w:color w:val="000000"/>
-                <w:sz w:val="16"/>
-                <w:szCs w:val="16"/>
-              </w:rPr>
-            </w:pPr>
-            <w:r>
-              <w:rPr>
-                <w:rFonts w:eastAsia="arial" w:ascii="arial" w:hAnsi="arial"/>
-                <w:color w:val="000000"/>
-                <w:sz w:val="16"/>
-                <w:szCs w:val="16"/>
-              </w:rPr>
-              <w:t>Vestibule Light</w:t>
-            </w:r>
-          </w:p>
-        </w:tc>
-        <w:tc>
-          <w:tcPr>
-            <w:tcW w:w="1016" w:type="dxa"/>
-            <w:tcBorders>
-              <w:top w:val="single" w:sz="4" w:space="0" w:color="000000"/>
-              <w:left w:val="single" w:sz="4" w:space="0" w:color="000000"/>
-              <w:bottom w:val="single" w:sz="4" w:space="0" w:color="000000"/>
-            </w:tcBorders>
-            <w:vAlign w:val="bottom"/>
-          </w:tcPr>
-          <w:p>
-            <w:pPr>
-              <w:pStyle w:val="Normal"/>
-              <w:widowControl w:val="false"/>
-              <w:spacing w:lineRule="auto" w:line="180"/>
-              <w:jc w:val="center"/>
-              <w:rPr>
-                <w:sz w:val="16"/>
-                <w:szCs w:val="16"/>
-              </w:rPr>
-            </w:pPr>
-            <w:r>
-              <w:rPr>
-                <w:rFonts w:eastAsia="arial" w:ascii="arial" w:hAnsi="arial"/>
-                <w:color w:val="000000"/>
-                <w:sz w:val="16"/>
-                <w:szCs w:val="16"/>
-              </w:rPr>
-              <w:t>Gauge Light</w:t>
-            </w:r>
-          </w:p>
-        </w:tc>
-        <w:tc>
-          <w:tcPr>
-            <w:tcW w:w="1016" w:type="dxa"/>
-            <w:tcBorders>
-              <w:top w:val="single" w:sz="4" w:space="0" w:color="000000"/>
-              <w:left w:val="single" w:sz="4" w:space="0" w:color="000000"/>
-              <w:bottom w:val="single" w:sz="4" w:space="0" w:color="000000"/>
-            </w:tcBorders>
-            <w:vAlign w:val="bottom"/>
-          </w:tcPr>
-          <w:p>
-            <w:pPr>
-              <w:pStyle w:val="Normal"/>
-              <w:widowControl w:val="false"/>
-              <w:spacing w:lineRule="auto" w:line="180"/>
-              <w:jc w:val="center"/>
-              <w:rPr>
-                <w:sz w:val="16"/>
-                <w:szCs w:val="16"/>
-              </w:rPr>
-            </w:pPr>
-            <w:r>
-              <w:rPr>
-                <w:sz w:val="16"/>
-                <w:szCs w:val="16"/>
-              </w:rPr>
-              <w:t>Cab Light</w:t>
-            </w:r>
-          </w:p>
-        </w:tc>
-        <w:tc>
-          <w:tcPr>
-            <w:tcW w:w="1016" w:type="dxa"/>
-            <w:tcBorders>
-              <w:top w:val="single" w:sz="4" w:space="0" w:color="000000"/>
-              <w:left w:val="single" w:sz="4" w:space="0" w:color="000000"/>
-              <w:bottom w:val="single" w:sz="4" w:space="0" w:color="000000"/>
-            </w:tcBorders>
-            <w:vAlign w:val="bottom"/>
-          </w:tcPr>
-          <w:p>
-            <w:pPr>
-              <w:pStyle w:val="Normal"/>
-              <w:widowControl w:val="false"/>
-              <w:spacing w:lineRule="auto" w:line="180"/>
-              <w:jc w:val="center"/>
-              <w:rPr>
-                <w:sz w:val="16"/>
-                <w:szCs w:val="16"/>
-              </w:rPr>
-            </w:pPr>
-            <w:r>
-              <w:rPr>
-                <w:rFonts w:eastAsia="arial" w:ascii="arial" w:hAnsi="arial"/>
-                <w:color w:val="000000"/>
-                <w:sz w:val="16"/>
-                <w:szCs w:val="16"/>
-              </w:rPr>
-              <w:t>1-Person</w:t>
-            </w:r>
-          </w:p>
-        </w:tc>
-        <w:tc>
-          <w:tcPr>
-            <w:tcW w:w="1029" w:type="dxa"/>
-            <w:tcBorders>
-              <w:top w:val="single" w:sz="4" w:space="0" w:color="000000"/>
-              <w:left w:val="single" w:sz="4" w:space="0" w:color="000000"/>
-              <w:bottom w:val="single" w:sz="4" w:space="0" w:color="000000"/>
-              <w:right w:val="single" w:sz="4" w:space="0" w:color="000000"/>
-            </w:tcBorders>
-            <w:vAlign w:val="bottom"/>
-          </w:tcPr>
-          <w:p>
-            <w:pPr>
-              <w:pStyle w:val="Normal"/>
-              <w:widowControl w:val="false"/>
-              <w:spacing w:lineRule="auto" w:line="180"/>
-              <w:jc w:val="center"/>
-              <w:rPr>
-                <w:sz w:val="16"/>
-                <w:szCs w:val="16"/>
-              </w:rPr>
-            </w:pPr>
-            <w:r>
-              <w:rPr>
-                <w:rFonts w:eastAsia="arial" w:ascii="arial" w:hAnsi="arial"/>
-                <w:color w:val="000000"/>
-                <w:sz w:val="16"/>
-                <w:szCs w:val="16"/>
-              </w:rPr>
-              <w:t>Next</w:t>
-            </w:r>
-          </w:p>
-          <w:p>
-            <w:pPr>
-              <w:pStyle w:val="Normal"/>
-              <w:widowControl w:val="false"/>
-              <w:spacing w:lineRule="auto" w:line="180"/>
-              <w:jc w:val="center"/>
-              <w:rPr>
-                <w:sz w:val="16"/>
-                <w:szCs w:val="16"/>
-              </w:rPr>
-            </w:pPr>
-            <w:r>
-              <w:rPr>
-                <w:rFonts w:eastAsia="arial" w:ascii="arial" w:hAnsi="arial"/>
-                <w:color w:val="000000"/>
-                <w:sz w:val="16"/>
-                <w:szCs w:val="16"/>
-              </w:rPr>
-              <w:t>Cab Cam</w:t>
-            </w:r>
-          </w:p>
-        </w:tc>
-      </w:tr>
-    </w:tbl>
-    <w:p>
-      <w:pPr>
-        <w:pStyle w:val="Normal"/>
-        <w:rPr>
-          <w:rFonts w:ascii="arial" w:hAnsi="arial" w:eastAsia="arial"/>
-          <w:color w:val="000000"/>
-          <w:sz w:val="16"/>
-          <w:szCs w:val="16"/>
-        </w:rPr>
-      </w:pPr>
-      <w:r>
-        <w:rPr>
-          <w:rFonts w:eastAsia="arial" w:ascii="arial" w:hAnsi="arial"/>
-          <w:color w:val="000000"/>
-          <w:sz w:val="16"/>
-          <w:szCs w:val="16"/>
-        </w:rPr>
-      </w:r>
-    </w:p>
-    <w:p>
-      <w:pPr>
-        <w:pStyle w:val="Normal"/>
-        <w:rPr>
-          <w:color w:val="000000"/>
-          <w:sz w:val="16"/>
-          <w:szCs w:val="16"/>
-        </w:rPr>
-      </w:pPr>
-      <w:r>
-        <w:rPr>
-          <w:rFonts w:eastAsia="arial" w:ascii="arial" w:hAnsi="arial"/>
-          <w:color w:val="000000"/>
-          <w:sz w:val="16"/>
-          <w:szCs w:val="16"/>
-        </w:rPr>
-        <w:tab/>
-        <w:t xml:space="preserve">           </w:t>
-      </w:r>
-      <w:r>
-        <w:rPr>
-          <w:rFonts w:eastAsia="arial" w:ascii="arial" w:hAnsi="arial"/>
-          <w:color w:val="000000"/>
-          <w:sz w:val="16"/>
-          <w:szCs w:val="16"/>
-        </w:rPr>
-        <w:t>CTC-</w:t>
-      </w:r>
-      <w:r>
-        <w:rPr>
-          <w:rFonts w:eastAsia="arial" w:ascii="arial" w:hAnsi="arial"/>
-          <w:color w:val="000000"/>
-          <w:sz w:val="16"/>
-          <w:szCs w:val="16"/>
-        </w:rPr>
-        <w:t>5</w:t>
-      </w:r>
-      <w:r>
-        <w:rPr>
-          <w:rFonts w:eastAsia="arial" w:ascii="arial" w:hAnsi="arial"/>
-          <w:color w:val="000000"/>
-          <w:sz w:val="16"/>
-          <w:szCs w:val="16"/>
-        </w:rPr>
-        <w:t>-2</w:t>
-      </w:r>
-    </w:p>
-    <w:tbl>
-      <w:tblPr>
-        <w:tblW w:w="14248" w:type="dxa"/>
-        <w:jc w:val="left"/>
-        <w:tblInd w:w="-5" w:type="dxa"/>
-        <w:tblLayout w:type="fixed"/>
-        <w:tblCellMar>
-          <w:top w:w="0" w:type="dxa"/>
-          <w:left w:w="108" w:type="dxa"/>
-          <w:bottom w:w="0" w:type="dxa"/>
-          <w:right w:w="108" w:type="dxa"/>
-        </w:tblCellMar>
-        <w:tblLook w:firstRow="1" w:noVBand="1" w:lastRow="0" w:firstColumn="1" w:lastColumn="0" w:noHBand="0" w:val="04a0"/>
-      </w:tblPr>
-      <w:tblGrid>
-        <w:gridCol w:w="1017"/>
-        <w:gridCol w:w="1019"/>
-        <w:gridCol w:w="1014"/>
-        <w:gridCol w:w="1016"/>
-        <w:gridCol w:w="1020"/>
-        <w:gridCol w:w="1016"/>
-        <w:gridCol w:w="1016"/>
-        <w:gridCol w:w="1017"/>
-        <w:gridCol w:w="1016"/>
-        <w:gridCol w:w="1020"/>
-        <w:gridCol w:w="1016"/>
-        <w:gridCol w:w="1016"/>
-        <w:gridCol w:w="1016"/>
-        <w:gridCol w:w="1029"/>
-      </w:tblGrid>
-      <w:tr>
-        <w:trPr>
-          <w:trHeight w:val="440" w:hRule="exact"/>
-          <w:cantSplit w:val="true"/>
-        </w:trPr>
-        <w:tc>
-          <w:tcPr>
-            <w:tcW w:w="1017" w:type="dxa"/>
-            <w:tcBorders>
-              <w:top w:val="single" w:sz="4" w:space="0" w:color="000000"/>
-              <w:left w:val="single" w:sz="4" w:space="0" w:color="000000"/>
-              <w:bottom w:val="single" w:sz="4" w:space="0" w:color="000000"/>
-            </w:tcBorders>
-            <w:vAlign w:val="bottom"/>
-          </w:tcPr>
-          <w:p>
-            <w:pPr>
-              <w:pStyle w:val="Normal"/>
-              <w:widowControl w:val="false"/>
-              <w:spacing w:lineRule="auto" w:line="180" w:before="0" w:after="60"/>
-              <w:jc w:val="center"/>
-              <w:rPr>
-                <w:b/>
-                <w:bCs/>
-              </w:rPr>
-            </w:pPr>
-            <w:r>
-              <w:rPr>
-                <w:b/>
-                <w:bCs/>
-                <w:color w:val="000000"/>
-                <w:sz w:val="16"/>
-                <w:szCs w:val="16"/>
-              </w:rPr>
-              <w:t>HUD</w:t>
-            </w:r>
-          </w:p>
-        </w:tc>
-        <w:tc>
-          <w:tcPr>
-            <w:tcW w:w="1019" w:type="dxa"/>
-            <w:tcBorders>
-              <w:top w:val="single" w:sz="4" w:space="0" w:color="000000"/>
-              <w:left w:val="single" w:sz="4" w:space="0" w:color="000000"/>
-              <w:bottom w:val="single" w:sz="4" w:space="0" w:color="000000"/>
-            </w:tcBorders>
-            <w:vAlign w:val="bottom"/>
-          </w:tcPr>
-          <w:p>
-            <w:pPr>
-              <w:pStyle w:val="Normal"/>
-              <w:widowControl w:val="false"/>
-              <w:spacing w:lineRule="auto" w:line="180"/>
-              <w:jc w:val="center"/>
-              <w:rPr>
-                <w:color w:val="000000"/>
-                <w:sz w:val="16"/>
-                <w:szCs w:val="16"/>
-              </w:rPr>
-            </w:pPr>
-            <w:r>
-              <w:rPr>
-                <w:color w:val="000000"/>
-                <w:sz w:val="16"/>
-                <w:szCs w:val="16"/>
-              </w:rPr>
-              <w:t>Schedule</w:t>
-            </w:r>
-          </w:p>
-        </w:tc>
-        <w:tc>
-          <w:tcPr>
-            <w:tcW w:w="1014" w:type="dxa"/>
-            <w:tcBorders>
-              <w:top w:val="single" w:sz="4" w:space="0" w:color="000000"/>
-              <w:left w:val="single" w:sz="4" w:space="0" w:color="000000"/>
-              <w:bottom w:val="single" w:sz="4" w:space="0" w:color="000000"/>
-            </w:tcBorders>
-            <w:vAlign w:val="bottom"/>
-          </w:tcPr>
-          <w:p>
-            <w:pPr>
-              <w:pStyle w:val="Normal"/>
-              <w:widowControl w:val="false"/>
-              <w:spacing w:lineRule="auto" w:line="180"/>
-              <w:jc w:val="center"/>
-              <w:rPr>
-                <w:color w:val="000000"/>
-                <w:sz w:val="16"/>
-                <w:szCs w:val="16"/>
-              </w:rPr>
-            </w:pPr>
-            <w:r>
-              <w:rPr>
-                <w:rFonts w:eastAsia="arial" w:ascii="arial" w:hAnsi="arial"/>
-                <w:color w:val="000000"/>
-                <w:sz w:val="16"/>
-                <w:szCs w:val="16"/>
-              </w:rPr>
-              <w:t>Engine Stop</w:t>
-            </w:r>
-          </w:p>
-        </w:tc>
-        <w:tc>
-          <w:tcPr>
-            <w:tcW w:w="1016" w:type="dxa"/>
-            <w:tcBorders>
-              <w:top w:val="single" w:sz="4" w:space="0" w:color="000000"/>
-              <w:left w:val="single" w:sz="4" w:space="0" w:color="000000"/>
-              <w:bottom w:val="single" w:sz="4" w:space="0" w:color="000000"/>
-            </w:tcBorders>
-            <w:vAlign w:val="bottom"/>
-          </w:tcPr>
-          <w:p>
-            <w:pPr>
-              <w:pStyle w:val="Normal"/>
-              <w:widowControl w:val="false"/>
-              <w:spacing w:lineRule="auto" w:line="180"/>
-              <w:jc w:val="center"/>
-              <w:rPr>
-                <w:color w:val="000000"/>
-                <w:sz w:val="16"/>
-                <w:szCs w:val="16"/>
-              </w:rPr>
-            </w:pPr>
-            <w:r>
-              <w:rPr>
-                <w:color w:val="000000"/>
-                <w:sz w:val="16"/>
-                <w:szCs w:val="16"/>
-              </w:rPr>
-              <w:t>Alerter</w:t>
-            </w:r>
-          </w:p>
-        </w:tc>
-        <w:tc>
-          <w:tcPr>
-            <w:tcW w:w="1020" w:type="dxa"/>
-            <w:tcBorders>
-              <w:top w:val="single" w:sz="4" w:space="0" w:color="000000"/>
-              <w:left w:val="single" w:sz="4" w:space="0" w:color="000000"/>
-              <w:bottom w:val="single" w:sz="4" w:space="0" w:color="000000"/>
-            </w:tcBorders>
-            <w:vAlign w:val="bottom"/>
-          </w:tcPr>
-          <w:p>
-            <w:pPr>
-              <w:pStyle w:val="Normal"/>
-              <w:widowControl w:val="false"/>
-              <w:spacing w:lineRule="auto" w:line="180"/>
-              <w:jc w:val="center"/>
-              <w:rPr>
-                <w:color w:val="000000"/>
-                <w:sz w:val="16"/>
-                <w:szCs w:val="16"/>
-              </w:rPr>
-            </w:pPr>
-            <w:r>
-              <w:rPr/>
-            </w:r>
-          </w:p>
-        </w:tc>
-        <w:tc>
-          <w:tcPr>
-            <w:tcW w:w="1016" w:type="dxa"/>
-            <w:tcBorders>
-              <w:top w:val="single" w:sz="4" w:space="0" w:color="000000"/>
-              <w:left w:val="single" w:sz="4" w:space="0" w:color="000000"/>
-              <w:bottom w:val="single" w:sz="4" w:space="0" w:color="000000"/>
-            </w:tcBorders>
-            <w:vAlign w:val="bottom"/>
-          </w:tcPr>
-          <w:p>
-            <w:pPr>
-              <w:pStyle w:val="Normal"/>
-              <w:widowControl w:val="false"/>
-              <w:jc w:val="center"/>
-              <w:rPr>
-                <w:color w:val="000000"/>
-                <w:sz w:val="16"/>
-                <w:szCs w:val="16"/>
-              </w:rPr>
-            </w:pPr>
-            <w:r>
-              <w:rPr>
-                <w:color w:val="000000"/>
-                <w:sz w:val="16"/>
-                <w:szCs w:val="16"/>
-              </w:rPr>
-              <w:t>Brake</w:t>
-            </w:r>
-          </w:p>
-          <w:p>
-            <w:pPr>
-              <w:pStyle w:val="Normal"/>
-              <w:widowControl w:val="false"/>
-              <w:jc w:val="center"/>
-              <w:rPr>
-                <w:color w:val="000000"/>
-                <w:sz w:val="16"/>
-                <w:szCs w:val="16"/>
-              </w:rPr>
-            </w:pPr>
-            <w:r>
-              <w:rPr>
-                <w:color w:val="000000"/>
-                <w:sz w:val="16"/>
-                <w:szCs w:val="16"/>
-              </w:rPr>
-              <w:t>Cut</w:t>
-            </w:r>
-            <w:r>
-              <w:rPr>
-                <w:color w:val="000000"/>
-                <w:sz w:val="16"/>
-                <w:szCs w:val="16"/>
-              </w:rPr>
-              <w:t>-Out</w:t>
-            </w:r>
-          </w:p>
-        </w:tc>
-        <w:tc>
-          <w:tcPr>
-            <w:tcW w:w="1016" w:type="dxa"/>
-            <w:tcBorders>
-              <w:top w:val="single" w:sz="4" w:space="0" w:color="000000"/>
-              <w:left w:val="single" w:sz="4" w:space="0" w:color="000000"/>
-              <w:bottom w:val="single" w:sz="4" w:space="0" w:color="000000"/>
-            </w:tcBorders>
-            <w:vAlign w:val="bottom"/>
-          </w:tcPr>
-          <w:p>
-            <w:pPr>
-              <w:pStyle w:val="Normal"/>
-              <w:widowControl w:val="false"/>
-              <w:jc w:val="center"/>
-              <w:rPr>
-                <w:color w:val="000000"/>
-                <w:sz w:val="16"/>
-                <w:szCs w:val="16"/>
-              </w:rPr>
-            </w:pPr>
-            <w:r>
-              <w:rPr>
-                <w:rFonts w:eastAsia="arial" w:ascii="arial" w:hAnsi="arial"/>
-                <w:color w:val="000000"/>
-                <w:sz w:val="16"/>
-                <w:szCs w:val="16"/>
-              </w:rPr>
-              <w:t>Dim</w:t>
-            </w:r>
-          </w:p>
-        </w:tc>
-        <w:tc>
-          <w:tcPr>
-            <w:tcW w:w="1017" w:type="dxa"/>
-            <w:tcBorders>
-              <w:top w:val="single" w:sz="4" w:space="0" w:color="000000"/>
-              <w:left w:val="single" w:sz="4" w:space="0" w:color="000000"/>
-              <w:bottom w:val="single" w:sz="4" w:space="0" w:color="000000"/>
-            </w:tcBorders>
-            <w:vAlign w:val="bottom"/>
-          </w:tcPr>
-          <w:p>
-            <w:pPr>
-              <w:pStyle w:val="Normal"/>
-              <w:widowControl w:val="false"/>
-              <w:jc w:val="center"/>
-              <w:rPr>
-                <w:color w:val="000000"/>
-                <w:sz w:val="16"/>
-                <w:szCs w:val="16"/>
-              </w:rPr>
-            </w:pPr>
-            <w:r>
-              <w:rPr/>
-            </w:r>
-          </w:p>
-        </w:tc>
-        <w:tc>
-          <w:tcPr>
-            <w:tcW w:w="1016" w:type="dxa"/>
-            <w:tcBorders>
-              <w:top w:val="single" w:sz="4" w:space="0" w:color="000000"/>
-              <w:left w:val="single" w:sz="4" w:space="0" w:color="000000"/>
-              <w:bottom w:val="single" w:sz="4" w:space="0" w:color="000000"/>
-            </w:tcBorders>
-            <w:vAlign w:val="bottom"/>
-          </w:tcPr>
-          <w:p>
-            <w:pPr>
-              <w:pStyle w:val="Normal"/>
-              <w:widowControl w:val="false"/>
-              <w:jc w:val="center"/>
-              <w:rPr>
-                <w:sz w:val="16"/>
-                <w:szCs w:val="16"/>
-              </w:rPr>
-            </w:pPr>
-            <w:r>
-              <w:rPr/>
-            </w:r>
-          </w:p>
-        </w:tc>
-        <w:tc>
-          <w:tcPr>
-            <w:tcW w:w="1020" w:type="dxa"/>
-            <w:tcBorders>
-              <w:top w:val="single" w:sz="4" w:space="0" w:color="000000"/>
-              <w:left w:val="single" w:sz="4" w:space="0" w:color="000000"/>
-              <w:bottom w:val="single" w:sz="4" w:space="0" w:color="000000"/>
-            </w:tcBorders>
-            <w:vAlign w:val="bottom"/>
-          </w:tcPr>
-          <w:p>
-            <w:pPr>
-              <w:pStyle w:val="Normal"/>
-              <w:widowControl w:val="false"/>
-              <w:jc w:val="center"/>
-              <w:rPr>
-                <w:color w:val="000000"/>
-                <w:sz w:val="16"/>
-                <w:szCs w:val="16"/>
-              </w:rPr>
-            </w:pPr>
-            <w:r>
-              <w:rPr/>
-            </w:r>
-          </w:p>
-        </w:tc>
-        <w:tc>
-          <w:tcPr>
-            <w:tcW w:w="1016" w:type="dxa"/>
-            <w:tcBorders>
-              <w:top w:val="single" w:sz="4" w:space="0" w:color="000000"/>
-              <w:left w:val="single" w:sz="4" w:space="0" w:color="000000"/>
-              <w:bottom w:val="single" w:sz="4" w:space="0" w:color="000000"/>
-            </w:tcBorders>
-            <w:vAlign w:val="bottom"/>
-          </w:tcPr>
-          <w:p>
-            <w:pPr>
-              <w:pStyle w:val="Normal"/>
-              <w:widowControl w:val="false"/>
-              <w:spacing w:lineRule="auto" w:line="180"/>
-              <w:jc w:val="center"/>
-              <w:rPr>
-                <w:sz w:val="16"/>
-                <w:szCs w:val="16"/>
-              </w:rPr>
-            </w:pPr>
-            <w:r>
-              <w:rPr/>
-            </w:r>
-          </w:p>
-        </w:tc>
-        <w:tc>
-          <w:tcPr>
-            <w:tcW w:w="1016" w:type="dxa"/>
-            <w:tcBorders>
-              <w:top w:val="single" w:sz="4" w:space="0" w:color="000000"/>
-              <w:left w:val="single" w:sz="4" w:space="0" w:color="000000"/>
-              <w:bottom w:val="single" w:sz="4" w:space="0" w:color="000000"/>
-            </w:tcBorders>
-            <w:vAlign w:val="bottom"/>
-          </w:tcPr>
-          <w:p>
-            <w:pPr>
-              <w:pStyle w:val="Normal"/>
-              <w:widowControl w:val="false"/>
-              <w:spacing w:lineRule="auto" w:line="180"/>
-              <w:jc w:val="center"/>
-              <w:rPr>
-                <w:sz w:val="16"/>
-                <w:szCs w:val="16"/>
-              </w:rPr>
-            </w:pPr>
-            <w:r>
-              <w:rPr>
+              <w:t>Step Light</w:t>
+            </w:r>
+          </w:p>
+        </w:tc>
+        <w:tc>
+          <w:tcPr>
+            <w:tcW w:w="1016" w:type="dxa"/>
+            <w:tcBorders>
+              <w:top w:val="single" w:sz="4" w:space="0" w:color="000000"/>
+              <w:left w:val="single" w:sz="4" w:space="0" w:color="000000"/>
+              <w:bottom w:val="single" w:sz="4" w:space="0" w:color="000000"/>
+            </w:tcBorders>
+            <w:vAlign w:val="bottom"/>
+          </w:tcPr>
+          <w:p>
+            <w:pPr>
+              <w:pStyle w:val="Normal"/>
+              <w:widowControl w:val="false"/>
+              <w:jc w:val="center"/>
+              <w:rPr>
+                <w:color w:val="000000"/>
+                <w:sz w:val="16"/>
+                <w:szCs w:val="16"/>
+              </w:rPr>
+            </w:pPr>
+            <w:r>
+              <w:rPr>
+                <w:rFonts w:eastAsia="arial" w:ascii="arial" w:hAnsi="arial"/>
+                <w:color w:val="000000"/>
                 <w:sz w:val="16"/>
                 <w:szCs w:val="16"/>
               </w:rPr>
               <w:t>Number Light</w:t>
-            </w:r>
-          </w:p>
-        </w:tc>
-        <w:tc>
-          <w:tcPr>
-            <w:tcW w:w="1016" w:type="dxa"/>
-            <w:tcBorders>
-              <w:top w:val="single" w:sz="4" w:space="0" w:color="000000"/>
-              <w:left w:val="single" w:sz="4" w:space="0" w:color="000000"/>
-              <w:bottom w:val="single" w:sz="4" w:space="0" w:color="000000"/>
-            </w:tcBorders>
-            <w:vAlign w:val="bottom"/>
-          </w:tcPr>
-          <w:p>
-            <w:pPr>
-              <w:pStyle w:val="Normal"/>
-              <w:widowControl w:val="false"/>
-              <w:spacing w:lineRule="auto" w:line="180"/>
-              <w:jc w:val="center"/>
-              <w:rPr>
-                <w:sz w:val="16"/>
-                <w:szCs w:val="16"/>
-              </w:rPr>
-            </w:pPr>
-            <w:r>
-              <w:rPr>
-                <w:rFonts w:eastAsia="arial" w:ascii="arial" w:hAnsi="arial"/>
-                <w:color w:val="000000"/>
-                <w:sz w:val="16"/>
-                <w:szCs w:val="16"/>
-              </w:rPr>
-              <w:t>Exterior</w:t>
-            </w:r>
-          </w:p>
-          <w:p>
-            <w:pPr>
-              <w:pStyle w:val="Normal"/>
-              <w:widowControl w:val="false"/>
-              <w:spacing w:lineRule="auto" w:line="180"/>
-              <w:jc w:val="center"/>
-              <w:rPr>
-                <w:sz w:val="16"/>
-                <w:szCs w:val="16"/>
-              </w:rPr>
-            </w:pPr>
-            <w:r>
-              <w:rPr>
-                <w:rFonts w:eastAsia="arial" w:ascii="arial" w:hAnsi="arial"/>
-                <w:color w:val="000000"/>
-                <w:sz w:val="16"/>
-                <w:szCs w:val="16"/>
-              </w:rPr>
-              <w:t>Camera</w:t>
-            </w:r>
-          </w:p>
-        </w:tc>
-        <w:tc>
-          <w:tcPr>
-            <w:tcW w:w="1029" w:type="dxa"/>
-            <w:tcBorders>
-              <w:top w:val="single" w:sz="4" w:space="0" w:color="000000"/>
-              <w:left w:val="single" w:sz="4" w:space="0" w:color="000000"/>
-              <w:bottom w:val="single" w:sz="4" w:space="0" w:color="000000"/>
-              <w:right w:val="single" w:sz="4" w:space="0" w:color="000000"/>
-            </w:tcBorders>
-            <w:vAlign w:val="bottom"/>
-          </w:tcPr>
-          <w:p>
-            <w:pPr>
-              <w:pStyle w:val="Normal"/>
-              <w:widowControl w:val="false"/>
-              <w:spacing w:lineRule="auto" w:line="180"/>
-              <w:jc w:val="center"/>
-              <w:rPr>
-                <w:sz w:val="16"/>
-                <w:szCs w:val="16"/>
-              </w:rPr>
-            </w:pPr>
-            <w:r>
-              <w:rPr>
-                <w:rFonts w:eastAsia="arial" w:ascii="arial" w:hAnsi="arial"/>
-                <w:color w:val="000000"/>
-                <w:sz w:val="16"/>
-                <w:szCs w:val="16"/>
-              </w:rPr>
-              <w:t>Prev</w:t>
-            </w:r>
-          </w:p>
-          <w:p>
-            <w:pPr>
-              <w:pStyle w:val="Normal"/>
-              <w:widowControl w:val="false"/>
-              <w:spacing w:lineRule="auto" w:line="180"/>
-              <w:jc w:val="center"/>
-              <w:rPr>
-                <w:sz w:val="16"/>
-                <w:szCs w:val="16"/>
-              </w:rPr>
-            </w:pPr>
-            <w:r>
-              <w:rPr>
-                <w:rFonts w:eastAsia="arial" w:ascii="arial" w:hAnsi="arial"/>
-                <w:color w:val="000000"/>
-                <w:sz w:val="16"/>
-                <w:szCs w:val="16"/>
-              </w:rPr>
-              <w:t>Cab Cam</w:t>
-            </w:r>
-          </w:p>
-        </w:tc>
-      </w:tr>
-    </w:tbl>
-    <w:p>
-      <w:pPr>
-        <w:pStyle w:val="Normal"/>
-        <w:rPr>
-          <w:rFonts w:ascii="arial" w:hAnsi="arial" w:eastAsia="arial"/>
-          <w:color w:val="000000"/>
-          <w:sz w:val="16"/>
-          <w:szCs w:val="16"/>
-        </w:rPr>
-      </w:pPr>
-      <w:r>
-        <w:rPr>
-          <w:rFonts w:eastAsia="arial" w:ascii="arial" w:hAnsi="arial"/>
-          <w:color w:val="000000"/>
-          <w:sz w:val="16"/>
-          <w:szCs w:val="16"/>
-        </w:rPr>
-      </w:r>
-    </w:p>
-    <w:p>
-      <w:pPr>
-        <w:pStyle w:val="Normal"/>
-        <w:rPr>
-          <w:color w:val="000000"/>
-          <w:sz w:val="16"/>
-          <w:szCs w:val="16"/>
-        </w:rPr>
-      </w:pPr>
-      <w:r>
-        <w:rPr>
-          <w:color w:val="000000"/>
-          <w:sz w:val="16"/>
-          <w:szCs w:val="16"/>
-        </w:rPr>
-        <w:tab/>
-        <w:t xml:space="preserve">       </w:t>
-      </w:r>
-      <w:r>
-        <w:rPr>
-          <w:rFonts w:eastAsia="arial" w:ascii="arial" w:hAnsi="arial"/>
-          <w:color w:val="000000"/>
-          <w:sz w:val="16"/>
-          <w:szCs w:val="16"/>
-        </w:rPr>
-        <w:t xml:space="preserve">    </w:t>
-      </w:r>
-      <w:r>
-        <w:rPr>
-          <w:rFonts w:eastAsia="arial" w:ascii="arial" w:hAnsi="arial"/>
-          <w:color w:val="000000"/>
-          <w:sz w:val="16"/>
-          <w:szCs w:val="16"/>
-        </w:rPr>
-        <w:t>ACS-64</w:t>
-      </w:r>
-      <w:r>
-        <w:rPr>
-          <w:rFonts w:eastAsia="arial" w:ascii="arial" w:hAnsi="arial"/>
-          <w:color w:val="000000"/>
-          <w:sz w:val="16"/>
-          <w:szCs w:val="16"/>
-        </w:rPr>
-        <w:t>-1</w:t>
-      </w:r>
-    </w:p>
-    <w:tbl>
-      <w:tblPr>
-        <w:tblW w:w="14248" w:type="dxa"/>
-        <w:jc w:val="left"/>
-        <w:tblInd w:w="-5" w:type="dxa"/>
-        <w:tblLayout w:type="fixed"/>
-        <w:tblCellMar>
-          <w:top w:w="0" w:type="dxa"/>
-          <w:left w:w="108" w:type="dxa"/>
-          <w:bottom w:w="0" w:type="dxa"/>
-          <w:right w:w="108" w:type="dxa"/>
-        </w:tblCellMar>
-        <w:tblLook w:firstRow="1" w:noVBand="1" w:lastRow="0" w:firstColumn="1" w:lastColumn="0" w:noHBand="0" w:val="04a0"/>
-      </w:tblPr>
-      <w:tblGrid>
-        <w:gridCol w:w="1017"/>
-        <w:gridCol w:w="1019"/>
-        <w:gridCol w:w="1014"/>
-        <w:gridCol w:w="1016"/>
-        <w:gridCol w:w="1020"/>
-        <w:gridCol w:w="1016"/>
-        <w:gridCol w:w="1016"/>
-        <w:gridCol w:w="1017"/>
-        <w:gridCol w:w="1016"/>
-        <w:gridCol w:w="1020"/>
-        <w:gridCol w:w="1016"/>
-        <w:gridCol w:w="1016"/>
-        <w:gridCol w:w="1016"/>
-        <w:gridCol w:w="1029"/>
-      </w:tblGrid>
-      <w:tr>
-        <w:trPr>
-          <w:trHeight w:val="440" w:hRule="exact"/>
-          <w:cantSplit w:val="true"/>
-        </w:trPr>
-        <w:tc>
-          <w:tcPr>
-            <w:tcW w:w="1017" w:type="dxa"/>
-            <w:tcBorders>
-              <w:top w:val="single" w:sz="4" w:space="0" w:color="000000"/>
-              <w:left w:val="single" w:sz="4" w:space="0" w:color="000000"/>
-              <w:bottom w:val="single" w:sz="4" w:space="0" w:color="000000"/>
-            </w:tcBorders>
-            <w:vAlign w:val="bottom"/>
-          </w:tcPr>
-          <w:p>
-            <w:pPr>
-              <w:pStyle w:val="Normal"/>
-              <w:widowControl w:val="false"/>
-              <w:spacing w:lineRule="auto" w:line="180" w:before="0" w:after="60"/>
-              <w:jc w:val="center"/>
-              <w:rPr>
-                <w:color w:val="000000"/>
-                <w:sz w:val="16"/>
-                <w:szCs w:val="16"/>
-              </w:rPr>
-            </w:pPr>
-            <w:r>
-              <w:rPr>
-                <w:rFonts w:eastAsia="arial" w:ascii="arial" w:hAnsi="arial"/>
-                <w:b/>
-                <w:color w:val="000000"/>
-                <w:sz w:val="16"/>
-                <w:szCs w:val="16"/>
-              </w:rPr>
-              <w:t>Pause</w:t>
-            </w:r>
-          </w:p>
-        </w:tc>
-        <w:tc>
-          <w:tcPr>
-            <w:tcW w:w="1019" w:type="dxa"/>
-            <w:tcBorders>
-              <w:top w:val="single" w:sz="4" w:space="0" w:color="000000"/>
-              <w:left w:val="single" w:sz="4" w:space="0" w:color="000000"/>
-              <w:bottom w:val="single" w:sz="4" w:space="0" w:color="000000"/>
-            </w:tcBorders>
-            <w:vAlign w:val="bottom"/>
-          </w:tcPr>
-          <w:p>
-            <w:pPr>
-              <w:pStyle w:val="Normal"/>
-              <w:widowControl w:val="false"/>
-              <w:spacing w:lineRule="auto" w:line="180"/>
-              <w:jc w:val="center"/>
-              <w:rPr>
-                <w:color w:val="000000"/>
-                <w:sz w:val="16"/>
-                <w:szCs w:val="16"/>
-              </w:rPr>
-            </w:pPr>
-            <w:r>
-              <w:rPr>
-                <w:color w:val="000000"/>
-                <w:sz w:val="16"/>
-                <w:szCs w:val="16"/>
-              </w:rPr>
-              <w:t>Reverser Handle</w:t>
-            </w:r>
-          </w:p>
-        </w:tc>
-        <w:tc>
-          <w:tcPr>
-            <w:tcW w:w="1014" w:type="dxa"/>
-            <w:tcBorders>
-              <w:top w:val="single" w:sz="4" w:space="0" w:color="000000"/>
-              <w:left w:val="single" w:sz="4" w:space="0" w:color="000000"/>
-              <w:bottom w:val="single" w:sz="4" w:space="0" w:color="000000"/>
-            </w:tcBorders>
-            <w:vAlign w:val="bottom"/>
-          </w:tcPr>
-          <w:p>
-            <w:pPr>
-              <w:pStyle w:val="Normal"/>
-              <w:widowControl w:val="false"/>
-              <w:jc w:val="center"/>
-              <w:rPr>
-                <w:rFonts w:ascii="arial" w:hAnsi="arial" w:eastAsia="arial"/>
-                <w:color w:val="000000"/>
-                <w:sz w:val="16"/>
-                <w:szCs w:val="16"/>
-              </w:rPr>
-            </w:pPr>
-            <w:r>
-              <w:rPr>
-                <w:rFonts w:eastAsia="arial" w:ascii="arial" w:hAnsi="arial"/>
-                <w:color w:val="000000"/>
-                <w:sz w:val="16"/>
-                <w:szCs w:val="16"/>
-              </w:rPr>
-              <w:t>MCB Close</w:t>
-            </w:r>
-          </w:p>
-        </w:tc>
-        <w:tc>
-          <w:tcPr>
-            <w:tcW w:w="1016" w:type="dxa"/>
-            <w:tcBorders>
-              <w:top w:val="single" w:sz="4" w:space="0" w:color="000000"/>
-              <w:left w:val="single" w:sz="4" w:space="0" w:color="000000"/>
-              <w:bottom w:val="single" w:sz="4" w:space="0" w:color="000000"/>
-            </w:tcBorders>
-            <w:vAlign w:val="bottom"/>
-          </w:tcPr>
-          <w:p>
-            <w:pPr>
-              <w:pStyle w:val="Normal"/>
-              <w:widowControl w:val="false"/>
-              <w:spacing w:lineRule="auto" w:line="180"/>
-              <w:jc w:val="center"/>
-              <w:rPr>
-                <w:color w:val="000000"/>
-                <w:sz w:val="16"/>
-                <w:szCs w:val="16"/>
-              </w:rPr>
-            </w:pPr>
-            <w:r>
-              <w:rPr>
-                <w:color w:val="000000"/>
-                <w:sz w:val="16"/>
-                <w:szCs w:val="16"/>
-              </w:rPr>
-              <w:t>ATC/ACSES</w:t>
-            </w:r>
-          </w:p>
-        </w:tc>
-        <w:tc>
-          <w:tcPr>
-            <w:tcW w:w="1020" w:type="dxa"/>
-            <w:tcBorders>
-              <w:top w:val="single" w:sz="4" w:space="0" w:color="000000"/>
-              <w:left w:val="single" w:sz="4" w:space="0" w:color="000000"/>
-              <w:bottom w:val="single" w:sz="4" w:space="0" w:color="000000"/>
-            </w:tcBorders>
-            <w:vAlign w:val="bottom"/>
-          </w:tcPr>
-          <w:p>
-            <w:pPr>
-              <w:pStyle w:val="Normal"/>
-              <w:widowControl w:val="false"/>
-              <w:spacing w:lineRule="auto" w:line="180"/>
-              <w:jc w:val="center"/>
-              <w:rPr>
-                <w:color w:val="000000"/>
-                <w:sz w:val="16"/>
-                <w:szCs w:val="16"/>
-              </w:rPr>
-            </w:pPr>
-            <w:r>
-              <w:rPr>
-                <w:color w:val="000000"/>
-                <w:sz w:val="16"/>
-                <w:szCs w:val="16"/>
-              </w:rPr>
-              <w:t>Panto. Raise</w:t>
-            </w:r>
-          </w:p>
-        </w:tc>
-        <w:tc>
-          <w:tcPr>
-            <w:tcW w:w="1016" w:type="dxa"/>
-            <w:tcBorders>
-              <w:top w:val="single" w:sz="4" w:space="0" w:color="000000"/>
-              <w:left w:val="single" w:sz="4" w:space="0" w:color="000000"/>
-              <w:bottom w:val="single" w:sz="4" w:space="0" w:color="000000"/>
-            </w:tcBorders>
-            <w:vAlign w:val="bottom"/>
-          </w:tcPr>
-          <w:p>
-            <w:pPr>
-              <w:pStyle w:val="Normal"/>
-              <w:widowControl w:val="false"/>
-              <w:spacing w:lineRule="auto" w:line="180"/>
-              <w:jc w:val="center"/>
-              <w:rPr>
-                <w:color w:val="000000"/>
-                <w:sz w:val="16"/>
-                <w:szCs w:val="16"/>
-              </w:rPr>
-            </w:pPr>
-            <w:r>
-              <w:rPr>
-                <w:rFonts w:eastAsia="arial" w:ascii="arial" w:hAnsi="arial"/>
-                <w:color w:val="000000"/>
-                <w:sz w:val="16"/>
-                <w:szCs w:val="16"/>
-              </w:rPr>
-              <w:t>HEP Start</w:t>
-            </w:r>
-          </w:p>
-        </w:tc>
-        <w:tc>
-          <w:tcPr>
-            <w:tcW w:w="1016" w:type="dxa"/>
-            <w:tcBorders>
-              <w:top w:val="single" w:sz="4" w:space="0" w:color="000000"/>
-              <w:left w:val="single" w:sz="4" w:space="0" w:color="000000"/>
-              <w:bottom w:val="single" w:sz="4" w:space="0" w:color="000000"/>
-            </w:tcBorders>
-            <w:vAlign w:val="bottom"/>
-          </w:tcPr>
-          <w:p>
-            <w:pPr>
-              <w:pStyle w:val="Normal"/>
-              <w:widowControl w:val="false"/>
-              <w:jc w:val="center"/>
-              <w:rPr>
-                <w:color w:val="000000"/>
-                <w:sz w:val="16"/>
-                <w:szCs w:val="16"/>
-              </w:rPr>
-            </w:pPr>
-            <w:r>
-              <w:rPr>
-                <w:color w:val="000000"/>
-                <w:sz w:val="16"/>
-                <w:szCs w:val="16"/>
-              </w:rPr>
-              <w:t>Brake Lead</w:t>
-            </w:r>
-          </w:p>
-        </w:tc>
-        <w:tc>
-          <w:tcPr>
-            <w:tcW w:w="1017" w:type="dxa"/>
-            <w:tcBorders>
-              <w:top w:val="single" w:sz="4" w:space="0" w:color="000000"/>
-              <w:left w:val="single" w:sz="4" w:space="0" w:color="000000"/>
-              <w:bottom w:val="single" w:sz="4" w:space="0" w:color="000000"/>
-            </w:tcBorders>
-            <w:vAlign w:val="bottom"/>
-          </w:tcPr>
-          <w:p>
-            <w:pPr>
-              <w:pStyle w:val="Normal"/>
-              <w:widowControl w:val="false"/>
-              <w:jc w:val="center"/>
-              <w:rPr>
-                <w:color w:val="000000"/>
-                <w:sz w:val="16"/>
-                <w:szCs w:val="16"/>
-              </w:rPr>
-            </w:pPr>
-            <w:r>
-              <w:rPr>
-                <w:rFonts w:eastAsia="arial" w:ascii="arial" w:hAnsi="arial"/>
-                <w:color w:val="000000"/>
-                <w:sz w:val="16"/>
-                <w:szCs w:val="16"/>
-              </w:rPr>
-              <w:t>EQ Reg.</w:t>
-            </w:r>
-          </w:p>
-          <w:p>
-            <w:pPr>
-              <w:pStyle w:val="Normal"/>
-              <w:widowControl w:val="false"/>
-              <w:jc w:val="center"/>
-              <w:rPr>
-                <w:color w:val="000000"/>
-                <w:sz w:val="16"/>
-                <w:szCs w:val="16"/>
-              </w:rPr>
-            </w:pPr>
-            <w:r>
-              <w:rPr>
-                <w:rFonts w:eastAsia="arial" w:ascii="arial" w:hAnsi="arial"/>
-                <w:color w:val="000000"/>
-                <w:sz w:val="16"/>
-                <w:szCs w:val="16"/>
-              </w:rPr>
-              <w:t>Increase</w:t>
-            </w:r>
-          </w:p>
-        </w:tc>
-        <w:tc>
-          <w:tcPr>
-            <w:tcW w:w="1016" w:type="dxa"/>
-            <w:tcBorders>
-              <w:top w:val="single" w:sz="4" w:space="0" w:color="000000"/>
-              <w:left w:val="single" w:sz="4" w:space="0" w:color="000000"/>
-              <w:bottom w:val="single" w:sz="4" w:space="0" w:color="000000"/>
-            </w:tcBorders>
-            <w:vAlign w:val="bottom"/>
-          </w:tcPr>
-          <w:p>
-            <w:pPr>
-              <w:pStyle w:val="Normal"/>
-              <w:widowControl w:val="false"/>
-              <w:jc w:val="center"/>
-              <w:rPr>
-                <w:sz w:val="16"/>
-                <w:szCs w:val="16"/>
-              </w:rPr>
-            </w:pPr>
-            <w:r>
-              <w:rPr>
-                <w:sz w:val="16"/>
-                <w:szCs w:val="16"/>
-              </w:rPr>
-              <w:t>Rear HL Up</w:t>
-            </w:r>
-          </w:p>
-        </w:tc>
-        <w:tc>
-          <w:tcPr>
-            <w:tcW w:w="1020" w:type="dxa"/>
-            <w:tcBorders>
-              <w:top w:val="single" w:sz="4" w:space="0" w:color="000000"/>
-              <w:left w:val="single" w:sz="4" w:space="0" w:color="000000"/>
-              <w:bottom w:val="single" w:sz="4" w:space="0" w:color="000000"/>
-            </w:tcBorders>
-            <w:vAlign w:val="bottom"/>
-          </w:tcPr>
-          <w:p>
-            <w:pPr>
-              <w:pStyle w:val="Normal"/>
-              <w:widowControl w:val="false"/>
-              <w:jc w:val="center"/>
-              <w:rPr>
-                <w:color w:val="000000"/>
-                <w:sz w:val="16"/>
-                <w:szCs w:val="16"/>
-              </w:rPr>
-            </w:pPr>
-            <w:r>
-              <w:rPr>
-                <w:rFonts w:eastAsia="arial" w:ascii="arial" w:hAnsi="arial"/>
-                <w:color w:val="000000"/>
-                <w:sz w:val="16"/>
-                <w:szCs w:val="16"/>
-              </w:rPr>
-              <w:t>Ditch Light On</w:t>
-            </w:r>
-          </w:p>
-        </w:tc>
-        <w:tc>
-          <w:tcPr>
-            <w:tcW w:w="1016" w:type="dxa"/>
-            <w:tcBorders>
-              <w:top w:val="single" w:sz="4" w:space="0" w:color="000000"/>
-              <w:left w:val="single" w:sz="4" w:space="0" w:color="000000"/>
-              <w:bottom w:val="single" w:sz="4" w:space="0" w:color="000000"/>
-            </w:tcBorders>
-            <w:vAlign w:val="bottom"/>
-          </w:tcPr>
-          <w:p>
-            <w:pPr>
-              <w:pStyle w:val="Normal"/>
-              <w:widowControl w:val="false"/>
-              <w:spacing w:lineRule="auto" w:line="180"/>
-              <w:jc w:val="center"/>
-              <w:rPr>
-                <w:sz w:val="16"/>
-                <w:szCs w:val="16"/>
-              </w:rPr>
-            </w:pPr>
-            <w:r>
-              <w:rPr>
-                <w:rFonts w:eastAsia="arial" w:ascii="arial" w:hAnsi="arial"/>
-                <w:color w:val="000000"/>
-                <w:sz w:val="16"/>
-                <w:szCs w:val="16"/>
-              </w:rPr>
-              <w:t>Desk Light On</w:t>
-            </w:r>
-          </w:p>
-        </w:tc>
-        <w:tc>
-          <w:tcPr>
-            <w:tcW w:w="1016" w:type="dxa"/>
-            <w:tcBorders>
-              <w:top w:val="single" w:sz="4" w:space="0" w:color="000000"/>
-              <w:left w:val="single" w:sz="4" w:space="0" w:color="000000"/>
-              <w:bottom w:val="single" w:sz="4" w:space="0" w:color="000000"/>
-            </w:tcBorders>
-            <w:vAlign w:val="bottom"/>
-          </w:tcPr>
-          <w:p>
-            <w:pPr>
-              <w:pStyle w:val="Normal"/>
-              <w:widowControl w:val="false"/>
-              <w:spacing w:lineRule="auto" w:line="180"/>
-              <w:jc w:val="center"/>
-              <w:rPr>
-                <w:sz w:val="16"/>
-                <w:szCs w:val="16"/>
-              </w:rPr>
-            </w:pPr>
-            <w:r>
-              <w:rPr>
-                <w:sz w:val="16"/>
-                <w:szCs w:val="16"/>
-              </w:rPr>
-              <w:t>Cab Light</w:t>
-            </w:r>
-          </w:p>
-        </w:tc>
-        <w:tc>
-          <w:tcPr>
-            <w:tcW w:w="1016" w:type="dxa"/>
-            <w:tcBorders>
-              <w:top w:val="single" w:sz="4" w:space="0" w:color="000000"/>
-              <w:left w:val="single" w:sz="4" w:space="0" w:color="000000"/>
-              <w:bottom w:val="single" w:sz="4" w:space="0" w:color="000000"/>
-            </w:tcBorders>
-            <w:vAlign w:val="bottom"/>
-          </w:tcPr>
-          <w:p>
-            <w:pPr>
-              <w:pStyle w:val="Normal"/>
-              <w:widowControl w:val="false"/>
-              <w:spacing w:lineRule="auto" w:line="180"/>
-              <w:jc w:val="center"/>
-              <w:rPr>
-                <w:sz w:val="16"/>
-                <w:szCs w:val="16"/>
-              </w:rPr>
-            </w:pPr>
-            <w:r>
-              <w:rPr>
-                <w:rFonts w:eastAsia="arial" w:ascii="arial" w:hAnsi="arial"/>
-                <w:color w:val="000000"/>
-                <w:sz w:val="16"/>
-                <w:szCs w:val="16"/>
-              </w:rPr>
-              <w:t>1-Person</w:t>
-            </w:r>
-          </w:p>
-        </w:tc>
-        <w:tc>
-          <w:tcPr>
-            <w:tcW w:w="1029" w:type="dxa"/>
-            <w:tcBorders>
-              <w:top w:val="single" w:sz="4" w:space="0" w:color="000000"/>
-              <w:left w:val="single" w:sz="4" w:space="0" w:color="000000"/>
-              <w:bottom w:val="single" w:sz="4" w:space="0" w:color="000000"/>
-              <w:right w:val="single" w:sz="4" w:space="0" w:color="000000"/>
-            </w:tcBorders>
-            <w:vAlign w:val="bottom"/>
-          </w:tcPr>
-          <w:p>
-            <w:pPr>
-              <w:pStyle w:val="Normal"/>
-              <w:widowControl w:val="false"/>
-              <w:spacing w:lineRule="auto" w:line="180"/>
-              <w:jc w:val="center"/>
-              <w:rPr>
-                <w:sz w:val="16"/>
-                <w:szCs w:val="16"/>
-              </w:rPr>
-            </w:pPr>
-            <w:r>
-              <w:rPr>
-                <w:rFonts w:eastAsia="arial" w:ascii="arial" w:hAnsi="arial"/>
-                <w:color w:val="000000"/>
-                <w:sz w:val="16"/>
-                <w:szCs w:val="16"/>
-              </w:rPr>
-              <w:t>Next</w:t>
-            </w:r>
-          </w:p>
-          <w:p>
-            <w:pPr>
-              <w:pStyle w:val="Normal"/>
-              <w:widowControl w:val="false"/>
-              <w:spacing w:lineRule="auto" w:line="180"/>
-              <w:jc w:val="center"/>
-              <w:rPr>
-                <w:sz w:val="16"/>
-                <w:szCs w:val="16"/>
-              </w:rPr>
-            </w:pPr>
-            <w:r>
-              <w:rPr>
-                <w:rFonts w:eastAsia="arial" w:ascii="arial" w:hAnsi="arial"/>
-                <w:color w:val="000000"/>
-                <w:sz w:val="16"/>
-                <w:szCs w:val="16"/>
-              </w:rPr>
-              <w:t>Cab Cam</w:t>
-            </w:r>
-          </w:p>
-        </w:tc>
-      </w:tr>
-    </w:tbl>
-    <w:p>
-      <w:pPr>
-        <w:pStyle w:val="Normal"/>
-        <w:rPr>
-          <w:rFonts w:ascii="arial" w:hAnsi="arial" w:eastAsia="arial"/>
-          <w:color w:val="000000"/>
-          <w:sz w:val="16"/>
-          <w:szCs w:val="16"/>
-        </w:rPr>
-      </w:pPr>
-      <w:r>
-        <w:rPr>
-          <w:rFonts w:eastAsia="arial" w:ascii="arial" w:hAnsi="arial"/>
-          <w:color w:val="000000"/>
-          <w:sz w:val="16"/>
-          <w:szCs w:val="16"/>
-        </w:rPr>
-      </w:r>
-    </w:p>
-    <w:p>
-      <w:pPr>
-        <w:pStyle w:val="Normal"/>
-        <w:rPr>
-          <w:color w:val="000000"/>
-          <w:sz w:val="16"/>
-          <w:szCs w:val="16"/>
-        </w:rPr>
-      </w:pPr>
-      <w:r>
-        <w:rPr>
-          <w:rFonts w:eastAsia="arial" w:ascii="arial" w:hAnsi="arial"/>
-          <w:color w:val="000000"/>
-          <w:sz w:val="16"/>
-          <w:szCs w:val="16"/>
-        </w:rPr>
-        <w:tab/>
-        <w:t xml:space="preserve">           </w:t>
-      </w:r>
-      <w:r>
-        <w:rPr>
-          <w:rFonts w:eastAsia="arial" w:ascii="arial" w:hAnsi="arial"/>
-          <w:color w:val="000000"/>
-          <w:sz w:val="16"/>
-          <w:szCs w:val="16"/>
-        </w:rPr>
-        <w:t>ACS-64</w:t>
-      </w:r>
-      <w:r>
-        <w:rPr>
-          <w:rFonts w:eastAsia="arial" w:ascii="arial" w:hAnsi="arial"/>
-          <w:color w:val="000000"/>
-          <w:sz w:val="16"/>
-          <w:szCs w:val="16"/>
-        </w:rPr>
-        <w:t>-2</w:t>
-      </w:r>
-    </w:p>
-    <w:tbl>
-      <w:tblPr>
-        <w:tblW w:w="14248" w:type="dxa"/>
-        <w:jc w:val="left"/>
-        <w:tblInd w:w="-5" w:type="dxa"/>
-        <w:tblLayout w:type="fixed"/>
-        <w:tblCellMar>
-          <w:top w:w="0" w:type="dxa"/>
-          <w:left w:w="108" w:type="dxa"/>
-          <w:bottom w:w="0" w:type="dxa"/>
-          <w:right w:w="108" w:type="dxa"/>
-        </w:tblCellMar>
-        <w:tblLook w:firstRow="1" w:noVBand="1" w:lastRow="0" w:firstColumn="1" w:lastColumn="0" w:noHBand="0" w:val="04a0"/>
-      </w:tblPr>
-      <w:tblGrid>
-        <w:gridCol w:w="1017"/>
-        <w:gridCol w:w="1019"/>
-        <w:gridCol w:w="1014"/>
-        <w:gridCol w:w="1016"/>
-        <w:gridCol w:w="1020"/>
-        <w:gridCol w:w="1016"/>
-        <w:gridCol w:w="1016"/>
-        <w:gridCol w:w="1017"/>
-        <w:gridCol w:w="1016"/>
-        <w:gridCol w:w="1020"/>
-        <w:gridCol w:w="1016"/>
-        <w:gridCol w:w="1016"/>
-        <w:gridCol w:w="1016"/>
-        <w:gridCol w:w="1029"/>
-      </w:tblGrid>
-      <w:tr>
-        <w:trPr>
-          <w:trHeight w:val="440" w:hRule="exact"/>
-          <w:cantSplit w:val="true"/>
-        </w:trPr>
-        <w:tc>
-          <w:tcPr>
-            <w:tcW w:w="1017" w:type="dxa"/>
-            <w:tcBorders>
-              <w:top w:val="single" w:sz="4" w:space="0" w:color="000000"/>
-              <w:left w:val="single" w:sz="4" w:space="0" w:color="000000"/>
-              <w:bottom w:val="single" w:sz="4" w:space="0" w:color="000000"/>
-            </w:tcBorders>
-            <w:vAlign w:val="bottom"/>
-          </w:tcPr>
-          <w:p>
-            <w:pPr>
-              <w:pStyle w:val="Normal"/>
-              <w:widowControl w:val="false"/>
-              <w:spacing w:lineRule="auto" w:line="180" w:before="0" w:after="60"/>
-              <w:jc w:val="center"/>
-              <w:rPr>
-                <w:b/>
-                <w:bCs/>
-              </w:rPr>
-            </w:pPr>
-            <w:r>
-              <w:rPr>
-                <w:b/>
-                <w:bCs/>
-                <w:color w:val="000000"/>
-                <w:sz w:val="16"/>
-                <w:szCs w:val="16"/>
-              </w:rPr>
-              <w:t>HUD</w:t>
-            </w:r>
-          </w:p>
-        </w:tc>
-        <w:tc>
-          <w:tcPr>
-            <w:tcW w:w="1019" w:type="dxa"/>
-            <w:tcBorders>
-              <w:top w:val="single" w:sz="4" w:space="0" w:color="000000"/>
-              <w:left w:val="single" w:sz="4" w:space="0" w:color="000000"/>
-              <w:bottom w:val="single" w:sz="4" w:space="0" w:color="000000"/>
-            </w:tcBorders>
-            <w:vAlign w:val="bottom"/>
-          </w:tcPr>
-          <w:p>
-            <w:pPr>
-              <w:pStyle w:val="Normal"/>
-              <w:widowControl w:val="false"/>
-              <w:spacing w:lineRule="auto" w:line="180"/>
-              <w:jc w:val="center"/>
-              <w:rPr>
-                <w:color w:val="000000"/>
-                <w:sz w:val="16"/>
-                <w:szCs w:val="16"/>
-              </w:rPr>
-            </w:pPr>
-            <w:r>
-              <w:rPr>
-                <w:color w:val="000000"/>
-                <w:sz w:val="16"/>
-                <w:szCs w:val="16"/>
-              </w:rPr>
-              <w:t>Schedule</w:t>
-            </w:r>
-          </w:p>
-        </w:tc>
-        <w:tc>
-          <w:tcPr>
-            <w:tcW w:w="1014" w:type="dxa"/>
-            <w:tcBorders>
-              <w:top w:val="single" w:sz="4" w:space="0" w:color="000000"/>
-              <w:left w:val="single" w:sz="4" w:space="0" w:color="000000"/>
-              <w:bottom w:val="single" w:sz="4" w:space="0" w:color="000000"/>
-            </w:tcBorders>
-            <w:vAlign w:val="bottom"/>
-          </w:tcPr>
-          <w:p>
-            <w:pPr>
-              <w:pStyle w:val="Normal"/>
-              <w:widowControl w:val="false"/>
-              <w:jc w:val="center"/>
-              <w:rPr>
-                <w:rFonts w:ascii="arial" w:hAnsi="arial" w:eastAsia="arial"/>
-                <w:color w:val="000000"/>
-                <w:sz w:val="16"/>
-                <w:szCs w:val="16"/>
-              </w:rPr>
-            </w:pPr>
-            <w:r>
-              <w:rPr>
-                <w:rFonts w:eastAsia="arial" w:ascii="arial" w:hAnsi="arial"/>
-                <w:color w:val="000000"/>
-                <w:sz w:val="16"/>
-                <w:szCs w:val="16"/>
-              </w:rPr>
-              <w:t>MCB Open</w:t>
-            </w:r>
-          </w:p>
-        </w:tc>
-        <w:tc>
-          <w:tcPr>
-            <w:tcW w:w="1016" w:type="dxa"/>
-            <w:tcBorders>
-              <w:top w:val="single" w:sz="4" w:space="0" w:color="000000"/>
-              <w:left w:val="single" w:sz="4" w:space="0" w:color="000000"/>
-              <w:bottom w:val="single" w:sz="4" w:space="0" w:color="000000"/>
-            </w:tcBorders>
-            <w:vAlign w:val="bottom"/>
-          </w:tcPr>
-          <w:p>
-            <w:pPr>
-              <w:pStyle w:val="Normal"/>
-              <w:widowControl w:val="false"/>
-              <w:spacing w:lineRule="auto" w:line="180"/>
-              <w:jc w:val="center"/>
-              <w:rPr>
-                <w:color w:val="000000"/>
-                <w:sz w:val="16"/>
-                <w:szCs w:val="16"/>
-              </w:rPr>
-            </w:pPr>
-            <w:r>
-              <w:rPr>
-                <w:color w:val="000000"/>
-                <w:sz w:val="16"/>
-                <w:szCs w:val="16"/>
-              </w:rPr>
-              <w:t>Alerter</w:t>
-            </w:r>
-          </w:p>
-        </w:tc>
-        <w:tc>
-          <w:tcPr>
-            <w:tcW w:w="1020" w:type="dxa"/>
-            <w:tcBorders>
-              <w:top w:val="single" w:sz="4" w:space="0" w:color="000000"/>
-              <w:left w:val="single" w:sz="4" w:space="0" w:color="000000"/>
-              <w:bottom w:val="single" w:sz="4" w:space="0" w:color="000000"/>
-            </w:tcBorders>
-            <w:vAlign w:val="bottom"/>
-          </w:tcPr>
-          <w:p>
-            <w:pPr>
-              <w:pStyle w:val="Normal"/>
-              <w:widowControl w:val="false"/>
-              <w:spacing w:lineRule="auto" w:line="180"/>
-              <w:jc w:val="center"/>
-              <w:rPr>
-                <w:color w:val="000000"/>
-                <w:sz w:val="16"/>
-                <w:szCs w:val="16"/>
-              </w:rPr>
-            </w:pPr>
-            <w:r>
-              <w:rPr>
-                <w:color w:val="000000"/>
-                <w:sz w:val="16"/>
-                <w:szCs w:val="16"/>
-              </w:rPr>
-              <w:t>Panto. Low</w:t>
-            </w:r>
-          </w:p>
-        </w:tc>
-        <w:tc>
-          <w:tcPr>
-            <w:tcW w:w="1016" w:type="dxa"/>
-            <w:tcBorders>
-              <w:top w:val="single" w:sz="4" w:space="0" w:color="000000"/>
-              <w:left w:val="single" w:sz="4" w:space="0" w:color="000000"/>
-              <w:bottom w:val="single" w:sz="4" w:space="0" w:color="000000"/>
-            </w:tcBorders>
-            <w:vAlign w:val="bottom"/>
-          </w:tcPr>
-          <w:p>
-            <w:pPr>
-              <w:pStyle w:val="Normal"/>
-              <w:widowControl w:val="false"/>
-              <w:spacing w:lineRule="auto" w:line="180"/>
-              <w:jc w:val="center"/>
-              <w:rPr>
-                <w:color w:val="000000"/>
-                <w:sz w:val="16"/>
-                <w:szCs w:val="16"/>
-              </w:rPr>
-            </w:pPr>
-            <w:r>
-              <w:rPr>
-                <w:rFonts w:eastAsia="arial" w:ascii="arial" w:hAnsi="arial"/>
-                <w:color w:val="000000"/>
-                <w:sz w:val="16"/>
-                <w:szCs w:val="16"/>
-              </w:rPr>
-              <w:t>HEP Off</w:t>
-            </w:r>
-          </w:p>
-        </w:tc>
-        <w:tc>
-          <w:tcPr>
-            <w:tcW w:w="1016" w:type="dxa"/>
-            <w:tcBorders>
-              <w:top w:val="single" w:sz="4" w:space="0" w:color="000000"/>
-              <w:left w:val="single" w:sz="4" w:space="0" w:color="000000"/>
-              <w:bottom w:val="single" w:sz="4" w:space="0" w:color="000000"/>
-            </w:tcBorders>
-            <w:vAlign w:val="bottom"/>
-          </w:tcPr>
-          <w:p>
-            <w:pPr>
-              <w:pStyle w:val="Normal"/>
-              <w:widowControl w:val="false"/>
-              <w:jc w:val="center"/>
-              <w:rPr>
-                <w:color w:val="000000"/>
-                <w:sz w:val="16"/>
-                <w:szCs w:val="16"/>
-              </w:rPr>
-            </w:pPr>
-            <w:r>
-              <w:rPr>
-                <w:rFonts w:eastAsia="arial" w:ascii="arial" w:hAnsi="arial"/>
-                <w:color w:val="000000"/>
-                <w:sz w:val="16"/>
-                <w:szCs w:val="16"/>
-              </w:rPr>
-              <w:t>Brake Trail</w:t>
-            </w:r>
-          </w:p>
-        </w:tc>
-        <w:tc>
-          <w:tcPr>
-            <w:tcW w:w="1017" w:type="dxa"/>
-            <w:tcBorders>
-              <w:top w:val="single" w:sz="4" w:space="0" w:color="000000"/>
-              <w:left w:val="single" w:sz="4" w:space="0" w:color="000000"/>
-              <w:bottom w:val="single" w:sz="4" w:space="0" w:color="000000"/>
-            </w:tcBorders>
-            <w:vAlign w:val="bottom"/>
-          </w:tcPr>
-          <w:p>
-            <w:pPr>
-              <w:pStyle w:val="Normal"/>
-              <w:widowControl w:val="false"/>
-              <w:jc w:val="center"/>
-              <w:rPr>
-                <w:color w:val="000000"/>
-                <w:sz w:val="16"/>
-                <w:szCs w:val="16"/>
-              </w:rPr>
-            </w:pPr>
-            <w:r>
-              <w:rPr>
-                <w:rFonts w:eastAsia="arial" w:ascii="arial" w:hAnsi="arial"/>
-                <w:color w:val="000000"/>
-                <w:sz w:val="16"/>
-                <w:szCs w:val="16"/>
-              </w:rPr>
-              <w:t>EQ Reg.</w:t>
-            </w:r>
-          </w:p>
-          <w:p>
-            <w:pPr>
-              <w:pStyle w:val="Normal"/>
-              <w:widowControl w:val="false"/>
-              <w:jc w:val="center"/>
-              <w:rPr>
-                <w:color w:val="000000"/>
-                <w:sz w:val="16"/>
-                <w:szCs w:val="16"/>
-              </w:rPr>
-            </w:pPr>
-            <w:r>
-              <w:rPr>
-                <w:rFonts w:eastAsia="arial" w:ascii="arial" w:hAnsi="arial"/>
-                <w:color w:val="000000"/>
-                <w:sz w:val="16"/>
-                <w:szCs w:val="16"/>
-              </w:rPr>
-              <w:t>Decrease</w:t>
-            </w:r>
-          </w:p>
-        </w:tc>
-        <w:tc>
-          <w:tcPr>
-            <w:tcW w:w="1016" w:type="dxa"/>
-            <w:tcBorders>
-              <w:top w:val="single" w:sz="4" w:space="0" w:color="000000"/>
-              <w:left w:val="single" w:sz="4" w:space="0" w:color="000000"/>
-              <w:bottom w:val="single" w:sz="4" w:space="0" w:color="000000"/>
-            </w:tcBorders>
-            <w:vAlign w:val="bottom"/>
-          </w:tcPr>
-          <w:p>
-            <w:pPr>
-              <w:pStyle w:val="Normal"/>
-              <w:widowControl w:val="false"/>
-              <w:jc w:val="center"/>
-              <w:rPr>
-                <w:sz w:val="16"/>
-                <w:szCs w:val="16"/>
-              </w:rPr>
-            </w:pPr>
-            <w:r>
-              <w:rPr>
-                <w:sz w:val="16"/>
-                <w:szCs w:val="16"/>
-              </w:rPr>
-              <w:t xml:space="preserve">Rear HL </w:t>
-            </w:r>
-            <w:r>
-              <w:rPr>
-                <w:sz w:val="16"/>
-                <w:szCs w:val="16"/>
-              </w:rPr>
-              <w:t>Down</w:t>
-            </w:r>
-          </w:p>
-        </w:tc>
-        <w:tc>
-          <w:tcPr>
-            <w:tcW w:w="1020" w:type="dxa"/>
-            <w:tcBorders>
-              <w:top w:val="single" w:sz="4" w:space="0" w:color="000000"/>
-              <w:left w:val="single" w:sz="4" w:space="0" w:color="000000"/>
-              <w:bottom w:val="single" w:sz="4" w:space="0" w:color="000000"/>
-            </w:tcBorders>
-            <w:vAlign w:val="bottom"/>
-          </w:tcPr>
-          <w:p>
-            <w:pPr>
-              <w:pStyle w:val="Normal"/>
-              <w:widowControl w:val="false"/>
-              <w:jc w:val="center"/>
-              <w:rPr>
-                <w:color w:val="000000"/>
-                <w:sz w:val="16"/>
-                <w:szCs w:val="16"/>
-              </w:rPr>
-            </w:pPr>
-            <w:r>
-              <w:rPr>
-                <w:rFonts w:eastAsia="arial" w:ascii="arial" w:hAnsi="arial"/>
-                <w:color w:val="000000"/>
-                <w:sz w:val="16"/>
-                <w:szCs w:val="16"/>
-              </w:rPr>
-              <w:t>Ditch Light Off</w:t>
-            </w:r>
-          </w:p>
-        </w:tc>
-        <w:tc>
-          <w:tcPr>
-            <w:tcW w:w="1016" w:type="dxa"/>
-            <w:tcBorders>
-              <w:top w:val="single" w:sz="4" w:space="0" w:color="000000"/>
-              <w:left w:val="single" w:sz="4" w:space="0" w:color="000000"/>
-              <w:bottom w:val="single" w:sz="4" w:space="0" w:color="000000"/>
-            </w:tcBorders>
-            <w:vAlign w:val="bottom"/>
-          </w:tcPr>
-          <w:p>
-            <w:pPr>
-              <w:pStyle w:val="Normal"/>
-              <w:widowControl w:val="false"/>
-              <w:spacing w:lineRule="auto" w:line="180"/>
-              <w:jc w:val="center"/>
-              <w:rPr>
-                <w:sz w:val="16"/>
-                <w:szCs w:val="16"/>
-              </w:rPr>
-            </w:pPr>
-            <w:r>
-              <w:rPr>
-                <w:rFonts w:eastAsia="arial" w:ascii="arial" w:hAnsi="arial"/>
-                <w:color w:val="000000"/>
-                <w:sz w:val="16"/>
-                <w:szCs w:val="16"/>
-              </w:rPr>
-              <w:t>Desk Light Off</w:t>
             </w:r>
           </w:p>
         </w:tc>
@@ -30814,12 +31813,12 @@
       <w:rFonts w:ascii="Symbol" w:hAnsi="Symbol" w:cs="Symbol"/>
     </w:rPr>
   </w:style>
-  <w:style w:type="character" w:styleId="Style5" w:customStyle="1">
-    <w:name w:val="번호 매기기 기호"/>
+  <w:style w:type="character" w:styleId="user" w:customStyle="1">
+    <w:name w:val="번호 매기기 기호 (user)"/>
     <w:qFormat/>
     <w:rPr/>
   </w:style>
-  <w:style w:type="paragraph" w:styleId="Style6">
+  <w:style w:type="paragraph" w:styleId="Style5">
     <w:name w:val="제목"/>
     <w:basedOn w:val="Normal"/>
     <w:next w:val="BodyText"/>
@@ -30829,7 +31828,7 @@
       <w:spacing w:before="240" w:after="120"/>
     </w:pPr>
     <w:rPr>
-      <w:rFonts w:ascii="Liberation Sans" w:hAnsi="Liberation Sans" w:eastAsia="나눔고딕" w:cs="Arial"/>
+      <w:rFonts w:ascii="Liberation Sans" w:hAnsi="Liberation Sans" w:eastAsia="Noto Sans CJK KR" w:cs="Lohit Devanagari"/>
       <w:sz w:val="28"/>
       <w:szCs w:val="28"/>
     </w:rPr>
@@ -30866,7 +31865,7 @@
       <w:szCs w:val="24"/>
     </w:rPr>
   </w:style>
-  <w:style w:type="paragraph" w:styleId="Style7">
+  <w:style w:type="paragraph" w:styleId="Style6" w:customStyle="1">
     <w:name w:val="색인"/>
     <w:basedOn w:val="Normal"/>
     <w:qFormat/>
@@ -30874,11 +31873,10 @@
       <w:suppressLineNumbers/>
     </w:pPr>
     <w:rPr>
-      <w:rFonts w:cs="Arial"/>
-      <w:sz w:val="24"/>
+      <w:rFonts w:cs="Lohit Devanagari"/>
     </w:rPr>
   </w:style>
-  <w:style w:type="paragraph" w:styleId="user">
+  <w:style w:type="paragraph" w:styleId="user1">
     <w:name w:val="제목 (user)"/>
     <w:basedOn w:val="Normal"/>
     <w:next w:val="BodyText"/>
@@ -30888,12 +31886,12 @@
       <w:spacing w:before="240" w:after="120"/>
     </w:pPr>
     <w:rPr>
-      <w:rFonts w:ascii="Liberation Sans" w:hAnsi="Liberation Sans" w:eastAsia="Noto Sans CJK KR" w:cs="Lohit Devanagari"/>
+      <w:rFonts w:ascii="Liberation Sans" w:hAnsi="Liberation Sans" w:eastAsia="나눔고딕" w:cs="Arial"/>
       <w:sz w:val="28"/>
       <w:szCs w:val="28"/>
     </w:rPr>
   </w:style>
-  <w:style w:type="paragraph" w:styleId="user1" w:customStyle="1">
+  <w:style w:type="paragraph" w:styleId="user2">
     <w:name w:val="색인 (user)"/>
     <w:basedOn w:val="Normal"/>
     <w:qFormat/>
@@ -30901,7 +31899,8 @@
       <w:suppressLineNumbers/>
     </w:pPr>
     <w:rPr>
-      <w:rFonts w:cs="Lohit Devanagari"/>
+      <w:rFonts w:cs="Arial"/>
+      <w:sz w:val="24"/>
     </w:rPr>
   </w:style>
   <w:style w:type="paragraph" w:styleId="Title">
@@ -31583,8 +32582,8 @@
       <w:szCs w:val="24"/>
     </w:rPr>
   </w:style>
-  <w:style w:type="paragraph" w:styleId="user2" w:customStyle="1">
-    <w:name w:val="표 내용 (user)"/>
+  <w:style w:type="paragraph" w:styleId="Style7" w:customStyle="1">
+    <w:name w:val="표 내용"/>
     <w:basedOn w:val="Normal"/>
     <w:qFormat/>
     <w:pPr>
@@ -31592,9 +32591,9 @@
     </w:pPr>
     <w:rPr/>
   </w:style>
-  <w:style w:type="paragraph" w:styleId="user3" w:customStyle="1">
-    <w:name w:val="표제목 (user)"/>
-    <w:basedOn w:val="user2"/>
+  <w:style w:type="paragraph" w:styleId="Style8" w:customStyle="1">
+    <w:name w:val="표제목"/>
+    <w:basedOn w:val="Style7"/>
     <w:qFormat/>
     <w:pPr>
       <w:jc w:val="center"/>
@@ -31604,8 +32603,8 @@
       <w:bCs/>
     </w:rPr>
   </w:style>
-  <w:style w:type="paragraph" w:styleId="Style8">
-    <w:name w:val="표 내용"/>
+  <w:style w:type="paragraph" w:styleId="user3">
+    <w:name w:val="표 내용 (user)"/>
     <w:basedOn w:val="Normal"/>
     <w:qFormat/>
     <w:pPr>
@@ -31614,9 +32613,9 @@
     </w:pPr>
     <w:rPr/>
   </w:style>
-  <w:style w:type="paragraph" w:styleId="Style9">
-    <w:name w:val="표제목"/>
-    <w:basedOn w:val="Style8"/>
+  <w:style w:type="paragraph" w:styleId="user4">
+    <w:name w:val="표제목 (user)"/>
+    <w:basedOn w:val="user3"/>
     <w:qFormat/>
     <w:pPr>
       <w:suppressLineNumbers/>

--- a/raildriver-USA-Remapped.docx
+++ b/raildriver-USA-Remapped.docx
@@ -29634,6 +29634,3480 @@
           <w:sz w:val="16"/>
           <w:szCs w:val="16"/>
         </w:rPr>
+        <w:t xml:space="preserve">    Amfleet Cab Car-1</w:t>
+      </w:r>
+    </w:p>
+    <w:tbl>
+      <w:tblPr>
+        <w:tblW w:w="14248" w:type="dxa"/>
+        <w:jc w:val="left"/>
+        <w:tblInd w:w="-5" w:type="dxa"/>
+        <w:tblLayout w:type="fixed"/>
+        <w:tblCellMar>
+          <w:top w:w="0" w:type="dxa"/>
+          <w:left w:w="108" w:type="dxa"/>
+          <w:bottom w:w="0" w:type="dxa"/>
+          <w:right w:w="108" w:type="dxa"/>
+        </w:tblCellMar>
+        <w:tblLook w:firstRow="1" w:noVBand="1" w:lastRow="0" w:firstColumn="1" w:lastColumn="0" w:noHBand="0" w:val="04a0"/>
+      </w:tblPr>
+      <w:tblGrid>
+        <w:gridCol w:w="1017"/>
+        <w:gridCol w:w="1019"/>
+        <w:gridCol w:w="1014"/>
+        <w:gridCol w:w="1016"/>
+        <w:gridCol w:w="1020"/>
+        <w:gridCol w:w="1016"/>
+        <w:gridCol w:w="1016"/>
+        <w:gridCol w:w="1017"/>
+        <w:gridCol w:w="1016"/>
+        <w:gridCol w:w="1020"/>
+        <w:gridCol w:w="1016"/>
+        <w:gridCol w:w="1016"/>
+        <w:gridCol w:w="1016"/>
+        <w:gridCol w:w="1029"/>
+      </w:tblGrid>
+      <w:tr>
+        <w:trPr>
+          <w:trHeight w:val="440" w:hRule="exact"/>
+          <w:cantSplit w:val="true"/>
+        </w:trPr>
+        <w:tc>
+          <w:tcPr>
+            <w:tcW w:w="1017" w:type="dxa"/>
+            <w:tcBorders>
+              <w:top w:val="single" w:sz="4" w:space="0" w:color="000000"/>
+              <w:left w:val="single" w:sz="4" w:space="0" w:color="000000"/>
+              <w:bottom w:val="single" w:sz="4" w:space="0" w:color="000000"/>
+            </w:tcBorders>
+            <w:vAlign w:val="bottom"/>
+          </w:tcPr>
+          <w:p>
+            <w:pPr>
+              <w:pStyle w:val="Normal"/>
+              <w:widowControl w:val="false"/>
+              <w:spacing w:lineRule="auto" w:line="180" w:before="0" w:after="60"/>
+              <w:jc w:val="center"/>
+              <w:rPr>
+                <w:color w:val="000000"/>
+                <w:sz w:val="16"/>
+                <w:szCs w:val="16"/>
+              </w:rPr>
+            </w:pPr>
+            <w:r>
+              <w:rPr>
+                <w:rFonts w:eastAsia="arial" w:ascii="arial" w:hAnsi="arial"/>
+                <w:b/>
+                <w:color w:val="000000"/>
+                <w:sz w:val="16"/>
+                <w:szCs w:val="16"/>
+              </w:rPr>
+              <w:t>Pause</w:t>
+            </w:r>
+          </w:p>
+        </w:tc>
+        <w:tc>
+          <w:tcPr>
+            <w:tcW w:w="1019" w:type="dxa"/>
+            <w:tcBorders>
+              <w:top w:val="single" w:sz="4" w:space="0" w:color="000000"/>
+              <w:left w:val="single" w:sz="4" w:space="0" w:color="000000"/>
+              <w:bottom w:val="single" w:sz="4" w:space="0" w:color="000000"/>
+            </w:tcBorders>
+            <w:vAlign w:val="bottom"/>
+          </w:tcPr>
+          <w:p>
+            <w:pPr>
+              <w:pStyle w:val="Normal"/>
+              <w:widowControl w:val="false"/>
+              <w:spacing w:lineRule="auto" w:line="180"/>
+              <w:jc w:val="center"/>
+              <w:rPr>
+                <w:color w:val="000000"/>
+                <w:sz w:val="16"/>
+                <w:szCs w:val="16"/>
+              </w:rPr>
+            </w:pPr>
+            <w:r>
+              <w:rPr>
+                <w:color w:val="000000"/>
+                <w:sz w:val="16"/>
+                <w:szCs w:val="16"/>
+              </w:rPr>
+            </w:r>
+          </w:p>
+        </w:tc>
+        <w:tc>
+          <w:tcPr>
+            <w:tcW w:w="1014" w:type="dxa"/>
+            <w:tcBorders>
+              <w:top w:val="single" w:sz="4" w:space="0" w:color="000000"/>
+              <w:left w:val="single" w:sz="4" w:space="0" w:color="000000"/>
+              <w:bottom w:val="single" w:sz="4" w:space="0" w:color="000000"/>
+            </w:tcBorders>
+            <w:vAlign w:val="bottom"/>
+          </w:tcPr>
+          <w:p>
+            <w:pPr>
+              <w:pStyle w:val="Normal"/>
+              <w:widowControl w:val="false"/>
+              <w:jc w:val="center"/>
+              <w:rPr>
+                <w:rFonts w:ascii="arial" w:hAnsi="arial" w:eastAsia="arial"/>
+                <w:color w:val="000000"/>
+                <w:sz w:val="16"/>
+                <w:szCs w:val="16"/>
+              </w:rPr>
+            </w:pPr>
+            <w:r>
+              <w:rPr>
+                <w:rFonts w:eastAsia="arial" w:ascii="arial" w:hAnsi="arial"/>
+                <w:color w:val="000000"/>
+                <w:sz w:val="16"/>
+                <w:szCs w:val="16"/>
+              </w:rPr>
+              <w:t>MCB</w:t>
+            </w:r>
+          </w:p>
+        </w:tc>
+        <w:tc>
+          <w:tcPr>
+            <w:tcW w:w="1016" w:type="dxa"/>
+            <w:tcBorders>
+              <w:top w:val="single" w:sz="4" w:space="0" w:color="000000"/>
+              <w:left w:val="single" w:sz="4" w:space="0" w:color="000000"/>
+              <w:bottom w:val="single" w:sz="4" w:space="0" w:color="000000"/>
+            </w:tcBorders>
+            <w:vAlign w:val="bottom"/>
+          </w:tcPr>
+          <w:p>
+            <w:pPr>
+              <w:pStyle w:val="Normal"/>
+              <w:widowControl w:val="false"/>
+              <w:spacing w:lineRule="auto" w:line="180"/>
+              <w:jc w:val="center"/>
+              <w:rPr>
+                <w:color w:val="000000"/>
+                <w:sz w:val="16"/>
+                <w:szCs w:val="16"/>
+              </w:rPr>
+            </w:pPr>
+            <w:r>
+              <w:rPr>
+                <w:color w:val="000000"/>
+                <w:sz w:val="16"/>
+                <w:szCs w:val="16"/>
+              </w:rPr>
+              <w:t>ATC/ACSES</w:t>
+            </w:r>
+          </w:p>
+        </w:tc>
+        <w:tc>
+          <w:tcPr>
+            <w:tcW w:w="1020" w:type="dxa"/>
+            <w:tcBorders>
+              <w:top w:val="single" w:sz="4" w:space="0" w:color="000000"/>
+              <w:left w:val="single" w:sz="4" w:space="0" w:color="000000"/>
+              <w:bottom w:val="single" w:sz="4" w:space="0" w:color="000000"/>
+            </w:tcBorders>
+            <w:vAlign w:val="bottom"/>
+          </w:tcPr>
+          <w:p>
+            <w:pPr>
+              <w:pStyle w:val="Normal"/>
+              <w:widowControl w:val="false"/>
+              <w:spacing w:lineRule="auto" w:line="180"/>
+              <w:jc w:val="center"/>
+              <w:rPr>
+                <w:color w:val="000000"/>
+                <w:sz w:val="16"/>
+                <w:szCs w:val="16"/>
+              </w:rPr>
+            </w:pPr>
+            <w:r>
+              <w:rPr>
+                <w:color w:val="000000"/>
+                <w:sz w:val="16"/>
+                <w:szCs w:val="16"/>
+              </w:rPr>
+              <w:t>Panto.</w:t>
+            </w:r>
+          </w:p>
+        </w:tc>
+        <w:tc>
+          <w:tcPr>
+            <w:tcW w:w="1016" w:type="dxa"/>
+            <w:tcBorders>
+              <w:top w:val="single" w:sz="4" w:space="0" w:color="000000"/>
+              <w:left w:val="single" w:sz="4" w:space="0" w:color="000000"/>
+              <w:bottom w:val="single" w:sz="4" w:space="0" w:color="000000"/>
+            </w:tcBorders>
+            <w:vAlign w:val="bottom"/>
+          </w:tcPr>
+          <w:p>
+            <w:pPr>
+              <w:pStyle w:val="Normal"/>
+              <w:widowControl w:val="false"/>
+              <w:spacing w:lineRule="auto" w:line="180"/>
+              <w:jc w:val="center"/>
+              <w:rPr>
+                <w:color w:val="000000"/>
+                <w:sz w:val="16"/>
+                <w:szCs w:val="16"/>
+              </w:rPr>
+            </w:pPr>
+            <w:r>
+              <w:rPr>
+                <w:color w:val="000000"/>
+                <w:sz w:val="16"/>
+                <w:szCs w:val="16"/>
+              </w:rPr>
+            </w:r>
+          </w:p>
+        </w:tc>
+        <w:tc>
+          <w:tcPr>
+            <w:tcW w:w="1016" w:type="dxa"/>
+            <w:tcBorders>
+              <w:top w:val="single" w:sz="4" w:space="0" w:color="000000"/>
+              <w:left w:val="single" w:sz="4" w:space="0" w:color="000000"/>
+              <w:bottom w:val="single" w:sz="4" w:space="0" w:color="000000"/>
+            </w:tcBorders>
+            <w:vAlign w:val="bottom"/>
+          </w:tcPr>
+          <w:p>
+            <w:pPr>
+              <w:pStyle w:val="Normal"/>
+              <w:widowControl w:val="false"/>
+              <w:jc w:val="center"/>
+              <w:rPr>
+                <w:color w:val="000000"/>
+                <w:sz w:val="16"/>
+                <w:szCs w:val="16"/>
+              </w:rPr>
+            </w:pPr>
+            <w:r>
+              <w:rPr>
+                <w:color w:val="000000"/>
+                <w:sz w:val="16"/>
+                <w:szCs w:val="16"/>
+              </w:rPr>
+              <w:t>Brake Lead</w:t>
+            </w:r>
+          </w:p>
+        </w:tc>
+        <w:tc>
+          <w:tcPr>
+            <w:tcW w:w="1017" w:type="dxa"/>
+            <w:tcBorders>
+              <w:top w:val="single" w:sz="4" w:space="0" w:color="000000"/>
+              <w:left w:val="single" w:sz="4" w:space="0" w:color="000000"/>
+              <w:bottom w:val="single" w:sz="4" w:space="0" w:color="000000"/>
+            </w:tcBorders>
+            <w:vAlign w:val="bottom"/>
+          </w:tcPr>
+          <w:p>
+            <w:pPr>
+              <w:pStyle w:val="Normal"/>
+              <w:widowControl w:val="false"/>
+              <w:jc w:val="center"/>
+              <w:rPr>
+                <w:color w:val="000000"/>
+                <w:sz w:val="16"/>
+                <w:szCs w:val="16"/>
+              </w:rPr>
+            </w:pPr>
+            <w:r>
+              <w:rPr>
+                <w:rFonts w:eastAsia="arial" w:ascii="arial" w:hAnsi="arial"/>
+                <w:color w:val="000000"/>
+                <w:sz w:val="16"/>
+                <w:szCs w:val="16"/>
+              </w:rPr>
+              <w:t>EQ Reg.</w:t>
+            </w:r>
+          </w:p>
+          <w:p>
+            <w:pPr>
+              <w:pStyle w:val="Normal"/>
+              <w:widowControl w:val="false"/>
+              <w:jc w:val="center"/>
+              <w:rPr>
+                <w:color w:val="000000"/>
+                <w:sz w:val="16"/>
+                <w:szCs w:val="16"/>
+              </w:rPr>
+            </w:pPr>
+            <w:r>
+              <w:rPr>
+                <w:rFonts w:eastAsia="arial" w:ascii="arial" w:hAnsi="arial"/>
+                <w:color w:val="000000"/>
+                <w:sz w:val="16"/>
+                <w:szCs w:val="16"/>
+              </w:rPr>
+              <w:t>Increase</w:t>
+            </w:r>
+          </w:p>
+        </w:tc>
+        <w:tc>
+          <w:tcPr>
+            <w:tcW w:w="1016" w:type="dxa"/>
+            <w:tcBorders>
+              <w:top w:val="single" w:sz="4" w:space="0" w:color="000000"/>
+              <w:left w:val="single" w:sz="4" w:space="0" w:color="000000"/>
+              <w:bottom w:val="single" w:sz="4" w:space="0" w:color="000000"/>
+            </w:tcBorders>
+            <w:vAlign w:val="bottom"/>
+          </w:tcPr>
+          <w:p>
+            <w:pPr>
+              <w:pStyle w:val="Normal"/>
+              <w:widowControl w:val="false"/>
+              <w:jc w:val="center"/>
+              <w:rPr>
+                <w:sz w:val="16"/>
+                <w:szCs w:val="16"/>
+              </w:rPr>
+            </w:pPr>
+            <w:r>
+              <w:rPr>
+                <w:sz w:val="16"/>
+                <w:szCs w:val="16"/>
+              </w:rPr>
+              <w:t>Strobe Light Wh</w:t>
+            </w:r>
+          </w:p>
+        </w:tc>
+        <w:tc>
+          <w:tcPr>
+            <w:tcW w:w="1020" w:type="dxa"/>
+            <w:tcBorders>
+              <w:top w:val="single" w:sz="4" w:space="0" w:color="000000"/>
+              <w:left w:val="single" w:sz="4" w:space="0" w:color="000000"/>
+              <w:bottom w:val="single" w:sz="4" w:space="0" w:color="000000"/>
+            </w:tcBorders>
+            <w:vAlign w:val="bottom"/>
+          </w:tcPr>
+          <w:p>
+            <w:pPr>
+              <w:pStyle w:val="Normal"/>
+              <w:widowControl w:val="false"/>
+              <w:jc w:val="center"/>
+              <w:rPr>
+                <w:color w:val="000000"/>
+                <w:sz w:val="16"/>
+                <w:szCs w:val="16"/>
+              </w:rPr>
+            </w:pPr>
+            <w:r>
+              <w:rPr>
+                <w:rFonts w:eastAsia="arial" w:ascii="arial" w:hAnsi="arial"/>
+                <w:color w:val="000000"/>
+                <w:sz w:val="16"/>
+                <w:szCs w:val="16"/>
+              </w:rPr>
+              <w:t>Ditch Light</w:t>
+            </w:r>
+          </w:p>
+        </w:tc>
+        <w:tc>
+          <w:tcPr>
+            <w:tcW w:w="1016" w:type="dxa"/>
+            <w:tcBorders>
+              <w:top w:val="single" w:sz="4" w:space="0" w:color="000000"/>
+              <w:left w:val="single" w:sz="4" w:space="0" w:color="000000"/>
+              <w:bottom w:val="single" w:sz="4" w:space="0" w:color="000000"/>
+            </w:tcBorders>
+            <w:vAlign w:val="bottom"/>
+          </w:tcPr>
+          <w:p>
+            <w:pPr>
+              <w:pStyle w:val="Normal"/>
+              <w:widowControl w:val="false"/>
+              <w:spacing w:lineRule="auto" w:line="180"/>
+              <w:jc w:val="center"/>
+              <w:rPr>
+                <w:sz w:val="16"/>
+                <w:szCs w:val="16"/>
+              </w:rPr>
+            </w:pPr>
+            <w:r>
+              <w:rPr>
+                <w:rFonts w:eastAsia="arial" w:ascii="arial" w:hAnsi="arial"/>
+                <w:color w:val="000000"/>
+                <w:sz w:val="16"/>
+                <w:szCs w:val="16"/>
+              </w:rPr>
+              <w:t>Gauge Light</w:t>
+            </w:r>
+          </w:p>
+        </w:tc>
+        <w:tc>
+          <w:tcPr>
+            <w:tcW w:w="1016" w:type="dxa"/>
+            <w:tcBorders>
+              <w:top w:val="single" w:sz="4" w:space="0" w:color="000000"/>
+              <w:left w:val="single" w:sz="4" w:space="0" w:color="000000"/>
+              <w:bottom w:val="single" w:sz="4" w:space="0" w:color="000000"/>
+            </w:tcBorders>
+            <w:vAlign w:val="bottom"/>
+          </w:tcPr>
+          <w:p>
+            <w:pPr>
+              <w:pStyle w:val="Normal"/>
+              <w:widowControl w:val="false"/>
+              <w:spacing w:lineRule="auto" w:line="180"/>
+              <w:jc w:val="center"/>
+              <w:rPr>
+                <w:sz w:val="16"/>
+                <w:szCs w:val="16"/>
+              </w:rPr>
+            </w:pPr>
+            <w:r>
+              <w:rPr>
+                <w:sz w:val="16"/>
+                <w:szCs w:val="16"/>
+              </w:rPr>
+              <w:t>Cab Light</w:t>
+            </w:r>
+          </w:p>
+        </w:tc>
+        <w:tc>
+          <w:tcPr>
+            <w:tcW w:w="1016" w:type="dxa"/>
+            <w:tcBorders>
+              <w:top w:val="single" w:sz="4" w:space="0" w:color="000000"/>
+              <w:left w:val="single" w:sz="4" w:space="0" w:color="000000"/>
+              <w:bottom w:val="single" w:sz="4" w:space="0" w:color="000000"/>
+            </w:tcBorders>
+            <w:vAlign w:val="bottom"/>
+          </w:tcPr>
+          <w:p>
+            <w:pPr>
+              <w:pStyle w:val="Normal"/>
+              <w:widowControl w:val="false"/>
+              <w:spacing w:lineRule="auto" w:line="180"/>
+              <w:jc w:val="center"/>
+              <w:rPr>
+                <w:sz w:val="16"/>
+                <w:szCs w:val="16"/>
+              </w:rPr>
+            </w:pPr>
+            <w:r>
+              <w:rPr>
+                <w:rFonts w:eastAsia="arial" w:ascii="arial" w:hAnsi="arial"/>
+                <w:color w:val="000000"/>
+                <w:sz w:val="16"/>
+                <w:szCs w:val="16"/>
+              </w:rPr>
+              <w:t>1-Person</w:t>
+            </w:r>
+          </w:p>
+        </w:tc>
+        <w:tc>
+          <w:tcPr>
+            <w:tcW w:w="1029" w:type="dxa"/>
+            <w:tcBorders>
+              <w:top w:val="single" w:sz="4" w:space="0" w:color="000000"/>
+              <w:left w:val="single" w:sz="4" w:space="0" w:color="000000"/>
+              <w:bottom w:val="single" w:sz="4" w:space="0" w:color="000000"/>
+              <w:right w:val="single" w:sz="4" w:space="0" w:color="000000"/>
+            </w:tcBorders>
+            <w:vAlign w:val="bottom"/>
+          </w:tcPr>
+          <w:p>
+            <w:pPr>
+              <w:pStyle w:val="Normal"/>
+              <w:widowControl w:val="false"/>
+              <w:spacing w:lineRule="auto" w:line="180"/>
+              <w:jc w:val="center"/>
+              <w:rPr>
+                <w:sz w:val="16"/>
+                <w:szCs w:val="16"/>
+              </w:rPr>
+            </w:pPr>
+            <w:r>
+              <w:rPr>
+                <w:rFonts w:eastAsia="arial" w:ascii="arial" w:hAnsi="arial"/>
+                <w:color w:val="000000"/>
+                <w:sz w:val="16"/>
+                <w:szCs w:val="16"/>
+              </w:rPr>
+              <w:t>Next</w:t>
+            </w:r>
+          </w:p>
+          <w:p>
+            <w:pPr>
+              <w:pStyle w:val="Normal"/>
+              <w:widowControl w:val="false"/>
+              <w:spacing w:lineRule="auto" w:line="180"/>
+              <w:jc w:val="center"/>
+              <w:rPr>
+                <w:sz w:val="16"/>
+                <w:szCs w:val="16"/>
+              </w:rPr>
+            </w:pPr>
+            <w:r>
+              <w:rPr>
+                <w:rFonts w:eastAsia="arial" w:ascii="arial" w:hAnsi="arial"/>
+                <w:color w:val="000000"/>
+                <w:sz w:val="16"/>
+                <w:szCs w:val="16"/>
+              </w:rPr>
+              <w:t>Cab Cam</w:t>
+            </w:r>
+          </w:p>
+        </w:tc>
+      </w:tr>
+    </w:tbl>
+    <w:p>
+      <w:pPr>
+        <w:pStyle w:val="Normal"/>
+        <w:rPr>
+          <w:rFonts w:ascii="arial" w:hAnsi="arial" w:eastAsia="arial"/>
+          <w:color w:val="000000"/>
+          <w:sz w:val="16"/>
+          <w:szCs w:val="16"/>
+        </w:rPr>
+      </w:pPr>
+      <w:r>
+        <w:rPr>
+          <w:rFonts w:eastAsia="arial" w:ascii="arial" w:hAnsi="arial"/>
+          <w:color w:val="000000"/>
+          <w:sz w:val="16"/>
+          <w:szCs w:val="16"/>
+        </w:rPr>
+      </w:r>
+    </w:p>
+    <w:p>
+      <w:pPr>
+        <w:pStyle w:val="Normal"/>
+        <w:rPr>
+          <w:color w:val="000000"/>
+          <w:sz w:val="16"/>
+          <w:szCs w:val="16"/>
+        </w:rPr>
+      </w:pPr>
+      <w:r>
+        <w:rPr>
+          <w:rFonts w:eastAsia="arial" w:ascii="arial" w:hAnsi="arial"/>
+          <w:color w:val="000000"/>
+          <w:sz w:val="16"/>
+          <w:szCs w:val="16"/>
+        </w:rPr>
+        <w:tab/>
+        <w:t xml:space="preserve">           Amfleet Cab Car-2</w:t>
+      </w:r>
+    </w:p>
+    <w:tbl>
+      <w:tblPr>
+        <w:tblW w:w="14248" w:type="dxa"/>
+        <w:jc w:val="left"/>
+        <w:tblInd w:w="-5" w:type="dxa"/>
+        <w:tblLayout w:type="fixed"/>
+        <w:tblCellMar>
+          <w:top w:w="0" w:type="dxa"/>
+          <w:left w:w="108" w:type="dxa"/>
+          <w:bottom w:w="0" w:type="dxa"/>
+          <w:right w:w="108" w:type="dxa"/>
+        </w:tblCellMar>
+        <w:tblLook w:firstRow="1" w:noVBand="1" w:lastRow="0" w:firstColumn="1" w:lastColumn="0" w:noHBand="0" w:val="04a0"/>
+      </w:tblPr>
+      <w:tblGrid>
+        <w:gridCol w:w="1017"/>
+        <w:gridCol w:w="1019"/>
+        <w:gridCol w:w="1014"/>
+        <w:gridCol w:w="1016"/>
+        <w:gridCol w:w="1020"/>
+        <w:gridCol w:w="1016"/>
+        <w:gridCol w:w="1016"/>
+        <w:gridCol w:w="1017"/>
+        <w:gridCol w:w="1016"/>
+        <w:gridCol w:w="1020"/>
+        <w:gridCol w:w="1016"/>
+        <w:gridCol w:w="1016"/>
+        <w:gridCol w:w="1016"/>
+        <w:gridCol w:w="1029"/>
+      </w:tblGrid>
+      <w:tr>
+        <w:trPr>
+          <w:trHeight w:val="440" w:hRule="exact"/>
+          <w:cantSplit w:val="true"/>
+        </w:trPr>
+        <w:tc>
+          <w:tcPr>
+            <w:tcW w:w="1017" w:type="dxa"/>
+            <w:tcBorders>
+              <w:top w:val="single" w:sz="4" w:space="0" w:color="000000"/>
+              <w:left w:val="single" w:sz="4" w:space="0" w:color="000000"/>
+              <w:bottom w:val="single" w:sz="4" w:space="0" w:color="000000"/>
+            </w:tcBorders>
+            <w:vAlign w:val="bottom"/>
+          </w:tcPr>
+          <w:p>
+            <w:pPr>
+              <w:pStyle w:val="Normal"/>
+              <w:widowControl w:val="false"/>
+              <w:spacing w:lineRule="auto" w:line="180" w:before="0" w:after="60"/>
+              <w:jc w:val="center"/>
+              <w:rPr>
+                <w:b/>
+                <w:bCs/>
+              </w:rPr>
+            </w:pPr>
+            <w:r>
+              <w:rPr>
+                <w:b/>
+                <w:bCs/>
+                <w:color w:val="000000"/>
+                <w:sz w:val="16"/>
+                <w:szCs w:val="16"/>
+              </w:rPr>
+              <w:t>HUD</w:t>
+            </w:r>
+          </w:p>
+        </w:tc>
+        <w:tc>
+          <w:tcPr>
+            <w:tcW w:w="1019" w:type="dxa"/>
+            <w:tcBorders>
+              <w:top w:val="single" w:sz="4" w:space="0" w:color="000000"/>
+              <w:left w:val="single" w:sz="4" w:space="0" w:color="000000"/>
+              <w:bottom w:val="single" w:sz="4" w:space="0" w:color="000000"/>
+            </w:tcBorders>
+            <w:vAlign w:val="bottom"/>
+          </w:tcPr>
+          <w:p>
+            <w:pPr>
+              <w:pStyle w:val="Normal"/>
+              <w:widowControl w:val="false"/>
+              <w:spacing w:lineRule="auto" w:line="180"/>
+              <w:jc w:val="center"/>
+              <w:rPr>
+                <w:color w:val="000000"/>
+                <w:sz w:val="16"/>
+                <w:szCs w:val="16"/>
+              </w:rPr>
+            </w:pPr>
+            <w:r>
+              <w:rPr>
+                <w:color w:val="000000"/>
+                <w:sz w:val="16"/>
+                <w:szCs w:val="16"/>
+              </w:rPr>
+              <w:t>Schedule</w:t>
+            </w:r>
+          </w:p>
+        </w:tc>
+        <w:tc>
+          <w:tcPr>
+            <w:tcW w:w="1014" w:type="dxa"/>
+            <w:tcBorders>
+              <w:top w:val="single" w:sz="4" w:space="0" w:color="000000"/>
+              <w:left w:val="single" w:sz="4" w:space="0" w:color="000000"/>
+              <w:bottom w:val="single" w:sz="4" w:space="0" w:color="000000"/>
+            </w:tcBorders>
+            <w:vAlign w:val="bottom"/>
+          </w:tcPr>
+          <w:p>
+            <w:pPr>
+              <w:pStyle w:val="Normal"/>
+              <w:widowControl w:val="false"/>
+              <w:jc w:val="center"/>
+              <w:rPr>
+                <w:rFonts w:ascii="arial" w:hAnsi="arial" w:eastAsia="arial"/>
+                <w:color w:val="000000"/>
+                <w:sz w:val="16"/>
+                <w:szCs w:val="16"/>
+              </w:rPr>
+            </w:pPr>
+            <w:r>
+              <w:rPr>
+                <w:rFonts w:eastAsia="arial" w:ascii="arial" w:hAnsi="arial"/>
+                <w:color w:val="000000"/>
+                <w:sz w:val="16"/>
+                <w:szCs w:val="16"/>
+              </w:rPr>
+            </w:r>
+          </w:p>
+        </w:tc>
+        <w:tc>
+          <w:tcPr>
+            <w:tcW w:w="1016" w:type="dxa"/>
+            <w:tcBorders>
+              <w:top w:val="single" w:sz="4" w:space="0" w:color="000000"/>
+              <w:left w:val="single" w:sz="4" w:space="0" w:color="000000"/>
+              <w:bottom w:val="single" w:sz="4" w:space="0" w:color="000000"/>
+            </w:tcBorders>
+            <w:vAlign w:val="bottom"/>
+          </w:tcPr>
+          <w:p>
+            <w:pPr>
+              <w:pStyle w:val="Normal"/>
+              <w:widowControl w:val="false"/>
+              <w:spacing w:lineRule="auto" w:line="180"/>
+              <w:jc w:val="center"/>
+              <w:rPr>
+                <w:color w:val="000000"/>
+                <w:sz w:val="16"/>
+                <w:szCs w:val="16"/>
+              </w:rPr>
+            </w:pPr>
+            <w:r>
+              <w:rPr>
+                <w:color w:val="000000"/>
+                <w:sz w:val="16"/>
+                <w:szCs w:val="16"/>
+              </w:rPr>
+              <w:t>Alerter</w:t>
+            </w:r>
+          </w:p>
+        </w:tc>
+        <w:tc>
+          <w:tcPr>
+            <w:tcW w:w="1020" w:type="dxa"/>
+            <w:tcBorders>
+              <w:top w:val="single" w:sz="4" w:space="0" w:color="000000"/>
+              <w:left w:val="single" w:sz="4" w:space="0" w:color="000000"/>
+              <w:bottom w:val="single" w:sz="4" w:space="0" w:color="000000"/>
+            </w:tcBorders>
+            <w:vAlign w:val="bottom"/>
+          </w:tcPr>
+          <w:p>
+            <w:pPr>
+              <w:pStyle w:val="Normal"/>
+              <w:widowControl w:val="false"/>
+              <w:spacing w:lineRule="auto" w:line="180"/>
+              <w:jc w:val="center"/>
+              <w:rPr>
+                <w:color w:val="000000"/>
+                <w:sz w:val="16"/>
+                <w:szCs w:val="16"/>
+              </w:rPr>
+            </w:pPr>
+            <w:r>
+              <w:rPr>
+                <w:color w:val="000000"/>
+                <w:sz w:val="16"/>
+                <w:szCs w:val="16"/>
+              </w:rPr>
+            </w:r>
+          </w:p>
+        </w:tc>
+        <w:tc>
+          <w:tcPr>
+            <w:tcW w:w="1016" w:type="dxa"/>
+            <w:tcBorders>
+              <w:top w:val="single" w:sz="4" w:space="0" w:color="000000"/>
+              <w:left w:val="single" w:sz="4" w:space="0" w:color="000000"/>
+              <w:bottom w:val="single" w:sz="4" w:space="0" w:color="000000"/>
+            </w:tcBorders>
+            <w:vAlign w:val="bottom"/>
+          </w:tcPr>
+          <w:p>
+            <w:pPr>
+              <w:pStyle w:val="Normal"/>
+              <w:widowControl w:val="false"/>
+              <w:spacing w:lineRule="auto" w:line="180"/>
+              <w:jc w:val="center"/>
+              <w:rPr>
+                <w:color w:val="000000"/>
+                <w:sz w:val="16"/>
+                <w:szCs w:val="16"/>
+              </w:rPr>
+            </w:pPr>
+            <w:r>
+              <w:rPr>
+                <w:rFonts w:eastAsia="arial" w:ascii="arial" w:hAnsi="arial"/>
+                <w:color w:val="000000"/>
+                <w:sz w:val="16"/>
+                <w:szCs w:val="16"/>
+              </w:rPr>
+              <w:t>Emer. Shutdown</w:t>
+            </w:r>
+          </w:p>
+        </w:tc>
+        <w:tc>
+          <w:tcPr>
+            <w:tcW w:w="1016" w:type="dxa"/>
+            <w:tcBorders>
+              <w:top w:val="single" w:sz="4" w:space="0" w:color="000000"/>
+              <w:left w:val="single" w:sz="4" w:space="0" w:color="000000"/>
+              <w:bottom w:val="single" w:sz="4" w:space="0" w:color="000000"/>
+            </w:tcBorders>
+            <w:vAlign w:val="bottom"/>
+          </w:tcPr>
+          <w:p>
+            <w:pPr>
+              <w:pStyle w:val="Normal"/>
+              <w:widowControl w:val="false"/>
+              <w:jc w:val="center"/>
+              <w:rPr>
+                <w:color w:val="000000"/>
+                <w:sz w:val="16"/>
+                <w:szCs w:val="16"/>
+              </w:rPr>
+            </w:pPr>
+            <w:r>
+              <w:rPr>
+                <w:rFonts w:eastAsia="arial" w:ascii="arial" w:hAnsi="arial"/>
+                <w:color w:val="000000"/>
+                <w:sz w:val="16"/>
+                <w:szCs w:val="16"/>
+              </w:rPr>
+              <w:t>Brake Trail</w:t>
+            </w:r>
+          </w:p>
+        </w:tc>
+        <w:tc>
+          <w:tcPr>
+            <w:tcW w:w="1017" w:type="dxa"/>
+            <w:tcBorders>
+              <w:top w:val="single" w:sz="4" w:space="0" w:color="000000"/>
+              <w:left w:val="single" w:sz="4" w:space="0" w:color="000000"/>
+              <w:bottom w:val="single" w:sz="4" w:space="0" w:color="000000"/>
+            </w:tcBorders>
+            <w:vAlign w:val="bottom"/>
+          </w:tcPr>
+          <w:p>
+            <w:pPr>
+              <w:pStyle w:val="Normal"/>
+              <w:widowControl w:val="false"/>
+              <w:jc w:val="center"/>
+              <w:rPr>
+                <w:color w:val="000000"/>
+                <w:sz w:val="16"/>
+                <w:szCs w:val="16"/>
+              </w:rPr>
+            </w:pPr>
+            <w:r>
+              <w:rPr>
+                <w:rFonts w:eastAsia="arial" w:ascii="arial" w:hAnsi="arial"/>
+                <w:color w:val="000000"/>
+                <w:sz w:val="16"/>
+                <w:szCs w:val="16"/>
+              </w:rPr>
+              <w:t>EQ Reg.</w:t>
+            </w:r>
+          </w:p>
+          <w:p>
+            <w:pPr>
+              <w:pStyle w:val="Normal"/>
+              <w:widowControl w:val="false"/>
+              <w:jc w:val="center"/>
+              <w:rPr>
+                <w:color w:val="000000"/>
+                <w:sz w:val="16"/>
+                <w:szCs w:val="16"/>
+              </w:rPr>
+            </w:pPr>
+            <w:r>
+              <w:rPr>
+                <w:rFonts w:eastAsia="arial" w:ascii="arial" w:hAnsi="arial"/>
+                <w:color w:val="000000"/>
+                <w:sz w:val="16"/>
+                <w:szCs w:val="16"/>
+              </w:rPr>
+              <w:t>Decrease</w:t>
+            </w:r>
+          </w:p>
+        </w:tc>
+        <w:tc>
+          <w:tcPr>
+            <w:tcW w:w="1016" w:type="dxa"/>
+            <w:tcBorders>
+              <w:top w:val="single" w:sz="4" w:space="0" w:color="000000"/>
+              <w:left w:val="single" w:sz="4" w:space="0" w:color="000000"/>
+              <w:bottom w:val="single" w:sz="4" w:space="0" w:color="000000"/>
+            </w:tcBorders>
+            <w:vAlign w:val="bottom"/>
+          </w:tcPr>
+          <w:p>
+            <w:pPr>
+              <w:pStyle w:val="Normal"/>
+              <w:widowControl w:val="false"/>
+              <w:jc w:val="center"/>
+              <w:rPr>
+                <w:sz w:val="16"/>
+                <w:szCs w:val="16"/>
+              </w:rPr>
+            </w:pPr>
+            <w:r>
+              <w:rPr>
+                <w:sz w:val="16"/>
+                <w:szCs w:val="16"/>
+              </w:rPr>
+              <w:t>Strobe Light Red</w:t>
+            </w:r>
+          </w:p>
+        </w:tc>
+        <w:tc>
+          <w:tcPr>
+            <w:tcW w:w="1020" w:type="dxa"/>
+            <w:tcBorders>
+              <w:top w:val="single" w:sz="4" w:space="0" w:color="000000"/>
+              <w:left w:val="single" w:sz="4" w:space="0" w:color="000000"/>
+              <w:bottom w:val="single" w:sz="4" w:space="0" w:color="000000"/>
+            </w:tcBorders>
+            <w:vAlign w:val="bottom"/>
+          </w:tcPr>
+          <w:p>
+            <w:pPr>
+              <w:pStyle w:val="Normal"/>
+              <w:widowControl w:val="false"/>
+              <w:jc w:val="center"/>
+              <w:rPr>
+                <w:color w:val="000000"/>
+                <w:sz w:val="16"/>
+                <w:szCs w:val="16"/>
+              </w:rPr>
+            </w:pPr>
+            <w:r>
+              <w:rPr>
+                <w:rFonts w:eastAsia="arial" w:ascii="arial" w:hAnsi="arial"/>
+                <w:color w:val="000000"/>
+                <w:sz w:val="16"/>
+                <w:szCs w:val="16"/>
+              </w:rPr>
+              <w:t>Step Light</w:t>
+            </w:r>
+          </w:p>
+        </w:tc>
+        <w:tc>
+          <w:tcPr>
+            <w:tcW w:w="1016" w:type="dxa"/>
+            <w:tcBorders>
+              <w:top w:val="single" w:sz="4" w:space="0" w:color="000000"/>
+              <w:left w:val="single" w:sz="4" w:space="0" w:color="000000"/>
+              <w:bottom w:val="single" w:sz="4" w:space="0" w:color="000000"/>
+            </w:tcBorders>
+            <w:vAlign w:val="bottom"/>
+          </w:tcPr>
+          <w:p>
+            <w:pPr>
+              <w:pStyle w:val="Normal"/>
+              <w:widowControl w:val="false"/>
+              <w:jc w:val="center"/>
+              <w:rPr>
+                <w:color w:val="000000"/>
+                <w:sz w:val="16"/>
+                <w:szCs w:val="16"/>
+              </w:rPr>
+            </w:pPr>
+            <w:r>
+              <w:rPr>
+                <w:rFonts w:eastAsia="arial" w:ascii="arial" w:hAnsi="arial"/>
+                <w:color w:val="000000"/>
+                <w:sz w:val="16"/>
+                <w:szCs w:val="16"/>
+              </w:rPr>
+              <w:t>Number Light</w:t>
+            </w:r>
+          </w:p>
+        </w:tc>
+        <w:tc>
+          <w:tcPr>
+            <w:tcW w:w="1016" w:type="dxa"/>
+            <w:tcBorders>
+              <w:top w:val="single" w:sz="4" w:space="0" w:color="000000"/>
+              <w:left w:val="single" w:sz="4" w:space="0" w:color="000000"/>
+              <w:bottom w:val="single" w:sz="4" w:space="0" w:color="000000"/>
+            </w:tcBorders>
+            <w:vAlign w:val="bottom"/>
+          </w:tcPr>
+          <w:p>
+            <w:pPr>
+              <w:pStyle w:val="Normal"/>
+              <w:widowControl w:val="false"/>
+              <w:spacing w:lineRule="auto" w:line="180"/>
+              <w:jc w:val="center"/>
+              <w:rPr>
+                <w:sz w:val="16"/>
+                <w:szCs w:val="16"/>
+              </w:rPr>
+            </w:pPr>
+            <w:r>
+              <w:rPr>
+                <w:sz w:val="16"/>
+                <w:szCs w:val="16"/>
+              </w:rPr>
+              <w:t>Marker Light</w:t>
+            </w:r>
+          </w:p>
+        </w:tc>
+        <w:tc>
+          <w:tcPr>
+            <w:tcW w:w="1016" w:type="dxa"/>
+            <w:tcBorders>
+              <w:top w:val="single" w:sz="4" w:space="0" w:color="000000"/>
+              <w:left w:val="single" w:sz="4" w:space="0" w:color="000000"/>
+              <w:bottom w:val="single" w:sz="4" w:space="0" w:color="000000"/>
+            </w:tcBorders>
+            <w:vAlign w:val="bottom"/>
+          </w:tcPr>
+          <w:p>
+            <w:pPr>
+              <w:pStyle w:val="Normal"/>
+              <w:widowControl w:val="false"/>
+              <w:spacing w:lineRule="auto" w:line="180"/>
+              <w:jc w:val="center"/>
+              <w:rPr>
+                <w:sz w:val="16"/>
+                <w:szCs w:val="16"/>
+              </w:rPr>
+            </w:pPr>
+            <w:r>
+              <w:rPr>
+                <w:rFonts w:eastAsia="arial" w:ascii="arial" w:hAnsi="arial"/>
+                <w:color w:val="000000"/>
+                <w:sz w:val="16"/>
+                <w:szCs w:val="16"/>
+              </w:rPr>
+              <w:t>Exterior</w:t>
+            </w:r>
+          </w:p>
+          <w:p>
+            <w:pPr>
+              <w:pStyle w:val="Normal"/>
+              <w:widowControl w:val="false"/>
+              <w:spacing w:lineRule="auto" w:line="180"/>
+              <w:jc w:val="center"/>
+              <w:rPr>
+                <w:sz w:val="16"/>
+                <w:szCs w:val="16"/>
+              </w:rPr>
+            </w:pPr>
+            <w:r>
+              <w:rPr>
+                <w:rFonts w:eastAsia="arial" w:ascii="arial" w:hAnsi="arial"/>
+                <w:color w:val="000000"/>
+                <w:sz w:val="16"/>
+                <w:szCs w:val="16"/>
+              </w:rPr>
+              <w:t>Camera</w:t>
+            </w:r>
+          </w:p>
+        </w:tc>
+        <w:tc>
+          <w:tcPr>
+            <w:tcW w:w="1029" w:type="dxa"/>
+            <w:tcBorders>
+              <w:top w:val="single" w:sz="4" w:space="0" w:color="000000"/>
+              <w:left w:val="single" w:sz="4" w:space="0" w:color="000000"/>
+              <w:bottom w:val="single" w:sz="4" w:space="0" w:color="000000"/>
+              <w:right w:val="single" w:sz="4" w:space="0" w:color="000000"/>
+            </w:tcBorders>
+            <w:vAlign w:val="bottom"/>
+          </w:tcPr>
+          <w:p>
+            <w:pPr>
+              <w:pStyle w:val="Normal"/>
+              <w:widowControl w:val="false"/>
+              <w:spacing w:lineRule="auto" w:line="180"/>
+              <w:jc w:val="center"/>
+              <w:rPr>
+                <w:sz w:val="16"/>
+                <w:szCs w:val="16"/>
+              </w:rPr>
+            </w:pPr>
+            <w:r>
+              <w:rPr>
+                <w:rFonts w:eastAsia="arial" w:ascii="arial" w:hAnsi="arial"/>
+                <w:color w:val="000000"/>
+                <w:sz w:val="16"/>
+                <w:szCs w:val="16"/>
+              </w:rPr>
+              <w:t>Prev</w:t>
+            </w:r>
+          </w:p>
+          <w:p>
+            <w:pPr>
+              <w:pStyle w:val="Normal"/>
+              <w:widowControl w:val="false"/>
+              <w:spacing w:lineRule="auto" w:line="180"/>
+              <w:jc w:val="center"/>
+              <w:rPr>
+                <w:sz w:val="16"/>
+                <w:szCs w:val="16"/>
+              </w:rPr>
+            </w:pPr>
+            <w:r>
+              <w:rPr>
+                <w:rFonts w:eastAsia="arial" w:ascii="arial" w:hAnsi="arial"/>
+                <w:color w:val="000000"/>
+                <w:sz w:val="16"/>
+                <w:szCs w:val="16"/>
+              </w:rPr>
+              <w:t>Cab Cam</w:t>
+            </w:r>
+          </w:p>
+        </w:tc>
+      </w:tr>
+    </w:tbl>
+    <w:p>
+      <w:pPr>
+        <w:pStyle w:val="Normal"/>
+        <w:rPr>
+          <w:color w:val="000000"/>
+          <w:position w:val="0"/>
+          <w:sz w:val="16"/>
+          <w:szCs w:val="16"/>
+          <w:vertAlign w:val="baseline"/>
+        </w:rPr>
+      </w:pPr>
+      <w:r>
+        <w:rPr>
+          <w:color w:val="000000"/>
+          <w:position w:val="0"/>
+          <w:sz w:val="16"/>
+          <w:szCs w:val="16"/>
+          <w:vertAlign w:val="baseline"/>
+        </w:rPr>
+      </w:r>
+    </w:p>
+    <w:p>
+      <w:pPr>
+        <w:pStyle w:val="Normal"/>
+        <w:rPr>
+          <w:color w:val="000000"/>
+          <w:sz w:val="16"/>
+          <w:szCs w:val="16"/>
+        </w:rPr>
+      </w:pPr>
+      <w:r>
+        <w:rPr>
+          <w:color w:val="000000"/>
+          <w:sz w:val="16"/>
+          <w:szCs w:val="16"/>
+        </w:rPr>
+        <w:tab/>
+        <w:t xml:space="preserve">       </w:t>
+      </w:r>
+      <w:r>
+        <w:rPr>
+          <w:rFonts w:eastAsia="arial" w:ascii="arial" w:hAnsi="arial"/>
+          <w:color w:val="000000"/>
+          <w:sz w:val="16"/>
+          <w:szCs w:val="16"/>
+        </w:rPr>
+        <w:t xml:space="preserve">    ALP-45DP-1</w:t>
+      </w:r>
+    </w:p>
+    <w:tbl>
+      <w:tblPr>
+        <w:tblW w:w="14248" w:type="dxa"/>
+        <w:jc w:val="left"/>
+        <w:tblInd w:w="-5" w:type="dxa"/>
+        <w:tblLayout w:type="fixed"/>
+        <w:tblCellMar>
+          <w:top w:w="0" w:type="dxa"/>
+          <w:left w:w="108" w:type="dxa"/>
+          <w:bottom w:w="0" w:type="dxa"/>
+          <w:right w:w="108" w:type="dxa"/>
+        </w:tblCellMar>
+        <w:tblLook w:firstRow="1" w:noVBand="1" w:lastRow="0" w:firstColumn="1" w:lastColumn="0" w:noHBand="0" w:val="04a0"/>
+      </w:tblPr>
+      <w:tblGrid>
+        <w:gridCol w:w="1017"/>
+        <w:gridCol w:w="1019"/>
+        <w:gridCol w:w="1014"/>
+        <w:gridCol w:w="1016"/>
+        <w:gridCol w:w="1020"/>
+        <w:gridCol w:w="1016"/>
+        <w:gridCol w:w="1016"/>
+        <w:gridCol w:w="1017"/>
+        <w:gridCol w:w="1016"/>
+        <w:gridCol w:w="1020"/>
+        <w:gridCol w:w="1016"/>
+        <w:gridCol w:w="1016"/>
+        <w:gridCol w:w="1016"/>
+        <w:gridCol w:w="1029"/>
+      </w:tblGrid>
+      <w:tr>
+        <w:trPr>
+          <w:trHeight w:val="440" w:hRule="exact"/>
+          <w:cantSplit w:val="true"/>
+        </w:trPr>
+        <w:tc>
+          <w:tcPr>
+            <w:tcW w:w="1017" w:type="dxa"/>
+            <w:tcBorders>
+              <w:top w:val="single" w:sz="4" w:space="0" w:color="000000"/>
+              <w:left w:val="single" w:sz="4" w:space="0" w:color="000000"/>
+              <w:bottom w:val="single" w:sz="4" w:space="0" w:color="000000"/>
+            </w:tcBorders>
+            <w:vAlign w:val="bottom"/>
+          </w:tcPr>
+          <w:p>
+            <w:pPr>
+              <w:pStyle w:val="Normal"/>
+              <w:widowControl w:val="false"/>
+              <w:spacing w:lineRule="auto" w:line="180" w:before="0" w:after="60"/>
+              <w:jc w:val="center"/>
+              <w:rPr>
+                <w:color w:val="000000"/>
+                <w:sz w:val="16"/>
+                <w:szCs w:val="16"/>
+              </w:rPr>
+            </w:pPr>
+            <w:r>
+              <w:rPr>
+                <w:rFonts w:eastAsia="arial" w:ascii="arial" w:hAnsi="arial"/>
+                <w:b/>
+                <w:color w:val="000000"/>
+                <w:sz w:val="16"/>
+                <w:szCs w:val="16"/>
+              </w:rPr>
+              <w:t>Pause</w:t>
+            </w:r>
+          </w:p>
+        </w:tc>
+        <w:tc>
+          <w:tcPr>
+            <w:tcW w:w="1019" w:type="dxa"/>
+            <w:tcBorders>
+              <w:top w:val="single" w:sz="4" w:space="0" w:color="000000"/>
+              <w:left w:val="single" w:sz="4" w:space="0" w:color="000000"/>
+              <w:bottom w:val="single" w:sz="4" w:space="0" w:color="000000"/>
+            </w:tcBorders>
+            <w:vAlign w:val="bottom"/>
+          </w:tcPr>
+          <w:p>
+            <w:pPr>
+              <w:pStyle w:val="Normal"/>
+              <w:widowControl w:val="false"/>
+              <w:spacing w:lineRule="auto" w:line="180"/>
+              <w:jc w:val="center"/>
+              <w:rPr>
+                <w:color w:val="000000"/>
+                <w:sz w:val="16"/>
+                <w:szCs w:val="16"/>
+              </w:rPr>
+            </w:pPr>
+            <w:r>
+              <w:rPr>
+                <w:color w:val="000000"/>
+                <w:sz w:val="16"/>
+                <w:szCs w:val="16"/>
+              </w:rPr>
+              <w:t>Reverser Handle</w:t>
+            </w:r>
+          </w:p>
+        </w:tc>
+        <w:tc>
+          <w:tcPr>
+            <w:tcW w:w="1014" w:type="dxa"/>
+            <w:tcBorders>
+              <w:top w:val="single" w:sz="4" w:space="0" w:color="000000"/>
+              <w:left w:val="single" w:sz="4" w:space="0" w:color="000000"/>
+              <w:bottom w:val="single" w:sz="4" w:space="0" w:color="000000"/>
+            </w:tcBorders>
+            <w:vAlign w:val="bottom"/>
+          </w:tcPr>
+          <w:p>
+            <w:pPr>
+              <w:pStyle w:val="Normal"/>
+              <w:widowControl w:val="false"/>
+              <w:jc w:val="center"/>
+              <w:rPr>
+                <w:rFonts w:ascii="arial" w:hAnsi="arial" w:eastAsia="arial"/>
+                <w:color w:val="000000"/>
+                <w:sz w:val="16"/>
+                <w:szCs w:val="16"/>
+              </w:rPr>
+            </w:pPr>
+            <w:r>
+              <w:rPr>
+                <w:rFonts w:eastAsia="arial" w:ascii="arial" w:hAnsi="arial"/>
+                <w:color w:val="000000"/>
+                <w:sz w:val="16"/>
+                <w:szCs w:val="16"/>
+              </w:rPr>
+              <w:t>Local Shutdown</w:t>
+            </w:r>
+          </w:p>
+        </w:tc>
+        <w:tc>
+          <w:tcPr>
+            <w:tcW w:w="1016" w:type="dxa"/>
+            <w:tcBorders>
+              <w:top w:val="single" w:sz="4" w:space="0" w:color="000000"/>
+              <w:left w:val="single" w:sz="4" w:space="0" w:color="000000"/>
+              <w:bottom w:val="single" w:sz="4" w:space="0" w:color="000000"/>
+            </w:tcBorders>
+            <w:vAlign w:val="bottom"/>
+          </w:tcPr>
+          <w:p>
+            <w:pPr>
+              <w:pStyle w:val="Normal"/>
+              <w:widowControl w:val="false"/>
+              <w:spacing w:lineRule="auto" w:line="180"/>
+              <w:jc w:val="center"/>
+              <w:rPr>
+                <w:color w:val="000000"/>
+                <w:sz w:val="16"/>
+                <w:szCs w:val="16"/>
+              </w:rPr>
+            </w:pPr>
+            <w:r>
+              <w:rPr>
+                <w:color w:val="000000"/>
+                <w:sz w:val="16"/>
+                <w:szCs w:val="16"/>
+              </w:rPr>
+              <w:t>ATC/ACSES</w:t>
+            </w:r>
+          </w:p>
+        </w:tc>
+        <w:tc>
+          <w:tcPr>
+            <w:tcW w:w="1020" w:type="dxa"/>
+            <w:tcBorders>
+              <w:top w:val="single" w:sz="4" w:space="0" w:color="000000"/>
+              <w:left w:val="single" w:sz="4" w:space="0" w:color="000000"/>
+              <w:bottom w:val="single" w:sz="4" w:space="0" w:color="000000"/>
+            </w:tcBorders>
+            <w:vAlign w:val="bottom"/>
+          </w:tcPr>
+          <w:p>
+            <w:pPr>
+              <w:pStyle w:val="Normal"/>
+              <w:widowControl w:val="false"/>
+              <w:spacing w:lineRule="auto" w:line="180"/>
+              <w:jc w:val="center"/>
+              <w:rPr>
+                <w:color w:val="000000"/>
+                <w:sz w:val="16"/>
+                <w:szCs w:val="16"/>
+              </w:rPr>
+            </w:pPr>
+            <w:r>
+              <w:rPr>
+                <w:color w:val="000000"/>
+                <w:sz w:val="16"/>
+                <w:szCs w:val="16"/>
+              </w:rPr>
+              <w:t>Panto. Raise</w:t>
+            </w:r>
+          </w:p>
+        </w:tc>
+        <w:tc>
+          <w:tcPr>
+            <w:tcW w:w="1016" w:type="dxa"/>
+            <w:tcBorders>
+              <w:top w:val="single" w:sz="4" w:space="0" w:color="000000"/>
+              <w:left w:val="single" w:sz="4" w:space="0" w:color="000000"/>
+              <w:bottom w:val="single" w:sz="4" w:space="0" w:color="000000"/>
+            </w:tcBorders>
+            <w:vAlign w:val="bottom"/>
+          </w:tcPr>
+          <w:p>
+            <w:pPr>
+              <w:pStyle w:val="Normal"/>
+              <w:widowControl w:val="false"/>
+              <w:spacing w:lineRule="auto" w:line="180"/>
+              <w:jc w:val="center"/>
+              <w:rPr>
+                <w:color w:val="000000"/>
+                <w:sz w:val="16"/>
+                <w:szCs w:val="16"/>
+              </w:rPr>
+            </w:pPr>
+            <w:r>
+              <w:rPr>
+                <w:rFonts w:eastAsia="arial" w:ascii="arial" w:hAnsi="arial"/>
+                <w:color w:val="000000"/>
+                <w:sz w:val="16"/>
+                <w:szCs w:val="16"/>
+              </w:rPr>
+              <w:t>HEP On</w:t>
+            </w:r>
+          </w:p>
+        </w:tc>
+        <w:tc>
+          <w:tcPr>
+            <w:tcW w:w="1016" w:type="dxa"/>
+            <w:tcBorders>
+              <w:top w:val="single" w:sz="4" w:space="0" w:color="000000"/>
+              <w:left w:val="single" w:sz="4" w:space="0" w:color="000000"/>
+              <w:bottom w:val="single" w:sz="4" w:space="0" w:color="000000"/>
+            </w:tcBorders>
+            <w:vAlign w:val="bottom"/>
+          </w:tcPr>
+          <w:p>
+            <w:pPr>
+              <w:pStyle w:val="Normal"/>
+              <w:widowControl w:val="false"/>
+              <w:jc w:val="center"/>
+              <w:rPr>
+                <w:color w:val="000000"/>
+                <w:sz w:val="16"/>
+                <w:szCs w:val="16"/>
+              </w:rPr>
+            </w:pPr>
+            <w:r>
+              <w:rPr>
+                <w:color w:val="000000"/>
+                <w:sz w:val="16"/>
+                <w:szCs w:val="16"/>
+              </w:rPr>
+              <w:t>Brake</w:t>
+            </w:r>
+          </w:p>
+          <w:p>
+            <w:pPr>
+              <w:pStyle w:val="Normal"/>
+              <w:widowControl w:val="false"/>
+              <w:jc w:val="center"/>
+              <w:rPr>
+                <w:color w:val="000000"/>
+                <w:sz w:val="16"/>
+                <w:szCs w:val="16"/>
+              </w:rPr>
+            </w:pPr>
+            <w:r>
+              <w:rPr>
+                <w:color w:val="000000"/>
+                <w:sz w:val="16"/>
+                <w:szCs w:val="16"/>
+              </w:rPr>
+              <w:t>Cut-In</w:t>
+            </w:r>
+          </w:p>
+        </w:tc>
+        <w:tc>
+          <w:tcPr>
+            <w:tcW w:w="1017" w:type="dxa"/>
+            <w:tcBorders>
+              <w:top w:val="single" w:sz="4" w:space="0" w:color="000000"/>
+              <w:left w:val="single" w:sz="4" w:space="0" w:color="000000"/>
+              <w:bottom w:val="single" w:sz="4" w:space="0" w:color="000000"/>
+            </w:tcBorders>
+            <w:vAlign w:val="bottom"/>
+          </w:tcPr>
+          <w:p>
+            <w:pPr>
+              <w:pStyle w:val="Normal"/>
+              <w:widowControl w:val="false"/>
+              <w:jc w:val="center"/>
+              <w:rPr>
+                <w:color w:val="000000"/>
+                <w:sz w:val="16"/>
+                <w:szCs w:val="16"/>
+              </w:rPr>
+            </w:pPr>
+            <w:r>
+              <w:rPr>
+                <w:rFonts w:eastAsia="arial" w:ascii="arial" w:hAnsi="arial"/>
+                <w:color w:val="000000"/>
+                <w:sz w:val="16"/>
+                <w:szCs w:val="16"/>
+              </w:rPr>
+              <w:t>FN1</w:t>
+            </w:r>
+          </w:p>
+        </w:tc>
+        <w:tc>
+          <w:tcPr>
+            <w:tcW w:w="1016" w:type="dxa"/>
+            <w:tcBorders>
+              <w:top w:val="single" w:sz="4" w:space="0" w:color="000000"/>
+              <w:left w:val="single" w:sz="4" w:space="0" w:color="000000"/>
+              <w:bottom w:val="single" w:sz="4" w:space="0" w:color="000000"/>
+            </w:tcBorders>
+            <w:vAlign w:val="bottom"/>
+          </w:tcPr>
+          <w:p>
+            <w:pPr>
+              <w:pStyle w:val="Normal"/>
+              <w:widowControl w:val="false"/>
+              <w:jc w:val="center"/>
+              <w:rPr>
+                <w:sz w:val="16"/>
+                <w:szCs w:val="16"/>
+              </w:rPr>
+            </w:pPr>
+            <w:r>
+              <w:rPr>
+                <w:sz w:val="16"/>
+                <w:szCs w:val="16"/>
+              </w:rPr>
+              <w:t>Rear HL</w:t>
+            </w:r>
+          </w:p>
+        </w:tc>
+        <w:tc>
+          <w:tcPr>
+            <w:tcW w:w="1020" w:type="dxa"/>
+            <w:tcBorders>
+              <w:top w:val="single" w:sz="4" w:space="0" w:color="000000"/>
+              <w:left w:val="single" w:sz="4" w:space="0" w:color="000000"/>
+              <w:bottom w:val="single" w:sz="4" w:space="0" w:color="000000"/>
+            </w:tcBorders>
+            <w:vAlign w:val="bottom"/>
+          </w:tcPr>
+          <w:p>
+            <w:pPr>
+              <w:pStyle w:val="Normal"/>
+              <w:widowControl w:val="false"/>
+              <w:spacing w:lineRule="auto" w:line="180"/>
+              <w:jc w:val="center"/>
+              <w:rPr>
+                <w:sz w:val="16"/>
+                <w:szCs w:val="16"/>
+              </w:rPr>
+            </w:pPr>
+            <w:r>
+              <w:rPr>
+                <w:rFonts w:eastAsia="arial" w:ascii="arial" w:hAnsi="arial"/>
+                <w:color w:val="000000"/>
+                <w:sz w:val="16"/>
+                <w:szCs w:val="16"/>
+              </w:rPr>
+              <w:t>Marker Light On</w:t>
+            </w:r>
+          </w:p>
+        </w:tc>
+        <w:tc>
+          <w:tcPr>
+            <w:tcW w:w="1016" w:type="dxa"/>
+            <w:tcBorders>
+              <w:top w:val="single" w:sz="4" w:space="0" w:color="000000"/>
+              <w:left w:val="single" w:sz="4" w:space="0" w:color="000000"/>
+              <w:bottom w:val="single" w:sz="4" w:space="0" w:color="000000"/>
+            </w:tcBorders>
+            <w:vAlign w:val="bottom"/>
+          </w:tcPr>
+          <w:p>
+            <w:pPr>
+              <w:pStyle w:val="Normal"/>
+              <w:widowControl w:val="false"/>
+              <w:spacing w:lineRule="auto" w:line="180"/>
+              <w:jc w:val="center"/>
+              <w:rPr>
+                <w:sz w:val="16"/>
+                <w:szCs w:val="16"/>
+              </w:rPr>
+            </w:pPr>
+            <w:r>
+              <w:rPr>
+                <w:rFonts w:eastAsia="arial" w:ascii="arial" w:hAnsi="arial"/>
+                <w:color w:val="000000"/>
+                <w:sz w:val="16"/>
+                <w:szCs w:val="16"/>
+              </w:rPr>
+              <w:t>Gauge Light</w:t>
+            </w:r>
+          </w:p>
+        </w:tc>
+        <w:tc>
+          <w:tcPr>
+            <w:tcW w:w="1016" w:type="dxa"/>
+            <w:tcBorders>
+              <w:top w:val="single" w:sz="4" w:space="0" w:color="000000"/>
+              <w:left w:val="single" w:sz="4" w:space="0" w:color="000000"/>
+              <w:bottom w:val="single" w:sz="4" w:space="0" w:color="000000"/>
+            </w:tcBorders>
+            <w:vAlign w:val="bottom"/>
+          </w:tcPr>
+          <w:p>
+            <w:pPr>
+              <w:pStyle w:val="Normal"/>
+              <w:widowControl w:val="false"/>
+              <w:spacing w:lineRule="auto" w:line="180"/>
+              <w:jc w:val="center"/>
+              <w:rPr>
+                <w:sz w:val="16"/>
+                <w:szCs w:val="16"/>
+              </w:rPr>
+            </w:pPr>
+            <w:r>
+              <w:rPr>
+                <w:sz w:val="16"/>
+                <w:szCs w:val="16"/>
+              </w:rPr>
+              <w:t>Cab Light</w:t>
+            </w:r>
+          </w:p>
+        </w:tc>
+        <w:tc>
+          <w:tcPr>
+            <w:tcW w:w="1016" w:type="dxa"/>
+            <w:tcBorders>
+              <w:top w:val="single" w:sz="4" w:space="0" w:color="000000"/>
+              <w:left w:val="single" w:sz="4" w:space="0" w:color="000000"/>
+              <w:bottom w:val="single" w:sz="4" w:space="0" w:color="000000"/>
+            </w:tcBorders>
+            <w:vAlign w:val="bottom"/>
+          </w:tcPr>
+          <w:p>
+            <w:pPr>
+              <w:pStyle w:val="Normal"/>
+              <w:widowControl w:val="false"/>
+              <w:spacing w:lineRule="auto" w:line="180"/>
+              <w:jc w:val="center"/>
+              <w:rPr>
+                <w:sz w:val="16"/>
+                <w:szCs w:val="16"/>
+              </w:rPr>
+            </w:pPr>
+            <w:r>
+              <w:rPr>
+                <w:rFonts w:eastAsia="arial" w:ascii="arial" w:hAnsi="arial"/>
+                <w:color w:val="000000"/>
+                <w:sz w:val="16"/>
+                <w:szCs w:val="16"/>
+              </w:rPr>
+              <w:t>1-Person</w:t>
+            </w:r>
+          </w:p>
+        </w:tc>
+        <w:tc>
+          <w:tcPr>
+            <w:tcW w:w="1029" w:type="dxa"/>
+            <w:tcBorders>
+              <w:top w:val="single" w:sz="4" w:space="0" w:color="000000"/>
+              <w:left w:val="single" w:sz="4" w:space="0" w:color="000000"/>
+              <w:bottom w:val="single" w:sz="4" w:space="0" w:color="000000"/>
+              <w:right w:val="single" w:sz="4" w:space="0" w:color="000000"/>
+            </w:tcBorders>
+            <w:vAlign w:val="bottom"/>
+          </w:tcPr>
+          <w:p>
+            <w:pPr>
+              <w:pStyle w:val="Normal"/>
+              <w:widowControl w:val="false"/>
+              <w:spacing w:lineRule="auto" w:line="180"/>
+              <w:jc w:val="center"/>
+              <w:rPr>
+                <w:sz w:val="16"/>
+                <w:szCs w:val="16"/>
+              </w:rPr>
+            </w:pPr>
+            <w:r>
+              <w:rPr>
+                <w:rFonts w:eastAsia="arial" w:ascii="arial" w:hAnsi="arial"/>
+                <w:color w:val="000000"/>
+                <w:sz w:val="16"/>
+                <w:szCs w:val="16"/>
+              </w:rPr>
+              <w:t>Next</w:t>
+            </w:r>
+          </w:p>
+          <w:p>
+            <w:pPr>
+              <w:pStyle w:val="Normal"/>
+              <w:widowControl w:val="false"/>
+              <w:spacing w:lineRule="auto" w:line="180"/>
+              <w:jc w:val="center"/>
+              <w:rPr>
+                <w:sz w:val="16"/>
+                <w:szCs w:val="16"/>
+              </w:rPr>
+            </w:pPr>
+            <w:r>
+              <w:rPr>
+                <w:rFonts w:eastAsia="arial" w:ascii="arial" w:hAnsi="arial"/>
+                <w:color w:val="000000"/>
+                <w:sz w:val="16"/>
+                <w:szCs w:val="16"/>
+              </w:rPr>
+              <w:t>Cab Cam</w:t>
+            </w:r>
+          </w:p>
+        </w:tc>
+      </w:tr>
+    </w:tbl>
+    <w:p>
+      <w:pPr>
+        <w:pStyle w:val="Normal"/>
+        <w:rPr>
+          <w:rFonts w:ascii="arial" w:hAnsi="arial" w:eastAsia="arial"/>
+          <w:color w:val="000000"/>
+          <w:sz w:val="16"/>
+          <w:szCs w:val="16"/>
+        </w:rPr>
+      </w:pPr>
+      <w:r>
+        <w:rPr>
+          <w:rFonts w:eastAsia="arial" w:ascii="arial" w:hAnsi="arial"/>
+          <w:color w:val="000000"/>
+          <w:sz w:val="16"/>
+          <w:szCs w:val="16"/>
+        </w:rPr>
+      </w:r>
+    </w:p>
+    <w:p>
+      <w:pPr>
+        <w:pStyle w:val="Normal"/>
+        <w:rPr>
+          <w:color w:val="000000"/>
+          <w:sz w:val="16"/>
+          <w:szCs w:val="16"/>
+        </w:rPr>
+      </w:pPr>
+      <w:r>
+        <w:rPr>
+          <w:rFonts w:eastAsia="arial" w:ascii="arial" w:hAnsi="arial"/>
+          <w:color w:val="000000"/>
+          <w:sz w:val="16"/>
+          <w:szCs w:val="16"/>
+        </w:rPr>
+        <w:tab/>
+        <w:t xml:space="preserve">           ALP-45DP-2</w:t>
+      </w:r>
+    </w:p>
+    <w:tbl>
+      <w:tblPr>
+        <w:tblW w:w="14248" w:type="dxa"/>
+        <w:jc w:val="left"/>
+        <w:tblInd w:w="-5" w:type="dxa"/>
+        <w:tblLayout w:type="fixed"/>
+        <w:tblCellMar>
+          <w:top w:w="0" w:type="dxa"/>
+          <w:left w:w="108" w:type="dxa"/>
+          <w:bottom w:w="0" w:type="dxa"/>
+          <w:right w:w="108" w:type="dxa"/>
+        </w:tblCellMar>
+        <w:tblLook w:firstRow="1" w:noVBand="1" w:lastRow="0" w:firstColumn="1" w:lastColumn="0" w:noHBand="0" w:val="04a0"/>
+      </w:tblPr>
+      <w:tblGrid>
+        <w:gridCol w:w="1017"/>
+        <w:gridCol w:w="1019"/>
+        <w:gridCol w:w="1014"/>
+        <w:gridCol w:w="1016"/>
+        <w:gridCol w:w="1020"/>
+        <w:gridCol w:w="1016"/>
+        <w:gridCol w:w="1016"/>
+        <w:gridCol w:w="1017"/>
+        <w:gridCol w:w="1016"/>
+        <w:gridCol w:w="1020"/>
+        <w:gridCol w:w="1016"/>
+        <w:gridCol w:w="1016"/>
+        <w:gridCol w:w="1016"/>
+        <w:gridCol w:w="1029"/>
+      </w:tblGrid>
+      <w:tr>
+        <w:trPr>
+          <w:trHeight w:val="440" w:hRule="exact"/>
+          <w:cantSplit w:val="true"/>
+        </w:trPr>
+        <w:tc>
+          <w:tcPr>
+            <w:tcW w:w="1017" w:type="dxa"/>
+            <w:tcBorders>
+              <w:top w:val="single" w:sz="4" w:space="0" w:color="000000"/>
+              <w:left w:val="single" w:sz="4" w:space="0" w:color="000000"/>
+              <w:bottom w:val="single" w:sz="4" w:space="0" w:color="000000"/>
+            </w:tcBorders>
+            <w:vAlign w:val="bottom"/>
+          </w:tcPr>
+          <w:p>
+            <w:pPr>
+              <w:pStyle w:val="Normal"/>
+              <w:widowControl w:val="false"/>
+              <w:spacing w:lineRule="auto" w:line="180" w:before="0" w:after="60"/>
+              <w:jc w:val="center"/>
+              <w:rPr>
+                <w:b/>
+                <w:bCs/>
+              </w:rPr>
+            </w:pPr>
+            <w:r>
+              <w:rPr>
+                <w:b/>
+                <w:bCs/>
+                <w:color w:val="000000"/>
+                <w:sz w:val="16"/>
+                <w:szCs w:val="16"/>
+              </w:rPr>
+              <w:t>HUD</w:t>
+            </w:r>
+          </w:p>
+        </w:tc>
+        <w:tc>
+          <w:tcPr>
+            <w:tcW w:w="1019" w:type="dxa"/>
+            <w:tcBorders>
+              <w:top w:val="single" w:sz="4" w:space="0" w:color="000000"/>
+              <w:left w:val="single" w:sz="4" w:space="0" w:color="000000"/>
+              <w:bottom w:val="single" w:sz="4" w:space="0" w:color="000000"/>
+            </w:tcBorders>
+            <w:vAlign w:val="bottom"/>
+          </w:tcPr>
+          <w:p>
+            <w:pPr>
+              <w:pStyle w:val="Normal"/>
+              <w:widowControl w:val="false"/>
+              <w:spacing w:lineRule="auto" w:line="180"/>
+              <w:jc w:val="center"/>
+              <w:rPr>
+                <w:color w:val="000000"/>
+                <w:sz w:val="16"/>
+                <w:szCs w:val="16"/>
+              </w:rPr>
+            </w:pPr>
+            <w:r>
+              <w:rPr>
+                <w:color w:val="000000"/>
+                <w:sz w:val="16"/>
+                <w:szCs w:val="16"/>
+              </w:rPr>
+              <w:t>Schedule</w:t>
+            </w:r>
+          </w:p>
+        </w:tc>
+        <w:tc>
+          <w:tcPr>
+            <w:tcW w:w="1014" w:type="dxa"/>
+            <w:tcBorders>
+              <w:top w:val="single" w:sz="4" w:space="0" w:color="000000"/>
+              <w:left w:val="single" w:sz="4" w:space="0" w:color="000000"/>
+              <w:bottom w:val="single" w:sz="4" w:space="0" w:color="000000"/>
+            </w:tcBorders>
+            <w:vAlign w:val="bottom"/>
+          </w:tcPr>
+          <w:p>
+            <w:pPr>
+              <w:pStyle w:val="Normal"/>
+              <w:widowControl w:val="false"/>
+              <w:jc w:val="center"/>
+              <w:rPr>
+                <w:rFonts w:ascii="arial" w:hAnsi="arial" w:eastAsia="arial"/>
+                <w:color w:val="000000"/>
+                <w:sz w:val="16"/>
+                <w:szCs w:val="16"/>
+              </w:rPr>
+            </w:pPr>
+            <w:r>
+              <w:rPr>
+                <w:rFonts w:eastAsia="arial" w:ascii="arial" w:hAnsi="arial"/>
+                <w:color w:val="000000"/>
+                <w:sz w:val="16"/>
+                <w:szCs w:val="16"/>
+              </w:rPr>
+              <w:t>Engine Stop</w:t>
+            </w:r>
+          </w:p>
+        </w:tc>
+        <w:tc>
+          <w:tcPr>
+            <w:tcW w:w="1016" w:type="dxa"/>
+            <w:tcBorders>
+              <w:top w:val="single" w:sz="4" w:space="0" w:color="000000"/>
+              <w:left w:val="single" w:sz="4" w:space="0" w:color="000000"/>
+              <w:bottom w:val="single" w:sz="4" w:space="0" w:color="000000"/>
+            </w:tcBorders>
+            <w:vAlign w:val="bottom"/>
+          </w:tcPr>
+          <w:p>
+            <w:pPr>
+              <w:pStyle w:val="Normal"/>
+              <w:widowControl w:val="false"/>
+              <w:spacing w:lineRule="auto" w:line="180"/>
+              <w:jc w:val="center"/>
+              <w:rPr>
+                <w:color w:val="000000"/>
+                <w:sz w:val="16"/>
+                <w:szCs w:val="16"/>
+              </w:rPr>
+            </w:pPr>
+            <w:r>
+              <w:rPr>
+                <w:color w:val="000000"/>
+                <w:sz w:val="16"/>
+                <w:szCs w:val="16"/>
+              </w:rPr>
+              <w:t>Alerter</w:t>
+            </w:r>
+          </w:p>
+        </w:tc>
+        <w:tc>
+          <w:tcPr>
+            <w:tcW w:w="1020" w:type="dxa"/>
+            <w:tcBorders>
+              <w:top w:val="single" w:sz="4" w:space="0" w:color="000000"/>
+              <w:left w:val="single" w:sz="4" w:space="0" w:color="000000"/>
+              <w:bottom w:val="single" w:sz="4" w:space="0" w:color="000000"/>
+            </w:tcBorders>
+            <w:vAlign w:val="bottom"/>
+          </w:tcPr>
+          <w:p>
+            <w:pPr>
+              <w:pStyle w:val="Normal"/>
+              <w:widowControl w:val="false"/>
+              <w:spacing w:lineRule="auto" w:line="180"/>
+              <w:jc w:val="center"/>
+              <w:rPr>
+                <w:color w:val="000000"/>
+                <w:sz w:val="16"/>
+                <w:szCs w:val="16"/>
+              </w:rPr>
+            </w:pPr>
+            <w:r>
+              <w:rPr>
+                <w:color w:val="000000"/>
+                <w:sz w:val="16"/>
+                <w:szCs w:val="16"/>
+              </w:rPr>
+              <w:t>Panto. Low</w:t>
+            </w:r>
+          </w:p>
+        </w:tc>
+        <w:tc>
+          <w:tcPr>
+            <w:tcW w:w="1016" w:type="dxa"/>
+            <w:tcBorders>
+              <w:top w:val="single" w:sz="4" w:space="0" w:color="000000"/>
+              <w:left w:val="single" w:sz="4" w:space="0" w:color="000000"/>
+              <w:bottom w:val="single" w:sz="4" w:space="0" w:color="000000"/>
+            </w:tcBorders>
+            <w:vAlign w:val="bottom"/>
+          </w:tcPr>
+          <w:p>
+            <w:pPr>
+              <w:pStyle w:val="Normal"/>
+              <w:widowControl w:val="false"/>
+              <w:spacing w:lineRule="auto" w:line="180"/>
+              <w:jc w:val="center"/>
+              <w:rPr>
+                <w:color w:val="000000"/>
+                <w:sz w:val="16"/>
+                <w:szCs w:val="16"/>
+              </w:rPr>
+            </w:pPr>
+            <w:r>
+              <w:rPr>
+                <w:rFonts w:eastAsia="arial" w:ascii="arial" w:hAnsi="arial"/>
+                <w:color w:val="000000"/>
+                <w:sz w:val="16"/>
+                <w:szCs w:val="16"/>
+              </w:rPr>
+              <w:t>HEP Off</w:t>
+            </w:r>
+          </w:p>
+        </w:tc>
+        <w:tc>
+          <w:tcPr>
+            <w:tcW w:w="1016" w:type="dxa"/>
+            <w:tcBorders>
+              <w:top w:val="single" w:sz="4" w:space="0" w:color="000000"/>
+              <w:left w:val="single" w:sz="4" w:space="0" w:color="000000"/>
+              <w:bottom w:val="single" w:sz="4" w:space="0" w:color="000000"/>
+            </w:tcBorders>
+            <w:vAlign w:val="bottom"/>
+          </w:tcPr>
+          <w:p>
+            <w:pPr>
+              <w:pStyle w:val="Normal"/>
+              <w:widowControl w:val="false"/>
+              <w:jc w:val="center"/>
+              <w:rPr>
+                <w:color w:val="000000"/>
+                <w:sz w:val="16"/>
+                <w:szCs w:val="16"/>
+              </w:rPr>
+            </w:pPr>
+            <w:r>
+              <w:rPr>
+                <w:rFonts w:eastAsia="arial" w:ascii="arial" w:hAnsi="arial"/>
+                <w:color w:val="000000"/>
+                <w:sz w:val="16"/>
+                <w:szCs w:val="16"/>
+              </w:rPr>
+              <w:t>Brake</w:t>
+            </w:r>
+          </w:p>
+          <w:p>
+            <w:pPr>
+              <w:pStyle w:val="Normal"/>
+              <w:widowControl w:val="false"/>
+              <w:jc w:val="center"/>
+              <w:rPr>
+                <w:color w:val="000000"/>
+                <w:sz w:val="16"/>
+                <w:szCs w:val="16"/>
+              </w:rPr>
+            </w:pPr>
+            <w:r>
+              <w:rPr>
+                <w:rFonts w:eastAsia="arial" w:ascii="arial" w:hAnsi="arial"/>
+                <w:color w:val="000000"/>
+                <w:sz w:val="16"/>
+                <w:szCs w:val="16"/>
+              </w:rPr>
+              <w:t>Cut-Out</w:t>
+            </w:r>
+          </w:p>
+        </w:tc>
+        <w:tc>
+          <w:tcPr>
+            <w:tcW w:w="1017" w:type="dxa"/>
+            <w:tcBorders>
+              <w:top w:val="single" w:sz="4" w:space="0" w:color="000000"/>
+              <w:left w:val="single" w:sz="4" w:space="0" w:color="000000"/>
+              <w:bottom w:val="single" w:sz="4" w:space="0" w:color="000000"/>
+            </w:tcBorders>
+            <w:vAlign w:val="bottom"/>
+          </w:tcPr>
+          <w:p>
+            <w:pPr>
+              <w:pStyle w:val="Normal"/>
+              <w:widowControl w:val="false"/>
+              <w:jc w:val="center"/>
+              <w:rPr>
+                <w:color w:val="000000"/>
+                <w:sz w:val="16"/>
+                <w:szCs w:val="16"/>
+              </w:rPr>
+            </w:pPr>
+            <w:r>
+              <w:rPr>
+                <w:rFonts w:eastAsia="arial" w:ascii="arial" w:hAnsi="arial"/>
+                <w:color w:val="000000"/>
+                <w:sz w:val="16"/>
+                <w:szCs w:val="16"/>
+              </w:rPr>
+              <w:t>Dim</w:t>
+            </w:r>
+          </w:p>
+        </w:tc>
+        <w:tc>
+          <w:tcPr>
+            <w:tcW w:w="1016" w:type="dxa"/>
+            <w:tcBorders>
+              <w:top w:val="single" w:sz="4" w:space="0" w:color="000000"/>
+              <w:left w:val="single" w:sz="4" w:space="0" w:color="000000"/>
+              <w:bottom w:val="single" w:sz="4" w:space="0" w:color="000000"/>
+            </w:tcBorders>
+            <w:vAlign w:val="bottom"/>
+          </w:tcPr>
+          <w:p>
+            <w:pPr>
+              <w:pStyle w:val="Normal"/>
+              <w:widowControl w:val="false"/>
+              <w:jc w:val="center"/>
+              <w:rPr>
+                <w:color w:val="000000"/>
+                <w:sz w:val="16"/>
+                <w:szCs w:val="16"/>
+              </w:rPr>
+            </w:pPr>
+            <w:r>
+              <w:rPr>
+                <w:rFonts w:eastAsia="arial" w:ascii="arial" w:hAnsi="arial"/>
+                <w:color w:val="000000"/>
+                <w:sz w:val="16"/>
+                <w:szCs w:val="16"/>
+              </w:rPr>
+              <w:t>Boarding Light</w:t>
+            </w:r>
+          </w:p>
+        </w:tc>
+        <w:tc>
+          <w:tcPr>
+            <w:tcW w:w="1020" w:type="dxa"/>
+            <w:tcBorders>
+              <w:top w:val="single" w:sz="4" w:space="0" w:color="000000"/>
+              <w:left w:val="single" w:sz="4" w:space="0" w:color="000000"/>
+              <w:bottom w:val="single" w:sz="4" w:space="0" w:color="000000"/>
+            </w:tcBorders>
+            <w:vAlign w:val="bottom"/>
+          </w:tcPr>
+          <w:p>
+            <w:pPr>
+              <w:pStyle w:val="Normal"/>
+              <w:widowControl w:val="false"/>
+              <w:spacing w:lineRule="auto" w:line="180"/>
+              <w:jc w:val="center"/>
+              <w:rPr>
+                <w:sz w:val="16"/>
+                <w:szCs w:val="16"/>
+              </w:rPr>
+            </w:pPr>
+            <w:r>
+              <w:rPr>
+                <w:rFonts w:eastAsia="arial" w:ascii="arial" w:hAnsi="arial"/>
+                <w:color w:val="000000"/>
+                <w:sz w:val="16"/>
+                <w:szCs w:val="16"/>
+              </w:rPr>
+              <w:t>Marker Light Off</w:t>
+            </w:r>
+          </w:p>
+        </w:tc>
+        <w:tc>
+          <w:tcPr>
+            <w:tcW w:w="1016" w:type="dxa"/>
+            <w:tcBorders>
+              <w:top w:val="single" w:sz="4" w:space="0" w:color="000000"/>
+              <w:left w:val="single" w:sz="4" w:space="0" w:color="000000"/>
+              <w:bottom w:val="single" w:sz="4" w:space="0" w:color="000000"/>
+            </w:tcBorders>
+            <w:vAlign w:val="bottom"/>
+          </w:tcPr>
+          <w:p>
+            <w:pPr>
+              <w:pStyle w:val="Normal"/>
+              <w:widowControl w:val="false"/>
+              <w:spacing w:lineRule="auto" w:line="180"/>
+              <w:jc w:val="center"/>
+              <w:rPr>
+                <w:sz w:val="16"/>
+                <w:szCs w:val="16"/>
+              </w:rPr>
+            </w:pPr>
+            <w:r>
+              <w:rPr>
+                <w:rFonts w:eastAsia="arial" w:ascii="arial" w:hAnsi="arial"/>
+                <w:color w:val="000000"/>
+                <w:sz w:val="16"/>
+                <w:szCs w:val="16"/>
+              </w:rPr>
+              <w:t>Desk Light</w:t>
+            </w:r>
+          </w:p>
+        </w:tc>
+        <w:tc>
+          <w:tcPr>
+            <w:tcW w:w="1016" w:type="dxa"/>
+            <w:tcBorders>
+              <w:top w:val="single" w:sz="4" w:space="0" w:color="000000"/>
+              <w:left w:val="single" w:sz="4" w:space="0" w:color="000000"/>
+              <w:bottom w:val="single" w:sz="4" w:space="0" w:color="000000"/>
+            </w:tcBorders>
+            <w:vAlign w:val="bottom"/>
+          </w:tcPr>
+          <w:p>
+            <w:pPr>
+              <w:pStyle w:val="Normal"/>
+              <w:widowControl w:val="false"/>
+              <w:jc w:val="center"/>
+              <w:rPr>
+                <w:color w:val="000000"/>
+                <w:sz w:val="16"/>
+                <w:szCs w:val="16"/>
+              </w:rPr>
+            </w:pPr>
+            <w:r>
+              <w:rPr>
+                <w:rFonts w:eastAsia="arial" w:ascii="arial" w:hAnsi="arial"/>
+                <w:color w:val="000000"/>
+                <w:sz w:val="16"/>
+                <w:szCs w:val="16"/>
+              </w:rPr>
+              <w:t>Ditch Light</w:t>
+            </w:r>
+          </w:p>
+        </w:tc>
+        <w:tc>
+          <w:tcPr>
+            <w:tcW w:w="1016" w:type="dxa"/>
+            <w:tcBorders>
+              <w:top w:val="single" w:sz="4" w:space="0" w:color="000000"/>
+              <w:left w:val="single" w:sz="4" w:space="0" w:color="000000"/>
+              <w:bottom w:val="single" w:sz="4" w:space="0" w:color="000000"/>
+            </w:tcBorders>
+            <w:vAlign w:val="bottom"/>
+          </w:tcPr>
+          <w:p>
+            <w:pPr>
+              <w:pStyle w:val="Normal"/>
+              <w:widowControl w:val="false"/>
+              <w:spacing w:lineRule="auto" w:line="180"/>
+              <w:jc w:val="center"/>
+              <w:rPr>
+                <w:sz w:val="16"/>
+                <w:szCs w:val="16"/>
+              </w:rPr>
+            </w:pPr>
+            <w:r>
+              <w:rPr>
+                <w:rFonts w:eastAsia="arial" w:ascii="arial" w:hAnsi="arial"/>
+                <w:color w:val="000000"/>
+                <w:sz w:val="16"/>
+                <w:szCs w:val="16"/>
+              </w:rPr>
+              <w:t>Exterior</w:t>
+            </w:r>
+          </w:p>
+          <w:p>
+            <w:pPr>
+              <w:pStyle w:val="Normal"/>
+              <w:widowControl w:val="false"/>
+              <w:spacing w:lineRule="auto" w:line="180"/>
+              <w:jc w:val="center"/>
+              <w:rPr>
+                <w:sz w:val="16"/>
+                <w:szCs w:val="16"/>
+              </w:rPr>
+            </w:pPr>
+            <w:r>
+              <w:rPr>
+                <w:rFonts w:eastAsia="arial" w:ascii="arial" w:hAnsi="arial"/>
+                <w:color w:val="000000"/>
+                <w:sz w:val="16"/>
+                <w:szCs w:val="16"/>
+              </w:rPr>
+              <w:t>Camera</w:t>
+            </w:r>
+          </w:p>
+        </w:tc>
+        <w:tc>
+          <w:tcPr>
+            <w:tcW w:w="1029" w:type="dxa"/>
+            <w:tcBorders>
+              <w:top w:val="single" w:sz="4" w:space="0" w:color="000000"/>
+              <w:left w:val="single" w:sz="4" w:space="0" w:color="000000"/>
+              <w:bottom w:val="single" w:sz="4" w:space="0" w:color="000000"/>
+              <w:right w:val="single" w:sz="4" w:space="0" w:color="000000"/>
+            </w:tcBorders>
+            <w:vAlign w:val="bottom"/>
+          </w:tcPr>
+          <w:p>
+            <w:pPr>
+              <w:pStyle w:val="Normal"/>
+              <w:widowControl w:val="false"/>
+              <w:spacing w:lineRule="auto" w:line="180"/>
+              <w:jc w:val="center"/>
+              <w:rPr>
+                <w:sz w:val="16"/>
+                <w:szCs w:val="16"/>
+              </w:rPr>
+            </w:pPr>
+            <w:r>
+              <w:rPr>
+                <w:rFonts w:eastAsia="arial" w:ascii="arial" w:hAnsi="arial"/>
+                <w:color w:val="000000"/>
+                <w:sz w:val="16"/>
+                <w:szCs w:val="16"/>
+              </w:rPr>
+              <w:t>Prev</w:t>
+            </w:r>
+          </w:p>
+          <w:p>
+            <w:pPr>
+              <w:pStyle w:val="Normal"/>
+              <w:widowControl w:val="false"/>
+              <w:spacing w:lineRule="auto" w:line="180"/>
+              <w:jc w:val="center"/>
+              <w:rPr>
+                <w:sz w:val="16"/>
+                <w:szCs w:val="16"/>
+              </w:rPr>
+            </w:pPr>
+            <w:r>
+              <w:rPr>
+                <w:rFonts w:eastAsia="arial" w:ascii="arial" w:hAnsi="arial"/>
+                <w:color w:val="000000"/>
+                <w:sz w:val="16"/>
+                <w:szCs w:val="16"/>
+              </w:rPr>
+              <w:t>Cab Cam</w:t>
+            </w:r>
+          </w:p>
+        </w:tc>
+      </w:tr>
+    </w:tbl>
+    <w:p>
+      <w:pPr>
+        <w:pStyle w:val="Normal"/>
+        <w:rPr>
+          <w:color w:val="000000"/>
+          <w:sz w:val="16"/>
+          <w:szCs w:val="16"/>
+        </w:rPr>
+      </w:pPr>
+      <w:r>
+        <w:rPr>
+          <w:color w:val="000000"/>
+          <w:sz w:val="16"/>
+          <w:szCs w:val="16"/>
+        </w:rPr>
+      </w:r>
+    </w:p>
+    <w:p>
+      <w:pPr>
+        <w:pStyle w:val="Normal"/>
+        <w:rPr>
+          <w:color w:val="000000"/>
+          <w:sz w:val="16"/>
+          <w:szCs w:val="16"/>
+        </w:rPr>
+      </w:pPr>
+      <w:r>
+        <w:rPr>
+          <w:color w:val="000000"/>
+          <w:sz w:val="16"/>
+          <w:szCs w:val="16"/>
+        </w:rPr>
+        <w:tab/>
+        <w:t xml:space="preserve">       </w:t>
+      </w:r>
+      <w:r>
+        <w:rPr>
+          <w:rFonts w:eastAsia="arial" w:ascii="arial" w:hAnsi="arial"/>
+          <w:color w:val="000000"/>
+          <w:sz w:val="16"/>
+          <w:szCs w:val="16"/>
+        </w:rPr>
+        <w:t xml:space="preserve">    ALP-46-1</w:t>
+      </w:r>
+    </w:p>
+    <w:tbl>
+      <w:tblPr>
+        <w:tblW w:w="14248" w:type="dxa"/>
+        <w:jc w:val="left"/>
+        <w:tblInd w:w="-5" w:type="dxa"/>
+        <w:tblLayout w:type="fixed"/>
+        <w:tblCellMar>
+          <w:top w:w="0" w:type="dxa"/>
+          <w:left w:w="108" w:type="dxa"/>
+          <w:bottom w:w="0" w:type="dxa"/>
+          <w:right w:w="108" w:type="dxa"/>
+        </w:tblCellMar>
+        <w:tblLook w:firstRow="1" w:noVBand="1" w:lastRow="0" w:firstColumn="1" w:lastColumn="0" w:noHBand="0" w:val="04a0"/>
+      </w:tblPr>
+      <w:tblGrid>
+        <w:gridCol w:w="1017"/>
+        <w:gridCol w:w="1019"/>
+        <w:gridCol w:w="1014"/>
+        <w:gridCol w:w="1016"/>
+        <w:gridCol w:w="1020"/>
+        <w:gridCol w:w="1016"/>
+        <w:gridCol w:w="1016"/>
+        <w:gridCol w:w="1017"/>
+        <w:gridCol w:w="1016"/>
+        <w:gridCol w:w="1020"/>
+        <w:gridCol w:w="1016"/>
+        <w:gridCol w:w="1016"/>
+        <w:gridCol w:w="1016"/>
+        <w:gridCol w:w="1029"/>
+      </w:tblGrid>
+      <w:tr>
+        <w:trPr>
+          <w:trHeight w:val="440" w:hRule="exact"/>
+          <w:cantSplit w:val="true"/>
+        </w:trPr>
+        <w:tc>
+          <w:tcPr>
+            <w:tcW w:w="1017" w:type="dxa"/>
+            <w:tcBorders>
+              <w:top w:val="single" w:sz="4" w:space="0" w:color="000000"/>
+              <w:left w:val="single" w:sz="4" w:space="0" w:color="000000"/>
+              <w:bottom w:val="single" w:sz="4" w:space="0" w:color="000000"/>
+            </w:tcBorders>
+            <w:vAlign w:val="bottom"/>
+          </w:tcPr>
+          <w:p>
+            <w:pPr>
+              <w:pStyle w:val="Normal"/>
+              <w:widowControl w:val="false"/>
+              <w:spacing w:lineRule="auto" w:line="180" w:before="0" w:after="60"/>
+              <w:jc w:val="center"/>
+              <w:rPr>
+                <w:color w:val="000000"/>
+                <w:sz w:val="16"/>
+                <w:szCs w:val="16"/>
+              </w:rPr>
+            </w:pPr>
+            <w:r>
+              <w:rPr>
+                <w:rFonts w:eastAsia="arial" w:ascii="arial" w:hAnsi="arial"/>
+                <w:b/>
+                <w:color w:val="000000"/>
+                <w:sz w:val="16"/>
+                <w:szCs w:val="16"/>
+              </w:rPr>
+              <w:t>Pause</w:t>
+            </w:r>
+          </w:p>
+        </w:tc>
+        <w:tc>
+          <w:tcPr>
+            <w:tcW w:w="1019" w:type="dxa"/>
+            <w:tcBorders>
+              <w:top w:val="single" w:sz="4" w:space="0" w:color="000000"/>
+              <w:left w:val="single" w:sz="4" w:space="0" w:color="000000"/>
+              <w:bottom w:val="single" w:sz="4" w:space="0" w:color="000000"/>
+            </w:tcBorders>
+            <w:vAlign w:val="bottom"/>
+          </w:tcPr>
+          <w:p>
+            <w:pPr>
+              <w:pStyle w:val="Normal"/>
+              <w:widowControl w:val="false"/>
+              <w:spacing w:lineRule="auto" w:line="180"/>
+              <w:jc w:val="center"/>
+              <w:rPr>
+                <w:color w:val="000000"/>
+                <w:sz w:val="16"/>
+                <w:szCs w:val="16"/>
+              </w:rPr>
+            </w:pPr>
+            <w:r>
+              <w:rPr>
+                <w:color w:val="000000"/>
+                <w:sz w:val="16"/>
+                <w:szCs w:val="16"/>
+              </w:rPr>
+            </w:r>
+          </w:p>
+        </w:tc>
+        <w:tc>
+          <w:tcPr>
+            <w:tcW w:w="1014" w:type="dxa"/>
+            <w:tcBorders>
+              <w:top w:val="single" w:sz="4" w:space="0" w:color="000000"/>
+              <w:left w:val="single" w:sz="4" w:space="0" w:color="000000"/>
+              <w:bottom w:val="single" w:sz="4" w:space="0" w:color="000000"/>
+            </w:tcBorders>
+            <w:vAlign w:val="bottom"/>
+          </w:tcPr>
+          <w:p>
+            <w:pPr>
+              <w:pStyle w:val="Normal"/>
+              <w:widowControl w:val="false"/>
+              <w:jc w:val="center"/>
+              <w:rPr>
+                <w:rFonts w:ascii="arial" w:hAnsi="arial" w:eastAsia="arial"/>
+                <w:color w:val="000000"/>
+                <w:sz w:val="16"/>
+                <w:szCs w:val="16"/>
+              </w:rPr>
+            </w:pPr>
+            <w:r>
+              <w:rPr>
+                <w:rFonts w:eastAsia="arial" w:ascii="arial" w:hAnsi="arial"/>
+                <w:color w:val="000000"/>
+                <w:sz w:val="16"/>
+                <w:szCs w:val="16"/>
+              </w:rPr>
+            </w:r>
+          </w:p>
+        </w:tc>
+        <w:tc>
+          <w:tcPr>
+            <w:tcW w:w="1016" w:type="dxa"/>
+            <w:tcBorders>
+              <w:top w:val="single" w:sz="4" w:space="0" w:color="000000"/>
+              <w:left w:val="single" w:sz="4" w:space="0" w:color="000000"/>
+              <w:bottom w:val="single" w:sz="4" w:space="0" w:color="000000"/>
+            </w:tcBorders>
+            <w:vAlign w:val="bottom"/>
+          </w:tcPr>
+          <w:p>
+            <w:pPr>
+              <w:pStyle w:val="Normal"/>
+              <w:widowControl w:val="false"/>
+              <w:spacing w:lineRule="auto" w:line="180"/>
+              <w:jc w:val="center"/>
+              <w:rPr>
+                <w:color w:val="000000"/>
+                <w:sz w:val="16"/>
+                <w:szCs w:val="16"/>
+              </w:rPr>
+            </w:pPr>
+            <w:r>
+              <w:rPr>
+                <w:color w:val="000000"/>
+                <w:sz w:val="16"/>
+                <w:szCs w:val="16"/>
+              </w:rPr>
+              <w:t>ATC/ACSES</w:t>
+            </w:r>
+          </w:p>
+        </w:tc>
+        <w:tc>
+          <w:tcPr>
+            <w:tcW w:w="1020" w:type="dxa"/>
+            <w:tcBorders>
+              <w:top w:val="single" w:sz="4" w:space="0" w:color="000000"/>
+              <w:left w:val="single" w:sz="4" w:space="0" w:color="000000"/>
+              <w:bottom w:val="single" w:sz="4" w:space="0" w:color="000000"/>
+            </w:tcBorders>
+            <w:vAlign w:val="bottom"/>
+          </w:tcPr>
+          <w:p>
+            <w:pPr>
+              <w:pStyle w:val="Normal"/>
+              <w:widowControl w:val="false"/>
+              <w:spacing w:lineRule="auto" w:line="180"/>
+              <w:jc w:val="center"/>
+              <w:rPr>
+                <w:color w:val="000000"/>
+                <w:sz w:val="16"/>
+                <w:szCs w:val="16"/>
+              </w:rPr>
+            </w:pPr>
+            <w:r>
+              <w:rPr>
+                <w:color w:val="000000"/>
+                <w:sz w:val="16"/>
+                <w:szCs w:val="16"/>
+              </w:rPr>
+              <w:t>Panto. Raise</w:t>
+            </w:r>
+          </w:p>
+        </w:tc>
+        <w:tc>
+          <w:tcPr>
+            <w:tcW w:w="1016" w:type="dxa"/>
+            <w:tcBorders>
+              <w:top w:val="single" w:sz="4" w:space="0" w:color="000000"/>
+              <w:left w:val="single" w:sz="4" w:space="0" w:color="000000"/>
+              <w:bottom w:val="single" w:sz="4" w:space="0" w:color="000000"/>
+            </w:tcBorders>
+            <w:vAlign w:val="bottom"/>
+          </w:tcPr>
+          <w:p>
+            <w:pPr>
+              <w:pStyle w:val="Normal"/>
+              <w:widowControl w:val="false"/>
+              <w:spacing w:lineRule="auto" w:line="180"/>
+              <w:jc w:val="center"/>
+              <w:rPr>
+                <w:color w:val="000000"/>
+                <w:sz w:val="16"/>
+                <w:szCs w:val="16"/>
+              </w:rPr>
+            </w:pPr>
+            <w:r>
+              <w:rPr>
+                <w:rFonts w:eastAsia="arial" w:ascii="arial" w:hAnsi="arial"/>
+                <w:color w:val="000000"/>
+                <w:sz w:val="16"/>
+                <w:szCs w:val="16"/>
+              </w:rPr>
+              <w:t>HEP On</w:t>
+            </w:r>
+          </w:p>
+        </w:tc>
+        <w:tc>
+          <w:tcPr>
+            <w:tcW w:w="1016" w:type="dxa"/>
+            <w:tcBorders>
+              <w:top w:val="single" w:sz="4" w:space="0" w:color="000000"/>
+              <w:left w:val="single" w:sz="4" w:space="0" w:color="000000"/>
+              <w:bottom w:val="single" w:sz="4" w:space="0" w:color="000000"/>
+            </w:tcBorders>
+            <w:vAlign w:val="bottom"/>
+          </w:tcPr>
+          <w:p>
+            <w:pPr>
+              <w:pStyle w:val="Normal"/>
+              <w:widowControl w:val="false"/>
+              <w:jc w:val="center"/>
+              <w:rPr>
+                <w:color w:val="000000"/>
+                <w:sz w:val="16"/>
+                <w:szCs w:val="16"/>
+              </w:rPr>
+            </w:pPr>
+            <w:r>
+              <w:rPr>
+                <w:color w:val="000000"/>
+                <w:sz w:val="16"/>
+                <w:szCs w:val="16"/>
+              </w:rPr>
+              <w:t>Brake</w:t>
+            </w:r>
+          </w:p>
+          <w:p>
+            <w:pPr>
+              <w:pStyle w:val="Normal"/>
+              <w:widowControl w:val="false"/>
+              <w:jc w:val="center"/>
+              <w:rPr>
+                <w:color w:val="000000"/>
+                <w:sz w:val="16"/>
+                <w:szCs w:val="16"/>
+              </w:rPr>
+            </w:pPr>
+            <w:r>
+              <w:rPr>
+                <w:color w:val="000000"/>
+                <w:sz w:val="16"/>
+                <w:szCs w:val="16"/>
+              </w:rPr>
+              <w:t>Cut-In</w:t>
+            </w:r>
+          </w:p>
+        </w:tc>
+        <w:tc>
+          <w:tcPr>
+            <w:tcW w:w="1017" w:type="dxa"/>
+            <w:tcBorders>
+              <w:top w:val="single" w:sz="4" w:space="0" w:color="000000"/>
+              <w:left w:val="single" w:sz="4" w:space="0" w:color="000000"/>
+              <w:bottom w:val="single" w:sz="4" w:space="0" w:color="000000"/>
+            </w:tcBorders>
+            <w:vAlign w:val="bottom"/>
+          </w:tcPr>
+          <w:p>
+            <w:pPr>
+              <w:pStyle w:val="Normal"/>
+              <w:widowControl w:val="false"/>
+              <w:jc w:val="center"/>
+              <w:rPr>
+                <w:color w:val="000000"/>
+                <w:sz w:val="16"/>
+                <w:szCs w:val="16"/>
+              </w:rPr>
+            </w:pPr>
+            <w:r>
+              <w:rPr>
+                <w:rFonts w:eastAsia="arial" w:ascii="arial" w:hAnsi="arial"/>
+                <w:color w:val="000000"/>
+                <w:sz w:val="16"/>
+                <w:szCs w:val="16"/>
+              </w:rPr>
+              <w:t>Brake Trail</w:t>
+            </w:r>
+          </w:p>
+        </w:tc>
+        <w:tc>
+          <w:tcPr>
+            <w:tcW w:w="1016" w:type="dxa"/>
+            <w:tcBorders>
+              <w:top w:val="single" w:sz="4" w:space="0" w:color="000000"/>
+              <w:left w:val="single" w:sz="4" w:space="0" w:color="000000"/>
+              <w:bottom w:val="single" w:sz="4" w:space="0" w:color="000000"/>
+            </w:tcBorders>
+            <w:vAlign w:val="bottom"/>
+          </w:tcPr>
+          <w:p>
+            <w:pPr>
+              <w:pStyle w:val="Normal"/>
+              <w:widowControl w:val="false"/>
+              <w:jc w:val="center"/>
+              <w:rPr>
+                <w:color w:val="000000"/>
+                <w:sz w:val="16"/>
+                <w:szCs w:val="16"/>
+              </w:rPr>
+            </w:pPr>
+            <w:r>
+              <w:rPr>
+                <w:rFonts w:eastAsia="arial" w:ascii="arial" w:hAnsi="arial"/>
+                <w:color w:val="000000"/>
+                <w:sz w:val="16"/>
+                <w:szCs w:val="16"/>
+              </w:rPr>
+              <w:t>Ditch Light On</w:t>
+            </w:r>
+          </w:p>
+        </w:tc>
+        <w:tc>
+          <w:tcPr>
+            <w:tcW w:w="1020" w:type="dxa"/>
+            <w:tcBorders>
+              <w:top w:val="single" w:sz="4" w:space="0" w:color="000000"/>
+              <w:left w:val="single" w:sz="4" w:space="0" w:color="000000"/>
+              <w:bottom w:val="single" w:sz="4" w:space="0" w:color="000000"/>
+            </w:tcBorders>
+            <w:vAlign w:val="bottom"/>
+          </w:tcPr>
+          <w:p>
+            <w:pPr>
+              <w:pStyle w:val="Normal"/>
+              <w:widowControl w:val="false"/>
+              <w:spacing w:lineRule="auto" w:line="180"/>
+              <w:jc w:val="center"/>
+              <w:rPr>
+                <w:sz w:val="16"/>
+                <w:szCs w:val="16"/>
+              </w:rPr>
+            </w:pPr>
+            <w:r>
+              <w:rPr>
+                <w:rFonts w:eastAsia="arial" w:ascii="arial" w:hAnsi="arial"/>
+                <w:color w:val="000000"/>
+                <w:sz w:val="16"/>
+                <w:szCs w:val="16"/>
+              </w:rPr>
+              <w:t>Marker Light On</w:t>
+            </w:r>
+          </w:p>
+        </w:tc>
+        <w:tc>
+          <w:tcPr>
+            <w:tcW w:w="1016" w:type="dxa"/>
+            <w:tcBorders>
+              <w:top w:val="single" w:sz="4" w:space="0" w:color="000000"/>
+              <w:left w:val="single" w:sz="4" w:space="0" w:color="000000"/>
+              <w:bottom w:val="single" w:sz="4" w:space="0" w:color="000000"/>
+            </w:tcBorders>
+            <w:vAlign w:val="bottom"/>
+          </w:tcPr>
+          <w:p>
+            <w:pPr>
+              <w:pStyle w:val="Normal"/>
+              <w:widowControl w:val="false"/>
+              <w:spacing w:lineRule="auto" w:line="180"/>
+              <w:jc w:val="center"/>
+              <w:rPr>
+                <w:sz w:val="16"/>
+                <w:szCs w:val="16"/>
+              </w:rPr>
+            </w:pPr>
+            <w:r>
+              <w:rPr>
+                <w:rFonts w:eastAsia="arial" w:ascii="arial" w:hAnsi="arial"/>
+                <w:color w:val="000000"/>
+                <w:sz w:val="16"/>
+                <w:szCs w:val="16"/>
+              </w:rPr>
+              <w:t>Gauge Light On</w:t>
+            </w:r>
+          </w:p>
+        </w:tc>
+        <w:tc>
+          <w:tcPr>
+            <w:tcW w:w="1016" w:type="dxa"/>
+            <w:tcBorders>
+              <w:top w:val="single" w:sz="4" w:space="0" w:color="000000"/>
+              <w:left w:val="single" w:sz="4" w:space="0" w:color="000000"/>
+              <w:bottom w:val="single" w:sz="4" w:space="0" w:color="000000"/>
+            </w:tcBorders>
+            <w:vAlign w:val="bottom"/>
+          </w:tcPr>
+          <w:p>
+            <w:pPr>
+              <w:pStyle w:val="Normal"/>
+              <w:widowControl w:val="false"/>
+              <w:spacing w:lineRule="auto" w:line="180"/>
+              <w:jc w:val="center"/>
+              <w:rPr>
+                <w:sz w:val="16"/>
+                <w:szCs w:val="16"/>
+              </w:rPr>
+            </w:pPr>
+            <w:r>
+              <w:rPr>
+                <w:sz w:val="16"/>
+                <w:szCs w:val="16"/>
+              </w:rPr>
+              <w:t>Cab Light</w:t>
+            </w:r>
+          </w:p>
+        </w:tc>
+        <w:tc>
+          <w:tcPr>
+            <w:tcW w:w="1016" w:type="dxa"/>
+            <w:tcBorders>
+              <w:top w:val="single" w:sz="4" w:space="0" w:color="000000"/>
+              <w:left w:val="single" w:sz="4" w:space="0" w:color="000000"/>
+              <w:bottom w:val="single" w:sz="4" w:space="0" w:color="000000"/>
+            </w:tcBorders>
+            <w:vAlign w:val="bottom"/>
+          </w:tcPr>
+          <w:p>
+            <w:pPr>
+              <w:pStyle w:val="Normal"/>
+              <w:widowControl w:val="false"/>
+              <w:spacing w:lineRule="auto" w:line="180"/>
+              <w:jc w:val="center"/>
+              <w:rPr>
+                <w:sz w:val="16"/>
+                <w:szCs w:val="16"/>
+              </w:rPr>
+            </w:pPr>
+            <w:r>
+              <w:rPr>
+                <w:rFonts w:eastAsia="arial" w:ascii="arial" w:hAnsi="arial"/>
+                <w:color w:val="000000"/>
+                <w:sz w:val="16"/>
+                <w:szCs w:val="16"/>
+              </w:rPr>
+              <w:t>1-Person</w:t>
+            </w:r>
+          </w:p>
+        </w:tc>
+        <w:tc>
+          <w:tcPr>
+            <w:tcW w:w="1029" w:type="dxa"/>
+            <w:tcBorders>
+              <w:top w:val="single" w:sz="4" w:space="0" w:color="000000"/>
+              <w:left w:val="single" w:sz="4" w:space="0" w:color="000000"/>
+              <w:bottom w:val="single" w:sz="4" w:space="0" w:color="000000"/>
+              <w:right w:val="single" w:sz="4" w:space="0" w:color="000000"/>
+            </w:tcBorders>
+            <w:vAlign w:val="bottom"/>
+          </w:tcPr>
+          <w:p>
+            <w:pPr>
+              <w:pStyle w:val="Normal"/>
+              <w:widowControl w:val="false"/>
+              <w:spacing w:lineRule="auto" w:line="180"/>
+              <w:jc w:val="center"/>
+              <w:rPr>
+                <w:sz w:val="16"/>
+                <w:szCs w:val="16"/>
+              </w:rPr>
+            </w:pPr>
+            <w:r>
+              <w:rPr>
+                <w:rFonts w:eastAsia="arial" w:ascii="arial" w:hAnsi="arial"/>
+                <w:color w:val="000000"/>
+                <w:sz w:val="16"/>
+                <w:szCs w:val="16"/>
+              </w:rPr>
+              <w:t>Next</w:t>
+            </w:r>
+          </w:p>
+          <w:p>
+            <w:pPr>
+              <w:pStyle w:val="Normal"/>
+              <w:widowControl w:val="false"/>
+              <w:spacing w:lineRule="auto" w:line="180"/>
+              <w:jc w:val="center"/>
+              <w:rPr>
+                <w:sz w:val="16"/>
+                <w:szCs w:val="16"/>
+              </w:rPr>
+            </w:pPr>
+            <w:r>
+              <w:rPr>
+                <w:rFonts w:eastAsia="arial" w:ascii="arial" w:hAnsi="arial"/>
+                <w:color w:val="000000"/>
+                <w:sz w:val="16"/>
+                <w:szCs w:val="16"/>
+              </w:rPr>
+              <w:t>Cab Cam</w:t>
+            </w:r>
+          </w:p>
+        </w:tc>
+      </w:tr>
+    </w:tbl>
+    <w:p>
+      <w:pPr>
+        <w:pStyle w:val="Normal"/>
+        <w:rPr>
+          <w:rFonts w:ascii="arial" w:hAnsi="arial" w:eastAsia="arial"/>
+          <w:color w:val="000000"/>
+          <w:sz w:val="16"/>
+          <w:szCs w:val="16"/>
+        </w:rPr>
+      </w:pPr>
+      <w:r>
+        <w:rPr>
+          <w:rFonts w:eastAsia="arial" w:ascii="arial" w:hAnsi="arial"/>
+          <w:color w:val="000000"/>
+          <w:sz w:val="16"/>
+          <w:szCs w:val="16"/>
+        </w:rPr>
+      </w:r>
+    </w:p>
+    <w:p>
+      <w:pPr>
+        <w:pStyle w:val="Normal"/>
+        <w:rPr>
+          <w:color w:val="000000"/>
+          <w:sz w:val="16"/>
+          <w:szCs w:val="16"/>
+        </w:rPr>
+      </w:pPr>
+      <w:r>
+        <w:rPr>
+          <w:rFonts w:eastAsia="arial" w:ascii="arial" w:hAnsi="arial"/>
+          <w:color w:val="000000"/>
+          <w:sz w:val="16"/>
+          <w:szCs w:val="16"/>
+        </w:rPr>
+        <w:tab/>
+        <w:t xml:space="preserve">           ALP-46-2</w:t>
+      </w:r>
+    </w:p>
+    <w:tbl>
+      <w:tblPr>
+        <w:tblW w:w="14248" w:type="dxa"/>
+        <w:jc w:val="left"/>
+        <w:tblInd w:w="-5" w:type="dxa"/>
+        <w:tblLayout w:type="fixed"/>
+        <w:tblCellMar>
+          <w:top w:w="0" w:type="dxa"/>
+          <w:left w:w="108" w:type="dxa"/>
+          <w:bottom w:w="0" w:type="dxa"/>
+          <w:right w:w="108" w:type="dxa"/>
+        </w:tblCellMar>
+        <w:tblLook w:firstRow="1" w:noVBand="1" w:lastRow="0" w:firstColumn="1" w:lastColumn="0" w:noHBand="0" w:val="04a0"/>
+      </w:tblPr>
+      <w:tblGrid>
+        <w:gridCol w:w="1017"/>
+        <w:gridCol w:w="1019"/>
+        <w:gridCol w:w="1014"/>
+        <w:gridCol w:w="1016"/>
+        <w:gridCol w:w="1020"/>
+        <w:gridCol w:w="1016"/>
+        <w:gridCol w:w="1016"/>
+        <w:gridCol w:w="1017"/>
+        <w:gridCol w:w="1016"/>
+        <w:gridCol w:w="1020"/>
+        <w:gridCol w:w="1016"/>
+        <w:gridCol w:w="1016"/>
+        <w:gridCol w:w="1016"/>
+        <w:gridCol w:w="1029"/>
+      </w:tblGrid>
+      <w:tr>
+        <w:trPr>
+          <w:trHeight w:val="440" w:hRule="exact"/>
+          <w:cantSplit w:val="true"/>
+        </w:trPr>
+        <w:tc>
+          <w:tcPr>
+            <w:tcW w:w="1017" w:type="dxa"/>
+            <w:tcBorders>
+              <w:top w:val="single" w:sz="4" w:space="0" w:color="000000"/>
+              <w:left w:val="single" w:sz="4" w:space="0" w:color="000000"/>
+              <w:bottom w:val="single" w:sz="4" w:space="0" w:color="000000"/>
+            </w:tcBorders>
+            <w:vAlign w:val="bottom"/>
+          </w:tcPr>
+          <w:p>
+            <w:pPr>
+              <w:pStyle w:val="Normal"/>
+              <w:widowControl w:val="false"/>
+              <w:spacing w:lineRule="auto" w:line="180" w:before="0" w:after="60"/>
+              <w:jc w:val="center"/>
+              <w:rPr>
+                <w:b/>
+                <w:bCs/>
+              </w:rPr>
+            </w:pPr>
+            <w:r>
+              <w:rPr>
+                <w:b/>
+                <w:bCs/>
+                <w:color w:val="000000"/>
+                <w:sz w:val="16"/>
+                <w:szCs w:val="16"/>
+              </w:rPr>
+              <w:t>HUD</w:t>
+            </w:r>
+          </w:p>
+        </w:tc>
+        <w:tc>
+          <w:tcPr>
+            <w:tcW w:w="1019" w:type="dxa"/>
+            <w:tcBorders>
+              <w:top w:val="single" w:sz="4" w:space="0" w:color="000000"/>
+              <w:left w:val="single" w:sz="4" w:space="0" w:color="000000"/>
+              <w:bottom w:val="single" w:sz="4" w:space="0" w:color="000000"/>
+            </w:tcBorders>
+            <w:vAlign w:val="bottom"/>
+          </w:tcPr>
+          <w:p>
+            <w:pPr>
+              <w:pStyle w:val="Normal"/>
+              <w:widowControl w:val="false"/>
+              <w:spacing w:lineRule="auto" w:line="180"/>
+              <w:jc w:val="center"/>
+              <w:rPr>
+                <w:color w:val="000000"/>
+                <w:sz w:val="16"/>
+                <w:szCs w:val="16"/>
+              </w:rPr>
+            </w:pPr>
+            <w:r>
+              <w:rPr>
+                <w:color w:val="000000"/>
+                <w:sz w:val="16"/>
+                <w:szCs w:val="16"/>
+              </w:rPr>
+              <w:t>Schedule</w:t>
+            </w:r>
+          </w:p>
+        </w:tc>
+        <w:tc>
+          <w:tcPr>
+            <w:tcW w:w="1014" w:type="dxa"/>
+            <w:tcBorders>
+              <w:top w:val="single" w:sz="4" w:space="0" w:color="000000"/>
+              <w:left w:val="single" w:sz="4" w:space="0" w:color="000000"/>
+              <w:bottom w:val="single" w:sz="4" w:space="0" w:color="000000"/>
+            </w:tcBorders>
+            <w:vAlign w:val="bottom"/>
+          </w:tcPr>
+          <w:p>
+            <w:pPr>
+              <w:pStyle w:val="Normal"/>
+              <w:widowControl w:val="false"/>
+              <w:jc w:val="center"/>
+              <w:rPr>
+                <w:rFonts w:ascii="arial" w:hAnsi="arial" w:eastAsia="arial"/>
+                <w:color w:val="000000"/>
+                <w:sz w:val="16"/>
+                <w:szCs w:val="16"/>
+              </w:rPr>
+            </w:pPr>
+            <w:r>
+              <w:rPr>
+                <w:rFonts w:eastAsia="arial" w:ascii="arial" w:hAnsi="arial"/>
+                <w:color w:val="000000"/>
+                <w:sz w:val="16"/>
+                <w:szCs w:val="16"/>
+              </w:rPr>
+            </w:r>
+          </w:p>
+        </w:tc>
+        <w:tc>
+          <w:tcPr>
+            <w:tcW w:w="1016" w:type="dxa"/>
+            <w:tcBorders>
+              <w:top w:val="single" w:sz="4" w:space="0" w:color="000000"/>
+              <w:left w:val="single" w:sz="4" w:space="0" w:color="000000"/>
+              <w:bottom w:val="single" w:sz="4" w:space="0" w:color="000000"/>
+            </w:tcBorders>
+            <w:vAlign w:val="bottom"/>
+          </w:tcPr>
+          <w:p>
+            <w:pPr>
+              <w:pStyle w:val="Normal"/>
+              <w:widowControl w:val="false"/>
+              <w:spacing w:lineRule="auto" w:line="180"/>
+              <w:jc w:val="center"/>
+              <w:rPr>
+                <w:color w:val="000000"/>
+                <w:sz w:val="16"/>
+                <w:szCs w:val="16"/>
+              </w:rPr>
+            </w:pPr>
+            <w:r>
+              <w:rPr>
+                <w:color w:val="000000"/>
+                <w:sz w:val="16"/>
+                <w:szCs w:val="16"/>
+              </w:rPr>
+              <w:t>Alerter</w:t>
+            </w:r>
+          </w:p>
+        </w:tc>
+        <w:tc>
+          <w:tcPr>
+            <w:tcW w:w="1020" w:type="dxa"/>
+            <w:tcBorders>
+              <w:top w:val="single" w:sz="4" w:space="0" w:color="000000"/>
+              <w:left w:val="single" w:sz="4" w:space="0" w:color="000000"/>
+              <w:bottom w:val="single" w:sz="4" w:space="0" w:color="000000"/>
+            </w:tcBorders>
+            <w:vAlign w:val="bottom"/>
+          </w:tcPr>
+          <w:p>
+            <w:pPr>
+              <w:pStyle w:val="Normal"/>
+              <w:widowControl w:val="false"/>
+              <w:spacing w:lineRule="auto" w:line="180"/>
+              <w:jc w:val="center"/>
+              <w:rPr>
+                <w:color w:val="000000"/>
+                <w:sz w:val="16"/>
+                <w:szCs w:val="16"/>
+              </w:rPr>
+            </w:pPr>
+            <w:r>
+              <w:rPr>
+                <w:color w:val="000000"/>
+                <w:sz w:val="16"/>
+                <w:szCs w:val="16"/>
+              </w:rPr>
+              <w:t>Panto. Low</w:t>
+            </w:r>
+          </w:p>
+        </w:tc>
+        <w:tc>
+          <w:tcPr>
+            <w:tcW w:w="1016" w:type="dxa"/>
+            <w:tcBorders>
+              <w:top w:val="single" w:sz="4" w:space="0" w:color="000000"/>
+              <w:left w:val="single" w:sz="4" w:space="0" w:color="000000"/>
+              <w:bottom w:val="single" w:sz="4" w:space="0" w:color="000000"/>
+            </w:tcBorders>
+            <w:vAlign w:val="bottom"/>
+          </w:tcPr>
+          <w:p>
+            <w:pPr>
+              <w:pStyle w:val="Normal"/>
+              <w:widowControl w:val="false"/>
+              <w:spacing w:lineRule="auto" w:line="180"/>
+              <w:jc w:val="center"/>
+              <w:rPr>
+                <w:color w:val="000000"/>
+                <w:sz w:val="16"/>
+                <w:szCs w:val="16"/>
+              </w:rPr>
+            </w:pPr>
+            <w:r>
+              <w:rPr>
+                <w:rFonts w:eastAsia="arial" w:ascii="arial" w:hAnsi="arial"/>
+                <w:color w:val="000000"/>
+                <w:sz w:val="16"/>
+                <w:szCs w:val="16"/>
+              </w:rPr>
+              <w:t>HEP Off</w:t>
+            </w:r>
+          </w:p>
+        </w:tc>
+        <w:tc>
+          <w:tcPr>
+            <w:tcW w:w="1016" w:type="dxa"/>
+            <w:tcBorders>
+              <w:top w:val="single" w:sz="4" w:space="0" w:color="000000"/>
+              <w:left w:val="single" w:sz="4" w:space="0" w:color="000000"/>
+              <w:bottom w:val="single" w:sz="4" w:space="0" w:color="000000"/>
+            </w:tcBorders>
+            <w:vAlign w:val="bottom"/>
+          </w:tcPr>
+          <w:p>
+            <w:pPr>
+              <w:pStyle w:val="Normal"/>
+              <w:widowControl w:val="false"/>
+              <w:jc w:val="center"/>
+              <w:rPr>
+                <w:color w:val="000000"/>
+                <w:sz w:val="16"/>
+                <w:szCs w:val="16"/>
+              </w:rPr>
+            </w:pPr>
+            <w:r>
+              <w:rPr>
+                <w:rFonts w:eastAsia="arial" w:ascii="arial" w:hAnsi="arial"/>
+                <w:color w:val="000000"/>
+                <w:sz w:val="16"/>
+                <w:szCs w:val="16"/>
+              </w:rPr>
+              <w:t>Brake</w:t>
+            </w:r>
+          </w:p>
+          <w:p>
+            <w:pPr>
+              <w:pStyle w:val="Normal"/>
+              <w:widowControl w:val="false"/>
+              <w:jc w:val="center"/>
+              <w:rPr>
+                <w:color w:val="000000"/>
+                <w:sz w:val="16"/>
+                <w:szCs w:val="16"/>
+              </w:rPr>
+            </w:pPr>
+            <w:r>
+              <w:rPr>
+                <w:rFonts w:eastAsia="arial" w:ascii="arial" w:hAnsi="arial"/>
+                <w:color w:val="000000"/>
+                <w:sz w:val="16"/>
+                <w:szCs w:val="16"/>
+              </w:rPr>
+              <w:t>Cut-Out</w:t>
+            </w:r>
+          </w:p>
+        </w:tc>
+        <w:tc>
+          <w:tcPr>
+            <w:tcW w:w="1017" w:type="dxa"/>
+            <w:tcBorders>
+              <w:top w:val="single" w:sz="4" w:space="0" w:color="000000"/>
+              <w:left w:val="single" w:sz="4" w:space="0" w:color="000000"/>
+              <w:bottom w:val="single" w:sz="4" w:space="0" w:color="000000"/>
+            </w:tcBorders>
+            <w:vAlign w:val="bottom"/>
+          </w:tcPr>
+          <w:p>
+            <w:pPr>
+              <w:pStyle w:val="Normal"/>
+              <w:widowControl w:val="false"/>
+              <w:jc w:val="center"/>
+              <w:rPr>
+                <w:color w:val="000000"/>
+                <w:sz w:val="16"/>
+                <w:szCs w:val="16"/>
+              </w:rPr>
+            </w:pPr>
+            <w:r>
+              <w:rPr>
+                <w:color w:val="000000"/>
+                <w:sz w:val="16"/>
+                <w:szCs w:val="16"/>
+              </w:rPr>
+            </w:r>
+          </w:p>
+        </w:tc>
+        <w:tc>
+          <w:tcPr>
+            <w:tcW w:w="1016" w:type="dxa"/>
+            <w:tcBorders>
+              <w:top w:val="single" w:sz="4" w:space="0" w:color="000000"/>
+              <w:left w:val="single" w:sz="4" w:space="0" w:color="000000"/>
+              <w:bottom w:val="single" w:sz="4" w:space="0" w:color="000000"/>
+            </w:tcBorders>
+            <w:vAlign w:val="bottom"/>
+          </w:tcPr>
+          <w:p>
+            <w:pPr>
+              <w:pStyle w:val="Normal"/>
+              <w:widowControl w:val="false"/>
+              <w:jc w:val="center"/>
+              <w:rPr>
+                <w:color w:val="000000"/>
+                <w:sz w:val="16"/>
+                <w:szCs w:val="16"/>
+              </w:rPr>
+            </w:pPr>
+            <w:r>
+              <w:rPr>
+                <w:rFonts w:eastAsia="arial" w:ascii="arial" w:hAnsi="arial"/>
+                <w:color w:val="000000"/>
+                <w:sz w:val="16"/>
+                <w:szCs w:val="16"/>
+              </w:rPr>
+              <w:t>Ditch Light Off</w:t>
+            </w:r>
+          </w:p>
+        </w:tc>
+        <w:tc>
+          <w:tcPr>
+            <w:tcW w:w="1020" w:type="dxa"/>
+            <w:tcBorders>
+              <w:top w:val="single" w:sz="4" w:space="0" w:color="000000"/>
+              <w:left w:val="single" w:sz="4" w:space="0" w:color="000000"/>
+              <w:bottom w:val="single" w:sz="4" w:space="0" w:color="000000"/>
+            </w:tcBorders>
+            <w:vAlign w:val="bottom"/>
+          </w:tcPr>
+          <w:p>
+            <w:pPr>
+              <w:pStyle w:val="Normal"/>
+              <w:widowControl w:val="false"/>
+              <w:spacing w:lineRule="auto" w:line="180"/>
+              <w:jc w:val="center"/>
+              <w:rPr>
+                <w:sz w:val="16"/>
+                <w:szCs w:val="16"/>
+              </w:rPr>
+            </w:pPr>
+            <w:r>
+              <w:rPr>
+                <w:rFonts w:eastAsia="arial" w:ascii="arial" w:hAnsi="arial"/>
+                <w:color w:val="000000"/>
+                <w:sz w:val="16"/>
+                <w:szCs w:val="16"/>
+              </w:rPr>
+              <w:t>Marker Light Off</w:t>
+            </w:r>
+          </w:p>
+        </w:tc>
+        <w:tc>
+          <w:tcPr>
+            <w:tcW w:w="1016" w:type="dxa"/>
+            <w:tcBorders>
+              <w:top w:val="single" w:sz="4" w:space="0" w:color="000000"/>
+              <w:left w:val="single" w:sz="4" w:space="0" w:color="000000"/>
+              <w:bottom w:val="single" w:sz="4" w:space="0" w:color="000000"/>
+            </w:tcBorders>
+            <w:vAlign w:val="bottom"/>
+          </w:tcPr>
+          <w:p>
+            <w:pPr>
+              <w:pStyle w:val="Normal"/>
+              <w:widowControl w:val="false"/>
+              <w:spacing w:lineRule="auto" w:line="180"/>
+              <w:jc w:val="center"/>
+              <w:rPr>
+                <w:sz w:val="16"/>
+                <w:szCs w:val="16"/>
+              </w:rPr>
+            </w:pPr>
+            <w:r>
+              <w:rPr>
+                <w:rFonts w:eastAsia="arial" w:ascii="arial" w:hAnsi="arial"/>
+                <w:color w:val="000000"/>
+                <w:sz w:val="16"/>
+                <w:szCs w:val="16"/>
+              </w:rPr>
+              <w:t>Gauge Light Off</w:t>
+            </w:r>
+          </w:p>
+        </w:tc>
+        <w:tc>
+          <w:tcPr>
+            <w:tcW w:w="1016" w:type="dxa"/>
+            <w:tcBorders>
+              <w:top w:val="single" w:sz="4" w:space="0" w:color="000000"/>
+              <w:left w:val="single" w:sz="4" w:space="0" w:color="000000"/>
+              <w:bottom w:val="single" w:sz="4" w:space="0" w:color="000000"/>
+            </w:tcBorders>
+            <w:vAlign w:val="bottom"/>
+          </w:tcPr>
+          <w:p>
+            <w:pPr>
+              <w:pStyle w:val="Normal"/>
+              <w:widowControl w:val="false"/>
+              <w:jc w:val="center"/>
+              <w:rPr>
+                <w:color w:val="000000"/>
+                <w:sz w:val="16"/>
+                <w:szCs w:val="16"/>
+              </w:rPr>
+            </w:pPr>
+            <w:r>
+              <w:rPr>
+                <w:color w:val="000000"/>
+                <w:sz w:val="16"/>
+                <w:szCs w:val="16"/>
+              </w:rPr>
+            </w:r>
+          </w:p>
+        </w:tc>
+        <w:tc>
+          <w:tcPr>
+            <w:tcW w:w="1016" w:type="dxa"/>
+            <w:tcBorders>
+              <w:top w:val="single" w:sz="4" w:space="0" w:color="000000"/>
+              <w:left w:val="single" w:sz="4" w:space="0" w:color="000000"/>
+              <w:bottom w:val="single" w:sz="4" w:space="0" w:color="000000"/>
+            </w:tcBorders>
+            <w:vAlign w:val="bottom"/>
+          </w:tcPr>
+          <w:p>
+            <w:pPr>
+              <w:pStyle w:val="Normal"/>
+              <w:widowControl w:val="false"/>
+              <w:spacing w:lineRule="auto" w:line="180"/>
+              <w:jc w:val="center"/>
+              <w:rPr>
+                <w:sz w:val="16"/>
+                <w:szCs w:val="16"/>
+              </w:rPr>
+            </w:pPr>
+            <w:r>
+              <w:rPr>
+                <w:rFonts w:eastAsia="arial" w:ascii="arial" w:hAnsi="arial"/>
+                <w:color w:val="000000"/>
+                <w:sz w:val="16"/>
+                <w:szCs w:val="16"/>
+              </w:rPr>
+              <w:t>Exterior</w:t>
+            </w:r>
+          </w:p>
+          <w:p>
+            <w:pPr>
+              <w:pStyle w:val="Normal"/>
+              <w:widowControl w:val="false"/>
+              <w:spacing w:lineRule="auto" w:line="180"/>
+              <w:jc w:val="center"/>
+              <w:rPr>
+                <w:sz w:val="16"/>
+                <w:szCs w:val="16"/>
+              </w:rPr>
+            </w:pPr>
+            <w:r>
+              <w:rPr>
+                <w:rFonts w:eastAsia="arial" w:ascii="arial" w:hAnsi="arial"/>
+                <w:color w:val="000000"/>
+                <w:sz w:val="16"/>
+                <w:szCs w:val="16"/>
+              </w:rPr>
+              <w:t>Camera</w:t>
+            </w:r>
+          </w:p>
+        </w:tc>
+        <w:tc>
+          <w:tcPr>
+            <w:tcW w:w="1029" w:type="dxa"/>
+            <w:tcBorders>
+              <w:top w:val="single" w:sz="4" w:space="0" w:color="000000"/>
+              <w:left w:val="single" w:sz="4" w:space="0" w:color="000000"/>
+              <w:bottom w:val="single" w:sz="4" w:space="0" w:color="000000"/>
+              <w:right w:val="single" w:sz="4" w:space="0" w:color="000000"/>
+            </w:tcBorders>
+            <w:vAlign w:val="bottom"/>
+          </w:tcPr>
+          <w:p>
+            <w:pPr>
+              <w:pStyle w:val="Normal"/>
+              <w:widowControl w:val="false"/>
+              <w:spacing w:lineRule="auto" w:line="180"/>
+              <w:jc w:val="center"/>
+              <w:rPr>
+                <w:sz w:val="16"/>
+                <w:szCs w:val="16"/>
+              </w:rPr>
+            </w:pPr>
+            <w:r>
+              <w:rPr>
+                <w:rFonts w:eastAsia="arial" w:ascii="arial" w:hAnsi="arial"/>
+                <w:color w:val="000000"/>
+                <w:sz w:val="16"/>
+                <w:szCs w:val="16"/>
+              </w:rPr>
+              <w:t>Prev</w:t>
+            </w:r>
+          </w:p>
+          <w:p>
+            <w:pPr>
+              <w:pStyle w:val="Normal"/>
+              <w:widowControl w:val="false"/>
+              <w:spacing w:lineRule="auto" w:line="180"/>
+              <w:jc w:val="center"/>
+              <w:rPr>
+                <w:sz w:val="16"/>
+                <w:szCs w:val="16"/>
+              </w:rPr>
+            </w:pPr>
+            <w:r>
+              <w:rPr>
+                <w:rFonts w:eastAsia="arial" w:ascii="arial" w:hAnsi="arial"/>
+                <w:color w:val="000000"/>
+                <w:sz w:val="16"/>
+                <w:szCs w:val="16"/>
+              </w:rPr>
+              <w:t>Cab Cam</w:t>
+            </w:r>
+          </w:p>
+        </w:tc>
+      </w:tr>
+    </w:tbl>
+    <w:p>
+      <w:pPr>
+        <w:pStyle w:val="Normal"/>
+        <w:rPr>
+          <w:color w:val="000000"/>
+          <w:sz w:val="16"/>
+          <w:szCs w:val="16"/>
+        </w:rPr>
+      </w:pPr>
+      <w:r>
+        <w:rPr>
+          <w:color w:val="000000"/>
+          <w:sz w:val="16"/>
+          <w:szCs w:val="16"/>
+        </w:rPr>
+      </w:r>
+    </w:p>
+    <w:p>
+      <w:pPr>
+        <w:pStyle w:val="Normal"/>
+        <w:rPr>
+          <w:color w:val="000000"/>
+          <w:sz w:val="16"/>
+          <w:szCs w:val="16"/>
+        </w:rPr>
+      </w:pPr>
+      <w:r>
+        <w:rPr>
+          <w:color w:val="000000"/>
+          <w:sz w:val="16"/>
+          <w:szCs w:val="16"/>
+        </w:rPr>
+        <w:tab/>
+        <w:t xml:space="preserve">       </w:t>
+      </w:r>
+      <w:r>
+        <w:rPr>
+          <w:rFonts w:eastAsia="arial" w:ascii="arial" w:hAnsi="arial"/>
+          <w:color w:val="000000"/>
+          <w:sz w:val="16"/>
+          <w:szCs w:val="16"/>
+        </w:rPr>
         <w:t xml:space="preserve">    </w:t>
       </w:r>
       <w:r>
@@ -29643,7 +33117,7 @@
           <w:sz w:val="16"/>
           <w:szCs w:val="16"/>
         </w:rPr>
-        <w:t>Amfleet Cab Car</w:t>
+        <w:t>Multi-level Commuter Cab Car</w:t>
       </w:r>
       <w:r>
         <w:rPr>
@@ -29747,7 +33221,11 @@
               </w:rPr>
             </w:pPr>
             <w:r>
-              <w:rPr/>
+              <w:rPr>
+                <w:color w:val="000000"/>
+                <w:sz w:val="16"/>
+                <w:szCs w:val="16"/>
+              </w:rPr>
             </w:r>
           </w:p>
         </w:tc>
@@ -29780,39 +33258,38 @@
                 <w:sz w:val="16"/>
                 <w:szCs w:val="16"/>
               </w:rPr>
-              <w:t>MCB</w:t>
-            </w:r>
-          </w:p>
-        </w:tc>
-        <w:tc>
-          <w:tcPr>
-            <w:tcW w:w="1016" w:type="dxa"/>
-            <w:tcBorders>
-              <w:top w:val="single" w:sz="4" w:space="0" w:color="000000"/>
-              <w:left w:val="single" w:sz="4" w:space="0" w:color="000000"/>
-              <w:bottom w:val="single" w:sz="4" w:space="0" w:color="000000"/>
-            </w:tcBorders>
-            <w:vAlign w:val="bottom"/>
-          </w:tcPr>
-          <w:p>
-            <w:pPr>
-              <w:pStyle w:val="Normal"/>
-              <w:widowControl w:val="false"/>
-              <w:spacing w:lineRule="auto" w:line="180"/>
-              <w:jc w:val="center"/>
-              <w:rPr>
-                <w:color w:val="000000"/>
-                <w:sz w:val="16"/>
-                <w:szCs w:val="16"/>
-              </w:rPr>
-            </w:pPr>
-            <w:r>
-              <w:rPr>
-                <w:color w:val="000000"/>
-                <w:sz w:val="16"/>
-                <w:szCs w:val="16"/>
-              </w:rPr>
-              <w:t>ATC/ACSES</w:t>
+            </w:r>
+          </w:p>
+        </w:tc>
+        <w:tc>
+          <w:tcPr>
+            <w:tcW w:w="1016" w:type="dxa"/>
+            <w:tcBorders>
+              <w:top w:val="single" w:sz="4" w:space="0" w:color="000000"/>
+              <w:left w:val="single" w:sz="4" w:space="0" w:color="000000"/>
+              <w:bottom w:val="single" w:sz="4" w:space="0" w:color="000000"/>
+            </w:tcBorders>
+            <w:vAlign w:val="bottom"/>
+          </w:tcPr>
+          <w:p>
+            <w:pPr>
+              <w:pStyle w:val="Normal"/>
+              <w:widowControl w:val="false"/>
+              <w:spacing w:lineRule="auto" w:line="180"/>
+              <w:jc w:val="center"/>
+              <w:rPr>
+                <w:color w:val="000000"/>
+                <w:sz w:val="16"/>
+                <w:szCs w:val="16"/>
+              </w:rPr>
+            </w:pPr>
+            <w:r>
+              <w:rPr>
+                <w:color w:val="000000"/>
+                <w:sz w:val="16"/>
+                <w:szCs w:val="16"/>
+              </w:rPr>
+              <w:t>ASES</w:t>
             </w:r>
           </w:p>
         </w:tc>
@@ -29844,73 +33321,91 @@
                 <w:sz w:val="16"/>
                 <w:szCs w:val="16"/>
               </w:rPr>
-              <w:t>Pant</w:t>
-            </w:r>
-            <w:r>
-              <w:rPr>
-                <w:color w:val="000000"/>
-                <w:sz w:val="16"/>
-                <w:szCs w:val="16"/>
-              </w:rPr>
-              <w:t>o.</w:t>
-            </w:r>
-          </w:p>
-        </w:tc>
-        <w:tc>
-          <w:tcPr>
-            <w:tcW w:w="1016" w:type="dxa"/>
-            <w:tcBorders>
-              <w:top w:val="single" w:sz="4" w:space="0" w:color="000000"/>
-              <w:left w:val="single" w:sz="4" w:space="0" w:color="000000"/>
-              <w:bottom w:val="single" w:sz="4" w:space="0" w:color="000000"/>
-            </w:tcBorders>
-            <w:vAlign w:val="bottom"/>
-          </w:tcPr>
-          <w:p>
-            <w:pPr>
-              <w:pStyle w:val="Normal"/>
-              <w:widowControl w:val="false"/>
-              <w:spacing w:lineRule="auto" w:line="180"/>
-              <w:jc w:val="center"/>
-              <w:rPr>
-                <w:color w:val="000000"/>
-                <w:sz w:val="16"/>
-                <w:szCs w:val="16"/>
-              </w:rPr>
-            </w:pPr>
-            <w:r>
-              <w:rPr/>
-            </w:r>
-          </w:p>
-        </w:tc>
-        <w:tc>
-          <w:tcPr>
-            <w:tcW w:w="1016" w:type="dxa"/>
-            <w:tcBorders>
-              <w:top w:val="single" w:sz="4" w:space="0" w:color="000000"/>
-              <w:left w:val="single" w:sz="4" w:space="0" w:color="000000"/>
-              <w:bottom w:val="single" w:sz="4" w:space="0" w:color="000000"/>
-            </w:tcBorders>
-            <w:vAlign w:val="bottom"/>
-          </w:tcPr>
-          <w:p>
-            <w:pPr>
-              <w:pStyle w:val="Normal"/>
-              <w:widowControl w:val="false"/>
-              <w:jc w:val="center"/>
-              <w:rPr>
-                <w:color w:val="000000"/>
-                <w:sz w:val="16"/>
-                <w:szCs w:val="16"/>
-              </w:rPr>
-            </w:pPr>
-            <w:r>
-              <w:rPr>
-                <w:color w:val="000000"/>
-                <w:sz w:val="16"/>
-                <w:szCs w:val="16"/>
-              </w:rPr>
-              <w:t>Brake Lead</w:t>
+              <w:t>Panto. Raise</w:t>
+            </w:r>
+          </w:p>
+        </w:tc>
+        <w:tc>
+          <w:tcPr>
+            <w:tcW w:w="1016" w:type="dxa"/>
+            <w:tcBorders>
+              <w:top w:val="single" w:sz="4" w:space="0" w:color="000000"/>
+              <w:left w:val="single" w:sz="4" w:space="0" w:color="000000"/>
+              <w:bottom w:val="single" w:sz="4" w:space="0" w:color="000000"/>
+            </w:tcBorders>
+            <w:vAlign w:val="bottom"/>
+          </w:tcPr>
+          <w:p>
+            <w:pPr>
+              <w:pStyle w:val="Normal"/>
+              <w:widowControl w:val="false"/>
+              <w:spacing w:lineRule="auto" w:line="180"/>
+              <w:jc w:val="center"/>
+              <w:rPr>
+                <w:color w:val="000000"/>
+                <w:sz w:val="16"/>
+                <w:szCs w:val="16"/>
+              </w:rPr>
+            </w:pPr>
+            <w:r>
+              <w:rPr>
+                <w:rFonts w:eastAsia="arial" w:ascii="arial" w:hAnsi="arial"/>
+                <w:color w:val="000000"/>
+                <w:sz w:val="16"/>
+                <w:szCs w:val="16"/>
+              </w:rPr>
+              <w:t>Display Dim Up</w:t>
+            </w:r>
+          </w:p>
+        </w:tc>
+        <w:tc>
+          <w:tcPr>
+            <w:tcW w:w="1016" w:type="dxa"/>
+            <w:tcBorders>
+              <w:top w:val="single" w:sz="4" w:space="0" w:color="000000"/>
+              <w:left w:val="single" w:sz="4" w:space="0" w:color="000000"/>
+              <w:bottom w:val="single" w:sz="4" w:space="0" w:color="000000"/>
+            </w:tcBorders>
+            <w:vAlign w:val="bottom"/>
+          </w:tcPr>
+          <w:p>
+            <w:pPr>
+              <w:pStyle w:val="Normal"/>
+              <w:widowControl w:val="false"/>
+              <w:jc w:val="center"/>
+              <w:rPr>
+                <w:color w:val="000000"/>
+                <w:sz w:val="16"/>
+                <w:szCs w:val="16"/>
+              </w:rPr>
+            </w:pPr>
+            <w:r>
+              <w:rPr>
+                <w:color w:val="000000"/>
+                <w:sz w:val="16"/>
+                <w:szCs w:val="16"/>
+              </w:rPr>
+              <w:t>Brake</w:t>
+            </w:r>
+          </w:p>
+          <w:p>
+            <w:pPr>
+              <w:pStyle w:val="Normal"/>
+              <w:widowControl w:val="false"/>
+              <w:jc w:val="center"/>
+              <w:rPr>
+                <w:color w:val="000000"/>
+                <w:sz w:val="16"/>
+                <w:szCs w:val="16"/>
+              </w:rPr>
+            </w:pPr>
+            <w:r>
+              <w:rPr>
+                <w:color w:val="000000"/>
+                <w:sz w:val="16"/>
+                <w:szCs w:val="16"/>
+              </w:rPr>
+              <w:t>Cut-In</w:t>
             </w:r>
           </w:p>
         </w:tc>
@@ -29942,57 +33437,39 @@
                 <w:sz w:val="16"/>
                 <w:szCs w:val="16"/>
               </w:rPr>
-              <w:t>EQ Reg.</w:t>
-            </w:r>
-          </w:p>
-          <w:p>
-            <w:pPr>
-              <w:pStyle w:val="Normal"/>
-              <w:widowControl w:val="false"/>
-              <w:jc w:val="center"/>
-              <w:rPr>
-                <w:color w:val="000000"/>
-                <w:sz w:val="16"/>
-                <w:szCs w:val="16"/>
-              </w:rPr>
-            </w:pPr>
-            <w:r>
-              <w:rPr>
-                <w:rFonts w:eastAsia="arial" w:ascii="arial" w:hAnsi="arial"/>
-                <w:color w:val="000000"/>
-                <w:sz w:val="16"/>
-                <w:szCs w:val="16"/>
-              </w:rPr>
-              <w:t>Increase</w:t>
-            </w:r>
-          </w:p>
-        </w:tc>
-        <w:tc>
-          <w:tcPr>
-            <w:tcW w:w="1016" w:type="dxa"/>
-            <w:tcBorders>
-              <w:top w:val="single" w:sz="4" w:space="0" w:color="000000"/>
-              <w:left w:val="single" w:sz="4" w:space="0" w:color="000000"/>
-              <w:bottom w:val="single" w:sz="4" w:space="0" w:color="000000"/>
-            </w:tcBorders>
-            <w:vAlign w:val="bottom"/>
-          </w:tcPr>
-          <w:p>
-            <w:pPr>
-              <w:pStyle w:val="Normal"/>
-              <w:widowControl w:val="false"/>
-              <w:jc w:val="center"/>
-              <w:rPr>
-                <w:sz w:val="16"/>
-                <w:szCs w:val="16"/>
-              </w:rPr>
-            </w:pPr>
-            <w:r>
-              <w:rPr>
-                <w:sz w:val="16"/>
-                <w:szCs w:val="16"/>
-              </w:rPr>
-              <w:t>Strobe Light Wh</w:t>
+              <w:t>Aux Light On</w:t>
+            </w:r>
+          </w:p>
+        </w:tc>
+        <w:tc>
+          <w:tcPr>
+            <w:tcW w:w="1016" w:type="dxa"/>
+            <w:tcBorders>
+              <w:top w:val="single" w:sz="4" w:space="0" w:color="000000"/>
+              <w:left w:val="single" w:sz="4" w:space="0" w:color="000000"/>
+              <w:bottom w:val="single" w:sz="4" w:space="0" w:color="000000"/>
+            </w:tcBorders>
+            <w:vAlign w:val="bottom"/>
+          </w:tcPr>
+          <w:p>
+            <w:pPr>
+              <w:pStyle w:val="Normal"/>
+              <w:widowControl w:val="false"/>
+              <w:jc w:val="center"/>
+              <w:rPr>
+                <w:color w:val="000000"/>
+                <w:sz w:val="16"/>
+                <w:szCs w:val="16"/>
+              </w:rPr>
+            </w:pPr>
+            <w:r>
+              <w:rPr>
+                <w:rFonts w:eastAsia="arial" w:ascii="arial" w:hAnsi="arial"/>
+                <w:color w:val="000000"/>
+                <w:sz w:val="16"/>
+                <w:szCs w:val="16"/>
+              </w:rPr>
+              <w:t>Vestibule Light</w:t>
             </w:r>
           </w:p>
         </w:tc>
@@ -30010,53 +33487,62 @@
             <w:pPr>
               <w:pStyle w:val="Normal"/>
               <w:widowControl w:val="false"/>
-              <w:jc w:val="center"/>
-              <w:rPr>
-                <w:color w:val="000000"/>
-                <w:sz w:val="16"/>
-                <w:szCs w:val="16"/>
-              </w:rPr>
-            </w:pPr>
-            <w:r>
-              <w:rPr>
-                <w:rFonts w:eastAsia="arial" w:ascii="arial" w:hAnsi="arial"/>
-                <w:color w:val="000000"/>
-                <w:sz w:val="16"/>
-                <w:szCs w:val="16"/>
-              </w:rPr>
-              <w:t>Ditch Light</w:t>
-            </w:r>
-          </w:p>
-        </w:tc>
-        <w:tc>
-          <w:tcPr>
-            <w:tcW w:w="1016" w:type="dxa"/>
-            <w:tcBorders>
-              <w:top w:val="single" w:sz="4" w:space="0" w:color="000000"/>
-              <w:left w:val="single" w:sz="4" w:space="0" w:color="000000"/>
-              <w:bottom w:val="single" w:sz="4" w:space="0" w:color="000000"/>
-            </w:tcBorders>
-            <w:vAlign w:val="bottom"/>
-          </w:tcPr>
-          <w:p>
-            <w:pPr>
-              <w:pStyle w:val="Normal"/>
-              <w:widowControl w:val="false"/>
-              <w:spacing w:lineRule="auto" w:line="180"/>
-              <w:jc w:val="center"/>
-              <w:rPr>
-                <w:sz w:val="16"/>
-                <w:szCs w:val="16"/>
-              </w:rPr>
-            </w:pPr>
-            <w:r>
-              <w:rPr>
-                <w:rFonts w:eastAsia="arial" w:ascii="arial" w:hAnsi="arial"/>
-                <w:color w:val="000000"/>
-                <w:sz w:val="16"/>
-                <w:szCs w:val="16"/>
-              </w:rPr>
-              <w:t>Gauge Light</w:t>
+              <w:spacing w:lineRule="auto" w:line="180"/>
+              <w:jc w:val="center"/>
+              <w:rPr>
+                <w:sz w:val="16"/>
+                <w:szCs w:val="16"/>
+              </w:rPr>
+            </w:pPr>
+            <w:r>
+              <w:rPr>
+                <w:rFonts w:eastAsia="arial" w:ascii="arial" w:hAnsi="arial"/>
+                <w:color w:val="000000"/>
+                <w:sz w:val="16"/>
+                <w:szCs w:val="16"/>
+              </w:rPr>
+              <w:t>Reading Light Up</w:t>
+            </w:r>
+          </w:p>
+        </w:tc>
+        <w:tc>
+          <w:tcPr>
+            <w:tcW w:w="1016" w:type="dxa"/>
+            <w:tcBorders>
+              <w:top w:val="single" w:sz="4" w:space="0" w:color="000000"/>
+              <w:left w:val="single" w:sz="4" w:space="0" w:color="000000"/>
+              <w:bottom w:val="single" w:sz="4" w:space="0" w:color="000000"/>
+            </w:tcBorders>
+            <w:vAlign w:val="bottom"/>
+          </w:tcPr>
+          <w:p>
+            <w:pPr>
+              <w:pStyle w:val="Normal"/>
+              <w:widowControl w:val="false"/>
+              <w:spacing w:lineRule="auto" w:line="180"/>
+              <w:jc w:val="center"/>
+              <w:rPr>
+                <w:sz w:val="16"/>
+                <w:szCs w:val="16"/>
+              </w:rPr>
+            </w:pPr>
+            <w:r>
+              <w:rPr>
+                <w:rFonts w:eastAsia="arial" w:ascii="arial" w:hAnsi="arial"/>
+                <w:color w:val="000000"/>
+                <w:sz w:val="16"/>
+                <w:szCs w:val="16"/>
+              </w:rPr>
+              <w:t xml:space="preserve">Gauge Light </w:t>
+            </w:r>
+            <w:r>
+              <w:rPr>
+                <w:rFonts w:eastAsia="arial" w:ascii="arial" w:hAnsi="arial"/>
+                <w:color w:val="000000"/>
+                <w:sz w:val="16"/>
+                <w:szCs w:val="16"/>
+              </w:rPr>
+              <w:t>Up</w:t>
             </w:r>
           </w:p>
         </w:tc>
@@ -30223,7 +33709,7 @@
           <w:sz w:val="16"/>
           <w:szCs w:val="16"/>
         </w:rPr>
-        <w:t>Amfleet Cab Car</w:t>
+        <w:t>Multi-level Commuter Cab Car</w:t>
       </w:r>
       <w:r>
         <w:rPr>
@@ -30358,7 +33844,12 @@
               </w:rPr>
             </w:pPr>
             <w:r>
-              <w:rPr/>
+              <w:rPr>
+                <w:rFonts w:eastAsia="arial" w:ascii="arial" w:hAnsi="arial"/>
+                <w:color w:val="000000"/>
+                <w:sz w:val="16"/>
+                <w:szCs w:val="16"/>
+              </w:rPr>
             </w:r>
           </w:p>
         </w:tc>
@@ -30417,72 +33908,98 @@
               </w:rPr>
             </w:pPr>
             <w:r>
-              <w:rPr/>
-            </w:r>
-          </w:p>
-        </w:tc>
-        <w:tc>
-          <w:tcPr>
-            <w:tcW w:w="1016" w:type="dxa"/>
-            <w:tcBorders>
-              <w:top w:val="single" w:sz="4" w:space="0" w:color="000000"/>
-              <w:left w:val="single" w:sz="4" w:space="0" w:color="000000"/>
-              <w:bottom w:val="single" w:sz="4" w:space="0" w:color="000000"/>
-            </w:tcBorders>
-            <w:vAlign w:val="bottom"/>
-          </w:tcPr>
-          <w:p>
-            <w:pPr>
-              <w:pStyle w:val="Normal"/>
-              <w:widowControl w:val="false"/>
-              <w:spacing w:lineRule="auto" w:line="180"/>
-              <w:jc w:val="center"/>
-              <w:rPr>
-                <w:color w:val="000000"/>
-                <w:sz w:val="16"/>
-                <w:szCs w:val="16"/>
-              </w:rPr>
-            </w:pPr>
-            <w:r>
-              <w:rPr>
-                <w:rFonts w:eastAsia="arial" w:ascii="arial" w:hAnsi="arial"/>
-                <w:color w:val="000000"/>
-                <w:sz w:val="16"/>
-                <w:szCs w:val="16"/>
-              </w:rPr>
-              <w:t>Emer. Shutdown</w:t>
-            </w:r>
-          </w:p>
-        </w:tc>
-        <w:tc>
-          <w:tcPr>
-            <w:tcW w:w="1016" w:type="dxa"/>
-            <w:tcBorders>
-              <w:top w:val="single" w:sz="4" w:space="0" w:color="000000"/>
-              <w:left w:val="single" w:sz="4" w:space="0" w:color="000000"/>
-              <w:bottom w:val="single" w:sz="4" w:space="0" w:color="000000"/>
-            </w:tcBorders>
-            <w:vAlign w:val="bottom"/>
-          </w:tcPr>
-          <w:p>
-            <w:pPr>
-              <w:pStyle w:val="Normal"/>
-              <w:widowControl w:val="false"/>
-              <w:jc w:val="center"/>
-              <w:rPr>
-                <w:color w:val="000000"/>
-                <w:sz w:val="16"/>
-                <w:szCs w:val="16"/>
-              </w:rPr>
-            </w:pPr>
-            <w:r>
-              <w:rPr>
-                <w:rFonts w:eastAsia="arial" w:ascii="arial" w:hAnsi="arial"/>
-                <w:color w:val="000000"/>
-                <w:sz w:val="16"/>
-                <w:szCs w:val="16"/>
-              </w:rPr>
-              <w:t>Brake Trail</w:t>
+              <w:rPr>
+                <w:color w:val="000000"/>
+                <w:sz w:val="16"/>
+                <w:szCs w:val="16"/>
+              </w:rPr>
+              <w:t>Panto. Low</w:t>
+            </w:r>
+          </w:p>
+        </w:tc>
+        <w:tc>
+          <w:tcPr>
+            <w:tcW w:w="1016" w:type="dxa"/>
+            <w:tcBorders>
+              <w:top w:val="single" w:sz="4" w:space="0" w:color="000000"/>
+              <w:left w:val="single" w:sz="4" w:space="0" w:color="000000"/>
+              <w:bottom w:val="single" w:sz="4" w:space="0" w:color="000000"/>
+            </w:tcBorders>
+            <w:vAlign w:val="bottom"/>
+          </w:tcPr>
+          <w:p>
+            <w:pPr>
+              <w:pStyle w:val="Normal"/>
+              <w:widowControl w:val="false"/>
+              <w:spacing w:lineRule="auto" w:line="180"/>
+              <w:jc w:val="center"/>
+              <w:rPr>
+                <w:color w:val="000000"/>
+                <w:sz w:val="16"/>
+                <w:szCs w:val="16"/>
+              </w:rPr>
+            </w:pPr>
+            <w:r>
+              <w:rPr>
+                <w:rFonts w:eastAsia="arial" w:ascii="arial" w:hAnsi="arial"/>
+                <w:color w:val="000000"/>
+                <w:sz w:val="16"/>
+                <w:szCs w:val="16"/>
+              </w:rPr>
+              <w:t>Display Dim Dw</w:t>
+            </w:r>
+          </w:p>
+        </w:tc>
+        <w:tc>
+          <w:tcPr>
+            <w:tcW w:w="1016" w:type="dxa"/>
+            <w:tcBorders>
+              <w:top w:val="single" w:sz="4" w:space="0" w:color="000000"/>
+              <w:left w:val="single" w:sz="4" w:space="0" w:color="000000"/>
+              <w:bottom w:val="single" w:sz="4" w:space="0" w:color="000000"/>
+            </w:tcBorders>
+            <w:vAlign w:val="bottom"/>
+          </w:tcPr>
+          <w:p>
+            <w:pPr>
+              <w:pStyle w:val="Normal"/>
+              <w:widowControl w:val="false"/>
+              <w:jc w:val="center"/>
+              <w:rPr>
+                <w:color w:val="000000"/>
+                <w:sz w:val="16"/>
+                <w:szCs w:val="16"/>
+              </w:rPr>
+            </w:pPr>
+            <w:r>
+              <w:rPr>
+                <w:rFonts w:eastAsia="arial" w:ascii="arial" w:hAnsi="arial"/>
+                <w:color w:val="000000"/>
+                <w:sz w:val="16"/>
+                <w:szCs w:val="16"/>
+              </w:rPr>
+              <w:t>Brake</w:t>
+            </w:r>
+          </w:p>
+          <w:p>
+            <w:pPr>
+              <w:pStyle w:val="Normal"/>
+              <w:widowControl w:val="false"/>
+              <w:jc w:val="center"/>
+              <w:rPr>
+                <w:color w:val="000000"/>
+                <w:sz w:val="16"/>
+                <w:szCs w:val="16"/>
+              </w:rPr>
+            </w:pPr>
+            <w:r>
+              <w:rPr>
+                <w:rFonts w:eastAsia="arial" w:ascii="arial" w:hAnsi="arial"/>
+                <w:color w:val="000000"/>
+                <w:sz w:val="16"/>
+                <w:szCs w:val="16"/>
+              </w:rPr>
+              <w:t>Cut-Out</w:t>
             </w:r>
           </w:p>
         </w:tc>
@@ -30502,69 +34019,49 @@
               <w:widowControl w:val="false"/>
               <w:jc w:val="center"/>
               <w:rPr>
-                <w:color w:val="000000"/>
-                <w:sz w:val="16"/>
-                <w:szCs w:val="16"/>
-              </w:rPr>
-            </w:pPr>
-            <w:r>
-              <w:rPr>
-                <w:rFonts w:eastAsia="arial" w:ascii="arial" w:hAnsi="arial"/>
-                <w:color w:val="000000"/>
-                <w:sz w:val="16"/>
-                <w:szCs w:val="16"/>
-              </w:rPr>
-              <w:t>EQ Reg.</w:t>
-            </w:r>
-          </w:p>
-          <w:p>
-            <w:pPr>
-              <w:pStyle w:val="Normal"/>
-              <w:widowControl w:val="false"/>
-              <w:jc w:val="center"/>
-              <w:rPr>
-                <w:color w:val="000000"/>
-                <w:sz w:val="16"/>
-                <w:szCs w:val="16"/>
-              </w:rPr>
-            </w:pPr>
-            <w:r>
-              <w:rPr>
-                <w:rFonts w:eastAsia="arial" w:ascii="arial" w:hAnsi="arial"/>
-                <w:color w:val="000000"/>
-                <w:sz w:val="16"/>
-                <w:szCs w:val="16"/>
-              </w:rPr>
-              <w:t>Decrease</w:t>
-            </w:r>
-          </w:p>
-        </w:tc>
-        <w:tc>
-          <w:tcPr>
-            <w:tcW w:w="1016" w:type="dxa"/>
-            <w:tcBorders>
-              <w:top w:val="single" w:sz="4" w:space="0" w:color="000000"/>
-              <w:left w:val="single" w:sz="4" w:space="0" w:color="000000"/>
-              <w:bottom w:val="single" w:sz="4" w:space="0" w:color="000000"/>
-            </w:tcBorders>
-            <w:vAlign w:val="bottom"/>
-          </w:tcPr>
-          <w:p>
-            <w:pPr>
-              <w:pStyle w:val="Normal"/>
-              <w:widowControl w:val="false"/>
-              <w:jc w:val="center"/>
-              <w:rPr>
-                <w:sz w:val="16"/>
-                <w:szCs w:val="16"/>
-              </w:rPr>
-            </w:pPr>
-            <w:r>
-              <w:rPr>
-                <w:sz w:val="16"/>
-                <w:szCs w:val="16"/>
-              </w:rPr>
-              <w:t>Strobe Light Red</w:t>
+                <w:sz w:val="16"/>
+                <w:szCs w:val="16"/>
+              </w:rPr>
+            </w:pPr>
+            <w:r>
+              <w:rPr>
+                <w:rFonts w:eastAsia="arial" w:ascii="arial" w:hAnsi="arial"/>
+                <w:sz w:val="16"/>
+                <w:szCs w:val="16"/>
+              </w:rPr>
+              <w:t>Aux Light Off</w:t>
+            </w:r>
+          </w:p>
+        </w:tc>
+        <w:tc>
+          <w:tcPr>
+            <w:tcW w:w="1016" w:type="dxa"/>
+            <w:tcBorders>
+              <w:top w:val="single" w:sz="4" w:space="0" w:color="000000"/>
+              <w:left w:val="single" w:sz="4" w:space="0" w:color="000000"/>
+              <w:bottom w:val="single" w:sz="4" w:space="0" w:color="000000"/>
+            </w:tcBorders>
+            <w:vAlign w:val="bottom"/>
+          </w:tcPr>
+          <w:p>
+            <w:pPr>
+              <w:pStyle w:val="Normal"/>
+              <w:widowControl w:val="false"/>
+              <w:jc w:val="center"/>
+              <w:rPr>
+                <w:color w:val="000000"/>
+                <w:sz w:val="16"/>
+                <w:szCs w:val="16"/>
+              </w:rPr>
+            </w:pPr>
+            <w:r>
+              <w:rPr>
+                <w:rFonts w:eastAsia="arial" w:ascii="arial" w:hAnsi="arial"/>
+                <w:color w:val="000000"/>
+                <w:sz w:val="16"/>
+                <w:szCs w:val="16"/>
+              </w:rPr>
+              <w:t>Reading Light</w:t>
             </w:r>
           </w:p>
         </w:tc>
@@ -30582,79 +34079,89 @@
             <w:pPr>
               <w:pStyle w:val="Normal"/>
               <w:widowControl w:val="false"/>
-              <w:jc w:val="center"/>
-              <w:rPr>
-                <w:color w:val="000000"/>
-                <w:sz w:val="16"/>
-                <w:szCs w:val="16"/>
-              </w:rPr>
-            </w:pPr>
-            <w:r>
-              <w:rPr>
-                <w:rFonts w:eastAsia="arial" w:ascii="arial" w:hAnsi="arial"/>
-                <w:color w:val="000000"/>
-                <w:sz w:val="16"/>
-                <w:szCs w:val="16"/>
-              </w:rPr>
-              <w:t>Step Light</w:t>
-            </w:r>
-          </w:p>
-        </w:tc>
-        <w:tc>
-          <w:tcPr>
-            <w:tcW w:w="1016" w:type="dxa"/>
-            <w:tcBorders>
-              <w:top w:val="single" w:sz="4" w:space="0" w:color="000000"/>
-              <w:left w:val="single" w:sz="4" w:space="0" w:color="000000"/>
-              <w:bottom w:val="single" w:sz="4" w:space="0" w:color="000000"/>
-            </w:tcBorders>
-            <w:vAlign w:val="bottom"/>
-          </w:tcPr>
-          <w:p>
-            <w:pPr>
-              <w:pStyle w:val="Normal"/>
-              <w:widowControl w:val="false"/>
-              <w:jc w:val="center"/>
-              <w:rPr>
-                <w:color w:val="000000"/>
-                <w:sz w:val="16"/>
-                <w:szCs w:val="16"/>
-              </w:rPr>
-            </w:pPr>
-            <w:r>
-              <w:rPr>
-                <w:rFonts w:eastAsia="arial" w:ascii="arial" w:hAnsi="arial"/>
-                <w:color w:val="000000"/>
-                <w:sz w:val="16"/>
-                <w:szCs w:val="16"/>
-              </w:rPr>
-              <w:t>Number Light</w:t>
-            </w:r>
-          </w:p>
-        </w:tc>
-        <w:tc>
-          <w:tcPr>
-            <w:tcW w:w="1016" w:type="dxa"/>
-            <w:tcBorders>
-              <w:top w:val="single" w:sz="4" w:space="0" w:color="000000"/>
-              <w:left w:val="single" w:sz="4" w:space="0" w:color="000000"/>
-              <w:bottom w:val="single" w:sz="4" w:space="0" w:color="000000"/>
-            </w:tcBorders>
-            <w:vAlign w:val="bottom"/>
-          </w:tcPr>
-          <w:p>
-            <w:pPr>
-              <w:pStyle w:val="Normal"/>
-              <w:widowControl w:val="false"/>
-              <w:spacing w:lineRule="auto" w:line="180"/>
-              <w:jc w:val="center"/>
-              <w:rPr>
-                <w:sz w:val="16"/>
-                <w:szCs w:val="16"/>
-              </w:rPr>
-            </w:pPr>
-            <w:r>
-              <w:rPr>
+              <w:spacing w:lineRule="auto" w:line="180"/>
+              <w:jc w:val="center"/>
+              <w:rPr>
+                <w:sz w:val="16"/>
+                <w:szCs w:val="16"/>
+              </w:rPr>
+            </w:pPr>
+            <w:r>
+              <w:rPr>
+                <w:rFonts w:eastAsia="arial" w:ascii="arial" w:hAnsi="arial"/>
+                <w:color w:val="000000"/>
+                <w:sz w:val="16"/>
+                <w:szCs w:val="16"/>
+              </w:rPr>
+              <w:t>Reading Light Dw</w:t>
+            </w:r>
+          </w:p>
+        </w:tc>
+        <w:tc>
+          <w:tcPr>
+            <w:tcW w:w="1016" w:type="dxa"/>
+            <w:tcBorders>
+              <w:top w:val="single" w:sz="4" w:space="0" w:color="000000"/>
+              <w:left w:val="single" w:sz="4" w:space="0" w:color="000000"/>
+              <w:bottom w:val="single" w:sz="4" w:space="0" w:color="000000"/>
+            </w:tcBorders>
+            <w:vAlign w:val="bottom"/>
+          </w:tcPr>
+          <w:p>
+            <w:pPr>
+              <w:pStyle w:val="Normal"/>
+              <w:widowControl w:val="false"/>
+              <w:spacing w:lineRule="auto" w:line="180"/>
+              <w:jc w:val="center"/>
+              <w:rPr>
+                <w:sz w:val="16"/>
+                <w:szCs w:val="16"/>
+              </w:rPr>
+            </w:pPr>
+            <w:r>
+              <w:rPr>
+                <w:rFonts w:eastAsia="arial" w:ascii="arial" w:hAnsi="arial"/>
+                <w:color w:val="000000"/>
+                <w:sz w:val="16"/>
+                <w:szCs w:val="16"/>
+              </w:rPr>
+              <w:t xml:space="preserve">Gauge Light </w:t>
+            </w:r>
+            <w:r>
+              <w:rPr>
+                <w:rFonts w:eastAsia="arial" w:ascii="arial" w:hAnsi="arial"/>
+                <w:color w:val="000000"/>
+                <w:sz w:val="16"/>
+                <w:szCs w:val="16"/>
+              </w:rPr>
+              <w:t>Dw</w:t>
+            </w:r>
+          </w:p>
+        </w:tc>
+        <w:tc>
+          <w:tcPr>
+            <w:tcW w:w="1016" w:type="dxa"/>
+            <w:tcBorders>
+              <w:top w:val="single" w:sz="4" w:space="0" w:color="000000"/>
+              <w:left w:val="single" w:sz="4" w:space="0" w:color="000000"/>
+              <w:bottom w:val="single" w:sz="4" w:space="0" w:color="000000"/>
+            </w:tcBorders>
+            <w:vAlign w:val="bottom"/>
+          </w:tcPr>
+          <w:p>
+            <w:pPr>
+              <w:pStyle w:val="Normal"/>
+              <w:widowControl w:val="false"/>
+              <w:jc w:val="center"/>
+              <w:rPr>
+                <w:color w:val="000000"/>
+                <w:sz w:val="16"/>
+                <w:szCs w:val="16"/>
+              </w:rPr>
+            </w:pPr>
+            <w:r>
+              <w:rPr>
+                <w:color w:val="000000"/>
                 <w:sz w:val="16"/>
                 <w:szCs w:val="16"/>
               </w:rPr>
@@ -30776,19 +34283,15 @@
         <w:pStyle w:val="Normal"/>
         <w:rPr>
           <w:color w:val="000000"/>
-          <w:position w:val="0"/>
           <w:sz w:val="16"/>
           <w:szCs w:val="16"/>
-          <w:vertAlign w:val="baseline"/>
         </w:rPr>
       </w:pPr>
       <w:r>
         <w:rPr>
           <w:color w:val="000000"/>
-          <w:position w:val="0"/>
           <w:sz w:val="16"/>
           <w:szCs w:val="16"/>
-          <w:vertAlign w:val="baseline"/>
         </w:rPr>
       </w:r>
     </w:p>
@@ -31813,12 +35316,12 @@
       <w:rFonts w:ascii="Symbol" w:hAnsi="Symbol" w:cs="Symbol"/>
     </w:rPr>
   </w:style>
-  <w:style w:type="character" w:styleId="user" w:customStyle="1">
-    <w:name w:val="번호 매기기 기호 (user)"/>
+  <w:style w:type="character" w:styleId="Style5" w:customStyle="1">
+    <w:name w:val="번호 매기기 기호"/>
     <w:qFormat/>
     <w:rPr/>
   </w:style>
-  <w:style w:type="paragraph" w:styleId="Style5">
+  <w:style w:type="paragraph" w:styleId="Style6">
     <w:name w:val="제목"/>
     <w:basedOn w:val="Normal"/>
     <w:next w:val="BodyText"/>
@@ -31828,7 +35331,7 @@
       <w:spacing w:before="240" w:after="120"/>
     </w:pPr>
     <w:rPr>
-      <w:rFonts w:ascii="Liberation Sans" w:hAnsi="Liberation Sans" w:eastAsia="Noto Sans CJK KR" w:cs="Lohit Devanagari"/>
+      <w:rFonts w:ascii="Liberation Sans" w:hAnsi="Liberation Sans" w:eastAsia="나눔고딕" w:cs="Arial"/>
       <w:sz w:val="28"/>
       <w:szCs w:val="28"/>
     </w:rPr>
@@ -31865,7 +35368,7 @@
       <w:szCs w:val="24"/>
     </w:rPr>
   </w:style>
-  <w:style w:type="paragraph" w:styleId="Style6" w:customStyle="1">
+  <w:style w:type="paragraph" w:styleId="Style7">
     <w:name w:val="색인"/>
     <w:basedOn w:val="Normal"/>
     <w:qFormat/>
@@ -31873,10 +35376,11 @@
       <w:suppressLineNumbers/>
     </w:pPr>
     <w:rPr>
-      <w:rFonts w:cs="Lohit Devanagari"/>
+      <w:rFonts w:cs="Arial"/>
+      <w:sz w:val="24"/>
     </w:rPr>
   </w:style>
-  <w:style w:type="paragraph" w:styleId="user1">
+  <w:style w:type="paragraph" w:styleId="user">
     <w:name w:val="제목 (user)"/>
     <w:basedOn w:val="Normal"/>
     <w:next w:val="BodyText"/>
@@ -31886,12 +35390,12 @@
       <w:spacing w:before="240" w:after="120"/>
     </w:pPr>
     <w:rPr>
-      <w:rFonts w:ascii="Liberation Sans" w:hAnsi="Liberation Sans" w:eastAsia="나눔고딕" w:cs="Arial"/>
+      <w:rFonts w:ascii="Liberation Sans" w:hAnsi="Liberation Sans" w:eastAsia="Noto Sans CJK KR" w:cs="Lohit Devanagari"/>
       <w:sz w:val="28"/>
       <w:szCs w:val="28"/>
     </w:rPr>
   </w:style>
-  <w:style w:type="paragraph" w:styleId="user2">
+  <w:style w:type="paragraph" w:styleId="user1" w:customStyle="1">
     <w:name w:val="색인 (user)"/>
     <w:basedOn w:val="Normal"/>
     <w:qFormat/>
@@ -31899,8 +35403,7 @@
       <w:suppressLineNumbers/>
     </w:pPr>
     <w:rPr>
-      <w:rFonts w:cs="Arial"/>
-      <w:sz w:val="24"/>
+      <w:rFonts w:cs="Lohit Devanagari"/>
     </w:rPr>
   </w:style>
   <w:style w:type="paragraph" w:styleId="Title">
@@ -32582,8 +36085,8 @@
       <w:szCs w:val="24"/>
     </w:rPr>
   </w:style>
-  <w:style w:type="paragraph" w:styleId="Style7" w:customStyle="1">
-    <w:name w:val="표 내용"/>
+  <w:style w:type="paragraph" w:styleId="user2" w:customStyle="1">
+    <w:name w:val="표 내용 (user)"/>
     <w:basedOn w:val="Normal"/>
     <w:qFormat/>
     <w:pPr>
@@ -32591,9 +36094,9 @@
     </w:pPr>
     <w:rPr/>
   </w:style>
-  <w:style w:type="paragraph" w:styleId="Style8" w:customStyle="1">
-    <w:name w:val="표제목"/>
-    <w:basedOn w:val="Style7"/>
+  <w:style w:type="paragraph" w:styleId="user3" w:customStyle="1">
+    <w:name w:val="표제목 (user)"/>
+    <w:basedOn w:val="user2"/>
     <w:qFormat/>
     <w:pPr>
       <w:jc w:val="center"/>
@@ -32603,8 +36106,8 @@
       <w:bCs/>
     </w:rPr>
   </w:style>
-  <w:style w:type="paragraph" w:styleId="user3">
-    <w:name w:val="표 내용 (user)"/>
+  <w:style w:type="paragraph" w:styleId="Style8">
+    <w:name w:val="표 내용"/>
     <w:basedOn w:val="Normal"/>
     <w:qFormat/>
     <w:pPr>
@@ -32613,9 +36116,9 @@
     </w:pPr>
     <w:rPr/>
   </w:style>
-  <w:style w:type="paragraph" w:styleId="user4">
-    <w:name w:val="표제목 (user)"/>
-    <w:basedOn w:val="user3"/>
+  <w:style w:type="paragraph" w:styleId="Style9">
+    <w:name w:val="표제목"/>
+    <w:basedOn w:val="Style8"/>
     <w:qFormat/>
     <w:pPr>
       <w:suppressLineNumbers/>

--- a/raildriver-USA-Remapped.docx
+++ b/raildriver-USA-Remapped.docx
@@ -33108,6 +33108,1164 @@
           <w:sz w:val="16"/>
           <w:szCs w:val="16"/>
         </w:rPr>
+        <w:t xml:space="preserve">    Multi-level Commuter Cab Car-1</w:t>
+      </w:r>
+    </w:p>
+    <w:tbl>
+      <w:tblPr>
+        <w:tblW w:w="14248" w:type="dxa"/>
+        <w:jc w:val="left"/>
+        <w:tblInd w:w="-5" w:type="dxa"/>
+        <w:tblLayout w:type="fixed"/>
+        <w:tblCellMar>
+          <w:top w:w="0" w:type="dxa"/>
+          <w:left w:w="108" w:type="dxa"/>
+          <w:bottom w:w="0" w:type="dxa"/>
+          <w:right w:w="108" w:type="dxa"/>
+        </w:tblCellMar>
+        <w:tblLook w:firstRow="1" w:noVBand="1" w:lastRow="0" w:firstColumn="1" w:lastColumn="0" w:noHBand="0" w:val="04a0"/>
+      </w:tblPr>
+      <w:tblGrid>
+        <w:gridCol w:w="1017"/>
+        <w:gridCol w:w="1019"/>
+        <w:gridCol w:w="1014"/>
+        <w:gridCol w:w="1016"/>
+        <w:gridCol w:w="1020"/>
+        <w:gridCol w:w="1016"/>
+        <w:gridCol w:w="1016"/>
+        <w:gridCol w:w="1017"/>
+        <w:gridCol w:w="1016"/>
+        <w:gridCol w:w="1020"/>
+        <w:gridCol w:w="1016"/>
+        <w:gridCol w:w="1016"/>
+        <w:gridCol w:w="1016"/>
+        <w:gridCol w:w="1029"/>
+      </w:tblGrid>
+      <w:tr>
+        <w:trPr>
+          <w:trHeight w:val="440" w:hRule="exact"/>
+          <w:cantSplit w:val="true"/>
+        </w:trPr>
+        <w:tc>
+          <w:tcPr>
+            <w:tcW w:w="1017" w:type="dxa"/>
+            <w:tcBorders>
+              <w:top w:val="single" w:sz="4" w:space="0" w:color="000000"/>
+              <w:left w:val="single" w:sz="4" w:space="0" w:color="000000"/>
+              <w:bottom w:val="single" w:sz="4" w:space="0" w:color="000000"/>
+            </w:tcBorders>
+            <w:vAlign w:val="bottom"/>
+          </w:tcPr>
+          <w:p>
+            <w:pPr>
+              <w:pStyle w:val="Normal"/>
+              <w:widowControl w:val="false"/>
+              <w:spacing w:lineRule="auto" w:line="180" w:before="0" w:after="60"/>
+              <w:jc w:val="center"/>
+              <w:rPr>
+                <w:color w:val="000000"/>
+                <w:sz w:val="16"/>
+                <w:szCs w:val="16"/>
+              </w:rPr>
+            </w:pPr>
+            <w:r>
+              <w:rPr>
+                <w:rFonts w:eastAsia="arial" w:ascii="arial" w:hAnsi="arial"/>
+                <w:b/>
+                <w:color w:val="000000"/>
+                <w:sz w:val="16"/>
+                <w:szCs w:val="16"/>
+              </w:rPr>
+              <w:t>Pause</w:t>
+            </w:r>
+          </w:p>
+        </w:tc>
+        <w:tc>
+          <w:tcPr>
+            <w:tcW w:w="1019" w:type="dxa"/>
+            <w:tcBorders>
+              <w:top w:val="single" w:sz="4" w:space="0" w:color="000000"/>
+              <w:left w:val="single" w:sz="4" w:space="0" w:color="000000"/>
+              <w:bottom w:val="single" w:sz="4" w:space="0" w:color="000000"/>
+            </w:tcBorders>
+            <w:vAlign w:val="bottom"/>
+          </w:tcPr>
+          <w:p>
+            <w:pPr>
+              <w:pStyle w:val="Normal"/>
+              <w:widowControl w:val="false"/>
+              <w:spacing w:lineRule="auto" w:line="180"/>
+              <w:jc w:val="center"/>
+              <w:rPr>
+                <w:color w:val="000000"/>
+                <w:sz w:val="16"/>
+                <w:szCs w:val="16"/>
+              </w:rPr>
+            </w:pPr>
+            <w:r>
+              <w:rPr>
+                <w:color w:val="000000"/>
+                <w:sz w:val="16"/>
+                <w:szCs w:val="16"/>
+              </w:rPr>
+            </w:r>
+          </w:p>
+        </w:tc>
+        <w:tc>
+          <w:tcPr>
+            <w:tcW w:w="1014" w:type="dxa"/>
+            <w:tcBorders>
+              <w:top w:val="single" w:sz="4" w:space="0" w:color="000000"/>
+              <w:left w:val="single" w:sz="4" w:space="0" w:color="000000"/>
+              <w:bottom w:val="single" w:sz="4" w:space="0" w:color="000000"/>
+            </w:tcBorders>
+            <w:vAlign w:val="bottom"/>
+          </w:tcPr>
+          <w:p>
+            <w:pPr>
+              <w:pStyle w:val="Normal"/>
+              <w:widowControl w:val="false"/>
+              <w:jc w:val="center"/>
+              <w:rPr>
+                <w:rFonts w:ascii="arial" w:hAnsi="arial" w:eastAsia="arial"/>
+                <w:color w:val="000000"/>
+                <w:sz w:val="16"/>
+                <w:szCs w:val="16"/>
+              </w:rPr>
+            </w:pPr>
+            <w:r>
+              <w:rPr>
+                <w:rFonts w:eastAsia="arial" w:ascii="arial" w:hAnsi="arial"/>
+                <w:color w:val="000000"/>
+                <w:sz w:val="16"/>
+                <w:szCs w:val="16"/>
+              </w:rPr>
+            </w:r>
+          </w:p>
+        </w:tc>
+        <w:tc>
+          <w:tcPr>
+            <w:tcW w:w="1016" w:type="dxa"/>
+            <w:tcBorders>
+              <w:top w:val="single" w:sz="4" w:space="0" w:color="000000"/>
+              <w:left w:val="single" w:sz="4" w:space="0" w:color="000000"/>
+              <w:bottom w:val="single" w:sz="4" w:space="0" w:color="000000"/>
+            </w:tcBorders>
+            <w:vAlign w:val="bottom"/>
+          </w:tcPr>
+          <w:p>
+            <w:pPr>
+              <w:pStyle w:val="Normal"/>
+              <w:widowControl w:val="false"/>
+              <w:spacing w:lineRule="auto" w:line="180"/>
+              <w:jc w:val="center"/>
+              <w:rPr>
+                <w:color w:val="000000"/>
+                <w:sz w:val="16"/>
+                <w:szCs w:val="16"/>
+              </w:rPr>
+            </w:pPr>
+            <w:r>
+              <w:rPr>
+                <w:color w:val="000000"/>
+                <w:sz w:val="16"/>
+                <w:szCs w:val="16"/>
+              </w:rPr>
+              <w:t>ASES</w:t>
+            </w:r>
+          </w:p>
+        </w:tc>
+        <w:tc>
+          <w:tcPr>
+            <w:tcW w:w="1020" w:type="dxa"/>
+            <w:tcBorders>
+              <w:top w:val="single" w:sz="4" w:space="0" w:color="000000"/>
+              <w:left w:val="single" w:sz="4" w:space="0" w:color="000000"/>
+              <w:bottom w:val="single" w:sz="4" w:space="0" w:color="000000"/>
+            </w:tcBorders>
+            <w:vAlign w:val="bottom"/>
+          </w:tcPr>
+          <w:p>
+            <w:pPr>
+              <w:pStyle w:val="Normal"/>
+              <w:widowControl w:val="false"/>
+              <w:spacing w:lineRule="auto" w:line="180"/>
+              <w:jc w:val="center"/>
+              <w:rPr>
+                <w:color w:val="000000"/>
+                <w:sz w:val="16"/>
+                <w:szCs w:val="16"/>
+              </w:rPr>
+            </w:pPr>
+            <w:r>
+              <w:rPr>
+                <w:color w:val="000000"/>
+                <w:sz w:val="16"/>
+                <w:szCs w:val="16"/>
+              </w:rPr>
+              <w:t>Panto. Raise</w:t>
+            </w:r>
+          </w:p>
+        </w:tc>
+        <w:tc>
+          <w:tcPr>
+            <w:tcW w:w="1016" w:type="dxa"/>
+            <w:tcBorders>
+              <w:top w:val="single" w:sz="4" w:space="0" w:color="000000"/>
+              <w:left w:val="single" w:sz="4" w:space="0" w:color="000000"/>
+              <w:bottom w:val="single" w:sz="4" w:space="0" w:color="000000"/>
+            </w:tcBorders>
+            <w:vAlign w:val="bottom"/>
+          </w:tcPr>
+          <w:p>
+            <w:pPr>
+              <w:pStyle w:val="Normal"/>
+              <w:widowControl w:val="false"/>
+              <w:spacing w:lineRule="auto" w:line="180"/>
+              <w:jc w:val="center"/>
+              <w:rPr>
+                <w:color w:val="000000"/>
+                <w:sz w:val="16"/>
+                <w:szCs w:val="16"/>
+              </w:rPr>
+            </w:pPr>
+            <w:r>
+              <w:rPr>
+                <w:rFonts w:eastAsia="arial" w:ascii="arial" w:hAnsi="arial"/>
+                <w:color w:val="000000"/>
+                <w:sz w:val="16"/>
+                <w:szCs w:val="16"/>
+              </w:rPr>
+              <w:t>Display Dim Up</w:t>
+            </w:r>
+          </w:p>
+        </w:tc>
+        <w:tc>
+          <w:tcPr>
+            <w:tcW w:w="1016" w:type="dxa"/>
+            <w:tcBorders>
+              <w:top w:val="single" w:sz="4" w:space="0" w:color="000000"/>
+              <w:left w:val="single" w:sz="4" w:space="0" w:color="000000"/>
+              <w:bottom w:val="single" w:sz="4" w:space="0" w:color="000000"/>
+            </w:tcBorders>
+            <w:vAlign w:val="bottom"/>
+          </w:tcPr>
+          <w:p>
+            <w:pPr>
+              <w:pStyle w:val="Normal"/>
+              <w:widowControl w:val="false"/>
+              <w:jc w:val="center"/>
+              <w:rPr>
+                <w:color w:val="000000"/>
+                <w:sz w:val="16"/>
+                <w:szCs w:val="16"/>
+              </w:rPr>
+            </w:pPr>
+            <w:r>
+              <w:rPr>
+                <w:color w:val="000000"/>
+                <w:sz w:val="16"/>
+                <w:szCs w:val="16"/>
+              </w:rPr>
+              <w:t>Brake</w:t>
+            </w:r>
+          </w:p>
+          <w:p>
+            <w:pPr>
+              <w:pStyle w:val="Normal"/>
+              <w:widowControl w:val="false"/>
+              <w:jc w:val="center"/>
+              <w:rPr>
+                <w:color w:val="000000"/>
+                <w:sz w:val="16"/>
+                <w:szCs w:val="16"/>
+              </w:rPr>
+            </w:pPr>
+            <w:r>
+              <w:rPr>
+                <w:color w:val="000000"/>
+                <w:sz w:val="16"/>
+                <w:szCs w:val="16"/>
+              </w:rPr>
+              <w:t>Cut-In</w:t>
+            </w:r>
+          </w:p>
+        </w:tc>
+        <w:tc>
+          <w:tcPr>
+            <w:tcW w:w="1017" w:type="dxa"/>
+            <w:tcBorders>
+              <w:top w:val="single" w:sz="4" w:space="0" w:color="000000"/>
+              <w:left w:val="single" w:sz="4" w:space="0" w:color="000000"/>
+              <w:bottom w:val="single" w:sz="4" w:space="0" w:color="000000"/>
+            </w:tcBorders>
+            <w:vAlign w:val="bottom"/>
+          </w:tcPr>
+          <w:p>
+            <w:pPr>
+              <w:pStyle w:val="Normal"/>
+              <w:widowControl w:val="false"/>
+              <w:jc w:val="center"/>
+              <w:rPr>
+                <w:color w:val="000000"/>
+                <w:sz w:val="16"/>
+                <w:szCs w:val="16"/>
+              </w:rPr>
+            </w:pPr>
+            <w:r>
+              <w:rPr>
+                <w:rFonts w:eastAsia="arial" w:ascii="arial" w:hAnsi="arial"/>
+                <w:color w:val="000000"/>
+                <w:sz w:val="16"/>
+                <w:szCs w:val="16"/>
+              </w:rPr>
+              <w:t>Aux Light On</w:t>
+            </w:r>
+          </w:p>
+        </w:tc>
+        <w:tc>
+          <w:tcPr>
+            <w:tcW w:w="1016" w:type="dxa"/>
+            <w:tcBorders>
+              <w:top w:val="single" w:sz="4" w:space="0" w:color="000000"/>
+              <w:left w:val="single" w:sz="4" w:space="0" w:color="000000"/>
+              <w:bottom w:val="single" w:sz="4" w:space="0" w:color="000000"/>
+            </w:tcBorders>
+            <w:vAlign w:val="bottom"/>
+          </w:tcPr>
+          <w:p>
+            <w:pPr>
+              <w:pStyle w:val="Normal"/>
+              <w:widowControl w:val="false"/>
+              <w:jc w:val="center"/>
+              <w:rPr>
+                <w:color w:val="000000"/>
+                <w:sz w:val="16"/>
+                <w:szCs w:val="16"/>
+              </w:rPr>
+            </w:pPr>
+            <w:r>
+              <w:rPr>
+                <w:rFonts w:eastAsia="arial" w:ascii="arial" w:hAnsi="arial"/>
+                <w:color w:val="000000"/>
+                <w:sz w:val="16"/>
+                <w:szCs w:val="16"/>
+              </w:rPr>
+              <w:t>Vestibule Light</w:t>
+            </w:r>
+          </w:p>
+        </w:tc>
+        <w:tc>
+          <w:tcPr>
+            <w:tcW w:w="1020" w:type="dxa"/>
+            <w:tcBorders>
+              <w:top w:val="single" w:sz="4" w:space="0" w:color="000000"/>
+              <w:left w:val="single" w:sz="4" w:space="0" w:color="000000"/>
+              <w:bottom w:val="single" w:sz="4" w:space="0" w:color="000000"/>
+            </w:tcBorders>
+            <w:vAlign w:val="bottom"/>
+          </w:tcPr>
+          <w:p>
+            <w:pPr>
+              <w:pStyle w:val="Normal"/>
+              <w:widowControl w:val="false"/>
+              <w:spacing w:lineRule="auto" w:line="180"/>
+              <w:jc w:val="center"/>
+              <w:rPr>
+                <w:sz w:val="16"/>
+                <w:szCs w:val="16"/>
+              </w:rPr>
+            </w:pPr>
+            <w:r>
+              <w:rPr>
+                <w:rFonts w:eastAsia="arial" w:ascii="arial" w:hAnsi="arial"/>
+                <w:color w:val="000000"/>
+                <w:sz w:val="16"/>
+                <w:szCs w:val="16"/>
+              </w:rPr>
+              <w:t>Reading Light Up</w:t>
+            </w:r>
+          </w:p>
+        </w:tc>
+        <w:tc>
+          <w:tcPr>
+            <w:tcW w:w="1016" w:type="dxa"/>
+            <w:tcBorders>
+              <w:top w:val="single" w:sz="4" w:space="0" w:color="000000"/>
+              <w:left w:val="single" w:sz="4" w:space="0" w:color="000000"/>
+              <w:bottom w:val="single" w:sz="4" w:space="0" w:color="000000"/>
+            </w:tcBorders>
+            <w:vAlign w:val="bottom"/>
+          </w:tcPr>
+          <w:p>
+            <w:pPr>
+              <w:pStyle w:val="Normal"/>
+              <w:widowControl w:val="false"/>
+              <w:spacing w:lineRule="auto" w:line="180"/>
+              <w:jc w:val="center"/>
+              <w:rPr>
+                <w:sz w:val="16"/>
+                <w:szCs w:val="16"/>
+              </w:rPr>
+            </w:pPr>
+            <w:r>
+              <w:rPr>
+                <w:rFonts w:eastAsia="arial" w:ascii="arial" w:hAnsi="arial"/>
+                <w:color w:val="000000"/>
+                <w:sz w:val="16"/>
+                <w:szCs w:val="16"/>
+              </w:rPr>
+              <w:t>Gauge Light Up</w:t>
+            </w:r>
+          </w:p>
+        </w:tc>
+        <w:tc>
+          <w:tcPr>
+            <w:tcW w:w="1016" w:type="dxa"/>
+            <w:tcBorders>
+              <w:top w:val="single" w:sz="4" w:space="0" w:color="000000"/>
+              <w:left w:val="single" w:sz="4" w:space="0" w:color="000000"/>
+              <w:bottom w:val="single" w:sz="4" w:space="0" w:color="000000"/>
+            </w:tcBorders>
+            <w:vAlign w:val="bottom"/>
+          </w:tcPr>
+          <w:p>
+            <w:pPr>
+              <w:pStyle w:val="Normal"/>
+              <w:widowControl w:val="false"/>
+              <w:spacing w:lineRule="auto" w:line="180"/>
+              <w:jc w:val="center"/>
+              <w:rPr>
+                <w:sz w:val="16"/>
+                <w:szCs w:val="16"/>
+              </w:rPr>
+            </w:pPr>
+            <w:r>
+              <w:rPr>
+                <w:sz w:val="16"/>
+                <w:szCs w:val="16"/>
+              </w:rPr>
+              <w:t>Cab Light</w:t>
+            </w:r>
+          </w:p>
+        </w:tc>
+        <w:tc>
+          <w:tcPr>
+            <w:tcW w:w="1016" w:type="dxa"/>
+            <w:tcBorders>
+              <w:top w:val="single" w:sz="4" w:space="0" w:color="000000"/>
+              <w:left w:val="single" w:sz="4" w:space="0" w:color="000000"/>
+              <w:bottom w:val="single" w:sz="4" w:space="0" w:color="000000"/>
+            </w:tcBorders>
+            <w:vAlign w:val="bottom"/>
+          </w:tcPr>
+          <w:p>
+            <w:pPr>
+              <w:pStyle w:val="Normal"/>
+              <w:widowControl w:val="false"/>
+              <w:spacing w:lineRule="auto" w:line="180"/>
+              <w:jc w:val="center"/>
+              <w:rPr>
+                <w:sz w:val="16"/>
+                <w:szCs w:val="16"/>
+              </w:rPr>
+            </w:pPr>
+            <w:r>
+              <w:rPr>
+                <w:rFonts w:eastAsia="arial" w:ascii="arial" w:hAnsi="arial"/>
+                <w:color w:val="000000"/>
+                <w:sz w:val="16"/>
+                <w:szCs w:val="16"/>
+              </w:rPr>
+              <w:t>1-Person</w:t>
+            </w:r>
+          </w:p>
+        </w:tc>
+        <w:tc>
+          <w:tcPr>
+            <w:tcW w:w="1029" w:type="dxa"/>
+            <w:tcBorders>
+              <w:top w:val="single" w:sz="4" w:space="0" w:color="000000"/>
+              <w:left w:val="single" w:sz="4" w:space="0" w:color="000000"/>
+              <w:bottom w:val="single" w:sz="4" w:space="0" w:color="000000"/>
+              <w:right w:val="single" w:sz="4" w:space="0" w:color="000000"/>
+            </w:tcBorders>
+            <w:vAlign w:val="bottom"/>
+          </w:tcPr>
+          <w:p>
+            <w:pPr>
+              <w:pStyle w:val="Normal"/>
+              <w:widowControl w:val="false"/>
+              <w:spacing w:lineRule="auto" w:line="180"/>
+              <w:jc w:val="center"/>
+              <w:rPr>
+                <w:sz w:val="16"/>
+                <w:szCs w:val="16"/>
+              </w:rPr>
+            </w:pPr>
+            <w:r>
+              <w:rPr>
+                <w:rFonts w:eastAsia="arial" w:ascii="arial" w:hAnsi="arial"/>
+                <w:color w:val="000000"/>
+                <w:sz w:val="16"/>
+                <w:szCs w:val="16"/>
+              </w:rPr>
+              <w:t>Next</w:t>
+            </w:r>
+          </w:p>
+          <w:p>
+            <w:pPr>
+              <w:pStyle w:val="Normal"/>
+              <w:widowControl w:val="false"/>
+              <w:spacing w:lineRule="auto" w:line="180"/>
+              <w:jc w:val="center"/>
+              <w:rPr>
+                <w:sz w:val="16"/>
+                <w:szCs w:val="16"/>
+              </w:rPr>
+            </w:pPr>
+            <w:r>
+              <w:rPr>
+                <w:rFonts w:eastAsia="arial" w:ascii="arial" w:hAnsi="arial"/>
+                <w:color w:val="000000"/>
+                <w:sz w:val="16"/>
+                <w:szCs w:val="16"/>
+              </w:rPr>
+              <w:t>Cab Cam</w:t>
+            </w:r>
+          </w:p>
+        </w:tc>
+      </w:tr>
+    </w:tbl>
+    <w:p>
+      <w:pPr>
+        <w:pStyle w:val="Normal"/>
+        <w:rPr>
+          <w:rFonts w:ascii="arial" w:hAnsi="arial" w:eastAsia="arial"/>
+          <w:color w:val="000000"/>
+          <w:sz w:val="16"/>
+          <w:szCs w:val="16"/>
+        </w:rPr>
+      </w:pPr>
+      <w:r>
+        <w:rPr>
+          <w:rFonts w:eastAsia="arial" w:ascii="arial" w:hAnsi="arial"/>
+          <w:color w:val="000000"/>
+          <w:sz w:val="16"/>
+          <w:szCs w:val="16"/>
+        </w:rPr>
+      </w:r>
+    </w:p>
+    <w:p>
+      <w:pPr>
+        <w:pStyle w:val="Normal"/>
+        <w:rPr>
+          <w:color w:val="000000"/>
+          <w:sz w:val="16"/>
+          <w:szCs w:val="16"/>
+        </w:rPr>
+      </w:pPr>
+      <w:r>
+        <w:rPr>
+          <w:rFonts w:eastAsia="arial" w:ascii="arial" w:hAnsi="arial"/>
+          <w:color w:val="000000"/>
+          <w:sz w:val="16"/>
+          <w:szCs w:val="16"/>
+        </w:rPr>
+        <w:tab/>
+        <w:t xml:space="preserve">           Multi-level Commuter Cab Car-2</w:t>
+      </w:r>
+    </w:p>
+    <w:tbl>
+      <w:tblPr>
+        <w:tblW w:w="14248" w:type="dxa"/>
+        <w:jc w:val="left"/>
+        <w:tblInd w:w="-5" w:type="dxa"/>
+        <w:tblLayout w:type="fixed"/>
+        <w:tblCellMar>
+          <w:top w:w="0" w:type="dxa"/>
+          <w:left w:w="108" w:type="dxa"/>
+          <w:bottom w:w="0" w:type="dxa"/>
+          <w:right w:w="108" w:type="dxa"/>
+        </w:tblCellMar>
+        <w:tblLook w:firstRow="1" w:noVBand="1" w:lastRow="0" w:firstColumn="1" w:lastColumn="0" w:noHBand="0" w:val="04a0"/>
+      </w:tblPr>
+      <w:tblGrid>
+        <w:gridCol w:w="1017"/>
+        <w:gridCol w:w="1019"/>
+        <w:gridCol w:w="1014"/>
+        <w:gridCol w:w="1016"/>
+        <w:gridCol w:w="1020"/>
+        <w:gridCol w:w="1016"/>
+        <w:gridCol w:w="1016"/>
+        <w:gridCol w:w="1017"/>
+        <w:gridCol w:w="1016"/>
+        <w:gridCol w:w="1020"/>
+        <w:gridCol w:w="1016"/>
+        <w:gridCol w:w="1016"/>
+        <w:gridCol w:w="1016"/>
+        <w:gridCol w:w="1029"/>
+      </w:tblGrid>
+      <w:tr>
+        <w:trPr>
+          <w:trHeight w:val="440" w:hRule="exact"/>
+          <w:cantSplit w:val="true"/>
+        </w:trPr>
+        <w:tc>
+          <w:tcPr>
+            <w:tcW w:w="1017" w:type="dxa"/>
+            <w:tcBorders>
+              <w:top w:val="single" w:sz="4" w:space="0" w:color="000000"/>
+              <w:left w:val="single" w:sz="4" w:space="0" w:color="000000"/>
+              <w:bottom w:val="single" w:sz="4" w:space="0" w:color="000000"/>
+            </w:tcBorders>
+            <w:vAlign w:val="bottom"/>
+          </w:tcPr>
+          <w:p>
+            <w:pPr>
+              <w:pStyle w:val="Normal"/>
+              <w:widowControl w:val="false"/>
+              <w:spacing w:lineRule="auto" w:line="180" w:before="0" w:after="60"/>
+              <w:jc w:val="center"/>
+              <w:rPr>
+                <w:b/>
+                <w:bCs/>
+              </w:rPr>
+            </w:pPr>
+            <w:r>
+              <w:rPr>
+                <w:b/>
+                <w:bCs/>
+                <w:color w:val="000000"/>
+                <w:sz w:val="16"/>
+                <w:szCs w:val="16"/>
+              </w:rPr>
+              <w:t>HUD</w:t>
+            </w:r>
+          </w:p>
+        </w:tc>
+        <w:tc>
+          <w:tcPr>
+            <w:tcW w:w="1019" w:type="dxa"/>
+            <w:tcBorders>
+              <w:top w:val="single" w:sz="4" w:space="0" w:color="000000"/>
+              <w:left w:val="single" w:sz="4" w:space="0" w:color="000000"/>
+              <w:bottom w:val="single" w:sz="4" w:space="0" w:color="000000"/>
+            </w:tcBorders>
+            <w:vAlign w:val="bottom"/>
+          </w:tcPr>
+          <w:p>
+            <w:pPr>
+              <w:pStyle w:val="Normal"/>
+              <w:widowControl w:val="false"/>
+              <w:spacing w:lineRule="auto" w:line="180"/>
+              <w:jc w:val="center"/>
+              <w:rPr>
+                <w:color w:val="000000"/>
+                <w:sz w:val="16"/>
+                <w:szCs w:val="16"/>
+              </w:rPr>
+            </w:pPr>
+            <w:r>
+              <w:rPr>
+                <w:color w:val="000000"/>
+                <w:sz w:val="16"/>
+                <w:szCs w:val="16"/>
+              </w:rPr>
+              <w:t>Schedule</w:t>
+            </w:r>
+          </w:p>
+        </w:tc>
+        <w:tc>
+          <w:tcPr>
+            <w:tcW w:w="1014" w:type="dxa"/>
+            <w:tcBorders>
+              <w:top w:val="single" w:sz="4" w:space="0" w:color="000000"/>
+              <w:left w:val="single" w:sz="4" w:space="0" w:color="000000"/>
+              <w:bottom w:val="single" w:sz="4" w:space="0" w:color="000000"/>
+            </w:tcBorders>
+            <w:vAlign w:val="bottom"/>
+          </w:tcPr>
+          <w:p>
+            <w:pPr>
+              <w:pStyle w:val="Normal"/>
+              <w:widowControl w:val="false"/>
+              <w:jc w:val="center"/>
+              <w:rPr>
+                <w:rFonts w:ascii="arial" w:hAnsi="arial" w:eastAsia="arial"/>
+                <w:color w:val="000000"/>
+                <w:sz w:val="16"/>
+                <w:szCs w:val="16"/>
+              </w:rPr>
+            </w:pPr>
+            <w:r>
+              <w:rPr>
+                <w:rFonts w:eastAsia="arial" w:ascii="arial" w:hAnsi="arial"/>
+                <w:color w:val="000000"/>
+                <w:sz w:val="16"/>
+                <w:szCs w:val="16"/>
+              </w:rPr>
+            </w:r>
+          </w:p>
+        </w:tc>
+        <w:tc>
+          <w:tcPr>
+            <w:tcW w:w="1016" w:type="dxa"/>
+            <w:tcBorders>
+              <w:top w:val="single" w:sz="4" w:space="0" w:color="000000"/>
+              <w:left w:val="single" w:sz="4" w:space="0" w:color="000000"/>
+              <w:bottom w:val="single" w:sz="4" w:space="0" w:color="000000"/>
+            </w:tcBorders>
+            <w:vAlign w:val="bottom"/>
+          </w:tcPr>
+          <w:p>
+            <w:pPr>
+              <w:pStyle w:val="Normal"/>
+              <w:widowControl w:val="false"/>
+              <w:spacing w:lineRule="auto" w:line="180"/>
+              <w:jc w:val="center"/>
+              <w:rPr>
+                <w:color w:val="000000"/>
+                <w:sz w:val="16"/>
+                <w:szCs w:val="16"/>
+              </w:rPr>
+            </w:pPr>
+            <w:r>
+              <w:rPr>
+                <w:color w:val="000000"/>
+                <w:sz w:val="16"/>
+                <w:szCs w:val="16"/>
+              </w:rPr>
+              <w:t>Alerter</w:t>
+            </w:r>
+          </w:p>
+        </w:tc>
+        <w:tc>
+          <w:tcPr>
+            <w:tcW w:w="1020" w:type="dxa"/>
+            <w:tcBorders>
+              <w:top w:val="single" w:sz="4" w:space="0" w:color="000000"/>
+              <w:left w:val="single" w:sz="4" w:space="0" w:color="000000"/>
+              <w:bottom w:val="single" w:sz="4" w:space="0" w:color="000000"/>
+            </w:tcBorders>
+            <w:vAlign w:val="bottom"/>
+          </w:tcPr>
+          <w:p>
+            <w:pPr>
+              <w:pStyle w:val="Normal"/>
+              <w:widowControl w:val="false"/>
+              <w:spacing w:lineRule="auto" w:line="180"/>
+              <w:jc w:val="center"/>
+              <w:rPr>
+                <w:color w:val="000000"/>
+                <w:sz w:val="16"/>
+                <w:szCs w:val="16"/>
+              </w:rPr>
+            </w:pPr>
+            <w:r>
+              <w:rPr>
+                <w:color w:val="000000"/>
+                <w:sz w:val="16"/>
+                <w:szCs w:val="16"/>
+              </w:rPr>
+              <w:t>Panto. Low</w:t>
+            </w:r>
+          </w:p>
+        </w:tc>
+        <w:tc>
+          <w:tcPr>
+            <w:tcW w:w="1016" w:type="dxa"/>
+            <w:tcBorders>
+              <w:top w:val="single" w:sz="4" w:space="0" w:color="000000"/>
+              <w:left w:val="single" w:sz="4" w:space="0" w:color="000000"/>
+              <w:bottom w:val="single" w:sz="4" w:space="0" w:color="000000"/>
+            </w:tcBorders>
+            <w:vAlign w:val="bottom"/>
+          </w:tcPr>
+          <w:p>
+            <w:pPr>
+              <w:pStyle w:val="Normal"/>
+              <w:widowControl w:val="false"/>
+              <w:spacing w:lineRule="auto" w:line="180"/>
+              <w:jc w:val="center"/>
+              <w:rPr>
+                <w:color w:val="000000"/>
+                <w:sz w:val="16"/>
+                <w:szCs w:val="16"/>
+              </w:rPr>
+            </w:pPr>
+            <w:r>
+              <w:rPr>
+                <w:rFonts w:eastAsia="arial" w:ascii="arial" w:hAnsi="arial"/>
+                <w:color w:val="000000"/>
+                <w:sz w:val="16"/>
+                <w:szCs w:val="16"/>
+              </w:rPr>
+              <w:t>Display Dim Dw</w:t>
+            </w:r>
+          </w:p>
+        </w:tc>
+        <w:tc>
+          <w:tcPr>
+            <w:tcW w:w="1016" w:type="dxa"/>
+            <w:tcBorders>
+              <w:top w:val="single" w:sz="4" w:space="0" w:color="000000"/>
+              <w:left w:val="single" w:sz="4" w:space="0" w:color="000000"/>
+              <w:bottom w:val="single" w:sz="4" w:space="0" w:color="000000"/>
+            </w:tcBorders>
+            <w:vAlign w:val="bottom"/>
+          </w:tcPr>
+          <w:p>
+            <w:pPr>
+              <w:pStyle w:val="Normal"/>
+              <w:widowControl w:val="false"/>
+              <w:jc w:val="center"/>
+              <w:rPr>
+                <w:color w:val="000000"/>
+                <w:sz w:val="16"/>
+                <w:szCs w:val="16"/>
+              </w:rPr>
+            </w:pPr>
+            <w:r>
+              <w:rPr>
+                <w:rFonts w:eastAsia="arial" w:ascii="arial" w:hAnsi="arial"/>
+                <w:color w:val="000000"/>
+                <w:sz w:val="16"/>
+                <w:szCs w:val="16"/>
+              </w:rPr>
+              <w:t>Brake</w:t>
+            </w:r>
+          </w:p>
+          <w:p>
+            <w:pPr>
+              <w:pStyle w:val="Normal"/>
+              <w:widowControl w:val="false"/>
+              <w:jc w:val="center"/>
+              <w:rPr>
+                <w:color w:val="000000"/>
+                <w:sz w:val="16"/>
+                <w:szCs w:val="16"/>
+              </w:rPr>
+            </w:pPr>
+            <w:r>
+              <w:rPr>
+                <w:rFonts w:eastAsia="arial" w:ascii="arial" w:hAnsi="arial"/>
+                <w:color w:val="000000"/>
+                <w:sz w:val="16"/>
+                <w:szCs w:val="16"/>
+              </w:rPr>
+              <w:t>Cut-Out</w:t>
+            </w:r>
+          </w:p>
+        </w:tc>
+        <w:tc>
+          <w:tcPr>
+            <w:tcW w:w="1017" w:type="dxa"/>
+            <w:tcBorders>
+              <w:top w:val="single" w:sz="4" w:space="0" w:color="000000"/>
+              <w:left w:val="single" w:sz="4" w:space="0" w:color="000000"/>
+              <w:bottom w:val="single" w:sz="4" w:space="0" w:color="000000"/>
+            </w:tcBorders>
+            <w:vAlign w:val="bottom"/>
+          </w:tcPr>
+          <w:p>
+            <w:pPr>
+              <w:pStyle w:val="Normal"/>
+              <w:widowControl w:val="false"/>
+              <w:jc w:val="center"/>
+              <w:rPr>
+                <w:sz w:val="16"/>
+                <w:szCs w:val="16"/>
+              </w:rPr>
+            </w:pPr>
+            <w:r>
+              <w:rPr>
+                <w:rFonts w:eastAsia="arial" w:ascii="arial" w:hAnsi="arial"/>
+                <w:sz w:val="16"/>
+                <w:szCs w:val="16"/>
+              </w:rPr>
+              <w:t>Aux Light Off</w:t>
+            </w:r>
+          </w:p>
+        </w:tc>
+        <w:tc>
+          <w:tcPr>
+            <w:tcW w:w="1016" w:type="dxa"/>
+            <w:tcBorders>
+              <w:top w:val="single" w:sz="4" w:space="0" w:color="000000"/>
+              <w:left w:val="single" w:sz="4" w:space="0" w:color="000000"/>
+              <w:bottom w:val="single" w:sz="4" w:space="0" w:color="000000"/>
+            </w:tcBorders>
+            <w:vAlign w:val="bottom"/>
+          </w:tcPr>
+          <w:p>
+            <w:pPr>
+              <w:pStyle w:val="Normal"/>
+              <w:widowControl w:val="false"/>
+              <w:jc w:val="center"/>
+              <w:rPr>
+                <w:color w:val="000000"/>
+                <w:sz w:val="16"/>
+                <w:szCs w:val="16"/>
+              </w:rPr>
+            </w:pPr>
+            <w:r>
+              <w:rPr>
+                <w:rFonts w:eastAsia="arial" w:ascii="arial" w:hAnsi="arial"/>
+                <w:color w:val="000000"/>
+                <w:sz w:val="16"/>
+                <w:szCs w:val="16"/>
+              </w:rPr>
+              <w:t>Reading Light</w:t>
+            </w:r>
+          </w:p>
+        </w:tc>
+        <w:tc>
+          <w:tcPr>
+            <w:tcW w:w="1020" w:type="dxa"/>
+            <w:tcBorders>
+              <w:top w:val="single" w:sz="4" w:space="0" w:color="000000"/>
+              <w:left w:val="single" w:sz="4" w:space="0" w:color="000000"/>
+              <w:bottom w:val="single" w:sz="4" w:space="0" w:color="000000"/>
+            </w:tcBorders>
+            <w:vAlign w:val="bottom"/>
+          </w:tcPr>
+          <w:p>
+            <w:pPr>
+              <w:pStyle w:val="Normal"/>
+              <w:widowControl w:val="false"/>
+              <w:spacing w:lineRule="auto" w:line="180"/>
+              <w:jc w:val="center"/>
+              <w:rPr>
+                <w:sz w:val="16"/>
+                <w:szCs w:val="16"/>
+              </w:rPr>
+            </w:pPr>
+            <w:r>
+              <w:rPr>
+                <w:rFonts w:eastAsia="arial" w:ascii="arial" w:hAnsi="arial"/>
+                <w:color w:val="000000"/>
+                <w:sz w:val="16"/>
+                <w:szCs w:val="16"/>
+              </w:rPr>
+              <w:t>Reading Light Dw</w:t>
+            </w:r>
+          </w:p>
+        </w:tc>
+        <w:tc>
+          <w:tcPr>
+            <w:tcW w:w="1016" w:type="dxa"/>
+            <w:tcBorders>
+              <w:top w:val="single" w:sz="4" w:space="0" w:color="000000"/>
+              <w:left w:val="single" w:sz="4" w:space="0" w:color="000000"/>
+              <w:bottom w:val="single" w:sz="4" w:space="0" w:color="000000"/>
+            </w:tcBorders>
+            <w:vAlign w:val="bottom"/>
+          </w:tcPr>
+          <w:p>
+            <w:pPr>
+              <w:pStyle w:val="Normal"/>
+              <w:widowControl w:val="false"/>
+              <w:spacing w:lineRule="auto" w:line="180"/>
+              <w:jc w:val="center"/>
+              <w:rPr>
+                <w:sz w:val="16"/>
+                <w:szCs w:val="16"/>
+              </w:rPr>
+            </w:pPr>
+            <w:r>
+              <w:rPr>
+                <w:rFonts w:eastAsia="arial" w:ascii="arial" w:hAnsi="arial"/>
+                <w:color w:val="000000"/>
+                <w:sz w:val="16"/>
+                <w:szCs w:val="16"/>
+              </w:rPr>
+              <w:t>Gauge Light Dw</w:t>
+            </w:r>
+          </w:p>
+        </w:tc>
+        <w:tc>
+          <w:tcPr>
+            <w:tcW w:w="1016" w:type="dxa"/>
+            <w:tcBorders>
+              <w:top w:val="single" w:sz="4" w:space="0" w:color="000000"/>
+              <w:left w:val="single" w:sz="4" w:space="0" w:color="000000"/>
+              <w:bottom w:val="single" w:sz="4" w:space="0" w:color="000000"/>
+            </w:tcBorders>
+            <w:vAlign w:val="bottom"/>
+          </w:tcPr>
+          <w:p>
+            <w:pPr>
+              <w:pStyle w:val="Normal"/>
+              <w:widowControl w:val="false"/>
+              <w:jc w:val="center"/>
+              <w:rPr>
+                <w:color w:val="000000"/>
+                <w:sz w:val="16"/>
+                <w:szCs w:val="16"/>
+              </w:rPr>
+            </w:pPr>
+            <w:r>
+              <w:rPr>
+                <w:color w:val="000000"/>
+                <w:sz w:val="16"/>
+                <w:szCs w:val="16"/>
+              </w:rPr>
+              <w:t>Marker Light</w:t>
+            </w:r>
+          </w:p>
+        </w:tc>
+        <w:tc>
+          <w:tcPr>
+            <w:tcW w:w="1016" w:type="dxa"/>
+            <w:tcBorders>
+              <w:top w:val="single" w:sz="4" w:space="0" w:color="000000"/>
+              <w:left w:val="single" w:sz="4" w:space="0" w:color="000000"/>
+              <w:bottom w:val="single" w:sz="4" w:space="0" w:color="000000"/>
+            </w:tcBorders>
+            <w:vAlign w:val="bottom"/>
+          </w:tcPr>
+          <w:p>
+            <w:pPr>
+              <w:pStyle w:val="Normal"/>
+              <w:widowControl w:val="false"/>
+              <w:spacing w:lineRule="auto" w:line="180"/>
+              <w:jc w:val="center"/>
+              <w:rPr>
+                <w:sz w:val="16"/>
+                <w:szCs w:val="16"/>
+              </w:rPr>
+            </w:pPr>
+            <w:r>
+              <w:rPr>
+                <w:rFonts w:eastAsia="arial" w:ascii="arial" w:hAnsi="arial"/>
+                <w:color w:val="000000"/>
+                <w:sz w:val="16"/>
+                <w:szCs w:val="16"/>
+              </w:rPr>
+              <w:t>Exterior</w:t>
+            </w:r>
+          </w:p>
+          <w:p>
+            <w:pPr>
+              <w:pStyle w:val="Normal"/>
+              <w:widowControl w:val="false"/>
+              <w:spacing w:lineRule="auto" w:line="180"/>
+              <w:jc w:val="center"/>
+              <w:rPr>
+                <w:sz w:val="16"/>
+                <w:szCs w:val="16"/>
+              </w:rPr>
+            </w:pPr>
+            <w:r>
+              <w:rPr>
+                <w:rFonts w:eastAsia="arial" w:ascii="arial" w:hAnsi="arial"/>
+                <w:color w:val="000000"/>
+                <w:sz w:val="16"/>
+                <w:szCs w:val="16"/>
+              </w:rPr>
+              <w:t>Camera</w:t>
+            </w:r>
+          </w:p>
+        </w:tc>
+        <w:tc>
+          <w:tcPr>
+            <w:tcW w:w="1029" w:type="dxa"/>
+            <w:tcBorders>
+              <w:top w:val="single" w:sz="4" w:space="0" w:color="000000"/>
+              <w:left w:val="single" w:sz="4" w:space="0" w:color="000000"/>
+              <w:bottom w:val="single" w:sz="4" w:space="0" w:color="000000"/>
+              <w:right w:val="single" w:sz="4" w:space="0" w:color="000000"/>
+            </w:tcBorders>
+            <w:vAlign w:val="bottom"/>
+          </w:tcPr>
+          <w:p>
+            <w:pPr>
+              <w:pStyle w:val="Normal"/>
+              <w:widowControl w:val="false"/>
+              <w:spacing w:lineRule="auto" w:line="180"/>
+              <w:jc w:val="center"/>
+              <w:rPr>
+                <w:sz w:val="16"/>
+                <w:szCs w:val="16"/>
+              </w:rPr>
+            </w:pPr>
+            <w:r>
+              <w:rPr>
+                <w:rFonts w:eastAsia="arial" w:ascii="arial" w:hAnsi="arial"/>
+                <w:color w:val="000000"/>
+                <w:sz w:val="16"/>
+                <w:szCs w:val="16"/>
+              </w:rPr>
+              <w:t>Prev</w:t>
+            </w:r>
+          </w:p>
+          <w:p>
+            <w:pPr>
+              <w:pStyle w:val="Normal"/>
+              <w:widowControl w:val="false"/>
+              <w:spacing w:lineRule="auto" w:line="180"/>
+              <w:jc w:val="center"/>
+              <w:rPr>
+                <w:sz w:val="16"/>
+                <w:szCs w:val="16"/>
+              </w:rPr>
+            </w:pPr>
+            <w:r>
+              <w:rPr>
+                <w:rFonts w:eastAsia="arial" w:ascii="arial" w:hAnsi="arial"/>
+                <w:color w:val="000000"/>
+                <w:sz w:val="16"/>
+                <w:szCs w:val="16"/>
+              </w:rPr>
+              <w:t>Cab Cam</w:t>
+            </w:r>
+          </w:p>
+        </w:tc>
+      </w:tr>
+    </w:tbl>
+    <w:p>
+      <w:pPr>
+        <w:pStyle w:val="Normal"/>
+        <w:rPr>
+          <w:color w:val="000000"/>
+          <w:sz w:val="16"/>
+          <w:szCs w:val="16"/>
+        </w:rPr>
+      </w:pPr>
+      <w:r>
+        <w:rPr>
+          <w:color w:val="000000"/>
+          <w:sz w:val="16"/>
+          <w:szCs w:val="16"/>
+        </w:rPr>
+      </w:r>
+    </w:p>
+    <w:p>
+      <w:pPr>
+        <w:pStyle w:val="Normal"/>
+        <w:rPr>
+          <w:color w:val="000000"/>
+          <w:sz w:val="16"/>
+          <w:szCs w:val="16"/>
+        </w:rPr>
+      </w:pPr>
+      <w:r>
+        <w:rPr>
+          <w:color w:val="000000"/>
+          <w:sz w:val="16"/>
+          <w:szCs w:val="16"/>
+        </w:rPr>
+        <w:tab/>
+        <w:t xml:space="preserve">       </w:t>
+      </w:r>
+      <w:r>
+        <w:rPr>
+          <w:rFonts w:eastAsia="arial" w:ascii="arial" w:hAnsi="arial"/>
+          <w:color w:val="000000"/>
+          <w:sz w:val="16"/>
+          <w:szCs w:val="16"/>
+        </w:rPr>
         <w:t xml:space="preserve">    </w:t>
       </w:r>
       <w:r>
@@ -33117,7 +34275,7 @@
           <w:sz w:val="16"/>
           <w:szCs w:val="16"/>
         </w:rPr>
-        <w:t>Multi-level Commuter Cab Car</w:t>
+        <w:t>Arrow III</w:t>
       </w:r>
       <w:r>
         <w:rPr>
@@ -33212,20 +34370,22 @@
             <w:pPr>
               <w:pStyle w:val="Normal"/>
               <w:widowControl w:val="false"/>
-              <w:spacing w:lineRule="auto" w:line="180"/>
-              <w:jc w:val="center"/>
-              <w:rPr>
-                <w:color w:val="000000"/>
-                <w:sz w:val="16"/>
-                <w:szCs w:val="16"/>
-              </w:rPr>
-            </w:pPr>
-            <w:r>
-              <w:rPr>
-                <w:color w:val="000000"/>
-                <w:sz w:val="16"/>
-                <w:szCs w:val="16"/>
-              </w:rPr>
+              <w:jc w:val="center"/>
+              <w:rPr>
+                <w:rFonts w:ascii="arial" w:hAnsi="arial" w:eastAsia="arial"/>
+                <w:color w:val="000000"/>
+                <w:sz w:val="16"/>
+                <w:szCs w:val="16"/>
+              </w:rPr>
+            </w:pPr>
+            <w:r>
+              <w:rPr>
+                <w:rFonts w:eastAsia="arial" w:ascii="arial" w:hAnsi="arial"/>
+                <w:color w:val="000000"/>
+                <w:sz w:val="16"/>
+                <w:szCs w:val="16"/>
+              </w:rPr>
+              <w:t>Control Plug</w:t>
             </w:r>
           </w:p>
         </w:tc>
@@ -33289,7 +34449,7 @@
                 <w:sz w:val="16"/>
                 <w:szCs w:val="16"/>
               </w:rPr>
-              <w:t>ASES</w:t>
+              <w:t>PTC</w:t>
             </w:r>
           </w:p>
         </w:tc>
@@ -33348,13 +34508,7 @@
               </w:rPr>
             </w:pPr>
             <w:r>
-              <w:rPr>
-                <w:rFonts w:eastAsia="arial" w:ascii="arial" w:hAnsi="arial"/>
-                <w:color w:val="000000"/>
-                <w:sz w:val="16"/>
-                <w:szCs w:val="16"/>
-              </w:rPr>
-              <w:t>Display Dim Up</w:t>
+              <w:rPr/>
             </w:r>
           </w:p>
         </w:tc>
@@ -33405,7 +34559,15 @@
                 <w:sz w:val="16"/>
                 <w:szCs w:val="16"/>
               </w:rPr>
-              <w:t>Cut-In</w:t>
+              <w:t>Cut</w:t>
+            </w:r>
+            <w:r>
+              <w:rPr>
+                <w:color w:val="000000"/>
+                <w:sz w:val="16"/>
+                <w:szCs w:val="16"/>
+              </w:rPr>
+              <w:t>off</w:t>
             </w:r>
           </w:p>
         </w:tc>
@@ -33437,39 +34599,39 @@
                 <w:sz w:val="16"/>
                 <w:szCs w:val="16"/>
               </w:rPr>
-              <w:t>Aux Light On</w:t>
-            </w:r>
-          </w:p>
-        </w:tc>
-        <w:tc>
-          <w:tcPr>
-            <w:tcW w:w="1016" w:type="dxa"/>
-            <w:tcBorders>
-              <w:top w:val="single" w:sz="4" w:space="0" w:color="000000"/>
-              <w:left w:val="single" w:sz="4" w:space="0" w:color="000000"/>
-              <w:bottom w:val="single" w:sz="4" w:space="0" w:color="000000"/>
-            </w:tcBorders>
-            <w:vAlign w:val="bottom"/>
-          </w:tcPr>
-          <w:p>
-            <w:pPr>
-              <w:pStyle w:val="Normal"/>
-              <w:widowControl w:val="false"/>
-              <w:jc w:val="center"/>
-              <w:rPr>
-                <w:color w:val="000000"/>
-                <w:sz w:val="16"/>
-                <w:szCs w:val="16"/>
-              </w:rPr>
-            </w:pPr>
-            <w:r>
-              <w:rPr>
-                <w:rFonts w:eastAsia="arial" w:ascii="arial" w:hAnsi="arial"/>
-                <w:color w:val="000000"/>
-                <w:sz w:val="16"/>
-                <w:szCs w:val="16"/>
-              </w:rPr>
-              <w:t>Vestibule Light</w:t>
+              <w:t>Snow Brake</w:t>
+            </w:r>
+          </w:p>
+        </w:tc>
+        <w:tc>
+          <w:tcPr>
+            <w:tcW w:w="1016" w:type="dxa"/>
+            <w:tcBorders>
+              <w:top w:val="single" w:sz="4" w:space="0" w:color="000000"/>
+              <w:left w:val="single" w:sz="4" w:space="0" w:color="000000"/>
+              <w:bottom w:val="single" w:sz="4" w:space="0" w:color="000000"/>
+            </w:tcBorders>
+            <w:vAlign w:val="bottom"/>
+          </w:tcPr>
+          <w:p>
+            <w:pPr>
+              <w:pStyle w:val="Normal"/>
+              <w:widowControl w:val="false"/>
+              <w:jc w:val="center"/>
+              <w:rPr>
+                <w:color w:val="000000"/>
+                <w:sz w:val="16"/>
+                <w:szCs w:val="16"/>
+              </w:rPr>
+            </w:pPr>
+            <w:r>
+              <w:rPr>
+                <w:rFonts w:eastAsia="arial" w:ascii="arial" w:hAnsi="arial"/>
+                <w:color w:val="000000"/>
+                <w:sz w:val="16"/>
+                <w:szCs w:val="16"/>
+              </w:rPr>
+              <w:t>Ditch Light</w:t>
             </w:r>
           </w:p>
         </w:tc>
@@ -33495,54 +34657,33 @@
               </w:rPr>
             </w:pPr>
             <w:r>
-              <w:rPr>
-                <w:rFonts w:eastAsia="arial" w:ascii="arial" w:hAnsi="arial"/>
-                <w:color w:val="000000"/>
-                <w:sz w:val="16"/>
-                <w:szCs w:val="16"/>
-              </w:rPr>
-              <w:t>Reading Light Up</w:t>
-            </w:r>
-          </w:p>
-        </w:tc>
-        <w:tc>
-          <w:tcPr>
-            <w:tcW w:w="1016" w:type="dxa"/>
-            <w:tcBorders>
-              <w:top w:val="single" w:sz="4" w:space="0" w:color="000000"/>
-              <w:left w:val="single" w:sz="4" w:space="0" w:color="000000"/>
-              <w:bottom w:val="single" w:sz="4" w:space="0" w:color="000000"/>
-            </w:tcBorders>
-            <w:vAlign w:val="bottom"/>
-          </w:tcPr>
-          <w:p>
-            <w:pPr>
-              <w:pStyle w:val="Normal"/>
-              <w:widowControl w:val="false"/>
-              <w:spacing w:lineRule="auto" w:line="180"/>
-              <w:jc w:val="center"/>
-              <w:rPr>
-                <w:sz w:val="16"/>
-                <w:szCs w:val="16"/>
-              </w:rPr>
-            </w:pPr>
-            <w:r>
-              <w:rPr>
-                <w:rFonts w:eastAsia="arial" w:ascii="arial" w:hAnsi="arial"/>
-                <w:color w:val="000000"/>
-                <w:sz w:val="16"/>
-                <w:szCs w:val="16"/>
-              </w:rPr>
-              <w:t xml:space="preserve">Gauge Light </w:t>
-            </w:r>
-            <w:r>
-              <w:rPr>
-                <w:rFonts w:eastAsia="arial" w:ascii="arial" w:hAnsi="arial"/>
-                <w:color w:val="000000"/>
-                <w:sz w:val="16"/>
-                <w:szCs w:val="16"/>
-              </w:rPr>
-              <w:t>Up</w:t>
+              <w:rPr/>
+            </w:r>
+          </w:p>
+        </w:tc>
+        <w:tc>
+          <w:tcPr>
+            <w:tcW w:w="1016" w:type="dxa"/>
+            <w:tcBorders>
+              <w:top w:val="single" w:sz="4" w:space="0" w:color="000000"/>
+              <w:left w:val="single" w:sz="4" w:space="0" w:color="000000"/>
+              <w:bottom w:val="single" w:sz="4" w:space="0" w:color="000000"/>
+            </w:tcBorders>
+            <w:vAlign w:val="bottom"/>
+          </w:tcPr>
+          <w:p>
+            <w:pPr>
+              <w:pStyle w:val="Normal"/>
+              <w:widowControl w:val="false"/>
+              <w:spacing w:lineRule="auto" w:line="180"/>
+              <w:jc w:val="center"/>
+              <w:rPr>
+                <w:sz w:val="16"/>
+                <w:szCs w:val="16"/>
+              </w:rPr>
+            </w:pPr>
+            <w:r>
+              <w:rPr/>
             </w:r>
           </w:p>
         </w:tc>
@@ -33709,7 +34850,7 @@
           <w:sz w:val="16"/>
           <w:szCs w:val="16"/>
         </w:rPr>
-        <w:t>Multi-level Commuter Cab Car</w:t>
+        <w:t>Arrow III</w:t>
       </w:r>
       <w:r>
         <w:rPr>
@@ -33940,66 +35081,33 @@
               </w:rPr>
             </w:pPr>
             <w:r>
-              <w:rPr>
-                <w:rFonts w:eastAsia="arial" w:ascii="arial" w:hAnsi="arial"/>
-                <w:color w:val="000000"/>
-                <w:sz w:val="16"/>
-                <w:szCs w:val="16"/>
-              </w:rPr>
-              <w:t>Display Dim Dw</w:t>
-            </w:r>
-          </w:p>
-        </w:tc>
-        <w:tc>
-          <w:tcPr>
-            <w:tcW w:w="1016" w:type="dxa"/>
-            <w:tcBorders>
-              <w:top w:val="single" w:sz="4" w:space="0" w:color="000000"/>
-              <w:left w:val="single" w:sz="4" w:space="0" w:color="000000"/>
-              <w:bottom w:val="single" w:sz="4" w:space="0" w:color="000000"/>
-            </w:tcBorders>
-            <w:vAlign w:val="bottom"/>
-          </w:tcPr>
-          <w:p>
-            <w:pPr>
-              <w:pStyle w:val="Normal"/>
-              <w:widowControl w:val="false"/>
-              <w:jc w:val="center"/>
-              <w:rPr>
-                <w:color w:val="000000"/>
-                <w:sz w:val="16"/>
-                <w:szCs w:val="16"/>
-              </w:rPr>
-            </w:pPr>
-            <w:r>
-              <w:rPr>
-                <w:rFonts w:eastAsia="arial" w:ascii="arial" w:hAnsi="arial"/>
-                <w:color w:val="000000"/>
-                <w:sz w:val="16"/>
-                <w:szCs w:val="16"/>
-              </w:rPr>
-              <w:t>Brake</w:t>
-            </w:r>
-          </w:p>
-          <w:p>
-            <w:pPr>
-              <w:pStyle w:val="Normal"/>
-              <w:widowControl w:val="false"/>
-              <w:jc w:val="center"/>
-              <w:rPr>
-                <w:color w:val="000000"/>
-                <w:sz w:val="16"/>
-                <w:szCs w:val="16"/>
-              </w:rPr>
-            </w:pPr>
-            <w:r>
-              <w:rPr>
-                <w:rFonts w:eastAsia="arial" w:ascii="arial" w:hAnsi="arial"/>
-                <w:color w:val="000000"/>
-                <w:sz w:val="16"/>
-                <w:szCs w:val="16"/>
-              </w:rPr>
-              <w:t>Cut-Out</w:t>
+              <w:rPr/>
+            </w:r>
+          </w:p>
+        </w:tc>
+        <w:tc>
+          <w:tcPr>
+            <w:tcW w:w="1016" w:type="dxa"/>
+            <w:tcBorders>
+              <w:top w:val="single" w:sz="4" w:space="0" w:color="000000"/>
+              <w:left w:val="single" w:sz="4" w:space="0" w:color="000000"/>
+              <w:bottom w:val="single" w:sz="4" w:space="0" w:color="000000"/>
+            </w:tcBorders>
+            <w:vAlign w:val="bottom"/>
+          </w:tcPr>
+          <w:p>
+            <w:pPr>
+              <w:pStyle w:val="Normal"/>
+              <w:widowControl w:val="false"/>
+              <w:jc w:val="center"/>
+              <w:rPr>
+                <w:color w:val="000000"/>
+                <w:sz w:val="16"/>
+                <w:szCs w:val="16"/>
+              </w:rPr>
+            </w:pPr>
+            <w:r>
+              <w:rPr/>
             </w:r>
           </w:p>
         </w:tc>
@@ -34019,49 +35127,43 @@
               <w:widowControl w:val="false"/>
               <w:jc w:val="center"/>
               <w:rPr>
-                <w:sz w:val="16"/>
-                <w:szCs w:val="16"/>
-              </w:rPr>
-            </w:pPr>
-            <w:r>
-              <w:rPr>
-                <w:rFonts w:eastAsia="arial" w:ascii="arial" w:hAnsi="arial"/>
-                <w:sz w:val="16"/>
-                <w:szCs w:val="16"/>
-              </w:rPr>
-              <w:t>Aux Light Off</w:t>
-            </w:r>
-          </w:p>
-        </w:tc>
-        <w:tc>
-          <w:tcPr>
-            <w:tcW w:w="1016" w:type="dxa"/>
-            <w:tcBorders>
-              <w:top w:val="single" w:sz="4" w:space="0" w:color="000000"/>
-              <w:left w:val="single" w:sz="4" w:space="0" w:color="000000"/>
-              <w:bottom w:val="single" w:sz="4" w:space="0" w:color="000000"/>
-            </w:tcBorders>
-            <w:vAlign w:val="bottom"/>
-          </w:tcPr>
-          <w:p>
-            <w:pPr>
-              <w:pStyle w:val="Normal"/>
-              <w:widowControl w:val="false"/>
-              <w:jc w:val="center"/>
-              <w:rPr>
-                <w:color w:val="000000"/>
-                <w:sz w:val="16"/>
-                <w:szCs w:val="16"/>
-              </w:rPr>
-            </w:pPr>
-            <w:r>
-              <w:rPr>
-                <w:rFonts w:eastAsia="arial" w:ascii="arial" w:hAnsi="arial"/>
-                <w:color w:val="000000"/>
-                <w:sz w:val="16"/>
-                <w:szCs w:val="16"/>
-              </w:rPr>
-              <w:t>Reading Light</w:t>
+                <w:color w:val="000000"/>
+                <w:sz w:val="16"/>
+                <w:szCs w:val="16"/>
+              </w:rPr>
+            </w:pPr>
+            <w:r>
+              <w:rPr>
+                <w:color w:val="000000"/>
+                <w:sz w:val="16"/>
+                <w:szCs w:val="16"/>
+              </w:rPr>
+            </w:r>
+          </w:p>
+        </w:tc>
+        <w:tc>
+          <w:tcPr>
+            <w:tcW w:w="1016" w:type="dxa"/>
+            <w:tcBorders>
+              <w:top w:val="single" w:sz="4" w:space="0" w:color="000000"/>
+              <w:left w:val="single" w:sz="4" w:space="0" w:color="000000"/>
+              <w:bottom w:val="single" w:sz="4" w:space="0" w:color="000000"/>
+            </w:tcBorders>
+            <w:vAlign w:val="bottom"/>
+          </w:tcPr>
+          <w:p>
+            <w:pPr>
+              <w:pStyle w:val="Normal"/>
+              <w:widowControl w:val="false"/>
+              <w:jc w:val="center"/>
+              <w:rPr>
+                <w:color w:val="000000"/>
+                <w:sz w:val="16"/>
+                <w:szCs w:val="16"/>
+              </w:rPr>
+            </w:pPr>
+            <w:r>
+              <w:rPr/>
             </w:r>
           </w:p>
         </w:tc>
@@ -34093,79 +35195,90 @@
                 <w:sz w:val="16"/>
                 <w:szCs w:val="16"/>
               </w:rPr>
-              <w:t>Reading Light Dw</w:t>
-            </w:r>
-          </w:p>
-        </w:tc>
-        <w:tc>
-          <w:tcPr>
-            <w:tcW w:w="1016" w:type="dxa"/>
-            <w:tcBorders>
-              <w:top w:val="single" w:sz="4" w:space="0" w:color="000000"/>
-              <w:left w:val="single" w:sz="4" w:space="0" w:color="000000"/>
-              <w:bottom w:val="single" w:sz="4" w:space="0" w:color="000000"/>
-            </w:tcBorders>
-            <w:vAlign w:val="bottom"/>
-          </w:tcPr>
-          <w:p>
-            <w:pPr>
-              <w:pStyle w:val="Normal"/>
-              <w:widowControl w:val="false"/>
-              <w:spacing w:lineRule="auto" w:line="180"/>
-              <w:jc w:val="center"/>
-              <w:rPr>
-                <w:sz w:val="16"/>
-                <w:szCs w:val="16"/>
-              </w:rPr>
-            </w:pPr>
-            <w:r>
-              <w:rPr>
-                <w:rFonts w:eastAsia="arial" w:ascii="arial" w:hAnsi="arial"/>
-                <w:color w:val="000000"/>
-                <w:sz w:val="16"/>
-                <w:szCs w:val="16"/>
-              </w:rPr>
-              <w:t xml:space="preserve">Gauge Light </w:t>
-            </w:r>
-            <w:r>
-              <w:rPr>
-                <w:rFonts w:eastAsia="arial" w:ascii="arial" w:hAnsi="arial"/>
-                <w:color w:val="000000"/>
-                <w:sz w:val="16"/>
-                <w:szCs w:val="16"/>
-              </w:rPr>
-              <w:t>Dw</w:t>
-            </w:r>
-          </w:p>
-        </w:tc>
-        <w:tc>
-          <w:tcPr>
-            <w:tcW w:w="1016" w:type="dxa"/>
-            <w:tcBorders>
-              <w:top w:val="single" w:sz="4" w:space="0" w:color="000000"/>
-              <w:left w:val="single" w:sz="4" w:space="0" w:color="000000"/>
-              <w:bottom w:val="single" w:sz="4" w:space="0" w:color="000000"/>
-            </w:tcBorders>
-            <w:vAlign w:val="bottom"/>
-          </w:tcPr>
-          <w:p>
-            <w:pPr>
-              <w:pStyle w:val="Normal"/>
-              <w:widowControl w:val="false"/>
-              <w:jc w:val="center"/>
-              <w:rPr>
-                <w:color w:val="000000"/>
-                <w:sz w:val="16"/>
-                <w:szCs w:val="16"/>
-              </w:rPr>
-            </w:pPr>
-            <w:r>
-              <w:rPr>
+              <w:t>Number Light</w:t>
+            </w:r>
+          </w:p>
+        </w:tc>
+        <w:tc>
+          <w:tcPr>
+            <w:tcW w:w="1016" w:type="dxa"/>
+            <w:tcBorders>
+              <w:top w:val="single" w:sz="4" w:space="0" w:color="000000"/>
+              <w:left w:val="single" w:sz="4" w:space="0" w:color="000000"/>
+              <w:bottom w:val="single" w:sz="4" w:space="0" w:color="000000"/>
+            </w:tcBorders>
+            <w:vAlign w:val="bottom"/>
+          </w:tcPr>
+          <w:p>
+            <w:pPr>
+              <w:pStyle w:val="Normal"/>
+              <w:widowControl w:val="false"/>
+              <w:spacing w:lineRule="auto" w:line="180"/>
+              <w:jc w:val="center"/>
+              <w:rPr>
+                <w:sz w:val="16"/>
+                <w:szCs w:val="16"/>
+              </w:rPr>
+            </w:pPr>
+            <w:r>
+              <w:rPr>
+                <w:rFonts w:eastAsia="arial" w:ascii="arial" w:hAnsi="arial"/>
+                <w:color w:val="000000"/>
+                <w:sz w:val="16"/>
+                <w:szCs w:val="16"/>
+              </w:rPr>
+            </w:r>
+          </w:p>
+          <w:p>
+            <w:pPr>
+              <w:pStyle w:val="Normal"/>
+              <w:widowControl w:val="false"/>
+              <w:spacing w:lineRule="auto" w:line="180"/>
+              <w:jc w:val="center"/>
+              <w:rPr>
+                <w:sz w:val="16"/>
+                <w:szCs w:val="16"/>
+              </w:rPr>
+            </w:pPr>
+            <w:r>
+              <w:rPr>
+                <w:rFonts w:eastAsia="arial" w:ascii="arial" w:hAnsi="arial"/>
                 <w:color w:val="000000"/>
                 <w:sz w:val="16"/>
                 <w:szCs w:val="16"/>
               </w:rPr>
               <w:t>Marker Light</w:t>
+            </w:r>
+          </w:p>
+        </w:tc>
+        <w:tc>
+          <w:tcPr>
+            <w:tcW w:w="1016" w:type="dxa"/>
+            <w:tcBorders>
+              <w:top w:val="single" w:sz="4" w:space="0" w:color="000000"/>
+              <w:left w:val="single" w:sz="4" w:space="0" w:color="000000"/>
+              <w:bottom w:val="single" w:sz="4" w:space="0" w:color="000000"/>
+            </w:tcBorders>
+            <w:vAlign w:val="bottom"/>
+          </w:tcPr>
+          <w:p>
+            <w:pPr>
+              <w:pStyle w:val="Normal"/>
+              <w:widowControl w:val="false"/>
+              <w:jc w:val="center"/>
+              <w:rPr>
+                <w:color w:val="000000"/>
+                <w:sz w:val="16"/>
+                <w:szCs w:val="16"/>
+              </w:rPr>
+            </w:pPr>
+            <w:r>
+              <w:rPr>
+                <w:color w:val="000000"/>
+                <w:sz w:val="16"/>
+                <w:szCs w:val="16"/>
+              </w:rPr>
+              <w:t>Uncouple</w:t>
             </w:r>
           </w:p>
         </w:tc>
@@ -35316,12 +36429,12 @@
       <w:rFonts w:ascii="Symbol" w:hAnsi="Symbol" w:cs="Symbol"/>
     </w:rPr>
   </w:style>
-  <w:style w:type="character" w:styleId="Style5" w:customStyle="1">
-    <w:name w:val="번호 매기기 기호"/>
+  <w:style w:type="character" w:styleId="user" w:customStyle="1">
+    <w:name w:val="번호 매기기 기호 (user)"/>
     <w:qFormat/>
     <w:rPr/>
   </w:style>
-  <w:style w:type="paragraph" w:styleId="Style6">
+  <w:style w:type="paragraph" w:styleId="Style5">
     <w:name w:val="제목"/>
     <w:basedOn w:val="Normal"/>
     <w:next w:val="BodyText"/>
@@ -35331,7 +36444,7 @@
       <w:spacing w:before="240" w:after="120"/>
     </w:pPr>
     <w:rPr>
-      <w:rFonts w:ascii="Liberation Sans" w:hAnsi="Liberation Sans" w:eastAsia="나눔고딕" w:cs="Arial"/>
+      <w:rFonts w:ascii="Liberation Sans" w:hAnsi="Liberation Sans" w:eastAsia="Noto Sans CJK KR" w:cs="Lohit Devanagari"/>
       <w:sz w:val="28"/>
       <w:szCs w:val="28"/>
     </w:rPr>
@@ -35368,7 +36481,7 @@
       <w:szCs w:val="24"/>
     </w:rPr>
   </w:style>
-  <w:style w:type="paragraph" w:styleId="Style7">
+  <w:style w:type="paragraph" w:styleId="Style6" w:customStyle="1">
     <w:name w:val="색인"/>
     <w:basedOn w:val="Normal"/>
     <w:qFormat/>
@@ -35376,11 +36489,10 @@
       <w:suppressLineNumbers/>
     </w:pPr>
     <w:rPr>
-      <w:rFonts w:cs="Arial"/>
-      <w:sz w:val="24"/>
+      <w:rFonts w:cs="Lohit Devanagari"/>
     </w:rPr>
   </w:style>
-  <w:style w:type="paragraph" w:styleId="user">
+  <w:style w:type="paragraph" w:styleId="user1">
     <w:name w:val="제목 (user)"/>
     <w:basedOn w:val="Normal"/>
     <w:next w:val="BodyText"/>
@@ -35390,12 +36502,12 @@
       <w:spacing w:before="240" w:after="120"/>
     </w:pPr>
     <w:rPr>
-      <w:rFonts w:ascii="Liberation Sans" w:hAnsi="Liberation Sans" w:eastAsia="Noto Sans CJK KR" w:cs="Lohit Devanagari"/>
+      <w:rFonts w:ascii="Liberation Sans" w:hAnsi="Liberation Sans" w:eastAsia="나눔고딕" w:cs="Arial"/>
       <w:sz w:val="28"/>
       <w:szCs w:val="28"/>
     </w:rPr>
   </w:style>
-  <w:style w:type="paragraph" w:styleId="user1" w:customStyle="1">
+  <w:style w:type="paragraph" w:styleId="user2">
     <w:name w:val="색인 (user)"/>
     <w:basedOn w:val="Normal"/>
     <w:qFormat/>
@@ -35403,7 +36515,8 @@
       <w:suppressLineNumbers/>
     </w:pPr>
     <w:rPr>
-      <w:rFonts w:cs="Lohit Devanagari"/>
+      <w:rFonts w:cs="Arial"/>
+      <w:sz w:val="24"/>
     </w:rPr>
   </w:style>
   <w:style w:type="paragraph" w:styleId="Title">
@@ -36085,8 +37198,8 @@
       <w:szCs w:val="24"/>
     </w:rPr>
   </w:style>
-  <w:style w:type="paragraph" w:styleId="user2" w:customStyle="1">
-    <w:name w:val="표 내용 (user)"/>
+  <w:style w:type="paragraph" w:styleId="Style7" w:customStyle="1">
+    <w:name w:val="표 내용"/>
     <w:basedOn w:val="Normal"/>
     <w:qFormat/>
     <w:pPr>
@@ -36094,9 +37207,9 @@
     </w:pPr>
     <w:rPr/>
   </w:style>
-  <w:style w:type="paragraph" w:styleId="user3" w:customStyle="1">
-    <w:name w:val="표제목 (user)"/>
-    <w:basedOn w:val="user2"/>
+  <w:style w:type="paragraph" w:styleId="Style8" w:customStyle="1">
+    <w:name w:val="표제목"/>
+    <w:basedOn w:val="Style7"/>
     <w:qFormat/>
     <w:pPr>
       <w:jc w:val="center"/>
@@ -36106,8 +37219,8 @@
       <w:bCs/>
     </w:rPr>
   </w:style>
-  <w:style w:type="paragraph" w:styleId="Style8">
-    <w:name w:val="표 내용"/>
+  <w:style w:type="paragraph" w:styleId="user3">
+    <w:name w:val="표 내용 (user)"/>
     <w:basedOn w:val="Normal"/>
     <w:qFormat/>
     <w:pPr>
@@ -36116,9 +37229,9 @@
     </w:pPr>
     <w:rPr/>
   </w:style>
-  <w:style w:type="paragraph" w:styleId="Style9">
-    <w:name w:val="표제목"/>
-    <w:basedOn w:val="Style8"/>
+  <w:style w:type="paragraph" w:styleId="user4">
+    <w:name w:val="표제목 (user)"/>
+    <w:basedOn w:val="user3"/>
     <w:qFormat/>
     <w:pPr>
       <w:suppressLineNumbers/>

--- a/raildriver-USA-Remapped.docx
+++ b/raildriver-USA-Remapped.docx
@@ -34266,6 +34266,1149 @@
           <w:sz w:val="16"/>
           <w:szCs w:val="16"/>
         </w:rPr>
+        <w:t xml:space="preserve">    Arrow III-1</w:t>
+      </w:r>
+    </w:p>
+    <w:tbl>
+      <w:tblPr>
+        <w:tblW w:w="14248" w:type="dxa"/>
+        <w:jc w:val="left"/>
+        <w:tblInd w:w="-5" w:type="dxa"/>
+        <w:tblLayout w:type="fixed"/>
+        <w:tblCellMar>
+          <w:top w:w="0" w:type="dxa"/>
+          <w:left w:w="108" w:type="dxa"/>
+          <w:bottom w:w="0" w:type="dxa"/>
+          <w:right w:w="108" w:type="dxa"/>
+        </w:tblCellMar>
+        <w:tblLook w:firstRow="1" w:noVBand="1" w:lastRow="0" w:firstColumn="1" w:lastColumn="0" w:noHBand="0" w:val="04a0"/>
+      </w:tblPr>
+      <w:tblGrid>
+        <w:gridCol w:w="1017"/>
+        <w:gridCol w:w="1019"/>
+        <w:gridCol w:w="1014"/>
+        <w:gridCol w:w="1016"/>
+        <w:gridCol w:w="1020"/>
+        <w:gridCol w:w="1016"/>
+        <w:gridCol w:w="1016"/>
+        <w:gridCol w:w="1017"/>
+        <w:gridCol w:w="1016"/>
+        <w:gridCol w:w="1020"/>
+        <w:gridCol w:w="1016"/>
+        <w:gridCol w:w="1016"/>
+        <w:gridCol w:w="1016"/>
+        <w:gridCol w:w="1029"/>
+      </w:tblGrid>
+      <w:tr>
+        <w:trPr>
+          <w:trHeight w:val="440" w:hRule="exact"/>
+          <w:cantSplit w:val="true"/>
+        </w:trPr>
+        <w:tc>
+          <w:tcPr>
+            <w:tcW w:w="1017" w:type="dxa"/>
+            <w:tcBorders>
+              <w:top w:val="single" w:sz="4" w:space="0" w:color="000000"/>
+              <w:left w:val="single" w:sz="4" w:space="0" w:color="000000"/>
+              <w:bottom w:val="single" w:sz="4" w:space="0" w:color="000000"/>
+            </w:tcBorders>
+            <w:vAlign w:val="bottom"/>
+          </w:tcPr>
+          <w:p>
+            <w:pPr>
+              <w:pStyle w:val="Normal"/>
+              <w:widowControl w:val="false"/>
+              <w:spacing w:lineRule="auto" w:line="180" w:before="0" w:after="60"/>
+              <w:jc w:val="center"/>
+              <w:rPr>
+                <w:color w:val="000000"/>
+                <w:sz w:val="16"/>
+                <w:szCs w:val="16"/>
+              </w:rPr>
+            </w:pPr>
+            <w:r>
+              <w:rPr>
+                <w:rFonts w:eastAsia="arial" w:ascii="arial" w:hAnsi="arial"/>
+                <w:b/>
+                <w:color w:val="000000"/>
+                <w:sz w:val="16"/>
+                <w:szCs w:val="16"/>
+              </w:rPr>
+              <w:t>Pause</w:t>
+            </w:r>
+          </w:p>
+        </w:tc>
+        <w:tc>
+          <w:tcPr>
+            <w:tcW w:w="1019" w:type="dxa"/>
+            <w:tcBorders>
+              <w:top w:val="single" w:sz="4" w:space="0" w:color="000000"/>
+              <w:left w:val="single" w:sz="4" w:space="0" w:color="000000"/>
+              <w:bottom w:val="single" w:sz="4" w:space="0" w:color="000000"/>
+            </w:tcBorders>
+            <w:vAlign w:val="bottom"/>
+          </w:tcPr>
+          <w:p>
+            <w:pPr>
+              <w:pStyle w:val="Normal"/>
+              <w:widowControl w:val="false"/>
+              <w:jc w:val="center"/>
+              <w:rPr>
+                <w:rFonts w:ascii="arial" w:hAnsi="arial" w:eastAsia="arial"/>
+                <w:color w:val="000000"/>
+                <w:sz w:val="16"/>
+                <w:szCs w:val="16"/>
+              </w:rPr>
+            </w:pPr>
+            <w:r>
+              <w:rPr>
+                <w:rFonts w:eastAsia="arial" w:ascii="arial" w:hAnsi="arial"/>
+                <w:color w:val="000000"/>
+                <w:sz w:val="16"/>
+                <w:szCs w:val="16"/>
+              </w:rPr>
+              <w:t>Control Plug</w:t>
+            </w:r>
+          </w:p>
+        </w:tc>
+        <w:tc>
+          <w:tcPr>
+            <w:tcW w:w="1014" w:type="dxa"/>
+            <w:tcBorders>
+              <w:top w:val="single" w:sz="4" w:space="0" w:color="000000"/>
+              <w:left w:val="single" w:sz="4" w:space="0" w:color="000000"/>
+              <w:bottom w:val="single" w:sz="4" w:space="0" w:color="000000"/>
+            </w:tcBorders>
+            <w:vAlign w:val="bottom"/>
+          </w:tcPr>
+          <w:p>
+            <w:pPr>
+              <w:pStyle w:val="Normal"/>
+              <w:widowControl w:val="false"/>
+              <w:jc w:val="center"/>
+              <w:rPr>
+                <w:rFonts w:ascii="arial" w:hAnsi="arial" w:eastAsia="arial"/>
+                <w:color w:val="000000"/>
+                <w:sz w:val="16"/>
+                <w:szCs w:val="16"/>
+              </w:rPr>
+            </w:pPr>
+            <w:r>
+              <w:rPr>
+                <w:rFonts w:eastAsia="arial" w:ascii="arial" w:hAnsi="arial"/>
+                <w:color w:val="000000"/>
+                <w:sz w:val="16"/>
+                <w:szCs w:val="16"/>
+              </w:rPr>
+            </w:r>
+          </w:p>
+        </w:tc>
+        <w:tc>
+          <w:tcPr>
+            <w:tcW w:w="1016" w:type="dxa"/>
+            <w:tcBorders>
+              <w:top w:val="single" w:sz="4" w:space="0" w:color="000000"/>
+              <w:left w:val="single" w:sz="4" w:space="0" w:color="000000"/>
+              <w:bottom w:val="single" w:sz="4" w:space="0" w:color="000000"/>
+            </w:tcBorders>
+            <w:vAlign w:val="bottom"/>
+          </w:tcPr>
+          <w:p>
+            <w:pPr>
+              <w:pStyle w:val="Normal"/>
+              <w:widowControl w:val="false"/>
+              <w:spacing w:lineRule="auto" w:line="180"/>
+              <w:jc w:val="center"/>
+              <w:rPr>
+                <w:color w:val="000000"/>
+                <w:sz w:val="16"/>
+                <w:szCs w:val="16"/>
+              </w:rPr>
+            </w:pPr>
+            <w:r>
+              <w:rPr>
+                <w:color w:val="000000"/>
+                <w:sz w:val="16"/>
+                <w:szCs w:val="16"/>
+              </w:rPr>
+              <w:t>PTC</w:t>
+            </w:r>
+          </w:p>
+        </w:tc>
+        <w:tc>
+          <w:tcPr>
+            <w:tcW w:w="1020" w:type="dxa"/>
+            <w:tcBorders>
+              <w:top w:val="single" w:sz="4" w:space="0" w:color="000000"/>
+              <w:left w:val="single" w:sz="4" w:space="0" w:color="000000"/>
+              <w:bottom w:val="single" w:sz="4" w:space="0" w:color="000000"/>
+            </w:tcBorders>
+            <w:vAlign w:val="bottom"/>
+          </w:tcPr>
+          <w:p>
+            <w:pPr>
+              <w:pStyle w:val="Normal"/>
+              <w:widowControl w:val="false"/>
+              <w:spacing w:lineRule="auto" w:line="180"/>
+              <w:jc w:val="center"/>
+              <w:rPr>
+                <w:color w:val="000000"/>
+                <w:sz w:val="16"/>
+                <w:szCs w:val="16"/>
+              </w:rPr>
+            </w:pPr>
+            <w:r>
+              <w:rPr>
+                <w:color w:val="000000"/>
+                <w:sz w:val="16"/>
+                <w:szCs w:val="16"/>
+              </w:rPr>
+              <w:t>Panto. Raise</w:t>
+            </w:r>
+          </w:p>
+        </w:tc>
+        <w:tc>
+          <w:tcPr>
+            <w:tcW w:w="1016" w:type="dxa"/>
+            <w:tcBorders>
+              <w:top w:val="single" w:sz="4" w:space="0" w:color="000000"/>
+              <w:left w:val="single" w:sz="4" w:space="0" w:color="000000"/>
+              <w:bottom w:val="single" w:sz="4" w:space="0" w:color="000000"/>
+            </w:tcBorders>
+            <w:vAlign w:val="bottom"/>
+          </w:tcPr>
+          <w:p>
+            <w:pPr>
+              <w:pStyle w:val="Normal"/>
+              <w:widowControl w:val="false"/>
+              <w:spacing w:lineRule="auto" w:line="180"/>
+              <w:jc w:val="center"/>
+              <w:rPr>
+                <w:color w:val="000000"/>
+                <w:sz w:val="16"/>
+                <w:szCs w:val="16"/>
+              </w:rPr>
+            </w:pPr>
+            <w:r>
+              <w:rPr>
+                <w:color w:val="000000"/>
+                <w:sz w:val="16"/>
+                <w:szCs w:val="16"/>
+              </w:rPr>
+            </w:r>
+          </w:p>
+        </w:tc>
+        <w:tc>
+          <w:tcPr>
+            <w:tcW w:w="1016" w:type="dxa"/>
+            <w:tcBorders>
+              <w:top w:val="single" w:sz="4" w:space="0" w:color="000000"/>
+              <w:left w:val="single" w:sz="4" w:space="0" w:color="000000"/>
+              <w:bottom w:val="single" w:sz="4" w:space="0" w:color="000000"/>
+            </w:tcBorders>
+            <w:vAlign w:val="bottom"/>
+          </w:tcPr>
+          <w:p>
+            <w:pPr>
+              <w:pStyle w:val="Normal"/>
+              <w:widowControl w:val="false"/>
+              <w:jc w:val="center"/>
+              <w:rPr>
+                <w:color w:val="000000"/>
+                <w:sz w:val="16"/>
+                <w:szCs w:val="16"/>
+              </w:rPr>
+            </w:pPr>
+            <w:r>
+              <w:rPr>
+                <w:color w:val="000000"/>
+                <w:sz w:val="16"/>
+                <w:szCs w:val="16"/>
+              </w:rPr>
+              <w:t>Brake</w:t>
+            </w:r>
+          </w:p>
+          <w:p>
+            <w:pPr>
+              <w:pStyle w:val="Normal"/>
+              <w:widowControl w:val="false"/>
+              <w:jc w:val="center"/>
+              <w:rPr>
+                <w:color w:val="000000"/>
+                <w:sz w:val="16"/>
+                <w:szCs w:val="16"/>
+              </w:rPr>
+            </w:pPr>
+            <w:r>
+              <w:rPr>
+                <w:color w:val="000000"/>
+                <w:sz w:val="16"/>
+                <w:szCs w:val="16"/>
+              </w:rPr>
+              <w:t>Cutoff</w:t>
+            </w:r>
+          </w:p>
+        </w:tc>
+        <w:tc>
+          <w:tcPr>
+            <w:tcW w:w="1017" w:type="dxa"/>
+            <w:tcBorders>
+              <w:top w:val="single" w:sz="4" w:space="0" w:color="000000"/>
+              <w:left w:val="single" w:sz="4" w:space="0" w:color="000000"/>
+              <w:bottom w:val="single" w:sz="4" w:space="0" w:color="000000"/>
+            </w:tcBorders>
+            <w:vAlign w:val="bottom"/>
+          </w:tcPr>
+          <w:p>
+            <w:pPr>
+              <w:pStyle w:val="Normal"/>
+              <w:widowControl w:val="false"/>
+              <w:jc w:val="center"/>
+              <w:rPr>
+                <w:color w:val="000000"/>
+                <w:sz w:val="16"/>
+                <w:szCs w:val="16"/>
+              </w:rPr>
+            </w:pPr>
+            <w:r>
+              <w:rPr>
+                <w:rFonts w:eastAsia="arial" w:ascii="arial" w:hAnsi="arial"/>
+                <w:color w:val="000000"/>
+                <w:sz w:val="16"/>
+                <w:szCs w:val="16"/>
+              </w:rPr>
+              <w:t>Snow Brake</w:t>
+            </w:r>
+          </w:p>
+        </w:tc>
+        <w:tc>
+          <w:tcPr>
+            <w:tcW w:w="1016" w:type="dxa"/>
+            <w:tcBorders>
+              <w:top w:val="single" w:sz="4" w:space="0" w:color="000000"/>
+              <w:left w:val="single" w:sz="4" w:space="0" w:color="000000"/>
+              <w:bottom w:val="single" w:sz="4" w:space="0" w:color="000000"/>
+            </w:tcBorders>
+            <w:vAlign w:val="bottom"/>
+          </w:tcPr>
+          <w:p>
+            <w:pPr>
+              <w:pStyle w:val="Normal"/>
+              <w:widowControl w:val="false"/>
+              <w:jc w:val="center"/>
+              <w:rPr>
+                <w:color w:val="000000"/>
+                <w:sz w:val="16"/>
+                <w:szCs w:val="16"/>
+              </w:rPr>
+            </w:pPr>
+            <w:r>
+              <w:rPr>
+                <w:rFonts w:eastAsia="arial" w:ascii="arial" w:hAnsi="arial"/>
+                <w:color w:val="000000"/>
+                <w:sz w:val="16"/>
+                <w:szCs w:val="16"/>
+              </w:rPr>
+              <w:t>Ditch Light</w:t>
+            </w:r>
+          </w:p>
+        </w:tc>
+        <w:tc>
+          <w:tcPr>
+            <w:tcW w:w="1020" w:type="dxa"/>
+            <w:tcBorders>
+              <w:top w:val="single" w:sz="4" w:space="0" w:color="000000"/>
+              <w:left w:val="single" w:sz="4" w:space="0" w:color="000000"/>
+              <w:bottom w:val="single" w:sz="4" w:space="0" w:color="000000"/>
+            </w:tcBorders>
+            <w:vAlign w:val="bottom"/>
+          </w:tcPr>
+          <w:p>
+            <w:pPr>
+              <w:pStyle w:val="Normal"/>
+              <w:widowControl w:val="false"/>
+              <w:spacing w:lineRule="auto" w:line="180"/>
+              <w:jc w:val="center"/>
+              <w:rPr>
+                <w:sz w:val="16"/>
+                <w:szCs w:val="16"/>
+              </w:rPr>
+            </w:pPr>
+            <w:r>
+              <w:rPr>
+                <w:sz w:val="16"/>
+                <w:szCs w:val="16"/>
+              </w:rPr>
+            </w:r>
+          </w:p>
+        </w:tc>
+        <w:tc>
+          <w:tcPr>
+            <w:tcW w:w="1016" w:type="dxa"/>
+            <w:tcBorders>
+              <w:top w:val="single" w:sz="4" w:space="0" w:color="000000"/>
+              <w:left w:val="single" w:sz="4" w:space="0" w:color="000000"/>
+              <w:bottom w:val="single" w:sz="4" w:space="0" w:color="000000"/>
+            </w:tcBorders>
+            <w:vAlign w:val="bottom"/>
+          </w:tcPr>
+          <w:p>
+            <w:pPr>
+              <w:pStyle w:val="Normal"/>
+              <w:widowControl w:val="false"/>
+              <w:spacing w:lineRule="auto" w:line="180"/>
+              <w:jc w:val="center"/>
+              <w:rPr>
+                <w:sz w:val="16"/>
+                <w:szCs w:val="16"/>
+              </w:rPr>
+            </w:pPr>
+            <w:r>
+              <w:rPr>
+                <w:sz w:val="16"/>
+                <w:szCs w:val="16"/>
+              </w:rPr>
+            </w:r>
+          </w:p>
+        </w:tc>
+        <w:tc>
+          <w:tcPr>
+            <w:tcW w:w="1016" w:type="dxa"/>
+            <w:tcBorders>
+              <w:top w:val="single" w:sz="4" w:space="0" w:color="000000"/>
+              <w:left w:val="single" w:sz="4" w:space="0" w:color="000000"/>
+              <w:bottom w:val="single" w:sz="4" w:space="0" w:color="000000"/>
+            </w:tcBorders>
+            <w:vAlign w:val="bottom"/>
+          </w:tcPr>
+          <w:p>
+            <w:pPr>
+              <w:pStyle w:val="Normal"/>
+              <w:widowControl w:val="false"/>
+              <w:spacing w:lineRule="auto" w:line="180"/>
+              <w:jc w:val="center"/>
+              <w:rPr>
+                <w:sz w:val="16"/>
+                <w:szCs w:val="16"/>
+              </w:rPr>
+            </w:pPr>
+            <w:r>
+              <w:rPr>
+                <w:sz w:val="16"/>
+                <w:szCs w:val="16"/>
+              </w:rPr>
+              <w:t>Cab Light</w:t>
+            </w:r>
+          </w:p>
+        </w:tc>
+        <w:tc>
+          <w:tcPr>
+            <w:tcW w:w="1016" w:type="dxa"/>
+            <w:tcBorders>
+              <w:top w:val="single" w:sz="4" w:space="0" w:color="000000"/>
+              <w:left w:val="single" w:sz="4" w:space="0" w:color="000000"/>
+              <w:bottom w:val="single" w:sz="4" w:space="0" w:color="000000"/>
+            </w:tcBorders>
+            <w:vAlign w:val="bottom"/>
+          </w:tcPr>
+          <w:p>
+            <w:pPr>
+              <w:pStyle w:val="Normal"/>
+              <w:widowControl w:val="false"/>
+              <w:spacing w:lineRule="auto" w:line="180"/>
+              <w:jc w:val="center"/>
+              <w:rPr>
+                <w:sz w:val="16"/>
+                <w:szCs w:val="16"/>
+              </w:rPr>
+            </w:pPr>
+            <w:r>
+              <w:rPr>
+                <w:rFonts w:eastAsia="arial" w:ascii="arial" w:hAnsi="arial"/>
+                <w:color w:val="000000"/>
+                <w:sz w:val="16"/>
+                <w:szCs w:val="16"/>
+              </w:rPr>
+              <w:t>1-Person</w:t>
+            </w:r>
+          </w:p>
+        </w:tc>
+        <w:tc>
+          <w:tcPr>
+            <w:tcW w:w="1029" w:type="dxa"/>
+            <w:tcBorders>
+              <w:top w:val="single" w:sz="4" w:space="0" w:color="000000"/>
+              <w:left w:val="single" w:sz="4" w:space="0" w:color="000000"/>
+              <w:bottom w:val="single" w:sz="4" w:space="0" w:color="000000"/>
+              <w:right w:val="single" w:sz="4" w:space="0" w:color="000000"/>
+            </w:tcBorders>
+            <w:vAlign w:val="bottom"/>
+          </w:tcPr>
+          <w:p>
+            <w:pPr>
+              <w:pStyle w:val="Normal"/>
+              <w:widowControl w:val="false"/>
+              <w:spacing w:lineRule="auto" w:line="180"/>
+              <w:jc w:val="center"/>
+              <w:rPr>
+                <w:sz w:val="16"/>
+                <w:szCs w:val="16"/>
+              </w:rPr>
+            </w:pPr>
+            <w:r>
+              <w:rPr>
+                <w:rFonts w:eastAsia="arial" w:ascii="arial" w:hAnsi="arial"/>
+                <w:color w:val="000000"/>
+                <w:sz w:val="16"/>
+                <w:szCs w:val="16"/>
+              </w:rPr>
+              <w:t>Next</w:t>
+            </w:r>
+          </w:p>
+          <w:p>
+            <w:pPr>
+              <w:pStyle w:val="Normal"/>
+              <w:widowControl w:val="false"/>
+              <w:spacing w:lineRule="auto" w:line="180"/>
+              <w:jc w:val="center"/>
+              <w:rPr>
+                <w:sz w:val="16"/>
+                <w:szCs w:val="16"/>
+              </w:rPr>
+            </w:pPr>
+            <w:r>
+              <w:rPr>
+                <w:rFonts w:eastAsia="arial" w:ascii="arial" w:hAnsi="arial"/>
+                <w:color w:val="000000"/>
+                <w:sz w:val="16"/>
+                <w:szCs w:val="16"/>
+              </w:rPr>
+              <w:t>Cab Cam</w:t>
+            </w:r>
+          </w:p>
+        </w:tc>
+      </w:tr>
+    </w:tbl>
+    <w:p>
+      <w:pPr>
+        <w:pStyle w:val="Normal"/>
+        <w:rPr>
+          <w:rFonts w:ascii="arial" w:hAnsi="arial" w:eastAsia="arial"/>
+          <w:color w:val="000000"/>
+          <w:sz w:val="16"/>
+          <w:szCs w:val="16"/>
+        </w:rPr>
+      </w:pPr>
+      <w:r>
+        <w:rPr>
+          <w:rFonts w:eastAsia="arial" w:ascii="arial" w:hAnsi="arial"/>
+          <w:color w:val="000000"/>
+          <w:sz w:val="16"/>
+          <w:szCs w:val="16"/>
+        </w:rPr>
+      </w:r>
+    </w:p>
+    <w:p>
+      <w:pPr>
+        <w:pStyle w:val="Normal"/>
+        <w:rPr>
+          <w:color w:val="000000"/>
+          <w:sz w:val="16"/>
+          <w:szCs w:val="16"/>
+        </w:rPr>
+      </w:pPr>
+      <w:r>
+        <w:rPr>
+          <w:rFonts w:eastAsia="arial" w:ascii="arial" w:hAnsi="arial"/>
+          <w:color w:val="000000"/>
+          <w:sz w:val="16"/>
+          <w:szCs w:val="16"/>
+        </w:rPr>
+        <w:tab/>
+        <w:t xml:space="preserve">           Arrow III-2</w:t>
+      </w:r>
+    </w:p>
+    <w:tbl>
+      <w:tblPr>
+        <w:tblW w:w="14248" w:type="dxa"/>
+        <w:jc w:val="left"/>
+        <w:tblInd w:w="-5" w:type="dxa"/>
+        <w:tblLayout w:type="fixed"/>
+        <w:tblCellMar>
+          <w:top w:w="0" w:type="dxa"/>
+          <w:left w:w="108" w:type="dxa"/>
+          <w:bottom w:w="0" w:type="dxa"/>
+          <w:right w:w="108" w:type="dxa"/>
+        </w:tblCellMar>
+        <w:tblLook w:firstRow="1" w:noVBand="1" w:lastRow="0" w:firstColumn="1" w:lastColumn="0" w:noHBand="0" w:val="04a0"/>
+      </w:tblPr>
+      <w:tblGrid>
+        <w:gridCol w:w="1017"/>
+        <w:gridCol w:w="1019"/>
+        <w:gridCol w:w="1014"/>
+        <w:gridCol w:w="1016"/>
+        <w:gridCol w:w="1020"/>
+        <w:gridCol w:w="1016"/>
+        <w:gridCol w:w="1016"/>
+        <w:gridCol w:w="1017"/>
+        <w:gridCol w:w="1016"/>
+        <w:gridCol w:w="1020"/>
+        <w:gridCol w:w="1016"/>
+        <w:gridCol w:w="1016"/>
+        <w:gridCol w:w="1016"/>
+        <w:gridCol w:w="1029"/>
+      </w:tblGrid>
+      <w:tr>
+        <w:trPr>
+          <w:trHeight w:val="440" w:hRule="exact"/>
+          <w:cantSplit w:val="true"/>
+        </w:trPr>
+        <w:tc>
+          <w:tcPr>
+            <w:tcW w:w="1017" w:type="dxa"/>
+            <w:tcBorders>
+              <w:top w:val="single" w:sz="4" w:space="0" w:color="000000"/>
+              <w:left w:val="single" w:sz="4" w:space="0" w:color="000000"/>
+              <w:bottom w:val="single" w:sz="4" w:space="0" w:color="000000"/>
+            </w:tcBorders>
+            <w:vAlign w:val="bottom"/>
+          </w:tcPr>
+          <w:p>
+            <w:pPr>
+              <w:pStyle w:val="Normal"/>
+              <w:widowControl w:val="false"/>
+              <w:spacing w:lineRule="auto" w:line="180" w:before="0" w:after="60"/>
+              <w:jc w:val="center"/>
+              <w:rPr>
+                <w:b/>
+                <w:bCs/>
+              </w:rPr>
+            </w:pPr>
+            <w:r>
+              <w:rPr>
+                <w:b/>
+                <w:bCs/>
+                <w:color w:val="000000"/>
+                <w:sz w:val="16"/>
+                <w:szCs w:val="16"/>
+              </w:rPr>
+              <w:t>HUD</w:t>
+            </w:r>
+          </w:p>
+        </w:tc>
+        <w:tc>
+          <w:tcPr>
+            <w:tcW w:w="1019" w:type="dxa"/>
+            <w:tcBorders>
+              <w:top w:val="single" w:sz="4" w:space="0" w:color="000000"/>
+              <w:left w:val="single" w:sz="4" w:space="0" w:color="000000"/>
+              <w:bottom w:val="single" w:sz="4" w:space="0" w:color="000000"/>
+            </w:tcBorders>
+            <w:vAlign w:val="bottom"/>
+          </w:tcPr>
+          <w:p>
+            <w:pPr>
+              <w:pStyle w:val="Normal"/>
+              <w:widowControl w:val="false"/>
+              <w:spacing w:lineRule="auto" w:line="180"/>
+              <w:jc w:val="center"/>
+              <w:rPr>
+                <w:color w:val="000000"/>
+                <w:sz w:val="16"/>
+                <w:szCs w:val="16"/>
+              </w:rPr>
+            </w:pPr>
+            <w:r>
+              <w:rPr>
+                <w:color w:val="000000"/>
+                <w:sz w:val="16"/>
+                <w:szCs w:val="16"/>
+              </w:rPr>
+              <w:t>Schedule</w:t>
+            </w:r>
+          </w:p>
+        </w:tc>
+        <w:tc>
+          <w:tcPr>
+            <w:tcW w:w="1014" w:type="dxa"/>
+            <w:tcBorders>
+              <w:top w:val="single" w:sz="4" w:space="0" w:color="000000"/>
+              <w:left w:val="single" w:sz="4" w:space="0" w:color="000000"/>
+              <w:bottom w:val="single" w:sz="4" w:space="0" w:color="000000"/>
+            </w:tcBorders>
+            <w:vAlign w:val="bottom"/>
+          </w:tcPr>
+          <w:p>
+            <w:pPr>
+              <w:pStyle w:val="Normal"/>
+              <w:widowControl w:val="false"/>
+              <w:jc w:val="center"/>
+              <w:rPr>
+                <w:rFonts w:ascii="arial" w:hAnsi="arial" w:eastAsia="arial"/>
+                <w:color w:val="000000"/>
+                <w:sz w:val="16"/>
+                <w:szCs w:val="16"/>
+              </w:rPr>
+            </w:pPr>
+            <w:r>
+              <w:rPr>
+                <w:rFonts w:eastAsia="arial" w:ascii="arial" w:hAnsi="arial"/>
+                <w:color w:val="000000"/>
+                <w:sz w:val="16"/>
+                <w:szCs w:val="16"/>
+              </w:rPr>
+            </w:r>
+          </w:p>
+        </w:tc>
+        <w:tc>
+          <w:tcPr>
+            <w:tcW w:w="1016" w:type="dxa"/>
+            <w:tcBorders>
+              <w:top w:val="single" w:sz="4" w:space="0" w:color="000000"/>
+              <w:left w:val="single" w:sz="4" w:space="0" w:color="000000"/>
+              <w:bottom w:val="single" w:sz="4" w:space="0" w:color="000000"/>
+            </w:tcBorders>
+            <w:vAlign w:val="bottom"/>
+          </w:tcPr>
+          <w:p>
+            <w:pPr>
+              <w:pStyle w:val="Normal"/>
+              <w:widowControl w:val="false"/>
+              <w:spacing w:lineRule="auto" w:line="180"/>
+              <w:jc w:val="center"/>
+              <w:rPr>
+                <w:color w:val="000000"/>
+                <w:sz w:val="16"/>
+                <w:szCs w:val="16"/>
+              </w:rPr>
+            </w:pPr>
+            <w:r>
+              <w:rPr>
+                <w:color w:val="000000"/>
+                <w:sz w:val="16"/>
+                <w:szCs w:val="16"/>
+              </w:rPr>
+              <w:t>Alerter</w:t>
+            </w:r>
+          </w:p>
+        </w:tc>
+        <w:tc>
+          <w:tcPr>
+            <w:tcW w:w="1020" w:type="dxa"/>
+            <w:tcBorders>
+              <w:top w:val="single" w:sz="4" w:space="0" w:color="000000"/>
+              <w:left w:val="single" w:sz="4" w:space="0" w:color="000000"/>
+              <w:bottom w:val="single" w:sz="4" w:space="0" w:color="000000"/>
+            </w:tcBorders>
+            <w:vAlign w:val="bottom"/>
+          </w:tcPr>
+          <w:p>
+            <w:pPr>
+              <w:pStyle w:val="Normal"/>
+              <w:widowControl w:val="false"/>
+              <w:spacing w:lineRule="auto" w:line="180"/>
+              <w:jc w:val="center"/>
+              <w:rPr>
+                <w:color w:val="000000"/>
+                <w:sz w:val="16"/>
+                <w:szCs w:val="16"/>
+              </w:rPr>
+            </w:pPr>
+            <w:r>
+              <w:rPr>
+                <w:color w:val="000000"/>
+                <w:sz w:val="16"/>
+                <w:szCs w:val="16"/>
+              </w:rPr>
+              <w:t>Panto. Low</w:t>
+            </w:r>
+          </w:p>
+        </w:tc>
+        <w:tc>
+          <w:tcPr>
+            <w:tcW w:w="1016" w:type="dxa"/>
+            <w:tcBorders>
+              <w:top w:val="single" w:sz="4" w:space="0" w:color="000000"/>
+              <w:left w:val="single" w:sz="4" w:space="0" w:color="000000"/>
+              <w:bottom w:val="single" w:sz="4" w:space="0" w:color="000000"/>
+            </w:tcBorders>
+            <w:vAlign w:val="bottom"/>
+          </w:tcPr>
+          <w:p>
+            <w:pPr>
+              <w:pStyle w:val="Normal"/>
+              <w:widowControl w:val="false"/>
+              <w:spacing w:lineRule="auto" w:line="180"/>
+              <w:jc w:val="center"/>
+              <w:rPr>
+                <w:color w:val="000000"/>
+                <w:sz w:val="16"/>
+                <w:szCs w:val="16"/>
+              </w:rPr>
+            </w:pPr>
+            <w:r>
+              <w:rPr>
+                <w:color w:val="000000"/>
+                <w:sz w:val="16"/>
+                <w:szCs w:val="16"/>
+              </w:rPr>
+            </w:r>
+          </w:p>
+        </w:tc>
+        <w:tc>
+          <w:tcPr>
+            <w:tcW w:w="1016" w:type="dxa"/>
+            <w:tcBorders>
+              <w:top w:val="single" w:sz="4" w:space="0" w:color="000000"/>
+              <w:left w:val="single" w:sz="4" w:space="0" w:color="000000"/>
+              <w:bottom w:val="single" w:sz="4" w:space="0" w:color="000000"/>
+            </w:tcBorders>
+            <w:vAlign w:val="bottom"/>
+          </w:tcPr>
+          <w:p>
+            <w:pPr>
+              <w:pStyle w:val="Normal"/>
+              <w:widowControl w:val="false"/>
+              <w:jc w:val="center"/>
+              <w:rPr>
+                <w:color w:val="000000"/>
+                <w:sz w:val="16"/>
+                <w:szCs w:val="16"/>
+              </w:rPr>
+            </w:pPr>
+            <w:r>
+              <w:rPr>
+                <w:color w:val="000000"/>
+                <w:sz w:val="16"/>
+                <w:szCs w:val="16"/>
+              </w:rPr>
+            </w:r>
+          </w:p>
+        </w:tc>
+        <w:tc>
+          <w:tcPr>
+            <w:tcW w:w="1017" w:type="dxa"/>
+            <w:tcBorders>
+              <w:top w:val="single" w:sz="4" w:space="0" w:color="000000"/>
+              <w:left w:val="single" w:sz="4" w:space="0" w:color="000000"/>
+              <w:bottom w:val="single" w:sz="4" w:space="0" w:color="000000"/>
+            </w:tcBorders>
+            <w:vAlign w:val="bottom"/>
+          </w:tcPr>
+          <w:p>
+            <w:pPr>
+              <w:pStyle w:val="Normal"/>
+              <w:widowControl w:val="false"/>
+              <w:jc w:val="center"/>
+              <w:rPr>
+                <w:color w:val="000000"/>
+                <w:sz w:val="16"/>
+                <w:szCs w:val="16"/>
+              </w:rPr>
+            </w:pPr>
+            <w:r>
+              <w:rPr>
+                <w:color w:val="000000"/>
+                <w:sz w:val="16"/>
+                <w:szCs w:val="16"/>
+              </w:rPr>
+            </w:r>
+          </w:p>
+        </w:tc>
+        <w:tc>
+          <w:tcPr>
+            <w:tcW w:w="1016" w:type="dxa"/>
+            <w:tcBorders>
+              <w:top w:val="single" w:sz="4" w:space="0" w:color="000000"/>
+              <w:left w:val="single" w:sz="4" w:space="0" w:color="000000"/>
+              <w:bottom w:val="single" w:sz="4" w:space="0" w:color="000000"/>
+            </w:tcBorders>
+            <w:vAlign w:val="bottom"/>
+          </w:tcPr>
+          <w:p>
+            <w:pPr>
+              <w:pStyle w:val="Normal"/>
+              <w:widowControl w:val="false"/>
+              <w:jc w:val="center"/>
+              <w:rPr>
+                <w:color w:val="000000"/>
+                <w:sz w:val="16"/>
+                <w:szCs w:val="16"/>
+              </w:rPr>
+            </w:pPr>
+            <w:r>
+              <w:rPr>
+                <w:color w:val="000000"/>
+                <w:sz w:val="16"/>
+                <w:szCs w:val="16"/>
+              </w:rPr>
+            </w:r>
+          </w:p>
+        </w:tc>
+        <w:tc>
+          <w:tcPr>
+            <w:tcW w:w="1020" w:type="dxa"/>
+            <w:tcBorders>
+              <w:top w:val="single" w:sz="4" w:space="0" w:color="000000"/>
+              <w:left w:val="single" w:sz="4" w:space="0" w:color="000000"/>
+              <w:bottom w:val="single" w:sz="4" w:space="0" w:color="000000"/>
+            </w:tcBorders>
+            <w:vAlign w:val="bottom"/>
+          </w:tcPr>
+          <w:p>
+            <w:pPr>
+              <w:pStyle w:val="Normal"/>
+              <w:widowControl w:val="false"/>
+              <w:spacing w:lineRule="auto" w:line="180"/>
+              <w:jc w:val="center"/>
+              <w:rPr>
+                <w:sz w:val="16"/>
+                <w:szCs w:val="16"/>
+              </w:rPr>
+            </w:pPr>
+            <w:r>
+              <w:rPr>
+                <w:rFonts w:eastAsia="arial" w:ascii="arial" w:hAnsi="arial"/>
+                <w:color w:val="000000"/>
+                <w:sz w:val="16"/>
+                <w:szCs w:val="16"/>
+              </w:rPr>
+              <w:t>Number Light</w:t>
+            </w:r>
+          </w:p>
+        </w:tc>
+        <w:tc>
+          <w:tcPr>
+            <w:tcW w:w="1016" w:type="dxa"/>
+            <w:tcBorders>
+              <w:top w:val="single" w:sz="4" w:space="0" w:color="000000"/>
+              <w:left w:val="single" w:sz="4" w:space="0" w:color="000000"/>
+              <w:bottom w:val="single" w:sz="4" w:space="0" w:color="000000"/>
+            </w:tcBorders>
+            <w:vAlign w:val="bottom"/>
+          </w:tcPr>
+          <w:p>
+            <w:pPr>
+              <w:pStyle w:val="Normal"/>
+              <w:widowControl w:val="false"/>
+              <w:spacing w:lineRule="auto" w:line="180"/>
+              <w:jc w:val="center"/>
+              <w:rPr>
+                <w:sz w:val="16"/>
+                <w:szCs w:val="16"/>
+              </w:rPr>
+            </w:pPr>
+            <w:r>
+              <w:rPr>
+                <w:sz w:val="16"/>
+                <w:szCs w:val="16"/>
+              </w:rPr>
+            </w:r>
+          </w:p>
+          <w:p>
+            <w:pPr>
+              <w:pStyle w:val="Normal"/>
+              <w:widowControl w:val="false"/>
+              <w:spacing w:lineRule="auto" w:line="180"/>
+              <w:jc w:val="center"/>
+              <w:rPr>
+                <w:sz w:val="16"/>
+                <w:szCs w:val="16"/>
+              </w:rPr>
+            </w:pPr>
+            <w:r>
+              <w:rPr>
+                <w:rFonts w:eastAsia="arial" w:ascii="arial" w:hAnsi="arial"/>
+                <w:color w:val="000000"/>
+                <w:sz w:val="16"/>
+                <w:szCs w:val="16"/>
+              </w:rPr>
+              <w:t>Marker Light</w:t>
+            </w:r>
+          </w:p>
+        </w:tc>
+        <w:tc>
+          <w:tcPr>
+            <w:tcW w:w="1016" w:type="dxa"/>
+            <w:tcBorders>
+              <w:top w:val="single" w:sz="4" w:space="0" w:color="000000"/>
+              <w:left w:val="single" w:sz="4" w:space="0" w:color="000000"/>
+              <w:bottom w:val="single" w:sz="4" w:space="0" w:color="000000"/>
+            </w:tcBorders>
+            <w:vAlign w:val="bottom"/>
+          </w:tcPr>
+          <w:p>
+            <w:pPr>
+              <w:pStyle w:val="Normal"/>
+              <w:widowControl w:val="false"/>
+              <w:jc w:val="center"/>
+              <w:rPr>
+                <w:color w:val="000000"/>
+                <w:sz w:val="16"/>
+                <w:szCs w:val="16"/>
+              </w:rPr>
+            </w:pPr>
+            <w:r>
+              <w:rPr>
+                <w:color w:val="000000"/>
+                <w:sz w:val="16"/>
+                <w:szCs w:val="16"/>
+              </w:rPr>
+              <w:t>Uncouple</w:t>
+            </w:r>
+          </w:p>
+        </w:tc>
+        <w:tc>
+          <w:tcPr>
+            <w:tcW w:w="1016" w:type="dxa"/>
+            <w:tcBorders>
+              <w:top w:val="single" w:sz="4" w:space="0" w:color="000000"/>
+              <w:left w:val="single" w:sz="4" w:space="0" w:color="000000"/>
+              <w:bottom w:val="single" w:sz="4" w:space="0" w:color="000000"/>
+            </w:tcBorders>
+            <w:vAlign w:val="bottom"/>
+          </w:tcPr>
+          <w:p>
+            <w:pPr>
+              <w:pStyle w:val="Normal"/>
+              <w:widowControl w:val="false"/>
+              <w:spacing w:lineRule="auto" w:line="180"/>
+              <w:jc w:val="center"/>
+              <w:rPr>
+                <w:sz w:val="16"/>
+                <w:szCs w:val="16"/>
+              </w:rPr>
+            </w:pPr>
+            <w:r>
+              <w:rPr>
+                <w:rFonts w:eastAsia="arial" w:ascii="arial" w:hAnsi="arial"/>
+                <w:color w:val="000000"/>
+                <w:sz w:val="16"/>
+                <w:szCs w:val="16"/>
+              </w:rPr>
+              <w:t>Exterior</w:t>
+            </w:r>
+          </w:p>
+          <w:p>
+            <w:pPr>
+              <w:pStyle w:val="Normal"/>
+              <w:widowControl w:val="false"/>
+              <w:spacing w:lineRule="auto" w:line="180"/>
+              <w:jc w:val="center"/>
+              <w:rPr>
+                <w:sz w:val="16"/>
+                <w:szCs w:val="16"/>
+              </w:rPr>
+            </w:pPr>
+            <w:r>
+              <w:rPr>
+                <w:rFonts w:eastAsia="arial" w:ascii="arial" w:hAnsi="arial"/>
+                <w:color w:val="000000"/>
+                <w:sz w:val="16"/>
+                <w:szCs w:val="16"/>
+              </w:rPr>
+              <w:t>Camera</w:t>
+            </w:r>
+          </w:p>
+        </w:tc>
+        <w:tc>
+          <w:tcPr>
+            <w:tcW w:w="1029" w:type="dxa"/>
+            <w:tcBorders>
+              <w:top w:val="single" w:sz="4" w:space="0" w:color="000000"/>
+              <w:left w:val="single" w:sz="4" w:space="0" w:color="000000"/>
+              <w:bottom w:val="single" w:sz="4" w:space="0" w:color="000000"/>
+              <w:right w:val="single" w:sz="4" w:space="0" w:color="000000"/>
+            </w:tcBorders>
+            <w:vAlign w:val="bottom"/>
+          </w:tcPr>
+          <w:p>
+            <w:pPr>
+              <w:pStyle w:val="Normal"/>
+              <w:widowControl w:val="false"/>
+              <w:spacing w:lineRule="auto" w:line="180"/>
+              <w:jc w:val="center"/>
+              <w:rPr>
+                <w:sz w:val="16"/>
+                <w:szCs w:val="16"/>
+              </w:rPr>
+            </w:pPr>
+            <w:r>
+              <w:rPr>
+                <w:rFonts w:eastAsia="arial" w:ascii="arial" w:hAnsi="arial"/>
+                <w:color w:val="000000"/>
+                <w:sz w:val="16"/>
+                <w:szCs w:val="16"/>
+              </w:rPr>
+              <w:t>Prev</w:t>
+            </w:r>
+          </w:p>
+          <w:p>
+            <w:pPr>
+              <w:pStyle w:val="Normal"/>
+              <w:widowControl w:val="false"/>
+              <w:spacing w:lineRule="auto" w:line="180"/>
+              <w:jc w:val="center"/>
+              <w:rPr>
+                <w:sz w:val="16"/>
+                <w:szCs w:val="16"/>
+              </w:rPr>
+            </w:pPr>
+            <w:r>
+              <w:rPr>
+                <w:rFonts w:eastAsia="arial" w:ascii="arial" w:hAnsi="arial"/>
+                <w:color w:val="000000"/>
+                <w:sz w:val="16"/>
+                <w:szCs w:val="16"/>
+              </w:rPr>
+              <w:t>Cab Cam</w:t>
+            </w:r>
+          </w:p>
+        </w:tc>
+      </w:tr>
+    </w:tbl>
+    <w:p>
+      <w:pPr>
+        <w:pStyle w:val="Normal"/>
+        <w:rPr>
+          <w:color w:val="000000"/>
+          <w:sz w:val="16"/>
+          <w:szCs w:val="16"/>
+        </w:rPr>
+      </w:pPr>
+      <w:r>
+        <w:rPr>
+          <w:color w:val="000000"/>
+          <w:sz w:val="16"/>
+          <w:szCs w:val="16"/>
+        </w:rPr>
+      </w:r>
+    </w:p>
+    <w:p>
+      <w:pPr>
+        <w:pStyle w:val="Normal"/>
+        <w:rPr>
+          <w:color w:val="000000"/>
+          <w:sz w:val="16"/>
+          <w:szCs w:val="16"/>
+        </w:rPr>
+      </w:pPr>
+      <w:r>
+        <w:rPr>
+          <w:color w:val="000000"/>
+          <w:sz w:val="16"/>
+          <w:szCs w:val="16"/>
+        </w:rPr>
+        <w:tab/>
+        <w:t xml:space="preserve">       </w:t>
+      </w:r>
+      <w:r>
+        <w:rPr>
+          <w:rFonts w:eastAsia="arial" w:ascii="arial" w:hAnsi="arial"/>
+          <w:color w:val="000000"/>
+          <w:sz w:val="16"/>
+          <w:szCs w:val="16"/>
+        </w:rPr>
         <w:t xml:space="preserve">    </w:t>
       </w:r>
       <w:r>
@@ -34275,7 +35418,7 @@
           <w:sz w:val="16"/>
           <w:szCs w:val="16"/>
         </w:rPr>
-        <w:t>Arrow III</w:t>
+        <w:t>Acela</w:t>
       </w:r>
       <w:r>
         <w:rPr>
@@ -34385,7 +35528,7 @@
                 <w:sz w:val="16"/>
                 <w:szCs w:val="16"/>
               </w:rPr>
-              <w:t>Control Plug</w:t>
+              <w:t>Reverser Active</w:t>
             </w:r>
           </w:p>
         </w:tc>
@@ -34418,38 +35561,39 @@
                 <w:sz w:val="16"/>
                 <w:szCs w:val="16"/>
               </w:rPr>
-            </w:r>
-          </w:p>
-        </w:tc>
-        <w:tc>
-          <w:tcPr>
-            <w:tcW w:w="1016" w:type="dxa"/>
-            <w:tcBorders>
-              <w:top w:val="single" w:sz="4" w:space="0" w:color="000000"/>
-              <w:left w:val="single" w:sz="4" w:space="0" w:color="000000"/>
-              <w:bottom w:val="single" w:sz="4" w:space="0" w:color="000000"/>
-            </w:tcBorders>
-            <w:vAlign w:val="bottom"/>
-          </w:tcPr>
-          <w:p>
-            <w:pPr>
-              <w:pStyle w:val="Normal"/>
-              <w:widowControl w:val="false"/>
-              <w:spacing w:lineRule="auto" w:line="180"/>
-              <w:jc w:val="center"/>
-              <w:rPr>
-                <w:color w:val="000000"/>
-                <w:sz w:val="16"/>
-                <w:szCs w:val="16"/>
-              </w:rPr>
-            </w:pPr>
-            <w:r>
-              <w:rPr>
-                <w:color w:val="000000"/>
-                <w:sz w:val="16"/>
-                <w:szCs w:val="16"/>
-              </w:rPr>
-              <w:t>PTC</w:t>
+              <w:t>MCB</w:t>
+            </w:r>
+          </w:p>
+        </w:tc>
+        <w:tc>
+          <w:tcPr>
+            <w:tcW w:w="1016" w:type="dxa"/>
+            <w:tcBorders>
+              <w:top w:val="single" w:sz="4" w:space="0" w:color="000000"/>
+              <w:left w:val="single" w:sz="4" w:space="0" w:color="000000"/>
+              <w:bottom w:val="single" w:sz="4" w:space="0" w:color="000000"/>
+            </w:tcBorders>
+            <w:vAlign w:val="bottom"/>
+          </w:tcPr>
+          <w:p>
+            <w:pPr>
+              <w:pStyle w:val="Normal"/>
+              <w:widowControl w:val="false"/>
+              <w:spacing w:lineRule="auto" w:line="180"/>
+              <w:jc w:val="center"/>
+              <w:rPr>
+                <w:color w:val="000000"/>
+                <w:sz w:val="16"/>
+                <w:szCs w:val="16"/>
+              </w:rPr>
+            </w:pPr>
+            <w:r>
+              <w:rPr>
+                <w:color w:val="000000"/>
+                <w:sz w:val="16"/>
+                <w:szCs w:val="16"/>
+              </w:rPr>
+              <w:t>ATC/ACSES</w:t>
             </w:r>
           </w:p>
         </w:tc>
@@ -34508,7 +35652,12 @@
               </w:rPr>
             </w:pPr>
             <w:r>
-              <w:rPr/>
+              <w:rPr>
+                <w:color w:val="000000"/>
+                <w:sz w:val="16"/>
+                <w:szCs w:val="16"/>
+              </w:rPr>
+              <w:t>HEP On</w:t>
             </w:r>
           </w:p>
         </w:tc>
@@ -34599,39 +35748,57 @@
                 <w:sz w:val="16"/>
                 <w:szCs w:val="16"/>
               </w:rPr>
-              <w:t>Snow Brake</w:t>
-            </w:r>
-          </w:p>
-        </w:tc>
-        <w:tc>
-          <w:tcPr>
-            <w:tcW w:w="1016" w:type="dxa"/>
-            <w:tcBorders>
-              <w:top w:val="single" w:sz="4" w:space="0" w:color="000000"/>
-              <w:left w:val="single" w:sz="4" w:space="0" w:color="000000"/>
-              <w:bottom w:val="single" w:sz="4" w:space="0" w:color="000000"/>
-            </w:tcBorders>
-            <w:vAlign w:val="bottom"/>
-          </w:tcPr>
-          <w:p>
-            <w:pPr>
-              <w:pStyle w:val="Normal"/>
-              <w:widowControl w:val="false"/>
-              <w:jc w:val="center"/>
-              <w:rPr>
-                <w:color w:val="000000"/>
-                <w:sz w:val="16"/>
-                <w:szCs w:val="16"/>
-              </w:rPr>
-            </w:pPr>
-            <w:r>
-              <w:rPr>
-                <w:rFonts w:eastAsia="arial" w:ascii="arial" w:hAnsi="arial"/>
-                <w:color w:val="000000"/>
-                <w:sz w:val="16"/>
-                <w:szCs w:val="16"/>
-              </w:rPr>
-              <w:t>Ditch Light</w:t>
+              <w:t>Tilting</w:t>
+            </w:r>
+          </w:p>
+          <w:p>
+            <w:pPr>
+              <w:pStyle w:val="Normal"/>
+              <w:widowControl w:val="false"/>
+              <w:jc w:val="center"/>
+              <w:rPr>
+                <w:color w:val="000000"/>
+                <w:sz w:val="16"/>
+                <w:szCs w:val="16"/>
+              </w:rPr>
+            </w:pPr>
+            <w:r>
+              <w:rPr>
+                <w:rFonts w:eastAsia="arial" w:ascii="arial" w:hAnsi="arial"/>
+                <w:color w:val="000000"/>
+                <w:sz w:val="16"/>
+                <w:szCs w:val="16"/>
+              </w:rPr>
+              <w:t>Re-Arm</w:t>
+            </w:r>
+          </w:p>
+        </w:tc>
+        <w:tc>
+          <w:tcPr>
+            <w:tcW w:w="1016" w:type="dxa"/>
+            <w:tcBorders>
+              <w:top w:val="single" w:sz="4" w:space="0" w:color="000000"/>
+              <w:left w:val="single" w:sz="4" w:space="0" w:color="000000"/>
+              <w:bottom w:val="single" w:sz="4" w:space="0" w:color="000000"/>
+            </w:tcBorders>
+            <w:vAlign w:val="bottom"/>
+          </w:tcPr>
+          <w:p>
+            <w:pPr>
+              <w:pStyle w:val="Normal"/>
+              <w:widowControl w:val="false"/>
+              <w:spacing w:lineRule="auto" w:line="180"/>
+              <w:jc w:val="center"/>
+              <w:rPr>
+                <w:sz w:val="16"/>
+                <w:szCs w:val="16"/>
+              </w:rPr>
+            </w:pPr>
+            <w:r>
+              <w:rPr>
+                <w:sz w:val="16"/>
+                <w:szCs w:val="16"/>
+              </w:rPr>
             </w:r>
           </w:p>
         </w:tc>
@@ -34657,63 +35824,86 @@
               </w:rPr>
             </w:pPr>
             <w:r>
-              <w:rPr/>
-            </w:r>
-          </w:p>
-        </w:tc>
-        <w:tc>
-          <w:tcPr>
-            <w:tcW w:w="1016" w:type="dxa"/>
-            <w:tcBorders>
-              <w:top w:val="single" w:sz="4" w:space="0" w:color="000000"/>
-              <w:left w:val="single" w:sz="4" w:space="0" w:color="000000"/>
-              <w:bottom w:val="single" w:sz="4" w:space="0" w:color="000000"/>
-            </w:tcBorders>
-            <w:vAlign w:val="bottom"/>
-          </w:tcPr>
-          <w:p>
-            <w:pPr>
-              <w:pStyle w:val="Normal"/>
-              <w:widowControl w:val="false"/>
-              <w:spacing w:lineRule="auto" w:line="180"/>
-              <w:jc w:val="center"/>
-              <w:rPr>
-                <w:sz w:val="16"/>
-                <w:szCs w:val="16"/>
-              </w:rPr>
-            </w:pPr>
-            <w:r>
-              <w:rPr/>
-            </w:r>
-          </w:p>
-        </w:tc>
-        <w:tc>
-          <w:tcPr>
-            <w:tcW w:w="1016" w:type="dxa"/>
-            <w:tcBorders>
-              <w:top w:val="single" w:sz="4" w:space="0" w:color="000000"/>
-              <w:left w:val="single" w:sz="4" w:space="0" w:color="000000"/>
-              <w:bottom w:val="single" w:sz="4" w:space="0" w:color="000000"/>
-            </w:tcBorders>
-            <w:vAlign w:val="bottom"/>
-          </w:tcPr>
-          <w:p>
-            <w:pPr>
-              <w:pStyle w:val="Normal"/>
-              <w:widowControl w:val="false"/>
-              <w:spacing w:lineRule="auto" w:line="180"/>
-              <w:jc w:val="center"/>
-              <w:rPr>
-                <w:sz w:val="16"/>
-                <w:szCs w:val="16"/>
-              </w:rPr>
-            </w:pPr>
-            <w:r>
-              <w:rPr>
-                <w:sz w:val="16"/>
-                <w:szCs w:val="16"/>
-              </w:rPr>
-              <w:t>Cab Light</w:t>
+              <w:rPr>
+                <w:sz w:val="16"/>
+                <w:szCs w:val="16"/>
+              </w:rPr>
+              <w:t>Console Light Up</w:t>
+            </w:r>
+          </w:p>
+        </w:tc>
+        <w:tc>
+          <w:tcPr>
+            <w:tcW w:w="1016" w:type="dxa"/>
+            <w:tcBorders>
+              <w:top w:val="single" w:sz="4" w:space="0" w:color="000000"/>
+              <w:left w:val="single" w:sz="4" w:space="0" w:color="000000"/>
+              <w:bottom w:val="single" w:sz="4" w:space="0" w:color="000000"/>
+            </w:tcBorders>
+            <w:vAlign w:val="bottom"/>
+          </w:tcPr>
+          <w:p>
+            <w:pPr>
+              <w:pStyle w:val="Normal"/>
+              <w:widowControl w:val="false"/>
+              <w:jc w:val="center"/>
+              <w:rPr>
+                <w:sz w:val="16"/>
+                <w:szCs w:val="16"/>
+              </w:rPr>
+            </w:pPr>
+            <w:r>
+              <w:rPr>
+                <w:rFonts w:eastAsia="arial" w:ascii="arial" w:hAnsi="arial"/>
+                <w:sz w:val="16"/>
+                <w:szCs w:val="16"/>
+              </w:rPr>
+              <w:t>Ditch Light O</w:t>
+            </w:r>
+            <w:r>
+              <w:rPr>
+                <w:rFonts w:eastAsia="arial" w:ascii="arial" w:hAnsi="arial"/>
+                <w:sz w:val="16"/>
+                <w:szCs w:val="16"/>
+              </w:rPr>
+              <w:t>n</w:t>
+            </w:r>
+          </w:p>
+        </w:tc>
+        <w:tc>
+          <w:tcPr>
+            <w:tcW w:w="1016" w:type="dxa"/>
+            <w:tcBorders>
+              <w:top w:val="single" w:sz="4" w:space="0" w:color="000000"/>
+              <w:left w:val="single" w:sz="4" w:space="0" w:color="000000"/>
+              <w:bottom w:val="single" w:sz="4" w:space="0" w:color="000000"/>
+            </w:tcBorders>
+            <w:vAlign w:val="bottom"/>
+          </w:tcPr>
+          <w:p>
+            <w:pPr>
+              <w:pStyle w:val="Normal"/>
+              <w:widowControl w:val="false"/>
+              <w:spacing w:lineRule="auto" w:line="180"/>
+              <w:jc w:val="center"/>
+              <w:rPr>
+                <w:sz w:val="16"/>
+                <w:szCs w:val="16"/>
+              </w:rPr>
+            </w:pPr>
+            <w:r>
+              <w:rPr>
+                <w:sz w:val="16"/>
+                <w:szCs w:val="16"/>
+              </w:rPr>
+              <w:t xml:space="preserve">Cab Light </w:t>
+            </w:r>
+            <w:r>
+              <w:rPr>
+                <w:sz w:val="16"/>
+                <w:szCs w:val="16"/>
+              </w:rPr>
+              <w:t>On</w:t>
             </w:r>
           </w:p>
         </w:tc>
@@ -34850,7 +36040,7 @@
           <w:sz w:val="16"/>
           <w:szCs w:val="16"/>
         </w:rPr>
-        <w:t>Arrow III</w:t>
+        <w:t>Acela</w:t>
       </w:r>
       <w:r>
         <w:rPr>
@@ -34976,21 +36166,19 @@
             <w:pPr>
               <w:pStyle w:val="Normal"/>
               <w:widowControl w:val="false"/>
-              <w:jc w:val="center"/>
-              <w:rPr>
-                <w:rFonts w:ascii="arial" w:hAnsi="arial" w:eastAsia="arial"/>
-                <w:color w:val="000000"/>
-                <w:sz w:val="16"/>
-                <w:szCs w:val="16"/>
-              </w:rPr>
-            </w:pPr>
-            <w:r>
-              <w:rPr>
-                <w:rFonts w:eastAsia="arial" w:ascii="arial" w:hAnsi="arial"/>
-                <w:color w:val="000000"/>
-                <w:sz w:val="16"/>
-                <w:szCs w:val="16"/>
-              </w:rPr>
+              <w:spacing w:lineRule="auto" w:line="180"/>
+              <w:jc w:val="center"/>
+              <w:rPr>
+                <w:sz w:val="16"/>
+                <w:szCs w:val="16"/>
+              </w:rPr>
+            </w:pPr>
+            <w:r>
+              <w:rPr>
+                <w:sz w:val="16"/>
+                <w:szCs w:val="16"/>
+              </w:rPr>
+              <w:t>Cab Activate</w:t>
             </w:r>
           </w:p>
         </w:tc>
@@ -35081,33 +36269,42 @@
               </w:rPr>
             </w:pPr>
             <w:r>
-              <w:rPr/>
-            </w:r>
-          </w:p>
-        </w:tc>
-        <w:tc>
-          <w:tcPr>
-            <w:tcW w:w="1016" w:type="dxa"/>
-            <w:tcBorders>
-              <w:top w:val="single" w:sz="4" w:space="0" w:color="000000"/>
-              <w:left w:val="single" w:sz="4" w:space="0" w:color="000000"/>
-              <w:bottom w:val="single" w:sz="4" w:space="0" w:color="000000"/>
-            </w:tcBorders>
-            <w:vAlign w:val="bottom"/>
-          </w:tcPr>
-          <w:p>
-            <w:pPr>
-              <w:pStyle w:val="Normal"/>
-              <w:widowControl w:val="false"/>
-              <w:jc w:val="center"/>
-              <w:rPr>
-                <w:color w:val="000000"/>
-                <w:sz w:val="16"/>
-                <w:szCs w:val="16"/>
-              </w:rPr>
-            </w:pPr>
-            <w:r>
-              <w:rPr/>
+              <w:rPr>
+                <w:color w:val="000000"/>
+                <w:sz w:val="16"/>
+                <w:szCs w:val="16"/>
+              </w:rPr>
+              <w:t>HEP Off</w:t>
+            </w:r>
+          </w:p>
+        </w:tc>
+        <w:tc>
+          <w:tcPr>
+            <w:tcW w:w="1016" w:type="dxa"/>
+            <w:tcBorders>
+              <w:top w:val="single" w:sz="4" w:space="0" w:color="000000"/>
+              <w:left w:val="single" w:sz="4" w:space="0" w:color="000000"/>
+              <w:bottom w:val="single" w:sz="4" w:space="0" w:color="000000"/>
+            </w:tcBorders>
+            <w:vAlign w:val="bottom"/>
+          </w:tcPr>
+          <w:p>
+            <w:pPr>
+              <w:pStyle w:val="Normal"/>
+              <w:widowControl w:val="false"/>
+              <w:jc w:val="center"/>
+              <w:rPr>
+                <w:sz w:val="16"/>
+                <w:szCs w:val="16"/>
+              </w:rPr>
+            </w:pPr>
+            <w:r>
+              <w:rPr>
+                <w:color w:val="000000"/>
+                <w:sz w:val="16"/>
+                <w:szCs w:val="16"/>
+              </w:rPr>
+              <w:t>Snow Brake</w:t>
             </w:r>
           </w:p>
         </w:tc>
@@ -35127,43 +36324,49 @@
               <w:widowControl w:val="false"/>
               <w:jc w:val="center"/>
               <w:rPr>
-                <w:color w:val="000000"/>
-                <w:sz w:val="16"/>
-                <w:szCs w:val="16"/>
-              </w:rPr>
-            </w:pPr>
-            <w:r>
-              <w:rPr>
-                <w:color w:val="000000"/>
-                <w:sz w:val="16"/>
-                <w:szCs w:val="16"/>
-              </w:rPr>
-            </w:r>
-          </w:p>
-        </w:tc>
-        <w:tc>
-          <w:tcPr>
-            <w:tcW w:w="1016" w:type="dxa"/>
-            <w:tcBorders>
-              <w:top w:val="single" w:sz="4" w:space="0" w:color="000000"/>
-              <w:left w:val="single" w:sz="4" w:space="0" w:color="000000"/>
-              <w:bottom w:val="single" w:sz="4" w:space="0" w:color="000000"/>
-            </w:tcBorders>
-            <w:vAlign w:val="bottom"/>
-          </w:tcPr>
-          <w:p>
-            <w:pPr>
-              <w:pStyle w:val="Normal"/>
-              <w:widowControl w:val="false"/>
-              <w:jc w:val="center"/>
-              <w:rPr>
-                <w:color w:val="000000"/>
-                <w:sz w:val="16"/>
-                <w:szCs w:val="16"/>
-              </w:rPr>
-            </w:pPr>
-            <w:r>
-              <w:rPr/>
+                <w:sz w:val="16"/>
+                <w:szCs w:val="16"/>
+              </w:rPr>
+            </w:pPr>
+            <w:r>
+              <w:rPr>
+                <w:rFonts w:eastAsia="arial" w:ascii="arial" w:hAnsi="arial"/>
+                <w:sz w:val="16"/>
+                <w:szCs w:val="16"/>
+              </w:rPr>
+              <w:t>Tilting Off</w:t>
+            </w:r>
+          </w:p>
+        </w:tc>
+        <w:tc>
+          <w:tcPr>
+            <w:tcW w:w="1016" w:type="dxa"/>
+            <w:tcBorders>
+              <w:top w:val="single" w:sz="4" w:space="0" w:color="000000"/>
+              <w:left w:val="single" w:sz="4" w:space="0" w:color="000000"/>
+              <w:bottom w:val="single" w:sz="4" w:space="0" w:color="000000"/>
+            </w:tcBorders>
+            <w:vAlign w:val="bottom"/>
+          </w:tcPr>
+          <w:p>
+            <w:pPr>
+              <w:pStyle w:val="Normal"/>
+              <w:widowControl w:val="false"/>
+              <w:spacing w:lineRule="auto" w:line="180"/>
+              <w:jc w:val="center"/>
+              <w:rPr>
+                <w:sz w:val="16"/>
+                <w:szCs w:val="16"/>
+              </w:rPr>
+            </w:pPr>
+            <w:r>
+              <w:rPr>
+                <w:rFonts w:eastAsia="arial" w:ascii="arial" w:hAnsi="arial"/>
+                <w:color w:val="000000"/>
+                <w:sz w:val="16"/>
+                <w:szCs w:val="16"/>
+              </w:rPr>
+              <w:t>Timetable Light</w:t>
             </w:r>
           </w:p>
         </w:tc>
@@ -35195,90 +36398,86 @@
                 <w:sz w:val="16"/>
                 <w:szCs w:val="16"/>
               </w:rPr>
-              <w:t>Number Light</w:t>
-            </w:r>
-          </w:p>
-        </w:tc>
-        <w:tc>
-          <w:tcPr>
-            <w:tcW w:w="1016" w:type="dxa"/>
-            <w:tcBorders>
-              <w:top w:val="single" w:sz="4" w:space="0" w:color="000000"/>
-              <w:left w:val="single" w:sz="4" w:space="0" w:color="000000"/>
-              <w:bottom w:val="single" w:sz="4" w:space="0" w:color="000000"/>
-            </w:tcBorders>
-            <w:vAlign w:val="bottom"/>
-          </w:tcPr>
-          <w:p>
-            <w:pPr>
-              <w:pStyle w:val="Normal"/>
-              <w:widowControl w:val="false"/>
-              <w:spacing w:lineRule="auto" w:line="180"/>
-              <w:jc w:val="center"/>
-              <w:rPr>
-                <w:sz w:val="16"/>
-                <w:szCs w:val="16"/>
-              </w:rPr>
-            </w:pPr>
-            <w:r>
-              <w:rPr>
-                <w:rFonts w:eastAsia="arial" w:ascii="arial" w:hAnsi="arial"/>
-                <w:color w:val="000000"/>
-                <w:sz w:val="16"/>
-                <w:szCs w:val="16"/>
-              </w:rPr>
-            </w:r>
-          </w:p>
-          <w:p>
-            <w:pPr>
-              <w:pStyle w:val="Normal"/>
-              <w:widowControl w:val="false"/>
-              <w:spacing w:lineRule="auto" w:line="180"/>
-              <w:jc w:val="center"/>
-              <w:rPr>
-                <w:sz w:val="16"/>
-                <w:szCs w:val="16"/>
-              </w:rPr>
-            </w:pPr>
-            <w:r>
-              <w:rPr>
-                <w:rFonts w:eastAsia="arial" w:ascii="arial" w:hAnsi="arial"/>
-                <w:color w:val="000000"/>
-                <w:sz w:val="16"/>
-                <w:szCs w:val="16"/>
-              </w:rPr>
-              <w:t>Marker Light</w:t>
-            </w:r>
-          </w:p>
-        </w:tc>
-        <w:tc>
-          <w:tcPr>
-            <w:tcW w:w="1016" w:type="dxa"/>
-            <w:tcBorders>
-              <w:top w:val="single" w:sz="4" w:space="0" w:color="000000"/>
-              <w:left w:val="single" w:sz="4" w:space="0" w:color="000000"/>
-              <w:bottom w:val="single" w:sz="4" w:space="0" w:color="000000"/>
-            </w:tcBorders>
-            <w:vAlign w:val="bottom"/>
-          </w:tcPr>
-          <w:p>
-            <w:pPr>
-              <w:pStyle w:val="Normal"/>
-              <w:widowControl w:val="false"/>
-              <w:jc w:val="center"/>
-              <w:rPr>
-                <w:color w:val="000000"/>
-                <w:sz w:val="16"/>
-                <w:szCs w:val="16"/>
-              </w:rPr>
-            </w:pPr>
-            <w:r>
-              <w:rPr>
-                <w:color w:val="000000"/>
-                <w:sz w:val="16"/>
-                <w:szCs w:val="16"/>
-              </w:rPr>
-              <w:t>Uncouple</w:t>
+              <w:t xml:space="preserve">Console Light </w:t>
+            </w:r>
+            <w:r>
+              <w:rPr>
+                <w:rFonts w:eastAsia="arial" w:ascii="arial" w:hAnsi="arial"/>
+                <w:color w:val="000000"/>
+                <w:sz w:val="16"/>
+                <w:szCs w:val="16"/>
+              </w:rPr>
+              <w:t>Dw</w:t>
+            </w:r>
+          </w:p>
+        </w:tc>
+        <w:tc>
+          <w:tcPr>
+            <w:tcW w:w="1016" w:type="dxa"/>
+            <w:tcBorders>
+              <w:top w:val="single" w:sz="4" w:space="0" w:color="000000"/>
+              <w:left w:val="single" w:sz="4" w:space="0" w:color="000000"/>
+              <w:bottom w:val="single" w:sz="4" w:space="0" w:color="000000"/>
+            </w:tcBorders>
+            <w:vAlign w:val="bottom"/>
+          </w:tcPr>
+          <w:p>
+            <w:pPr>
+              <w:pStyle w:val="Normal"/>
+              <w:widowControl w:val="false"/>
+              <w:jc w:val="center"/>
+              <w:rPr>
+                <w:sz w:val="16"/>
+                <w:szCs w:val="16"/>
+              </w:rPr>
+            </w:pPr>
+            <w:r>
+              <w:rPr>
+                <w:rFonts w:eastAsia="arial" w:ascii="arial" w:hAnsi="arial"/>
+                <w:color w:val="000000"/>
+                <w:sz w:val="16"/>
+                <w:szCs w:val="16"/>
+              </w:rPr>
+              <w:t>Ditch Light Off</w:t>
+            </w:r>
+          </w:p>
+        </w:tc>
+        <w:tc>
+          <w:tcPr>
+            <w:tcW w:w="1016" w:type="dxa"/>
+            <w:tcBorders>
+              <w:top w:val="single" w:sz="4" w:space="0" w:color="000000"/>
+              <w:left w:val="single" w:sz="4" w:space="0" w:color="000000"/>
+              <w:bottom w:val="single" w:sz="4" w:space="0" w:color="000000"/>
+            </w:tcBorders>
+            <w:vAlign w:val="bottom"/>
+          </w:tcPr>
+          <w:p>
+            <w:pPr>
+              <w:pStyle w:val="Normal"/>
+              <w:widowControl w:val="false"/>
+              <w:spacing w:lineRule="auto" w:line="180"/>
+              <w:jc w:val="center"/>
+              <w:rPr>
+                <w:sz w:val="16"/>
+                <w:szCs w:val="16"/>
+              </w:rPr>
+            </w:pPr>
+            <w:r>
+              <w:rPr>
+                <w:color w:val="000000"/>
+                <w:sz w:val="16"/>
+                <w:szCs w:val="16"/>
+              </w:rPr>
+              <w:t xml:space="preserve">Cab Light </w:t>
+            </w:r>
+            <w:r>
+              <w:rPr>
+                <w:color w:val="000000"/>
+                <w:sz w:val="16"/>
+                <w:szCs w:val="16"/>
+              </w:rPr>
+              <w:t>Exit</w:t>
             </w:r>
           </w:p>
         </w:tc>
@@ -36429,12 +37628,12 @@
       <w:rFonts w:ascii="Symbol" w:hAnsi="Symbol" w:cs="Symbol"/>
     </w:rPr>
   </w:style>
-  <w:style w:type="character" w:styleId="user" w:customStyle="1">
-    <w:name w:val="번호 매기기 기호 (user)"/>
+  <w:style w:type="character" w:styleId="Style5" w:customStyle="1">
+    <w:name w:val="번호 매기기 기호"/>
     <w:qFormat/>
     <w:rPr/>
   </w:style>
-  <w:style w:type="paragraph" w:styleId="Style5">
+  <w:style w:type="paragraph" w:styleId="Style6">
     <w:name w:val="제목"/>
     <w:basedOn w:val="Normal"/>
     <w:next w:val="BodyText"/>
@@ -36444,7 +37643,7 @@
       <w:spacing w:before="240" w:after="120"/>
     </w:pPr>
     <w:rPr>
-      <w:rFonts w:ascii="Liberation Sans" w:hAnsi="Liberation Sans" w:eastAsia="Noto Sans CJK KR" w:cs="Lohit Devanagari"/>
+      <w:rFonts w:ascii="Liberation Sans" w:hAnsi="Liberation Sans" w:eastAsia="나눔고딕" w:cs="Arial"/>
       <w:sz w:val="28"/>
       <w:szCs w:val="28"/>
     </w:rPr>
@@ -36481,7 +37680,7 @@
       <w:szCs w:val="24"/>
     </w:rPr>
   </w:style>
-  <w:style w:type="paragraph" w:styleId="Style6" w:customStyle="1">
+  <w:style w:type="paragraph" w:styleId="Style7">
     <w:name w:val="색인"/>
     <w:basedOn w:val="Normal"/>
     <w:qFormat/>
@@ -36489,10 +37688,11 @@
       <w:suppressLineNumbers/>
     </w:pPr>
     <w:rPr>
-      <w:rFonts w:cs="Lohit Devanagari"/>
+      <w:rFonts w:cs="Arial"/>
+      <w:sz w:val="24"/>
     </w:rPr>
   </w:style>
-  <w:style w:type="paragraph" w:styleId="user1">
+  <w:style w:type="paragraph" w:styleId="user">
     <w:name w:val="제목 (user)"/>
     <w:basedOn w:val="Normal"/>
     <w:next w:val="BodyText"/>
@@ -36502,12 +37702,12 @@
       <w:spacing w:before="240" w:after="120"/>
     </w:pPr>
     <w:rPr>
-      <w:rFonts w:ascii="Liberation Sans" w:hAnsi="Liberation Sans" w:eastAsia="나눔고딕" w:cs="Arial"/>
+      <w:rFonts w:ascii="Liberation Sans" w:hAnsi="Liberation Sans" w:eastAsia="Noto Sans CJK KR" w:cs="Lohit Devanagari"/>
       <w:sz w:val="28"/>
       <w:szCs w:val="28"/>
     </w:rPr>
   </w:style>
-  <w:style w:type="paragraph" w:styleId="user2">
+  <w:style w:type="paragraph" w:styleId="user1" w:customStyle="1">
     <w:name w:val="색인 (user)"/>
     <w:basedOn w:val="Normal"/>
     <w:qFormat/>
@@ -36515,8 +37715,7 @@
       <w:suppressLineNumbers/>
     </w:pPr>
     <w:rPr>
-      <w:rFonts w:cs="Arial"/>
-      <w:sz w:val="24"/>
+      <w:rFonts w:cs="Lohit Devanagari"/>
     </w:rPr>
   </w:style>
   <w:style w:type="paragraph" w:styleId="Title">
@@ -37198,8 +38397,8 @@
       <w:szCs w:val="24"/>
     </w:rPr>
   </w:style>
-  <w:style w:type="paragraph" w:styleId="Style7" w:customStyle="1">
-    <w:name w:val="표 내용"/>
+  <w:style w:type="paragraph" w:styleId="user2" w:customStyle="1">
+    <w:name w:val="표 내용 (user)"/>
     <w:basedOn w:val="Normal"/>
     <w:qFormat/>
     <w:pPr>
@@ -37207,9 +38406,9 @@
     </w:pPr>
     <w:rPr/>
   </w:style>
-  <w:style w:type="paragraph" w:styleId="Style8" w:customStyle="1">
-    <w:name w:val="표제목"/>
-    <w:basedOn w:val="Style7"/>
+  <w:style w:type="paragraph" w:styleId="user3" w:customStyle="1">
+    <w:name w:val="표제목 (user)"/>
+    <w:basedOn w:val="user2"/>
     <w:qFormat/>
     <w:pPr>
       <w:jc w:val="center"/>
@@ -37219,8 +38418,8 @@
       <w:bCs/>
     </w:rPr>
   </w:style>
-  <w:style w:type="paragraph" w:styleId="user3">
-    <w:name w:val="표 내용 (user)"/>
+  <w:style w:type="paragraph" w:styleId="Style8">
+    <w:name w:val="표 내용"/>
     <w:basedOn w:val="Normal"/>
     <w:qFormat/>
     <w:pPr>
@@ -37229,9 +38428,9 @@
     </w:pPr>
     <w:rPr/>
   </w:style>
-  <w:style w:type="paragraph" w:styleId="user4">
-    <w:name w:val="표제목 (user)"/>
-    <w:basedOn w:val="user3"/>
+  <w:style w:type="paragraph" w:styleId="Style9">
+    <w:name w:val="표제목"/>
+    <w:basedOn w:val="Style8"/>
     <w:qFormat/>
     <w:pPr>
       <w:suppressLineNumbers/>

--- a/raildriver-USA-Remapped.docx
+++ b/raildriver-USA-Remapped.docx
@@ -35409,25 +35409,7 @@
           <w:sz w:val="16"/>
           <w:szCs w:val="16"/>
         </w:rPr>
-        <w:t xml:space="preserve">    </w:t>
-      </w:r>
-      <w:r>
-        <w:rPr>
-          <w:rFonts w:eastAsia="arial" w:ascii="arial" w:hAnsi="arial"/>
-          <w:color w:val="000000"/>
-          <w:sz w:val="16"/>
-          <w:szCs w:val="16"/>
-        </w:rPr>
-        <w:t>Acela</w:t>
-      </w:r>
-      <w:r>
-        <w:rPr>
-          <w:rFonts w:eastAsia="arial" w:ascii="arial" w:hAnsi="arial"/>
-          <w:color w:val="000000"/>
-          <w:sz w:val="16"/>
-          <w:szCs w:val="16"/>
-        </w:rPr>
-        <w:t>-1</w:t>
+        <w:t xml:space="preserve">    Acela-1</w:t>
       </w:r>
     </w:p>
     <w:tbl>
@@ -35708,15 +35690,7 @@
                 <w:sz w:val="16"/>
                 <w:szCs w:val="16"/>
               </w:rPr>
-              <w:t>Cut</w:t>
-            </w:r>
-            <w:r>
-              <w:rPr>
-                <w:color w:val="000000"/>
-                <w:sz w:val="16"/>
-                <w:szCs w:val="16"/>
-              </w:rPr>
-              <w:t>off</w:t>
+              <w:t>Cutoff</w:t>
             </w:r>
           </w:p>
         </w:tc>
@@ -35858,52 +35832,37 @@
                 <w:sz w:val="16"/>
                 <w:szCs w:val="16"/>
               </w:rPr>
-              <w:t>Ditch Light O</w:t>
-            </w:r>
-            <w:r>
-              <w:rPr>
-                <w:rFonts w:eastAsia="arial" w:ascii="arial" w:hAnsi="arial"/>
-                <w:sz w:val="16"/>
-                <w:szCs w:val="16"/>
-              </w:rPr>
-              <w:t>n</w:t>
-            </w:r>
-          </w:p>
-        </w:tc>
-        <w:tc>
-          <w:tcPr>
-            <w:tcW w:w="1016" w:type="dxa"/>
-            <w:tcBorders>
-              <w:top w:val="single" w:sz="4" w:space="0" w:color="000000"/>
-              <w:left w:val="single" w:sz="4" w:space="0" w:color="000000"/>
-              <w:bottom w:val="single" w:sz="4" w:space="0" w:color="000000"/>
-            </w:tcBorders>
-            <w:vAlign w:val="bottom"/>
-          </w:tcPr>
-          <w:p>
-            <w:pPr>
-              <w:pStyle w:val="Normal"/>
-              <w:widowControl w:val="false"/>
-              <w:spacing w:lineRule="auto" w:line="180"/>
-              <w:jc w:val="center"/>
-              <w:rPr>
-                <w:sz w:val="16"/>
-                <w:szCs w:val="16"/>
-              </w:rPr>
-            </w:pPr>
-            <w:r>
-              <w:rPr>
-                <w:sz w:val="16"/>
-                <w:szCs w:val="16"/>
-              </w:rPr>
-              <w:t xml:space="preserve">Cab Light </w:t>
-            </w:r>
-            <w:r>
-              <w:rPr>
-                <w:sz w:val="16"/>
-                <w:szCs w:val="16"/>
-              </w:rPr>
-              <w:t>On</w:t>
+              <w:t>Ditch Light On</w:t>
+            </w:r>
+          </w:p>
+        </w:tc>
+        <w:tc>
+          <w:tcPr>
+            <w:tcW w:w="1016" w:type="dxa"/>
+            <w:tcBorders>
+              <w:top w:val="single" w:sz="4" w:space="0" w:color="000000"/>
+              <w:left w:val="single" w:sz="4" w:space="0" w:color="000000"/>
+              <w:bottom w:val="single" w:sz="4" w:space="0" w:color="000000"/>
+            </w:tcBorders>
+            <w:vAlign w:val="bottom"/>
+          </w:tcPr>
+          <w:p>
+            <w:pPr>
+              <w:pStyle w:val="Normal"/>
+              <w:widowControl w:val="false"/>
+              <w:spacing w:lineRule="auto" w:line="180"/>
+              <w:jc w:val="center"/>
+              <w:rPr>
+                <w:sz w:val="16"/>
+                <w:szCs w:val="16"/>
+              </w:rPr>
+            </w:pPr>
+            <w:r>
+              <w:rPr>
+                <w:sz w:val="16"/>
+                <w:szCs w:val="16"/>
+              </w:rPr>
+              <w:t>Cab Light On</w:t>
             </w:r>
           </w:p>
         </w:tc>
@@ -36031,6 +35990,1102 @@
           <w:szCs w:val="16"/>
         </w:rPr>
         <w:tab/>
+        <w:t xml:space="preserve">           Acela-2</w:t>
+      </w:r>
+    </w:p>
+    <w:tbl>
+      <w:tblPr>
+        <w:tblW w:w="14248" w:type="dxa"/>
+        <w:jc w:val="left"/>
+        <w:tblInd w:w="-5" w:type="dxa"/>
+        <w:tblLayout w:type="fixed"/>
+        <w:tblCellMar>
+          <w:top w:w="0" w:type="dxa"/>
+          <w:left w:w="108" w:type="dxa"/>
+          <w:bottom w:w="0" w:type="dxa"/>
+          <w:right w:w="108" w:type="dxa"/>
+        </w:tblCellMar>
+        <w:tblLook w:firstRow="1" w:noVBand="1" w:lastRow="0" w:firstColumn="1" w:lastColumn="0" w:noHBand="0" w:val="04a0"/>
+      </w:tblPr>
+      <w:tblGrid>
+        <w:gridCol w:w="1017"/>
+        <w:gridCol w:w="1019"/>
+        <w:gridCol w:w="1014"/>
+        <w:gridCol w:w="1016"/>
+        <w:gridCol w:w="1020"/>
+        <w:gridCol w:w="1016"/>
+        <w:gridCol w:w="1016"/>
+        <w:gridCol w:w="1017"/>
+        <w:gridCol w:w="1016"/>
+        <w:gridCol w:w="1020"/>
+        <w:gridCol w:w="1016"/>
+        <w:gridCol w:w="1016"/>
+        <w:gridCol w:w="1016"/>
+        <w:gridCol w:w="1029"/>
+      </w:tblGrid>
+      <w:tr>
+        <w:trPr>
+          <w:trHeight w:val="440" w:hRule="exact"/>
+          <w:cantSplit w:val="true"/>
+        </w:trPr>
+        <w:tc>
+          <w:tcPr>
+            <w:tcW w:w="1017" w:type="dxa"/>
+            <w:tcBorders>
+              <w:top w:val="single" w:sz="4" w:space="0" w:color="000000"/>
+              <w:left w:val="single" w:sz="4" w:space="0" w:color="000000"/>
+              <w:bottom w:val="single" w:sz="4" w:space="0" w:color="000000"/>
+            </w:tcBorders>
+            <w:vAlign w:val="bottom"/>
+          </w:tcPr>
+          <w:p>
+            <w:pPr>
+              <w:pStyle w:val="Normal"/>
+              <w:widowControl w:val="false"/>
+              <w:spacing w:lineRule="auto" w:line="180" w:before="0" w:after="60"/>
+              <w:jc w:val="center"/>
+              <w:rPr>
+                <w:b/>
+                <w:bCs/>
+              </w:rPr>
+            </w:pPr>
+            <w:r>
+              <w:rPr>
+                <w:b/>
+                <w:bCs/>
+                <w:color w:val="000000"/>
+                <w:sz w:val="16"/>
+                <w:szCs w:val="16"/>
+              </w:rPr>
+              <w:t>HUD</w:t>
+            </w:r>
+          </w:p>
+        </w:tc>
+        <w:tc>
+          <w:tcPr>
+            <w:tcW w:w="1019" w:type="dxa"/>
+            <w:tcBorders>
+              <w:top w:val="single" w:sz="4" w:space="0" w:color="000000"/>
+              <w:left w:val="single" w:sz="4" w:space="0" w:color="000000"/>
+              <w:bottom w:val="single" w:sz="4" w:space="0" w:color="000000"/>
+            </w:tcBorders>
+            <w:vAlign w:val="bottom"/>
+          </w:tcPr>
+          <w:p>
+            <w:pPr>
+              <w:pStyle w:val="Normal"/>
+              <w:widowControl w:val="false"/>
+              <w:spacing w:lineRule="auto" w:line="180"/>
+              <w:jc w:val="center"/>
+              <w:rPr>
+                <w:color w:val="000000"/>
+                <w:sz w:val="16"/>
+                <w:szCs w:val="16"/>
+              </w:rPr>
+            </w:pPr>
+            <w:r>
+              <w:rPr>
+                <w:color w:val="000000"/>
+                <w:sz w:val="16"/>
+                <w:szCs w:val="16"/>
+              </w:rPr>
+              <w:t>Schedule</w:t>
+            </w:r>
+          </w:p>
+        </w:tc>
+        <w:tc>
+          <w:tcPr>
+            <w:tcW w:w="1014" w:type="dxa"/>
+            <w:tcBorders>
+              <w:top w:val="single" w:sz="4" w:space="0" w:color="000000"/>
+              <w:left w:val="single" w:sz="4" w:space="0" w:color="000000"/>
+              <w:bottom w:val="single" w:sz="4" w:space="0" w:color="000000"/>
+            </w:tcBorders>
+            <w:vAlign w:val="bottom"/>
+          </w:tcPr>
+          <w:p>
+            <w:pPr>
+              <w:pStyle w:val="Normal"/>
+              <w:widowControl w:val="false"/>
+              <w:spacing w:lineRule="auto" w:line="180"/>
+              <w:jc w:val="center"/>
+              <w:rPr>
+                <w:sz w:val="16"/>
+                <w:szCs w:val="16"/>
+              </w:rPr>
+            </w:pPr>
+            <w:r>
+              <w:rPr>
+                <w:sz w:val="16"/>
+                <w:szCs w:val="16"/>
+              </w:rPr>
+              <w:t>Cab Activate</w:t>
+            </w:r>
+          </w:p>
+        </w:tc>
+        <w:tc>
+          <w:tcPr>
+            <w:tcW w:w="1016" w:type="dxa"/>
+            <w:tcBorders>
+              <w:top w:val="single" w:sz="4" w:space="0" w:color="000000"/>
+              <w:left w:val="single" w:sz="4" w:space="0" w:color="000000"/>
+              <w:bottom w:val="single" w:sz="4" w:space="0" w:color="000000"/>
+            </w:tcBorders>
+            <w:vAlign w:val="bottom"/>
+          </w:tcPr>
+          <w:p>
+            <w:pPr>
+              <w:pStyle w:val="Normal"/>
+              <w:widowControl w:val="false"/>
+              <w:spacing w:lineRule="auto" w:line="180"/>
+              <w:jc w:val="center"/>
+              <w:rPr>
+                <w:color w:val="000000"/>
+                <w:sz w:val="16"/>
+                <w:szCs w:val="16"/>
+              </w:rPr>
+            </w:pPr>
+            <w:r>
+              <w:rPr>
+                <w:color w:val="000000"/>
+                <w:sz w:val="16"/>
+                <w:szCs w:val="16"/>
+              </w:rPr>
+              <w:t>Alerter</w:t>
+            </w:r>
+          </w:p>
+        </w:tc>
+        <w:tc>
+          <w:tcPr>
+            <w:tcW w:w="1020" w:type="dxa"/>
+            <w:tcBorders>
+              <w:top w:val="single" w:sz="4" w:space="0" w:color="000000"/>
+              <w:left w:val="single" w:sz="4" w:space="0" w:color="000000"/>
+              <w:bottom w:val="single" w:sz="4" w:space="0" w:color="000000"/>
+            </w:tcBorders>
+            <w:vAlign w:val="bottom"/>
+          </w:tcPr>
+          <w:p>
+            <w:pPr>
+              <w:pStyle w:val="Normal"/>
+              <w:widowControl w:val="false"/>
+              <w:spacing w:lineRule="auto" w:line="180"/>
+              <w:jc w:val="center"/>
+              <w:rPr>
+                <w:color w:val="000000"/>
+                <w:sz w:val="16"/>
+                <w:szCs w:val="16"/>
+              </w:rPr>
+            </w:pPr>
+            <w:r>
+              <w:rPr>
+                <w:color w:val="000000"/>
+                <w:sz w:val="16"/>
+                <w:szCs w:val="16"/>
+              </w:rPr>
+              <w:t>Panto. Low</w:t>
+            </w:r>
+          </w:p>
+        </w:tc>
+        <w:tc>
+          <w:tcPr>
+            <w:tcW w:w="1016" w:type="dxa"/>
+            <w:tcBorders>
+              <w:top w:val="single" w:sz="4" w:space="0" w:color="000000"/>
+              <w:left w:val="single" w:sz="4" w:space="0" w:color="000000"/>
+              <w:bottom w:val="single" w:sz="4" w:space="0" w:color="000000"/>
+            </w:tcBorders>
+            <w:vAlign w:val="bottom"/>
+          </w:tcPr>
+          <w:p>
+            <w:pPr>
+              <w:pStyle w:val="Normal"/>
+              <w:widowControl w:val="false"/>
+              <w:spacing w:lineRule="auto" w:line="180"/>
+              <w:jc w:val="center"/>
+              <w:rPr>
+                <w:color w:val="000000"/>
+                <w:sz w:val="16"/>
+                <w:szCs w:val="16"/>
+              </w:rPr>
+            </w:pPr>
+            <w:r>
+              <w:rPr>
+                <w:color w:val="000000"/>
+                <w:sz w:val="16"/>
+                <w:szCs w:val="16"/>
+              </w:rPr>
+              <w:t>HEP Off</w:t>
+            </w:r>
+          </w:p>
+        </w:tc>
+        <w:tc>
+          <w:tcPr>
+            <w:tcW w:w="1016" w:type="dxa"/>
+            <w:tcBorders>
+              <w:top w:val="single" w:sz="4" w:space="0" w:color="000000"/>
+              <w:left w:val="single" w:sz="4" w:space="0" w:color="000000"/>
+              <w:bottom w:val="single" w:sz="4" w:space="0" w:color="000000"/>
+            </w:tcBorders>
+            <w:vAlign w:val="bottom"/>
+          </w:tcPr>
+          <w:p>
+            <w:pPr>
+              <w:pStyle w:val="Normal"/>
+              <w:widowControl w:val="false"/>
+              <w:jc w:val="center"/>
+              <w:rPr>
+                <w:sz w:val="16"/>
+                <w:szCs w:val="16"/>
+              </w:rPr>
+            </w:pPr>
+            <w:r>
+              <w:rPr>
+                <w:color w:val="000000"/>
+                <w:sz w:val="16"/>
+                <w:szCs w:val="16"/>
+              </w:rPr>
+              <w:t>Snow Brake</w:t>
+            </w:r>
+          </w:p>
+        </w:tc>
+        <w:tc>
+          <w:tcPr>
+            <w:tcW w:w="1017" w:type="dxa"/>
+            <w:tcBorders>
+              <w:top w:val="single" w:sz="4" w:space="0" w:color="000000"/>
+              <w:left w:val="single" w:sz="4" w:space="0" w:color="000000"/>
+              <w:bottom w:val="single" w:sz="4" w:space="0" w:color="000000"/>
+            </w:tcBorders>
+            <w:vAlign w:val="bottom"/>
+          </w:tcPr>
+          <w:p>
+            <w:pPr>
+              <w:pStyle w:val="Normal"/>
+              <w:widowControl w:val="false"/>
+              <w:jc w:val="center"/>
+              <w:rPr>
+                <w:sz w:val="16"/>
+                <w:szCs w:val="16"/>
+              </w:rPr>
+            </w:pPr>
+            <w:r>
+              <w:rPr>
+                <w:rFonts w:eastAsia="arial" w:ascii="arial" w:hAnsi="arial"/>
+                <w:sz w:val="16"/>
+                <w:szCs w:val="16"/>
+              </w:rPr>
+              <w:t>Tilting Off</w:t>
+            </w:r>
+          </w:p>
+        </w:tc>
+        <w:tc>
+          <w:tcPr>
+            <w:tcW w:w="1016" w:type="dxa"/>
+            <w:tcBorders>
+              <w:top w:val="single" w:sz="4" w:space="0" w:color="000000"/>
+              <w:left w:val="single" w:sz="4" w:space="0" w:color="000000"/>
+              <w:bottom w:val="single" w:sz="4" w:space="0" w:color="000000"/>
+            </w:tcBorders>
+            <w:vAlign w:val="bottom"/>
+          </w:tcPr>
+          <w:p>
+            <w:pPr>
+              <w:pStyle w:val="Normal"/>
+              <w:widowControl w:val="false"/>
+              <w:spacing w:lineRule="auto" w:line="180"/>
+              <w:jc w:val="center"/>
+              <w:rPr>
+                <w:sz w:val="16"/>
+                <w:szCs w:val="16"/>
+              </w:rPr>
+            </w:pPr>
+            <w:r>
+              <w:rPr>
+                <w:rFonts w:eastAsia="arial" w:ascii="arial" w:hAnsi="arial"/>
+                <w:color w:val="000000"/>
+                <w:sz w:val="16"/>
+                <w:szCs w:val="16"/>
+              </w:rPr>
+              <w:t>Timetable Light</w:t>
+            </w:r>
+          </w:p>
+        </w:tc>
+        <w:tc>
+          <w:tcPr>
+            <w:tcW w:w="1020" w:type="dxa"/>
+            <w:tcBorders>
+              <w:top w:val="single" w:sz="4" w:space="0" w:color="000000"/>
+              <w:left w:val="single" w:sz="4" w:space="0" w:color="000000"/>
+              <w:bottom w:val="single" w:sz="4" w:space="0" w:color="000000"/>
+            </w:tcBorders>
+            <w:vAlign w:val="bottom"/>
+          </w:tcPr>
+          <w:p>
+            <w:pPr>
+              <w:pStyle w:val="Normal"/>
+              <w:widowControl w:val="false"/>
+              <w:spacing w:lineRule="auto" w:line="180"/>
+              <w:jc w:val="center"/>
+              <w:rPr>
+                <w:sz w:val="16"/>
+                <w:szCs w:val="16"/>
+              </w:rPr>
+            </w:pPr>
+            <w:r>
+              <w:rPr>
+                <w:rFonts w:eastAsia="arial" w:ascii="arial" w:hAnsi="arial"/>
+                <w:color w:val="000000"/>
+                <w:sz w:val="16"/>
+                <w:szCs w:val="16"/>
+              </w:rPr>
+              <w:t>Console Light Dw</w:t>
+            </w:r>
+          </w:p>
+        </w:tc>
+        <w:tc>
+          <w:tcPr>
+            <w:tcW w:w="1016" w:type="dxa"/>
+            <w:tcBorders>
+              <w:top w:val="single" w:sz="4" w:space="0" w:color="000000"/>
+              <w:left w:val="single" w:sz="4" w:space="0" w:color="000000"/>
+              <w:bottom w:val="single" w:sz="4" w:space="0" w:color="000000"/>
+            </w:tcBorders>
+            <w:vAlign w:val="bottom"/>
+          </w:tcPr>
+          <w:p>
+            <w:pPr>
+              <w:pStyle w:val="Normal"/>
+              <w:widowControl w:val="false"/>
+              <w:jc w:val="center"/>
+              <w:rPr>
+                <w:sz w:val="16"/>
+                <w:szCs w:val="16"/>
+              </w:rPr>
+            </w:pPr>
+            <w:r>
+              <w:rPr>
+                <w:rFonts w:eastAsia="arial" w:ascii="arial" w:hAnsi="arial"/>
+                <w:color w:val="000000"/>
+                <w:sz w:val="16"/>
+                <w:szCs w:val="16"/>
+              </w:rPr>
+              <w:t>Ditch Light Off</w:t>
+            </w:r>
+          </w:p>
+        </w:tc>
+        <w:tc>
+          <w:tcPr>
+            <w:tcW w:w="1016" w:type="dxa"/>
+            <w:tcBorders>
+              <w:top w:val="single" w:sz="4" w:space="0" w:color="000000"/>
+              <w:left w:val="single" w:sz="4" w:space="0" w:color="000000"/>
+              <w:bottom w:val="single" w:sz="4" w:space="0" w:color="000000"/>
+            </w:tcBorders>
+            <w:vAlign w:val="bottom"/>
+          </w:tcPr>
+          <w:p>
+            <w:pPr>
+              <w:pStyle w:val="Normal"/>
+              <w:widowControl w:val="false"/>
+              <w:spacing w:lineRule="auto" w:line="180"/>
+              <w:jc w:val="center"/>
+              <w:rPr>
+                <w:sz w:val="16"/>
+                <w:szCs w:val="16"/>
+              </w:rPr>
+            </w:pPr>
+            <w:r>
+              <w:rPr>
+                <w:color w:val="000000"/>
+                <w:sz w:val="16"/>
+                <w:szCs w:val="16"/>
+              </w:rPr>
+              <w:t>Cab Light Exit</w:t>
+            </w:r>
+          </w:p>
+        </w:tc>
+        <w:tc>
+          <w:tcPr>
+            <w:tcW w:w="1016" w:type="dxa"/>
+            <w:tcBorders>
+              <w:top w:val="single" w:sz="4" w:space="0" w:color="000000"/>
+              <w:left w:val="single" w:sz="4" w:space="0" w:color="000000"/>
+              <w:bottom w:val="single" w:sz="4" w:space="0" w:color="000000"/>
+            </w:tcBorders>
+            <w:vAlign w:val="bottom"/>
+          </w:tcPr>
+          <w:p>
+            <w:pPr>
+              <w:pStyle w:val="Normal"/>
+              <w:widowControl w:val="false"/>
+              <w:spacing w:lineRule="auto" w:line="180"/>
+              <w:jc w:val="center"/>
+              <w:rPr>
+                <w:sz w:val="16"/>
+                <w:szCs w:val="16"/>
+              </w:rPr>
+            </w:pPr>
+            <w:r>
+              <w:rPr>
+                <w:rFonts w:eastAsia="arial" w:ascii="arial" w:hAnsi="arial"/>
+                <w:color w:val="000000"/>
+                <w:sz w:val="16"/>
+                <w:szCs w:val="16"/>
+              </w:rPr>
+              <w:t>Exterior</w:t>
+            </w:r>
+          </w:p>
+          <w:p>
+            <w:pPr>
+              <w:pStyle w:val="Normal"/>
+              <w:widowControl w:val="false"/>
+              <w:spacing w:lineRule="auto" w:line="180"/>
+              <w:jc w:val="center"/>
+              <w:rPr>
+                <w:sz w:val="16"/>
+                <w:szCs w:val="16"/>
+              </w:rPr>
+            </w:pPr>
+            <w:r>
+              <w:rPr>
+                <w:rFonts w:eastAsia="arial" w:ascii="arial" w:hAnsi="arial"/>
+                <w:color w:val="000000"/>
+                <w:sz w:val="16"/>
+                <w:szCs w:val="16"/>
+              </w:rPr>
+              <w:t>Camera</w:t>
+            </w:r>
+          </w:p>
+        </w:tc>
+        <w:tc>
+          <w:tcPr>
+            <w:tcW w:w="1029" w:type="dxa"/>
+            <w:tcBorders>
+              <w:top w:val="single" w:sz="4" w:space="0" w:color="000000"/>
+              <w:left w:val="single" w:sz="4" w:space="0" w:color="000000"/>
+              <w:bottom w:val="single" w:sz="4" w:space="0" w:color="000000"/>
+              <w:right w:val="single" w:sz="4" w:space="0" w:color="000000"/>
+            </w:tcBorders>
+            <w:vAlign w:val="bottom"/>
+          </w:tcPr>
+          <w:p>
+            <w:pPr>
+              <w:pStyle w:val="Normal"/>
+              <w:widowControl w:val="false"/>
+              <w:spacing w:lineRule="auto" w:line="180"/>
+              <w:jc w:val="center"/>
+              <w:rPr>
+                <w:sz w:val="16"/>
+                <w:szCs w:val="16"/>
+              </w:rPr>
+            </w:pPr>
+            <w:r>
+              <w:rPr>
+                <w:rFonts w:eastAsia="arial" w:ascii="arial" w:hAnsi="arial"/>
+                <w:color w:val="000000"/>
+                <w:sz w:val="16"/>
+                <w:szCs w:val="16"/>
+              </w:rPr>
+              <w:t>Prev</w:t>
+            </w:r>
+          </w:p>
+          <w:p>
+            <w:pPr>
+              <w:pStyle w:val="Normal"/>
+              <w:widowControl w:val="false"/>
+              <w:spacing w:lineRule="auto" w:line="180"/>
+              <w:jc w:val="center"/>
+              <w:rPr>
+                <w:sz w:val="16"/>
+                <w:szCs w:val="16"/>
+              </w:rPr>
+            </w:pPr>
+            <w:r>
+              <w:rPr>
+                <w:rFonts w:eastAsia="arial" w:ascii="arial" w:hAnsi="arial"/>
+                <w:color w:val="000000"/>
+                <w:sz w:val="16"/>
+                <w:szCs w:val="16"/>
+              </w:rPr>
+              <w:t>Cab Cam</w:t>
+            </w:r>
+          </w:p>
+        </w:tc>
+      </w:tr>
+    </w:tbl>
+    <w:p>
+      <w:pPr>
+        <w:pStyle w:val="Normal"/>
+        <w:rPr>
+          <w:color w:val="000000"/>
+          <w:sz w:val="16"/>
+          <w:szCs w:val="16"/>
+        </w:rPr>
+      </w:pPr>
+      <w:r>
+        <w:rPr>
+          <w:color w:val="000000"/>
+          <w:sz w:val="16"/>
+          <w:szCs w:val="16"/>
+        </w:rPr>
+      </w:r>
+    </w:p>
+    <w:p>
+      <w:pPr>
+        <w:pStyle w:val="Normal"/>
+        <w:rPr>
+          <w:color w:val="000000"/>
+          <w:sz w:val="16"/>
+          <w:szCs w:val="16"/>
+        </w:rPr>
+      </w:pPr>
+      <w:r>
+        <w:rPr>
+          <w:color w:val="000000"/>
+          <w:sz w:val="16"/>
+          <w:szCs w:val="16"/>
+        </w:rPr>
+        <w:tab/>
+        <w:t xml:space="preserve">       </w:t>
+      </w:r>
+      <w:r>
+        <w:rPr>
+          <w:rFonts w:eastAsia="arial" w:ascii="arial" w:hAnsi="arial"/>
+          <w:color w:val="000000"/>
+          <w:sz w:val="16"/>
+          <w:szCs w:val="16"/>
+        </w:rPr>
+        <w:t xml:space="preserve">    </w:t>
+      </w:r>
+      <w:r>
+        <w:rPr>
+          <w:rFonts w:eastAsia="arial" w:ascii="arial" w:hAnsi="arial"/>
+          <w:color w:val="000000"/>
+          <w:sz w:val="16"/>
+          <w:szCs w:val="16"/>
+        </w:rPr>
+        <w:t>M3</w:t>
+      </w:r>
+      <w:r>
+        <w:rPr>
+          <w:rFonts w:eastAsia="arial" w:ascii="arial" w:hAnsi="arial"/>
+          <w:color w:val="000000"/>
+          <w:sz w:val="16"/>
+          <w:szCs w:val="16"/>
+        </w:rPr>
+        <w:t>-1</w:t>
+      </w:r>
+    </w:p>
+    <w:tbl>
+      <w:tblPr>
+        <w:tblW w:w="14248" w:type="dxa"/>
+        <w:jc w:val="left"/>
+        <w:tblInd w:w="-5" w:type="dxa"/>
+        <w:tblLayout w:type="fixed"/>
+        <w:tblCellMar>
+          <w:top w:w="0" w:type="dxa"/>
+          <w:left w:w="108" w:type="dxa"/>
+          <w:bottom w:w="0" w:type="dxa"/>
+          <w:right w:w="108" w:type="dxa"/>
+        </w:tblCellMar>
+        <w:tblLook w:firstRow="1" w:noVBand="1" w:lastRow="0" w:firstColumn="1" w:lastColumn="0" w:noHBand="0" w:val="04a0"/>
+      </w:tblPr>
+      <w:tblGrid>
+        <w:gridCol w:w="1017"/>
+        <w:gridCol w:w="1019"/>
+        <w:gridCol w:w="1014"/>
+        <w:gridCol w:w="1016"/>
+        <w:gridCol w:w="1020"/>
+        <w:gridCol w:w="1016"/>
+        <w:gridCol w:w="1016"/>
+        <w:gridCol w:w="1017"/>
+        <w:gridCol w:w="1016"/>
+        <w:gridCol w:w="1020"/>
+        <w:gridCol w:w="1016"/>
+        <w:gridCol w:w="1016"/>
+        <w:gridCol w:w="1016"/>
+        <w:gridCol w:w="1029"/>
+      </w:tblGrid>
+      <w:tr>
+        <w:trPr>
+          <w:trHeight w:val="440" w:hRule="exact"/>
+          <w:cantSplit w:val="true"/>
+        </w:trPr>
+        <w:tc>
+          <w:tcPr>
+            <w:tcW w:w="1017" w:type="dxa"/>
+            <w:tcBorders>
+              <w:top w:val="single" w:sz="4" w:space="0" w:color="000000"/>
+              <w:left w:val="single" w:sz="4" w:space="0" w:color="000000"/>
+              <w:bottom w:val="single" w:sz="4" w:space="0" w:color="000000"/>
+            </w:tcBorders>
+            <w:vAlign w:val="bottom"/>
+          </w:tcPr>
+          <w:p>
+            <w:pPr>
+              <w:pStyle w:val="Normal"/>
+              <w:widowControl w:val="false"/>
+              <w:spacing w:lineRule="auto" w:line="180" w:before="0" w:after="60"/>
+              <w:jc w:val="center"/>
+              <w:rPr>
+                <w:color w:val="000000"/>
+                <w:sz w:val="16"/>
+                <w:szCs w:val="16"/>
+              </w:rPr>
+            </w:pPr>
+            <w:r>
+              <w:rPr>
+                <w:rFonts w:eastAsia="arial" w:ascii="arial" w:hAnsi="arial"/>
+                <w:b/>
+                <w:color w:val="000000"/>
+                <w:sz w:val="16"/>
+                <w:szCs w:val="16"/>
+              </w:rPr>
+              <w:t>Pause</w:t>
+            </w:r>
+          </w:p>
+        </w:tc>
+        <w:tc>
+          <w:tcPr>
+            <w:tcW w:w="1019" w:type="dxa"/>
+            <w:tcBorders>
+              <w:top w:val="single" w:sz="4" w:space="0" w:color="000000"/>
+              <w:left w:val="single" w:sz="4" w:space="0" w:color="000000"/>
+              <w:bottom w:val="single" w:sz="4" w:space="0" w:color="000000"/>
+            </w:tcBorders>
+            <w:vAlign w:val="bottom"/>
+          </w:tcPr>
+          <w:p>
+            <w:pPr>
+              <w:pStyle w:val="Normal"/>
+              <w:widowControl w:val="false"/>
+              <w:jc w:val="center"/>
+              <w:rPr>
+                <w:rFonts w:ascii="arial" w:hAnsi="arial" w:eastAsia="arial"/>
+                <w:color w:val="000000"/>
+                <w:sz w:val="16"/>
+                <w:szCs w:val="16"/>
+              </w:rPr>
+            </w:pPr>
+            <w:r>
+              <w:rPr>
+                <w:rFonts w:eastAsia="arial" w:ascii="arial" w:hAnsi="arial"/>
+                <w:color w:val="000000"/>
+                <w:sz w:val="16"/>
+                <w:szCs w:val="16"/>
+              </w:rPr>
+              <w:t>Master Key</w:t>
+            </w:r>
+          </w:p>
+        </w:tc>
+        <w:tc>
+          <w:tcPr>
+            <w:tcW w:w="1014" w:type="dxa"/>
+            <w:tcBorders>
+              <w:top w:val="single" w:sz="4" w:space="0" w:color="000000"/>
+              <w:left w:val="single" w:sz="4" w:space="0" w:color="000000"/>
+              <w:bottom w:val="single" w:sz="4" w:space="0" w:color="000000"/>
+            </w:tcBorders>
+            <w:vAlign w:val="bottom"/>
+          </w:tcPr>
+          <w:p>
+            <w:pPr>
+              <w:pStyle w:val="Normal"/>
+              <w:widowControl w:val="false"/>
+              <w:jc w:val="center"/>
+              <w:rPr>
+                <w:rFonts w:ascii="arial" w:hAnsi="arial" w:eastAsia="arial"/>
+                <w:color w:val="000000"/>
+                <w:sz w:val="16"/>
+                <w:szCs w:val="16"/>
+              </w:rPr>
+            </w:pPr>
+            <w:r>
+              <w:rPr/>
+            </w:r>
+          </w:p>
+        </w:tc>
+        <w:tc>
+          <w:tcPr>
+            <w:tcW w:w="1016" w:type="dxa"/>
+            <w:tcBorders>
+              <w:top w:val="single" w:sz="4" w:space="0" w:color="000000"/>
+              <w:left w:val="single" w:sz="4" w:space="0" w:color="000000"/>
+              <w:bottom w:val="single" w:sz="4" w:space="0" w:color="000000"/>
+            </w:tcBorders>
+            <w:vAlign w:val="bottom"/>
+          </w:tcPr>
+          <w:p>
+            <w:pPr>
+              <w:pStyle w:val="Normal"/>
+              <w:widowControl w:val="false"/>
+              <w:spacing w:lineRule="auto" w:line="180"/>
+              <w:jc w:val="center"/>
+              <w:rPr>
+                <w:color w:val="000000"/>
+                <w:sz w:val="16"/>
+                <w:szCs w:val="16"/>
+              </w:rPr>
+            </w:pPr>
+            <w:r>
+              <w:rPr>
+                <w:color w:val="000000"/>
+                <w:sz w:val="16"/>
+                <w:szCs w:val="16"/>
+              </w:rPr>
+              <w:t>ATC/ACSES</w:t>
+            </w:r>
+          </w:p>
+        </w:tc>
+        <w:tc>
+          <w:tcPr>
+            <w:tcW w:w="1020" w:type="dxa"/>
+            <w:tcBorders>
+              <w:top w:val="single" w:sz="4" w:space="0" w:color="000000"/>
+              <w:left w:val="single" w:sz="4" w:space="0" w:color="000000"/>
+              <w:bottom w:val="single" w:sz="4" w:space="0" w:color="000000"/>
+            </w:tcBorders>
+            <w:vAlign w:val="bottom"/>
+          </w:tcPr>
+          <w:p>
+            <w:pPr>
+              <w:pStyle w:val="Normal"/>
+              <w:widowControl w:val="false"/>
+              <w:spacing w:lineRule="auto" w:line="180"/>
+              <w:jc w:val="center"/>
+              <w:rPr>
+                <w:color w:val="000000"/>
+                <w:sz w:val="16"/>
+                <w:szCs w:val="16"/>
+              </w:rPr>
+            </w:pPr>
+            <w:r>
+              <w:rPr/>
+            </w:r>
+          </w:p>
+        </w:tc>
+        <w:tc>
+          <w:tcPr>
+            <w:tcW w:w="1016" w:type="dxa"/>
+            <w:tcBorders>
+              <w:top w:val="single" w:sz="4" w:space="0" w:color="000000"/>
+              <w:left w:val="single" w:sz="4" w:space="0" w:color="000000"/>
+              <w:bottom w:val="single" w:sz="4" w:space="0" w:color="000000"/>
+            </w:tcBorders>
+            <w:vAlign w:val="bottom"/>
+          </w:tcPr>
+          <w:p>
+            <w:pPr>
+              <w:pStyle w:val="Normal"/>
+              <w:widowControl w:val="false"/>
+              <w:spacing w:lineRule="auto" w:line="180"/>
+              <w:jc w:val="center"/>
+              <w:rPr>
+                <w:color w:val="000000"/>
+                <w:sz w:val="16"/>
+                <w:szCs w:val="16"/>
+              </w:rPr>
+            </w:pPr>
+            <w:r>
+              <w:rPr>
+                <w:color w:val="000000"/>
+                <w:sz w:val="16"/>
+                <w:szCs w:val="16"/>
+              </w:rPr>
+              <w:t>Train Light</w:t>
+            </w:r>
+          </w:p>
+        </w:tc>
+        <w:tc>
+          <w:tcPr>
+            <w:tcW w:w="1016" w:type="dxa"/>
+            <w:tcBorders>
+              <w:top w:val="single" w:sz="4" w:space="0" w:color="000000"/>
+              <w:left w:val="single" w:sz="4" w:space="0" w:color="000000"/>
+              <w:bottom w:val="single" w:sz="4" w:space="0" w:color="000000"/>
+            </w:tcBorders>
+            <w:vAlign w:val="bottom"/>
+          </w:tcPr>
+          <w:p>
+            <w:pPr>
+              <w:pStyle w:val="Normal"/>
+              <w:widowControl w:val="false"/>
+              <w:jc w:val="center"/>
+              <w:rPr>
+                <w:color w:val="000000"/>
+                <w:sz w:val="16"/>
+                <w:szCs w:val="16"/>
+              </w:rPr>
+            </w:pPr>
+            <w:r>
+              <w:rPr>
+                <w:color w:val="000000"/>
+                <w:sz w:val="16"/>
+                <w:szCs w:val="16"/>
+              </w:rPr>
+              <w:t>Buzzer</w:t>
+            </w:r>
+          </w:p>
+        </w:tc>
+        <w:tc>
+          <w:tcPr>
+            <w:tcW w:w="1017" w:type="dxa"/>
+            <w:tcBorders>
+              <w:top w:val="single" w:sz="4" w:space="0" w:color="000000"/>
+              <w:left w:val="single" w:sz="4" w:space="0" w:color="000000"/>
+              <w:bottom w:val="single" w:sz="4" w:space="0" w:color="000000"/>
+            </w:tcBorders>
+            <w:vAlign w:val="bottom"/>
+          </w:tcPr>
+          <w:p>
+            <w:pPr>
+              <w:pStyle w:val="Normal"/>
+              <w:widowControl w:val="false"/>
+              <w:jc w:val="center"/>
+              <w:rPr>
+                <w:color w:val="000000"/>
+                <w:sz w:val="16"/>
+                <w:szCs w:val="16"/>
+              </w:rPr>
+            </w:pPr>
+            <w:r>
+              <w:rPr>
+                <w:rFonts w:eastAsia="arial" w:ascii="arial" w:hAnsi="arial"/>
+                <w:color w:val="000000"/>
+                <w:sz w:val="16"/>
+                <w:szCs w:val="16"/>
+              </w:rPr>
+              <w:t>Snow Brake</w:t>
+            </w:r>
+          </w:p>
+        </w:tc>
+        <w:tc>
+          <w:tcPr>
+            <w:tcW w:w="1016" w:type="dxa"/>
+            <w:tcBorders>
+              <w:top w:val="single" w:sz="4" w:space="0" w:color="000000"/>
+              <w:left w:val="single" w:sz="4" w:space="0" w:color="000000"/>
+              <w:bottom w:val="single" w:sz="4" w:space="0" w:color="000000"/>
+            </w:tcBorders>
+            <w:vAlign w:val="bottom"/>
+          </w:tcPr>
+          <w:p>
+            <w:pPr>
+              <w:pStyle w:val="Normal"/>
+              <w:widowControl w:val="false"/>
+              <w:spacing w:lineRule="auto" w:line="180"/>
+              <w:jc w:val="center"/>
+              <w:rPr>
+                <w:sz w:val="16"/>
+                <w:szCs w:val="16"/>
+              </w:rPr>
+            </w:pPr>
+            <w:r>
+              <w:rPr>
+                <w:sz w:val="16"/>
+                <w:szCs w:val="16"/>
+              </w:rPr>
+            </w:r>
+          </w:p>
+        </w:tc>
+        <w:tc>
+          <w:tcPr>
+            <w:tcW w:w="1020" w:type="dxa"/>
+            <w:tcBorders>
+              <w:top w:val="single" w:sz="4" w:space="0" w:color="000000"/>
+              <w:left w:val="single" w:sz="4" w:space="0" w:color="000000"/>
+              <w:bottom w:val="single" w:sz="4" w:space="0" w:color="000000"/>
+            </w:tcBorders>
+            <w:vAlign w:val="bottom"/>
+          </w:tcPr>
+          <w:p>
+            <w:pPr>
+              <w:pStyle w:val="Normal"/>
+              <w:widowControl w:val="false"/>
+              <w:spacing w:lineRule="auto" w:line="180"/>
+              <w:jc w:val="center"/>
+              <w:rPr>
+                <w:sz w:val="16"/>
+                <w:szCs w:val="16"/>
+              </w:rPr>
+            </w:pPr>
+            <w:r>
+              <w:rPr>
+                <w:sz w:val="16"/>
+                <w:szCs w:val="16"/>
+              </w:rPr>
+              <w:t>ADU Dim Up</w:t>
+            </w:r>
+          </w:p>
+        </w:tc>
+        <w:tc>
+          <w:tcPr>
+            <w:tcW w:w="1016" w:type="dxa"/>
+            <w:tcBorders>
+              <w:top w:val="single" w:sz="4" w:space="0" w:color="000000"/>
+              <w:left w:val="single" w:sz="4" w:space="0" w:color="000000"/>
+              <w:bottom w:val="single" w:sz="4" w:space="0" w:color="000000"/>
+            </w:tcBorders>
+            <w:vAlign w:val="bottom"/>
+          </w:tcPr>
+          <w:p>
+            <w:pPr>
+              <w:pStyle w:val="Normal"/>
+              <w:widowControl w:val="false"/>
+              <w:spacing w:lineRule="auto" w:line="180"/>
+              <w:jc w:val="center"/>
+              <w:rPr>
+                <w:sz w:val="16"/>
+                <w:szCs w:val="16"/>
+              </w:rPr>
+            </w:pPr>
+            <w:r>
+              <w:rPr>
+                <w:rFonts w:eastAsia="arial" w:ascii="arial" w:hAnsi="arial"/>
+                <w:color w:val="000000"/>
+                <w:sz w:val="16"/>
+                <w:szCs w:val="16"/>
+              </w:rPr>
+              <w:t>Marker Light</w:t>
+            </w:r>
+          </w:p>
+        </w:tc>
+        <w:tc>
+          <w:tcPr>
+            <w:tcW w:w="1016" w:type="dxa"/>
+            <w:tcBorders>
+              <w:top w:val="single" w:sz="4" w:space="0" w:color="000000"/>
+              <w:left w:val="single" w:sz="4" w:space="0" w:color="000000"/>
+              <w:bottom w:val="single" w:sz="4" w:space="0" w:color="000000"/>
+            </w:tcBorders>
+            <w:vAlign w:val="bottom"/>
+          </w:tcPr>
+          <w:p>
+            <w:pPr>
+              <w:pStyle w:val="Normal"/>
+              <w:widowControl w:val="false"/>
+              <w:spacing w:lineRule="auto" w:line="180"/>
+              <w:jc w:val="center"/>
+              <w:rPr>
+                <w:sz w:val="16"/>
+                <w:szCs w:val="16"/>
+              </w:rPr>
+            </w:pPr>
+            <w:r>
+              <w:rPr>
+                <w:sz w:val="16"/>
+                <w:szCs w:val="16"/>
+              </w:rPr>
+              <w:t>Cab Light</w:t>
+            </w:r>
+          </w:p>
+        </w:tc>
+        <w:tc>
+          <w:tcPr>
+            <w:tcW w:w="1016" w:type="dxa"/>
+            <w:tcBorders>
+              <w:top w:val="single" w:sz="4" w:space="0" w:color="000000"/>
+              <w:left w:val="single" w:sz="4" w:space="0" w:color="000000"/>
+              <w:bottom w:val="single" w:sz="4" w:space="0" w:color="000000"/>
+            </w:tcBorders>
+            <w:vAlign w:val="bottom"/>
+          </w:tcPr>
+          <w:p>
+            <w:pPr>
+              <w:pStyle w:val="Normal"/>
+              <w:widowControl w:val="false"/>
+              <w:spacing w:lineRule="auto" w:line="180"/>
+              <w:jc w:val="center"/>
+              <w:rPr>
+                <w:sz w:val="16"/>
+                <w:szCs w:val="16"/>
+              </w:rPr>
+            </w:pPr>
+            <w:r>
+              <w:rPr>
+                <w:rFonts w:eastAsia="arial" w:ascii="arial" w:hAnsi="arial"/>
+                <w:color w:val="000000"/>
+                <w:sz w:val="16"/>
+                <w:szCs w:val="16"/>
+              </w:rPr>
+              <w:t>1-Person</w:t>
+            </w:r>
+          </w:p>
+        </w:tc>
+        <w:tc>
+          <w:tcPr>
+            <w:tcW w:w="1029" w:type="dxa"/>
+            <w:tcBorders>
+              <w:top w:val="single" w:sz="4" w:space="0" w:color="000000"/>
+              <w:left w:val="single" w:sz="4" w:space="0" w:color="000000"/>
+              <w:bottom w:val="single" w:sz="4" w:space="0" w:color="000000"/>
+              <w:right w:val="single" w:sz="4" w:space="0" w:color="000000"/>
+            </w:tcBorders>
+            <w:vAlign w:val="bottom"/>
+          </w:tcPr>
+          <w:p>
+            <w:pPr>
+              <w:pStyle w:val="Normal"/>
+              <w:widowControl w:val="false"/>
+              <w:spacing w:lineRule="auto" w:line="180"/>
+              <w:jc w:val="center"/>
+              <w:rPr>
+                <w:sz w:val="16"/>
+                <w:szCs w:val="16"/>
+              </w:rPr>
+            </w:pPr>
+            <w:r>
+              <w:rPr>
+                <w:rFonts w:eastAsia="arial" w:ascii="arial" w:hAnsi="arial"/>
+                <w:color w:val="000000"/>
+                <w:sz w:val="16"/>
+                <w:szCs w:val="16"/>
+              </w:rPr>
+              <w:t>Next</w:t>
+            </w:r>
+          </w:p>
+          <w:p>
+            <w:pPr>
+              <w:pStyle w:val="Normal"/>
+              <w:widowControl w:val="false"/>
+              <w:spacing w:lineRule="auto" w:line="180"/>
+              <w:jc w:val="center"/>
+              <w:rPr>
+                <w:sz w:val="16"/>
+                <w:szCs w:val="16"/>
+              </w:rPr>
+            </w:pPr>
+            <w:r>
+              <w:rPr>
+                <w:rFonts w:eastAsia="arial" w:ascii="arial" w:hAnsi="arial"/>
+                <w:color w:val="000000"/>
+                <w:sz w:val="16"/>
+                <w:szCs w:val="16"/>
+              </w:rPr>
+              <w:t>Cab Cam</w:t>
+            </w:r>
+          </w:p>
+        </w:tc>
+      </w:tr>
+    </w:tbl>
+    <w:p>
+      <w:pPr>
+        <w:pStyle w:val="Normal"/>
+        <w:rPr>
+          <w:color w:val="000000"/>
+          <w:sz w:val="16"/>
+          <w:szCs w:val="16"/>
+        </w:rPr>
+      </w:pPr>
+      <w:r>
+        <w:rPr>
+          <w:rFonts w:eastAsia="arial" w:ascii="arial" w:hAnsi="arial"/>
+          <w:color w:val="000000"/>
+          <w:sz w:val="16"/>
+          <w:szCs w:val="16"/>
+        </w:rPr>
+        <w:tab/>
         <w:t xml:space="preserve">           </w:t>
       </w:r>
       <w:r>
@@ -36040,7 +37095,7 @@
           <w:sz w:val="16"/>
           <w:szCs w:val="16"/>
         </w:rPr>
-        <w:t>Acela</w:t>
+        <w:t>M3</w:t>
       </w:r>
       <w:r>
         <w:rPr>
@@ -36174,43 +37229,47 @@
               </w:rPr>
             </w:pPr>
             <w:r>
-              <w:rPr>
-                <w:sz w:val="16"/>
-                <w:szCs w:val="16"/>
-              </w:rPr>
-              <w:t>Cab Activate</w:t>
-            </w:r>
-          </w:p>
-        </w:tc>
-        <w:tc>
-          <w:tcPr>
-            <w:tcW w:w="1016" w:type="dxa"/>
-            <w:tcBorders>
-              <w:top w:val="single" w:sz="4" w:space="0" w:color="000000"/>
-              <w:left w:val="single" w:sz="4" w:space="0" w:color="000000"/>
-              <w:bottom w:val="single" w:sz="4" w:space="0" w:color="000000"/>
-            </w:tcBorders>
-            <w:vAlign w:val="bottom"/>
-          </w:tcPr>
-          <w:p>
-            <w:pPr>
-              <w:pStyle w:val="Normal"/>
-              <w:widowControl w:val="false"/>
-              <w:spacing w:lineRule="auto" w:line="180"/>
-              <w:jc w:val="center"/>
-              <w:rPr>
-                <w:color w:val="000000"/>
-                <w:sz w:val="16"/>
-                <w:szCs w:val="16"/>
-              </w:rPr>
-            </w:pPr>
-            <w:r>
-              <w:rPr>
-                <w:color w:val="000000"/>
-                <w:sz w:val="16"/>
-                <w:szCs w:val="16"/>
-              </w:rPr>
-              <w:t>Alerter</w:t>
+              <w:rPr/>
+            </w:r>
+          </w:p>
+        </w:tc>
+        <w:tc>
+          <w:tcPr>
+            <w:tcW w:w="1016" w:type="dxa"/>
+            <w:tcBorders>
+              <w:top w:val="single" w:sz="4" w:space="0" w:color="000000"/>
+              <w:left w:val="single" w:sz="4" w:space="0" w:color="000000"/>
+              <w:bottom w:val="single" w:sz="4" w:space="0" w:color="000000"/>
+            </w:tcBorders>
+            <w:vAlign w:val="bottom"/>
+          </w:tcPr>
+          <w:p>
+            <w:pPr>
+              <w:pStyle w:val="Normal"/>
+              <w:widowControl w:val="false"/>
+              <w:spacing w:lineRule="auto" w:line="180"/>
+              <w:jc w:val="center"/>
+              <w:rPr>
+                <w:color w:val="000000"/>
+                <w:sz w:val="16"/>
+                <w:szCs w:val="16"/>
+              </w:rPr>
+            </w:pPr>
+            <w:r>
+              <w:rPr>
+                <w:color w:val="000000"/>
+                <w:sz w:val="16"/>
+                <w:szCs w:val="16"/>
+              </w:rPr>
+              <w:t>Alerter/</w:t>
+            </w:r>
+            <w:r>
+              <w:rPr>
+                <w:color w:val="000000"/>
+                <w:sz w:val="16"/>
+                <w:szCs w:val="16"/>
+              </w:rPr>
+              <w:t>Deadman</w:t>
             </w:r>
           </w:p>
         </w:tc>
@@ -36237,74 +37296,64 @@
               </w:rPr>
             </w:pPr>
             <w:r>
-              <w:rPr>
-                <w:color w:val="000000"/>
-                <w:sz w:val="16"/>
-                <w:szCs w:val="16"/>
-              </w:rPr>
-              <w:t>Panto. Low</w:t>
-            </w:r>
-          </w:p>
-        </w:tc>
-        <w:tc>
-          <w:tcPr>
-            <w:tcW w:w="1016" w:type="dxa"/>
-            <w:tcBorders>
-              <w:top w:val="single" w:sz="4" w:space="0" w:color="000000"/>
-              <w:left w:val="single" w:sz="4" w:space="0" w:color="000000"/>
-              <w:bottom w:val="single" w:sz="4" w:space="0" w:color="000000"/>
-            </w:tcBorders>
-            <w:vAlign w:val="bottom"/>
-          </w:tcPr>
-          <w:p>
-            <w:pPr>
-              <w:pStyle w:val="Normal"/>
-              <w:widowControl w:val="false"/>
-              <w:spacing w:lineRule="auto" w:line="180"/>
-              <w:jc w:val="center"/>
-              <w:rPr>
-                <w:color w:val="000000"/>
-                <w:sz w:val="16"/>
-                <w:szCs w:val="16"/>
-              </w:rPr>
-            </w:pPr>
-            <w:r>
-              <w:rPr>
-                <w:color w:val="000000"/>
-                <w:sz w:val="16"/>
-                <w:szCs w:val="16"/>
-              </w:rPr>
-              <w:t>HEP Off</w:t>
-            </w:r>
-          </w:p>
-        </w:tc>
-        <w:tc>
-          <w:tcPr>
-            <w:tcW w:w="1016" w:type="dxa"/>
-            <w:tcBorders>
-              <w:top w:val="single" w:sz="4" w:space="0" w:color="000000"/>
-              <w:left w:val="single" w:sz="4" w:space="0" w:color="000000"/>
-              <w:bottom w:val="single" w:sz="4" w:space="0" w:color="000000"/>
-            </w:tcBorders>
-            <w:vAlign w:val="bottom"/>
-          </w:tcPr>
-          <w:p>
-            <w:pPr>
-              <w:pStyle w:val="Normal"/>
-              <w:widowControl w:val="false"/>
-              <w:jc w:val="center"/>
-              <w:rPr>
-                <w:sz w:val="16"/>
-                <w:szCs w:val="16"/>
-              </w:rPr>
-            </w:pPr>
-            <w:r>
-              <w:rPr>
-                <w:color w:val="000000"/>
-                <w:sz w:val="16"/>
-                <w:szCs w:val="16"/>
-              </w:rPr>
-              <w:t>Snow Brake</w:t>
+              <w:rPr/>
+            </w:r>
+          </w:p>
+        </w:tc>
+        <w:tc>
+          <w:tcPr>
+            <w:tcW w:w="1016" w:type="dxa"/>
+            <w:tcBorders>
+              <w:top w:val="single" w:sz="4" w:space="0" w:color="000000"/>
+              <w:left w:val="single" w:sz="4" w:space="0" w:color="000000"/>
+              <w:bottom w:val="single" w:sz="4" w:space="0" w:color="000000"/>
+            </w:tcBorders>
+            <w:vAlign w:val="bottom"/>
+          </w:tcPr>
+          <w:p>
+            <w:pPr>
+              <w:pStyle w:val="Normal"/>
+              <w:widowControl w:val="false"/>
+              <w:spacing w:lineRule="auto" w:line="180"/>
+              <w:jc w:val="center"/>
+              <w:rPr>
+                <w:color w:val="000000"/>
+                <w:sz w:val="16"/>
+                <w:szCs w:val="16"/>
+              </w:rPr>
+            </w:pPr>
+            <w:r>
+              <w:rPr>
+                <w:color w:val="000000"/>
+                <w:sz w:val="16"/>
+                <w:szCs w:val="16"/>
+              </w:rPr>
+              <w:t>Charge Brake</w:t>
+            </w:r>
+          </w:p>
+        </w:tc>
+        <w:tc>
+          <w:tcPr>
+            <w:tcW w:w="1016" w:type="dxa"/>
+            <w:tcBorders>
+              <w:top w:val="single" w:sz="4" w:space="0" w:color="000000"/>
+              <w:left w:val="single" w:sz="4" w:space="0" w:color="000000"/>
+              <w:bottom w:val="single" w:sz="4" w:space="0" w:color="000000"/>
+            </w:tcBorders>
+            <w:vAlign w:val="bottom"/>
+          </w:tcPr>
+          <w:p>
+            <w:pPr>
+              <w:pStyle w:val="Normal"/>
+              <w:widowControl w:val="false"/>
+              <w:jc w:val="center"/>
+              <w:rPr>
+                <w:sz w:val="16"/>
+                <w:szCs w:val="16"/>
+              </w:rPr>
+            </w:pPr>
+            <w:r>
+              <w:rPr/>
             </w:r>
           </w:p>
         </w:tc>
@@ -36329,44 +37378,33 @@
               </w:rPr>
             </w:pPr>
             <w:r>
-              <w:rPr>
-                <w:rFonts w:eastAsia="arial" w:ascii="arial" w:hAnsi="arial"/>
-                <w:sz w:val="16"/>
-                <w:szCs w:val="16"/>
-              </w:rPr>
-              <w:t>Tilting Off</w:t>
-            </w:r>
-          </w:p>
-        </w:tc>
-        <w:tc>
-          <w:tcPr>
-            <w:tcW w:w="1016" w:type="dxa"/>
-            <w:tcBorders>
-              <w:top w:val="single" w:sz="4" w:space="0" w:color="000000"/>
-              <w:left w:val="single" w:sz="4" w:space="0" w:color="000000"/>
-              <w:bottom w:val="single" w:sz="4" w:space="0" w:color="000000"/>
-            </w:tcBorders>
-            <w:vAlign w:val="bottom"/>
-          </w:tcPr>
-          <w:p>
-            <w:pPr>
-              <w:pStyle w:val="Normal"/>
-              <w:widowControl w:val="false"/>
-              <w:spacing w:lineRule="auto" w:line="180"/>
-              <w:jc w:val="center"/>
-              <w:rPr>
-                <w:sz w:val="16"/>
-                <w:szCs w:val="16"/>
-              </w:rPr>
-            </w:pPr>
-            <w:r>
-              <w:rPr>
-                <w:rFonts w:eastAsia="arial" w:ascii="arial" w:hAnsi="arial"/>
-                <w:color w:val="000000"/>
-                <w:sz w:val="16"/>
-                <w:szCs w:val="16"/>
-              </w:rPr>
-              <w:t>Timetable Light</w:t>
+              <w:rPr/>
+            </w:r>
+          </w:p>
+        </w:tc>
+        <w:tc>
+          <w:tcPr>
+            <w:tcW w:w="1016" w:type="dxa"/>
+            <w:tcBorders>
+              <w:top w:val="single" w:sz="4" w:space="0" w:color="000000"/>
+              <w:left w:val="single" w:sz="4" w:space="0" w:color="000000"/>
+              <w:bottom w:val="single" w:sz="4" w:space="0" w:color="000000"/>
+            </w:tcBorders>
+            <w:vAlign w:val="bottom"/>
+          </w:tcPr>
+          <w:p>
+            <w:pPr>
+              <w:pStyle w:val="Normal"/>
+              <w:widowControl w:val="false"/>
+              <w:spacing w:lineRule="auto" w:line="180"/>
+              <w:jc w:val="center"/>
+              <w:rPr>
+                <w:sz w:val="16"/>
+                <w:szCs w:val="16"/>
+              </w:rPr>
+            </w:pPr>
+            <w:r>
+              <w:rPr/>
             </w:r>
           </w:p>
         </w:tc>
@@ -36398,86 +37436,63 @@
                 <w:sz w:val="16"/>
                 <w:szCs w:val="16"/>
               </w:rPr>
-              <w:t xml:space="preserve">Console Light </w:t>
-            </w:r>
-            <w:r>
-              <w:rPr>
-                <w:rFonts w:eastAsia="arial" w:ascii="arial" w:hAnsi="arial"/>
-                <w:color w:val="000000"/>
-                <w:sz w:val="16"/>
-                <w:szCs w:val="16"/>
-              </w:rPr>
-              <w:t>Dw</w:t>
-            </w:r>
-          </w:p>
-        </w:tc>
-        <w:tc>
-          <w:tcPr>
-            <w:tcW w:w="1016" w:type="dxa"/>
-            <w:tcBorders>
-              <w:top w:val="single" w:sz="4" w:space="0" w:color="000000"/>
-              <w:left w:val="single" w:sz="4" w:space="0" w:color="000000"/>
-              <w:bottom w:val="single" w:sz="4" w:space="0" w:color="000000"/>
-            </w:tcBorders>
-            <w:vAlign w:val="bottom"/>
-          </w:tcPr>
-          <w:p>
-            <w:pPr>
-              <w:pStyle w:val="Normal"/>
-              <w:widowControl w:val="false"/>
-              <w:jc w:val="center"/>
-              <w:rPr>
-                <w:sz w:val="16"/>
-                <w:szCs w:val="16"/>
-              </w:rPr>
-            </w:pPr>
-            <w:r>
-              <w:rPr>
-                <w:rFonts w:eastAsia="arial" w:ascii="arial" w:hAnsi="arial"/>
-                <w:color w:val="000000"/>
-                <w:sz w:val="16"/>
-                <w:szCs w:val="16"/>
-              </w:rPr>
-              <w:t>Ditch Light Off</w:t>
-            </w:r>
-          </w:p>
-        </w:tc>
-        <w:tc>
-          <w:tcPr>
-            <w:tcW w:w="1016" w:type="dxa"/>
-            <w:tcBorders>
-              <w:top w:val="single" w:sz="4" w:space="0" w:color="000000"/>
-              <w:left w:val="single" w:sz="4" w:space="0" w:color="000000"/>
-              <w:bottom w:val="single" w:sz="4" w:space="0" w:color="000000"/>
-            </w:tcBorders>
-            <w:vAlign w:val="bottom"/>
-          </w:tcPr>
-          <w:p>
-            <w:pPr>
-              <w:pStyle w:val="Normal"/>
-              <w:widowControl w:val="false"/>
-              <w:spacing w:lineRule="auto" w:line="180"/>
-              <w:jc w:val="center"/>
-              <w:rPr>
-                <w:sz w:val="16"/>
-                <w:szCs w:val="16"/>
-              </w:rPr>
-            </w:pPr>
-            <w:r>
-              <w:rPr>
-                <w:color w:val="000000"/>
-                <w:sz w:val="16"/>
-                <w:szCs w:val="16"/>
-              </w:rPr>
-              <w:t xml:space="preserve">Cab Light </w:t>
-            </w:r>
-            <w:r>
-              <w:rPr>
-                <w:color w:val="000000"/>
-                <w:sz w:val="16"/>
-                <w:szCs w:val="16"/>
-              </w:rPr>
-              <w:t>Exit</w:t>
+              <w:t>ADU Dim Down</w:t>
+            </w:r>
+          </w:p>
+        </w:tc>
+        <w:tc>
+          <w:tcPr>
+            <w:tcW w:w="1016" w:type="dxa"/>
+            <w:tcBorders>
+              <w:top w:val="single" w:sz="4" w:space="0" w:color="000000"/>
+              <w:left w:val="single" w:sz="4" w:space="0" w:color="000000"/>
+              <w:bottom w:val="single" w:sz="4" w:space="0" w:color="000000"/>
+            </w:tcBorders>
+            <w:vAlign w:val="bottom"/>
+          </w:tcPr>
+          <w:p>
+            <w:pPr>
+              <w:pStyle w:val="Normal"/>
+              <w:widowControl w:val="false"/>
+              <w:jc w:val="center"/>
+              <w:rPr>
+                <w:sz w:val="16"/>
+                <w:szCs w:val="16"/>
+              </w:rPr>
+            </w:pPr>
+            <w:r>
+              <w:rPr/>
+            </w:r>
+          </w:p>
+        </w:tc>
+        <w:tc>
+          <w:tcPr>
+            <w:tcW w:w="1016" w:type="dxa"/>
+            <w:tcBorders>
+              <w:top w:val="single" w:sz="4" w:space="0" w:color="000000"/>
+              <w:left w:val="single" w:sz="4" w:space="0" w:color="000000"/>
+              <w:bottom w:val="single" w:sz="4" w:space="0" w:color="000000"/>
+            </w:tcBorders>
+            <w:vAlign w:val="bottom"/>
+          </w:tcPr>
+          <w:p>
+            <w:pPr>
+              <w:pStyle w:val="Normal"/>
+              <w:widowControl w:val="false"/>
+              <w:spacing w:lineRule="auto" w:line="180"/>
+              <w:jc w:val="center"/>
+              <w:rPr>
+                <w:sz w:val="16"/>
+                <w:szCs w:val="16"/>
+              </w:rPr>
+            </w:pPr>
+            <w:r>
+              <w:rPr>
+                <w:color w:val="000000"/>
+                <w:sz w:val="16"/>
+                <w:szCs w:val="16"/>
+              </w:rPr>
+              <w:t>Uncouple</w:t>
             </w:r>
           </w:p>
         </w:tc>
@@ -37628,12 +38643,12 @@
       <w:rFonts w:ascii="Symbol" w:hAnsi="Symbol" w:cs="Symbol"/>
     </w:rPr>
   </w:style>
-  <w:style w:type="character" w:styleId="Style5" w:customStyle="1">
-    <w:name w:val="번호 매기기 기호"/>
+  <w:style w:type="character" w:styleId="user" w:customStyle="1">
+    <w:name w:val="번호 매기기 기호 (user)"/>
     <w:qFormat/>
     <w:rPr/>
   </w:style>
-  <w:style w:type="paragraph" w:styleId="Style6">
+  <w:style w:type="paragraph" w:styleId="Style5">
     <w:name w:val="제목"/>
     <w:basedOn w:val="Normal"/>
     <w:next w:val="BodyText"/>
@@ -37643,7 +38658,7 @@
       <w:spacing w:before="240" w:after="120"/>
     </w:pPr>
     <w:rPr>
-      <w:rFonts w:ascii="Liberation Sans" w:hAnsi="Liberation Sans" w:eastAsia="나눔고딕" w:cs="Arial"/>
+      <w:rFonts w:ascii="Liberation Sans" w:hAnsi="Liberation Sans" w:eastAsia="Noto Sans CJK KR" w:cs="Lohit Devanagari"/>
       <w:sz w:val="28"/>
       <w:szCs w:val="28"/>
     </w:rPr>
@@ -37680,7 +38695,7 @@
       <w:szCs w:val="24"/>
     </w:rPr>
   </w:style>
-  <w:style w:type="paragraph" w:styleId="Style7">
+  <w:style w:type="paragraph" w:styleId="Style6" w:customStyle="1">
     <w:name w:val="색인"/>
     <w:basedOn w:val="Normal"/>
     <w:qFormat/>
@@ -37688,11 +38703,10 @@
       <w:suppressLineNumbers/>
     </w:pPr>
     <w:rPr>
-      <w:rFonts w:cs="Arial"/>
-      <w:sz w:val="24"/>
+      <w:rFonts w:cs="Lohit Devanagari"/>
     </w:rPr>
   </w:style>
-  <w:style w:type="paragraph" w:styleId="user">
+  <w:style w:type="paragraph" w:styleId="user1">
     <w:name w:val="제목 (user)"/>
     <w:basedOn w:val="Normal"/>
     <w:next w:val="BodyText"/>
@@ -37702,12 +38716,12 @@
       <w:spacing w:before="240" w:after="120"/>
     </w:pPr>
     <w:rPr>
-      <w:rFonts w:ascii="Liberation Sans" w:hAnsi="Liberation Sans" w:eastAsia="Noto Sans CJK KR" w:cs="Lohit Devanagari"/>
+      <w:rFonts w:ascii="Liberation Sans" w:hAnsi="Liberation Sans" w:eastAsia="나눔고딕" w:cs="Arial"/>
       <w:sz w:val="28"/>
       <w:szCs w:val="28"/>
     </w:rPr>
   </w:style>
-  <w:style w:type="paragraph" w:styleId="user1" w:customStyle="1">
+  <w:style w:type="paragraph" w:styleId="user2">
     <w:name w:val="색인 (user)"/>
     <w:basedOn w:val="Normal"/>
     <w:qFormat/>
@@ -37715,7 +38729,8 @@
       <w:suppressLineNumbers/>
     </w:pPr>
     <w:rPr>
-      <w:rFonts w:cs="Lohit Devanagari"/>
+      <w:rFonts w:cs="Arial"/>
+      <w:sz w:val="24"/>
     </w:rPr>
   </w:style>
   <w:style w:type="paragraph" w:styleId="Title">
@@ -38397,8 +39412,8 @@
       <w:szCs w:val="24"/>
     </w:rPr>
   </w:style>
-  <w:style w:type="paragraph" w:styleId="user2" w:customStyle="1">
-    <w:name w:val="표 내용 (user)"/>
+  <w:style w:type="paragraph" w:styleId="Style7" w:customStyle="1">
+    <w:name w:val="표 내용"/>
     <w:basedOn w:val="Normal"/>
     <w:qFormat/>
     <w:pPr>
@@ -38406,9 +39421,9 @@
     </w:pPr>
     <w:rPr/>
   </w:style>
-  <w:style w:type="paragraph" w:styleId="user3" w:customStyle="1">
-    <w:name w:val="표제목 (user)"/>
-    <w:basedOn w:val="user2"/>
+  <w:style w:type="paragraph" w:styleId="Style8" w:customStyle="1">
+    <w:name w:val="표제목"/>
+    <w:basedOn w:val="Style7"/>
     <w:qFormat/>
     <w:pPr>
       <w:jc w:val="center"/>
@@ -38418,8 +39433,8 @@
       <w:bCs/>
     </w:rPr>
   </w:style>
-  <w:style w:type="paragraph" w:styleId="Style8">
-    <w:name w:val="표 내용"/>
+  <w:style w:type="paragraph" w:styleId="user3">
+    <w:name w:val="표 내용 (user)"/>
     <w:basedOn w:val="Normal"/>
     <w:qFormat/>
     <w:pPr>
@@ -38428,9 +39443,9 @@
     </w:pPr>
     <w:rPr/>
   </w:style>
-  <w:style w:type="paragraph" w:styleId="Style9">
-    <w:name w:val="표제목"/>
-    <w:basedOn w:val="Style8"/>
+  <w:style w:type="paragraph" w:styleId="user4">
+    <w:name w:val="표제목 (user)"/>
+    <w:basedOn w:val="user3"/>
     <w:qFormat/>
     <w:pPr>
       <w:suppressLineNumbers/>

--- a/raildriver-USA-Remapped.docx
+++ b/raildriver-USA-Remapped.docx
@@ -36556,7 +36556,1073 @@
           <w:sz w:val="16"/>
           <w:szCs w:val="16"/>
         </w:rPr>
-        <w:t xml:space="preserve">    </w:t>
+        <w:t xml:space="preserve">    M3-1</w:t>
+      </w:r>
+    </w:p>
+    <w:tbl>
+      <w:tblPr>
+        <w:tblW w:w="14248" w:type="dxa"/>
+        <w:jc w:val="left"/>
+        <w:tblInd w:w="-5" w:type="dxa"/>
+        <w:tblLayout w:type="fixed"/>
+        <w:tblCellMar>
+          <w:top w:w="0" w:type="dxa"/>
+          <w:left w:w="108" w:type="dxa"/>
+          <w:bottom w:w="0" w:type="dxa"/>
+          <w:right w:w="108" w:type="dxa"/>
+        </w:tblCellMar>
+        <w:tblLook w:firstRow="1" w:noVBand="1" w:lastRow="0" w:firstColumn="1" w:lastColumn="0" w:noHBand="0" w:val="04a0"/>
+      </w:tblPr>
+      <w:tblGrid>
+        <w:gridCol w:w="1017"/>
+        <w:gridCol w:w="1019"/>
+        <w:gridCol w:w="1014"/>
+        <w:gridCol w:w="1016"/>
+        <w:gridCol w:w="1020"/>
+        <w:gridCol w:w="1016"/>
+        <w:gridCol w:w="1016"/>
+        <w:gridCol w:w="1017"/>
+        <w:gridCol w:w="1016"/>
+        <w:gridCol w:w="1020"/>
+        <w:gridCol w:w="1016"/>
+        <w:gridCol w:w="1016"/>
+        <w:gridCol w:w="1016"/>
+        <w:gridCol w:w="1029"/>
+      </w:tblGrid>
+      <w:tr>
+        <w:trPr>
+          <w:trHeight w:val="440" w:hRule="exact"/>
+          <w:cantSplit w:val="true"/>
+        </w:trPr>
+        <w:tc>
+          <w:tcPr>
+            <w:tcW w:w="1017" w:type="dxa"/>
+            <w:tcBorders>
+              <w:top w:val="single" w:sz="4" w:space="0" w:color="000000"/>
+              <w:left w:val="single" w:sz="4" w:space="0" w:color="000000"/>
+              <w:bottom w:val="single" w:sz="4" w:space="0" w:color="000000"/>
+            </w:tcBorders>
+            <w:vAlign w:val="bottom"/>
+          </w:tcPr>
+          <w:p>
+            <w:pPr>
+              <w:pStyle w:val="Normal"/>
+              <w:widowControl w:val="false"/>
+              <w:spacing w:lineRule="auto" w:line="180" w:before="0" w:after="60"/>
+              <w:jc w:val="center"/>
+              <w:rPr>
+                <w:color w:val="000000"/>
+                <w:sz w:val="16"/>
+                <w:szCs w:val="16"/>
+              </w:rPr>
+            </w:pPr>
+            <w:r>
+              <w:rPr>
+                <w:rFonts w:eastAsia="arial" w:ascii="arial" w:hAnsi="arial"/>
+                <w:b/>
+                <w:color w:val="000000"/>
+                <w:sz w:val="16"/>
+                <w:szCs w:val="16"/>
+              </w:rPr>
+              <w:t>Pause</w:t>
+            </w:r>
+          </w:p>
+        </w:tc>
+        <w:tc>
+          <w:tcPr>
+            <w:tcW w:w="1019" w:type="dxa"/>
+            <w:tcBorders>
+              <w:top w:val="single" w:sz="4" w:space="0" w:color="000000"/>
+              <w:left w:val="single" w:sz="4" w:space="0" w:color="000000"/>
+              <w:bottom w:val="single" w:sz="4" w:space="0" w:color="000000"/>
+            </w:tcBorders>
+            <w:vAlign w:val="bottom"/>
+          </w:tcPr>
+          <w:p>
+            <w:pPr>
+              <w:pStyle w:val="Normal"/>
+              <w:widowControl w:val="false"/>
+              <w:jc w:val="center"/>
+              <w:rPr>
+                <w:rFonts w:ascii="arial" w:hAnsi="arial" w:eastAsia="arial"/>
+                <w:color w:val="000000"/>
+                <w:sz w:val="16"/>
+                <w:szCs w:val="16"/>
+              </w:rPr>
+            </w:pPr>
+            <w:r>
+              <w:rPr>
+                <w:rFonts w:eastAsia="arial" w:ascii="arial" w:hAnsi="arial"/>
+                <w:color w:val="000000"/>
+                <w:sz w:val="16"/>
+                <w:szCs w:val="16"/>
+              </w:rPr>
+              <w:t>Master Key</w:t>
+            </w:r>
+          </w:p>
+        </w:tc>
+        <w:tc>
+          <w:tcPr>
+            <w:tcW w:w="1014" w:type="dxa"/>
+            <w:tcBorders>
+              <w:top w:val="single" w:sz="4" w:space="0" w:color="000000"/>
+              <w:left w:val="single" w:sz="4" w:space="0" w:color="000000"/>
+              <w:bottom w:val="single" w:sz="4" w:space="0" w:color="000000"/>
+            </w:tcBorders>
+            <w:vAlign w:val="bottom"/>
+          </w:tcPr>
+          <w:p>
+            <w:pPr>
+              <w:pStyle w:val="Normal"/>
+              <w:widowControl w:val="false"/>
+              <w:jc w:val="center"/>
+              <w:rPr>
+                <w:rFonts w:ascii="arial" w:hAnsi="arial" w:eastAsia="arial"/>
+                <w:color w:val="000000"/>
+                <w:sz w:val="16"/>
+                <w:szCs w:val="16"/>
+              </w:rPr>
+            </w:pPr>
+            <w:r>
+              <w:rPr>
+                <w:rFonts w:eastAsia="arial" w:ascii="arial" w:hAnsi="arial"/>
+                <w:color w:val="000000"/>
+                <w:sz w:val="16"/>
+                <w:szCs w:val="16"/>
+              </w:rPr>
+            </w:r>
+          </w:p>
+        </w:tc>
+        <w:tc>
+          <w:tcPr>
+            <w:tcW w:w="1016" w:type="dxa"/>
+            <w:tcBorders>
+              <w:top w:val="single" w:sz="4" w:space="0" w:color="000000"/>
+              <w:left w:val="single" w:sz="4" w:space="0" w:color="000000"/>
+              <w:bottom w:val="single" w:sz="4" w:space="0" w:color="000000"/>
+            </w:tcBorders>
+            <w:vAlign w:val="bottom"/>
+          </w:tcPr>
+          <w:p>
+            <w:pPr>
+              <w:pStyle w:val="Normal"/>
+              <w:widowControl w:val="false"/>
+              <w:spacing w:lineRule="auto" w:line="180"/>
+              <w:jc w:val="center"/>
+              <w:rPr>
+                <w:color w:val="000000"/>
+                <w:sz w:val="16"/>
+                <w:szCs w:val="16"/>
+              </w:rPr>
+            </w:pPr>
+            <w:r>
+              <w:rPr>
+                <w:color w:val="000000"/>
+                <w:sz w:val="16"/>
+                <w:szCs w:val="16"/>
+              </w:rPr>
+              <w:t>ATC/ACSES</w:t>
+            </w:r>
+          </w:p>
+        </w:tc>
+        <w:tc>
+          <w:tcPr>
+            <w:tcW w:w="1020" w:type="dxa"/>
+            <w:tcBorders>
+              <w:top w:val="single" w:sz="4" w:space="0" w:color="000000"/>
+              <w:left w:val="single" w:sz="4" w:space="0" w:color="000000"/>
+              <w:bottom w:val="single" w:sz="4" w:space="0" w:color="000000"/>
+            </w:tcBorders>
+            <w:vAlign w:val="bottom"/>
+          </w:tcPr>
+          <w:p>
+            <w:pPr>
+              <w:pStyle w:val="Normal"/>
+              <w:widowControl w:val="false"/>
+              <w:spacing w:lineRule="auto" w:line="180"/>
+              <w:jc w:val="center"/>
+              <w:rPr>
+                <w:color w:val="000000"/>
+                <w:sz w:val="16"/>
+                <w:szCs w:val="16"/>
+              </w:rPr>
+            </w:pPr>
+            <w:r>
+              <w:rPr>
+                <w:color w:val="000000"/>
+                <w:sz w:val="16"/>
+                <w:szCs w:val="16"/>
+              </w:rPr>
+            </w:r>
+          </w:p>
+        </w:tc>
+        <w:tc>
+          <w:tcPr>
+            <w:tcW w:w="1016" w:type="dxa"/>
+            <w:tcBorders>
+              <w:top w:val="single" w:sz="4" w:space="0" w:color="000000"/>
+              <w:left w:val="single" w:sz="4" w:space="0" w:color="000000"/>
+              <w:bottom w:val="single" w:sz="4" w:space="0" w:color="000000"/>
+            </w:tcBorders>
+            <w:vAlign w:val="bottom"/>
+          </w:tcPr>
+          <w:p>
+            <w:pPr>
+              <w:pStyle w:val="Normal"/>
+              <w:widowControl w:val="false"/>
+              <w:spacing w:lineRule="auto" w:line="180"/>
+              <w:jc w:val="center"/>
+              <w:rPr>
+                <w:color w:val="000000"/>
+                <w:sz w:val="16"/>
+                <w:szCs w:val="16"/>
+              </w:rPr>
+            </w:pPr>
+            <w:r>
+              <w:rPr>
+                <w:color w:val="000000"/>
+                <w:sz w:val="16"/>
+                <w:szCs w:val="16"/>
+              </w:rPr>
+              <w:t>Train Light</w:t>
+            </w:r>
+          </w:p>
+        </w:tc>
+        <w:tc>
+          <w:tcPr>
+            <w:tcW w:w="1016" w:type="dxa"/>
+            <w:tcBorders>
+              <w:top w:val="single" w:sz="4" w:space="0" w:color="000000"/>
+              <w:left w:val="single" w:sz="4" w:space="0" w:color="000000"/>
+              <w:bottom w:val="single" w:sz="4" w:space="0" w:color="000000"/>
+            </w:tcBorders>
+            <w:vAlign w:val="bottom"/>
+          </w:tcPr>
+          <w:p>
+            <w:pPr>
+              <w:pStyle w:val="Normal"/>
+              <w:widowControl w:val="false"/>
+              <w:jc w:val="center"/>
+              <w:rPr>
+                <w:color w:val="000000"/>
+                <w:sz w:val="16"/>
+                <w:szCs w:val="16"/>
+              </w:rPr>
+            </w:pPr>
+            <w:r>
+              <w:rPr>
+                <w:color w:val="000000"/>
+                <w:sz w:val="16"/>
+                <w:szCs w:val="16"/>
+              </w:rPr>
+              <w:t>Buzzer</w:t>
+            </w:r>
+          </w:p>
+        </w:tc>
+        <w:tc>
+          <w:tcPr>
+            <w:tcW w:w="1017" w:type="dxa"/>
+            <w:tcBorders>
+              <w:top w:val="single" w:sz="4" w:space="0" w:color="000000"/>
+              <w:left w:val="single" w:sz="4" w:space="0" w:color="000000"/>
+              <w:bottom w:val="single" w:sz="4" w:space="0" w:color="000000"/>
+            </w:tcBorders>
+            <w:vAlign w:val="bottom"/>
+          </w:tcPr>
+          <w:p>
+            <w:pPr>
+              <w:pStyle w:val="Normal"/>
+              <w:widowControl w:val="false"/>
+              <w:jc w:val="center"/>
+              <w:rPr>
+                <w:color w:val="000000"/>
+                <w:sz w:val="16"/>
+                <w:szCs w:val="16"/>
+              </w:rPr>
+            </w:pPr>
+            <w:r>
+              <w:rPr>
+                <w:rFonts w:eastAsia="arial" w:ascii="arial" w:hAnsi="arial"/>
+                <w:color w:val="000000"/>
+                <w:sz w:val="16"/>
+                <w:szCs w:val="16"/>
+              </w:rPr>
+              <w:t>Snow Brake</w:t>
+            </w:r>
+          </w:p>
+        </w:tc>
+        <w:tc>
+          <w:tcPr>
+            <w:tcW w:w="1016" w:type="dxa"/>
+            <w:tcBorders>
+              <w:top w:val="single" w:sz="4" w:space="0" w:color="000000"/>
+              <w:left w:val="single" w:sz="4" w:space="0" w:color="000000"/>
+              <w:bottom w:val="single" w:sz="4" w:space="0" w:color="000000"/>
+            </w:tcBorders>
+            <w:vAlign w:val="bottom"/>
+          </w:tcPr>
+          <w:p>
+            <w:pPr>
+              <w:pStyle w:val="Normal"/>
+              <w:widowControl w:val="false"/>
+              <w:spacing w:lineRule="auto" w:line="180"/>
+              <w:jc w:val="center"/>
+              <w:rPr>
+                <w:sz w:val="16"/>
+                <w:szCs w:val="16"/>
+              </w:rPr>
+            </w:pPr>
+            <w:r>
+              <w:rPr>
+                <w:sz w:val="16"/>
+                <w:szCs w:val="16"/>
+              </w:rPr>
+            </w:r>
+          </w:p>
+        </w:tc>
+        <w:tc>
+          <w:tcPr>
+            <w:tcW w:w="1020" w:type="dxa"/>
+            <w:tcBorders>
+              <w:top w:val="single" w:sz="4" w:space="0" w:color="000000"/>
+              <w:left w:val="single" w:sz="4" w:space="0" w:color="000000"/>
+              <w:bottom w:val="single" w:sz="4" w:space="0" w:color="000000"/>
+            </w:tcBorders>
+            <w:vAlign w:val="bottom"/>
+          </w:tcPr>
+          <w:p>
+            <w:pPr>
+              <w:pStyle w:val="Normal"/>
+              <w:widowControl w:val="false"/>
+              <w:spacing w:lineRule="auto" w:line="180"/>
+              <w:jc w:val="center"/>
+              <w:rPr>
+                <w:sz w:val="16"/>
+                <w:szCs w:val="16"/>
+              </w:rPr>
+            </w:pPr>
+            <w:r>
+              <w:rPr>
+                <w:sz w:val="16"/>
+                <w:szCs w:val="16"/>
+              </w:rPr>
+              <w:t>ADU Dim Up</w:t>
+            </w:r>
+          </w:p>
+        </w:tc>
+        <w:tc>
+          <w:tcPr>
+            <w:tcW w:w="1016" w:type="dxa"/>
+            <w:tcBorders>
+              <w:top w:val="single" w:sz="4" w:space="0" w:color="000000"/>
+              <w:left w:val="single" w:sz="4" w:space="0" w:color="000000"/>
+              <w:bottom w:val="single" w:sz="4" w:space="0" w:color="000000"/>
+            </w:tcBorders>
+            <w:vAlign w:val="bottom"/>
+          </w:tcPr>
+          <w:p>
+            <w:pPr>
+              <w:pStyle w:val="Normal"/>
+              <w:widowControl w:val="false"/>
+              <w:spacing w:lineRule="auto" w:line="180"/>
+              <w:jc w:val="center"/>
+              <w:rPr>
+                <w:sz w:val="16"/>
+                <w:szCs w:val="16"/>
+              </w:rPr>
+            </w:pPr>
+            <w:r>
+              <w:rPr>
+                <w:rFonts w:eastAsia="arial" w:ascii="arial" w:hAnsi="arial"/>
+                <w:color w:val="000000"/>
+                <w:sz w:val="16"/>
+                <w:szCs w:val="16"/>
+              </w:rPr>
+              <w:t>Marker Light</w:t>
+            </w:r>
+          </w:p>
+        </w:tc>
+        <w:tc>
+          <w:tcPr>
+            <w:tcW w:w="1016" w:type="dxa"/>
+            <w:tcBorders>
+              <w:top w:val="single" w:sz="4" w:space="0" w:color="000000"/>
+              <w:left w:val="single" w:sz="4" w:space="0" w:color="000000"/>
+              <w:bottom w:val="single" w:sz="4" w:space="0" w:color="000000"/>
+            </w:tcBorders>
+            <w:vAlign w:val="bottom"/>
+          </w:tcPr>
+          <w:p>
+            <w:pPr>
+              <w:pStyle w:val="Normal"/>
+              <w:widowControl w:val="false"/>
+              <w:spacing w:lineRule="auto" w:line="180"/>
+              <w:jc w:val="center"/>
+              <w:rPr>
+                <w:sz w:val="16"/>
+                <w:szCs w:val="16"/>
+              </w:rPr>
+            </w:pPr>
+            <w:r>
+              <w:rPr>
+                <w:sz w:val="16"/>
+                <w:szCs w:val="16"/>
+              </w:rPr>
+              <w:t>Cab Light</w:t>
+            </w:r>
+          </w:p>
+        </w:tc>
+        <w:tc>
+          <w:tcPr>
+            <w:tcW w:w="1016" w:type="dxa"/>
+            <w:tcBorders>
+              <w:top w:val="single" w:sz="4" w:space="0" w:color="000000"/>
+              <w:left w:val="single" w:sz="4" w:space="0" w:color="000000"/>
+              <w:bottom w:val="single" w:sz="4" w:space="0" w:color="000000"/>
+            </w:tcBorders>
+            <w:vAlign w:val="bottom"/>
+          </w:tcPr>
+          <w:p>
+            <w:pPr>
+              <w:pStyle w:val="Normal"/>
+              <w:widowControl w:val="false"/>
+              <w:spacing w:lineRule="auto" w:line="180"/>
+              <w:jc w:val="center"/>
+              <w:rPr>
+                <w:sz w:val="16"/>
+                <w:szCs w:val="16"/>
+              </w:rPr>
+            </w:pPr>
+            <w:r>
+              <w:rPr>
+                <w:rFonts w:eastAsia="arial" w:ascii="arial" w:hAnsi="arial"/>
+                <w:color w:val="000000"/>
+                <w:sz w:val="16"/>
+                <w:szCs w:val="16"/>
+              </w:rPr>
+              <w:t>1-Person</w:t>
+            </w:r>
+          </w:p>
+        </w:tc>
+        <w:tc>
+          <w:tcPr>
+            <w:tcW w:w="1029" w:type="dxa"/>
+            <w:tcBorders>
+              <w:top w:val="single" w:sz="4" w:space="0" w:color="000000"/>
+              <w:left w:val="single" w:sz="4" w:space="0" w:color="000000"/>
+              <w:bottom w:val="single" w:sz="4" w:space="0" w:color="000000"/>
+              <w:right w:val="single" w:sz="4" w:space="0" w:color="000000"/>
+            </w:tcBorders>
+            <w:vAlign w:val="bottom"/>
+          </w:tcPr>
+          <w:p>
+            <w:pPr>
+              <w:pStyle w:val="Normal"/>
+              <w:widowControl w:val="false"/>
+              <w:spacing w:lineRule="auto" w:line="180"/>
+              <w:jc w:val="center"/>
+              <w:rPr>
+                <w:sz w:val="16"/>
+                <w:szCs w:val="16"/>
+              </w:rPr>
+            </w:pPr>
+            <w:r>
+              <w:rPr>
+                <w:rFonts w:eastAsia="arial" w:ascii="arial" w:hAnsi="arial"/>
+                <w:color w:val="000000"/>
+                <w:sz w:val="16"/>
+                <w:szCs w:val="16"/>
+              </w:rPr>
+              <w:t>Next</w:t>
+            </w:r>
+          </w:p>
+          <w:p>
+            <w:pPr>
+              <w:pStyle w:val="Normal"/>
+              <w:widowControl w:val="false"/>
+              <w:spacing w:lineRule="auto" w:line="180"/>
+              <w:jc w:val="center"/>
+              <w:rPr>
+                <w:sz w:val="16"/>
+                <w:szCs w:val="16"/>
+              </w:rPr>
+            </w:pPr>
+            <w:r>
+              <w:rPr>
+                <w:rFonts w:eastAsia="arial" w:ascii="arial" w:hAnsi="arial"/>
+                <w:color w:val="000000"/>
+                <w:sz w:val="16"/>
+                <w:szCs w:val="16"/>
+              </w:rPr>
+              <w:t>Cab Cam</w:t>
+            </w:r>
+          </w:p>
+        </w:tc>
+      </w:tr>
+    </w:tbl>
+    <w:p>
+      <w:pPr>
+        <w:pStyle w:val="Normal"/>
+        <w:rPr>
+          <w:color w:val="000000"/>
+          <w:sz w:val="16"/>
+          <w:szCs w:val="16"/>
+        </w:rPr>
+      </w:pPr>
+      <w:r>
+        <w:rPr>
+          <w:rFonts w:eastAsia="arial" w:ascii="arial" w:hAnsi="arial"/>
+          <w:color w:val="000000"/>
+          <w:sz w:val="16"/>
+          <w:szCs w:val="16"/>
+        </w:rPr>
+        <w:tab/>
+        <w:t xml:space="preserve">           M3-2</w:t>
+      </w:r>
+    </w:p>
+    <w:tbl>
+      <w:tblPr>
+        <w:tblW w:w="14248" w:type="dxa"/>
+        <w:jc w:val="left"/>
+        <w:tblInd w:w="-5" w:type="dxa"/>
+        <w:tblLayout w:type="fixed"/>
+        <w:tblCellMar>
+          <w:top w:w="0" w:type="dxa"/>
+          <w:left w:w="108" w:type="dxa"/>
+          <w:bottom w:w="0" w:type="dxa"/>
+          <w:right w:w="108" w:type="dxa"/>
+        </w:tblCellMar>
+        <w:tblLook w:firstRow="1" w:noVBand="1" w:lastRow="0" w:firstColumn="1" w:lastColumn="0" w:noHBand="0" w:val="04a0"/>
+      </w:tblPr>
+      <w:tblGrid>
+        <w:gridCol w:w="1017"/>
+        <w:gridCol w:w="1019"/>
+        <w:gridCol w:w="1014"/>
+        <w:gridCol w:w="1016"/>
+        <w:gridCol w:w="1020"/>
+        <w:gridCol w:w="1016"/>
+        <w:gridCol w:w="1016"/>
+        <w:gridCol w:w="1017"/>
+        <w:gridCol w:w="1016"/>
+        <w:gridCol w:w="1020"/>
+        <w:gridCol w:w="1016"/>
+        <w:gridCol w:w="1016"/>
+        <w:gridCol w:w="1016"/>
+        <w:gridCol w:w="1029"/>
+      </w:tblGrid>
+      <w:tr>
+        <w:trPr>
+          <w:trHeight w:val="440" w:hRule="exact"/>
+          <w:cantSplit w:val="true"/>
+        </w:trPr>
+        <w:tc>
+          <w:tcPr>
+            <w:tcW w:w="1017" w:type="dxa"/>
+            <w:tcBorders>
+              <w:top w:val="single" w:sz="4" w:space="0" w:color="000000"/>
+              <w:left w:val="single" w:sz="4" w:space="0" w:color="000000"/>
+              <w:bottom w:val="single" w:sz="4" w:space="0" w:color="000000"/>
+            </w:tcBorders>
+            <w:vAlign w:val="bottom"/>
+          </w:tcPr>
+          <w:p>
+            <w:pPr>
+              <w:pStyle w:val="Normal"/>
+              <w:widowControl w:val="false"/>
+              <w:spacing w:lineRule="auto" w:line="180" w:before="0" w:after="60"/>
+              <w:jc w:val="center"/>
+              <w:rPr>
+                <w:b/>
+                <w:bCs/>
+              </w:rPr>
+            </w:pPr>
+            <w:r>
+              <w:rPr>
+                <w:b/>
+                <w:bCs/>
+                <w:color w:val="000000"/>
+                <w:sz w:val="16"/>
+                <w:szCs w:val="16"/>
+              </w:rPr>
+              <w:t>HUD</w:t>
+            </w:r>
+          </w:p>
+        </w:tc>
+        <w:tc>
+          <w:tcPr>
+            <w:tcW w:w="1019" w:type="dxa"/>
+            <w:tcBorders>
+              <w:top w:val="single" w:sz="4" w:space="0" w:color="000000"/>
+              <w:left w:val="single" w:sz="4" w:space="0" w:color="000000"/>
+              <w:bottom w:val="single" w:sz="4" w:space="0" w:color="000000"/>
+            </w:tcBorders>
+            <w:vAlign w:val="bottom"/>
+          </w:tcPr>
+          <w:p>
+            <w:pPr>
+              <w:pStyle w:val="Normal"/>
+              <w:widowControl w:val="false"/>
+              <w:spacing w:lineRule="auto" w:line="180"/>
+              <w:jc w:val="center"/>
+              <w:rPr>
+                <w:color w:val="000000"/>
+                <w:sz w:val="16"/>
+                <w:szCs w:val="16"/>
+              </w:rPr>
+            </w:pPr>
+            <w:r>
+              <w:rPr>
+                <w:color w:val="000000"/>
+                <w:sz w:val="16"/>
+                <w:szCs w:val="16"/>
+              </w:rPr>
+              <w:t>Schedule</w:t>
+            </w:r>
+          </w:p>
+        </w:tc>
+        <w:tc>
+          <w:tcPr>
+            <w:tcW w:w="1014" w:type="dxa"/>
+            <w:tcBorders>
+              <w:top w:val="single" w:sz="4" w:space="0" w:color="000000"/>
+              <w:left w:val="single" w:sz="4" w:space="0" w:color="000000"/>
+              <w:bottom w:val="single" w:sz="4" w:space="0" w:color="000000"/>
+            </w:tcBorders>
+            <w:vAlign w:val="bottom"/>
+          </w:tcPr>
+          <w:p>
+            <w:pPr>
+              <w:pStyle w:val="Normal"/>
+              <w:widowControl w:val="false"/>
+              <w:spacing w:lineRule="auto" w:line="180"/>
+              <w:jc w:val="center"/>
+              <w:rPr>
+                <w:sz w:val="16"/>
+                <w:szCs w:val="16"/>
+              </w:rPr>
+            </w:pPr>
+            <w:r>
+              <w:rPr>
+                <w:sz w:val="16"/>
+                <w:szCs w:val="16"/>
+              </w:rPr>
+            </w:r>
+          </w:p>
+        </w:tc>
+        <w:tc>
+          <w:tcPr>
+            <w:tcW w:w="1016" w:type="dxa"/>
+            <w:tcBorders>
+              <w:top w:val="single" w:sz="4" w:space="0" w:color="000000"/>
+              <w:left w:val="single" w:sz="4" w:space="0" w:color="000000"/>
+              <w:bottom w:val="single" w:sz="4" w:space="0" w:color="000000"/>
+            </w:tcBorders>
+            <w:vAlign w:val="bottom"/>
+          </w:tcPr>
+          <w:p>
+            <w:pPr>
+              <w:pStyle w:val="Normal"/>
+              <w:widowControl w:val="false"/>
+              <w:spacing w:lineRule="auto" w:line="180"/>
+              <w:jc w:val="center"/>
+              <w:rPr>
+                <w:color w:val="000000"/>
+                <w:sz w:val="16"/>
+                <w:szCs w:val="16"/>
+              </w:rPr>
+            </w:pPr>
+            <w:r>
+              <w:rPr>
+                <w:color w:val="000000"/>
+                <w:sz w:val="16"/>
+                <w:szCs w:val="16"/>
+              </w:rPr>
+              <w:t>Alerter/Deadman</w:t>
+            </w:r>
+          </w:p>
+        </w:tc>
+        <w:tc>
+          <w:tcPr>
+            <w:tcW w:w="1020" w:type="dxa"/>
+            <w:tcBorders>
+              <w:top w:val="single" w:sz="4" w:space="0" w:color="000000"/>
+              <w:left w:val="single" w:sz="4" w:space="0" w:color="000000"/>
+              <w:bottom w:val="single" w:sz="4" w:space="0" w:color="000000"/>
+            </w:tcBorders>
+            <w:vAlign w:val="bottom"/>
+          </w:tcPr>
+          <w:p>
+            <w:pPr>
+              <w:pStyle w:val="Normal"/>
+              <w:widowControl w:val="false"/>
+              <w:spacing w:lineRule="auto" w:line="180"/>
+              <w:jc w:val="center"/>
+              <w:rPr>
+                <w:color w:val="000000"/>
+                <w:sz w:val="16"/>
+                <w:szCs w:val="16"/>
+              </w:rPr>
+            </w:pPr>
+            <w:r>
+              <w:rPr>
+                <w:color w:val="000000"/>
+                <w:sz w:val="16"/>
+                <w:szCs w:val="16"/>
+              </w:rPr>
+            </w:r>
+          </w:p>
+        </w:tc>
+        <w:tc>
+          <w:tcPr>
+            <w:tcW w:w="1016" w:type="dxa"/>
+            <w:tcBorders>
+              <w:top w:val="single" w:sz="4" w:space="0" w:color="000000"/>
+              <w:left w:val="single" w:sz="4" w:space="0" w:color="000000"/>
+              <w:bottom w:val="single" w:sz="4" w:space="0" w:color="000000"/>
+            </w:tcBorders>
+            <w:vAlign w:val="bottom"/>
+          </w:tcPr>
+          <w:p>
+            <w:pPr>
+              <w:pStyle w:val="Normal"/>
+              <w:widowControl w:val="false"/>
+              <w:spacing w:lineRule="auto" w:line="180"/>
+              <w:jc w:val="center"/>
+              <w:rPr>
+                <w:color w:val="000000"/>
+                <w:sz w:val="16"/>
+                <w:szCs w:val="16"/>
+              </w:rPr>
+            </w:pPr>
+            <w:r>
+              <w:rPr>
+                <w:color w:val="000000"/>
+                <w:sz w:val="16"/>
+                <w:szCs w:val="16"/>
+              </w:rPr>
+              <w:t>Charge Brake</w:t>
+            </w:r>
+          </w:p>
+        </w:tc>
+        <w:tc>
+          <w:tcPr>
+            <w:tcW w:w="1016" w:type="dxa"/>
+            <w:tcBorders>
+              <w:top w:val="single" w:sz="4" w:space="0" w:color="000000"/>
+              <w:left w:val="single" w:sz="4" w:space="0" w:color="000000"/>
+              <w:bottom w:val="single" w:sz="4" w:space="0" w:color="000000"/>
+            </w:tcBorders>
+            <w:vAlign w:val="bottom"/>
+          </w:tcPr>
+          <w:p>
+            <w:pPr>
+              <w:pStyle w:val="Normal"/>
+              <w:widowControl w:val="false"/>
+              <w:jc w:val="center"/>
+              <w:rPr>
+                <w:sz w:val="16"/>
+                <w:szCs w:val="16"/>
+              </w:rPr>
+            </w:pPr>
+            <w:r>
+              <w:rPr>
+                <w:sz w:val="16"/>
+                <w:szCs w:val="16"/>
+              </w:rPr>
+            </w:r>
+          </w:p>
+        </w:tc>
+        <w:tc>
+          <w:tcPr>
+            <w:tcW w:w="1017" w:type="dxa"/>
+            <w:tcBorders>
+              <w:top w:val="single" w:sz="4" w:space="0" w:color="000000"/>
+              <w:left w:val="single" w:sz="4" w:space="0" w:color="000000"/>
+              <w:bottom w:val="single" w:sz="4" w:space="0" w:color="000000"/>
+            </w:tcBorders>
+            <w:vAlign w:val="bottom"/>
+          </w:tcPr>
+          <w:p>
+            <w:pPr>
+              <w:pStyle w:val="Normal"/>
+              <w:widowControl w:val="false"/>
+              <w:jc w:val="center"/>
+              <w:rPr>
+                <w:sz w:val="16"/>
+                <w:szCs w:val="16"/>
+              </w:rPr>
+            </w:pPr>
+            <w:r>
+              <w:rPr>
+                <w:sz w:val="16"/>
+                <w:szCs w:val="16"/>
+              </w:rPr>
+            </w:r>
+          </w:p>
+        </w:tc>
+        <w:tc>
+          <w:tcPr>
+            <w:tcW w:w="1016" w:type="dxa"/>
+            <w:tcBorders>
+              <w:top w:val="single" w:sz="4" w:space="0" w:color="000000"/>
+              <w:left w:val="single" w:sz="4" w:space="0" w:color="000000"/>
+              <w:bottom w:val="single" w:sz="4" w:space="0" w:color="000000"/>
+            </w:tcBorders>
+            <w:vAlign w:val="bottom"/>
+          </w:tcPr>
+          <w:p>
+            <w:pPr>
+              <w:pStyle w:val="Normal"/>
+              <w:widowControl w:val="false"/>
+              <w:spacing w:lineRule="auto" w:line="180"/>
+              <w:jc w:val="center"/>
+              <w:rPr>
+                <w:sz w:val="16"/>
+                <w:szCs w:val="16"/>
+              </w:rPr>
+            </w:pPr>
+            <w:r>
+              <w:rPr>
+                <w:sz w:val="16"/>
+                <w:szCs w:val="16"/>
+              </w:rPr>
+            </w:r>
+          </w:p>
+        </w:tc>
+        <w:tc>
+          <w:tcPr>
+            <w:tcW w:w="1020" w:type="dxa"/>
+            <w:tcBorders>
+              <w:top w:val="single" w:sz="4" w:space="0" w:color="000000"/>
+              <w:left w:val="single" w:sz="4" w:space="0" w:color="000000"/>
+              <w:bottom w:val="single" w:sz="4" w:space="0" w:color="000000"/>
+            </w:tcBorders>
+            <w:vAlign w:val="bottom"/>
+          </w:tcPr>
+          <w:p>
+            <w:pPr>
+              <w:pStyle w:val="Normal"/>
+              <w:widowControl w:val="false"/>
+              <w:spacing w:lineRule="auto" w:line="180"/>
+              <w:jc w:val="center"/>
+              <w:rPr>
+                <w:sz w:val="16"/>
+                <w:szCs w:val="16"/>
+              </w:rPr>
+            </w:pPr>
+            <w:r>
+              <w:rPr>
+                <w:rFonts w:eastAsia="arial" w:ascii="arial" w:hAnsi="arial"/>
+                <w:color w:val="000000"/>
+                <w:sz w:val="16"/>
+                <w:szCs w:val="16"/>
+              </w:rPr>
+              <w:t>ADU Dim Down</w:t>
+            </w:r>
+          </w:p>
+        </w:tc>
+        <w:tc>
+          <w:tcPr>
+            <w:tcW w:w="1016" w:type="dxa"/>
+            <w:tcBorders>
+              <w:top w:val="single" w:sz="4" w:space="0" w:color="000000"/>
+              <w:left w:val="single" w:sz="4" w:space="0" w:color="000000"/>
+              <w:bottom w:val="single" w:sz="4" w:space="0" w:color="000000"/>
+            </w:tcBorders>
+            <w:vAlign w:val="bottom"/>
+          </w:tcPr>
+          <w:p>
+            <w:pPr>
+              <w:pStyle w:val="Normal"/>
+              <w:widowControl w:val="false"/>
+              <w:jc w:val="center"/>
+              <w:rPr>
+                <w:sz w:val="16"/>
+                <w:szCs w:val="16"/>
+              </w:rPr>
+            </w:pPr>
+            <w:r>
+              <w:rPr>
+                <w:sz w:val="16"/>
+                <w:szCs w:val="16"/>
+              </w:rPr>
+            </w:r>
+          </w:p>
+        </w:tc>
+        <w:tc>
+          <w:tcPr>
+            <w:tcW w:w="1016" w:type="dxa"/>
+            <w:tcBorders>
+              <w:top w:val="single" w:sz="4" w:space="0" w:color="000000"/>
+              <w:left w:val="single" w:sz="4" w:space="0" w:color="000000"/>
+              <w:bottom w:val="single" w:sz="4" w:space="0" w:color="000000"/>
+            </w:tcBorders>
+            <w:vAlign w:val="bottom"/>
+          </w:tcPr>
+          <w:p>
+            <w:pPr>
+              <w:pStyle w:val="Normal"/>
+              <w:widowControl w:val="false"/>
+              <w:spacing w:lineRule="auto" w:line="180"/>
+              <w:jc w:val="center"/>
+              <w:rPr>
+                <w:sz w:val="16"/>
+                <w:szCs w:val="16"/>
+              </w:rPr>
+            </w:pPr>
+            <w:r>
+              <w:rPr>
+                <w:color w:val="000000"/>
+                <w:sz w:val="16"/>
+                <w:szCs w:val="16"/>
+              </w:rPr>
+              <w:t>Uncouple</w:t>
+            </w:r>
+          </w:p>
+        </w:tc>
+        <w:tc>
+          <w:tcPr>
+            <w:tcW w:w="1016" w:type="dxa"/>
+            <w:tcBorders>
+              <w:top w:val="single" w:sz="4" w:space="0" w:color="000000"/>
+              <w:left w:val="single" w:sz="4" w:space="0" w:color="000000"/>
+              <w:bottom w:val="single" w:sz="4" w:space="0" w:color="000000"/>
+            </w:tcBorders>
+            <w:vAlign w:val="bottom"/>
+          </w:tcPr>
+          <w:p>
+            <w:pPr>
+              <w:pStyle w:val="Normal"/>
+              <w:widowControl w:val="false"/>
+              <w:spacing w:lineRule="auto" w:line="180"/>
+              <w:jc w:val="center"/>
+              <w:rPr>
+                <w:sz w:val="16"/>
+                <w:szCs w:val="16"/>
+              </w:rPr>
+            </w:pPr>
+            <w:r>
+              <w:rPr>
+                <w:rFonts w:eastAsia="arial" w:ascii="arial" w:hAnsi="arial"/>
+                <w:color w:val="000000"/>
+                <w:sz w:val="16"/>
+                <w:szCs w:val="16"/>
+              </w:rPr>
+              <w:t>Exterior</w:t>
+            </w:r>
+          </w:p>
+          <w:p>
+            <w:pPr>
+              <w:pStyle w:val="Normal"/>
+              <w:widowControl w:val="false"/>
+              <w:spacing w:lineRule="auto" w:line="180"/>
+              <w:jc w:val="center"/>
+              <w:rPr>
+                <w:sz w:val="16"/>
+                <w:szCs w:val="16"/>
+              </w:rPr>
+            </w:pPr>
+            <w:r>
+              <w:rPr>
+                <w:rFonts w:eastAsia="arial" w:ascii="arial" w:hAnsi="arial"/>
+                <w:color w:val="000000"/>
+                <w:sz w:val="16"/>
+                <w:szCs w:val="16"/>
+              </w:rPr>
+              <w:t>Camera</w:t>
+            </w:r>
+          </w:p>
+        </w:tc>
+        <w:tc>
+          <w:tcPr>
+            <w:tcW w:w="1029" w:type="dxa"/>
+            <w:tcBorders>
+              <w:top w:val="single" w:sz="4" w:space="0" w:color="000000"/>
+              <w:left w:val="single" w:sz="4" w:space="0" w:color="000000"/>
+              <w:bottom w:val="single" w:sz="4" w:space="0" w:color="000000"/>
+              <w:right w:val="single" w:sz="4" w:space="0" w:color="000000"/>
+            </w:tcBorders>
+            <w:vAlign w:val="bottom"/>
+          </w:tcPr>
+          <w:p>
+            <w:pPr>
+              <w:pStyle w:val="Normal"/>
+              <w:widowControl w:val="false"/>
+              <w:spacing w:lineRule="auto" w:line="180"/>
+              <w:jc w:val="center"/>
+              <w:rPr>
+                <w:sz w:val="16"/>
+                <w:szCs w:val="16"/>
+              </w:rPr>
+            </w:pPr>
+            <w:r>
+              <w:rPr>
+                <w:rFonts w:eastAsia="arial" w:ascii="arial" w:hAnsi="arial"/>
+                <w:color w:val="000000"/>
+                <w:sz w:val="16"/>
+                <w:szCs w:val="16"/>
+              </w:rPr>
+              <w:t>Prev</w:t>
+            </w:r>
+          </w:p>
+          <w:p>
+            <w:pPr>
+              <w:pStyle w:val="Normal"/>
+              <w:widowControl w:val="false"/>
+              <w:spacing w:lineRule="auto" w:line="180"/>
+              <w:jc w:val="center"/>
+              <w:rPr>
+                <w:sz w:val="16"/>
+                <w:szCs w:val="16"/>
+              </w:rPr>
+            </w:pPr>
+            <w:r>
+              <w:rPr>
+                <w:rFonts w:eastAsia="arial" w:ascii="arial" w:hAnsi="arial"/>
+                <w:color w:val="000000"/>
+                <w:sz w:val="16"/>
+                <w:szCs w:val="16"/>
+              </w:rPr>
+              <w:t>Cab Cam</w:t>
+            </w:r>
+          </w:p>
+        </w:tc>
+      </w:tr>
+    </w:tbl>
+    <w:p>
+      <w:pPr>
+        <w:pStyle w:val="Normal"/>
+        <w:rPr>
+          <w:color w:val="000000"/>
+          <w:sz w:val="16"/>
+          <w:szCs w:val="16"/>
+        </w:rPr>
+      </w:pPr>
+      <w:r>
+        <w:rPr>
+          <w:color w:val="000000"/>
+          <w:sz w:val="16"/>
+          <w:szCs w:val="16"/>
+        </w:rPr>
+      </w:r>
+    </w:p>
+    <w:p>
+      <w:pPr>
+        <w:pStyle w:val="Normal"/>
+        <w:rPr>
+          <w:color w:val="000000"/>
+          <w:sz w:val="16"/>
+          <w:szCs w:val="16"/>
+        </w:rPr>
+      </w:pPr>
+      <w:r>
+        <w:rPr>
+          <w:color w:val="000000"/>
+          <w:sz w:val="16"/>
+          <w:szCs w:val="16"/>
+        </w:rPr>
+        <w:tab/>
+        <w:t xml:space="preserve">       </w:t>
       </w:r>
       <w:r>
         <w:rPr>
@@ -36565,7 +37631,16 @@
           <w:sz w:val="16"/>
           <w:szCs w:val="16"/>
         </w:rPr>
-        <w:t>M3</w:t>
+        <w:t xml:space="preserve">    M</w:t>
+      </w:r>
+      <w:r>
+        <w:rPr>
+          <w:rFonts w:eastAsia="arial" w:ascii="arial" w:hAnsi="arial"/>
+          <w:color w:val="000000"/>
+          <w:sz w:val="16"/>
+          <w:szCs w:val="16"/>
+        </w:rPr>
+        <w:t>7</w:t>
       </w:r>
       <w:r>
         <w:rPr>
@@ -36702,6 +37777,109 @@
               </w:rPr>
             </w:pPr>
             <w:r>
+              <w:rPr>
+                <w:rFonts w:eastAsia="arial" w:ascii="arial" w:hAnsi="arial"/>
+                <w:color w:val="000000"/>
+                <w:sz w:val="16"/>
+                <w:szCs w:val="16"/>
+              </w:rPr>
+            </w:r>
+          </w:p>
+        </w:tc>
+        <w:tc>
+          <w:tcPr>
+            <w:tcW w:w="1016" w:type="dxa"/>
+            <w:tcBorders>
+              <w:top w:val="single" w:sz="4" w:space="0" w:color="000000"/>
+              <w:left w:val="single" w:sz="4" w:space="0" w:color="000000"/>
+              <w:bottom w:val="single" w:sz="4" w:space="0" w:color="000000"/>
+            </w:tcBorders>
+            <w:vAlign w:val="bottom"/>
+          </w:tcPr>
+          <w:p>
+            <w:pPr>
+              <w:pStyle w:val="Normal"/>
+              <w:widowControl w:val="false"/>
+              <w:spacing w:lineRule="auto" w:line="180"/>
+              <w:jc w:val="center"/>
+              <w:rPr>
+                <w:color w:val="000000"/>
+                <w:sz w:val="16"/>
+                <w:szCs w:val="16"/>
+              </w:rPr>
+            </w:pPr>
+            <w:r>
+              <w:rPr>
+                <w:color w:val="000000"/>
+                <w:sz w:val="16"/>
+                <w:szCs w:val="16"/>
+              </w:rPr>
+              <w:t>AT</w:t>
+            </w:r>
+            <w:r>
+              <w:rPr>
+                <w:color w:val="000000"/>
+                <w:sz w:val="16"/>
+                <w:szCs w:val="16"/>
+              </w:rPr>
+              <w:t>C/ACSES</w:t>
+            </w:r>
+          </w:p>
+        </w:tc>
+        <w:tc>
+          <w:tcPr>
+            <w:tcW w:w="1020" w:type="dxa"/>
+            <w:tcBorders>
+              <w:top w:val="single" w:sz="4" w:space="0" w:color="000000"/>
+              <w:left w:val="single" w:sz="4" w:space="0" w:color="000000"/>
+              <w:bottom w:val="single" w:sz="4" w:space="0" w:color="000000"/>
+            </w:tcBorders>
+            <w:vAlign w:val="bottom"/>
+          </w:tcPr>
+          <w:p>
+            <w:pPr>
+              <w:pStyle w:val="Normal"/>
+              <w:widowControl w:val="false"/>
+              <w:spacing w:lineRule="auto" w:line="180"/>
+              <w:jc w:val="center"/>
+              <w:rPr>
+                <w:color w:val="000000"/>
+                <w:sz w:val="16"/>
+                <w:szCs w:val="16"/>
+              </w:rPr>
+            </w:pPr>
+            <w:r>
+              <w:rPr>
+                <w:color w:val="000000"/>
+                <w:sz w:val="16"/>
+                <w:szCs w:val="16"/>
+              </w:rPr>
+            </w:r>
+          </w:p>
+        </w:tc>
+        <w:tc>
+          <w:tcPr>
+            <w:tcW w:w="1016" w:type="dxa"/>
+            <w:tcBorders>
+              <w:top w:val="single" w:sz="4" w:space="0" w:color="000000"/>
+              <w:left w:val="single" w:sz="4" w:space="0" w:color="000000"/>
+              <w:bottom w:val="single" w:sz="4" w:space="0" w:color="000000"/>
+            </w:tcBorders>
+            <w:vAlign w:val="bottom"/>
+          </w:tcPr>
+          <w:p>
+            <w:pPr>
+              <w:pStyle w:val="Normal"/>
+              <w:widowControl w:val="false"/>
+              <w:spacing w:lineRule="auto" w:line="180"/>
+              <w:jc w:val="center"/>
+              <w:rPr>
+                <w:color w:val="000000"/>
+                <w:sz w:val="16"/>
+                <w:szCs w:val="16"/>
+              </w:rPr>
+            </w:pPr>
+            <w:r>
               <w:rPr/>
             </w:r>
           </w:p>
@@ -36720,21 +37898,82 @@
             <w:pPr>
               <w:pStyle w:val="Normal"/>
               <w:widowControl w:val="false"/>
-              <w:spacing w:lineRule="auto" w:line="180"/>
-              <w:jc w:val="center"/>
-              <w:rPr>
-                <w:color w:val="000000"/>
-                <w:sz w:val="16"/>
-                <w:szCs w:val="16"/>
-              </w:rPr>
-            </w:pPr>
-            <w:r>
-              <w:rPr>
-                <w:color w:val="000000"/>
-                <w:sz w:val="16"/>
-                <w:szCs w:val="16"/>
-              </w:rPr>
-              <w:t>ATC/ACSES</w:t>
+              <w:jc w:val="center"/>
+              <w:rPr>
+                <w:color w:val="000000"/>
+                <w:sz w:val="16"/>
+                <w:szCs w:val="16"/>
+              </w:rPr>
+            </w:pPr>
+            <w:r>
+              <w:rPr>
+                <w:color w:val="000000"/>
+                <w:sz w:val="16"/>
+                <w:szCs w:val="16"/>
+              </w:rPr>
+              <w:t>Buzzer</w:t>
+            </w:r>
+          </w:p>
+        </w:tc>
+        <w:tc>
+          <w:tcPr>
+            <w:tcW w:w="1017" w:type="dxa"/>
+            <w:tcBorders>
+              <w:top w:val="single" w:sz="4" w:space="0" w:color="000000"/>
+              <w:left w:val="single" w:sz="4" w:space="0" w:color="000000"/>
+              <w:bottom w:val="single" w:sz="4" w:space="0" w:color="000000"/>
+            </w:tcBorders>
+            <w:vAlign w:val="bottom"/>
+          </w:tcPr>
+          <w:p>
+            <w:pPr>
+              <w:pStyle w:val="Normal"/>
+              <w:widowControl w:val="false"/>
+              <w:jc w:val="center"/>
+              <w:rPr>
+                <w:color w:val="000000"/>
+                <w:sz w:val="16"/>
+                <w:szCs w:val="16"/>
+              </w:rPr>
+            </w:pPr>
+            <w:r>
+              <w:rPr>
+                <w:rFonts w:eastAsia="arial" w:ascii="arial" w:hAnsi="arial"/>
+                <w:color w:val="000000"/>
+                <w:sz w:val="16"/>
+                <w:szCs w:val="16"/>
+              </w:rPr>
+              <w:t>Snow Brake</w:t>
+            </w:r>
+          </w:p>
+        </w:tc>
+        <w:tc>
+          <w:tcPr>
+            <w:tcW w:w="1016" w:type="dxa"/>
+            <w:tcBorders>
+              <w:top w:val="single" w:sz="4" w:space="0" w:color="000000"/>
+              <w:left w:val="single" w:sz="4" w:space="0" w:color="000000"/>
+              <w:bottom w:val="single" w:sz="4" w:space="0" w:color="000000"/>
+            </w:tcBorders>
+            <w:vAlign w:val="bottom"/>
+          </w:tcPr>
+          <w:p>
+            <w:pPr>
+              <w:pStyle w:val="Normal"/>
+              <w:widowControl w:val="false"/>
+              <w:spacing w:lineRule="auto" w:line="180"/>
+              <w:jc w:val="center"/>
+              <w:rPr>
+                <w:sz w:val="16"/>
+                <w:szCs w:val="16"/>
+              </w:rPr>
+            </w:pPr>
+            <w:r>
+              <w:rPr>
+                <w:sz w:val="16"/>
+                <w:szCs w:val="16"/>
+              </w:rPr>
+              <w:t>Desk Light Up</w:t>
             </w:r>
           </w:p>
         </w:tc>
@@ -36755,199 +37994,55 @@
               <w:spacing w:lineRule="auto" w:line="180"/>
               <w:jc w:val="center"/>
               <w:rPr>
-                <w:color w:val="000000"/>
-                <w:sz w:val="16"/>
-                <w:szCs w:val="16"/>
-              </w:rPr>
-            </w:pPr>
-            <w:r>
-              <w:rPr/>
-            </w:r>
-          </w:p>
-        </w:tc>
-        <w:tc>
-          <w:tcPr>
-            <w:tcW w:w="1016" w:type="dxa"/>
-            <w:tcBorders>
-              <w:top w:val="single" w:sz="4" w:space="0" w:color="000000"/>
-              <w:left w:val="single" w:sz="4" w:space="0" w:color="000000"/>
-              <w:bottom w:val="single" w:sz="4" w:space="0" w:color="000000"/>
-            </w:tcBorders>
-            <w:vAlign w:val="bottom"/>
-          </w:tcPr>
-          <w:p>
-            <w:pPr>
-              <w:pStyle w:val="Normal"/>
-              <w:widowControl w:val="false"/>
-              <w:spacing w:lineRule="auto" w:line="180"/>
-              <w:jc w:val="center"/>
-              <w:rPr>
-                <w:color w:val="000000"/>
-                <w:sz w:val="16"/>
-                <w:szCs w:val="16"/>
-              </w:rPr>
-            </w:pPr>
-            <w:r>
-              <w:rPr>
-                <w:color w:val="000000"/>
-                <w:sz w:val="16"/>
-                <w:szCs w:val="16"/>
-              </w:rPr>
-              <w:t>Train Light</w:t>
-            </w:r>
-          </w:p>
-        </w:tc>
-        <w:tc>
-          <w:tcPr>
-            <w:tcW w:w="1016" w:type="dxa"/>
-            <w:tcBorders>
-              <w:top w:val="single" w:sz="4" w:space="0" w:color="000000"/>
-              <w:left w:val="single" w:sz="4" w:space="0" w:color="000000"/>
-              <w:bottom w:val="single" w:sz="4" w:space="0" w:color="000000"/>
-            </w:tcBorders>
-            <w:vAlign w:val="bottom"/>
-          </w:tcPr>
-          <w:p>
-            <w:pPr>
-              <w:pStyle w:val="Normal"/>
-              <w:widowControl w:val="false"/>
-              <w:jc w:val="center"/>
-              <w:rPr>
-                <w:color w:val="000000"/>
-                <w:sz w:val="16"/>
-                <w:szCs w:val="16"/>
-              </w:rPr>
-            </w:pPr>
-            <w:r>
-              <w:rPr>
-                <w:color w:val="000000"/>
-                <w:sz w:val="16"/>
-                <w:szCs w:val="16"/>
-              </w:rPr>
-              <w:t>Buzzer</w:t>
-            </w:r>
-          </w:p>
-        </w:tc>
-        <w:tc>
-          <w:tcPr>
-            <w:tcW w:w="1017" w:type="dxa"/>
-            <w:tcBorders>
-              <w:top w:val="single" w:sz="4" w:space="0" w:color="000000"/>
-              <w:left w:val="single" w:sz="4" w:space="0" w:color="000000"/>
-              <w:bottom w:val="single" w:sz="4" w:space="0" w:color="000000"/>
-            </w:tcBorders>
-            <w:vAlign w:val="bottom"/>
-          </w:tcPr>
-          <w:p>
-            <w:pPr>
-              <w:pStyle w:val="Normal"/>
-              <w:widowControl w:val="false"/>
-              <w:jc w:val="center"/>
-              <w:rPr>
-                <w:color w:val="000000"/>
-                <w:sz w:val="16"/>
-                <w:szCs w:val="16"/>
-              </w:rPr>
-            </w:pPr>
-            <w:r>
-              <w:rPr>
-                <w:rFonts w:eastAsia="arial" w:ascii="arial" w:hAnsi="arial"/>
-                <w:color w:val="000000"/>
-                <w:sz w:val="16"/>
-                <w:szCs w:val="16"/>
-              </w:rPr>
-              <w:t>Snow Brake</w:t>
-            </w:r>
-          </w:p>
-        </w:tc>
-        <w:tc>
-          <w:tcPr>
-            <w:tcW w:w="1016" w:type="dxa"/>
-            <w:tcBorders>
-              <w:top w:val="single" w:sz="4" w:space="0" w:color="000000"/>
-              <w:left w:val="single" w:sz="4" w:space="0" w:color="000000"/>
-              <w:bottom w:val="single" w:sz="4" w:space="0" w:color="000000"/>
-            </w:tcBorders>
-            <w:vAlign w:val="bottom"/>
-          </w:tcPr>
-          <w:p>
-            <w:pPr>
-              <w:pStyle w:val="Normal"/>
-              <w:widowControl w:val="false"/>
-              <w:spacing w:lineRule="auto" w:line="180"/>
-              <w:jc w:val="center"/>
-              <w:rPr>
-                <w:sz w:val="16"/>
-                <w:szCs w:val="16"/>
-              </w:rPr>
-            </w:pPr>
-            <w:r>
-              <w:rPr>
-                <w:sz w:val="16"/>
-                <w:szCs w:val="16"/>
-              </w:rPr>
-            </w:r>
-          </w:p>
-        </w:tc>
-        <w:tc>
-          <w:tcPr>
-            <w:tcW w:w="1020" w:type="dxa"/>
-            <w:tcBorders>
-              <w:top w:val="single" w:sz="4" w:space="0" w:color="000000"/>
-              <w:left w:val="single" w:sz="4" w:space="0" w:color="000000"/>
-              <w:bottom w:val="single" w:sz="4" w:space="0" w:color="000000"/>
-            </w:tcBorders>
-            <w:vAlign w:val="bottom"/>
-          </w:tcPr>
-          <w:p>
-            <w:pPr>
-              <w:pStyle w:val="Normal"/>
-              <w:widowControl w:val="false"/>
-              <w:spacing w:lineRule="auto" w:line="180"/>
-              <w:jc w:val="center"/>
-              <w:rPr>
-                <w:sz w:val="16"/>
-                <w:szCs w:val="16"/>
-              </w:rPr>
-            </w:pPr>
-            <w:r>
-              <w:rPr>
-                <w:sz w:val="16"/>
-                <w:szCs w:val="16"/>
-              </w:rPr>
-              <w:t>ADU Dim Up</w:t>
-            </w:r>
-          </w:p>
-        </w:tc>
-        <w:tc>
-          <w:tcPr>
-            <w:tcW w:w="1016" w:type="dxa"/>
-            <w:tcBorders>
-              <w:top w:val="single" w:sz="4" w:space="0" w:color="000000"/>
-              <w:left w:val="single" w:sz="4" w:space="0" w:color="000000"/>
-              <w:bottom w:val="single" w:sz="4" w:space="0" w:color="000000"/>
-            </w:tcBorders>
-            <w:vAlign w:val="bottom"/>
-          </w:tcPr>
-          <w:p>
-            <w:pPr>
-              <w:pStyle w:val="Normal"/>
-              <w:widowControl w:val="false"/>
-              <w:spacing w:lineRule="auto" w:line="180"/>
-              <w:jc w:val="center"/>
-              <w:rPr>
-                <w:sz w:val="16"/>
-                <w:szCs w:val="16"/>
-              </w:rPr>
-            </w:pPr>
-            <w:r>
-              <w:rPr>
-                <w:rFonts w:eastAsia="arial" w:ascii="arial" w:hAnsi="arial"/>
-                <w:color w:val="000000"/>
-                <w:sz w:val="16"/>
-                <w:szCs w:val="16"/>
-              </w:rPr>
-              <w:t>Marker Light</w:t>
+                <w:sz w:val="16"/>
+                <w:szCs w:val="16"/>
+              </w:rPr>
+            </w:pPr>
+            <w:r>
+              <w:rPr>
+                <w:sz w:val="16"/>
+                <w:szCs w:val="16"/>
+              </w:rPr>
+              <w:t>Gauge Light</w:t>
+            </w:r>
+            <w:r>
+              <w:rPr>
+                <w:sz w:val="16"/>
+                <w:szCs w:val="16"/>
+              </w:rPr>
+              <w:t xml:space="preserve"> Up</w:t>
+            </w:r>
+          </w:p>
+        </w:tc>
+        <w:tc>
+          <w:tcPr>
+            <w:tcW w:w="1016" w:type="dxa"/>
+            <w:tcBorders>
+ 